--- a/MemoriaTFG-IvanMartinNieto.docx
+++ b/MemoriaTFG-IvanMartinNieto.docx
@@ -223,6 +223,58 @@
     </w:p>
     <w:p>
       <w:pPr>
+        <w:pStyle w:val="Caption"/>
+        <w:jc w:val="center"/>
+        <w:rPr>
+          <w:color w:val="A6A6A6" w:themeColor="background1" w:themeShade="A6"/>
+        </w:rPr>
+      </w:pPr>
+      <w:r>
+        <w:rPr>
+          <w:color w:val="A6A6A6" w:themeColor="background1" w:themeShade="A6"/>
+        </w:rPr>
+        <w:t xml:space="preserve">Figura </w:t>
+      </w:r>
+      <w:r>
+        <w:rPr>
+          <w:color w:val="A6A6A6" w:themeColor="background1" w:themeShade="A6"/>
+        </w:rPr>
+        <w:fldChar w:fldCharType="begin"/>
+      </w:r>
+      <w:r>
+        <w:rPr>
+          <w:color w:val="A6A6A6" w:themeColor="background1" w:themeShade="A6"/>
+        </w:rPr>
+        <w:instrText xml:space="preserve"> SEQ Figura \* ARABIC </w:instrText>
+      </w:r>
+      <w:r>
+        <w:rPr>
+          <w:color w:val="A6A6A6" w:themeColor="background1" w:themeShade="A6"/>
+        </w:rPr>
+        <w:fldChar w:fldCharType="separate"/>
+      </w:r>
+      <w:r>
+        <w:rPr>
+          <w:noProof/>
+          <w:color w:val="A6A6A6" w:themeColor="background1" w:themeShade="A6"/>
+        </w:rPr>
+        <w:t>1</w:t>
+      </w:r>
+      <w:r>
+        <w:rPr>
+          <w:color w:val="A6A6A6" w:themeColor="background1" w:themeShade="A6"/>
+        </w:rPr>
+        <w:fldChar w:fldCharType="end"/>
+      </w:r>
+      <w:r>
+        <w:rPr>
+          <w:color w:val="A6A6A6" w:themeColor="background1" w:themeShade="A6"/>
+        </w:rPr>
+        <w:t>. Logo Ianuarius</w:t>
+      </w:r>
+    </w:p>
+    <w:p>
+      <w:pPr>
         <w:tabs>
           <w:tab w:val="center" w:pos="4678"/>
         </w:tabs>
@@ -283,7 +335,7 @@
           <w:noProof/>
         </w:rPr>
         <w:drawing>
-          <wp:anchor distT="0" distB="0" distL="114300" distR="114300" simplePos="0" relativeHeight="251658240" behindDoc="0" locked="0" layoutInCell="1" allowOverlap="1" wp14:anchorId="50D1A5F3" wp14:editId="15D82E27">
+          <wp:anchor distT="0" distB="0" distL="114300" distR="114300" simplePos="0" relativeHeight="251658240" behindDoc="0" locked="0" layoutInCell="1" allowOverlap="1" wp14:anchorId="50D1A5F3" wp14:editId="7110D19D">
             <wp:simplePos x="0" y="0"/>
             <wp:positionH relativeFrom="column">
               <wp:posOffset>3509645</wp:posOffset>
@@ -366,6 +418,201 @@
       </w:pPr>
       <w:r>
         <w:rPr>
+          <w:noProof/>
+        </w:rPr>
+        <mc:AlternateContent>
+          <mc:Choice Requires="wps">
+            <w:drawing>
+              <wp:anchor distT="0" distB="0" distL="114300" distR="114300" simplePos="0" relativeHeight="251663360" behindDoc="0" locked="0" layoutInCell="1" allowOverlap="1" wp14:anchorId="561999BE" wp14:editId="00A566D2">
+                <wp:simplePos x="0" y="0"/>
+                <wp:positionH relativeFrom="column">
+                  <wp:posOffset>3566795</wp:posOffset>
+                </wp:positionH>
+                <wp:positionV relativeFrom="paragraph">
+                  <wp:posOffset>12700</wp:posOffset>
+                </wp:positionV>
+                <wp:extent cx="485775" cy="247650"/>
+                <wp:effectExtent l="0" t="0" r="9525" b="0"/>
+                <wp:wrapNone/>
+                <wp:docPr id="440395839" name="Text Box 1"/>
+                <wp:cNvGraphicFramePr/>
+                <a:graphic xmlns:a="http://schemas.openxmlformats.org/drawingml/2006/main">
+                  <a:graphicData uri="http://schemas.microsoft.com/office/word/2010/wordprocessingShape">
+                    <wps:wsp>
+                      <wps:cNvSpPr txBox="1"/>
+                      <wps:spPr>
+                        <a:xfrm>
+                          <a:off x="0" y="0"/>
+                          <a:ext cx="485775" cy="247650"/>
+                        </a:xfrm>
+                        <a:prstGeom prst="rect">
+                          <a:avLst/>
+                        </a:prstGeom>
+                        <a:solidFill>
+                          <a:prstClr val="white"/>
+                        </a:solidFill>
+                        <a:ln>
+                          <a:noFill/>
+                        </a:ln>
+                      </wps:spPr>
+                      <wps:txbx>
+                        <w:txbxContent>
+                          <w:p>
+                            <w:pPr>
+                              <w:pStyle w:val="Caption"/>
+                              <w:rPr>
+                                <w:noProof/>
+                                <w:color w:val="A6A6A6" w:themeColor="background1" w:themeShade="A6"/>
+                                <w:sz w:val="22"/>
+                              </w:rPr>
+                            </w:pPr>
+                            <w:r>
+                              <w:rPr>
+                                <w:color w:val="A6A6A6" w:themeColor="background1" w:themeShade="A6"/>
+                              </w:rPr>
+                              <w:t>Fig</w:t>
+                            </w:r>
+                            <w:r>
+                              <w:rPr>
+                                <w:color w:val="A6A6A6" w:themeColor="background1" w:themeShade="A6"/>
+                              </w:rPr>
+                              <w:t>u</w:t>
+                            </w:r>
+                            <w:r>
+                              <w:rPr>
+                                <w:color w:val="A6A6A6" w:themeColor="background1" w:themeShade="A6"/>
+                              </w:rPr>
+                              <w:t xml:space="preserve">ra </w:t>
+                            </w:r>
+                            <w:r>
+                              <w:rPr>
+                                <w:color w:val="A6A6A6" w:themeColor="background1" w:themeShade="A6"/>
+                              </w:rPr>
+                              <w:fldChar w:fldCharType="begin"/>
+                            </w:r>
+                            <w:r>
+                              <w:rPr>
+                                <w:color w:val="A6A6A6" w:themeColor="background1" w:themeShade="A6"/>
+                              </w:rPr>
+                              <w:instrText xml:space="preserve"> SEQ Figura \* ARABIC </w:instrText>
+                            </w:r>
+                            <w:r>
+                              <w:rPr>
+                                <w:color w:val="A6A6A6" w:themeColor="background1" w:themeShade="A6"/>
+                              </w:rPr>
+                              <w:fldChar w:fldCharType="separate"/>
+                            </w:r>
+                            <w:r>
+                              <w:rPr>
+                                <w:noProof/>
+                                <w:color w:val="A6A6A6" w:themeColor="background1" w:themeShade="A6"/>
+                              </w:rPr>
+                              <w:t>2</w:t>
+                            </w:r>
+                            <w:r>
+                              <w:rPr>
+                                <w:color w:val="A6A6A6" w:themeColor="background1" w:themeShade="A6"/>
+                              </w:rPr>
+                              <w:fldChar w:fldCharType="end"/>
+                            </w:r>
+                          </w:p>
+                        </w:txbxContent>
+                      </wps:txbx>
+                      <wps:bodyPr rot="0" spcFirstLastPara="0" vertOverflow="overflow" horzOverflow="overflow" vert="horz" wrap="square" lIns="0" tIns="0" rIns="0" bIns="0" numCol="1" spcCol="0" rtlCol="0" fromWordArt="0" anchor="t" anchorCtr="0" forceAA="0" compatLnSpc="1">
+                        <a:prstTxWarp prst="textNoShape">
+                          <a:avLst/>
+                        </a:prstTxWarp>
+                        <a:noAutofit/>
+                      </wps:bodyPr>
+                    </wps:wsp>
+                  </a:graphicData>
+                </a:graphic>
+                <wp14:sizeRelH relativeFrom="margin">
+                  <wp14:pctWidth>0</wp14:pctWidth>
+                </wp14:sizeRelH>
+                <wp14:sizeRelV relativeFrom="margin">
+                  <wp14:pctHeight>0</wp14:pctHeight>
+                </wp14:sizeRelV>
+              </wp:anchor>
+            </w:drawing>
+          </mc:Choice>
+          <mc:Fallback>
+            <w:pict>
+              <v:shapetype w14:anchorId="561999BE" id="_x0000_t202" coordsize="21600,21600" o:spt="202" path="m,l,21600r21600,l21600,xe">
+                <v:stroke joinstyle="miter"/>
+                <v:path gradientshapeok="t" o:connecttype="rect"/>
+              </v:shapetype>
+              <v:shape id="Text Box 1" o:spid="_x0000_s1026" type="#_x0000_t202" style="position:absolute;left:0;text-align:left;margin-left:280.85pt;margin-top:1pt;width:38.25pt;height:19.5pt;z-index:251663360;visibility:visible;mso-wrap-style:square;mso-width-percent:0;mso-height-percent:0;mso-wrap-distance-left:9pt;mso-wrap-distance-top:0;mso-wrap-distance-right:9pt;mso-wrap-distance-bottom:0;mso-position-horizontal:absolute;mso-position-horizontal-relative:text;mso-position-vertical:absolute;mso-position-vertical-relative:text;mso-width-percent:0;mso-height-percent:0;mso-width-relative:margin;mso-height-relative:margin;v-text-anchor:top" o:gfxdata="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" stroked="f">
+                <v:textbox inset="0,0,0,0">
+                  <w:txbxContent>
+                    <w:p>
+                      <w:pPr>
+                        <w:pStyle w:val="Caption"/>
+                        <w:rPr>
+                          <w:noProof/>
+                          <w:color w:val="A6A6A6" w:themeColor="background1" w:themeShade="A6"/>
+                          <w:sz w:val="22"/>
+                        </w:rPr>
+                      </w:pPr>
+                      <w:r>
+                        <w:rPr>
+                          <w:color w:val="A6A6A6" w:themeColor="background1" w:themeShade="A6"/>
+                        </w:rPr>
+                        <w:t>Fig</w:t>
+                      </w:r>
+                      <w:r>
+                        <w:rPr>
+                          <w:color w:val="A6A6A6" w:themeColor="background1" w:themeShade="A6"/>
+                        </w:rPr>
+                        <w:t>u</w:t>
+                      </w:r>
+                      <w:r>
+                        <w:rPr>
+                          <w:color w:val="A6A6A6" w:themeColor="background1" w:themeShade="A6"/>
+                        </w:rPr>
+                        <w:t xml:space="preserve">ra </w:t>
+                      </w:r>
+                      <w:r>
+                        <w:rPr>
+                          <w:color w:val="A6A6A6" w:themeColor="background1" w:themeShade="A6"/>
+                        </w:rPr>
+                        <w:fldChar w:fldCharType="begin"/>
+                      </w:r>
+                      <w:r>
+                        <w:rPr>
+                          <w:color w:val="A6A6A6" w:themeColor="background1" w:themeShade="A6"/>
+                        </w:rPr>
+                        <w:instrText xml:space="preserve"> SEQ Figura \* ARABIC </w:instrText>
+                      </w:r>
+                      <w:r>
+                        <w:rPr>
+                          <w:color w:val="A6A6A6" w:themeColor="background1" w:themeShade="A6"/>
+                        </w:rPr>
+                        <w:fldChar w:fldCharType="separate"/>
+                      </w:r>
+                      <w:r>
+                        <w:rPr>
+                          <w:noProof/>
+                          <w:color w:val="A6A6A6" w:themeColor="background1" w:themeShade="A6"/>
+                        </w:rPr>
+                        <w:t>2</w:t>
+                      </w:r>
+                      <w:r>
+                        <w:rPr>
+                          <w:color w:val="A6A6A6" w:themeColor="background1" w:themeShade="A6"/>
+                        </w:rPr>
+                        <w:fldChar w:fldCharType="end"/>
+                      </w:r>
+                    </w:p>
+                  </w:txbxContent>
+                </v:textbox>
+              </v:shape>
+            </w:pict>
+          </mc:Fallback>
+        </mc:AlternateContent>
+      </w:r>
+      <w:r>
+        <w:rPr>
           <w:rFonts w:asciiTheme="minorHAnsi" w:hAnsiTheme="minorHAnsi" w:cs="Arial"/>
           <w:b/>
           <w:bCs/>
@@ -512,42 +759,7 @@
       <w:pPr>
         <w:pStyle w:val="Heading1"/>
       </w:pPr>
-    </w:p>
-    <w:p>
-      <w:pPr>
-        <w:pStyle w:val="Heading1"/>
-      </w:pPr>
-    </w:p>
-    <w:p>
-      <w:pPr>
-        <w:pStyle w:val="Heading1"/>
-      </w:pPr>
-    </w:p>
-    <w:p>
-      <w:pPr>
-        <w:pStyle w:val="Heading1"/>
-      </w:pPr>
-    </w:p>
-    <w:p>
-      <w:pPr>
-        <w:pStyle w:val="Heading1"/>
-      </w:pPr>
-    </w:p>
-    <w:p>
-      <w:pPr>
-        <w:pStyle w:val="Heading1"/>
-      </w:pPr>
-    </w:p>
-    <w:p>
-      <w:pPr>
-        <w:pStyle w:val="Heading1"/>
-      </w:pPr>
       <w:bookmarkStart w:id="9" w:name="_Toc116375689"/>
-    </w:p>
-    <w:p>
-      <w:pPr>
-        <w:pStyle w:val="Heading1"/>
-      </w:pPr>
       <w:r>
         <w:t>L</w:t>
       </w:r>
@@ -558,6 +770,8 @@
     </w:p>
     <w:p>
       <w:pPr>
+        <w:keepNext w:val="0"/>
+        <w:widowControl w:val="0"/>
         <w:spacing w:after="0"/>
         <w:jc w:val="both"/>
         <w:rPr>
@@ -577,19 +791,6 @@
         <w:t>http://creativecommons.org/licenses/by-sa/3.0/es/ o envíe una carta a Creative Commons, 171 Second Street, Suite 300, San Francisco, California 94105, USA.</w:t>
       </w:r>
       <w:bookmarkStart w:id="10" w:name="_Toc116375691"/>
-    </w:p>
-    <w:p>
-      <w:pPr>
-        <w:keepNext w:val="0"/>
-        <w:suppressAutoHyphens w:val="0"/>
-        <w:spacing w:line="276" w:lineRule="auto"/>
-        <w:rPr>
-          <w:szCs w:val="22"/>
-        </w:rPr>
-      </w:pPr>
-      <w:r>
-        <w:br w:type="page"/>
-      </w:r>
     </w:p>
     <w:p>
       <w:pPr>
@@ -607,7 +808,6 @@
           <w:i w:val="0"/>
           <w:iCs w:val="0"/>
           <w:color w:val="1F2937"/>
-          <w:sz w:val="48"/>
           <w:szCs w:val="48"/>
         </w:rPr>
         <w:lastRenderedPageBreak/>
@@ -1461,23 +1661,9 @@
     </w:p>
     <w:p>
       <w:pPr>
-        <w:pStyle w:val="Heading2"/>
-        <w:pBdr>
-          <w:bottom w:val="single" w:sz="7" w:space="0" w:color="374151"/>
-        </w:pBdr>
-        <w:shd w:val="clear" w:color="auto" w:fill="FFFFFF" w:themeFill="background1"/>
-        <w:spacing w:before="720" w:after="360"/>
-      </w:pPr>
-      <w:r>
-        <w:rPr>
-          <w:rFonts w:ascii="Segoe UI" w:eastAsia="Segoe UI" w:hAnsi="Segoe UI" w:cs="Segoe UI"/>
-          <w:b/>
-          <w:i w:val="0"/>
-          <w:iCs w:val="0"/>
-          <w:color w:val="1F2937"/>
-          <w:sz w:val="48"/>
-          <w:szCs w:val="48"/>
-        </w:rPr>
+        <w:pStyle w:val="Heading1"/>
+      </w:pPr>
+      <w:r>
         <w:lastRenderedPageBreak/>
         <w:t>Índice de Figuras</w:t>
       </w:r>
@@ -1485,9 +1671,19 @@
     <w:p>
       <w:pPr>
         <w:shd w:val="clear" w:color="auto" w:fill="FFFFFF" w:themeFill="background1"/>
+        <w:tabs>
+          <w:tab w:val="num" w:pos="720"/>
+        </w:tabs>
         <w:spacing w:after="0"/>
-      </w:pPr>
-      <w:hyperlink r:id="rId55" w:anchor="figura1-logo">
+        <w:rPr>
+          <w:rStyle w:val="Hyperlink"/>
+          <w:rFonts w:ascii="Segoe UI" w:eastAsia="Segoe UI" w:hAnsi="Segoe UI" w:cs="Segoe UI"/>
+          <w:color w:val="2563EB"/>
+          <w:sz w:val="24"/>
+          <w:u w:val="none"/>
+        </w:rPr>
+      </w:pPr>
+      <w:hyperlink r:id="rId55" w:anchor="figura1-logo" w:history="1">
         <w:r>
           <w:rPr>
             <w:rStyle w:val="Hyperlink"/>
@@ -1503,9 +1699,19 @@
     <w:p>
       <w:pPr>
         <w:shd w:val="clear" w:color="auto" w:fill="FFFFFF" w:themeFill="background1"/>
+        <w:tabs>
+          <w:tab w:val="num" w:pos="720"/>
+        </w:tabs>
         <w:spacing w:after="0"/>
-      </w:pPr>
-      <w:hyperlink r:id="rId56" w:anchor="figura2-venancio">
+        <w:rPr>
+          <w:rStyle w:val="Hyperlink"/>
+          <w:rFonts w:ascii="Segoe UI" w:eastAsia="Segoe UI" w:hAnsi="Segoe UI" w:cs="Segoe UI"/>
+          <w:color w:val="2563EB"/>
+          <w:sz w:val="24"/>
+          <w:u w:val="none"/>
+        </w:rPr>
+      </w:pPr>
+      <w:hyperlink r:id="rId56" w:anchor="figura2-venancio" w:history="1">
         <w:r>
           <w:rPr>
             <w:rStyle w:val="Hyperlink"/>
@@ -1521,9 +1727,19 @@
     <w:p>
       <w:pPr>
         <w:shd w:val="clear" w:color="auto" w:fill="FFFFFF" w:themeFill="background1"/>
+        <w:tabs>
+          <w:tab w:val="num" w:pos="720"/>
+        </w:tabs>
         <w:spacing w:after="0"/>
-      </w:pPr>
-      <w:hyperlink r:id="rId57" w:anchor="figura3-uml">
+        <w:rPr>
+          <w:rStyle w:val="Hyperlink"/>
+          <w:rFonts w:ascii="Segoe UI" w:eastAsia="Segoe UI" w:hAnsi="Segoe UI" w:cs="Segoe UI"/>
+          <w:color w:val="2563EB"/>
+          <w:sz w:val="24"/>
+          <w:u w:val="none"/>
+        </w:rPr>
+      </w:pPr>
+      <w:hyperlink r:id="rId57" w:anchor="figura3-uml" w:history="1">
         <w:r>
           <w:rPr>
             <w:rStyle w:val="Hyperlink"/>
@@ -1539,9 +1755,19 @@
     <w:p>
       <w:pPr>
         <w:shd w:val="clear" w:color="auto" w:fill="FFFFFF" w:themeFill="background1"/>
+        <w:tabs>
+          <w:tab w:val="num" w:pos="720"/>
+        </w:tabs>
         <w:spacing w:after="0"/>
-      </w:pPr>
-      <w:hyperlink r:id="rId58" w:anchor="figura4-gantt">
+        <w:rPr>
+          <w:rStyle w:val="Hyperlink"/>
+          <w:rFonts w:ascii="Segoe UI" w:eastAsia="Segoe UI" w:hAnsi="Segoe UI" w:cs="Segoe UI"/>
+          <w:color w:val="2563EB"/>
+          <w:sz w:val="24"/>
+          <w:u w:val="none"/>
+        </w:rPr>
+      </w:pPr>
+      <w:hyperlink r:id="rId58" w:anchor="figura4-gantt" w:history="1">
         <w:r>
           <w:rPr>
             <w:rStyle w:val="Hyperlink"/>
@@ -1556,6 +1782,140 @@
     </w:p>
     <w:p>
       <w:pPr>
+        <w:shd w:val="clear" w:color="auto" w:fill="FFFFFF" w:themeFill="background1"/>
+        <w:tabs>
+          <w:tab w:val="num" w:pos="720"/>
+        </w:tabs>
+        <w:spacing w:after="0"/>
+        <w:rPr>
+          <w:rStyle w:val="Hyperlink"/>
+          <w:rFonts w:ascii="Segoe UI" w:eastAsia="Segoe UI" w:hAnsi="Segoe UI" w:cs="Segoe UI"/>
+          <w:color w:val="2563EB"/>
+          <w:sz w:val="24"/>
+          <w:u w:val="none"/>
+        </w:rPr>
+      </w:pPr>
+      <w:hyperlink r:id="rId59" w:anchor="figura5-clupik" w:history="1">
+        <w:r>
+          <w:rPr>
+            <w:rStyle w:val="Hyperlink"/>
+            <w:rFonts w:ascii="Segoe UI" w:eastAsia="Segoe UI" w:hAnsi="Segoe UI" w:cs="Segoe UI"/>
+            <w:color w:val="2563EB"/>
+            <w:sz w:val="24"/>
+            <w:u w:val="none"/>
+          </w:rPr>
+          <w:t>Figura 5. Interfaz de competiciones de Clupik</w:t>
+        </w:r>
+      </w:hyperlink>
+    </w:p>
+    <w:p>
+      <w:pPr>
+        <w:shd w:val="clear" w:color="auto" w:fill="FFFFFF" w:themeFill="background1"/>
+        <w:tabs>
+          <w:tab w:val="num" w:pos="720"/>
+        </w:tabs>
+        <w:spacing w:after="0"/>
+        <w:rPr>
+          <w:rStyle w:val="Hyperlink"/>
+          <w:rFonts w:ascii="Segoe UI" w:eastAsia="Segoe UI" w:hAnsi="Segoe UI" w:cs="Segoe UI"/>
+          <w:color w:val="2563EB"/>
+          <w:sz w:val="24"/>
+          <w:u w:val="none"/>
+        </w:rPr>
+      </w:pPr>
+      <w:hyperlink r:id="rId60" w:anchor="figura6-playoff1" w:history="1">
+        <w:r>
+          <w:rPr>
+            <w:rStyle w:val="Hyperlink"/>
+            <w:rFonts w:ascii="Segoe UI" w:eastAsia="Segoe UI" w:hAnsi="Segoe UI" w:cs="Segoe UI"/>
+            <w:color w:val="2563EB"/>
+            <w:sz w:val="24"/>
+            <w:u w:val="none"/>
+          </w:rPr>
+          <w:t xml:space="preserve">Figura 6. Interfaz de gestión de </w:t>
+        </w:r>
+        <w:proofErr w:type="gramStart"/>
+        <w:r>
+          <w:rPr>
+            <w:rStyle w:val="Hyperlink"/>
+            <w:rFonts w:ascii="Segoe UI" w:eastAsia="Segoe UI" w:hAnsi="Segoe UI" w:cs="Segoe UI"/>
+            <w:color w:val="2563EB"/>
+            <w:sz w:val="24"/>
+            <w:u w:val="none"/>
+          </w:rPr>
+          <w:t>Playoff</w:t>
+        </w:r>
+        <w:proofErr w:type="gramEnd"/>
+        <w:r>
+          <w:rPr>
+            <w:rStyle w:val="Hyperlink"/>
+            <w:rFonts w:ascii="Segoe UI" w:eastAsia="Segoe UI" w:hAnsi="Segoe UI" w:cs="Segoe UI"/>
+            <w:color w:val="2563EB"/>
+            <w:sz w:val="24"/>
+            <w:u w:val="none"/>
+          </w:rPr>
+          <w:t xml:space="preserve"> Informática</w:t>
+        </w:r>
+      </w:hyperlink>
+    </w:p>
+    <w:p>
+      <w:pPr>
+        <w:shd w:val="clear" w:color="auto" w:fill="FFFFFF" w:themeFill="background1"/>
+        <w:tabs>
+          <w:tab w:val="num" w:pos="720"/>
+        </w:tabs>
+        <w:spacing w:after="0"/>
+        <w:rPr>
+          <w:rStyle w:val="Hyperlink"/>
+          <w:rFonts w:ascii="Segoe UI" w:eastAsia="Segoe UI" w:hAnsi="Segoe UI" w:cs="Segoe UI"/>
+          <w:color w:val="2563EB"/>
+          <w:sz w:val="24"/>
+          <w:u w:val="none"/>
+        </w:rPr>
+      </w:pPr>
+      <w:hyperlink r:id="rId61" w:anchor="figura7-playoff2" w:history="1">
+        <w:r>
+          <w:rPr>
+            <w:rStyle w:val="Hyperlink"/>
+            <w:rFonts w:ascii="Segoe UI" w:eastAsia="Segoe UI" w:hAnsi="Segoe UI" w:cs="Segoe UI"/>
+            <w:color w:val="2563EB"/>
+            <w:sz w:val="24"/>
+            <w:u w:val="none"/>
+          </w:rPr>
+          <w:t xml:space="preserve">Figura 7. Funcionalidades de </w:t>
+        </w:r>
+        <w:proofErr w:type="gramStart"/>
+        <w:r>
+          <w:rPr>
+            <w:rStyle w:val="Hyperlink"/>
+            <w:rFonts w:ascii="Segoe UI" w:eastAsia="Segoe UI" w:hAnsi="Segoe UI" w:cs="Segoe UI"/>
+            <w:color w:val="2563EB"/>
+            <w:sz w:val="24"/>
+            <w:u w:val="none"/>
+          </w:rPr>
+          <w:t>Playoff</w:t>
+        </w:r>
+        <w:proofErr w:type="gramEnd"/>
+        <w:r>
+          <w:rPr>
+            <w:rStyle w:val="Hyperlink"/>
+            <w:rFonts w:ascii="Segoe UI" w:eastAsia="Segoe UI" w:hAnsi="Segoe UI" w:cs="Segoe UI"/>
+            <w:color w:val="2563EB"/>
+            <w:sz w:val="24"/>
+            <w:u w:val="none"/>
+          </w:rPr>
+          <w:t xml:space="preserve"> Informática</w:t>
+        </w:r>
+      </w:hyperlink>
+    </w:p>
+    <w:p>
+      <w:pPr>
+        <w:shd w:val="clear" w:color="auto" w:fill="FFFFFF" w:themeFill="background1"/>
+        <w:spacing w:after="0"/>
+      </w:pPr>
+    </w:p>
+    <w:p>
+      <w:pPr>
         <w:pStyle w:val="Heading2"/>
         <w:pBdr>
           <w:bottom w:val="single" w:sz="7" w:space="0" w:color="374151"/>
@@ -1568,7 +1928,6 @@
           <w:i w:val="0"/>
           <w:iCs w:val="0"/>
           <w:color w:val="1F2937"/>
-          <w:sz w:val="48"/>
           <w:szCs w:val="48"/>
         </w:rPr>
       </w:pPr>
@@ -1587,7 +1946,6 @@
           <w:i w:val="0"/>
           <w:iCs w:val="0"/>
           <w:color w:val="1F2937"/>
-          <w:sz w:val="48"/>
           <w:szCs w:val="48"/>
         </w:rPr>
       </w:pPr>
@@ -1606,7 +1964,6 @@
           <w:i w:val="0"/>
           <w:iCs w:val="0"/>
           <w:color w:val="1F2937"/>
-          <w:sz w:val="48"/>
           <w:szCs w:val="48"/>
         </w:rPr>
       </w:pPr>
@@ -1625,7 +1982,6 @@
           <w:i w:val="0"/>
           <w:iCs w:val="0"/>
           <w:color w:val="1F2937"/>
-          <w:sz w:val="48"/>
           <w:szCs w:val="48"/>
         </w:rPr>
       </w:pPr>
@@ -1644,7 +2000,6 @@
           <w:i w:val="0"/>
           <w:iCs w:val="0"/>
           <w:color w:val="1F2937"/>
-          <w:sz w:val="48"/>
           <w:szCs w:val="48"/>
         </w:rPr>
       </w:pPr>
@@ -1663,10 +2018,374 @@
           <w:i w:val="0"/>
           <w:iCs w:val="0"/>
           <w:color w:val="1F2937"/>
-          <w:sz w:val="48"/>
           <w:szCs w:val="48"/>
         </w:rPr>
       </w:pPr>
+    </w:p>
+    <w:p>
+      <w:pPr>
+        <w:pStyle w:val="Heading2"/>
+        <w:keepNext w:val="0"/>
+        <w:widowControl w:val="0"/>
+        <w:pBdr>
+          <w:bottom w:val="single" w:sz="7" w:space="0" w:color="374151"/>
+        </w:pBdr>
+        <w:shd w:val="clear" w:color="auto" w:fill="FFFFFF" w:themeFill="background1"/>
+        <w:spacing w:before="720" w:after="360"/>
+        <w:rPr>
+          <w:rFonts w:ascii="Segoe UI" w:eastAsia="Segoe UI" w:hAnsi="Segoe UI" w:cs="Segoe UI"/>
+          <w:b/>
+          <w:i w:val="0"/>
+          <w:iCs w:val="0"/>
+          <w:color w:val="1F2937"/>
+          <w:szCs w:val="48"/>
+        </w:rPr>
+      </w:pPr>
+    </w:p>
+    <w:p>
+      <w:pPr>
+        <w:pStyle w:val="Heading1"/>
+      </w:pPr>
+      <w:r>
+        <w:lastRenderedPageBreak/>
+        <w:t>Índice de Tablas</w:t>
+      </w:r>
+    </w:p>
+    <w:p>
+      <w:pPr>
+        <w:keepNext w:val="0"/>
+        <w:widowControl w:val="0"/>
+        <w:shd w:val="clear" w:color="auto" w:fill="FFFFFF" w:themeFill="background1"/>
+        <w:tabs>
+          <w:tab w:val="num" w:pos="720"/>
+        </w:tabs>
+        <w:spacing w:after="0"/>
+        <w:rPr>
+          <w:rStyle w:val="Hyperlink"/>
+          <w:color w:val="2563EB"/>
+          <w:u w:val="none"/>
+        </w:rPr>
+      </w:pPr>
+      <w:hyperlink r:id="rId62" w:anchor="analisis-viabilidad" w:history="1">
+        <w:r>
+          <w:rPr>
+            <w:rStyle w:val="Hyperlink"/>
+            <w:rFonts w:ascii="Segoe UI" w:eastAsia="Segoe UI" w:hAnsi="Segoe UI" w:cs="Segoe UI"/>
+            <w:color w:val="2563EB"/>
+            <w:sz w:val="24"/>
+            <w:u w:val="none"/>
+          </w:rPr>
+          <w:t>Tabla 1. Costes de Hardware y Software</w:t>
+        </w:r>
+      </w:hyperlink>
+    </w:p>
+    <w:p>
+      <w:pPr>
+        <w:keepNext w:val="0"/>
+        <w:widowControl w:val="0"/>
+        <w:shd w:val="clear" w:color="auto" w:fill="FFFFFF" w:themeFill="background1"/>
+        <w:tabs>
+          <w:tab w:val="num" w:pos="720"/>
+        </w:tabs>
+        <w:spacing w:after="0"/>
+        <w:rPr>
+          <w:rStyle w:val="Hyperlink"/>
+          <w:color w:val="2563EB"/>
+          <w:u w:val="none"/>
+        </w:rPr>
+      </w:pPr>
+      <w:hyperlink r:id="rId63" w:anchor="analisis-viabilidad" w:history="1">
+        <w:r>
+          <w:rPr>
+            <w:rStyle w:val="Hyperlink"/>
+            <w:rFonts w:ascii="Segoe UI" w:eastAsia="Segoe UI" w:hAnsi="Segoe UI" w:cs="Segoe UI"/>
+            <w:color w:val="2563EB"/>
+            <w:sz w:val="24"/>
+            <w:u w:val="none"/>
+          </w:rPr>
+          <w:t>Tabla 2. Costes de Personal (Desarrollo)</w:t>
+        </w:r>
+      </w:hyperlink>
+    </w:p>
+    <w:p>
+      <w:pPr>
+        <w:keepNext w:val="0"/>
+        <w:widowControl w:val="0"/>
+        <w:shd w:val="clear" w:color="auto" w:fill="FFFFFF" w:themeFill="background1"/>
+        <w:tabs>
+          <w:tab w:val="num" w:pos="720"/>
+        </w:tabs>
+        <w:spacing w:after="0"/>
+        <w:rPr>
+          <w:rStyle w:val="Hyperlink"/>
+          <w:color w:val="2563EB"/>
+          <w:u w:val="none"/>
+        </w:rPr>
+      </w:pPr>
+      <w:hyperlink r:id="rId64" w:anchor="analisis-viabilidad" w:history="1">
+        <w:r>
+          <w:rPr>
+            <w:rStyle w:val="Hyperlink"/>
+            <w:rFonts w:ascii="Segoe UI" w:eastAsia="Segoe UI" w:hAnsi="Segoe UI" w:cs="Segoe UI"/>
+            <w:color w:val="2563EB"/>
+            <w:sz w:val="24"/>
+            <w:u w:val="none"/>
+          </w:rPr>
+          <w:t>Tabla 3. Costes de Mantenimiento Anual</w:t>
+        </w:r>
+      </w:hyperlink>
+    </w:p>
+    <w:p>
+      <w:pPr>
+        <w:keepNext w:val="0"/>
+        <w:widowControl w:val="0"/>
+        <w:shd w:val="clear" w:color="auto" w:fill="FFFFFF" w:themeFill="background1"/>
+        <w:tabs>
+          <w:tab w:val="num" w:pos="720"/>
+        </w:tabs>
+        <w:spacing w:after="0"/>
+        <w:rPr>
+          <w:rStyle w:val="Hyperlink"/>
+          <w:color w:val="2563EB"/>
+          <w:u w:val="none"/>
+        </w:rPr>
+      </w:pPr>
+      <w:hyperlink r:id="rId65" w:anchor="objetivos-proyecto" w:history="1">
+        <w:r>
+          <w:rPr>
+            <w:rStyle w:val="Hyperlink"/>
+            <w:rFonts w:ascii="Segoe UI" w:eastAsia="Segoe UI" w:hAnsi="Segoe UI" w:cs="Segoe UI"/>
+            <w:color w:val="2563EB"/>
+            <w:sz w:val="24"/>
+            <w:u w:val="none"/>
+          </w:rPr>
+          <w:t>Tabla 4. Análisis SMART: Objetivo General</w:t>
+        </w:r>
+      </w:hyperlink>
+    </w:p>
+    <w:p>
+      <w:pPr>
+        <w:keepNext w:val="0"/>
+        <w:widowControl w:val="0"/>
+        <w:shd w:val="clear" w:color="auto" w:fill="FFFFFF" w:themeFill="background1"/>
+        <w:tabs>
+          <w:tab w:val="num" w:pos="720"/>
+        </w:tabs>
+        <w:spacing w:after="0"/>
+        <w:rPr>
+          <w:rStyle w:val="Hyperlink"/>
+          <w:color w:val="2563EB"/>
+          <w:u w:val="none"/>
+        </w:rPr>
+      </w:pPr>
+      <w:hyperlink r:id="rId66" w:anchor="objetivos-proyecto" w:history="1">
+        <w:r>
+          <w:rPr>
+            <w:rStyle w:val="Hyperlink"/>
+            <w:rFonts w:ascii="Segoe UI" w:eastAsia="Segoe UI" w:hAnsi="Segoe UI" w:cs="Segoe UI"/>
+            <w:color w:val="2563EB"/>
+            <w:sz w:val="24"/>
+            <w:u w:val="none"/>
+          </w:rPr>
+          <w:t>Tabla 5. Análisis SMART: Objetivos Funcionales</w:t>
+        </w:r>
+      </w:hyperlink>
+    </w:p>
+    <w:p>
+      <w:pPr>
+        <w:keepNext w:val="0"/>
+        <w:widowControl w:val="0"/>
+        <w:shd w:val="clear" w:color="auto" w:fill="FFFFFF" w:themeFill="background1"/>
+        <w:tabs>
+          <w:tab w:val="num" w:pos="720"/>
+        </w:tabs>
+        <w:spacing w:after="0"/>
+        <w:rPr>
+          <w:rStyle w:val="Hyperlink"/>
+          <w:color w:val="2563EB"/>
+          <w:u w:val="none"/>
+        </w:rPr>
+      </w:pPr>
+      <w:hyperlink r:id="rId67" w:anchor="definicion-actores" w:history="1">
+        <w:r>
+          <w:rPr>
+            <w:rStyle w:val="Hyperlink"/>
+            <w:rFonts w:ascii="Segoe UI" w:eastAsia="Segoe UI" w:hAnsi="Segoe UI" w:cs="Segoe UI"/>
+            <w:color w:val="2563EB"/>
+            <w:sz w:val="24"/>
+            <w:u w:val="none"/>
+          </w:rPr>
+          <w:t>Tabla 6. Definición de Actores</w:t>
+        </w:r>
+      </w:hyperlink>
+    </w:p>
+    <w:p>
+      <w:pPr>
+        <w:keepNext w:val="0"/>
+        <w:widowControl w:val="0"/>
+        <w:shd w:val="clear" w:color="auto" w:fill="FFFFFF" w:themeFill="background1"/>
+        <w:tabs>
+          <w:tab w:val="num" w:pos="720"/>
+        </w:tabs>
+        <w:spacing w:after="0"/>
+        <w:rPr>
+          <w:rStyle w:val="Hyperlink"/>
+          <w:color w:val="2563EB"/>
+          <w:u w:val="none"/>
+        </w:rPr>
+      </w:pPr>
+      <w:hyperlink r:id="rId68" w:anchor="especificacion-funcional" w:history="1">
+        <w:r>
+          <w:rPr>
+            <w:rStyle w:val="Hyperlink"/>
+            <w:rFonts w:ascii="Segoe UI" w:eastAsia="Segoe UI" w:hAnsi="Segoe UI" w:cs="Segoe UI"/>
+            <w:color w:val="2563EB"/>
+            <w:sz w:val="24"/>
+            <w:u w:val="none"/>
+          </w:rPr>
+          <w:t>Tabla 7. Especificación de Casos de Uso</w:t>
+        </w:r>
+      </w:hyperlink>
+    </w:p>
+    <w:p>
+      <w:pPr>
+        <w:keepNext w:val="0"/>
+        <w:widowControl w:val="0"/>
+        <w:shd w:val="clear" w:color="auto" w:fill="FFFFFF" w:themeFill="background1"/>
+        <w:tabs>
+          <w:tab w:val="num" w:pos="720"/>
+        </w:tabs>
+        <w:spacing w:after="0"/>
+        <w:rPr>
+          <w:rStyle w:val="Hyperlink"/>
+          <w:color w:val="2563EB"/>
+          <w:u w:val="none"/>
+        </w:rPr>
+      </w:pPr>
+      <w:hyperlink r:id="rId69" w:anchor="requisitos-srs" w:history="1">
+        <w:r>
+          <w:rPr>
+            <w:rStyle w:val="Hyperlink"/>
+            <w:rFonts w:ascii="Segoe UI" w:eastAsia="Segoe UI" w:hAnsi="Segoe UI" w:cs="Segoe UI"/>
+            <w:color w:val="2563EB"/>
+            <w:sz w:val="24"/>
+            <w:u w:val="none"/>
+          </w:rPr>
+          <w:t>Tabla 8. Requisitos Funcionales y No Funcionales</w:t>
+        </w:r>
+      </w:hyperlink>
+    </w:p>
+    <w:p>
+      <w:pPr>
+        <w:keepNext w:val="0"/>
+        <w:widowControl w:val="0"/>
+        <w:shd w:val="clear" w:color="auto" w:fill="FFFFFF" w:themeFill="background1"/>
+        <w:tabs>
+          <w:tab w:val="num" w:pos="720"/>
+        </w:tabs>
+        <w:spacing w:after="0"/>
+        <w:rPr>
+          <w:rStyle w:val="Hyperlink"/>
+          <w:color w:val="2563EB"/>
+          <w:u w:val="none"/>
+        </w:rPr>
+      </w:pPr>
+      <w:hyperlink r:id="rId70" w:anchor="requisitos-srs" w:history="1">
+        <w:r>
+          <w:rPr>
+            <w:rStyle w:val="Hyperlink"/>
+            <w:rFonts w:ascii="Segoe UI" w:eastAsia="Segoe UI" w:hAnsi="Segoe UI" w:cs="Segoe UI"/>
+            <w:color w:val="2563EB"/>
+            <w:sz w:val="24"/>
+            <w:u w:val="none"/>
+          </w:rPr>
+          <w:t>Tabla 9. Requisitos de Información (IRQ)</w:t>
+        </w:r>
+      </w:hyperlink>
+    </w:p>
+    <w:p>
+      <w:pPr>
+        <w:keepNext w:val="0"/>
+        <w:widowControl w:val="0"/>
+        <w:shd w:val="clear" w:color="auto" w:fill="FFFFFF" w:themeFill="background1"/>
+        <w:tabs>
+          <w:tab w:val="num" w:pos="720"/>
+        </w:tabs>
+        <w:spacing w:after="0"/>
+        <w:rPr>
+          <w:rStyle w:val="Hyperlink"/>
+          <w:color w:val="2563EB"/>
+          <w:u w:val="none"/>
+        </w:rPr>
+      </w:pPr>
+      <w:hyperlink r:id="rId71" w:anchor="stack-tecnologico" w:history="1">
+        <w:r>
+          <w:rPr>
+            <w:rStyle w:val="Hyperlink"/>
+            <w:rFonts w:ascii="Segoe UI" w:eastAsia="Segoe UI" w:hAnsi="Segoe UI" w:cs="Segoe UI"/>
+            <w:color w:val="2563EB"/>
+            <w:sz w:val="24"/>
+            <w:u w:val="none"/>
+          </w:rPr>
+          <w:t>Tabla 10. Stack Tecnológico</w:t>
+        </w:r>
+      </w:hyperlink>
+    </w:p>
+    <w:p>
+      <w:pPr>
+        <w:keepNext w:val="0"/>
+        <w:widowControl w:val="0"/>
+        <w:shd w:val="clear" w:color="auto" w:fill="FFFFFF" w:themeFill="background1"/>
+        <w:tabs>
+          <w:tab w:val="num" w:pos="720"/>
+        </w:tabs>
+        <w:spacing w:after="0"/>
+        <w:rPr>
+          <w:rStyle w:val="Hyperlink"/>
+          <w:color w:val="2563EB"/>
+          <w:u w:val="none"/>
+        </w:rPr>
+      </w:pPr>
+      <w:hyperlink r:id="rId72" w:anchor="planificacion-temporal" w:history="1">
+        <w:r>
+          <w:rPr>
+            <w:rStyle w:val="Hyperlink"/>
+            <w:rFonts w:ascii="Segoe UI" w:eastAsia="Segoe UI" w:hAnsi="Segoe UI" w:cs="Segoe UI"/>
+            <w:color w:val="2563EB"/>
+            <w:sz w:val="24"/>
+            <w:u w:val="none"/>
+          </w:rPr>
+          <w:t>Tabla 11. Fases de Planificación (Gantt)</w:t>
+        </w:r>
+      </w:hyperlink>
+    </w:p>
+    <w:p>
+      <w:pPr>
+        <w:keepNext w:val="0"/>
+        <w:widowControl w:val="0"/>
+        <w:shd w:val="clear" w:color="auto" w:fill="FFFFFF" w:themeFill="background1"/>
+        <w:tabs>
+          <w:tab w:val="num" w:pos="720"/>
+        </w:tabs>
+        <w:spacing w:after="0"/>
+        <w:rPr>
+          <w:rStyle w:val="Hyperlink"/>
+          <w:color w:val="2563EB"/>
+          <w:u w:val="none"/>
+        </w:rPr>
+      </w:pPr>
+      <w:hyperlink r:id="rId73" w:anchor="glosario" w:history="1">
+        <w:r>
+          <w:rPr>
+            <w:rStyle w:val="Hyperlink"/>
+            <w:rFonts w:ascii="Segoe UI" w:eastAsia="Segoe UI" w:hAnsi="Segoe UI" w:cs="Segoe UI"/>
+            <w:color w:val="2563EB"/>
+            <w:sz w:val="24"/>
+            <w:u w:val="none"/>
+          </w:rPr>
+          <w:t>Tabla 12. Glosario de Términos</w:t>
+        </w:r>
+      </w:hyperlink>
     </w:p>
     <w:p>
       <w:pPr>
@@ -1682,7 +2401,6 @@
           <w:i w:val="0"/>
           <w:iCs w:val="0"/>
           <w:color w:val="1F2937"/>
-          <w:sz w:val="48"/>
           <w:szCs w:val="48"/>
         </w:rPr>
       </w:pPr>
@@ -1701,7 +2419,6 @@
           <w:i w:val="0"/>
           <w:iCs w:val="0"/>
           <w:color w:val="1F2937"/>
-          <w:sz w:val="48"/>
           <w:szCs w:val="48"/>
         </w:rPr>
       </w:pPr>
@@ -1714,35 +2431,15 @@
         </w:pBdr>
         <w:shd w:val="clear" w:color="auto" w:fill="FFFFFF" w:themeFill="background1"/>
         <w:spacing w:before="720" w:after="360"/>
-      </w:pPr>
-      <w:r>
         <w:rPr>
           <w:rFonts w:ascii="Segoe UI" w:eastAsia="Segoe UI" w:hAnsi="Segoe UI" w:cs="Segoe UI"/>
           <w:b/>
           <w:i w:val="0"/>
           <w:iCs w:val="0"/>
           <w:color w:val="1F2937"/>
-          <w:sz w:val="48"/>
           <w:szCs w:val="48"/>
         </w:rPr>
-        <w:lastRenderedPageBreak/>
-        <w:t>Índice de Tablas</w:t>
-      </w:r>
-    </w:p>
-    <w:p>
-      <w:pPr>
-        <w:shd w:val="clear" w:color="auto" w:fill="FFFFFF" w:themeFill="background1"/>
-        <w:spacing w:after="48"/>
-        <w:jc w:val="both"/>
-      </w:pPr>
-      <w:r>
-        <w:rPr>
-          <w:rFonts w:ascii="Segoe UI" w:eastAsia="Segoe UI" w:hAnsi="Segoe UI" w:cs="Segoe UI"/>
-          <w:color w:val="212121"/>
-          <w:sz w:val="24"/>
-        </w:rPr>
-        <w:t>- (Las tablas se generarán en el documento final Word)</w:t>
-      </w:r>
+      </w:pPr>
     </w:p>
     <w:p>
       <w:pPr>
@@ -1758,7 +2455,6 @@
           <w:i w:val="0"/>
           <w:iCs w:val="0"/>
           <w:color w:val="1F2937"/>
-          <w:sz w:val="48"/>
           <w:szCs w:val="48"/>
         </w:rPr>
       </w:pPr>
@@ -1777,7 +2473,6 @@
           <w:i w:val="0"/>
           <w:iCs w:val="0"/>
           <w:color w:val="1F2937"/>
-          <w:sz w:val="48"/>
           <w:szCs w:val="48"/>
         </w:rPr>
       </w:pPr>
@@ -1785,6 +2480,8 @@
     <w:p>
       <w:pPr>
         <w:pStyle w:val="Heading2"/>
+        <w:keepNext w:val="0"/>
+        <w:widowControl w:val="0"/>
         <w:pBdr>
           <w:bottom w:val="single" w:sz="7" w:space="0" w:color="374151"/>
         </w:pBdr>
@@ -1796,153 +2493,19 @@
           <w:i w:val="0"/>
           <w:iCs w:val="0"/>
           <w:color w:val="1F2937"/>
-          <w:sz w:val="48"/>
           <w:szCs w:val="48"/>
         </w:rPr>
       </w:pPr>
     </w:p>
     <w:p>
       <w:pPr>
-        <w:pStyle w:val="Heading2"/>
-        <w:pBdr>
-          <w:bottom w:val="single" w:sz="7" w:space="0" w:color="374151"/>
-        </w:pBdr>
-        <w:shd w:val="clear" w:color="auto" w:fill="FFFFFF" w:themeFill="background1"/>
-        <w:spacing w:before="720" w:after="360"/>
-        <w:rPr>
-          <w:rFonts w:ascii="Segoe UI" w:eastAsia="Segoe UI" w:hAnsi="Segoe UI" w:cs="Segoe UI"/>
-          <w:b/>
-          <w:i w:val="0"/>
-          <w:iCs w:val="0"/>
-          <w:color w:val="1F2937"/>
-          <w:sz w:val="48"/>
-          <w:szCs w:val="48"/>
-        </w:rPr>
-      </w:pPr>
-    </w:p>
-    <w:p>
-      <w:pPr>
-        <w:pStyle w:val="Heading2"/>
-        <w:pBdr>
-          <w:bottom w:val="single" w:sz="7" w:space="0" w:color="374151"/>
-        </w:pBdr>
-        <w:shd w:val="clear" w:color="auto" w:fill="FFFFFF" w:themeFill="background1"/>
-        <w:spacing w:before="720" w:after="360"/>
-        <w:rPr>
-          <w:rFonts w:ascii="Segoe UI" w:eastAsia="Segoe UI" w:hAnsi="Segoe UI" w:cs="Segoe UI"/>
-          <w:b/>
-          <w:i w:val="0"/>
-          <w:iCs w:val="0"/>
-          <w:color w:val="1F2937"/>
-          <w:sz w:val="48"/>
-          <w:szCs w:val="48"/>
-        </w:rPr>
-      </w:pPr>
-    </w:p>
-    <w:p>
-      <w:pPr>
-        <w:pStyle w:val="Heading2"/>
-        <w:pBdr>
-          <w:bottom w:val="single" w:sz="7" w:space="0" w:color="374151"/>
-        </w:pBdr>
-        <w:shd w:val="clear" w:color="auto" w:fill="FFFFFF" w:themeFill="background1"/>
-        <w:spacing w:before="720" w:after="360"/>
-        <w:rPr>
-          <w:rFonts w:ascii="Segoe UI" w:eastAsia="Segoe UI" w:hAnsi="Segoe UI" w:cs="Segoe UI"/>
-          <w:b/>
-          <w:i w:val="0"/>
-          <w:iCs w:val="0"/>
-          <w:color w:val="1F2937"/>
-          <w:sz w:val="48"/>
-          <w:szCs w:val="48"/>
-        </w:rPr>
-      </w:pPr>
-    </w:p>
-    <w:p>
-      <w:pPr>
-        <w:pStyle w:val="Heading2"/>
-        <w:pBdr>
-          <w:bottom w:val="single" w:sz="7" w:space="0" w:color="374151"/>
-        </w:pBdr>
-        <w:shd w:val="clear" w:color="auto" w:fill="FFFFFF" w:themeFill="background1"/>
-        <w:spacing w:before="720" w:after="360"/>
-        <w:rPr>
-          <w:rFonts w:ascii="Segoe UI" w:eastAsia="Segoe UI" w:hAnsi="Segoe UI" w:cs="Segoe UI"/>
-          <w:b/>
-          <w:i w:val="0"/>
-          <w:iCs w:val="0"/>
-          <w:color w:val="1F2937"/>
-          <w:sz w:val="48"/>
-          <w:szCs w:val="48"/>
-        </w:rPr>
-      </w:pPr>
-    </w:p>
-    <w:p>
-      <w:pPr>
-        <w:pStyle w:val="Heading2"/>
-        <w:pBdr>
-          <w:bottom w:val="single" w:sz="7" w:space="0" w:color="374151"/>
-        </w:pBdr>
-        <w:shd w:val="clear" w:color="auto" w:fill="FFFFFF" w:themeFill="background1"/>
-        <w:spacing w:before="720" w:after="360"/>
-        <w:rPr>
-          <w:rFonts w:ascii="Segoe UI" w:eastAsia="Segoe UI" w:hAnsi="Segoe UI" w:cs="Segoe UI"/>
-          <w:b/>
-          <w:i w:val="0"/>
-          <w:iCs w:val="0"/>
-          <w:color w:val="1F2937"/>
-          <w:sz w:val="48"/>
-          <w:szCs w:val="48"/>
-        </w:rPr>
-      </w:pPr>
-    </w:p>
-    <w:p>
-      <w:pPr>
-        <w:pStyle w:val="Heading2"/>
-        <w:pBdr>
-          <w:bottom w:val="single" w:sz="7" w:space="0" w:color="374151"/>
-        </w:pBdr>
-        <w:shd w:val="clear" w:color="auto" w:fill="FFFFFF" w:themeFill="background1"/>
-        <w:spacing w:before="720" w:after="360"/>
-        <w:rPr>
-          <w:rFonts w:ascii="Segoe UI" w:eastAsia="Segoe UI" w:hAnsi="Segoe UI" w:cs="Segoe UI"/>
-          <w:b/>
-          <w:i w:val="0"/>
-          <w:iCs w:val="0"/>
-          <w:color w:val="1F2937"/>
-          <w:sz w:val="48"/>
-          <w:szCs w:val="48"/>
-        </w:rPr>
-      </w:pPr>
-    </w:p>
-    <w:p>
-      <w:pPr>
-        <w:pStyle w:val="Heading2"/>
-        <w:pBdr>
-          <w:bottom w:val="single" w:sz="7" w:space="0" w:color="374151"/>
-        </w:pBdr>
-        <w:shd w:val="clear" w:color="auto" w:fill="FFFFFF" w:themeFill="background1"/>
-        <w:spacing w:before="720" w:after="360"/>
-        <w:rPr>
-          <w:rFonts w:ascii="Segoe UI" w:eastAsia="Segoe UI" w:hAnsi="Segoe UI" w:cs="Segoe UI"/>
-          <w:b/>
-          <w:i w:val="0"/>
-          <w:iCs w:val="0"/>
-          <w:color w:val="1F2937"/>
-          <w:sz w:val="48"/>
-          <w:szCs w:val="48"/>
-        </w:rPr>
-      </w:pPr>
-      <w:r>
-        <w:rPr>
-          <w:rFonts w:ascii="Segoe UI" w:eastAsia="Segoe UI" w:hAnsi="Segoe UI" w:cs="Segoe UI"/>
-          <w:b/>
-          <w:i w:val="0"/>
-          <w:iCs w:val="0"/>
-          <w:color w:val="1F2937"/>
-          <w:sz w:val="48"/>
-          <w:szCs w:val="48"/>
-        </w:rPr>
+        <w:pStyle w:val="Heading1"/>
+        <w:rPr>
+          <w:i/>
+          <w:iCs/>
+        </w:rPr>
+      </w:pPr>
+      <w:r>
         <w:lastRenderedPageBreak/>
         <w:t>1. Introducción y Justificación</w:t>
       </w:r>
@@ -1953,16 +2516,11 @@
         <w:pBdr>
           <w:bottom w:val="single" w:sz="7" w:space="0" w:color="D1D5DB"/>
         </w:pBdr>
-        <w:shd w:val="clear" w:color="auto" w:fill="FFFFFF" w:themeFill="background1"/>
         <w:spacing w:before="360" w:after="120"/>
         <w:ind w:left="360"/>
       </w:pPr>
       <w:r>
         <w:rPr>
-          <w:rFonts w:ascii="Segoe UI" w:eastAsia="Segoe UI" w:hAnsi="Segoe UI" w:cs="Segoe UI"/>
-          <w:b/>
-          <w:bCs/>
-          <w:color w:val="1F2937"/>
           <w:szCs w:val="24"/>
         </w:rPr>
         <w:t>1.1. Memoria Inicial</w:t>
@@ -2004,18 +2562,10 @@
         <w:pBdr>
           <w:bottom w:val="single" w:sz="7" w:space="0" w:color="D1D5DB"/>
         </w:pBdr>
-        <w:shd w:val="clear" w:color="auto" w:fill="FFFFFF" w:themeFill="background1"/>
         <w:spacing w:before="360" w:after="120"/>
         <w:ind w:left="360"/>
       </w:pPr>
       <w:r>
-        <w:rPr>
-          <w:rFonts w:ascii="Segoe UI" w:eastAsia="Segoe UI" w:hAnsi="Segoe UI" w:cs="Segoe UI"/>
-          <w:b/>
-          <w:bCs/>
-          <w:color w:val="1F2937"/>
-          <w:szCs w:val="24"/>
-        </w:rPr>
         <w:t>1.2. Justificación</w:t>
       </w:r>
     </w:p>
@@ -2040,16 +2590,11 @@
         <w:pBdr>
           <w:bottom w:val="single" w:sz="7" w:space="0" w:color="D1D5DB"/>
         </w:pBdr>
-        <w:shd w:val="clear" w:color="auto" w:fill="FFFFFF" w:themeFill="background1"/>
         <w:spacing w:before="360" w:after="120"/>
         <w:ind w:left="360"/>
       </w:pPr>
       <w:r>
         <w:rPr>
-          <w:rFonts w:ascii="Segoe UI" w:eastAsia="Segoe UI" w:hAnsi="Segoe UI" w:cs="Segoe UI"/>
-          <w:b/>
-          <w:bCs/>
-          <w:color w:val="1F2937"/>
           <w:szCs w:val="24"/>
         </w:rPr>
         <w:t>1.3. Oportunidad de Negocio</w:t>
@@ -2111,16 +2656,11 @@
         <w:pBdr>
           <w:bottom w:val="single" w:sz="7" w:space="0" w:color="D1D5DB"/>
         </w:pBdr>
-        <w:shd w:val="clear" w:color="auto" w:fill="FFFFFF" w:themeFill="background1"/>
         <w:spacing w:before="360" w:after="120"/>
         <w:ind w:left="360"/>
       </w:pPr>
       <w:r>
         <w:rPr>
-          <w:rFonts w:ascii="Segoe UI" w:eastAsia="Segoe UI" w:hAnsi="Segoe UI" w:cs="Segoe UI"/>
-          <w:b/>
-          <w:bCs/>
-          <w:color w:val="1F2937"/>
           <w:szCs w:val="24"/>
         </w:rPr>
         <w:lastRenderedPageBreak/>
@@ -2243,7 +2783,7 @@
                     <pic:cNvPicPr/>
                   </pic:nvPicPr>
                   <pic:blipFill>
-                    <a:blip r:embed="rId59">
+                    <a:blip r:embed="rId74">
                       <a:extLst>
                         <a:ext uri="{28A0092B-C50C-407E-A947-70E740481C1C}">
                           <a14:useLocalDpi xmlns:a14="http://schemas.microsoft.com/office/drawing/2010/main"/>
@@ -2272,6 +2812,58 @@
     </w:p>
     <w:p>
       <w:pPr>
+        <w:pStyle w:val="Caption"/>
+        <w:jc w:val="center"/>
+        <w:rPr>
+          <w:color w:val="A6A6A6" w:themeColor="background1" w:themeShade="A6"/>
+        </w:rPr>
+      </w:pPr>
+      <w:r>
+        <w:rPr>
+          <w:color w:val="A6A6A6" w:themeColor="background1" w:themeShade="A6"/>
+        </w:rPr>
+        <w:t xml:space="preserve">Figura </w:t>
+      </w:r>
+      <w:r>
+        <w:rPr>
+          <w:color w:val="A6A6A6" w:themeColor="background1" w:themeShade="A6"/>
+        </w:rPr>
+        <w:fldChar w:fldCharType="begin"/>
+      </w:r>
+      <w:r>
+        <w:rPr>
+          <w:color w:val="A6A6A6" w:themeColor="background1" w:themeShade="A6"/>
+        </w:rPr>
+        <w:instrText xml:space="preserve"> SEQ Figura \* ARABIC </w:instrText>
+      </w:r>
+      <w:r>
+        <w:rPr>
+          <w:color w:val="A6A6A6" w:themeColor="background1" w:themeShade="A6"/>
+        </w:rPr>
+        <w:fldChar w:fldCharType="separate"/>
+      </w:r>
+      <w:r>
+        <w:rPr>
+          <w:noProof/>
+          <w:color w:val="A6A6A6" w:themeColor="background1" w:themeShade="A6"/>
+        </w:rPr>
+        <w:t>3</w:t>
+      </w:r>
+      <w:r>
+        <w:rPr>
+          <w:color w:val="A6A6A6" w:themeColor="background1" w:themeShade="A6"/>
+        </w:rPr>
+        <w:fldChar w:fldCharType="end"/>
+      </w:r>
+      <w:r>
+        <w:rPr>
+          <w:color w:val="A6A6A6" w:themeColor="background1" w:themeShade="A6"/>
+        </w:rPr>
+        <w:t>. Interfaz de competiciones de Clupik</w:t>
+      </w:r>
+    </w:p>
+    <w:p>
+      <w:pPr>
         <w:pStyle w:val="Heading4"/>
         <w:shd w:val="clear" w:color="auto" w:fill="FFFFFF" w:themeFill="background1"/>
         <w:spacing w:before="360" w:after="120"/>
@@ -2375,9 +2967,9 @@
     <w:p>
       <w:pPr>
         <w:pStyle w:val="Heading4"/>
+        <w:widowControl w:val="0"/>
         <w:shd w:val="clear" w:color="auto" w:fill="FFFFFF" w:themeFill="background1"/>
         <w:spacing w:before="360" w:after="120"/>
-        <w:ind w:left="720"/>
         <w:jc w:val="both"/>
         <w:rPr>
           <w:rFonts w:ascii="Segoe UI" w:eastAsia="Segoe UI" w:hAnsi="Segoe UI" w:cs="Segoe UI"/>
@@ -2393,27 +2985,6 @@
     <w:p>
       <w:pPr>
         <w:pStyle w:val="Heading4"/>
-        <w:keepNext w:val="0"/>
-        <w:widowControl w:val="0"/>
-        <w:shd w:val="clear" w:color="auto" w:fill="FFFFFF" w:themeFill="background1"/>
-        <w:spacing w:before="360" w:after="120"/>
-        <w:ind w:left="720"/>
-        <w:jc w:val="both"/>
-        <w:rPr>
-          <w:rFonts w:ascii="Segoe UI" w:eastAsia="Segoe UI" w:hAnsi="Segoe UI" w:cs="Segoe UI"/>
-          <w:b/>
-          <w:bCs/>
-          <w:i w:val="0"/>
-          <w:iCs w:val="0"/>
-          <w:color w:val="000000" w:themeColor="text1"/>
-          <w:sz w:val="24"/>
-        </w:rPr>
-      </w:pPr>
-    </w:p>
-    <w:p>
-      <w:pPr>
-        <w:pStyle w:val="Heading4"/>
-        <w:keepNext w:val="0"/>
         <w:widowControl w:val="0"/>
         <w:shd w:val="clear" w:color="auto" w:fill="FFFFFF" w:themeFill="background1"/>
         <w:spacing w:before="360" w:after="120"/>
@@ -2517,7 +3088,7 @@
                     <pic:cNvPicPr/>
                   </pic:nvPicPr>
                   <pic:blipFill>
-                    <a:blip r:embed="rId60">
+                    <a:blip r:embed="rId75">
                       <a:extLst>
                         <a:ext uri="{28A0092B-C50C-407E-A947-70E740481C1C}">
                           <a14:useLocalDpi xmlns:a14="http://schemas.microsoft.com/office/drawing/2010/main"/>
@@ -2546,6 +3117,72 @@
     </w:p>
     <w:p>
       <w:pPr>
+        <w:pStyle w:val="Caption"/>
+        <w:jc w:val="center"/>
+        <w:rPr>
+          <w:color w:val="A6A6A6" w:themeColor="background1" w:themeShade="A6"/>
+        </w:rPr>
+      </w:pPr>
+      <w:r>
+        <w:rPr>
+          <w:color w:val="A6A6A6" w:themeColor="background1" w:themeShade="A6"/>
+        </w:rPr>
+        <w:t xml:space="preserve">Figura </w:t>
+      </w:r>
+      <w:r>
+        <w:rPr>
+          <w:color w:val="A6A6A6" w:themeColor="background1" w:themeShade="A6"/>
+        </w:rPr>
+        <w:fldChar w:fldCharType="begin"/>
+      </w:r>
+      <w:r>
+        <w:rPr>
+          <w:color w:val="A6A6A6" w:themeColor="background1" w:themeShade="A6"/>
+        </w:rPr>
+        <w:instrText xml:space="preserve"> SEQ Figura \* ARABIC </w:instrText>
+      </w:r>
+      <w:r>
+        <w:rPr>
+          <w:color w:val="A6A6A6" w:themeColor="background1" w:themeShade="A6"/>
+        </w:rPr>
+        <w:fldChar w:fldCharType="separate"/>
+      </w:r>
+      <w:r>
+        <w:rPr>
+          <w:noProof/>
+          <w:color w:val="A6A6A6" w:themeColor="background1" w:themeShade="A6"/>
+        </w:rPr>
+        <w:t>4</w:t>
+      </w:r>
+      <w:r>
+        <w:rPr>
+          <w:color w:val="A6A6A6" w:themeColor="background1" w:themeShade="A6"/>
+        </w:rPr>
+        <w:fldChar w:fldCharType="end"/>
+      </w:r>
+      <w:r>
+        <w:rPr>
+          <w:color w:val="A6A6A6" w:themeColor="background1" w:themeShade="A6"/>
+        </w:rPr>
+        <w:t xml:space="preserve">. Interfaz de gestión de </w:t>
+      </w:r>
+      <w:proofErr w:type="gramStart"/>
+      <w:r>
+        <w:rPr>
+          <w:color w:val="A6A6A6" w:themeColor="background1" w:themeShade="A6"/>
+        </w:rPr>
+        <w:t>Playoff</w:t>
+      </w:r>
+      <w:proofErr w:type="gramEnd"/>
+      <w:r>
+        <w:rPr>
+          <w:color w:val="A6A6A6" w:themeColor="background1" w:themeShade="A6"/>
+        </w:rPr>
+        <w:t xml:space="preserve"> Informática</w:t>
+      </w:r>
+    </w:p>
+    <w:p>
+      <w:pPr>
         <w:jc w:val="center"/>
       </w:pPr>
       <w:r>
@@ -2568,7 +3205,7 @@
                     <pic:cNvPicPr/>
                   </pic:nvPicPr>
                   <pic:blipFill>
-                    <a:blip r:embed="rId61">
+                    <a:blip r:embed="rId76">
                       <a:extLst>
                         <a:ext uri="{28A0092B-C50C-407E-A947-70E740481C1C}">
                           <a14:useLocalDpi xmlns:a14="http://schemas.microsoft.com/office/drawing/2010/main"/>
@@ -2597,6 +3234,72 @@
     </w:p>
     <w:p>
       <w:pPr>
+        <w:pStyle w:val="Caption"/>
+        <w:jc w:val="center"/>
+        <w:rPr>
+          <w:color w:val="A6A6A6" w:themeColor="background1" w:themeShade="A6"/>
+        </w:rPr>
+      </w:pPr>
+      <w:r>
+        <w:rPr>
+          <w:color w:val="A6A6A6" w:themeColor="background1" w:themeShade="A6"/>
+        </w:rPr>
+        <w:t xml:space="preserve">Figura </w:t>
+      </w:r>
+      <w:r>
+        <w:rPr>
+          <w:color w:val="A6A6A6" w:themeColor="background1" w:themeShade="A6"/>
+        </w:rPr>
+        <w:fldChar w:fldCharType="begin"/>
+      </w:r>
+      <w:r>
+        <w:rPr>
+          <w:color w:val="A6A6A6" w:themeColor="background1" w:themeShade="A6"/>
+        </w:rPr>
+        <w:instrText xml:space="preserve"> SEQ Figura \* ARABIC </w:instrText>
+      </w:r>
+      <w:r>
+        <w:rPr>
+          <w:color w:val="A6A6A6" w:themeColor="background1" w:themeShade="A6"/>
+        </w:rPr>
+        <w:fldChar w:fldCharType="separate"/>
+      </w:r>
+      <w:r>
+        <w:rPr>
+          <w:noProof/>
+          <w:color w:val="A6A6A6" w:themeColor="background1" w:themeShade="A6"/>
+        </w:rPr>
+        <w:t>5</w:t>
+      </w:r>
+      <w:r>
+        <w:rPr>
+          <w:color w:val="A6A6A6" w:themeColor="background1" w:themeShade="A6"/>
+        </w:rPr>
+        <w:fldChar w:fldCharType="end"/>
+      </w:r>
+      <w:r>
+        <w:rPr>
+          <w:color w:val="A6A6A6" w:themeColor="background1" w:themeShade="A6"/>
+        </w:rPr>
+        <w:t xml:space="preserve">. Funcionalidades de </w:t>
+      </w:r>
+      <w:proofErr w:type="gramStart"/>
+      <w:r>
+        <w:rPr>
+          <w:color w:val="A6A6A6" w:themeColor="background1" w:themeShade="A6"/>
+        </w:rPr>
+        <w:t>Playoff</w:t>
+      </w:r>
+      <w:proofErr w:type="gramEnd"/>
+      <w:r>
+        <w:rPr>
+          <w:color w:val="A6A6A6" w:themeColor="background1" w:themeShade="A6"/>
+        </w:rPr>
+        <w:t xml:space="preserve"> Informática</w:t>
+      </w:r>
+    </w:p>
+    <w:p>
+      <w:pPr>
         <w:pStyle w:val="Heading4"/>
         <w:shd w:val="clear" w:color="auto" w:fill="FFFFFF" w:themeFill="background1"/>
         <w:spacing w:before="360" w:after="120"/>
@@ -2648,26 +3351,10 @@
     </w:p>
     <w:p>
       <w:pPr>
-        <w:shd w:val="clear" w:color="auto" w:fill="FFFFFF" w:themeFill="background1"/>
-        <w:spacing w:before="360" w:after="120"/>
-        <w:ind w:left="720"/>
-        <w:rPr>
-          <w:rFonts w:ascii="Segoe UI" w:eastAsia="Segoe UI" w:hAnsi="Segoe UI" w:cs="Segoe UI"/>
-          <w:b/>
-          <w:bCs/>
-          <w:color w:val="000000" w:themeColor="text1"/>
-          <w:sz w:val="24"/>
-        </w:rPr>
-      </w:pPr>
-    </w:p>
-    <w:p>
-      <w:pPr>
         <w:pStyle w:val="Heading4"/>
-        <w:keepNext w:val="0"/>
         <w:widowControl w:val="0"/>
         <w:shd w:val="clear" w:color="auto" w:fill="FFFFFF" w:themeFill="background1"/>
         <w:spacing w:before="360" w:after="120"/>
-        <w:ind w:left="720"/>
         <w:rPr>
           <w:rFonts w:ascii="Segoe UI" w:eastAsia="Segoe UI" w:hAnsi="Segoe UI" w:cs="Segoe UI"/>
           <w:b/>
@@ -2682,7 +3369,6 @@
     <w:p>
       <w:pPr>
         <w:pStyle w:val="Heading4"/>
-        <w:keepNext w:val="0"/>
         <w:widowControl w:val="0"/>
         <w:shd w:val="clear" w:color="auto" w:fill="FFFFFF" w:themeFill="background1"/>
         <w:spacing w:before="360" w:after="120"/>
@@ -2701,7 +3387,6 @@
     <w:p>
       <w:pPr>
         <w:pStyle w:val="Heading4"/>
-        <w:keepNext w:val="0"/>
         <w:widowControl w:val="0"/>
         <w:shd w:val="clear" w:color="auto" w:fill="FFFFFF" w:themeFill="background1"/>
         <w:spacing w:before="360" w:after="120"/>
@@ -2911,16 +3596,11 @@
         <w:pBdr>
           <w:bottom w:val="single" w:sz="7" w:space="0" w:color="D1D5DB"/>
         </w:pBdr>
-        <w:shd w:val="clear" w:color="auto" w:fill="FFFFFF" w:themeFill="background1"/>
         <w:spacing w:before="360" w:after="120"/>
         <w:ind w:left="360"/>
       </w:pPr>
       <w:r>
         <w:rPr>
-          <w:rFonts w:ascii="Segoe UI" w:eastAsia="Segoe UI" w:hAnsi="Segoe UI" w:cs="Segoe UI"/>
-          <w:b/>
-          <w:bCs/>
-          <w:color w:val="1F2937"/>
           <w:szCs w:val="24"/>
         </w:rPr>
         <w:t>1.5. Análisis de Viabilidad</w:t>
@@ -3049,7 +3729,6 @@
     <w:p>
       <w:pPr>
         <w:pStyle w:val="Heading4"/>
-        <w:keepNext w:val="0"/>
         <w:widowControl w:val="0"/>
         <w:shd w:val="clear" w:color="auto" w:fill="FFFFFF" w:themeFill="background1"/>
         <w:spacing w:before="360" w:after="120"/>
@@ -3068,7 +3747,6 @@
     <w:p>
       <w:pPr>
         <w:pStyle w:val="Heading4"/>
-        <w:keepNext w:val="0"/>
         <w:widowControl w:val="0"/>
         <w:shd w:val="clear" w:color="auto" w:fill="FFFFFF" w:themeFill="background1"/>
         <w:spacing w:before="360" w:after="120"/>
@@ -3087,7 +3765,6 @@
     <w:p>
       <w:pPr>
         <w:pStyle w:val="Heading4"/>
-        <w:keepNext w:val="0"/>
         <w:widowControl w:val="0"/>
         <w:shd w:val="clear" w:color="auto" w:fill="FFFFFF" w:themeFill="background1"/>
         <w:spacing w:before="360" w:after="120"/>
@@ -3112,7 +3789,6 @@
           <w:color w:val="000000" w:themeColor="text1"/>
           <w:sz w:val="24"/>
         </w:rPr>
-        <w:lastRenderedPageBreak/>
         <w:t>1.5.2. Viabilidad Económica</w:t>
       </w:r>
       <w:r>
@@ -3159,7 +3835,7 @@
           <w:color w:val="212121"/>
           <w:sz w:val="24"/>
         </w:rPr>
-        <w:t xml:space="preserve"> se presenta una estimación del presupuesto como si se tratase de un encargo profesional para el Club Atletismo Ianuarius. Adicionalmente, se han calculado los costes </w:t>
+        <w:t xml:space="preserve"> se presenta una estimación del presupuesto como si se tratase de un encargo profesional para el Club Atletismo Ianuarius. Adicionalmente, se han calculado </w:t>
       </w:r>
       <w:r>
         <w:rPr>
@@ -3167,7 +3843,8 @@
           <w:color w:val="212121"/>
           <w:sz w:val="24"/>
         </w:rPr>
-        <w:t>periódicos</w:t>
+        <w:lastRenderedPageBreak/>
+        <w:t xml:space="preserve">los costes </w:t>
       </w:r>
       <w:r>
         <w:rPr>
@@ -3175,24 +3852,29 @@
           <w:color w:val="212121"/>
           <w:sz w:val="24"/>
         </w:rPr>
+        <w:t>periódicos</w:t>
+      </w:r>
+      <w:r>
+        <w:rPr>
+          <w:rFonts w:ascii="Segoe UI" w:eastAsia="Segoe UI" w:hAnsi="Segoe UI" w:cs="Segoe UI"/>
+          <w:color w:val="212121"/>
+          <w:sz w:val="24"/>
+        </w:rPr>
         <w:t xml:space="preserve"> necesarios para mantener el sistema en producción una vez finalizado el proyecto.</w:t>
       </w:r>
     </w:p>
     <w:p>
       <w:pPr>
         <w:pStyle w:val="Heading5"/>
-        <w:shd w:val="clear" w:color="auto" w:fill="FFFFFF" w:themeFill="background1"/>
         <w:spacing w:before="324" w:after="0"/>
         <w:ind w:left="1412"/>
         <w:rPr>
-          <w:rFonts w:ascii="Segoe UI" w:eastAsia="Segoe UI" w:hAnsi="Segoe UI" w:cs="Segoe UI"/>
           <w:color w:val="303741"/>
           <w:sz w:val="24"/>
         </w:rPr>
       </w:pPr>
       <w:r>
         <w:rPr>
-          <w:rFonts w:ascii="Segoe UI" w:eastAsia="Segoe UI" w:hAnsi="Segoe UI" w:cs="Segoe UI"/>
           <w:color w:val="303741"/>
           <w:sz w:val="24"/>
         </w:rPr>
@@ -3775,32 +4457,19 @@
     <w:p>
       <w:pPr>
         <w:pStyle w:val="Heading5"/>
-        <w:shd w:val="clear" w:color="auto" w:fill="FFFFFF" w:themeFill="background1"/>
         <w:spacing w:before="324" w:after="0"/>
         <w:ind w:left="1412"/>
         <w:rPr>
-          <w:rFonts w:ascii="Segoe UI" w:eastAsia="Segoe UI" w:hAnsi="Segoe UI" w:cs="Segoe UI"/>
           <w:color w:val="303741"/>
           <w:sz w:val="24"/>
         </w:rPr>
       </w:pPr>
       <w:r>
         <w:rPr>
-          <w:rFonts w:ascii="Segoe UI" w:eastAsia="Segoe UI" w:hAnsi="Segoe UI" w:cs="Segoe UI"/>
           <w:color w:val="303741"/>
           <w:sz w:val="24"/>
         </w:rPr>
-        <w:t>1.5.2.2. Costes de Personal</w:t>
-      </w:r>
-      <w:r>
-        <w:rPr>
-          <w:rFonts w:ascii="Segoe UI" w:eastAsia="Segoe UI" w:hAnsi="Segoe UI" w:cs="Segoe UI"/>
-          <w:b w:val="0"/>
-          <w:bCs w:val="0"/>
-          <w:color w:val="303741"/>
-          <w:sz w:val="24"/>
-        </w:rPr>
-        <w:t xml:space="preserve"> (Desarrollo)</w:t>
+        <w:t>1.5.2.2. Costes de Personal (Desarrollo)</w:t>
       </w:r>
     </w:p>
     <w:tbl>
@@ -4353,18 +5022,15 @@
     <w:p>
       <w:pPr>
         <w:pStyle w:val="Heading5"/>
-        <w:shd w:val="clear" w:color="auto" w:fill="FFFFFF" w:themeFill="background1"/>
         <w:spacing w:before="324" w:after="0"/>
         <w:ind w:left="1412"/>
         <w:rPr>
-          <w:rFonts w:ascii="Segoe UI" w:eastAsia="Segoe UI" w:hAnsi="Segoe UI" w:cs="Segoe UI"/>
           <w:color w:val="303741"/>
           <w:sz w:val="24"/>
         </w:rPr>
       </w:pPr>
       <w:r>
         <w:rPr>
-          <w:rFonts w:ascii="Segoe UI" w:eastAsia="Segoe UI" w:hAnsi="Segoe UI" w:cs="Segoe UI"/>
           <w:color w:val="303741"/>
           <w:sz w:val="24"/>
         </w:rPr>
@@ -4372,39 +5038,22 @@
       </w:r>
       <w:r>
         <w:rPr>
-          <w:rFonts w:ascii="Segoe UI" w:eastAsia="Segoe UI" w:hAnsi="Segoe UI" w:cs="Segoe UI"/>
           <w:color w:val="303741"/>
           <w:sz w:val="24"/>
         </w:rPr>
-        <w:t xml:space="preserve">.5.2.3. Costes de Mantenimiento Anual </w:t>
-      </w:r>
-      <w:r>
-        <w:rPr>
-          <w:rFonts w:ascii="Segoe UI" w:eastAsia="Segoe UI" w:hAnsi="Segoe UI" w:cs="Segoe UI"/>
-          <w:b w:val="0"/>
-          <w:bCs w:val="0"/>
+        <w:t>.5.2.3. Costes de Mantenimiento Anual (</w:t>
+      </w:r>
+      <w:proofErr w:type="gramStart"/>
+      <w:r>
+        <w:rPr>
           <w:color w:val="303741"/>
           <w:sz w:val="24"/>
         </w:rPr>
-        <w:t>(</w:t>
-      </w:r>
-      <w:proofErr w:type="gramStart"/>
-      <w:r>
-        <w:rPr>
-          <w:rFonts w:ascii="Segoe UI" w:eastAsia="Segoe UI" w:hAnsi="Segoe UI" w:cs="Segoe UI"/>
-          <w:b w:val="0"/>
-          <w:bCs w:val="0"/>
-          <w:color w:val="303741"/>
-          <w:sz w:val="24"/>
-        </w:rPr>
         <w:t>Post-Desarrollo</w:t>
       </w:r>
       <w:proofErr w:type="gramEnd"/>
       <w:r>
         <w:rPr>
-          <w:rFonts w:ascii="Segoe UI" w:eastAsia="Segoe UI" w:hAnsi="Segoe UI" w:cs="Segoe UI"/>
-          <w:b w:val="0"/>
-          <w:bCs w:val="0"/>
           <w:color w:val="303741"/>
           <w:sz w:val="24"/>
         </w:rPr>
@@ -4939,7 +5588,6 @@
           <w:i w:val="0"/>
           <w:iCs w:val="0"/>
           <w:color w:val="1F2937"/>
-          <w:sz w:val="48"/>
           <w:szCs w:val="48"/>
         </w:rPr>
         <w:lastRenderedPageBreak/>
@@ -4952,16 +5600,11 @@
         <w:pBdr>
           <w:bottom w:val="single" w:sz="7" w:space="0" w:color="D1D5DB"/>
         </w:pBdr>
-        <w:shd w:val="clear" w:color="auto" w:fill="FFFFFF" w:themeFill="background1"/>
         <w:spacing w:before="360" w:after="120"/>
         <w:ind w:left="360"/>
       </w:pPr>
       <w:r>
         <w:rPr>
-          <w:rFonts w:ascii="Segoe UI" w:eastAsia="Segoe UI" w:hAnsi="Segoe UI" w:cs="Segoe UI"/>
-          <w:b/>
-          <w:bCs/>
-          <w:color w:val="1F2937"/>
           <w:szCs w:val="24"/>
         </w:rPr>
         <w:t>2.1. Objetivos del Proyecto</w:t>
@@ -5288,7 +5931,6 @@
     <w:p>
       <w:pPr>
         <w:pStyle w:val="Heading4"/>
-        <w:keepNext w:val="0"/>
         <w:widowControl w:val="0"/>
         <w:shd w:val="clear" w:color="auto" w:fill="FFFFFF" w:themeFill="background1"/>
         <w:spacing w:before="360" w:after="120"/>
@@ -5307,7 +5949,6 @@
     <w:p>
       <w:pPr>
         <w:pStyle w:val="Heading4"/>
-        <w:keepNext w:val="0"/>
         <w:widowControl w:val="0"/>
         <w:shd w:val="clear" w:color="auto" w:fill="FFFFFF" w:themeFill="background1"/>
         <w:spacing w:before="360" w:after="120"/>
@@ -5326,7 +5967,6 @@
     <w:p>
       <w:pPr>
         <w:pStyle w:val="Heading4"/>
-        <w:keepNext w:val="0"/>
         <w:widowControl w:val="0"/>
         <w:shd w:val="clear" w:color="auto" w:fill="FFFFFF" w:themeFill="background1"/>
         <w:spacing w:before="360" w:after="120"/>
@@ -5345,7 +5985,6 @@
     <w:p>
       <w:pPr>
         <w:pStyle w:val="Heading4"/>
-        <w:keepNext w:val="0"/>
         <w:widowControl w:val="0"/>
         <w:shd w:val="clear" w:color="auto" w:fill="FFFFFF" w:themeFill="background1"/>
         <w:spacing w:before="360" w:after="120"/>
@@ -6438,19 +7077,49 @@
     </w:tbl>
     <w:p>
       <w:pPr>
-        <w:pStyle w:val="Heading3"/>
-        <w:pBdr>
-          <w:bottom w:val="single" w:sz="7" w:space="0" w:color="D1D5DB"/>
-        </w:pBdr>
-        <w:shd w:val="clear" w:color="auto" w:fill="FFFFFF" w:themeFill="background1"/>
-        <w:spacing w:before="360" w:after="120"/>
-        <w:ind w:left="360"/>
-        <w:rPr>
-          <w:rFonts w:ascii="Segoe UI" w:eastAsia="Segoe UI" w:hAnsi="Segoe UI" w:cs="Segoe UI"/>
-          <w:b/>
-          <w:bCs/>
-          <w:color w:val="1F2937"/>
-          <w:szCs w:val="24"/>
+        <w:pStyle w:val="SubHeading3"/>
+        <w:rPr>
+          <w:rFonts w:eastAsia="Segoe UI"/>
+        </w:rPr>
+      </w:pPr>
+    </w:p>
+    <w:p>
+      <w:pPr>
+        <w:pStyle w:val="SubHeading3"/>
+        <w:rPr>
+          <w:rFonts w:eastAsia="Segoe UI"/>
+        </w:rPr>
+      </w:pPr>
+    </w:p>
+    <w:p>
+      <w:pPr>
+        <w:pStyle w:val="SubHeading3"/>
+        <w:rPr>
+          <w:rFonts w:eastAsia="Segoe UI"/>
+        </w:rPr>
+      </w:pPr>
+    </w:p>
+    <w:p>
+      <w:pPr>
+        <w:pStyle w:val="SubHeading3"/>
+        <w:rPr>
+          <w:rFonts w:eastAsia="Segoe UI"/>
+        </w:rPr>
+      </w:pPr>
+    </w:p>
+    <w:p>
+      <w:pPr>
+        <w:pStyle w:val="SubHeading3"/>
+        <w:rPr>
+          <w:rFonts w:eastAsia="Segoe UI"/>
+        </w:rPr>
+      </w:pPr>
+    </w:p>
+    <w:p>
+      <w:pPr>
+        <w:pStyle w:val="SubHeading3"/>
+        <w:rPr>
+          <w:rFonts w:eastAsia="Segoe UI"/>
         </w:rPr>
       </w:pPr>
     </w:p>
@@ -6462,116 +7131,11 @@
         <w:pBdr>
           <w:bottom w:val="single" w:sz="7" w:space="0" w:color="D1D5DB"/>
         </w:pBdr>
-        <w:shd w:val="clear" w:color="auto" w:fill="FFFFFF" w:themeFill="background1"/>
         <w:spacing w:before="360" w:after="120"/>
         <w:ind w:left="360"/>
-        <w:rPr>
-          <w:rFonts w:ascii="Segoe UI" w:eastAsia="Segoe UI" w:hAnsi="Segoe UI" w:cs="Segoe UI"/>
-          <w:b/>
-          <w:bCs/>
-          <w:color w:val="1F2937"/>
-          <w:szCs w:val="24"/>
-        </w:rPr>
-      </w:pPr>
-    </w:p>
-    <w:p>
-      <w:pPr>
-        <w:pStyle w:val="Heading3"/>
-        <w:keepNext w:val="0"/>
-        <w:widowControl w:val="0"/>
-        <w:pBdr>
-          <w:bottom w:val="single" w:sz="7" w:space="0" w:color="D1D5DB"/>
-        </w:pBdr>
-        <w:shd w:val="clear" w:color="auto" w:fill="FFFFFF" w:themeFill="background1"/>
-        <w:spacing w:before="360" w:after="120"/>
-        <w:ind w:left="360"/>
-        <w:rPr>
-          <w:rFonts w:ascii="Segoe UI" w:eastAsia="Segoe UI" w:hAnsi="Segoe UI" w:cs="Segoe UI"/>
-          <w:b/>
-          <w:bCs/>
-          <w:color w:val="1F2937"/>
-          <w:szCs w:val="24"/>
-        </w:rPr>
-      </w:pPr>
-    </w:p>
-    <w:p>
-      <w:pPr>
-        <w:pStyle w:val="Heading3"/>
-        <w:keepNext w:val="0"/>
-        <w:widowControl w:val="0"/>
-        <w:pBdr>
-          <w:bottom w:val="single" w:sz="7" w:space="0" w:color="D1D5DB"/>
-        </w:pBdr>
-        <w:shd w:val="clear" w:color="auto" w:fill="FFFFFF" w:themeFill="background1"/>
-        <w:spacing w:before="360" w:after="120"/>
-        <w:ind w:left="360"/>
-        <w:rPr>
-          <w:rFonts w:ascii="Segoe UI" w:eastAsia="Segoe UI" w:hAnsi="Segoe UI" w:cs="Segoe UI"/>
-          <w:b/>
-          <w:bCs/>
-          <w:color w:val="1F2937"/>
-          <w:szCs w:val="24"/>
-        </w:rPr>
-      </w:pPr>
-    </w:p>
-    <w:p>
-      <w:pPr>
-        <w:pStyle w:val="Heading3"/>
-        <w:keepNext w:val="0"/>
-        <w:widowControl w:val="0"/>
-        <w:pBdr>
-          <w:bottom w:val="single" w:sz="7" w:space="0" w:color="D1D5DB"/>
-        </w:pBdr>
-        <w:shd w:val="clear" w:color="auto" w:fill="FFFFFF" w:themeFill="background1"/>
-        <w:spacing w:before="360" w:after="120"/>
-        <w:ind w:left="360"/>
-        <w:rPr>
-          <w:rFonts w:ascii="Segoe UI" w:eastAsia="Segoe UI" w:hAnsi="Segoe UI" w:cs="Segoe UI"/>
-          <w:b/>
-          <w:bCs/>
-          <w:color w:val="1F2937"/>
-          <w:szCs w:val="24"/>
-        </w:rPr>
-      </w:pPr>
-    </w:p>
-    <w:p>
-      <w:pPr>
-        <w:pStyle w:val="Heading3"/>
-        <w:keepNext w:val="0"/>
-        <w:widowControl w:val="0"/>
-        <w:pBdr>
-          <w:bottom w:val="single" w:sz="7" w:space="0" w:color="D1D5DB"/>
-        </w:pBdr>
-        <w:shd w:val="clear" w:color="auto" w:fill="FFFFFF" w:themeFill="background1"/>
-        <w:spacing w:before="360" w:after="120"/>
-        <w:ind w:left="360"/>
-        <w:rPr>
-          <w:rFonts w:ascii="Segoe UI" w:eastAsia="Segoe UI" w:hAnsi="Segoe UI" w:cs="Segoe UI"/>
-          <w:b/>
-          <w:bCs/>
-          <w:color w:val="1F2937"/>
-          <w:szCs w:val="24"/>
-        </w:rPr>
-      </w:pPr>
-    </w:p>
-    <w:p>
-      <w:pPr>
-        <w:pStyle w:val="Heading3"/>
-        <w:keepNext w:val="0"/>
-        <w:widowControl w:val="0"/>
-        <w:pBdr>
-          <w:bottom w:val="single" w:sz="7" w:space="0" w:color="D1D5DB"/>
-        </w:pBdr>
-        <w:shd w:val="clear" w:color="auto" w:fill="FFFFFF" w:themeFill="background1"/>
-        <w:spacing w:before="360" w:after="120"/>
-        <w:ind w:left="360"/>
-      </w:pPr>
-      <w:r>
-        <w:rPr>
-          <w:rFonts w:ascii="Segoe UI" w:eastAsia="Segoe UI" w:hAnsi="Segoe UI" w:cs="Segoe UI"/>
-          <w:b/>
-          <w:bCs/>
-          <w:color w:val="1F2937"/>
+      </w:pPr>
+      <w:r>
+        <w:rPr>
           <w:szCs w:val="24"/>
         </w:rPr>
         <w:lastRenderedPageBreak/>
@@ -7145,16 +7709,11 @@
         <w:pBdr>
           <w:bottom w:val="single" w:sz="7" w:space="0" w:color="D1D5DB"/>
         </w:pBdr>
-        <w:shd w:val="clear" w:color="auto" w:fill="FFFFFF" w:themeFill="background1"/>
         <w:spacing w:before="360" w:after="120"/>
         <w:ind w:left="360"/>
       </w:pPr>
       <w:r>
         <w:rPr>
-          <w:rFonts w:ascii="Segoe UI" w:eastAsia="Segoe UI" w:hAnsi="Segoe UI" w:cs="Segoe UI"/>
-          <w:b/>
-          <w:bCs/>
-          <w:color w:val="1F2937"/>
           <w:szCs w:val="24"/>
         </w:rPr>
         <w:t>2.3. Especificación Funcional</w:t>
@@ -7207,7 +7766,7 @@
                     <pic:cNvPicPr/>
                   </pic:nvPicPr>
                   <pic:blipFill>
-                    <a:blip r:embed="rId62">
+                    <a:blip r:embed="rId77">
                       <a:extLst>
                         <a:ext uri="{28A0092B-C50C-407E-A947-70E740481C1C}">
                           <a14:useLocalDpi xmlns:a14="http://schemas.microsoft.com/office/drawing/2010/main" val="0"/>
@@ -7247,7 +7806,6 @@
     <w:p>
       <w:pPr>
         <w:pStyle w:val="Heading4"/>
-        <w:keepNext w:val="0"/>
         <w:widowControl w:val="0"/>
         <w:shd w:val="clear" w:color="auto" w:fill="FFFFFF" w:themeFill="background1"/>
         <w:spacing w:before="360" w:after="120"/>
@@ -7266,7 +7824,6 @@
     <w:p>
       <w:pPr>
         <w:pStyle w:val="Heading4"/>
-        <w:keepNext w:val="0"/>
         <w:widowControl w:val="0"/>
         <w:shd w:val="clear" w:color="auto" w:fill="FFFFFF" w:themeFill="background1"/>
         <w:spacing w:before="360" w:after="120"/>
@@ -7285,7 +7842,6 @@
     <w:p>
       <w:pPr>
         <w:pStyle w:val="Heading4"/>
-        <w:keepNext w:val="0"/>
         <w:widowControl w:val="0"/>
         <w:shd w:val="clear" w:color="auto" w:fill="FFFFFF" w:themeFill="background1"/>
         <w:spacing w:before="360" w:after="120"/>
@@ -7304,7 +7860,6 @@
     <w:p>
       <w:pPr>
         <w:pStyle w:val="Heading4"/>
-        <w:keepNext w:val="0"/>
         <w:widowControl w:val="0"/>
         <w:shd w:val="clear" w:color="auto" w:fill="FFFFFF" w:themeFill="background1"/>
         <w:spacing w:before="360" w:after="120"/>
@@ -7323,7 +7878,6 @@
     <w:p>
       <w:pPr>
         <w:pStyle w:val="Heading4"/>
-        <w:keepNext w:val="0"/>
         <w:widowControl w:val="0"/>
         <w:shd w:val="clear" w:color="auto" w:fill="FFFFFF" w:themeFill="background1"/>
         <w:spacing w:before="360" w:after="120"/>
@@ -7342,7 +7896,6 @@
     <w:p>
       <w:pPr>
         <w:pStyle w:val="Heading4"/>
-        <w:keepNext w:val="0"/>
         <w:widowControl w:val="0"/>
         <w:shd w:val="clear" w:color="auto" w:fill="FFFFFF" w:themeFill="background1"/>
         <w:spacing w:before="360" w:after="120"/>
@@ -7361,7 +7914,6 @@
     <w:p>
       <w:pPr>
         <w:pStyle w:val="Heading4"/>
-        <w:keepNext w:val="0"/>
         <w:widowControl w:val="0"/>
         <w:shd w:val="clear" w:color="auto" w:fill="FFFFFF" w:themeFill="background1"/>
         <w:spacing w:before="360" w:after="120"/>
@@ -7380,7 +7932,6 @@
     <w:p>
       <w:pPr>
         <w:pStyle w:val="Heading4"/>
-        <w:keepNext w:val="0"/>
         <w:widowControl w:val="0"/>
         <w:shd w:val="clear" w:color="auto" w:fill="FFFFFF" w:themeFill="background1"/>
         <w:spacing w:before="360" w:after="120"/>
@@ -7399,7 +7950,6 @@
     <w:p>
       <w:pPr>
         <w:pStyle w:val="Heading4"/>
-        <w:keepNext w:val="0"/>
         <w:widowControl w:val="0"/>
         <w:shd w:val="clear" w:color="auto" w:fill="FFFFFF" w:themeFill="background1"/>
         <w:spacing w:before="360" w:after="120"/>
@@ -7418,7 +7968,6 @@
     <w:p>
       <w:pPr>
         <w:pStyle w:val="Heading4"/>
-        <w:keepNext w:val="0"/>
         <w:widowControl w:val="0"/>
         <w:shd w:val="clear" w:color="auto" w:fill="FFFFFF" w:themeFill="background1"/>
         <w:spacing w:before="360" w:after="120"/>
@@ -7434,7 +7983,6 @@
           <w:color w:val="000000" w:themeColor="text1"/>
           <w:sz w:val="24"/>
         </w:rPr>
-        <w:lastRenderedPageBreak/>
         <w:t>2.3.2. Especificación de Casos de Uso</w:t>
       </w:r>
     </w:p>
@@ -8283,73 +8831,57 @@
     </w:tbl>
     <w:p>
       <w:pPr>
-        <w:pStyle w:val="Heading3"/>
-        <w:pBdr>
-          <w:bottom w:val="single" w:sz="7" w:space="0" w:color="D1D5DB"/>
-        </w:pBdr>
-        <w:shd w:val="clear" w:color="auto" w:fill="FFFFFF" w:themeFill="background1"/>
-        <w:spacing w:before="360" w:after="120"/>
-        <w:ind w:left="360"/>
-        <w:rPr>
-          <w:rFonts w:ascii="Segoe UI" w:eastAsia="Segoe UI" w:hAnsi="Segoe UI" w:cs="Segoe UI"/>
-          <w:b/>
-          <w:bCs/>
-          <w:color w:val="1F2937"/>
-          <w:szCs w:val="24"/>
-        </w:rPr>
-      </w:pPr>
-    </w:p>
-    <w:p>
-      <w:pPr>
-        <w:pStyle w:val="Heading3"/>
-        <w:pBdr>
-          <w:bottom w:val="single" w:sz="7" w:space="0" w:color="D1D5DB"/>
-        </w:pBdr>
-        <w:shd w:val="clear" w:color="auto" w:fill="FFFFFF" w:themeFill="background1"/>
-        <w:spacing w:before="360" w:after="120"/>
-        <w:ind w:left="360"/>
-        <w:rPr>
-          <w:rFonts w:ascii="Segoe UI" w:eastAsia="Segoe UI" w:hAnsi="Segoe UI" w:cs="Segoe UI"/>
-          <w:b/>
-          <w:bCs/>
-          <w:color w:val="1F2937"/>
-          <w:szCs w:val="24"/>
-        </w:rPr>
-      </w:pPr>
-    </w:p>
-    <w:p>
-      <w:pPr>
-        <w:pStyle w:val="Heading3"/>
-        <w:pBdr>
-          <w:bottom w:val="single" w:sz="7" w:space="0" w:color="D1D5DB"/>
-        </w:pBdr>
-        <w:shd w:val="clear" w:color="auto" w:fill="FFFFFF" w:themeFill="background1"/>
-        <w:spacing w:before="360" w:after="120"/>
-        <w:ind w:left="360"/>
-        <w:rPr>
-          <w:rFonts w:ascii="Segoe UI" w:eastAsia="Segoe UI" w:hAnsi="Segoe UI" w:cs="Segoe UI"/>
-          <w:b/>
-          <w:bCs/>
-          <w:color w:val="1F2937"/>
-          <w:szCs w:val="24"/>
-        </w:rPr>
-      </w:pPr>
-    </w:p>
-    <w:p>
-      <w:pPr>
-        <w:pStyle w:val="Heading3"/>
-        <w:pBdr>
-          <w:bottom w:val="single" w:sz="7" w:space="0" w:color="D1D5DB"/>
-        </w:pBdr>
-        <w:shd w:val="clear" w:color="auto" w:fill="FFFFFF" w:themeFill="background1"/>
-        <w:spacing w:before="360" w:after="120"/>
-        <w:ind w:left="360"/>
-        <w:rPr>
-          <w:rFonts w:ascii="Segoe UI" w:eastAsia="Segoe UI" w:hAnsi="Segoe UI" w:cs="Segoe UI"/>
-          <w:b/>
-          <w:bCs/>
-          <w:color w:val="1F2937"/>
-          <w:szCs w:val="24"/>
+        <w:pStyle w:val="SubHeading3"/>
+        <w:rPr>
+          <w:rFonts w:eastAsia="Segoe UI"/>
+        </w:rPr>
+      </w:pPr>
+    </w:p>
+    <w:p>
+      <w:pPr>
+        <w:pStyle w:val="SubHeading3"/>
+        <w:rPr>
+          <w:rFonts w:eastAsia="Segoe UI"/>
+        </w:rPr>
+      </w:pPr>
+    </w:p>
+    <w:p>
+      <w:pPr>
+        <w:pStyle w:val="SubHeading3"/>
+        <w:rPr>
+          <w:rFonts w:eastAsia="Segoe UI"/>
+        </w:rPr>
+      </w:pPr>
+    </w:p>
+    <w:p>
+      <w:pPr>
+        <w:pStyle w:val="SubHeading3"/>
+        <w:rPr>
+          <w:rFonts w:eastAsia="Segoe UI"/>
+        </w:rPr>
+      </w:pPr>
+    </w:p>
+    <w:p>
+      <w:pPr>
+        <w:pStyle w:val="SubHeading3"/>
+        <w:rPr>
+          <w:rFonts w:eastAsia="Segoe UI"/>
+        </w:rPr>
+      </w:pPr>
+    </w:p>
+    <w:p>
+      <w:pPr>
+        <w:pStyle w:val="SubHeading3"/>
+        <w:rPr>
+          <w:rFonts w:eastAsia="Segoe UI"/>
+        </w:rPr>
+      </w:pPr>
+    </w:p>
+    <w:p>
+      <w:pPr>
+        <w:pStyle w:val="SubHeading3"/>
+        <w:rPr>
+          <w:rFonts w:eastAsia="Segoe UI"/>
         </w:rPr>
       </w:pPr>
     </w:p>
@@ -8361,79 +8893,13 @@
         <w:pBdr>
           <w:bottom w:val="single" w:sz="7" w:space="0" w:color="D1D5DB"/>
         </w:pBdr>
-        <w:shd w:val="clear" w:color="auto" w:fill="FFFFFF" w:themeFill="background1"/>
         <w:spacing w:before="360" w:after="120"/>
         <w:ind w:left="360"/>
-        <w:rPr>
-          <w:rFonts w:ascii="Segoe UI" w:eastAsia="Segoe UI" w:hAnsi="Segoe UI" w:cs="Segoe UI"/>
-          <w:b/>
-          <w:bCs/>
-          <w:color w:val="1F2937"/>
+      </w:pPr>
+      <w:r>
+        <w:rPr>
           <w:szCs w:val="24"/>
         </w:rPr>
-      </w:pPr>
-    </w:p>
-    <w:p>
-      <w:pPr>
-        <w:pStyle w:val="Heading3"/>
-        <w:keepNext w:val="0"/>
-        <w:widowControl w:val="0"/>
-        <w:pBdr>
-          <w:bottom w:val="single" w:sz="7" w:space="0" w:color="D1D5DB"/>
-        </w:pBdr>
-        <w:shd w:val="clear" w:color="auto" w:fill="FFFFFF" w:themeFill="background1"/>
-        <w:spacing w:before="360" w:after="120"/>
-        <w:ind w:left="360"/>
-        <w:rPr>
-          <w:rFonts w:ascii="Segoe UI" w:eastAsia="Segoe UI" w:hAnsi="Segoe UI" w:cs="Segoe UI"/>
-          <w:b/>
-          <w:bCs/>
-          <w:color w:val="1F2937"/>
-          <w:szCs w:val="24"/>
-        </w:rPr>
-      </w:pPr>
-    </w:p>
-    <w:p>
-      <w:pPr>
-        <w:pStyle w:val="Heading3"/>
-        <w:keepNext w:val="0"/>
-        <w:widowControl w:val="0"/>
-        <w:pBdr>
-          <w:bottom w:val="single" w:sz="7" w:space="0" w:color="D1D5DB"/>
-        </w:pBdr>
-        <w:shd w:val="clear" w:color="auto" w:fill="FFFFFF" w:themeFill="background1"/>
-        <w:spacing w:before="360" w:after="120"/>
-        <w:ind w:left="360"/>
-        <w:rPr>
-          <w:rFonts w:ascii="Segoe UI" w:eastAsia="Segoe UI" w:hAnsi="Segoe UI" w:cs="Segoe UI"/>
-          <w:b/>
-          <w:bCs/>
-          <w:color w:val="1F2937"/>
-          <w:szCs w:val="24"/>
-        </w:rPr>
-      </w:pPr>
-    </w:p>
-    <w:p>
-      <w:pPr>
-        <w:pStyle w:val="Heading3"/>
-        <w:keepNext w:val="0"/>
-        <w:widowControl w:val="0"/>
-        <w:pBdr>
-          <w:bottom w:val="single" w:sz="7" w:space="0" w:color="D1D5DB"/>
-        </w:pBdr>
-        <w:shd w:val="clear" w:color="auto" w:fill="FFFFFF" w:themeFill="background1"/>
-        <w:spacing w:before="360" w:after="120"/>
-        <w:ind w:left="360"/>
-      </w:pPr>
-      <w:r>
-        <w:rPr>
-          <w:rFonts w:ascii="Segoe UI" w:eastAsia="Segoe UI" w:hAnsi="Segoe UI" w:cs="Segoe UI"/>
-          <w:b/>
-          <w:bCs/>
-          <w:color w:val="1F2937"/>
-          <w:szCs w:val="24"/>
-        </w:rPr>
-        <w:lastRenderedPageBreak/>
         <w:t>2.4. Requisitos del Sistema (SRS)</w:t>
       </w:r>
     </w:p>
@@ -9984,7 +10450,6 @@
     <w:p>
       <w:pPr>
         <w:pStyle w:val="Heading4"/>
-        <w:keepNext w:val="0"/>
         <w:widowControl w:val="0"/>
         <w:shd w:val="clear" w:color="auto" w:fill="FFFFFF" w:themeFill="background1"/>
         <w:spacing w:before="360" w:after="120"/>
@@ -10003,7 +10468,6 @@
     <w:p>
       <w:pPr>
         <w:pStyle w:val="Heading4"/>
-        <w:keepNext w:val="0"/>
         <w:widowControl w:val="0"/>
         <w:shd w:val="clear" w:color="auto" w:fill="FFFFFF" w:themeFill="background1"/>
         <w:spacing w:before="360" w:after="120"/>
@@ -10022,7 +10486,6 @@
     <w:p>
       <w:pPr>
         <w:pStyle w:val="Heading4"/>
-        <w:keepNext w:val="0"/>
         <w:widowControl w:val="0"/>
         <w:shd w:val="clear" w:color="auto" w:fill="FFFFFF" w:themeFill="background1"/>
         <w:spacing w:before="360" w:after="120"/>
@@ -10041,7 +10504,6 @@
     <w:p>
       <w:pPr>
         <w:pStyle w:val="Heading4"/>
-        <w:keepNext w:val="0"/>
         <w:widowControl w:val="0"/>
         <w:shd w:val="clear" w:color="auto" w:fill="FFFFFF" w:themeFill="background1"/>
         <w:spacing w:before="360" w:after="120"/>
@@ -10057,7 +10519,6 @@
           <w:color w:val="000000" w:themeColor="text1"/>
           <w:sz w:val="24"/>
         </w:rPr>
-        <w:lastRenderedPageBreak/>
         <w:t>2.4.3. Requisitos de Información (IRQ)</w:t>
       </w:r>
     </w:p>
@@ -10281,16 +10742,11 @@
         <w:pBdr>
           <w:bottom w:val="single" w:sz="7" w:space="0" w:color="D1D5DB"/>
         </w:pBdr>
-        <w:shd w:val="clear" w:color="auto" w:fill="FFFFFF" w:themeFill="background1"/>
         <w:spacing w:before="360" w:after="120"/>
         <w:ind w:left="360"/>
       </w:pPr>
       <w:r>
         <w:rPr>
-          <w:rFonts w:ascii="Segoe UI" w:eastAsia="Segoe UI" w:hAnsi="Segoe UI" w:cs="Segoe UI"/>
-          <w:b/>
-          <w:bCs/>
-          <w:color w:val="1F2937"/>
           <w:szCs w:val="24"/>
         </w:rPr>
         <w:t>2.5. Normativa y Legislación</w:t>
@@ -10470,7 +10926,6 @@
           <w:i w:val="0"/>
           <w:iCs w:val="0"/>
           <w:color w:val="1F2937"/>
-          <w:sz w:val="48"/>
           <w:szCs w:val="48"/>
         </w:rPr>
       </w:pPr>
@@ -10491,7 +10946,6 @@
           <w:i w:val="0"/>
           <w:iCs w:val="0"/>
           <w:color w:val="1F2937"/>
-          <w:sz w:val="48"/>
           <w:szCs w:val="48"/>
         </w:rPr>
       </w:pPr>
@@ -10512,7 +10966,6 @@
           <w:i w:val="0"/>
           <w:iCs w:val="0"/>
           <w:color w:val="1F2937"/>
-          <w:sz w:val="48"/>
           <w:szCs w:val="48"/>
         </w:rPr>
       </w:pPr>
@@ -10533,7 +10986,6 @@
           <w:i w:val="0"/>
           <w:iCs w:val="0"/>
           <w:color w:val="1F2937"/>
-          <w:sz w:val="48"/>
           <w:szCs w:val="48"/>
         </w:rPr>
       </w:pPr>
@@ -10556,10 +11008,8 @@
           <w:i w:val="0"/>
           <w:iCs w:val="0"/>
           <w:color w:val="1F2937"/>
-          <w:sz w:val="48"/>
           <w:szCs w:val="48"/>
         </w:rPr>
-        <w:lastRenderedPageBreak/>
         <w:t>3. Diseño Tecnológico y Arquitectura</w:t>
       </w:r>
     </w:p>
@@ -10569,16 +11019,11 @@
         <w:pBdr>
           <w:bottom w:val="single" w:sz="7" w:space="0" w:color="D1D5DB"/>
         </w:pBdr>
-        <w:shd w:val="clear" w:color="auto" w:fill="FFFFFF" w:themeFill="background1"/>
         <w:spacing w:before="360" w:after="120"/>
         <w:ind w:left="360"/>
       </w:pPr>
       <w:r>
         <w:rPr>
-          <w:rFonts w:ascii="Segoe UI" w:eastAsia="Segoe UI" w:hAnsi="Segoe UI" w:cs="Segoe UI"/>
-          <w:b/>
-          <w:bCs/>
-          <w:color w:val="1F2937"/>
           <w:szCs w:val="24"/>
         </w:rPr>
         <w:t>3.1. Stack Tecnológico</w:t>
@@ -10676,7 +11121,7 @@
                           <pic:cNvPicPr/>
                         </pic:nvPicPr>
                         <pic:blipFill>
-                          <a:blip r:embed="rId63">
+                          <a:blip r:embed="rId78">
                             <a:extLst>
                               <a:ext uri="{28A0092B-C50C-407E-A947-70E740481C1C}">
                                 <a14:useLocalDpi xmlns:a14="http://schemas.microsoft.com/office/drawing/2010/main"/>
@@ -10841,7 +11286,7 @@
                           <pic:cNvPicPr/>
                         </pic:nvPicPr>
                         <pic:blipFill>
-                          <a:blip r:embed="rId64">
+                          <a:blip r:embed="rId79">
                             <a:extLst>
                               <a:ext uri="{28A0092B-C50C-407E-A947-70E740481C1C}">
                                 <a14:useLocalDpi xmlns:a14="http://schemas.microsoft.com/office/drawing/2010/main"/>
@@ -11006,7 +11451,7 @@
                           <pic:cNvPicPr/>
                         </pic:nvPicPr>
                         <pic:blipFill>
-                          <a:blip r:embed="rId65">
+                          <a:blip r:embed="rId80">
                             <a:extLst>
                               <a:ext uri="{28A0092B-C50C-407E-A947-70E740481C1C}">
                                 <a14:useLocalDpi xmlns:a14="http://schemas.microsoft.com/office/drawing/2010/main"/>
@@ -11167,16 +11612,11 @@
         <w:pBdr>
           <w:bottom w:val="single" w:sz="7" w:space="0" w:color="D1D5DB"/>
         </w:pBdr>
-        <w:shd w:val="clear" w:color="auto" w:fill="FFFFFF" w:themeFill="background1"/>
         <w:spacing w:before="360" w:after="120"/>
         <w:ind w:left="360"/>
       </w:pPr>
       <w:r>
         <w:rPr>
-          <w:rFonts w:ascii="Segoe UI" w:eastAsia="Segoe UI" w:hAnsi="Segoe UI" w:cs="Segoe UI"/>
-          <w:b/>
-          <w:bCs/>
-          <w:color w:val="1F2937"/>
           <w:szCs w:val="24"/>
         </w:rPr>
         <w:lastRenderedPageBreak/>
@@ -11207,16 +11647,11 @@
         <w:pBdr>
           <w:bottom w:val="single" w:sz="7" w:space="0" w:color="D1D5DB"/>
         </w:pBdr>
-        <w:shd w:val="clear" w:color="auto" w:fill="FFFFFF" w:themeFill="background1"/>
         <w:spacing w:before="360" w:after="120"/>
         <w:ind w:left="360"/>
       </w:pPr>
       <w:r>
         <w:rPr>
-          <w:rFonts w:ascii="Segoe UI" w:eastAsia="Segoe UI" w:hAnsi="Segoe UI" w:cs="Segoe UI"/>
-          <w:b/>
-          <w:bCs/>
-          <w:color w:val="1F2937"/>
           <w:szCs w:val="24"/>
         </w:rPr>
         <w:t>3.3. Diseño de Datos</w:t>
@@ -11246,16 +11681,11 @@
         <w:pBdr>
           <w:bottom w:val="single" w:sz="7" w:space="0" w:color="D1D5DB"/>
         </w:pBdr>
-        <w:shd w:val="clear" w:color="auto" w:fill="FFFFFF" w:themeFill="background1"/>
         <w:spacing w:before="360" w:after="120"/>
         <w:ind w:left="360"/>
       </w:pPr>
       <w:r>
         <w:rPr>
-          <w:rFonts w:ascii="Segoe UI" w:eastAsia="Segoe UI" w:hAnsi="Segoe UI" w:cs="Segoe UI"/>
-          <w:b/>
-          <w:bCs/>
-          <w:color w:val="1F2937"/>
           <w:szCs w:val="24"/>
         </w:rPr>
         <w:t>3.4. Diseño de Interfaz (UI/UX)</w:t>
@@ -11295,7 +11725,6 @@
           <w:i w:val="0"/>
           <w:iCs w:val="0"/>
           <w:color w:val="1F2937"/>
-          <w:sz w:val="48"/>
           <w:szCs w:val="48"/>
         </w:rPr>
         <w:t>4. Planificación y Metodología</w:t>
@@ -11307,16 +11736,11 @@
         <w:pBdr>
           <w:bottom w:val="single" w:sz="7" w:space="0" w:color="D1D5DB"/>
         </w:pBdr>
-        <w:shd w:val="clear" w:color="auto" w:fill="FFFFFF" w:themeFill="background1"/>
         <w:spacing w:before="360" w:after="120"/>
         <w:ind w:left="360"/>
       </w:pPr>
       <w:r>
         <w:rPr>
-          <w:rFonts w:ascii="Segoe UI" w:eastAsia="Segoe UI" w:hAnsi="Segoe UI" w:cs="Segoe UI"/>
-          <w:b/>
-          <w:bCs/>
-          <w:color w:val="1F2937"/>
           <w:szCs w:val="24"/>
         </w:rPr>
         <w:t>4.1. Metodología de Trabajo</w:t>
@@ -11430,142 +11854,65 @@
     </w:p>
     <w:p>
       <w:pPr>
+        <w:pStyle w:val="SubHeading3"/>
+        <w:rPr>
+          <w:rFonts w:eastAsia="Segoe UI"/>
+        </w:rPr>
+      </w:pPr>
+    </w:p>
+    <w:p>
+      <w:pPr>
+        <w:pStyle w:val="SubHeading3"/>
+        <w:rPr>
+          <w:rFonts w:eastAsia="Segoe UI"/>
+        </w:rPr>
+      </w:pPr>
+    </w:p>
+    <w:p>
+      <w:pPr>
+        <w:pStyle w:val="SubHeading3"/>
+        <w:rPr>
+          <w:rFonts w:eastAsia="Segoe UI"/>
+        </w:rPr>
+      </w:pPr>
+    </w:p>
+    <w:p>
+      <w:pPr>
+        <w:pStyle w:val="SubHeading3"/>
+        <w:rPr>
+          <w:rFonts w:eastAsia="Segoe UI"/>
+        </w:rPr>
+      </w:pPr>
+    </w:p>
+    <w:p>
+      <w:pPr>
+        <w:pStyle w:val="SubHeading3"/>
+        <w:rPr>
+          <w:rFonts w:eastAsia="Segoe UI"/>
+        </w:rPr>
+      </w:pPr>
+    </w:p>
+    <w:p>
+      <w:pPr>
+        <w:pStyle w:val="SubHeading3"/>
+        <w:rPr>
+          <w:rFonts w:eastAsia="Segoe UI"/>
+        </w:rPr>
+      </w:pPr>
+    </w:p>
+    <w:p>
+      <w:pPr>
         <w:pStyle w:val="Heading3"/>
         <w:keepNext w:val="0"/>
         <w:widowControl w:val="0"/>
         <w:pBdr>
           <w:bottom w:val="single" w:sz="7" w:space="0" w:color="D1D5DB"/>
         </w:pBdr>
-        <w:shd w:val="clear" w:color="auto" w:fill="FFFFFF" w:themeFill="background1"/>
         <w:spacing w:before="360" w:after="120"/>
         <w:ind w:left="360"/>
-        <w:rPr>
-          <w:rFonts w:ascii="Segoe UI" w:eastAsia="Segoe UI" w:hAnsi="Segoe UI" w:cs="Segoe UI"/>
-          <w:b/>
-          <w:bCs/>
-          <w:color w:val="1F2937"/>
-          <w:szCs w:val="24"/>
-        </w:rPr>
-      </w:pPr>
-    </w:p>
-    <w:p>
-      <w:pPr>
-        <w:pStyle w:val="Heading3"/>
-        <w:keepNext w:val="0"/>
-        <w:widowControl w:val="0"/>
-        <w:pBdr>
-          <w:bottom w:val="single" w:sz="7" w:space="0" w:color="D1D5DB"/>
-        </w:pBdr>
-        <w:shd w:val="clear" w:color="auto" w:fill="FFFFFF" w:themeFill="background1"/>
-        <w:spacing w:before="360" w:after="120"/>
-        <w:ind w:left="360"/>
-        <w:rPr>
-          <w:rFonts w:ascii="Segoe UI" w:eastAsia="Segoe UI" w:hAnsi="Segoe UI" w:cs="Segoe UI"/>
-          <w:b/>
-          <w:bCs/>
-          <w:color w:val="1F2937"/>
-          <w:szCs w:val="24"/>
-        </w:rPr>
-      </w:pPr>
-    </w:p>
-    <w:p>
-      <w:pPr>
-        <w:pStyle w:val="Heading3"/>
-        <w:keepNext w:val="0"/>
-        <w:widowControl w:val="0"/>
-        <w:pBdr>
-          <w:bottom w:val="single" w:sz="7" w:space="0" w:color="D1D5DB"/>
-        </w:pBdr>
-        <w:shd w:val="clear" w:color="auto" w:fill="FFFFFF" w:themeFill="background1"/>
-        <w:spacing w:before="360" w:after="120"/>
-        <w:ind w:left="360"/>
-        <w:rPr>
-          <w:rFonts w:ascii="Segoe UI" w:eastAsia="Segoe UI" w:hAnsi="Segoe UI" w:cs="Segoe UI"/>
-          <w:b/>
-          <w:bCs/>
-          <w:color w:val="1F2937"/>
-          <w:szCs w:val="24"/>
-        </w:rPr>
-      </w:pPr>
-    </w:p>
-    <w:p>
-      <w:pPr>
-        <w:pStyle w:val="Heading3"/>
-        <w:keepNext w:val="0"/>
-        <w:widowControl w:val="0"/>
-        <w:pBdr>
-          <w:bottom w:val="single" w:sz="7" w:space="0" w:color="D1D5DB"/>
-        </w:pBdr>
-        <w:shd w:val="clear" w:color="auto" w:fill="FFFFFF" w:themeFill="background1"/>
-        <w:spacing w:before="360" w:after="120"/>
-        <w:ind w:left="360"/>
-        <w:rPr>
-          <w:rFonts w:ascii="Segoe UI" w:eastAsia="Segoe UI" w:hAnsi="Segoe UI" w:cs="Segoe UI"/>
-          <w:b/>
-          <w:bCs/>
-          <w:color w:val="1F2937"/>
-          <w:szCs w:val="24"/>
-        </w:rPr>
-      </w:pPr>
-    </w:p>
-    <w:p>
-      <w:pPr>
-        <w:pStyle w:val="Heading3"/>
-        <w:keepNext w:val="0"/>
-        <w:widowControl w:val="0"/>
-        <w:pBdr>
-          <w:bottom w:val="single" w:sz="7" w:space="0" w:color="D1D5DB"/>
-        </w:pBdr>
-        <w:shd w:val="clear" w:color="auto" w:fill="FFFFFF" w:themeFill="background1"/>
-        <w:spacing w:before="360" w:after="120"/>
-        <w:ind w:left="360"/>
-        <w:rPr>
-          <w:rFonts w:ascii="Segoe UI" w:eastAsia="Segoe UI" w:hAnsi="Segoe UI" w:cs="Segoe UI"/>
-          <w:b/>
-          <w:bCs/>
-          <w:color w:val="1F2937"/>
-          <w:szCs w:val="24"/>
-        </w:rPr>
-      </w:pPr>
-    </w:p>
-    <w:p>
-      <w:pPr>
-        <w:pStyle w:val="Heading3"/>
-        <w:keepNext w:val="0"/>
-        <w:widowControl w:val="0"/>
-        <w:pBdr>
-          <w:bottom w:val="single" w:sz="7" w:space="0" w:color="D1D5DB"/>
-        </w:pBdr>
-        <w:shd w:val="clear" w:color="auto" w:fill="FFFFFF" w:themeFill="background1"/>
-        <w:spacing w:before="360" w:after="120"/>
-        <w:ind w:left="360"/>
-        <w:rPr>
-          <w:rFonts w:ascii="Segoe UI" w:eastAsia="Segoe UI" w:hAnsi="Segoe UI" w:cs="Segoe UI"/>
-          <w:b/>
-          <w:bCs/>
-          <w:color w:val="1F2937"/>
-          <w:szCs w:val="24"/>
-        </w:rPr>
-      </w:pPr>
-    </w:p>
-    <w:p>
-      <w:pPr>
-        <w:pStyle w:val="Heading3"/>
-        <w:keepNext w:val="0"/>
-        <w:widowControl w:val="0"/>
-        <w:pBdr>
-          <w:bottom w:val="single" w:sz="7" w:space="0" w:color="D1D5DB"/>
-        </w:pBdr>
-        <w:shd w:val="clear" w:color="auto" w:fill="FFFFFF" w:themeFill="background1"/>
-        <w:spacing w:before="360" w:after="120"/>
-        <w:ind w:left="360"/>
-      </w:pPr>
-      <w:r>
-        <w:rPr>
-          <w:rFonts w:ascii="Segoe UI" w:eastAsia="Segoe UI" w:hAnsi="Segoe UI" w:cs="Segoe UI"/>
-          <w:b/>
-          <w:bCs/>
-          <w:color w:val="1F2937"/>
+      </w:pPr>
+      <w:r>
+        <w:rPr>
           <w:szCs w:val="24"/>
         </w:rPr>
         <w:lastRenderedPageBreak/>
@@ -11619,7 +11966,7 @@
                     <pic:cNvPicPr/>
                   </pic:nvPicPr>
                   <pic:blipFill>
-                    <a:blip r:embed="rId62">
+                    <a:blip r:embed="rId77">
                       <a:extLst>
                         <a:ext uri="{28A0092B-C50C-407E-A947-70E740481C1C}">
                           <a14:useLocalDpi xmlns:a14="http://schemas.microsoft.com/office/drawing/2010/main" val="0"/>
@@ -12667,42 +13014,25 @@
     </w:tbl>
     <w:p>
       <w:pPr>
+        <w:pStyle w:val="SubHeading3"/>
+        <w:rPr>
+          <w:rFonts w:eastAsia="Segoe UI"/>
+        </w:rPr>
+      </w:pPr>
+    </w:p>
+    <w:p>
+      <w:pPr>
         <w:pStyle w:val="Heading3"/>
         <w:keepNext w:val="0"/>
         <w:widowControl w:val="0"/>
         <w:pBdr>
           <w:bottom w:val="single" w:sz="7" w:space="0" w:color="D1D5DB"/>
         </w:pBdr>
-        <w:shd w:val="clear" w:color="auto" w:fill="FFFFFF" w:themeFill="background1"/>
         <w:spacing w:before="360" w:after="120"/>
         <w:ind w:left="360"/>
-        <w:rPr>
-          <w:rFonts w:ascii="Segoe UI" w:eastAsia="Segoe UI" w:hAnsi="Segoe UI" w:cs="Segoe UI"/>
-          <w:b/>
-          <w:bCs/>
-          <w:color w:val="1F2937"/>
-          <w:szCs w:val="24"/>
-        </w:rPr>
-      </w:pPr>
-    </w:p>
-    <w:p>
-      <w:pPr>
-        <w:pStyle w:val="Heading3"/>
-        <w:keepNext w:val="0"/>
-        <w:widowControl w:val="0"/>
-        <w:pBdr>
-          <w:bottom w:val="single" w:sz="7" w:space="0" w:color="D1D5DB"/>
-        </w:pBdr>
-        <w:shd w:val="clear" w:color="auto" w:fill="FFFFFF" w:themeFill="background1"/>
-        <w:spacing w:before="360" w:after="120"/>
-        <w:ind w:left="360"/>
-      </w:pPr>
-      <w:r>
-        <w:rPr>
-          <w:rFonts w:ascii="Segoe UI" w:eastAsia="Segoe UI" w:hAnsi="Segoe UI" w:cs="Segoe UI"/>
-          <w:b/>
-          <w:bCs/>
-          <w:color w:val="1F2937"/>
+      </w:pPr>
+      <w:r>
+        <w:rPr>
           <w:szCs w:val="24"/>
         </w:rPr>
         <w:t>4.3. Guion de Trabajo</w:t>
@@ -12744,7 +13074,6 @@
           <w:i w:val="0"/>
           <w:iCs w:val="0"/>
           <w:color w:val="1F2937"/>
-          <w:sz w:val="48"/>
           <w:szCs w:val="48"/>
         </w:rPr>
       </w:pPr>
@@ -12765,7 +13094,6 @@
           <w:i w:val="0"/>
           <w:iCs w:val="0"/>
           <w:color w:val="1F2937"/>
-          <w:sz w:val="48"/>
           <w:szCs w:val="48"/>
         </w:rPr>
       </w:pPr>
@@ -12786,7 +13114,6 @@
           <w:i w:val="0"/>
           <w:iCs w:val="0"/>
           <w:color w:val="1F2937"/>
-          <w:sz w:val="48"/>
           <w:szCs w:val="48"/>
         </w:rPr>
       </w:pPr>
@@ -12809,7 +13136,6 @@
           <w:i w:val="0"/>
           <w:iCs w:val="0"/>
           <w:color w:val="1F2937"/>
-          <w:sz w:val="48"/>
           <w:szCs w:val="48"/>
         </w:rPr>
         <w:lastRenderedPageBreak/>
@@ -12824,16 +13150,11 @@
         <w:pBdr>
           <w:bottom w:val="single" w:sz="7" w:space="0" w:color="D1D5DB"/>
         </w:pBdr>
-        <w:shd w:val="clear" w:color="auto" w:fill="FFFFFF" w:themeFill="background1"/>
         <w:spacing w:before="360" w:after="120"/>
         <w:ind w:left="360"/>
       </w:pPr>
       <w:r>
         <w:rPr>
-          <w:rFonts w:ascii="Segoe UI" w:eastAsia="Segoe UI" w:hAnsi="Segoe UI" w:cs="Segoe UI"/>
-          <w:b/>
-          <w:bCs/>
-          <w:color w:val="1F2937"/>
           <w:szCs w:val="24"/>
         </w:rPr>
         <w:t>5.1. Organización real del trabajo</w:t>
@@ -12865,16 +13186,11 @@
         <w:pBdr>
           <w:bottom w:val="single" w:sz="7" w:space="0" w:color="D1D5DB"/>
         </w:pBdr>
-        <w:shd w:val="clear" w:color="auto" w:fill="FFFFFF" w:themeFill="background1"/>
         <w:spacing w:before="360" w:after="120"/>
         <w:ind w:left="360"/>
       </w:pPr>
       <w:r>
         <w:rPr>
-          <w:rFonts w:ascii="Segoe UI" w:eastAsia="Segoe UI" w:hAnsi="Segoe UI" w:cs="Segoe UI"/>
-          <w:b/>
-          <w:bCs/>
-          <w:color w:val="1F2937"/>
           <w:szCs w:val="24"/>
         </w:rPr>
         <w:t>5.2. Estructura del Proyecto</w:t>
@@ -12906,16 +13222,11 @@
         <w:pBdr>
           <w:bottom w:val="single" w:sz="7" w:space="0" w:color="D1D5DB"/>
         </w:pBdr>
-        <w:shd w:val="clear" w:color="auto" w:fill="FFFFFF" w:themeFill="background1"/>
         <w:spacing w:before="360" w:after="120"/>
         <w:ind w:left="360"/>
       </w:pPr>
       <w:r>
         <w:rPr>
-          <w:rFonts w:ascii="Segoe UI" w:eastAsia="Segoe UI" w:hAnsi="Segoe UI" w:cs="Segoe UI"/>
-          <w:b/>
-          <w:bCs/>
-          <w:color w:val="1F2937"/>
           <w:szCs w:val="24"/>
         </w:rPr>
         <w:t>5.3. Aspectos relevantes de la codificación</w:t>
@@ -12947,16 +13258,11 @@
         <w:pBdr>
           <w:bottom w:val="single" w:sz="7" w:space="0" w:color="D1D5DB"/>
         </w:pBdr>
-        <w:shd w:val="clear" w:color="auto" w:fill="FFFFFF" w:themeFill="background1"/>
         <w:spacing w:before="360" w:after="120"/>
         <w:ind w:left="360"/>
       </w:pPr>
       <w:r>
         <w:rPr>
-          <w:rFonts w:ascii="Segoe UI" w:eastAsia="Segoe UI" w:hAnsi="Segoe UI" w:cs="Segoe UI"/>
-          <w:b/>
-          <w:bCs/>
-          <w:color w:val="1F2937"/>
           <w:szCs w:val="24"/>
         </w:rPr>
         <w:t>5.4. Despliegue</w:t>
@@ -12998,7 +13304,6 @@
           <w:i w:val="0"/>
           <w:iCs w:val="0"/>
           <w:color w:val="1F2937"/>
-          <w:sz w:val="48"/>
           <w:szCs w:val="48"/>
         </w:rPr>
         <w:t>6. Pruebas y Control de Calidad</w:t>
@@ -13012,16 +13317,11 @@
         <w:pBdr>
           <w:bottom w:val="single" w:sz="7" w:space="0" w:color="D1D5DB"/>
         </w:pBdr>
-        <w:shd w:val="clear" w:color="auto" w:fill="FFFFFF" w:themeFill="background1"/>
         <w:spacing w:before="360" w:after="120"/>
         <w:ind w:left="360"/>
       </w:pPr>
       <w:r>
         <w:rPr>
-          <w:rFonts w:ascii="Segoe UI" w:eastAsia="Segoe UI" w:hAnsi="Segoe UI" w:cs="Segoe UI"/>
-          <w:b/>
-          <w:bCs/>
-          <w:color w:val="1F2937"/>
           <w:szCs w:val="24"/>
         </w:rPr>
         <w:t>6.1. Plan de Pruebas</w:t>
@@ -13053,16 +13353,11 @@
         <w:pBdr>
           <w:bottom w:val="single" w:sz="7" w:space="0" w:color="D1D5DB"/>
         </w:pBdr>
-        <w:shd w:val="clear" w:color="auto" w:fill="FFFFFF" w:themeFill="background1"/>
         <w:spacing w:before="360" w:after="120"/>
         <w:ind w:left="360"/>
       </w:pPr>
       <w:r>
         <w:rPr>
-          <w:rFonts w:ascii="Segoe UI" w:eastAsia="Segoe UI" w:hAnsi="Segoe UI" w:cs="Segoe UI"/>
-          <w:b/>
-          <w:bCs/>
-          <w:color w:val="1F2937"/>
           <w:szCs w:val="24"/>
         </w:rPr>
         <w:t>6.2. Registro de Incidencias</w:t>
@@ -13094,16 +13389,11 @@
         <w:pBdr>
           <w:bottom w:val="single" w:sz="7" w:space="0" w:color="D1D5DB"/>
         </w:pBdr>
-        <w:shd w:val="clear" w:color="auto" w:fill="FFFFFF" w:themeFill="background1"/>
         <w:spacing w:before="360" w:after="120"/>
         <w:ind w:left="360"/>
       </w:pPr>
       <w:r>
         <w:rPr>
-          <w:rFonts w:ascii="Segoe UI" w:eastAsia="Segoe UI" w:hAnsi="Segoe UI" w:cs="Segoe UI"/>
-          <w:b/>
-          <w:bCs/>
-          <w:color w:val="1F2937"/>
           <w:szCs w:val="24"/>
         </w:rPr>
         <w:t>6.3. Validación de Requisitos</w:t>
@@ -13143,7 +13433,6 @@
           <w:i w:val="0"/>
           <w:iCs w:val="0"/>
           <w:color w:val="1F2937"/>
-          <w:sz w:val="48"/>
           <w:szCs w:val="48"/>
         </w:rPr>
       </w:pPr>
@@ -13164,7 +13453,6 @@
           <w:i w:val="0"/>
           <w:iCs w:val="0"/>
           <w:color w:val="1F2937"/>
-          <w:sz w:val="48"/>
           <w:szCs w:val="48"/>
         </w:rPr>
       </w:pPr>
@@ -13187,7 +13475,6 @@
           <w:i w:val="0"/>
           <w:iCs w:val="0"/>
           <w:color w:val="1F2937"/>
-          <w:sz w:val="48"/>
           <w:szCs w:val="48"/>
         </w:rPr>
         <w:lastRenderedPageBreak/>
@@ -13202,16 +13489,11 @@
         <w:pBdr>
           <w:bottom w:val="single" w:sz="7" w:space="0" w:color="D1D5DB"/>
         </w:pBdr>
-        <w:shd w:val="clear" w:color="auto" w:fill="FFFFFF" w:themeFill="background1"/>
         <w:spacing w:before="360" w:after="120"/>
         <w:ind w:left="360"/>
       </w:pPr>
       <w:r>
         <w:rPr>
-          <w:rFonts w:ascii="Segoe UI" w:eastAsia="Segoe UI" w:hAnsi="Segoe UI" w:cs="Segoe UI"/>
-          <w:b/>
-          <w:bCs/>
-          <w:color w:val="1F2937"/>
           <w:szCs w:val="24"/>
         </w:rPr>
         <w:t>7.1. Grado de cumplimiento de objetivos</w:t>
@@ -13243,16 +13525,11 @@
         <w:pBdr>
           <w:bottom w:val="single" w:sz="7" w:space="0" w:color="D1D5DB"/>
         </w:pBdr>
-        <w:shd w:val="clear" w:color="auto" w:fill="FFFFFF" w:themeFill="background1"/>
         <w:spacing w:before="360" w:after="120"/>
         <w:ind w:left="360"/>
       </w:pPr>
       <w:r>
         <w:rPr>
-          <w:rFonts w:ascii="Segoe UI" w:eastAsia="Segoe UI" w:hAnsi="Segoe UI" w:cs="Segoe UI"/>
-          <w:b/>
-          <w:bCs/>
-          <w:color w:val="1F2937"/>
           <w:szCs w:val="24"/>
         </w:rPr>
         <w:t>7.2. Dificultades y aprendizaje personal</w:t>
@@ -13284,16 +13561,11 @@
         <w:pBdr>
           <w:bottom w:val="single" w:sz="7" w:space="0" w:color="D1D5DB"/>
         </w:pBdr>
-        <w:shd w:val="clear" w:color="auto" w:fill="FFFFFF" w:themeFill="background1"/>
         <w:spacing w:before="360" w:after="120"/>
         <w:ind w:left="360"/>
       </w:pPr>
       <w:r>
         <w:rPr>
-          <w:rFonts w:ascii="Segoe UI" w:eastAsia="Segoe UI" w:hAnsi="Segoe UI" w:cs="Segoe UI"/>
-          <w:b/>
-          <w:bCs/>
-          <w:color w:val="1F2937"/>
           <w:szCs w:val="24"/>
         </w:rPr>
         <w:t>7.3. Posibles mejoras y líneas futuras del proyecto</w:t>
@@ -13333,7 +13605,6 @@
           <w:i w:val="0"/>
           <w:iCs w:val="0"/>
           <w:color w:val="1F2937"/>
-          <w:sz w:val="48"/>
           <w:szCs w:val="48"/>
         </w:rPr>
       </w:pPr>
@@ -13344,7 +13615,6 @@
           <w:i w:val="0"/>
           <w:iCs w:val="0"/>
           <w:color w:val="1F2937"/>
-          <w:sz w:val="48"/>
           <w:szCs w:val="48"/>
         </w:rPr>
         <w:t>8. Referencias y bibliografía</w:t>
@@ -13374,7 +13644,6 @@
           <w:i w:val="0"/>
           <w:iCs w:val="0"/>
           <w:color w:val="1F2937"/>
-          <w:sz w:val="48"/>
           <w:szCs w:val="48"/>
         </w:rPr>
         <w:t>9. Glosario de Términos y Acrónimos</w:t>
@@ -13717,7 +13986,6 @@
           <w:i w:val="0"/>
           <w:iCs w:val="0"/>
           <w:color w:val="1F2937"/>
-          <w:sz w:val="48"/>
           <w:szCs w:val="48"/>
         </w:rPr>
       </w:pPr>
@@ -13738,7 +14006,6 @@
           <w:i w:val="0"/>
           <w:iCs w:val="0"/>
           <w:color w:val="1F2937"/>
-          <w:sz w:val="48"/>
           <w:szCs w:val="48"/>
         </w:rPr>
       </w:pPr>
@@ -13761,7 +14028,6 @@
           <w:i w:val="0"/>
           <w:iCs w:val="0"/>
           <w:color w:val="1F2937"/>
-          <w:sz w:val="48"/>
           <w:szCs w:val="48"/>
         </w:rPr>
         <w:lastRenderedPageBreak/>
@@ -13776,16 +14042,11 @@
         <w:pBdr>
           <w:bottom w:val="single" w:sz="7" w:space="0" w:color="D1D5DB"/>
         </w:pBdr>
-        <w:shd w:val="clear" w:color="auto" w:fill="FFFFFF" w:themeFill="background1"/>
         <w:spacing w:before="360" w:after="120"/>
         <w:ind w:left="360"/>
       </w:pPr>
       <w:r>
         <w:rPr>
-          <w:rFonts w:ascii="Segoe UI" w:eastAsia="Segoe UI" w:hAnsi="Segoe UI" w:cs="Segoe UI"/>
-          <w:b/>
-          <w:bCs/>
-          <w:color w:val="1F2937"/>
           <w:szCs w:val="24"/>
         </w:rPr>
         <w:t>10.1. Manual de instalación</w:t>
@@ -13805,16 +14066,11 @@
         <w:pBdr>
           <w:bottom w:val="single" w:sz="7" w:space="0" w:color="D1D5DB"/>
         </w:pBdr>
-        <w:shd w:val="clear" w:color="auto" w:fill="FFFFFF" w:themeFill="background1"/>
         <w:spacing w:before="360" w:after="120"/>
         <w:ind w:left="360"/>
       </w:pPr>
       <w:r>
         <w:rPr>
-          <w:rFonts w:ascii="Segoe UI" w:eastAsia="Segoe UI" w:hAnsi="Segoe UI" w:cs="Segoe UI"/>
-          <w:b/>
-          <w:bCs/>
-          <w:color w:val="1F2937"/>
           <w:szCs w:val="24"/>
         </w:rPr>
         <w:t>10.2. Manual de usuario</w:t>
@@ -13834,16 +14090,11 @@
         <w:pBdr>
           <w:bottom w:val="single" w:sz="7" w:space="0" w:color="D1D5DB"/>
         </w:pBdr>
-        <w:shd w:val="clear" w:color="auto" w:fill="FFFFFF" w:themeFill="background1"/>
         <w:spacing w:before="360" w:after="120"/>
         <w:ind w:left="360"/>
       </w:pPr>
       <w:r>
         <w:rPr>
-          <w:rFonts w:ascii="Segoe UI" w:eastAsia="Segoe UI" w:hAnsi="Segoe UI" w:cs="Segoe UI"/>
-          <w:b/>
-          <w:bCs/>
-          <w:color w:val="1F2937"/>
           <w:szCs w:val="24"/>
         </w:rPr>
         <w:t>10.3. Documentación complementaria</w:t>
@@ -13863,16 +14114,11 @@
         <w:pBdr>
           <w:bottom w:val="single" w:sz="7" w:space="0" w:color="D1D5DB"/>
         </w:pBdr>
-        <w:shd w:val="clear" w:color="auto" w:fill="FFFFFF" w:themeFill="background1"/>
         <w:spacing w:before="360" w:after="120"/>
         <w:ind w:left="360"/>
       </w:pPr>
       <w:r>
         <w:rPr>
-          <w:rFonts w:ascii="Segoe UI" w:eastAsia="Segoe UI" w:hAnsi="Segoe UI" w:cs="Segoe UI"/>
-          <w:b/>
-          <w:bCs/>
-          <w:color w:val="1F2937"/>
           <w:szCs w:val="24"/>
         </w:rPr>
         <w:t>10.4. Anexos Técnicos</w:t>
@@ -13914,12 +14160,12 @@
       </w:r>
     </w:p>
     <w:sectPr>
-      <w:headerReference w:type="even" r:id="rId66"/>
-      <w:headerReference w:type="default" r:id="rId67"/>
-      <w:footerReference w:type="even" r:id="rId68"/>
-      <w:footerReference w:type="default" r:id="rId69"/>
-      <w:headerReference w:type="first" r:id="rId70"/>
-      <w:footerReference w:type="first" r:id="rId71"/>
+      <w:headerReference w:type="even" r:id="rId81"/>
+      <w:headerReference w:type="default" r:id="rId82"/>
+      <w:footerReference w:type="even" r:id="rId83"/>
+      <w:footerReference w:type="default" r:id="rId84"/>
+      <w:headerReference w:type="first" r:id="rId85"/>
+      <w:footerReference w:type="first" r:id="rId86"/>
       <w:type w:val="continuous"/>
       <w:pgSz w:w="11906" w:h="16838"/>
       <w:pgMar w:top="1418" w:right="1418" w:bottom="1418" w:left="1418" w:header="709" w:footer="709" w:gutter="0"/>
@@ -13988,7 +14234,7 @@
           <wp:extent cx="266700" cy="250190"/>
           <wp:effectExtent l="0" t="0" r="0" b="0"/>
           <wp:wrapSquare wrapText="bothSides"/>
-          <wp:docPr id="46905625" name="0 Imagen"/>
+          <wp:docPr id="721924865" name="0 Imagen"/>
           <wp:cNvGraphicFramePr>
             <a:graphicFrameLocks xmlns:a="http://schemas.openxmlformats.org/drawingml/2006/main" noChangeAspect="1"/>
           </wp:cNvGraphicFramePr>
@@ -15068,6 +15314,155 @@
     </w:lvl>
   </w:abstractNum>
   <w:abstractNum w:abstractNumId="10" w15:restartNumberingAfterBreak="0">
+    <w:nsid w:val="03AF066C"/>
+    <w:multiLevelType w:val="multilevel"/>
+    <w:tmpl w:val="3420FA12"/>
+    <w:lvl w:ilvl="0">
+      <w:start w:val="1"/>
+      <w:numFmt w:val="bullet"/>
+      <w:lvlText w:val=""/>
+      <w:lvlJc w:val="left"/>
+      <w:pPr>
+        <w:tabs>
+          <w:tab w:val="num" w:pos="720"/>
+        </w:tabs>
+        <w:ind w:left="720" w:hanging="360"/>
+      </w:pPr>
+      <w:rPr>
+        <w:rFonts w:ascii="Symbol" w:hAnsi="Symbol" w:hint="default"/>
+        <w:sz w:val="20"/>
+      </w:rPr>
+    </w:lvl>
+    <w:lvl w:ilvl="1" w:tentative="1">
+      <w:start w:val="1"/>
+      <w:numFmt w:val="bullet"/>
+      <w:lvlText w:val="o"/>
+      <w:lvlJc w:val="left"/>
+      <w:pPr>
+        <w:tabs>
+          <w:tab w:val="num" w:pos="1440"/>
+        </w:tabs>
+        <w:ind w:left="1440" w:hanging="360"/>
+      </w:pPr>
+      <w:rPr>
+        <w:rFonts w:ascii="Courier New" w:hAnsi="Courier New" w:hint="default"/>
+        <w:sz w:val="20"/>
+      </w:rPr>
+    </w:lvl>
+    <w:lvl w:ilvl="2" w:tentative="1">
+      <w:start w:val="1"/>
+      <w:numFmt w:val="bullet"/>
+      <w:lvlText w:val=""/>
+      <w:lvlJc w:val="left"/>
+      <w:pPr>
+        <w:tabs>
+          <w:tab w:val="num" w:pos="2160"/>
+        </w:tabs>
+        <w:ind w:left="2160" w:hanging="360"/>
+      </w:pPr>
+      <w:rPr>
+        <w:rFonts w:ascii="Wingdings" w:hAnsi="Wingdings" w:hint="default"/>
+        <w:sz w:val="20"/>
+      </w:rPr>
+    </w:lvl>
+    <w:lvl w:ilvl="3" w:tentative="1">
+      <w:start w:val="1"/>
+      <w:numFmt w:val="bullet"/>
+      <w:lvlText w:val=""/>
+      <w:lvlJc w:val="left"/>
+      <w:pPr>
+        <w:tabs>
+          <w:tab w:val="num" w:pos="2880"/>
+        </w:tabs>
+        <w:ind w:left="2880" w:hanging="360"/>
+      </w:pPr>
+      <w:rPr>
+        <w:rFonts w:ascii="Wingdings" w:hAnsi="Wingdings" w:hint="default"/>
+        <w:sz w:val="20"/>
+      </w:rPr>
+    </w:lvl>
+    <w:lvl w:ilvl="4" w:tentative="1">
+      <w:start w:val="1"/>
+      <w:numFmt w:val="bullet"/>
+      <w:lvlText w:val=""/>
+      <w:lvlJc w:val="left"/>
+      <w:pPr>
+        <w:tabs>
+          <w:tab w:val="num" w:pos="3600"/>
+        </w:tabs>
+        <w:ind w:left="3600" w:hanging="360"/>
+      </w:pPr>
+      <w:rPr>
+        <w:rFonts w:ascii="Wingdings" w:hAnsi="Wingdings" w:hint="default"/>
+        <w:sz w:val="20"/>
+      </w:rPr>
+    </w:lvl>
+    <w:lvl w:ilvl="5" w:tentative="1">
+      <w:start w:val="1"/>
+      <w:numFmt w:val="bullet"/>
+      <w:lvlText w:val=""/>
+      <w:lvlJc w:val="left"/>
+      <w:pPr>
+        <w:tabs>
+          <w:tab w:val="num" w:pos="4320"/>
+        </w:tabs>
+        <w:ind w:left="4320" w:hanging="360"/>
+      </w:pPr>
+      <w:rPr>
+        <w:rFonts w:ascii="Wingdings" w:hAnsi="Wingdings" w:hint="default"/>
+        <w:sz w:val="20"/>
+      </w:rPr>
+    </w:lvl>
+    <w:lvl w:ilvl="6" w:tentative="1">
+      <w:start w:val="1"/>
+      <w:numFmt w:val="bullet"/>
+      <w:lvlText w:val=""/>
+      <w:lvlJc w:val="left"/>
+      <w:pPr>
+        <w:tabs>
+          <w:tab w:val="num" w:pos="5040"/>
+        </w:tabs>
+        <w:ind w:left="5040" w:hanging="360"/>
+      </w:pPr>
+      <w:rPr>
+        <w:rFonts w:ascii="Wingdings" w:hAnsi="Wingdings" w:hint="default"/>
+        <w:sz w:val="20"/>
+      </w:rPr>
+    </w:lvl>
+    <w:lvl w:ilvl="7" w:tentative="1">
+      <w:start w:val="1"/>
+      <w:numFmt w:val="bullet"/>
+      <w:lvlText w:val=""/>
+      <w:lvlJc w:val="left"/>
+      <w:pPr>
+        <w:tabs>
+          <w:tab w:val="num" w:pos="5760"/>
+        </w:tabs>
+        <w:ind w:left="5760" w:hanging="360"/>
+      </w:pPr>
+      <w:rPr>
+        <w:rFonts w:ascii="Wingdings" w:hAnsi="Wingdings" w:hint="default"/>
+        <w:sz w:val="20"/>
+      </w:rPr>
+    </w:lvl>
+    <w:lvl w:ilvl="8" w:tentative="1">
+      <w:start w:val="1"/>
+      <w:numFmt w:val="bullet"/>
+      <w:lvlText w:val=""/>
+      <w:lvlJc w:val="left"/>
+      <w:pPr>
+        <w:tabs>
+          <w:tab w:val="num" w:pos="6480"/>
+        </w:tabs>
+        <w:ind w:left="6480" w:hanging="360"/>
+      </w:pPr>
+      <w:rPr>
+        <w:rFonts w:ascii="Wingdings" w:hAnsi="Wingdings" w:hint="default"/>
+        <w:sz w:val="20"/>
+      </w:rPr>
+    </w:lvl>
+  </w:abstractNum>
+  <w:abstractNum w:abstractNumId="11" w15:restartNumberingAfterBreak="0">
     <w:nsid w:val="0552590E"/>
     <w:multiLevelType w:val="multilevel"/>
     <w:tmpl w:val="6AB66012"/>
@@ -15216,7 +15611,156 @@
       </w:rPr>
     </w:lvl>
   </w:abstractNum>
-  <w:abstractNum w:abstractNumId="11" w15:restartNumberingAfterBreak="0">
+  <w:abstractNum w:abstractNumId="12" w15:restartNumberingAfterBreak="0">
+    <w:nsid w:val="07126C6A"/>
+    <w:multiLevelType w:val="multilevel"/>
+    <w:tmpl w:val="CFB85098"/>
+    <w:lvl w:ilvl="0">
+      <w:start w:val="1"/>
+      <w:numFmt w:val="bullet"/>
+      <w:lvlText w:val=""/>
+      <w:lvlJc w:val="left"/>
+      <w:pPr>
+        <w:tabs>
+          <w:tab w:val="num" w:pos="720"/>
+        </w:tabs>
+        <w:ind w:left="720" w:hanging="360"/>
+      </w:pPr>
+      <w:rPr>
+        <w:rFonts w:ascii="Symbol" w:hAnsi="Symbol" w:hint="default"/>
+        <w:sz w:val="20"/>
+      </w:rPr>
+    </w:lvl>
+    <w:lvl w:ilvl="1" w:tentative="1">
+      <w:start w:val="1"/>
+      <w:numFmt w:val="bullet"/>
+      <w:lvlText w:val="o"/>
+      <w:lvlJc w:val="left"/>
+      <w:pPr>
+        <w:tabs>
+          <w:tab w:val="num" w:pos="1440"/>
+        </w:tabs>
+        <w:ind w:left="1440" w:hanging="360"/>
+      </w:pPr>
+      <w:rPr>
+        <w:rFonts w:ascii="Courier New" w:hAnsi="Courier New" w:hint="default"/>
+        <w:sz w:val="20"/>
+      </w:rPr>
+    </w:lvl>
+    <w:lvl w:ilvl="2" w:tentative="1">
+      <w:start w:val="1"/>
+      <w:numFmt w:val="bullet"/>
+      <w:lvlText w:val=""/>
+      <w:lvlJc w:val="left"/>
+      <w:pPr>
+        <w:tabs>
+          <w:tab w:val="num" w:pos="2160"/>
+        </w:tabs>
+        <w:ind w:left="2160" w:hanging="360"/>
+      </w:pPr>
+      <w:rPr>
+        <w:rFonts w:ascii="Wingdings" w:hAnsi="Wingdings" w:hint="default"/>
+        <w:sz w:val="20"/>
+      </w:rPr>
+    </w:lvl>
+    <w:lvl w:ilvl="3" w:tentative="1">
+      <w:start w:val="1"/>
+      <w:numFmt w:val="bullet"/>
+      <w:lvlText w:val=""/>
+      <w:lvlJc w:val="left"/>
+      <w:pPr>
+        <w:tabs>
+          <w:tab w:val="num" w:pos="2880"/>
+        </w:tabs>
+        <w:ind w:left="2880" w:hanging="360"/>
+      </w:pPr>
+      <w:rPr>
+        <w:rFonts w:ascii="Wingdings" w:hAnsi="Wingdings" w:hint="default"/>
+        <w:sz w:val="20"/>
+      </w:rPr>
+    </w:lvl>
+    <w:lvl w:ilvl="4" w:tentative="1">
+      <w:start w:val="1"/>
+      <w:numFmt w:val="bullet"/>
+      <w:lvlText w:val=""/>
+      <w:lvlJc w:val="left"/>
+      <w:pPr>
+        <w:tabs>
+          <w:tab w:val="num" w:pos="3600"/>
+        </w:tabs>
+        <w:ind w:left="3600" w:hanging="360"/>
+      </w:pPr>
+      <w:rPr>
+        <w:rFonts w:ascii="Wingdings" w:hAnsi="Wingdings" w:hint="default"/>
+        <w:sz w:val="20"/>
+      </w:rPr>
+    </w:lvl>
+    <w:lvl w:ilvl="5" w:tentative="1">
+      <w:start w:val="1"/>
+      <w:numFmt w:val="bullet"/>
+      <w:lvlText w:val=""/>
+      <w:lvlJc w:val="left"/>
+      <w:pPr>
+        <w:tabs>
+          <w:tab w:val="num" w:pos="4320"/>
+        </w:tabs>
+        <w:ind w:left="4320" w:hanging="360"/>
+      </w:pPr>
+      <w:rPr>
+        <w:rFonts w:ascii="Wingdings" w:hAnsi="Wingdings" w:hint="default"/>
+        <w:sz w:val="20"/>
+      </w:rPr>
+    </w:lvl>
+    <w:lvl w:ilvl="6" w:tentative="1">
+      <w:start w:val="1"/>
+      <w:numFmt w:val="bullet"/>
+      <w:lvlText w:val=""/>
+      <w:lvlJc w:val="left"/>
+      <w:pPr>
+        <w:tabs>
+          <w:tab w:val="num" w:pos="5040"/>
+        </w:tabs>
+        <w:ind w:left="5040" w:hanging="360"/>
+      </w:pPr>
+      <w:rPr>
+        <w:rFonts w:ascii="Wingdings" w:hAnsi="Wingdings" w:hint="default"/>
+        <w:sz w:val="20"/>
+      </w:rPr>
+    </w:lvl>
+    <w:lvl w:ilvl="7" w:tentative="1">
+      <w:start w:val="1"/>
+      <w:numFmt w:val="bullet"/>
+      <w:lvlText w:val=""/>
+      <w:lvlJc w:val="left"/>
+      <w:pPr>
+        <w:tabs>
+          <w:tab w:val="num" w:pos="5760"/>
+        </w:tabs>
+        <w:ind w:left="5760" w:hanging="360"/>
+      </w:pPr>
+      <w:rPr>
+        <w:rFonts w:ascii="Wingdings" w:hAnsi="Wingdings" w:hint="default"/>
+        <w:sz w:val="20"/>
+      </w:rPr>
+    </w:lvl>
+    <w:lvl w:ilvl="8" w:tentative="1">
+      <w:start w:val="1"/>
+      <w:numFmt w:val="bullet"/>
+      <w:lvlText w:val=""/>
+      <w:lvlJc w:val="left"/>
+      <w:pPr>
+        <w:tabs>
+          <w:tab w:val="num" w:pos="6480"/>
+        </w:tabs>
+        <w:ind w:left="6480" w:hanging="360"/>
+      </w:pPr>
+      <w:rPr>
+        <w:rFonts w:ascii="Wingdings" w:hAnsi="Wingdings" w:hint="default"/>
+        <w:sz w:val="20"/>
+      </w:rPr>
+    </w:lvl>
+  </w:abstractNum>
+  <w:abstractNum w:abstractNumId="13" w15:restartNumberingAfterBreak="0">
     <w:nsid w:val="0ABC069A"/>
     <w:multiLevelType w:val="multilevel"/>
     <w:tmpl w:val="FAE6D9B2"/>
@@ -15329,7 +15873,7 @@
       </w:pPr>
     </w:lvl>
   </w:abstractNum>
-  <w:abstractNum w:abstractNumId="12" w15:restartNumberingAfterBreak="0">
+  <w:abstractNum w:abstractNumId="14" w15:restartNumberingAfterBreak="0">
     <w:nsid w:val="0FC77EE1"/>
     <w:multiLevelType w:val="multilevel"/>
     <w:tmpl w:val="A90469EA"/>
@@ -15446,7 +15990,7 @@
       </w:pPr>
     </w:lvl>
   </w:abstractNum>
-  <w:abstractNum w:abstractNumId="13" w15:restartNumberingAfterBreak="0">
+  <w:abstractNum w:abstractNumId="15" w15:restartNumberingAfterBreak="0">
     <w:nsid w:val="15B5726D"/>
     <w:multiLevelType w:val="multilevel"/>
     <w:tmpl w:val="14B601A0"/>
@@ -15559,7 +16103,7 @@
       </w:pPr>
     </w:lvl>
   </w:abstractNum>
-  <w:abstractNum w:abstractNumId="14" w15:restartNumberingAfterBreak="0">
+  <w:abstractNum w:abstractNumId="16" w15:restartNumberingAfterBreak="0">
     <w:nsid w:val="17D16090"/>
     <w:multiLevelType w:val="hybridMultilevel"/>
     <w:tmpl w:val="A33CE50E"/>
@@ -15672,7 +16216,7 @@
       </w:rPr>
     </w:lvl>
   </w:abstractNum>
-  <w:abstractNum w:abstractNumId="15" w15:restartNumberingAfterBreak="0">
+  <w:abstractNum w:abstractNumId="17" w15:restartNumberingAfterBreak="0">
     <w:nsid w:val="1AD87688"/>
     <w:multiLevelType w:val="multilevel"/>
     <w:tmpl w:val="076647A4"/>
@@ -15821,7 +16365,7 @@
       </w:rPr>
     </w:lvl>
   </w:abstractNum>
-  <w:abstractNum w:abstractNumId="16" w15:restartNumberingAfterBreak="0">
+  <w:abstractNum w:abstractNumId="18" w15:restartNumberingAfterBreak="0">
     <w:nsid w:val="1B7E5BCD"/>
     <w:multiLevelType w:val="multilevel"/>
     <w:tmpl w:val="FD460818"/>
@@ -15934,7 +16478,7 @@
       </w:pPr>
     </w:lvl>
   </w:abstractNum>
-  <w:abstractNum w:abstractNumId="17" w15:restartNumberingAfterBreak="0">
+  <w:abstractNum w:abstractNumId="19" w15:restartNumberingAfterBreak="0">
     <w:nsid w:val="210C706E"/>
     <w:multiLevelType w:val="multilevel"/>
     <w:tmpl w:val="EDFA514A"/>
@@ -16051,7 +16595,7 @@
       </w:pPr>
     </w:lvl>
   </w:abstractNum>
-  <w:abstractNum w:abstractNumId="18" w15:restartNumberingAfterBreak="0">
+  <w:abstractNum w:abstractNumId="20" w15:restartNumberingAfterBreak="0">
     <w:nsid w:val="216B39DA"/>
     <w:multiLevelType w:val="multilevel"/>
     <w:tmpl w:val="45D66E00"/>
@@ -16191,7 +16735,7 @@
       </w:rPr>
     </w:lvl>
   </w:abstractNum>
-  <w:abstractNum w:abstractNumId="19" w15:restartNumberingAfterBreak="0">
+  <w:abstractNum w:abstractNumId="21" w15:restartNumberingAfterBreak="0">
     <w:nsid w:val="2BEE0818"/>
     <w:multiLevelType w:val="multilevel"/>
     <w:tmpl w:val="6DBEAC04"/>
@@ -16340,7 +16884,7 @@
       </w:rPr>
     </w:lvl>
   </w:abstractNum>
-  <w:abstractNum w:abstractNumId="20" w15:restartNumberingAfterBreak="0">
+  <w:abstractNum w:abstractNumId="22" w15:restartNumberingAfterBreak="0">
     <w:nsid w:val="2CED3286"/>
     <w:multiLevelType w:val="multilevel"/>
     <w:tmpl w:val="0DCEFBEC"/>
@@ -16435,7 +16979,7 @@
       </w:pPr>
     </w:lvl>
   </w:abstractNum>
-  <w:abstractNum w:abstractNumId="21" w15:restartNumberingAfterBreak="0">
+  <w:abstractNum w:abstractNumId="23" w15:restartNumberingAfterBreak="0">
     <w:nsid w:val="34B844AD"/>
     <w:multiLevelType w:val="multilevel"/>
     <w:tmpl w:val="AE628106"/>
@@ -16548,7 +17092,7 @@
       </w:pPr>
     </w:lvl>
   </w:abstractNum>
-  <w:abstractNum w:abstractNumId="22" w15:restartNumberingAfterBreak="0">
+  <w:abstractNum w:abstractNumId="24" w15:restartNumberingAfterBreak="0">
     <w:nsid w:val="35ED0668"/>
     <w:multiLevelType w:val="multilevel"/>
     <w:tmpl w:val="F9CA6292"/>
@@ -16697,7 +17241,7 @@
       </w:rPr>
     </w:lvl>
   </w:abstractNum>
-  <w:abstractNum w:abstractNumId="23" w15:restartNumberingAfterBreak="0">
+  <w:abstractNum w:abstractNumId="25" w15:restartNumberingAfterBreak="0">
     <w:nsid w:val="3D10441D"/>
     <w:multiLevelType w:val="multilevel"/>
     <w:tmpl w:val="A2EA6756"/>
@@ -16837,7 +17381,7 @@
       </w:rPr>
     </w:lvl>
   </w:abstractNum>
-  <w:abstractNum w:abstractNumId="24" w15:restartNumberingAfterBreak="0">
+  <w:abstractNum w:abstractNumId="26" w15:restartNumberingAfterBreak="0">
     <w:nsid w:val="480C30B5"/>
     <w:multiLevelType w:val="multilevel"/>
     <w:tmpl w:val="B3A2EC8E"/>
@@ -16977,7 +17521,7 @@
       </w:rPr>
     </w:lvl>
   </w:abstractNum>
-  <w:abstractNum w:abstractNumId="25" w15:restartNumberingAfterBreak="0">
+  <w:abstractNum w:abstractNumId="27" w15:restartNumberingAfterBreak="0">
     <w:nsid w:val="49B745FC"/>
     <w:multiLevelType w:val="hybridMultilevel"/>
     <w:tmpl w:val="0A6413E0"/>
@@ -17090,7 +17634,7 @@
       </w:rPr>
     </w:lvl>
   </w:abstractNum>
-  <w:abstractNum w:abstractNumId="26" w15:restartNumberingAfterBreak="0">
+  <w:abstractNum w:abstractNumId="28" w15:restartNumberingAfterBreak="0">
     <w:nsid w:val="528A44CC"/>
     <w:multiLevelType w:val="multilevel"/>
     <w:tmpl w:val="FF12F8EA"/>
@@ -17230,7 +17774,7 @@
       </w:rPr>
     </w:lvl>
   </w:abstractNum>
-  <w:abstractNum w:abstractNumId="27" w15:restartNumberingAfterBreak="0">
+  <w:abstractNum w:abstractNumId="29" w15:restartNumberingAfterBreak="0">
     <w:nsid w:val="56EA1EAF"/>
     <w:multiLevelType w:val="multilevel"/>
     <w:tmpl w:val="C79C3080"/>
@@ -17343,7 +17887,7 @@
       </w:pPr>
     </w:lvl>
   </w:abstractNum>
-  <w:abstractNum w:abstractNumId="28" w15:restartNumberingAfterBreak="0">
+  <w:abstractNum w:abstractNumId="30" w15:restartNumberingAfterBreak="0">
     <w:nsid w:val="61292A82"/>
     <w:multiLevelType w:val="multilevel"/>
     <w:tmpl w:val="10F0450A"/>
@@ -17483,7 +18027,7 @@
       </w:rPr>
     </w:lvl>
   </w:abstractNum>
-  <w:abstractNum w:abstractNumId="29" w15:restartNumberingAfterBreak="0">
+  <w:abstractNum w:abstractNumId="31" w15:restartNumberingAfterBreak="0">
     <w:nsid w:val="614B5575"/>
     <w:multiLevelType w:val="hybridMultilevel"/>
     <w:tmpl w:val="0406A6C8"/>
@@ -17597,7 +18141,7 @@
       </w:rPr>
     </w:lvl>
   </w:abstractNum>
-  <w:abstractNum w:abstractNumId="30" w15:restartNumberingAfterBreak="0">
+  <w:abstractNum w:abstractNumId="32" w15:restartNumberingAfterBreak="0">
     <w:nsid w:val="61FF33FD"/>
     <w:multiLevelType w:val="multilevel"/>
     <w:tmpl w:val="70B65930"/>
@@ -17737,7 +18281,7 @@
       </w:rPr>
     </w:lvl>
   </w:abstractNum>
-  <w:abstractNum w:abstractNumId="31" w15:restartNumberingAfterBreak="0">
+  <w:abstractNum w:abstractNumId="33" w15:restartNumberingAfterBreak="0">
     <w:nsid w:val="65913E8C"/>
     <w:multiLevelType w:val="multilevel"/>
     <w:tmpl w:val="970643DA"/>
@@ -17886,7 +18430,7 @@
       </w:rPr>
     </w:lvl>
   </w:abstractNum>
-  <w:abstractNum w:abstractNumId="32" w15:restartNumberingAfterBreak="0">
+  <w:abstractNum w:abstractNumId="34" w15:restartNumberingAfterBreak="0">
     <w:nsid w:val="6BF31981"/>
     <w:multiLevelType w:val="multilevel"/>
     <w:tmpl w:val="2C64408A"/>
@@ -18026,7 +18570,7 @@
       </w:rPr>
     </w:lvl>
   </w:abstractNum>
-  <w:abstractNum w:abstractNumId="33" w15:restartNumberingAfterBreak="0">
+  <w:abstractNum w:abstractNumId="35" w15:restartNumberingAfterBreak="0">
     <w:nsid w:val="73B4C88C"/>
     <w:multiLevelType w:val="hybridMultilevel"/>
     <w:tmpl w:val="6D8C17A2"/>
@@ -18112,7 +18656,7 @@
       </w:pPr>
     </w:lvl>
   </w:abstractNum>
-  <w:abstractNum w:abstractNumId="34" w15:restartNumberingAfterBreak="0">
+  <w:abstractNum w:abstractNumId="36" w15:restartNumberingAfterBreak="0">
     <w:nsid w:val="76723588"/>
     <w:multiLevelType w:val="multilevel"/>
     <w:tmpl w:val="DA28D350"/>
@@ -18225,7 +18769,7 @@
       </w:pPr>
     </w:lvl>
   </w:abstractNum>
-  <w:abstractNum w:abstractNumId="35" w15:restartNumberingAfterBreak="0">
+  <w:abstractNum w:abstractNumId="37" w15:restartNumberingAfterBreak="0">
     <w:nsid w:val="774B49F8"/>
     <w:multiLevelType w:val="multilevel"/>
     <w:tmpl w:val="CBFAD1F2"/>
@@ -18365,7 +18909,7 @@
       </w:rPr>
     </w:lvl>
   </w:abstractNum>
-  <w:abstractNum w:abstractNumId="36" w15:restartNumberingAfterBreak="0">
+  <w:abstractNum w:abstractNumId="38" w15:restartNumberingAfterBreak="0">
     <w:nsid w:val="799C31B5"/>
     <w:multiLevelType w:val="multilevel"/>
     <w:tmpl w:val="70889FAE"/>
@@ -18506,52 +19050,52 @@
     </w:lvl>
   </w:abstractNum>
   <w:num w:numId="1" w16cid:durableId="2113014704">
-    <w:abstractNumId w:val="33"/>
+    <w:abstractNumId w:val="35"/>
   </w:num>
   <w:num w:numId="2" w16cid:durableId="846021626">
+    <w:abstractNumId w:val="22"/>
+  </w:num>
+  <w:num w:numId="3" w16cid:durableId="856044585">
     <w:abstractNumId w:val="20"/>
   </w:num>
-  <w:num w:numId="3" w16cid:durableId="856044585">
+  <w:num w:numId="4" w16cid:durableId="101271883">
+    <w:abstractNumId w:val="26"/>
+  </w:num>
+  <w:num w:numId="5" w16cid:durableId="1243026041">
+    <w:abstractNumId w:val="30"/>
+  </w:num>
+  <w:num w:numId="6" w16cid:durableId="824787241">
+    <w:abstractNumId w:val="37"/>
+  </w:num>
+  <w:num w:numId="7" w16cid:durableId="1391535419">
+    <w:abstractNumId w:val="29"/>
+  </w:num>
+  <w:num w:numId="8" w16cid:durableId="1032150560">
+    <w:abstractNumId w:val="38"/>
+  </w:num>
+  <w:num w:numId="9" w16cid:durableId="499126505">
+    <w:abstractNumId w:val="25"/>
+  </w:num>
+  <w:num w:numId="10" w16cid:durableId="266085855">
+    <w:abstractNumId w:val="34"/>
+  </w:num>
+  <w:num w:numId="11" w16cid:durableId="779959250">
+    <w:abstractNumId w:val="23"/>
+  </w:num>
+  <w:num w:numId="12" w16cid:durableId="1604873041">
     <w:abstractNumId w:val="18"/>
   </w:num>
-  <w:num w:numId="4" w16cid:durableId="101271883">
-    <w:abstractNumId w:val="24"/>
+  <w:num w:numId="13" w16cid:durableId="511842705">
+    <w:abstractNumId w:val="36"/>
   </w:num>
-  <w:num w:numId="5" w16cid:durableId="1243026041">
+  <w:num w:numId="14" w16cid:durableId="840504318">
+    <w:abstractNumId w:val="15"/>
+  </w:num>
+  <w:num w:numId="15" w16cid:durableId="768357962">
     <w:abstractNumId w:val="28"/>
   </w:num>
-  <w:num w:numId="6" w16cid:durableId="824787241">
-    <w:abstractNumId w:val="35"/>
-  </w:num>
-  <w:num w:numId="7" w16cid:durableId="1391535419">
-    <w:abstractNumId w:val="27"/>
-  </w:num>
-  <w:num w:numId="8" w16cid:durableId="1032150560">
-    <w:abstractNumId w:val="36"/>
-  </w:num>
-  <w:num w:numId="9" w16cid:durableId="499126505">
-    <w:abstractNumId w:val="23"/>
-  </w:num>
-  <w:num w:numId="10" w16cid:durableId="266085855">
+  <w:num w:numId="16" w16cid:durableId="440878550">
     <w:abstractNumId w:val="32"/>
-  </w:num>
-  <w:num w:numId="11" w16cid:durableId="779959250">
-    <w:abstractNumId w:val="21"/>
-  </w:num>
-  <w:num w:numId="12" w16cid:durableId="1604873041">
-    <w:abstractNumId w:val="16"/>
-  </w:num>
-  <w:num w:numId="13" w16cid:durableId="511842705">
-    <w:abstractNumId w:val="34"/>
-  </w:num>
-  <w:num w:numId="14" w16cid:durableId="840504318">
-    <w:abstractNumId w:val="13"/>
-  </w:num>
-  <w:num w:numId="15" w16cid:durableId="768357962">
-    <w:abstractNumId w:val="26"/>
-  </w:num>
-  <w:num w:numId="16" w16cid:durableId="440878550">
-    <w:abstractNumId w:val="30"/>
   </w:num>
   <w:num w:numId="17" w16cid:durableId="1772043573">
     <w:abstractNumId w:val="8"/>
@@ -18584,37 +19128,43 @@
     <w:abstractNumId w:val="4"/>
   </w:num>
   <w:num w:numId="27" w16cid:durableId="1585871920">
+    <w:abstractNumId w:val="16"/>
+  </w:num>
+  <w:num w:numId="28" w16cid:durableId="368651360">
+    <w:abstractNumId w:val="31"/>
+  </w:num>
+  <w:num w:numId="29" w16cid:durableId="879130581">
+    <w:abstractNumId w:val="27"/>
+  </w:num>
+  <w:num w:numId="30" w16cid:durableId="1805462885">
     <w:abstractNumId w:val="14"/>
   </w:num>
-  <w:num w:numId="28" w16cid:durableId="368651360">
-    <w:abstractNumId w:val="29"/>
+  <w:num w:numId="31" w16cid:durableId="451554970">
+    <w:abstractNumId w:val="13"/>
   </w:num>
-  <w:num w:numId="29" w16cid:durableId="879130581">
-    <w:abstractNumId w:val="25"/>
+  <w:num w:numId="32" w16cid:durableId="817457399">
+    <w:abstractNumId w:val="33"/>
   </w:num>
-  <w:num w:numId="30" w16cid:durableId="1805462885">
+  <w:num w:numId="33" w16cid:durableId="1996567190">
+    <w:abstractNumId w:val="19"/>
+  </w:num>
+  <w:num w:numId="34" w16cid:durableId="1299992438">
+    <w:abstractNumId w:val="21"/>
+  </w:num>
+  <w:num w:numId="35" w16cid:durableId="352653858">
+    <w:abstractNumId w:val="11"/>
+  </w:num>
+  <w:num w:numId="36" w16cid:durableId="1840121875">
+    <w:abstractNumId w:val="17"/>
+  </w:num>
+  <w:num w:numId="37" w16cid:durableId="1831170911">
+    <w:abstractNumId w:val="24"/>
+  </w:num>
+  <w:num w:numId="38" w16cid:durableId="827136442">
     <w:abstractNumId w:val="12"/>
   </w:num>
-  <w:num w:numId="31" w16cid:durableId="451554970">
-    <w:abstractNumId w:val="11"/>
-  </w:num>
-  <w:num w:numId="32" w16cid:durableId="817457399">
-    <w:abstractNumId w:val="31"/>
-  </w:num>
-  <w:num w:numId="33" w16cid:durableId="1996567190">
-    <w:abstractNumId w:val="17"/>
-  </w:num>
-  <w:num w:numId="34" w16cid:durableId="1299992438">
-    <w:abstractNumId w:val="19"/>
-  </w:num>
-  <w:num w:numId="35" w16cid:durableId="352653858">
+  <w:num w:numId="39" w16cid:durableId="446969884">
     <w:abstractNumId w:val="10"/>
-  </w:num>
-  <w:num w:numId="36" w16cid:durableId="1840121875">
-    <w:abstractNumId w:val="15"/>
-  </w:num>
-  <w:num w:numId="37" w16cid:durableId="1831170911">
-    <w:abstractNumId w:val="22"/>
   </w:num>
 </w:numbering>
 </file>
@@ -19029,23 +19579,20 @@
   </w:style>
   <w:style w:type="paragraph" w:styleId="Heading1">
     <w:name w:val="heading 1"/>
-    <w:basedOn w:val="Normal"/>
+    <w:basedOn w:val="Title"/>
     <w:next w:val="Normal"/>
     <w:link w:val="Heading1Char"/>
-    <w:rsid w:val="000107CD"/>
+    <w:rsid w:val="008B726E"/>
     <w:pPr>
       <w:outlineLvl w:val="0"/>
     </w:pPr>
-    <w:rPr>
-      <w:sz w:val="48"/>
-      <w:szCs w:val="28"/>
-    </w:rPr>
   </w:style>
   <w:style w:type="paragraph" w:styleId="Heading2">
     <w:name w:val="heading 2"/>
     <w:basedOn w:val="Normal"/>
-    <w:next w:val="Normal"/>
-    <w:rsid w:val="000107CD"/>
+    <w:next w:val="Heading1"/>
+    <w:link w:val="Heading2Char"/>
+    <w:rsid w:val="00613423"/>
     <w:pPr>
       <w:spacing w:before="240" w:after="60"/>
       <w:outlineLvl w:val="1"/>
@@ -19055,13 +19602,13 @@
       <w:bCs/>
       <w:i/>
       <w:iCs/>
-      <w:sz w:val="28"/>
+      <w:sz w:val="48"/>
       <w:szCs w:val="28"/>
     </w:rPr>
   </w:style>
   <w:style w:type="paragraph" w:styleId="Heading3">
     <w:name w:val="heading 3"/>
-    <w:basedOn w:val="Normal"/>
+    <w:basedOn w:val="Heading1"/>
     <w:next w:val="Normal"/>
     <w:rsid w:val="000107CD"/>
     <w:pPr>
@@ -19074,20 +19621,21 @@
   </w:style>
   <w:style w:type="paragraph" w:styleId="Heading4">
     <w:name w:val="heading 4"/>
-    <w:basedOn w:val="Normal"/>
     <w:next w:val="Normal"/>
-    <w:rsid w:val="00493830"/>
+    <w:rsid w:val="00613423"/>
     <w:pPr>
       <w:outlineLvl w:val="3"/>
     </w:pPr>
     <w:rPr>
+      <w:rFonts w:ascii="Calibri" w:eastAsia="Times New Roman" w:hAnsi="Calibri" w:cs="Times New Roman"/>
       <w:i/>
       <w:iCs/>
+      <w:szCs w:val="24"/>
     </w:rPr>
   </w:style>
   <w:style w:type="paragraph" w:styleId="Heading5">
     <w:name w:val="heading 5"/>
-    <w:basedOn w:val="Normal"/>
+    <w:basedOn w:val="Heading1"/>
     <w:next w:val="Normal"/>
     <w:rsid w:val="00493830"/>
     <w:pPr>
@@ -19095,48 +19643,47 @@
       <w:outlineLvl w:val="4"/>
     </w:pPr>
     <w:rPr>
-      <w:b/>
-      <w:bCs/>
+      <w:b w:val="0"/>
+      <w:bCs w:val="0"/>
     </w:rPr>
   </w:style>
   <w:style w:type="paragraph" w:styleId="Heading6">
     <w:name w:val="heading 6"/>
-    <w:basedOn w:val="Normal"/>
+    <w:basedOn w:val="Heading1"/>
     <w:next w:val="Normal"/>
     <w:rsid w:val="000107CD"/>
     <w:pPr>
       <w:outlineLvl w:val="5"/>
     </w:pPr>
     <w:rPr>
-      <w:b/>
-      <w:bCs/>
+      <w:b w:val="0"/>
+      <w:bCs w:val="0"/>
     </w:rPr>
   </w:style>
   <w:style w:type="paragraph" w:styleId="Heading7">
     <w:name w:val="heading 7"/>
-    <w:basedOn w:val="Normal"/>
+    <w:basedOn w:val="Heading1"/>
     <w:next w:val="Normal"/>
     <w:rsid w:val="00493830"/>
     <w:pPr>
       <w:outlineLvl w:val="6"/>
     </w:pPr>
     <w:rPr>
-      <w:b/>
-      <w:bCs/>
+      <w:b w:val="0"/>
+      <w:bCs w:val="0"/>
     </w:rPr>
   </w:style>
   <w:style w:type="paragraph" w:styleId="Heading8">
     <w:name w:val="heading 8"/>
-    <w:basedOn w:val="Normal"/>
+    <w:basedOn w:val="Heading1"/>
     <w:next w:val="Normal"/>
-    <w:rsid w:val="000107CD"/>
+    <w:rsid w:val="00613423"/>
     <w:pPr>
       <w:outlineLvl w:val="7"/>
     </w:pPr>
     <w:rPr>
       <w:rFonts w:cs="Arial"/>
-      <w:bCs/>
-      <w:sz w:val="20"/>
+      <w:bCs w:val="0"/>
     </w:rPr>
   </w:style>
   <w:style w:type="paragraph" w:styleId="Heading9">
@@ -19314,26 +19861,26 @@
   </w:style>
   <w:style w:type="paragraph" w:styleId="Title">
     <w:name w:val="Title"/>
-    <w:basedOn w:val="Normal"/>
+    <w:basedOn w:val="Heading2"/>
     <w:next w:val="Normal"/>
     <w:link w:val="TitleChar"/>
     <w:uiPriority w:val="10"/>
     <w:qFormat/>
-    <w:rsid w:val="000810BF"/>
+    <w:rsid w:val="008B726E"/>
     <w:pPr>
       <w:pBdr>
-        <w:bottom w:val="single" w:sz="8" w:space="4" w:color="4F81BD" w:themeColor="accent1"/>
+        <w:bottom w:val="single" w:sz="7" w:space="0" w:color="374151"/>
       </w:pBdr>
-      <w:spacing w:after="300" w:line="240" w:lineRule="auto"/>
-      <w:contextualSpacing/>
+      <w:shd w:val="clear" w:color="auto" w:fill="FFFFFF" w:themeFill="background1"/>
+      <w:spacing w:before="720" w:after="360"/>
     </w:pPr>
     <w:rPr>
-      <w:rFonts w:eastAsiaTheme="majorEastAsia" w:cstheme="majorBidi"/>
-      <w:color w:val="17365D" w:themeColor="text2" w:themeShade="BF"/>
-      <w:spacing w:val="5"/>
-      <w:kern w:val="28"/>
-      <w:sz w:val="52"/>
-      <w:szCs w:val="52"/>
+      <w:rFonts w:ascii="Segoe UI" w:eastAsia="Segoe UI" w:hAnsi="Segoe UI" w:cs="Segoe UI"/>
+      <w:b/>
+      <w:i w:val="0"/>
+      <w:iCs w:val="0"/>
+      <w:color w:val="1F2937"/>
+      <w:szCs w:val="48"/>
     </w:rPr>
   </w:style>
   <w:style w:type="character" w:customStyle="1" w:styleId="TitleChar">
@@ -19341,14 +19888,15 @@
     <w:basedOn w:val="DefaultParagraphFont"/>
     <w:link w:val="Title"/>
     <w:uiPriority w:val="10"/>
-    <w:rsid w:val="000810BF"/>
+    <w:rsid w:val="008B726E"/>
     <w:rPr>
-      <w:rFonts w:ascii="Calibri" w:eastAsiaTheme="majorEastAsia" w:hAnsi="Calibri" w:cstheme="majorBidi"/>
-      <w:color w:val="17365D" w:themeColor="text2" w:themeShade="BF"/>
-      <w:spacing w:val="5"/>
-      <w:kern w:val="28"/>
-      <w:sz w:val="52"/>
-      <w:szCs w:val="52"/>
+      <w:rFonts w:ascii="Segoe UI" w:eastAsia="Segoe UI" w:hAnsi="Segoe UI" w:cs="Segoe UI"/>
+      <w:b/>
+      <w:bCs/>
+      <w:color w:val="1F2937"/>
+      <w:sz w:val="48"/>
+      <w:szCs w:val="48"/>
+      <w:shd w:val="clear" w:color="auto" w:fill="FFFFFF" w:themeFill="background1"/>
     </w:rPr>
   </w:style>
   <w:style w:type="character" w:customStyle="1" w:styleId="SangradetextonormalCar">
@@ -19972,11 +20520,15 @@
     <w:name w:val="Heading 1 Char"/>
     <w:basedOn w:val="DefaultParagraphFont"/>
     <w:link w:val="Heading1"/>
-    <w:rsid w:val="00A46E79"/>
+    <w:rsid w:val="008B726E"/>
     <w:rPr>
-      <w:rFonts w:ascii="Calibri" w:eastAsia="Times New Roman" w:hAnsi="Calibri" w:cs="Times New Roman"/>
+      <w:rFonts w:ascii="Segoe UI" w:eastAsia="Segoe UI" w:hAnsi="Segoe UI" w:cs="Segoe UI"/>
+      <w:b/>
+      <w:bCs/>
+      <w:color w:val="1F2937"/>
       <w:sz w:val="48"/>
-      <w:szCs w:val="28"/>
+      <w:szCs w:val="48"/>
+      <w:shd w:val="clear" w:color="auto" w:fill="FFFFFF" w:themeFill="background1"/>
     </w:rPr>
   </w:style>
   <w:style w:type="character" w:customStyle="1" w:styleId="citation-289">
@@ -20055,6 +20607,56 @@
         <w:insideV w:val="single" w:sz="4" w:space="0" w:color="000000" w:themeColor="text1"/>
       </w:tblBorders>
     </w:tblPr>
+  </w:style>
+  <w:style w:type="paragraph" w:styleId="Caption">
+    <w:name w:val="caption"/>
+    <w:basedOn w:val="Normal"/>
+    <w:next w:val="Normal"/>
+    <w:uiPriority w:val="35"/>
+    <w:unhideWhenUsed/>
+    <w:qFormat/>
+    <w:rsid w:val="00F55B8E"/>
+    <w:pPr>
+      <w:spacing w:line="240" w:lineRule="auto"/>
+    </w:pPr>
+    <w:rPr>
+      <w:i/>
+      <w:iCs/>
+      <w:color w:val="1F497D" w:themeColor="text2"/>
+      <w:sz w:val="18"/>
+      <w:szCs w:val="18"/>
+    </w:rPr>
+  </w:style>
+  <w:style w:type="character" w:customStyle="1" w:styleId="Heading2Char">
+    <w:name w:val="Heading 2 Char"/>
+    <w:basedOn w:val="DefaultParagraphFont"/>
+    <w:link w:val="Heading2"/>
+    <w:rsid w:val="00613423"/>
+    <w:rPr>
+      <w:rFonts w:ascii="Calibri" w:eastAsia="Times New Roman" w:hAnsi="Calibri" w:cs="Arial"/>
+      <w:bCs/>
+      <w:i/>
+      <w:iCs/>
+      <w:sz w:val="48"/>
+      <w:szCs w:val="28"/>
+    </w:rPr>
+  </w:style>
+  <w:style w:type="paragraph" w:customStyle="1" w:styleId="SubHeading3">
+    <w:name w:val="SubHeading 3"/>
+    <w:rsid w:val="00613423"/>
+    <w:pPr>
+      <w:pBdr>
+        <w:bottom w:val="single" w:sz="7" w:space="0" w:color="D1D5DB"/>
+      </w:pBdr>
+      <w:spacing w:before="360" w:after="120"/>
+      <w:ind w:left="360"/>
+    </w:pPr>
+    <w:rPr>
+      <w:rFonts w:ascii="Segoe UI" w:eastAsia="Times New Roman" w:hAnsi="Segoe UI" w:cs="Times New Roman"/>
+      <w:color w:val="1F2937"/>
+      <w:sz w:val="24"/>
+      <w:szCs w:val="20"/>
+    </w:rPr>
   </w:style>
 </w:styles>
 </file>
@@ -20537,20 +21139,20 @@
 </file>
 
 <file path=customXml/item3.xml><?xml version="1.0" encoding="utf-8"?>
+<p:properties xmlns:p="http://schemas.microsoft.com/office/2006/metadata/properties" xmlns:xsi="http://www.w3.org/2001/XMLSchema-instance" xmlns:pc="http://schemas.microsoft.com/office/infopath/2007/PartnerControls">
+  <documentManagement>
+    <_activity xmlns="0dd81e3e-32c4-45c3-852a-33c36a8ca9a2" xsi:nil="true"/>
+  </documentManagement>
+</p:properties>
+</file>
+
+<file path=customXml/item4.xml><?xml version="1.0" encoding="utf-8"?>
 <?mso-contentType ?>
 <FormTemplates xmlns="http://schemas.microsoft.com/sharepoint/v3/contenttype/forms">
   <Display>DocumentLibraryForm</Display>
   <Edit>DocumentLibraryForm</Edit>
   <New>DocumentLibraryForm</New>
 </FormTemplates>
-</file>
-
-<file path=customXml/item4.xml><?xml version="1.0" encoding="utf-8"?>
-<p:properties xmlns:p="http://schemas.microsoft.com/office/2006/metadata/properties" xmlns:xsi="http://www.w3.org/2001/XMLSchema-instance" xmlns:pc="http://schemas.microsoft.com/office/infopath/2007/PartnerControls">
-  <documentManagement>
-    <_activity xmlns="0dd81e3e-32c4-45c3-852a-33c36a8ca9a2" xsi:nil="true"/>
-  </documentManagement>
-</p:properties>
 </file>
 
 <file path=customXml/itemProps1.xml><?xml version="1.0" encoding="utf-8"?>
@@ -20580,14 +21182,6 @@
 </file>
 
 <file path=customXml/itemProps3.xml><?xml version="1.0" encoding="utf-8"?>
-<ds:datastoreItem xmlns:ds="http://schemas.openxmlformats.org/officeDocument/2006/customXml" ds:itemID="{D6C383AF-1EC1-4F0E-B800-E4A39F6E2FAF}">
-  <ds:schemaRefs>
-    <ds:schemaRef ds:uri="http://schemas.microsoft.com/sharepoint/v3/contenttype/forms"/>
-  </ds:schemaRefs>
-</ds:datastoreItem>
-</file>
-
-<file path=customXml/itemProps4.xml><?xml version="1.0" encoding="utf-8"?>
 <ds:datastoreItem xmlns:ds="http://schemas.openxmlformats.org/officeDocument/2006/customXml" ds:itemID="{56B03E1A-13FD-4632-B7FD-6FEC8181D718}">
   <ds:schemaRefs>
     <ds:schemaRef ds:uri="http://schemas.microsoft.com/office/2006/metadata/properties"/>
@@ -20595,4 +21189,12 @@
     <ds:schemaRef ds:uri="0dd81e3e-32c4-45c3-852a-33c36a8ca9a2"/>
   </ds:schemaRefs>
 </ds:datastoreItem>
+</file>
+
+<file path=customXml/itemProps4.xml><?xml version="1.0" encoding="utf-8"?>
+<ds:datastoreItem xmlns:ds="http://schemas.openxmlformats.org/officeDocument/2006/customXml" ds:itemID="{D6C383AF-1EC1-4F0E-B800-E4A39F6E2FAF}">
+  <ds:schemaRefs>
+    <ds:schemaRef ds:uri="http://schemas.microsoft.com/sharepoint/v3/contenttype/forms"/>
+  </ds:schemaRefs>
+</ds:datastoreItem>
 </file>
--- a/MemoriaTFG-IvanMartinNieto.docx
+++ b/MemoriaTFG-IvanMartinNieto.docx
@@ -83,7 +83,7 @@
               </wp:anchor>
             </w:drawing>
           </mc:Choice>
-          <mc:Fallback xmlns:a="http://schemas.openxmlformats.org/drawingml/2006/main" xmlns:a14="http://schemas.microsoft.com/office/drawing/2010/main" xmlns:pic="http://schemas.openxmlformats.org/drawingml/2006/picture">
+          <mc:Fallback xmlns:pic="http://schemas.openxmlformats.org/drawingml/2006/picture" xmlns:a14="http://schemas.microsoft.com/office/drawing/2010/main" xmlns:a="http://schemas.openxmlformats.org/drawingml/2006/main">
             <w:pict w14:anchorId="0829D9D1">
               <v:shapetype id="_x0000_t32" coordsize="21600,21600" o:oned="t" filled="f" o:spt="32" path="m,l21600,21600e" w14:anchorId="38844837">
                 <v:path fillok="f" arrowok="t" o:connecttype="none"/>
@@ -1832,29 +1832,7 @@
             <w:sz w:val="24"/>
             <w:u w:val="none"/>
           </w:rPr>
-          <w:t xml:space="preserve">Figura 6. Interfaz de gestión de </w:t>
-        </w:r>
-        <w:proofErr w:type="gramStart"/>
-        <w:r>
-          <w:rPr>
-            <w:rStyle w:val="Hyperlink"/>
-            <w:rFonts w:ascii="Segoe UI" w:eastAsia="Segoe UI" w:hAnsi="Segoe UI" w:cs="Segoe UI"/>
-            <w:color w:val="2563EB"/>
-            <w:sz w:val="24"/>
-            <w:u w:val="none"/>
-          </w:rPr>
-          <w:t>Playoff</w:t>
-        </w:r>
-        <w:proofErr w:type="gramEnd"/>
-        <w:r>
-          <w:rPr>
-            <w:rStyle w:val="Hyperlink"/>
-            <w:rFonts w:ascii="Segoe UI" w:eastAsia="Segoe UI" w:hAnsi="Segoe UI" w:cs="Segoe UI"/>
-            <w:color w:val="2563EB"/>
-            <w:sz w:val="24"/>
-            <w:u w:val="none"/>
-          </w:rPr>
-          <w:t xml:space="preserve"> Informática</w:t>
+          <w:t>Figura 6. Interfaz de gestión de Playoff Informática</w:t>
         </w:r>
       </w:hyperlink>
     </w:p>
@@ -1882,29 +1860,7 @@
             <w:sz w:val="24"/>
             <w:u w:val="none"/>
           </w:rPr>
-          <w:t xml:space="preserve">Figura 7. Funcionalidades de </w:t>
-        </w:r>
-        <w:proofErr w:type="gramStart"/>
-        <w:r>
-          <w:rPr>
-            <w:rStyle w:val="Hyperlink"/>
-            <w:rFonts w:ascii="Segoe UI" w:eastAsia="Segoe UI" w:hAnsi="Segoe UI" w:cs="Segoe UI"/>
-            <w:color w:val="2563EB"/>
-            <w:sz w:val="24"/>
-            <w:u w:val="none"/>
-          </w:rPr>
-          <w:t>Playoff</w:t>
-        </w:r>
-        <w:proofErr w:type="gramEnd"/>
-        <w:r>
-          <w:rPr>
-            <w:rStyle w:val="Hyperlink"/>
-            <w:rFonts w:ascii="Segoe UI" w:eastAsia="Segoe UI" w:hAnsi="Segoe UI" w:cs="Segoe UI"/>
-            <w:color w:val="2563EB"/>
-            <w:sz w:val="24"/>
-            <w:u w:val="none"/>
-          </w:rPr>
-          <w:t xml:space="preserve"> Informática</w:t>
+          <w:t>Figura 7. Funcionalidades de Playoff Informática</w:t>
         </w:r>
       </w:hyperlink>
     </w:p>
@@ -2605,7 +2561,6 @@
         <w:shd w:val="clear" w:color="auto" w:fill="FFFFFF" w:themeFill="background1"/>
         <w:spacing w:after="48"/>
         <w:ind w:left="360"/>
-        <w:jc w:val="both"/>
       </w:pPr>
       <w:r>
         <w:rPr>
@@ -2623,7 +2578,6 @@
         <w:shd w:val="clear" w:color="auto" w:fill="FFFFFF" w:themeFill="background1"/>
         <w:spacing w:before="300" w:after="48"/>
         <w:ind w:left="357"/>
-        <w:jc w:val="both"/>
       </w:pPr>
       <w:r>
         <w:rPr>
@@ -2672,7 +2626,6 @@
         <w:shd w:val="clear" w:color="auto" w:fill="FFFFFF" w:themeFill="background1"/>
         <w:spacing w:after="48"/>
         <w:ind w:left="360"/>
-        <w:jc w:val="both"/>
       </w:pPr>
       <w:r>
         <w:rPr>
@@ -2753,19 +2706,29 @@
           <w:color w:val="212121"/>
           <w:sz w:val="24"/>
         </w:rPr>
-        <w:t>Es una plataforma muy popular y visualmente atractiva. Sin embargo, su enfoque principal es la comunicación bidireccional y la venta de merchandising. Carece de herramientas ágiles para la autogeneración de documentos burocráticos (como los PDF federativos) y su modelo de suscripción mensual resulta inasumible para un club de atletismo sin ánimo de lucro.</w:t>
-      </w:r>
-    </w:p>
-    <w:p>
-      <w:pPr>
-        <w:shd w:val="clear" w:color="auto" w:fill="FFFFFF" w:themeFill="background1"/>
-        <w:spacing w:after="48"/>
-        <w:ind w:left="720"/>
-        <w:jc w:val="center"/>
-      </w:pPr>
-      <w:r>
-        <w:rPr>
-          <w:noProof/>
+        <w:t xml:space="preserve">Es una plataforma centrada fundamentalmente en la gestión de competiciones. Permite a los usuarios inscribirse en eventos deportivos, hacer un seguimiento de </w:t>
+      </w:r>
+      <w:r>
+        <w:rPr>
+          <w:rFonts w:ascii="Segoe UI" w:eastAsia="Segoe UI" w:hAnsi="Segoe UI" w:cs="Segoe UI"/>
+          <w:color w:val="212121"/>
+          <w:sz w:val="24"/>
+        </w:rPr>
+        <w:t>estos</w:t>
+      </w:r>
+      <w:r>
+        <w:rPr>
+          <w:rFonts w:ascii="Segoe UI" w:eastAsia="Segoe UI" w:hAnsi="Segoe UI" w:cs="Segoe UI"/>
+          <w:color w:val="212121"/>
+          <w:sz w:val="24"/>
+        </w:rPr>
+        <w:t xml:space="preserve"> y, a nivel de administración, crear y organizar dichos torneos. Sin embargo, no está diseñada para cubrir la gestión burocrática interna del día a día de un club modesto. Carece de herramientas para la gestión de un club de atletismo (independientemente de sus dimensiones)</w:t>
+      </w:r>
+      <w:r>
+        <w:rPr>
+          <w:rFonts w:ascii="Segoe UI" w:eastAsia="Segoe UI" w:hAnsi="Segoe UI" w:cs="Segoe UI"/>
+          <w:color w:val="212121"/>
+          <w:sz w:val="24"/>
         </w:rPr>
         <w:drawing>
           <wp:inline distT="0" distB="0" distL="0" distR="0" wp14:anchorId="473491B3" wp14:editId="4FC31C96">
@@ -3164,21 +3127,7 @@
         <w:rPr>
           <w:color w:val="A6A6A6" w:themeColor="background1" w:themeShade="A6"/>
         </w:rPr>
-        <w:t xml:space="preserve">. Interfaz de gestión de </w:t>
-      </w:r>
-      <w:proofErr w:type="gramStart"/>
-      <w:r>
-        <w:rPr>
-          <w:color w:val="A6A6A6" w:themeColor="background1" w:themeShade="A6"/>
-        </w:rPr>
-        <w:t>Playoff</w:t>
-      </w:r>
-      <w:proofErr w:type="gramEnd"/>
-      <w:r>
-        <w:rPr>
-          <w:color w:val="A6A6A6" w:themeColor="background1" w:themeShade="A6"/>
-        </w:rPr>
-        <w:t xml:space="preserve"> Informática</w:t>
+        <w:t>. Interfaz de gestión de Playoff Informática</w:t>
       </w:r>
     </w:p>
     <w:p>
@@ -3281,21 +3230,7 @@
         <w:rPr>
           <w:color w:val="A6A6A6" w:themeColor="background1" w:themeShade="A6"/>
         </w:rPr>
-        <w:t xml:space="preserve">. Funcionalidades de </w:t>
-      </w:r>
-      <w:proofErr w:type="gramStart"/>
-      <w:r>
-        <w:rPr>
-          <w:color w:val="A6A6A6" w:themeColor="background1" w:themeShade="A6"/>
-        </w:rPr>
-        <w:t>Playoff</w:t>
-      </w:r>
-      <w:proofErr w:type="gramEnd"/>
-      <w:r>
-        <w:rPr>
-          <w:color w:val="A6A6A6" w:themeColor="background1" w:themeShade="A6"/>
-        </w:rPr>
-        <w:t xml:space="preserve"> Informática</w:t>
+        <w:t>. Funcionalidades de Playoff Informática</w:t>
       </w:r>
     </w:p>
     <w:p>
@@ -3457,7 +3392,6 @@
         <w:shd w:val="clear" w:color="auto" w:fill="FFFFFF" w:themeFill="background1"/>
         <w:spacing w:before="240" w:after="240"/>
         <w:ind w:left="1416"/>
-        <w:jc w:val="both"/>
       </w:pPr>
       <w:r>
         <w:rPr>
@@ -3523,7 +3457,6 @@
         <w:shd w:val="clear" w:color="auto" w:fill="FFFFFF" w:themeFill="background1"/>
         <w:spacing w:before="240" w:after="240"/>
         <w:ind w:left="1416"/>
-        <w:jc w:val="both"/>
       </w:pPr>
       <w:r>
         <w:rPr>
@@ -3559,7 +3492,6 @@
         <w:shd w:val="clear" w:color="auto" w:fill="FFFFFF" w:themeFill="background1"/>
         <w:spacing w:before="240" w:after="240"/>
         <w:ind w:left="1416"/>
-        <w:jc w:val="both"/>
       </w:pPr>
       <w:r>
         <w:rPr>
@@ -3732,7 +3664,6 @@
         <w:widowControl w:val="0"/>
         <w:shd w:val="clear" w:color="auto" w:fill="FFFFFF" w:themeFill="background1"/>
         <w:spacing w:before="360" w:after="120"/>
-        <w:ind w:left="720"/>
         <w:rPr>
           <w:rFonts w:ascii="Segoe UI" w:eastAsia="Segoe UI" w:hAnsi="Segoe UI" w:cs="Segoe UI"/>
           <w:b/>
@@ -3761,14 +3692,7 @@
           <w:sz w:val="24"/>
         </w:rPr>
       </w:pPr>
-    </w:p>
-    <w:p>
-      <w:pPr>
-        <w:pStyle w:val="Heading4"/>
-        <w:widowControl w:val="0"/>
-        <w:shd w:val="clear" w:color="auto" w:fill="FFFFFF" w:themeFill="background1"/>
-        <w:spacing w:before="360" w:after="120"/>
-        <w:ind w:left="720"/>
+      <w:r>
         <w:rPr>
           <w:rFonts w:ascii="Segoe UI" w:eastAsia="Segoe UI" w:hAnsi="Segoe UI" w:cs="Segoe UI"/>
           <w:b/>
@@ -3778,32 +3702,24 @@
           <w:color w:val="000000" w:themeColor="text1"/>
           <w:sz w:val="24"/>
         </w:rPr>
-      </w:pPr>
-      <w:r>
-        <w:rPr>
-          <w:rFonts w:ascii="Segoe UI" w:eastAsia="Segoe UI" w:hAnsi="Segoe UI" w:cs="Segoe UI"/>
-          <w:b/>
-          <w:bCs/>
+        <w:lastRenderedPageBreak/>
+        <w:t>1.5.2. Viabilidad Económica</w:t>
+      </w:r>
+      <w:r>
+        <w:rPr>
+          <w:rFonts w:ascii="Segoe UI" w:eastAsia="Segoe UI" w:hAnsi="Segoe UI" w:cs="Segoe UI"/>
           <w:i w:val="0"/>
           <w:iCs w:val="0"/>
           <w:color w:val="000000" w:themeColor="text1"/>
           <w:sz w:val="24"/>
         </w:rPr>
-        <w:t>1.5.2. Viabilidad Económica</w:t>
-      </w:r>
-      <w:r>
-        <w:rPr>
-          <w:rFonts w:ascii="Segoe UI" w:eastAsia="Segoe UI" w:hAnsi="Segoe UI" w:cs="Segoe UI"/>
-          <w:i w:val="0"/>
-          <w:iCs w:val="0"/>
-          <w:color w:val="000000" w:themeColor="text1"/>
-          <w:sz w:val="24"/>
-        </w:rPr>
         <w:t xml:space="preserve"> (Estimación de Costes)</w:t>
       </w:r>
     </w:p>
     <w:p>
       <w:pPr>
+        <w:keepNext w:val="0"/>
+        <w:widowControl w:val="0"/>
         <w:shd w:val="clear" w:color="auto" w:fill="FFFFFF" w:themeFill="background1"/>
         <w:spacing w:after="48"/>
         <w:ind w:left="720"/>
@@ -3835,7 +3751,7 @@
           <w:color w:val="212121"/>
           <w:sz w:val="24"/>
         </w:rPr>
-        <w:t xml:space="preserve"> se presenta una estimación del presupuesto como si se tratase de un encargo profesional para el Club Atletismo Ianuarius. Adicionalmente, se han calculado </w:t>
+        <w:t xml:space="preserve"> se presenta una estimación del presupuesto como si se tratase de un encargo profesional para el Club Atletismo Ianuarius. Adicionalmente, se han calculado los costes </w:t>
       </w:r>
       <w:r>
         <w:rPr>
@@ -3843,8 +3759,7 @@
           <w:color w:val="212121"/>
           <w:sz w:val="24"/>
         </w:rPr>
-        <w:lastRenderedPageBreak/>
-        <w:t xml:space="preserve">los costes </w:t>
+        <w:t>periódicos</w:t>
       </w:r>
       <w:r>
         <w:rPr>
@@ -3852,20 +3767,14 @@
           <w:color w:val="212121"/>
           <w:sz w:val="24"/>
         </w:rPr>
-        <w:t>periódicos</w:t>
-      </w:r>
-      <w:r>
-        <w:rPr>
-          <w:rFonts w:ascii="Segoe UI" w:eastAsia="Segoe UI" w:hAnsi="Segoe UI" w:cs="Segoe UI"/>
-          <w:color w:val="212121"/>
-          <w:sz w:val="24"/>
-        </w:rPr>
         <w:t xml:space="preserve"> necesarios para mantener el sistema en producción una vez finalizado el proyecto.</w:t>
       </w:r>
     </w:p>
     <w:p>
       <w:pPr>
         <w:pStyle w:val="Heading5"/>
+        <w:keepNext w:val="0"/>
+        <w:widowControl w:val="0"/>
         <w:spacing w:before="324" w:after="0"/>
         <w:ind w:left="1412"/>
         <w:rPr>
@@ -3915,6 +3824,8 @@
           </w:tcPr>
           <w:p>
             <w:pPr>
+              <w:keepNext w:val="0"/>
+              <w:widowControl w:val="0"/>
               <w:shd w:val="clear" w:color="auto" w:fill="FFFFFF" w:themeFill="background1"/>
               <w:spacing w:after="0"/>
               <w:jc w:val="center"/>
@@ -3948,6 +3859,8 @@
           </w:tcPr>
           <w:p>
             <w:pPr>
+              <w:keepNext w:val="0"/>
+              <w:widowControl w:val="0"/>
               <w:shd w:val="clear" w:color="auto" w:fill="FFFFFF" w:themeFill="background1"/>
               <w:spacing w:after="0"/>
               <w:jc w:val="center"/>
@@ -3981,6 +3894,8 @@
           </w:tcPr>
           <w:p>
             <w:pPr>
+              <w:keepNext w:val="0"/>
+              <w:widowControl w:val="0"/>
               <w:shd w:val="clear" w:color="auto" w:fill="FFFFFF" w:themeFill="background1"/>
               <w:spacing w:after="0"/>
               <w:jc w:val="center"/>
@@ -4029,6 +3944,8 @@
           </w:tcPr>
           <w:p>
             <w:pPr>
+              <w:keepNext w:val="0"/>
+              <w:widowControl w:val="0"/>
               <w:shd w:val="clear" w:color="auto" w:fill="FFFFFF" w:themeFill="background1"/>
               <w:spacing w:after="0"/>
             </w:pPr>
@@ -4055,6 +3972,8 @@
           </w:tcPr>
           <w:p>
             <w:pPr>
+              <w:keepNext w:val="0"/>
+              <w:widowControl w:val="0"/>
               <w:shd w:val="clear" w:color="auto" w:fill="FFFFFF" w:themeFill="background1"/>
               <w:spacing w:after="0"/>
             </w:pPr>
@@ -4091,6 +4010,8 @@
           </w:tcPr>
           <w:p>
             <w:pPr>
+              <w:keepNext w:val="0"/>
+              <w:widowControl w:val="0"/>
               <w:shd w:val="clear" w:color="auto" w:fill="FFFFFF" w:themeFill="background1"/>
               <w:spacing w:after="0"/>
             </w:pPr>
@@ -4120,6 +4041,8 @@
           </w:tcPr>
           <w:p>
             <w:pPr>
+              <w:keepNext w:val="0"/>
+              <w:widowControl w:val="0"/>
               <w:shd w:val="clear" w:color="auto" w:fill="FFFFFF" w:themeFill="background1"/>
               <w:spacing w:after="0"/>
             </w:pPr>
@@ -4146,6 +4069,8 @@
           </w:tcPr>
           <w:p>
             <w:pPr>
+              <w:keepNext w:val="0"/>
+              <w:widowControl w:val="0"/>
               <w:shd w:val="clear" w:color="auto" w:fill="FFFFFF" w:themeFill="background1"/>
               <w:spacing w:after="0"/>
               <w:rPr>
@@ -4185,6 +4110,8 @@
           </w:tcPr>
           <w:p>
             <w:pPr>
+              <w:keepNext w:val="0"/>
+              <w:widowControl w:val="0"/>
               <w:shd w:val="clear" w:color="auto" w:fill="FFFFFF" w:themeFill="background1"/>
               <w:spacing w:after="0"/>
             </w:pPr>
@@ -4214,6 +4141,8 @@
           </w:tcPr>
           <w:p>
             <w:pPr>
+              <w:keepNext w:val="0"/>
+              <w:widowControl w:val="0"/>
               <w:shd w:val="clear" w:color="auto" w:fill="FFFFFF" w:themeFill="background1"/>
               <w:spacing w:after="0"/>
             </w:pPr>
@@ -4240,6 +4169,8 @@
           </w:tcPr>
           <w:p>
             <w:pPr>
+              <w:keepNext w:val="0"/>
+              <w:widowControl w:val="0"/>
               <w:shd w:val="clear" w:color="auto" w:fill="FFFFFF" w:themeFill="background1"/>
               <w:spacing w:after="0"/>
             </w:pPr>
@@ -4264,6 +4195,8 @@
           </w:tcPr>
           <w:p>
             <w:pPr>
+              <w:keepNext w:val="0"/>
+              <w:widowControl w:val="0"/>
               <w:shd w:val="clear" w:color="auto" w:fill="FFFFFF" w:themeFill="background1"/>
               <w:spacing w:after="0"/>
             </w:pPr>
@@ -4293,6 +4226,8 @@
           </w:tcPr>
           <w:p>
             <w:pPr>
+              <w:keepNext w:val="0"/>
+              <w:widowControl w:val="0"/>
               <w:shd w:val="clear" w:color="auto" w:fill="FFFFFF" w:themeFill="background1"/>
               <w:spacing w:after="0"/>
             </w:pPr>
@@ -4319,6 +4254,8 @@
           </w:tcPr>
           <w:p>
             <w:pPr>
+              <w:keepNext w:val="0"/>
+              <w:widowControl w:val="0"/>
               <w:shd w:val="clear" w:color="auto" w:fill="FFFFFF" w:themeFill="background1"/>
               <w:spacing w:after="0"/>
               <w:rPr>
@@ -4330,23 +4267,7 @@
                 <w:color w:val="1F2937"/>
                 <w:lang w:val="en-US"/>
               </w:rPr>
-              <w:t xml:space="preserve">Figma (Plan </w:t>
-            </w:r>
-            <w:proofErr w:type="spellStart"/>
-            <w:r>
-              <w:rPr>
-                <w:color w:val="1F2937"/>
-                <w:lang w:val="en-US"/>
-              </w:rPr>
-              <w:t>gratuito</w:t>
-            </w:r>
-            <w:proofErr w:type="spellEnd"/>
-            <w:r>
-              <w:rPr>
-                <w:color w:val="1F2937"/>
-                <w:lang w:val="en-US"/>
-              </w:rPr>
-              <w:t>), Tailwind CSS.</w:t>
+              <w:t>Figma (Plan gratuito), Tailwind CSS.</w:t>
             </w:r>
           </w:p>
         </w:tc>
@@ -4363,6 +4284,8 @@
           </w:tcPr>
           <w:p>
             <w:pPr>
+              <w:keepNext w:val="0"/>
+              <w:widowControl w:val="0"/>
               <w:shd w:val="clear" w:color="auto" w:fill="FFFFFF" w:themeFill="background1"/>
               <w:spacing w:after="0"/>
             </w:pPr>
@@ -4393,61 +4316,55 @@
           </w:tcPr>
           <w:p>
             <w:pPr>
+              <w:keepNext w:val="0"/>
+              <w:widowControl w:val="0"/>
               <w:shd w:val="clear" w:color="auto" w:fill="FFFFFF" w:themeFill="background1"/>
               <w:spacing w:after="0"/>
               <w:jc w:val="right"/>
             </w:pPr>
-            <w:proofErr w:type="gramStart"/>
             <w:r>
               <w:rPr>
                 <w:b/>
                 <w:bCs/>
                 <w:color w:val="111827"/>
               </w:rPr>
-              <w:t>Total</w:t>
-            </w:r>
-            <w:proofErr w:type="gramEnd"/>
+              <w:t>Total Recursos</w:t>
+            </w:r>
             <w:r>
               <w:rPr>
                 <w:b/>
                 <w:bCs/>
                 <w:color w:val="111827"/>
               </w:rPr>
-              <w:t xml:space="preserve"> Recursos</w:t>
-            </w:r>
+              <w:t>:</w:t>
+            </w:r>
+          </w:p>
+        </w:tc>
+        <w:tc>
+          <w:tcPr>
+            <w:tcW w:w="1785" w:type="dxa"/>
+            <w:tcBorders>
+              <w:top w:val="single" w:sz="7" w:space="0" w:color="D1D5DB"/>
+              <w:left w:val="single" w:sz="7" w:space="0" w:color="D1D5DB"/>
+              <w:bottom w:val="single" w:sz="7" w:space="0" w:color="D1D5DB"/>
+              <w:right w:val="single" w:sz="7" w:space="0" w:color="D1D5DB"/>
+            </w:tcBorders>
+            <w:vAlign w:val="center"/>
+          </w:tcPr>
+          <w:p>
+            <w:pPr>
+              <w:keepNext w:val="0"/>
+              <w:widowControl w:val="0"/>
+              <w:shd w:val="clear" w:color="auto" w:fill="FFFFFF" w:themeFill="background1"/>
+              <w:spacing w:after="0"/>
+              <w:jc w:val="right"/>
+            </w:pPr>
             <w:r>
               <w:rPr>
                 <w:b/>
                 <w:bCs/>
                 <w:color w:val="111827"/>
               </w:rPr>
-              <w:t>:</w:t>
-            </w:r>
-          </w:p>
-        </w:tc>
-        <w:tc>
-          <w:tcPr>
-            <w:tcW w:w="1785" w:type="dxa"/>
-            <w:tcBorders>
-              <w:top w:val="single" w:sz="7" w:space="0" w:color="D1D5DB"/>
-              <w:left w:val="single" w:sz="7" w:space="0" w:color="D1D5DB"/>
-              <w:bottom w:val="single" w:sz="7" w:space="0" w:color="D1D5DB"/>
-              <w:right w:val="single" w:sz="7" w:space="0" w:color="D1D5DB"/>
-            </w:tcBorders>
-            <w:vAlign w:val="center"/>
-          </w:tcPr>
-          <w:p>
-            <w:pPr>
-              <w:shd w:val="clear" w:color="auto" w:fill="FFFFFF" w:themeFill="background1"/>
-              <w:spacing w:after="0"/>
-              <w:jc w:val="right"/>
-            </w:pPr>
-            <w:r>
-              <w:rPr>
-                <w:b/>
-                <w:bCs/>
-                <w:color w:val="111827"/>
-              </w:rPr>
               <w:t>250,00 €</w:t>
             </w:r>
           </w:p>
@@ -4457,6 +4374,8 @@
     <w:p>
       <w:pPr>
         <w:pStyle w:val="Heading5"/>
+        <w:keepNext w:val="0"/>
+        <w:widowControl w:val="0"/>
         <w:spacing w:before="324" w:after="0"/>
         <w:ind w:left="1412"/>
         <w:rPr>
@@ -4506,6 +4425,8 @@
           </w:tcPr>
           <w:p>
             <w:pPr>
+              <w:keepNext w:val="0"/>
+              <w:widowControl w:val="0"/>
               <w:shd w:val="clear" w:color="auto" w:fill="FFFFFF" w:themeFill="background1"/>
               <w:spacing w:after="0"/>
               <w:jc w:val="center"/>
@@ -4534,6 +4455,8 @@
           </w:tcPr>
           <w:p>
             <w:pPr>
+              <w:keepNext w:val="0"/>
+              <w:widowControl w:val="0"/>
               <w:shd w:val="clear" w:color="auto" w:fill="FFFFFF" w:themeFill="background1"/>
               <w:spacing w:after="0"/>
               <w:jc w:val="center"/>
@@ -4578,6 +4501,8 @@
           </w:tcPr>
           <w:p>
             <w:pPr>
+              <w:keepNext w:val="0"/>
+              <w:widowControl w:val="0"/>
               <w:shd w:val="clear" w:color="auto" w:fill="FFFFFF" w:themeFill="background1"/>
               <w:spacing w:after="0"/>
               <w:jc w:val="center"/>
@@ -4610,6 +4535,8 @@
           </w:tcPr>
           <w:p>
             <w:pPr>
+              <w:keepNext w:val="0"/>
+              <w:widowControl w:val="0"/>
               <w:shd w:val="clear" w:color="auto" w:fill="FFFFFF" w:themeFill="background1"/>
               <w:spacing w:after="0"/>
             </w:pPr>
@@ -4634,6 +4561,8 @@
           </w:tcPr>
           <w:p>
             <w:pPr>
+              <w:keepNext w:val="0"/>
+              <w:widowControl w:val="0"/>
               <w:shd w:val="clear" w:color="auto" w:fill="FFFFFF" w:themeFill="background1"/>
               <w:spacing w:after="0"/>
             </w:pPr>
@@ -4658,6 +4587,8 @@
           </w:tcPr>
           <w:p>
             <w:pPr>
+              <w:keepNext w:val="0"/>
+              <w:widowControl w:val="0"/>
               <w:shd w:val="clear" w:color="auto" w:fill="FFFFFF" w:themeFill="background1"/>
               <w:spacing w:after="0"/>
             </w:pPr>
@@ -4687,6 +4618,8 @@
           </w:tcPr>
           <w:p>
             <w:pPr>
+              <w:keepNext w:val="0"/>
+              <w:widowControl w:val="0"/>
               <w:shd w:val="clear" w:color="auto" w:fill="FFFFFF" w:themeFill="background1"/>
               <w:spacing w:after="0"/>
               <w:rPr>
@@ -4728,6 +4661,8 @@
           </w:tcPr>
           <w:p>
             <w:pPr>
+              <w:keepNext w:val="0"/>
+              <w:widowControl w:val="0"/>
               <w:shd w:val="clear" w:color="auto" w:fill="FFFFFF" w:themeFill="background1"/>
               <w:spacing w:after="0"/>
             </w:pPr>
@@ -4752,6 +4687,8 @@
           </w:tcPr>
           <w:p>
             <w:pPr>
+              <w:keepNext w:val="0"/>
+              <w:widowControl w:val="0"/>
               <w:shd w:val="clear" w:color="auto" w:fill="FFFFFF" w:themeFill="background1"/>
               <w:spacing w:after="0"/>
             </w:pPr>
@@ -4781,6 +4718,8 @@
           </w:tcPr>
           <w:p>
             <w:pPr>
+              <w:keepNext w:val="0"/>
+              <w:widowControl w:val="0"/>
               <w:shd w:val="clear" w:color="auto" w:fill="FFFFFF" w:themeFill="background1"/>
               <w:spacing w:after="0"/>
               <w:rPr>
@@ -4808,6 +4747,8 @@
           </w:tcPr>
           <w:p>
             <w:pPr>
+              <w:keepNext w:val="0"/>
+              <w:widowControl w:val="0"/>
               <w:shd w:val="clear" w:color="auto" w:fill="FFFFFF" w:themeFill="background1"/>
               <w:spacing w:after="0"/>
             </w:pPr>
@@ -4832,6 +4773,8 @@
           </w:tcPr>
           <w:p>
             <w:pPr>
+              <w:keepNext w:val="0"/>
+              <w:widowControl w:val="0"/>
               <w:shd w:val="clear" w:color="auto" w:fill="FFFFFF" w:themeFill="background1"/>
               <w:spacing w:after="0"/>
             </w:pPr>
@@ -4861,6 +4804,8 @@
           </w:tcPr>
           <w:p>
             <w:pPr>
+              <w:keepNext w:val="0"/>
+              <w:widowControl w:val="0"/>
               <w:shd w:val="clear" w:color="auto" w:fill="FFFFFF" w:themeFill="background1"/>
               <w:spacing w:after="0"/>
             </w:pPr>
@@ -4885,6 +4830,8 @@
           </w:tcPr>
           <w:p>
             <w:pPr>
+              <w:keepNext w:val="0"/>
+              <w:widowControl w:val="0"/>
               <w:shd w:val="clear" w:color="auto" w:fill="FFFFFF" w:themeFill="background1"/>
               <w:spacing w:after="0"/>
             </w:pPr>
@@ -4909,6 +4856,8 @@
           </w:tcPr>
           <w:p>
             <w:pPr>
+              <w:keepNext w:val="0"/>
+              <w:widowControl w:val="0"/>
               <w:shd w:val="clear" w:color="auto" w:fill="FFFFFF" w:themeFill="background1"/>
               <w:spacing w:after="0"/>
             </w:pPr>
@@ -4938,34 +4887,55 @@
           </w:tcPr>
           <w:p>
             <w:pPr>
+              <w:keepNext w:val="0"/>
+              <w:widowControl w:val="0"/>
               <w:shd w:val="clear" w:color="auto" w:fill="FFFFFF" w:themeFill="background1"/>
               <w:spacing w:after="0"/>
               <w:ind w:left="1080"/>
               <w:jc w:val="right"/>
             </w:pPr>
-            <w:proofErr w:type="gramStart"/>
             <w:r>
               <w:rPr>
                 <w:b/>
                 <w:bCs/>
                 <w:color w:val="111827"/>
               </w:rPr>
-              <w:t>Total</w:t>
-            </w:r>
-            <w:proofErr w:type="gramEnd"/>
+              <w:t>Total Desarrollo</w:t>
+            </w:r>
+          </w:p>
+        </w:tc>
+        <w:tc>
+          <w:tcPr>
+            <w:tcW w:w="2368" w:type="dxa"/>
+            <w:tcBorders>
+              <w:top w:val="single" w:sz="7" w:space="0" w:color="D1D5DB"/>
+              <w:left w:val="single" w:sz="7" w:space="0" w:color="D1D5DB"/>
+              <w:bottom w:val="single" w:sz="7" w:space="0" w:color="D1D5DB"/>
+              <w:right w:val="single" w:sz="7" w:space="0" w:color="D1D5DB"/>
+            </w:tcBorders>
+            <w:vAlign w:val="center"/>
+          </w:tcPr>
+          <w:p>
+            <w:pPr>
+              <w:keepNext w:val="0"/>
+              <w:widowControl w:val="0"/>
+              <w:shd w:val="clear" w:color="auto" w:fill="FFFFFF" w:themeFill="background1"/>
+              <w:spacing w:after="0"/>
+              <w:jc w:val="right"/>
+            </w:pPr>
             <w:r>
               <w:rPr>
                 <w:b/>
                 <w:bCs/>
                 <w:color w:val="111827"/>
               </w:rPr>
-              <w:t xml:space="preserve"> Desarrollo</w:t>
-            </w:r>
-          </w:p>
-        </w:tc>
-        <w:tc>
-          <w:tcPr>
-            <w:tcW w:w="2368" w:type="dxa"/>
+              <w:t>150 h</w:t>
+            </w:r>
+          </w:p>
+        </w:tc>
+        <w:tc>
+          <w:tcPr>
+            <w:tcW w:w="2369" w:type="dxa"/>
             <w:tcBorders>
               <w:top w:val="single" w:sz="7" w:space="0" w:color="D1D5DB"/>
               <w:left w:val="single" w:sz="7" w:space="0" w:color="D1D5DB"/>
@@ -4976,6 +4946,8 @@
           </w:tcPr>
           <w:p>
             <w:pPr>
+              <w:keepNext w:val="0"/>
+              <w:widowControl w:val="0"/>
               <w:shd w:val="clear" w:color="auto" w:fill="FFFFFF" w:themeFill="background1"/>
               <w:spacing w:after="0"/>
               <w:jc w:val="right"/>
@@ -4986,33 +4958,6 @@
                 <w:bCs/>
                 <w:color w:val="111827"/>
               </w:rPr>
-              <w:t>150 h</w:t>
-            </w:r>
-          </w:p>
-        </w:tc>
-        <w:tc>
-          <w:tcPr>
-            <w:tcW w:w="2369" w:type="dxa"/>
-            <w:tcBorders>
-              <w:top w:val="single" w:sz="7" w:space="0" w:color="D1D5DB"/>
-              <w:left w:val="single" w:sz="7" w:space="0" w:color="D1D5DB"/>
-              <w:bottom w:val="single" w:sz="7" w:space="0" w:color="D1D5DB"/>
-              <w:right w:val="single" w:sz="7" w:space="0" w:color="D1D5DB"/>
-            </w:tcBorders>
-            <w:vAlign w:val="center"/>
-          </w:tcPr>
-          <w:p>
-            <w:pPr>
-              <w:shd w:val="clear" w:color="auto" w:fill="FFFFFF" w:themeFill="background1"/>
-              <w:spacing w:after="0"/>
-              <w:jc w:val="right"/>
-            </w:pPr>
-            <w:r>
-              <w:rPr>
-                <w:b/>
-                <w:bCs/>
-                <w:color w:val="111827"/>
-              </w:rPr>
               <w:t>2.700,00 €</w:t>
             </w:r>
           </w:p>
@@ -5022,6 +4967,8 @@
     <w:p>
       <w:pPr>
         <w:pStyle w:val="Heading5"/>
+        <w:keepNext w:val="0"/>
+        <w:widowControl w:val="0"/>
         <w:spacing w:before="324" w:after="0"/>
         <w:ind w:left="1412"/>
         <w:rPr>
@@ -5041,23 +4988,7 @@
           <w:color w:val="303741"/>
           <w:sz w:val="24"/>
         </w:rPr>
-        <w:t>.5.2.3. Costes de Mantenimiento Anual (</w:t>
-      </w:r>
-      <w:proofErr w:type="gramStart"/>
-      <w:r>
-        <w:rPr>
-          <w:color w:val="303741"/>
-          <w:sz w:val="24"/>
-        </w:rPr>
-        <w:t>Post-Desarrollo</w:t>
-      </w:r>
-      <w:proofErr w:type="gramEnd"/>
-      <w:r>
-        <w:rPr>
-          <w:color w:val="303741"/>
-          <w:sz w:val="24"/>
-        </w:rPr>
-        <w:t>)</w:t>
+        <w:t>.5.2.3. Costes de Mantenimiento Anual (Post-Desarrollo)</w:t>
       </w:r>
     </w:p>
     <w:tbl>
@@ -5094,6 +5025,8 @@
           </w:tcPr>
           <w:p>
             <w:pPr>
+              <w:keepNext w:val="0"/>
+              <w:widowControl w:val="0"/>
               <w:shd w:val="clear" w:color="auto" w:fill="FFFFFF" w:themeFill="background1"/>
               <w:spacing w:after="0"/>
               <w:jc w:val="center"/>
@@ -5122,6 +5055,8 @@
           </w:tcPr>
           <w:p>
             <w:pPr>
+              <w:keepNext w:val="0"/>
+              <w:widowControl w:val="0"/>
               <w:shd w:val="clear" w:color="auto" w:fill="FFFFFF" w:themeFill="background1"/>
               <w:spacing w:after="0"/>
               <w:jc w:val="center"/>
@@ -5150,6 +5085,8 @@
           </w:tcPr>
           <w:p>
             <w:pPr>
+              <w:keepNext w:val="0"/>
+              <w:widowControl w:val="0"/>
               <w:shd w:val="clear" w:color="auto" w:fill="FFFFFF" w:themeFill="background1"/>
               <w:spacing w:after="0"/>
               <w:jc w:val="center"/>
@@ -5182,6 +5119,8 @@
           </w:tcPr>
           <w:p>
             <w:pPr>
+              <w:keepNext w:val="0"/>
+              <w:widowControl w:val="0"/>
               <w:shd w:val="clear" w:color="auto" w:fill="FFFFFF" w:themeFill="background1"/>
               <w:spacing w:after="0"/>
             </w:pPr>
@@ -5208,6 +5147,8 @@
           </w:tcPr>
           <w:p>
             <w:pPr>
+              <w:keepNext w:val="0"/>
+              <w:widowControl w:val="0"/>
               <w:shd w:val="clear" w:color="auto" w:fill="FFFFFF" w:themeFill="background1"/>
               <w:spacing w:after="0"/>
             </w:pPr>
@@ -5232,6 +5173,8 @@
           </w:tcPr>
           <w:p>
             <w:pPr>
+              <w:keepNext w:val="0"/>
+              <w:widowControl w:val="0"/>
               <w:shd w:val="clear" w:color="auto" w:fill="FFFFFF" w:themeFill="background1"/>
               <w:spacing w:after="0"/>
             </w:pPr>
@@ -5261,6 +5204,8 @@
           </w:tcPr>
           <w:p>
             <w:pPr>
+              <w:keepNext w:val="0"/>
+              <w:widowControl w:val="0"/>
               <w:shd w:val="clear" w:color="auto" w:fill="FFFFFF" w:themeFill="background1"/>
               <w:spacing w:after="0"/>
             </w:pPr>
@@ -5287,6 +5232,8 @@
           </w:tcPr>
           <w:p>
             <w:pPr>
+              <w:keepNext w:val="0"/>
+              <w:widowControl w:val="0"/>
               <w:shd w:val="clear" w:color="auto" w:fill="FFFFFF" w:themeFill="background1"/>
               <w:spacing w:after="0"/>
             </w:pPr>
@@ -5311,6 +5258,8 @@
           </w:tcPr>
           <w:p>
             <w:pPr>
+              <w:keepNext w:val="0"/>
+              <w:widowControl w:val="0"/>
               <w:shd w:val="clear" w:color="auto" w:fill="FFFFFF" w:themeFill="background1"/>
               <w:spacing w:after="0"/>
             </w:pPr>
@@ -5340,6 +5289,8 @@
           </w:tcPr>
           <w:p>
             <w:pPr>
+              <w:keepNext w:val="0"/>
+              <w:widowControl w:val="0"/>
               <w:shd w:val="clear" w:color="auto" w:fill="FFFFFF" w:themeFill="background1"/>
               <w:spacing w:after="0"/>
             </w:pPr>
@@ -5366,6 +5317,8 @@
           </w:tcPr>
           <w:p>
             <w:pPr>
+              <w:keepNext w:val="0"/>
+              <w:widowControl w:val="0"/>
               <w:shd w:val="clear" w:color="auto" w:fill="FFFFFF" w:themeFill="background1"/>
               <w:spacing w:after="0"/>
               <w:rPr>
@@ -5399,6 +5352,8 @@
           </w:tcPr>
           <w:p>
             <w:pPr>
+              <w:keepNext w:val="0"/>
+              <w:widowControl w:val="0"/>
               <w:shd w:val="clear" w:color="auto" w:fill="FFFFFF" w:themeFill="background1"/>
               <w:spacing w:after="0"/>
             </w:pPr>
@@ -5429,6 +5384,8 @@
           </w:tcPr>
           <w:p>
             <w:pPr>
+              <w:keepNext w:val="0"/>
+              <w:widowControl w:val="0"/>
               <w:shd w:val="clear" w:color="auto" w:fill="FFFFFF" w:themeFill="background1"/>
               <w:spacing w:after="0"/>
               <w:ind w:left="1080"/>
@@ -5439,23 +5396,13 @@
                 <w:color w:val="111827"/>
               </w:rPr>
             </w:pPr>
-            <w:proofErr w:type="gramStart"/>
             <w:r>
               <w:rPr>
                 <w:b/>
                 <w:bCs/>
                 <w:color w:val="111827"/>
               </w:rPr>
-              <w:t>Total</w:t>
-            </w:r>
-            <w:proofErr w:type="gramEnd"/>
-            <w:r>
-              <w:rPr>
-                <w:b/>
-                <w:bCs/>
-                <w:color w:val="111827"/>
-              </w:rPr>
-              <w:t xml:space="preserve"> Mantenimiento Anual</w:t>
+              <w:t>Total Mantenimiento Anual</w:t>
             </w:r>
           </w:p>
         </w:tc>
@@ -5472,6 +5419,8 @@
           </w:tcPr>
           <w:p>
             <w:pPr>
+              <w:keepNext w:val="0"/>
+              <w:widowControl w:val="0"/>
               <w:shd w:val="clear" w:color="auto" w:fill="FFFFFF" w:themeFill="background1"/>
               <w:spacing w:after="0"/>
               <w:jc w:val="right"/>
@@ -5575,6 +5524,8 @@
     <w:p>
       <w:pPr>
         <w:pStyle w:val="Heading2"/>
+        <w:keepNext w:val="0"/>
+        <w:widowControl w:val="0"/>
         <w:pBdr>
           <w:bottom w:val="single" w:sz="7" w:space="0" w:color="374151"/>
         </w:pBdr>
@@ -5597,6 +5548,8 @@
     <w:p>
       <w:pPr>
         <w:pStyle w:val="Heading3"/>
+        <w:keepNext w:val="0"/>
+        <w:widowControl w:val="0"/>
         <w:pBdr>
           <w:bottom w:val="single" w:sz="7" w:space="0" w:color="D1D5DB"/>
         </w:pBdr>
@@ -5612,6 +5565,8 @@
     </w:p>
     <w:p>
       <w:pPr>
+        <w:keepNext w:val="0"/>
+        <w:widowControl w:val="0"/>
         <w:shd w:val="clear" w:color="auto" w:fill="FFFFFF" w:themeFill="background1"/>
         <w:spacing w:after="48"/>
         <w:ind w:left="360"/>
@@ -5629,6 +5584,7 @@
     <w:p>
       <w:pPr>
         <w:pStyle w:val="Heading4"/>
+        <w:widowControl w:val="0"/>
         <w:shd w:val="clear" w:color="auto" w:fill="FFFFFF" w:themeFill="background1"/>
         <w:spacing w:before="360" w:after="120"/>
         <w:ind w:left="720"/>
@@ -7268,16 +7224,8 @@
               <w:rPr>
                 <w:color w:val="1F2937"/>
               </w:rPr>
-              <w:t>Usuario no registrado que accede a la parte pública (</w:t>
-            </w:r>
-            <w:proofErr w:type="gramStart"/>
-            <w:r>
-              <w:rPr>
-                <w:color w:val="1F2937"/>
-              </w:rPr>
-              <w:t>portfolio</w:t>
-            </w:r>
-            <w:proofErr w:type="gramEnd"/>
+              <w:t>Usuario no registrado que accede a la parte pública (portfolio</w:t>
+            </w:r>
             <w:r>
               <w:rPr>
                 <w:color w:val="1F2937"/>
@@ -7745,28 +7693,35 @@
         <w:spacing w:after="0"/>
         <w:ind w:left="720"/>
         <w:jc w:val="center"/>
+        <w:rPr>
+          <w:rFonts w:ascii="Segoe UI" w:eastAsia="Segoe UI" w:hAnsi="Segoe UI" w:cs="Segoe UI"/>
+          <w:i/>
+          <w:iCs/>
+          <w:color w:val="6B7280"/>
+          <w:sz w:val="24"/>
+        </w:rPr>
       </w:pPr>
       <w:r>
         <w:rPr>
           <w:noProof/>
         </w:rPr>
         <w:drawing>
-          <wp:inline distT="0" distB="0" distL="0" distR="0" wp14:anchorId="5879F874" wp14:editId="477E8433">
-            <wp:extent cx="342900" cy="342900"/>
-            <wp:effectExtent l="0" t="0" r="0" b="0"/>
-            <wp:docPr id="351005434" name="drawing" descr="F,{003da8fa-7c6e-49d5-a4ad-5e7a175ee2a1}{70},12.604167,12.604167"/>
+          <wp:inline distT="0" distB="0" distL="0" distR="0" wp14:anchorId="5879F874" wp14:editId="76818F15">
+            <wp:extent cx="5192587" cy="3552825"/>
+            <wp:effectExtent l="0" t="0" r="8255" b="0"/>
+            <wp:docPr id="351005434" name="drawing"/>
             <wp:cNvGraphicFramePr>
-              <a:graphicFrameLocks xmlns:a="http://schemas.openxmlformats.org/drawingml/2006/main"/>
+              <a:graphicFrameLocks xmlns:a="http://schemas.openxmlformats.org/drawingml/2006/main" noChangeAspect="1"/>
             </wp:cNvGraphicFramePr>
             <a:graphic xmlns:a="http://schemas.openxmlformats.org/drawingml/2006/main">
               <a:graphicData uri="http://schemas.openxmlformats.org/drawingml/2006/picture">
                 <pic:pic xmlns:pic="http://schemas.openxmlformats.org/drawingml/2006/picture">
                   <pic:nvPicPr>
-                    <pic:cNvPr id="0" name=""/>
+                    <pic:cNvPr id="351005434" name="drawing"/>
                     <pic:cNvPicPr/>
                   </pic:nvPicPr>
                   <pic:blipFill>
-                    <a:blip r:embed="rId77">
+                    <a:blip r:embed="rId77" cstate="print">
                       <a:extLst>
                         <a:ext uri="{28A0092B-C50C-407E-A947-70E740481C1C}">
                           <a14:useLocalDpi xmlns:a14="http://schemas.microsoft.com/office/drawing/2010/main" val="0"/>
@@ -7780,7 +7735,7 @@
                   <pic:spPr>
                     <a:xfrm>
                       <a:off x="0" y="0"/>
-                      <a:ext cx="342900" cy="342900"/>
+                      <a:ext cx="5249411" cy="3591705"/>
                     </a:xfrm>
                     <a:prstGeom prst="rect">
                       <a:avLst/>
@@ -7792,6 +7747,14 @@
           </wp:inline>
         </w:drawing>
       </w:r>
+    </w:p>
+    <w:p>
+      <w:pPr>
+        <w:shd w:val="clear" w:color="auto" w:fill="FFFFFF" w:themeFill="background1"/>
+        <w:spacing w:after="0"/>
+        <w:ind w:left="720"/>
+        <w:jc w:val="center"/>
+      </w:pPr>
       <w:r>
         <w:rPr>
           <w:rFonts w:ascii="Segoe UI" w:eastAsia="Segoe UI" w:hAnsi="Segoe UI" w:cs="Segoe UI"/>
@@ -7802,6 +7765,23 @@
         </w:rPr>
         <w:t>Figura 3. Diagrama de Casos de Uso del Sistema</w:t>
       </w:r>
+    </w:p>
+    <w:p>
+      <w:pPr>
+        <w:pStyle w:val="Heading4"/>
+        <w:widowControl w:val="0"/>
+        <w:shd w:val="clear" w:color="auto" w:fill="FFFFFF" w:themeFill="background1"/>
+        <w:spacing w:before="360" w:after="120"/>
+        <w:rPr>
+          <w:rFonts w:ascii="Segoe UI" w:eastAsia="Segoe UI" w:hAnsi="Segoe UI" w:cs="Segoe UI"/>
+          <w:b/>
+          <w:bCs/>
+          <w:i w:val="0"/>
+          <w:iCs w:val="0"/>
+          <w:color w:val="000000" w:themeColor="text1"/>
+          <w:sz w:val="24"/>
+        </w:rPr>
+      </w:pPr>
     </w:p>
     <w:p>
       <w:pPr>
@@ -7810,6 +7790,8 @@
         <w:shd w:val="clear" w:color="auto" w:fill="FFFFFF" w:themeFill="background1"/>
         <w:spacing w:before="360" w:after="120"/>
         <w:ind w:left="720"/>
+      </w:pPr>
+      <w:r>
         <w:rPr>
           <w:rFonts w:ascii="Segoe UI" w:eastAsia="Segoe UI" w:hAnsi="Segoe UI" w:cs="Segoe UI"/>
           <w:b/>
@@ -7819,170 +7801,7 @@
           <w:color w:val="000000" w:themeColor="text1"/>
           <w:sz w:val="24"/>
         </w:rPr>
-      </w:pPr>
-    </w:p>
-    <w:p>
-      <w:pPr>
-        <w:pStyle w:val="Heading4"/>
-        <w:widowControl w:val="0"/>
-        <w:shd w:val="clear" w:color="auto" w:fill="FFFFFF" w:themeFill="background1"/>
-        <w:spacing w:before="360" w:after="120"/>
-        <w:ind w:left="720"/>
-        <w:rPr>
-          <w:rFonts w:ascii="Segoe UI" w:eastAsia="Segoe UI" w:hAnsi="Segoe UI" w:cs="Segoe UI"/>
-          <w:b/>
-          <w:bCs/>
-          <w:i w:val="0"/>
-          <w:iCs w:val="0"/>
-          <w:color w:val="000000" w:themeColor="text1"/>
-          <w:sz w:val="24"/>
-        </w:rPr>
-      </w:pPr>
-    </w:p>
-    <w:p>
-      <w:pPr>
-        <w:pStyle w:val="Heading4"/>
-        <w:widowControl w:val="0"/>
-        <w:shd w:val="clear" w:color="auto" w:fill="FFFFFF" w:themeFill="background1"/>
-        <w:spacing w:before="360" w:after="120"/>
-        <w:ind w:left="720"/>
-        <w:rPr>
-          <w:rFonts w:ascii="Segoe UI" w:eastAsia="Segoe UI" w:hAnsi="Segoe UI" w:cs="Segoe UI"/>
-          <w:b/>
-          <w:bCs/>
-          <w:i w:val="0"/>
-          <w:iCs w:val="0"/>
-          <w:color w:val="000000" w:themeColor="text1"/>
-          <w:sz w:val="24"/>
-        </w:rPr>
-      </w:pPr>
-    </w:p>
-    <w:p>
-      <w:pPr>
-        <w:pStyle w:val="Heading4"/>
-        <w:widowControl w:val="0"/>
-        <w:shd w:val="clear" w:color="auto" w:fill="FFFFFF" w:themeFill="background1"/>
-        <w:spacing w:before="360" w:after="120"/>
-        <w:ind w:left="720"/>
-        <w:rPr>
-          <w:rFonts w:ascii="Segoe UI" w:eastAsia="Segoe UI" w:hAnsi="Segoe UI" w:cs="Segoe UI"/>
-          <w:b/>
-          <w:bCs/>
-          <w:i w:val="0"/>
-          <w:iCs w:val="0"/>
-          <w:color w:val="000000" w:themeColor="text1"/>
-          <w:sz w:val="24"/>
-        </w:rPr>
-      </w:pPr>
-    </w:p>
-    <w:p>
-      <w:pPr>
-        <w:pStyle w:val="Heading4"/>
-        <w:widowControl w:val="0"/>
-        <w:shd w:val="clear" w:color="auto" w:fill="FFFFFF" w:themeFill="background1"/>
-        <w:spacing w:before="360" w:after="120"/>
-        <w:ind w:left="720"/>
-        <w:rPr>
-          <w:rFonts w:ascii="Segoe UI" w:eastAsia="Segoe UI" w:hAnsi="Segoe UI" w:cs="Segoe UI"/>
-          <w:b/>
-          <w:bCs/>
-          <w:i w:val="0"/>
-          <w:iCs w:val="0"/>
-          <w:color w:val="000000" w:themeColor="text1"/>
-          <w:sz w:val="24"/>
-        </w:rPr>
-      </w:pPr>
-    </w:p>
-    <w:p>
-      <w:pPr>
-        <w:pStyle w:val="Heading4"/>
-        <w:widowControl w:val="0"/>
-        <w:shd w:val="clear" w:color="auto" w:fill="FFFFFF" w:themeFill="background1"/>
-        <w:spacing w:before="360" w:after="120"/>
-        <w:ind w:left="720"/>
-        <w:rPr>
-          <w:rFonts w:ascii="Segoe UI" w:eastAsia="Segoe UI" w:hAnsi="Segoe UI" w:cs="Segoe UI"/>
-          <w:b/>
-          <w:bCs/>
-          <w:i w:val="0"/>
-          <w:iCs w:val="0"/>
-          <w:color w:val="000000" w:themeColor="text1"/>
-          <w:sz w:val="24"/>
-        </w:rPr>
-      </w:pPr>
-    </w:p>
-    <w:p>
-      <w:pPr>
-        <w:pStyle w:val="Heading4"/>
-        <w:widowControl w:val="0"/>
-        <w:shd w:val="clear" w:color="auto" w:fill="FFFFFF" w:themeFill="background1"/>
-        <w:spacing w:before="360" w:after="120"/>
-        <w:ind w:left="720"/>
-        <w:rPr>
-          <w:rFonts w:ascii="Segoe UI" w:eastAsia="Segoe UI" w:hAnsi="Segoe UI" w:cs="Segoe UI"/>
-          <w:b/>
-          <w:bCs/>
-          <w:i w:val="0"/>
-          <w:iCs w:val="0"/>
-          <w:color w:val="000000" w:themeColor="text1"/>
-          <w:sz w:val="24"/>
-        </w:rPr>
-      </w:pPr>
-    </w:p>
-    <w:p>
-      <w:pPr>
-        <w:pStyle w:val="Heading4"/>
-        <w:widowControl w:val="0"/>
-        <w:shd w:val="clear" w:color="auto" w:fill="FFFFFF" w:themeFill="background1"/>
-        <w:spacing w:before="360" w:after="120"/>
-        <w:ind w:left="720"/>
-        <w:rPr>
-          <w:rFonts w:ascii="Segoe UI" w:eastAsia="Segoe UI" w:hAnsi="Segoe UI" w:cs="Segoe UI"/>
-          <w:b/>
-          <w:bCs/>
-          <w:i w:val="0"/>
-          <w:iCs w:val="0"/>
-          <w:color w:val="000000" w:themeColor="text1"/>
-          <w:sz w:val="24"/>
-        </w:rPr>
-      </w:pPr>
-    </w:p>
-    <w:p>
-      <w:pPr>
-        <w:pStyle w:val="Heading4"/>
-        <w:widowControl w:val="0"/>
-        <w:shd w:val="clear" w:color="auto" w:fill="FFFFFF" w:themeFill="background1"/>
-        <w:spacing w:before="360" w:after="120"/>
-        <w:ind w:left="720"/>
-        <w:rPr>
-          <w:rFonts w:ascii="Segoe UI" w:eastAsia="Segoe UI" w:hAnsi="Segoe UI" w:cs="Segoe UI"/>
-          <w:b/>
-          <w:bCs/>
-          <w:i w:val="0"/>
-          <w:iCs w:val="0"/>
-          <w:color w:val="000000" w:themeColor="text1"/>
-          <w:sz w:val="24"/>
-        </w:rPr>
-      </w:pPr>
-    </w:p>
-    <w:p>
-      <w:pPr>
-        <w:pStyle w:val="Heading4"/>
-        <w:widowControl w:val="0"/>
-        <w:shd w:val="clear" w:color="auto" w:fill="FFFFFF" w:themeFill="background1"/>
-        <w:spacing w:before="360" w:after="120"/>
-        <w:ind w:left="720"/>
-      </w:pPr>
-      <w:r>
-        <w:rPr>
-          <w:rFonts w:ascii="Segoe UI" w:eastAsia="Segoe UI" w:hAnsi="Segoe UI" w:cs="Segoe UI"/>
-          <w:b/>
-          <w:bCs/>
-          <w:i w:val="0"/>
-          <w:iCs w:val="0"/>
-          <w:color w:val="000000" w:themeColor="text1"/>
-          <w:sz w:val="24"/>
-        </w:rPr>
+        <w:lastRenderedPageBreak/>
         <w:t>2.3.2. Especificación de Casos de Uso</w:t>
       </w:r>
     </w:p>
@@ -8167,7 +7986,25 @@
               <w:rPr>
                 <w:color w:val="1F2937"/>
               </w:rPr>
-              <w:t>Crear una cuenta segura, para acceder a un catálogo de funciones más extenso del club.</w:t>
+              <w:t>Crear una cuenta segura, para acceder a un catálogo de funciones</w:t>
+            </w:r>
+            <w:r>
+              <w:rPr>
+                <w:color w:val="1F2937"/>
+              </w:rPr>
+              <w:t xml:space="preserve"> </w:t>
+            </w:r>
+            <w:r>
+              <w:rPr>
+                <w:color w:val="1F2937"/>
+              </w:rPr>
+              <w:t>del club</w:t>
+            </w:r>
+            <w:r>
+              <w:rPr>
+                <w:color w:val="1F2937"/>
+              </w:rPr>
+              <w:t xml:space="preserve"> más extenso.</w:t>
             </w:r>
           </w:p>
         </w:tc>
@@ -8365,7 +8202,7 @@
             <w:tcBorders>
               <w:top w:val="single" w:sz="7" w:space="0" w:color="D1D5DB"/>
               <w:left w:val="single" w:sz="7" w:space="0" w:color="D1D5DB"/>
-              <w:bottom w:val="single" w:sz="7" w:space="0" w:color="D1D5DB"/>
+              <w:bottom w:val="single" w:sz="4" w:space="0" w:color="D1D5DB"/>
               <w:right w:val="single" w:sz="7" w:space="0" w:color="D1D5DB"/>
             </w:tcBorders>
             <w:vAlign w:val="center"/>
@@ -8391,7 +8228,7 @@
             <w:tcBorders>
               <w:top w:val="single" w:sz="7" w:space="0" w:color="D1D5DB"/>
               <w:left w:val="single" w:sz="7" w:space="0" w:color="D1D5DB"/>
-              <w:bottom w:val="single" w:sz="7" w:space="0" w:color="D1D5DB"/>
+              <w:bottom w:val="single" w:sz="4" w:space="0" w:color="D1D5DB"/>
               <w:right w:val="single" w:sz="7" w:space="0" w:color="D1D5DB"/>
             </w:tcBorders>
             <w:vAlign w:val="center"/>
@@ -8407,6 +8244,55 @@
               </w:rPr>
               <w:t>2.a Email existente: El sistema avisa y ofrece recuperar contraseña.</w:t>
             </w:r>
+          </w:p>
+        </w:tc>
+      </w:tr>
+      <w:tr>
+        <w:trPr>
+          <w:trHeight w:val="465"/>
+        </w:trPr>
+        <w:tc>
+          <w:tcPr>
+            <w:tcW w:w="1916" w:type="dxa"/>
+            <w:tcBorders>
+              <w:top w:val="single" w:sz="4" w:space="0" w:color="D1D5DB"/>
+              <w:left w:val="nil"/>
+              <w:bottom w:val="single" w:sz="4" w:space="0" w:color="D1D5DB"/>
+              <w:right w:val="nil"/>
+            </w:tcBorders>
+            <w:vAlign w:val="center"/>
+          </w:tcPr>
+          <w:p>
+            <w:pPr>
+              <w:shd w:val="clear" w:color="auto" w:fill="FFFFFF" w:themeFill="background1"/>
+              <w:spacing w:after="0"/>
+              <w:rPr>
+                <w:b/>
+                <w:bCs/>
+                <w:color w:val="111827"/>
+              </w:rPr>
+            </w:pPr>
+          </w:p>
+        </w:tc>
+        <w:tc>
+          <w:tcPr>
+            <w:tcW w:w="6975" w:type="dxa"/>
+            <w:tcBorders>
+              <w:top w:val="single" w:sz="4" w:space="0" w:color="D1D5DB"/>
+              <w:left w:val="nil"/>
+              <w:bottom w:val="single" w:sz="4" w:space="0" w:color="D1D5DB"/>
+              <w:right w:val="nil"/>
+            </w:tcBorders>
+            <w:vAlign w:val="center"/>
+          </w:tcPr>
+          <w:p>
+            <w:pPr>
+              <w:shd w:val="clear" w:color="auto" w:fill="FFFFFF" w:themeFill="background1"/>
+              <w:spacing w:after="0"/>
+              <w:rPr>
+                <w:color w:val="1F2937"/>
+              </w:rPr>
+            </w:pPr>
           </w:p>
         </w:tc>
       </w:tr>
@@ -8418,7 +8304,7 @@
           <w:tcPr>
             <w:tcW w:w="1916" w:type="dxa"/>
             <w:tcBorders>
-              <w:top w:val="single" w:sz="7" w:space="0" w:color="D1D5DB"/>
+              <w:top w:val="single" w:sz="4" w:space="0" w:color="D1D5DB"/>
               <w:left w:val="single" w:sz="7" w:space="0" w:color="D1D5DB"/>
               <w:bottom w:val="single" w:sz="7" w:space="0" w:color="D1D5DB"/>
               <w:right w:val="single" w:sz="7" w:space="0" w:color="D1D5DB"/>
@@ -8446,7 +8332,7 @@
           <w:tcPr>
             <w:tcW w:w="6975" w:type="dxa"/>
             <w:tcBorders>
-              <w:top w:val="single" w:sz="7" w:space="0" w:color="D1D5DB"/>
+              <w:top w:val="single" w:sz="4" w:space="0" w:color="D1D5DB"/>
               <w:left w:val="single" w:sz="7" w:space="0" w:color="D1D5DB"/>
               <w:bottom w:val="single" w:sz="7" w:space="0" w:color="D1D5DB"/>
               <w:right w:val="single" w:sz="7" w:space="0" w:color="D1D5DB"/>
@@ -10471,7 +10357,6 @@
         <w:widowControl w:val="0"/>
         <w:shd w:val="clear" w:color="auto" w:fill="FFFFFF" w:themeFill="background1"/>
         <w:spacing w:before="360" w:after="120"/>
-        <w:ind w:left="720"/>
         <w:rPr>
           <w:rFonts w:ascii="Segoe UI" w:eastAsia="Segoe UI" w:hAnsi="Segoe UI" w:cs="Segoe UI"/>
           <w:b/>
@@ -10490,6 +10375,8 @@
         <w:shd w:val="clear" w:color="auto" w:fill="FFFFFF" w:themeFill="background1"/>
         <w:spacing w:before="360" w:after="120"/>
         <w:ind w:left="720"/>
+      </w:pPr>
+      <w:r>
         <w:rPr>
           <w:rFonts w:ascii="Segoe UI" w:eastAsia="Segoe UI" w:hAnsi="Segoe UI" w:cs="Segoe UI"/>
           <w:b/>
@@ -10499,26 +10386,7 @@
           <w:color w:val="000000" w:themeColor="text1"/>
           <w:sz w:val="24"/>
         </w:rPr>
-      </w:pPr>
-    </w:p>
-    <w:p>
-      <w:pPr>
-        <w:pStyle w:val="Heading4"/>
-        <w:widowControl w:val="0"/>
-        <w:shd w:val="clear" w:color="auto" w:fill="FFFFFF" w:themeFill="background1"/>
-        <w:spacing w:before="360" w:after="120"/>
-        <w:ind w:left="720"/>
-      </w:pPr>
-      <w:r>
-        <w:rPr>
-          <w:rFonts w:ascii="Segoe UI" w:eastAsia="Segoe UI" w:hAnsi="Segoe UI" w:cs="Segoe UI"/>
-          <w:b/>
-          <w:bCs/>
-          <w:i w:val="0"/>
-          <w:iCs w:val="0"/>
-          <w:color w:val="000000" w:themeColor="text1"/>
-          <w:sz w:val="24"/>
-        </w:rPr>
+        <w:lastRenderedPageBreak/>
         <w:t>2.4.3. Requisitos de Información (IRQ)</w:t>
       </w:r>
     </w:p>
@@ -11010,6 +10878,7 @@
           <w:color w:val="1F2937"/>
           <w:szCs w:val="48"/>
         </w:rPr>
+        <w:lastRenderedPageBreak/>
         <w:t>3. Diseño Tecnológico y Arquitectura</w:t>
       </w:r>
     </w:p>
@@ -11202,25 +11071,7 @@
                 <w:color w:val="212121"/>
                 <w:sz w:val="24"/>
               </w:rPr>
-              <w:t xml:space="preserve"> junto con Tailwind CSS. Se elige esta librería frente a un enfoque tradicional con PHP nativo para evitar interfaces estáticas. React permite desarrollar una aplicación web dinámica, fluida y con una experiencia de usuario muy superior, al comportarse como una “</w:t>
-            </w:r>
-            <w:proofErr w:type="gramStart"/>
-            <w:r>
-              <w:rPr>
-                <w:rFonts w:ascii="Segoe UI" w:eastAsia="Segoe UI" w:hAnsi="Segoe UI" w:cs="Segoe UI"/>
-                <w:color w:val="212121"/>
-                <w:sz w:val="24"/>
-              </w:rPr>
-              <w:t>Single</w:t>
-            </w:r>
-            <w:proofErr w:type="gramEnd"/>
-            <w:r>
-              <w:rPr>
-                <w:rFonts w:ascii="Segoe UI" w:eastAsia="Segoe UI" w:hAnsi="Segoe UI" w:cs="Segoe UI"/>
-                <w:color w:val="212121"/>
-                <w:sz w:val="24"/>
-              </w:rPr>
-              <w:t xml:space="preserve"> Page Application” (SPA).</w:t>
+              <w:t xml:space="preserve"> junto con Tailwind CSS. Se elige esta librería frente a un enfoque tradicional con PHP nativo para evitar interfaces estáticas. React permite desarrollar una aplicación web dinámica, fluida y con una experiencia de usuario muy superior, al comportarse como una “Single Page Application” (SPA).</w:t>
             </w:r>
           </w:p>
           <w:p>
@@ -11966,7 +11817,7 @@
                     <pic:cNvPicPr/>
                   </pic:nvPicPr>
                   <pic:blipFill>
-                    <a:blip r:embed="rId77">
+                    <a:blip r:embed="rId81">
                       <a:extLst>
                         <a:ext uri="{28A0092B-C50C-407E-A947-70E740481C1C}">
                           <a14:useLocalDpi xmlns:a14="http://schemas.microsoft.com/office/drawing/2010/main" val="0"/>
@@ -13035,27 +12886,86 @@
         <w:rPr>
           <w:szCs w:val="24"/>
         </w:rPr>
-        <w:t>4.3. Guion de Trabajo</w:t>
-      </w:r>
-    </w:p>
-    <w:p>
-      <w:pPr>
+        <w:t xml:space="preserve">4.3. </w:t>
+      </w:r>
+      <w:r>
+        <w:rPr>
+          <w:szCs w:val="24"/>
+        </w:rPr>
+        <w:t>Gui</w:t>
+      </w:r>
+      <w:r>
+        <w:rPr>
+          <w:szCs w:val="24"/>
+        </w:rPr>
+        <w:t>o</w:t>
+      </w:r>
+      <w:r>
+        <w:rPr>
+          <w:szCs w:val="24"/>
+        </w:rPr>
+        <w:t>n</w:t>
+      </w:r>
+      <w:r>
+        <w:rPr>
+          <w:szCs w:val="24"/>
+        </w:rPr>
+        <w:t xml:space="preserve"> de Trabajo</w:t>
+      </w:r>
+    </w:p>
+    <w:p>
+      <w:pPr>
+        <w:pStyle w:val="Heading2"/>
         <w:keepNext w:val="0"/>
         <w:widowControl w:val="0"/>
         <w:shd w:val="clear" w:color="auto" w:fill="FFFFFF" w:themeFill="background1"/>
-        <w:spacing w:after="48"/>
-        <w:ind w:left="360"/>
-        <w:jc w:val="both"/>
-      </w:pPr>
-      <w:r>
-        <w:rPr>
-          <w:rFonts w:ascii="Segoe UI" w:eastAsia="Segoe UI" w:hAnsi="Segoe UI" w:cs="Segoe UI"/>
-          <w:i/>
-          <w:iCs/>
+        <w:spacing w:before="0" w:after="360"/>
+        <w:ind w:left="357"/>
+        <w:rPr>
+          <w:rFonts w:ascii="Segoe UI" w:eastAsia="Segoe UI" w:hAnsi="Segoe UI" w:cs="Segoe UI"/>
+          <w:bCs w:val="0"/>
+          <w:i w:val="0"/>
+          <w:iCs w:val="0"/>
           <w:color w:val="212121"/>
           <w:sz w:val="24"/>
-        </w:rPr>
-        <w:t>(Pendiente: Roadmap de hitos clave para el Entregable 1).</w:t>
+          <w:szCs w:val="24"/>
+        </w:rPr>
+      </w:pPr>
+      <w:r>
+        <w:rPr>
+          <w:rFonts w:ascii="Segoe UI" w:eastAsia="Segoe UI" w:hAnsi="Segoe UI" w:cs="Segoe UI"/>
+          <w:bCs w:val="0"/>
+          <w:i w:val="0"/>
+          <w:iCs w:val="0"/>
+          <w:color w:val="212121"/>
+          <w:sz w:val="24"/>
+          <w:szCs w:val="24"/>
+        </w:rPr>
+        <w:t xml:space="preserve">A </w:t>
+      </w:r>
+      <w:r>
+        <w:rPr>
+          <w:rFonts w:ascii="Segoe UI" w:eastAsia="Segoe UI" w:hAnsi="Segoe UI" w:cs="Segoe UI"/>
+          <w:bCs w:val="0"/>
+          <w:i w:val="0"/>
+          <w:iCs w:val="0"/>
+          <w:color w:val="212121"/>
+          <w:sz w:val="24"/>
+          <w:szCs w:val="24"/>
+        </w:rPr>
+        <w:t>continuación,</w:t>
+      </w:r>
+      <w:r>
+        <w:rPr>
+          <w:rFonts w:ascii="Segoe UI" w:eastAsia="Segoe UI" w:hAnsi="Segoe UI" w:cs="Segoe UI"/>
+          <w:bCs w:val="0"/>
+          <w:i w:val="0"/>
+          <w:iCs w:val="0"/>
+          <w:color w:val="212121"/>
+          <w:sz w:val="24"/>
+          <w:szCs w:val="24"/>
+        </w:rPr>
+        <w:t xml:space="preserve"> se detalla el "Roadmap" del proyecto, desglosando las fases de la planificación temporal en tareas técnicas específicas y asignadas por semanas, para garantizar un seguimiento exhaustivo del desarrollo:</w:t>
       </w:r>
     </w:p>
     <w:p>
@@ -13063,40 +12973,868 @@
         <w:pStyle w:val="Heading2"/>
         <w:keepNext w:val="0"/>
         <w:widowControl w:val="0"/>
-        <w:pBdr>
-          <w:bottom w:val="single" w:sz="7" w:space="0" w:color="374151"/>
-        </w:pBdr>
         <w:shd w:val="clear" w:color="auto" w:fill="FFFFFF" w:themeFill="background1"/>
-        <w:spacing w:before="720" w:after="360"/>
+        <w:spacing w:before="0" w:after="360"/>
+        <w:ind w:left="357"/>
         <w:rPr>
           <w:rFonts w:ascii="Segoe UI" w:eastAsia="Segoe UI" w:hAnsi="Segoe UI" w:cs="Segoe UI"/>
           <w:b/>
           <w:i w:val="0"/>
           <w:iCs w:val="0"/>
-          <w:color w:val="1F2937"/>
-          <w:szCs w:val="48"/>
-        </w:rPr>
-      </w:pPr>
+          <w:color w:val="212121"/>
+          <w:sz w:val="24"/>
+        </w:rPr>
+      </w:pPr>
+      <w:r>
+        <w:rPr>
+          <w:rFonts w:ascii="Segoe UI" w:eastAsia="Segoe UI" w:hAnsi="Segoe UI" w:cs="Segoe UI"/>
+          <w:b/>
+          <w:i w:val="0"/>
+          <w:iCs w:val="0"/>
+          <w:color w:val="212121"/>
+          <w:sz w:val="24"/>
+        </w:rPr>
+        <w:t>Fase 1: Análisis y Diseño (Semanas 1 - 4)</w:t>
+      </w:r>
+    </w:p>
+    <w:p>
+      <w:pPr>
+        <w:pStyle w:val="Heading2"/>
+        <w:widowControl w:val="0"/>
+        <w:shd w:val="clear" w:color="auto" w:fill="FFFFFF" w:themeFill="background1"/>
+        <w:spacing w:before="0" w:after="48"/>
+        <w:ind w:left="714"/>
+        <w:rPr>
+          <w:rFonts w:ascii="Segoe UI" w:eastAsia="Segoe UI" w:hAnsi="Segoe UI" w:cs="Segoe UI"/>
+          <w:i w:val="0"/>
+          <w:iCs w:val="0"/>
+          <w:color w:val="212121"/>
+          <w:sz w:val="24"/>
+        </w:rPr>
+      </w:pPr>
+      <w:r>
+        <w:rPr>
+          <w:rFonts w:ascii="Segoe UI" w:eastAsia="Segoe UI" w:hAnsi="Segoe UI" w:cs="Segoe UI"/>
+          <w:b/>
+          <w:i w:val="0"/>
+          <w:iCs w:val="0"/>
+          <w:color w:val="212121"/>
+          <w:sz w:val="24"/>
+        </w:rPr>
+        <w:t>Semana 1-2:</w:t>
+      </w:r>
+      <w:r>
+        <w:rPr>
+          <w:rFonts w:ascii="Segoe UI" w:eastAsia="Segoe UI" w:hAnsi="Segoe UI" w:cs="Segoe UI"/>
+          <w:i w:val="0"/>
+          <w:iCs w:val="0"/>
+          <w:color w:val="212121"/>
+          <w:sz w:val="24"/>
+        </w:rPr>
+        <w:t> Toma de requisitos, análisis de competencia y elaboración de diagramas de Casos de Uso.</w:t>
+      </w:r>
+    </w:p>
+    <w:p>
+      <w:pPr>
+        <w:pStyle w:val="Heading2"/>
+        <w:widowControl w:val="0"/>
+        <w:shd w:val="clear" w:color="auto" w:fill="FFFFFF" w:themeFill="background1"/>
+        <w:spacing w:before="0" w:after="48"/>
+        <w:ind w:left="714"/>
+        <w:rPr>
+          <w:rFonts w:ascii="Segoe UI" w:eastAsia="Segoe UI" w:hAnsi="Segoe UI" w:cs="Segoe UI"/>
+          <w:i w:val="0"/>
+          <w:iCs w:val="0"/>
+          <w:color w:val="212121"/>
+          <w:sz w:val="24"/>
+        </w:rPr>
+      </w:pPr>
+      <w:r>
+        <w:rPr>
+          <w:rFonts w:ascii="Segoe UI" w:eastAsia="Segoe UI" w:hAnsi="Segoe UI" w:cs="Segoe UI"/>
+          <w:b/>
+          <w:i w:val="0"/>
+          <w:iCs w:val="0"/>
+          <w:color w:val="212121"/>
+          <w:sz w:val="24"/>
+        </w:rPr>
+        <w:t>Semana 3:</w:t>
+      </w:r>
+      <w:r>
+        <w:rPr>
+          <w:rFonts w:ascii="Segoe UI" w:eastAsia="Segoe UI" w:hAnsi="Segoe UI" w:cs="Segoe UI"/>
+          <w:i w:val="0"/>
+          <w:iCs w:val="0"/>
+          <w:color w:val="212121"/>
+          <w:sz w:val="24"/>
+        </w:rPr>
+        <w:t> Diseño del modelo Entidad-Relación y creación de los esquemas relacionales (MySQL).</w:t>
+      </w:r>
     </w:p>
     <w:p>
       <w:pPr>
         <w:pStyle w:val="Heading2"/>
         <w:keepNext w:val="0"/>
         <w:widowControl w:val="0"/>
-        <w:pBdr>
-          <w:bottom w:val="single" w:sz="7" w:space="0" w:color="374151"/>
-        </w:pBdr>
         <w:shd w:val="clear" w:color="auto" w:fill="FFFFFF" w:themeFill="background1"/>
-        <w:spacing w:before="720" w:after="360"/>
+        <w:spacing w:before="0" w:after="48"/>
+        <w:ind w:left="714"/>
+        <w:rPr>
+          <w:rFonts w:ascii="Segoe UI" w:eastAsia="Segoe UI" w:hAnsi="Segoe UI" w:cs="Segoe UI"/>
+          <w:i w:val="0"/>
+          <w:iCs w:val="0"/>
+          <w:color w:val="212121"/>
+          <w:sz w:val="24"/>
+        </w:rPr>
+      </w:pPr>
+      <w:r>
         <w:rPr>
           <w:rFonts w:ascii="Segoe UI" w:eastAsia="Segoe UI" w:hAnsi="Segoe UI" w:cs="Segoe UI"/>
           <w:b/>
           <w:i w:val="0"/>
           <w:iCs w:val="0"/>
-          <w:color w:val="1F2937"/>
-          <w:szCs w:val="48"/>
-        </w:rPr>
-      </w:pPr>
+          <w:color w:val="212121"/>
+          <w:sz w:val="24"/>
+        </w:rPr>
+        <w:t>Semana 4:</w:t>
+      </w:r>
+      <w:r>
+        <w:rPr>
+          <w:rFonts w:ascii="Segoe UI" w:eastAsia="Segoe UI" w:hAnsi="Segoe UI" w:cs="Segoe UI"/>
+          <w:i w:val="0"/>
+          <w:iCs w:val="0"/>
+          <w:color w:val="212121"/>
+          <w:sz w:val="24"/>
+        </w:rPr>
+        <w:t xml:space="preserve"> Elaboración de </w:t>
+      </w:r>
+      <w:r>
+        <w:rPr>
+          <w:rFonts w:ascii="Segoe UI" w:eastAsia="Segoe UI" w:hAnsi="Segoe UI" w:cs="Segoe UI"/>
+          <w:i w:val="0"/>
+          <w:iCs w:val="0"/>
+          <w:color w:val="212121"/>
+          <w:sz w:val="24"/>
+        </w:rPr>
+        <w:t>“W</w:t>
+      </w:r>
+      <w:r>
+        <w:rPr>
+          <w:rFonts w:ascii="Segoe UI" w:eastAsia="Segoe UI" w:hAnsi="Segoe UI" w:cs="Segoe UI"/>
+          <w:i w:val="0"/>
+          <w:iCs w:val="0"/>
+          <w:color w:val="212121"/>
+          <w:sz w:val="24"/>
+        </w:rPr>
+        <w:t>ireframes</w:t>
+      </w:r>
+      <w:r>
+        <w:rPr>
+          <w:rFonts w:ascii="Segoe UI" w:eastAsia="Segoe UI" w:hAnsi="Segoe UI" w:cs="Segoe UI"/>
+          <w:i w:val="0"/>
+          <w:iCs w:val="0"/>
+          <w:color w:val="212121"/>
+          <w:sz w:val="24"/>
+        </w:rPr>
+        <w:t>”</w:t>
+      </w:r>
+      <w:r>
+        <w:rPr>
+          <w:rFonts w:ascii="Segoe UI" w:eastAsia="Segoe UI" w:hAnsi="Segoe UI" w:cs="Segoe UI"/>
+          <w:i w:val="0"/>
+          <w:iCs w:val="0"/>
+          <w:color w:val="212121"/>
+          <w:sz w:val="24"/>
+        </w:rPr>
+        <w:t xml:space="preserve"> y </w:t>
+      </w:r>
+      <w:proofErr w:type="gramStart"/>
+      <w:r>
+        <w:rPr>
+          <w:rFonts w:ascii="Segoe UI" w:eastAsia="Segoe UI" w:hAnsi="Segoe UI" w:cs="Segoe UI"/>
+          <w:i w:val="0"/>
+          <w:iCs w:val="0"/>
+          <w:color w:val="212121"/>
+          <w:sz w:val="24"/>
+        </w:rPr>
+        <w:t>maquetado visual</w:t>
+      </w:r>
+      <w:proofErr w:type="gramEnd"/>
+      <w:r>
+        <w:rPr>
+          <w:rFonts w:ascii="Segoe UI" w:eastAsia="Segoe UI" w:hAnsi="Segoe UI" w:cs="Segoe UI"/>
+          <w:i w:val="0"/>
+          <w:iCs w:val="0"/>
+          <w:color w:val="212121"/>
+          <w:sz w:val="24"/>
+        </w:rPr>
+        <w:t xml:space="preserve"> de la interfaz de usuario en Figma</w:t>
+      </w:r>
+      <w:r>
+        <w:rPr>
+          <w:rFonts w:ascii="Segoe UI" w:eastAsia="Segoe UI" w:hAnsi="Segoe UI" w:cs="Segoe UI"/>
+          <w:i w:val="0"/>
+          <w:iCs w:val="0"/>
+          <w:color w:val="212121"/>
+          <w:sz w:val="24"/>
+        </w:rPr>
+        <w:t>.</w:t>
+      </w:r>
+      <w:r>
+        <w:rPr>
+          <w:rFonts w:ascii="Segoe UI" w:eastAsia="Segoe UI" w:hAnsi="Segoe UI" w:cs="Segoe UI"/>
+          <w:b/>
+          <w:i w:val="0"/>
+          <w:iCs w:val="0"/>
+          <w:color w:val="212121"/>
+          <w:sz w:val="24"/>
+        </w:rPr>
+        <w:t xml:space="preserve"> </w:t>
+      </w:r>
+    </w:p>
+    <w:p>
+      <w:pPr>
+        <w:pStyle w:val="Heading2"/>
+        <w:widowControl w:val="0"/>
+        <w:shd w:val="clear" w:color="auto" w:fill="FFFFFF" w:themeFill="background1"/>
+        <w:spacing w:before="0" w:after="120"/>
+        <w:rPr>
+          <w:rFonts w:ascii="Segoe UI" w:eastAsia="Segoe UI" w:hAnsi="Segoe UI" w:cs="Segoe UI"/>
+          <w:b/>
+          <w:i w:val="0"/>
+          <w:iCs w:val="0"/>
+          <w:color w:val="212121"/>
+          <w:sz w:val="24"/>
+        </w:rPr>
+      </w:pPr>
+    </w:p>
+    <w:p>
+      <w:pPr>
+        <w:pStyle w:val="Heading2"/>
+        <w:widowControl w:val="0"/>
+        <w:shd w:val="clear" w:color="auto" w:fill="FFFFFF" w:themeFill="background1"/>
+        <w:spacing w:before="0" w:after="120"/>
+        <w:ind w:firstLine="357"/>
+        <w:rPr>
+          <w:rFonts w:ascii="Segoe UI" w:eastAsia="Segoe UI" w:hAnsi="Segoe UI" w:cs="Segoe UI"/>
+          <w:i w:val="0"/>
+          <w:iCs w:val="0"/>
+          <w:color w:val="212121"/>
+          <w:sz w:val="24"/>
+        </w:rPr>
+      </w:pPr>
+      <w:r>
+        <w:rPr>
+          <w:rFonts w:ascii="Segoe UI" w:eastAsia="Segoe UI" w:hAnsi="Segoe UI" w:cs="Segoe UI"/>
+          <w:b/>
+          <w:i w:val="0"/>
+          <w:iCs w:val="0"/>
+          <w:color w:val="212121"/>
+          <w:sz w:val="24"/>
+        </w:rPr>
+        <w:t>Fase 2: Backend y Base de Datos (Semanas 5 - 8)</w:t>
+      </w:r>
+    </w:p>
+    <w:p>
+      <w:pPr>
+        <w:pStyle w:val="Heading2"/>
+        <w:widowControl w:val="0"/>
+        <w:shd w:val="clear" w:color="auto" w:fill="FFFFFF" w:themeFill="background1"/>
+        <w:spacing w:before="0" w:after="48"/>
+        <w:ind w:left="708"/>
+        <w:rPr>
+          <w:rFonts w:ascii="Segoe UI" w:eastAsia="Segoe UI" w:hAnsi="Segoe UI" w:cs="Segoe UI"/>
+          <w:i w:val="0"/>
+          <w:iCs w:val="0"/>
+          <w:color w:val="212121"/>
+          <w:sz w:val="24"/>
+        </w:rPr>
+      </w:pPr>
+      <w:r>
+        <w:rPr>
+          <w:rFonts w:ascii="Segoe UI" w:eastAsia="Segoe UI" w:hAnsi="Segoe UI" w:cs="Segoe UI"/>
+          <w:b/>
+          <w:i w:val="0"/>
+          <w:iCs w:val="0"/>
+          <w:color w:val="212121"/>
+          <w:sz w:val="24"/>
+        </w:rPr>
+        <w:t>Semana 5:</w:t>
+      </w:r>
+      <w:r>
+        <w:rPr>
+          <w:rFonts w:ascii="Segoe UI" w:eastAsia="Segoe UI" w:hAnsi="Segoe UI" w:cs="Segoe UI"/>
+          <w:i w:val="0"/>
+          <w:iCs w:val="0"/>
+          <w:color w:val="212121"/>
+          <w:sz w:val="24"/>
+        </w:rPr>
+        <w:t> Configuración del entorno (XAMPP), despliegue de la BBDD e implementación de la librería FPDF/TCPDF para la futura generación de documentos.</w:t>
+      </w:r>
+    </w:p>
+    <w:p>
+      <w:pPr>
+        <w:pStyle w:val="Heading2"/>
+        <w:widowControl w:val="0"/>
+        <w:shd w:val="clear" w:color="auto" w:fill="FFFFFF" w:themeFill="background1"/>
+        <w:spacing w:before="0" w:after="48"/>
+        <w:ind w:left="708"/>
+        <w:rPr>
+          <w:rFonts w:ascii="Segoe UI" w:eastAsia="Segoe UI" w:hAnsi="Segoe UI" w:cs="Segoe UI"/>
+          <w:i w:val="0"/>
+          <w:iCs w:val="0"/>
+          <w:color w:val="212121"/>
+          <w:sz w:val="24"/>
+        </w:rPr>
+      </w:pPr>
+      <w:r>
+        <w:rPr>
+          <w:rFonts w:ascii="Segoe UI" w:eastAsia="Segoe UI" w:hAnsi="Segoe UI" w:cs="Segoe UI"/>
+          <w:b/>
+          <w:i w:val="0"/>
+          <w:iCs w:val="0"/>
+          <w:color w:val="212121"/>
+          <w:sz w:val="24"/>
+        </w:rPr>
+        <w:t>Semana 6:</w:t>
+      </w:r>
+      <w:r>
+        <w:rPr>
+          <w:rFonts w:ascii="Segoe UI" w:eastAsia="Segoe UI" w:hAnsi="Segoe UI" w:cs="Segoe UI"/>
+          <w:i w:val="0"/>
+          <w:iCs w:val="0"/>
+          <w:color w:val="212121"/>
+          <w:sz w:val="24"/>
+        </w:rPr>
+        <w:t xml:space="preserve"> Desarrollo de la API REST (PHP 8.2) y creación de los </w:t>
+      </w:r>
+      <w:r>
+        <w:rPr>
+          <w:rFonts w:ascii="Segoe UI" w:eastAsia="Segoe UI" w:hAnsi="Segoe UI" w:cs="Segoe UI"/>
+          <w:i w:val="0"/>
+          <w:iCs w:val="0"/>
+          <w:color w:val="212121"/>
+          <w:sz w:val="24"/>
+        </w:rPr>
+        <w:t>“</w:t>
+      </w:r>
+      <w:r>
+        <w:rPr>
+          <w:rFonts w:ascii="Segoe UI" w:eastAsia="Segoe UI" w:hAnsi="Segoe UI" w:cs="Segoe UI"/>
+          <w:i w:val="0"/>
+          <w:iCs w:val="0"/>
+          <w:color w:val="212121"/>
+          <w:sz w:val="24"/>
+        </w:rPr>
+        <w:t>endpoints</w:t>
+      </w:r>
+      <w:r>
+        <w:rPr>
+          <w:rFonts w:ascii="Segoe UI" w:eastAsia="Segoe UI" w:hAnsi="Segoe UI" w:cs="Segoe UI"/>
+          <w:i w:val="0"/>
+          <w:iCs w:val="0"/>
+          <w:color w:val="212121"/>
+          <w:sz w:val="24"/>
+        </w:rPr>
+        <w:t>”</w:t>
+      </w:r>
+      <w:r>
+        <w:rPr>
+          <w:rFonts w:ascii="Segoe UI" w:eastAsia="Segoe UI" w:hAnsi="Segoe UI" w:cs="Segoe UI"/>
+          <w:i w:val="0"/>
+          <w:iCs w:val="0"/>
+          <w:color w:val="212121"/>
+          <w:sz w:val="24"/>
+        </w:rPr>
+        <w:t xml:space="preserve"> básicos (Registro, Login) con cifrado de contraseñas.</w:t>
+      </w:r>
+    </w:p>
+    <w:p>
+      <w:pPr>
+        <w:pStyle w:val="Heading2"/>
+        <w:widowControl w:val="0"/>
+        <w:shd w:val="clear" w:color="auto" w:fill="FFFFFF" w:themeFill="background1"/>
+        <w:spacing w:before="0" w:after="48"/>
+        <w:ind w:left="708"/>
+        <w:rPr>
+          <w:rFonts w:ascii="Segoe UI" w:eastAsia="Segoe UI" w:hAnsi="Segoe UI" w:cs="Segoe UI"/>
+          <w:i w:val="0"/>
+          <w:iCs w:val="0"/>
+          <w:color w:val="212121"/>
+          <w:sz w:val="24"/>
+        </w:rPr>
+      </w:pPr>
+      <w:r>
+        <w:rPr>
+          <w:rFonts w:ascii="Segoe UI" w:eastAsia="Segoe UI" w:hAnsi="Segoe UI" w:cs="Segoe UI"/>
+          <w:b/>
+          <w:i w:val="0"/>
+          <w:iCs w:val="0"/>
+          <w:color w:val="212121"/>
+          <w:sz w:val="24"/>
+        </w:rPr>
+        <w:t>Semana 7:</w:t>
+      </w:r>
+      <w:r>
+        <w:rPr>
+          <w:rFonts w:ascii="Segoe UI" w:eastAsia="Segoe UI" w:hAnsi="Segoe UI" w:cs="Segoe UI"/>
+          <w:i w:val="0"/>
+          <w:iCs w:val="0"/>
+          <w:color w:val="212121"/>
+          <w:sz w:val="24"/>
+        </w:rPr>
+        <w:t> Programación de la lógica de filtros de marcas deportivas y categorías por edades en el servidor.</w:t>
+      </w:r>
+    </w:p>
+    <w:p>
+      <w:pPr>
+        <w:pStyle w:val="Heading2"/>
+        <w:widowControl w:val="0"/>
+        <w:shd w:val="clear" w:color="auto" w:fill="FFFFFF" w:themeFill="background1"/>
+        <w:spacing w:before="0" w:after="48"/>
+        <w:ind w:left="708"/>
+        <w:rPr>
+          <w:rFonts w:ascii="Segoe UI" w:eastAsia="Segoe UI" w:hAnsi="Segoe UI" w:cs="Segoe UI"/>
+          <w:i w:val="0"/>
+          <w:iCs w:val="0"/>
+          <w:color w:val="212121"/>
+          <w:sz w:val="24"/>
+        </w:rPr>
+      </w:pPr>
+      <w:r>
+        <w:rPr>
+          <w:rFonts w:ascii="Segoe UI" w:eastAsia="Segoe UI" w:hAnsi="Segoe UI" w:cs="Segoe UI"/>
+          <w:b/>
+          <w:i w:val="0"/>
+          <w:iCs w:val="0"/>
+          <w:color w:val="212121"/>
+          <w:sz w:val="24"/>
+        </w:rPr>
+        <w:t>Semana 8:</w:t>
+      </w:r>
+      <w:r>
+        <w:rPr>
+          <w:rFonts w:ascii="Segoe UI" w:eastAsia="Segoe UI" w:hAnsi="Segoe UI" w:cs="Segoe UI"/>
+          <w:i w:val="0"/>
+          <w:iCs w:val="0"/>
+          <w:color w:val="212121"/>
+          <w:sz w:val="24"/>
+        </w:rPr>
+        <w:t> Desarrollo del módulo de control de acceso y protección de directorios para los archivos PDF de los atletas (cumplimiento RGPD).</w:t>
+      </w:r>
+    </w:p>
+    <w:p>
+      <w:pPr>
+        <w:pStyle w:val="Heading1"/>
+        <w:keepNext w:val="0"/>
+        <w:widowControl w:val="0"/>
+        <w:pBdr>
+          <w:bottom w:val="none" w:sz="0" w:space="0" w:color="auto"/>
+        </w:pBdr>
+        <w:spacing w:before="0"/>
+        <w:rPr>
+          <w:sz w:val="24"/>
+          <w:szCs w:val="24"/>
+        </w:rPr>
+      </w:pPr>
+    </w:p>
+    <w:p>
+      <w:pPr>
+        <w:pStyle w:val="Heading2"/>
+        <w:widowControl w:val="0"/>
+        <w:shd w:val="clear" w:color="auto" w:fill="FFFFFF" w:themeFill="background1"/>
+        <w:spacing w:before="0" w:after="360"/>
+        <w:ind w:left="-3" w:firstLine="360"/>
+        <w:rPr>
+          <w:rFonts w:ascii="Segoe UI" w:eastAsia="Segoe UI" w:hAnsi="Segoe UI" w:cs="Segoe UI"/>
+          <w:b/>
+          <w:i w:val="0"/>
+          <w:iCs w:val="0"/>
+          <w:color w:val="212121"/>
+          <w:sz w:val="24"/>
+        </w:rPr>
+      </w:pPr>
+      <w:r>
+        <w:rPr>
+          <w:rFonts w:ascii="Segoe UI" w:eastAsia="Segoe UI" w:hAnsi="Segoe UI" w:cs="Segoe UI"/>
+          <w:b/>
+          <w:i w:val="0"/>
+          <w:iCs w:val="0"/>
+          <w:color w:val="212121"/>
+          <w:sz w:val="24"/>
+        </w:rPr>
+        <w:t>Fase 3: Frontend e Integración (Semanas 9 - 12)</w:t>
+      </w:r>
+    </w:p>
+    <w:p>
+      <w:pPr>
+        <w:pStyle w:val="Heading2"/>
+        <w:widowControl w:val="0"/>
+        <w:shd w:val="clear" w:color="auto" w:fill="FFFFFF" w:themeFill="background1"/>
+        <w:spacing w:before="0" w:after="48"/>
+        <w:ind w:left="708"/>
+        <w:rPr>
+          <w:rFonts w:ascii="Segoe UI" w:eastAsia="Segoe UI" w:hAnsi="Segoe UI" w:cs="Segoe UI"/>
+          <w:i w:val="0"/>
+          <w:iCs w:val="0"/>
+          <w:color w:val="212121"/>
+          <w:sz w:val="24"/>
+        </w:rPr>
+      </w:pPr>
+      <w:r>
+        <w:rPr>
+          <w:rFonts w:ascii="Segoe UI" w:eastAsia="Segoe UI" w:hAnsi="Segoe UI" w:cs="Segoe UI"/>
+          <w:b/>
+          <w:i w:val="0"/>
+          <w:iCs w:val="0"/>
+          <w:color w:val="212121"/>
+          <w:sz w:val="24"/>
+        </w:rPr>
+        <w:t>Semana 9:</w:t>
+      </w:r>
+      <w:r>
+        <w:rPr>
+          <w:rFonts w:ascii="Segoe UI" w:eastAsia="Segoe UI" w:hAnsi="Segoe UI" w:cs="Segoe UI"/>
+          <w:i w:val="0"/>
+          <w:iCs w:val="0"/>
+          <w:color w:val="212121"/>
+          <w:sz w:val="24"/>
+        </w:rPr>
+        <w:t> Inicialización del proyecto en React 18, configuración del enrutamiento y aplicación de Tailwind CSS.</w:t>
+      </w:r>
+    </w:p>
+    <w:p>
+      <w:pPr>
+        <w:pStyle w:val="Heading2"/>
+        <w:widowControl w:val="0"/>
+        <w:shd w:val="clear" w:color="auto" w:fill="FFFFFF" w:themeFill="background1"/>
+        <w:spacing w:before="0" w:after="48"/>
+        <w:ind w:left="708"/>
+        <w:rPr>
+          <w:rFonts w:ascii="Segoe UI" w:eastAsia="Segoe UI" w:hAnsi="Segoe UI" w:cs="Segoe UI"/>
+          <w:i w:val="0"/>
+          <w:iCs w:val="0"/>
+          <w:color w:val="212121"/>
+          <w:sz w:val="24"/>
+        </w:rPr>
+      </w:pPr>
+      <w:r>
+        <w:rPr>
+          <w:rFonts w:ascii="Segoe UI" w:eastAsia="Segoe UI" w:hAnsi="Segoe UI" w:cs="Segoe UI"/>
+          <w:b/>
+          <w:i w:val="0"/>
+          <w:iCs w:val="0"/>
+          <w:color w:val="212121"/>
+          <w:sz w:val="24"/>
+        </w:rPr>
+        <w:t>Semana 10:</w:t>
+      </w:r>
+      <w:r>
+        <w:rPr>
+          <w:rFonts w:ascii="Segoe UI" w:eastAsia="Segoe UI" w:hAnsi="Segoe UI" w:cs="Segoe UI"/>
+          <w:i w:val="0"/>
+          <w:iCs w:val="0"/>
+          <w:color w:val="212121"/>
+          <w:sz w:val="24"/>
+        </w:rPr>
+        <w:t> Maquetación de los paneles de control (dashboard del Entrenador y vista del Atleta).</w:t>
+      </w:r>
+    </w:p>
+    <w:p>
+      <w:pPr>
+        <w:pStyle w:val="Heading2"/>
+        <w:widowControl w:val="0"/>
+        <w:shd w:val="clear" w:color="auto" w:fill="FFFFFF" w:themeFill="background1"/>
+        <w:spacing w:before="0" w:after="48"/>
+        <w:ind w:left="708"/>
+        <w:rPr>
+          <w:rFonts w:ascii="Segoe UI" w:eastAsia="Segoe UI" w:hAnsi="Segoe UI" w:cs="Segoe UI"/>
+          <w:i w:val="0"/>
+          <w:iCs w:val="0"/>
+          <w:color w:val="212121"/>
+          <w:sz w:val="24"/>
+        </w:rPr>
+      </w:pPr>
+      <w:r>
+        <w:rPr>
+          <w:rFonts w:ascii="Segoe UI" w:eastAsia="Segoe UI" w:hAnsi="Segoe UI" w:cs="Segoe UI"/>
+          <w:b/>
+          <w:i w:val="0"/>
+          <w:iCs w:val="0"/>
+          <w:color w:val="212121"/>
+          <w:sz w:val="24"/>
+        </w:rPr>
+        <w:t>Semana 11:</w:t>
+      </w:r>
+      <w:r>
+        <w:rPr>
+          <w:rFonts w:ascii="Segoe UI" w:eastAsia="Segoe UI" w:hAnsi="Segoe UI" w:cs="Segoe UI"/>
+          <w:i w:val="0"/>
+          <w:iCs w:val="0"/>
+          <w:color w:val="212121"/>
+          <w:sz w:val="24"/>
+        </w:rPr>
+        <w:t xml:space="preserve"> Conexión asíncrona (Fetch/Axios) entre el </w:t>
+      </w:r>
+      <w:r>
+        <w:rPr>
+          <w:rFonts w:ascii="Segoe UI" w:eastAsia="Segoe UI" w:hAnsi="Segoe UI" w:cs="Segoe UI"/>
+          <w:i w:val="0"/>
+          <w:iCs w:val="0"/>
+          <w:color w:val="212121"/>
+          <w:sz w:val="24"/>
+        </w:rPr>
+        <w:t>“</w:t>
+      </w:r>
+      <w:r>
+        <w:rPr>
+          <w:rFonts w:ascii="Segoe UI" w:eastAsia="Segoe UI" w:hAnsi="Segoe UI" w:cs="Segoe UI"/>
+          <w:i w:val="0"/>
+          <w:iCs w:val="0"/>
+          <w:color w:val="212121"/>
+          <w:sz w:val="24"/>
+        </w:rPr>
+        <w:t>Frontend</w:t>
+      </w:r>
+      <w:r>
+        <w:rPr>
+          <w:rFonts w:ascii="Segoe UI" w:eastAsia="Segoe UI" w:hAnsi="Segoe UI" w:cs="Segoe UI"/>
+          <w:i w:val="0"/>
+          <w:iCs w:val="0"/>
+          <w:color w:val="212121"/>
+          <w:sz w:val="24"/>
+        </w:rPr>
+        <w:t>”</w:t>
+      </w:r>
+      <w:r>
+        <w:rPr>
+          <w:rFonts w:ascii="Segoe UI" w:eastAsia="Segoe UI" w:hAnsi="Segoe UI" w:cs="Segoe UI"/>
+          <w:i w:val="0"/>
+          <w:iCs w:val="0"/>
+          <w:color w:val="212121"/>
+          <w:sz w:val="24"/>
+        </w:rPr>
+        <w:t xml:space="preserve"> y la API REST para el intercambio de datos JSON.</w:t>
+      </w:r>
+    </w:p>
+    <w:p>
+      <w:pPr>
+        <w:pStyle w:val="Heading2"/>
+        <w:widowControl w:val="0"/>
+        <w:shd w:val="clear" w:color="auto" w:fill="FFFFFF" w:themeFill="background1"/>
+        <w:spacing w:before="0" w:after="48"/>
+        <w:ind w:left="709"/>
+        <w:rPr>
+          <w:rFonts w:ascii="Segoe UI" w:eastAsia="Segoe UI" w:hAnsi="Segoe UI" w:cs="Segoe UI"/>
+          <w:i w:val="0"/>
+          <w:iCs w:val="0"/>
+          <w:color w:val="212121"/>
+          <w:sz w:val="24"/>
+        </w:rPr>
+      </w:pPr>
+      <w:r>
+        <w:rPr>
+          <w:rFonts w:ascii="Segoe UI" w:eastAsia="Segoe UI" w:hAnsi="Segoe UI" w:cs="Segoe UI"/>
+          <w:b/>
+          <w:i w:val="0"/>
+          <w:iCs w:val="0"/>
+          <w:color w:val="212121"/>
+          <w:sz w:val="24"/>
+        </w:rPr>
+        <w:t>Semana 12:</w:t>
+      </w:r>
+      <w:r>
+        <w:rPr>
+          <w:rFonts w:ascii="Segoe UI" w:eastAsia="Segoe UI" w:hAnsi="Segoe UI" w:cs="Segoe UI"/>
+          <w:i w:val="0"/>
+          <w:iCs w:val="0"/>
+          <w:color w:val="212121"/>
+          <w:sz w:val="24"/>
+        </w:rPr>
+        <w:t xml:space="preserve"> Integración del formulario dinámico de inscripciones con el generador de PDF del </w:t>
+      </w:r>
+      <w:r>
+        <w:rPr>
+          <w:rFonts w:ascii="Segoe UI" w:eastAsia="Segoe UI" w:hAnsi="Segoe UI" w:cs="Segoe UI"/>
+          <w:i w:val="0"/>
+          <w:iCs w:val="0"/>
+          <w:color w:val="212121"/>
+          <w:sz w:val="24"/>
+        </w:rPr>
+        <w:t>“Backend”</w:t>
+      </w:r>
+      <w:r>
+        <w:rPr>
+          <w:rFonts w:ascii="Segoe UI" w:eastAsia="Segoe UI" w:hAnsi="Segoe UI" w:cs="Segoe UI"/>
+          <w:i w:val="0"/>
+          <w:iCs w:val="0"/>
+          <w:color w:val="212121"/>
+          <w:sz w:val="24"/>
+        </w:rPr>
+        <w:t>.</w:t>
+      </w:r>
+    </w:p>
+    <w:p>
+      <w:pPr>
+        <w:pStyle w:val="Heading1"/>
+        <w:pBdr>
+          <w:bottom w:val="none" w:sz="0" w:space="0" w:color="auto"/>
+        </w:pBdr>
+        <w:spacing w:before="0"/>
+        <w:rPr>
+          <w:sz w:val="24"/>
+          <w:szCs w:val="24"/>
+        </w:rPr>
+      </w:pPr>
+    </w:p>
+    <w:p>
+      <w:pPr>
+        <w:pStyle w:val="Heading2"/>
+        <w:widowControl w:val="0"/>
+        <w:shd w:val="clear" w:color="auto" w:fill="FFFFFF" w:themeFill="background1"/>
+        <w:spacing w:before="0" w:after="360"/>
+        <w:ind w:left="-3" w:firstLine="360"/>
+        <w:rPr>
+          <w:rFonts w:ascii="Segoe UI" w:eastAsia="Segoe UI" w:hAnsi="Segoe UI" w:cs="Segoe UI"/>
+          <w:b/>
+          <w:i w:val="0"/>
+          <w:iCs w:val="0"/>
+          <w:color w:val="212121"/>
+          <w:sz w:val="24"/>
+        </w:rPr>
+      </w:pPr>
+      <w:r>
+        <w:rPr>
+          <w:rFonts w:ascii="Segoe UI" w:eastAsia="Segoe UI" w:hAnsi="Segoe UI" w:cs="Segoe UI"/>
+          <w:b/>
+          <w:i w:val="0"/>
+          <w:iCs w:val="0"/>
+          <w:color w:val="212121"/>
+          <w:sz w:val="24"/>
+        </w:rPr>
+        <w:t>Fase 4: Pruebas y Despliegue (Semanas 13 - 15)</w:t>
+      </w:r>
+    </w:p>
+    <w:p>
+      <w:pPr>
+        <w:pStyle w:val="Heading2"/>
+        <w:widowControl w:val="0"/>
+        <w:shd w:val="clear" w:color="auto" w:fill="FFFFFF" w:themeFill="background1"/>
+        <w:spacing w:before="0" w:after="48"/>
+        <w:ind w:left="708"/>
+        <w:rPr>
+          <w:rFonts w:ascii="Segoe UI" w:eastAsia="Segoe UI" w:hAnsi="Segoe UI" w:cs="Segoe UI"/>
+          <w:i w:val="0"/>
+          <w:iCs w:val="0"/>
+          <w:color w:val="212121"/>
+          <w:sz w:val="24"/>
+        </w:rPr>
+      </w:pPr>
+      <w:r>
+        <w:rPr>
+          <w:rFonts w:ascii="Segoe UI" w:eastAsia="Segoe UI" w:hAnsi="Segoe UI" w:cs="Segoe UI"/>
+          <w:b/>
+          <w:i w:val="0"/>
+          <w:iCs w:val="0"/>
+          <w:color w:val="212121"/>
+          <w:sz w:val="24"/>
+        </w:rPr>
+        <w:t>Semana 13:</w:t>
+      </w:r>
+      <w:r>
+        <w:rPr>
+          <w:rFonts w:ascii="Segoe UI" w:eastAsia="Segoe UI" w:hAnsi="Segoe UI" w:cs="Segoe UI"/>
+          <w:i w:val="0"/>
+          <w:iCs w:val="0"/>
+          <w:color w:val="212121"/>
+          <w:sz w:val="24"/>
+        </w:rPr>
+        <w:t> Ejecución de pruebas unitarias en formularios y validación de seguridad en la subida de archivos (DNI/Fotos).</w:t>
+      </w:r>
+    </w:p>
+    <w:p>
+      <w:pPr>
+        <w:pStyle w:val="Heading2"/>
+        <w:widowControl w:val="0"/>
+        <w:shd w:val="clear" w:color="auto" w:fill="FFFFFF" w:themeFill="background1"/>
+        <w:spacing w:before="0" w:after="48"/>
+        <w:ind w:left="708"/>
+        <w:rPr>
+          <w:rFonts w:ascii="Segoe UI" w:eastAsia="Segoe UI" w:hAnsi="Segoe UI" w:cs="Segoe UI"/>
+          <w:i w:val="0"/>
+          <w:iCs w:val="0"/>
+          <w:color w:val="212121"/>
+          <w:sz w:val="24"/>
+        </w:rPr>
+      </w:pPr>
+      <w:r>
+        <w:rPr>
+          <w:rFonts w:ascii="Segoe UI" w:eastAsia="Segoe UI" w:hAnsi="Segoe UI" w:cs="Segoe UI"/>
+          <w:b/>
+          <w:i w:val="0"/>
+          <w:iCs w:val="0"/>
+          <w:color w:val="212121"/>
+          <w:sz w:val="24"/>
+        </w:rPr>
+        <w:t>Semana 14:</w:t>
+      </w:r>
+      <w:r>
+        <w:rPr>
+          <w:rFonts w:ascii="Segoe UI" w:eastAsia="Segoe UI" w:hAnsi="Segoe UI" w:cs="Segoe UI"/>
+          <w:i w:val="0"/>
+          <w:iCs w:val="0"/>
+          <w:color w:val="212121"/>
+          <w:sz w:val="24"/>
+        </w:rPr>
+        <w:t> Resolución de errores (testing continuo</w:t>
+      </w:r>
+      <w:r>
+        <w:rPr>
+          <w:rFonts w:ascii="Segoe UI" w:eastAsia="Segoe UI" w:hAnsi="Segoe UI" w:cs="Segoe UI"/>
+          <w:i w:val="0"/>
+          <w:iCs w:val="0"/>
+          <w:color w:val="212121"/>
+          <w:sz w:val="24"/>
+        </w:rPr>
+        <w:t>)</w:t>
+      </w:r>
+    </w:p>
+    <w:p>
+      <w:pPr>
+        <w:pStyle w:val="Heading2"/>
+        <w:widowControl w:val="0"/>
+        <w:shd w:val="clear" w:color="auto" w:fill="FFFFFF" w:themeFill="background1"/>
+        <w:spacing w:before="0" w:after="48"/>
+        <w:ind w:left="708"/>
+        <w:rPr>
+          <w:rFonts w:ascii="Segoe UI" w:eastAsia="Segoe UI" w:hAnsi="Segoe UI" w:cs="Segoe UI"/>
+          <w:i w:val="0"/>
+          <w:iCs w:val="0"/>
+          <w:color w:val="212121"/>
+          <w:sz w:val="24"/>
+        </w:rPr>
+      </w:pPr>
+      <w:r>
+        <w:rPr>
+          <w:rFonts w:ascii="Segoe UI" w:eastAsia="Segoe UI" w:hAnsi="Segoe UI" w:cs="Segoe UI"/>
+          <w:b/>
+          <w:i w:val="0"/>
+          <w:iCs w:val="0"/>
+          <w:color w:val="212121"/>
+          <w:sz w:val="24"/>
+        </w:rPr>
+        <w:t>Semana 15:</w:t>
+      </w:r>
+      <w:r>
+        <w:rPr>
+          <w:rFonts w:ascii="Segoe UI" w:eastAsia="Segoe UI" w:hAnsi="Segoe UI" w:cs="Segoe UI"/>
+          <w:i w:val="0"/>
+          <w:iCs w:val="0"/>
+          <w:color w:val="212121"/>
+          <w:sz w:val="24"/>
+        </w:rPr>
+        <w:t> Despliegue en el servidor de producción (hosting), redacción final de los manuales y preparación de la defensa.</w:t>
+      </w:r>
     </w:p>
     <w:p>
       <w:pPr>
@@ -13820,23 +14558,7 @@
                 <w:rFonts w:ascii="Segoe UI" w:eastAsia="Segoe UI" w:hAnsi="Segoe UI" w:cs="Segoe UI"/>
                 <w:color w:val="1F2937"/>
               </w:rPr>
-              <w:t xml:space="preserve">(Application Programming </w:t>
-            </w:r>
-            <w:proofErr w:type="gramStart"/>
-            <w:r>
-              <w:rPr>
-                <w:rFonts w:ascii="Segoe UI" w:eastAsia="Segoe UI" w:hAnsi="Segoe UI" w:cs="Segoe UI"/>
-                <w:color w:val="1F2937"/>
-              </w:rPr>
-              <w:t>Interface</w:t>
-            </w:r>
-            <w:proofErr w:type="gramEnd"/>
-            <w:r>
-              <w:rPr>
-                <w:rFonts w:ascii="Segoe UI" w:eastAsia="Segoe UI" w:hAnsi="Segoe UI" w:cs="Segoe UI"/>
-                <w:color w:val="1F2937"/>
-              </w:rPr>
-              <w:t>) Interfaz que permite que dos aplicaciones se comuniquen entre sí para intercambiar datos.</w:t>
+              <w:t>(Application Programming Interface) Interfaz que permite que dos aplicaciones se comuniquen entre sí para intercambiar datos.</w:t>
             </w:r>
           </w:p>
         </w:tc>
@@ -14160,12 +14882,12 @@
       </w:r>
     </w:p>
     <w:sectPr>
-      <w:headerReference w:type="even" r:id="rId81"/>
-      <w:headerReference w:type="default" r:id="rId82"/>
-      <w:footerReference w:type="even" r:id="rId83"/>
-      <w:footerReference w:type="default" r:id="rId84"/>
-      <w:headerReference w:type="first" r:id="rId85"/>
-      <w:footerReference w:type="first" r:id="rId86"/>
+      <w:headerReference w:type="even" r:id="rId82"/>
+      <w:headerReference w:type="default" r:id="rId83"/>
+      <w:footerReference w:type="even" r:id="rId84"/>
+      <w:footerReference w:type="default" r:id="rId85"/>
+      <w:headerReference w:type="first" r:id="rId86"/>
+      <w:footerReference w:type="first" r:id="rId87"/>
       <w:type w:val="continuous"/>
       <w:pgSz w:w="11906" w:h="16838"/>
       <w:pgMar w:top="1418" w:right="1418" w:bottom="1418" w:left="1418" w:header="709" w:footer="709" w:gutter="0"/>
@@ -14342,7 +15064,7 @@
             </wp:anchor>
           </w:drawing>
         </mc:Choice>
-        <mc:Fallback xmlns:a="http://schemas.openxmlformats.org/drawingml/2006/main" xmlns:pic="http://schemas.openxmlformats.org/drawingml/2006/picture" xmlns:a14="http://schemas.microsoft.com/office/drawing/2010/main">
+        <mc:Fallback xmlns:a14="http://schemas.microsoft.com/office/drawing/2010/main" xmlns:pic="http://schemas.openxmlformats.org/drawingml/2006/picture" xmlns:a="http://schemas.openxmlformats.org/drawingml/2006/main">
           <w:pict w14:anchorId="44D4DE1A">
             <v:shapetype id="_x0000_t32" coordsize="21600,21600" o:oned="t" filled="f" o:spt="32" path="m,l21600,21600e" w14:anchorId="7996C48F">
               <v:path fillok="f" arrowok="t" o:connecttype="none"/>
@@ -14633,7 +15355,7 @@
             </wp:anchor>
           </w:drawing>
         </mc:Choice>
-        <mc:Fallback xmlns:a="http://schemas.openxmlformats.org/drawingml/2006/main" xmlns:pic="http://schemas.openxmlformats.org/drawingml/2006/picture" xmlns:a14="http://schemas.microsoft.com/office/drawing/2010/main">
+        <mc:Fallback xmlns:a14="http://schemas.microsoft.com/office/drawing/2010/main" xmlns:pic="http://schemas.openxmlformats.org/drawingml/2006/picture" xmlns:a="http://schemas.openxmlformats.org/drawingml/2006/main">
           <w:pict w14:anchorId="18211A6C">
             <v:shapetype id="_x0000_t32" coordsize="21600,21600" o:oned="t" filled="f" o:spt="32" path="m,l21600,21600e" w14:anchorId="1F7B267B">
               <v:path fillok="f" arrowok="t" o:connecttype="none"/>
@@ -14936,7 +15658,7 @@
             </wp:anchor>
           </w:drawing>
         </mc:Choice>
-        <mc:Fallback xmlns:a="http://schemas.openxmlformats.org/drawingml/2006/main" xmlns:a14="http://schemas.microsoft.com/office/drawing/2010/main">
+        <mc:Fallback xmlns:a14="http://schemas.microsoft.com/office/drawing/2010/main" xmlns:a="http://schemas.openxmlformats.org/drawingml/2006/main">
           <w:pict w14:anchorId="2258254A">
             <v:shapetype id="_x0000_t32" coordsize="21600,21600" o:oned="t" filled="f" o:spt="32" path="m,l21600,21600e" w14:anchorId="4BB0A5D0">
               <v:path fillok="f" arrowok="t" o:connecttype="none"/>
@@ -15068,7 +15790,7 @@
             </wp:anchor>
           </w:drawing>
         </mc:Choice>
-        <mc:Fallback xmlns:a="http://schemas.openxmlformats.org/drawingml/2006/main" xmlns:a14="http://schemas.microsoft.com/office/drawing/2010/main">
+        <mc:Fallback xmlns:a14="http://schemas.microsoft.com/office/drawing/2010/main" xmlns:a="http://schemas.openxmlformats.org/drawingml/2006/main">
           <w:pict w14:anchorId="50FA3E29">
             <v:shapetype id="_x0000_t32" coordsize="21600,21600" o:oned="t" filled="f" o:spt="32" path="m,l21600,21600e" w14:anchorId="66A82D6C">
               <v:path fillok="f" arrowok="t" o:connecttype="none"/>
@@ -15463,6 +16185,119 @@
     </w:lvl>
   </w:abstractNum>
   <w:abstractNum w:abstractNumId="11" w15:restartNumberingAfterBreak="0">
+    <w:nsid w:val="04A14EF7"/>
+    <w:multiLevelType w:val="hybridMultilevel"/>
+    <w:tmpl w:val="472825FE"/>
+    <w:lvl w:ilvl="0" w:tplc="0C0A0001">
+      <w:start w:val="1"/>
+      <w:numFmt w:val="bullet"/>
+      <w:lvlText w:val=""/>
+      <w:lvlJc w:val="left"/>
+      <w:pPr>
+        <w:ind w:left="1077" w:hanging="360"/>
+      </w:pPr>
+      <w:rPr>
+        <w:rFonts w:ascii="Symbol" w:hAnsi="Symbol" w:hint="default"/>
+      </w:rPr>
+    </w:lvl>
+    <w:lvl w:ilvl="1" w:tplc="0C0A0003" w:tentative="1">
+      <w:start w:val="1"/>
+      <w:numFmt w:val="bullet"/>
+      <w:lvlText w:val="o"/>
+      <w:lvlJc w:val="left"/>
+      <w:pPr>
+        <w:ind w:left="1797" w:hanging="360"/>
+      </w:pPr>
+      <w:rPr>
+        <w:rFonts w:ascii="Courier New" w:hAnsi="Courier New" w:cs="Courier New" w:hint="default"/>
+      </w:rPr>
+    </w:lvl>
+    <w:lvl w:ilvl="2" w:tplc="0C0A0005" w:tentative="1">
+      <w:start w:val="1"/>
+      <w:numFmt w:val="bullet"/>
+      <w:lvlText w:val=""/>
+      <w:lvlJc w:val="left"/>
+      <w:pPr>
+        <w:ind w:left="2517" w:hanging="360"/>
+      </w:pPr>
+      <w:rPr>
+        <w:rFonts w:ascii="Wingdings" w:hAnsi="Wingdings" w:hint="default"/>
+      </w:rPr>
+    </w:lvl>
+    <w:lvl w:ilvl="3" w:tplc="0C0A0001" w:tentative="1">
+      <w:start w:val="1"/>
+      <w:numFmt w:val="bullet"/>
+      <w:lvlText w:val=""/>
+      <w:lvlJc w:val="left"/>
+      <w:pPr>
+        <w:ind w:left="3237" w:hanging="360"/>
+      </w:pPr>
+      <w:rPr>
+        <w:rFonts w:ascii="Symbol" w:hAnsi="Symbol" w:hint="default"/>
+      </w:rPr>
+    </w:lvl>
+    <w:lvl w:ilvl="4" w:tplc="0C0A0003" w:tentative="1">
+      <w:start w:val="1"/>
+      <w:numFmt w:val="bullet"/>
+      <w:lvlText w:val="o"/>
+      <w:lvlJc w:val="left"/>
+      <w:pPr>
+        <w:ind w:left="3957" w:hanging="360"/>
+      </w:pPr>
+      <w:rPr>
+        <w:rFonts w:ascii="Courier New" w:hAnsi="Courier New" w:cs="Courier New" w:hint="default"/>
+      </w:rPr>
+    </w:lvl>
+    <w:lvl w:ilvl="5" w:tplc="0C0A0005" w:tentative="1">
+      <w:start w:val="1"/>
+      <w:numFmt w:val="bullet"/>
+      <w:lvlText w:val=""/>
+      <w:lvlJc w:val="left"/>
+      <w:pPr>
+        <w:ind w:left="4677" w:hanging="360"/>
+      </w:pPr>
+      <w:rPr>
+        <w:rFonts w:ascii="Wingdings" w:hAnsi="Wingdings" w:hint="default"/>
+      </w:rPr>
+    </w:lvl>
+    <w:lvl w:ilvl="6" w:tplc="0C0A0001" w:tentative="1">
+      <w:start w:val="1"/>
+      <w:numFmt w:val="bullet"/>
+      <w:lvlText w:val=""/>
+      <w:lvlJc w:val="left"/>
+      <w:pPr>
+        <w:ind w:left="5397" w:hanging="360"/>
+      </w:pPr>
+      <w:rPr>
+        <w:rFonts w:ascii="Symbol" w:hAnsi="Symbol" w:hint="default"/>
+      </w:rPr>
+    </w:lvl>
+    <w:lvl w:ilvl="7" w:tplc="0C0A0003" w:tentative="1">
+      <w:start w:val="1"/>
+      <w:numFmt w:val="bullet"/>
+      <w:lvlText w:val="o"/>
+      <w:lvlJc w:val="left"/>
+      <w:pPr>
+        <w:ind w:left="6117" w:hanging="360"/>
+      </w:pPr>
+      <w:rPr>
+        <w:rFonts w:ascii="Courier New" w:hAnsi="Courier New" w:cs="Courier New" w:hint="default"/>
+      </w:rPr>
+    </w:lvl>
+    <w:lvl w:ilvl="8" w:tplc="0C0A0005" w:tentative="1">
+      <w:start w:val="1"/>
+      <w:numFmt w:val="bullet"/>
+      <w:lvlText w:val=""/>
+      <w:lvlJc w:val="left"/>
+      <w:pPr>
+        <w:ind w:left="6837" w:hanging="360"/>
+      </w:pPr>
+      <w:rPr>
+        <w:rFonts w:ascii="Wingdings" w:hAnsi="Wingdings" w:hint="default"/>
+      </w:rPr>
+    </w:lvl>
+  </w:abstractNum>
+  <w:abstractNum w:abstractNumId="12" w15:restartNumberingAfterBreak="0">
     <w:nsid w:val="0552590E"/>
     <w:multiLevelType w:val="multilevel"/>
     <w:tmpl w:val="6AB66012"/>
@@ -15611,7 +16446,7 @@
       </w:rPr>
     </w:lvl>
   </w:abstractNum>
-  <w:abstractNum w:abstractNumId="12" w15:restartNumberingAfterBreak="0">
+  <w:abstractNum w:abstractNumId="13" w15:restartNumberingAfterBreak="0">
     <w:nsid w:val="07126C6A"/>
     <w:multiLevelType w:val="multilevel"/>
     <w:tmpl w:val="CFB85098"/>
@@ -15760,7 +16595,7 @@
       </w:rPr>
     </w:lvl>
   </w:abstractNum>
-  <w:abstractNum w:abstractNumId="13" w15:restartNumberingAfterBreak="0">
+  <w:abstractNum w:abstractNumId="14" w15:restartNumberingAfterBreak="0">
     <w:nsid w:val="0ABC069A"/>
     <w:multiLevelType w:val="multilevel"/>
     <w:tmpl w:val="FAE6D9B2"/>
@@ -15873,7 +16708,7 @@
       </w:pPr>
     </w:lvl>
   </w:abstractNum>
-  <w:abstractNum w:abstractNumId="14" w15:restartNumberingAfterBreak="0">
+  <w:abstractNum w:abstractNumId="15" w15:restartNumberingAfterBreak="0">
     <w:nsid w:val="0FC77EE1"/>
     <w:multiLevelType w:val="multilevel"/>
     <w:tmpl w:val="A90469EA"/>
@@ -15990,7 +16825,120 @@
       </w:pPr>
     </w:lvl>
   </w:abstractNum>
-  <w:abstractNum w:abstractNumId="15" w15:restartNumberingAfterBreak="0">
+  <w:abstractNum w:abstractNumId="16" w15:restartNumberingAfterBreak="0">
+    <w:nsid w:val="155F076E"/>
+    <w:multiLevelType w:val="hybridMultilevel"/>
+    <w:tmpl w:val="68CCC1E0"/>
+    <w:lvl w:ilvl="0" w:tplc="0C0A0001">
+      <w:start w:val="1"/>
+      <w:numFmt w:val="bullet"/>
+      <w:lvlText w:val=""/>
+      <w:lvlJc w:val="left"/>
+      <w:pPr>
+        <w:ind w:left="1077" w:hanging="360"/>
+      </w:pPr>
+      <w:rPr>
+        <w:rFonts w:ascii="Symbol" w:hAnsi="Symbol" w:hint="default"/>
+      </w:rPr>
+    </w:lvl>
+    <w:lvl w:ilvl="1" w:tplc="0C0A0003" w:tentative="1">
+      <w:start w:val="1"/>
+      <w:numFmt w:val="bullet"/>
+      <w:lvlText w:val="o"/>
+      <w:lvlJc w:val="left"/>
+      <w:pPr>
+        <w:ind w:left="1797" w:hanging="360"/>
+      </w:pPr>
+      <w:rPr>
+        <w:rFonts w:ascii="Courier New" w:hAnsi="Courier New" w:cs="Courier New" w:hint="default"/>
+      </w:rPr>
+    </w:lvl>
+    <w:lvl w:ilvl="2" w:tplc="0C0A0005" w:tentative="1">
+      <w:start w:val="1"/>
+      <w:numFmt w:val="bullet"/>
+      <w:lvlText w:val=""/>
+      <w:lvlJc w:val="left"/>
+      <w:pPr>
+        <w:ind w:left="2517" w:hanging="360"/>
+      </w:pPr>
+      <w:rPr>
+        <w:rFonts w:ascii="Wingdings" w:hAnsi="Wingdings" w:hint="default"/>
+      </w:rPr>
+    </w:lvl>
+    <w:lvl w:ilvl="3" w:tplc="0C0A0001" w:tentative="1">
+      <w:start w:val="1"/>
+      <w:numFmt w:val="bullet"/>
+      <w:lvlText w:val=""/>
+      <w:lvlJc w:val="left"/>
+      <w:pPr>
+        <w:ind w:left="3237" w:hanging="360"/>
+      </w:pPr>
+      <w:rPr>
+        <w:rFonts w:ascii="Symbol" w:hAnsi="Symbol" w:hint="default"/>
+      </w:rPr>
+    </w:lvl>
+    <w:lvl w:ilvl="4" w:tplc="0C0A0003" w:tentative="1">
+      <w:start w:val="1"/>
+      <w:numFmt w:val="bullet"/>
+      <w:lvlText w:val="o"/>
+      <w:lvlJc w:val="left"/>
+      <w:pPr>
+        <w:ind w:left="3957" w:hanging="360"/>
+      </w:pPr>
+      <w:rPr>
+        <w:rFonts w:ascii="Courier New" w:hAnsi="Courier New" w:cs="Courier New" w:hint="default"/>
+      </w:rPr>
+    </w:lvl>
+    <w:lvl w:ilvl="5" w:tplc="0C0A0005" w:tentative="1">
+      <w:start w:val="1"/>
+      <w:numFmt w:val="bullet"/>
+      <w:lvlText w:val=""/>
+      <w:lvlJc w:val="left"/>
+      <w:pPr>
+        <w:ind w:left="4677" w:hanging="360"/>
+      </w:pPr>
+      <w:rPr>
+        <w:rFonts w:ascii="Wingdings" w:hAnsi="Wingdings" w:hint="default"/>
+      </w:rPr>
+    </w:lvl>
+    <w:lvl w:ilvl="6" w:tplc="0C0A0001" w:tentative="1">
+      <w:start w:val="1"/>
+      <w:numFmt w:val="bullet"/>
+      <w:lvlText w:val=""/>
+      <w:lvlJc w:val="left"/>
+      <w:pPr>
+        <w:ind w:left="5397" w:hanging="360"/>
+      </w:pPr>
+      <w:rPr>
+        <w:rFonts w:ascii="Symbol" w:hAnsi="Symbol" w:hint="default"/>
+      </w:rPr>
+    </w:lvl>
+    <w:lvl w:ilvl="7" w:tplc="0C0A0003" w:tentative="1">
+      <w:start w:val="1"/>
+      <w:numFmt w:val="bullet"/>
+      <w:lvlText w:val="o"/>
+      <w:lvlJc w:val="left"/>
+      <w:pPr>
+        <w:ind w:left="6117" w:hanging="360"/>
+      </w:pPr>
+      <w:rPr>
+        <w:rFonts w:ascii="Courier New" w:hAnsi="Courier New" w:cs="Courier New" w:hint="default"/>
+      </w:rPr>
+    </w:lvl>
+    <w:lvl w:ilvl="8" w:tplc="0C0A0005" w:tentative="1">
+      <w:start w:val="1"/>
+      <w:numFmt w:val="bullet"/>
+      <w:lvlText w:val=""/>
+      <w:lvlJc w:val="left"/>
+      <w:pPr>
+        <w:ind w:left="6837" w:hanging="360"/>
+      </w:pPr>
+      <w:rPr>
+        <w:rFonts w:ascii="Wingdings" w:hAnsi="Wingdings" w:hint="default"/>
+      </w:rPr>
+    </w:lvl>
+  </w:abstractNum>
+  <w:abstractNum w:abstractNumId="17" w15:restartNumberingAfterBreak="0">
     <w:nsid w:val="15B5726D"/>
     <w:multiLevelType w:val="multilevel"/>
     <w:tmpl w:val="14B601A0"/>
@@ -16103,7 +17051,7 @@
       </w:pPr>
     </w:lvl>
   </w:abstractNum>
-  <w:abstractNum w:abstractNumId="16" w15:restartNumberingAfterBreak="0">
+  <w:abstractNum w:abstractNumId="18" w15:restartNumberingAfterBreak="0">
     <w:nsid w:val="17D16090"/>
     <w:multiLevelType w:val="hybridMultilevel"/>
     <w:tmpl w:val="A33CE50E"/>
@@ -16216,7 +17164,7 @@
       </w:rPr>
     </w:lvl>
   </w:abstractNum>
-  <w:abstractNum w:abstractNumId="17" w15:restartNumberingAfterBreak="0">
+  <w:abstractNum w:abstractNumId="19" w15:restartNumberingAfterBreak="0">
     <w:nsid w:val="1AD87688"/>
     <w:multiLevelType w:val="multilevel"/>
     <w:tmpl w:val="076647A4"/>
@@ -16365,7 +17313,7 @@
       </w:rPr>
     </w:lvl>
   </w:abstractNum>
-  <w:abstractNum w:abstractNumId="18" w15:restartNumberingAfterBreak="0">
+  <w:abstractNum w:abstractNumId="20" w15:restartNumberingAfterBreak="0">
     <w:nsid w:val="1B7E5BCD"/>
     <w:multiLevelType w:val="multilevel"/>
     <w:tmpl w:val="FD460818"/>
@@ -16478,7 +17426,7 @@
       </w:pPr>
     </w:lvl>
   </w:abstractNum>
-  <w:abstractNum w:abstractNumId="19" w15:restartNumberingAfterBreak="0">
+  <w:abstractNum w:abstractNumId="21" w15:restartNumberingAfterBreak="0">
     <w:nsid w:val="210C706E"/>
     <w:multiLevelType w:val="multilevel"/>
     <w:tmpl w:val="EDFA514A"/>
@@ -16595,7 +17543,7 @@
       </w:pPr>
     </w:lvl>
   </w:abstractNum>
-  <w:abstractNum w:abstractNumId="20" w15:restartNumberingAfterBreak="0">
+  <w:abstractNum w:abstractNumId="22" w15:restartNumberingAfterBreak="0">
     <w:nsid w:val="216B39DA"/>
     <w:multiLevelType w:val="multilevel"/>
     <w:tmpl w:val="45D66E00"/>
@@ -16735,7 +17683,120 @@
       </w:rPr>
     </w:lvl>
   </w:abstractNum>
-  <w:abstractNum w:abstractNumId="21" w15:restartNumberingAfterBreak="0">
+  <w:abstractNum w:abstractNumId="23" w15:restartNumberingAfterBreak="0">
+    <w:nsid w:val="2BCA168A"/>
+    <w:multiLevelType w:val="hybridMultilevel"/>
+    <w:tmpl w:val="C0341F4E"/>
+    <w:lvl w:ilvl="0" w:tplc="0C0A0001">
+      <w:start w:val="1"/>
+      <w:numFmt w:val="bullet"/>
+      <w:lvlText w:val=""/>
+      <w:lvlJc w:val="left"/>
+      <w:pPr>
+        <w:ind w:left="1077" w:hanging="360"/>
+      </w:pPr>
+      <w:rPr>
+        <w:rFonts w:ascii="Symbol" w:hAnsi="Symbol" w:hint="default"/>
+      </w:rPr>
+    </w:lvl>
+    <w:lvl w:ilvl="1" w:tplc="0C0A0003" w:tentative="1">
+      <w:start w:val="1"/>
+      <w:numFmt w:val="bullet"/>
+      <w:lvlText w:val="o"/>
+      <w:lvlJc w:val="left"/>
+      <w:pPr>
+        <w:ind w:left="1797" w:hanging="360"/>
+      </w:pPr>
+      <w:rPr>
+        <w:rFonts w:ascii="Courier New" w:hAnsi="Courier New" w:cs="Courier New" w:hint="default"/>
+      </w:rPr>
+    </w:lvl>
+    <w:lvl w:ilvl="2" w:tplc="0C0A0005" w:tentative="1">
+      <w:start w:val="1"/>
+      <w:numFmt w:val="bullet"/>
+      <w:lvlText w:val=""/>
+      <w:lvlJc w:val="left"/>
+      <w:pPr>
+        <w:ind w:left="2517" w:hanging="360"/>
+      </w:pPr>
+      <w:rPr>
+        <w:rFonts w:ascii="Wingdings" w:hAnsi="Wingdings" w:hint="default"/>
+      </w:rPr>
+    </w:lvl>
+    <w:lvl w:ilvl="3" w:tplc="0C0A0001" w:tentative="1">
+      <w:start w:val="1"/>
+      <w:numFmt w:val="bullet"/>
+      <w:lvlText w:val=""/>
+      <w:lvlJc w:val="left"/>
+      <w:pPr>
+        <w:ind w:left="3237" w:hanging="360"/>
+      </w:pPr>
+      <w:rPr>
+        <w:rFonts w:ascii="Symbol" w:hAnsi="Symbol" w:hint="default"/>
+      </w:rPr>
+    </w:lvl>
+    <w:lvl w:ilvl="4" w:tplc="0C0A0003" w:tentative="1">
+      <w:start w:val="1"/>
+      <w:numFmt w:val="bullet"/>
+      <w:lvlText w:val="o"/>
+      <w:lvlJc w:val="left"/>
+      <w:pPr>
+        <w:ind w:left="3957" w:hanging="360"/>
+      </w:pPr>
+      <w:rPr>
+        <w:rFonts w:ascii="Courier New" w:hAnsi="Courier New" w:cs="Courier New" w:hint="default"/>
+      </w:rPr>
+    </w:lvl>
+    <w:lvl w:ilvl="5" w:tplc="0C0A0005" w:tentative="1">
+      <w:start w:val="1"/>
+      <w:numFmt w:val="bullet"/>
+      <w:lvlText w:val=""/>
+      <w:lvlJc w:val="left"/>
+      <w:pPr>
+        <w:ind w:left="4677" w:hanging="360"/>
+      </w:pPr>
+      <w:rPr>
+        <w:rFonts w:ascii="Wingdings" w:hAnsi="Wingdings" w:hint="default"/>
+      </w:rPr>
+    </w:lvl>
+    <w:lvl w:ilvl="6" w:tplc="0C0A0001" w:tentative="1">
+      <w:start w:val="1"/>
+      <w:numFmt w:val="bullet"/>
+      <w:lvlText w:val=""/>
+      <w:lvlJc w:val="left"/>
+      <w:pPr>
+        <w:ind w:left="5397" w:hanging="360"/>
+      </w:pPr>
+      <w:rPr>
+        <w:rFonts w:ascii="Symbol" w:hAnsi="Symbol" w:hint="default"/>
+      </w:rPr>
+    </w:lvl>
+    <w:lvl w:ilvl="7" w:tplc="0C0A0003" w:tentative="1">
+      <w:start w:val="1"/>
+      <w:numFmt w:val="bullet"/>
+      <w:lvlText w:val="o"/>
+      <w:lvlJc w:val="left"/>
+      <w:pPr>
+        <w:ind w:left="6117" w:hanging="360"/>
+      </w:pPr>
+      <w:rPr>
+        <w:rFonts w:ascii="Courier New" w:hAnsi="Courier New" w:cs="Courier New" w:hint="default"/>
+      </w:rPr>
+    </w:lvl>
+    <w:lvl w:ilvl="8" w:tplc="0C0A0005" w:tentative="1">
+      <w:start w:val="1"/>
+      <w:numFmt w:val="bullet"/>
+      <w:lvlText w:val=""/>
+      <w:lvlJc w:val="left"/>
+      <w:pPr>
+        <w:ind w:left="6837" w:hanging="360"/>
+      </w:pPr>
+      <w:rPr>
+        <w:rFonts w:ascii="Wingdings" w:hAnsi="Wingdings" w:hint="default"/>
+      </w:rPr>
+    </w:lvl>
+  </w:abstractNum>
+  <w:abstractNum w:abstractNumId="24" w15:restartNumberingAfterBreak="0">
     <w:nsid w:val="2BEE0818"/>
     <w:multiLevelType w:val="multilevel"/>
     <w:tmpl w:val="6DBEAC04"/>
@@ -16884,7 +17945,7 @@
       </w:rPr>
     </w:lvl>
   </w:abstractNum>
-  <w:abstractNum w:abstractNumId="22" w15:restartNumberingAfterBreak="0">
+  <w:abstractNum w:abstractNumId="25" w15:restartNumberingAfterBreak="0">
     <w:nsid w:val="2CED3286"/>
     <w:multiLevelType w:val="multilevel"/>
     <w:tmpl w:val="0DCEFBEC"/>
@@ -16979,7 +18040,7 @@
       </w:pPr>
     </w:lvl>
   </w:abstractNum>
-  <w:abstractNum w:abstractNumId="23" w15:restartNumberingAfterBreak="0">
+  <w:abstractNum w:abstractNumId="26" w15:restartNumberingAfterBreak="0">
     <w:nsid w:val="34B844AD"/>
     <w:multiLevelType w:val="multilevel"/>
     <w:tmpl w:val="AE628106"/>
@@ -17092,7 +18153,7 @@
       </w:pPr>
     </w:lvl>
   </w:abstractNum>
-  <w:abstractNum w:abstractNumId="24" w15:restartNumberingAfterBreak="0">
+  <w:abstractNum w:abstractNumId="27" w15:restartNumberingAfterBreak="0">
     <w:nsid w:val="35ED0668"/>
     <w:multiLevelType w:val="multilevel"/>
     <w:tmpl w:val="F9CA6292"/>
@@ -17241,7 +18302,305 @@
       </w:rPr>
     </w:lvl>
   </w:abstractNum>
-  <w:abstractNum w:abstractNumId="25" w15:restartNumberingAfterBreak="0">
+  <w:abstractNum w:abstractNumId="28" w15:restartNumberingAfterBreak="0">
+    <w:nsid w:val="360108D2"/>
+    <w:multiLevelType w:val="multilevel"/>
+    <w:tmpl w:val="021649F8"/>
+    <w:lvl w:ilvl="0">
+      <w:start w:val="1"/>
+      <w:numFmt w:val="bullet"/>
+      <w:lvlText w:val=""/>
+      <w:lvlJc w:val="left"/>
+      <w:pPr>
+        <w:tabs>
+          <w:tab w:val="num" w:pos="720"/>
+        </w:tabs>
+        <w:ind w:left="720" w:hanging="360"/>
+      </w:pPr>
+      <w:rPr>
+        <w:rFonts w:ascii="Symbol" w:hAnsi="Symbol" w:hint="default"/>
+        <w:sz w:val="20"/>
+      </w:rPr>
+    </w:lvl>
+    <w:lvl w:ilvl="1" w:tentative="1">
+      <w:start w:val="1"/>
+      <w:numFmt w:val="bullet"/>
+      <w:lvlText w:val="o"/>
+      <w:lvlJc w:val="left"/>
+      <w:pPr>
+        <w:tabs>
+          <w:tab w:val="num" w:pos="1440"/>
+        </w:tabs>
+        <w:ind w:left="1440" w:hanging="360"/>
+      </w:pPr>
+      <w:rPr>
+        <w:rFonts w:ascii="Courier New" w:hAnsi="Courier New" w:hint="default"/>
+        <w:sz w:val="20"/>
+      </w:rPr>
+    </w:lvl>
+    <w:lvl w:ilvl="2" w:tentative="1">
+      <w:start w:val="1"/>
+      <w:numFmt w:val="bullet"/>
+      <w:lvlText w:val=""/>
+      <w:lvlJc w:val="left"/>
+      <w:pPr>
+        <w:tabs>
+          <w:tab w:val="num" w:pos="2160"/>
+        </w:tabs>
+        <w:ind w:left="2160" w:hanging="360"/>
+      </w:pPr>
+      <w:rPr>
+        <w:rFonts w:ascii="Wingdings" w:hAnsi="Wingdings" w:hint="default"/>
+        <w:sz w:val="20"/>
+      </w:rPr>
+    </w:lvl>
+    <w:lvl w:ilvl="3" w:tentative="1">
+      <w:start w:val="1"/>
+      <w:numFmt w:val="bullet"/>
+      <w:lvlText w:val=""/>
+      <w:lvlJc w:val="left"/>
+      <w:pPr>
+        <w:tabs>
+          <w:tab w:val="num" w:pos="2880"/>
+        </w:tabs>
+        <w:ind w:left="2880" w:hanging="360"/>
+      </w:pPr>
+      <w:rPr>
+        <w:rFonts w:ascii="Wingdings" w:hAnsi="Wingdings" w:hint="default"/>
+        <w:sz w:val="20"/>
+      </w:rPr>
+    </w:lvl>
+    <w:lvl w:ilvl="4" w:tentative="1">
+      <w:start w:val="1"/>
+      <w:numFmt w:val="bullet"/>
+      <w:lvlText w:val=""/>
+      <w:lvlJc w:val="left"/>
+      <w:pPr>
+        <w:tabs>
+          <w:tab w:val="num" w:pos="3600"/>
+        </w:tabs>
+        <w:ind w:left="3600" w:hanging="360"/>
+      </w:pPr>
+      <w:rPr>
+        <w:rFonts w:ascii="Wingdings" w:hAnsi="Wingdings" w:hint="default"/>
+        <w:sz w:val="20"/>
+      </w:rPr>
+    </w:lvl>
+    <w:lvl w:ilvl="5" w:tentative="1">
+      <w:start w:val="1"/>
+      <w:numFmt w:val="bullet"/>
+      <w:lvlText w:val=""/>
+      <w:lvlJc w:val="left"/>
+      <w:pPr>
+        <w:tabs>
+          <w:tab w:val="num" w:pos="4320"/>
+        </w:tabs>
+        <w:ind w:left="4320" w:hanging="360"/>
+      </w:pPr>
+      <w:rPr>
+        <w:rFonts w:ascii="Wingdings" w:hAnsi="Wingdings" w:hint="default"/>
+        <w:sz w:val="20"/>
+      </w:rPr>
+    </w:lvl>
+    <w:lvl w:ilvl="6" w:tentative="1">
+      <w:start w:val="1"/>
+      <w:numFmt w:val="bullet"/>
+      <w:lvlText w:val=""/>
+      <w:lvlJc w:val="left"/>
+      <w:pPr>
+        <w:tabs>
+          <w:tab w:val="num" w:pos="5040"/>
+        </w:tabs>
+        <w:ind w:left="5040" w:hanging="360"/>
+      </w:pPr>
+      <w:rPr>
+        <w:rFonts w:ascii="Wingdings" w:hAnsi="Wingdings" w:hint="default"/>
+        <w:sz w:val="20"/>
+      </w:rPr>
+    </w:lvl>
+    <w:lvl w:ilvl="7" w:tentative="1">
+      <w:start w:val="1"/>
+      <w:numFmt w:val="bullet"/>
+      <w:lvlText w:val=""/>
+      <w:lvlJc w:val="left"/>
+      <w:pPr>
+        <w:tabs>
+          <w:tab w:val="num" w:pos="5760"/>
+        </w:tabs>
+        <w:ind w:left="5760" w:hanging="360"/>
+      </w:pPr>
+      <w:rPr>
+        <w:rFonts w:ascii="Wingdings" w:hAnsi="Wingdings" w:hint="default"/>
+        <w:sz w:val="20"/>
+      </w:rPr>
+    </w:lvl>
+    <w:lvl w:ilvl="8" w:tentative="1">
+      <w:start w:val="1"/>
+      <w:numFmt w:val="bullet"/>
+      <w:lvlText w:val=""/>
+      <w:lvlJc w:val="left"/>
+      <w:pPr>
+        <w:tabs>
+          <w:tab w:val="num" w:pos="6480"/>
+        </w:tabs>
+        <w:ind w:left="6480" w:hanging="360"/>
+      </w:pPr>
+      <w:rPr>
+        <w:rFonts w:ascii="Wingdings" w:hAnsi="Wingdings" w:hint="default"/>
+        <w:sz w:val="20"/>
+      </w:rPr>
+    </w:lvl>
+  </w:abstractNum>
+  <w:abstractNum w:abstractNumId="29" w15:restartNumberingAfterBreak="0">
+    <w:nsid w:val="36080AF2"/>
+    <w:multiLevelType w:val="multilevel"/>
+    <w:tmpl w:val="161ED680"/>
+    <w:lvl w:ilvl="0">
+      <w:start w:val="1"/>
+      <w:numFmt w:val="bullet"/>
+      <w:lvlText w:val=""/>
+      <w:lvlJc w:val="left"/>
+      <w:pPr>
+        <w:tabs>
+          <w:tab w:val="num" w:pos="720"/>
+        </w:tabs>
+        <w:ind w:left="720" w:hanging="360"/>
+      </w:pPr>
+      <w:rPr>
+        <w:rFonts w:ascii="Symbol" w:hAnsi="Symbol" w:hint="default"/>
+        <w:sz w:val="20"/>
+      </w:rPr>
+    </w:lvl>
+    <w:lvl w:ilvl="1" w:tentative="1">
+      <w:start w:val="1"/>
+      <w:numFmt w:val="bullet"/>
+      <w:lvlText w:val="o"/>
+      <w:lvlJc w:val="left"/>
+      <w:pPr>
+        <w:tabs>
+          <w:tab w:val="num" w:pos="1440"/>
+        </w:tabs>
+        <w:ind w:left="1440" w:hanging="360"/>
+      </w:pPr>
+      <w:rPr>
+        <w:rFonts w:ascii="Courier New" w:hAnsi="Courier New" w:hint="default"/>
+        <w:sz w:val="20"/>
+      </w:rPr>
+    </w:lvl>
+    <w:lvl w:ilvl="2" w:tentative="1">
+      <w:start w:val="1"/>
+      <w:numFmt w:val="bullet"/>
+      <w:lvlText w:val=""/>
+      <w:lvlJc w:val="left"/>
+      <w:pPr>
+        <w:tabs>
+          <w:tab w:val="num" w:pos="2160"/>
+        </w:tabs>
+        <w:ind w:left="2160" w:hanging="360"/>
+      </w:pPr>
+      <w:rPr>
+        <w:rFonts w:ascii="Wingdings" w:hAnsi="Wingdings" w:hint="default"/>
+        <w:sz w:val="20"/>
+      </w:rPr>
+    </w:lvl>
+    <w:lvl w:ilvl="3" w:tentative="1">
+      <w:start w:val="1"/>
+      <w:numFmt w:val="bullet"/>
+      <w:lvlText w:val=""/>
+      <w:lvlJc w:val="left"/>
+      <w:pPr>
+        <w:tabs>
+          <w:tab w:val="num" w:pos="2880"/>
+        </w:tabs>
+        <w:ind w:left="2880" w:hanging="360"/>
+      </w:pPr>
+      <w:rPr>
+        <w:rFonts w:ascii="Wingdings" w:hAnsi="Wingdings" w:hint="default"/>
+        <w:sz w:val="20"/>
+      </w:rPr>
+    </w:lvl>
+    <w:lvl w:ilvl="4" w:tentative="1">
+      <w:start w:val="1"/>
+      <w:numFmt w:val="bullet"/>
+      <w:lvlText w:val=""/>
+      <w:lvlJc w:val="left"/>
+      <w:pPr>
+        <w:tabs>
+          <w:tab w:val="num" w:pos="3600"/>
+        </w:tabs>
+        <w:ind w:left="3600" w:hanging="360"/>
+      </w:pPr>
+      <w:rPr>
+        <w:rFonts w:ascii="Wingdings" w:hAnsi="Wingdings" w:hint="default"/>
+        <w:sz w:val="20"/>
+      </w:rPr>
+    </w:lvl>
+    <w:lvl w:ilvl="5" w:tentative="1">
+      <w:start w:val="1"/>
+      <w:numFmt w:val="bullet"/>
+      <w:lvlText w:val=""/>
+      <w:lvlJc w:val="left"/>
+      <w:pPr>
+        <w:tabs>
+          <w:tab w:val="num" w:pos="4320"/>
+        </w:tabs>
+        <w:ind w:left="4320" w:hanging="360"/>
+      </w:pPr>
+      <w:rPr>
+        <w:rFonts w:ascii="Wingdings" w:hAnsi="Wingdings" w:hint="default"/>
+        <w:sz w:val="20"/>
+      </w:rPr>
+    </w:lvl>
+    <w:lvl w:ilvl="6" w:tentative="1">
+      <w:start w:val="1"/>
+      <w:numFmt w:val="bullet"/>
+      <w:lvlText w:val=""/>
+      <w:lvlJc w:val="left"/>
+      <w:pPr>
+        <w:tabs>
+          <w:tab w:val="num" w:pos="5040"/>
+        </w:tabs>
+        <w:ind w:left="5040" w:hanging="360"/>
+      </w:pPr>
+      <w:rPr>
+        <w:rFonts w:ascii="Wingdings" w:hAnsi="Wingdings" w:hint="default"/>
+        <w:sz w:val="20"/>
+      </w:rPr>
+    </w:lvl>
+    <w:lvl w:ilvl="7" w:tentative="1">
+      <w:start w:val="1"/>
+      <w:numFmt w:val="bullet"/>
+      <w:lvlText w:val=""/>
+      <w:lvlJc w:val="left"/>
+      <w:pPr>
+        <w:tabs>
+          <w:tab w:val="num" w:pos="5760"/>
+        </w:tabs>
+        <w:ind w:left="5760" w:hanging="360"/>
+      </w:pPr>
+      <w:rPr>
+        <w:rFonts w:ascii="Wingdings" w:hAnsi="Wingdings" w:hint="default"/>
+        <w:sz w:val="20"/>
+      </w:rPr>
+    </w:lvl>
+    <w:lvl w:ilvl="8" w:tentative="1">
+      <w:start w:val="1"/>
+      <w:numFmt w:val="bullet"/>
+      <w:lvlText w:val=""/>
+      <w:lvlJc w:val="left"/>
+      <w:pPr>
+        <w:tabs>
+          <w:tab w:val="num" w:pos="6480"/>
+        </w:tabs>
+        <w:ind w:left="6480" w:hanging="360"/>
+      </w:pPr>
+      <w:rPr>
+        <w:rFonts w:ascii="Wingdings" w:hAnsi="Wingdings" w:hint="default"/>
+        <w:sz w:val="20"/>
+      </w:rPr>
+    </w:lvl>
+  </w:abstractNum>
+  <w:abstractNum w:abstractNumId="30" w15:restartNumberingAfterBreak="0">
     <w:nsid w:val="3D10441D"/>
     <w:multiLevelType w:val="multilevel"/>
     <w:tmpl w:val="A2EA6756"/>
@@ -17381,7 +18740,7 @@
       </w:rPr>
     </w:lvl>
   </w:abstractNum>
-  <w:abstractNum w:abstractNumId="26" w15:restartNumberingAfterBreak="0">
+  <w:abstractNum w:abstractNumId="31" w15:restartNumberingAfterBreak="0">
     <w:nsid w:val="480C30B5"/>
     <w:multiLevelType w:val="multilevel"/>
     <w:tmpl w:val="B3A2EC8E"/>
@@ -17521,7 +18880,7 @@
       </w:rPr>
     </w:lvl>
   </w:abstractNum>
-  <w:abstractNum w:abstractNumId="27" w15:restartNumberingAfterBreak="0">
+  <w:abstractNum w:abstractNumId="32" w15:restartNumberingAfterBreak="0">
     <w:nsid w:val="49B745FC"/>
     <w:multiLevelType w:val="hybridMultilevel"/>
     <w:tmpl w:val="0A6413E0"/>
@@ -17634,7 +18993,269 @@
       </w:rPr>
     </w:lvl>
   </w:abstractNum>
-  <w:abstractNum w:abstractNumId="28" w15:restartNumberingAfterBreak="0">
+  <w:abstractNum w:abstractNumId="33" w15:restartNumberingAfterBreak="0">
+    <w:nsid w:val="4DD40B20"/>
+    <w:multiLevelType w:val="multilevel"/>
+    <w:tmpl w:val="F83CD016"/>
+    <w:lvl w:ilvl="0">
+      <w:start w:val="1"/>
+      <w:numFmt w:val="bullet"/>
+      <w:lvlText w:val=""/>
+      <w:lvlJc w:val="left"/>
+      <w:pPr>
+        <w:tabs>
+          <w:tab w:val="num" w:pos="3600"/>
+        </w:tabs>
+        <w:ind w:left="3600" w:hanging="360"/>
+      </w:pPr>
+      <w:rPr>
+        <w:rFonts w:ascii="Symbol" w:hAnsi="Symbol" w:hint="default"/>
+        <w:sz w:val="20"/>
+      </w:rPr>
+    </w:lvl>
+    <w:lvl w:ilvl="1" w:tentative="1">
+      <w:start w:val="1"/>
+      <w:numFmt w:val="bullet"/>
+      <w:lvlText w:val="o"/>
+      <w:lvlJc w:val="left"/>
+      <w:pPr>
+        <w:tabs>
+          <w:tab w:val="num" w:pos="4320"/>
+        </w:tabs>
+        <w:ind w:left="4320" w:hanging="360"/>
+      </w:pPr>
+      <w:rPr>
+        <w:rFonts w:ascii="Courier New" w:hAnsi="Courier New" w:hint="default"/>
+        <w:sz w:val="20"/>
+      </w:rPr>
+    </w:lvl>
+    <w:lvl w:ilvl="2" w:tentative="1">
+      <w:start w:val="1"/>
+      <w:numFmt w:val="bullet"/>
+      <w:lvlText w:val=""/>
+      <w:lvlJc w:val="left"/>
+      <w:pPr>
+        <w:tabs>
+          <w:tab w:val="num" w:pos="5040"/>
+        </w:tabs>
+        <w:ind w:left="5040" w:hanging="360"/>
+      </w:pPr>
+      <w:rPr>
+        <w:rFonts w:ascii="Wingdings" w:hAnsi="Wingdings" w:hint="default"/>
+        <w:sz w:val="20"/>
+      </w:rPr>
+    </w:lvl>
+    <w:lvl w:ilvl="3" w:tentative="1">
+      <w:start w:val="1"/>
+      <w:numFmt w:val="bullet"/>
+      <w:lvlText w:val=""/>
+      <w:lvlJc w:val="left"/>
+      <w:pPr>
+        <w:tabs>
+          <w:tab w:val="num" w:pos="5760"/>
+        </w:tabs>
+        <w:ind w:left="5760" w:hanging="360"/>
+      </w:pPr>
+      <w:rPr>
+        <w:rFonts w:ascii="Wingdings" w:hAnsi="Wingdings" w:hint="default"/>
+        <w:sz w:val="20"/>
+      </w:rPr>
+    </w:lvl>
+    <w:lvl w:ilvl="4" w:tentative="1">
+      <w:start w:val="1"/>
+      <w:numFmt w:val="bullet"/>
+      <w:lvlText w:val=""/>
+      <w:lvlJc w:val="left"/>
+      <w:pPr>
+        <w:tabs>
+          <w:tab w:val="num" w:pos="6480"/>
+        </w:tabs>
+        <w:ind w:left="6480" w:hanging="360"/>
+      </w:pPr>
+      <w:rPr>
+        <w:rFonts w:ascii="Wingdings" w:hAnsi="Wingdings" w:hint="default"/>
+        <w:sz w:val="20"/>
+      </w:rPr>
+    </w:lvl>
+    <w:lvl w:ilvl="5" w:tentative="1">
+      <w:start w:val="1"/>
+      <w:numFmt w:val="bullet"/>
+      <w:lvlText w:val=""/>
+      <w:lvlJc w:val="left"/>
+      <w:pPr>
+        <w:tabs>
+          <w:tab w:val="num" w:pos="7200"/>
+        </w:tabs>
+        <w:ind w:left="7200" w:hanging="360"/>
+      </w:pPr>
+      <w:rPr>
+        <w:rFonts w:ascii="Wingdings" w:hAnsi="Wingdings" w:hint="default"/>
+        <w:sz w:val="20"/>
+      </w:rPr>
+    </w:lvl>
+    <w:lvl w:ilvl="6" w:tentative="1">
+      <w:start w:val="1"/>
+      <w:numFmt w:val="bullet"/>
+      <w:lvlText w:val=""/>
+      <w:lvlJc w:val="left"/>
+      <w:pPr>
+        <w:tabs>
+          <w:tab w:val="num" w:pos="7920"/>
+        </w:tabs>
+        <w:ind w:left="7920" w:hanging="360"/>
+      </w:pPr>
+      <w:rPr>
+        <w:rFonts w:ascii="Wingdings" w:hAnsi="Wingdings" w:hint="default"/>
+        <w:sz w:val="20"/>
+      </w:rPr>
+    </w:lvl>
+    <w:lvl w:ilvl="7" w:tentative="1">
+      <w:start w:val="1"/>
+      <w:numFmt w:val="bullet"/>
+      <w:lvlText w:val=""/>
+      <w:lvlJc w:val="left"/>
+      <w:pPr>
+        <w:tabs>
+          <w:tab w:val="num" w:pos="8640"/>
+        </w:tabs>
+        <w:ind w:left="8640" w:hanging="360"/>
+      </w:pPr>
+      <w:rPr>
+        <w:rFonts w:ascii="Wingdings" w:hAnsi="Wingdings" w:hint="default"/>
+        <w:sz w:val="20"/>
+      </w:rPr>
+    </w:lvl>
+    <w:lvl w:ilvl="8" w:tentative="1">
+      <w:start w:val="1"/>
+      <w:numFmt w:val="bullet"/>
+      <w:lvlText w:val=""/>
+      <w:lvlJc w:val="left"/>
+      <w:pPr>
+        <w:tabs>
+          <w:tab w:val="num" w:pos="9360"/>
+        </w:tabs>
+        <w:ind w:left="9360" w:hanging="360"/>
+      </w:pPr>
+      <w:rPr>
+        <w:rFonts w:ascii="Wingdings" w:hAnsi="Wingdings" w:hint="default"/>
+        <w:sz w:val="20"/>
+      </w:rPr>
+    </w:lvl>
+  </w:abstractNum>
+  <w:abstractNum w:abstractNumId="34" w15:restartNumberingAfterBreak="0">
+    <w:nsid w:val="50DA01E7"/>
+    <w:multiLevelType w:val="hybridMultilevel"/>
+    <w:tmpl w:val="7096A168"/>
+    <w:lvl w:ilvl="0" w:tplc="0C0A0001">
+      <w:start w:val="1"/>
+      <w:numFmt w:val="bullet"/>
+      <w:lvlText w:val=""/>
+      <w:lvlJc w:val="left"/>
+      <w:pPr>
+        <w:ind w:left="1428" w:hanging="360"/>
+      </w:pPr>
+      <w:rPr>
+        <w:rFonts w:ascii="Symbol" w:hAnsi="Symbol" w:hint="default"/>
+      </w:rPr>
+    </w:lvl>
+    <w:lvl w:ilvl="1" w:tplc="0C0A0003" w:tentative="1">
+      <w:start w:val="1"/>
+      <w:numFmt w:val="bullet"/>
+      <w:lvlText w:val="o"/>
+      <w:lvlJc w:val="left"/>
+      <w:pPr>
+        <w:ind w:left="2148" w:hanging="360"/>
+      </w:pPr>
+      <w:rPr>
+        <w:rFonts w:ascii="Courier New" w:hAnsi="Courier New" w:cs="Courier New" w:hint="default"/>
+      </w:rPr>
+    </w:lvl>
+    <w:lvl w:ilvl="2" w:tplc="0C0A0005" w:tentative="1">
+      <w:start w:val="1"/>
+      <w:numFmt w:val="bullet"/>
+      <w:lvlText w:val=""/>
+      <w:lvlJc w:val="left"/>
+      <w:pPr>
+        <w:ind w:left="2868" w:hanging="360"/>
+      </w:pPr>
+      <w:rPr>
+        <w:rFonts w:ascii="Wingdings" w:hAnsi="Wingdings" w:hint="default"/>
+      </w:rPr>
+    </w:lvl>
+    <w:lvl w:ilvl="3" w:tplc="0C0A0001" w:tentative="1">
+      <w:start w:val="1"/>
+      <w:numFmt w:val="bullet"/>
+      <w:lvlText w:val=""/>
+      <w:lvlJc w:val="left"/>
+      <w:pPr>
+        <w:ind w:left="3588" w:hanging="360"/>
+      </w:pPr>
+      <w:rPr>
+        <w:rFonts w:ascii="Symbol" w:hAnsi="Symbol" w:hint="default"/>
+      </w:rPr>
+    </w:lvl>
+    <w:lvl w:ilvl="4" w:tplc="0C0A0003" w:tentative="1">
+      <w:start w:val="1"/>
+      <w:numFmt w:val="bullet"/>
+      <w:lvlText w:val="o"/>
+      <w:lvlJc w:val="left"/>
+      <w:pPr>
+        <w:ind w:left="4308" w:hanging="360"/>
+      </w:pPr>
+      <w:rPr>
+        <w:rFonts w:ascii="Courier New" w:hAnsi="Courier New" w:cs="Courier New" w:hint="default"/>
+      </w:rPr>
+    </w:lvl>
+    <w:lvl w:ilvl="5" w:tplc="0C0A0005" w:tentative="1">
+      <w:start w:val="1"/>
+      <w:numFmt w:val="bullet"/>
+      <w:lvlText w:val=""/>
+      <w:lvlJc w:val="left"/>
+      <w:pPr>
+        <w:ind w:left="5028" w:hanging="360"/>
+      </w:pPr>
+      <w:rPr>
+        <w:rFonts w:ascii="Wingdings" w:hAnsi="Wingdings" w:hint="default"/>
+      </w:rPr>
+    </w:lvl>
+    <w:lvl w:ilvl="6" w:tplc="0C0A0001" w:tentative="1">
+      <w:start w:val="1"/>
+      <w:numFmt w:val="bullet"/>
+      <w:lvlText w:val=""/>
+      <w:lvlJc w:val="left"/>
+      <w:pPr>
+        <w:ind w:left="5748" w:hanging="360"/>
+      </w:pPr>
+      <w:rPr>
+        <w:rFonts w:ascii="Symbol" w:hAnsi="Symbol" w:hint="default"/>
+      </w:rPr>
+    </w:lvl>
+    <w:lvl w:ilvl="7" w:tplc="0C0A0003" w:tentative="1">
+      <w:start w:val="1"/>
+      <w:numFmt w:val="bullet"/>
+      <w:lvlText w:val="o"/>
+      <w:lvlJc w:val="left"/>
+      <w:pPr>
+        <w:ind w:left="6468" w:hanging="360"/>
+      </w:pPr>
+      <w:rPr>
+        <w:rFonts w:ascii="Courier New" w:hAnsi="Courier New" w:cs="Courier New" w:hint="default"/>
+      </w:rPr>
+    </w:lvl>
+    <w:lvl w:ilvl="8" w:tplc="0C0A0005" w:tentative="1">
+      <w:start w:val="1"/>
+      <w:numFmt w:val="bullet"/>
+      <w:lvlText w:val=""/>
+      <w:lvlJc w:val="left"/>
+      <w:pPr>
+        <w:ind w:left="7188" w:hanging="360"/>
+      </w:pPr>
+      <w:rPr>
+        <w:rFonts w:ascii="Wingdings" w:hAnsi="Wingdings" w:hint="default"/>
+      </w:rPr>
+    </w:lvl>
+  </w:abstractNum>
+  <w:abstractNum w:abstractNumId="35" w15:restartNumberingAfterBreak="0">
     <w:nsid w:val="528A44CC"/>
     <w:multiLevelType w:val="multilevel"/>
     <w:tmpl w:val="FF12F8EA"/>
@@ -17774,7 +19395,7 @@
       </w:rPr>
     </w:lvl>
   </w:abstractNum>
-  <w:abstractNum w:abstractNumId="29" w15:restartNumberingAfterBreak="0">
+  <w:abstractNum w:abstractNumId="36" w15:restartNumberingAfterBreak="0">
     <w:nsid w:val="56EA1EAF"/>
     <w:multiLevelType w:val="multilevel"/>
     <w:tmpl w:val="C79C3080"/>
@@ -17887,7 +19508,7 @@
       </w:pPr>
     </w:lvl>
   </w:abstractNum>
-  <w:abstractNum w:abstractNumId="30" w15:restartNumberingAfterBreak="0">
+  <w:abstractNum w:abstractNumId="37" w15:restartNumberingAfterBreak="0">
     <w:nsid w:val="61292A82"/>
     <w:multiLevelType w:val="multilevel"/>
     <w:tmpl w:val="10F0450A"/>
@@ -18027,7 +19648,7 @@
       </w:rPr>
     </w:lvl>
   </w:abstractNum>
-  <w:abstractNum w:abstractNumId="31" w15:restartNumberingAfterBreak="0">
+  <w:abstractNum w:abstractNumId="38" w15:restartNumberingAfterBreak="0">
     <w:nsid w:val="614B5575"/>
     <w:multiLevelType w:val="hybridMultilevel"/>
     <w:tmpl w:val="0406A6C8"/>
@@ -18141,7 +19762,7 @@
       </w:rPr>
     </w:lvl>
   </w:abstractNum>
-  <w:abstractNum w:abstractNumId="32" w15:restartNumberingAfterBreak="0">
+  <w:abstractNum w:abstractNumId="39" w15:restartNumberingAfterBreak="0">
     <w:nsid w:val="61FF33FD"/>
     <w:multiLevelType w:val="multilevel"/>
     <w:tmpl w:val="70B65930"/>
@@ -18281,7 +19902,7 @@
       </w:rPr>
     </w:lvl>
   </w:abstractNum>
-  <w:abstractNum w:abstractNumId="33" w15:restartNumberingAfterBreak="0">
+  <w:abstractNum w:abstractNumId="40" w15:restartNumberingAfterBreak="0">
     <w:nsid w:val="65913E8C"/>
     <w:multiLevelType w:val="multilevel"/>
     <w:tmpl w:val="970643DA"/>
@@ -18430,7 +20051,7 @@
       </w:rPr>
     </w:lvl>
   </w:abstractNum>
-  <w:abstractNum w:abstractNumId="34" w15:restartNumberingAfterBreak="0">
+  <w:abstractNum w:abstractNumId="41" w15:restartNumberingAfterBreak="0">
     <w:nsid w:val="6BF31981"/>
     <w:multiLevelType w:val="multilevel"/>
     <w:tmpl w:val="2C64408A"/>
@@ -18570,7 +20191,7 @@
       </w:rPr>
     </w:lvl>
   </w:abstractNum>
-  <w:abstractNum w:abstractNumId="35" w15:restartNumberingAfterBreak="0">
+  <w:abstractNum w:abstractNumId="42" w15:restartNumberingAfterBreak="0">
     <w:nsid w:val="73B4C88C"/>
     <w:multiLevelType w:val="hybridMultilevel"/>
     <w:tmpl w:val="6D8C17A2"/>
@@ -18656,7 +20277,156 @@
       </w:pPr>
     </w:lvl>
   </w:abstractNum>
-  <w:abstractNum w:abstractNumId="36" w15:restartNumberingAfterBreak="0">
+  <w:abstractNum w:abstractNumId="43" w15:restartNumberingAfterBreak="0">
+    <w:nsid w:val="75354E8A"/>
+    <w:multiLevelType w:val="multilevel"/>
+    <w:tmpl w:val="A78C158A"/>
+    <w:lvl w:ilvl="0">
+      <w:start w:val="1"/>
+      <w:numFmt w:val="bullet"/>
+      <w:lvlText w:val=""/>
+      <w:lvlJc w:val="left"/>
+      <w:pPr>
+        <w:tabs>
+          <w:tab w:val="num" w:pos="720"/>
+        </w:tabs>
+        <w:ind w:left="720" w:hanging="360"/>
+      </w:pPr>
+      <w:rPr>
+        <w:rFonts w:ascii="Symbol" w:hAnsi="Symbol" w:hint="default"/>
+        <w:sz w:val="20"/>
+      </w:rPr>
+    </w:lvl>
+    <w:lvl w:ilvl="1" w:tentative="1">
+      <w:start w:val="1"/>
+      <w:numFmt w:val="bullet"/>
+      <w:lvlText w:val="o"/>
+      <w:lvlJc w:val="left"/>
+      <w:pPr>
+        <w:tabs>
+          <w:tab w:val="num" w:pos="1440"/>
+        </w:tabs>
+        <w:ind w:left="1440" w:hanging="360"/>
+      </w:pPr>
+      <w:rPr>
+        <w:rFonts w:ascii="Courier New" w:hAnsi="Courier New" w:hint="default"/>
+        <w:sz w:val="20"/>
+      </w:rPr>
+    </w:lvl>
+    <w:lvl w:ilvl="2" w:tentative="1">
+      <w:start w:val="1"/>
+      <w:numFmt w:val="bullet"/>
+      <w:lvlText w:val=""/>
+      <w:lvlJc w:val="left"/>
+      <w:pPr>
+        <w:tabs>
+          <w:tab w:val="num" w:pos="2160"/>
+        </w:tabs>
+        <w:ind w:left="2160" w:hanging="360"/>
+      </w:pPr>
+      <w:rPr>
+        <w:rFonts w:ascii="Wingdings" w:hAnsi="Wingdings" w:hint="default"/>
+        <w:sz w:val="20"/>
+      </w:rPr>
+    </w:lvl>
+    <w:lvl w:ilvl="3" w:tentative="1">
+      <w:start w:val="1"/>
+      <w:numFmt w:val="bullet"/>
+      <w:lvlText w:val=""/>
+      <w:lvlJc w:val="left"/>
+      <w:pPr>
+        <w:tabs>
+          <w:tab w:val="num" w:pos="2880"/>
+        </w:tabs>
+        <w:ind w:left="2880" w:hanging="360"/>
+      </w:pPr>
+      <w:rPr>
+        <w:rFonts w:ascii="Wingdings" w:hAnsi="Wingdings" w:hint="default"/>
+        <w:sz w:val="20"/>
+      </w:rPr>
+    </w:lvl>
+    <w:lvl w:ilvl="4" w:tentative="1">
+      <w:start w:val="1"/>
+      <w:numFmt w:val="bullet"/>
+      <w:lvlText w:val=""/>
+      <w:lvlJc w:val="left"/>
+      <w:pPr>
+        <w:tabs>
+          <w:tab w:val="num" w:pos="3600"/>
+        </w:tabs>
+        <w:ind w:left="3600" w:hanging="360"/>
+      </w:pPr>
+      <w:rPr>
+        <w:rFonts w:ascii="Wingdings" w:hAnsi="Wingdings" w:hint="default"/>
+        <w:sz w:val="20"/>
+      </w:rPr>
+    </w:lvl>
+    <w:lvl w:ilvl="5" w:tentative="1">
+      <w:start w:val="1"/>
+      <w:numFmt w:val="bullet"/>
+      <w:lvlText w:val=""/>
+      <w:lvlJc w:val="left"/>
+      <w:pPr>
+        <w:tabs>
+          <w:tab w:val="num" w:pos="4320"/>
+        </w:tabs>
+        <w:ind w:left="4320" w:hanging="360"/>
+      </w:pPr>
+      <w:rPr>
+        <w:rFonts w:ascii="Wingdings" w:hAnsi="Wingdings" w:hint="default"/>
+        <w:sz w:val="20"/>
+      </w:rPr>
+    </w:lvl>
+    <w:lvl w:ilvl="6" w:tentative="1">
+      <w:start w:val="1"/>
+      <w:numFmt w:val="bullet"/>
+      <w:lvlText w:val=""/>
+      <w:lvlJc w:val="left"/>
+      <w:pPr>
+        <w:tabs>
+          <w:tab w:val="num" w:pos="5040"/>
+        </w:tabs>
+        <w:ind w:left="5040" w:hanging="360"/>
+      </w:pPr>
+      <w:rPr>
+        <w:rFonts w:ascii="Wingdings" w:hAnsi="Wingdings" w:hint="default"/>
+        <w:sz w:val="20"/>
+      </w:rPr>
+    </w:lvl>
+    <w:lvl w:ilvl="7" w:tentative="1">
+      <w:start w:val="1"/>
+      <w:numFmt w:val="bullet"/>
+      <w:lvlText w:val=""/>
+      <w:lvlJc w:val="left"/>
+      <w:pPr>
+        <w:tabs>
+          <w:tab w:val="num" w:pos="5760"/>
+        </w:tabs>
+        <w:ind w:left="5760" w:hanging="360"/>
+      </w:pPr>
+      <w:rPr>
+        <w:rFonts w:ascii="Wingdings" w:hAnsi="Wingdings" w:hint="default"/>
+        <w:sz w:val="20"/>
+      </w:rPr>
+    </w:lvl>
+    <w:lvl w:ilvl="8" w:tentative="1">
+      <w:start w:val="1"/>
+      <w:numFmt w:val="bullet"/>
+      <w:lvlText w:val=""/>
+      <w:lvlJc w:val="left"/>
+      <w:pPr>
+        <w:tabs>
+          <w:tab w:val="num" w:pos="6480"/>
+        </w:tabs>
+        <w:ind w:left="6480" w:hanging="360"/>
+      </w:pPr>
+      <w:rPr>
+        <w:rFonts w:ascii="Wingdings" w:hAnsi="Wingdings" w:hint="default"/>
+        <w:sz w:val="20"/>
+      </w:rPr>
+    </w:lvl>
+  </w:abstractNum>
+  <w:abstractNum w:abstractNumId="44" w15:restartNumberingAfterBreak="0">
     <w:nsid w:val="76723588"/>
     <w:multiLevelType w:val="multilevel"/>
     <w:tmpl w:val="DA28D350"/>
@@ -18769,7 +20539,7 @@
       </w:pPr>
     </w:lvl>
   </w:abstractNum>
-  <w:abstractNum w:abstractNumId="37" w15:restartNumberingAfterBreak="0">
+  <w:abstractNum w:abstractNumId="45" w15:restartNumberingAfterBreak="0">
     <w:nsid w:val="774B49F8"/>
     <w:multiLevelType w:val="multilevel"/>
     <w:tmpl w:val="CBFAD1F2"/>
@@ -18909,7 +20679,7 @@
       </w:rPr>
     </w:lvl>
   </w:abstractNum>
-  <w:abstractNum w:abstractNumId="38" w15:restartNumberingAfterBreak="0">
+  <w:abstractNum w:abstractNumId="46" w15:restartNumberingAfterBreak="0">
     <w:nsid w:val="799C31B5"/>
     <w:multiLevelType w:val="multilevel"/>
     <w:tmpl w:val="70889FAE"/>
@@ -19050,52 +20820,52 @@
     </w:lvl>
   </w:abstractNum>
   <w:num w:numId="1" w16cid:durableId="2113014704">
+    <w:abstractNumId w:val="42"/>
+  </w:num>
+  <w:num w:numId="2" w16cid:durableId="846021626">
+    <w:abstractNumId w:val="25"/>
+  </w:num>
+  <w:num w:numId="3" w16cid:durableId="856044585">
+    <w:abstractNumId w:val="22"/>
+  </w:num>
+  <w:num w:numId="4" w16cid:durableId="101271883">
+    <w:abstractNumId w:val="31"/>
+  </w:num>
+  <w:num w:numId="5" w16cid:durableId="1243026041">
+    <w:abstractNumId w:val="37"/>
+  </w:num>
+  <w:num w:numId="6" w16cid:durableId="824787241">
+    <w:abstractNumId w:val="45"/>
+  </w:num>
+  <w:num w:numId="7" w16cid:durableId="1391535419">
+    <w:abstractNumId w:val="36"/>
+  </w:num>
+  <w:num w:numId="8" w16cid:durableId="1032150560">
+    <w:abstractNumId w:val="46"/>
+  </w:num>
+  <w:num w:numId="9" w16cid:durableId="499126505">
+    <w:abstractNumId w:val="30"/>
+  </w:num>
+  <w:num w:numId="10" w16cid:durableId="266085855">
+    <w:abstractNumId w:val="41"/>
+  </w:num>
+  <w:num w:numId="11" w16cid:durableId="779959250">
+    <w:abstractNumId w:val="26"/>
+  </w:num>
+  <w:num w:numId="12" w16cid:durableId="1604873041">
+    <w:abstractNumId w:val="20"/>
+  </w:num>
+  <w:num w:numId="13" w16cid:durableId="511842705">
+    <w:abstractNumId w:val="44"/>
+  </w:num>
+  <w:num w:numId="14" w16cid:durableId="840504318">
+    <w:abstractNumId w:val="17"/>
+  </w:num>
+  <w:num w:numId="15" w16cid:durableId="768357962">
     <w:abstractNumId w:val="35"/>
   </w:num>
-  <w:num w:numId="2" w16cid:durableId="846021626">
-    <w:abstractNumId w:val="22"/>
-  </w:num>
-  <w:num w:numId="3" w16cid:durableId="856044585">
-    <w:abstractNumId w:val="20"/>
-  </w:num>
-  <w:num w:numId="4" w16cid:durableId="101271883">
-    <w:abstractNumId w:val="26"/>
-  </w:num>
-  <w:num w:numId="5" w16cid:durableId="1243026041">
-    <w:abstractNumId w:val="30"/>
-  </w:num>
-  <w:num w:numId="6" w16cid:durableId="824787241">
-    <w:abstractNumId w:val="37"/>
-  </w:num>
-  <w:num w:numId="7" w16cid:durableId="1391535419">
-    <w:abstractNumId w:val="29"/>
-  </w:num>
-  <w:num w:numId="8" w16cid:durableId="1032150560">
-    <w:abstractNumId w:val="38"/>
-  </w:num>
-  <w:num w:numId="9" w16cid:durableId="499126505">
-    <w:abstractNumId w:val="25"/>
-  </w:num>
-  <w:num w:numId="10" w16cid:durableId="266085855">
-    <w:abstractNumId w:val="34"/>
-  </w:num>
-  <w:num w:numId="11" w16cid:durableId="779959250">
-    <w:abstractNumId w:val="23"/>
-  </w:num>
-  <w:num w:numId="12" w16cid:durableId="1604873041">
-    <w:abstractNumId w:val="18"/>
-  </w:num>
-  <w:num w:numId="13" w16cid:durableId="511842705">
-    <w:abstractNumId w:val="36"/>
-  </w:num>
-  <w:num w:numId="14" w16cid:durableId="840504318">
-    <w:abstractNumId w:val="15"/>
-  </w:num>
-  <w:num w:numId="15" w16cid:durableId="768357962">
-    <w:abstractNumId w:val="28"/>
-  </w:num>
   <w:num w:numId="16" w16cid:durableId="440878550">
-    <w:abstractNumId w:val="32"/>
+    <w:abstractNumId w:val="39"/>
   </w:num>
   <w:num w:numId="17" w16cid:durableId="1772043573">
     <w:abstractNumId w:val="8"/>
@@ -19128,43 +20898,67 @@
     <w:abstractNumId w:val="4"/>
   </w:num>
   <w:num w:numId="27" w16cid:durableId="1585871920">
-    <w:abstractNumId w:val="16"/>
+    <w:abstractNumId w:val="18"/>
   </w:num>
   <w:num w:numId="28" w16cid:durableId="368651360">
-    <w:abstractNumId w:val="31"/>
+    <w:abstractNumId w:val="38"/>
   </w:num>
   <w:num w:numId="29" w16cid:durableId="879130581">
+    <w:abstractNumId w:val="32"/>
+  </w:num>
+  <w:num w:numId="30" w16cid:durableId="1805462885">
+    <w:abstractNumId w:val="15"/>
+  </w:num>
+  <w:num w:numId="31" w16cid:durableId="451554970">
+    <w:abstractNumId w:val="14"/>
+  </w:num>
+  <w:num w:numId="32" w16cid:durableId="817457399">
+    <w:abstractNumId w:val="40"/>
+  </w:num>
+  <w:num w:numId="33" w16cid:durableId="1996567190">
+    <w:abstractNumId w:val="21"/>
+  </w:num>
+  <w:num w:numId="34" w16cid:durableId="1299992438">
+    <w:abstractNumId w:val="24"/>
+  </w:num>
+  <w:num w:numId="35" w16cid:durableId="352653858">
+    <w:abstractNumId w:val="12"/>
+  </w:num>
+  <w:num w:numId="36" w16cid:durableId="1840121875">
+    <w:abstractNumId w:val="19"/>
+  </w:num>
+  <w:num w:numId="37" w16cid:durableId="1831170911">
     <w:abstractNumId w:val="27"/>
   </w:num>
-  <w:num w:numId="30" w16cid:durableId="1805462885">
-    <w:abstractNumId w:val="14"/>
-  </w:num>
-  <w:num w:numId="31" w16cid:durableId="451554970">
+  <w:num w:numId="38" w16cid:durableId="827136442">
     <w:abstractNumId w:val="13"/>
-  </w:num>
-  <w:num w:numId="32" w16cid:durableId="817457399">
-    <w:abstractNumId w:val="33"/>
-  </w:num>
-  <w:num w:numId="33" w16cid:durableId="1996567190">
-    <w:abstractNumId w:val="19"/>
-  </w:num>
-  <w:num w:numId="34" w16cid:durableId="1299992438">
-    <w:abstractNumId w:val="21"/>
-  </w:num>
-  <w:num w:numId="35" w16cid:durableId="352653858">
-    <w:abstractNumId w:val="11"/>
-  </w:num>
-  <w:num w:numId="36" w16cid:durableId="1840121875">
-    <w:abstractNumId w:val="17"/>
-  </w:num>
-  <w:num w:numId="37" w16cid:durableId="1831170911">
-    <w:abstractNumId w:val="24"/>
-  </w:num>
-  <w:num w:numId="38" w16cid:durableId="827136442">
-    <w:abstractNumId w:val="12"/>
   </w:num>
   <w:num w:numId="39" w16cid:durableId="446969884">
     <w:abstractNumId w:val="10"/>
+  </w:num>
+  <w:num w:numId="40" w16cid:durableId="1595548902">
+    <w:abstractNumId w:val="43"/>
+  </w:num>
+  <w:num w:numId="41" w16cid:durableId="1314915956">
+    <w:abstractNumId w:val="29"/>
+  </w:num>
+  <w:num w:numId="42" w16cid:durableId="905383881">
+    <w:abstractNumId w:val="33"/>
+  </w:num>
+  <w:num w:numId="43" w16cid:durableId="320549036">
+    <w:abstractNumId w:val="28"/>
+  </w:num>
+  <w:num w:numId="44" w16cid:durableId="696350055">
+    <w:abstractNumId w:val="34"/>
+  </w:num>
+  <w:num w:numId="45" w16cid:durableId="1826817514">
+    <w:abstractNumId w:val="11"/>
+  </w:num>
+  <w:num w:numId="46" w16cid:durableId="1975022890">
+    <w:abstractNumId w:val="23"/>
+  </w:num>
+  <w:num w:numId="47" w16cid:durableId="1615819707">
+    <w:abstractNumId w:val="16"/>
   </w:num>
 </w:numbering>
 </file>
@@ -19705,7 +21499,6 @@
   <w:style w:type="character" w:default="1" w:styleId="DefaultParagraphFont">
     <w:name w:val="Default Paragraph Font"/>
     <w:uiPriority w:val="1"/>
-    <w:semiHidden/>
     <w:unhideWhenUsed/>
   </w:style>
   <w:style w:type="table" w:default="1" w:styleId="TableNormal">
@@ -20947,10 +22740,27 @@
 </file>
 
 <file path=customXml/item1.xml><?xml version="1.0" encoding="utf-8"?>
+<p:properties xmlns:p="http://schemas.microsoft.com/office/2006/metadata/properties" xmlns:xsi="http://www.w3.org/2001/XMLSchema-instance" xmlns:pc="http://schemas.microsoft.com/office/infopath/2007/PartnerControls">
+  <documentManagement>
+    <_activity xmlns="0dd81e3e-32c4-45c3-852a-33c36a8ca9a2" xsi:nil="true"/>
+  </documentManagement>
+</p:properties>
+</file>
+
+<file path=customXml/item2.xml><?xml version="1.0" encoding="utf-8"?>
 <b:Sources xmlns:b="http://schemas.openxmlformats.org/officeDocument/2006/bibliography" xmlns="http://schemas.openxmlformats.org/officeDocument/2006/bibliography" SelectedStyle="\APA.XSL" StyleName="APA Fifth Edition"/>
 </file>
 
-<file path=customXml/item2.xml><?xml version="1.0" encoding="utf-8"?>
+<file path=customXml/item3.xml><?xml version="1.0" encoding="utf-8"?>
+<?mso-contentType ?>
+<FormTemplates xmlns="http://schemas.microsoft.com/sharepoint/v3/contenttype/forms">
+  <Display>DocumentLibraryForm</Display>
+  <Edit>DocumentLibraryForm</Edit>
+  <New>DocumentLibraryForm</New>
+</FormTemplates>
+</file>
+
+<file path=customXml/item4.xml><?xml version="1.0" encoding="utf-8"?>
 <ct:contentTypeSchema xmlns:ct="http://schemas.microsoft.com/office/2006/metadata/contentType" xmlns:ma="http://schemas.microsoft.com/office/2006/metadata/properties/metaAttributes" ct:_="" ma:_="" ma:contentTypeName="Documento" ma:contentTypeID="0x01010025101D0885731048B0CD21D432E8305A" ma:contentTypeVersion="11" ma:contentTypeDescription="Crear nuevo documento." ma:contentTypeScope="" ma:versionID="81bcf49ec1edc4061c6f9fddaf17e5a4">
   <xsd:schema xmlns:xsd="http://www.w3.org/2001/XMLSchema" xmlns:xs="http://www.w3.org/2001/XMLSchema" xmlns:p="http://schemas.microsoft.com/office/2006/metadata/properties" xmlns:ns3="0dd81e3e-32c4-45c3-852a-33c36a8ca9a2" targetNamespace="http://schemas.microsoft.com/office/2006/metadata/properties" ma:root="true" ma:fieldsID="e214c24f35242a31bbaa59618cd4f46f" ns3:_="">
     <xsd:import namespace="0dd81e3e-32c4-45c3-852a-33c36a8ca9a2"/>
@@ -21138,24 +22948,17 @@
 </ct:contentTypeSchema>
 </file>
 
-<file path=customXml/item3.xml><?xml version="1.0" encoding="utf-8"?>
-<p:properties xmlns:p="http://schemas.microsoft.com/office/2006/metadata/properties" xmlns:xsi="http://www.w3.org/2001/XMLSchema-instance" xmlns:pc="http://schemas.microsoft.com/office/infopath/2007/PartnerControls">
-  <documentManagement>
-    <_activity xmlns="0dd81e3e-32c4-45c3-852a-33c36a8ca9a2" xsi:nil="true"/>
-  </documentManagement>
-</p:properties>
+<file path=customXml/itemProps1.xml><?xml version="1.0" encoding="utf-8"?>
+<ds:datastoreItem xmlns:ds="http://schemas.openxmlformats.org/officeDocument/2006/customXml" ds:itemID="{56B03E1A-13FD-4632-B7FD-6FEC8181D718}">
+  <ds:schemaRefs>
+    <ds:schemaRef ds:uri="http://schemas.microsoft.com/office/2006/metadata/properties"/>
+    <ds:schemaRef ds:uri="http://schemas.microsoft.com/office/infopath/2007/PartnerControls"/>
+    <ds:schemaRef ds:uri="0dd81e3e-32c4-45c3-852a-33c36a8ca9a2"/>
+  </ds:schemaRefs>
+</ds:datastoreItem>
 </file>
 
-<file path=customXml/item4.xml><?xml version="1.0" encoding="utf-8"?>
-<?mso-contentType ?>
-<FormTemplates xmlns="http://schemas.microsoft.com/sharepoint/v3/contenttype/forms">
-  <Display>DocumentLibraryForm</Display>
-  <Edit>DocumentLibraryForm</Edit>
-  <New>DocumentLibraryForm</New>
-</FormTemplates>
-</file>
-
-<file path=customXml/itemProps1.xml><?xml version="1.0" encoding="utf-8"?>
+<file path=customXml/itemProps2.xml><?xml version="1.0" encoding="utf-8"?>
 <ds:datastoreItem xmlns:ds="http://schemas.openxmlformats.org/officeDocument/2006/customXml" ds:itemID="{16C71FD4-B25F-4F52-875D-9049229978E5}">
   <ds:schemaRefs>
     <ds:schemaRef ds:uri="http://schemas.openxmlformats.org/officeDocument/2006/bibliography"/>
@@ -21163,7 +22966,15 @@
 </ds:datastoreItem>
 </file>
 
-<file path=customXml/itemProps2.xml><?xml version="1.0" encoding="utf-8"?>
+<file path=customXml/itemProps3.xml><?xml version="1.0" encoding="utf-8"?>
+<ds:datastoreItem xmlns:ds="http://schemas.openxmlformats.org/officeDocument/2006/customXml" ds:itemID="{D6C383AF-1EC1-4F0E-B800-E4A39F6E2FAF}">
+  <ds:schemaRefs>
+    <ds:schemaRef ds:uri="http://schemas.microsoft.com/sharepoint/v3/contenttype/forms"/>
+  </ds:schemaRefs>
+</ds:datastoreItem>
+</file>
+
+<file path=customXml/itemProps4.xml><?xml version="1.0" encoding="utf-8"?>
 <ds:datastoreItem xmlns:ds="http://schemas.openxmlformats.org/officeDocument/2006/customXml" ds:itemID="{DCD06B4A-01B4-46AA-8422-B68B8898A05E}">
   <ds:schemaRefs>
     <ds:schemaRef ds:uri="http://schemas.microsoft.com/office/2006/metadata/contentType"/>
@@ -21179,22 +22990,4 @@
     <ds:schemaRef ds:uri="http://schemas.microsoft.com/internal/obd"/>
   </ds:schemaRefs>
 </ds:datastoreItem>
-</file>
-
-<file path=customXml/itemProps3.xml><?xml version="1.0" encoding="utf-8"?>
-<ds:datastoreItem xmlns:ds="http://schemas.openxmlformats.org/officeDocument/2006/customXml" ds:itemID="{56B03E1A-13FD-4632-B7FD-6FEC8181D718}">
-  <ds:schemaRefs>
-    <ds:schemaRef ds:uri="http://schemas.microsoft.com/office/2006/metadata/properties"/>
-    <ds:schemaRef ds:uri="http://schemas.microsoft.com/office/infopath/2007/PartnerControls"/>
-    <ds:schemaRef ds:uri="0dd81e3e-32c4-45c3-852a-33c36a8ca9a2"/>
-  </ds:schemaRefs>
-</ds:datastoreItem>
-</file>
-
-<file path=customXml/itemProps4.xml><?xml version="1.0" encoding="utf-8"?>
-<ds:datastoreItem xmlns:ds="http://schemas.openxmlformats.org/officeDocument/2006/customXml" ds:itemID="{D6C383AF-1EC1-4F0E-B800-E4A39F6E2FAF}">
-  <ds:schemaRefs>
-    <ds:schemaRef ds:uri="http://schemas.microsoft.com/sharepoint/v3/contenttype/forms"/>
-  </ds:schemaRefs>
-</ds:datastoreItem>
 </file>
--- a/MemoriaTFG-IvanMartinNieto.docx
+++ b/MemoriaTFG-IvanMartinNieto.docx
@@ -83,7 +83,7 @@
               </wp:anchor>
             </w:drawing>
           </mc:Choice>
-          <mc:Fallback xmlns:pic="http://schemas.openxmlformats.org/drawingml/2006/picture" xmlns:a14="http://schemas.microsoft.com/office/drawing/2010/main" xmlns:a="http://schemas.openxmlformats.org/drawingml/2006/main">
+          <mc:Fallback xmlns:a="http://schemas.openxmlformats.org/drawingml/2006/main" xmlns:a14="http://schemas.microsoft.com/office/drawing/2010/main" xmlns:pic="http://schemas.openxmlformats.org/drawingml/2006/picture">
             <w:pict w14:anchorId="0829D9D1">
               <v:shapetype id="_x0000_t32" coordsize="21600,21600" o:oned="t" filled="f" o:spt="32" path="m,l21600,21600e" w14:anchorId="38844837">
                 <v:path fillok="f" arrowok="t" o:connecttype="none"/>
@@ -2727,6 +2727,7 @@
       <w:r>
         <w:rPr>
           <w:rFonts w:ascii="Segoe UI" w:eastAsia="Segoe UI" w:hAnsi="Segoe UI" w:cs="Segoe UI"/>
+          <w:noProof/>
           <w:color w:val="212121"/>
           <w:sz w:val="24"/>
         </w:rPr>
@@ -3775,17 +3776,26 @@
         <w:pStyle w:val="Heading5"/>
         <w:keepNext w:val="0"/>
         <w:widowControl w:val="0"/>
-        <w:spacing w:before="324" w:after="0"/>
-        <w:ind w:left="1412"/>
-        <w:rPr>
-          <w:color w:val="303741"/>
+        <w:pBdr>
+          <w:bottom w:val="none" w:sz="0" w:space="0" w:color="auto"/>
+        </w:pBdr>
+        <w:spacing w:before="240" w:after="120"/>
+        <w:ind w:left="1418"/>
+        <w:rPr>
+          <w:b/>
+          <w:bCs/>
+          <w:color w:val="111827"/>
           <w:sz w:val="24"/>
-        </w:rPr>
-      </w:pPr>
-      <w:r>
-        <w:rPr>
-          <w:color w:val="303741"/>
+          <w:szCs w:val="24"/>
+        </w:rPr>
+      </w:pPr>
+      <w:r>
+        <w:rPr>
+          <w:b/>
+          <w:bCs/>
+          <w:color w:val="111827"/>
           <w:sz w:val="24"/>
+          <w:szCs w:val="24"/>
         </w:rPr>
         <w:t>1.5.2.1. Costes de Hardware y Software</w:t>
       </w:r>
@@ -3793,6 +3803,7 @@
     <w:tbl>
       <w:tblPr>
         <w:tblW w:w="7900" w:type="dxa"/>
+        <w:tblInd w:w="574" w:type="dxa"/>
         <w:tblBorders>
           <w:top w:val="single" w:sz="0" w:space="0" w:color="auto"/>
           <w:left w:val="single" w:sz="0" w:space="0" w:color="auto"/>
@@ -4376,17 +4387,26 @@
         <w:pStyle w:val="Heading5"/>
         <w:keepNext w:val="0"/>
         <w:widowControl w:val="0"/>
-        <w:spacing w:before="324" w:after="0"/>
-        <w:ind w:left="1412"/>
-        <w:rPr>
-          <w:color w:val="303741"/>
+        <w:pBdr>
+          <w:bottom w:val="none" w:sz="0" w:space="0" w:color="auto"/>
+        </w:pBdr>
+        <w:spacing w:before="240" w:after="120"/>
+        <w:ind w:left="1418"/>
+        <w:rPr>
+          <w:b/>
+          <w:bCs/>
+          <w:color w:val="111827"/>
           <w:sz w:val="24"/>
-        </w:rPr>
-      </w:pPr>
-      <w:r>
-        <w:rPr>
-          <w:color w:val="303741"/>
+          <w:szCs w:val="24"/>
+        </w:rPr>
+      </w:pPr>
+      <w:r>
+        <w:rPr>
+          <w:b/>
+          <w:bCs/>
+          <w:color w:val="111827"/>
           <w:sz w:val="24"/>
+          <w:szCs w:val="24"/>
         </w:rPr>
         <w:t>1.5.2.2. Costes de Personal (Desarrollo)</w:t>
       </w:r>
@@ -4394,6 +4414,7 @@
     <w:tbl>
       <w:tblPr>
         <w:tblW w:w="0" w:type="auto"/>
+        <w:tblInd w:w="625" w:type="dxa"/>
         <w:tblBorders>
           <w:top w:val="single" w:sz="0" w:space="0" w:color="auto"/>
           <w:left w:val="single" w:sz="0" w:space="0" w:color="auto"/>
@@ -4969,24 +4990,36 @@
         <w:pStyle w:val="Heading5"/>
         <w:keepNext w:val="0"/>
         <w:widowControl w:val="0"/>
-        <w:spacing w:before="324" w:after="0"/>
-        <w:ind w:left="1412"/>
-        <w:rPr>
-          <w:color w:val="303741"/>
+        <w:pBdr>
+          <w:bottom w:val="none" w:sz="0" w:space="0" w:color="auto"/>
+        </w:pBdr>
+        <w:spacing w:before="240" w:after="120"/>
+        <w:ind w:left="1418"/>
+        <w:rPr>
+          <w:b/>
+          <w:bCs/>
+          <w:color w:val="111827"/>
           <w:sz w:val="24"/>
-        </w:rPr>
-      </w:pPr>
-      <w:r>
-        <w:rPr>
-          <w:color w:val="303741"/>
+          <w:szCs w:val="24"/>
+        </w:rPr>
+      </w:pPr>
+      <w:r>
+        <w:rPr>
+          <w:b/>
+          <w:bCs/>
+          <w:color w:val="111827"/>
           <w:sz w:val="24"/>
+          <w:szCs w:val="24"/>
         </w:rPr>
         <w:t>1</w:t>
       </w:r>
       <w:r>
         <w:rPr>
-          <w:color w:val="303741"/>
+          <w:b/>
+          <w:bCs/>
+          <w:color w:val="111827"/>
           <w:sz w:val="24"/>
+          <w:szCs w:val="24"/>
         </w:rPr>
         <w:t>.5.2.3. Costes de Mantenimiento Anual (Post-Desarrollo)</w:t>
       </w:r>
@@ -4994,6 +5027,7 @@
     <w:tbl>
       <w:tblPr>
         <w:tblW w:w="0" w:type="auto"/>
+        <w:tblInd w:w="633" w:type="dxa"/>
         <w:tblBorders>
           <w:top w:val="single" w:sz="0" w:space="0" w:color="auto"/>
           <w:left w:val="single" w:sz="0" w:space="0" w:color="auto"/>
@@ -7838,6 +7872,8 @@
           </w:tcPr>
           <w:p>
             <w:pPr>
+              <w:keepNext w:val="0"/>
+              <w:widowControl w:val="0"/>
               <w:shd w:val="clear" w:color="auto" w:fill="FFFFFF" w:themeFill="background1"/>
               <w:spacing w:after="0"/>
               <w:jc w:val="center"/>
@@ -7866,6 +7902,8 @@
           </w:tcPr>
           <w:p>
             <w:pPr>
+              <w:keepNext w:val="0"/>
+              <w:widowControl w:val="0"/>
               <w:shd w:val="clear" w:color="auto" w:fill="FFFFFF" w:themeFill="background1"/>
               <w:spacing w:after="0"/>
               <w:jc w:val="center"/>
@@ -7898,6 +7936,8 @@
           </w:tcPr>
           <w:p>
             <w:pPr>
+              <w:keepNext w:val="0"/>
+              <w:widowControl w:val="0"/>
               <w:shd w:val="clear" w:color="auto" w:fill="FFFFFF" w:themeFill="background1"/>
               <w:spacing w:after="0"/>
             </w:pPr>
@@ -7924,6 +7964,8 @@
           </w:tcPr>
           <w:p>
             <w:pPr>
+              <w:keepNext w:val="0"/>
+              <w:widowControl w:val="0"/>
               <w:shd w:val="clear" w:color="auto" w:fill="FFFFFF" w:themeFill="background1"/>
               <w:spacing w:after="0"/>
             </w:pPr>
@@ -7953,6 +7995,8 @@
           </w:tcPr>
           <w:p>
             <w:pPr>
+              <w:keepNext w:val="0"/>
+              <w:widowControl w:val="0"/>
               <w:shd w:val="clear" w:color="auto" w:fill="FFFFFF" w:themeFill="background1"/>
               <w:spacing w:after="0"/>
             </w:pPr>
@@ -7979,6 +8023,8 @@
           </w:tcPr>
           <w:p>
             <w:pPr>
+              <w:keepNext w:val="0"/>
+              <w:widowControl w:val="0"/>
               <w:shd w:val="clear" w:color="auto" w:fill="FFFFFF" w:themeFill="background1"/>
               <w:spacing w:after="0"/>
             </w:pPr>
@@ -8026,6 +8072,8 @@
           </w:tcPr>
           <w:p>
             <w:pPr>
+              <w:keepNext w:val="0"/>
+              <w:widowControl w:val="0"/>
               <w:shd w:val="clear" w:color="auto" w:fill="FFFFFF" w:themeFill="background1"/>
               <w:spacing w:after="0"/>
             </w:pPr>
@@ -8052,6 +8100,8 @@
           </w:tcPr>
           <w:p>
             <w:pPr>
+              <w:keepNext w:val="0"/>
+              <w:widowControl w:val="0"/>
               <w:shd w:val="clear" w:color="auto" w:fill="FFFFFF" w:themeFill="background1"/>
               <w:spacing w:after="0"/>
             </w:pPr>
@@ -8081,6 +8131,8 @@
           </w:tcPr>
           <w:p>
             <w:pPr>
+              <w:keepNext w:val="0"/>
+              <w:widowControl w:val="0"/>
               <w:shd w:val="clear" w:color="auto" w:fill="FFFFFF" w:themeFill="background1"/>
               <w:spacing w:after="0"/>
             </w:pPr>
@@ -8107,6 +8159,8 @@
           </w:tcPr>
           <w:p>
             <w:pPr>
+              <w:keepNext w:val="0"/>
+              <w:widowControl w:val="0"/>
               <w:shd w:val="clear" w:color="auto" w:fill="FFFFFF" w:themeFill="background1"/>
               <w:spacing w:after="0"/>
             </w:pPr>
@@ -8136,6 +8190,8 @@
           </w:tcPr>
           <w:p>
             <w:pPr>
+              <w:keepNext w:val="0"/>
+              <w:widowControl w:val="0"/>
               <w:shd w:val="clear" w:color="auto" w:fill="FFFFFF" w:themeFill="background1"/>
               <w:spacing w:after="0"/>
             </w:pPr>
@@ -8162,6 +8218,8 @@
           </w:tcPr>
           <w:p>
             <w:pPr>
+              <w:keepNext w:val="0"/>
+              <w:widowControl w:val="0"/>
               <w:shd w:val="clear" w:color="auto" w:fill="FFFFFF" w:themeFill="background1"/>
               <w:spacing w:after="0"/>
             </w:pPr>
@@ -8209,6 +8267,8 @@
           </w:tcPr>
           <w:p>
             <w:pPr>
+              <w:keepNext w:val="0"/>
+              <w:widowControl w:val="0"/>
               <w:shd w:val="clear" w:color="auto" w:fill="FFFFFF" w:themeFill="background1"/>
               <w:spacing w:after="0"/>
             </w:pPr>
@@ -8235,6 +8295,8 @@
           </w:tcPr>
           <w:p>
             <w:pPr>
+              <w:keepNext w:val="0"/>
+              <w:widowControl w:val="0"/>
               <w:shd w:val="clear" w:color="auto" w:fill="FFFFFF" w:themeFill="background1"/>
               <w:spacing w:after="0"/>
             </w:pPr>
@@ -8242,7 +8304,51 @@
               <w:rPr>
                 <w:color w:val="1F2937"/>
               </w:rPr>
-              <w:t>2.a Email existente: El sistema avisa y ofrece recuperar contraseña.</w:t>
+              <w:t>2</w:t>
+            </w:r>
+            <w:r>
+              <w:rPr>
+                <w:color w:val="1F2937"/>
+              </w:rPr>
+              <w:t>.a Credenciales inválidas: El sistema muestra error.</w:t>
+            </w:r>
+            <w:r>
+              <w:rPr>
+                <w:color w:val="1F2937"/>
+              </w:rPr>
+              <w:br/>
+            </w:r>
+            <w:r>
+              <w:rPr>
+                <w:color w:val="1F2937"/>
+              </w:rPr>
+              <w:t>2</w:t>
+            </w:r>
+            <w:r>
+              <w:rPr>
+                <w:color w:val="1F2937"/>
+              </w:rPr>
+              <w:t>.b</w:t>
+            </w:r>
+            <w:r>
+              <w:rPr>
+                <w:color w:val="1F2937"/>
+              </w:rPr>
+              <w:t xml:space="preserve"> Olvido de clave: Se ejecuta la extensión </w:t>
+            </w:r>
+            <w:r>
+              <w:rPr>
+                <w:i/>
+                <w:iCs/>
+                <w:color w:val="1F2937"/>
+              </w:rPr>
+              <w:t>Recuperar contraseña</w:t>
+            </w:r>
+            <w:r>
+              <w:rPr>
+                <w:color w:val="1F2937"/>
+              </w:rPr>
+              <w:t>.</w:t>
             </w:r>
           </w:p>
         </w:tc>
@@ -8264,6 +8370,8 @@
           </w:tcPr>
           <w:p>
             <w:pPr>
+              <w:keepNext w:val="0"/>
+              <w:widowControl w:val="0"/>
               <w:shd w:val="clear" w:color="auto" w:fill="FFFFFF" w:themeFill="background1"/>
               <w:spacing w:after="0"/>
               <w:rPr>
@@ -8287,6 +8395,8 @@
           </w:tcPr>
           <w:p>
             <w:pPr>
+              <w:keepNext w:val="0"/>
+              <w:widowControl w:val="0"/>
               <w:shd w:val="clear" w:color="auto" w:fill="FFFFFF" w:themeFill="background1"/>
               <w:spacing w:after="0"/>
               <w:rPr>
@@ -8314,6 +8424,8 @@
           </w:tcPr>
           <w:p>
             <w:pPr>
+              <w:keepNext w:val="0"/>
+              <w:widowControl w:val="0"/>
               <w:shd w:val="clear" w:color="auto" w:fill="FFFFFF" w:themeFill="background1"/>
               <w:spacing w:after="0"/>
               <w:jc w:val="center"/>
@@ -8342,6 +8454,8 @@
           </w:tcPr>
           <w:p>
             <w:pPr>
+              <w:keepNext w:val="0"/>
+              <w:widowControl w:val="0"/>
               <w:shd w:val="clear" w:color="auto" w:fill="FFFFFF" w:themeFill="background1"/>
               <w:spacing w:after="0"/>
               <w:jc w:val="center"/>
@@ -8352,7 +8466,15 @@
                 <w:bCs/>
                 <w:color w:val="991B1B"/>
               </w:rPr>
-              <w:t>Generar Inscripción Online</w:t>
+              <w:t>Realizar</w:t>
+            </w:r>
+            <w:r>
+              <w:rPr>
+                <w:b/>
+                <w:bCs/>
+                <w:color w:val="991B1B"/>
+              </w:rPr>
+              <w:t xml:space="preserve"> Inscripción Online</w:t>
             </w:r>
           </w:p>
         </w:tc>
@@ -8374,6 +8496,8 @@
           </w:tcPr>
           <w:p>
             <w:pPr>
+              <w:keepNext w:val="0"/>
+              <w:widowControl w:val="0"/>
               <w:shd w:val="clear" w:color="auto" w:fill="FFFFFF" w:themeFill="background1"/>
               <w:spacing w:after="0"/>
             </w:pPr>
@@ -8400,6 +8524,8 @@
           </w:tcPr>
           <w:p>
             <w:pPr>
+              <w:keepNext w:val="0"/>
+              <w:widowControl w:val="0"/>
               <w:shd w:val="clear" w:color="auto" w:fill="FFFFFF" w:themeFill="background1"/>
               <w:spacing w:after="0"/>
             </w:pPr>
@@ -8429,6 +8555,8 @@
           </w:tcPr>
           <w:p>
             <w:pPr>
+              <w:keepNext w:val="0"/>
+              <w:widowControl w:val="0"/>
               <w:shd w:val="clear" w:color="auto" w:fill="FFFFFF" w:themeFill="background1"/>
               <w:spacing w:after="0"/>
             </w:pPr>
@@ -8455,6 +8583,8 @@
           </w:tcPr>
           <w:p>
             <w:pPr>
+              <w:keepNext w:val="0"/>
+              <w:widowControl w:val="0"/>
               <w:shd w:val="clear" w:color="auto" w:fill="FFFFFF" w:themeFill="background1"/>
               <w:spacing w:after="0"/>
             </w:pPr>
@@ -8484,6 +8614,8 @@
           </w:tcPr>
           <w:p>
             <w:pPr>
+              <w:keepNext w:val="0"/>
+              <w:widowControl w:val="0"/>
               <w:shd w:val="clear" w:color="auto" w:fill="FFFFFF" w:themeFill="background1"/>
               <w:spacing w:after="0"/>
             </w:pPr>
@@ -8510,6 +8642,8 @@
           </w:tcPr>
           <w:p>
             <w:pPr>
+              <w:keepNext w:val="0"/>
+              <w:widowControl w:val="0"/>
               <w:shd w:val="clear" w:color="auto" w:fill="FFFFFF" w:themeFill="background1"/>
               <w:spacing w:after="0"/>
             </w:pPr>
@@ -8539,6 +8673,8 @@
           </w:tcPr>
           <w:p>
             <w:pPr>
+              <w:keepNext w:val="0"/>
+              <w:widowControl w:val="0"/>
               <w:shd w:val="clear" w:color="auto" w:fill="FFFFFF" w:themeFill="background1"/>
               <w:spacing w:after="0"/>
             </w:pPr>
@@ -8565,14 +8701,30 @@
           </w:tcPr>
           <w:p>
             <w:pPr>
-              <w:shd w:val="clear" w:color="auto" w:fill="FFFFFF" w:themeFill="background1"/>
-              <w:spacing w:after="0"/>
-            </w:pPr>
-            <w:r>
-              <w:rPr>
+              <w:keepNext w:val="0"/>
+              <w:widowControl w:val="0"/>
+              <w:shd w:val="clear" w:color="auto" w:fill="FFFFFF" w:themeFill="background1"/>
+              <w:spacing w:after="0"/>
+            </w:pPr>
+            <w:r>
+              <w:rPr>
+                <w:i/>
+                <w:iCs/>
                 <w:color w:val="1F2937"/>
               </w:rPr>
-              <w:t>PDF generado, guardado en el perfil y enviado por correo.</w:t>
+              <w:t>Generación de PDF Oficial</w:t>
+            </w:r>
+            <w:r>
+              <w:rPr>
+                <w:color w:val="1F2937"/>
+              </w:rPr>
+              <w:t xml:space="preserve"> automática</w:t>
+            </w:r>
+            <w:r>
+              <w:rPr>
+                <w:color w:val="1F2937"/>
+              </w:rPr>
+              <w:t>, guardado en el perfil y enviado por correo.</w:t>
             </w:r>
           </w:p>
         </w:tc>
@@ -8594,6 +8746,8 @@
           </w:tcPr>
           <w:p>
             <w:pPr>
+              <w:keepNext w:val="0"/>
+              <w:widowControl w:val="0"/>
               <w:shd w:val="clear" w:color="auto" w:fill="FFFFFF" w:themeFill="background1"/>
               <w:spacing w:after="0"/>
             </w:pPr>
@@ -8620,6 +8774,8 @@
           </w:tcPr>
           <w:p>
             <w:pPr>
+              <w:keepNext w:val="0"/>
+              <w:widowControl w:val="0"/>
               <w:shd w:val="clear" w:color="auto" w:fill="FFFFFF" w:themeFill="background1"/>
               <w:spacing w:after="0"/>
             </w:pPr>
@@ -8669,13 +8825,15 @@
             <w:tcBorders>
               <w:top w:val="single" w:sz="7" w:space="0" w:color="D1D5DB"/>
               <w:left w:val="single" w:sz="7" w:space="0" w:color="D1D5DB"/>
-              <w:bottom w:val="single" w:sz="7" w:space="0" w:color="D1D5DB"/>
-              <w:right w:val="single" w:sz="7" w:space="0" w:color="D1D5DB"/>
-            </w:tcBorders>
-            <w:vAlign w:val="center"/>
-          </w:tcPr>
-          <w:p>
-            <w:pPr>
+              <w:bottom w:val="single" w:sz="4" w:space="0" w:color="D1D5DB"/>
+              <w:right w:val="single" w:sz="7" w:space="0" w:color="D1D5DB"/>
+            </w:tcBorders>
+            <w:vAlign w:val="center"/>
+          </w:tcPr>
+          <w:p>
+            <w:pPr>
+              <w:keepNext w:val="0"/>
+              <w:widowControl w:val="0"/>
               <w:shd w:val="clear" w:color="auto" w:fill="FFFFFF" w:themeFill="background1"/>
               <w:spacing w:after="0"/>
             </w:pPr>
@@ -8695,82 +8853,2149 @@
             <w:tcBorders>
               <w:top w:val="single" w:sz="7" w:space="0" w:color="D1D5DB"/>
               <w:left w:val="single" w:sz="7" w:space="0" w:color="D1D5DB"/>
-              <w:bottom w:val="single" w:sz="7" w:space="0" w:color="D1D5DB"/>
-              <w:right w:val="single" w:sz="7" w:space="0" w:color="D1D5DB"/>
-            </w:tcBorders>
-            <w:vAlign w:val="center"/>
-          </w:tcPr>
-          <w:p>
-            <w:pPr>
-              <w:shd w:val="clear" w:color="auto" w:fill="FFFFFF" w:themeFill="background1"/>
-              <w:spacing w:after="0"/>
-            </w:pPr>
-            <w:r>
+              <w:bottom w:val="single" w:sz="4" w:space="0" w:color="D1D5DB"/>
+              <w:right w:val="single" w:sz="7" w:space="0" w:color="D1D5DB"/>
+            </w:tcBorders>
+            <w:vAlign w:val="center"/>
+          </w:tcPr>
+          <w:p>
+            <w:pPr>
+              <w:keepNext w:val="0"/>
+              <w:widowControl w:val="0"/>
+              <w:shd w:val="clear" w:color="auto" w:fill="FFFFFF" w:themeFill="background1"/>
+              <w:spacing w:after="0"/>
+            </w:pPr>
+            <w:r>
+              <w:t>2.</w:t>
+            </w:r>
+            <w:r>
+              <w:t>a</w:t>
+            </w:r>
+            <w:r>
+              <w:t xml:space="preserve"> Archivo no anexado: Se requiere ejecutar la extensión </w:t>
+            </w:r>
+            <w:r>
+              <w:t>UC-03 (Subir DNI/ archivo físico escaneado)</w:t>
+            </w:r>
+          </w:p>
+          <w:p>
+            <w:pPr>
+              <w:keepNext w:val="0"/>
+              <w:widowControl w:val="0"/>
+              <w:shd w:val="clear" w:color="auto" w:fill="FFFFFF" w:themeFill="background1"/>
+              <w:spacing w:after="0"/>
+            </w:pPr>
+          </w:p>
+        </w:tc>
+      </w:tr>
+      <w:tr>
+        <w:trPr>
+          <w:trHeight w:val="465"/>
+        </w:trPr>
+        <w:tc>
+          <w:tcPr>
+            <w:tcW w:w="1916" w:type="dxa"/>
+            <w:tcBorders>
+              <w:top w:val="single" w:sz="4" w:space="0" w:color="D1D5DB"/>
+              <w:left w:val="nil"/>
+              <w:bottom w:val="single" w:sz="4" w:space="0" w:color="D1D5DB"/>
+              <w:right w:val="nil"/>
+            </w:tcBorders>
+            <w:vAlign w:val="center"/>
+          </w:tcPr>
+          <w:p>
+            <w:pPr>
+              <w:keepNext w:val="0"/>
+              <w:widowControl w:val="0"/>
+              <w:shd w:val="clear" w:color="auto" w:fill="FFFFFF" w:themeFill="background1"/>
+              <w:spacing w:after="0"/>
+              <w:rPr>
+                <w:b/>
+                <w:bCs/>
+                <w:color w:val="111827"/>
+              </w:rPr>
+            </w:pPr>
+          </w:p>
+          <w:p>
+            <w:pPr>
+              <w:keepNext w:val="0"/>
+              <w:widowControl w:val="0"/>
+              <w:shd w:val="clear" w:color="auto" w:fill="FFFFFF" w:themeFill="background1"/>
+              <w:spacing w:after="0"/>
+              <w:rPr>
+                <w:b/>
+                <w:bCs/>
+                <w:color w:val="111827"/>
+              </w:rPr>
+            </w:pPr>
+          </w:p>
+          <w:p>
+            <w:pPr>
+              <w:keepNext w:val="0"/>
+              <w:widowControl w:val="0"/>
+              <w:shd w:val="clear" w:color="auto" w:fill="FFFFFF" w:themeFill="background1"/>
+              <w:spacing w:after="0"/>
+              <w:rPr>
+                <w:b/>
+                <w:bCs/>
+                <w:color w:val="111827"/>
+              </w:rPr>
+            </w:pPr>
+          </w:p>
+          <w:p>
+            <w:pPr>
+              <w:keepNext w:val="0"/>
+              <w:widowControl w:val="0"/>
+              <w:shd w:val="clear" w:color="auto" w:fill="FFFFFF" w:themeFill="background1"/>
+              <w:spacing w:after="0"/>
+              <w:rPr>
+                <w:b/>
+                <w:bCs/>
+                <w:color w:val="111827"/>
+              </w:rPr>
+            </w:pPr>
+          </w:p>
+          <w:p>
+            <w:pPr>
+              <w:keepNext w:val="0"/>
+              <w:widowControl w:val="0"/>
+              <w:shd w:val="clear" w:color="auto" w:fill="FFFFFF" w:themeFill="background1"/>
+              <w:spacing w:after="0"/>
+              <w:rPr>
+                <w:b/>
+                <w:bCs/>
+                <w:color w:val="111827"/>
+              </w:rPr>
+            </w:pPr>
+          </w:p>
+          <w:p>
+            <w:pPr>
+              <w:keepNext w:val="0"/>
+              <w:widowControl w:val="0"/>
+              <w:shd w:val="clear" w:color="auto" w:fill="FFFFFF" w:themeFill="background1"/>
+              <w:spacing w:after="0"/>
+              <w:rPr>
+                <w:b/>
+                <w:bCs/>
+                <w:color w:val="111827"/>
+              </w:rPr>
+            </w:pPr>
+          </w:p>
+          <w:p>
+            <w:pPr>
+              <w:keepNext w:val="0"/>
+              <w:widowControl w:val="0"/>
+              <w:shd w:val="clear" w:color="auto" w:fill="FFFFFF" w:themeFill="background1"/>
+              <w:spacing w:after="0"/>
+              <w:rPr>
+                <w:b/>
+                <w:bCs/>
+                <w:color w:val="111827"/>
+              </w:rPr>
+            </w:pPr>
+          </w:p>
+          <w:p>
+            <w:pPr>
+              <w:keepNext w:val="0"/>
+              <w:widowControl w:val="0"/>
+              <w:shd w:val="clear" w:color="auto" w:fill="FFFFFF" w:themeFill="background1"/>
+              <w:spacing w:after="0"/>
+              <w:rPr>
+                <w:b/>
+                <w:bCs/>
+                <w:color w:val="111827"/>
+              </w:rPr>
+            </w:pPr>
+          </w:p>
+          <w:p>
+            <w:pPr>
+              <w:keepNext w:val="0"/>
+              <w:widowControl w:val="0"/>
+              <w:shd w:val="clear" w:color="auto" w:fill="FFFFFF" w:themeFill="background1"/>
+              <w:spacing w:after="0"/>
+              <w:rPr>
+                <w:b/>
+                <w:bCs/>
+                <w:color w:val="111827"/>
+              </w:rPr>
+            </w:pPr>
+          </w:p>
+          <w:p>
+            <w:pPr>
+              <w:keepNext w:val="0"/>
+              <w:widowControl w:val="0"/>
+              <w:shd w:val="clear" w:color="auto" w:fill="FFFFFF" w:themeFill="background1"/>
+              <w:spacing w:after="0"/>
+              <w:rPr>
+                <w:b/>
+                <w:bCs/>
+                <w:color w:val="111827"/>
+              </w:rPr>
+            </w:pPr>
+          </w:p>
+          <w:p>
+            <w:pPr>
+              <w:keepNext w:val="0"/>
+              <w:widowControl w:val="0"/>
+              <w:shd w:val="clear" w:color="auto" w:fill="FFFFFF" w:themeFill="background1"/>
+              <w:spacing w:after="0"/>
+              <w:rPr>
+                <w:b/>
+                <w:bCs/>
+                <w:color w:val="111827"/>
+              </w:rPr>
+            </w:pPr>
+          </w:p>
+          <w:p>
+            <w:pPr>
+              <w:keepNext w:val="0"/>
+              <w:widowControl w:val="0"/>
+              <w:shd w:val="clear" w:color="auto" w:fill="FFFFFF" w:themeFill="background1"/>
+              <w:spacing w:after="0"/>
+              <w:rPr>
+                <w:b/>
+                <w:bCs/>
+                <w:color w:val="111827"/>
+              </w:rPr>
+            </w:pPr>
+          </w:p>
+          <w:p>
+            <w:pPr>
+              <w:keepNext w:val="0"/>
+              <w:widowControl w:val="0"/>
+              <w:shd w:val="clear" w:color="auto" w:fill="FFFFFF" w:themeFill="background1"/>
+              <w:spacing w:after="0"/>
+              <w:rPr>
+                <w:b/>
+                <w:bCs/>
+                <w:color w:val="111827"/>
+              </w:rPr>
+            </w:pPr>
+          </w:p>
+          <w:p>
+            <w:pPr>
+              <w:keepNext w:val="0"/>
+              <w:widowControl w:val="0"/>
+              <w:shd w:val="clear" w:color="auto" w:fill="FFFFFF" w:themeFill="background1"/>
+              <w:spacing w:after="0"/>
+              <w:rPr>
+                <w:b/>
+                <w:bCs/>
+                <w:color w:val="111827"/>
+              </w:rPr>
+            </w:pPr>
+          </w:p>
+        </w:tc>
+        <w:tc>
+          <w:tcPr>
+            <w:tcW w:w="6975" w:type="dxa"/>
+            <w:tcBorders>
+              <w:top w:val="single" w:sz="4" w:space="0" w:color="D1D5DB"/>
+              <w:left w:val="nil"/>
+              <w:bottom w:val="single" w:sz="4" w:space="0" w:color="D1D5DB"/>
+              <w:right w:val="nil"/>
+            </w:tcBorders>
+            <w:vAlign w:val="center"/>
+          </w:tcPr>
+          <w:p>
+            <w:pPr>
+              <w:keepNext w:val="0"/>
+              <w:widowControl w:val="0"/>
+              <w:shd w:val="clear" w:color="auto" w:fill="FFFFFF" w:themeFill="background1"/>
+              <w:spacing w:after="0"/>
               <w:rPr>
                 <w:color w:val="1F2937"/>
               </w:rPr>
-              <w:t>2.a Archivo no soportado: El sistema rechaza la imagen e indica formatos válidos (JPG/PNG).</w:t>
+            </w:pPr>
+          </w:p>
+        </w:tc>
+      </w:tr>
+      <w:tr>
+        <w:trPr>
+          <w:trHeight w:val="629"/>
+        </w:trPr>
+        <w:tc>
+          <w:tcPr>
+            <w:tcW w:w="1916" w:type="dxa"/>
+            <w:tcBorders>
+              <w:top w:val="single" w:sz="4" w:space="0" w:color="D1D5DB"/>
+              <w:left w:val="single" w:sz="8" w:space="0" w:color="D1D5DB"/>
+              <w:bottom w:val="single" w:sz="8" w:space="0" w:color="D1D5DB"/>
+              <w:right w:val="single" w:sz="8" w:space="0" w:color="D1D5DB"/>
+            </w:tcBorders>
+            <w:shd w:val="clear" w:color="auto" w:fill="FEE2E2"/>
+            <w:vAlign w:val="center"/>
+          </w:tcPr>
+          <w:p>
+            <w:pPr>
+              <w:keepNext w:val="0"/>
+              <w:widowControl w:val="0"/>
+              <w:shd w:val="clear" w:color="auto" w:fill="FFFFFF" w:themeFill="background1"/>
+              <w:spacing w:after="0"/>
+              <w:jc w:val="center"/>
+              <w:rPr>
+                <w:b/>
+                <w:bCs/>
+                <w:color w:val="991B1B"/>
+              </w:rPr>
+            </w:pPr>
+            <w:r>
+              <w:rPr>
+                <w:b/>
+                <w:bCs/>
+                <w:color w:val="991B1B"/>
+              </w:rPr>
+              <w:lastRenderedPageBreak/>
+              <w:t>UC-0</w:t>
+            </w:r>
+            <w:r>
+              <w:rPr>
+                <w:b/>
+                <w:bCs/>
+                <w:color w:val="991B1B"/>
+              </w:rPr>
+              <w:t>3</w:t>
+            </w:r>
+          </w:p>
+        </w:tc>
+        <w:tc>
+          <w:tcPr>
+            <w:tcW w:w="6975" w:type="dxa"/>
+            <w:tcBorders>
+              <w:top w:val="single" w:sz="4" w:space="0" w:color="D1D5DB"/>
+              <w:left w:val="single" w:sz="8" w:space="0" w:color="D1D5DB"/>
+              <w:bottom w:val="single" w:sz="8" w:space="0" w:color="D1D5DB"/>
+              <w:right w:val="single" w:sz="8" w:space="0" w:color="D1D5DB"/>
+            </w:tcBorders>
+            <w:shd w:val="clear" w:color="auto" w:fill="FEE2E2"/>
+            <w:vAlign w:val="center"/>
+          </w:tcPr>
+          <w:p>
+            <w:pPr>
+              <w:keepNext w:val="0"/>
+              <w:widowControl w:val="0"/>
+              <w:shd w:val="clear" w:color="auto" w:fill="FFFFFF" w:themeFill="background1"/>
+              <w:spacing w:after="0"/>
+              <w:jc w:val="center"/>
+              <w:rPr>
+                <w:b/>
+                <w:bCs/>
+                <w:color w:val="991B1B"/>
+              </w:rPr>
+            </w:pPr>
+            <w:r>
+              <w:rPr>
+                <w:b/>
+                <w:bCs/>
+                <w:color w:val="991B1B"/>
+              </w:rPr>
+              <w:t>Subir archivo Físico / DNI</w:t>
+            </w:r>
+          </w:p>
+        </w:tc>
+      </w:tr>
+      <w:tr>
+        <w:trPr>
+          <w:trHeight w:val="465"/>
+        </w:trPr>
+        <w:tc>
+          <w:tcPr>
+            <w:tcW w:w="1916" w:type="dxa"/>
+            <w:tcBorders>
+              <w:top w:val="single" w:sz="8" w:space="0" w:color="D1D5DB"/>
+              <w:left w:val="single" w:sz="7" w:space="0" w:color="D1D5DB"/>
+              <w:bottom w:val="single" w:sz="7" w:space="0" w:color="D1D5DB"/>
+              <w:right w:val="single" w:sz="7" w:space="0" w:color="D1D5DB"/>
+            </w:tcBorders>
+            <w:vAlign w:val="center"/>
+          </w:tcPr>
+          <w:p>
+            <w:pPr>
+              <w:keepNext w:val="0"/>
+              <w:widowControl w:val="0"/>
+              <w:shd w:val="clear" w:color="auto" w:fill="FFFFFF" w:themeFill="background1"/>
+              <w:spacing w:after="0"/>
+              <w:rPr>
+                <w:b/>
+                <w:bCs/>
+                <w:color w:val="111827"/>
+              </w:rPr>
+            </w:pPr>
+            <w:r>
+              <w:rPr>
+                <w:b/>
+                <w:bCs/>
+                <w:color w:val="111827"/>
+              </w:rPr>
+              <w:t>Actor</w:t>
+            </w:r>
+          </w:p>
+        </w:tc>
+        <w:tc>
+          <w:tcPr>
+            <w:tcW w:w="6975" w:type="dxa"/>
+            <w:tcBorders>
+              <w:top w:val="single" w:sz="8" w:space="0" w:color="D1D5DB"/>
+              <w:left w:val="single" w:sz="7" w:space="0" w:color="D1D5DB"/>
+              <w:bottom w:val="single" w:sz="7" w:space="0" w:color="D1D5DB"/>
+              <w:right w:val="single" w:sz="7" w:space="0" w:color="D1D5DB"/>
+            </w:tcBorders>
+            <w:vAlign w:val="center"/>
+          </w:tcPr>
+          <w:p>
+            <w:pPr>
+              <w:keepNext w:val="0"/>
+              <w:widowControl w:val="0"/>
+              <w:shd w:val="clear" w:color="auto" w:fill="FFFFFF" w:themeFill="background1"/>
+              <w:spacing w:after="0"/>
+              <w:rPr>
+                <w:color w:val="1F2937"/>
+              </w:rPr>
+            </w:pPr>
+            <w:r>
+              <w:rPr>
+                <w:color w:val="1F2937"/>
+              </w:rPr>
+              <w:t xml:space="preserve">Atleta / </w:t>
+            </w:r>
+            <w:r>
+              <w:rPr>
+                <w:color w:val="1F2937"/>
+              </w:rPr>
+              <w:t>Entrenador</w:t>
+            </w:r>
+          </w:p>
+        </w:tc>
+      </w:tr>
+      <w:tr>
+        <w:trPr>
+          <w:trHeight w:val="465"/>
+        </w:trPr>
+        <w:tc>
+          <w:tcPr>
+            <w:tcW w:w="1916" w:type="dxa"/>
+            <w:tcBorders>
+              <w:top w:val="single" w:sz="7" w:space="0" w:color="D1D5DB"/>
+              <w:left w:val="single" w:sz="7" w:space="0" w:color="D1D5DB"/>
+              <w:bottom w:val="single" w:sz="7" w:space="0" w:color="D1D5DB"/>
+              <w:right w:val="single" w:sz="7" w:space="0" w:color="D1D5DB"/>
+            </w:tcBorders>
+            <w:vAlign w:val="center"/>
+          </w:tcPr>
+          <w:p>
+            <w:pPr>
+              <w:keepNext w:val="0"/>
+              <w:widowControl w:val="0"/>
+              <w:shd w:val="clear" w:color="auto" w:fill="FFFFFF" w:themeFill="background1"/>
+              <w:spacing w:after="0"/>
+              <w:rPr>
+                <w:b/>
+                <w:bCs/>
+                <w:color w:val="111827"/>
+              </w:rPr>
+            </w:pPr>
+            <w:r>
+              <w:rPr>
+                <w:b/>
+                <w:bCs/>
+                <w:color w:val="111827"/>
+              </w:rPr>
+              <w:t>Interés</w:t>
+            </w:r>
+          </w:p>
+        </w:tc>
+        <w:tc>
+          <w:tcPr>
+            <w:tcW w:w="6975" w:type="dxa"/>
+            <w:tcBorders>
+              <w:top w:val="single" w:sz="7" w:space="0" w:color="D1D5DB"/>
+              <w:left w:val="single" w:sz="7" w:space="0" w:color="D1D5DB"/>
+              <w:bottom w:val="single" w:sz="7" w:space="0" w:color="D1D5DB"/>
+              <w:right w:val="single" w:sz="7" w:space="0" w:color="D1D5DB"/>
+            </w:tcBorders>
+            <w:vAlign w:val="center"/>
+          </w:tcPr>
+          <w:p>
+            <w:pPr>
+              <w:keepNext w:val="0"/>
+              <w:widowControl w:val="0"/>
+              <w:shd w:val="clear" w:color="auto" w:fill="FFFFFF" w:themeFill="background1"/>
+              <w:spacing w:after="0"/>
+              <w:rPr>
+                <w:color w:val="1F2937"/>
+              </w:rPr>
+            </w:pPr>
+            <w:r>
+              <w:rPr>
+                <w:color w:val="1F2937"/>
+              </w:rPr>
+              <w:t>Adjuntar documentación obligatoria (DNI) o fichas antiguas escaneadas al sistema.</w:t>
+            </w:r>
+          </w:p>
+        </w:tc>
+      </w:tr>
+      <w:tr>
+        <w:trPr>
+          <w:trHeight w:val="465"/>
+        </w:trPr>
+        <w:tc>
+          <w:tcPr>
+            <w:tcW w:w="1916" w:type="dxa"/>
+            <w:tcBorders>
+              <w:top w:val="single" w:sz="7" w:space="0" w:color="D1D5DB"/>
+              <w:left w:val="single" w:sz="7" w:space="0" w:color="D1D5DB"/>
+              <w:bottom w:val="single" w:sz="7" w:space="0" w:color="D1D5DB"/>
+              <w:right w:val="single" w:sz="7" w:space="0" w:color="D1D5DB"/>
+            </w:tcBorders>
+            <w:vAlign w:val="center"/>
+          </w:tcPr>
+          <w:p>
+            <w:pPr>
+              <w:keepNext w:val="0"/>
+              <w:widowControl w:val="0"/>
+              <w:shd w:val="clear" w:color="auto" w:fill="FFFFFF" w:themeFill="background1"/>
+              <w:spacing w:after="0"/>
+              <w:rPr>
+                <w:b/>
+                <w:bCs/>
+                <w:color w:val="111827"/>
+              </w:rPr>
+            </w:pPr>
+            <w:r>
+              <w:rPr>
+                <w:b/>
+                <w:bCs/>
+                <w:color w:val="111827"/>
+              </w:rPr>
+              <w:t>Precondición</w:t>
+            </w:r>
+          </w:p>
+        </w:tc>
+        <w:tc>
+          <w:tcPr>
+            <w:tcW w:w="6975" w:type="dxa"/>
+            <w:tcBorders>
+              <w:top w:val="single" w:sz="7" w:space="0" w:color="D1D5DB"/>
+              <w:left w:val="single" w:sz="7" w:space="0" w:color="D1D5DB"/>
+              <w:bottom w:val="single" w:sz="7" w:space="0" w:color="D1D5DB"/>
+              <w:right w:val="single" w:sz="7" w:space="0" w:color="D1D5DB"/>
+            </w:tcBorders>
+            <w:vAlign w:val="center"/>
+          </w:tcPr>
+          <w:p>
+            <w:pPr>
+              <w:keepNext w:val="0"/>
+              <w:widowControl w:val="0"/>
+              <w:shd w:val="clear" w:color="auto" w:fill="FFFFFF" w:themeFill="background1"/>
+              <w:spacing w:after="0"/>
+              <w:rPr>
+                <w:color w:val="1F2937"/>
+              </w:rPr>
+            </w:pPr>
+            <w:r>
+              <w:rPr>
+                <w:color w:val="1F2937"/>
+              </w:rPr>
+              <w:t>Haber iniciado sesión</w:t>
+            </w:r>
+            <w:r>
+              <w:rPr>
+                <w:color w:val="1F2937"/>
+              </w:rPr>
+              <w:t xml:space="preserve"> (UC-01)</w:t>
+            </w:r>
+            <w:r>
+              <w:rPr>
+                <w:color w:val="1F2937"/>
+              </w:rPr>
+              <w:t xml:space="preserve"> y estar en el proceso de inscripción (UC-02) o edición de perfil.</w:t>
+            </w:r>
+          </w:p>
+        </w:tc>
+      </w:tr>
+      <w:tr>
+        <w:trPr>
+          <w:trHeight w:val="465"/>
+        </w:trPr>
+        <w:tc>
+          <w:tcPr>
+            <w:tcW w:w="1916" w:type="dxa"/>
+            <w:tcBorders>
+              <w:top w:val="single" w:sz="7" w:space="0" w:color="D1D5DB"/>
+              <w:left w:val="single" w:sz="7" w:space="0" w:color="D1D5DB"/>
+              <w:bottom w:val="single" w:sz="7" w:space="0" w:color="D1D5DB"/>
+              <w:right w:val="single" w:sz="7" w:space="0" w:color="D1D5DB"/>
+            </w:tcBorders>
+            <w:vAlign w:val="center"/>
+          </w:tcPr>
+          <w:p>
+            <w:pPr>
+              <w:keepNext w:val="0"/>
+              <w:widowControl w:val="0"/>
+              <w:shd w:val="clear" w:color="auto" w:fill="FFFFFF" w:themeFill="background1"/>
+              <w:spacing w:after="0"/>
+              <w:rPr>
+                <w:b/>
+                <w:bCs/>
+                <w:color w:val="111827"/>
+              </w:rPr>
+            </w:pPr>
+            <w:r>
+              <w:rPr>
+                <w:b/>
+                <w:bCs/>
+                <w:color w:val="111827"/>
+              </w:rPr>
+              <w:t>Garantía</w:t>
+            </w:r>
+          </w:p>
+        </w:tc>
+        <w:tc>
+          <w:tcPr>
+            <w:tcW w:w="6975" w:type="dxa"/>
+            <w:tcBorders>
+              <w:top w:val="single" w:sz="7" w:space="0" w:color="D1D5DB"/>
+              <w:left w:val="single" w:sz="7" w:space="0" w:color="D1D5DB"/>
+              <w:bottom w:val="single" w:sz="7" w:space="0" w:color="D1D5DB"/>
+              <w:right w:val="single" w:sz="7" w:space="0" w:color="D1D5DB"/>
+            </w:tcBorders>
+            <w:vAlign w:val="center"/>
+          </w:tcPr>
+          <w:p>
+            <w:pPr>
+              <w:keepNext w:val="0"/>
+              <w:widowControl w:val="0"/>
+              <w:shd w:val="clear" w:color="auto" w:fill="FFFFFF" w:themeFill="background1"/>
+              <w:spacing w:after="0"/>
+              <w:rPr>
+                <w:color w:val="1F2937"/>
+              </w:rPr>
+            </w:pPr>
+            <w:r>
+              <w:rPr>
+                <w:color w:val="1F2937"/>
+              </w:rPr>
+              <w:t>El archivo se sube al servidor protegido y se vincula a la ficha del usuario.</w:t>
+            </w:r>
+          </w:p>
+        </w:tc>
+      </w:tr>
+      <w:tr>
+        <w:trPr>
+          <w:trHeight w:val="465"/>
+        </w:trPr>
+        <w:tc>
+          <w:tcPr>
+            <w:tcW w:w="1916" w:type="dxa"/>
+            <w:tcBorders>
+              <w:top w:val="single" w:sz="7" w:space="0" w:color="D1D5DB"/>
+              <w:left w:val="single" w:sz="7" w:space="0" w:color="D1D5DB"/>
+              <w:bottom w:val="single" w:sz="7" w:space="0" w:color="D1D5DB"/>
+              <w:right w:val="single" w:sz="7" w:space="0" w:color="D1D5DB"/>
+            </w:tcBorders>
+            <w:vAlign w:val="center"/>
+          </w:tcPr>
+          <w:p>
+            <w:pPr>
+              <w:keepNext w:val="0"/>
+              <w:widowControl w:val="0"/>
+              <w:shd w:val="clear" w:color="auto" w:fill="FFFFFF" w:themeFill="background1"/>
+              <w:spacing w:after="0"/>
+              <w:rPr>
+                <w:b/>
+                <w:bCs/>
+                <w:color w:val="111827"/>
+              </w:rPr>
+            </w:pPr>
+            <w:r>
+              <w:rPr>
+                <w:b/>
+                <w:bCs/>
+                <w:color w:val="111827"/>
+              </w:rPr>
+              <w:t>Flujo Básico</w:t>
+            </w:r>
+          </w:p>
+        </w:tc>
+        <w:tc>
+          <w:tcPr>
+            <w:tcW w:w="6975" w:type="dxa"/>
+            <w:tcBorders>
+              <w:top w:val="single" w:sz="7" w:space="0" w:color="D1D5DB"/>
+              <w:left w:val="single" w:sz="7" w:space="0" w:color="D1D5DB"/>
+              <w:bottom w:val="single" w:sz="7" w:space="0" w:color="D1D5DB"/>
+              <w:right w:val="single" w:sz="7" w:space="0" w:color="D1D5DB"/>
+            </w:tcBorders>
+            <w:vAlign w:val="center"/>
+          </w:tcPr>
+          <w:p>
+            <w:pPr>
+              <w:keepNext w:val="0"/>
+              <w:widowControl w:val="0"/>
+              <w:shd w:val="clear" w:color="auto" w:fill="FFFFFF" w:themeFill="background1"/>
+              <w:spacing w:after="0"/>
+              <w:rPr>
+                <w:color w:val="1F2937"/>
+              </w:rPr>
+            </w:pPr>
+            <w:r>
+              <w:rPr>
+                <w:color w:val="1F2937"/>
+              </w:rPr>
+              <w:t>1. El usuario selecciona la opción de adjuntar documento.</w:t>
+            </w:r>
+            <w:r>
+              <w:rPr>
+                <w:color w:val="1F2937"/>
+              </w:rPr>
+              <w:br/>
+              <w:t>2. El sistema solicita el archivo desde el dispositivo.</w:t>
+            </w:r>
+            <w:r>
+              <w:rPr>
+                <w:color w:val="1F2937"/>
+              </w:rPr>
+              <w:br/>
+              <w:t>3. El usuario sube un archivo en formato JPG o PDF.</w:t>
+            </w:r>
+            <w:r>
+              <w:rPr>
+                <w:color w:val="1F2937"/>
+              </w:rPr>
+              <w:br/>
+              <w:t>4. El sistema valida la extensión y el peso máximo.</w:t>
+            </w:r>
+            <w:r>
+              <w:rPr>
+                <w:color w:val="1F2937"/>
+              </w:rPr>
+              <w:br/>
+              <w:t>5. El archivo se almacena de forma segura.</w:t>
+            </w:r>
+          </w:p>
+        </w:tc>
+      </w:tr>
+      <w:tr>
+        <w:trPr>
+          <w:trHeight w:val="465"/>
+        </w:trPr>
+        <w:tc>
+          <w:tcPr>
+            <w:tcW w:w="1916" w:type="dxa"/>
+            <w:tcBorders>
+              <w:top w:val="single" w:sz="7" w:space="0" w:color="D1D5DB"/>
+              <w:left w:val="single" w:sz="7" w:space="0" w:color="D1D5DB"/>
+              <w:bottom w:val="single" w:sz="7" w:space="0" w:color="D1D5DB"/>
+              <w:right w:val="single" w:sz="7" w:space="0" w:color="D1D5DB"/>
+            </w:tcBorders>
+            <w:vAlign w:val="center"/>
+          </w:tcPr>
+          <w:p>
+            <w:pPr>
+              <w:shd w:val="clear" w:color="auto" w:fill="FFFFFF" w:themeFill="background1"/>
+              <w:spacing w:after="0"/>
+              <w:rPr>
+                <w:b/>
+                <w:bCs/>
+                <w:color w:val="111827"/>
+              </w:rPr>
+            </w:pPr>
+            <w:r>
+              <w:rPr>
+                <w:b/>
+                <w:bCs/>
+                <w:color w:val="111827"/>
+              </w:rPr>
+              <w:t>Excepciones</w:t>
+            </w:r>
+          </w:p>
+        </w:tc>
+        <w:tc>
+          <w:tcPr>
+            <w:tcW w:w="6975" w:type="dxa"/>
+            <w:tcBorders>
+              <w:top w:val="single" w:sz="7" w:space="0" w:color="D1D5DB"/>
+              <w:left w:val="single" w:sz="7" w:space="0" w:color="D1D5DB"/>
+              <w:bottom w:val="single" w:sz="7" w:space="0" w:color="D1D5DB"/>
+              <w:right w:val="single" w:sz="7" w:space="0" w:color="D1D5DB"/>
+            </w:tcBorders>
+            <w:vAlign w:val="center"/>
+          </w:tcPr>
+          <w:p>
+            <w:pPr>
+              <w:shd w:val="clear" w:color="auto" w:fill="FFFFFF" w:themeFill="background1"/>
+              <w:spacing w:after="0"/>
+              <w:rPr>
+                <w:color w:val="1F2937"/>
+              </w:rPr>
+            </w:pPr>
+            <w:r>
+              <w:rPr>
+                <w:color w:val="1F2937"/>
+              </w:rPr>
+              <w:t>4</w:t>
+            </w:r>
+            <w:r>
+              <w:rPr>
+                <w:color w:val="1F2937"/>
+              </w:rPr>
+              <w:t>.a Formato o peso inválido: El sistema rechaza la subida y avisa de los requisitos.</w:t>
+            </w:r>
+          </w:p>
+        </w:tc>
+      </w:tr>
+      <w:tr>
+        <w:trPr>
+          <w:trHeight w:val="465"/>
+        </w:trPr>
+        <w:tc>
+          <w:tcPr>
+            <w:tcW w:w="1916" w:type="dxa"/>
+            <w:tcBorders>
+              <w:top w:val="single" w:sz="4" w:space="0" w:color="D1D5DB"/>
+              <w:left w:val="nil"/>
+              <w:bottom w:val="nil"/>
+              <w:right w:val="nil"/>
+            </w:tcBorders>
+            <w:vAlign w:val="center"/>
+          </w:tcPr>
+          <w:p>
+            <w:pPr>
+              <w:keepNext w:val="0"/>
+              <w:widowControl w:val="0"/>
+              <w:shd w:val="clear" w:color="auto" w:fill="FFFFFF" w:themeFill="background1"/>
+              <w:spacing w:after="0"/>
+              <w:rPr>
+                <w:b/>
+                <w:bCs/>
+                <w:color w:val="111827"/>
+              </w:rPr>
+            </w:pPr>
+          </w:p>
+          <w:p>
+            <w:pPr>
+              <w:keepNext w:val="0"/>
+              <w:widowControl w:val="0"/>
+              <w:shd w:val="clear" w:color="auto" w:fill="FFFFFF" w:themeFill="background1"/>
+              <w:spacing w:after="0"/>
+              <w:rPr>
+                <w:b/>
+                <w:bCs/>
+                <w:color w:val="111827"/>
+              </w:rPr>
+            </w:pPr>
+          </w:p>
+        </w:tc>
+        <w:tc>
+          <w:tcPr>
+            <w:tcW w:w="6975" w:type="dxa"/>
+            <w:tcBorders>
+              <w:top w:val="single" w:sz="4" w:space="0" w:color="D1D5DB"/>
+              <w:left w:val="nil"/>
+              <w:bottom w:val="nil"/>
+              <w:right w:val="nil"/>
+            </w:tcBorders>
+            <w:vAlign w:val="center"/>
+          </w:tcPr>
+          <w:p>
+            <w:pPr>
+              <w:keepNext w:val="0"/>
+              <w:widowControl w:val="0"/>
+              <w:shd w:val="clear" w:color="auto" w:fill="FFFFFF" w:themeFill="background1"/>
+              <w:spacing w:after="0"/>
+              <w:rPr>
+                <w:color w:val="1F2937"/>
+              </w:rPr>
+            </w:pPr>
+          </w:p>
+        </w:tc>
+      </w:tr>
+      <w:tr>
+        <w:trPr>
+          <w:trHeight w:val="629"/>
+        </w:trPr>
+        <w:tc>
+          <w:tcPr>
+            <w:tcW w:w="1916" w:type="dxa"/>
+            <w:tcBorders>
+              <w:top w:val="single" w:sz="4" w:space="0" w:color="D1D5DB"/>
+              <w:left w:val="single" w:sz="7" w:space="0" w:color="D1D5DB"/>
+              <w:bottom w:val="single" w:sz="7" w:space="0" w:color="D1D5DB"/>
+              <w:right w:val="single" w:sz="7" w:space="0" w:color="D1D5DB"/>
+            </w:tcBorders>
+            <w:shd w:val="clear" w:color="auto" w:fill="FEE2E2"/>
+            <w:vAlign w:val="center"/>
+          </w:tcPr>
+          <w:p>
+            <w:pPr>
+              <w:keepNext w:val="0"/>
+              <w:widowControl w:val="0"/>
+              <w:shd w:val="clear" w:color="auto" w:fill="FFFFFF" w:themeFill="background1"/>
+              <w:spacing w:after="0"/>
+              <w:jc w:val="center"/>
+              <w:rPr>
+                <w:b/>
+                <w:bCs/>
+                <w:color w:val="991B1B"/>
+              </w:rPr>
+            </w:pPr>
+            <w:r>
+              <w:rPr>
+                <w:b/>
+                <w:bCs/>
+                <w:color w:val="991B1B"/>
+              </w:rPr>
+              <w:t>UC-0</w:t>
+            </w:r>
+            <w:r>
+              <w:rPr>
+                <w:b/>
+                <w:bCs/>
+                <w:color w:val="991B1B"/>
+              </w:rPr>
+              <w:t>4</w:t>
+            </w:r>
+          </w:p>
+        </w:tc>
+        <w:tc>
+          <w:tcPr>
+            <w:tcW w:w="6975" w:type="dxa"/>
+            <w:tcBorders>
+              <w:top w:val="single" w:sz="4" w:space="0" w:color="D1D5DB"/>
+              <w:left w:val="single" w:sz="7" w:space="0" w:color="D1D5DB"/>
+              <w:bottom w:val="single" w:sz="7" w:space="0" w:color="D1D5DB"/>
+              <w:right w:val="single" w:sz="7" w:space="0" w:color="D1D5DB"/>
+            </w:tcBorders>
+            <w:shd w:val="clear" w:color="auto" w:fill="FEE2E2"/>
+            <w:vAlign w:val="center"/>
+          </w:tcPr>
+          <w:p>
+            <w:pPr>
+              <w:keepNext w:val="0"/>
+              <w:widowControl w:val="0"/>
+              <w:shd w:val="clear" w:color="auto" w:fill="FFFFFF" w:themeFill="background1"/>
+              <w:spacing w:after="0"/>
+              <w:jc w:val="center"/>
+              <w:rPr>
+                <w:b/>
+                <w:bCs/>
+                <w:color w:val="991B1B"/>
+              </w:rPr>
+            </w:pPr>
+            <w:r>
+              <w:rPr>
+                <w:b/>
+                <w:bCs/>
+                <w:color w:val="991B1B"/>
+              </w:rPr>
+              <w:t>Filtrar Fichas Globales</w:t>
+            </w:r>
+          </w:p>
+        </w:tc>
+      </w:tr>
+      <w:tr>
+        <w:trPr>
+          <w:trHeight w:val="465"/>
+        </w:trPr>
+        <w:tc>
+          <w:tcPr>
+            <w:tcW w:w="1916" w:type="dxa"/>
+            <w:tcBorders>
+              <w:top w:val="single" w:sz="7" w:space="0" w:color="D1D5DB"/>
+              <w:left w:val="single" w:sz="7" w:space="0" w:color="D1D5DB"/>
+              <w:bottom w:val="single" w:sz="7" w:space="0" w:color="D1D5DB"/>
+              <w:right w:val="single" w:sz="7" w:space="0" w:color="D1D5DB"/>
+            </w:tcBorders>
+            <w:vAlign w:val="center"/>
+          </w:tcPr>
+          <w:p>
+            <w:pPr>
+              <w:keepNext w:val="0"/>
+              <w:widowControl w:val="0"/>
+              <w:shd w:val="clear" w:color="auto" w:fill="FFFFFF" w:themeFill="background1"/>
+              <w:spacing w:after="0"/>
+              <w:rPr>
+                <w:b/>
+                <w:bCs/>
+                <w:color w:val="111827"/>
+              </w:rPr>
+            </w:pPr>
+            <w:r>
+              <w:rPr>
+                <w:b/>
+                <w:bCs/>
+                <w:color w:val="111827"/>
+              </w:rPr>
+              <w:t>Actor</w:t>
+            </w:r>
+          </w:p>
+        </w:tc>
+        <w:tc>
+          <w:tcPr>
+            <w:tcW w:w="6975" w:type="dxa"/>
+            <w:tcBorders>
+              <w:top w:val="single" w:sz="7" w:space="0" w:color="D1D5DB"/>
+              <w:left w:val="single" w:sz="7" w:space="0" w:color="D1D5DB"/>
+              <w:bottom w:val="single" w:sz="7" w:space="0" w:color="D1D5DB"/>
+              <w:right w:val="single" w:sz="7" w:space="0" w:color="D1D5DB"/>
+            </w:tcBorders>
+            <w:vAlign w:val="center"/>
+          </w:tcPr>
+          <w:p>
+            <w:pPr>
+              <w:keepNext w:val="0"/>
+              <w:widowControl w:val="0"/>
+              <w:shd w:val="clear" w:color="auto" w:fill="FFFFFF" w:themeFill="background1"/>
+              <w:spacing w:after="0"/>
+              <w:rPr>
+                <w:color w:val="1F2937"/>
+              </w:rPr>
+            </w:pPr>
+            <w:r>
+              <w:rPr>
+                <w:color w:val="1F2937"/>
+              </w:rPr>
+              <w:t>Entrenador</w:t>
+            </w:r>
+            <w:r>
+              <w:rPr>
+                <w:color w:val="1F2937"/>
+              </w:rPr>
+              <w:t xml:space="preserve"> (Admin)</w:t>
+            </w:r>
+          </w:p>
+        </w:tc>
+      </w:tr>
+      <w:tr>
+        <w:trPr>
+          <w:trHeight w:val="465"/>
+        </w:trPr>
+        <w:tc>
+          <w:tcPr>
+            <w:tcW w:w="1916" w:type="dxa"/>
+            <w:tcBorders>
+              <w:top w:val="single" w:sz="7" w:space="0" w:color="D1D5DB"/>
+              <w:left w:val="single" w:sz="7" w:space="0" w:color="D1D5DB"/>
+              <w:bottom w:val="single" w:sz="7" w:space="0" w:color="D1D5DB"/>
+              <w:right w:val="single" w:sz="7" w:space="0" w:color="D1D5DB"/>
+            </w:tcBorders>
+            <w:vAlign w:val="center"/>
+          </w:tcPr>
+          <w:p>
+            <w:pPr>
+              <w:keepNext w:val="0"/>
+              <w:widowControl w:val="0"/>
+              <w:shd w:val="clear" w:color="auto" w:fill="FFFFFF" w:themeFill="background1"/>
+              <w:spacing w:after="0"/>
+              <w:rPr>
+                <w:b/>
+                <w:bCs/>
+                <w:color w:val="111827"/>
+              </w:rPr>
+            </w:pPr>
+            <w:r>
+              <w:rPr>
+                <w:b/>
+                <w:bCs/>
+                <w:color w:val="111827"/>
+              </w:rPr>
+              <w:t>Interés</w:t>
+            </w:r>
+          </w:p>
+        </w:tc>
+        <w:tc>
+          <w:tcPr>
+            <w:tcW w:w="6975" w:type="dxa"/>
+            <w:tcBorders>
+              <w:top w:val="single" w:sz="7" w:space="0" w:color="D1D5DB"/>
+              <w:left w:val="single" w:sz="7" w:space="0" w:color="D1D5DB"/>
+              <w:bottom w:val="single" w:sz="7" w:space="0" w:color="D1D5DB"/>
+              <w:right w:val="single" w:sz="7" w:space="0" w:color="D1D5DB"/>
+            </w:tcBorders>
+            <w:vAlign w:val="center"/>
+          </w:tcPr>
+          <w:p>
+            <w:pPr>
+              <w:keepNext w:val="0"/>
+              <w:widowControl w:val="0"/>
+              <w:shd w:val="clear" w:color="auto" w:fill="FFFFFF" w:themeFill="background1"/>
+              <w:spacing w:after="0"/>
+              <w:rPr>
+                <w:color w:val="1F2937"/>
+              </w:rPr>
+            </w:pPr>
+            <w:r>
+              <w:rPr>
+                <w:color w:val="1F2937"/>
+              </w:rPr>
+              <w:t>Buscar y listar atletas según criterios deportivos o de edad.</w:t>
+            </w:r>
+          </w:p>
+        </w:tc>
+      </w:tr>
+      <w:tr>
+        <w:trPr>
+          <w:trHeight w:val="465"/>
+        </w:trPr>
+        <w:tc>
+          <w:tcPr>
+            <w:tcW w:w="1916" w:type="dxa"/>
+            <w:tcBorders>
+              <w:top w:val="single" w:sz="7" w:space="0" w:color="D1D5DB"/>
+              <w:left w:val="single" w:sz="7" w:space="0" w:color="D1D5DB"/>
+              <w:bottom w:val="single" w:sz="7" w:space="0" w:color="D1D5DB"/>
+              <w:right w:val="single" w:sz="7" w:space="0" w:color="D1D5DB"/>
+            </w:tcBorders>
+            <w:vAlign w:val="center"/>
+          </w:tcPr>
+          <w:p>
+            <w:pPr>
+              <w:keepNext w:val="0"/>
+              <w:widowControl w:val="0"/>
+              <w:shd w:val="clear" w:color="auto" w:fill="FFFFFF" w:themeFill="background1"/>
+              <w:spacing w:after="0"/>
+              <w:rPr>
+                <w:b/>
+                <w:bCs/>
+                <w:color w:val="111827"/>
+              </w:rPr>
+            </w:pPr>
+            <w:r>
+              <w:rPr>
+                <w:b/>
+                <w:bCs/>
+                <w:color w:val="111827"/>
+              </w:rPr>
+              <w:t>Precondición</w:t>
+            </w:r>
+          </w:p>
+        </w:tc>
+        <w:tc>
+          <w:tcPr>
+            <w:tcW w:w="6975" w:type="dxa"/>
+            <w:tcBorders>
+              <w:top w:val="single" w:sz="7" w:space="0" w:color="D1D5DB"/>
+              <w:left w:val="single" w:sz="7" w:space="0" w:color="D1D5DB"/>
+              <w:bottom w:val="single" w:sz="7" w:space="0" w:color="D1D5DB"/>
+              <w:right w:val="single" w:sz="7" w:space="0" w:color="D1D5DB"/>
+            </w:tcBorders>
+            <w:vAlign w:val="center"/>
+          </w:tcPr>
+          <w:p>
+            <w:pPr>
+              <w:keepNext w:val="0"/>
+              <w:widowControl w:val="0"/>
+              <w:shd w:val="clear" w:color="auto" w:fill="FFFFFF" w:themeFill="background1"/>
+              <w:spacing w:after="0"/>
+              <w:rPr>
+                <w:color w:val="1F2937"/>
+              </w:rPr>
+            </w:pPr>
+            <w:r>
+              <w:rPr>
+                <w:color w:val="1F2937"/>
+              </w:rPr>
+              <w:t xml:space="preserve">Haber iniciado sesión </w:t>
+            </w:r>
+            <w:r>
+              <w:rPr>
+                <w:color w:val="1F2937"/>
+              </w:rPr>
+              <w:t>(UC-01)</w:t>
+            </w:r>
+            <w:r>
+              <w:rPr>
+                <w:color w:val="1F2937"/>
+              </w:rPr>
+              <w:t xml:space="preserve"> </w:t>
+            </w:r>
+            <w:r>
+              <w:rPr>
+                <w:color w:val="1F2937"/>
+              </w:rPr>
+              <w:t>con rol de Administrador.</w:t>
+            </w:r>
+          </w:p>
+        </w:tc>
+      </w:tr>
+      <w:tr>
+        <w:trPr>
+          <w:trHeight w:val="465"/>
+        </w:trPr>
+        <w:tc>
+          <w:tcPr>
+            <w:tcW w:w="1916" w:type="dxa"/>
+            <w:tcBorders>
+              <w:top w:val="single" w:sz="7" w:space="0" w:color="D1D5DB"/>
+              <w:left w:val="single" w:sz="7" w:space="0" w:color="D1D5DB"/>
+              <w:bottom w:val="single" w:sz="7" w:space="0" w:color="D1D5DB"/>
+              <w:right w:val="single" w:sz="7" w:space="0" w:color="D1D5DB"/>
+            </w:tcBorders>
+            <w:vAlign w:val="center"/>
+          </w:tcPr>
+          <w:p>
+            <w:pPr>
+              <w:keepNext w:val="0"/>
+              <w:widowControl w:val="0"/>
+              <w:shd w:val="clear" w:color="auto" w:fill="FFFFFF" w:themeFill="background1"/>
+              <w:spacing w:after="0"/>
+              <w:rPr>
+                <w:b/>
+                <w:bCs/>
+                <w:color w:val="111827"/>
+              </w:rPr>
+            </w:pPr>
+            <w:r>
+              <w:rPr>
+                <w:b/>
+                <w:bCs/>
+                <w:color w:val="111827"/>
+              </w:rPr>
+              <w:t>Garantía</w:t>
+            </w:r>
+          </w:p>
+        </w:tc>
+        <w:tc>
+          <w:tcPr>
+            <w:tcW w:w="6975" w:type="dxa"/>
+            <w:tcBorders>
+              <w:top w:val="single" w:sz="7" w:space="0" w:color="D1D5DB"/>
+              <w:left w:val="single" w:sz="7" w:space="0" w:color="D1D5DB"/>
+              <w:bottom w:val="single" w:sz="7" w:space="0" w:color="D1D5DB"/>
+              <w:right w:val="single" w:sz="7" w:space="0" w:color="D1D5DB"/>
+            </w:tcBorders>
+            <w:vAlign w:val="center"/>
+          </w:tcPr>
+          <w:p>
+            <w:pPr>
+              <w:keepNext w:val="0"/>
+              <w:widowControl w:val="0"/>
+              <w:shd w:val="clear" w:color="auto" w:fill="FFFFFF" w:themeFill="background1"/>
+              <w:spacing w:after="0"/>
+              <w:rPr>
+                <w:color w:val="1F2937"/>
+              </w:rPr>
+            </w:pPr>
+            <w:r>
+              <w:rPr>
+                <w:color w:val="1F2937"/>
+              </w:rPr>
+              <w:t>Listado de atletas actualizado según el criterio de búsqueda.</w:t>
+            </w:r>
+          </w:p>
+        </w:tc>
+      </w:tr>
+      <w:tr>
+        <w:trPr>
+          <w:trHeight w:val="465"/>
+        </w:trPr>
+        <w:tc>
+          <w:tcPr>
+            <w:tcW w:w="1916" w:type="dxa"/>
+            <w:tcBorders>
+              <w:top w:val="single" w:sz="7" w:space="0" w:color="D1D5DB"/>
+              <w:left w:val="single" w:sz="7" w:space="0" w:color="D1D5DB"/>
+              <w:bottom w:val="single" w:sz="7" w:space="0" w:color="D1D5DB"/>
+              <w:right w:val="single" w:sz="7" w:space="0" w:color="D1D5DB"/>
+            </w:tcBorders>
+            <w:vAlign w:val="center"/>
+          </w:tcPr>
+          <w:p>
+            <w:pPr>
+              <w:keepNext w:val="0"/>
+              <w:widowControl w:val="0"/>
+              <w:shd w:val="clear" w:color="auto" w:fill="FFFFFF" w:themeFill="background1"/>
+              <w:spacing w:after="0"/>
+              <w:rPr>
+                <w:b/>
+                <w:bCs/>
+                <w:color w:val="111827"/>
+              </w:rPr>
+            </w:pPr>
+            <w:r>
+              <w:rPr>
+                <w:b/>
+                <w:bCs/>
+                <w:color w:val="111827"/>
+              </w:rPr>
+              <w:t>Flujo Básico</w:t>
+            </w:r>
+          </w:p>
+        </w:tc>
+        <w:tc>
+          <w:tcPr>
+            <w:tcW w:w="6975" w:type="dxa"/>
+            <w:tcBorders>
+              <w:top w:val="single" w:sz="7" w:space="0" w:color="D1D5DB"/>
+              <w:left w:val="single" w:sz="7" w:space="0" w:color="D1D5DB"/>
+              <w:bottom w:val="single" w:sz="7" w:space="0" w:color="D1D5DB"/>
+              <w:right w:val="single" w:sz="7" w:space="0" w:color="D1D5DB"/>
+            </w:tcBorders>
+            <w:vAlign w:val="center"/>
+          </w:tcPr>
+          <w:p>
+            <w:pPr>
+              <w:keepNext w:val="0"/>
+              <w:widowControl w:val="0"/>
+              <w:shd w:val="clear" w:color="auto" w:fill="FFFFFF" w:themeFill="background1"/>
+              <w:spacing w:after="0"/>
+              <w:rPr>
+                <w:color w:val="1F2937"/>
+              </w:rPr>
+            </w:pPr>
+            <w:r>
+              <w:rPr>
+                <w:color w:val="1F2937"/>
+              </w:rPr>
+              <w:t>1. El entrenador accede al panel global de gestión.</w:t>
+            </w:r>
+            <w:r>
+              <w:rPr>
+                <w:color w:val="1F2937"/>
+              </w:rPr>
+              <w:br/>
+              <w:t>2. Selecciona los filtros deseados (ej. Categoría Sub-16).</w:t>
+            </w:r>
+            <w:r>
+              <w:rPr>
+                <w:color w:val="1F2937"/>
+              </w:rPr>
+              <w:br/>
+              <w:t>3. El sistema consulta a la BBDD y devuelve los resultados ordenados.</w:t>
+            </w:r>
+          </w:p>
+        </w:tc>
+      </w:tr>
+      <w:tr>
+        <w:trPr>
+          <w:trHeight w:val="465"/>
+        </w:trPr>
+        <w:tc>
+          <w:tcPr>
+            <w:tcW w:w="1916" w:type="dxa"/>
+            <w:tcBorders>
+              <w:top w:val="single" w:sz="7" w:space="0" w:color="D1D5DB"/>
+              <w:left w:val="single" w:sz="7" w:space="0" w:color="D1D5DB"/>
+              <w:bottom w:val="single" w:sz="7" w:space="0" w:color="D1D5DB"/>
+              <w:right w:val="single" w:sz="7" w:space="0" w:color="D1D5DB"/>
+            </w:tcBorders>
+            <w:vAlign w:val="center"/>
+          </w:tcPr>
+          <w:p>
+            <w:pPr>
+              <w:keepNext w:val="0"/>
+              <w:widowControl w:val="0"/>
+              <w:shd w:val="clear" w:color="auto" w:fill="FFFFFF" w:themeFill="background1"/>
+              <w:spacing w:after="0"/>
+              <w:rPr>
+                <w:b/>
+                <w:bCs/>
+                <w:color w:val="111827"/>
+              </w:rPr>
+            </w:pPr>
+            <w:r>
+              <w:rPr>
+                <w:b/>
+                <w:bCs/>
+                <w:color w:val="111827"/>
+              </w:rPr>
+              <w:t>Excepciones</w:t>
+            </w:r>
+          </w:p>
+        </w:tc>
+        <w:tc>
+          <w:tcPr>
+            <w:tcW w:w="6975" w:type="dxa"/>
+            <w:tcBorders>
+              <w:top w:val="single" w:sz="7" w:space="0" w:color="D1D5DB"/>
+              <w:left w:val="single" w:sz="7" w:space="0" w:color="D1D5DB"/>
+              <w:bottom w:val="single" w:sz="7" w:space="0" w:color="D1D5DB"/>
+              <w:right w:val="single" w:sz="7" w:space="0" w:color="D1D5DB"/>
+            </w:tcBorders>
+            <w:vAlign w:val="center"/>
+          </w:tcPr>
+          <w:p>
+            <w:pPr>
+              <w:keepNext w:val="0"/>
+              <w:widowControl w:val="0"/>
+              <w:shd w:val="clear" w:color="auto" w:fill="FFFFFF" w:themeFill="background1"/>
+              <w:spacing w:after="0"/>
+              <w:rPr>
+                <w:color w:val="1F2937"/>
+              </w:rPr>
+            </w:pPr>
+            <w:r>
+              <w:rPr>
+                <w:color w:val="1F2937"/>
+              </w:rPr>
+              <w:t>3.a Ningún resultado: El sistema avisa de que no hay atletas en esa categoría.</w:t>
+            </w:r>
+          </w:p>
+        </w:tc>
+      </w:tr>
+      <w:tr>
+        <w:trPr>
+          <w:trHeight w:val="465"/>
+        </w:trPr>
+        <w:tc>
+          <w:tcPr>
+            <w:tcW w:w="1916" w:type="dxa"/>
+            <w:tcBorders>
+              <w:top w:val="single" w:sz="7" w:space="0" w:color="D1D5DB"/>
+              <w:left w:val="nil"/>
+              <w:bottom w:val="single" w:sz="7" w:space="0" w:color="D1D5DB"/>
+              <w:right w:val="nil"/>
+            </w:tcBorders>
+            <w:vAlign w:val="center"/>
+          </w:tcPr>
+          <w:p>
+            <w:pPr>
+              <w:keepNext w:val="0"/>
+              <w:widowControl w:val="0"/>
+              <w:shd w:val="clear" w:color="auto" w:fill="FFFFFF" w:themeFill="background1"/>
+              <w:spacing w:after="0"/>
+              <w:rPr>
+                <w:b/>
+                <w:bCs/>
+                <w:color w:val="111827"/>
+              </w:rPr>
+            </w:pPr>
+          </w:p>
+          <w:p>
+            <w:pPr>
+              <w:keepNext w:val="0"/>
+              <w:widowControl w:val="0"/>
+              <w:shd w:val="clear" w:color="auto" w:fill="FFFFFF" w:themeFill="background1"/>
+              <w:spacing w:after="0"/>
+              <w:rPr>
+                <w:b/>
+                <w:bCs/>
+                <w:color w:val="111827"/>
+              </w:rPr>
+            </w:pPr>
+          </w:p>
+          <w:p>
+            <w:pPr>
+              <w:keepNext w:val="0"/>
+              <w:widowControl w:val="0"/>
+              <w:shd w:val="clear" w:color="auto" w:fill="FFFFFF" w:themeFill="background1"/>
+              <w:spacing w:after="0"/>
+              <w:rPr>
+                <w:b/>
+                <w:bCs/>
+                <w:color w:val="111827"/>
+              </w:rPr>
+            </w:pPr>
+          </w:p>
+          <w:p>
+            <w:pPr>
+              <w:keepNext w:val="0"/>
+              <w:widowControl w:val="0"/>
+              <w:shd w:val="clear" w:color="auto" w:fill="FFFFFF" w:themeFill="background1"/>
+              <w:spacing w:after="0"/>
+              <w:rPr>
+                <w:b/>
+                <w:bCs/>
+                <w:color w:val="111827"/>
+              </w:rPr>
+            </w:pPr>
+          </w:p>
+          <w:p>
+            <w:pPr>
+              <w:keepNext w:val="0"/>
+              <w:widowControl w:val="0"/>
+              <w:shd w:val="clear" w:color="auto" w:fill="FFFFFF" w:themeFill="background1"/>
+              <w:spacing w:after="0"/>
+              <w:rPr>
+                <w:b/>
+                <w:bCs/>
+                <w:color w:val="111827"/>
+              </w:rPr>
+            </w:pPr>
+          </w:p>
+          <w:p>
+            <w:pPr>
+              <w:keepNext w:val="0"/>
+              <w:widowControl w:val="0"/>
+              <w:shd w:val="clear" w:color="auto" w:fill="FFFFFF" w:themeFill="background1"/>
+              <w:spacing w:after="0"/>
+              <w:rPr>
+                <w:b/>
+                <w:bCs/>
+                <w:color w:val="111827"/>
+              </w:rPr>
+            </w:pPr>
+          </w:p>
+          <w:p>
+            <w:pPr>
+              <w:keepNext w:val="0"/>
+              <w:widowControl w:val="0"/>
+              <w:shd w:val="clear" w:color="auto" w:fill="FFFFFF" w:themeFill="background1"/>
+              <w:spacing w:after="0"/>
+              <w:rPr>
+                <w:b/>
+                <w:bCs/>
+                <w:color w:val="111827"/>
+              </w:rPr>
+            </w:pPr>
+          </w:p>
+          <w:p>
+            <w:pPr>
+              <w:keepNext w:val="0"/>
+              <w:widowControl w:val="0"/>
+              <w:shd w:val="clear" w:color="auto" w:fill="FFFFFF" w:themeFill="background1"/>
+              <w:spacing w:after="0"/>
+              <w:rPr>
+                <w:b/>
+                <w:bCs/>
+                <w:color w:val="111827"/>
+              </w:rPr>
+            </w:pPr>
+          </w:p>
+          <w:p>
+            <w:pPr>
+              <w:keepNext w:val="0"/>
+              <w:widowControl w:val="0"/>
+              <w:shd w:val="clear" w:color="auto" w:fill="FFFFFF" w:themeFill="background1"/>
+              <w:spacing w:after="0"/>
+              <w:rPr>
+                <w:b/>
+                <w:bCs/>
+                <w:color w:val="111827"/>
+              </w:rPr>
+            </w:pPr>
+          </w:p>
+          <w:p>
+            <w:pPr>
+              <w:keepNext w:val="0"/>
+              <w:widowControl w:val="0"/>
+              <w:shd w:val="clear" w:color="auto" w:fill="FFFFFF" w:themeFill="background1"/>
+              <w:spacing w:after="0"/>
+              <w:rPr>
+                <w:b/>
+                <w:bCs/>
+                <w:color w:val="111827"/>
+              </w:rPr>
+            </w:pPr>
+          </w:p>
+          <w:p>
+            <w:pPr>
+              <w:keepNext w:val="0"/>
+              <w:widowControl w:val="0"/>
+              <w:shd w:val="clear" w:color="auto" w:fill="FFFFFF" w:themeFill="background1"/>
+              <w:spacing w:after="0"/>
+              <w:rPr>
+                <w:b/>
+                <w:bCs/>
+                <w:color w:val="111827"/>
+              </w:rPr>
+            </w:pPr>
+          </w:p>
+          <w:p>
+            <w:pPr>
+              <w:keepNext w:val="0"/>
+              <w:widowControl w:val="0"/>
+              <w:shd w:val="clear" w:color="auto" w:fill="FFFFFF" w:themeFill="background1"/>
+              <w:spacing w:after="0"/>
+              <w:rPr>
+                <w:b/>
+                <w:bCs/>
+                <w:color w:val="111827"/>
+              </w:rPr>
+            </w:pPr>
+          </w:p>
+          <w:p>
+            <w:pPr>
+              <w:keepNext w:val="0"/>
+              <w:widowControl w:val="0"/>
+              <w:shd w:val="clear" w:color="auto" w:fill="FFFFFF" w:themeFill="background1"/>
+              <w:spacing w:after="0"/>
+              <w:rPr>
+                <w:b/>
+                <w:bCs/>
+                <w:color w:val="111827"/>
+              </w:rPr>
+            </w:pPr>
+          </w:p>
+          <w:p>
+            <w:pPr>
+              <w:keepNext w:val="0"/>
+              <w:widowControl w:val="0"/>
+              <w:shd w:val="clear" w:color="auto" w:fill="FFFFFF" w:themeFill="background1"/>
+              <w:spacing w:after="0"/>
+              <w:rPr>
+                <w:b/>
+                <w:bCs/>
+                <w:color w:val="111827"/>
+              </w:rPr>
+            </w:pPr>
+          </w:p>
+          <w:p>
+            <w:pPr>
+              <w:keepNext w:val="0"/>
+              <w:widowControl w:val="0"/>
+              <w:shd w:val="clear" w:color="auto" w:fill="FFFFFF" w:themeFill="background1"/>
+              <w:spacing w:after="0"/>
+              <w:rPr>
+                <w:b/>
+                <w:bCs/>
+                <w:color w:val="111827"/>
+              </w:rPr>
+            </w:pPr>
+          </w:p>
+        </w:tc>
+        <w:tc>
+          <w:tcPr>
+            <w:tcW w:w="6975" w:type="dxa"/>
+            <w:tcBorders>
+              <w:top w:val="single" w:sz="7" w:space="0" w:color="D1D5DB"/>
+              <w:left w:val="nil"/>
+              <w:bottom w:val="single" w:sz="7" w:space="0" w:color="D1D5DB"/>
+              <w:right w:val="nil"/>
+            </w:tcBorders>
+            <w:vAlign w:val="center"/>
+          </w:tcPr>
+          <w:p>
+            <w:pPr>
+              <w:keepNext w:val="0"/>
+              <w:widowControl w:val="0"/>
+              <w:shd w:val="clear" w:color="auto" w:fill="FFFFFF" w:themeFill="background1"/>
+              <w:spacing w:after="0"/>
+              <w:rPr>
+                <w:color w:val="1F2937"/>
+              </w:rPr>
+            </w:pPr>
+          </w:p>
+        </w:tc>
+      </w:tr>
+      <w:tr>
+        <w:trPr>
+          <w:trHeight w:val="629"/>
+        </w:trPr>
+        <w:tc>
+          <w:tcPr>
+            <w:tcW w:w="1916" w:type="dxa"/>
+            <w:tcBorders>
+              <w:top w:val="single" w:sz="4" w:space="0" w:color="D1D5DB"/>
+              <w:left w:val="single" w:sz="7" w:space="0" w:color="D1D5DB"/>
+              <w:bottom w:val="single" w:sz="7" w:space="0" w:color="D1D5DB"/>
+              <w:right w:val="single" w:sz="7" w:space="0" w:color="D1D5DB"/>
+            </w:tcBorders>
+            <w:shd w:val="clear" w:color="auto" w:fill="FEE2E2"/>
+            <w:vAlign w:val="center"/>
+          </w:tcPr>
+          <w:p>
+            <w:pPr>
+              <w:keepNext w:val="0"/>
+              <w:widowControl w:val="0"/>
+              <w:shd w:val="clear" w:color="auto" w:fill="FFFFFF" w:themeFill="background1"/>
+              <w:spacing w:after="0"/>
+              <w:jc w:val="center"/>
+              <w:rPr>
+                <w:b/>
+                <w:bCs/>
+                <w:color w:val="991B1B"/>
+              </w:rPr>
+            </w:pPr>
+            <w:r>
+              <w:rPr>
+                <w:b/>
+                <w:bCs/>
+                <w:color w:val="991B1B"/>
+              </w:rPr>
+              <w:lastRenderedPageBreak/>
+              <w:t>UC-0</w:t>
+            </w:r>
+            <w:r>
+              <w:rPr>
+                <w:b/>
+                <w:bCs/>
+                <w:color w:val="991B1B"/>
+              </w:rPr>
+              <w:t>5</w:t>
+            </w:r>
+          </w:p>
+        </w:tc>
+        <w:tc>
+          <w:tcPr>
+            <w:tcW w:w="6975" w:type="dxa"/>
+            <w:tcBorders>
+              <w:top w:val="single" w:sz="4" w:space="0" w:color="D1D5DB"/>
+              <w:left w:val="single" w:sz="7" w:space="0" w:color="D1D5DB"/>
+              <w:bottom w:val="single" w:sz="7" w:space="0" w:color="D1D5DB"/>
+              <w:right w:val="single" w:sz="7" w:space="0" w:color="D1D5DB"/>
+            </w:tcBorders>
+            <w:shd w:val="clear" w:color="auto" w:fill="FEE2E2"/>
+            <w:vAlign w:val="center"/>
+          </w:tcPr>
+          <w:p>
+            <w:pPr>
+              <w:keepNext w:val="0"/>
+              <w:widowControl w:val="0"/>
+              <w:shd w:val="clear" w:color="auto" w:fill="FFFFFF" w:themeFill="background1"/>
+              <w:spacing w:after="0"/>
+              <w:jc w:val="center"/>
+              <w:rPr>
+                <w:b/>
+                <w:bCs/>
+                <w:color w:val="991B1B"/>
+              </w:rPr>
+            </w:pPr>
+            <w:r>
+              <w:rPr>
+                <w:b/>
+                <w:bCs/>
+                <w:color w:val="991B1B"/>
+              </w:rPr>
+              <w:t>Realizar Inscripción Online</w:t>
+            </w:r>
+          </w:p>
+        </w:tc>
+      </w:tr>
+      <w:tr>
+        <w:trPr>
+          <w:trHeight w:val="465"/>
+        </w:trPr>
+        <w:tc>
+          <w:tcPr>
+            <w:tcW w:w="1916" w:type="dxa"/>
+            <w:tcBorders>
+              <w:top w:val="single" w:sz="7" w:space="0" w:color="D1D5DB"/>
+              <w:left w:val="single" w:sz="7" w:space="0" w:color="D1D5DB"/>
+              <w:bottom w:val="single" w:sz="7" w:space="0" w:color="D1D5DB"/>
+              <w:right w:val="single" w:sz="7" w:space="0" w:color="D1D5DB"/>
+            </w:tcBorders>
+            <w:vAlign w:val="center"/>
+          </w:tcPr>
+          <w:p>
+            <w:pPr>
+              <w:keepNext w:val="0"/>
+              <w:widowControl w:val="0"/>
+              <w:shd w:val="clear" w:color="auto" w:fill="FFFFFF" w:themeFill="background1"/>
+              <w:spacing w:after="0"/>
+              <w:rPr>
+                <w:b/>
+                <w:bCs/>
+                <w:color w:val="111827"/>
+              </w:rPr>
+            </w:pPr>
+            <w:r>
+              <w:rPr>
+                <w:b/>
+                <w:bCs/>
+                <w:color w:val="111827"/>
+              </w:rPr>
+              <w:t>Actor</w:t>
+            </w:r>
+          </w:p>
+        </w:tc>
+        <w:tc>
+          <w:tcPr>
+            <w:tcW w:w="6975" w:type="dxa"/>
+            <w:tcBorders>
+              <w:top w:val="single" w:sz="7" w:space="0" w:color="D1D5DB"/>
+              <w:left w:val="single" w:sz="7" w:space="0" w:color="D1D5DB"/>
+              <w:bottom w:val="single" w:sz="7" w:space="0" w:color="D1D5DB"/>
+              <w:right w:val="single" w:sz="7" w:space="0" w:color="D1D5DB"/>
+            </w:tcBorders>
+            <w:vAlign w:val="center"/>
+          </w:tcPr>
+          <w:p>
+            <w:pPr>
+              <w:keepNext w:val="0"/>
+              <w:widowControl w:val="0"/>
+              <w:shd w:val="clear" w:color="auto" w:fill="FFFFFF" w:themeFill="background1"/>
+              <w:spacing w:after="0"/>
+              <w:rPr>
+                <w:color w:val="1F2937"/>
+              </w:rPr>
+            </w:pPr>
+            <w:r>
+              <w:rPr>
+                <w:color w:val="1F2937"/>
+              </w:rPr>
+              <w:t>Atlet</w:t>
+            </w:r>
+            <w:r>
+              <w:rPr>
+                <w:color w:val="1F2937"/>
+              </w:rPr>
+              <w:t>a</w:t>
+            </w:r>
+          </w:p>
+        </w:tc>
+      </w:tr>
+      <w:tr>
+        <w:trPr>
+          <w:trHeight w:val="465"/>
+        </w:trPr>
+        <w:tc>
+          <w:tcPr>
+            <w:tcW w:w="1916" w:type="dxa"/>
+            <w:tcBorders>
+              <w:top w:val="single" w:sz="7" w:space="0" w:color="D1D5DB"/>
+              <w:left w:val="single" w:sz="7" w:space="0" w:color="D1D5DB"/>
+              <w:bottom w:val="single" w:sz="7" w:space="0" w:color="D1D5DB"/>
+              <w:right w:val="single" w:sz="7" w:space="0" w:color="D1D5DB"/>
+            </w:tcBorders>
+            <w:vAlign w:val="center"/>
+          </w:tcPr>
+          <w:p>
+            <w:pPr>
+              <w:keepNext w:val="0"/>
+              <w:widowControl w:val="0"/>
+              <w:shd w:val="clear" w:color="auto" w:fill="FFFFFF" w:themeFill="background1"/>
+              <w:spacing w:after="0"/>
+              <w:rPr>
+                <w:b/>
+                <w:bCs/>
+                <w:color w:val="111827"/>
+              </w:rPr>
+            </w:pPr>
+            <w:r>
+              <w:rPr>
+                <w:b/>
+                <w:bCs/>
+                <w:color w:val="111827"/>
+              </w:rPr>
+              <w:t>Interés</w:t>
+            </w:r>
+          </w:p>
+        </w:tc>
+        <w:tc>
+          <w:tcPr>
+            <w:tcW w:w="6975" w:type="dxa"/>
+            <w:tcBorders>
+              <w:top w:val="single" w:sz="7" w:space="0" w:color="D1D5DB"/>
+              <w:left w:val="single" w:sz="7" w:space="0" w:color="D1D5DB"/>
+              <w:bottom w:val="single" w:sz="7" w:space="0" w:color="D1D5DB"/>
+              <w:right w:val="single" w:sz="7" w:space="0" w:color="D1D5DB"/>
+            </w:tcBorders>
+            <w:vAlign w:val="center"/>
+          </w:tcPr>
+          <w:p>
+            <w:pPr>
+              <w:keepNext w:val="0"/>
+              <w:widowControl w:val="0"/>
+              <w:shd w:val="clear" w:color="auto" w:fill="FFFFFF" w:themeFill="background1"/>
+              <w:spacing w:after="0"/>
+              <w:rPr>
+                <w:color w:val="1F2937"/>
+              </w:rPr>
+            </w:pPr>
+            <w:r>
+              <w:rPr>
+                <w:color w:val="1F2937"/>
+              </w:rPr>
+              <w:t>Anotar sensaciones y estado físico tras una sesión en pista.</w:t>
+            </w:r>
+          </w:p>
+        </w:tc>
+      </w:tr>
+      <w:tr>
+        <w:trPr>
+          <w:trHeight w:val="465"/>
+        </w:trPr>
+        <w:tc>
+          <w:tcPr>
+            <w:tcW w:w="1916" w:type="dxa"/>
+            <w:tcBorders>
+              <w:top w:val="single" w:sz="7" w:space="0" w:color="D1D5DB"/>
+              <w:left w:val="single" w:sz="7" w:space="0" w:color="D1D5DB"/>
+              <w:bottom w:val="single" w:sz="7" w:space="0" w:color="D1D5DB"/>
+              <w:right w:val="single" w:sz="7" w:space="0" w:color="D1D5DB"/>
+            </w:tcBorders>
+            <w:vAlign w:val="center"/>
+          </w:tcPr>
+          <w:p>
+            <w:pPr>
+              <w:keepNext w:val="0"/>
+              <w:widowControl w:val="0"/>
+              <w:shd w:val="clear" w:color="auto" w:fill="FFFFFF" w:themeFill="background1"/>
+              <w:spacing w:after="0"/>
+              <w:rPr>
+                <w:b/>
+                <w:bCs/>
+                <w:color w:val="111827"/>
+              </w:rPr>
+            </w:pPr>
+            <w:r>
+              <w:rPr>
+                <w:b/>
+                <w:bCs/>
+                <w:color w:val="111827"/>
+              </w:rPr>
+              <w:t>Precondición</w:t>
+            </w:r>
+          </w:p>
+        </w:tc>
+        <w:tc>
+          <w:tcPr>
+            <w:tcW w:w="6975" w:type="dxa"/>
+            <w:tcBorders>
+              <w:top w:val="single" w:sz="7" w:space="0" w:color="D1D5DB"/>
+              <w:left w:val="single" w:sz="7" w:space="0" w:color="D1D5DB"/>
+              <w:bottom w:val="single" w:sz="7" w:space="0" w:color="D1D5DB"/>
+              <w:right w:val="single" w:sz="7" w:space="0" w:color="D1D5DB"/>
+            </w:tcBorders>
+            <w:vAlign w:val="center"/>
+          </w:tcPr>
+          <w:p>
+            <w:pPr>
+              <w:keepNext w:val="0"/>
+              <w:widowControl w:val="0"/>
+              <w:shd w:val="clear" w:color="auto" w:fill="FFFFFF" w:themeFill="background1"/>
+              <w:spacing w:after="0"/>
+              <w:rPr>
+                <w:color w:val="1F2937"/>
+              </w:rPr>
+            </w:pPr>
+            <w:r>
+              <w:rPr>
+                <w:color w:val="1F2937"/>
+              </w:rPr>
+              <w:t>Haber iniciado sesión (UC-01).</w:t>
+            </w:r>
+          </w:p>
+        </w:tc>
+      </w:tr>
+      <w:tr>
+        <w:trPr>
+          <w:trHeight w:val="465"/>
+        </w:trPr>
+        <w:tc>
+          <w:tcPr>
+            <w:tcW w:w="1916" w:type="dxa"/>
+            <w:tcBorders>
+              <w:top w:val="single" w:sz="7" w:space="0" w:color="D1D5DB"/>
+              <w:left w:val="single" w:sz="7" w:space="0" w:color="D1D5DB"/>
+              <w:bottom w:val="single" w:sz="7" w:space="0" w:color="D1D5DB"/>
+              <w:right w:val="single" w:sz="7" w:space="0" w:color="D1D5DB"/>
+            </w:tcBorders>
+            <w:vAlign w:val="center"/>
+          </w:tcPr>
+          <w:p>
+            <w:pPr>
+              <w:keepNext w:val="0"/>
+              <w:widowControl w:val="0"/>
+              <w:shd w:val="clear" w:color="auto" w:fill="FFFFFF" w:themeFill="background1"/>
+              <w:spacing w:after="0"/>
+              <w:rPr>
+                <w:b/>
+                <w:bCs/>
+                <w:color w:val="111827"/>
+              </w:rPr>
+            </w:pPr>
+            <w:r>
+              <w:rPr>
+                <w:b/>
+                <w:bCs/>
+                <w:color w:val="111827"/>
+              </w:rPr>
+              <w:t>Garantía</w:t>
+            </w:r>
+          </w:p>
+        </w:tc>
+        <w:tc>
+          <w:tcPr>
+            <w:tcW w:w="6975" w:type="dxa"/>
+            <w:tcBorders>
+              <w:top w:val="single" w:sz="7" w:space="0" w:color="D1D5DB"/>
+              <w:left w:val="single" w:sz="7" w:space="0" w:color="D1D5DB"/>
+              <w:bottom w:val="single" w:sz="7" w:space="0" w:color="D1D5DB"/>
+              <w:right w:val="single" w:sz="7" w:space="0" w:color="D1D5DB"/>
+            </w:tcBorders>
+            <w:vAlign w:val="center"/>
+          </w:tcPr>
+          <w:p>
+            <w:pPr>
+              <w:keepNext w:val="0"/>
+              <w:widowControl w:val="0"/>
+              <w:shd w:val="clear" w:color="auto" w:fill="FFFFFF" w:themeFill="background1"/>
+              <w:spacing w:after="0"/>
+              <w:rPr>
+                <w:color w:val="1F2937"/>
+              </w:rPr>
+            </w:pPr>
+            <w:r>
+              <w:rPr>
+                <w:color w:val="1F2937"/>
+              </w:rPr>
+              <w:t>El registro queda guardado en el historial deportivo del atleta.</w:t>
+            </w:r>
+          </w:p>
+        </w:tc>
+      </w:tr>
+      <w:tr>
+        <w:trPr>
+          <w:trHeight w:val="465"/>
+        </w:trPr>
+        <w:tc>
+          <w:tcPr>
+            <w:tcW w:w="1916" w:type="dxa"/>
+            <w:tcBorders>
+              <w:top w:val="single" w:sz="7" w:space="0" w:color="D1D5DB"/>
+              <w:left w:val="single" w:sz="7" w:space="0" w:color="D1D5DB"/>
+              <w:bottom w:val="single" w:sz="7" w:space="0" w:color="D1D5DB"/>
+              <w:right w:val="single" w:sz="7" w:space="0" w:color="D1D5DB"/>
+            </w:tcBorders>
+            <w:vAlign w:val="center"/>
+          </w:tcPr>
+          <w:p>
+            <w:pPr>
+              <w:keepNext w:val="0"/>
+              <w:widowControl w:val="0"/>
+              <w:shd w:val="clear" w:color="auto" w:fill="FFFFFF" w:themeFill="background1"/>
+              <w:spacing w:after="0"/>
+              <w:rPr>
+                <w:b/>
+                <w:bCs/>
+                <w:color w:val="111827"/>
+              </w:rPr>
+            </w:pPr>
+            <w:r>
+              <w:rPr>
+                <w:b/>
+                <w:bCs/>
+                <w:color w:val="111827"/>
+              </w:rPr>
+              <w:t>Flujo Básico</w:t>
+            </w:r>
+          </w:p>
+        </w:tc>
+        <w:tc>
+          <w:tcPr>
+            <w:tcW w:w="6975" w:type="dxa"/>
+            <w:tcBorders>
+              <w:top w:val="single" w:sz="7" w:space="0" w:color="D1D5DB"/>
+              <w:left w:val="single" w:sz="7" w:space="0" w:color="D1D5DB"/>
+              <w:bottom w:val="single" w:sz="7" w:space="0" w:color="D1D5DB"/>
+              <w:right w:val="single" w:sz="7" w:space="0" w:color="D1D5DB"/>
+            </w:tcBorders>
+            <w:vAlign w:val="center"/>
+          </w:tcPr>
+          <w:p>
+            <w:pPr>
+              <w:keepNext w:val="0"/>
+              <w:widowControl w:val="0"/>
+              <w:shd w:val="clear" w:color="auto" w:fill="FFFFFF" w:themeFill="background1"/>
+              <w:spacing w:after="0"/>
+              <w:rPr>
+                <w:color w:val="1F2937"/>
+              </w:rPr>
+            </w:pPr>
+            <w:r>
+              <w:rPr>
+                <w:color w:val="1F2937"/>
+              </w:rPr>
+              <w:t>1. El atleta entra en su área personal (</w:t>
+            </w:r>
+            <w:r>
+              <w:rPr>
+                <w:i/>
+                <w:iCs/>
+                <w:color w:val="1F2937"/>
+              </w:rPr>
+              <w:t>Gestionar perfil e historial</w:t>
+            </w:r>
+            <w:r>
+              <w:rPr>
+                <w:color w:val="1F2937"/>
+              </w:rPr>
+              <w:t>).</w:t>
+            </w:r>
+            <w:r>
+              <w:rPr>
+                <w:color w:val="1F2937"/>
+              </w:rPr>
+              <w:br/>
+              <w:t>2. Accede al apartado de feedback.</w:t>
+            </w:r>
+            <w:r>
+              <w:rPr>
+                <w:color w:val="1F2937"/>
+              </w:rPr>
+              <w:br/>
+              <w:t>3. Rellena el formulario de sensaciones.</w:t>
+            </w:r>
+            <w:r>
+              <w:rPr>
+                <w:color w:val="1F2937"/>
+              </w:rPr>
+              <w:br/>
+              <w:t>4. El sistema guarda la entrada en la base de datos.</w:t>
+            </w:r>
+          </w:p>
+        </w:tc>
+      </w:tr>
+      <w:tr>
+        <w:trPr>
+          <w:trHeight w:val="465"/>
+        </w:trPr>
+        <w:tc>
+          <w:tcPr>
+            <w:tcW w:w="1916" w:type="dxa"/>
+            <w:tcBorders>
+              <w:top w:val="single" w:sz="7" w:space="0" w:color="D1D5DB"/>
+              <w:left w:val="single" w:sz="7" w:space="0" w:color="D1D5DB"/>
+              <w:bottom w:val="single" w:sz="7" w:space="0" w:color="D1D5DB"/>
+              <w:right w:val="single" w:sz="7" w:space="0" w:color="D1D5DB"/>
+            </w:tcBorders>
+            <w:vAlign w:val="center"/>
+          </w:tcPr>
+          <w:p>
+            <w:pPr>
+              <w:keepNext w:val="0"/>
+              <w:widowControl w:val="0"/>
+              <w:shd w:val="clear" w:color="auto" w:fill="FFFFFF" w:themeFill="background1"/>
+              <w:spacing w:after="0"/>
+              <w:rPr>
+                <w:b/>
+                <w:bCs/>
+                <w:color w:val="111827"/>
+              </w:rPr>
+            </w:pPr>
+            <w:r>
+              <w:rPr>
+                <w:b/>
+                <w:bCs/>
+                <w:color w:val="111827"/>
+              </w:rPr>
+              <w:t>Excepciones</w:t>
+            </w:r>
+          </w:p>
+        </w:tc>
+        <w:tc>
+          <w:tcPr>
+            <w:tcW w:w="6975" w:type="dxa"/>
+            <w:tcBorders>
+              <w:top w:val="single" w:sz="7" w:space="0" w:color="D1D5DB"/>
+              <w:left w:val="single" w:sz="7" w:space="0" w:color="D1D5DB"/>
+              <w:bottom w:val="single" w:sz="7" w:space="0" w:color="D1D5DB"/>
+              <w:right w:val="single" w:sz="7" w:space="0" w:color="D1D5DB"/>
+            </w:tcBorders>
+            <w:vAlign w:val="center"/>
+          </w:tcPr>
+          <w:p>
+            <w:pPr>
+              <w:keepNext w:val="0"/>
+              <w:widowControl w:val="0"/>
+              <w:shd w:val="clear" w:color="auto" w:fill="FFFFFF" w:themeFill="background1"/>
+              <w:spacing w:after="0"/>
+              <w:rPr>
+                <w:color w:val="1F2937"/>
+              </w:rPr>
+            </w:pPr>
+            <w:r>
+              <w:rPr>
+                <w:color w:val="1F2937"/>
+              </w:rPr>
+              <w:t>3.a Formulario incompleto: El sistema pide rellenar los campos obligatorios.</w:t>
             </w:r>
           </w:p>
         </w:tc>
       </w:tr>
     </w:tbl>
-    <w:p>
-      <w:pPr>
-        <w:pStyle w:val="SubHeading3"/>
-        <w:rPr>
-          <w:rFonts w:eastAsia="Segoe UI"/>
-        </w:rPr>
-      </w:pPr>
-    </w:p>
-    <w:p>
-      <w:pPr>
-        <w:pStyle w:val="SubHeading3"/>
-        <w:rPr>
-          <w:rFonts w:eastAsia="Segoe UI"/>
-        </w:rPr>
-      </w:pPr>
-    </w:p>
-    <w:p>
-      <w:pPr>
-        <w:pStyle w:val="SubHeading3"/>
-        <w:rPr>
-          <w:rFonts w:eastAsia="Segoe UI"/>
-        </w:rPr>
-      </w:pPr>
-    </w:p>
-    <w:p>
-      <w:pPr>
-        <w:pStyle w:val="SubHeading3"/>
-        <w:rPr>
-          <w:rFonts w:eastAsia="Segoe UI"/>
-        </w:rPr>
-      </w:pPr>
-    </w:p>
-    <w:p>
-      <w:pPr>
-        <w:pStyle w:val="SubHeading3"/>
-        <w:rPr>
-          <w:rFonts w:eastAsia="Segoe UI"/>
-        </w:rPr>
-      </w:pPr>
-    </w:p>
-    <w:p>
-      <w:pPr>
-        <w:pStyle w:val="SubHeading3"/>
-        <w:rPr>
-          <w:rFonts w:eastAsia="Segoe UI"/>
-        </w:rPr>
-      </w:pPr>
-    </w:p>
-    <w:p>
-      <w:pPr>
-        <w:pStyle w:val="SubHeading3"/>
-        <w:rPr>
-          <w:rFonts w:eastAsia="Segoe UI"/>
-        </w:rPr>
-      </w:pPr>
-    </w:p>
     <w:p>
       <w:pPr>
         <w:pStyle w:val="Heading3"/>
@@ -9942,8 +12167,6 @@
         <w:shd w:val="clear" w:color="auto" w:fill="FFFFFF" w:themeFill="background1"/>
         <w:spacing w:before="360" w:after="120"/>
         <w:ind w:left="720"/>
-      </w:pPr>
-      <w:r>
         <w:rPr>
           <w:rFonts w:ascii="Segoe UI" w:eastAsia="Segoe UI" w:hAnsi="Segoe UI" w:cs="Segoe UI"/>
           <w:b/>
@@ -9953,6 +12176,60 @@
           <w:color w:val="000000" w:themeColor="text1"/>
           <w:sz w:val="24"/>
         </w:rPr>
+      </w:pPr>
+    </w:p>
+    <w:p>
+      <w:pPr>
+        <w:pStyle w:val="Heading4"/>
+        <w:shd w:val="clear" w:color="auto" w:fill="FFFFFF" w:themeFill="background1"/>
+        <w:spacing w:before="360" w:after="120"/>
+        <w:ind w:left="720"/>
+        <w:rPr>
+          <w:rFonts w:ascii="Segoe UI" w:eastAsia="Segoe UI" w:hAnsi="Segoe UI" w:cs="Segoe UI"/>
+          <w:b/>
+          <w:bCs/>
+          <w:i w:val="0"/>
+          <w:iCs w:val="0"/>
+          <w:color w:val="000000" w:themeColor="text1"/>
+          <w:sz w:val="24"/>
+        </w:rPr>
+      </w:pPr>
+    </w:p>
+    <w:p>
+      <w:pPr>
+        <w:pStyle w:val="Heading4"/>
+        <w:shd w:val="clear" w:color="auto" w:fill="FFFFFF" w:themeFill="background1"/>
+        <w:spacing w:before="360" w:after="120"/>
+        <w:ind w:left="720"/>
+        <w:rPr>
+          <w:rFonts w:ascii="Segoe UI" w:eastAsia="Segoe UI" w:hAnsi="Segoe UI" w:cs="Segoe UI"/>
+          <w:b/>
+          <w:bCs/>
+          <w:i w:val="0"/>
+          <w:iCs w:val="0"/>
+          <w:color w:val="000000" w:themeColor="text1"/>
+          <w:sz w:val="24"/>
+        </w:rPr>
+      </w:pPr>
+    </w:p>
+    <w:p>
+      <w:pPr>
+        <w:pStyle w:val="Heading4"/>
+        <w:shd w:val="clear" w:color="auto" w:fill="FFFFFF" w:themeFill="background1"/>
+        <w:spacing w:before="360" w:after="120"/>
+        <w:ind w:left="720"/>
+      </w:pPr>
+      <w:r>
+        <w:rPr>
+          <w:rFonts w:ascii="Segoe UI" w:eastAsia="Segoe UI" w:hAnsi="Segoe UI" w:cs="Segoe UI"/>
+          <w:b/>
+          <w:bCs/>
+          <w:i w:val="0"/>
+          <w:iCs w:val="0"/>
+          <w:color w:val="000000" w:themeColor="text1"/>
+          <w:sz w:val="24"/>
+        </w:rPr>
+        <w:lastRenderedPageBreak/>
         <w:t>2.4.2. Requisitos No Funcionales (RNF)</w:t>
       </w:r>
     </w:p>
@@ -10302,9 +12579,12 @@
     <w:p>
       <w:pPr>
         <w:pStyle w:val="Heading4"/>
+        <w:widowControl w:val="0"/>
         <w:shd w:val="clear" w:color="auto" w:fill="FFFFFF" w:themeFill="background1"/>
         <w:spacing w:before="360" w:after="120"/>
-        <w:ind w:left="720"/>
+        <w:ind w:firstLine="708"/>
+      </w:pPr>
+      <w:r>
         <w:rPr>
           <w:rFonts w:ascii="Segoe UI" w:eastAsia="Segoe UI" w:hAnsi="Segoe UI" w:cs="Segoe UI"/>
           <w:b/>
@@ -10314,79 +12594,6 @@
           <w:color w:val="000000" w:themeColor="text1"/>
           <w:sz w:val="24"/>
         </w:rPr>
-      </w:pPr>
-    </w:p>
-    <w:p>
-      <w:pPr>
-        <w:pStyle w:val="Heading4"/>
-        <w:shd w:val="clear" w:color="auto" w:fill="FFFFFF" w:themeFill="background1"/>
-        <w:spacing w:before="360" w:after="120"/>
-        <w:ind w:left="720"/>
-        <w:rPr>
-          <w:rFonts w:ascii="Segoe UI" w:eastAsia="Segoe UI" w:hAnsi="Segoe UI" w:cs="Segoe UI"/>
-          <w:b/>
-          <w:bCs/>
-          <w:i w:val="0"/>
-          <w:iCs w:val="0"/>
-          <w:color w:val="000000" w:themeColor="text1"/>
-          <w:sz w:val="24"/>
-        </w:rPr>
-      </w:pPr>
-    </w:p>
-    <w:p>
-      <w:pPr>
-        <w:pStyle w:val="Heading4"/>
-        <w:widowControl w:val="0"/>
-        <w:shd w:val="clear" w:color="auto" w:fill="FFFFFF" w:themeFill="background1"/>
-        <w:spacing w:before="360" w:after="120"/>
-        <w:ind w:left="720"/>
-        <w:rPr>
-          <w:rFonts w:ascii="Segoe UI" w:eastAsia="Segoe UI" w:hAnsi="Segoe UI" w:cs="Segoe UI"/>
-          <w:b/>
-          <w:bCs/>
-          <w:i w:val="0"/>
-          <w:iCs w:val="0"/>
-          <w:color w:val="000000" w:themeColor="text1"/>
-          <w:sz w:val="24"/>
-        </w:rPr>
-      </w:pPr>
-    </w:p>
-    <w:p>
-      <w:pPr>
-        <w:pStyle w:val="Heading4"/>
-        <w:widowControl w:val="0"/>
-        <w:shd w:val="clear" w:color="auto" w:fill="FFFFFF" w:themeFill="background1"/>
-        <w:spacing w:before="360" w:after="120"/>
-        <w:rPr>
-          <w:rFonts w:ascii="Segoe UI" w:eastAsia="Segoe UI" w:hAnsi="Segoe UI" w:cs="Segoe UI"/>
-          <w:b/>
-          <w:bCs/>
-          <w:i w:val="0"/>
-          <w:iCs w:val="0"/>
-          <w:color w:val="000000" w:themeColor="text1"/>
-          <w:sz w:val="24"/>
-        </w:rPr>
-      </w:pPr>
-    </w:p>
-    <w:p>
-      <w:pPr>
-        <w:pStyle w:val="Heading4"/>
-        <w:widowControl w:val="0"/>
-        <w:shd w:val="clear" w:color="auto" w:fill="FFFFFF" w:themeFill="background1"/>
-        <w:spacing w:before="360" w:after="120"/>
-        <w:ind w:left="720"/>
-      </w:pPr>
-      <w:r>
-        <w:rPr>
-          <w:rFonts w:ascii="Segoe UI" w:eastAsia="Segoe UI" w:hAnsi="Segoe UI" w:cs="Segoe UI"/>
-          <w:b/>
-          <w:bCs/>
-          <w:i w:val="0"/>
-          <w:iCs w:val="0"/>
-          <w:color w:val="000000" w:themeColor="text1"/>
-          <w:sz w:val="24"/>
-        </w:rPr>
-        <w:lastRenderedPageBreak/>
         <w:t>2.4.3. Requisitos de Información (IRQ)</w:t>
       </w:r>
     </w:p>
@@ -10423,6 +12630,8 @@
           </w:tcPr>
           <w:p>
             <w:pPr>
+              <w:keepNext w:val="0"/>
+              <w:widowControl w:val="0"/>
               <w:shd w:val="clear" w:color="auto" w:fill="FFFFFF" w:themeFill="background1"/>
               <w:spacing w:after="0"/>
               <w:jc w:val="center"/>
@@ -10451,6 +12660,8 @@
           </w:tcPr>
           <w:p>
             <w:pPr>
+              <w:keepNext w:val="0"/>
+              <w:widowControl w:val="0"/>
               <w:shd w:val="clear" w:color="auto" w:fill="FFFFFF" w:themeFill="background1"/>
               <w:spacing w:after="0"/>
               <w:jc w:val="center"/>
@@ -10483,6 +12694,8 @@
           </w:tcPr>
           <w:p>
             <w:pPr>
+              <w:keepNext w:val="0"/>
+              <w:widowControl w:val="0"/>
               <w:shd w:val="clear" w:color="auto" w:fill="FFFFFF" w:themeFill="background1"/>
               <w:spacing w:after="0"/>
             </w:pPr>
@@ -10509,6 +12722,8 @@
           </w:tcPr>
           <w:p>
             <w:pPr>
+              <w:keepNext w:val="0"/>
+              <w:widowControl w:val="0"/>
               <w:shd w:val="clear" w:color="auto" w:fill="FFFFFF" w:themeFill="background1"/>
               <w:spacing w:after="0"/>
             </w:pPr>
@@ -10538,6 +12753,8 @@
           </w:tcPr>
           <w:p>
             <w:pPr>
+              <w:keepNext w:val="0"/>
+              <w:widowControl w:val="0"/>
               <w:shd w:val="clear" w:color="auto" w:fill="FFFFFF" w:themeFill="background1"/>
               <w:spacing w:after="0"/>
             </w:pPr>
@@ -10564,6 +12781,8 @@
           </w:tcPr>
           <w:p>
             <w:pPr>
+              <w:keepNext w:val="0"/>
+              <w:widowControl w:val="0"/>
               <w:shd w:val="clear" w:color="auto" w:fill="FFFFFF" w:themeFill="background1"/>
               <w:spacing w:after="0"/>
             </w:pPr>
@@ -10607,11 +12826,13 @@
     <w:p>
       <w:pPr>
         <w:pStyle w:val="Heading3"/>
+        <w:keepNext w:val="0"/>
+        <w:widowControl w:val="0"/>
         <w:pBdr>
           <w:bottom w:val="single" w:sz="7" w:space="0" w:color="D1D5DB"/>
         </w:pBdr>
         <w:spacing w:before="360" w:after="120"/>
-        <w:ind w:left="360"/>
+        <w:ind w:left="357"/>
       </w:pPr>
       <w:r>
         <w:rPr>
@@ -10622,9 +12843,11 @@
     </w:p>
     <w:p>
       <w:pPr>
+        <w:keepNext w:val="0"/>
+        <w:widowControl w:val="0"/>
         <w:shd w:val="clear" w:color="auto" w:fill="FFFFFF" w:themeFill="background1"/>
         <w:spacing w:after="48"/>
-        <w:ind w:left="360"/>
+        <w:ind w:left="357"/>
         <w:jc w:val="both"/>
       </w:pPr>
       <w:r>
@@ -10638,9 +12861,11 @@
     </w:p>
     <w:p>
       <w:pPr>
+        <w:keepNext w:val="0"/>
+        <w:widowControl w:val="0"/>
         <w:shd w:val="clear" w:color="auto" w:fill="FFFFFF" w:themeFill="background1"/>
         <w:spacing w:before="240" w:after="240"/>
-        <w:ind w:left="360"/>
+        <w:ind w:left="357"/>
         <w:jc w:val="both"/>
       </w:pPr>
       <w:r>
@@ -10680,9 +12905,11 @@
     </w:p>
     <w:p>
       <w:pPr>
+        <w:keepNext w:val="0"/>
+        <w:widowControl w:val="0"/>
         <w:shd w:val="clear" w:color="auto" w:fill="FFFFFF" w:themeFill="background1"/>
         <w:spacing w:before="240" w:after="240"/>
-        <w:ind w:left="360"/>
+        <w:ind w:left="357"/>
         <w:jc w:val="both"/>
       </w:pPr>
       <w:r>
@@ -10714,9 +12941,11 @@
     </w:p>
     <w:p>
       <w:pPr>
+        <w:keepNext w:val="0"/>
+        <w:widowControl w:val="0"/>
         <w:shd w:val="clear" w:color="auto" w:fill="FFFFFF" w:themeFill="background1"/>
         <w:spacing w:before="240" w:after="240"/>
-        <w:ind w:left="360"/>
+        <w:ind w:left="357"/>
         <w:jc w:val="both"/>
       </w:pPr>
       <w:r>
@@ -10748,9 +12977,11 @@
     </w:p>
     <w:p>
       <w:pPr>
+        <w:keepNext w:val="0"/>
+        <w:widowControl w:val="0"/>
         <w:shd w:val="clear" w:color="auto" w:fill="FFFFFF" w:themeFill="background1"/>
         <w:spacing w:before="240" w:after="240"/>
-        <w:ind w:left="360"/>
+        <w:ind w:left="357"/>
         <w:jc w:val="both"/>
       </w:pPr>
       <w:r>
@@ -10779,64 +13010,6 @@
         </w:rPr>
         <w:t xml:space="preserve"> Tecnologías libres (HTML, CSS, PHP, MySQL), Tailwind CSS (MIT) y librerías de generación de PDF (MIT/GPL).</w:t>
       </w:r>
-    </w:p>
-    <w:p>
-      <w:pPr>
-        <w:pStyle w:val="Heading2"/>
-        <w:pBdr>
-          <w:bottom w:val="single" w:sz="7" w:space="0" w:color="374151"/>
-        </w:pBdr>
-        <w:shd w:val="clear" w:color="auto" w:fill="FFFFFF" w:themeFill="background1"/>
-        <w:spacing w:before="720" w:after="360"/>
-        <w:rPr>
-          <w:rFonts w:ascii="Segoe UI" w:eastAsia="Segoe UI" w:hAnsi="Segoe UI" w:cs="Segoe UI"/>
-          <w:b/>
-          <w:i w:val="0"/>
-          <w:iCs w:val="0"/>
-          <w:color w:val="1F2937"/>
-          <w:szCs w:val="48"/>
-        </w:rPr>
-      </w:pPr>
-    </w:p>
-    <w:p>
-      <w:pPr>
-        <w:pStyle w:val="Heading2"/>
-        <w:keepNext w:val="0"/>
-        <w:widowControl w:val="0"/>
-        <w:pBdr>
-          <w:bottom w:val="single" w:sz="7" w:space="0" w:color="374151"/>
-        </w:pBdr>
-        <w:shd w:val="clear" w:color="auto" w:fill="FFFFFF" w:themeFill="background1"/>
-        <w:spacing w:before="720" w:after="360"/>
-        <w:rPr>
-          <w:rFonts w:ascii="Segoe UI" w:eastAsia="Segoe UI" w:hAnsi="Segoe UI" w:cs="Segoe UI"/>
-          <w:b/>
-          <w:i w:val="0"/>
-          <w:iCs w:val="0"/>
-          <w:color w:val="1F2937"/>
-          <w:szCs w:val="48"/>
-        </w:rPr>
-      </w:pPr>
-    </w:p>
-    <w:p>
-      <w:pPr>
-        <w:pStyle w:val="Heading2"/>
-        <w:keepNext w:val="0"/>
-        <w:widowControl w:val="0"/>
-        <w:pBdr>
-          <w:bottom w:val="single" w:sz="7" w:space="0" w:color="374151"/>
-        </w:pBdr>
-        <w:shd w:val="clear" w:color="auto" w:fill="FFFFFF" w:themeFill="background1"/>
-        <w:spacing w:before="720" w:after="360"/>
-        <w:rPr>
-          <w:rFonts w:ascii="Segoe UI" w:eastAsia="Segoe UI" w:hAnsi="Segoe UI" w:cs="Segoe UI"/>
-          <w:b/>
-          <w:i w:val="0"/>
-          <w:iCs w:val="0"/>
-          <w:color w:val="1F2937"/>
-          <w:szCs w:val="48"/>
-        </w:rPr>
-      </w:pPr>
     </w:p>
     <w:p>
       <w:pPr>
@@ -15064,7 +17237,7 @@
             </wp:anchor>
           </w:drawing>
         </mc:Choice>
-        <mc:Fallback xmlns:a14="http://schemas.microsoft.com/office/drawing/2010/main" xmlns:pic="http://schemas.openxmlformats.org/drawingml/2006/picture" xmlns:a="http://schemas.openxmlformats.org/drawingml/2006/main">
+        <mc:Fallback xmlns:a="http://schemas.openxmlformats.org/drawingml/2006/main" xmlns:pic="http://schemas.openxmlformats.org/drawingml/2006/picture" xmlns:a14="http://schemas.microsoft.com/office/drawing/2010/main">
           <w:pict w14:anchorId="44D4DE1A">
             <v:shapetype id="_x0000_t32" coordsize="21600,21600" o:oned="t" filled="f" o:spt="32" path="m,l21600,21600e" w14:anchorId="7996C48F">
               <v:path fillok="f" arrowok="t" o:connecttype="none"/>
@@ -15355,7 +17528,7 @@
             </wp:anchor>
           </w:drawing>
         </mc:Choice>
-        <mc:Fallback xmlns:a14="http://schemas.microsoft.com/office/drawing/2010/main" xmlns:pic="http://schemas.openxmlformats.org/drawingml/2006/picture" xmlns:a="http://schemas.openxmlformats.org/drawingml/2006/main">
+        <mc:Fallback xmlns:a="http://schemas.openxmlformats.org/drawingml/2006/main" xmlns:pic="http://schemas.openxmlformats.org/drawingml/2006/picture" xmlns:a14="http://schemas.microsoft.com/office/drawing/2010/main">
           <w:pict w14:anchorId="18211A6C">
             <v:shapetype id="_x0000_t32" coordsize="21600,21600" o:oned="t" filled="f" o:spt="32" path="m,l21600,21600e" w14:anchorId="1F7B267B">
               <v:path fillok="f" arrowok="t" o:connecttype="none"/>
@@ -15658,7 +17831,7 @@
             </wp:anchor>
           </w:drawing>
         </mc:Choice>
-        <mc:Fallback xmlns:a14="http://schemas.microsoft.com/office/drawing/2010/main" xmlns:a="http://schemas.openxmlformats.org/drawingml/2006/main">
+        <mc:Fallback xmlns:a="http://schemas.openxmlformats.org/drawingml/2006/main" xmlns:a14="http://schemas.microsoft.com/office/drawing/2010/main">
           <w:pict w14:anchorId="2258254A">
             <v:shapetype id="_x0000_t32" coordsize="21600,21600" o:oned="t" filled="f" o:spt="32" path="m,l21600,21600e" w14:anchorId="4BB0A5D0">
               <v:path fillok="f" arrowok="t" o:connecttype="none"/>
@@ -15790,7 +17963,7 @@
             </wp:anchor>
           </w:drawing>
         </mc:Choice>
-        <mc:Fallback xmlns:a14="http://schemas.microsoft.com/office/drawing/2010/main" xmlns:a="http://schemas.openxmlformats.org/drawingml/2006/main">
+        <mc:Fallback xmlns:a="http://schemas.openxmlformats.org/drawingml/2006/main" xmlns:a14="http://schemas.microsoft.com/office/drawing/2010/main">
           <w:pict w14:anchorId="50FA3E29">
             <v:shapetype id="_x0000_t32" coordsize="21600,21600" o:oned="t" filled="f" o:spt="32" path="m,l21600,21600e" w14:anchorId="66A82D6C">
               <v:path fillok="f" arrowok="t" o:connecttype="none"/>
@@ -21360,7 +23533,7 @@
   </w:latentStyles>
   <w:style w:type="paragraph" w:default="1" w:styleId="Normal">
     <w:name w:val="Normal"/>
-    <w:rsid w:val="004B2E61"/>
+    <w:rsid w:val="00533148"/>
     <w:pPr>
       <w:keepNext/>
       <w:suppressAutoHyphens/>
@@ -21803,6 +23976,8 @@
   <w:style w:type="character" w:styleId="Emphasis">
     <w:name w:val="Emphasis"/>
     <w:basedOn w:val="DefaultParagraphFont"/>
+    <w:uiPriority w:val="20"/>
+    <w:qFormat/>
     <w:rsid w:val="00493830"/>
     <w:rPr>
       <w:i/>
@@ -22740,18 +24915,6 @@
 </file>
 
 <file path=customXml/item1.xml><?xml version="1.0" encoding="utf-8"?>
-<p:properties xmlns:p="http://schemas.microsoft.com/office/2006/metadata/properties" xmlns:xsi="http://www.w3.org/2001/XMLSchema-instance" xmlns:pc="http://schemas.microsoft.com/office/infopath/2007/PartnerControls">
-  <documentManagement>
-    <_activity xmlns="0dd81e3e-32c4-45c3-852a-33c36a8ca9a2" xsi:nil="true"/>
-  </documentManagement>
-</p:properties>
-</file>
-
-<file path=customXml/item2.xml><?xml version="1.0" encoding="utf-8"?>
-<b:Sources xmlns:b="http://schemas.openxmlformats.org/officeDocument/2006/bibliography" xmlns="http://schemas.openxmlformats.org/officeDocument/2006/bibliography" SelectedStyle="\APA.XSL" StyleName="APA Fifth Edition"/>
-</file>
-
-<file path=customXml/item3.xml><?xml version="1.0" encoding="utf-8"?>
 <?mso-contentType ?>
 <FormTemplates xmlns="http://schemas.microsoft.com/sharepoint/v3/contenttype/forms">
   <Display>DocumentLibraryForm</Display>
@@ -22760,7 +24923,15 @@
 </FormTemplates>
 </file>
 
-<file path=customXml/item4.xml><?xml version="1.0" encoding="utf-8"?>
+<file path=customXml/item2.xml><?xml version="1.0" encoding="utf-8"?>
+<p:properties xmlns:p="http://schemas.microsoft.com/office/2006/metadata/properties" xmlns:xsi="http://www.w3.org/2001/XMLSchema-instance" xmlns:pc="http://schemas.microsoft.com/office/infopath/2007/PartnerControls">
+  <documentManagement>
+    <_activity xmlns="0dd81e3e-32c4-45c3-852a-33c36a8ca9a2" xsi:nil="true"/>
+  </documentManagement>
+</p:properties>
+</file>
+
+<file path=customXml/item3.xml><?xml version="1.0" encoding="utf-8"?>
 <ct:contentTypeSchema xmlns:ct="http://schemas.microsoft.com/office/2006/metadata/contentType" xmlns:ma="http://schemas.microsoft.com/office/2006/metadata/properties/metaAttributes" ct:_="" ma:_="" ma:contentTypeName="Documento" ma:contentTypeID="0x01010025101D0885731048B0CD21D432E8305A" ma:contentTypeVersion="11" ma:contentTypeDescription="Crear nuevo documento." ma:contentTypeScope="" ma:versionID="81bcf49ec1edc4061c6f9fddaf17e5a4">
   <xsd:schema xmlns:xsd="http://www.w3.org/2001/XMLSchema" xmlns:xs="http://www.w3.org/2001/XMLSchema" xmlns:p="http://schemas.microsoft.com/office/2006/metadata/properties" xmlns:ns3="0dd81e3e-32c4-45c3-852a-33c36a8ca9a2" targetNamespace="http://schemas.microsoft.com/office/2006/metadata/properties" ma:root="true" ma:fieldsID="e214c24f35242a31bbaa59618cd4f46f" ns3:_="">
     <xsd:import namespace="0dd81e3e-32c4-45c3-852a-33c36a8ca9a2"/>
@@ -22948,7 +25119,19 @@
 </ct:contentTypeSchema>
 </file>
 
+<file path=customXml/item4.xml><?xml version="1.0" encoding="utf-8"?>
+<b:Sources xmlns:b="http://schemas.openxmlformats.org/officeDocument/2006/bibliography" xmlns="http://schemas.openxmlformats.org/officeDocument/2006/bibliography" SelectedStyle="\APA.XSL" StyleName="APA Fifth Edition"/>
+</file>
+
 <file path=customXml/itemProps1.xml><?xml version="1.0" encoding="utf-8"?>
+<ds:datastoreItem xmlns:ds="http://schemas.openxmlformats.org/officeDocument/2006/customXml" ds:itemID="{D6C383AF-1EC1-4F0E-B800-E4A39F6E2FAF}">
+  <ds:schemaRefs>
+    <ds:schemaRef ds:uri="http://schemas.microsoft.com/sharepoint/v3/contenttype/forms"/>
+  </ds:schemaRefs>
+</ds:datastoreItem>
+</file>
+
+<file path=customXml/itemProps2.xml><?xml version="1.0" encoding="utf-8"?>
 <ds:datastoreItem xmlns:ds="http://schemas.openxmlformats.org/officeDocument/2006/customXml" ds:itemID="{56B03E1A-13FD-4632-B7FD-6FEC8181D718}">
   <ds:schemaRefs>
     <ds:schemaRef ds:uri="http://schemas.microsoft.com/office/2006/metadata/properties"/>
@@ -22958,23 +25141,7 @@
 </ds:datastoreItem>
 </file>
 
-<file path=customXml/itemProps2.xml><?xml version="1.0" encoding="utf-8"?>
-<ds:datastoreItem xmlns:ds="http://schemas.openxmlformats.org/officeDocument/2006/customXml" ds:itemID="{16C71FD4-B25F-4F52-875D-9049229978E5}">
-  <ds:schemaRefs>
-    <ds:schemaRef ds:uri="http://schemas.openxmlformats.org/officeDocument/2006/bibliography"/>
-  </ds:schemaRefs>
-</ds:datastoreItem>
-</file>
-
 <file path=customXml/itemProps3.xml><?xml version="1.0" encoding="utf-8"?>
-<ds:datastoreItem xmlns:ds="http://schemas.openxmlformats.org/officeDocument/2006/customXml" ds:itemID="{D6C383AF-1EC1-4F0E-B800-E4A39F6E2FAF}">
-  <ds:schemaRefs>
-    <ds:schemaRef ds:uri="http://schemas.microsoft.com/sharepoint/v3/contenttype/forms"/>
-  </ds:schemaRefs>
-</ds:datastoreItem>
-</file>
-
-<file path=customXml/itemProps4.xml><?xml version="1.0" encoding="utf-8"?>
 <ds:datastoreItem xmlns:ds="http://schemas.openxmlformats.org/officeDocument/2006/customXml" ds:itemID="{DCD06B4A-01B4-46AA-8422-B68B8898A05E}">
   <ds:schemaRefs>
     <ds:schemaRef ds:uri="http://schemas.microsoft.com/office/2006/metadata/contentType"/>
@@ -22990,4 +25157,12 @@
     <ds:schemaRef ds:uri="http://schemas.microsoft.com/internal/obd"/>
   </ds:schemaRefs>
 </ds:datastoreItem>
+</file>
+
+<file path=customXml/itemProps4.xml><?xml version="1.0" encoding="utf-8"?>
+<ds:datastoreItem xmlns:ds="http://schemas.openxmlformats.org/officeDocument/2006/customXml" ds:itemID="{16C71FD4-B25F-4F52-875D-9049229978E5}">
+  <ds:schemaRefs>
+    <ds:schemaRef ds:uri="http://schemas.openxmlformats.org/officeDocument/2006/bibliography"/>
+  </ds:schemaRefs>
+</ds:datastoreItem>
 </file>
--- a/MemoriaTFG-IvanMartinNieto.docx
+++ b/MemoriaTFG-IvanMartinNieto.docx
@@ -83,7 +83,7 @@
               </wp:anchor>
             </w:drawing>
           </mc:Choice>
-          <mc:Fallback xmlns:a="http://schemas.openxmlformats.org/drawingml/2006/main" xmlns:a14="http://schemas.microsoft.com/office/drawing/2010/main" xmlns:pic="http://schemas.openxmlformats.org/drawingml/2006/picture">
+          <mc:Fallback xmlns:pic="http://schemas.openxmlformats.org/drawingml/2006/picture" xmlns:a14="http://schemas.microsoft.com/office/drawing/2010/main" xmlns:a="http://schemas.openxmlformats.org/drawingml/2006/main">
             <w:pict w14:anchorId="0829D9D1">
               <v:shapetype id="_x0000_t32" coordsize="21600,21600" o:oned="t" filled="f" o:spt="32" path="m,l21600,21600e" w14:anchorId="38844837">
                 <v:path fillok="f" arrowok="t" o:connecttype="none"/>
@@ -12610,7 +12610,7 @@
       </w:tblPr>
       <w:tblGrid>
         <w:gridCol w:w="1895"/>
-        <w:gridCol w:w="6680"/>
+        <w:gridCol w:w="7027"/>
       </w:tblGrid>
       <w:tr>
         <w:trPr>
@@ -12648,7 +12648,7 @@
         </w:tc>
         <w:tc>
           <w:tcPr>
-            <w:tcW w:w="6680" w:type="dxa"/>
+            <w:tcW w:w="7027" w:type="dxa"/>
             <w:tcBorders>
               <w:top w:val="single" w:sz="7" w:space="0" w:color="D1D5DB"/>
               <w:left w:val="single" w:sz="7" w:space="0" w:color="D1D5DB"/>
@@ -12711,7 +12711,7 @@
         </w:tc>
         <w:tc>
           <w:tcPr>
-            <w:tcW w:w="6680" w:type="dxa"/>
+            <w:tcW w:w="7027" w:type="dxa"/>
             <w:tcBorders>
               <w:top w:val="single" w:sz="7" w:space="0" w:color="D1D5DB"/>
               <w:left w:val="single" w:sz="7" w:space="0" w:color="D1D5DB"/>
@@ -12770,7 +12770,7 @@
         </w:tc>
         <w:tc>
           <w:tcPr>
-            <w:tcW w:w="6680" w:type="dxa"/>
+            <w:tcW w:w="7027" w:type="dxa"/>
             <w:tcBorders>
               <w:top w:val="single" w:sz="7" w:space="0" w:color="D1D5DB"/>
               <w:left w:val="single" w:sz="7" w:space="0" w:color="D1D5DB"/>
@@ -13633,18 +13633,129 @@
     <w:p>
       <w:pPr>
         <w:pStyle w:val="Heading3"/>
+        <w:keepNext w:val="0"/>
+        <w:widowControl w:val="0"/>
         <w:pBdr>
           <w:bottom w:val="single" w:sz="7" w:space="0" w:color="D1D5DB"/>
         </w:pBdr>
         <w:spacing w:before="360" w:after="120"/>
-        <w:ind w:left="360"/>
+        <w:ind w:left="357"/>
       </w:pPr>
       <w:r>
         <w:rPr>
           <w:szCs w:val="24"/>
         </w:rPr>
+        <w:t>3.2. Arquitectura del Software</w:t>
+      </w:r>
+    </w:p>
+    <w:p>
+      <w:pPr>
+        <w:keepNext w:val="0"/>
+        <w:widowControl w:val="0"/>
+        <w:shd w:val="clear" w:color="auto" w:fill="FFFFFF" w:themeFill="background1"/>
+        <w:spacing w:after="48"/>
+        <w:ind w:left="357"/>
+        <w:jc w:val="both"/>
+      </w:pPr>
+      <w:r>
+        <w:rPr>
+          <w:rFonts w:ascii="Segoe UI" w:eastAsia="Segoe UI" w:hAnsi="Segoe UI" w:cs="Segoe UI"/>
+          <w:i/>
+          <w:iCs/>
+          <w:color w:val="212121"/>
+          <w:sz w:val="24"/>
+        </w:rPr>
+        <w:t>(Pendiente: Aquí explicaremos cómo se comunica React con PHP mediante la API REST).</w:t>
+      </w:r>
+    </w:p>
+    <w:p>
+      <w:pPr>
+        <w:pStyle w:val="Heading3"/>
+        <w:keepNext w:val="0"/>
+        <w:widowControl w:val="0"/>
+        <w:pBdr>
+          <w:bottom w:val="none" w:sz="0" w:space="0" w:color="auto"/>
+        </w:pBdr>
+        <w:spacing w:before="360" w:after="120"/>
+        <w:ind w:left="357"/>
+        <w:rPr>
+          <w:szCs w:val="24"/>
+        </w:rPr>
+      </w:pPr>
+    </w:p>
+    <w:p>
+      <w:pPr>
+        <w:pStyle w:val="Heading3"/>
+        <w:keepNext w:val="0"/>
+        <w:widowControl w:val="0"/>
+        <w:pBdr>
+          <w:bottom w:val="none" w:sz="0" w:space="0" w:color="auto"/>
+        </w:pBdr>
+        <w:spacing w:before="360" w:after="120"/>
+        <w:ind w:left="357"/>
+        <w:rPr>
+          <w:szCs w:val="24"/>
+        </w:rPr>
+      </w:pPr>
+    </w:p>
+    <w:p>
+      <w:pPr>
+        <w:keepNext w:val="0"/>
+        <w:widowControl w:val="0"/>
+      </w:pPr>
+    </w:p>
+    <w:p>
+      <w:pPr>
+        <w:keepNext w:val="0"/>
+        <w:widowControl w:val="0"/>
+      </w:pPr>
+    </w:p>
+    <w:p>
+      <w:pPr>
+        <w:keepNext w:val="0"/>
+        <w:widowControl w:val="0"/>
+      </w:pPr>
+    </w:p>
+    <w:p>
+      <w:pPr>
+        <w:pStyle w:val="Heading3"/>
+        <w:keepNext w:val="0"/>
+        <w:widowControl w:val="0"/>
+        <w:pBdr>
+          <w:bottom w:val="single" w:sz="7" w:space="0" w:color="D1D5DB"/>
+        </w:pBdr>
+        <w:spacing w:before="360" w:after="120"/>
+        <w:ind w:left="357"/>
+      </w:pPr>
+      <w:r>
+        <w:rPr>
+          <w:szCs w:val="24"/>
+        </w:rPr>
         <w:lastRenderedPageBreak/>
-        <w:t>3.2. Arquitectura del Software</w:t>
+        <w:t>3.3. Diseño de Datos</w:t>
+      </w:r>
+    </w:p>
+    <w:p>
+      <w:pPr>
+        <w:keepNext w:val="0"/>
+        <w:widowControl w:val="0"/>
+        <w:shd w:val="clear" w:color="auto" w:fill="FFFFFF" w:themeFill="background1"/>
+        <w:spacing w:after="48"/>
+        <w:ind w:left="357"/>
+        <w:jc w:val="both"/>
+        <w:rPr>
+          <w:rFonts w:ascii="Segoe UI" w:eastAsia="Segoe UI" w:hAnsi="Segoe UI" w:cs="Segoe UI"/>
+          <w:color w:val="212121"/>
+          <w:sz w:val="24"/>
+        </w:rPr>
+      </w:pPr>
+      <w:r>
+        <w:rPr>
+          <w:rFonts w:ascii="Segoe UI" w:eastAsia="Segoe UI" w:hAnsi="Segoe UI" w:cs="Segoe UI"/>
+          <w:color w:val="212121"/>
+          <w:sz w:val="24"/>
+        </w:rPr>
+        <w:t>Para estructurar la persistencia de la información en la base de datos MySQL, se ha diseñado un Modelo Entidad-Relación que garantiza la integridad referencial. El sistema se compone de tres tablas principales:</w:t>
       </w:r>
     </w:p>
     <w:p>
@@ -13653,274 +13764,4081 @@
         <w:spacing w:after="48"/>
         <w:ind w:left="360"/>
         <w:jc w:val="both"/>
-      </w:pPr>
-      <w:r>
-        <w:rPr>
-          <w:rFonts w:ascii="Segoe UI" w:eastAsia="Segoe UI" w:hAnsi="Segoe UI" w:cs="Segoe UI"/>
-          <w:i/>
-          <w:iCs/>
+        <w:rPr>
+          <w:rFonts w:ascii="Segoe UI" w:eastAsia="Segoe UI" w:hAnsi="Segoe UI" w:cs="Segoe UI"/>
           <w:color w:val="212121"/>
           <w:sz w:val="24"/>
         </w:rPr>
-        <w:t>(Pendiente: Aquí explicaremos cómo se comunica React con PHP mediante la API REST).</w:t>
-      </w:r>
-    </w:p>
-    <w:p>
-      <w:pPr>
-        <w:pStyle w:val="Heading3"/>
-        <w:pBdr>
-          <w:bottom w:val="single" w:sz="7" w:space="0" w:color="D1D5DB"/>
-        </w:pBdr>
-        <w:spacing w:before="360" w:after="120"/>
-        <w:ind w:left="360"/>
-      </w:pPr>
-      <w:r>
-        <w:rPr>
-          <w:szCs w:val="24"/>
-        </w:rPr>
-        <w:t>3.3. Diseño de Datos</w:t>
-      </w:r>
-    </w:p>
-    <w:p>
-      <w:pPr>
+      </w:pPr>
+    </w:p>
+    <w:p>
+      <w:pPr>
+        <w:shd w:val="clear" w:color="auto" w:fill="FFFFFF" w:themeFill="background1"/>
+        <w:spacing w:after="48"/>
+        <w:ind w:left="708"/>
+        <w:jc w:val="both"/>
+        <w:rPr>
+          <w:rFonts w:ascii="Segoe UI" w:eastAsia="Segoe UI" w:hAnsi="Segoe UI" w:cs="Segoe UI"/>
+          <w:b/>
+          <w:bCs/>
+          <w:color w:val="212121"/>
+          <w:sz w:val="24"/>
+        </w:rPr>
+      </w:pPr>
+      <w:r>
+        <w:rPr>
+          <w:rFonts w:ascii="Segoe UI" w:eastAsia="Segoe UI" w:hAnsi="Segoe UI" w:cs="Segoe UI"/>
+          <w:b/>
+          <w:bCs/>
+          <w:color w:val="212121"/>
+          <w:sz w:val="24"/>
+        </w:rPr>
+        <w:t xml:space="preserve">3.3.1. </w:t>
+      </w:r>
+      <w:r>
+        <w:rPr>
+          <w:rFonts w:ascii="Segoe UI" w:eastAsia="Segoe UI" w:hAnsi="Segoe UI" w:cs="Segoe UI"/>
+          <w:b/>
+          <w:bCs/>
+          <w:color w:val="212121"/>
+          <w:sz w:val="24"/>
+        </w:rPr>
+        <w:t>Tabla: usuarios</w:t>
+      </w:r>
+    </w:p>
+    <w:p>
+      <w:pPr>
+        <w:shd w:val="clear" w:color="auto" w:fill="FFFFFF" w:themeFill="background1"/>
+        <w:spacing w:after="48"/>
+        <w:ind w:left="708"/>
+        <w:jc w:val="both"/>
+        <w:rPr>
+          <w:rFonts w:ascii="Segoe UI" w:eastAsia="Segoe UI" w:hAnsi="Segoe UI" w:cs="Segoe UI"/>
+          <w:color w:val="212121"/>
+          <w:sz w:val="24"/>
+        </w:rPr>
+      </w:pPr>
+      <w:r>
+        <w:rPr>
+          <w:rFonts w:ascii="Segoe UI" w:eastAsia="Segoe UI" w:hAnsi="Segoe UI" w:cs="Segoe UI"/>
+          <w:color w:val="212121"/>
+          <w:sz w:val="24"/>
+        </w:rPr>
+        <w:t>Almacena las credenciales de acceso y datos personales básicos. Es la entidad fuerte del sistema.</w:t>
+      </w:r>
+    </w:p>
+    <w:tbl>
+      <w:tblPr>
+        <w:tblW w:w="8505" w:type="dxa"/>
+        <w:tblInd w:w="699" w:type="dxa"/>
+        <w:tblCellMar>
+          <w:left w:w="70" w:type="dxa"/>
+          <w:right w:w="70" w:type="dxa"/>
+        </w:tblCellMar>
+        <w:tblLook w:val="04A0" w:firstRow="1" w:lastRow="0" w:firstColumn="1" w:lastColumn="0" w:noHBand="0" w:noVBand="1"/>
+      </w:tblPr>
+      <w:tblGrid>
+        <w:gridCol w:w="1701"/>
+        <w:gridCol w:w="1559"/>
+        <w:gridCol w:w="2127"/>
+        <w:gridCol w:w="3118"/>
+      </w:tblGrid>
+      <w:tr>
+        <w:trPr>
+          <w:trHeight w:val="629"/>
+        </w:trPr>
+        <w:tc>
+          <w:tcPr>
+            <w:tcW w:w="1701" w:type="dxa"/>
+            <w:tcBorders>
+              <w:top w:val="single" w:sz="8" w:space="0" w:color="374151"/>
+              <w:left w:val="single" w:sz="8" w:space="0" w:color="374151"/>
+              <w:bottom w:val="single" w:sz="8" w:space="0" w:color="374151"/>
+              <w:right w:val="single" w:sz="8" w:space="0" w:color="374151"/>
+            </w:tcBorders>
+            <w:shd w:val="clear" w:color="auto" w:fill="FEE2E2"/>
+            <w:vAlign w:val="center"/>
+            <w:hideMark/>
+          </w:tcPr>
+          <w:p>
+            <w:pPr>
+              <w:keepNext w:val="0"/>
+              <w:widowControl w:val="0"/>
+              <w:shd w:val="clear" w:color="auto" w:fill="FFFFFF" w:themeFill="background1"/>
+              <w:spacing w:after="0"/>
+              <w:jc w:val="center"/>
+              <w:rPr>
+                <w:b/>
+                <w:bCs/>
+                <w:color w:val="991B1B"/>
+              </w:rPr>
+            </w:pPr>
+            <w:r>
+              <w:rPr>
+                <w:b/>
+                <w:bCs/>
+                <w:color w:val="991B1B"/>
+              </w:rPr>
+              <w:t>Campo</w:t>
+            </w:r>
+          </w:p>
+        </w:tc>
+        <w:tc>
+          <w:tcPr>
+            <w:tcW w:w="1559" w:type="dxa"/>
+            <w:tcBorders>
+              <w:top w:val="single" w:sz="8" w:space="0" w:color="374151"/>
+              <w:left w:val="nil"/>
+              <w:bottom w:val="single" w:sz="8" w:space="0" w:color="374151"/>
+              <w:right w:val="single" w:sz="8" w:space="0" w:color="374151"/>
+            </w:tcBorders>
+            <w:shd w:val="clear" w:color="auto" w:fill="FEE2E2"/>
+            <w:vAlign w:val="center"/>
+            <w:hideMark/>
+          </w:tcPr>
+          <w:p>
+            <w:pPr>
+              <w:keepNext w:val="0"/>
+              <w:widowControl w:val="0"/>
+              <w:shd w:val="clear" w:color="auto" w:fill="FFFFFF" w:themeFill="background1"/>
+              <w:spacing w:after="0"/>
+              <w:jc w:val="center"/>
+              <w:rPr>
+                <w:b/>
+                <w:bCs/>
+                <w:color w:val="991B1B"/>
+              </w:rPr>
+            </w:pPr>
+            <w:r>
+              <w:rPr>
+                <w:b/>
+                <w:bCs/>
+                <w:color w:val="991B1B"/>
+              </w:rPr>
+              <w:t>Tipo</w:t>
+            </w:r>
+          </w:p>
+        </w:tc>
+        <w:tc>
+          <w:tcPr>
+            <w:tcW w:w="2127" w:type="dxa"/>
+            <w:tcBorders>
+              <w:top w:val="single" w:sz="8" w:space="0" w:color="374151"/>
+              <w:left w:val="nil"/>
+              <w:bottom w:val="single" w:sz="8" w:space="0" w:color="374151"/>
+              <w:right w:val="single" w:sz="8" w:space="0" w:color="374151"/>
+            </w:tcBorders>
+            <w:shd w:val="clear" w:color="auto" w:fill="FEE2E2"/>
+            <w:vAlign w:val="center"/>
+            <w:hideMark/>
+          </w:tcPr>
+          <w:p>
+            <w:pPr>
+              <w:keepNext w:val="0"/>
+              <w:widowControl w:val="0"/>
+              <w:shd w:val="clear" w:color="auto" w:fill="FFFFFF" w:themeFill="background1"/>
+              <w:spacing w:after="0"/>
+              <w:jc w:val="center"/>
+              <w:rPr>
+                <w:b/>
+                <w:bCs/>
+                <w:color w:val="991B1B"/>
+              </w:rPr>
+            </w:pPr>
+            <w:r>
+              <w:rPr>
+                <w:b/>
+                <w:bCs/>
+                <w:color w:val="991B1B"/>
+              </w:rPr>
+              <w:t>Restricciones</w:t>
+            </w:r>
+          </w:p>
+        </w:tc>
+        <w:tc>
+          <w:tcPr>
+            <w:tcW w:w="3118" w:type="dxa"/>
+            <w:tcBorders>
+              <w:top w:val="single" w:sz="8" w:space="0" w:color="374151"/>
+              <w:left w:val="nil"/>
+              <w:bottom w:val="single" w:sz="8" w:space="0" w:color="374151"/>
+              <w:right w:val="single" w:sz="8" w:space="0" w:color="374151"/>
+            </w:tcBorders>
+            <w:shd w:val="clear" w:color="auto" w:fill="FEE2E2"/>
+            <w:vAlign w:val="center"/>
+            <w:hideMark/>
+          </w:tcPr>
+          <w:p>
+            <w:pPr>
+              <w:keepNext w:val="0"/>
+              <w:widowControl w:val="0"/>
+              <w:shd w:val="clear" w:color="auto" w:fill="FFFFFF" w:themeFill="background1"/>
+              <w:spacing w:after="0"/>
+              <w:jc w:val="center"/>
+              <w:rPr>
+                <w:b/>
+                <w:bCs/>
+                <w:color w:val="991B1B"/>
+              </w:rPr>
+            </w:pPr>
+            <w:r>
+              <w:rPr>
+                <w:b/>
+                <w:bCs/>
+                <w:color w:val="991B1B"/>
+              </w:rPr>
+              <w:t>Descripción</w:t>
+            </w:r>
+          </w:p>
+        </w:tc>
+      </w:tr>
+      <w:tr>
+        <w:trPr>
+          <w:trHeight w:val="465"/>
+        </w:trPr>
+        <w:tc>
+          <w:tcPr>
+            <w:tcW w:w="1701" w:type="dxa"/>
+            <w:tcBorders>
+              <w:top w:val="nil"/>
+              <w:left w:val="single" w:sz="8" w:space="0" w:color="374151"/>
+              <w:bottom w:val="single" w:sz="8" w:space="0" w:color="374151"/>
+              <w:right w:val="single" w:sz="8" w:space="0" w:color="374151"/>
+            </w:tcBorders>
+            <w:shd w:val="clear" w:color="000000" w:fill="FFFFFF"/>
+            <w:vAlign w:val="center"/>
+            <w:hideMark/>
+          </w:tcPr>
+          <w:p>
+            <w:pPr>
+              <w:keepNext w:val="0"/>
+              <w:suppressAutoHyphens w:val="0"/>
+              <w:spacing w:after="0" w:line="240" w:lineRule="auto"/>
+              <w:rPr>
+                <w:rFonts w:ascii="Segoe UI" w:hAnsi="Segoe UI" w:cs="Segoe UI"/>
+                <w:b/>
+                <w:bCs/>
+                <w:color w:val="000000"/>
+                <w:sz w:val="19"/>
+                <w:szCs w:val="19"/>
+              </w:rPr>
+            </w:pPr>
+            <w:proofErr w:type="spellStart"/>
+            <w:r>
+              <w:rPr>
+                <w:rFonts w:ascii="Segoe UI" w:hAnsi="Segoe UI" w:cs="Segoe UI"/>
+                <w:b/>
+                <w:bCs/>
+                <w:color w:val="000000"/>
+                <w:sz w:val="19"/>
+                <w:szCs w:val="19"/>
+              </w:rPr>
+              <w:t>id_usuario</w:t>
+            </w:r>
+            <w:proofErr w:type="spellEnd"/>
+          </w:p>
+        </w:tc>
+        <w:tc>
+          <w:tcPr>
+            <w:tcW w:w="1559" w:type="dxa"/>
+            <w:tcBorders>
+              <w:top w:val="nil"/>
+              <w:left w:val="nil"/>
+              <w:bottom w:val="single" w:sz="8" w:space="0" w:color="374151"/>
+              <w:right w:val="single" w:sz="8" w:space="0" w:color="374151"/>
+            </w:tcBorders>
+            <w:shd w:val="clear" w:color="000000" w:fill="FFFFFF"/>
+            <w:vAlign w:val="center"/>
+            <w:hideMark/>
+          </w:tcPr>
+          <w:p>
+            <w:pPr>
+              <w:keepNext w:val="0"/>
+              <w:suppressAutoHyphens w:val="0"/>
+              <w:spacing w:after="0" w:line="240" w:lineRule="auto"/>
+              <w:rPr>
+                <w:rFonts w:ascii="Segoe UI" w:hAnsi="Segoe UI" w:cs="Segoe UI"/>
+                <w:color w:val="000000"/>
+                <w:sz w:val="19"/>
+                <w:szCs w:val="19"/>
+              </w:rPr>
+            </w:pPr>
+            <w:r>
+              <w:rPr>
+                <w:rFonts w:ascii="Segoe UI" w:hAnsi="Segoe UI" w:cs="Segoe UI"/>
+                <w:color w:val="000000"/>
+                <w:sz w:val="19"/>
+                <w:szCs w:val="19"/>
+              </w:rPr>
+              <w:t>INT</w:t>
+            </w:r>
+          </w:p>
+        </w:tc>
+        <w:tc>
+          <w:tcPr>
+            <w:tcW w:w="2127" w:type="dxa"/>
+            <w:tcBorders>
+              <w:top w:val="nil"/>
+              <w:left w:val="nil"/>
+              <w:bottom w:val="single" w:sz="8" w:space="0" w:color="374151"/>
+              <w:right w:val="single" w:sz="8" w:space="0" w:color="374151"/>
+            </w:tcBorders>
+            <w:shd w:val="clear" w:color="000000" w:fill="FFFFFF"/>
+            <w:vAlign w:val="center"/>
+            <w:hideMark/>
+          </w:tcPr>
+          <w:p>
+            <w:pPr>
+              <w:keepNext w:val="0"/>
+              <w:suppressAutoHyphens w:val="0"/>
+              <w:spacing w:after="0" w:line="240" w:lineRule="auto"/>
+              <w:rPr>
+                <w:rFonts w:ascii="Segoe UI" w:hAnsi="Segoe UI" w:cs="Segoe UI"/>
+                <w:color w:val="000000"/>
+                <w:sz w:val="19"/>
+                <w:szCs w:val="19"/>
+              </w:rPr>
+            </w:pPr>
+            <w:r>
+              <w:rPr>
+                <w:rFonts w:ascii="Segoe UI" w:hAnsi="Segoe UI" w:cs="Segoe UI"/>
+                <w:color w:val="000000"/>
+                <w:sz w:val="19"/>
+                <w:szCs w:val="19"/>
+              </w:rPr>
+              <w:t>PRIMARY KEY, AUTO_INCREMENT</w:t>
+            </w:r>
+          </w:p>
+        </w:tc>
+        <w:tc>
+          <w:tcPr>
+            <w:tcW w:w="3118" w:type="dxa"/>
+            <w:tcBorders>
+              <w:top w:val="nil"/>
+              <w:left w:val="nil"/>
+              <w:bottom w:val="single" w:sz="8" w:space="0" w:color="374151"/>
+              <w:right w:val="single" w:sz="8" w:space="0" w:color="374151"/>
+            </w:tcBorders>
+            <w:shd w:val="clear" w:color="000000" w:fill="FFFFFF"/>
+            <w:vAlign w:val="center"/>
+            <w:hideMark/>
+          </w:tcPr>
+          <w:p>
+            <w:pPr>
+              <w:keepNext w:val="0"/>
+              <w:suppressAutoHyphens w:val="0"/>
+              <w:spacing w:after="0" w:line="240" w:lineRule="auto"/>
+              <w:rPr>
+                <w:rFonts w:ascii="Segoe UI" w:hAnsi="Segoe UI" w:cs="Segoe UI"/>
+                <w:color w:val="000000"/>
+                <w:sz w:val="19"/>
+                <w:szCs w:val="19"/>
+              </w:rPr>
+            </w:pPr>
+            <w:r>
+              <w:rPr>
+                <w:rFonts w:ascii="Segoe UI" w:hAnsi="Segoe UI" w:cs="Segoe UI"/>
+                <w:color w:val="000000"/>
+                <w:sz w:val="19"/>
+                <w:szCs w:val="19"/>
+              </w:rPr>
+              <w:t>Identificador único del registro.</w:t>
+            </w:r>
+          </w:p>
+        </w:tc>
+      </w:tr>
+      <w:tr>
+        <w:trPr>
+          <w:trHeight w:val="465"/>
+        </w:trPr>
+        <w:tc>
+          <w:tcPr>
+            <w:tcW w:w="1701" w:type="dxa"/>
+            <w:tcBorders>
+              <w:top w:val="nil"/>
+              <w:left w:val="single" w:sz="8" w:space="0" w:color="374151"/>
+              <w:bottom w:val="single" w:sz="8" w:space="0" w:color="374151"/>
+              <w:right w:val="single" w:sz="8" w:space="0" w:color="374151"/>
+            </w:tcBorders>
+            <w:shd w:val="clear" w:color="000000" w:fill="FFFFFF"/>
+            <w:vAlign w:val="center"/>
+            <w:hideMark/>
+          </w:tcPr>
+          <w:p>
+            <w:pPr>
+              <w:keepNext w:val="0"/>
+              <w:suppressAutoHyphens w:val="0"/>
+              <w:spacing w:after="0" w:line="240" w:lineRule="auto"/>
+              <w:rPr>
+                <w:rFonts w:ascii="Segoe UI" w:hAnsi="Segoe UI" w:cs="Segoe UI"/>
+                <w:b/>
+                <w:bCs/>
+                <w:color w:val="000000"/>
+                <w:sz w:val="19"/>
+                <w:szCs w:val="19"/>
+              </w:rPr>
+            </w:pPr>
+            <w:r>
+              <w:rPr>
+                <w:rFonts w:ascii="Segoe UI" w:hAnsi="Segoe UI" w:cs="Segoe UI"/>
+                <w:b/>
+                <w:bCs/>
+                <w:color w:val="000000"/>
+                <w:sz w:val="19"/>
+                <w:szCs w:val="19"/>
+              </w:rPr>
+              <w:t>nombre</w:t>
+            </w:r>
+          </w:p>
+        </w:tc>
+        <w:tc>
+          <w:tcPr>
+            <w:tcW w:w="1559" w:type="dxa"/>
+            <w:tcBorders>
+              <w:top w:val="nil"/>
+              <w:left w:val="nil"/>
+              <w:bottom w:val="single" w:sz="8" w:space="0" w:color="374151"/>
+              <w:right w:val="single" w:sz="8" w:space="0" w:color="374151"/>
+            </w:tcBorders>
+            <w:shd w:val="clear" w:color="000000" w:fill="FFFFFF"/>
+            <w:vAlign w:val="center"/>
+            <w:hideMark/>
+          </w:tcPr>
+          <w:p>
+            <w:pPr>
+              <w:keepNext w:val="0"/>
+              <w:suppressAutoHyphens w:val="0"/>
+              <w:spacing w:after="0" w:line="240" w:lineRule="auto"/>
+              <w:rPr>
+                <w:rFonts w:ascii="Segoe UI" w:hAnsi="Segoe UI" w:cs="Segoe UI"/>
+                <w:color w:val="000000"/>
+                <w:sz w:val="19"/>
+                <w:szCs w:val="19"/>
+              </w:rPr>
+            </w:pPr>
+            <w:proofErr w:type="gramStart"/>
+            <w:r>
+              <w:rPr>
+                <w:rFonts w:ascii="Segoe UI" w:hAnsi="Segoe UI" w:cs="Segoe UI"/>
+                <w:color w:val="000000"/>
+                <w:sz w:val="19"/>
+                <w:szCs w:val="19"/>
+              </w:rPr>
+              <w:t>VARCHAR(</w:t>
+            </w:r>
+            <w:proofErr w:type="gramEnd"/>
+            <w:r>
+              <w:rPr>
+                <w:rFonts w:ascii="Segoe UI" w:hAnsi="Segoe UI" w:cs="Segoe UI"/>
+                <w:color w:val="000000"/>
+                <w:sz w:val="19"/>
+                <w:szCs w:val="19"/>
+              </w:rPr>
+              <w:t>50)</w:t>
+            </w:r>
+          </w:p>
+        </w:tc>
+        <w:tc>
+          <w:tcPr>
+            <w:tcW w:w="2127" w:type="dxa"/>
+            <w:tcBorders>
+              <w:top w:val="nil"/>
+              <w:left w:val="nil"/>
+              <w:bottom w:val="single" w:sz="8" w:space="0" w:color="374151"/>
+              <w:right w:val="single" w:sz="8" w:space="0" w:color="374151"/>
+            </w:tcBorders>
+            <w:shd w:val="clear" w:color="000000" w:fill="FFFFFF"/>
+            <w:vAlign w:val="center"/>
+            <w:hideMark/>
+          </w:tcPr>
+          <w:p>
+            <w:pPr>
+              <w:keepNext w:val="0"/>
+              <w:suppressAutoHyphens w:val="0"/>
+              <w:spacing w:after="0" w:line="240" w:lineRule="auto"/>
+              <w:rPr>
+                <w:rFonts w:ascii="Segoe UI" w:hAnsi="Segoe UI" w:cs="Segoe UI"/>
+                <w:color w:val="000000"/>
+                <w:sz w:val="19"/>
+                <w:szCs w:val="19"/>
+              </w:rPr>
+            </w:pPr>
+            <w:r>
+              <w:rPr>
+                <w:rFonts w:ascii="Segoe UI" w:hAnsi="Segoe UI" w:cs="Segoe UI"/>
+                <w:color w:val="000000"/>
+                <w:sz w:val="19"/>
+                <w:szCs w:val="19"/>
+              </w:rPr>
+              <w:t>NOT NULL</w:t>
+            </w:r>
+          </w:p>
+        </w:tc>
+        <w:tc>
+          <w:tcPr>
+            <w:tcW w:w="3118" w:type="dxa"/>
+            <w:tcBorders>
+              <w:top w:val="nil"/>
+              <w:left w:val="nil"/>
+              <w:bottom w:val="single" w:sz="8" w:space="0" w:color="374151"/>
+              <w:right w:val="single" w:sz="8" w:space="0" w:color="374151"/>
+            </w:tcBorders>
+            <w:shd w:val="clear" w:color="000000" w:fill="FFFFFF"/>
+            <w:vAlign w:val="center"/>
+            <w:hideMark/>
+          </w:tcPr>
+          <w:p>
+            <w:pPr>
+              <w:keepNext w:val="0"/>
+              <w:suppressAutoHyphens w:val="0"/>
+              <w:spacing w:after="0" w:line="240" w:lineRule="auto"/>
+              <w:rPr>
+                <w:rFonts w:ascii="Segoe UI" w:hAnsi="Segoe UI" w:cs="Segoe UI"/>
+                <w:color w:val="000000"/>
+                <w:sz w:val="19"/>
+                <w:szCs w:val="19"/>
+              </w:rPr>
+            </w:pPr>
+            <w:r>
+              <w:rPr>
+                <w:rFonts w:ascii="Segoe UI" w:hAnsi="Segoe UI" w:cs="Segoe UI"/>
+                <w:color w:val="000000"/>
+                <w:sz w:val="19"/>
+                <w:szCs w:val="19"/>
+              </w:rPr>
+              <w:t>Nombre de pila.</w:t>
+            </w:r>
+          </w:p>
+        </w:tc>
+      </w:tr>
+      <w:tr>
+        <w:trPr>
+          <w:trHeight w:val="465"/>
+        </w:trPr>
+        <w:tc>
+          <w:tcPr>
+            <w:tcW w:w="1701" w:type="dxa"/>
+            <w:tcBorders>
+              <w:top w:val="nil"/>
+              <w:left w:val="single" w:sz="8" w:space="0" w:color="374151"/>
+              <w:bottom w:val="single" w:sz="8" w:space="0" w:color="374151"/>
+              <w:right w:val="single" w:sz="8" w:space="0" w:color="374151"/>
+            </w:tcBorders>
+            <w:shd w:val="clear" w:color="000000" w:fill="FFFFFF"/>
+            <w:vAlign w:val="center"/>
+            <w:hideMark/>
+          </w:tcPr>
+          <w:p>
+            <w:pPr>
+              <w:keepNext w:val="0"/>
+              <w:suppressAutoHyphens w:val="0"/>
+              <w:spacing w:after="0" w:line="240" w:lineRule="auto"/>
+              <w:rPr>
+                <w:rFonts w:ascii="Segoe UI" w:hAnsi="Segoe UI" w:cs="Segoe UI"/>
+                <w:b/>
+                <w:bCs/>
+                <w:color w:val="000000"/>
+                <w:sz w:val="19"/>
+                <w:szCs w:val="19"/>
+              </w:rPr>
+            </w:pPr>
+            <w:r>
+              <w:rPr>
+                <w:rFonts w:ascii="Segoe UI" w:hAnsi="Segoe UI" w:cs="Segoe UI"/>
+                <w:b/>
+                <w:bCs/>
+                <w:color w:val="000000"/>
+                <w:sz w:val="19"/>
+                <w:szCs w:val="19"/>
+              </w:rPr>
+              <w:t>apellidos</w:t>
+            </w:r>
+          </w:p>
+        </w:tc>
+        <w:tc>
+          <w:tcPr>
+            <w:tcW w:w="1559" w:type="dxa"/>
+            <w:tcBorders>
+              <w:top w:val="nil"/>
+              <w:left w:val="nil"/>
+              <w:bottom w:val="single" w:sz="8" w:space="0" w:color="374151"/>
+              <w:right w:val="single" w:sz="8" w:space="0" w:color="374151"/>
+            </w:tcBorders>
+            <w:shd w:val="clear" w:color="000000" w:fill="FFFFFF"/>
+            <w:vAlign w:val="center"/>
+            <w:hideMark/>
+          </w:tcPr>
+          <w:p>
+            <w:pPr>
+              <w:keepNext w:val="0"/>
+              <w:suppressAutoHyphens w:val="0"/>
+              <w:spacing w:after="0" w:line="240" w:lineRule="auto"/>
+              <w:rPr>
+                <w:rFonts w:ascii="Segoe UI" w:hAnsi="Segoe UI" w:cs="Segoe UI"/>
+                <w:color w:val="000000"/>
+                <w:sz w:val="19"/>
+                <w:szCs w:val="19"/>
+              </w:rPr>
+            </w:pPr>
+            <w:proofErr w:type="gramStart"/>
+            <w:r>
+              <w:rPr>
+                <w:rFonts w:ascii="Segoe UI" w:hAnsi="Segoe UI" w:cs="Segoe UI"/>
+                <w:color w:val="000000"/>
+                <w:sz w:val="19"/>
+                <w:szCs w:val="19"/>
+              </w:rPr>
+              <w:t>VARCHAR(</w:t>
+            </w:r>
+            <w:proofErr w:type="gramEnd"/>
+            <w:r>
+              <w:rPr>
+                <w:rFonts w:ascii="Segoe UI" w:hAnsi="Segoe UI" w:cs="Segoe UI"/>
+                <w:color w:val="000000"/>
+                <w:sz w:val="19"/>
+                <w:szCs w:val="19"/>
+              </w:rPr>
+              <w:t>100)</w:t>
+            </w:r>
+          </w:p>
+        </w:tc>
+        <w:tc>
+          <w:tcPr>
+            <w:tcW w:w="2127" w:type="dxa"/>
+            <w:tcBorders>
+              <w:top w:val="nil"/>
+              <w:left w:val="nil"/>
+              <w:bottom w:val="single" w:sz="8" w:space="0" w:color="374151"/>
+              <w:right w:val="single" w:sz="8" w:space="0" w:color="374151"/>
+            </w:tcBorders>
+            <w:shd w:val="clear" w:color="000000" w:fill="FFFFFF"/>
+            <w:vAlign w:val="center"/>
+            <w:hideMark/>
+          </w:tcPr>
+          <w:p>
+            <w:pPr>
+              <w:keepNext w:val="0"/>
+              <w:suppressAutoHyphens w:val="0"/>
+              <w:spacing w:after="0" w:line="240" w:lineRule="auto"/>
+              <w:rPr>
+                <w:rFonts w:ascii="Segoe UI" w:hAnsi="Segoe UI" w:cs="Segoe UI"/>
+                <w:color w:val="000000"/>
+                <w:sz w:val="19"/>
+                <w:szCs w:val="19"/>
+              </w:rPr>
+            </w:pPr>
+            <w:r>
+              <w:rPr>
+                <w:rFonts w:ascii="Segoe UI" w:hAnsi="Segoe UI" w:cs="Segoe UI"/>
+                <w:color w:val="000000"/>
+                <w:sz w:val="19"/>
+                <w:szCs w:val="19"/>
+              </w:rPr>
+              <w:t>NOT NULL</w:t>
+            </w:r>
+          </w:p>
+        </w:tc>
+        <w:tc>
+          <w:tcPr>
+            <w:tcW w:w="3118" w:type="dxa"/>
+            <w:tcBorders>
+              <w:top w:val="nil"/>
+              <w:left w:val="nil"/>
+              <w:bottom w:val="single" w:sz="8" w:space="0" w:color="374151"/>
+              <w:right w:val="single" w:sz="8" w:space="0" w:color="374151"/>
+            </w:tcBorders>
+            <w:shd w:val="clear" w:color="000000" w:fill="FFFFFF"/>
+            <w:vAlign w:val="center"/>
+            <w:hideMark/>
+          </w:tcPr>
+          <w:p>
+            <w:pPr>
+              <w:keepNext w:val="0"/>
+              <w:suppressAutoHyphens w:val="0"/>
+              <w:spacing w:after="0" w:line="240" w:lineRule="auto"/>
+              <w:rPr>
+                <w:rFonts w:ascii="Segoe UI" w:hAnsi="Segoe UI" w:cs="Segoe UI"/>
+                <w:color w:val="000000"/>
+                <w:sz w:val="19"/>
+                <w:szCs w:val="19"/>
+              </w:rPr>
+            </w:pPr>
+            <w:r>
+              <w:rPr>
+                <w:rFonts w:ascii="Segoe UI" w:hAnsi="Segoe UI" w:cs="Segoe UI"/>
+                <w:color w:val="000000"/>
+                <w:sz w:val="19"/>
+                <w:szCs w:val="19"/>
+              </w:rPr>
+              <w:t>Apellidos del usuario.</w:t>
+            </w:r>
+          </w:p>
+        </w:tc>
+      </w:tr>
+      <w:tr>
+        <w:trPr>
+          <w:trHeight w:val="465"/>
+        </w:trPr>
+        <w:tc>
+          <w:tcPr>
+            <w:tcW w:w="1701" w:type="dxa"/>
+            <w:tcBorders>
+              <w:top w:val="nil"/>
+              <w:left w:val="single" w:sz="8" w:space="0" w:color="374151"/>
+              <w:bottom w:val="single" w:sz="8" w:space="0" w:color="374151"/>
+              <w:right w:val="single" w:sz="8" w:space="0" w:color="374151"/>
+            </w:tcBorders>
+            <w:shd w:val="clear" w:color="000000" w:fill="FFFFFF"/>
+            <w:vAlign w:val="center"/>
+            <w:hideMark/>
+          </w:tcPr>
+          <w:p>
+            <w:pPr>
+              <w:keepNext w:val="0"/>
+              <w:suppressAutoHyphens w:val="0"/>
+              <w:spacing w:after="0" w:line="240" w:lineRule="auto"/>
+              <w:rPr>
+                <w:rFonts w:ascii="Segoe UI" w:hAnsi="Segoe UI" w:cs="Segoe UI"/>
+                <w:b/>
+                <w:bCs/>
+                <w:color w:val="000000"/>
+                <w:sz w:val="19"/>
+                <w:szCs w:val="19"/>
+              </w:rPr>
+            </w:pPr>
+            <w:proofErr w:type="spellStart"/>
+            <w:r>
+              <w:rPr>
+                <w:rFonts w:ascii="Segoe UI" w:hAnsi="Segoe UI" w:cs="Segoe UI"/>
+                <w:b/>
+                <w:bCs/>
+                <w:color w:val="000000"/>
+                <w:sz w:val="19"/>
+                <w:szCs w:val="19"/>
+              </w:rPr>
+              <w:t>dni</w:t>
+            </w:r>
+            <w:proofErr w:type="spellEnd"/>
+          </w:p>
+        </w:tc>
+        <w:tc>
+          <w:tcPr>
+            <w:tcW w:w="1559" w:type="dxa"/>
+            <w:tcBorders>
+              <w:top w:val="nil"/>
+              <w:left w:val="nil"/>
+              <w:bottom w:val="single" w:sz="8" w:space="0" w:color="374151"/>
+              <w:right w:val="single" w:sz="8" w:space="0" w:color="374151"/>
+            </w:tcBorders>
+            <w:shd w:val="clear" w:color="000000" w:fill="FFFFFF"/>
+            <w:vAlign w:val="center"/>
+            <w:hideMark/>
+          </w:tcPr>
+          <w:p>
+            <w:pPr>
+              <w:keepNext w:val="0"/>
+              <w:suppressAutoHyphens w:val="0"/>
+              <w:spacing w:after="0" w:line="240" w:lineRule="auto"/>
+              <w:rPr>
+                <w:rFonts w:ascii="Segoe UI" w:hAnsi="Segoe UI" w:cs="Segoe UI"/>
+                <w:color w:val="000000"/>
+                <w:sz w:val="19"/>
+                <w:szCs w:val="19"/>
+              </w:rPr>
+            </w:pPr>
+            <w:proofErr w:type="gramStart"/>
+            <w:r>
+              <w:rPr>
+                <w:rFonts w:ascii="Segoe UI" w:hAnsi="Segoe UI" w:cs="Segoe UI"/>
+                <w:color w:val="000000"/>
+                <w:sz w:val="19"/>
+                <w:szCs w:val="19"/>
+              </w:rPr>
+              <w:t>VARCHAR(</w:t>
+            </w:r>
+            <w:proofErr w:type="gramEnd"/>
+            <w:r>
+              <w:rPr>
+                <w:rFonts w:ascii="Segoe UI" w:hAnsi="Segoe UI" w:cs="Segoe UI"/>
+                <w:color w:val="000000"/>
+                <w:sz w:val="19"/>
+                <w:szCs w:val="19"/>
+              </w:rPr>
+              <w:t>9)</w:t>
+            </w:r>
+          </w:p>
+        </w:tc>
+        <w:tc>
+          <w:tcPr>
+            <w:tcW w:w="2127" w:type="dxa"/>
+            <w:tcBorders>
+              <w:top w:val="nil"/>
+              <w:left w:val="nil"/>
+              <w:bottom w:val="single" w:sz="8" w:space="0" w:color="374151"/>
+              <w:right w:val="single" w:sz="8" w:space="0" w:color="374151"/>
+            </w:tcBorders>
+            <w:shd w:val="clear" w:color="000000" w:fill="FFFFFF"/>
+            <w:vAlign w:val="center"/>
+            <w:hideMark/>
+          </w:tcPr>
+          <w:p>
+            <w:pPr>
+              <w:keepNext w:val="0"/>
+              <w:suppressAutoHyphens w:val="0"/>
+              <w:spacing w:after="0" w:line="240" w:lineRule="auto"/>
+              <w:rPr>
+                <w:rFonts w:ascii="Segoe UI" w:hAnsi="Segoe UI" w:cs="Segoe UI"/>
+                <w:color w:val="000000"/>
+                <w:sz w:val="19"/>
+                <w:szCs w:val="19"/>
+              </w:rPr>
+            </w:pPr>
+            <w:r>
+              <w:rPr>
+                <w:rFonts w:ascii="Segoe UI" w:hAnsi="Segoe UI" w:cs="Segoe UI"/>
+                <w:color w:val="000000"/>
+                <w:sz w:val="19"/>
+                <w:szCs w:val="19"/>
+              </w:rPr>
+              <w:t>UNIQUE</w:t>
+            </w:r>
+          </w:p>
+        </w:tc>
+        <w:tc>
+          <w:tcPr>
+            <w:tcW w:w="3118" w:type="dxa"/>
+            <w:tcBorders>
+              <w:top w:val="nil"/>
+              <w:left w:val="nil"/>
+              <w:bottom w:val="single" w:sz="8" w:space="0" w:color="374151"/>
+              <w:right w:val="single" w:sz="8" w:space="0" w:color="374151"/>
+            </w:tcBorders>
+            <w:shd w:val="clear" w:color="000000" w:fill="FFFFFF"/>
+            <w:vAlign w:val="center"/>
+            <w:hideMark/>
+          </w:tcPr>
+          <w:p>
+            <w:pPr>
+              <w:keepNext w:val="0"/>
+              <w:suppressAutoHyphens w:val="0"/>
+              <w:spacing w:after="0" w:line="240" w:lineRule="auto"/>
+              <w:rPr>
+                <w:rFonts w:ascii="Segoe UI" w:hAnsi="Segoe UI" w:cs="Segoe UI"/>
+                <w:color w:val="000000"/>
+                <w:sz w:val="19"/>
+                <w:szCs w:val="19"/>
+              </w:rPr>
+            </w:pPr>
+            <w:r>
+              <w:rPr>
+                <w:rFonts w:ascii="Segoe UI" w:hAnsi="Segoe UI" w:cs="Segoe UI"/>
+                <w:color w:val="000000"/>
+                <w:sz w:val="19"/>
+                <w:szCs w:val="19"/>
+              </w:rPr>
+              <w:t>Documento de identidad (DNI/NIE).</w:t>
+            </w:r>
+          </w:p>
+        </w:tc>
+      </w:tr>
+      <w:tr>
+        <w:trPr>
+          <w:trHeight w:val="465"/>
+        </w:trPr>
+        <w:tc>
+          <w:tcPr>
+            <w:tcW w:w="1701" w:type="dxa"/>
+            <w:tcBorders>
+              <w:top w:val="nil"/>
+              <w:left w:val="single" w:sz="8" w:space="0" w:color="374151"/>
+              <w:bottom w:val="single" w:sz="8" w:space="0" w:color="374151"/>
+              <w:right w:val="single" w:sz="8" w:space="0" w:color="374151"/>
+            </w:tcBorders>
+            <w:shd w:val="clear" w:color="000000" w:fill="FFFFFF"/>
+            <w:vAlign w:val="center"/>
+            <w:hideMark/>
+          </w:tcPr>
+          <w:p>
+            <w:pPr>
+              <w:keepNext w:val="0"/>
+              <w:suppressAutoHyphens w:val="0"/>
+              <w:spacing w:after="0" w:line="240" w:lineRule="auto"/>
+              <w:rPr>
+                <w:rFonts w:ascii="Segoe UI" w:hAnsi="Segoe UI" w:cs="Segoe UI"/>
+                <w:b/>
+                <w:bCs/>
+                <w:color w:val="000000"/>
+                <w:sz w:val="19"/>
+                <w:szCs w:val="19"/>
+              </w:rPr>
+            </w:pPr>
+            <w:r>
+              <w:rPr>
+                <w:rFonts w:ascii="Segoe UI" w:hAnsi="Segoe UI" w:cs="Segoe UI"/>
+                <w:b/>
+                <w:bCs/>
+                <w:color w:val="000000"/>
+                <w:sz w:val="19"/>
+                <w:szCs w:val="19"/>
+              </w:rPr>
+              <w:t>email</w:t>
+            </w:r>
+          </w:p>
+        </w:tc>
+        <w:tc>
+          <w:tcPr>
+            <w:tcW w:w="1559" w:type="dxa"/>
+            <w:tcBorders>
+              <w:top w:val="nil"/>
+              <w:left w:val="nil"/>
+              <w:bottom w:val="single" w:sz="8" w:space="0" w:color="374151"/>
+              <w:right w:val="single" w:sz="8" w:space="0" w:color="374151"/>
+            </w:tcBorders>
+            <w:shd w:val="clear" w:color="000000" w:fill="FFFFFF"/>
+            <w:vAlign w:val="center"/>
+            <w:hideMark/>
+          </w:tcPr>
+          <w:p>
+            <w:pPr>
+              <w:keepNext w:val="0"/>
+              <w:suppressAutoHyphens w:val="0"/>
+              <w:spacing w:after="0" w:line="240" w:lineRule="auto"/>
+              <w:rPr>
+                <w:rFonts w:ascii="Segoe UI" w:hAnsi="Segoe UI" w:cs="Segoe UI"/>
+                <w:color w:val="000000"/>
+                <w:sz w:val="19"/>
+                <w:szCs w:val="19"/>
+              </w:rPr>
+            </w:pPr>
+            <w:proofErr w:type="gramStart"/>
+            <w:r>
+              <w:rPr>
+                <w:rFonts w:ascii="Segoe UI" w:hAnsi="Segoe UI" w:cs="Segoe UI"/>
+                <w:color w:val="000000"/>
+                <w:sz w:val="19"/>
+                <w:szCs w:val="19"/>
+              </w:rPr>
+              <w:t>VARCHAR(</w:t>
+            </w:r>
+            <w:proofErr w:type="gramEnd"/>
+            <w:r>
+              <w:rPr>
+                <w:rFonts w:ascii="Segoe UI" w:hAnsi="Segoe UI" w:cs="Segoe UI"/>
+                <w:color w:val="000000"/>
+                <w:sz w:val="19"/>
+                <w:szCs w:val="19"/>
+              </w:rPr>
+              <w:t>100)</w:t>
+            </w:r>
+          </w:p>
+        </w:tc>
+        <w:tc>
+          <w:tcPr>
+            <w:tcW w:w="2127" w:type="dxa"/>
+            <w:tcBorders>
+              <w:top w:val="nil"/>
+              <w:left w:val="nil"/>
+              <w:bottom w:val="single" w:sz="8" w:space="0" w:color="374151"/>
+              <w:right w:val="single" w:sz="8" w:space="0" w:color="374151"/>
+            </w:tcBorders>
+            <w:shd w:val="clear" w:color="000000" w:fill="FFFFFF"/>
+            <w:vAlign w:val="center"/>
+            <w:hideMark/>
+          </w:tcPr>
+          <w:p>
+            <w:pPr>
+              <w:keepNext w:val="0"/>
+              <w:suppressAutoHyphens w:val="0"/>
+              <w:spacing w:after="0" w:line="240" w:lineRule="auto"/>
+              <w:rPr>
+                <w:rFonts w:ascii="Segoe UI" w:hAnsi="Segoe UI" w:cs="Segoe UI"/>
+                <w:color w:val="000000"/>
+                <w:sz w:val="19"/>
+                <w:szCs w:val="19"/>
+              </w:rPr>
+            </w:pPr>
+            <w:r>
+              <w:rPr>
+                <w:rFonts w:ascii="Segoe UI" w:hAnsi="Segoe UI" w:cs="Segoe UI"/>
+                <w:color w:val="000000"/>
+                <w:sz w:val="19"/>
+                <w:szCs w:val="19"/>
+              </w:rPr>
+              <w:t>UNIQUE, NOT NULL</w:t>
+            </w:r>
+          </w:p>
+        </w:tc>
+        <w:tc>
+          <w:tcPr>
+            <w:tcW w:w="3118" w:type="dxa"/>
+            <w:tcBorders>
+              <w:top w:val="nil"/>
+              <w:left w:val="nil"/>
+              <w:bottom w:val="single" w:sz="8" w:space="0" w:color="374151"/>
+              <w:right w:val="single" w:sz="8" w:space="0" w:color="374151"/>
+            </w:tcBorders>
+            <w:shd w:val="clear" w:color="000000" w:fill="FFFFFF"/>
+            <w:vAlign w:val="center"/>
+            <w:hideMark/>
+          </w:tcPr>
+          <w:p>
+            <w:pPr>
+              <w:keepNext w:val="0"/>
+              <w:suppressAutoHyphens w:val="0"/>
+              <w:spacing w:after="0" w:line="240" w:lineRule="auto"/>
+              <w:rPr>
+                <w:rFonts w:ascii="Segoe UI" w:hAnsi="Segoe UI" w:cs="Segoe UI"/>
+                <w:color w:val="000000"/>
+                <w:sz w:val="19"/>
+                <w:szCs w:val="19"/>
+              </w:rPr>
+            </w:pPr>
+            <w:r>
+              <w:rPr>
+                <w:rFonts w:ascii="Segoe UI" w:hAnsi="Segoe UI" w:cs="Segoe UI"/>
+                <w:color w:val="000000"/>
+                <w:sz w:val="19"/>
+                <w:szCs w:val="19"/>
+              </w:rPr>
+              <w:t xml:space="preserve">Correo electrónico para el </w:t>
+            </w:r>
+            <w:proofErr w:type="spellStart"/>
+            <w:r>
+              <w:rPr>
+                <w:rFonts w:ascii="Segoe UI" w:hAnsi="Segoe UI" w:cs="Segoe UI"/>
+                <w:color w:val="000000"/>
+                <w:sz w:val="19"/>
+                <w:szCs w:val="19"/>
+              </w:rPr>
+              <w:t>login</w:t>
+            </w:r>
+            <w:proofErr w:type="spellEnd"/>
+            <w:r>
+              <w:rPr>
+                <w:rFonts w:ascii="Segoe UI" w:hAnsi="Segoe UI" w:cs="Segoe UI"/>
+                <w:color w:val="000000"/>
+                <w:sz w:val="19"/>
+                <w:szCs w:val="19"/>
+              </w:rPr>
+              <w:t>.</w:t>
+            </w:r>
+          </w:p>
+        </w:tc>
+      </w:tr>
+      <w:tr>
+        <w:trPr>
+          <w:trHeight w:val="465"/>
+        </w:trPr>
+        <w:tc>
+          <w:tcPr>
+            <w:tcW w:w="1701" w:type="dxa"/>
+            <w:tcBorders>
+              <w:top w:val="nil"/>
+              <w:left w:val="single" w:sz="8" w:space="0" w:color="374151"/>
+              <w:bottom w:val="single" w:sz="8" w:space="0" w:color="374151"/>
+              <w:right w:val="single" w:sz="8" w:space="0" w:color="374151"/>
+            </w:tcBorders>
+            <w:shd w:val="clear" w:color="000000" w:fill="FFFFFF"/>
+            <w:vAlign w:val="center"/>
+            <w:hideMark/>
+          </w:tcPr>
+          <w:p>
+            <w:pPr>
+              <w:keepNext w:val="0"/>
+              <w:suppressAutoHyphens w:val="0"/>
+              <w:spacing w:after="0" w:line="240" w:lineRule="auto"/>
+              <w:rPr>
+                <w:rFonts w:ascii="Segoe UI" w:hAnsi="Segoe UI" w:cs="Segoe UI"/>
+                <w:b/>
+                <w:bCs/>
+                <w:color w:val="000000"/>
+                <w:sz w:val="19"/>
+                <w:szCs w:val="19"/>
+              </w:rPr>
+            </w:pPr>
+            <w:proofErr w:type="spellStart"/>
+            <w:r>
+              <w:rPr>
+                <w:rFonts w:ascii="Segoe UI" w:hAnsi="Segoe UI" w:cs="Segoe UI"/>
+                <w:b/>
+                <w:bCs/>
+                <w:color w:val="000000"/>
+                <w:sz w:val="19"/>
+                <w:szCs w:val="19"/>
+              </w:rPr>
+              <w:t>password_hash</w:t>
+            </w:r>
+            <w:proofErr w:type="spellEnd"/>
+          </w:p>
+        </w:tc>
+        <w:tc>
+          <w:tcPr>
+            <w:tcW w:w="1559" w:type="dxa"/>
+            <w:tcBorders>
+              <w:top w:val="nil"/>
+              <w:left w:val="nil"/>
+              <w:bottom w:val="single" w:sz="8" w:space="0" w:color="374151"/>
+              <w:right w:val="single" w:sz="8" w:space="0" w:color="374151"/>
+            </w:tcBorders>
+            <w:shd w:val="clear" w:color="000000" w:fill="FFFFFF"/>
+            <w:vAlign w:val="center"/>
+            <w:hideMark/>
+          </w:tcPr>
+          <w:p>
+            <w:pPr>
+              <w:keepNext w:val="0"/>
+              <w:suppressAutoHyphens w:val="0"/>
+              <w:spacing w:after="0" w:line="240" w:lineRule="auto"/>
+              <w:rPr>
+                <w:rFonts w:ascii="Segoe UI" w:hAnsi="Segoe UI" w:cs="Segoe UI"/>
+                <w:color w:val="000000"/>
+                <w:sz w:val="19"/>
+                <w:szCs w:val="19"/>
+              </w:rPr>
+            </w:pPr>
+            <w:proofErr w:type="gramStart"/>
+            <w:r>
+              <w:rPr>
+                <w:rFonts w:ascii="Segoe UI" w:hAnsi="Segoe UI" w:cs="Segoe UI"/>
+                <w:color w:val="000000"/>
+                <w:sz w:val="19"/>
+                <w:szCs w:val="19"/>
+              </w:rPr>
+              <w:t>VARCHAR(</w:t>
+            </w:r>
+            <w:proofErr w:type="gramEnd"/>
+            <w:r>
+              <w:rPr>
+                <w:rFonts w:ascii="Segoe UI" w:hAnsi="Segoe UI" w:cs="Segoe UI"/>
+                <w:color w:val="000000"/>
+                <w:sz w:val="19"/>
+                <w:szCs w:val="19"/>
+              </w:rPr>
+              <w:t>255)</w:t>
+            </w:r>
+          </w:p>
+        </w:tc>
+        <w:tc>
+          <w:tcPr>
+            <w:tcW w:w="2127" w:type="dxa"/>
+            <w:tcBorders>
+              <w:top w:val="nil"/>
+              <w:left w:val="nil"/>
+              <w:bottom w:val="single" w:sz="8" w:space="0" w:color="374151"/>
+              <w:right w:val="single" w:sz="8" w:space="0" w:color="374151"/>
+            </w:tcBorders>
+            <w:shd w:val="clear" w:color="000000" w:fill="FFFFFF"/>
+            <w:vAlign w:val="center"/>
+            <w:hideMark/>
+          </w:tcPr>
+          <w:p>
+            <w:pPr>
+              <w:keepNext w:val="0"/>
+              <w:suppressAutoHyphens w:val="0"/>
+              <w:spacing w:after="0" w:line="240" w:lineRule="auto"/>
+              <w:rPr>
+                <w:rFonts w:ascii="Segoe UI" w:hAnsi="Segoe UI" w:cs="Segoe UI"/>
+                <w:color w:val="000000"/>
+                <w:sz w:val="19"/>
+                <w:szCs w:val="19"/>
+              </w:rPr>
+            </w:pPr>
+            <w:r>
+              <w:rPr>
+                <w:rFonts w:ascii="Segoe UI" w:hAnsi="Segoe UI" w:cs="Segoe UI"/>
+                <w:color w:val="000000"/>
+                <w:sz w:val="19"/>
+                <w:szCs w:val="19"/>
+              </w:rPr>
+              <w:t>NOT NULL</w:t>
+            </w:r>
+          </w:p>
+        </w:tc>
+        <w:tc>
+          <w:tcPr>
+            <w:tcW w:w="3118" w:type="dxa"/>
+            <w:tcBorders>
+              <w:top w:val="nil"/>
+              <w:left w:val="nil"/>
+              <w:bottom w:val="single" w:sz="8" w:space="0" w:color="374151"/>
+              <w:right w:val="single" w:sz="8" w:space="0" w:color="374151"/>
+            </w:tcBorders>
+            <w:shd w:val="clear" w:color="000000" w:fill="FFFFFF"/>
+            <w:vAlign w:val="center"/>
+            <w:hideMark/>
+          </w:tcPr>
+          <w:p>
+            <w:pPr>
+              <w:keepNext w:val="0"/>
+              <w:suppressAutoHyphens w:val="0"/>
+              <w:spacing w:after="0" w:line="240" w:lineRule="auto"/>
+              <w:rPr>
+                <w:rFonts w:ascii="Segoe UI" w:hAnsi="Segoe UI" w:cs="Segoe UI"/>
+                <w:color w:val="000000"/>
+                <w:sz w:val="19"/>
+                <w:szCs w:val="19"/>
+              </w:rPr>
+            </w:pPr>
+            <w:r>
+              <w:rPr>
+                <w:rFonts w:ascii="Segoe UI" w:hAnsi="Segoe UI" w:cs="Segoe UI"/>
+                <w:color w:val="000000"/>
+                <w:sz w:val="19"/>
+                <w:szCs w:val="19"/>
+              </w:rPr>
+              <w:t>Contraseña cifrada.</w:t>
+            </w:r>
+          </w:p>
+        </w:tc>
+      </w:tr>
+      <w:tr>
+        <w:trPr>
+          <w:trHeight w:val="465"/>
+        </w:trPr>
+        <w:tc>
+          <w:tcPr>
+            <w:tcW w:w="1701" w:type="dxa"/>
+            <w:tcBorders>
+              <w:top w:val="nil"/>
+              <w:left w:val="single" w:sz="8" w:space="0" w:color="374151"/>
+              <w:bottom w:val="single" w:sz="8" w:space="0" w:color="374151"/>
+              <w:right w:val="single" w:sz="8" w:space="0" w:color="374151"/>
+            </w:tcBorders>
+            <w:shd w:val="clear" w:color="000000" w:fill="FFFFFF"/>
+            <w:vAlign w:val="center"/>
+            <w:hideMark/>
+          </w:tcPr>
+          <w:p>
+            <w:pPr>
+              <w:keepNext w:val="0"/>
+              <w:suppressAutoHyphens w:val="0"/>
+              <w:spacing w:after="0" w:line="240" w:lineRule="auto"/>
+              <w:rPr>
+                <w:rFonts w:ascii="Segoe UI" w:hAnsi="Segoe UI" w:cs="Segoe UI"/>
+                <w:b/>
+                <w:bCs/>
+                <w:color w:val="000000"/>
+                <w:sz w:val="19"/>
+                <w:szCs w:val="19"/>
+              </w:rPr>
+            </w:pPr>
+            <w:r>
+              <w:rPr>
+                <w:rFonts w:ascii="Segoe UI" w:hAnsi="Segoe UI" w:cs="Segoe UI"/>
+                <w:b/>
+                <w:bCs/>
+                <w:color w:val="000000"/>
+                <w:sz w:val="19"/>
+                <w:szCs w:val="19"/>
+              </w:rPr>
+              <w:t>rol</w:t>
+            </w:r>
+          </w:p>
+        </w:tc>
+        <w:tc>
+          <w:tcPr>
+            <w:tcW w:w="1559" w:type="dxa"/>
+            <w:tcBorders>
+              <w:top w:val="nil"/>
+              <w:left w:val="nil"/>
+              <w:bottom w:val="single" w:sz="8" w:space="0" w:color="374151"/>
+              <w:right w:val="single" w:sz="8" w:space="0" w:color="374151"/>
+            </w:tcBorders>
+            <w:shd w:val="clear" w:color="000000" w:fill="FFFFFF"/>
+            <w:vAlign w:val="center"/>
+            <w:hideMark/>
+          </w:tcPr>
+          <w:p>
+            <w:pPr>
+              <w:keepNext w:val="0"/>
+              <w:suppressAutoHyphens w:val="0"/>
+              <w:spacing w:after="0" w:line="240" w:lineRule="auto"/>
+              <w:rPr>
+                <w:rFonts w:ascii="Segoe UI" w:hAnsi="Segoe UI" w:cs="Segoe UI"/>
+                <w:color w:val="000000"/>
+                <w:sz w:val="19"/>
+                <w:szCs w:val="19"/>
+              </w:rPr>
+            </w:pPr>
+            <w:r>
+              <w:rPr>
+                <w:rFonts w:ascii="Segoe UI" w:hAnsi="Segoe UI" w:cs="Segoe UI"/>
+                <w:color w:val="000000"/>
+                <w:sz w:val="19"/>
+                <w:szCs w:val="19"/>
+              </w:rPr>
+              <w:t>ENUM</w:t>
+            </w:r>
+          </w:p>
+        </w:tc>
+        <w:tc>
+          <w:tcPr>
+            <w:tcW w:w="2127" w:type="dxa"/>
+            <w:tcBorders>
+              <w:top w:val="nil"/>
+              <w:left w:val="nil"/>
+              <w:bottom w:val="single" w:sz="8" w:space="0" w:color="374151"/>
+              <w:right w:val="single" w:sz="8" w:space="0" w:color="374151"/>
+            </w:tcBorders>
+            <w:shd w:val="clear" w:color="000000" w:fill="FFFFFF"/>
+            <w:vAlign w:val="center"/>
+            <w:hideMark/>
+          </w:tcPr>
+          <w:p>
+            <w:pPr>
+              <w:keepNext w:val="0"/>
+              <w:suppressAutoHyphens w:val="0"/>
+              <w:spacing w:after="0" w:line="240" w:lineRule="auto"/>
+              <w:rPr>
+                <w:rFonts w:ascii="Segoe UI" w:hAnsi="Segoe UI" w:cs="Segoe UI"/>
+                <w:color w:val="000000"/>
+                <w:sz w:val="19"/>
+                <w:szCs w:val="19"/>
+              </w:rPr>
+            </w:pPr>
+            <w:r>
+              <w:rPr>
+                <w:rFonts w:ascii="Segoe UI" w:hAnsi="Segoe UI" w:cs="Segoe UI"/>
+                <w:color w:val="000000"/>
+                <w:sz w:val="19"/>
+                <w:szCs w:val="19"/>
+              </w:rPr>
+              <w:t>DEFAULT 'atleta'</w:t>
+            </w:r>
+          </w:p>
+        </w:tc>
+        <w:tc>
+          <w:tcPr>
+            <w:tcW w:w="3118" w:type="dxa"/>
+            <w:tcBorders>
+              <w:top w:val="nil"/>
+              <w:left w:val="nil"/>
+              <w:bottom w:val="single" w:sz="8" w:space="0" w:color="374151"/>
+              <w:right w:val="single" w:sz="8" w:space="0" w:color="374151"/>
+            </w:tcBorders>
+            <w:shd w:val="clear" w:color="000000" w:fill="FFFFFF"/>
+            <w:vAlign w:val="center"/>
+            <w:hideMark/>
+          </w:tcPr>
+          <w:p>
+            <w:pPr>
+              <w:keepNext w:val="0"/>
+              <w:suppressAutoHyphens w:val="0"/>
+              <w:spacing w:after="0" w:line="240" w:lineRule="auto"/>
+              <w:rPr>
+                <w:rFonts w:ascii="Segoe UI" w:hAnsi="Segoe UI" w:cs="Segoe UI"/>
+                <w:color w:val="000000"/>
+                <w:sz w:val="19"/>
+                <w:szCs w:val="19"/>
+              </w:rPr>
+            </w:pPr>
+            <w:r>
+              <w:rPr>
+                <w:rFonts w:ascii="Segoe UI" w:hAnsi="Segoe UI" w:cs="Segoe UI"/>
+                <w:color w:val="000000"/>
+                <w:sz w:val="19"/>
+                <w:szCs w:val="19"/>
+              </w:rPr>
+              <w:t xml:space="preserve">Valores permitidos: </w:t>
+            </w:r>
+            <w:r>
+              <w:rPr>
+                <w:rFonts w:ascii="Segoe UI" w:hAnsi="Segoe UI" w:cs="Segoe UI"/>
+                <w:color w:val="000000"/>
+                <w:sz w:val="19"/>
+                <w:szCs w:val="19"/>
+              </w:rPr>
+              <w:t>“</w:t>
+            </w:r>
+            <w:r>
+              <w:rPr>
+                <w:rFonts w:ascii="Segoe UI" w:hAnsi="Segoe UI" w:cs="Segoe UI"/>
+                <w:color w:val="000000"/>
+                <w:sz w:val="19"/>
+                <w:szCs w:val="19"/>
+              </w:rPr>
+              <w:t>atleta</w:t>
+            </w:r>
+            <w:r>
+              <w:rPr>
+                <w:rFonts w:ascii="Segoe UI" w:hAnsi="Segoe UI" w:cs="Segoe UI"/>
+                <w:color w:val="000000"/>
+                <w:sz w:val="19"/>
+                <w:szCs w:val="19"/>
+              </w:rPr>
+              <w:t>”</w:t>
+            </w:r>
+            <w:r>
+              <w:rPr>
+                <w:rFonts w:ascii="Segoe UI" w:hAnsi="Segoe UI" w:cs="Segoe UI"/>
+                <w:color w:val="000000"/>
+                <w:sz w:val="19"/>
+                <w:szCs w:val="19"/>
+              </w:rPr>
+              <w:t xml:space="preserve"> o </w:t>
+            </w:r>
+            <w:r>
+              <w:rPr>
+                <w:rFonts w:ascii="Segoe UI" w:hAnsi="Segoe UI" w:cs="Segoe UI"/>
+                <w:color w:val="000000"/>
+                <w:sz w:val="19"/>
+                <w:szCs w:val="19"/>
+              </w:rPr>
+              <w:t>“</w:t>
+            </w:r>
+            <w:proofErr w:type="spellStart"/>
+            <w:r>
+              <w:rPr>
+                <w:rFonts w:ascii="Segoe UI" w:hAnsi="Segoe UI" w:cs="Segoe UI"/>
+                <w:color w:val="000000"/>
+                <w:sz w:val="19"/>
+                <w:szCs w:val="19"/>
+              </w:rPr>
+              <w:t>admin</w:t>
+            </w:r>
+            <w:proofErr w:type="spellEnd"/>
+            <w:r>
+              <w:rPr>
+                <w:rFonts w:ascii="Segoe UI" w:hAnsi="Segoe UI" w:cs="Segoe UI"/>
+                <w:color w:val="000000"/>
+                <w:sz w:val="19"/>
+                <w:szCs w:val="19"/>
+              </w:rPr>
+              <w:t>”</w:t>
+            </w:r>
+            <w:r>
+              <w:rPr>
+                <w:rFonts w:ascii="Segoe UI" w:hAnsi="Segoe UI" w:cs="Segoe UI"/>
+                <w:color w:val="000000"/>
+                <w:sz w:val="19"/>
+                <w:szCs w:val="19"/>
+              </w:rPr>
+              <w:t>.</w:t>
+            </w:r>
+          </w:p>
+        </w:tc>
+      </w:tr>
+    </w:tbl>
+    <w:p>
+      <w:pPr>
+        <w:keepNext w:val="0"/>
+        <w:widowControl w:val="0"/>
+        <w:shd w:val="clear" w:color="auto" w:fill="FFFFFF" w:themeFill="background1"/>
+        <w:spacing w:after="48"/>
+        <w:ind w:left="709"/>
+        <w:jc w:val="both"/>
+        <w:rPr>
+          <w:rFonts w:ascii="Segoe UI" w:eastAsia="Segoe UI" w:hAnsi="Segoe UI" w:cs="Segoe UI"/>
+          <w:b/>
+          <w:bCs/>
+          <w:color w:val="212121"/>
+          <w:sz w:val="24"/>
+        </w:rPr>
+      </w:pPr>
+    </w:p>
+    <w:p>
+      <w:pPr>
+        <w:keepNext w:val="0"/>
+        <w:widowControl w:val="0"/>
+        <w:shd w:val="clear" w:color="auto" w:fill="FFFFFF" w:themeFill="background1"/>
+        <w:spacing w:after="48"/>
+        <w:ind w:left="709"/>
+        <w:jc w:val="both"/>
+        <w:rPr>
+          <w:rFonts w:ascii="Segoe UI" w:eastAsia="Segoe UI" w:hAnsi="Segoe UI" w:cs="Segoe UI"/>
+          <w:b/>
+          <w:bCs/>
+          <w:color w:val="212121"/>
+          <w:sz w:val="24"/>
+        </w:rPr>
+      </w:pPr>
+    </w:p>
+    <w:p>
+      <w:pPr>
+        <w:keepNext w:val="0"/>
+        <w:widowControl w:val="0"/>
+        <w:shd w:val="clear" w:color="auto" w:fill="FFFFFF" w:themeFill="background1"/>
+        <w:spacing w:after="48"/>
+        <w:ind w:left="709"/>
+        <w:jc w:val="both"/>
+        <w:rPr>
+          <w:rFonts w:ascii="Segoe UI" w:eastAsia="Segoe UI" w:hAnsi="Segoe UI" w:cs="Segoe UI"/>
+          <w:b/>
+          <w:bCs/>
+          <w:color w:val="212121"/>
+          <w:sz w:val="24"/>
+        </w:rPr>
+      </w:pPr>
+    </w:p>
+    <w:p>
+      <w:pPr>
+        <w:keepNext w:val="0"/>
+        <w:widowControl w:val="0"/>
+        <w:shd w:val="clear" w:color="auto" w:fill="FFFFFF" w:themeFill="background1"/>
+        <w:spacing w:after="48"/>
+        <w:ind w:left="709"/>
+        <w:jc w:val="both"/>
+        <w:rPr>
+          <w:rFonts w:ascii="Segoe UI" w:eastAsia="Segoe UI" w:hAnsi="Segoe UI" w:cs="Segoe UI"/>
+          <w:b/>
+          <w:bCs/>
+          <w:color w:val="212121"/>
+          <w:sz w:val="24"/>
+        </w:rPr>
+      </w:pPr>
+    </w:p>
+    <w:p>
+      <w:pPr>
+        <w:keepNext w:val="0"/>
+        <w:widowControl w:val="0"/>
+        <w:shd w:val="clear" w:color="auto" w:fill="FFFFFF" w:themeFill="background1"/>
+        <w:spacing w:after="48"/>
+        <w:ind w:left="709"/>
+        <w:jc w:val="both"/>
+        <w:rPr>
+          <w:rFonts w:ascii="Segoe UI" w:eastAsia="Segoe UI" w:hAnsi="Segoe UI" w:cs="Segoe UI"/>
+          <w:b/>
+          <w:bCs/>
+          <w:color w:val="212121"/>
+          <w:sz w:val="24"/>
+        </w:rPr>
+      </w:pPr>
+    </w:p>
+    <w:p>
+      <w:pPr>
+        <w:keepNext w:val="0"/>
+        <w:widowControl w:val="0"/>
+        <w:shd w:val="clear" w:color="auto" w:fill="FFFFFF" w:themeFill="background1"/>
+        <w:spacing w:after="48"/>
+        <w:ind w:left="709"/>
+        <w:jc w:val="both"/>
+        <w:rPr>
+          <w:rFonts w:ascii="Segoe UI" w:eastAsia="Segoe UI" w:hAnsi="Segoe UI" w:cs="Segoe UI"/>
+          <w:b/>
+          <w:bCs/>
+          <w:color w:val="212121"/>
+          <w:sz w:val="24"/>
+        </w:rPr>
+      </w:pPr>
+    </w:p>
+    <w:p>
+      <w:pPr>
+        <w:keepNext w:val="0"/>
+        <w:widowControl w:val="0"/>
+        <w:shd w:val="clear" w:color="auto" w:fill="FFFFFF" w:themeFill="background1"/>
+        <w:spacing w:after="48"/>
+        <w:ind w:left="709"/>
+        <w:jc w:val="both"/>
+        <w:rPr>
+          <w:rFonts w:ascii="Segoe UI" w:eastAsia="Segoe UI" w:hAnsi="Segoe UI" w:cs="Segoe UI"/>
+          <w:b/>
+          <w:bCs/>
+          <w:color w:val="212121"/>
+          <w:sz w:val="24"/>
+        </w:rPr>
+      </w:pPr>
+    </w:p>
+    <w:p>
+      <w:pPr>
+        <w:keepNext w:val="0"/>
+        <w:widowControl w:val="0"/>
+        <w:shd w:val="clear" w:color="auto" w:fill="FFFFFF" w:themeFill="background1"/>
+        <w:spacing w:after="48"/>
+        <w:ind w:left="709"/>
+        <w:jc w:val="both"/>
+        <w:rPr>
+          <w:rFonts w:ascii="Segoe UI" w:eastAsia="Segoe UI" w:hAnsi="Segoe UI" w:cs="Segoe UI"/>
+          <w:b/>
+          <w:bCs/>
+          <w:color w:val="212121"/>
+          <w:sz w:val="24"/>
+        </w:rPr>
+      </w:pPr>
+    </w:p>
+    <w:p>
+      <w:pPr>
+        <w:keepNext w:val="0"/>
+        <w:widowControl w:val="0"/>
+        <w:shd w:val="clear" w:color="auto" w:fill="FFFFFF" w:themeFill="background1"/>
+        <w:spacing w:after="48"/>
+        <w:ind w:left="709"/>
+        <w:jc w:val="both"/>
+        <w:rPr>
+          <w:rFonts w:ascii="Segoe UI" w:eastAsia="Segoe UI" w:hAnsi="Segoe UI" w:cs="Segoe UI"/>
+          <w:b/>
+          <w:bCs/>
+          <w:color w:val="212121"/>
+          <w:sz w:val="24"/>
+        </w:rPr>
+      </w:pPr>
+    </w:p>
+    <w:p>
+      <w:pPr>
+        <w:keepNext w:val="0"/>
+        <w:widowControl w:val="0"/>
+        <w:shd w:val="clear" w:color="auto" w:fill="FFFFFF" w:themeFill="background1"/>
+        <w:spacing w:after="48"/>
+        <w:ind w:left="709"/>
+        <w:jc w:val="both"/>
+        <w:rPr>
+          <w:rFonts w:ascii="Segoe UI" w:eastAsia="Segoe UI" w:hAnsi="Segoe UI" w:cs="Segoe UI"/>
+          <w:b/>
+          <w:bCs/>
+          <w:color w:val="212121"/>
+          <w:sz w:val="24"/>
+        </w:rPr>
+      </w:pPr>
+    </w:p>
+    <w:p>
+      <w:pPr>
+        <w:keepNext w:val="0"/>
+        <w:widowControl w:val="0"/>
+        <w:shd w:val="clear" w:color="auto" w:fill="FFFFFF" w:themeFill="background1"/>
+        <w:spacing w:after="48"/>
+        <w:ind w:left="709"/>
+        <w:jc w:val="both"/>
+        <w:rPr>
+          <w:rFonts w:ascii="Segoe UI" w:eastAsia="Segoe UI" w:hAnsi="Segoe UI" w:cs="Segoe UI"/>
+          <w:b/>
+          <w:bCs/>
+          <w:color w:val="212121"/>
+          <w:sz w:val="24"/>
+        </w:rPr>
+      </w:pPr>
+    </w:p>
+    <w:p>
+      <w:pPr>
+        <w:keepNext w:val="0"/>
+        <w:widowControl w:val="0"/>
+        <w:shd w:val="clear" w:color="auto" w:fill="FFFFFF" w:themeFill="background1"/>
+        <w:spacing w:after="48"/>
+        <w:ind w:left="709"/>
+        <w:jc w:val="both"/>
+        <w:rPr>
+          <w:rFonts w:ascii="Segoe UI" w:eastAsia="Segoe UI" w:hAnsi="Segoe UI" w:cs="Segoe UI"/>
+          <w:b/>
+          <w:bCs/>
+          <w:color w:val="212121"/>
+          <w:sz w:val="24"/>
+        </w:rPr>
+      </w:pPr>
+    </w:p>
+    <w:p>
+      <w:pPr>
+        <w:keepNext w:val="0"/>
+        <w:widowControl w:val="0"/>
+        <w:shd w:val="clear" w:color="auto" w:fill="FFFFFF" w:themeFill="background1"/>
+        <w:spacing w:after="48"/>
+        <w:ind w:left="709"/>
+        <w:jc w:val="both"/>
+        <w:rPr>
+          <w:rFonts w:ascii="Segoe UI" w:eastAsia="Segoe UI" w:hAnsi="Segoe UI" w:cs="Segoe UI"/>
+          <w:b/>
+          <w:bCs/>
+          <w:color w:val="212121"/>
+          <w:sz w:val="24"/>
+        </w:rPr>
+      </w:pPr>
+    </w:p>
+    <w:p>
+      <w:pPr>
+        <w:keepNext w:val="0"/>
+        <w:widowControl w:val="0"/>
+        <w:shd w:val="clear" w:color="auto" w:fill="FFFFFF" w:themeFill="background1"/>
+        <w:spacing w:after="48"/>
+        <w:ind w:left="709"/>
+        <w:jc w:val="both"/>
+        <w:rPr>
+          <w:rFonts w:ascii="Segoe UI" w:eastAsia="Segoe UI" w:hAnsi="Segoe UI" w:cs="Segoe UI"/>
+          <w:b/>
+          <w:bCs/>
+          <w:color w:val="212121"/>
+          <w:sz w:val="24"/>
+        </w:rPr>
+      </w:pPr>
+    </w:p>
+    <w:p>
+      <w:pPr>
+        <w:keepNext w:val="0"/>
+        <w:widowControl w:val="0"/>
+        <w:shd w:val="clear" w:color="auto" w:fill="FFFFFF" w:themeFill="background1"/>
+        <w:spacing w:after="48"/>
+        <w:ind w:left="709"/>
+        <w:jc w:val="both"/>
+        <w:rPr>
+          <w:rFonts w:ascii="Segoe UI" w:eastAsia="Segoe UI" w:hAnsi="Segoe UI" w:cs="Segoe UI"/>
+          <w:b/>
+          <w:bCs/>
+          <w:color w:val="212121"/>
+          <w:sz w:val="24"/>
+        </w:rPr>
+      </w:pPr>
+    </w:p>
+    <w:p>
+      <w:pPr>
+        <w:keepNext w:val="0"/>
+        <w:widowControl w:val="0"/>
+        <w:shd w:val="clear" w:color="auto" w:fill="FFFFFF" w:themeFill="background1"/>
+        <w:spacing w:after="48"/>
+        <w:ind w:left="709"/>
+        <w:jc w:val="both"/>
+        <w:rPr>
+          <w:rFonts w:ascii="Segoe UI" w:eastAsia="Segoe UI" w:hAnsi="Segoe UI" w:cs="Segoe UI"/>
+          <w:b/>
+          <w:bCs/>
+          <w:color w:val="212121"/>
+          <w:sz w:val="24"/>
+        </w:rPr>
+      </w:pPr>
+    </w:p>
+    <w:p>
+      <w:pPr>
+        <w:keepNext w:val="0"/>
+        <w:widowControl w:val="0"/>
+        <w:shd w:val="clear" w:color="auto" w:fill="FFFFFF" w:themeFill="background1"/>
+        <w:spacing w:after="48"/>
+        <w:ind w:left="709"/>
+        <w:jc w:val="both"/>
+        <w:rPr>
+          <w:rFonts w:ascii="Segoe UI" w:eastAsia="Segoe UI" w:hAnsi="Segoe UI" w:cs="Segoe UI"/>
+          <w:b/>
+          <w:bCs/>
+          <w:color w:val="212121"/>
+          <w:sz w:val="24"/>
+        </w:rPr>
+      </w:pPr>
+    </w:p>
+    <w:p>
+      <w:pPr>
+        <w:keepNext w:val="0"/>
+        <w:widowControl w:val="0"/>
+        <w:shd w:val="clear" w:color="auto" w:fill="FFFFFF" w:themeFill="background1"/>
+        <w:spacing w:after="48"/>
+        <w:ind w:left="709"/>
+        <w:jc w:val="both"/>
+        <w:rPr>
+          <w:rFonts w:ascii="Segoe UI" w:eastAsia="Segoe UI" w:hAnsi="Segoe UI" w:cs="Segoe UI"/>
+          <w:b/>
+          <w:bCs/>
+          <w:color w:val="212121"/>
+          <w:sz w:val="24"/>
+        </w:rPr>
+      </w:pPr>
+    </w:p>
+    <w:p>
+      <w:pPr>
+        <w:keepNext w:val="0"/>
+        <w:widowControl w:val="0"/>
+        <w:shd w:val="clear" w:color="auto" w:fill="FFFFFF" w:themeFill="background1"/>
+        <w:spacing w:after="48"/>
+        <w:ind w:left="709"/>
+        <w:jc w:val="both"/>
+        <w:rPr>
+          <w:rFonts w:ascii="Segoe UI" w:eastAsia="Segoe UI" w:hAnsi="Segoe UI" w:cs="Segoe UI"/>
+          <w:b/>
+          <w:bCs/>
+          <w:color w:val="212121"/>
+          <w:sz w:val="24"/>
+        </w:rPr>
+      </w:pPr>
+      <w:r>
+        <w:rPr>
+          <w:rFonts w:ascii="Segoe UI" w:eastAsia="Segoe UI" w:hAnsi="Segoe UI" w:cs="Segoe UI"/>
+          <w:b/>
+          <w:bCs/>
+          <w:color w:val="212121"/>
+          <w:sz w:val="24"/>
+        </w:rPr>
+        <w:lastRenderedPageBreak/>
+        <w:t xml:space="preserve">3.3.2. </w:t>
+      </w:r>
+      <w:r>
+        <w:rPr>
+          <w:rFonts w:ascii="Segoe UI" w:eastAsia="Segoe UI" w:hAnsi="Segoe UI" w:cs="Segoe UI"/>
+          <w:b/>
+          <w:bCs/>
+          <w:color w:val="212121"/>
+          <w:sz w:val="24"/>
+        </w:rPr>
+        <w:t xml:space="preserve">Tabla: </w:t>
+      </w:r>
+      <w:proofErr w:type="spellStart"/>
+      <w:r>
+        <w:rPr>
+          <w:rFonts w:ascii="Segoe UI" w:eastAsia="Segoe UI" w:hAnsi="Segoe UI" w:cs="Segoe UI"/>
+          <w:b/>
+          <w:bCs/>
+          <w:color w:val="212121"/>
+          <w:sz w:val="24"/>
+        </w:rPr>
+        <w:t>fichas_inscripcion</w:t>
+      </w:r>
+      <w:proofErr w:type="spellEnd"/>
+    </w:p>
+    <w:p>
+      <w:pPr>
+        <w:keepNext w:val="0"/>
+        <w:widowControl w:val="0"/>
+        <w:shd w:val="clear" w:color="auto" w:fill="FFFFFF" w:themeFill="background1"/>
+        <w:spacing w:after="48"/>
+        <w:ind w:left="709"/>
+        <w:jc w:val="both"/>
+        <w:rPr>
+          <w:rFonts w:ascii="Segoe UI" w:eastAsia="Segoe UI" w:hAnsi="Segoe UI" w:cs="Segoe UI"/>
+          <w:color w:val="212121"/>
+          <w:sz w:val="24"/>
+        </w:rPr>
+      </w:pPr>
+      <w:r>
+        <w:rPr>
+          <w:rFonts w:ascii="Segoe UI" w:eastAsia="Segoe UI" w:hAnsi="Segoe UI" w:cs="Segoe UI"/>
+          <w:color w:val="212121"/>
+          <w:sz w:val="24"/>
+        </w:rPr>
+        <w:t>Almacena los documentos de los atletas. Relación 1:1 con la tabla usuarios.</w:t>
+      </w:r>
+    </w:p>
+    <w:tbl>
+      <w:tblPr>
+        <w:tblW w:w="8505" w:type="dxa"/>
+        <w:tblInd w:w="699" w:type="dxa"/>
+        <w:tblCellMar>
+          <w:left w:w="70" w:type="dxa"/>
+          <w:right w:w="70" w:type="dxa"/>
+        </w:tblCellMar>
+        <w:tblLook w:val="04A0" w:firstRow="1" w:lastRow="0" w:firstColumn="1" w:lastColumn="0" w:noHBand="0" w:noVBand="1"/>
+      </w:tblPr>
+      <w:tblGrid>
+        <w:gridCol w:w="1740"/>
+        <w:gridCol w:w="1520"/>
+        <w:gridCol w:w="2170"/>
+        <w:gridCol w:w="3075"/>
+      </w:tblGrid>
+      <w:tr>
+        <w:trPr>
+          <w:trHeight w:val="629"/>
+        </w:trPr>
+        <w:tc>
+          <w:tcPr>
+            <w:tcW w:w="1740" w:type="dxa"/>
+            <w:tcBorders>
+              <w:top w:val="single" w:sz="8" w:space="0" w:color="374151"/>
+              <w:left w:val="single" w:sz="8" w:space="0" w:color="374151"/>
+              <w:bottom w:val="single" w:sz="8" w:space="0" w:color="374151"/>
+              <w:right w:val="single" w:sz="8" w:space="0" w:color="374151"/>
+            </w:tcBorders>
+            <w:shd w:val="clear" w:color="auto" w:fill="FEE2E2"/>
+            <w:vAlign w:val="center"/>
+            <w:hideMark/>
+          </w:tcPr>
+          <w:p>
+            <w:pPr>
+              <w:keepNext w:val="0"/>
+              <w:widowControl w:val="0"/>
+              <w:shd w:val="clear" w:color="auto" w:fill="FFFFFF" w:themeFill="background1"/>
+              <w:spacing w:after="0"/>
+              <w:jc w:val="center"/>
+              <w:rPr>
+                <w:b/>
+                <w:bCs/>
+                <w:color w:val="991B1B"/>
+              </w:rPr>
+            </w:pPr>
+            <w:r>
+              <w:rPr>
+                <w:b/>
+                <w:bCs/>
+                <w:color w:val="991B1B"/>
+              </w:rPr>
+              <w:t>Campo</w:t>
+            </w:r>
+          </w:p>
+        </w:tc>
+        <w:tc>
+          <w:tcPr>
+            <w:tcW w:w="1520" w:type="dxa"/>
+            <w:tcBorders>
+              <w:top w:val="single" w:sz="8" w:space="0" w:color="374151"/>
+              <w:left w:val="nil"/>
+              <w:bottom w:val="single" w:sz="8" w:space="0" w:color="374151"/>
+              <w:right w:val="single" w:sz="8" w:space="0" w:color="374151"/>
+            </w:tcBorders>
+            <w:shd w:val="clear" w:color="auto" w:fill="FEE2E2"/>
+            <w:vAlign w:val="center"/>
+            <w:hideMark/>
+          </w:tcPr>
+          <w:p>
+            <w:pPr>
+              <w:keepNext w:val="0"/>
+              <w:widowControl w:val="0"/>
+              <w:shd w:val="clear" w:color="auto" w:fill="FFFFFF" w:themeFill="background1"/>
+              <w:spacing w:after="0"/>
+              <w:jc w:val="center"/>
+              <w:rPr>
+                <w:b/>
+                <w:bCs/>
+                <w:color w:val="991B1B"/>
+              </w:rPr>
+            </w:pPr>
+            <w:r>
+              <w:rPr>
+                <w:b/>
+                <w:bCs/>
+                <w:color w:val="991B1B"/>
+              </w:rPr>
+              <w:t>Tipo</w:t>
+            </w:r>
+          </w:p>
+        </w:tc>
+        <w:tc>
+          <w:tcPr>
+            <w:tcW w:w="2170" w:type="dxa"/>
+            <w:tcBorders>
+              <w:top w:val="single" w:sz="8" w:space="0" w:color="374151"/>
+              <w:left w:val="nil"/>
+              <w:bottom w:val="single" w:sz="8" w:space="0" w:color="374151"/>
+              <w:right w:val="single" w:sz="8" w:space="0" w:color="374151"/>
+            </w:tcBorders>
+            <w:shd w:val="clear" w:color="auto" w:fill="FEE2E2"/>
+            <w:vAlign w:val="center"/>
+            <w:hideMark/>
+          </w:tcPr>
+          <w:p>
+            <w:pPr>
+              <w:keepNext w:val="0"/>
+              <w:widowControl w:val="0"/>
+              <w:shd w:val="clear" w:color="auto" w:fill="FFFFFF" w:themeFill="background1"/>
+              <w:spacing w:after="0"/>
+              <w:jc w:val="center"/>
+              <w:rPr>
+                <w:b/>
+                <w:bCs/>
+                <w:color w:val="991B1B"/>
+              </w:rPr>
+            </w:pPr>
+            <w:r>
+              <w:rPr>
+                <w:b/>
+                <w:bCs/>
+                <w:color w:val="991B1B"/>
+              </w:rPr>
+              <w:t>Restricciones</w:t>
+            </w:r>
+          </w:p>
+        </w:tc>
+        <w:tc>
+          <w:tcPr>
+            <w:tcW w:w="3075" w:type="dxa"/>
+            <w:tcBorders>
+              <w:top w:val="single" w:sz="8" w:space="0" w:color="374151"/>
+              <w:left w:val="nil"/>
+              <w:bottom w:val="single" w:sz="8" w:space="0" w:color="374151"/>
+              <w:right w:val="single" w:sz="8" w:space="0" w:color="374151"/>
+            </w:tcBorders>
+            <w:shd w:val="clear" w:color="auto" w:fill="FEE2E2"/>
+            <w:vAlign w:val="center"/>
+            <w:hideMark/>
+          </w:tcPr>
+          <w:p>
+            <w:pPr>
+              <w:keepNext w:val="0"/>
+              <w:widowControl w:val="0"/>
+              <w:shd w:val="clear" w:color="auto" w:fill="FFFFFF" w:themeFill="background1"/>
+              <w:spacing w:after="0"/>
+              <w:jc w:val="center"/>
+              <w:rPr>
+                <w:b/>
+                <w:bCs/>
+                <w:color w:val="991B1B"/>
+              </w:rPr>
+            </w:pPr>
+            <w:r>
+              <w:rPr>
+                <w:b/>
+                <w:bCs/>
+                <w:color w:val="991B1B"/>
+              </w:rPr>
+              <w:t>Descripción</w:t>
+            </w:r>
+          </w:p>
+        </w:tc>
+      </w:tr>
+      <w:tr>
+        <w:trPr>
+          <w:trHeight w:val="465"/>
+        </w:trPr>
+        <w:tc>
+          <w:tcPr>
+            <w:tcW w:w="1740" w:type="dxa"/>
+            <w:tcBorders>
+              <w:top w:val="nil"/>
+              <w:left w:val="single" w:sz="8" w:space="0" w:color="374151"/>
+              <w:bottom w:val="single" w:sz="8" w:space="0" w:color="374151"/>
+              <w:right w:val="single" w:sz="8" w:space="0" w:color="374151"/>
+            </w:tcBorders>
+            <w:shd w:val="clear" w:color="000000" w:fill="FFFFFF"/>
+            <w:vAlign w:val="center"/>
+            <w:hideMark/>
+          </w:tcPr>
+          <w:p>
+            <w:pPr>
+              <w:keepNext w:val="0"/>
+              <w:widowControl w:val="0"/>
+              <w:suppressAutoHyphens w:val="0"/>
+              <w:spacing w:after="0" w:line="240" w:lineRule="auto"/>
+              <w:rPr>
+                <w:rFonts w:ascii="Segoe UI" w:hAnsi="Segoe UI" w:cs="Segoe UI"/>
+                <w:b/>
+                <w:bCs/>
+                <w:color w:val="000000"/>
+                <w:sz w:val="19"/>
+                <w:szCs w:val="19"/>
+              </w:rPr>
+            </w:pPr>
+            <w:proofErr w:type="spellStart"/>
+            <w:r>
+              <w:rPr>
+                <w:rFonts w:ascii="Segoe UI" w:hAnsi="Segoe UI" w:cs="Segoe UI"/>
+                <w:b/>
+                <w:bCs/>
+                <w:color w:val="000000"/>
+                <w:sz w:val="19"/>
+                <w:szCs w:val="19"/>
+              </w:rPr>
+              <w:t>id_ficha</w:t>
+            </w:r>
+            <w:proofErr w:type="spellEnd"/>
+          </w:p>
+        </w:tc>
+        <w:tc>
+          <w:tcPr>
+            <w:tcW w:w="1520" w:type="dxa"/>
+            <w:tcBorders>
+              <w:top w:val="nil"/>
+              <w:left w:val="nil"/>
+              <w:bottom w:val="single" w:sz="8" w:space="0" w:color="374151"/>
+              <w:right w:val="single" w:sz="8" w:space="0" w:color="374151"/>
+            </w:tcBorders>
+            <w:shd w:val="clear" w:color="000000" w:fill="FFFFFF"/>
+            <w:vAlign w:val="center"/>
+            <w:hideMark/>
+          </w:tcPr>
+          <w:p>
+            <w:pPr>
+              <w:keepNext w:val="0"/>
+              <w:widowControl w:val="0"/>
+              <w:suppressAutoHyphens w:val="0"/>
+              <w:spacing w:after="0" w:line="240" w:lineRule="auto"/>
+              <w:rPr>
+                <w:rFonts w:ascii="Segoe UI" w:hAnsi="Segoe UI" w:cs="Segoe UI"/>
+                <w:color w:val="000000"/>
+                <w:sz w:val="19"/>
+                <w:szCs w:val="19"/>
+              </w:rPr>
+            </w:pPr>
+            <w:r>
+              <w:rPr>
+                <w:rFonts w:ascii="Segoe UI" w:hAnsi="Segoe UI" w:cs="Segoe UI"/>
+                <w:color w:val="000000"/>
+                <w:sz w:val="19"/>
+                <w:szCs w:val="19"/>
+              </w:rPr>
+              <w:t>INT</w:t>
+            </w:r>
+          </w:p>
+        </w:tc>
+        <w:tc>
+          <w:tcPr>
+            <w:tcW w:w="2170" w:type="dxa"/>
+            <w:tcBorders>
+              <w:top w:val="nil"/>
+              <w:left w:val="nil"/>
+              <w:bottom w:val="single" w:sz="8" w:space="0" w:color="374151"/>
+              <w:right w:val="single" w:sz="8" w:space="0" w:color="374151"/>
+            </w:tcBorders>
+            <w:shd w:val="clear" w:color="000000" w:fill="FFFFFF"/>
+            <w:vAlign w:val="center"/>
+            <w:hideMark/>
+          </w:tcPr>
+          <w:p>
+            <w:pPr>
+              <w:keepNext w:val="0"/>
+              <w:widowControl w:val="0"/>
+              <w:suppressAutoHyphens w:val="0"/>
+              <w:spacing w:after="0" w:line="240" w:lineRule="auto"/>
+              <w:rPr>
+                <w:rFonts w:ascii="Segoe UI" w:hAnsi="Segoe UI" w:cs="Segoe UI"/>
+                <w:color w:val="000000"/>
+                <w:sz w:val="19"/>
+                <w:szCs w:val="19"/>
+              </w:rPr>
+            </w:pPr>
+            <w:r>
+              <w:rPr>
+                <w:rFonts w:ascii="Segoe UI" w:hAnsi="Segoe UI" w:cs="Segoe UI"/>
+                <w:color w:val="000000"/>
+                <w:sz w:val="19"/>
+                <w:szCs w:val="19"/>
+              </w:rPr>
+              <w:t>PRIMARY KEY, AUTO_INCREMENT</w:t>
+            </w:r>
+          </w:p>
+        </w:tc>
+        <w:tc>
+          <w:tcPr>
+            <w:tcW w:w="3075" w:type="dxa"/>
+            <w:tcBorders>
+              <w:top w:val="nil"/>
+              <w:left w:val="nil"/>
+              <w:bottom w:val="single" w:sz="8" w:space="0" w:color="374151"/>
+              <w:right w:val="single" w:sz="8" w:space="0" w:color="374151"/>
+            </w:tcBorders>
+            <w:shd w:val="clear" w:color="000000" w:fill="FFFFFF"/>
+            <w:vAlign w:val="center"/>
+            <w:hideMark/>
+          </w:tcPr>
+          <w:p>
+            <w:pPr>
+              <w:keepNext w:val="0"/>
+              <w:widowControl w:val="0"/>
+              <w:suppressAutoHyphens w:val="0"/>
+              <w:spacing w:after="0" w:line="240" w:lineRule="auto"/>
+              <w:rPr>
+                <w:rFonts w:ascii="Segoe UI" w:hAnsi="Segoe UI" w:cs="Segoe UI"/>
+                <w:color w:val="000000"/>
+                <w:sz w:val="19"/>
+                <w:szCs w:val="19"/>
+              </w:rPr>
+            </w:pPr>
+            <w:r>
+              <w:rPr>
+                <w:rFonts w:ascii="Segoe UI" w:hAnsi="Segoe UI" w:cs="Segoe UI"/>
+                <w:color w:val="000000"/>
+                <w:sz w:val="19"/>
+                <w:szCs w:val="19"/>
+              </w:rPr>
+              <w:t>Identificador de la ficha.</w:t>
+            </w:r>
+          </w:p>
+        </w:tc>
+      </w:tr>
+      <w:tr>
+        <w:trPr>
+          <w:trHeight w:val="465"/>
+        </w:trPr>
+        <w:tc>
+          <w:tcPr>
+            <w:tcW w:w="1740" w:type="dxa"/>
+            <w:tcBorders>
+              <w:top w:val="nil"/>
+              <w:left w:val="single" w:sz="8" w:space="0" w:color="374151"/>
+              <w:bottom w:val="single" w:sz="8" w:space="0" w:color="374151"/>
+              <w:right w:val="single" w:sz="8" w:space="0" w:color="374151"/>
+            </w:tcBorders>
+            <w:shd w:val="clear" w:color="000000" w:fill="FFFFFF"/>
+            <w:vAlign w:val="center"/>
+            <w:hideMark/>
+          </w:tcPr>
+          <w:p>
+            <w:pPr>
+              <w:keepNext w:val="0"/>
+              <w:widowControl w:val="0"/>
+              <w:suppressAutoHyphens w:val="0"/>
+              <w:spacing w:after="0" w:line="240" w:lineRule="auto"/>
+              <w:rPr>
+                <w:rFonts w:ascii="Segoe UI" w:hAnsi="Segoe UI" w:cs="Segoe UI"/>
+                <w:b/>
+                <w:bCs/>
+                <w:color w:val="000000"/>
+                <w:sz w:val="19"/>
+                <w:szCs w:val="19"/>
+              </w:rPr>
+            </w:pPr>
+            <w:proofErr w:type="spellStart"/>
+            <w:r>
+              <w:rPr>
+                <w:rFonts w:ascii="Segoe UI" w:hAnsi="Segoe UI" w:cs="Segoe UI"/>
+                <w:b/>
+                <w:bCs/>
+                <w:color w:val="000000"/>
+                <w:sz w:val="19"/>
+                <w:szCs w:val="19"/>
+              </w:rPr>
+              <w:t>id_usuario</w:t>
+            </w:r>
+            <w:proofErr w:type="spellEnd"/>
+          </w:p>
+        </w:tc>
+        <w:tc>
+          <w:tcPr>
+            <w:tcW w:w="1520" w:type="dxa"/>
+            <w:tcBorders>
+              <w:top w:val="nil"/>
+              <w:left w:val="nil"/>
+              <w:bottom w:val="single" w:sz="8" w:space="0" w:color="374151"/>
+              <w:right w:val="single" w:sz="8" w:space="0" w:color="374151"/>
+            </w:tcBorders>
+            <w:shd w:val="clear" w:color="000000" w:fill="FFFFFF"/>
+            <w:vAlign w:val="center"/>
+            <w:hideMark/>
+          </w:tcPr>
+          <w:p>
+            <w:pPr>
+              <w:keepNext w:val="0"/>
+              <w:widowControl w:val="0"/>
+              <w:suppressAutoHyphens w:val="0"/>
+              <w:spacing w:after="0" w:line="240" w:lineRule="auto"/>
+              <w:rPr>
+                <w:rFonts w:ascii="Segoe UI" w:hAnsi="Segoe UI" w:cs="Segoe UI"/>
+                <w:color w:val="000000"/>
+                <w:sz w:val="19"/>
+                <w:szCs w:val="19"/>
+              </w:rPr>
+            </w:pPr>
+            <w:r>
+              <w:rPr>
+                <w:rFonts w:ascii="Segoe UI" w:hAnsi="Segoe UI" w:cs="Segoe UI"/>
+                <w:color w:val="000000"/>
+                <w:sz w:val="19"/>
+                <w:szCs w:val="19"/>
+              </w:rPr>
+              <w:t>INT</w:t>
+            </w:r>
+          </w:p>
+        </w:tc>
+        <w:tc>
+          <w:tcPr>
+            <w:tcW w:w="2170" w:type="dxa"/>
+            <w:tcBorders>
+              <w:top w:val="nil"/>
+              <w:left w:val="nil"/>
+              <w:bottom w:val="single" w:sz="8" w:space="0" w:color="374151"/>
+              <w:right w:val="single" w:sz="8" w:space="0" w:color="374151"/>
+            </w:tcBorders>
+            <w:shd w:val="clear" w:color="000000" w:fill="FFFFFF"/>
+            <w:vAlign w:val="center"/>
+            <w:hideMark/>
+          </w:tcPr>
+          <w:p>
+            <w:pPr>
+              <w:keepNext w:val="0"/>
+              <w:widowControl w:val="0"/>
+              <w:suppressAutoHyphens w:val="0"/>
+              <w:spacing w:after="0" w:line="240" w:lineRule="auto"/>
+              <w:rPr>
+                <w:rFonts w:ascii="Segoe UI" w:hAnsi="Segoe UI" w:cs="Segoe UI"/>
+                <w:color w:val="000000"/>
+                <w:sz w:val="19"/>
+                <w:szCs w:val="19"/>
+              </w:rPr>
+            </w:pPr>
+            <w:r>
+              <w:rPr>
+                <w:rFonts w:ascii="Segoe UI" w:hAnsi="Segoe UI" w:cs="Segoe UI"/>
+                <w:color w:val="000000"/>
+                <w:sz w:val="19"/>
+                <w:szCs w:val="19"/>
+              </w:rPr>
+              <w:t>FOREIGN KEY, UNIQUE</w:t>
+            </w:r>
+          </w:p>
+        </w:tc>
+        <w:tc>
+          <w:tcPr>
+            <w:tcW w:w="3075" w:type="dxa"/>
+            <w:tcBorders>
+              <w:top w:val="nil"/>
+              <w:left w:val="nil"/>
+              <w:bottom w:val="single" w:sz="8" w:space="0" w:color="374151"/>
+              <w:right w:val="single" w:sz="8" w:space="0" w:color="374151"/>
+            </w:tcBorders>
+            <w:shd w:val="clear" w:color="000000" w:fill="FFFFFF"/>
+            <w:vAlign w:val="center"/>
+            <w:hideMark/>
+          </w:tcPr>
+          <w:p>
+            <w:pPr>
+              <w:keepNext w:val="0"/>
+              <w:widowControl w:val="0"/>
+              <w:suppressAutoHyphens w:val="0"/>
+              <w:spacing w:after="0" w:line="240" w:lineRule="auto"/>
+              <w:rPr>
+                <w:rFonts w:ascii="Segoe UI" w:hAnsi="Segoe UI" w:cs="Segoe UI"/>
+                <w:color w:val="000000"/>
+                <w:sz w:val="19"/>
+                <w:szCs w:val="19"/>
+              </w:rPr>
+            </w:pPr>
+            <w:r>
+              <w:rPr>
+                <w:rFonts w:ascii="Segoe UI" w:hAnsi="Segoe UI" w:cs="Segoe UI"/>
+                <w:color w:val="000000"/>
+                <w:sz w:val="19"/>
+                <w:szCs w:val="19"/>
+              </w:rPr>
+              <w:t>Enlace al usuario propietario.</w:t>
+            </w:r>
+          </w:p>
+        </w:tc>
+      </w:tr>
+      <w:tr>
+        <w:trPr>
+          <w:trHeight w:val="465"/>
+        </w:trPr>
+        <w:tc>
+          <w:tcPr>
+            <w:tcW w:w="1740" w:type="dxa"/>
+            <w:tcBorders>
+              <w:top w:val="nil"/>
+              <w:left w:val="single" w:sz="8" w:space="0" w:color="374151"/>
+              <w:bottom w:val="single" w:sz="8" w:space="0" w:color="374151"/>
+              <w:right w:val="single" w:sz="8" w:space="0" w:color="374151"/>
+            </w:tcBorders>
+            <w:shd w:val="clear" w:color="000000" w:fill="FFFFFF"/>
+            <w:vAlign w:val="center"/>
+            <w:hideMark/>
+          </w:tcPr>
+          <w:p>
+            <w:pPr>
+              <w:keepNext w:val="0"/>
+              <w:widowControl w:val="0"/>
+              <w:suppressAutoHyphens w:val="0"/>
+              <w:spacing w:after="0" w:line="240" w:lineRule="auto"/>
+              <w:rPr>
+                <w:rFonts w:ascii="Segoe UI" w:hAnsi="Segoe UI" w:cs="Segoe UI"/>
+                <w:b/>
+                <w:bCs/>
+                <w:color w:val="000000"/>
+                <w:sz w:val="19"/>
+                <w:szCs w:val="19"/>
+              </w:rPr>
+            </w:pPr>
+            <w:proofErr w:type="spellStart"/>
+            <w:r>
+              <w:rPr>
+                <w:rFonts w:ascii="Segoe UI" w:hAnsi="Segoe UI" w:cs="Segoe UI"/>
+                <w:b/>
+                <w:bCs/>
+                <w:color w:val="000000"/>
+                <w:sz w:val="19"/>
+                <w:szCs w:val="19"/>
+              </w:rPr>
+              <w:t>ruta_pdf</w:t>
+            </w:r>
+            <w:proofErr w:type="spellEnd"/>
+          </w:p>
+        </w:tc>
+        <w:tc>
+          <w:tcPr>
+            <w:tcW w:w="1520" w:type="dxa"/>
+            <w:tcBorders>
+              <w:top w:val="nil"/>
+              <w:left w:val="nil"/>
+              <w:bottom w:val="single" w:sz="8" w:space="0" w:color="374151"/>
+              <w:right w:val="single" w:sz="8" w:space="0" w:color="374151"/>
+            </w:tcBorders>
+            <w:shd w:val="clear" w:color="000000" w:fill="FFFFFF"/>
+            <w:vAlign w:val="center"/>
+            <w:hideMark/>
+          </w:tcPr>
+          <w:p>
+            <w:pPr>
+              <w:keepNext w:val="0"/>
+              <w:widowControl w:val="0"/>
+              <w:suppressAutoHyphens w:val="0"/>
+              <w:spacing w:after="0" w:line="240" w:lineRule="auto"/>
+              <w:rPr>
+                <w:rFonts w:ascii="Segoe UI" w:hAnsi="Segoe UI" w:cs="Segoe UI"/>
+                <w:color w:val="000000"/>
+                <w:sz w:val="19"/>
+                <w:szCs w:val="19"/>
+              </w:rPr>
+            </w:pPr>
+            <w:proofErr w:type="gramStart"/>
+            <w:r>
+              <w:rPr>
+                <w:rFonts w:ascii="Segoe UI" w:hAnsi="Segoe UI" w:cs="Segoe UI"/>
+                <w:color w:val="000000"/>
+                <w:sz w:val="19"/>
+                <w:szCs w:val="19"/>
+              </w:rPr>
+              <w:t>VARCHAR(</w:t>
+            </w:r>
+            <w:proofErr w:type="gramEnd"/>
+            <w:r>
+              <w:rPr>
+                <w:rFonts w:ascii="Segoe UI" w:hAnsi="Segoe UI" w:cs="Segoe UI"/>
+                <w:color w:val="000000"/>
+                <w:sz w:val="19"/>
+                <w:szCs w:val="19"/>
+              </w:rPr>
+              <w:t>255)</w:t>
+            </w:r>
+          </w:p>
+        </w:tc>
+        <w:tc>
+          <w:tcPr>
+            <w:tcW w:w="2170" w:type="dxa"/>
+            <w:tcBorders>
+              <w:top w:val="nil"/>
+              <w:left w:val="nil"/>
+              <w:bottom w:val="single" w:sz="8" w:space="0" w:color="374151"/>
+              <w:right w:val="single" w:sz="8" w:space="0" w:color="374151"/>
+            </w:tcBorders>
+            <w:shd w:val="clear" w:color="000000" w:fill="FFFFFF"/>
+            <w:vAlign w:val="center"/>
+            <w:hideMark/>
+          </w:tcPr>
+          <w:p>
+            <w:pPr>
+              <w:keepNext w:val="0"/>
+              <w:widowControl w:val="0"/>
+              <w:suppressAutoHyphens w:val="0"/>
+              <w:spacing w:after="0" w:line="240" w:lineRule="auto"/>
+              <w:rPr>
+                <w:rFonts w:ascii="Segoe UI" w:hAnsi="Segoe UI" w:cs="Segoe UI"/>
+                <w:color w:val="000000"/>
+                <w:sz w:val="19"/>
+                <w:szCs w:val="19"/>
+              </w:rPr>
+            </w:pPr>
+            <w:r>
+              <w:rPr>
+                <w:rFonts w:ascii="Segoe UI" w:hAnsi="Segoe UI" w:cs="Segoe UI"/>
+                <w:color w:val="000000"/>
+                <w:sz w:val="19"/>
+                <w:szCs w:val="19"/>
+              </w:rPr>
+              <w:t>NULL</w:t>
+            </w:r>
+          </w:p>
+        </w:tc>
+        <w:tc>
+          <w:tcPr>
+            <w:tcW w:w="3075" w:type="dxa"/>
+            <w:tcBorders>
+              <w:top w:val="nil"/>
+              <w:left w:val="nil"/>
+              <w:bottom w:val="single" w:sz="8" w:space="0" w:color="374151"/>
+              <w:right w:val="single" w:sz="8" w:space="0" w:color="374151"/>
+            </w:tcBorders>
+            <w:shd w:val="clear" w:color="000000" w:fill="FFFFFF"/>
+            <w:vAlign w:val="center"/>
+            <w:hideMark/>
+          </w:tcPr>
+          <w:p>
+            <w:pPr>
+              <w:keepNext w:val="0"/>
+              <w:widowControl w:val="0"/>
+              <w:suppressAutoHyphens w:val="0"/>
+              <w:spacing w:after="0" w:line="240" w:lineRule="auto"/>
+              <w:rPr>
+                <w:rFonts w:ascii="Segoe UI" w:hAnsi="Segoe UI" w:cs="Segoe UI"/>
+                <w:color w:val="000000"/>
+                <w:sz w:val="19"/>
+                <w:szCs w:val="19"/>
+              </w:rPr>
+            </w:pPr>
+            <w:r>
+              <w:rPr>
+                <w:rFonts w:ascii="Segoe UI" w:hAnsi="Segoe UI" w:cs="Segoe UI"/>
+                <w:color w:val="000000"/>
+                <w:sz w:val="19"/>
+                <w:szCs w:val="19"/>
+              </w:rPr>
+              <w:t>Ruta en el servidor del PDF generado.</w:t>
+            </w:r>
+          </w:p>
+        </w:tc>
+      </w:tr>
+      <w:tr>
+        <w:trPr>
+          <w:trHeight w:val="465"/>
+        </w:trPr>
+        <w:tc>
+          <w:tcPr>
+            <w:tcW w:w="1740" w:type="dxa"/>
+            <w:tcBorders>
+              <w:top w:val="nil"/>
+              <w:left w:val="single" w:sz="8" w:space="0" w:color="374151"/>
+              <w:bottom w:val="single" w:sz="8" w:space="0" w:color="374151"/>
+              <w:right w:val="single" w:sz="8" w:space="0" w:color="374151"/>
+            </w:tcBorders>
+            <w:shd w:val="clear" w:color="000000" w:fill="FFFFFF"/>
+            <w:vAlign w:val="center"/>
+            <w:hideMark/>
+          </w:tcPr>
+          <w:p>
+            <w:pPr>
+              <w:keepNext w:val="0"/>
+              <w:widowControl w:val="0"/>
+              <w:suppressAutoHyphens w:val="0"/>
+              <w:spacing w:after="0" w:line="240" w:lineRule="auto"/>
+              <w:rPr>
+                <w:rFonts w:ascii="Segoe UI" w:hAnsi="Segoe UI" w:cs="Segoe UI"/>
+                <w:b/>
+                <w:bCs/>
+                <w:color w:val="000000"/>
+                <w:sz w:val="19"/>
+                <w:szCs w:val="19"/>
+              </w:rPr>
+            </w:pPr>
+            <w:proofErr w:type="spellStart"/>
+            <w:r>
+              <w:rPr>
+                <w:rFonts w:ascii="Segoe UI" w:hAnsi="Segoe UI" w:cs="Segoe UI"/>
+                <w:b/>
+                <w:bCs/>
+                <w:color w:val="000000"/>
+                <w:sz w:val="19"/>
+                <w:szCs w:val="19"/>
+              </w:rPr>
+              <w:t>ruta_dni</w:t>
+            </w:r>
+            <w:proofErr w:type="spellEnd"/>
+          </w:p>
+        </w:tc>
+        <w:tc>
+          <w:tcPr>
+            <w:tcW w:w="1520" w:type="dxa"/>
+            <w:tcBorders>
+              <w:top w:val="nil"/>
+              <w:left w:val="nil"/>
+              <w:bottom w:val="single" w:sz="8" w:space="0" w:color="374151"/>
+              <w:right w:val="single" w:sz="8" w:space="0" w:color="374151"/>
+            </w:tcBorders>
+            <w:shd w:val="clear" w:color="000000" w:fill="FFFFFF"/>
+            <w:vAlign w:val="center"/>
+            <w:hideMark/>
+          </w:tcPr>
+          <w:p>
+            <w:pPr>
+              <w:keepNext w:val="0"/>
+              <w:widowControl w:val="0"/>
+              <w:suppressAutoHyphens w:val="0"/>
+              <w:spacing w:after="0" w:line="240" w:lineRule="auto"/>
+              <w:rPr>
+                <w:rFonts w:ascii="Segoe UI" w:hAnsi="Segoe UI" w:cs="Segoe UI"/>
+                <w:color w:val="000000"/>
+                <w:sz w:val="19"/>
+                <w:szCs w:val="19"/>
+              </w:rPr>
+            </w:pPr>
+            <w:proofErr w:type="gramStart"/>
+            <w:r>
+              <w:rPr>
+                <w:rFonts w:ascii="Segoe UI" w:hAnsi="Segoe UI" w:cs="Segoe UI"/>
+                <w:color w:val="000000"/>
+                <w:sz w:val="19"/>
+                <w:szCs w:val="19"/>
+              </w:rPr>
+              <w:t>VARCHAR(</w:t>
+            </w:r>
+            <w:proofErr w:type="gramEnd"/>
+            <w:r>
+              <w:rPr>
+                <w:rFonts w:ascii="Segoe UI" w:hAnsi="Segoe UI" w:cs="Segoe UI"/>
+                <w:color w:val="000000"/>
+                <w:sz w:val="19"/>
+                <w:szCs w:val="19"/>
+              </w:rPr>
+              <w:t>255)</w:t>
+            </w:r>
+          </w:p>
+        </w:tc>
+        <w:tc>
+          <w:tcPr>
+            <w:tcW w:w="2170" w:type="dxa"/>
+            <w:tcBorders>
+              <w:top w:val="nil"/>
+              <w:left w:val="nil"/>
+              <w:bottom w:val="single" w:sz="8" w:space="0" w:color="374151"/>
+              <w:right w:val="single" w:sz="8" w:space="0" w:color="374151"/>
+            </w:tcBorders>
+            <w:shd w:val="clear" w:color="000000" w:fill="FFFFFF"/>
+            <w:vAlign w:val="center"/>
+            <w:hideMark/>
+          </w:tcPr>
+          <w:p>
+            <w:pPr>
+              <w:keepNext w:val="0"/>
+              <w:widowControl w:val="0"/>
+              <w:suppressAutoHyphens w:val="0"/>
+              <w:spacing w:after="0" w:line="240" w:lineRule="auto"/>
+              <w:rPr>
+                <w:rFonts w:ascii="Segoe UI" w:hAnsi="Segoe UI" w:cs="Segoe UI"/>
+                <w:color w:val="000000"/>
+                <w:sz w:val="19"/>
+                <w:szCs w:val="19"/>
+              </w:rPr>
+            </w:pPr>
+            <w:r>
+              <w:rPr>
+                <w:rFonts w:ascii="Segoe UI" w:hAnsi="Segoe UI" w:cs="Segoe UI"/>
+                <w:color w:val="000000"/>
+                <w:sz w:val="19"/>
+                <w:szCs w:val="19"/>
+              </w:rPr>
+              <w:t>NULL</w:t>
+            </w:r>
+          </w:p>
+        </w:tc>
+        <w:tc>
+          <w:tcPr>
+            <w:tcW w:w="3075" w:type="dxa"/>
+            <w:tcBorders>
+              <w:top w:val="nil"/>
+              <w:left w:val="nil"/>
+              <w:bottom w:val="single" w:sz="8" w:space="0" w:color="374151"/>
+              <w:right w:val="single" w:sz="8" w:space="0" w:color="374151"/>
+            </w:tcBorders>
+            <w:shd w:val="clear" w:color="000000" w:fill="FFFFFF"/>
+            <w:vAlign w:val="center"/>
+            <w:hideMark/>
+          </w:tcPr>
+          <w:p>
+            <w:pPr>
+              <w:keepNext w:val="0"/>
+              <w:widowControl w:val="0"/>
+              <w:suppressAutoHyphens w:val="0"/>
+              <w:spacing w:after="0" w:line="240" w:lineRule="auto"/>
+              <w:rPr>
+                <w:rFonts w:ascii="Segoe UI" w:hAnsi="Segoe UI" w:cs="Segoe UI"/>
+                <w:color w:val="000000"/>
+                <w:sz w:val="19"/>
+                <w:szCs w:val="19"/>
+              </w:rPr>
+            </w:pPr>
+            <w:r>
+              <w:rPr>
+                <w:rFonts w:ascii="Segoe UI" w:hAnsi="Segoe UI" w:cs="Segoe UI"/>
+                <w:color w:val="000000"/>
+                <w:sz w:val="19"/>
+                <w:szCs w:val="19"/>
+              </w:rPr>
+              <w:t>Ruta del escaneo del documento de identidad.</w:t>
+            </w:r>
+          </w:p>
+        </w:tc>
+      </w:tr>
+      <w:tr>
+        <w:trPr>
+          <w:trHeight w:val="465"/>
+        </w:trPr>
+        <w:tc>
+          <w:tcPr>
+            <w:tcW w:w="1740" w:type="dxa"/>
+            <w:tcBorders>
+              <w:top w:val="nil"/>
+              <w:left w:val="single" w:sz="8" w:space="0" w:color="374151"/>
+              <w:bottom w:val="single" w:sz="8" w:space="0" w:color="374151"/>
+              <w:right w:val="single" w:sz="8" w:space="0" w:color="374151"/>
+            </w:tcBorders>
+            <w:shd w:val="clear" w:color="000000" w:fill="FFFFFF"/>
+            <w:vAlign w:val="center"/>
+            <w:hideMark/>
+          </w:tcPr>
+          <w:p>
+            <w:pPr>
+              <w:keepNext w:val="0"/>
+              <w:widowControl w:val="0"/>
+              <w:suppressAutoHyphens w:val="0"/>
+              <w:spacing w:after="0" w:line="240" w:lineRule="auto"/>
+              <w:rPr>
+                <w:rFonts w:ascii="Segoe UI" w:hAnsi="Segoe UI" w:cs="Segoe UI"/>
+                <w:b/>
+                <w:bCs/>
+                <w:color w:val="000000"/>
+                <w:sz w:val="19"/>
+                <w:szCs w:val="19"/>
+              </w:rPr>
+            </w:pPr>
+            <w:proofErr w:type="spellStart"/>
+            <w:r>
+              <w:rPr>
+                <w:rFonts w:ascii="Segoe UI" w:hAnsi="Segoe UI" w:cs="Segoe UI"/>
+                <w:b/>
+                <w:bCs/>
+                <w:color w:val="000000"/>
+                <w:sz w:val="19"/>
+                <w:szCs w:val="19"/>
+              </w:rPr>
+              <w:t>fecha_creacion</w:t>
+            </w:r>
+            <w:proofErr w:type="spellEnd"/>
+          </w:p>
+        </w:tc>
+        <w:tc>
+          <w:tcPr>
+            <w:tcW w:w="1520" w:type="dxa"/>
+            <w:tcBorders>
+              <w:top w:val="nil"/>
+              <w:left w:val="nil"/>
+              <w:bottom w:val="single" w:sz="8" w:space="0" w:color="374151"/>
+              <w:right w:val="single" w:sz="8" w:space="0" w:color="374151"/>
+            </w:tcBorders>
+            <w:shd w:val="clear" w:color="000000" w:fill="FFFFFF"/>
+            <w:vAlign w:val="center"/>
+            <w:hideMark/>
+          </w:tcPr>
+          <w:p>
+            <w:pPr>
+              <w:keepNext w:val="0"/>
+              <w:widowControl w:val="0"/>
+              <w:suppressAutoHyphens w:val="0"/>
+              <w:spacing w:after="0" w:line="240" w:lineRule="auto"/>
+              <w:rPr>
+                <w:rFonts w:ascii="Segoe UI" w:hAnsi="Segoe UI" w:cs="Segoe UI"/>
+                <w:color w:val="000000"/>
+                <w:sz w:val="19"/>
+                <w:szCs w:val="19"/>
+              </w:rPr>
+            </w:pPr>
+            <w:r>
+              <w:rPr>
+                <w:rFonts w:ascii="Segoe UI" w:hAnsi="Segoe UI" w:cs="Segoe UI"/>
+                <w:color w:val="000000"/>
+                <w:sz w:val="19"/>
+                <w:szCs w:val="19"/>
+              </w:rPr>
+              <w:t>TIMESTAMP</w:t>
+            </w:r>
+          </w:p>
+        </w:tc>
+        <w:tc>
+          <w:tcPr>
+            <w:tcW w:w="2170" w:type="dxa"/>
+            <w:tcBorders>
+              <w:top w:val="nil"/>
+              <w:left w:val="nil"/>
+              <w:bottom w:val="single" w:sz="8" w:space="0" w:color="374151"/>
+              <w:right w:val="single" w:sz="8" w:space="0" w:color="374151"/>
+            </w:tcBorders>
+            <w:shd w:val="clear" w:color="000000" w:fill="FFFFFF"/>
+            <w:vAlign w:val="center"/>
+            <w:hideMark/>
+          </w:tcPr>
+          <w:p>
+            <w:pPr>
+              <w:keepNext w:val="0"/>
+              <w:widowControl w:val="0"/>
+              <w:suppressAutoHyphens w:val="0"/>
+              <w:spacing w:after="0" w:line="240" w:lineRule="auto"/>
+              <w:rPr>
+                <w:rFonts w:ascii="Segoe UI" w:hAnsi="Segoe UI" w:cs="Segoe UI"/>
+                <w:color w:val="000000"/>
+                <w:sz w:val="19"/>
+                <w:szCs w:val="19"/>
+              </w:rPr>
+            </w:pPr>
+            <w:r>
+              <w:rPr>
+                <w:rFonts w:ascii="Segoe UI" w:hAnsi="Segoe UI" w:cs="Segoe UI"/>
+                <w:color w:val="000000"/>
+                <w:sz w:val="19"/>
+                <w:szCs w:val="19"/>
+              </w:rPr>
+              <w:t>DEFAULT CURRENT_TIMESTAMP</w:t>
+            </w:r>
+          </w:p>
+        </w:tc>
+        <w:tc>
+          <w:tcPr>
+            <w:tcW w:w="3075" w:type="dxa"/>
+            <w:tcBorders>
+              <w:top w:val="nil"/>
+              <w:left w:val="nil"/>
+              <w:bottom w:val="single" w:sz="8" w:space="0" w:color="374151"/>
+              <w:right w:val="single" w:sz="8" w:space="0" w:color="374151"/>
+            </w:tcBorders>
+            <w:shd w:val="clear" w:color="000000" w:fill="FFFFFF"/>
+            <w:vAlign w:val="center"/>
+            <w:hideMark/>
+          </w:tcPr>
+          <w:p>
+            <w:pPr>
+              <w:keepNext w:val="0"/>
+              <w:widowControl w:val="0"/>
+              <w:suppressAutoHyphens w:val="0"/>
+              <w:spacing w:after="0" w:line="240" w:lineRule="auto"/>
+              <w:rPr>
+                <w:rFonts w:ascii="Segoe UI" w:hAnsi="Segoe UI" w:cs="Segoe UI"/>
+                <w:color w:val="000000"/>
+                <w:sz w:val="19"/>
+                <w:szCs w:val="19"/>
+              </w:rPr>
+            </w:pPr>
+            <w:r>
+              <w:rPr>
+                <w:rFonts w:ascii="Segoe UI" w:hAnsi="Segoe UI" w:cs="Segoe UI"/>
+                <w:color w:val="000000"/>
+                <w:sz w:val="19"/>
+                <w:szCs w:val="19"/>
+              </w:rPr>
+              <w:t>Fecha de generación o subida.</w:t>
+            </w:r>
+          </w:p>
+        </w:tc>
+      </w:tr>
+    </w:tbl>
+    <w:p>
+      <w:pPr>
+        <w:keepNext w:val="0"/>
+        <w:widowControl w:val="0"/>
         <w:shd w:val="clear" w:color="auto" w:fill="FFFFFF" w:themeFill="background1"/>
         <w:spacing w:after="48"/>
         <w:ind w:left="360"/>
         <w:jc w:val="both"/>
-      </w:pPr>
-      <w:r>
-        <w:rPr>
-          <w:rFonts w:ascii="Segoe UI" w:eastAsia="Segoe UI" w:hAnsi="Segoe UI" w:cs="Segoe UI"/>
-          <w:i/>
-          <w:iCs/>
+        <w:rPr>
+          <w:rFonts w:ascii="Segoe UI" w:eastAsia="Segoe UI" w:hAnsi="Segoe UI" w:cs="Segoe UI"/>
           <w:color w:val="212121"/>
           <w:sz w:val="24"/>
         </w:rPr>
-        <w:t>(Pendiente: Modelo Entidad-Relación y Tablas).</w:t>
-      </w:r>
-    </w:p>
-    <w:p>
-      <w:pPr>
-        <w:pStyle w:val="Heading3"/>
-        <w:pBdr>
-          <w:bottom w:val="single" w:sz="7" w:space="0" w:color="D1D5DB"/>
-        </w:pBdr>
-        <w:spacing w:before="360" w:after="120"/>
-        <w:ind w:left="360"/>
-      </w:pPr>
-      <w:r>
-        <w:rPr>
-          <w:szCs w:val="24"/>
-        </w:rPr>
-        <w:t>3.4. Diseño de Interfaz (UI/UX)</w:t>
-      </w:r>
-    </w:p>
-    <w:p>
-      <w:pPr>
+      </w:pPr>
+    </w:p>
+    <w:p>
+      <w:pPr>
+        <w:keepNext w:val="0"/>
+        <w:widowControl w:val="0"/>
+        <w:shd w:val="clear" w:color="auto" w:fill="FFFFFF" w:themeFill="background1"/>
+        <w:spacing w:after="48"/>
+        <w:ind w:left="708"/>
+        <w:jc w:val="both"/>
+        <w:rPr>
+          <w:rFonts w:ascii="Segoe UI" w:eastAsia="Segoe UI" w:hAnsi="Segoe UI" w:cs="Segoe UI"/>
+          <w:b/>
+          <w:bCs/>
+          <w:color w:val="212121"/>
+          <w:sz w:val="24"/>
+        </w:rPr>
+      </w:pPr>
+      <w:r>
+        <w:rPr>
+          <w:rFonts w:ascii="Segoe UI" w:eastAsia="Segoe UI" w:hAnsi="Segoe UI" w:cs="Segoe UI"/>
+          <w:b/>
+          <w:bCs/>
+          <w:color w:val="212121"/>
+          <w:sz w:val="24"/>
+        </w:rPr>
+        <w:t xml:space="preserve">3.3.3. </w:t>
+      </w:r>
+      <w:r>
+        <w:rPr>
+          <w:rFonts w:ascii="Segoe UI" w:eastAsia="Segoe UI" w:hAnsi="Segoe UI" w:cs="Segoe UI"/>
+          <w:b/>
+          <w:bCs/>
+          <w:color w:val="212121"/>
+          <w:sz w:val="24"/>
+        </w:rPr>
+        <w:t xml:space="preserve">Tabla: </w:t>
+      </w:r>
+      <w:proofErr w:type="spellStart"/>
+      <w:r>
+        <w:rPr>
+          <w:rFonts w:ascii="Segoe UI" w:eastAsia="Segoe UI" w:hAnsi="Segoe UI" w:cs="Segoe UI"/>
+          <w:b/>
+          <w:bCs/>
+          <w:color w:val="212121"/>
+          <w:sz w:val="24"/>
+        </w:rPr>
+        <w:t>feedback_entrenamientos</w:t>
+      </w:r>
+      <w:proofErr w:type="spellEnd"/>
+    </w:p>
+    <w:p>
+      <w:pPr>
+        <w:keepNext w:val="0"/>
+        <w:widowControl w:val="0"/>
+        <w:shd w:val="clear" w:color="auto" w:fill="FFFFFF" w:themeFill="background1"/>
+        <w:spacing w:after="48"/>
+        <w:ind w:left="708"/>
+        <w:jc w:val="both"/>
+        <w:rPr>
+          <w:rFonts w:ascii="Segoe UI" w:eastAsia="Segoe UI" w:hAnsi="Segoe UI" w:cs="Segoe UI"/>
+          <w:color w:val="212121"/>
+          <w:sz w:val="24"/>
+        </w:rPr>
+      </w:pPr>
+      <w:r>
+        <w:rPr>
+          <w:rFonts w:ascii="Segoe UI" w:eastAsia="Segoe UI" w:hAnsi="Segoe UI" w:cs="Segoe UI"/>
+          <w:color w:val="212121"/>
+          <w:sz w:val="24"/>
+        </w:rPr>
+        <w:t xml:space="preserve">Registra las sensaciones diarias. Relación </w:t>
+      </w:r>
+      <w:proofErr w:type="gramStart"/>
+      <w:r>
+        <w:rPr>
+          <w:rFonts w:ascii="Segoe UI" w:eastAsia="Segoe UI" w:hAnsi="Segoe UI" w:cs="Segoe UI"/>
+          <w:color w:val="212121"/>
+          <w:sz w:val="24"/>
+        </w:rPr>
+        <w:t>1:N</w:t>
+      </w:r>
+      <w:proofErr w:type="gramEnd"/>
+      <w:r>
+        <w:rPr>
+          <w:rFonts w:ascii="Segoe UI" w:eastAsia="Segoe UI" w:hAnsi="Segoe UI" w:cs="Segoe UI"/>
+          <w:color w:val="212121"/>
+          <w:sz w:val="24"/>
+        </w:rPr>
+        <w:t xml:space="preserve"> con la tabla usuarios.</w:t>
+      </w:r>
+    </w:p>
+    <w:tbl>
+      <w:tblPr>
+        <w:tblW w:w="8505" w:type="dxa"/>
+        <w:tblInd w:w="704" w:type="dxa"/>
+        <w:tblCellMar>
+          <w:left w:w="70" w:type="dxa"/>
+          <w:right w:w="70" w:type="dxa"/>
+        </w:tblCellMar>
+        <w:tblLook w:val="04A0" w:firstRow="1" w:lastRow="0" w:firstColumn="1" w:lastColumn="0" w:noHBand="0" w:noVBand="1"/>
+      </w:tblPr>
+      <w:tblGrid>
+        <w:gridCol w:w="1701"/>
+        <w:gridCol w:w="1559"/>
+        <w:gridCol w:w="2127"/>
+        <w:gridCol w:w="3118"/>
+      </w:tblGrid>
+      <w:tr>
+        <w:trPr>
+          <w:trHeight w:val="629"/>
+        </w:trPr>
+        <w:tc>
+          <w:tcPr>
+            <w:tcW w:w="1701" w:type="dxa"/>
+            <w:tcBorders>
+              <w:top w:val="single" w:sz="4" w:space="0" w:color="auto"/>
+              <w:left w:val="single" w:sz="4" w:space="0" w:color="auto"/>
+              <w:bottom w:val="single" w:sz="4" w:space="0" w:color="auto"/>
+              <w:right w:val="single" w:sz="4" w:space="0" w:color="auto"/>
+            </w:tcBorders>
+            <w:shd w:val="clear" w:color="000000" w:fill="FEE2E2"/>
+            <w:vAlign w:val="center"/>
+            <w:hideMark/>
+          </w:tcPr>
+          <w:p>
+            <w:pPr>
+              <w:keepNext w:val="0"/>
+              <w:widowControl w:val="0"/>
+              <w:shd w:val="clear" w:color="auto" w:fill="FFFFFF" w:themeFill="background1"/>
+              <w:spacing w:after="0"/>
+              <w:jc w:val="center"/>
+              <w:rPr>
+                <w:b/>
+                <w:bCs/>
+                <w:color w:val="991B1B"/>
+              </w:rPr>
+            </w:pPr>
+            <w:r>
+              <w:rPr>
+                <w:b/>
+                <w:bCs/>
+                <w:color w:val="991B1B"/>
+              </w:rPr>
+              <w:t>Campo</w:t>
+            </w:r>
+          </w:p>
+        </w:tc>
+        <w:tc>
+          <w:tcPr>
+            <w:tcW w:w="1559" w:type="dxa"/>
+            <w:tcBorders>
+              <w:top w:val="single" w:sz="4" w:space="0" w:color="auto"/>
+              <w:left w:val="nil"/>
+              <w:bottom w:val="single" w:sz="4" w:space="0" w:color="auto"/>
+              <w:right w:val="single" w:sz="4" w:space="0" w:color="auto"/>
+            </w:tcBorders>
+            <w:shd w:val="clear" w:color="000000" w:fill="FEE2E2"/>
+            <w:vAlign w:val="center"/>
+            <w:hideMark/>
+          </w:tcPr>
+          <w:p>
+            <w:pPr>
+              <w:keepNext w:val="0"/>
+              <w:widowControl w:val="0"/>
+              <w:shd w:val="clear" w:color="auto" w:fill="FFFFFF" w:themeFill="background1"/>
+              <w:spacing w:after="0"/>
+              <w:jc w:val="center"/>
+              <w:rPr>
+                <w:b/>
+                <w:bCs/>
+                <w:color w:val="991B1B"/>
+              </w:rPr>
+            </w:pPr>
+            <w:r>
+              <w:rPr>
+                <w:b/>
+                <w:bCs/>
+                <w:color w:val="991B1B"/>
+              </w:rPr>
+              <w:t>Tipo</w:t>
+            </w:r>
+          </w:p>
+        </w:tc>
+        <w:tc>
+          <w:tcPr>
+            <w:tcW w:w="2127" w:type="dxa"/>
+            <w:tcBorders>
+              <w:top w:val="single" w:sz="4" w:space="0" w:color="auto"/>
+              <w:left w:val="nil"/>
+              <w:bottom w:val="single" w:sz="4" w:space="0" w:color="auto"/>
+              <w:right w:val="single" w:sz="4" w:space="0" w:color="auto"/>
+            </w:tcBorders>
+            <w:shd w:val="clear" w:color="000000" w:fill="FEE2E2"/>
+            <w:vAlign w:val="center"/>
+            <w:hideMark/>
+          </w:tcPr>
+          <w:p>
+            <w:pPr>
+              <w:keepNext w:val="0"/>
+              <w:widowControl w:val="0"/>
+              <w:shd w:val="clear" w:color="auto" w:fill="FFFFFF" w:themeFill="background1"/>
+              <w:spacing w:after="0"/>
+              <w:jc w:val="center"/>
+              <w:rPr>
+                <w:b/>
+                <w:bCs/>
+                <w:color w:val="991B1B"/>
+              </w:rPr>
+            </w:pPr>
+            <w:r>
+              <w:rPr>
+                <w:b/>
+                <w:bCs/>
+                <w:color w:val="991B1B"/>
+              </w:rPr>
+              <w:t>Restricciones</w:t>
+            </w:r>
+          </w:p>
+        </w:tc>
+        <w:tc>
+          <w:tcPr>
+            <w:tcW w:w="3118" w:type="dxa"/>
+            <w:tcBorders>
+              <w:top w:val="single" w:sz="4" w:space="0" w:color="auto"/>
+              <w:left w:val="nil"/>
+              <w:bottom w:val="single" w:sz="4" w:space="0" w:color="auto"/>
+              <w:right w:val="single" w:sz="4" w:space="0" w:color="auto"/>
+            </w:tcBorders>
+            <w:shd w:val="clear" w:color="000000" w:fill="FEE2E2"/>
+            <w:vAlign w:val="center"/>
+            <w:hideMark/>
+          </w:tcPr>
+          <w:p>
+            <w:pPr>
+              <w:keepNext w:val="0"/>
+              <w:widowControl w:val="0"/>
+              <w:shd w:val="clear" w:color="auto" w:fill="FFFFFF" w:themeFill="background1"/>
+              <w:spacing w:after="0"/>
+              <w:jc w:val="center"/>
+              <w:rPr>
+                <w:b/>
+                <w:bCs/>
+                <w:color w:val="991B1B"/>
+              </w:rPr>
+            </w:pPr>
+            <w:r>
+              <w:rPr>
+                <w:b/>
+                <w:bCs/>
+                <w:color w:val="991B1B"/>
+              </w:rPr>
+              <w:t>Descripción</w:t>
+            </w:r>
+          </w:p>
+        </w:tc>
+      </w:tr>
+      <w:tr>
+        <w:trPr>
+          <w:trHeight w:val="465"/>
+        </w:trPr>
+        <w:tc>
+          <w:tcPr>
+            <w:tcW w:w="1701" w:type="dxa"/>
+            <w:tcBorders>
+              <w:top w:val="nil"/>
+              <w:left w:val="single" w:sz="4" w:space="0" w:color="auto"/>
+              <w:bottom w:val="single" w:sz="4" w:space="0" w:color="auto"/>
+              <w:right w:val="single" w:sz="4" w:space="0" w:color="auto"/>
+            </w:tcBorders>
+            <w:shd w:val="clear" w:color="000000" w:fill="FFFFFF"/>
+            <w:vAlign w:val="center"/>
+            <w:hideMark/>
+          </w:tcPr>
+          <w:p>
+            <w:pPr>
+              <w:keepNext w:val="0"/>
+              <w:suppressAutoHyphens w:val="0"/>
+              <w:spacing w:after="0" w:line="240" w:lineRule="auto"/>
+              <w:rPr>
+                <w:rFonts w:ascii="Segoe UI" w:hAnsi="Segoe UI" w:cs="Segoe UI"/>
+                <w:b/>
+                <w:bCs/>
+                <w:color w:val="000000"/>
+                <w:sz w:val="19"/>
+                <w:szCs w:val="19"/>
+              </w:rPr>
+            </w:pPr>
+            <w:proofErr w:type="spellStart"/>
+            <w:r>
+              <w:rPr>
+                <w:rFonts w:ascii="Segoe UI" w:hAnsi="Segoe UI" w:cs="Segoe UI"/>
+                <w:b/>
+                <w:bCs/>
+                <w:color w:val="000000"/>
+                <w:sz w:val="19"/>
+                <w:szCs w:val="19"/>
+              </w:rPr>
+              <w:t>id_feedback</w:t>
+            </w:r>
+            <w:proofErr w:type="spellEnd"/>
+          </w:p>
+        </w:tc>
+        <w:tc>
+          <w:tcPr>
+            <w:tcW w:w="1559" w:type="dxa"/>
+            <w:tcBorders>
+              <w:top w:val="nil"/>
+              <w:left w:val="nil"/>
+              <w:bottom w:val="single" w:sz="4" w:space="0" w:color="auto"/>
+              <w:right w:val="single" w:sz="4" w:space="0" w:color="auto"/>
+            </w:tcBorders>
+            <w:shd w:val="clear" w:color="000000" w:fill="FFFFFF"/>
+            <w:vAlign w:val="center"/>
+            <w:hideMark/>
+          </w:tcPr>
+          <w:p>
+            <w:pPr>
+              <w:keepNext w:val="0"/>
+              <w:suppressAutoHyphens w:val="0"/>
+              <w:spacing w:after="0" w:line="240" w:lineRule="auto"/>
+              <w:rPr>
+                <w:rFonts w:ascii="Segoe UI" w:hAnsi="Segoe UI" w:cs="Segoe UI"/>
+                <w:color w:val="000000"/>
+                <w:sz w:val="19"/>
+                <w:szCs w:val="19"/>
+              </w:rPr>
+            </w:pPr>
+            <w:r>
+              <w:rPr>
+                <w:rFonts w:ascii="Segoe UI" w:hAnsi="Segoe UI" w:cs="Segoe UI"/>
+                <w:color w:val="000000"/>
+                <w:sz w:val="19"/>
+                <w:szCs w:val="19"/>
+              </w:rPr>
+              <w:t>INT</w:t>
+            </w:r>
+          </w:p>
+        </w:tc>
+        <w:tc>
+          <w:tcPr>
+            <w:tcW w:w="2127" w:type="dxa"/>
+            <w:tcBorders>
+              <w:top w:val="nil"/>
+              <w:left w:val="nil"/>
+              <w:bottom w:val="single" w:sz="4" w:space="0" w:color="auto"/>
+              <w:right w:val="single" w:sz="4" w:space="0" w:color="auto"/>
+            </w:tcBorders>
+            <w:shd w:val="clear" w:color="000000" w:fill="FFFFFF"/>
+            <w:vAlign w:val="center"/>
+            <w:hideMark/>
+          </w:tcPr>
+          <w:p>
+            <w:pPr>
+              <w:keepNext w:val="0"/>
+              <w:suppressAutoHyphens w:val="0"/>
+              <w:spacing w:after="0" w:line="240" w:lineRule="auto"/>
+              <w:rPr>
+                <w:rFonts w:ascii="Segoe UI" w:hAnsi="Segoe UI" w:cs="Segoe UI"/>
+                <w:color w:val="000000"/>
+                <w:sz w:val="19"/>
+                <w:szCs w:val="19"/>
+              </w:rPr>
+            </w:pPr>
+            <w:r>
+              <w:rPr>
+                <w:rFonts w:ascii="Segoe UI" w:hAnsi="Segoe UI" w:cs="Segoe UI"/>
+                <w:color w:val="000000"/>
+                <w:sz w:val="19"/>
+                <w:szCs w:val="19"/>
+              </w:rPr>
+              <w:t>PRIMARY KEY, AUTO_INCREMENT</w:t>
+            </w:r>
+          </w:p>
+        </w:tc>
+        <w:tc>
+          <w:tcPr>
+            <w:tcW w:w="3118" w:type="dxa"/>
+            <w:tcBorders>
+              <w:top w:val="nil"/>
+              <w:left w:val="nil"/>
+              <w:bottom w:val="single" w:sz="4" w:space="0" w:color="auto"/>
+              <w:right w:val="single" w:sz="4" w:space="0" w:color="auto"/>
+            </w:tcBorders>
+            <w:shd w:val="clear" w:color="000000" w:fill="FFFFFF"/>
+            <w:vAlign w:val="center"/>
+            <w:hideMark/>
+          </w:tcPr>
+          <w:p>
+            <w:pPr>
+              <w:keepNext w:val="0"/>
+              <w:suppressAutoHyphens w:val="0"/>
+              <w:spacing w:after="0" w:line="240" w:lineRule="auto"/>
+              <w:rPr>
+                <w:rFonts w:ascii="Segoe UI" w:hAnsi="Segoe UI" w:cs="Segoe UI"/>
+                <w:color w:val="000000"/>
+                <w:sz w:val="19"/>
+                <w:szCs w:val="19"/>
+              </w:rPr>
+            </w:pPr>
+            <w:r>
+              <w:rPr>
+                <w:rFonts w:ascii="Segoe UI" w:hAnsi="Segoe UI" w:cs="Segoe UI"/>
+                <w:color w:val="000000"/>
+                <w:sz w:val="19"/>
+                <w:szCs w:val="19"/>
+              </w:rPr>
+              <w:t>Identificador del registro.</w:t>
+            </w:r>
+          </w:p>
+        </w:tc>
+      </w:tr>
+      <w:tr>
+        <w:trPr>
+          <w:trHeight w:val="465"/>
+        </w:trPr>
+        <w:tc>
+          <w:tcPr>
+            <w:tcW w:w="1701" w:type="dxa"/>
+            <w:tcBorders>
+              <w:top w:val="nil"/>
+              <w:left w:val="single" w:sz="4" w:space="0" w:color="auto"/>
+              <w:bottom w:val="single" w:sz="4" w:space="0" w:color="auto"/>
+              <w:right w:val="single" w:sz="4" w:space="0" w:color="auto"/>
+            </w:tcBorders>
+            <w:shd w:val="clear" w:color="000000" w:fill="FFFFFF"/>
+            <w:vAlign w:val="center"/>
+            <w:hideMark/>
+          </w:tcPr>
+          <w:p>
+            <w:pPr>
+              <w:keepNext w:val="0"/>
+              <w:suppressAutoHyphens w:val="0"/>
+              <w:spacing w:after="0" w:line="240" w:lineRule="auto"/>
+              <w:rPr>
+                <w:rFonts w:ascii="Segoe UI" w:hAnsi="Segoe UI" w:cs="Segoe UI"/>
+                <w:b/>
+                <w:bCs/>
+                <w:color w:val="000000"/>
+                <w:sz w:val="19"/>
+                <w:szCs w:val="19"/>
+              </w:rPr>
+            </w:pPr>
+            <w:proofErr w:type="spellStart"/>
+            <w:r>
+              <w:rPr>
+                <w:rFonts w:ascii="Segoe UI" w:hAnsi="Segoe UI" w:cs="Segoe UI"/>
+                <w:b/>
+                <w:bCs/>
+                <w:color w:val="000000"/>
+                <w:sz w:val="19"/>
+                <w:szCs w:val="19"/>
+              </w:rPr>
+              <w:t>id_usuario</w:t>
+            </w:r>
+            <w:proofErr w:type="spellEnd"/>
+          </w:p>
+        </w:tc>
+        <w:tc>
+          <w:tcPr>
+            <w:tcW w:w="1559" w:type="dxa"/>
+            <w:tcBorders>
+              <w:top w:val="nil"/>
+              <w:left w:val="nil"/>
+              <w:bottom w:val="single" w:sz="4" w:space="0" w:color="auto"/>
+              <w:right w:val="single" w:sz="4" w:space="0" w:color="auto"/>
+            </w:tcBorders>
+            <w:shd w:val="clear" w:color="000000" w:fill="FFFFFF"/>
+            <w:vAlign w:val="center"/>
+            <w:hideMark/>
+          </w:tcPr>
+          <w:p>
+            <w:pPr>
+              <w:keepNext w:val="0"/>
+              <w:suppressAutoHyphens w:val="0"/>
+              <w:spacing w:after="0" w:line="240" w:lineRule="auto"/>
+              <w:rPr>
+                <w:rFonts w:ascii="Segoe UI" w:hAnsi="Segoe UI" w:cs="Segoe UI"/>
+                <w:color w:val="000000"/>
+                <w:sz w:val="19"/>
+                <w:szCs w:val="19"/>
+              </w:rPr>
+            </w:pPr>
+            <w:r>
+              <w:rPr>
+                <w:rFonts w:ascii="Segoe UI" w:hAnsi="Segoe UI" w:cs="Segoe UI"/>
+                <w:color w:val="000000"/>
+                <w:sz w:val="19"/>
+                <w:szCs w:val="19"/>
+              </w:rPr>
+              <w:t>INT</w:t>
+            </w:r>
+          </w:p>
+        </w:tc>
+        <w:tc>
+          <w:tcPr>
+            <w:tcW w:w="2127" w:type="dxa"/>
+            <w:tcBorders>
+              <w:top w:val="nil"/>
+              <w:left w:val="nil"/>
+              <w:bottom w:val="single" w:sz="4" w:space="0" w:color="auto"/>
+              <w:right w:val="single" w:sz="4" w:space="0" w:color="auto"/>
+            </w:tcBorders>
+            <w:shd w:val="clear" w:color="000000" w:fill="FFFFFF"/>
+            <w:vAlign w:val="center"/>
+            <w:hideMark/>
+          </w:tcPr>
+          <w:p>
+            <w:pPr>
+              <w:keepNext w:val="0"/>
+              <w:suppressAutoHyphens w:val="0"/>
+              <w:spacing w:after="0" w:line="240" w:lineRule="auto"/>
+              <w:rPr>
+                <w:rFonts w:ascii="Segoe UI" w:hAnsi="Segoe UI" w:cs="Segoe UI"/>
+                <w:color w:val="000000"/>
+                <w:sz w:val="19"/>
+                <w:szCs w:val="19"/>
+              </w:rPr>
+            </w:pPr>
+            <w:r>
+              <w:rPr>
+                <w:rFonts w:ascii="Segoe UI" w:hAnsi="Segoe UI" w:cs="Segoe UI"/>
+                <w:color w:val="000000"/>
+                <w:sz w:val="19"/>
+                <w:szCs w:val="19"/>
+              </w:rPr>
+              <w:t>FOREIGN KEY</w:t>
+            </w:r>
+          </w:p>
+        </w:tc>
+        <w:tc>
+          <w:tcPr>
+            <w:tcW w:w="3118" w:type="dxa"/>
+            <w:tcBorders>
+              <w:top w:val="nil"/>
+              <w:left w:val="nil"/>
+              <w:bottom w:val="single" w:sz="4" w:space="0" w:color="auto"/>
+              <w:right w:val="single" w:sz="4" w:space="0" w:color="auto"/>
+            </w:tcBorders>
+            <w:shd w:val="clear" w:color="000000" w:fill="FFFFFF"/>
+            <w:vAlign w:val="center"/>
+            <w:hideMark/>
+          </w:tcPr>
+          <w:p>
+            <w:pPr>
+              <w:keepNext w:val="0"/>
+              <w:suppressAutoHyphens w:val="0"/>
+              <w:spacing w:after="0" w:line="240" w:lineRule="auto"/>
+              <w:rPr>
+                <w:rFonts w:ascii="Segoe UI" w:hAnsi="Segoe UI" w:cs="Segoe UI"/>
+                <w:color w:val="000000"/>
+                <w:sz w:val="19"/>
+                <w:szCs w:val="19"/>
+              </w:rPr>
+            </w:pPr>
+            <w:r>
+              <w:rPr>
+                <w:rFonts w:ascii="Segoe UI" w:hAnsi="Segoe UI" w:cs="Segoe UI"/>
+                <w:color w:val="000000"/>
+                <w:sz w:val="19"/>
+                <w:szCs w:val="19"/>
+              </w:rPr>
+              <w:t>Atleta que registra el entreno.</w:t>
+            </w:r>
+          </w:p>
+        </w:tc>
+      </w:tr>
+      <w:tr>
+        <w:trPr>
+          <w:trHeight w:val="465"/>
+        </w:trPr>
+        <w:tc>
+          <w:tcPr>
+            <w:tcW w:w="1701" w:type="dxa"/>
+            <w:tcBorders>
+              <w:top w:val="nil"/>
+              <w:left w:val="single" w:sz="4" w:space="0" w:color="auto"/>
+              <w:bottom w:val="single" w:sz="4" w:space="0" w:color="auto"/>
+              <w:right w:val="single" w:sz="4" w:space="0" w:color="auto"/>
+            </w:tcBorders>
+            <w:shd w:val="clear" w:color="000000" w:fill="FFFFFF"/>
+            <w:vAlign w:val="center"/>
+            <w:hideMark/>
+          </w:tcPr>
+          <w:p>
+            <w:pPr>
+              <w:keepNext w:val="0"/>
+              <w:suppressAutoHyphens w:val="0"/>
+              <w:spacing w:after="0" w:line="240" w:lineRule="auto"/>
+              <w:rPr>
+                <w:rFonts w:ascii="Segoe UI" w:hAnsi="Segoe UI" w:cs="Segoe UI"/>
+                <w:b/>
+                <w:bCs/>
+                <w:color w:val="000000"/>
+                <w:sz w:val="19"/>
+                <w:szCs w:val="19"/>
+              </w:rPr>
+            </w:pPr>
+            <w:r>
+              <w:rPr>
+                <w:rFonts w:ascii="Segoe UI" w:hAnsi="Segoe UI" w:cs="Segoe UI"/>
+                <w:b/>
+                <w:bCs/>
+                <w:color w:val="000000"/>
+                <w:sz w:val="19"/>
+                <w:szCs w:val="19"/>
+              </w:rPr>
+              <w:t>fecha</w:t>
+            </w:r>
+          </w:p>
+        </w:tc>
+        <w:tc>
+          <w:tcPr>
+            <w:tcW w:w="1559" w:type="dxa"/>
+            <w:tcBorders>
+              <w:top w:val="nil"/>
+              <w:left w:val="nil"/>
+              <w:bottom w:val="single" w:sz="4" w:space="0" w:color="auto"/>
+              <w:right w:val="single" w:sz="4" w:space="0" w:color="auto"/>
+            </w:tcBorders>
+            <w:shd w:val="clear" w:color="000000" w:fill="FFFFFF"/>
+            <w:vAlign w:val="center"/>
+            <w:hideMark/>
+          </w:tcPr>
+          <w:p>
+            <w:pPr>
+              <w:keepNext w:val="0"/>
+              <w:suppressAutoHyphens w:val="0"/>
+              <w:spacing w:after="0" w:line="240" w:lineRule="auto"/>
+              <w:rPr>
+                <w:rFonts w:ascii="Segoe UI" w:hAnsi="Segoe UI" w:cs="Segoe UI"/>
+                <w:color w:val="000000"/>
+                <w:sz w:val="19"/>
+                <w:szCs w:val="19"/>
+              </w:rPr>
+            </w:pPr>
+            <w:r>
+              <w:rPr>
+                <w:rFonts w:ascii="Segoe UI" w:hAnsi="Segoe UI" w:cs="Segoe UI"/>
+                <w:color w:val="000000"/>
+                <w:sz w:val="19"/>
+                <w:szCs w:val="19"/>
+              </w:rPr>
+              <w:t>DATE</w:t>
+            </w:r>
+          </w:p>
+        </w:tc>
+        <w:tc>
+          <w:tcPr>
+            <w:tcW w:w="2127" w:type="dxa"/>
+            <w:tcBorders>
+              <w:top w:val="nil"/>
+              <w:left w:val="nil"/>
+              <w:bottom w:val="single" w:sz="4" w:space="0" w:color="auto"/>
+              <w:right w:val="single" w:sz="4" w:space="0" w:color="auto"/>
+            </w:tcBorders>
+            <w:shd w:val="clear" w:color="000000" w:fill="FFFFFF"/>
+            <w:vAlign w:val="center"/>
+            <w:hideMark/>
+          </w:tcPr>
+          <w:p>
+            <w:pPr>
+              <w:keepNext w:val="0"/>
+              <w:suppressAutoHyphens w:val="0"/>
+              <w:spacing w:after="0" w:line="240" w:lineRule="auto"/>
+              <w:rPr>
+                <w:rFonts w:ascii="Segoe UI" w:hAnsi="Segoe UI" w:cs="Segoe UI"/>
+                <w:color w:val="000000"/>
+                <w:sz w:val="19"/>
+                <w:szCs w:val="19"/>
+              </w:rPr>
+            </w:pPr>
+            <w:r>
+              <w:rPr>
+                <w:rFonts w:ascii="Segoe UI" w:hAnsi="Segoe UI" w:cs="Segoe UI"/>
+                <w:color w:val="000000"/>
+                <w:sz w:val="19"/>
+                <w:szCs w:val="19"/>
+              </w:rPr>
+              <w:t>NOT NULL</w:t>
+            </w:r>
+          </w:p>
+        </w:tc>
+        <w:tc>
+          <w:tcPr>
+            <w:tcW w:w="3118" w:type="dxa"/>
+            <w:tcBorders>
+              <w:top w:val="nil"/>
+              <w:left w:val="nil"/>
+              <w:bottom w:val="single" w:sz="4" w:space="0" w:color="auto"/>
+              <w:right w:val="single" w:sz="4" w:space="0" w:color="auto"/>
+            </w:tcBorders>
+            <w:shd w:val="clear" w:color="000000" w:fill="FFFFFF"/>
+            <w:vAlign w:val="center"/>
+            <w:hideMark/>
+          </w:tcPr>
+          <w:p>
+            <w:pPr>
+              <w:keepNext w:val="0"/>
+              <w:suppressAutoHyphens w:val="0"/>
+              <w:spacing w:after="0" w:line="240" w:lineRule="auto"/>
+              <w:rPr>
+                <w:rFonts w:ascii="Segoe UI" w:hAnsi="Segoe UI" w:cs="Segoe UI"/>
+                <w:color w:val="000000"/>
+                <w:sz w:val="19"/>
+                <w:szCs w:val="19"/>
+              </w:rPr>
+            </w:pPr>
+            <w:r>
+              <w:rPr>
+                <w:rFonts w:ascii="Segoe UI" w:hAnsi="Segoe UI" w:cs="Segoe UI"/>
+                <w:color w:val="000000"/>
+                <w:sz w:val="19"/>
+                <w:szCs w:val="19"/>
+              </w:rPr>
+              <w:t>Día de la sesión de entrenamiento.</w:t>
+            </w:r>
+          </w:p>
+        </w:tc>
+      </w:tr>
+      <w:tr>
+        <w:trPr>
+          <w:trHeight w:val="465"/>
+        </w:trPr>
+        <w:tc>
+          <w:tcPr>
+            <w:tcW w:w="1701" w:type="dxa"/>
+            <w:tcBorders>
+              <w:top w:val="nil"/>
+              <w:left w:val="single" w:sz="4" w:space="0" w:color="auto"/>
+              <w:bottom w:val="single" w:sz="4" w:space="0" w:color="auto"/>
+              <w:right w:val="single" w:sz="4" w:space="0" w:color="auto"/>
+            </w:tcBorders>
+            <w:shd w:val="clear" w:color="000000" w:fill="FFFFFF"/>
+            <w:vAlign w:val="center"/>
+            <w:hideMark/>
+          </w:tcPr>
+          <w:p>
+            <w:pPr>
+              <w:keepNext w:val="0"/>
+              <w:suppressAutoHyphens w:val="0"/>
+              <w:spacing w:after="0" w:line="240" w:lineRule="auto"/>
+              <w:rPr>
+                <w:rFonts w:ascii="Segoe UI" w:hAnsi="Segoe UI" w:cs="Segoe UI"/>
+                <w:b/>
+                <w:bCs/>
+                <w:color w:val="000000"/>
+                <w:sz w:val="19"/>
+                <w:szCs w:val="19"/>
+              </w:rPr>
+            </w:pPr>
+            <w:r>
+              <w:rPr>
+                <w:rFonts w:ascii="Segoe UI" w:hAnsi="Segoe UI" w:cs="Segoe UI"/>
+                <w:b/>
+                <w:bCs/>
+                <w:color w:val="000000"/>
+                <w:sz w:val="19"/>
+                <w:szCs w:val="19"/>
+              </w:rPr>
+              <w:t>prueba</w:t>
+            </w:r>
+          </w:p>
+        </w:tc>
+        <w:tc>
+          <w:tcPr>
+            <w:tcW w:w="1559" w:type="dxa"/>
+            <w:tcBorders>
+              <w:top w:val="nil"/>
+              <w:left w:val="nil"/>
+              <w:bottom w:val="single" w:sz="4" w:space="0" w:color="auto"/>
+              <w:right w:val="single" w:sz="4" w:space="0" w:color="auto"/>
+            </w:tcBorders>
+            <w:shd w:val="clear" w:color="000000" w:fill="FFFFFF"/>
+            <w:vAlign w:val="center"/>
+            <w:hideMark/>
+          </w:tcPr>
+          <w:p>
+            <w:pPr>
+              <w:keepNext w:val="0"/>
+              <w:suppressAutoHyphens w:val="0"/>
+              <w:spacing w:after="0" w:line="240" w:lineRule="auto"/>
+              <w:rPr>
+                <w:rFonts w:ascii="Segoe UI" w:hAnsi="Segoe UI" w:cs="Segoe UI"/>
+                <w:color w:val="000000"/>
+                <w:sz w:val="19"/>
+                <w:szCs w:val="19"/>
+              </w:rPr>
+            </w:pPr>
+            <w:proofErr w:type="gramStart"/>
+            <w:r>
+              <w:rPr>
+                <w:rFonts w:ascii="Segoe UI" w:hAnsi="Segoe UI" w:cs="Segoe UI"/>
+                <w:color w:val="000000"/>
+                <w:sz w:val="19"/>
+                <w:szCs w:val="19"/>
+              </w:rPr>
+              <w:t>VARCHAR(</w:t>
+            </w:r>
+            <w:proofErr w:type="gramEnd"/>
+            <w:r>
+              <w:rPr>
+                <w:rFonts w:ascii="Segoe UI" w:hAnsi="Segoe UI" w:cs="Segoe UI"/>
+                <w:color w:val="000000"/>
+                <w:sz w:val="19"/>
+                <w:szCs w:val="19"/>
+              </w:rPr>
+              <w:t>50)</w:t>
+            </w:r>
+          </w:p>
+        </w:tc>
+        <w:tc>
+          <w:tcPr>
+            <w:tcW w:w="2127" w:type="dxa"/>
+            <w:tcBorders>
+              <w:top w:val="nil"/>
+              <w:left w:val="nil"/>
+              <w:bottom w:val="single" w:sz="4" w:space="0" w:color="auto"/>
+              <w:right w:val="single" w:sz="4" w:space="0" w:color="auto"/>
+            </w:tcBorders>
+            <w:shd w:val="clear" w:color="000000" w:fill="FFFFFF"/>
+            <w:vAlign w:val="center"/>
+            <w:hideMark/>
+          </w:tcPr>
+          <w:p>
+            <w:pPr>
+              <w:keepNext w:val="0"/>
+              <w:suppressAutoHyphens w:val="0"/>
+              <w:spacing w:after="0" w:line="240" w:lineRule="auto"/>
+              <w:rPr>
+                <w:rFonts w:ascii="Segoe UI" w:hAnsi="Segoe UI" w:cs="Segoe UI"/>
+                <w:color w:val="000000"/>
+                <w:sz w:val="19"/>
+                <w:szCs w:val="19"/>
+              </w:rPr>
+            </w:pPr>
+            <w:r>
+              <w:rPr>
+                <w:rFonts w:ascii="Segoe UI" w:hAnsi="Segoe UI" w:cs="Segoe UI"/>
+                <w:color w:val="000000"/>
+                <w:sz w:val="19"/>
+                <w:szCs w:val="19"/>
+              </w:rPr>
+              <w:t>NOT NULL</w:t>
+            </w:r>
+          </w:p>
+        </w:tc>
+        <w:tc>
+          <w:tcPr>
+            <w:tcW w:w="3118" w:type="dxa"/>
+            <w:tcBorders>
+              <w:top w:val="nil"/>
+              <w:left w:val="nil"/>
+              <w:bottom w:val="single" w:sz="4" w:space="0" w:color="auto"/>
+              <w:right w:val="single" w:sz="4" w:space="0" w:color="auto"/>
+            </w:tcBorders>
+            <w:shd w:val="clear" w:color="000000" w:fill="FFFFFF"/>
+            <w:vAlign w:val="center"/>
+            <w:hideMark/>
+          </w:tcPr>
+          <w:p>
+            <w:pPr>
+              <w:keepNext w:val="0"/>
+              <w:suppressAutoHyphens w:val="0"/>
+              <w:spacing w:after="0" w:line="240" w:lineRule="auto"/>
+              <w:rPr>
+                <w:rFonts w:ascii="Segoe UI" w:hAnsi="Segoe UI" w:cs="Segoe UI"/>
+                <w:color w:val="000000"/>
+                <w:sz w:val="19"/>
+                <w:szCs w:val="19"/>
+              </w:rPr>
+            </w:pPr>
+            <w:r>
+              <w:rPr>
+                <w:rFonts w:ascii="Segoe UI" w:hAnsi="Segoe UI" w:cs="Segoe UI"/>
+                <w:color w:val="000000"/>
+                <w:sz w:val="19"/>
+                <w:szCs w:val="19"/>
+              </w:rPr>
+              <w:t>Especialidad (ej. 100m lisos, Salto longitud).</w:t>
+            </w:r>
+          </w:p>
+        </w:tc>
+      </w:tr>
+      <w:tr>
+        <w:trPr>
+          <w:trHeight w:val="465"/>
+        </w:trPr>
+        <w:tc>
+          <w:tcPr>
+            <w:tcW w:w="1701" w:type="dxa"/>
+            <w:tcBorders>
+              <w:top w:val="nil"/>
+              <w:left w:val="single" w:sz="4" w:space="0" w:color="auto"/>
+              <w:bottom w:val="single" w:sz="4" w:space="0" w:color="auto"/>
+              <w:right w:val="single" w:sz="4" w:space="0" w:color="auto"/>
+            </w:tcBorders>
+            <w:shd w:val="clear" w:color="000000" w:fill="FFFFFF"/>
+            <w:vAlign w:val="center"/>
+            <w:hideMark/>
+          </w:tcPr>
+          <w:p>
+            <w:pPr>
+              <w:keepNext w:val="0"/>
+              <w:suppressAutoHyphens w:val="0"/>
+              <w:spacing w:after="0" w:line="240" w:lineRule="auto"/>
+              <w:rPr>
+                <w:rFonts w:ascii="Segoe UI" w:hAnsi="Segoe UI" w:cs="Segoe UI"/>
+                <w:b/>
+                <w:bCs/>
+                <w:color w:val="000000"/>
+                <w:sz w:val="19"/>
+                <w:szCs w:val="19"/>
+              </w:rPr>
+            </w:pPr>
+            <w:r>
+              <w:rPr>
+                <w:rFonts w:ascii="Segoe UI" w:hAnsi="Segoe UI" w:cs="Segoe UI"/>
+                <w:b/>
+                <w:bCs/>
+                <w:color w:val="000000"/>
+                <w:sz w:val="19"/>
+                <w:szCs w:val="19"/>
+              </w:rPr>
+              <w:t>sensaciones</w:t>
+            </w:r>
+          </w:p>
+        </w:tc>
+        <w:tc>
+          <w:tcPr>
+            <w:tcW w:w="1559" w:type="dxa"/>
+            <w:tcBorders>
+              <w:top w:val="nil"/>
+              <w:left w:val="nil"/>
+              <w:bottom w:val="single" w:sz="4" w:space="0" w:color="auto"/>
+              <w:right w:val="single" w:sz="4" w:space="0" w:color="auto"/>
+            </w:tcBorders>
+            <w:shd w:val="clear" w:color="000000" w:fill="FFFFFF"/>
+            <w:vAlign w:val="center"/>
+            <w:hideMark/>
+          </w:tcPr>
+          <w:p>
+            <w:pPr>
+              <w:keepNext w:val="0"/>
+              <w:suppressAutoHyphens w:val="0"/>
+              <w:spacing w:after="0" w:line="240" w:lineRule="auto"/>
+              <w:rPr>
+                <w:rFonts w:ascii="Segoe UI" w:hAnsi="Segoe UI" w:cs="Segoe UI"/>
+                <w:color w:val="000000"/>
+                <w:sz w:val="19"/>
+                <w:szCs w:val="19"/>
+              </w:rPr>
+            </w:pPr>
+            <w:r>
+              <w:rPr>
+                <w:rFonts w:ascii="Segoe UI" w:hAnsi="Segoe UI" w:cs="Segoe UI"/>
+                <w:color w:val="000000"/>
+                <w:sz w:val="19"/>
+                <w:szCs w:val="19"/>
+              </w:rPr>
+              <w:t>TEXT</w:t>
+            </w:r>
+          </w:p>
+        </w:tc>
+        <w:tc>
+          <w:tcPr>
+            <w:tcW w:w="2127" w:type="dxa"/>
+            <w:tcBorders>
+              <w:top w:val="nil"/>
+              <w:left w:val="nil"/>
+              <w:bottom w:val="single" w:sz="4" w:space="0" w:color="auto"/>
+              <w:right w:val="single" w:sz="4" w:space="0" w:color="auto"/>
+            </w:tcBorders>
+            <w:shd w:val="clear" w:color="000000" w:fill="FFFFFF"/>
+            <w:vAlign w:val="center"/>
+            <w:hideMark/>
+          </w:tcPr>
+          <w:p>
+            <w:pPr>
+              <w:keepNext w:val="0"/>
+              <w:suppressAutoHyphens w:val="0"/>
+              <w:spacing w:after="0" w:line="240" w:lineRule="auto"/>
+              <w:rPr>
+                <w:rFonts w:ascii="Segoe UI" w:hAnsi="Segoe UI" w:cs="Segoe UI"/>
+                <w:color w:val="000000"/>
+                <w:sz w:val="19"/>
+                <w:szCs w:val="19"/>
+              </w:rPr>
+            </w:pPr>
+            <w:r>
+              <w:rPr>
+                <w:rFonts w:ascii="Segoe UI" w:hAnsi="Segoe UI" w:cs="Segoe UI"/>
+                <w:color w:val="000000"/>
+                <w:sz w:val="19"/>
+                <w:szCs w:val="19"/>
+              </w:rPr>
+              <w:t>NULL</w:t>
+            </w:r>
+          </w:p>
+        </w:tc>
+        <w:tc>
+          <w:tcPr>
+            <w:tcW w:w="3118" w:type="dxa"/>
+            <w:tcBorders>
+              <w:top w:val="nil"/>
+              <w:left w:val="nil"/>
+              <w:bottom w:val="single" w:sz="4" w:space="0" w:color="auto"/>
+              <w:right w:val="single" w:sz="4" w:space="0" w:color="auto"/>
+            </w:tcBorders>
+            <w:shd w:val="clear" w:color="000000" w:fill="FFFFFF"/>
+            <w:vAlign w:val="center"/>
+            <w:hideMark/>
+          </w:tcPr>
+          <w:p>
+            <w:pPr>
+              <w:keepNext w:val="0"/>
+              <w:suppressAutoHyphens w:val="0"/>
+              <w:spacing w:after="0" w:line="240" w:lineRule="auto"/>
+              <w:rPr>
+                <w:rFonts w:ascii="Segoe UI" w:hAnsi="Segoe UI" w:cs="Segoe UI"/>
+                <w:color w:val="000000"/>
+                <w:sz w:val="19"/>
+                <w:szCs w:val="19"/>
+              </w:rPr>
+            </w:pPr>
+            <w:r>
+              <w:rPr>
+                <w:rFonts w:ascii="Segoe UI" w:hAnsi="Segoe UI" w:cs="Segoe UI"/>
+                <w:color w:val="000000"/>
+                <w:sz w:val="19"/>
+                <w:szCs w:val="19"/>
+              </w:rPr>
+              <w:t>Comentarios del atleta sobre su rendimiento.</w:t>
+            </w:r>
+          </w:p>
+        </w:tc>
+      </w:tr>
+    </w:tbl>
+    <w:p>
+      <w:pPr>
+        <w:keepNext w:val="0"/>
+        <w:widowControl w:val="0"/>
         <w:shd w:val="clear" w:color="auto" w:fill="FFFFFF" w:themeFill="background1"/>
         <w:spacing w:after="48"/>
         <w:ind w:left="360"/>
         <w:jc w:val="both"/>
-      </w:pPr>
-      <w:r>
-        <w:rPr>
-          <w:rFonts w:ascii="Segoe UI" w:eastAsia="Segoe UI" w:hAnsi="Segoe UI" w:cs="Segoe UI"/>
-          <w:i/>
-          <w:iCs/>
+        <w:rPr>
+          <w:rFonts w:ascii="Segoe UI" w:eastAsia="Segoe UI" w:hAnsi="Segoe UI" w:cs="Segoe UI"/>
           <w:color w:val="212121"/>
           <w:sz w:val="24"/>
         </w:rPr>
-        <w:t>(Pendiente: Wireframes y colores).</w:t>
-      </w:r>
-    </w:p>
-    <w:p>
-      <w:pPr>
-        <w:pStyle w:val="Heading2"/>
-        <w:pBdr>
-          <w:bottom w:val="single" w:sz="7" w:space="0" w:color="374151"/>
-        </w:pBdr>
-        <w:shd w:val="clear" w:color="auto" w:fill="FFFFFF" w:themeFill="background1"/>
-        <w:spacing w:before="720" w:after="360"/>
-      </w:pPr>
-      <w:r>
-        <w:rPr>
-          <w:rFonts w:ascii="Segoe UI" w:eastAsia="Segoe UI" w:hAnsi="Segoe UI" w:cs="Segoe UI"/>
-          <w:b/>
-          <w:i w:val="0"/>
-          <w:iCs w:val="0"/>
-          <w:color w:val="1F2937"/>
-          <w:szCs w:val="48"/>
-        </w:rPr>
-        <w:t>4. Planificación y Metodología</w:t>
-      </w:r>
-    </w:p>
-    <w:p>
-      <w:pPr>
-        <w:pStyle w:val="Heading3"/>
-        <w:pBdr>
-          <w:bottom w:val="single" w:sz="7" w:space="0" w:color="D1D5DB"/>
-        </w:pBdr>
-        <w:spacing w:before="360" w:after="120"/>
-        <w:ind w:left="360"/>
-      </w:pPr>
-      <w:r>
-        <w:rPr>
-          <w:szCs w:val="24"/>
-        </w:rPr>
-        <w:t>4.1. Metodología de Trabajo</w:t>
-      </w:r>
-    </w:p>
-    <w:p>
-      <w:pPr>
+      </w:pPr>
+    </w:p>
+    <w:p>
+      <w:pPr>
+        <w:keepNext w:val="0"/>
+        <w:widowControl w:val="0"/>
         <w:shd w:val="clear" w:color="auto" w:fill="FFFFFF" w:themeFill="background1"/>
         <w:spacing w:after="48"/>
         <w:ind w:left="360"/>
         <w:jc w:val="both"/>
-      </w:pPr>
-      <w:r>
         <w:rPr>
           <w:rFonts w:ascii="Segoe UI" w:eastAsia="Segoe UI" w:hAnsi="Segoe UI" w:cs="Segoe UI"/>
           <w:color w:val="212121"/>
           <w:sz w:val="24"/>
         </w:rPr>
-        <w:t xml:space="preserve">Para la ejecución de la plataforma Ianuarius, se ha optado por una </w:t>
-      </w:r>
-      <w:r>
-        <w:rPr>
-          <w:rFonts w:ascii="Segoe UI" w:eastAsia="Segoe UI" w:hAnsi="Segoe UI" w:cs="Segoe UI"/>
-          <w:b/>
-          <w:bCs/>
-          <w:color w:val="111827"/>
-          <w:sz w:val="24"/>
-        </w:rPr>
-        <w:t>Metodología Ágil basada en un modelo Scrum adaptado</w:t>
-      </w:r>
-      <w:r>
-        <w:rPr>
-          <w:rFonts w:ascii="Segoe UI" w:eastAsia="Segoe UI" w:hAnsi="Segoe UI" w:cs="Segoe UI"/>
-          <w:color w:val="212121"/>
-          <w:sz w:val="24"/>
-        </w:rPr>
-        <w:t xml:space="preserve"> a un único desarrollador.</w:t>
-      </w:r>
-    </w:p>
-    <w:p>
-      <w:pPr>
-        <w:pStyle w:val="Heading4"/>
-        <w:shd w:val="clear" w:color="auto" w:fill="FFFFFF" w:themeFill="background1"/>
-        <w:spacing w:before="360" w:after="120"/>
-        <w:ind w:left="720"/>
-      </w:pPr>
-      <w:r>
-        <w:rPr>
-          <w:rFonts w:ascii="Segoe UI" w:eastAsia="Segoe UI" w:hAnsi="Segoe UI" w:cs="Segoe UI"/>
-          <w:b/>
-          <w:bCs/>
-          <w:i w:val="0"/>
-          <w:iCs w:val="0"/>
-          <w:color w:val="000000" w:themeColor="text1"/>
-          <w:sz w:val="24"/>
-        </w:rPr>
-        <w:t>4.1.1. Desarrollo iterativo e incremental:</w:t>
-      </w:r>
-    </w:p>
-    <w:p>
-      <w:pPr>
+      </w:pPr>
+    </w:p>
+    <w:p>
+      <w:pPr>
+        <w:keepNext w:val="0"/>
+        <w:widowControl w:val="0"/>
         <w:shd w:val="clear" w:color="auto" w:fill="FFFFFF" w:themeFill="background1"/>
         <w:spacing w:after="48"/>
-        <w:ind w:left="720"/>
+        <w:ind w:left="360"/>
         <w:jc w:val="both"/>
-      </w:pPr>
-      <w:r>
         <w:rPr>
           <w:rFonts w:ascii="Segoe UI" w:eastAsia="Segoe UI" w:hAnsi="Segoe UI" w:cs="Segoe UI"/>
           <w:color w:val="212121"/>
           <w:sz w:val="24"/>
         </w:rPr>
-        <w:t>Permite tener versiones funcionales desde las primeras semanas, añadiendo módulos de forma progresiva.</w:t>
-      </w:r>
-    </w:p>
-    <w:p>
-      <w:pPr>
-        <w:pStyle w:val="Heading4"/>
-        <w:shd w:val="clear" w:color="auto" w:fill="FFFFFF" w:themeFill="background1"/>
-        <w:spacing w:before="360" w:after="120"/>
-        <w:ind w:left="720"/>
-      </w:pPr>
-      <w:r>
-        <w:rPr>
-          <w:rFonts w:ascii="Segoe UI" w:eastAsia="Segoe UI" w:hAnsi="Segoe UI" w:cs="Segoe UI"/>
-          <w:b/>
-          <w:bCs/>
-          <w:i w:val="0"/>
-          <w:iCs w:val="0"/>
-          <w:color w:val="000000" w:themeColor="text1"/>
-          <w:sz w:val="24"/>
-        </w:rPr>
-        <w:t>4.1.2. Herramientas de gestión:</w:t>
-      </w:r>
-    </w:p>
-    <w:p>
-      <w:pPr>
+      </w:pPr>
+    </w:p>
+    <w:p>
+      <w:pPr>
+        <w:keepNext w:val="0"/>
+        <w:widowControl w:val="0"/>
         <w:shd w:val="clear" w:color="auto" w:fill="FFFFFF" w:themeFill="background1"/>
         <w:spacing w:after="48"/>
-        <w:ind w:left="720"/>
+        <w:ind w:left="360"/>
         <w:jc w:val="both"/>
-      </w:pPr>
-      <w:r>
         <w:rPr>
           <w:rFonts w:ascii="Segoe UI" w:eastAsia="Segoe UI" w:hAnsi="Segoe UI" w:cs="Segoe UI"/>
           <w:color w:val="212121"/>
           <w:sz w:val="24"/>
         </w:rPr>
-        <w:t>Se utilizará un tablero tipo Kanban (GitHub Projects) dividido en las columnas básicas: Backlog, In Progress, Testing y Done.</w:t>
-      </w:r>
-    </w:p>
-    <w:p>
-      <w:pPr>
-        <w:pStyle w:val="SubHeading3"/>
-        <w:rPr>
-          <w:rFonts w:eastAsia="Segoe UI"/>
-        </w:rPr>
-      </w:pPr>
-    </w:p>
-    <w:p>
-      <w:pPr>
-        <w:pStyle w:val="SubHeading3"/>
-        <w:rPr>
-          <w:rFonts w:eastAsia="Segoe UI"/>
-        </w:rPr>
-      </w:pPr>
-    </w:p>
-    <w:p>
-      <w:pPr>
-        <w:pStyle w:val="SubHeading3"/>
-        <w:rPr>
-          <w:rFonts w:eastAsia="Segoe UI"/>
-        </w:rPr>
-      </w:pPr>
-    </w:p>
-    <w:p>
-      <w:pPr>
-        <w:pStyle w:val="SubHeading3"/>
-        <w:rPr>
-          <w:rFonts w:eastAsia="Segoe UI"/>
-        </w:rPr>
-      </w:pPr>
-    </w:p>
-    <w:p>
-      <w:pPr>
-        <w:pStyle w:val="SubHeading3"/>
-        <w:rPr>
-          <w:rFonts w:eastAsia="Segoe UI"/>
-        </w:rPr>
-      </w:pPr>
-    </w:p>
-    <w:p>
-      <w:pPr>
-        <w:pStyle w:val="SubHeading3"/>
-        <w:rPr>
-          <w:rFonts w:eastAsia="Segoe UI"/>
+      </w:pPr>
+    </w:p>
+    <w:p>
+      <w:pPr>
+        <w:keepNext w:val="0"/>
+        <w:widowControl w:val="0"/>
+        <w:shd w:val="clear" w:color="auto" w:fill="FFFFFF" w:themeFill="background1"/>
+        <w:spacing w:after="48"/>
+        <w:ind w:left="360"/>
+        <w:jc w:val="both"/>
+        <w:rPr>
+          <w:rFonts w:ascii="Segoe UI" w:eastAsia="Segoe UI" w:hAnsi="Segoe UI" w:cs="Segoe UI"/>
+          <w:color w:val="212121"/>
+          <w:sz w:val="24"/>
+        </w:rPr>
+      </w:pPr>
+    </w:p>
+    <w:p>
+      <w:pPr>
+        <w:keepNext w:val="0"/>
+        <w:widowControl w:val="0"/>
+        <w:shd w:val="clear" w:color="auto" w:fill="FFFFFF" w:themeFill="background1"/>
+        <w:spacing w:after="48"/>
+        <w:ind w:left="360"/>
+        <w:jc w:val="both"/>
+        <w:rPr>
+          <w:rFonts w:ascii="Segoe UI" w:eastAsia="Segoe UI" w:hAnsi="Segoe UI" w:cs="Segoe UI"/>
+          <w:color w:val="212121"/>
+          <w:sz w:val="24"/>
+        </w:rPr>
+      </w:pPr>
+    </w:p>
+    <w:p>
+      <w:pPr>
+        <w:keepNext w:val="0"/>
+        <w:widowControl w:val="0"/>
+        <w:shd w:val="clear" w:color="auto" w:fill="FFFFFF" w:themeFill="background1"/>
+        <w:spacing w:after="48"/>
+        <w:ind w:left="360"/>
+        <w:jc w:val="both"/>
+        <w:rPr>
+          <w:rFonts w:ascii="Segoe UI" w:eastAsia="Segoe UI" w:hAnsi="Segoe UI" w:cs="Segoe UI"/>
+          <w:color w:val="212121"/>
+          <w:sz w:val="24"/>
+        </w:rPr>
+      </w:pPr>
+    </w:p>
+    <w:p>
+      <w:pPr>
+        <w:keepNext w:val="0"/>
+        <w:widowControl w:val="0"/>
+        <w:shd w:val="clear" w:color="auto" w:fill="FFFFFF" w:themeFill="background1"/>
+        <w:spacing w:after="48"/>
+        <w:ind w:left="360"/>
+        <w:jc w:val="both"/>
+        <w:rPr>
+          <w:rFonts w:ascii="Segoe UI" w:eastAsia="Segoe UI" w:hAnsi="Segoe UI" w:cs="Segoe UI"/>
+          <w:color w:val="212121"/>
+          <w:sz w:val="24"/>
+        </w:rPr>
+      </w:pPr>
+    </w:p>
+    <w:p>
+      <w:pPr>
+        <w:keepNext w:val="0"/>
+        <w:widowControl w:val="0"/>
+        <w:shd w:val="clear" w:color="auto" w:fill="FFFFFF" w:themeFill="background1"/>
+        <w:spacing w:after="48"/>
+        <w:ind w:left="360"/>
+        <w:jc w:val="both"/>
+        <w:rPr>
+          <w:rFonts w:ascii="Segoe UI" w:eastAsia="Segoe UI" w:hAnsi="Segoe UI" w:cs="Segoe UI"/>
+          <w:color w:val="212121"/>
+          <w:sz w:val="24"/>
+        </w:rPr>
+      </w:pPr>
+    </w:p>
+    <w:p>
+      <w:pPr>
+        <w:keepNext w:val="0"/>
+        <w:widowControl w:val="0"/>
+        <w:shd w:val="clear" w:color="auto" w:fill="FFFFFF" w:themeFill="background1"/>
+        <w:spacing w:after="48"/>
+        <w:ind w:left="360"/>
+        <w:jc w:val="both"/>
+        <w:rPr>
+          <w:rFonts w:ascii="Segoe UI" w:eastAsia="Segoe UI" w:hAnsi="Segoe UI" w:cs="Segoe UI"/>
+          <w:color w:val="212121"/>
+          <w:sz w:val="24"/>
+        </w:rPr>
+      </w:pPr>
+    </w:p>
+    <w:p>
+      <w:pPr>
+        <w:keepNext w:val="0"/>
+        <w:widowControl w:val="0"/>
+        <w:shd w:val="clear" w:color="auto" w:fill="FFFFFF" w:themeFill="background1"/>
+        <w:spacing w:after="48"/>
+        <w:ind w:left="360"/>
+        <w:jc w:val="both"/>
+        <w:rPr>
+          <w:rFonts w:ascii="Segoe UI" w:eastAsia="Segoe UI" w:hAnsi="Segoe UI" w:cs="Segoe UI"/>
+          <w:color w:val="212121"/>
+          <w:sz w:val="24"/>
+        </w:rPr>
+      </w:pPr>
+    </w:p>
+    <w:p>
+      <w:pPr>
+        <w:keepNext w:val="0"/>
+        <w:widowControl w:val="0"/>
+        <w:shd w:val="clear" w:color="auto" w:fill="FFFFFF" w:themeFill="background1"/>
+        <w:spacing w:after="48"/>
+        <w:ind w:left="360"/>
+        <w:jc w:val="both"/>
+        <w:rPr>
+          <w:rFonts w:ascii="Segoe UI" w:eastAsia="Segoe UI" w:hAnsi="Segoe UI" w:cs="Segoe UI"/>
+          <w:color w:val="212121"/>
+          <w:sz w:val="24"/>
+        </w:rPr>
+      </w:pPr>
+    </w:p>
+    <w:p>
+      <w:pPr>
+        <w:keepNext w:val="0"/>
+        <w:widowControl w:val="0"/>
+        <w:shd w:val="clear" w:color="auto" w:fill="FFFFFF" w:themeFill="background1"/>
+        <w:spacing w:after="48"/>
+        <w:ind w:left="360"/>
+        <w:jc w:val="both"/>
+        <w:rPr>
+          <w:rFonts w:ascii="Segoe UI" w:eastAsia="Segoe UI" w:hAnsi="Segoe UI" w:cs="Segoe UI"/>
+          <w:color w:val="212121"/>
+          <w:sz w:val="24"/>
+        </w:rPr>
+      </w:pPr>
+    </w:p>
+    <w:p>
+      <w:pPr>
+        <w:keepNext w:val="0"/>
+        <w:widowControl w:val="0"/>
+        <w:shd w:val="clear" w:color="auto" w:fill="FFFFFF" w:themeFill="background1"/>
+        <w:spacing w:after="48"/>
+        <w:ind w:left="360"/>
+        <w:jc w:val="both"/>
+        <w:rPr>
+          <w:rFonts w:ascii="Segoe UI" w:eastAsia="Segoe UI" w:hAnsi="Segoe UI" w:cs="Segoe UI"/>
+          <w:color w:val="212121"/>
+          <w:sz w:val="24"/>
         </w:rPr>
       </w:pPr>
     </w:p>
@@ -13940,6 +17858,656 @@
           <w:szCs w:val="24"/>
         </w:rPr>
         <w:lastRenderedPageBreak/>
+        <w:t>3.4. Diseño de Interfaz (UI/UX)</w:t>
+      </w:r>
+    </w:p>
+    <w:p>
+      <w:pPr>
+        <w:pStyle w:val="Heading2"/>
+        <w:keepNext w:val="0"/>
+        <w:widowControl w:val="0"/>
+        <w:shd w:val="clear" w:color="auto" w:fill="FFFFFF" w:themeFill="background1"/>
+        <w:spacing w:before="0" w:after="48"/>
+        <w:ind w:left="357"/>
+        <w:rPr>
+          <w:rFonts w:ascii="Segoe UI" w:eastAsia="Segoe UI" w:hAnsi="Segoe UI" w:cs="Segoe UI"/>
+          <w:i w:val="0"/>
+          <w:iCs w:val="0"/>
+          <w:color w:val="212121"/>
+          <w:sz w:val="24"/>
+        </w:rPr>
+      </w:pPr>
+      <w:r>
+        <w:rPr>
+          <w:rFonts w:ascii="Segoe UI" w:eastAsia="Segoe UI" w:hAnsi="Segoe UI" w:cs="Segoe UI"/>
+          <w:i w:val="0"/>
+          <w:iCs w:val="0"/>
+          <w:color w:val="212121"/>
+          <w:sz w:val="24"/>
+        </w:rPr>
+        <w:t>El diseño de la interfaz se ha planteado bajo el paradigma </w:t>
+      </w:r>
+      <w:r>
+        <w:rPr>
+          <w:rFonts w:ascii="Segoe UI" w:eastAsia="Segoe UI" w:hAnsi="Segoe UI" w:cs="Segoe UI"/>
+          <w:b/>
+          <w:i w:val="0"/>
+          <w:iCs w:val="0"/>
+          <w:color w:val="212121"/>
+          <w:sz w:val="24"/>
+        </w:rPr>
+        <w:t>Mobile First</w:t>
+      </w:r>
+      <w:r>
+        <w:rPr>
+          <w:rFonts w:ascii="Segoe UI" w:eastAsia="Segoe UI" w:hAnsi="Segoe UI" w:cs="Segoe UI"/>
+          <w:i w:val="0"/>
+          <w:iCs w:val="0"/>
+          <w:color w:val="212121"/>
+          <w:sz w:val="24"/>
+        </w:rPr>
+        <w:t>, garantizando que la aplicación web sea plenamente funcional y accesible desde dispositivos móviles, dado que los atletas y entrenadores la utilizarán frecuentemente a pie de pista durante los entrenamientos.</w:t>
+      </w:r>
+    </w:p>
+    <w:p>
+      <w:pPr>
+        <w:pStyle w:val="Heading2"/>
+        <w:keepNext w:val="0"/>
+        <w:widowControl w:val="0"/>
+        <w:shd w:val="clear" w:color="auto" w:fill="FFFFFF" w:themeFill="background1"/>
+        <w:spacing w:before="0" w:after="48"/>
+        <w:ind w:left="709"/>
+        <w:rPr>
+          <w:rFonts w:ascii="Segoe UI" w:eastAsia="Segoe UI" w:hAnsi="Segoe UI" w:cs="Segoe UI"/>
+          <w:b/>
+          <w:i w:val="0"/>
+          <w:iCs w:val="0"/>
+          <w:color w:val="212121"/>
+          <w:sz w:val="24"/>
+        </w:rPr>
+      </w:pPr>
+      <w:r>
+        <w:rPr>
+          <w:rFonts w:ascii="Segoe UI" w:eastAsia="Segoe UI" w:hAnsi="Segoe UI" w:cs="Segoe UI"/>
+          <w:b/>
+          <w:i w:val="0"/>
+          <w:iCs w:val="0"/>
+          <w:color w:val="212121"/>
+          <w:sz w:val="24"/>
+        </w:rPr>
+        <w:t xml:space="preserve">3.4.1. </w:t>
+      </w:r>
+      <w:r>
+        <w:rPr>
+          <w:rFonts w:ascii="Segoe UI" w:eastAsia="Segoe UI" w:hAnsi="Segoe UI" w:cs="Segoe UI"/>
+          <w:b/>
+          <w:i w:val="0"/>
+          <w:iCs w:val="0"/>
+          <w:color w:val="212121"/>
+          <w:sz w:val="24"/>
+        </w:rPr>
+        <w:t>Paleta de Colores</w:t>
+      </w:r>
+    </w:p>
+    <w:p>
+      <w:pPr>
+        <w:pStyle w:val="Heading2"/>
+        <w:keepNext w:val="0"/>
+        <w:widowControl w:val="0"/>
+        <w:shd w:val="clear" w:color="auto" w:fill="FFFFFF" w:themeFill="background1"/>
+        <w:spacing w:before="0" w:after="48"/>
+        <w:ind w:left="708"/>
+        <w:rPr>
+          <w:rFonts w:ascii="Segoe UI" w:eastAsia="Segoe UI" w:hAnsi="Segoe UI" w:cs="Segoe UI"/>
+          <w:i w:val="0"/>
+          <w:iCs w:val="0"/>
+          <w:color w:val="212121"/>
+          <w:sz w:val="24"/>
+        </w:rPr>
+      </w:pPr>
+      <w:r>
+        <w:rPr>
+          <w:rFonts w:ascii="Segoe UI" w:eastAsia="Segoe UI" w:hAnsi="Segoe UI" w:cs="Segoe UI"/>
+          <w:i w:val="0"/>
+          <w:iCs w:val="0"/>
+          <w:color w:val="212121"/>
+          <w:sz w:val="24"/>
+        </w:rPr>
+        <w:t>Se definirá una paleta cromática basada en la identidad corporativa del Club de Atletismo Ianuarius, priorizando el contraste y la legibilidad para entornos con mucha luz (exteriores):</w:t>
+      </w:r>
+    </w:p>
+    <w:p>
+      <w:pPr>
+        <w:pStyle w:val="Heading2"/>
+        <w:keepNext w:val="0"/>
+        <w:widowControl w:val="0"/>
+        <w:numPr>
+          <w:ilvl w:val="0"/>
+          <w:numId w:val="48"/>
+        </w:numPr>
+        <w:shd w:val="clear" w:color="auto" w:fill="FFFFFF" w:themeFill="background1"/>
+        <w:tabs>
+          <w:tab w:val="clear" w:pos="3240"/>
+          <w:tab w:val="num" w:pos="1080"/>
+        </w:tabs>
+        <w:spacing w:before="0" w:after="48"/>
+        <w:ind w:left="1066" w:hanging="357"/>
+        <w:rPr>
+          <w:rFonts w:ascii="Segoe UI" w:eastAsia="Segoe UI" w:hAnsi="Segoe UI" w:cs="Segoe UI"/>
+          <w:i w:val="0"/>
+          <w:iCs w:val="0"/>
+          <w:color w:val="212121"/>
+          <w:sz w:val="24"/>
+        </w:rPr>
+      </w:pPr>
+      <w:r>
+        <w:rPr>
+          <w:sz w:val="24"/>
+          <w:szCs w:val="24"/>
+        </w:rPr>
+        <w:tab/>
+      </w:r>
+      <w:r>
+        <w:rPr>
+          <w:rFonts w:ascii="Segoe UI" w:eastAsia="Segoe UI" w:hAnsi="Segoe UI" w:cs="Segoe UI"/>
+          <w:b/>
+          <w:i w:val="0"/>
+          <w:iCs w:val="0"/>
+          <w:color w:val="212121"/>
+          <w:sz w:val="24"/>
+        </w:rPr>
+        <w:t>Color Principal (Identidad Club):</w:t>
+      </w:r>
+      <w:r>
+        <w:rPr>
+          <w:rFonts w:ascii="Segoe UI" w:eastAsia="Segoe UI" w:hAnsi="Segoe UI" w:cs="Segoe UI"/>
+          <w:i w:val="0"/>
+          <w:iCs w:val="0"/>
+          <w:color w:val="212121"/>
+          <w:sz w:val="24"/>
+        </w:rPr>
+        <w:t> Rojo Ianuarius (#E63946) - Se reserva para los botones de acción principal (como enviar inscripciones), enlaces destacados y elementos de marca.</w:t>
+      </w:r>
+    </w:p>
+    <w:p>
+      <w:pPr>
+        <w:pStyle w:val="Heading2"/>
+        <w:keepNext w:val="0"/>
+        <w:widowControl w:val="0"/>
+        <w:numPr>
+          <w:ilvl w:val="0"/>
+          <w:numId w:val="48"/>
+        </w:numPr>
+        <w:shd w:val="clear" w:color="auto" w:fill="FFFFFF" w:themeFill="background1"/>
+        <w:tabs>
+          <w:tab w:val="clear" w:pos="3240"/>
+          <w:tab w:val="num" w:pos="1080"/>
+        </w:tabs>
+        <w:spacing w:before="0" w:after="48"/>
+        <w:ind w:left="1066" w:hanging="357"/>
+        <w:rPr>
+          <w:rFonts w:ascii="Segoe UI" w:eastAsia="Segoe UI" w:hAnsi="Segoe UI" w:cs="Segoe UI"/>
+          <w:i w:val="0"/>
+          <w:iCs w:val="0"/>
+          <w:color w:val="212121"/>
+          <w:sz w:val="24"/>
+        </w:rPr>
+      </w:pPr>
+      <w:r>
+        <w:rPr>
+          <w:rFonts w:ascii="Segoe UI" w:eastAsia="Segoe UI" w:hAnsi="Segoe UI" w:cs="Segoe UI"/>
+          <w:b/>
+          <w:i w:val="0"/>
+          <w:iCs w:val="0"/>
+          <w:color w:val="212121"/>
+          <w:sz w:val="24"/>
+        </w:rPr>
+        <w:t>Colores Neutros:</w:t>
+      </w:r>
+      <w:r>
+        <w:rPr>
+          <w:rFonts w:ascii="Segoe UI" w:eastAsia="Segoe UI" w:hAnsi="Segoe UI" w:cs="Segoe UI"/>
+          <w:i w:val="0"/>
+          <w:iCs w:val="0"/>
+          <w:color w:val="212121"/>
+          <w:sz w:val="24"/>
+        </w:rPr>
+        <w:t> Escala de grises (desde #F8F9FA para fondos hasta #212529 para textos principales) para estructurar el contenido sin fatigar la vista.</w:t>
+      </w:r>
+    </w:p>
+    <w:p>
+      <w:pPr>
+        <w:pStyle w:val="Heading2"/>
+        <w:keepNext w:val="0"/>
+        <w:widowControl w:val="0"/>
+        <w:numPr>
+          <w:ilvl w:val="0"/>
+          <w:numId w:val="48"/>
+        </w:numPr>
+        <w:shd w:val="clear" w:color="auto" w:fill="FFFFFF" w:themeFill="background1"/>
+        <w:tabs>
+          <w:tab w:val="clear" w:pos="3240"/>
+          <w:tab w:val="num" w:pos="1080"/>
+        </w:tabs>
+        <w:spacing w:before="0" w:after="48"/>
+        <w:ind w:left="1066" w:hanging="357"/>
+        <w:rPr>
+          <w:rFonts w:ascii="Segoe UI" w:eastAsia="Segoe UI" w:hAnsi="Segoe UI" w:cs="Segoe UI"/>
+          <w:i w:val="0"/>
+          <w:iCs w:val="0"/>
+          <w:color w:val="212121"/>
+          <w:sz w:val="24"/>
+        </w:rPr>
+      </w:pPr>
+      <w:r>
+        <w:rPr>
+          <w:rFonts w:ascii="Segoe UI" w:eastAsia="Segoe UI" w:hAnsi="Segoe UI" w:cs="Segoe UI"/>
+          <w:b/>
+          <w:i w:val="0"/>
+          <w:iCs w:val="0"/>
+          <w:color w:val="212121"/>
+          <w:sz w:val="24"/>
+        </w:rPr>
+        <w:t>Colores de Estado:</w:t>
+      </w:r>
+      <w:r>
+        <w:rPr>
+          <w:rFonts w:ascii="Segoe UI" w:eastAsia="Segoe UI" w:hAnsi="Segoe UI" w:cs="Segoe UI"/>
+          <w:i w:val="0"/>
+          <w:iCs w:val="0"/>
+          <w:color w:val="212121"/>
+          <w:sz w:val="24"/>
+        </w:rPr>
+        <w:t> Verde (#2A9D8F) para alertas de éxito (feedback guardado, PDF generado) y Naranja (#F4A261) para advertencias o campos incompletos.</w:t>
+      </w:r>
+    </w:p>
+    <w:p>
+      <w:pPr>
+        <w:pStyle w:val="Heading1"/>
+        <w:keepNext w:val="0"/>
+        <w:widowControl w:val="0"/>
+        <w:pBdr>
+          <w:bottom w:val="none" w:sz="0" w:space="0" w:color="auto"/>
+        </w:pBdr>
+        <w:spacing w:before="0" w:after="48"/>
+        <w:ind w:left="709"/>
+        <w:rPr>
+          <w:sz w:val="24"/>
+          <w:szCs w:val="24"/>
+        </w:rPr>
+      </w:pPr>
+    </w:p>
+    <w:p>
+      <w:pPr>
+        <w:pStyle w:val="Heading2"/>
+        <w:keepNext w:val="0"/>
+        <w:widowControl w:val="0"/>
+        <w:shd w:val="clear" w:color="auto" w:fill="FFFFFF" w:themeFill="background1"/>
+        <w:spacing w:before="0" w:after="48"/>
+        <w:ind w:left="708"/>
+        <w:rPr>
+          <w:rFonts w:ascii="Segoe UI" w:eastAsia="Segoe UI" w:hAnsi="Segoe UI" w:cs="Segoe UI"/>
+          <w:b/>
+          <w:i w:val="0"/>
+          <w:iCs w:val="0"/>
+          <w:color w:val="212121"/>
+          <w:sz w:val="24"/>
+        </w:rPr>
+      </w:pPr>
+      <w:r>
+        <w:rPr>
+          <w:rFonts w:ascii="Segoe UI" w:eastAsia="Segoe UI" w:hAnsi="Segoe UI" w:cs="Segoe UI"/>
+          <w:b/>
+          <w:i w:val="0"/>
+          <w:iCs w:val="0"/>
+          <w:color w:val="212121"/>
+          <w:sz w:val="24"/>
+        </w:rPr>
+        <w:t xml:space="preserve">3.4.2. </w:t>
+      </w:r>
+      <w:r>
+        <w:rPr>
+          <w:rFonts w:ascii="Segoe UI" w:eastAsia="Segoe UI" w:hAnsi="Segoe UI" w:cs="Segoe UI"/>
+          <w:b/>
+          <w:i w:val="0"/>
+          <w:iCs w:val="0"/>
+          <w:color w:val="212121"/>
+          <w:sz w:val="24"/>
+        </w:rPr>
+        <w:t>Tipografía</w:t>
+      </w:r>
+    </w:p>
+    <w:p>
+      <w:pPr>
+        <w:pStyle w:val="Heading2"/>
+        <w:keepNext w:val="0"/>
+        <w:widowControl w:val="0"/>
+        <w:shd w:val="clear" w:color="auto" w:fill="FFFFFF" w:themeFill="background1"/>
+        <w:spacing w:before="0" w:after="48"/>
+        <w:ind w:left="708"/>
+        <w:rPr>
+          <w:rFonts w:ascii="Segoe UI" w:eastAsia="Segoe UI" w:hAnsi="Segoe UI" w:cs="Segoe UI"/>
+          <w:i w:val="0"/>
+          <w:iCs w:val="0"/>
+          <w:color w:val="212121"/>
+          <w:sz w:val="24"/>
+        </w:rPr>
+      </w:pPr>
+      <w:r>
+        <w:rPr>
+          <w:rFonts w:ascii="Segoe UI" w:eastAsia="Segoe UI" w:hAnsi="Segoe UI" w:cs="Segoe UI"/>
+          <w:i w:val="0"/>
+          <w:iCs w:val="0"/>
+          <w:color w:val="212121"/>
+          <w:sz w:val="24"/>
+        </w:rPr>
+        <w:t>Se emplea la familia tipográfica </w:t>
+      </w:r>
+      <w:r>
+        <w:rPr>
+          <w:rFonts w:ascii="Segoe UI" w:eastAsia="Segoe UI" w:hAnsi="Segoe UI" w:cs="Segoe UI"/>
+          <w:b/>
+          <w:i w:val="0"/>
+          <w:iCs w:val="0"/>
+          <w:color w:val="212121"/>
+          <w:sz w:val="24"/>
+        </w:rPr>
+        <w:t>Inter</w:t>
+      </w:r>
+      <w:r>
+        <w:rPr>
+          <w:rFonts w:ascii="Segoe UI" w:eastAsia="Segoe UI" w:hAnsi="Segoe UI" w:cs="Segoe UI"/>
+          <w:i w:val="0"/>
+          <w:iCs w:val="0"/>
+          <w:color w:val="212121"/>
+          <w:sz w:val="24"/>
+        </w:rPr>
+        <w:t>, nativa en entornos web modernos e incluida a través de Tailwind CSS. Destaca por su legibilidad en pantallas pequeñas y su aspecto limpio y profesional, ideal para la lectura densa de tablas de marcas deportivas y listados de atletas.</w:t>
+      </w:r>
+    </w:p>
+    <w:p>
+      <w:pPr>
+        <w:pStyle w:val="Heading2"/>
+        <w:keepNext w:val="0"/>
+        <w:widowControl w:val="0"/>
+        <w:shd w:val="clear" w:color="auto" w:fill="FFFFFF" w:themeFill="background1"/>
+        <w:spacing w:before="0" w:after="48"/>
+        <w:ind w:left="708"/>
+        <w:rPr>
+          <w:rFonts w:ascii="Segoe UI" w:eastAsia="Segoe UI" w:hAnsi="Segoe UI" w:cs="Segoe UI"/>
+          <w:b/>
+          <w:i w:val="0"/>
+          <w:iCs w:val="0"/>
+          <w:color w:val="212121"/>
+          <w:sz w:val="24"/>
+        </w:rPr>
+      </w:pPr>
+    </w:p>
+    <w:p>
+      <w:pPr>
+        <w:pStyle w:val="Heading2"/>
+        <w:keepNext w:val="0"/>
+        <w:widowControl w:val="0"/>
+        <w:shd w:val="clear" w:color="auto" w:fill="FFFFFF" w:themeFill="background1"/>
+        <w:spacing w:before="0" w:after="48"/>
+        <w:ind w:left="708"/>
+        <w:rPr>
+          <w:rFonts w:ascii="Segoe UI" w:eastAsia="Segoe UI" w:hAnsi="Segoe UI" w:cs="Segoe UI"/>
+          <w:b/>
+          <w:i w:val="0"/>
+          <w:iCs w:val="0"/>
+          <w:color w:val="212121"/>
+          <w:sz w:val="24"/>
+        </w:rPr>
+      </w:pPr>
+      <w:r>
+        <w:rPr>
+          <w:rFonts w:ascii="Segoe UI" w:eastAsia="Segoe UI" w:hAnsi="Segoe UI" w:cs="Segoe UI"/>
+          <w:b/>
+          <w:i w:val="0"/>
+          <w:iCs w:val="0"/>
+          <w:color w:val="212121"/>
+          <w:sz w:val="24"/>
+        </w:rPr>
+        <w:t xml:space="preserve">3.4.3. </w:t>
+      </w:r>
+      <w:r>
+        <w:rPr>
+          <w:rFonts w:ascii="Segoe UI" w:eastAsia="Segoe UI" w:hAnsi="Segoe UI" w:cs="Segoe UI"/>
+          <w:b/>
+          <w:i w:val="0"/>
+          <w:iCs w:val="0"/>
+          <w:color w:val="212121"/>
+          <w:sz w:val="24"/>
+        </w:rPr>
+        <w:t>Prototipado y Experiencia de Usuario (UX)</w:t>
+      </w:r>
+    </w:p>
+    <w:p>
+      <w:pPr>
+        <w:pStyle w:val="Heading2"/>
+        <w:keepNext w:val="0"/>
+        <w:widowControl w:val="0"/>
+        <w:shd w:val="clear" w:color="auto" w:fill="FFFFFF" w:themeFill="background1"/>
+        <w:spacing w:before="0" w:after="48"/>
+        <w:ind w:left="709"/>
+        <w:rPr>
+          <w:rFonts w:ascii="Segoe UI" w:eastAsia="Segoe UI" w:hAnsi="Segoe UI" w:cs="Segoe UI"/>
+          <w:i w:val="0"/>
+          <w:iCs w:val="0"/>
+          <w:color w:val="212121"/>
+          <w:sz w:val="24"/>
+        </w:rPr>
+      </w:pPr>
+      <w:r>
+        <w:rPr>
+          <w:rFonts w:ascii="Segoe UI" w:eastAsia="Segoe UI" w:hAnsi="Segoe UI" w:cs="Segoe UI"/>
+          <w:i w:val="0"/>
+          <w:iCs w:val="0"/>
+          <w:color w:val="212121"/>
+          <w:sz w:val="24"/>
+        </w:rPr>
+        <w:t>Previo al desarrollo de los componentes en React, se elaboran prototipos interactivos (Wireframes) utilizando la herramienta </w:t>
+      </w:r>
+      <w:r>
+        <w:rPr>
+          <w:rFonts w:ascii="Segoe UI" w:eastAsia="Segoe UI" w:hAnsi="Segoe UI" w:cs="Segoe UI"/>
+          <w:b/>
+          <w:i w:val="0"/>
+          <w:iCs w:val="0"/>
+          <w:color w:val="212121"/>
+          <w:sz w:val="24"/>
+        </w:rPr>
+        <w:t>Figma</w:t>
+      </w:r>
+      <w:r>
+        <w:rPr>
+          <w:rFonts w:ascii="Segoe UI" w:eastAsia="Segoe UI" w:hAnsi="Segoe UI" w:cs="Segoe UI"/>
+          <w:i w:val="0"/>
+          <w:iCs w:val="0"/>
+          <w:color w:val="212121"/>
+          <w:sz w:val="24"/>
+        </w:rPr>
+        <w:t>. Esto permite validar los flujos de navegación, especialmente en el proceso crítico de inscripción y subida del DNI (UC-02 y UC-03). El objetivo es reducir la fricción cognitiva mediante formularios guiados paso a paso, asegurando que la plataforma sea intuitiva tanto para jóvenes atletas como para sus tutores legales.</w:t>
+      </w:r>
+    </w:p>
+    <w:p>
+      <w:pPr>
+        <w:pStyle w:val="Heading2"/>
+        <w:pBdr>
+          <w:bottom w:val="single" w:sz="7" w:space="0" w:color="374151"/>
+        </w:pBdr>
+        <w:shd w:val="clear" w:color="auto" w:fill="FFFFFF" w:themeFill="background1"/>
+        <w:spacing w:before="720" w:after="360"/>
+      </w:pPr>
+      <w:r>
+        <w:rPr>
+          <w:rFonts w:ascii="Segoe UI" w:eastAsia="Segoe UI" w:hAnsi="Segoe UI" w:cs="Segoe UI"/>
+          <w:b/>
+          <w:i w:val="0"/>
+          <w:iCs w:val="0"/>
+          <w:color w:val="1F2937"/>
+          <w:szCs w:val="48"/>
+        </w:rPr>
+        <w:lastRenderedPageBreak/>
+        <w:t>4. Planificación y Metodología</w:t>
+      </w:r>
+    </w:p>
+    <w:p>
+      <w:pPr>
+        <w:pStyle w:val="Heading3"/>
+        <w:pBdr>
+          <w:bottom w:val="single" w:sz="7" w:space="0" w:color="D1D5DB"/>
+        </w:pBdr>
+        <w:spacing w:before="360" w:after="120"/>
+        <w:ind w:left="360"/>
+      </w:pPr>
+      <w:r>
+        <w:rPr>
+          <w:szCs w:val="24"/>
+        </w:rPr>
+        <w:t>4.1. Metodología de Trabajo</w:t>
+      </w:r>
+    </w:p>
+    <w:p>
+      <w:pPr>
+        <w:shd w:val="clear" w:color="auto" w:fill="FFFFFF" w:themeFill="background1"/>
+        <w:spacing w:after="48"/>
+        <w:ind w:left="360"/>
+        <w:jc w:val="both"/>
+      </w:pPr>
+      <w:r>
+        <w:rPr>
+          <w:rFonts w:ascii="Segoe UI" w:eastAsia="Segoe UI" w:hAnsi="Segoe UI" w:cs="Segoe UI"/>
+          <w:color w:val="212121"/>
+          <w:sz w:val="24"/>
+        </w:rPr>
+        <w:t xml:space="preserve">Para la ejecución de la plataforma Ianuarius, se ha optado por una </w:t>
+      </w:r>
+      <w:r>
+        <w:rPr>
+          <w:rFonts w:ascii="Segoe UI" w:eastAsia="Segoe UI" w:hAnsi="Segoe UI" w:cs="Segoe UI"/>
+          <w:b/>
+          <w:bCs/>
+          <w:color w:val="111827"/>
+          <w:sz w:val="24"/>
+        </w:rPr>
+        <w:t>Metodología Ágil basada en un modelo Scrum adaptado</w:t>
+      </w:r>
+      <w:r>
+        <w:rPr>
+          <w:rFonts w:ascii="Segoe UI" w:eastAsia="Segoe UI" w:hAnsi="Segoe UI" w:cs="Segoe UI"/>
+          <w:color w:val="212121"/>
+          <w:sz w:val="24"/>
+        </w:rPr>
+        <w:t xml:space="preserve"> a un único desarrollador.</w:t>
+      </w:r>
+    </w:p>
+    <w:p>
+      <w:pPr>
+        <w:pStyle w:val="Heading4"/>
+        <w:shd w:val="clear" w:color="auto" w:fill="FFFFFF" w:themeFill="background1"/>
+        <w:spacing w:before="360" w:after="120"/>
+        <w:ind w:left="720"/>
+      </w:pPr>
+      <w:r>
+        <w:rPr>
+          <w:rFonts w:ascii="Segoe UI" w:eastAsia="Segoe UI" w:hAnsi="Segoe UI" w:cs="Segoe UI"/>
+          <w:b/>
+          <w:bCs/>
+          <w:i w:val="0"/>
+          <w:iCs w:val="0"/>
+          <w:color w:val="000000" w:themeColor="text1"/>
+          <w:sz w:val="24"/>
+        </w:rPr>
+        <w:t>4.1.1. Desarrollo iterativo e incremental:</w:t>
+      </w:r>
+    </w:p>
+    <w:p>
+      <w:pPr>
+        <w:shd w:val="clear" w:color="auto" w:fill="FFFFFF" w:themeFill="background1"/>
+        <w:spacing w:after="48"/>
+        <w:ind w:left="720"/>
+        <w:jc w:val="both"/>
+      </w:pPr>
+      <w:r>
+        <w:rPr>
+          <w:rFonts w:ascii="Segoe UI" w:eastAsia="Segoe UI" w:hAnsi="Segoe UI" w:cs="Segoe UI"/>
+          <w:color w:val="212121"/>
+          <w:sz w:val="24"/>
+        </w:rPr>
+        <w:t>Permite tener versiones funcionales desde las primeras semanas, añadiendo módulos de forma progresiva.</w:t>
+      </w:r>
+    </w:p>
+    <w:p>
+      <w:pPr>
+        <w:pStyle w:val="Heading4"/>
+        <w:shd w:val="clear" w:color="auto" w:fill="FFFFFF" w:themeFill="background1"/>
+        <w:spacing w:before="360" w:after="120"/>
+        <w:ind w:left="720"/>
+      </w:pPr>
+      <w:r>
+        <w:rPr>
+          <w:rFonts w:ascii="Segoe UI" w:eastAsia="Segoe UI" w:hAnsi="Segoe UI" w:cs="Segoe UI"/>
+          <w:b/>
+          <w:bCs/>
+          <w:i w:val="0"/>
+          <w:iCs w:val="0"/>
+          <w:color w:val="000000" w:themeColor="text1"/>
+          <w:sz w:val="24"/>
+        </w:rPr>
+        <w:t>4.1.2. Herramientas de gestión:</w:t>
+      </w:r>
+    </w:p>
+    <w:p>
+      <w:pPr>
+        <w:shd w:val="clear" w:color="auto" w:fill="FFFFFF" w:themeFill="background1"/>
+        <w:spacing w:after="48"/>
+        <w:ind w:left="720"/>
+        <w:jc w:val="both"/>
+      </w:pPr>
+      <w:r>
+        <w:rPr>
+          <w:rFonts w:ascii="Segoe UI" w:eastAsia="Segoe UI" w:hAnsi="Segoe UI" w:cs="Segoe UI"/>
+          <w:color w:val="212121"/>
+          <w:sz w:val="24"/>
+        </w:rPr>
+        <w:t xml:space="preserve">Se utilizará un tablero tipo Kanban (GitHub Projects) dividido en las columnas básicas: Backlog, In </w:t>
+      </w:r>
+      <w:proofErr w:type="spellStart"/>
+      <w:r>
+        <w:rPr>
+          <w:rFonts w:ascii="Segoe UI" w:eastAsia="Segoe UI" w:hAnsi="Segoe UI" w:cs="Segoe UI"/>
+          <w:color w:val="212121"/>
+          <w:sz w:val="24"/>
+        </w:rPr>
+        <w:t>Progress</w:t>
+      </w:r>
+      <w:proofErr w:type="spellEnd"/>
+      <w:r>
+        <w:rPr>
+          <w:rFonts w:ascii="Segoe UI" w:eastAsia="Segoe UI" w:hAnsi="Segoe UI" w:cs="Segoe UI"/>
+          <w:color w:val="212121"/>
+          <w:sz w:val="24"/>
+        </w:rPr>
+        <w:t>, Testing y Done.</w:t>
+      </w:r>
+    </w:p>
+    <w:p>
+      <w:pPr>
+        <w:pStyle w:val="Heading3"/>
+        <w:keepNext w:val="0"/>
+        <w:widowControl w:val="0"/>
+        <w:pBdr>
+          <w:bottom w:val="single" w:sz="7" w:space="0" w:color="D1D5DB"/>
+        </w:pBdr>
+        <w:spacing w:before="360" w:after="120"/>
+        <w:ind w:left="360"/>
+      </w:pPr>
+      <w:r>
+        <w:rPr>
+          <w:szCs w:val="24"/>
+        </w:rPr>
         <w:t>4.2. Planificación Temporal (Gantt)</w:t>
       </w:r>
     </w:p>
@@ -14024,7 +18592,27 @@
           <w:color w:val="6B7280"/>
           <w:sz w:val="24"/>
         </w:rPr>
-        <w:t>Figura 4. Diagrama de Gantt con la previsión del proyecto.</w:t>
+        <w:t xml:space="preserve">Figura 4. Diagrama de </w:t>
+      </w:r>
+      <w:r>
+        <w:rPr>
+          <w:rFonts w:ascii="Segoe UI" w:eastAsia="Segoe UI" w:hAnsi="Segoe UI" w:cs="Segoe UI"/>
+          <w:i/>
+          <w:iCs/>
+          <w:color w:val="6B7280"/>
+          <w:sz w:val="24"/>
+        </w:rPr>
+        <w:t>Gantt</w:t>
+      </w:r>
+      <w:r>
+        <w:rPr>
+          <w:rFonts w:ascii="Segoe UI" w:eastAsia="Segoe UI" w:hAnsi="Segoe UI" w:cs="Segoe UI"/>
+          <w:i/>
+          <w:iCs/>
+          <w:color w:val="6B7280"/>
+          <w:sz w:val="24"/>
+        </w:rPr>
+        <w:t xml:space="preserve"> con la previsión del proyecto.</w:t>
       </w:r>
     </w:p>
     <w:p>
@@ -14035,8 +18623,6 @@
         <w:jc w:val="center"/>
         <w:rPr>
           <w:rFonts w:ascii="Segoe UI" w:eastAsia="Segoe UI" w:hAnsi="Segoe UI" w:cs="Segoe UI"/>
-          <w:i/>
-          <w:iCs/>
           <w:color w:val="6B7280"/>
           <w:sz w:val="24"/>
         </w:rPr>
@@ -14050,8 +18636,6 @@
         <w:jc w:val="center"/>
         <w:rPr>
           <w:rFonts w:ascii="Segoe UI" w:eastAsia="Segoe UI" w:hAnsi="Segoe UI" w:cs="Segoe UI"/>
-          <w:i/>
-          <w:iCs/>
           <w:color w:val="6B7280"/>
           <w:sz w:val="24"/>
         </w:rPr>
@@ -14065,8 +18649,6 @@
         <w:jc w:val="center"/>
         <w:rPr>
           <w:rFonts w:ascii="Segoe UI" w:eastAsia="Segoe UI" w:hAnsi="Segoe UI" w:cs="Segoe UI"/>
-          <w:i/>
-          <w:iCs/>
           <w:color w:val="6B7280"/>
           <w:sz w:val="24"/>
         </w:rPr>
@@ -14082,8 +18664,6 @@
         <w:jc w:val="center"/>
         <w:rPr>
           <w:rFonts w:ascii="Segoe UI" w:eastAsia="Segoe UI" w:hAnsi="Segoe UI" w:cs="Segoe UI"/>
-          <w:i/>
-          <w:iCs/>
           <w:color w:val="6B7280"/>
           <w:sz w:val="24"/>
         </w:rPr>
@@ -14099,8 +18679,6 @@
         <w:jc w:val="center"/>
         <w:rPr>
           <w:rFonts w:ascii="Segoe UI" w:eastAsia="Segoe UI" w:hAnsi="Segoe UI" w:cs="Segoe UI"/>
-          <w:i/>
-          <w:iCs/>
           <w:color w:val="6B7280"/>
           <w:sz w:val="24"/>
         </w:rPr>
@@ -14108,7 +18686,7 @@
     </w:p>
     <w:tbl>
       <w:tblPr>
-        <w:tblW w:w="8694" w:type="dxa"/>
+        <w:tblW w:w="9205" w:type="dxa"/>
         <w:tblBorders>
           <w:top w:val="single" w:sz="0" w:space="0" w:color="auto"/>
           <w:left w:val="single" w:sz="0" w:space="0" w:color="auto"/>
@@ -14120,8 +18698,8 @@
       <w:tblGrid>
         <w:gridCol w:w="1635"/>
         <w:gridCol w:w="4455"/>
-        <w:gridCol w:w="1290"/>
-        <w:gridCol w:w="1314"/>
+        <w:gridCol w:w="1414"/>
+        <w:gridCol w:w="1701"/>
       </w:tblGrid>
       <w:tr>
         <w:trPr>
@@ -14189,7 +18767,7 @@
         </w:tc>
         <w:tc>
           <w:tcPr>
-            <w:tcW w:w="1290" w:type="dxa"/>
+            <w:tcW w:w="1414" w:type="dxa"/>
             <w:tcBorders>
               <w:top w:val="single" w:sz="7" w:space="0" w:color="D1D5DB"/>
               <w:left w:val="single" w:sz="7" w:space="0" w:color="D1D5DB"/>
@@ -14219,7 +18797,7 @@
         </w:tc>
         <w:tc>
           <w:tcPr>
-            <w:tcW w:w="1314" w:type="dxa"/>
+            <w:tcW w:w="1701" w:type="dxa"/>
             <w:tcBorders>
               <w:top w:val="single" w:sz="7" w:space="0" w:color="D1D5DB"/>
               <w:left w:val="single" w:sz="7" w:space="0" w:color="D1D5DB"/>
@@ -14308,7 +18886,7 @@
         </w:tc>
         <w:tc>
           <w:tcPr>
-            <w:tcW w:w="1290" w:type="dxa"/>
+            <w:tcW w:w="1414" w:type="dxa"/>
             <w:tcBorders>
               <w:top w:val="single" w:sz="7" w:space="0" w:color="D1D5DB"/>
               <w:left w:val="single" w:sz="7" w:space="0" w:color="D1D5DB"/>
@@ -14334,7 +18912,7 @@
         </w:tc>
         <w:tc>
           <w:tcPr>
-            <w:tcW w:w="1314" w:type="dxa"/>
+            <w:tcW w:w="1701" w:type="dxa"/>
             <w:tcBorders>
               <w:top w:val="single" w:sz="7" w:space="0" w:color="D1D5DB"/>
               <w:left w:val="single" w:sz="7" w:space="0" w:color="D1D5DB"/>
@@ -14419,7 +18997,7 @@
         </w:tc>
         <w:tc>
           <w:tcPr>
-            <w:tcW w:w="1290" w:type="dxa"/>
+            <w:tcW w:w="1414" w:type="dxa"/>
             <w:tcBorders>
               <w:top w:val="single" w:sz="7" w:space="0" w:color="D1D5DB"/>
               <w:left w:val="single" w:sz="7" w:space="0" w:color="D1D5DB"/>
@@ -14445,7 +19023,7 @@
         </w:tc>
         <w:tc>
           <w:tcPr>
-            <w:tcW w:w="1314" w:type="dxa"/>
+            <w:tcW w:w="1701" w:type="dxa"/>
             <w:tcBorders>
               <w:top w:val="single" w:sz="7" w:space="0" w:color="D1D5DB"/>
               <w:left w:val="single" w:sz="7" w:space="0" w:color="D1D5DB"/>
@@ -14535,7 +19113,7 @@
         </w:tc>
         <w:tc>
           <w:tcPr>
-            <w:tcW w:w="1290" w:type="dxa"/>
+            <w:tcW w:w="1414" w:type="dxa"/>
             <w:tcBorders>
               <w:top w:val="single" w:sz="7" w:space="0" w:color="D1D5DB"/>
               <w:left w:val="single" w:sz="7" w:space="0" w:color="D1D5DB"/>
@@ -14561,7 +19139,7 @@
         </w:tc>
         <w:tc>
           <w:tcPr>
-            <w:tcW w:w="1314" w:type="dxa"/>
+            <w:tcW w:w="1701" w:type="dxa"/>
             <w:tcBorders>
               <w:top w:val="single" w:sz="7" w:space="0" w:color="D1D5DB"/>
               <w:left w:val="single" w:sz="7" w:space="0" w:color="D1D5DB"/>
@@ -14651,7 +19229,7 @@
         </w:tc>
         <w:tc>
           <w:tcPr>
-            <w:tcW w:w="1290" w:type="dxa"/>
+            <w:tcW w:w="1414" w:type="dxa"/>
             <w:tcBorders>
               <w:top w:val="single" w:sz="7" w:space="0" w:color="D1D5DB"/>
               <w:left w:val="single" w:sz="7" w:space="0" w:color="D1D5DB"/>
@@ -14677,7 +19255,7 @@
         </w:tc>
         <w:tc>
           <w:tcPr>
-            <w:tcW w:w="1314" w:type="dxa"/>
+            <w:tcW w:w="1701" w:type="dxa"/>
             <w:tcBorders>
               <w:top w:val="single" w:sz="7" w:space="0" w:color="D1D5DB"/>
               <w:left w:val="single" w:sz="7" w:space="0" w:color="D1D5DB"/>
@@ -14762,7 +19340,7 @@
         </w:tc>
         <w:tc>
           <w:tcPr>
-            <w:tcW w:w="1290" w:type="dxa"/>
+            <w:tcW w:w="1414" w:type="dxa"/>
             <w:tcBorders>
               <w:top w:val="single" w:sz="7" w:space="0" w:color="D1D5DB"/>
               <w:left w:val="single" w:sz="7" w:space="0" w:color="D1D5DB"/>
@@ -14788,7 +19366,7 @@
         </w:tc>
         <w:tc>
           <w:tcPr>
-            <w:tcW w:w="1314" w:type="dxa"/>
+            <w:tcW w:w="1701" w:type="dxa"/>
             <w:tcBorders>
               <w:top w:val="single" w:sz="7" w:space="0" w:color="D1D5DB"/>
               <w:left w:val="single" w:sz="7" w:space="0" w:color="D1D5DB"/>
@@ -14873,7 +19451,7 @@
         </w:tc>
         <w:tc>
           <w:tcPr>
-            <w:tcW w:w="1290" w:type="dxa"/>
+            <w:tcW w:w="1414" w:type="dxa"/>
             <w:tcBorders>
               <w:top w:val="single" w:sz="7" w:space="0" w:color="D1D5DB"/>
               <w:left w:val="single" w:sz="7" w:space="0" w:color="D1D5DB"/>
@@ -14899,7 +19477,7 @@
         </w:tc>
         <w:tc>
           <w:tcPr>
-            <w:tcW w:w="1314" w:type="dxa"/>
+            <w:tcW w:w="1701" w:type="dxa"/>
             <w:tcBorders>
               <w:top w:val="single" w:sz="7" w:space="0" w:color="D1D5DB"/>
               <w:left w:val="single" w:sz="7" w:space="0" w:color="D1D5DB"/>
@@ -14984,7 +19562,7 @@
         </w:tc>
         <w:tc>
           <w:tcPr>
-            <w:tcW w:w="1290" w:type="dxa"/>
+            <w:tcW w:w="1414" w:type="dxa"/>
             <w:tcBorders>
               <w:top w:val="single" w:sz="7" w:space="0" w:color="D1D5DB"/>
               <w:left w:val="single" w:sz="7" w:space="0" w:color="D1D5DB"/>
@@ -15010,7 +19588,7 @@
         </w:tc>
         <w:tc>
           <w:tcPr>
-            <w:tcW w:w="1314" w:type="dxa"/>
+            <w:tcW w:w="1701" w:type="dxa"/>
             <w:tcBorders>
               <w:top w:val="single" w:sz="7" w:space="0" w:color="D1D5DB"/>
               <w:left w:val="single" w:sz="7" w:space="0" w:color="D1D5DB"/>
@@ -15036,14 +19614,6 @@
         </w:tc>
       </w:tr>
     </w:tbl>
-    <w:p>
-      <w:pPr>
-        <w:pStyle w:val="SubHeading3"/>
-        <w:rPr>
-          <w:rFonts w:eastAsia="Segoe UI"/>
-        </w:rPr>
-      </w:pPr>
-    </w:p>
     <w:p>
       <w:pPr>
         <w:pStyle w:val="Heading3"/>
@@ -15059,6 +19629,7 @@
         <w:rPr>
           <w:szCs w:val="24"/>
         </w:rPr>
+        <w:lastRenderedPageBreak/>
         <w:t xml:space="preserve">4.3. </w:t>
       </w:r>
       <w:r>
@@ -15147,8 +19718,8 @@
         <w:keepNext w:val="0"/>
         <w:widowControl w:val="0"/>
         <w:shd w:val="clear" w:color="auto" w:fill="FFFFFF" w:themeFill="background1"/>
-        <w:spacing w:before="0" w:after="360"/>
-        <w:ind w:left="357"/>
+        <w:spacing w:before="0" w:after="120"/>
+        <w:ind w:firstLine="357"/>
         <w:rPr>
           <w:rFonts w:ascii="Segoe UI" w:eastAsia="Segoe UI" w:hAnsi="Segoe UI" w:cs="Segoe UI"/>
           <w:b/>
@@ -15411,10 +19982,11 @@
     <w:p>
       <w:pPr>
         <w:pStyle w:val="Heading2"/>
+        <w:keepNext w:val="0"/>
         <w:widowControl w:val="0"/>
         <w:shd w:val="clear" w:color="auto" w:fill="FFFFFF" w:themeFill="background1"/>
         <w:spacing w:before="0" w:after="48"/>
-        <w:ind w:left="708"/>
+        <w:ind w:left="709"/>
         <w:rPr>
           <w:rFonts w:ascii="Segoe UI" w:eastAsia="Segoe UI" w:hAnsi="Segoe UI" w:cs="Segoe UI"/>
           <w:i w:val="0"/>
@@ -15616,8 +20188,8 @@
         <w:pStyle w:val="Heading2"/>
         <w:widowControl w:val="0"/>
         <w:shd w:val="clear" w:color="auto" w:fill="FFFFFF" w:themeFill="background1"/>
-        <w:spacing w:before="0" w:after="360"/>
-        <w:ind w:left="-3" w:firstLine="360"/>
+        <w:spacing w:before="0" w:after="120"/>
+        <w:ind w:firstLine="357"/>
         <w:rPr>
           <w:rFonts w:ascii="Segoe UI" w:eastAsia="Segoe UI" w:hAnsi="Segoe UI" w:cs="Segoe UI"/>
           <w:b/>
@@ -15793,6 +20365,7 @@
     <w:p>
       <w:pPr>
         <w:pStyle w:val="Heading2"/>
+        <w:keepNext w:val="0"/>
         <w:widowControl w:val="0"/>
         <w:shd w:val="clear" w:color="auto" w:fill="FFFFFF" w:themeFill="background1"/>
         <w:spacing w:before="0" w:after="48"/>
@@ -15850,6 +20423,8 @@
     <w:p>
       <w:pPr>
         <w:pStyle w:val="Heading1"/>
+        <w:keepNext w:val="0"/>
+        <w:widowControl w:val="0"/>
         <w:pBdr>
           <w:bottom w:val="none" w:sz="0" w:space="0" w:color="auto"/>
         </w:pBdr>
@@ -15860,13 +20435,21 @@
         </w:rPr>
       </w:pPr>
     </w:p>
+    <w:p/>
+    <w:p>
+      <w:pPr>
+        <w:keepNext w:val="0"/>
+        <w:widowControl w:val="0"/>
+      </w:pPr>
+    </w:p>
     <w:p>
       <w:pPr>
         <w:pStyle w:val="Heading2"/>
+        <w:keepNext w:val="0"/>
         <w:widowControl w:val="0"/>
         <w:shd w:val="clear" w:color="auto" w:fill="FFFFFF" w:themeFill="background1"/>
-        <w:spacing w:before="0" w:after="360"/>
-        <w:ind w:left="-3" w:firstLine="360"/>
+        <w:spacing w:before="0" w:after="120"/>
+        <w:ind w:firstLine="357"/>
         <w:rPr>
           <w:rFonts w:ascii="Segoe UI" w:eastAsia="Segoe UI" w:hAnsi="Segoe UI" w:cs="Segoe UI"/>
           <w:b/>
@@ -15885,6 +20468,7 @@
           <w:color w:val="212121"/>
           <w:sz w:val="24"/>
         </w:rPr>
+        <w:lastRenderedPageBreak/>
         <w:t>Fase 4: Pruebas y Despliegue (Semanas 13 - 15)</w:t>
       </w:r>
     </w:p>
@@ -16019,6 +20603,8 @@
         </w:pBdr>
         <w:shd w:val="clear" w:color="auto" w:fill="FFFFFF" w:themeFill="background1"/>
         <w:spacing w:before="720" w:after="360"/>
+      </w:pPr>
+      <w:r>
         <w:rPr>
           <w:rFonts w:ascii="Segoe UI" w:eastAsia="Segoe UI" w:hAnsi="Segoe UI" w:cs="Segoe UI"/>
           <w:b/>
@@ -16027,7 +20613,152 @@
           <w:color w:val="1F2937"/>
           <w:szCs w:val="48"/>
         </w:rPr>
-      </w:pPr>
+        <w:t>5. Desarrollo e Implementación</w:t>
+      </w:r>
+    </w:p>
+    <w:p>
+      <w:pPr>
+        <w:pStyle w:val="Heading3"/>
+        <w:keepNext w:val="0"/>
+        <w:widowControl w:val="0"/>
+        <w:pBdr>
+          <w:bottom w:val="single" w:sz="7" w:space="0" w:color="D1D5DB"/>
+        </w:pBdr>
+        <w:spacing w:before="360" w:after="120"/>
+        <w:ind w:left="360"/>
+      </w:pPr>
+      <w:r>
+        <w:rPr>
+          <w:szCs w:val="24"/>
+        </w:rPr>
+        <w:t>5.1. Organización real del trabajo</w:t>
+      </w:r>
+    </w:p>
+    <w:p>
+      <w:pPr>
+        <w:keepNext w:val="0"/>
+        <w:widowControl w:val="0"/>
+        <w:shd w:val="clear" w:color="auto" w:fill="FFFFFF" w:themeFill="background1"/>
+        <w:spacing w:after="48"/>
+        <w:ind w:left="360"/>
+        <w:jc w:val="both"/>
+      </w:pPr>
+      <w:r>
+        <w:rPr>
+          <w:rFonts w:ascii="Segoe UI" w:eastAsia="Segoe UI" w:hAnsi="Segoe UI" w:cs="Segoe UI"/>
+          <w:color w:val="212121"/>
+          <w:sz w:val="24"/>
+        </w:rPr>
+        <w:t>(Próximos Entregables)</w:t>
+      </w:r>
+    </w:p>
+    <w:p>
+      <w:pPr>
+        <w:pStyle w:val="Heading3"/>
+        <w:keepNext w:val="0"/>
+        <w:widowControl w:val="0"/>
+        <w:pBdr>
+          <w:bottom w:val="single" w:sz="7" w:space="0" w:color="D1D5DB"/>
+        </w:pBdr>
+        <w:spacing w:before="360" w:after="120"/>
+        <w:ind w:left="360"/>
+      </w:pPr>
+      <w:r>
+        <w:rPr>
+          <w:szCs w:val="24"/>
+        </w:rPr>
+        <w:t>5.2. Estructura del Proyecto</w:t>
+      </w:r>
+    </w:p>
+    <w:p>
+      <w:pPr>
+        <w:keepNext w:val="0"/>
+        <w:widowControl w:val="0"/>
+        <w:shd w:val="clear" w:color="auto" w:fill="FFFFFF" w:themeFill="background1"/>
+        <w:spacing w:after="48"/>
+        <w:ind w:left="360"/>
+        <w:jc w:val="both"/>
+      </w:pPr>
+      <w:r>
+        <w:rPr>
+          <w:rFonts w:ascii="Segoe UI" w:eastAsia="Segoe UI" w:hAnsi="Segoe UI" w:cs="Segoe UI"/>
+          <w:color w:val="212121"/>
+          <w:sz w:val="24"/>
+        </w:rPr>
+        <w:t>(Próximos Entregables)</w:t>
+      </w:r>
+    </w:p>
+    <w:p>
+      <w:pPr>
+        <w:pStyle w:val="Heading3"/>
+        <w:keepNext w:val="0"/>
+        <w:widowControl w:val="0"/>
+        <w:pBdr>
+          <w:bottom w:val="single" w:sz="7" w:space="0" w:color="D1D5DB"/>
+        </w:pBdr>
+        <w:spacing w:before="360" w:after="120"/>
+        <w:ind w:left="360"/>
+      </w:pPr>
+      <w:r>
+        <w:rPr>
+          <w:szCs w:val="24"/>
+        </w:rPr>
+        <w:t>5.3. Aspectos relevantes de la codificación</w:t>
+      </w:r>
+    </w:p>
+    <w:p>
+      <w:pPr>
+        <w:keepNext w:val="0"/>
+        <w:widowControl w:val="0"/>
+        <w:shd w:val="clear" w:color="auto" w:fill="FFFFFF" w:themeFill="background1"/>
+        <w:spacing w:after="48"/>
+        <w:ind w:left="360"/>
+        <w:jc w:val="both"/>
+      </w:pPr>
+      <w:r>
+        <w:rPr>
+          <w:rFonts w:ascii="Segoe UI" w:eastAsia="Segoe UI" w:hAnsi="Segoe UI" w:cs="Segoe UI"/>
+          <w:color w:val="212121"/>
+          <w:sz w:val="24"/>
+        </w:rPr>
+        <w:t>(Próximos Entregables)</w:t>
+      </w:r>
+    </w:p>
+    <w:p>
+      <w:pPr>
+        <w:pStyle w:val="Heading3"/>
+        <w:keepNext w:val="0"/>
+        <w:widowControl w:val="0"/>
+        <w:pBdr>
+          <w:bottom w:val="single" w:sz="7" w:space="0" w:color="D1D5DB"/>
+        </w:pBdr>
+        <w:spacing w:before="360" w:after="120"/>
+        <w:ind w:left="360"/>
+      </w:pPr>
+      <w:r>
+        <w:rPr>
+          <w:szCs w:val="24"/>
+        </w:rPr>
+        <w:t>5.4. Despliegue</w:t>
+      </w:r>
+    </w:p>
+    <w:p>
+      <w:pPr>
+        <w:keepNext w:val="0"/>
+        <w:widowControl w:val="0"/>
+        <w:shd w:val="clear" w:color="auto" w:fill="FFFFFF" w:themeFill="background1"/>
+        <w:spacing w:after="48"/>
+        <w:ind w:left="360"/>
+        <w:jc w:val="both"/>
+      </w:pPr>
+      <w:r>
+        <w:rPr>
+          <w:rFonts w:ascii="Segoe UI" w:eastAsia="Segoe UI" w:hAnsi="Segoe UI" w:cs="Segoe UI"/>
+          <w:color w:val="212121"/>
+          <w:sz w:val="24"/>
+        </w:rPr>
+        <w:t>(Próximos Entregables)</w:t>
+      </w:r>
     </w:p>
     <w:p>
       <w:pPr>
@@ -16049,8 +20780,7 @@
           <w:color w:val="1F2937"/>
           <w:szCs w:val="48"/>
         </w:rPr>
-        <w:lastRenderedPageBreak/>
-        <w:t>5. Desarrollo e Implementación</w:t>
+        <w:t>6. Pruebas y Control de Calidad</w:t>
       </w:r>
     </w:p>
     <w:p>
@@ -16068,7 +20798,7 @@
         <w:rPr>
           <w:szCs w:val="24"/>
         </w:rPr>
-        <w:t>5.1. Organización real del trabajo</w:t>
+        <w:t>6.1. Plan de Pruebas</w:t>
       </w:r>
     </w:p>
     <w:p>
@@ -16104,7 +20834,7 @@
         <w:rPr>
           <w:szCs w:val="24"/>
         </w:rPr>
-        <w:t>5.2. Estructura del Proyecto</w:t>
+        <w:t>6.2. Registro de Incidencias</w:t>
       </w:r>
     </w:p>
     <w:p>
@@ -16140,7 +20870,7 @@
         <w:rPr>
           <w:szCs w:val="24"/>
         </w:rPr>
-        <w:t>5.3. Aspectos relevantes de la codificación</w:t>
+        <w:t>6.3. Validación de Requisitos</w:t>
       </w:r>
     </w:p>
     <w:p>
@@ -16160,213 +20890,6 @@
         </w:rPr>
         <w:t>(Próximos Entregables)</w:t>
       </w:r>
-    </w:p>
-    <w:p>
-      <w:pPr>
-        <w:pStyle w:val="Heading3"/>
-        <w:keepNext w:val="0"/>
-        <w:widowControl w:val="0"/>
-        <w:pBdr>
-          <w:bottom w:val="single" w:sz="7" w:space="0" w:color="D1D5DB"/>
-        </w:pBdr>
-        <w:spacing w:before="360" w:after="120"/>
-        <w:ind w:left="360"/>
-      </w:pPr>
-      <w:r>
-        <w:rPr>
-          <w:szCs w:val="24"/>
-        </w:rPr>
-        <w:t>5.4. Despliegue</w:t>
-      </w:r>
-    </w:p>
-    <w:p>
-      <w:pPr>
-        <w:keepNext w:val="0"/>
-        <w:widowControl w:val="0"/>
-        <w:shd w:val="clear" w:color="auto" w:fill="FFFFFF" w:themeFill="background1"/>
-        <w:spacing w:after="48"/>
-        <w:ind w:left="360"/>
-        <w:jc w:val="both"/>
-      </w:pPr>
-      <w:r>
-        <w:rPr>
-          <w:rFonts w:ascii="Segoe UI" w:eastAsia="Segoe UI" w:hAnsi="Segoe UI" w:cs="Segoe UI"/>
-          <w:color w:val="212121"/>
-          <w:sz w:val="24"/>
-        </w:rPr>
-        <w:t>(Próximos Entregables)</w:t>
-      </w:r>
-    </w:p>
-    <w:p>
-      <w:pPr>
-        <w:pStyle w:val="Heading2"/>
-        <w:keepNext w:val="0"/>
-        <w:widowControl w:val="0"/>
-        <w:pBdr>
-          <w:bottom w:val="single" w:sz="7" w:space="0" w:color="374151"/>
-        </w:pBdr>
-        <w:shd w:val="clear" w:color="auto" w:fill="FFFFFF" w:themeFill="background1"/>
-        <w:spacing w:before="720" w:after="360"/>
-      </w:pPr>
-      <w:r>
-        <w:rPr>
-          <w:rFonts w:ascii="Segoe UI" w:eastAsia="Segoe UI" w:hAnsi="Segoe UI" w:cs="Segoe UI"/>
-          <w:b/>
-          <w:i w:val="0"/>
-          <w:iCs w:val="0"/>
-          <w:color w:val="1F2937"/>
-          <w:szCs w:val="48"/>
-        </w:rPr>
-        <w:t>6. Pruebas y Control de Calidad</w:t>
-      </w:r>
-    </w:p>
-    <w:p>
-      <w:pPr>
-        <w:pStyle w:val="Heading3"/>
-        <w:keepNext w:val="0"/>
-        <w:widowControl w:val="0"/>
-        <w:pBdr>
-          <w:bottom w:val="single" w:sz="7" w:space="0" w:color="D1D5DB"/>
-        </w:pBdr>
-        <w:spacing w:before="360" w:after="120"/>
-        <w:ind w:left="360"/>
-      </w:pPr>
-      <w:r>
-        <w:rPr>
-          <w:szCs w:val="24"/>
-        </w:rPr>
-        <w:t>6.1. Plan de Pruebas</w:t>
-      </w:r>
-    </w:p>
-    <w:p>
-      <w:pPr>
-        <w:keepNext w:val="0"/>
-        <w:widowControl w:val="0"/>
-        <w:shd w:val="clear" w:color="auto" w:fill="FFFFFF" w:themeFill="background1"/>
-        <w:spacing w:after="48"/>
-        <w:ind w:left="360"/>
-        <w:jc w:val="both"/>
-      </w:pPr>
-      <w:r>
-        <w:rPr>
-          <w:rFonts w:ascii="Segoe UI" w:eastAsia="Segoe UI" w:hAnsi="Segoe UI" w:cs="Segoe UI"/>
-          <w:color w:val="212121"/>
-          <w:sz w:val="24"/>
-        </w:rPr>
-        <w:t>(Próximos Entregables)</w:t>
-      </w:r>
-    </w:p>
-    <w:p>
-      <w:pPr>
-        <w:pStyle w:val="Heading3"/>
-        <w:keepNext w:val="0"/>
-        <w:widowControl w:val="0"/>
-        <w:pBdr>
-          <w:bottom w:val="single" w:sz="7" w:space="0" w:color="D1D5DB"/>
-        </w:pBdr>
-        <w:spacing w:before="360" w:after="120"/>
-        <w:ind w:left="360"/>
-      </w:pPr>
-      <w:r>
-        <w:rPr>
-          <w:szCs w:val="24"/>
-        </w:rPr>
-        <w:t>6.2. Registro de Incidencias</w:t>
-      </w:r>
-    </w:p>
-    <w:p>
-      <w:pPr>
-        <w:keepNext w:val="0"/>
-        <w:widowControl w:val="0"/>
-        <w:shd w:val="clear" w:color="auto" w:fill="FFFFFF" w:themeFill="background1"/>
-        <w:spacing w:after="48"/>
-        <w:ind w:left="360"/>
-        <w:jc w:val="both"/>
-      </w:pPr>
-      <w:r>
-        <w:rPr>
-          <w:rFonts w:ascii="Segoe UI" w:eastAsia="Segoe UI" w:hAnsi="Segoe UI" w:cs="Segoe UI"/>
-          <w:color w:val="212121"/>
-          <w:sz w:val="24"/>
-        </w:rPr>
-        <w:t>(Próximos Entregables)</w:t>
-      </w:r>
-    </w:p>
-    <w:p>
-      <w:pPr>
-        <w:pStyle w:val="Heading3"/>
-        <w:keepNext w:val="0"/>
-        <w:widowControl w:val="0"/>
-        <w:pBdr>
-          <w:bottom w:val="single" w:sz="7" w:space="0" w:color="D1D5DB"/>
-        </w:pBdr>
-        <w:spacing w:before="360" w:after="120"/>
-        <w:ind w:left="360"/>
-      </w:pPr>
-      <w:r>
-        <w:rPr>
-          <w:szCs w:val="24"/>
-        </w:rPr>
-        <w:t>6.3. Validación de Requisitos</w:t>
-      </w:r>
-    </w:p>
-    <w:p>
-      <w:pPr>
-        <w:keepNext w:val="0"/>
-        <w:widowControl w:val="0"/>
-        <w:shd w:val="clear" w:color="auto" w:fill="FFFFFF" w:themeFill="background1"/>
-        <w:spacing w:after="48"/>
-        <w:ind w:left="360"/>
-        <w:jc w:val="both"/>
-      </w:pPr>
-      <w:r>
-        <w:rPr>
-          <w:rFonts w:ascii="Segoe UI" w:eastAsia="Segoe UI" w:hAnsi="Segoe UI" w:cs="Segoe UI"/>
-          <w:color w:val="212121"/>
-          <w:sz w:val="24"/>
-        </w:rPr>
-        <w:t>(Próximos Entregables)</w:t>
-      </w:r>
-    </w:p>
-    <w:p>
-      <w:pPr>
-        <w:pStyle w:val="Heading2"/>
-        <w:keepNext w:val="0"/>
-        <w:widowControl w:val="0"/>
-        <w:pBdr>
-          <w:bottom w:val="single" w:sz="7" w:space="0" w:color="374151"/>
-        </w:pBdr>
-        <w:shd w:val="clear" w:color="auto" w:fill="FFFFFF" w:themeFill="background1"/>
-        <w:spacing w:before="720" w:after="360"/>
-        <w:rPr>
-          <w:rFonts w:ascii="Segoe UI" w:eastAsia="Segoe UI" w:hAnsi="Segoe UI" w:cs="Segoe UI"/>
-          <w:b/>
-          <w:i w:val="0"/>
-          <w:iCs w:val="0"/>
-          <w:color w:val="1F2937"/>
-          <w:szCs w:val="48"/>
-        </w:rPr>
-      </w:pPr>
-    </w:p>
-    <w:p>
-      <w:pPr>
-        <w:pStyle w:val="Heading2"/>
-        <w:keepNext w:val="0"/>
-        <w:widowControl w:val="0"/>
-        <w:pBdr>
-          <w:bottom w:val="single" w:sz="7" w:space="0" w:color="374151"/>
-        </w:pBdr>
-        <w:shd w:val="clear" w:color="auto" w:fill="FFFFFF" w:themeFill="background1"/>
-        <w:spacing w:before="720" w:after="360"/>
-        <w:rPr>
-          <w:rFonts w:ascii="Segoe UI" w:eastAsia="Segoe UI" w:hAnsi="Segoe UI" w:cs="Segoe UI"/>
-          <w:b/>
-          <w:i w:val="0"/>
-          <w:iCs w:val="0"/>
-          <w:color w:val="1F2937"/>
-          <w:szCs w:val="48"/>
-        </w:rPr>
-      </w:pPr>
     </w:p>
     <w:p>
       <w:pPr>
@@ -17237,7 +21760,7 @@
             </wp:anchor>
           </w:drawing>
         </mc:Choice>
-        <mc:Fallback xmlns:a="http://schemas.openxmlformats.org/drawingml/2006/main" xmlns:pic="http://schemas.openxmlformats.org/drawingml/2006/picture" xmlns:a14="http://schemas.microsoft.com/office/drawing/2010/main">
+        <mc:Fallback xmlns:a14="http://schemas.microsoft.com/office/drawing/2010/main" xmlns:pic="http://schemas.openxmlformats.org/drawingml/2006/picture" xmlns:a="http://schemas.openxmlformats.org/drawingml/2006/main">
           <w:pict w14:anchorId="44D4DE1A">
             <v:shapetype id="_x0000_t32" coordsize="21600,21600" o:oned="t" filled="f" o:spt="32" path="m,l21600,21600e" w14:anchorId="7996C48F">
               <v:path fillok="f" arrowok="t" o:connecttype="none"/>
@@ -17528,7 +22051,7 @@
             </wp:anchor>
           </w:drawing>
         </mc:Choice>
-        <mc:Fallback xmlns:a="http://schemas.openxmlformats.org/drawingml/2006/main" xmlns:pic="http://schemas.openxmlformats.org/drawingml/2006/picture" xmlns:a14="http://schemas.microsoft.com/office/drawing/2010/main">
+        <mc:Fallback xmlns:a14="http://schemas.microsoft.com/office/drawing/2010/main" xmlns:pic="http://schemas.openxmlformats.org/drawingml/2006/picture" xmlns:a="http://schemas.openxmlformats.org/drawingml/2006/main">
           <w:pict w14:anchorId="18211A6C">
             <v:shapetype id="_x0000_t32" coordsize="21600,21600" o:oned="t" filled="f" o:spt="32" path="m,l21600,21600e" w14:anchorId="1F7B267B">
               <v:path fillok="f" arrowok="t" o:connecttype="none"/>
@@ -17831,7 +22354,7 @@
             </wp:anchor>
           </w:drawing>
         </mc:Choice>
-        <mc:Fallback xmlns:a="http://schemas.openxmlformats.org/drawingml/2006/main" xmlns:a14="http://schemas.microsoft.com/office/drawing/2010/main">
+        <mc:Fallback xmlns:a14="http://schemas.microsoft.com/office/drawing/2010/main" xmlns:a="http://schemas.openxmlformats.org/drawingml/2006/main">
           <w:pict w14:anchorId="2258254A">
             <v:shapetype id="_x0000_t32" coordsize="21600,21600" o:oned="t" filled="f" o:spt="32" path="m,l21600,21600e" w14:anchorId="4BB0A5D0">
               <v:path fillok="f" arrowok="t" o:connecttype="none"/>
@@ -17963,7 +22486,7 @@
             </wp:anchor>
           </w:drawing>
         </mc:Choice>
-        <mc:Fallback xmlns:a="http://schemas.openxmlformats.org/drawingml/2006/main" xmlns:a14="http://schemas.microsoft.com/office/drawing/2010/main">
+        <mc:Fallback xmlns:a14="http://schemas.microsoft.com/office/drawing/2010/main" xmlns:a="http://schemas.openxmlformats.org/drawingml/2006/main">
           <w:pict w14:anchorId="50FA3E29">
             <v:shapetype id="_x0000_t32" coordsize="21600,21600" o:oned="t" filled="f" o:spt="32" path="m,l21600,21600e" w14:anchorId="66A82D6C">
               <v:path fillok="f" arrowok="t" o:connecttype="none"/>
@@ -19857,6 +24380,155 @@
     </w:lvl>
   </w:abstractNum>
   <w:abstractNum w:abstractNumId="23" w15:restartNumberingAfterBreak="0">
+    <w:nsid w:val="22A4377D"/>
+    <w:multiLevelType w:val="multilevel"/>
+    <w:tmpl w:val="DD0219CC"/>
+    <w:lvl w:ilvl="0">
+      <w:start w:val="1"/>
+      <w:numFmt w:val="bullet"/>
+      <w:lvlText w:val=""/>
+      <w:lvlJc w:val="left"/>
+      <w:pPr>
+        <w:tabs>
+          <w:tab w:val="num" w:pos="3240"/>
+        </w:tabs>
+        <w:ind w:left="3240" w:hanging="360"/>
+      </w:pPr>
+      <w:rPr>
+        <w:rFonts w:ascii="Symbol" w:hAnsi="Symbol" w:hint="default"/>
+        <w:sz w:val="20"/>
+      </w:rPr>
+    </w:lvl>
+    <w:lvl w:ilvl="1" w:tentative="1">
+      <w:start w:val="1"/>
+      <w:numFmt w:val="bullet"/>
+      <w:lvlText w:val="o"/>
+      <w:lvlJc w:val="left"/>
+      <w:pPr>
+        <w:tabs>
+          <w:tab w:val="num" w:pos="3960"/>
+        </w:tabs>
+        <w:ind w:left="3960" w:hanging="360"/>
+      </w:pPr>
+      <w:rPr>
+        <w:rFonts w:ascii="Courier New" w:hAnsi="Courier New" w:hint="default"/>
+        <w:sz w:val="20"/>
+      </w:rPr>
+    </w:lvl>
+    <w:lvl w:ilvl="2" w:tentative="1">
+      <w:start w:val="1"/>
+      <w:numFmt w:val="bullet"/>
+      <w:lvlText w:val=""/>
+      <w:lvlJc w:val="left"/>
+      <w:pPr>
+        <w:tabs>
+          <w:tab w:val="num" w:pos="4680"/>
+        </w:tabs>
+        <w:ind w:left="4680" w:hanging="360"/>
+      </w:pPr>
+      <w:rPr>
+        <w:rFonts w:ascii="Wingdings" w:hAnsi="Wingdings" w:hint="default"/>
+        <w:sz w:val="20"/>
+      </w:rPr>
+    </w:lvl>
+    <w:lvl w:ilvl="3" w:tentative="1">
+      <w:start w:val="1"/>
+      <w:numFmt w:val="bullet"/>
+      <w:lvlText w:val=""/>
+      <w:lvlJc w:val="left"/>
+      <w:pPr>
+        <w:tabs>
+          <w:tab w:val="num" w:pos="5400"/>
+        </w:tabs>
+        <w:ind w:left="5400" w:hanging="360"/>
+      </w:pPr>
+      <w:rPr>
+        <w:rFonts w:ascii="Wingdings" w:hAnsi="Wingdings" w:hint="default"/>
+        <w:sz w:val="20"/>
+      </w:rPr>
+    </w:lvl>
+    <w:lvl w:ilvl="4" w:tentative="1">
+      <w:start w:val="1"/>
+      <w:numFmt w:val="bullet"/>
+      <w:lvlText w:val=""/>
+      <w:lvlJc w:val="left"/>
+      <w:pPr>
+        <w:tabs>
+          <w:tab w:val="num" w:pos="6120"/>
+        </w:tabs>
+        <w:ind w:left="6120" w:hanging="360"/>
+      </w:pPr>
+      <w:rPr>
+        <w:rFonts w:ascii="Wingdings" w:hAnsi="Wingdings" w:hint="default"/>
+        <w:sz w:val="20"/>
+      </w:rPr>
+    </w:lvl>
+    <w:lvl w:ilvl="5" w:tentative="1">
+      <w:start w:val="1"/>
+      <w:numFmt w:val="bullet"/>
+      <w:lvlText w:val=""/>
+      <w:lvlJc w:val="left"/>
+      <w:pPr>
+        <w:tabs>
+          <w:tab w:val="num" w:pos="6840"/>
+        </w:tabs>
+        <w:ind w:left="6840" w:hanging="360"/>
+      </w:pPr>
+      <w:rPr>
+        <w:rFonts w:ascii="Wingdings" w:hAnsi="Wingdings" w:hint="default"/>
+        <w:sz w:val="20"/>
+      </w:rPr>
+    </w:lvl>
+    <w:lvl w:ilvl="6" w:tentative="1">
+      <w:start w:val="1"/>
+      <w:numFmt w:val="bullet"/>
+      <w:lvlText w:val=""/>
+      <w:lvlJc w:val="left"/>
+      <w:pPr>
+        <w:tabs>
+          <w:tab w:val="num" w:pos="7560"/>
+        </w:tabs>
+        <w:ind w:left="7560" w:hanging="360"/>
+      </w:pPr>
+      <w:rPr>
+        <w:rFonts w:ascii="Wingdings" w:hAnsi="Wingdings" w:hint="default"/>
+        <w:sz w:val="20"/>
+      </w:rPr>
+    </w:lvl>
+    <w:lvl w:ilvl="7" w:tentative="1">
+      <w:start w:val="1"/>
+      <w:numFmt w:val="bullet"/>
+      <w:lvlText w:val=""/>
+      <w:lvlJc w:val="left"/>
+      <w:pPr>
+        <w:tabs>
+          <w:tab w:val="num" w:pos="8280"/>
+        </w:tabs>
+        <w:ind w:left="8280" w:hanging="360"/>
+      </w:pPr>
+      <w:rPr>
+        <w:rFonts w:ascii="Wingdings" w:hAnsi="Wingdings" w:hint="default"/>
+        <w:sz w:val="20"/>
+      </w:rPr>
+    </w:lvl>
+    <w:lvl w:ilvl="8" w:tentative="1">
+      <w:start w:val="1"/>
+      <w:numFmt w:val="bullet"/>
+      <w:lvlText w:val=""/>
+      <w:lvlJc w:val="left"/>
+      <w:pPr>
+        <w:tabs>
+          <w:tab w:val="num" w:pos="9000"/>
+        </w:tabs>
+        <w:ind w:left="9000" w:hanging="360"/>
+      </w:pPr>
+      <w:rPr>
+        <w:rFonts w:ascii="Wingdings" w:hAnsi="Wingdings" w:hint="default"/>
+        <w:sz w:val="20"/>
+      </w:rPr>
+    </w:lvl>
+  </w:abstractNum>
+  <w:abstractNum w:abstractNumId="24" w15:restartNumberingAfterBreak="0">
     <w:nsid w:val="2BCA168A"/>
     <w:multiLevelType w:val="hybridMultilevel"/>
     <w:tmpl w:val="C0341F4E"/>
@@ -19969,7 +24641,7 @@
       </w:rPr>
     </w:lvl>
   </w:abstractNum>
-  <w:abstractNum w:abstractNumId="24" w15:restartNumberingAfterBreak="0">
+  <w:abstractNum w:abstractNumId="25" w15:restartNumberingAfterBreak="0">
     <w:nsid w:val="2BEE0818"/>
     <w:multiLevelType w:val="multilevel"/>
     <w:tmpl w:val="6DBEAC04"/>
@@ -20118,7 +24790,7 @@
       </w:rPr>
     </w:lvl>
   </w:abstractNum>
-  <w:abstractNum w:abstractNumId="25" w15:restartNumberingAfterBreak="0">
+  <w:abstractNum w:abstractNumId="26" w15:restartNumberingAfterBreak="0">
     <w:nsid w:val="2CED3286"/>
     <w:multiLevelType w:val="multilevel"/>
     <w:tmpl w:val="0DCEFBEC"/>
@@ -20213,7 +24885,7 @@
       </w:pPr>
     </w:lvl>
   </w:abstractNum>
-  <w:abstractNum w:abstractNumId="26" w15:restartNumberingAfterBreak="0">
+  <w:abstractNum w:abstractNumId="27" w15:restartNumberingAfterBreak="0">
     <w:nsid w:val="34B844AD"/>
     <w:multiLevelType w:val="multilevel"/>
     <w:tmpl w:val="AE628106"/>
@@ -20326,7 +24998,7 @@
       </w:pPr>
     </w:lvl>
   </w:abstractNum>
-  <w:abstractNum w:abstractNumId="27" w15:restartNumberingAfterBreak="0">
+  <w:abstractNum w:abstractNumId="28" w15:restartNumberingAfterBreak="0">
     <w:nsid w:val="35ED0668"/>
     <w:multiLevelType w:val="multilevel"/>
     <w:tmpl w:val="F9CA6292"/>
@@ -20475,7 +25147,7 @@
       </w:rPr>
     </w:lvl>
   </w:abstractNum>
-  <w:abstractNum w:abstractNumId="28" w15:restartNumberingAfterBreak="0">
+  <w:abstractNum w:abstractNumId="29" w15:restartNumberingAfterBreak="0">
     <w:nsid w:val="360108D2"/>
     <w:multiLevelType w:val="multilevel"/>
     <w:tmpl w:val="021649F8"/>
@@ -20624,7 +25296,7 @@
       </w:rPr>
     </w:lvl>
   </w:abstractNum>
-  <w:abstractNum w:abstractNumId="29" w15:restartNumberingAfterBreak="0">
+  <w:abstractNum w:abstractNumId="30" w15:restartNumberingAfterBreak="0">
     <w:nsid w:val="36080AF2"/>
     <w:multiLevelType w:val="multilevel"/>
     <w:tmpl w:val="161ED680"/>
@@ -20773,7 +25445,7 @@
       </w:rPr>
     </w:lvl>
   </w:abstractNum>
-  <w:abstractNum w:abstractNumId="30" w15:restartNumberingAfterBreak="0">
+  <w:abstractNum w:abstractNumId="31" w15:restartNumberingAfterBreak="0">
     <w:nsid w:val="3D10441D"/>
     <w:multiLevelType w:val="multilevel"/>
     <w:tmpl w:val="A2EA6756"/>
@@ -20913,7 +25585,7 @@
       </w:rPr>
     </w:lvl>
   </w:abstractNum>
-  <w:abstractNum w:abstractNumId="31" w15:restartNumberingAfterBreak="0">
+  <w:abstractNum w:abstractNumId="32" w15:restartNumberingAfterBreak="0">
     <w:nsid w:val="480C30B5"/>
     <w:multiLevelType w:val="multilevel"/>
     <w:tmpl w:val="B3A2EC8E"/>
@@ -21053,7 +25725,7 @@
       </w:rPr>
     </w:lvl>
   </w:abstractNum>
-  <w:abstractNum w:abstractNumId="32" w15:restartNumberingAfterBreak="0">
+  <w:abstractNum w:abstractNumId="33" w15:restartNumberingAfterBreak="0">
     <w:nsid w:val="49B745FC"/>
     <w:multiLevelType w:val="hybridMultilevel"/>
     <w:tmpl w:val="0A6413E0"/>
@@ -21166,7 +25838,7 @@
       </w:rPr>
     </w:lvl>
   </w:abstractNum>
-  <w:abstractNum w:abstractNumId="33" w15:restartNumberingAfterBreak="0">
+  <w:abstractNum w:abstractNumId="34" w15:restartNumberingAfterBreak="0">
     <w:nsid w:val="4DD40B20"/>
     <w:multiLevelType w:val="multilevel"/>
     <w:tmpl w:val="F83CD016"/>
@@ -21315,7 +25987,7 @@
       </w:rPr>
     </w:lvl>
   </w:abstractNum>
-  <w:abstractNum w:abstractNumId="34" w15:restartNumberingAfterBreak="0">
+  <w:abstractNum w:abstractNumId="35" w15:restartNumberingAfterBreak="0">
     <w:nsid w:val="50DA01E7"/>
     <w:multiLevelType w:val="hybridMultilevel"/>
     <w:tmpl w:val="7096A168"/>
@@ -21428,7 +26100,7 @@
       </w:rPr>
     </w:lvl>
   </w:abstractNum>
-  <w:abstractNum w:abstractNumId="35" w15:restartNumberingAfterBreak="0">
+  <w:abstractNum w:abstractNumId="36" w15:restartNumberingAfterBreak="0">
     <w:nsid w:val="528A44CC"/>
     <w:multiLevelType w:val="multilevel"/>
     <w:tmpl w:val="FF12F8EA"/>
@@ -21568,7 +26240,7 @@
       </w:rPr>
     </w:lvl>
   </w:abstractNum>
-  <w:abstractNum w:abstractNumId="36" w15:restartNumberingAfterBreak="0">
+  <w:abstractNum w:abstractNumId="37" w15:restartNumberingAfterBreak="0">
     <w:nsid w:val="56EA1EAF"/>
     <w:multiLevelType w:val="multilevel"/>
     <w:tmpl w:val="C79C3080"/>
@@ -21681,7 +26353,7 @@
       </w:pPr>
     </w:lvl>
   </w:abstractNum>
-  <w:abstractNum w:abstractNumId="37" w15:restartNumberingAfterBreak="0">
+  <w:abstractNum w:abstractNumId="38" w15:restartNumberingAfterBreak="0">
     <w:nsid w:val="61292A82"/>
     <w:multiLevelType w:val="multilevel"/>
     <w:tmpl w:val="10F0450A"/>
@@ -21821,7 +26493,7 @@
       </w:rPr>
     </w:lvl>
   </w:abstractNum>
-  <w:abstractNum w:abstractNumId="38" w15:restartNumberingAfterBreak="0">
+  <w:abstractNum w:abstractNumId="39" w15:restartNumberingAfterBreak="0">
     <w:nsid w:val="614B5575"/>
     <w:multiLevelType w:val="hybridMultilevel"/>
     <w:tmpl w:val="0406A6C8"/>
@@ -21935,7 +26607,7 @@
       </w:rPr>
     </w:lvl>
   </w:abstractNum>
-  <w:abstractNum w:abstractNumId="39" w15:restartNumberingAfterBreak="0">
+  <w:abstractNum w:abstractNumId="40" w15:restartNumberingAfterBreak="0">
     <w:nsid w:val="61FF33FD"/>
     <w:multiLevelType w:val="multilevel"/>
     <w:tmpl w:val="70B65930"/>
@@ -22075,7 +26747,7 @@
       </w:rPr>
     </w:lvl>
   </w:abstractNum>
-  <w:abstractNum w:abstractNumId="40" w15:restartNumberingAfterBreak="0">
+  <w:abstractNum w:abstractNumId="41" w15:restartNumberingAfterBreak="0">
     <w:nsid w:val="65913E8C"/>
     <w:multiLevelType w:val="multilevel"/>
     <w:tmpl w:val="970643DA"/>
@@ -22224,7 +26896,7 @@
       </w:rPr>
     </w:lvl>
   </w:abstractNum>
-  <w:abstractNum w:abstractNumId="41" w15:restartNumberingAfterBreak="0">
+  <w:abstractNum w:abstractNumId="42" w15:restartNumberingAfterBreak="0">
     <w:nsid w:val="6BF31981"/>
     <w:multiLevelType w:val="multilevel"/>
     <w:tmpl w:val="2C64408A"/>
@@ -22364,7 +27036,7 @@
       </w:rPr>
     </w:lvl>
   </w:abstractNum>
-  <w:abstractNum w:abstractNumId="42" w15:restartNumberingAfterBreak="0">
+  <w:abstractNum w:abstractNumId="43" w15:restartNumberingAfterBreak="0">
     <w:nsid w:val="73B4C88C"/>
     <w:multiLevelType w:val="hybridMultilevel"/>
     <w:tmpl w:val="6D8C17A2"/>
@@ -22450,7 +27122,7 @@
       </w:pPr>
     </w:lvl>
   </w:abstractNum>
-  <w:abstractNum w:abstractNumId="43" w15:restartNumberingAfterBreak="0">
+  <w:abstractNum w:abstractNumId="44" w15:restartNumberingAfterBreak="0">
     <w:nsid w:val="75354E8A"/>
     <w:multiLevelType w:val="multilevel"/>
     <w:tmpl w:val="A78C158A"/>
@@ -22599,7 +27271,7 @@
       </w:rPr>
     </w:lvl>
   </w:abstractNum>
-  <w:abstractNum w:abstractNumId="44" w15:restartNumberingAfterBreak="0">
+  <w:abstractNum w:abstractNumId="45" w15:restartNumberingAfterBreak="0">
     <w:nsid w:val="76723588"/>
     <w:multiLevelType w:val="multilevel"/>
     <w:tmpl w:val="DA28D350"/>
@@ -22712,7 +27384,7 @@
       </w:pPr>
     </w:lvl>
   </w:abstractNum>
-  <w:abstractNum w:abstractNumId="45" w15:restartNumberingAfterBreak="0">
+  <w:abstractNum w:abstractNumId="46" w15:restartNumberingAfterBreak="0">
     <w:nsid w:val="774B49F8"/>
     <w:multiLevelType w:val="multilevel"/>
     <w:tmpl w:val="CBFAD1F2"/>
@@ -22852,7 +27524,7 @@
       </w:rPr>
     </w:lvl>
   </w:abstractNum>
-  <w:abstractNum w:abstractNumId="46" w15:restartNumberingAfterBreak="0">
+  <w:abstractNum w:abstractNumId="47" w15:restartNumberingAfterBreak="0">
     <w:nsid w:val="799C31B5"/>
     <w:multiLevelType w:val="multilevel"/>
     <w:tmpl w:val="70889FAE"/>
@@ -22993,52 +27665,52 @@
     </w:lvl>
   </w:abstractNum>
   <w:num w:numId="1" w16cid:durableId="2113014704">
-    <w:abstractNumId w:val="42"/>
+    <w:abstractNumId w:val="43"/>
   </w:num>
   <w:num w:numId="2" w16cid:durableId="846021626">
-    <w:abstractNumId w:val="25"/>
+    <w:abstractNumId w:val="26"/>
   </w:num>
   <w:num w:numId="3" w16cid:durableId="856044585">
     <w:abstractNumId w:val="22"/>
   </w:num>
   <w:num w:numId="4" w16cid:durableId="101271883">
+    <w:abstractNumId w:val="32"/>
+  </w:num>
+  <w:num w:numId="5" w16cid:durableId="1243026041">
+    <w:abstractNumId w:val="38"/>
+  </w:num>
+  <w:num w:numId="6" w16cid:durableId="824787241">
+    <w:abstractNumId w:val="46"/>
+  </w:num>
+  <w:num w:numId="7" w16cid:durableId="1391535419">
+    <w:abstractNumId w:val="37"/>
+  </w:num>
+  <w:num w:numId="8" w16cid:durableId="1032150560">
+    <w:abstractNumId w:val="47"/>
+  </w:num>
+  <w:num w:numId="9" w16cid:durableId="499126505">
     <w:abstractNumId w:val="31"/>
   </w:num>
-  <w:num w:numId="5" w16cid:durableId="1243026041">
-    <w:abstractNumId w:val="37"/>
-  </w:num>
-  <w:num w:numId="6" w16cid:durableId="824787241">
-    <w:abstractNumId w:val="45"/>
-  </w:num>
-  <w:num w:numId="7" w16cid:durableId="1391535419">
-    <w:abstractNumId w:val="36"/>
-  </w:num>
-  <w:num w:numId="8" w16cid:durableId="1032150560">
-    <w:abstractNumId w:val="46"/>
-  </w:num>
-  <w:num w:numId="9" w16cid:durableId="499126505">
-    <w:abstractNumId w:val="30"/>
-  </w:num>
   <w:num w:numId="10" w16cid:durableId="266085855">
-    <w:abstractNumId w:val="41"/>
+    <w:abstractNumId w:val="42"/>
   </w:num>
   <w:num w:numId="11" w16cid:durableId="779959250">
-    <w:abstractNumId w:val="26"/>
+    <w:abstractNumId w:val="27"/>
   </w:num>
   <w:num w:numId="12" w16cid:durableId="1604873041">
     <w:abstractNumId w:val="20"/>
   </w:num>
   <w:num w:numId="13" w16cid:durableId="511842705">
-    <w:abstractNumId w:val="44"/>
+    <w:abstractNumId w:val="45"/>
   </w:num>
   <w:num w:numId="14" w16cid:durableId="840504318">
     <w:abstractNumId w:val="17"/>
   </w:num>
   <w:num w:numId="15" w16cid:durableId="768357962">
-    <w:abstractNumId w:val="35"/>
+    <w:abstractNumId w:val="36"/>
   </w:num>
   <w:num w:numId="16" w16cid:durableId="440878550">
-    <w:abstractNumId w:val="39"/>
+    <w:abstractNumId w:val="40"/>
   </w:num>
   <w:num w:numId="17" w16cid:durableId="1772043573">
     <w:abstractNumId w:val="8"/>
@@ -23074,10 +27746,10 @@
     <w:abstractNumId w:val="18"/>
   </w:num>
   <w:num w:numId="28" w16cid:durableId="368651360">
-    <w:abstractNumId w:val="38"/>
+    <w:abstractNumId w:val="39"/>
   </w:num>
   <w:num w:numId="29" w16cid:durableId="879130581">
-    <w:abstractNumId w:val="32"/>
+    <w:abstractNumId w:val="33"/>
   </w:num>
   <w:num w:numId="30" w16cid:durableId="1805462885">
     <w:abstractNumId w:val="15"/>
@@ -23086,13 +27758,13 @@
     <w:abstractNumId w:val="14"/>
   </w:num>
   <w:num w:numId="32" w16cid:durableId="817457399">
-    <w:abstractNumId w:val="40"/>
+    <w:abstractNumId w:val="41"/>
   </w:num>
   <w:num w:numId="33" w16cid:durableId="1996567190">
     <w:abstractNumId w:val="21"/>
   </w:num>
   <w:num w:numId="34" w16cid:durableId="1299992438">
-    <w:abstractNumId w:val="24"/>
+    <w:abstractNumId w:val="25"/>
   </w:num>
   <w:num w:numId="35" w16cid:durableId="352653858">
     <w:abstractNumId w:val="12"/>
@@ -23101,7 +27773,7 @@
     <w:abstractNumId w:val="19"/>
   </w:num>
   <w:num w:numId="37" w16cid:durableId="1831170911">
-    <w:abstractNumId w:val="27"/>
+    <w:abstractNumId w:val="28"/>
   </w:num>
   <w:num w:numId="38" w16cid:durableId="827136442">
     <w:abstractNumId w:val="13"/>
@@ -23110,28 +27782,31 @@
     <w:abstractNumId w:val="10"/>
   </w:num>
   <w:num w:numId="40" w16cid:durableId="1595548902">
-    <w:abstractNumId w:val="43"/>
+    <w:abstractNumId w:val="44"/>
   </w:num>
   <w:num w:numId="41" w16cid:durableId="1314915956">
+    <w:abstractNumId w:val="30"/>
+  </w:num>
+  <w:num w:numId="42" w16cid:durableId="905383881">
+    <w:abstractNumId w:val="34"/>
+  </w:num>
+  <w:num w:numId="43" w16cid:durableId="320549036">
     <w:abstractNumId w:val="29"/>
   </w:num>
-  <w:num w:numId="42" w16cid:durableId="905383881">
-    <w:abstractNumId w:val="33"/>
-  </w:num>
-  <w:num w:numId="43" w16cid:durableId="320549036">
-    <w:abstractNumId w:val="28"/>
-  </w:num>
   <w:num w:numId="44" w16cid:durableId="696350055">
-    <w:abstractNumId w:val="34"/>
+    <w:abstractNumId w:val="35"/>
   </w:num>
   <w:num w:numId="45" w16cid:durableId="1826817514">
     <w:abstractNumId w:val="11"/>
   </w:num>
   <w:num w:numId="46" w16cid:durableId="1975022890">
-    <w:abstractNumId w:val="23"/>
+    <w:abstractNumId w:val="24"/>
   </w:num>
   <w:num w:numId="47" w16cid:durableId="1615819707">
     <w:abstractNumId w:val="16"/>
+  </w:num>
+  <w:num w:numId="48" w16cid:durableId="3367334">
+    <w:abstractNumId w:val="23"/>
   </w:num>
 </w:numbering>
 </file>
@@ -24915,23 +29590,6 @@
 </file>
 
 <file path=customXml/item1.xml><?xml version="1.0" encoding="utf-8"?>
-<?mso-contentType ?>
-<FormTemplates xmlns="http://schemas.microsoft.com/sharepoint/v3/contenttype/forms">
-  <Display>DocumentLibraryForm</Display>
-  <Edit>DocumentLibraryForm</Edit>
-  <New>DocumentLibraryForm</New>
-</FormTemplates>
-</file>
-
-<file path=customXml/item2.xml><?xml version="1.0" encoding="utf-8"?>
-<p:properties xmlns:p="http://schemas.microsoft.com/office/2006/metadata/properties" xmlns:xsi="http://www.w3.org/2001/XMLSchema-instance" xmlns:pc="http://schemas.microsoft.com/office/infopath/2007/PartnerControls">
-  <documentManagement>
-    <_activity xmlns="0dd81e3e-32c4-45c3-852a-33c36a8ca9a2" xsi:nil="true"/>
-  </documentManagement>
-</p:properties>
-</file>
-
-<file path=customXml/item3.xml><?xml version="1.0" encoding="utf-8"?>
 <ct:contentTypeSchema xmlns:ct="http://schemas.microsoft.com/office/2006/metadata/contentType" xmlns:ma="http://schemas.microsoft.com/office/2006/metadata/properties/metaAttributes" ct:_="" ma:_="" ma:contentTypeName="Documento" ma:contentTypeID="0x01010025101D0885731048B0CD21D432E8305A" ma:contentTypeVersion="11" ma:contentTypeDescription="Crear nuevo documento." ma:contentTypeScope="" ma:versionID="81bcf49ec1edc4061c6f9fddaf17e5a4">
   <xsd:schema xmlns:xsd="http://www.w3.org/2001/XMLSchema" xmlns:xs="http://www.w3.org/2001/XMLSchema" xmlns:p="http://schemas.microsoft.com/office/2006/metadata/properties" xmlns:ns3="0dd81e3e-32c4-45c3-852a-33c36a8ca9a2" targetNamespace="http://schemas.microsoft.com/office/2006/metadata/properties" ma:root="true" ma:fieldsID="e214c24f35242a31bbaa59618cd4f46f" ns3:_="">
     <xsd:import namespace="0dd81e3e-32c4-45c3-852a-33c36a8ca9a2"/>
@@ -25119,29 +29777,28 @@
 </ct:contentTypeSchema>
 </file>
 
-<file path=customXml/item4.xml><?xml version="1.0" encoding="utf-8"?>
+<file path=customXml/item2.xml><?xml version="1.0" encoding="utf-8"?>
+<?mso-contentType ?>
+<FormTemplates xmlns="http://schemas.microsoft.com/sharepoint/v3/contenttype/forms">
+  <Display>DocumentLibraryForm</Display>
+  <Edit>DocumentLibraryForm</Edit>
+  <New>DocumentLibraryForm</New>
+</FormTemplates>
+</file>
+
+<file path=customXml/item3.xml><?xml version="1.0" encoding="utf-8"?>
 <b:Sources xmlns:b="http://schemas.openxmlformats.org/officeDocument/2006/bibliography" xmlns="http://schemas.openxmlformats.org/officeDocument/2006/bibliography" SelectedStyle="\APA.XSL" StyleName="APA Fifth Edition"/>
 </file>
 
-<file path=customXml/itemProps1.xml><?xml version="1.0" encoding="utf-8"?>
-<ds:datastoreItem xmlns:ds="http://schemas.openxmlformats.org/officeDocument/2006/customXml" ds:itemID="{D6C383AF-1EC1-4F0E-B800-E4A39F6E2FAF}">
-  <ds:schemaRefs>
-    <ds:schemaRef ds:uri="http://schemas.microsoft.com/sharepoint/v3/contenttype/forms"/>
-  </ds:schemaRefs>
-</ds:datastoreItem>
+<file path=customXml/item4.xml><?xml version="1.0" encoding="utf-8"?>
+<p:properties xmlns:p="http://schemas.microsoft.com/office/2006/metadata/properties" xmlns:xsi="http://www.w3.org/2001/XMLSchema-instance" xmlns:pc="http://schemas.microsoft.com/office/infopath/2007/PartnerControls">
+  <documentManagement>
+    <_activity xmlns="0dd81e3e-32c4-45c3-852a-33c36a8ca9a2" xsi:nil="true"/>
+  </documentManagement>
+</p:properties>
 </file>
 
-<file path=customXml/itemProps2.xml><?xml version="1.0" encoding="utf-8"?>
-<ds:datastoreItem xmlns:ds="http://schemas.openxmlformats.org/officeDocument/2006/customXml" ds:itemID="{56B03E1A-13FD-4632-B7FD-6FEC8181D718}">
-  <ds:schemaRefs>
-    <ds:schemaRef ds:uri="http://schemas.microsoft.com/office/2006/metadata/properties"/>
-    <ds:schemaRef ds:uri="http://schemas.microsoft.com/office/infopath/2007/PartnerControls"/>
-    <ds:schemaRef ds:uri="0dd81e3e-32c4-45c3-852a-33c36a8ca9a2"/>
-  </ds:schemaRefs>
-</ds:datastoreItem>
-</file>
-
-<file path=customXml/itemProps3.xml><?xml version="1.0" encoding="utf-8"?>
+<file path=customXml/itemProps1.xml><?xml version="1.0" encoding="utf-8"?>
 <ds:datastoreItem xmlns:ds="http://schemas.openxmlformats.org/officeDocument/2006/customXml" ds:itemID="{DCD06B4A-01B4-46AA-8422-B68B8898A05E}">
   <ds:schemaRefs>
     <ds:schemaRef ds:uri="http://schemas.microsoft.com/office/2006/metadata/contentType"/>
@@ -25159,10 +29816,28 @@
 </ds:datastoreItem>
 </file>
 
-<file path=customXml/itemProps4.xml><?xml version="1.0" encoding="utf-8"?>
+<file path=customXml/itemProps2.xml><?xml version="1.0" encoding="utf-8"?>
+<ds:datastoreItem xmlns:ds="http://schemas.openxmlformats.org/officeDocument/2006/customXml" ds:itemID="{D6C383AF-1EC1-4F0E-B800-E4A39F6E2FAF}">
+  <ds:schemaRefs>
+    <ds:schemaRef ds:uri="http://schemas.microsoft.com/sharepoint/v3/contenttype/forms"/>
+  </ds:schemaRefs>
+</ds:datastoreItem>
+</file>
+
+<file path=customXml/itemProps3.xml><?xml version="1.0" encoding="utf-8"?>
 <ds:datastoreItem xmlns:ds="http://schemas.openxmlformats.org/officeDocument/2006/customXml" ds:itemID="{16C71FD4-B25F-4F52-875D-9049229978E5}">
   <ds:schemaRefs>
     <ds:schemaRef ds:uri="http://schemas.openxmlformats.org/officeDocument/2006/bibliography"/>
   </ds:schemaRefs>
 </ds:datastoreItem>
+</file>
+
+<file path=customXml/itemProps4.xml><?xml version="1.0" encoding="utf-8"?>
+<ds:datastoreItem xmlns:ds="http://schemas.openxmlformats.org/officeDocument/2006/customXml" ds:itemID="{56B03E1A-13FD-4632-B7FD-6FEC8181D718}">
+  <ds:schemaRefs>
+    <ds:schemaRef ds:uri="http://schemas.microsoft.com/office/2006/metadata/properties"/>
+    <ds:schemaRef ds:uri="http://schemas.microsoft.com/office/infopath/2007/PartnerControls"/>
+    <ds:schemaRef ds:uri="0dd81e3e-32c4-45c3-852a-33c36a8ca9a2"/>
+  </ds:schemaRefs>
+</ds:datastoreItem>
 </file>
--- a/MemoriaTFG-IvanMartinNieto.docx
+++ b/MemoriaTFG-IvanMartinNieto.docx
@@ -83,7 +83,7 @@
               </wp:anchor>
             </w:drawing>
           </mc:Choice>
-          <mc:Fallback xmlns:pic="http://schemas.openxmlformats.org/drawingml/2006/picture" xmlns:a14="http://schemas.microsoft.com/office/drawing/2010/main" xmlns:a="http://schemas.openxmlformats.org/drawingml/2006/main">
+          <mc:Fallback xmlns:a="http://schemas.openxmlformats.org/drawingml/2006/main" xmlns:a14="http://schemas.microsoft.com/office/drawing/2010/main" xmlns:pic="http://schemas.openxmlformats.org/drawingml/2006/picture">
             <w:pict w14:anchorId="0829D9D1">
               <v:shapetype id="_x0000_t32" coordsize="21600,21600" o:oned="t" filled="f" o:spt="32" path="m,l21600,21600e" w14:anchorId="38844837">
                 <v:path fillok="f" arrowok="t" o:connecttype="none"/>
@@ -1739,7 +1739,7 @@
           <w:u w:val="none"/>
         </w:rPr>
       </w:pPr>
-      <w:hyperlink r:id="rId57" w:anchor="figura3-uml" w:history="1">
+      <w:hyperlink r:id="rId57" w:anchor="figura5-clupik" w:history="1">
         <w:r>
           <w:rPr>
             <w:rStyle w:val="Hyperlink"/>
@@ -1748,26 +1748,8 @@
             <w:sz w:val="24"/>
             <w:u w:val="none"/>
           </w:rPr>
-          <w:t>Figura 3. Diagrama de Casos de Uso del Sistema</w:t>
+          <w:t xml:space="preserve">Figura </w:t>
         </w:r>
-      </w:hyperlink>
-    </w:p>
-    <w:p>
-      <w:pPr>
-        <w:shd w:val="clear" w:color="auto" w:fill="FFFFFF" w:themeFill="background1"/>
-        <w:tabs>
-          <w:tab w:val="num" w:pos="720"/>
-        </w:tabs>
-        <w:spacing w:after="0"/>
-        <w:rPr>
-          <w:rStyle w:val="Hyperlink"/>
-          <w:rFonts w:ascii="Segoe UI" w:eastAsia="Segoe UI" w:hAnsi="Segoe UI" w:cs="Segoe UI"/>
-          <w:color w:val="2563EB"/>
-          <w:sz w:val="24"/>
-          <w:u w:val="none"/>
-        </w:rPr>
-      </w:pPr>
-      <w:hyperlink r:id="rId58" w:anchor="figura4-gantt" w:history="1">
         <w:r>
           <w:rPr>
             <w:rStyle w:val="Hyperlink"/>
@@ -1776,26 +1758,8 @@
             <w:sz w:val="24"/>
             <w:u w:val="none"/>
           </w:rPr>
-          <w:t>Figura 4. Diagrama de Gantt con la previsión del proyecto</w:t>
+          <w:t>3</w:t>
         </w:r>
-      </w:hyperlink>
-    </w:p>
-    <w:p>
-      <w:pPr>
-        <w:shd w:val="clear" w:color="auto" w:fill="FFFFFF" w:themeFill="background1"/>
-        <w:tabs>
-          <w:tab w:val="num" w:pos="720"/>
-        </w:tabs>
-        <w:spacing w:after="0"/>
-        <w:rPr>
-          <w:rStyle w:val="Hyperlink"/>
-          <w:rFonts w:ascii="Segoe UI" w:eastAsia="Segoe UI" w:hAnsi="Segoe UI" w:cs="Segoe UI"/>
-          <w:color w:val="2563EB"/>
-          <w:sz w:val="24"/>
-          <w:u w:val="none"/>
-        </w:rPr>
-      </w:pPr>
-      <w:hyperlink r:id="rId59" w:anchor="figura5-clupik" w:history="1">
         <w:r>
           <w:rPr>
             <w:rStyle w:val="Hyperlink"/>
@@ -1804,7 +1768,7 @@
             <w:sz w:val="24"/>
             <w:u w:val="none"/>
           </w:rPr>
-          <w:t>Figura 5. Interfaz de competiciones de Clupik</w:t>
+          <w:t>. Interfaz de competiciones de Clupik</w:t>
         </w:r>
       </w:hyperlink>
     </w:p>
@@ -1823,7 +1787,7 @@
           <w:u w:val="none"/>
         </w:rPr>
       </w:pPr>
-      <w:hyperlink r:id="rId60" w:anchor="figura6-playoff1" w:history="1">
+      <w:hyperlink r:id="rId58" w:anchor="figura6-playoff1" w:history="1">
         <w:r>
           <w:rPr>
             <w:rStyle w:val="Hyperlink"/>
@@ -1832,26 +1796,8 @@
             <w:sz w:val="24"/>
             <w:u w:val="none"/>
           </w:rPr>
-          <w:t>Figura 6. Interfaz de gestión de Playoff Informática</w:t>
+          <w:t xml:space="preserve">Figura </w:t>
         </w:r>
-      </w:hyperlink>
-    </w:p>
-    <w:p>
-      <w:pPr>
-        <w:shd w:val="clear" w:color="auto" w:fill="FFFFFF" w:themeFill="background1"/>
-        <w:tabs>
-          <w:tab w:val="num" w:pos="720"/>
-        </w:tabs>
-        <w:spacing w:after="0"/>
-        <w:rPr>
-          <w:rStyle w:val="Hyperlink"/>
-          <w:rFonts w:ascii="Segoe UI" w:eastAsia="Segoe UI" w:hAnsi="Segoe UI" w:cs="Segoe UI"/>
-          <w:color w:val="2563EB"/>
-          <w:sz w:val="24"/>
-          <w:u w:val="none"/>
-        </w:rPr>
-      </w:pPr>
-      <w:hyperlink r:id="rId61" w:anchor="figura7-playoff2" w:history="1">
         <w:r>
           <w:rPr>
             <w:rStyle w:val="Hyperlink"/>
@@ -1860,7 +1806,228 @@
             <w:sz w:val="24"/>
             <w:u w:val="none"/>
           </w:rPr>
-          <w:t>Figura 7. Funcionalidades de Playoff Informática</w:t>
+          <w:t>4</w:t>
+        </w:r>
+        <w:r>
+          <w:rPr>
+            <w:rStyle w:val="Hyperlink"/>
+            <w:rFonts w:ascii="Segoe UI" w:eastAsia="Segoe UI" w:hAnsi="Segoe UI" w:cs="Segoe UI"/>
+            <w:color w:val="2563EB"/>
+            <w:sz w:val="24"/>
+            <w:u w:val="none"/>
+          </w:rPr>
+          <w:t>. Interfaz de gestión de Playoff Informática</w:t>
+        </w:r>
+      </w:hyperlink>
+    </w:p>
+    <w:p>
+      <w:pPr>
+        <w:shd w:val="clear" w:color="auto" w:fill="FFFFFF" w:themeFill="background1"/>
+        <w:tabs>
+          <w:tab w:val="num" w:pos="720"/>
+        </w:tabs>
+        <w:spacing w:after="0"/>
+        <w:rPr>
+          <w:rFonts w:ascii="Segoe UI" w:eastAsia="Segoe UI" w:hAnsi="Segoe UI" w:cs="Segoe UI"/>
+          <w:color w:val="2563EB"/>
+          <w:sz w:val="24"/>
+        </w:rPr>
+      </w:pPr>
+      <w:hyperlink r:id="rId59" w:anchor="figura7-playoff2" w:history="1">
+        <w:r>
+          <w:rPr>
+            <w:rStyle w:val="Hyperlink"/>
+            <w:rFonts w:ascii="Segoe UI" w:eastAsia="Segoe UI" w:hAnsi="Segoe UI" w:cs="Segoe UI"/>
+            <w:color w:val="2563EB"/>
+            <w:sz w:val="24"/>
+            <w:u w:val="none"/>
+          </w:rPr>
+          <w:t xml:space="preserve">Figura </w:t>
+        </w:r>
+        <w:r>
+          <w:rPr>
+            <w:rStyle w:val="Hyperlink"/>
+            <w:rFonts w:ascii="Segoe UI" w:eastAsia="Segoe UI" w:hAnsi="Segoe UI" w:cs="Segoe UI"/>
+            <w:color w:val="2563EB"/>
+            <w:sz w:val="24"/>
+            <w:u w:val="none"/>
+          </w:rPr>
+          <w:t>5</w:t>
+        </w:r>
+        <w:r>
+          <w:rPr>
+            <w:rStyle w:val="Hyperlink"/>
+            <w:rFonts w:ascii="Segoe UI" w:eastAsia="Segoe UI" w:hAnsi="Segoe UI" w:cs="Segoe UI"/>
+            <w:color w:val="2563EB"/>
+            <w:sz w:val="24"/>
+            <w:u w:val="none"/>
+          </w:rPr>
+          <w:t>. Funcionalidades de Playoff Informática</w:t>
+        </w:r>
+      </w:hyperlink>
+    </w:p>
+    <w:p>
+      <w:pPr>
+        <w:shd w:val="clear" w:color="auto" w:fill="FFFFFF" w:themeFill="background1"/>
+        <w:tabs>
+          <w:tab w:val="num" w:pos="720"/>
+        </w:tabs>
+        <w:spacing w:after="0"/>
+      </w:pPr>
+      <w:hyperlink r:id="rId60" w:anchor="figura3-uml" w:history="1">
+        <w:r>
+          <w:rPr>
+            <w:rStyle w:val="Hyperlink"/>
+            <w:rFonts w:ascii="Segoe UI" w:eastAsia="Segoe UI" w:hAnsi="Segoe UI" w:cs="Segoe UI"/>
+            <w:color w:val="2563EB"/>
+            <w:sz w:val="24"/>
+            <w:u w:val="none"/>
+          </w:rPr>
+          <w:t xml:space="preserve">Figura </w:t>
+        </w:r>
+        <w:r>
+          <w:rPr>
+            <w:rStyle w:val="Hyperlink"/>
+            <w:rFonts w:ascii="Segoe UI" w:eastAsia="Segoe UI" w:hAnsi="Segoe UI" w:cs="Segoe UI"/>
+            <w:color w:val="2563EB"/>
+            <w:sz w:val="24"/>
+            <w:u w:val="none"/>
+          </w:rPr>
+          <w:t>6</w:t>
+        </w:r>
+        <w:r>
+          <w:rPr>
+            <w:rStyle w:val="Hyperlink"/>
+            <w:rFonts w:ascii="Segoe UI" w:eastAsia="Segoe UI" w:hAnsi="Segoe UI" w:cs="Segoe UI"/>
+            <w:color w:val="2563EB"/>
+            <w:sz w:val="24"/>
+            <w:u w:val="none"/>
+          </w:rPr>
+          <w:t>. Diagrama de Casos de Uso del Sistema</w:t>
+        </w:r>
+      </w:hyperlink>
+    </w:p>
+    <w:p>
+      <w:pPr>
+        <w:shd w:val="clear" w:color="auto" w:fill="FFFFFF" w:themeFill="background1"/>
+        <w:tabs>
+          <w:tab w:val="num" w:pos="720"/>
+        </w:tabs>
+        <w:spacing w:after="0"/>
+        <w:rPr>
+          <w:rFonts w:ascii="Segoe UI" w:eastAsia="Segoe UI" w:hAnsi="Segoe UI" w:cs="Segoe UI"/>
+          <w:color w:val="2563EB"/>
+          <w:sz w:val="24"/>
+        </w:rPr>
+      </w:pPr>
+      <w:hyperlink r:id="rId61" w:anchor="figura5-clupik" w:history="1">
+        <w:r>
+          <w:rPr>
+            <w:rStyle w:val="Hyperlink"/>
+            <w:rFonts w:ascii="Segoe UI" w:eastAsia="Segoe UI" w:hAnsi="Segoe UI" w:cs="Segoe UI"/>
+            <w:color w:val="2563EB"/>
+            <w:sz w:val="24"/>
+            <w:u w:val="none"/>
+          </w:rPr>
+          <w:t xml:space="preserve">Figura </w:t>
+        </w:r>
+        <w:r>
+          <w:rPr>
+            <w:rStyle w:val="Hyperlink"/>
+            <w:rFonts w:ascii="Segoe UI" w:eastAsia="Segoe UI" w:hAnsi="Segoe UI" w:cs="Segoe UI"/>
+            <w:color w:val="2563EB"/>
+            <w:sz w:val="24"/>
+            <w:u w:val="none"/>
+          </w:rPr>
+          <w:t>7</w:t>
+        </w:r>
+        <w:r>
+          <w:rPr>
+            <w:rStyle w:val="Hyperlink"/>
+            <w:rFonts w:ascii="Segoe UI" w:eastAsia="Segoe UI" w:hAnsi="Segoe UI" w:cs="Segoe UI"/>
+            <w:color w:val="2563EB"/>
+            <w:sz w:val="24"/>
+            <w:u w:val="none"/>
+          </w:rPr>
+          <w:t xml:space="preserve">. </w:t>
+        </w:r>
+        <w:r>
+          <w:rPr>
+            <w:rStyle w:val="Hyperlink"/>
+            <w:rFonts w:ascii="Segoe UI" w:eastAsia="Segoe UI" w:hAnsi="Segoe UI" w:cs="Segoe UI"/>
+            <w:color w:val="2563EB"/>
+            <w:sz w:val="24"/>
+            <w:u w:val="none"/>
+          </w:rPr>
+          <w:t>Diagrama Entidad-Relación</w:t>
+        </w:r>
+        <w:r>
+          <w:rPr>
+            <w:rStyle w:val="Hyperlink"/>
+            <w:rFonts w:ascii="Segoe UI" w:eastAsia="Segoe UI" w:hAnsi="Segoe UI" w:cs="Segoe UI"/>
+            <w:color w:val="2563EB"/>
+            <w:sz w:val="24"/>
+            <w:u w:val="none"/>
+          </w:rPr>
+          <w:t xml:space="preserve"> </w:t>
+        </w:r>
+        <w:r>
+          <w:rPr>
+            <w:rStyle w:val="Hyperlink"/>
+            <w:rFonts w:ascii="Segoe UI" w:eastAsia="Segoe UI" w:hAnsi="Segoe UI" w:cs="Segoe UI"/>
+            <w:color w:val="2563EB"/>
+            <w:sz w:val="24"/>
+            <w:u w:val="none"/>
+          </w:rPr>
+          <w:t xml:space="preserve">de la DB </w:t>
+        </w:r>
+      </w:hyperlink>
+    </w:p>
+    <w:p>
+      <w:pPr>
+        <w:shd w:val="clear" w:color="auto" w:fill="FFFFFF" w:themeFill="background1"/>
+        <w:tabs>
+          <w:tab w:val="num" w:pos="720"/>
+        </w:tabs>
+        <w:spacing w:after="0"/>
+        <w:rPr>
+          <w:rStyle w:val="Hyperlink"/>
+          <w:rFonts w:ascii="Segoe UI" w:eastAsia="Segoe UI" w:hAnsi="Segoe UI" w:cs="Segoe UI"/>
+          <w:color w:val="2563EB"/>
+          <w:sz w:val="24"/>
+          <w:u w:val="none"/>
+        </w:rPr>
+      </w:pPr>
+      <w:hyperlink r:id="rId62" w:anchor="figura4-gantt" w:history="1">
+        <w:r>
+          <w:rPr>
+            <w:rStyle w:val="Hyperlink"/>
+            <w:rFonts w:ascii="Segoe UI" w:eastAsia="Segoe UI" w:hAnsi="Segoe UI" w:cs="Segoe UI"/>
+            <w:color w:val="2563EB"/>
+            <w:sz w:val="24"/>
+            <w:u w:val="none"/>
+          </w:rPr>
+          <w:t xml:space="preserve">Figura </w:t>
+        </w:r>
+        <w:r>
+          <w:rPr>
+            <w:rStyle w:val="Hyperlink"/>
+            <w:rFonts w:ascii="Segoe UI" w:eastAsia="Segoe UI" w:hAnsi="Segoe UI" w:cs="Segoe UI"/>
+            <w:color w:val="2563EB"/>
+            <w:sz w:val="24"/>
+            <w:u w:val="none"/>
+          </w:rPr>
+          <w:t>8</w:t>
+        </w:r>
+        <w:r>
+          <w:rPr>
+            <w:rStyle w:val="Hyperlink"/>
+            <w:rFonts w:ascii="Segoe UI" w:eastAsia="Segoe UI" w:hAnsi="Segoe UI" w:cs="Segoe UI"/>
+            <w:color w:val="2563EB"/>
+            <w:sz w:val="24"/>
+            <w:u w:val="none"/>
+          </w:rPr>
+          <w:t>. Diagrama de Gantt con la previsión del proyecto</w:t>
         </w:r>
       </w:hyperlink>
     </w:p>
@@ -2022,7 +2189,7 @@
           <w:u w:val="none"/>
         </w:rPr>
       </w:pPr>
-      <w:hyperlink r:id="rId62" w:anchor="analisis-viabilidad" w:history="1">
+      <w:hyperlink r:id="rId63" w:anchor="analisis-viabilidad" w:history="1">
         <w:r>
           <w:rPr>
             <w:rStyle w:val="Hyperlink"/>
@@ -2050,7 +2217,7 @@
           <w:u w:val="none"/>
         </w:rPr>
       </w:pPr>
-      <w:hyperlink r:id="rId63" w:anchor="analisis-viabilidad" w:history="1">
+      <w:hyperlink r:id="rId64" w:anchor="analisis-viabilidad" w:history="1">
         <w:r>
           <w:rPr>
             <w:rStyle w:val="Hyperlink"/>
@@ -2078,7 +2245,7 @@
           <w:u w:val="none"/>
         </w:rPr>
       </w:pPr>
-      <w:hyperlink r:id="rId64" w:anchor="analisis-viabilidad" w:history="1">
+      <w:hyperlink r:id="rId65" w:anchor="analisis-viabilidad" w:history="1">
         <w:r>
           <w:rPr>
             <w:rStyle w:val="Hyperlink"/>
@@ -2106,7 +2273,7 @@
           <w:u w:val="none"/>
         </w:rPr>
       </w:pPr>
-      <w:hyperlink r:id="rId65" w:anchor="objetivos-proyecto" w:history="1">
+      <w:hyperlink r:id="rId66" w:anchor="objetivos-proyecto" w:history="1">
         <w:r>
           <w:rPr>
             <w:rStyle w:val="Hyperlink"/>
@@ -2134,7 +2301,7 @@
           <w:u w:val="none"/>
         </w:rPr>
       </w:pPr>
-      <w:hyperlink r:id="rId66" w:anchor="objetivos-proyecto" w:history="1">
+      <w:hyperlink r:id="rId67" w:anchor="objetivos-proyecto" w:history="1">
         <w:r>
           <w:rPr>
             <w:rStyle w:val="Hyperlink"/>
@@ -2162,7 +2329,7 @@
           <w:u w:val="none"/>
         </w:rPr>
       </w:pPr>
-      <w:hyperlink r:id="rId67" w:anchor="definicion-actores" w:history="1">
+      <w:hyperlink r:id="rId68" w:anchor="definicion-actores" w:history="1">
         <w:r>
           <w:rPr>
             <w:rStyle w:val="Hyperlink"/>
@@ -2190,7 +2357,7 @@
           <w:u w:val="none"/>
         </w:rPr>
       </w:pPr>
-      <w:hyperlink r:id="rId68" w:anchor="especificacion-funcional" w:history="1">
+      <w:hyperlink r:id="rId69" w:anchor="especificacion-funcional" w:history="1">
         <w:r>
           <w:rPr>
             <w:rStyle w:val="Hyperlink"/>
@@ -2218,7 +2385,7 @@
           <w:u w:val="none"/>
         </w:rPr>
       </w:pPr>
-      <w:hyperlink r:id="rId69" w:anchor="requisitos-srs" w:history="1">
+      <w:hyperlink r:id="rId70" w:anchor="requisitos-srs" w:history="1">
         <w:r>
           <w:rPr>
             <w:rStyle w:val="Hyperlink"/>
@@ -2246,7 +2413,7 @@
           <w:u w:val="none"/>
         </w:rPr>
       </w:pPr>
-      <w:hyperlink r:id="rId70" w:anchor="requisitos-srs" w:history="1">
+      <w:hyperlink r:id="rId71" w:anchor="requisitos-srs" w:history="1">
         <w:r>
           <w:rPr>
             <w:rStyle w:val="Hyperlink"/>
@@ -2274,7 +2441,7 @@
           <w:u w:val="none"/>
         </w:rPr>
       </w:pPr>
-      <w:hyperlink r:id="rId71" w:anchor="stack-tecnologico" w:history="1">
+      <w:hyperlink r:id="rId72" w:anchor="stack-tecnologico" w:history="1">
         <w:r>
           <w:rPr>
             <w:rStyle w:val="Hyperlink"/>
@@ -2302,7 +2469,7 @@
           <w:u w:val="none"/>
         </w:rPr>
       </w:pPr>
-      <w:hyperlink r:id="rId72" w:anchor="planificacion-temporal" w:history="1">
+      <w:hyperlink r:id="rId73" w:anchor="planificacion-temporal" w:history="1">
         <w:r>
           <w:rPr>
             <w:rStyle w:val="Hyperlink"/>
@@ -2330,7 +2497,7 @@
           <w:u w:val="none"/>
         </w:rPr>
       </w:pPr>
-      <w:hyperlink r:id="rId73" w:anchor="glosario" w:history="1">
+      <w:hyperlink r:id="rId74" w:anchor="glosario" w:history="1">
         <w:r>
           <w:rPr>
             <w:rStyle w:val="Hyperlink"/>
@@ -2747,7 +2914,7 @@
                     <pic:cNvPicPr/>
                   </pic:nvPicPr>
                   <pic:blipFill>
-                    <a:blip r:embed="rId74">
+                    <a:blip r:embed="rId75">
                       <a:extLst>
                         <a:ext uri="{28A0092B-C50C-407E-A947-70E740481C1C}">
                           <a14:useLocalDpi xmlns:a14="http://schemas.microsoft.com/office/drawing/2010/main"/>
@@ -3052,7 +3219,7 @@
                     <pic:cNvPicPr/>
                   </pic:nvPicPr>
                   <pic:blipFill>
-                    <a:blip r:embed="rId75">
+                    <a:blip r:embed="rId76">
                       <a:extLst>
                         <a:ext uri="{28A0092B-C50C-407E-A947-70E740481C1C}">
                           <a14:useLocalDpi xmlns:a14="http://schemas.microsoft.com/office/drawing/2010/main"/>
@@ -3155,7 +3322,7 @@
                     <pic:cNvPicPr/>
                   </pic:nvPicPr>
                   <pic:blipFill>
-                    <a:blip r:embed="rId76">
+                    <a:blip r:embed="rId77">
                       <a:extLst>
                         <a:ext uri="{28A0092B-C50C-407E-A947-70E740481C1C}">
                           <a14:useLocalDpi xmlns:a14="http://schemas.microsoft.com/office/drawing/2010/main"/>
@@ -4426,7 +4593,7 @@
       <w:tblGrid>
         <w:gridCol w:w="3058"/>
         <w:gridCol w:w="2368"/>
-        <w:gridCol w:w="2369"/>
+        <w:gridCol w:w="2445"/>
       </w:tblGrid>
       <w:tr>
         <w:trPr>
@@ -4510,7 +4677,7 @@
         </w:tc>
         <w:tc>
           <w:tcPr>
-            <w:tcW w:w="2369" w:type="dxa"/>
+            <w:tcW w:w="2445" w:type="dxa"/>
             <w:tcBorders>
               <w:top w:val="single" w:sz="7" w:space="0" w:color="D1D5DB"/>
               <w:left w:val="single" w:sz="7" w:space="0" w:color="D1D5DB"/>
@@ -4597,7 +4764,7 @@
         </w:tc>
         <w:tc>
           <w:tcPr>
-            <w:tcW w:w="2369" w:type="dxa"/>
+            <w:tcW w:w="2445" w:type="dxa"/>
             <w:tcBorders>
               <w:top w:val="single" w:sz="7" w:space="0" w:color="D1D5DB"/>
               <w:left w:val="single" w:sz="7" w:space="0" w:color="D1D5DB"/>
@@ -4697,7 +4864,7 @@
         </w:tc>
         <w:tc>
           <w:tcPr>
-            <w:tcW w:w="2369" w:type="dxa"/>
+            <w:tcW w:w="2445" w:type="dxa"/>
             <w:tcBorders>
               <w:top w:val="single" w:sz="7" w:space="0" w:color="D1D5DB"/>
               <w:left w:val="single" w:sz="7" w:space="0" w:color="D1D5DB"/>
@@ -4783,7 +4950,7 @@
         </w:tc>
         <w:tc>
           <w:tcPr>
-            <w:tcW w:w="2369" w:type="dxa"/>
+            <w:tcW w:w="2445" w:type="dxa"/>
             <w:tcBorders>
               <w:top w:val="single" w:sz="7" w:space="0" w:color="D1D5DB"/>
               <w:left w:val="single" w:sz="7" w:space="0" w:color="D1D5DB"/>
@@ -4866,7 +5033,7 @@
         </w:tc>
         <w:tc>
           <w:tcPr>
-            <w:tcW w:w="2369" w:type="dxa"/>
+            <w:tcW w:w="2445" w:type="dxa"/>
             <w:tcBorders>
               <w:top w:val="single" w:sz="7" w:space="0" w:color="D1D5DB"/>
               <w:left w:val="single" w:sz="7" w:space="0" w:color="D1D5DB"/>
@@ -4956,7 +5123,7 @@
         </w:tc>
         <w:tc>
           <w:tcPr>
-            <w:tcW w:w="2369" w:type="dxa"/>
+            <w:tcW w:w="2445" w:type="dxa"/>
             <w:tcBorders>
               <w:top w:val="single" w:sz="7" w:space="0" w:color="D1D5DB"/>
               <w:left w:val="single" w:sz="7" w:space="0" w:color="D1D5DB"/>
@@ -5039,7 +5206,7 @@
       <w:tblGrid>
         <w:gridCol w:w="2368"/>
         <w:gridCol w:w="3747"/>
-        <w:gridCol w:w="1679"/>
+        <w:gridCol w:w="1748"/>
       </w:tblGrid>
       <w:tr>
         <w:trPr>
@@ -5107,7 +5274,7 @@
         </w:tc>
         <w:tc>
           <w:tcPr>
-            <w:tcW w:w="1679" w:type="dxa"/>
+            <w:tcW w:w="1748" w:type="dxa"/>
             <w:tcBorders>
               <w:top w:val="single" w:sz="7" w:space="0" w:color="D1D5DB"/>
               <w:left w:val="single" w:sz="7" w:space="0" w:color="D1D5DB"/>
@@ -5196,7 +5363,7 @@
         </w:tc>
         <w:tc>
           <w:tcPr>
-            <w:tcW w:w="1679" w:type="dxa"/>
+            <w:tcW w:w="1748" w:type="dxa"/>
             <w:tcBorders>
               <w:top w:val="single" w:sz="7" w:space="0" w:color="D1D5DB"/>
               <w:left w:val="single" w:sz="7" w:space="0" w:color="D1D5DB"/>
@@ -5281,7 +5448,7 @@
         </w:tc>
         <w:tc>
           <w:tcPr>
-            <w:tcW w:w="1679" w:type="dxa"/>
+            <w:tcW w:w="1748" w:type="dxa"/>
             <w:tcBorders>
               <w:top w:val="single" w:sz="7" w:space="0" w:color="D1D5DB"/>
               <w:left w:val="single" w:sz="7" w:space="0" w:color="D1D5DB"/>
@@ -5375,7 +5542,7 @@
         </w:tc>
         <w:tc>
           <w:tcPr>
-            <w:tcW w:w="1679" w:type="dxa"/>
+            <w:tcW w:w="1748" w:type="dxa"/>
             <w:tcBorders>
               <w:top w:val="single" w:sz="7" w:space="0" w:color="D1D5DB"/>
               <w:left w:val="single" w:sz="7" w:space="0" w:color="D1D5DB"/>
@@ -5442,7 +5609,7 @@
         </w:tc>
         <w:tc>
           <w:tcPr>
-            <w:tcW w:w="1679" w:type="dxa"/>
+            <w:tcW w:w="1748" w:type="dxa"/>
             <w:tcBorders>
               <w:top w:val="single" w:sz="7" w:space="0" w:color="D1D5DB"/>
               <w:left w:val="single" w:sz="7" w:space="0" w:color="D1D5DB"/>
@@ -5477,6 +5644,7 @@
         <w:widowControl w:val="0"/>
         <w:shd w:val="clear" w:color="auto" w:fill="FFFFFF" w:themeFill="background1"/>
         <w:spacing w:before="300" w:after="48"/>
+        <w:ind w:firstLine="708"/>
         <w:jc w:val="both"/>
         <w:rPr>
           <w:rFonts w:ascii="Segoe UI" w:eastAsia="Segoe UI" w:hAnsi="Segoe UI" w:cs="Segoe UI"/>
@@ -5639,6 +5807,7 @@
     <w:tbl>
       <w:tblPr>
         <w:tblW w:w="0" w:type="auto"/>
+        <w:tblInd w:w="700" w:type="dxa"/>
         <w:tblBorders>
           <w:top w:val="single" w:sz="0" w:space="0" w:color="auto"/>
           <w:left w:val="single" w:sz="0" w:space="0" w:color="auto"/>
@@ -5648,8 +5817,8 @@
         <w:tblLook w:val="06A0" w:firstRow="1" w:lastRow="0" w:firstColumn="1" w:lastColumn="0" w:noHBand="1" w:noVBand="1"/>
       </w:tblPr>
       <w:tblGrid>
-        <w:gridCol w:w="1895"/>
-        <w:gridCol w:w="3490"/>
+        <w:gridCol w:w="1276"/>
+        <w:gridCol w:w="3409"/>
         <w:gridCol w:w="3490"/>
       </w:tblGrid>
       <w:tr>
@@ -5658,7 +5827,7 @@
         </w:trPr>
         <w:tc>
           <w:tcPr>
-            <w:tcW w:w="1895" w:type="dxa"/>
+            <w:tcW w:w="1276" w:type="dxa"/>
             <w:tcBorders>
               <w:top w:val="single" w:sz="7" w:space="0" w:color="D1D5DB"/>
               <w:left w:val="single" w:sz="7" w:space="0" w:color="D1D5DB"/>
@@ -5686,7 +5855,7 @@
         </w:tc>
         <w:tc>
           <w:tcPr>
-            <w:tcW w:w="3490" w:type="dxa"/>
+            <w:tcW w:w="3409" w:type="dxa"/>
             <w:tcBorders>
               <w:top w:val="single" w:sz="7" w:space="0" w:color="D1D5DB"/>
               <w:left w:val="single" w:sz="7" w:space="0" w:color="D1D5DB"/>
@@ -5748,7 +5917,7 @@
         </w:trPr>
         <w:tc>
           <w:tcPr>
-            <w:tcW w:w="1895" w:type="dxa"/>
+            <w:tcW w:w="1276" w:type="dxa"/>
             <w:tcBorders>
               <w:top w:val="single" w:sz="7" w:space="0" w:color="D1D5DB"/>
               <w:left w:val="single" w:sz="7" w:space="0" w:color="D1D5DB"/>
@@ -5774,7 +5943,7 @@
         </w:tc>
         <w:tc>
           <w:tcPr>
-            <w:tcW w:w="3490" w:type="dxa"/>
+            <w:tcW w:w="3409" w:type="dxa"/>
             <w:tcBorders>
               <w:top w:val="single" w:sz="7" w:space="0" w:color="D1D5DB"/>
               <w:left w:val="single" w:sz="7" w:space="0" w:color="D1D5DB"/>
@@ -6005,7 +6174,8 @@
     </w:p>
     <w:tbl>
       <w:tblPr>
-        <w:tblW w:w="8579" w:type="dxa"/>
+        <w:tblW w:w="8222" w:type="dxa"/>
+        <w:tblInd w:w="700" w:type="dxa"/>
         <w:tblBorders>
           <w:top w:val="single" w:sz="0" w:space="0" w:color="auto"/>
           <w:left w:val="single" w:sz="0" w:space="0" w:color="auto"/>
@@ -6015,11 +6185,11 @@
         <w:tblLook w:val="06A0" w:firstRow="1" w:lastRow="0" w:firstColumn="1" w:lastColumn="0" w:noHBand="1" w:noVBand="1"/>
       </w:tblPr>
       <w:tblGrid>
-        <w:gridCol w:w="1050"/>
-        <w:gridCol w:w="1185"/>
-        <w:gridCol w:w="2625"/>
-        <w:gridCol w:w="2490"/>
-        <w:gridCol w:w="1229"/>
+        <w:gridCol w:w="950"/>
+        <w:gridCol w:w="994"/>
+        <w:gridCol w:w="2462"/>
+        <w:gridCol w:w="2690"/>
+        <w:gridCol w:w="1126"/>
       </w:tblGrid>
       <w:tr>
         <w:trPr>
@@ -6027,7 +6197,7 @@
         </w:trPr>
         <w:tc>
           <w:tcPr>
-            <w:tcW w:w="1050" w:type="dxa"/>
+            <w:tcW w:w="950" w:type="dxa"/>
             <w:tcBorders>
               <w:top w:val="single" w:sz="7" w:space="0" w:color="D1D5DB"/>
               <w:left w:val="single" w:sz="7" w:space="0" w:color="D1D5DB"/>
@@ -6055,7 +6225,7 @@
         </w:tc>
         <w:tc>
           <w:tcPr>
-            <w:tcW w:w="1185" w:type="dxa"/>
+            <w:tcW w:w="994" w:type="dxa"/>
             <w:tcBorders>
               <w:top w:val="single" w:sz="7" w:space="0" w:color="D1D5DB"/>
               <w:left w:val="single" w:sz="7" w:space="0" w:color="D1D5DB"/>
@@ -6083,7 +6253,7 @@
         </w:tc>
         <w:tc>
           <w:tcPr>
-            <w:tcW w:w="2625" w:type="dxa"/>
+            <w:tcW w:w="2462" w:type="dxa"/>
             <w:tcBorders>
               <w:top w:val="single" w:sz="7" w:space="0" w:color="D1D5DB"/>
               <w:left w:val="single" w:sz="7" w:space="0" w:color="D1D5DB"/>
@@ -6111,7 +6281,7 @@
         </w:tc>
         <w:tc>
           <w:tcPr>
-            <w:tcW w:w="2490" w:type="dxa"/>
+            <w:tcW w:w="2690" w:type="dxa"/>
             <w:tcBorders>
               <w:top w:val="single" w:sz="7" w:space="0" w:color="D1D5DB"/>
               <w:left w:val="single" w:sz="7" w:space="0" w:color="D1D5DB"/>
@@ -6139,7 +6309,7 @@
         </w:tc>
         <w:tc>
           <w:tcPr>
-            <w:tcW w:w="1229" w:type="dxa"/>
+            <w:tcW w:w="1126" w:type="dxa"/>
             <w:tcBorders>
               <w:top w:val="single" w:sz="7" w:space="0" w:color="D1D5DB"/>
               <w:left w:val="single" w:sz="7" w:space="0" w:color="D1D5DB"/>
@@ -6185,7 +6355,7 @@
         </w:trPr>
         <w:tc>
           <w:tcPr>
-            <w:tcW w:w="1050" w:type="dxa"/>
+            <w:tcW w:w="950" w:type="dxa"/>
             <w:tcBorders>
               <w:top w:val="single" w:sz="7" w:space="0" w:color="D1D5DB"/>
               <w:left w:val="single" w:sz="7" w:space="0" w:color="D1D5DB"/>
@@ -6211,7 +6381,7 @@
         </w:tc>
         <w:tc>
           <w:tcPr>
-            <w:tcW w:w="1185" w:type="dxa"/>
+            <w:tcW w:w="994" w:type="dxa"/>
             <w:tcBorders>
               <w:top w:val="single" w:sz="7" w:space="0" w:color="D1D5DB"/>
               <w:left w:val="single" w:sz="7" w:space="0" w:color="D1D5DB"/>
@@ -6235,7 +6405,7 @@
         </w:tc>
         <w:tc>
           <w:tcPr>
-            <w:tcW w:w="2625" w:type="dxa"/>
+            <w:tcW w:w="2462" w:type="dxa"/>
             <w:tcBorders>
               <w:top w:val="single" w:sz="7" w:space="0" w:color="D1D5DB"/>
               <w:left w:val="single" w:sz="7" w:space="0" w:color="D1D5DB"/>
@@ -6259,7 +6429,7 @@
         </w:tc>
         <w:tc>
           <w:tcPr>
-            <w:tcW w:w="2490" w:type="dxa"/>
+            <w:tcW w:w="2690" w:type="dxa"/>
             <w:tcBorders>
               <w:top w:val="single" w:sz="7" w:space="0" w:color="D1D5DB"/>
               <w:left w:val="single" w:sz="7" w:space="0" w:color="D1D5DB"/>
@@ -6333,7 +6503,7 @@
         </w:tc>
         <w:tc>
           <w:tcPr>
-            <w:tcW w:w="1229" w:type="dxa"/>
+            <w:tcW w:w="1126" w:type="dxa"/>
             <w:tcBorders>
               <w:top w:val="single" w:sz="7" w:space="0" w:color="D1D5DB"/>
               <w:left w:val="single" w:sz="7" w:space="0" w:color="D1D5DB"/>
@@ -6364,7 +6534,7 @@
         </w:trPr>
         <w:tc>
           <w:tcPr>
-            <w:tcW w:w="1050" w:type="dxa"/>
+            <w:tcW w:w="950" w:type="dxa"/>
             <w:tcBorders>
               <w:top w:val="single" w:sz="7" w:space="0" w:color="D1D5DB"/>
               <w:left w:val="single" w:sz="7" w:space="0" w:color="D1D5DB"/>
@@ -6390,7 +6560,7 @@
         </w:tc>
         <w:tc>
           <w:tcPr>
-            <w:tcW w:w="1185" w:type="dxa"/>
+            <w:tcW w:w="994" w:type="dxa"/>
             <w:tcBorders>
               <w:top w:val="single" w:sz="7" w:space="0" w:color="D1D5DB"/>
               <w:left w:val="single" w:sz="7" w:space="0" w:color="D1D5DB"/>
@@ -6414,7 +6584,7 @@
         </w:tc>
         <w:tc>
           <w:tcPr>
-            <w:tcW w:w="2625" w:type="dxa"/>
+            <w:tcW w:w="2462" w:type="dxa"/>
             <w:tcBorders>
               <w:top w:val="single" w:sz="7" w:space="0" w:color="D1D5DB"/>
               <w:left w:val="single" w:sz="7" w:space="0" w:color="D1D5DB"/>
@@ -6438,7 +6608,7 @@
         </w:tc>
         <w:tc>
           <w:tcPr>
-            <w:tcW w:w="2490" w:type="dxa"/>
+            <w:tcW w:w="2690" w:type="dxa"/>
             <w:tcBorders>
               <w:top w:val="single" w:sz="7" w:space="0" w:color="D1D5DB"/>
               <w:left w:val="single" w:sz="7" w:space="0" w:color="D1D5DB"/>
@@ -6519,7 +6689,7 @@
         </w:tc>
         <w:tc>
           <w:tcPr>
-            <w:tcW w:w="1229" w:type="dxa"/>
+            <w:tcW w:w="1126" w:type="dxa"/>
             <w:tcBorders>
               <w:top w:val="single" w:sz="7" w:space="0" w:color="D1D5DB"/>
               <w:left w:val="single" w:sz="7" w:space="0" w:color="D1D5DB"/>
@@ -6550,7 +6720,7 @@
         </w:trPr>
         <w:tc>
           <w:tcPr>
-            <w:tcW w:w="1050" w:type="dxa"/>
+            <w:tcW w:w="950" w:type="dxa"/>
             <w:tcBorders>
               <w:top w:val="single" w:sz="7" w:space="0" w:color="D1D5DB"/>
               <w:left w:val="single" w:sz="7" w:space="0" w:color="D1D5DB"/>
@@ -6576,7 +6746,7 @@
         </w:tc>
         <w:tc>
           <w:tcPr>
-            <w:tcW w:w="1185" w:type="dxa"/>
+            <w:tcW w:w="994" w:type="dxa"/>
             <w:tcBorders>
               <w:top w:val="single" w:sz="7" w:space="0" w:color="D1D5DB"/>
               <w:left w:val="single" w:sz="7" w:space="0" w:color="D1D5DB"/>
@@ -6600,7 +6770,7 @@
         </w:tc>
         <w:tc>
           <w:tcPr>
-            <w:tcW w:w="2625" w:type="dxa"/>
+            <w:tcW w:w="2462" w:type="dxa"/>
             <w:tcBorders>
               <w:top w:val="single" w:sz="7" w:space="0" w:color="D1D5DB"/>
               <w:left w:val="single" w:sz="7" w:space="0" w:color="D1D5DB"/>
@@ -6624,7 +6794,7 @@
         </w:tc>
         <w:tc>
           <w:tcPr>
-            <w:tcW w:w="2490" w:type="dxa"/>
+            <w:tcW w:w="2690" w:type="dxa"/>
             <w:tcBorders>
               <w:top w:val="single" w:sz="7" w:space="0" w:color="D1D5DB"/>
               <w:left w:val="single" w:sz="7" w:space="0" w:color="D1D5DB"/>
@@ -6698,7 +6868,7 @@
         </w:tc>
         <w:tc>
           <w:tcPr>
-            <w:tcW w:w="1229" w:type="dxa"/>
+            <w:tcW w:w="1126" w:type="dxa"/>
             <w:tcBorders>
               <w:top w:val="single" w:sz="7" w:space="0" w:color="D1D5DB"/>
               <w:left w:val="single" w:sz="7" w:space="0" w:color="D1D5DB"/>
@@ -6729,7 +6899,7 @@
         </w:trPr>
         <w:tc>
           <w:tcPr>
-            <w:tcW w:w="1050" w:type="dxa"/>
+            <w:tcW w:w="950" w:type="dxa"/>
             <w:tcBorders>
               <w:top w:val="single" w:sz="7" w:space="0" w:color="D1D5DB"/>
               <w:left w:val="single" w:sz="7" w:space="0" w:color="D1D5DB"/>
@@ -6755,7 +6925,7 @@
         </w:tc>
         <w:tc>
           <w:tcPr>
-            <w:tcW w:w="1185" w:type="dxa"/>
+            <w:tcW w:w="994" w:type="dxa"/>
             <w:tcBorders>
               <w:top w:val="single" w:sz="7" w:space="0" w:color="D1D5DB"/>
               <w:left w:val="single" w:sz="7" w:space="0" w:color="D1D5DB"/>
@@ -6779,7 +6949,7 @@
         </w:tc>
         <w:tc>
           <w:tcPr>
-            <w:tcW w:w="2625" w:type="dxa"/>
+            <w:tcW w:w="2462" w:type="dxa"/>
             <w:tcBorders>
               <w:top w:val="single" w:sz="7" w:space="0" w:color="D1D5DB"/>
               <w:left w:val="single" w:sz="7" w:space="0" w:color="D1D5DB"/>
@@ -6803,7 +6973,7 @@
         </w:tc>
         <w:tc>
           <w:tcPr>
-            <w:tcW w:w="2490" w:type="dxa"/>
+            <w:tcW w:w="2690" w:type="dxa"/>
             <w:tcBorders>
               <w:top w:val="single" w:sz="7" w:space="0" w:color="D1D5DB"/>
               <w:left w:val="single" w:sz="7" w:space="0" w:color="D1D5DB"/>
@@ -6860,7 +7030,7 @@
         </w:tc>
         <w:tc>
           <w:tcPr>
-            <w:tcW w:w="1229" w:type="dxa"/>
+            <w:tcW w:w="1126" w:type="dxa"/>
             <w:tcBorders>
               <w:top w:val="single" w:sz="7" w:space="0" w:color="D1D5DB"/>
               <w:left w:val="single" w:sz="7" w:space="0" w:color="D1D5DB"/>
@@ -6891,7 +7061,7 @@
         </w:trPr>
         <w:tc>
           <w:tcPr>
-            <w:tcW w:w="1050" w:type="dxa"/>
+            <w:tcW w:w="950" w:type="dxa"/>
             <w:tcBorders>
               <w:top w:val="single" w:sz="7" w:space="0" w:color="D1D5DB"/>
               <w:left w:val="single" w:sz="7" w:space="0" w:color="D1D5DB"/>
@@ -6917,7 +7087,7 @@
         </w:tc>
         <w:tc>
           <w:tcPr>
-            <w:tcW w:w="1185" w:type="dxa"/>
+            <w:tcW w:w="994" w:type="dxa"/>
             <w:tcBorders>
               <w:top w:val="single" w:sz="7" w:space="0" w:color="D1D5DB"/>
               <w:left w:val="single" w:sz="7" w:space="0" w:color="D1D5DB"/>
@@ -6941,7 +7111,7 @@
         </w:tc>
         <w:tc>
           <w:tcPr>
-            <w:tcW w:w="2625" w:type="dxa"/>
+            <w:tcW w:w="2462" w:type="dxa"/>
             <w:tcBorders>
               <w:top w:val="single" w:sz="7" w:space="0" w:color="D1D5DB"/>
               <w:left w:val="single" w:sz="7" w:space="0" w:color="D1D5DB"/>
@@ -6965,7 +7135,7 @@
         </w:tc>
         <w:tc>
           <w:tcPr>
-            <w:tcW w:w="2490" w:type="dxa"/>
+            <w:tcW w:w="2690" w:type="dxa"/>
             <w:tcBorders>
               <w:top w:val="single" w:sz="7" w:space="0" w:color="D1D5DB"/>
               <w:left w:val="single" w:sz="7" w:space="0" w:color="D1D5DB"/>
@@ -7039,7 +7209,7 @@
         </w:tc>
         <w:tc>
           <w:tcPr>
-            <w:tcW w:w="1229" w:type="dxa"/>
+            <w:tcW w:w="1126" w:type="dxa"/>
             <w:tcBorders>
               <w:top w:val="single" w:sz="7" w:space="0" w:color="D1D5DB"/>
               <w:left w:val="single" w:sz="7" w:space="0" w:color="D1D5DB"/>
@@ -7065,6 +7235,14 @@
         </w:tc>
       </w:tr>
     </w:tbl>
+    <w:p>
+      <w:pPr>
+        <w:pStyle w:val="SubHeading3"/>
+        <w:rPr>
+          <w:rFonts w:eastAsia="Segoe UI"/>
+        </w:rPr>
+      </w:pPr>
+    </w:p>
     <w:p>
       <w:pPr>
         <w:pStyle w:val="SubHeading3"/>
@@ -7135,6 +7313,7 @@
     <w:tbl>
       <w:tblPr>
         <w:tblW w:w="0" w:type="auto"/>
+        <w:tblInd w:w="417" w:type="dxa"/>
         <w:tblBorders>
           <w:top w:val="single" w:sz="0" w:space="0" w:color="auto"/>
           <w:left w:val="single" w:sz="0" w:space="0" w:color="auto"/>
@@ -7144,8 +7323,8 @@
         <w:tblLook w:val="06A0" w:firstRow="1" w:lastRow="0" w:firstColumn="1" w:lastColumn="0" w:noHBand="1" w:noVBand="1"/>
       </w:tblPr>
       <w:tblGrid>
-        <w:gridCol w:w="1895"/>
-        <w:gridCol w:w="6680"/>
+        <w:gridCol w:w="1478"/>
+        <w:gridCol w:w="7027"/>
       </w:tblGrid>
       <w:tr>
         <w:trPr>
@@ -7153,7 +7332,7 @@
         </w:trPr>
         <w:tc>
           <w:tcPr>
-            <w:tcW w:w="1895" w:type="dxa"/>
+            <w:tcW w:w="1478" w:type="dxa"/>
             <w:tcBorders>
               <w:top w:val="single" w:sz="7" w:space="0" w:color="D1D5DB"/>
               <w:left w:val="single" w:sz="7" w:space="0" w:color="D1D5DB"/>
@@ -7181,7 +7360,7 @@
         </w:tc>
         <w:tc>
           <w:tcPr>
-            <w:tcW w:w="6680" w:type="dxa"/>
+            <w:tcW w:w="7027" w:type="dxa"/>
             <w:tcBorders>
               <w:top w:val="single" w:sz="7" w:space="0" w:color="D1D5DB"/>
               <w:left w:val="single" w:sz="7" w:space="0" w:color="D1D5DB"/>
@@ -7214,7 +7393,7 @@
         </w:trPr>
         <w:tc>
           <w:tcPr>
-            <w:tcW w:w="1895" w:type="dxa"/>
+            <w:tcW w:w="1478" w:type="dxa"/>
             <w:tcBorders>
               <w:top w:val="single" w:sz="7" w:space="0" w:color="D1D5DB"/>
               <w:left w:val="single" w:sz="7" w:space="0" w:color="D1D5DB"/>
@@ -7240,7 +7419,7 @@
         </w:tc>
         <w:tc>
           <w:tcPr>
-            <w:tcW w:w="6680" w:type="dxa"/>
+            <w:tcW w:w="7027" w:type="dxa"/>
             <w:tcBorders>
               <w:top w:val="single" w:sz="7" w:space="0" w:color="D1D5DB"/>
               <w:left w:val="single" w:sz="7" w:space="0" w:color="D1D5DB"/>
@@ -7281,7 +7460,7 @@
         </w:trPr>
         <w:tc>
           <w:tcPr>
-            <w:tcW w:w="1895" w:type="dxa"/>
+            <w:tcW w:w="1478" w:type="dxa"/>
             <w:tcBorders>
               <w:top w:val="single" w:sz="7" w:space="0" w:color="D1D5DB"/>
               <w:left w:val="single" w:sz="7" w:space="0" w:color="D1D5DB"/>
@@ -7307,7 +7486,7 @@
         </w:tc>
         <w:tc>
           <w:tcPr>
-            <w:tcW w:w="6680" w:type="dxa"/>
+            <w:tcW w:w="7027" w:type="dxa"/>
             <w:tcBorders>
               <w:top w:val="single" w:sz="7" w:space="0" w:color="D1D5DB"/>
               <w:left w:val="single" w:sz="7" w:space="0" w:color="D1D5DB"/>
@@ -7336,7 +7515,7 @@
         </w:trPr>
         <w:tc>
           <w:tcPr>
-            <w:tcW w:w="1895" w:type="dxa"/>
+            <w:tcW w:w="1478" w:type="dxa"/>
             <w:tcBorders>
               <w:top w:val="single" w:sz="7" w:space="0" w:color="D1D5DB"/>
               <w:left w:val="single" w:sz="7" w:space="0" w:color="D1D5DB"/>
@@ -7364,7 +7543,7 @@
         </w:tc>
         <w:tc>
           <w:tcPr>
-            <w:tcW w:w="6680" w:type="dxa"/>
+            <w:tcW w:w="7027" w:type="dxa"/>
             <w:tcBorders>
               <w:top w:val="single" w:sz="7" w:space="0" w:color="D1D5DB"/>
               <w:left w:val="single" w:sz="7" w:space="0" w:color="D1D5DB"/>
@@ -7397,7 +7576,7 @@
         </w:trPr>
         <w:tc>
           <w:tcPr>
-            <w:tcW w:w="1895" w:type="dxa"/>
+            <w:tcW w:w="1478" w:type="dxa"/>
             <w:tcBorders>
               <w:top w:val="single" w:sz="7" w:space="0" w:color="D1D5DB"/>
               <w:left w:val="single" w:sz="7" w:space="0" w:color="D1D5DB"/>
@@ -7423,7 +7602,7 @@
         </w:tc>
         <w:tc>
           <w:tcPr>
-            <w:tcW w:w="6680" w:type="dxa"/>
+            <w:tcW w:w="7027" w:type="dxa"/>
             <w:tcBorders>
               <w:top w:val="single" w:sz="7" w:space="0" w:color="D1D5DB"/>
               <w:left w:val="single" w:sz="7" w:space="0" w:color="D1D5DB"/>
@@ -7452,7 +7631,7 @@
         </w:trPr>
         <w:tc>
           <w:tcPr>
-            <w:tcW w:w="1895" w:type="dxa"/>
+            <w:tcW w:w="1478" w:type="dxa"/>
             <w:tcBorders>
               <w:top w:val="single" w:sz="7" w:space="0" w:color="D1D5DB"/>
               <w:left w:val="single" w:sz="7" w:space="0" w:color="D1D5DB"/>
@@ -7478,7 +7657,7 @@
         </w:tc>
         <w:tc>
           <w:tcPr>
-            <w:tcW w:w="6680" w:type="dxa"/>
+            <w:tcW w:w="7027" w:type="dxa"/>
             <w:tcBorders>
               <w:top w:val="single" w:sz="7" w:space="0" w:color="D1D5DB"/>
               <w:left w:val="single" w:sz="7" w:space="0" w:color="D1D5DB"/>
@@ -7507,7 +7686,7 @@
         </w:trPr>
         <w:tc>
           <w:tcPr>
-            <w:tcW w:w="1895" w:type="dxa"/>
+            <w:tcW w:w="1478" w:type="dxa"/>
             <w:tcBorders>
               <w:top w:val="single" w:sz="7" w:space="0" w:color="D1D5DB"/>
               <w:left w:val="single" w:sz="7" w:space="0" w:color="D1D5DB"/>
@@ -7537,7 +7716,7 @@
         </w:tc>
         <w:tc>
           <w:tcPr>
-            <w:tcW w:w="6680" w:type="dxa"/>
+            <w:tcW w:w="7027" w:type="dxa"/>
             <w:tcBorders>
               <w:top w:val="single" w:sz="7" w:space="0" w:color="D1D5DB"/>
               <w:left w:val="single" w:sz="7" w:space="0" w:color="D1D5DB"/>
@@ -7572,7 +7751,7 @@
         </w:trPr>
         <w:tc>
           <w:tcPr>
-            <w:tcW w:w="1895" w:type="dxa"/>
+            <w:tcW w:w="1478" w:type="dxa"/>
             <w:tcBorders>
               <w:top w:val="single" w:sz="7" w:space="0" w:color="D1D5DB"/>
               <w:left w:val="single" w:sz="7" w:space="0" w:color="D1D5DB"/>
@@ -7600,7 +7779,7 @@
         </w:tc>
         <w:tc>
           <w:tcPr>
-            <w:tcW w:w="6680" w:type="dxa"/>
+            <w:tcW w:w="7027" w:type="dxa"/>
             <w:tcBorders>
               <w:top w:val="single" w:sz="7" w:space="0" w:color="D1D5DB"/>
               <w:left w:val="single" w:sz="7" w:space="0" w:color="D1D5DB"/>
@@ -7631,7 +7810,7 @@
         </w:trPr>
         <w:tc>
           <w:tcPr>
-            <w:tcW w:w="1895" w:type="dxa"/>
+            <w:tcW w:w="1478" w:type="dxa"/>
             <w:tcBorders>
               <w:top w:val="single" w:sz="7" w:space="0" w:color="D1D5DB"/>
               <w:left w:val="single" w:sz="7" w:space="0" w:color="D1D5DB"/>
@@ -7659,7 +7838,7 @@
         </w:tc>
         <w:tc>
           <w:tcPr>
-            <w:tcW w:w="6680" w:type="dxa"/>
+            <w:tcW w:w="7027" w:type="dxa"/>
             <w:tcBorders>
               <w:top w:val="single" w:sz="7" w:space="0" w:color="D1D5DB"/>
               <w:left w:val="single" w:sz="7" w:space="0" w:color="D1D5DB"/>
@@ -7755,7 +7934,7 @@
                     <pic:cNvPicPr/>
                   </pic:nvPicPr>
                   <pic:blipFill>
-                    <a:blip r:embed="rId77" cstate="print">
+                    <a:blip r:embed="rId78" cstate="print">
                       <a:extLst>
                         <a:ext uri="{28A0092B-C50C-407E-A947-70E740481C1C}">
                           <a14:useLocalDpi xmlns:a14="http://schemas.microsoft.com/office/drawing/2010/main" val="0"/>
@@ -7788,14 +7967,20 @@
         <w:spacing w:after="0"/>
         <w:ind w:left="720"/>
         <w:jc w:val="center"/>
-      </w:pPr>
-      <w:r>
-        <w:rPr>
-          <w:rFonts w:ascii="Segoe UI" w:eastAsia="Segoe UI" w:hAnsi="Segoe UI" w:cs="Segoe UI"/>
+        <w:rPr>
+          <w:rFonts w:asciiTheme="minorHAnsi" w:hAnsiTheme="minorHAnsi" w:cstheme="minorHAnsi"/>
+          <w:sz w:val="18"/>
+          <w:szCs w:val="18"/>
+        </w:rPr>
+      </w:pPr>
+      <w:r>
+        <w:rPr>
+          <w:rFonts w:asciiTheme="minorHAnsi" w:eastAsia="Segoe UI" w:hAnsiTheme="minorHAnsi" w:cstheme="minorHAnsi"/>
           <w:i/>
           <w:iCs/>
           <w:color w:val="6B7280"/>
-          <w:sz w:val="24"/>
+          <w:sz w:val="18"/>
+          <w:szCs w:val="18"/>
         </w:rPr>
         <w:t>Figura 3. Diagrama de Casos de Uso del Sistema</w:t>
       </w:r>
@@ -7841,7 +8026,8 @@
     </w:p>
     <w:tbl>
       <w:tblPr>
-        <w:tblW w:w="8891" w:type="dxa"/>
+        <w:tblW w:w="8222" w:type="dxa"/>
+        <w:tblInd w:w="700" w:type="dxa"/>
         <w:tblBorders>
           <w:top w:val="single" w:sz="0" w:space="0" w:color="auto"/>
           <w:left w:val="single" w:sz="0" w:space="0" w:color="auto"/>
@@ -7851,8 +8037,8 @@
         <w:tblLook w:val="06A0" w:firstRow="1" w:lastRow="0" w:firstColumn="1" w:lastColumn="0" w:noHBand="1" w:noVBand="1"/>
       </w:tblPr>
       <w:tblGrid>
-        <w:gridCol w:w="1916"/>
-        <w:gridCol w:w="6975"/>
+        <w:gridCol w:w="1405"/>
+        <w:gridCol w:w="6817"/>
       </w:tblGrid>
       <w:tr>
         <w:trPr>
@@ -7860,7 +8046,7 @@
         </w:trPr>
         <w:tc>
           <w:tcPr>
-            <w:tcW w:w="1916" w:type="dxa"/>
+            <w:tcW w:w="1405" w:type="dxa"/>
             <w:tcBorders>
               <w:top w:val="single" w:sz="7" w:space="0" w:color="D1D5DB"/>
               <w:left w:val="single" w:sz="7" w:space="0" w:color="D1D5DB"/>
@@ -7890,7 +8076,7 @@
         </w:tc>
         <w:tc>
           <w:tcPr>
-            <w:tcW w:w="6975" w:type="dxa"/>
+            <w:tcW w:w="6817" w:type="dxa"/>
             <w:tcBorders>
               <w:top w:val="single" w:sz="7" w:space="0" w:color="D1D5DB"/>
               <w:left w:val="single" w:sz="7" w:space="0" w:color="D1D5DB"/>
@@ -7925,7 +8111,7 @@
         </w:trPr>
         <w:tc>
           <w:tcPr>
-            <w:tcW w:w="1916" w:type="dxa"/>
+            <w:tcW w:w="1405" w:type="dxa"/>
             <w:tcBorders>
               <w:top w:val="single" w:sz="7" w:space="0" w:color="D1D5DB"/>
               <w:left w:val="single" w:sz="7" w:space="0" w:color="D1D5DB"/>
@@ -7953,7 +8139,7 @@
         </w:tc>
         <w:tc>
           <w:tcPr>
-            <w:tcW w:w="6975" w:type="dxa"/>
+            <w:tcW w:w="6817" w:type="dxa"/>
             <w:tcBorders>
               <w:top w:val="single" w:sz="7" w:space="0" w:color="D1D5DB"/>
               <w:left w:val="single" w:sz="7" w:space="0" w:color="D1D5DB"/>
@@ -7984,7 +8170,7 @@
         </w:trPr>
         <w:tc>
           <w:tcPr>
-            <w:tcW w:w="1916" w:type="dxa"/>
+            <w:tcW w:w="1405" w:type="dxa"/>
             <w:tcBorders>
               <w:top w:val="single" w:sz="7" w:space="0" w:color="D1D5DB"/>
               <w:left w:val="single" w:sz="7" w:space="0" w:color="D1D5DB"/>
@@ -8012,7 +8198,7 @@
         </w:tc>
         <w:tc>
           <w:tcPr>
-            <w:tcW w:w="6975" w:type="dxa"/>
+            <w:tcW w:w="6817" w:type="dxa"/>
             <w:tcBorders>
               <w:top w:val="single" w:sz="7" w:space="0" w:color="D1D5DB"/>
               <w:left w:val="single" w:sz="7" w:space="0" w:color="D1D5DB"/>
@@ -8061,7 +8247,7 @@
         </w:trPr>
         <w:tc>
           <w:tcPr>
-            <w:tcW w:w="1916" w:type="dxa"/>
+            <w:tcW w:w="1405" w:type="dxa"/>
             <w:tcBorders>
               <w:top w:val="single" w:sz="7" w:space="0" w:color="D1D5DB"/>
               <w:left w:val="single" w:sz="7" w:space="0" w:color="D1D5DB"/>
@@ -8089,7 +8275,7 @@
         </w:tc>
         <w:tc>
           <w:tcPr>
-            <w:tcW w:w="6975" w:type="dxa"/>
+            <w:tcW w:w="6817" w:type="dxa"/>
             <w:tcBorders>
               <w:top w:val="single" w:sz="7" w:space="0" w:color="D1D5DB"/>
               <w:left w:val="single" w:sz="7" w:space="0" w:color="D1D5DB"/>
@@ -8120,7 +8306,7 @@
         </w:trPr>
         <w:tc>
           <w:tcPr>
-            <w:tcW w:w="1916" w:type="dxa"/>
+            <w:tcW w:w="1405" w:type="dxa"/>
             <w:tcBorders>
               <w:top w:val="single" w:sz="7" w:space="0" w:color="D1D5DB"/>
               <w:left w:val="single" w:sz="7" w:space="0" w:color="D1D5DB"/>
@@ -8148,7 +8334,7 @@
         </w:tc>
         <w:tc>
           <w:tcPr>
-            <w:tcW w:w="6975" w:type="dxa"/>
+            <w:tcW w:w="6817" w:type="dxa"/>
             <w:tcBorders>
               <w:top w:val="single" w:sz="7" w:space="0" w:color="D1D5DB"/>
               <w:left w:val="single" w:sz="7" w:space="0" w:color="D1D5DB"/>
@@ -8179,7 +8365,7 @@
         </w:trPr>
         <w:tc>
           <w:tcPr>
-            <w:tcW w:w="1916" w:type="dxa"/>
+            <w:tcW w:w="1405" w:type="dxa"/>
             <w:tcBorders>
               <w:top w:val="single" w:sz="7" w:space="0" w:color="D1D5DB"/>
               <w:left w:val="single" w:sz="7" w:space="0" w:color="D1D5DB"/>
@@ -8207,7 +8393,7 @@
         </w:tc>
         <w:tc>
           <w:tcPr>
-            <w:tcW w:w="6975" w:type="dxa"/>
+            <w:tcW w:w="6817" w:type="dxa"/>
             <w:tcBorders>
               <w:top w:val="single" w:sz="7" w:space="0" w:color="D1D5DB"/>
               <w:left w:val="single" w:sz="7" w:space="0" w:color="D1D5DB"/>
@@ -8256,7 +8442,7 @@
         </w:trPr>
         <w:tc>
           <w:tcPr>
-            <w:tcW w:w="1916" w:type="dxa"/>
+            <w:tcW w:w="1405" w:type="dxa"/>
             <w:tcBorders>
               <w:top w:val="single" w:sz="7" w:space="0" w:color="D1D5DB"/>
               <w:left w:val="single" w:sz="7" w:space="0" w:color="D1D5DB"/>
@@ -8284,7 +8470,7 @@
         </w:tc>
         <w:tc>
           <w:tcPr>
-            <w:tcW w:w="6975" w:type="dxa"/>
+            <w:tcW w:w="6817" w:type="dxa"/>
             <w:tcBorders>
               <w:top w:val="single" w:sz="7" w:space="0" w:color="D1D5DB"/>
               <w:left w:val="single" w:sz="7" w:space="0" w:color="D1D5DB"/>
@@ -8359,7 +8545,7 @@
         </w:trPr>
         <w:tc>
           <w:tcPr>
-            <w:tcW w:w="1916" w:type="dxa"/>
+            <w:tcW w:w="1405" w:type="dxa"/>
             <w:tcBorders>
               <w:top w:val="single" w:sz="4" w:space="0" w:color="D1D5DB"/>
               <w:left w:val="nil"/>
@@ -8384,7 +8570,7 @@
         </w:tc>
         <w:tc>
           <w:tcPr>
-            <w:tcW w:w="6975" w:type="dxa"/>
+            <w:tcW w:w="6817" w:type="dxa"/>
             <w:tcBorders>
               <w:top w:val="single" w:sz="4" w:space="0" w:color="D1D5DB"/>
               <w:left w:val="nil"/>
@@ -8412,7 +8598,7 @@
         </w:trPr>
         <w:tc>
           <w:tcPr>
-            <w:tcW w:w="1916" w:type="dxa"/>
+            <w:tcW w:w="1405" w:type="dxa"/>
             <w:tcBorders>
               <w:top w:val="single" w:sz="4" w:space="0" w:color="D1D5DB"/>
               <w:left w:val="single" w:sz="7" w:space="0" w:color="D1D5DB"/>
@@ -8442,7 +8628,7 @@
         </w:tc>
         <w:tc>
           <w:tcPr>
-            <w:tcW w:w="6975" w:type="dxa"/>
+            <w:tcW w:w="6817" w:type="dxa"/>
             <w:tcBorders>
               <w:top w:val="single" w:sz="4" w:space="0" w:color="D1D5DB"/>
               <w:left w:val="single" w:sz="7" w:space="0" w:color="D1D5DB"/>
@@ -8485,7 +8671,7 @@
         </w:trPr>
         <w:tc>
           <w:tcPr>
-            <w:tcW w:w="1916" w:type="dxa"/>
+            <w:tcW w:w="1405" w:type="dxa"/>
             <w:tcBorders>
               <w:top w:val="single" w:sz="7" w:space="0" w:color="D1D5DB"/>
               <w:left w:val="single" w:sz="7" w:space="0" w:color="D1D5DB"/>
@@ -8513,7 +8699,7 @@
         </w:tc>
         <w:tc>
           <w:tcPr>
-            <w:tcW w:w="6975" w:type="dxa"/>
+            <w:tcW w:w="6817" w:type="dxa"/>
             <w:tcBorders>
               <w:top w:val="single" w:sz="7" w:space="0" w:color="D1D5DB"/>
               <w:left w:val="single" w:sz="7" w:space="0" w:color="D1D5DB"/>
@@ -8544,7 +8730,7 @@
         </w:trPr>
         <w:tc>
           <w:tcPr>
-            <w:tcW w:w="1916" w:type="dxa"/>
+            <w:tcW w:w="1405" w:type="dxa"/>
             <w:tcBorders>
               <w:top w:val="single" w:sz="7" w:space="0" w:color="D1D5DB"/>
               <w:left w:val="single" w:sz="7" w:space="0" w:color="D1D5DB"/>
@@ -8572,7 +8758,7 @@
         </w:tc>
         <w:tc>
           <w:tcPr>
-            <w:tcW w:w="6975" w:type="dxa"/>
+            <w:tcW w:w="6817" w:type="dxa"/>
             <w:tcBorders>
               <w:top w:val="single" w:sz="7" w:space="0" w:color="D1D5DB"/>
               <w:left w:val="single" w:sz="7" w:space="0" w:color="D1D5DB"/>
@@ -8603,7 +8789,7 @@
         </w:trPr>
         <w:tc>
           <w:tcPr>
-            <w:tcW w:w="1916" w:type="dxa"/>
+            <w:tcW w:w="1405" w:type="dxa"/>
             <w:tcBorders>
               <w:top w:val="single" w:sz="7" w:space="0" w:color="D1D5DB"/>
               <w:left w:val="single" w:sz="7" w:space="0" w:color="D1D5DB"/>
@@ -8631,7 +8817,7 @@
         </w:tc>
         <w:tc>
           <w:tcPr>
-            <w:tcW w:w="6975" w:type="dxa"/>
+            <w:tcW w:w="6817" w:type="dxa"/>
             <w:tcBorders>
               <w:top w:val="single" w:sz="7" w:space="0" w:color="D1D5DB"/>
               <w:left w:val="single" w:sz="7" w:space="0" w:color="D1D5DB"/>
@@ -8662,7 +8848,7 @@
         </w:trPr>
         <w:tc>
           <w:tcPr>
-            <w:tcW w:w="1916" w:type="dxa"/>
+            <w:tcW w:w="1405" w:type="dxa"/>
             <w:tcBorders>
               <w:top w:val="single" w:sz="7" w:space="0" w:color="D1D5DB"/>
               <w:left w:val="single" w:sz="7" w:space="0" w:color="D1D5DB"/>
@@ -8690,7 +8876,7 @@
         </w:tc>
         <w:tc>
           <w:tcPr>
-            <w:tcW w:w="6975" w:type="dxa"/>
+            <w:tcW w:w="6817" w:type="dxa"/>
             <w:tcBorders>
               <w:top w:val="single" w:sz="7" w:space="0" w:color="D1D5DB"/>
               <w:left w:val="single" w:sz="7" w:space="0" w:color="D1D5DB"/>
@@ -8735,7 +8921,7 @@
         </w:trPr>
         <w:tc>
           <w:tcPr>
-            <w:tcW w:w="1916" w:type="dxa"/>
+            <w:tcW w:w="1405" w:type="dxa"/>
             <w:tcBorders>
               <w:top w:val="single" w:sz="7" w:space="0" w:color="D1D5DB"/>
               <w:left w:val="single" w:sz="7" w:space="0" w:color="D1D5DB"/>
@@ -8763,7 +8949,7 @@
         </w:tc>
         <w:tc>
           <w:tcPr>
-            <w:tcW w:w="6975" w:type="dxa"/>
+            <w:tcW w:w="6817" w:type="dxa"/>
             <w:tcBorders>
               <w:top w:val="single" w:sz="7" w:space="0" w:color="D1D5DB"/>
               <w:left w:val="single" w:sz="7" w:space="0" w:color="D1D5DB"/>
@@ -8821,7 +9007,7 @@
         </w:trPr>
         <w:tc>
           <w:tcPr>
-            <w:tcW w:w="1916" w:type="dxa"/>
+            <w:tcW w:w="1405" w:type="dxa"/>
             <w:tcBorders>
               <w:top w:val="single" w:sz="7" w:space="0" w:color="D1D5DB"/>
               <w:left w:val="single" w:sz="7" w:space="0" w:color="D1D5DB"/>
@@ -8849,7 +9035,7 @@
         </w:tc>
         <w:tc>
           <w:tcPr>
-            <w:tcW w:w="6975" w:type="dxa"/>
+            <w:tcW w:w="6817" w:type="dxa"/>
             <w:tcBorders>
               <w:top w:val="single" w:sz="7" w:space="0" w:color="D1D5DB"/>
               <w:left w:val="single" w:sz="7" w:space="0" w:color="D1D5DB"/>
@@ -8894,7 +9080,7 @@
         </w:trPr>
         <w:tc>
           <w:tcPr>
-            <w:tcW w:w="1916" w:type="dxa"/>
+            <w:tcW w:w="1405" w:type="dxa"/>
             <w:tcBorders>
               <w:top w:val="single" w:sz="4" w:space="0" w:color="D1D5DB"/>
               <w:left w:val="nil"/>
@@ -9088,7 +9274,7 @@
         </w:tc>
         <w:tc>
           <w:tcPr>
-            <w:tcW w:w="6975" w:type="dxa"/>
+            <w:tcW w:w="6817" w:type="dxa"/>
             <w:tcBorders>
               <w:top w:val="single" w:sz="4" w:space="0" w:color="D1D5DB"/>
               <w:left w:val="nil"/>
@@ -9116,7 +9302,7 @@
         </w:trPr>
         <w:tc>
           <w:tcPr>
-            <w:tcW w:w="1916" w:type="dxa"/>
+            <w:tcW w:w="1405" w:type="dxa"/>
             <w:tcBorders>
               <w:top w:val="single" w:sz="4" w:space="0" w:color="D1D5DB"/>
               <w:left w:val="single" w:sz="8" w:space="0" w:color="D1D5DB"/>
@@ -9160,7 +9346,7 @@
         </w:tc>
         <w:tc>
           <w:tcPr>
-            <w:tcW w:w="6975" w:type="dxa"/>
+            <w:tcW w:w="6817" w:type="dxa"/>
             <w:tcBorders>
               <w:top w:val="single" w:sz="4" w:space="0" w:color="D1D5DB"/>
               <w:left w:val="single" w:sz="8" w:space="0" w:color="D1D5DB"/>
@@ -9200,7 +9386,7 @@
         </w:trPr>
         <w:tc>
           <w:tcPr>
-            <w:tcW w:w="1916" w:type="dxa"/>
+            <w:tcW w:w="1405" w:type="dxa"/>
             <w:tcBorders>
               <w:top w:val="single" w:sz="8" w:space="0" w:color="D1D5DB"/>
               <w:left w:val="single" w:sz="7" w:space="0" w:color="D1D5DB"/>
@@ -9233,7 +9419,7 @@
         </w:tc>
         <w:tc>
           <w:tcPr>
-            <w:tcW w:w="6975" w:type="dxa"/>
+            <w:tcW w:w="6817" w:type="dxa"/>
             <w:tcBorders>
               <w:top w:val="single" w:sz="8" w:space="0" w:color="D1D5DB"/>
               <w:left w:val="single" w:sz="7" w:space="0" w:color="D1D5DB"/>
@@ -9273,7 +9459,7 @@
         </w:trPr>
         <w:tc>
           <w:tcPr>
-            <w:tcW w:w="1916" w:type="dxa"/>
+            <w:tcW w:w="1405" w:type="dxa"/>
             <w:tcBorders>
               <w:top w:val="single" w:sz="7" w:space="0" w:color="D1D5DB"/>
               <w:left w:val="single" w:sz="7" w:space="0" w:color="D1D5DB"/>
@@ -9306,7 +9492,7 @@
         </w:tc>
         <w:tc>
           <w:tcPr>
-            <w:tcW w:w="6975" w:type="dxa"/>
+            <w:tcW w:w="6817" w:type="dxa"/>
             <w:tcBorders>
               <w:top w:val="single" w:sz="7" w:space="0" w:color="D1D5DB"/>
               <w:left w:val="single" w:sz="7" w:space="0" w:color="D1D5DB"/>
@@ -9340,7 +9526,7 @@
         </w:trPr>
         <w:tc>
           <w:tcPr>
-            <w:tcW w:w="1916" w:type="dxa"/>
+            <w:tcW w:w="1405" w:type="dxa"/>
             <w:tcBorders>
               <w:top w:val="single" w:sz="7" w:space="0" w:color="D1D5DB"/>
               <w:left w:val="single" w:sz="7" w:space="0" w:color="D1D5DB"/>
@@ -9373,7 +9559,7 @@
         </w:tc>
         <w:tc>
           <w:tcPr>
-            <w:tcW w:w="6975" w:type="dxa"/>
+            <w:tcW w:w="6817" w:type="dxa"/>
             <w:tcBorders>
               <w:top w:val="single" w:sz="7" w:space="0" w:color="D1D5DB"/>
               <w:left w:val="single" w:sz="7" w:space="0" w:color="D1D5DB"/>
@@ -9419,7 +9605,7 @@
         </w:trPr>
         <w:tc>
           <w:tcPr>
-            <w:tcW w:w="1916" w:type="dxa"/>
+            <w:tcW w:w="1405" w:type="dxa"/>
             <w:tcBorders>
               <w:top w:val="single" w:sz="7" w:space="0" w:color="D1D5DB"/>
               <w:left w:val="single" w:sz="7" w:space="0" w:color="D1D5DB"/>
@@ -9452,7 +9638,7 @@
         </w:tc>
         <w:tc>
           <w:tcPr>
-            <w:tcW w:w="6975" w:type="dxa"/>
+            <w:tcW w:w="6817" w:type="dxa"/>
             <w:tcBorders>
               <w:top w:val="single" w:sz="7" w:space="0" w:color="D1D5DB"/>
               <w:left w:val="single" w:sz="7" w:space="0" w:color="D1D5DB"/>
@@ -9486,7 +9672,7 @@
         </w:trPr>
         <w:tc>
           <w:tcPr>
-            <w:tcW w:w="1916" w:type="dxa"/>
+            <w:tcW w:w="1405" w:type="dxa"/>
             <w:tcBorders>
               <w:top w:val="single" w:sz="7" w:space="0" w:color="D1D5DB"/>
               <w:left w:val="single" w:sz="7" w:space="0" w:color="D1D5DB"/>
@@ -9519,7 +9705,7 @@
         </w:tc>
         <w:tc>
           <w:tcPr>
-            <w:tcW w:w="6975" w:type="dxa"/>
+            <w:tcW w:w="6817" w:type="dxa"/>
             <w:tcBorders>
               <w:top w:val="single" w:sz="7" w:space="0" w:color="D1D5DB"/>
               <w:left w:val="single" w:sz="7" w:space="0" w:color="D1D5DB"/>
@@ -9581,7 +9767,7 @@
         </w:trPr>
         <w:tc>
           <w:tcPr>
-            <w:tcW w:w="1916" w:type="dxa"/>
+            <w:tcW w:w="1405" w:type="dxa"/>
             <w:tcBorders>
               <w:top w:val="single" w:sz="7" w:space="0" w:color="D1D5DB"/>
               <w:left w:val="single" w:sz="7" w:space="0" w:color="D1D5DB"/>
@@ -9612,7 +9798,7 @@
         </w:tc>
         <w:tc>
           <w:tcPr>
-            <w:tcW w:w="6975" w:type="dxa"/>
+            <w:tcW w:w="6817" w:type="dxa"/>
             <w:tcBorders>
               <w:top w:val="single" w:sz="7" w:space="0" w:color="D1D5DB"/>
               <w:left w:val="single" w:sz="7" w:space="0" w:color="D1D5DB"/>
@@ -9650,7 +9836,7 @@
         </w:trPr>
         <w:tc>
           <w:tcPr>
-            <w:tcW w:w="1916" w:type="dxa"/>
+            <w:tcW w:w="1405" w:type="dxa"/>
             <w:tcBorders>
               <w:top w:val="single" w:sz="4" w:space="0" w:color="D1D5DB"/>
               <w:left w:val="nil"/>
@@ -9688,7 +9874,7 @@
         </w:tc>
         <w:tc>
           <w:tcPr>
-            <w:tcW w:w="6975" w:type="dxa"/>
+            <w:tcW w:w="6817" w:type="dxa"/>
             <w:tcBorders>
               <w:top w:val="single" w:sz="4" w:space="0" w:color="D1D5DB"/>
               <w:left w:val="nil"/>
@@ -9716,7 +9902,7 @@
         </w:trPr>
         <w:tc>
           <w:tcPr>
-            <w:tcW w:w="1916" w:type="dxa"/>
+            <w:tcW w:w="1405" w:type="dxa"/>
             <w:tcBorders>
               <w:top w:val="single" w:sz="4" w:space="0" w:color="D1D5DB"/>
               <w:left w:val="single" w:sz="7" w:space="0" w:color="D1D5DB"/>
@@ -9759,7 +9945,7 @@
         </w:tc>
         <w:tc>
           <w:tcPr>
-            <w:tcW w:w="6975" w:type="dxa"/>
+            <w:tcW w:w="6817" w:type="dxa"/>
             <w:tcBorders>
               <w:top w:val="single" w:sz="4" w:space="0" w:color="D1D5DB"/>
               <w:left w:val="single" w:sz="7" w:space="0" w:color="D1D5DB"/>
@@ -9799,7 +9985,7 @@
         </w:trPr>
         <w:tc>
           <w:tcPr>
-            <w:tcW w:w="1916" w:type="dxa"/>
+            <w:tcW w:w="1405" w:type="dxa"/>
             <w:tcBorders>
               <w:top w:val="single" w:sz="7" w:space="0" w:color="D1D5DB"/>
               <w:left w:val="single" w:sz="7" w:space="0" w:color="D1D5DB"/>
@@ -9832,7 +10018,7 @@
         </w:tc>
         <w:tc>
           <w:tcPr>
-            <w:tcW w:w="6975" w:type="dxa"/>
+            <w:tcW w:w="6817" w:type="dxa"/>
             <w:tcBorders>
               <w:top w:val="single" w:sz="7" w:space="0" w:color="D1D5DB"/>
               <w:left w:val="single" w:sz="7" w:space="0" w:color="D1D5DB"/>
@@ -9872,7 +10058,7 @@
         </w:trPr>
         <w:tc>
           <w:tcPr>
-            <w:tcW w:w="1916" w:type="dxa"/>
+            <w:tcW w:w="1405" w:type="dxa"/>
             <w:tcBorders>
               <w:top w:val="single" w:sz="7" w:space="0" w:color="D1D5DB"/>
               <w:left w:val="single" w:sz="7" w:space="0" w:color="D1D5DB"/>
@@ -9905,7 +10091,7 @@
         </w:tc>
         <w:tc>
           <w:tcPr>
-            <w:tcW w:w="6975" w:type="dxa"/>
+            <w:tcW w:w="6817" w:type="dxa"/>
             <w:tcBorders>
               <w:top w:val="single" w:sz="7" w:space="0" w:color="D1D5DB"/>
               <w:left w:val="single" w:sz="7" w:space="0" w:color="D1D5DB"/>
@@ -9939,7 +10125,7 @@
         </w:trPr>
         <w:tc>
           <w:tcPr>
-            <w:tcW w:w="1916" w:type="dxa"/>
+            <w:tcW w:w="1405" w:type="dxa"/>
             <w:tcBorders>
               <w:top w:val="single" w:sz="7" w:space="0" w:color="D1D5DB"/>
               <w:left w:val="single" w:sz="7" w:space="0" w:color="D1D5DB"/>
@@ -9972,7 +10158,7 @@
         </w:tc>
         <w:tc>
           <w:tcPr>
-            <w:tcW w:w="6975" w:type="dxa"/>
+            <w:tcW w:w="6817" w:type="dxa"/>
             <w:tcBorders>
               <w:top w:val="single" w:sz="7" w:space="0" w:color="D1D5DB"/>
               <w:left w:val="single" w:sz="7" w:space="0" w:color="D1D5DB"/>
@@ -10024,7 +10210,7 @@
         </w:trPr>
         <w:tc>
           <w:tcPr>
-            <w:tcW w:w="1916" w:type="dxa"/>
+            <w:tcW w:w="1405" w:type="dxa"/>
             <w:tcBorders>
               <w:top w:val="single" w:sz="7" w:space="0" w:color="D1D5DB"/>
               <w:left w:val="single" w:sz="7" w:space="0" w:color="D1D5DB"/>
@@ -10057,7 +10243,7 @@
         </w:tc>
         <w:tc>
           <w:tcPr>
-            <w:tcW w:w="6975" w:type="dxa"/>
+            <w:tcW w:w="6817" w:type="dxa"/>
             <w:tcBorders>
               <w:top w:val="single" w:sz="7" w:space="0" w:color="D1D5DB"/>
               <w:left w:val="single" w:sz="7" w:space="0" w:color="D1D5DB"/>
@@ -10091,7 +10277,7 @@
         </w:trPr>
         <w:tc>
           <w:tcPr>
-            <w:tcW w:w="1916" w:type="dxa"/>
+            <w:tcW w:w="1405" w:type="dxa"/>
             <w:tcBorders>
               <w:top w:val="single" w:sz="7" w:space="0" w:color="D1D5DB"/>
               <w:left w:val="single" w:sz="7" w:space="0" w:color="D1D5DB"/>
@@ -10124,7 +10310,7 @@
         </w:tc>
         <w:tc>
           <w:tcPr>
-            <w:tcW w:w="6975" w:type="dxa"/>
+            <w:tcW w:w="6817" w:type="dxa"/>
             <w:tcBorders>
               <w:top w:val="single" w:sz="7" w:space="0" w:color="D1D5DB"/>
               <w:left w:val="single" w:sz="7" w:space="0" w:color="D1D5DB"/>
@@ -10172,7 +10358,7 @@
         </w:trPr>
         <w:tc>
           <w:tcPr>
-            <w:tcW w:w="1916" w:type="dxa"/>
+            <w:tcW w:w="1405" w:type="dxa"/>
             <w:tcBorders>
               <w:top w:val="single" w:sz="7" w:space="0" w:color="D1D5DB"/>
               <w:left w:val="single" w:sz="7" w:space="0" w:color="D1D5DB"/>
@@ -10205,7 +10391,7 @@
         </w:tc>
         <w:tc>
           <w:tcPr>
-            <w:tcW w:w="6975" w:type="dxa"/>
+            <w:tcW w:w="6817" w:type="dxa"/>
             <w:tcBorders>
               <w:top w:val="single" w:sz="7" w:space="0" w:color="D1D5DB"/>
               <w:left w:val="single" w:sz="7" w:space="0" w:color="D1D5DB"/>
@@ -10239,7 +10425,7 @@
         </w:trPr>
         <w:tc>
           <w:tcPr>
-            <w:tcW w:w="1916" w:type="dxa"/>
+            <w:tcW w:w="1405" w:type="dxa"/>
             <w:tcBorders>
               <w:top w:val="single" w:sz="7" w:space="0" w:color="D1D5DB"/>
               <w:left w:val="nil"/>
@@ -10446,7 +10632,7 @@
         </w:tc>
         <w:tc>
           <w:tcPr>
-            <w:tcW w:w="6975" w:type="dxa"/>
+            <w:tcW w:w="6817" w:type="dxa"/>
             <w:tcBorders>
               <w:top w:val="single" w:sz="7" w:space="0" w:color="D1D5DB"/>
               <w:left w:val="nil"/>
@@ -10474,7 +10660,7 @@
         </w:trPr>
         <w:tc>
           <w:tcPr>
-            <w:tcW w:w="1916" w:type="dxa"/>
+            <w:tcW w:w="1405" w:type="dxa"/>
             <w:tcBorders>
               <w:top w:val="single" w:sz="4" w:space="0" w:color="D1D5DB"/>
               <w:left w:val="single" w:sz="7" w:space="0" w:color="D1D5DB"/>
@@ -10518,7 +10704,7 @@
         </w:tc>
         <w:tc>
           <w:tcPr>
-            <w:tcW w:w="6975" w:type="dxa"/>
+            <w:tcW w:w="6817" w:type="dxa"/>
             <w:tcBorders>
               <w:top w:val="single" w:sz="4" w:space="0" w:color="D1D5DB"/>
               <w:left w:val="single" w:sz="7" w:space="0" w:color="D1D5DB"/>
@@ -10558,7 +10744,7 @@
         </w:trPr>
         <w:tc>
           <w:tcPr>
-            <w:tcW w:w="1916" w:type="dxa"/>
+            <w:tcW w:w="1405" w:type="dxa"/>
             <w:tcBorders>
               <w:top w:val="single" w:sz="7" w:space="0" w:color="D1D5DB"/>
               <w:left w:val="single" w:sz="7" w:space="0" w:color="D1D5DB"/>
@@ -10591,7 +10777,7 @@
         </w:tc>
         <w:tc>
           <w:tcPr>
-            <w:tcW w:w="6975" w:type="dxa"/>
+            <w:tcW w:w="6817" w:type="dxa"/>
             <w:tcBorders>
               <w:top w:val="single" w:sz="7" w:space="0" w:color="D1D5DB"/>
               <w:left w:val="single" w:sz="7" w:space="0" w:color="D1D5DB"/>
@@ -10631,7 +10817,7 @@
         </w:trPr>
         <w:tc>
           <w:tcPr>
-            <w:tcW w:w="1916" w:type="dxa"/>
+            <w:tcW w:w="1405" w:type="dxa"/>
             <w:tcBorders>
               <w:top w:val="single" w:sz="7" w:space="0" w:color="D1D5DB"/>
               <w:left w:val="single" w:sz="7" w:space="0" w:color="D1D5DB"/>
@@ -10664,7 +10850,7 @@
         </w:tc>
         <w:tc>
           <w:tcPr>
-            <w:tcW w:w="6975" w:type="dxa"/>
+            <w:tcW w:w="6817" w:type="dxa"/>
             <w:tcBorders>
               <w:top w:val="single" w:sz="7" w:space="0" w:color="D1D5DB"/>
               <w:left w:val="single" w:sz="7" w:space="0" w:color="D1D5DB"/>
@@ -10698,7 +10884,7 @@
         </w:trPr>
         <w:tc>
           <w:tcPr>
-            <w:tcW w:w="1916" w:type="dxa"/>
+            <w:tcW w:w="1405" w:type="dxa"/>
             <w:tcBorders>
               <w:top w:val="single" w:sz="7" w:space="0" w:color="D1D5DB"/>
               <w:left w:val="single" w:sz="7" w:space="0" w:color="D1D5DB"/>
@@ -10731,7 +10917,7 @@
         </w:tc>
         <w:tc>
           <w:tcPr>
-            <w:tcW w:w="6975" w:type="dxa"/>
+            <w:tcW w:w="6817" w:type="dxa"/>
             <w:tcBorders>
               <w:top w:val="single" w:sz="7" w:space="0" w:color="D1D5DB"/>
               <w:left w:val="single" w:sz="7" w:space="0" w:color="D1D5DB"/>
@@ -10765,7 +10951,7 @@
         </w:trPr>
         <w:tc>
           <w:tcPr>
-            <w:tcW w:w="1916" w:type="dxa"/>
+            <w:tcW w:w="1405" w:type="dxa"/>
             <w:tcBorders>
               <w:top w:val="single" w:sz="7" w:space="0" w:color="D1D5DB"/>
               <w:left w:val="single" w:sz="7" w:space="0" w:color="D1D5DB"/>
@@ -10798,7 +10984,7 @@
         </w:tc>
         <w:tc>
           <w:tcPr>
-            <w:tcW w:w="6975" w:type="dxa"/>
+            <w:tcW w:w="6817" w:type="dxa"/>
             <w:tcBorders>
               <w:top w:val="single" w:sz="7" w:space="0" w:color="D1D5DB"/>
               <w:left w:val="single" w:sz="7" w:space="0" w:color="D1D5DB"/>
@@ -10832,7 +11018,7 @@
         </w:trPr>
         <w:tc>
           <w:tcPr>
-            <w:tcW w:w="1916" w:type="dxa"/>
+            <w:tcW w:w="1405" w:type="dxa"/>
             <w:tcBorders>
               <w:top w:val="single" w:sz="7" w:space="0" w:color="D1D5DB"/>
               <w:left w:val="single" w:sz="7" w:space="0" w:color="D1D5DB"/>
@@ -10865,7 +11051,7 @@
         </w:tc>
         <w:tc>
           <w:tcPr>
-            <w:tcW w:w="6975" w:type="dxa"/>
+            <w:tcW w:w="6817" w:type="dxa"/>
             <w:tcBorders>
               <w:top w:val="single" w:sz="7" w:space="0" w:color="D1D5DB"/>
               <w:left w:val="single" w:sz="7" w:space="0" w:color="D1D5DB"/>
@@ -10934,7 +11120,7 @@
         </w:trPr>
         <w:tc>
           <w:tcPr>
-            <w:tcW w:w="1916" w:type="dxa"/>
+            <w:tcW w:w="1405" w:type="dxa"/>
             <w:tcBorders>
               <w:top w:val="single" w:sz="7" w:space="0" w:color="D1D5DB"/>
               <w:left w:val="single" w:sz="7" w:space="0" w:color="D1D5DB"/>
@@ -10967,7 +11153,7 @@
         </w:tc>
         <w:tc>
           <w:tcPr>
-            <w:tcW w:w="6975" w:type="dxa"/>
+            <w:tcW w:w="6817" w:type="dxa"/>
             <w:tcBorders>
               <w:top w:val="single" w:sz="7" w:space="0" w:color="D1D5DB"/>
               <w:left w:val="single" w:sz="7" w:space="0" w:color="D1D5DB"/>
@@ -11036,7 +11222,8 @@
     </w:p>
     <w:tbl>
       <w:tblPr>
-        <w:tblW w:w="8899" w:type="dxa"/>
+        <w:tblW w:w="8232" w:type="dxa"/>
+        <w:tblInd w:w="667" w:type="dxa"/>
         <w:tblBorders>
           <w:top w:val="single" w:sz="0" w:space="0" w:color="auto"/>
           <w:left w:val="single" w:sz="0" w:space="0" w:color="auto"/>
@@ -11046,12 +11233,12 @@
         <w:tblLook w:val="06A0" w:firstRow="1" w:lastRow="0" w:firstColumn="1" w:lastColumn="0" w:noHBand="1" w:noVBand="1"/>
       </w:tblPr>
       <w:tblGrid>
-        <w:gridCol w:w="912"/>
+        <w:gridCol w:w="891"/>
         <w:gridCol w:w="1247"/>
-        <w:gridCol w:w="2632"/>
-        <w:gridCol w:w="1577"/>
-        <w:gridCol w:w="1092"/>
-        <w:gridCol w:w="1439"/>
+        <w:gridCol w:w="2598"/>
+        <w:gridCol w:w="1426"/>
+        <w:gridCol w:w="833"/>
+        <w:gridCol w:w="1237"/>
       </w:tblGrid>
       <w:tr>
         <w:trPr>
@@ -11059,7 +11246,7 @@
         </w:trPr>
         <w:tc>
           <w:tcPr>
-            <w:tcW w:w="915" w:type="dxa"/>
+            <w:tcW w:w="918" w:type="dxa"/>
             <w:tcBorders>
               <w:top w:val="single" w:sz="7" w:space="0" w:color="D1D5DB"/>
               <w:left w:val="single" w:sz="7" w:space="0" w:color="D1D5DB"/>
@@ -11087,7 +11274,7 @@
         </w:tc>
         <w:tc>
           <w:tcPr>
-            <w:tcW w:w="1230" w:type="dxa"/>
+            <w:tcW w:w="1247" w:type="dxa"/>
             <w:tcBorders>
               <w:top w:val="single" w:sz="7" w:space="0" w:color="D1D5DB"/>
               <w:left w:val="single" w:sz="7" w:space="0" w:color="D1D5DB"/>
@@ -11115,7 +11302,7 @@
         </w:tc>
         <w:tc>
           <w:tcPr>
-            <w:tcW w:w="2640" w:type="dxa"/>
+            <w:tcW w:w="2688" w:type="dxa"/>
             <w:tcBorders>
               <w:top w:val="single" w:sz="7" w:space="0" w:color="D1D5DB"/>
               <w:left w:val="single" w:sz="7" w:space="0" w:color="D1D5DB"/>
@@ -11143,7 +11330,7 @@
         </w:tc>
         <w:tc>
           <w:tcPr>
-            <w:tcW w:w="1578" w:type="dxa"/>
+            <w:tcW w:w="1275" w:type="dxa"/>
             <w:tcBorders>
               <w:top w:val="single" w:sz="7" w:space="0" w:color="D1D5DB"/>
               <w:left w:val="single" w:sz="7" w:space="0" w:color="D1D5DB"/>
@@ -11171,7 +11358,7 @@
         </w:tc>
         <w:tc>
           <w:tcPr>
-            <w:tcW w:w="1095" w:type="dxa"/>
+            <w:tcW w:w="854" w:type="dxa"/>
             <w:tcBorders>
               <w:top w:val="single" w:sz="7" w:space="0" w:color="D1D5DB"/>
               <w:left w:val="single" w:sz="7" w:space="0" w:color="D1D5DB"/>
@@ -11199,7 +11386,7 @@
         </w:tc>
         <w:tc>
           <w:tcPr>
-            <w:tcW w:w="1441" w:type="dxa"/>
+            <w:tcW w:w="1250" w:type="dxa"/>
             <w:tcBorders>
               <w:top w:val="single" w:sz="7" w:space="0" w:color="D1D5DB"/>
               <w:left w:val="single" w:sz="7" w:space="0" w:color="D1D5DB"/>
@@ -11245,7 +11432,7 @@
         </w:trPr>
         <w:tc>
           <w:tcPr>
-            <w:tcW w:w="915" w:type="dxa"/>
+            <w:tcW w:w="918" w:type="dxa"/>
             <w:tcBorders>
               <w:top w:val="single" w:sz="7" w:space="0" w:color="D1D5DB"/>
               <w:left w:val="single" w:sz="7" w:space="0" w:color="D1D5DB"/>
@@ -11271,7 +11458,7 @@
         </w:tc>
         <w:tc>
           <w:tcPr>
-            <w:tcW w:w="1230" w:type="dxa"/>
+            <w:tcW w:w="1247" w:type="dxa"/>
             <w:tcBorders>
               <w:top w:val="single" w:sz="7" w:space="0" w:color="D1D5DB"/>
               <w:left w:val="single" w:sz="7" w:space="0" w:color="D1D5DB"/>
@@ -11295,7 +11482,7 @@
         </w:tc>
         <w:tc>
           <w:tcPr>
-            <w:tcW w:w="2640" w:type="dxa"/>
+            <w:tcW w:w="2688" w:type="dxa"/>
             <w:tcBorders>
               <w:top w:val="single" w:sz="7" w:space="0" w:color="D1D5DB"/>
               <w:left w:val="single" w:sz="7" w:space="0" w:color="D1D5DB"/>
@@ -11319,7 +11506,7 @@
         </w:tc>
         <w:tc>
           <w:tcPr>
-            <w:tcW w:w="1578" w:type="dxa"/>
+            <w:tcW w:w="1275" w:type="dxa"/>
             <w:tcBorders>
               <w:top w:val="single" w:sz="7" w:space="0" w:color="D1D5DB"/>
               <w:left w:val="single" w:sz="7" w:space="0" w:color="D1D5DB"/>
@@ -11343,7 +11530,7 @@
         </w:tc>
         <w:tc>
           <w:tcPr>
-            <w:tcW w:w="1095" w:type="dxa"/>
+            <w:tcW w:w="854" w:type="dxa"/>
             <w:tcBorders>
               <w:top w:val="single" w:sz="7" w:space="0" w:color="D1D5DB"/>
               <w:left w:val="single" w:sz="7" w:space="0" w:color="D1D5DB"/>
@@ -11367,7 +11554,7 @@
         </w:tc>
         <w:tc>
           <w:tcPr>
-            <w:tcW w:w="1441" w:type="dxa"/>
+            <w:tcW w:w="1250" w:type="dxa"/>
             <w:tcBorders>
               <w:top w:val="single" w:sz="7" w:space="0" w:color="D1D5DB"/>
               <w:left w:val="single" w:sz="7" w:space="0" w:color="D1D5DB"/>
@@ -11398,7 +11585,7 @@
         </w:trPr>
         <w:tc>
           <w:tcPr>
-            <w:tcW w:w="915" w:type="dxa"/>
+            <w:tcW w:w="918" w:type="dxa"/>
             <w:tcBorders>
               <w:top w:val="single" w:sz="7" w:space="0" w:color="D1D5DB"/>
               <w:left w:val="single" w:sz="7" w:space="0" w:color="D1D5DB"/>
@@ -11424,7 +11611,7 @@
         </w:tc>
         <w:tc>
           <w:tcPr>
-            <w:tcW w:w="1230" w:type="dxa"/>
+            <w:tcW w:w="1247" w:type="dxa"/>
             <w:tcBorders>
               <w:top w:val="single" w:sz="7" w:space="0" w:color="D1D5DB"/>
               <w:left w:val="single" w:sz="7" w:space="0" w:color="D1D5DB"/>
@@ -11451,7 +11638,7 @@
         </w:tc>
         <w:tc>
           <w:tcPr>
-            <w:tcW w:w="2640" w:type="dxa"/>
+            <w:tcW w:w="2688" w:type="dxa"/>
             <w:tcBorders>
               <w:top w:val="single" w:sz="7" w:space="0" w:color="D1D5DB"/>
               <w:left w:val="single" w:sz="7" w:space="0" w:color="D1D5DB"/>
@@ -11475,7 +11662,7 @@
         </w:tc>
         <w:tc>
           <w:tcPr>
-            <w:tcW w:w="1578" w:type="dxa"/>
+            <w:tcW w:w="1275" w:type="dxa"/>
             <w:tcBorders>
               <w:top w:val="single" w:sz="7" w:space="0" w:color="D1D5DB"/>
               <w:left w:val="single" w:sz="7" w:space="0" w:color="D1D5DB"/>
@@ -11499,7 +11686,7 @@
         </w:tc>
         <w:tc>
           <w:tcPr>
-            <w:tcW w:w="1095" w:type="dxa"/>
+            <w:tcW w:w="854" w:type="dxa"/>
             <w:tcBorders>
               <w:top w:val="single" w:sz="7" w:space="0" w:color="D1D5DB"/>
               <w:left w:val="single" w:sz="7" w:space="0" w:color="D1D5DB"/>
@@ -11523,7 +11710,7 @@
         </w:tc>
         <w:tc>
           <w:tcPr>
-            <w:tcW w:w="1441" w:type="dxa"/>
+            <w:tcW w:w="1250" w:type="dxa"/>
             <w:tcBorders>
               <w:top w:val="single" w:sz="7" w:space="0" w:color="D1D5DB"/>
               <w:left w:val="single" w:sz="7" w:space="0" w:color="D1D5DB"/>
@@ -11554,7 +11741,7 @@
         </w:trPr>
         <w:tc>
           <w:tcPr>
-            <w:tcW w:w="915" w:type="dxa"/>
+            <w:tcW w:w="918" w:type="dxa"/>
             <w:tcBorders>
               <w:top w:val="single" w:sz="7" w:space="0" w:color="D1D5DB"/>
               <w:left w:val="single" w:sz="7" w:space="0" w:color="D1D5DB"/>
@@ -11580,7 +11767,7 @@
         </w:tc>
         <w:tc>
           <w:tcPr>
-            <w:tcW w:w="1230" w:type="dxa"/>
+            <w:tcW w:w="1247" w:type="dxa"/>
             <w:tcBorders>
               <w:top w:val="single" w:sz="7" w:space="0" w:color="D1D5DB"/>
               <w:left w:val="single" w:sz="7" w:space="0" w:color="D1D5DB"/>
@@ -11604,7 +11791,7 @@
         </w:tc>
         <w:tc>
           <w:tcPr>
-            <w:tcW w:w="2640" w:type="dxa"/>
+            <w:tcW w:w="2688" w:type="dxa"/>
             <w:tcBorders>
               <w:top w:val="single" w:sz="7" w:space="0" w:color="D1D5DB"/>
               <w:left w:val="single" w:sz="7" w:space="0" w:color="D1D5DB"/>
@@ -11628,7 +11815,7 @@
         </w:tc>
         <w:tc>
           <w:tcPr>
-            <w:tcW w:w="1578" w:type="dxa"/>
+            <w:tcW w:w="1275" w:type="dxa"/>
             <w:tcBorders>
               <w:top w:val="single" w:sz="7" w:space="0" w:color="D1D5DB"/>
               <w:left w:val="single" w:sz="7" w:space="0" w:color="D1D5DB"/>
@@ -11652,7 +11839,7 @@
         </w:tc>
         <w:tc>
           <w:tcPr>
-            <w:tcW w:w="1095" w:type="dxa"/>
+            <w:tcW w:w="854" w:type="dxa"/>
             <w:tcBorders>
               <w:top w:val="single" w:sz="7" w:space="0" w:color="D1D5DB"/>
               <w:left w:val="single" w:sz="7" w:space="0" w:color="D1D5DB"/>
@@ -11676,7 +11863,7 @@
         </w:tc>
         <w:tc>
           <w:tcPr>
-            <w:tcW w:w="1441" w:type="dxa"/>
+            <w:tcW w:w="1250" w:type="dxa"/>
             <w:tcBorders>
               <w:top w:val="single" w:sz="7" w:space="0" w:color="D1D5DB"/>
               <w:left w:val="single" w:sz="7" w:space="0" w:color="D1D5DB"/>
@@ -11707,7 +11894,7 @@
         </w:trPr>
         <w:tc>
           <w:tcPr>
-            <w:tcW w:w="915" w:type="dxa"/>
+            <w:tcW w:w="918" w:type="dxa"/>
             <w:tcBorders>
               <w:top w:val="single" w:sz="7" w:space="0" w:color="D1D5DB"/>
               <w:left w:val="single" w:sz="7" w:space="0" w:color="D1D5DB"/>
@@ -11733,7 +11920,7 @@
         </w:tc>
         <w:tc>
           <w:tcPr>
-            <w:tcW w:w="1230" w:type="dxa"/>
+            <w:tcW w:w="1247" w:type="dxa"/>
             <w:tcBorders>
               <w:top w:val="single" w:sz="7" w:space="0" w:color="D1D5DB"/>
               <w:left w:val="single" w:sz="7" w:space="0" w:color="D1D5DB"/>
@@ -11757,7 +11944,7 @@
         </w:tc>
         <w:tc>
           <w:tcPr>
-            <w:tcW w:w="2640" w:type="dxa"/>
+            <w:tcW w:w="2688" w:type="dxa"/>
             <w:tcBorders>
               <w:top w:val="single" w:sz="7" w:space="0" w:color="D1D5DB"/>
               <w:left w:val="single" w:sz="7" w:space="0" w:color="D1D5DB"/>
@@ -11781,7 +11968,7 @@
         </w:tc>
         <w:tc>
           <w:tcPr>
-            <w:tcW w:w="1578" w:type="dxa"/>
+            <w:tcW w:w="1275" w:type="dxa"/>
             <w:tcBorders>
               <w:top w:val="single" w:sz="7" w:space="0" w:color="D1D5DB"/>
               <w:left w:val="single" w:sz="7" w:space="0" w:color="D1D5DB"/>
@@ -11805,7 +11992,7 @@
         </w:tc>
         <w:tc>
           <w:tcPr>
-            <w:tcW w:w="1095" w:type="dxa"/>
+            <w:tcW w:w="854" w:type="dxa"/>
             <w:tcBorders>
               <w:top w:val="single" w:sz="7" w:space="0" w:color="D1D5DB"/>
               <w:left w:val="single" w:sz="7" w:space="0" w:color="D1D5DB"/>
@@ -11829,7 +12016,7 @@
         </w:tc>
         <w:tc>
           <w:tcPr>
-            <w:tcW w:w="1441" w:type="dxa"/>
+            <w:tcW w:w="1250" w:type="dxa"/>
             <w:tcBorders>
               <w:top w:val="single" w:sz="7" w:space="0" w:color="D1D5DB"/>
               <w:left w:val="single" w:sz="7" w:space="0" w:color="D1D5DB"/>
@@ -11860,7 +12047,7 @@
         </w:trPr>
         <w:tc>
           <w:tcPr>
-            <w:tcW w:w="915" w:type="dxa"/>
+            <w:tcW w:w="918" w:type="dxa"/>
             <w:tcBorders>
               <w:top w:val="single" w:sz="7" w:space="0" w:color="D1D5DB"/>
               <w:left w:val="single" w:sz="7" w:space="0" w:color="D1D5DB"/>
@@ -11886,7 +12073,7 @@
         </w:tc>
         <w:tc>
           <w:tcPr>
-            <w:tcW w:w="1230" w:type="dxa"/>
+            <w:tcW w:w="1247" w:type="dxa"/>
             <w:tcBorders>
               <w:top w:val="single" w:sz="7" w:space="0" w:color="D1D5DB"/>
               <w:left w:val="single" w:sz="7" w:space="0" w:color="D1D5DB"/>
@@ -11910,7 +12097,7 @@
         </w:tc>
         <w:tc>
           <w:tcPr>
-            <w:tcW w:w="2640" w:type="dxa"/>
+            <w:tcW w:w="2688" w:type="dxa"/>
             <w:tcBorders>
               <w:top w:val="single" w:sz="7" w:space="0" w:color="D1D5DB"/>
               <w:left w:val="single" w:sz="7" w:space="0" w:color="D1D5DB"/>
@@ -11934,7 +12121,7 @@
         </w:tc>
         <w:tc>
           <w:tcPr>
-            <w:tcW w:w="1578" w:type="dxa"/>
+            <w:tcW w:w="1275" w:type="dxa"/>
             <w:tcBorders>
               <w:top w:val="single" w:sz="7" w:space="0" w:color="D1D5DB"/>
               <w:left w:val="single" w:sz="7" w:space="0" w:color="D1D5DB"/>
@@ -11958,7 +12145,7 @@
         </w:tc>
         <w:tc>
           <w:tcPr>
-            <w:tcW w:w="1095" w:type="dxa"/>
+            <w:tcW w:w="854" w:type="dxa"/>
             <w:tcBorders>
               <w:top w:val="single" w:sz="7" w:space="0" w:color="D1D5DB"/>
               <w:left w:val="single" w:sz="7" w:space="0" w:color="D1D5DB"/>
@@ -11982,7 +12169,7 @@
         </w:tc>
         <w:tc>
           <w:tcPr>
-            <w:tcW w:w="1441" w:type="dxa"/>
+            <w:tcW w:w="1250" w:type="dxa"/>
             <w:tcBorders>
               <w:top w:val="single" w:sz="7" w:space="0" w:color="D1D5DB"/>
               <w:left w:val="single" w:sz="7" w:space="0" w:color="D1D5DB"/>
@@ -12013,7 +12200,7 @@
         </w:trPr>
         <w:tc>
           <w:tcPr>
-            <w:tcW w:w="915" w:type="dxa"/>
+            <w:tcW w:w="918" w:type="dxa"/>
             <w:tcBorders>
               <w:top w:val="single" w:sz="7" w:space="0" w:color="D1D5DB"/>
               <w:left w:val="single" w:sz="7" w:space="0" w:color="D1D5DB"/>
@@ -12039,7 +12226,7 @@
         </w:tc>
         <w:tc>
           <w:tcPr>
-            <w:tcW w:w="1230" w:type="dxa"/>
+            <w:tcW w:w="1247" w:type="dxa"/>
             <w:tcBorders>
               <w:top w:val="single" w:sz="7" w:space="0" w:color="D1D5DB"/>
               <w:left w:val="single" w:sz="7" w:space="0" w:color="D1D5DB"/>
@@ -12063,7 +12250,7 @@
         </w:tc>
         <w:tc>
           <w:tcPr>
-            <w:tcW w:w="2640" w:type="dxa"/>
+            <w:tcW w:w="2688" w:type="dxa"/>
             <w:tcBorders>
               <w:top w:val="single" w:sz="7" w:space="0" w:color="D1D5DB"/>
               <w:left w:val="single" w:sz="7" w:space="0" w:color="D1D5DB"/>
@@ -12087,7 +12274,7 @@
         </w:tc>
         <w:tc>
           <w:tcPr>
-            <w:tcW w:w="1578" w:type="dxa"/>
+            <w:tcW w:w="1275" w:type="dxa"/>
             <w:tcBorders>
               <w:top w:val="single" w:sz="7" w:space="0" w:color="D1D5DB"/>
               <w:left w:val="single" w:sz="7" w:space="0" w:color="D1D5DB"/>
@@ -12111,7 +12298,7 @@
         </w:tc>
         <w:tc>
           <w:tcPr>
-            <w:tcW w:w="1095" w:type="dxa"/>
+            <w:tcW w:w="854" w:type="dxa"/>
             <w:tcBorders>
               <w:top w:val="single" w:sz="7" w:space="0" w:color="D1D5DB"/>
               <w:left w:val="single" w:sz="7" w:space="0" w:color="D1D5DB"/>
@@ -12135,7 +12322,7 @@
         </w:tc>
         <w:tc>
           <w:tcPr>
-            <w:tcW w:w="1441" w:type="dxa"/>
+            <w:tcW w:w="1250" w:type="dxa"/>
             <w:tcBorders>
               <w:top w:val="single" w:sz="7" w:space="0" w:color="D1D5DB"/>
               <w:left w:val="single" w:sz="7" w:space="0" w:color="D1D5DB"/>
@@ -12235,7 +12422,8 @@
     </w:p>
     <w:tbl>
       <w:tblPr>
-        <w:tblW w:w="0" w:type="auto"/>
+        <w:tblW w:w="8312" w:type="dxa"/>
+        <w:tblInd w:w="700" w:type="dxa"/>
         <w:tblBorders>
           <w:top w:val="single" w:sz="0" w:space="0" w:color="auto"/>
           <w:left w:val="single" w:sz="0" w:space="0" w:color="auto"/>
@@ -12245,9 +12433,9 @@
         <w:tblLook w:val="06A0" w:firstRow="1" w:lastRow="0" w:firstColumn="1" w:lastColumn="0" w:noHBand="1" w:noVBand="1"/>
       </w:tblPr>
       <w:tblGrid>
-        <w:gridCol w:w="1496"/>
-        <w:gridCol w:w="2293"/>
-        <w:gridCol w:w="5085"/>
+        <w:gridCol w:w="1127"/>
+        <w:gridCol w:w="1943"/>
+        <w:gridCol w:w="5242"/>
       </w:tblGrid>
       <w:tr>
         <w:trPr>
@@ -12255,7 +12443,7 @@
         </w:trPr>
         <w:tc>
           <w:tcPr>
-            <w:tcW w:w="1496" w:type="dxa"/>
+            <w:tcW w:w="1127" w:type="dxa"/>
             <w:tcBorders>
               <w:top w:val="single" w:sz="7" w:space="0" w:color="D1D5DB"/>
               <w:left w:val="single" w:sz="7" w:space="0" w:color="D1D5DB"/>
@@ -12283,7 +12471,7 @@
         </w:tc>
         <w:tc>
           <w:tcPr>
-            <w:tcW w:w="2293" w:type="dxa"/>
+            <w:tcW w:w="1943" w:type="dxa"/>
             <w:tcBorders>
               <w:top w:val="single" w:sz="7" w:space="0" w:color="D1D5DB"/>
               <w:left w:val="single" w:sz="7" w:space="0" w:color="D1D5DB"/>
@@ -12311,7 +12499,7 @@
         </w:tc>
         <w:tc>
           <w:tcPr>
-            <w:tcW w:w="5085" w:type="dxa"/>
+            <w:tcW w:w="5242" w:type="dxa"/>
             <w:tcBorders>
               <w:top w:val="single" w:sz="7" w:space="0" w:color="D1D5DB"/>
               <w:left w:val="single" w:sz="7" w:space="0" w:color="D1D5DB"/>
@@ -12344,7 +12532,7 @@
         </w:trPr>
         <w:tc>
           <w:tcPr>
-            <w:tcW w:w="1496" w:type="dxa"/>
+            <w:tcW w:w="1127" w:type="dxa"/>
             <w:tcBorders>
               <w:top w:val="single" w:sz="7" w:space="0" w:color="D1D5DB"/>
               <w:left w:val="single" w:sz="7" w:space="0" w:color="D1D5DB"/>
@@ -12370,7 +12558,7 @@
         </w:tc>
         <w:tc>
           <w:tcPr>
-            <w:tcW w:w="2293" w:type="dxa"/>
+            <w:tcW w:w="1943" w:type="dxa"/>
             <w:tcBorders>
               <w:top w:val="single" w:sz="7" w:space="0" w:color="D1D5DB"/>
               <w:left w:val="single" w:sz="7" w:space="0" w:color="D1D5DB"/>
@@ -12394,7 +12582,7 @@
         </w:tc>
         <w:tc>
           <w:tcPr>
-            <w:tcW w:w="5085" w:type="dxa"/>
+            <w:tcW w:w="5242" w:type="dxa"/>
             <w:tcBorders>
               <w:top w:val="single" w:sz="7" w:space="0" w:color="D1D5DB"/>
               <w:left w:val="single" w:sz="7" w:space="0" w:color="D1D5DB"/>
@@ -12423,7 +12611,7 @@
         </w:trPr>
         <w:tc>
           <w:tcPr>
-            <w:tcW w:w="1496" w:type="dxa"/>
+            <w:tcW w:w="1127" w:type="dxa"/>
             <w:tcBorders>
               <w:top w:val="single" w:sz="7" w:space="0" w:color="D1D5DB"/>
               <w:left w:val="single" w:sz="7" w:space="0" w:color="D1D5DB"/>
@@ -12449,7 +12637,7 @@
         </w:tc>
         <w:tc>
           <w:tcPr>
-            <w:tcW w:w="2293" w:type="dxa"/>
+            <w:tcW w:w="1943" w:type="dxa"/>
             <w:tcBorders>
               <w:top w:val="single" w:sz="7" w:space="0" w:color="D1D5DB"/>
               <w:left w:val="single" w:sz="7" w:space="0" w:color="D1D5DB"/>
@@ -12473,7 +12661,7 @@
         </w:tc>
         <w:tc>
           <w:tcPr>
-            <w:tcW w:w="5085" w:type="dxa"/>
+            <w:tcW w:w="5242" w:type="dxa"/>
             <w:tcBorders>
               <w:top w:val="single" w:sz="7" w:space="0" w:color="D1D5DB"/>
               <w:left w:val="single" w:sz="7" w:space="0" w:color="D1D5DB"/>
@@ -12502,7 +12690,7 @@
         </w:trPr>
         <w:tc>
           <w:tcPr>
-            <w:tcW w:w="1496" w:type="dxa"/>
+            <w:tcW w:w="1127" w:type="dxa"/>
             <w:tcBorders>
               <w:top w:val="single" w:sz="7" w:space="0" w:color="D1D5DB"/>
               <w:left w:val="single" w:sz="7" w:space="0" w:color="D1D5DB"/>
@@ -12528,7 +12716,7 @@
         </w:tc>
         <w:tc>
           <w:tcPr>
-            <w:tcW w:w="2293" w:type="dxa"/>
+            <w:tcW w:w="1943" w:type="dxa"/>
             <w:tcBorders>
               <w:top w:val="single" w:sz="7" w:space="0" w:color="D1D5DB"/>
               <w:left w:val="single" w:sz="7" w:space="0" w:color="D1D5DB"/>
@@ -12552,7 +12740,7 @@
         </w:tc>
         <w:tc>
           <w:tcPr>
-            <w:tcW w:w="5085" w:type="dxa"/>
+            <w:tcW w:w="5242" w:type="dxa"/>
             <w:tcBorders>
               <w:top w:val="single" w:sz="7" w:space="0" w:color="D1D5DB"/>
               <w:left w:val="single" w:sz="7" w:space="0" w:color="D1D5DB"/>
@@ -12600,6 +12788,7 @@
     <w:tbl>
       <w:tblPr>
         <w:tblW w:w="0" w:type="auto"/>
+        <w:tblInd w:w="700" w:type="dxa"/>
         <w:tblBorders>
           <w:top w:val="single" w:sz="0" w:space="0" w:color="auto"/>
           <w:left w:val="single" w:sz="0" w:space="0" w:color="auto"/>
@@ -12609,8 +12798,8 @@
         <w:tblLook w:val="06A0" w:firstRow="1" w:lastRow="0" w:firstColumn="1" w:lastColumn="0" w:noHBand="1" w:noVBand="1"/>
       </w:tblPr>
       <w:tblGrid>
-        <w:gridCol w:w="1895"/>
-        <w:gridCol w:w="7027"/>
+        <w:gridCol w:w="1701"/>
+        <w:gridCol w:w="6604"/>
       </w:tblGrid>
       <w:tr>
         <w:trPr>
@@ -12618,7 +12807,7 @@
         </w:trPr>
         <w:tc>
           <w:tcPr>
-            <w:tcW w:w="1895" w:type="dxa"/>
+            <w:tcW w:w="1701" w:type="dxa"/>
             <w:tcBorders>
               <w:top w:val="single" w:sz="7" w:space="0" w:color="D1D5DB"/>
               <w:left w:val="single" w:sz="7" w:space="0" w:color="D1D5DB"/>
@@ -12648,7 +12837,7 @@
         </w:tc>
         <w:tc>
           <w:tcPr>
-            <w:tcW w:w="7027" w:type="dxa"/>
+            <w:tcW w:w="6604" w:type="dxa"/>
             <w:tcBorders>
               <w:top w:val="single" w:sz="7" w:space="0" w:color="D1D5DB"/>
               <w:left w:val="single" w:sz="7" w:space="0" w:color="D1D5DB"/>
@@ -12683,7 +12872,7 @@
         </w:trPr>
         <w:tc>
           <w:tcPr>
-            <w:tcW w:w="1895" w:type="dxa"/>
+            <w:tcW w:w="1701" w:type="dxa"/>
             <w:tcBorders>
               <w:top w:val="single" w:sz="7" w:space="0" w:color="D1D5DB"/>
               <w:left w:val="single" w:sz="7" w:space="0" w:color="D1D5DB"/>
@@ -12711,7 +12900,7 @@
         </w:tc>
         <w:tc>
           <w:tcPr>
-            <w:tcW w:w="7027" w:type="dxa"/>
+            <w:tcW w:w="6604" w:type="dxa"/>
             <w:tcBorders>
               <w:top w:val="single" w:sz="7" w:space="0" w:color="D1D5DB"/>
               <w:left w:val="single" w:sz="7" w:space="0" w:color="D1D5DB"/>
@@ -12742,7 +12931,7 @@
         </w:trPr>
         <w:tc>
           <w:tcPr>
-            <w:tcW w:w="1895" w:type="dxa"/>
+            <w:tcW w:w="1701" w:type="dxa"/>
             <w:tcBorders>
               <w:top w:val="single" w:sz="7" w:space="0" w:color="D1D5DB"/>
               <w:left w:val="single" w:sz="7" w:space="0" w:color="D1D5DB"/>
@@ -12770,7 +12959,7 @@
         </w:tc>
         <w:tc>
           <w:tcPr>
-            <w:tcW w:w="7027" w:type="dxa"/>
+            <w:tcW w:w="6604" w:type="dxa"/>
             <w:tcBorders>
               <w:top w:val="single" w:sz="7" w:space="0" w:color="D1D5DB"/>
               <w:left w:val="single" w:sz="7" w:space="0" w:color="D1D5DB"/>
@@ -13163,7 +13352,7 @@
                           <pic:cNvPicPr/>
                         </pic:nvPicPr>
                         <pic:blipFill>
-                          <a:blip r:embed="rId78">
+                          <a:blip r:embed="rId79">
                             <a:extLst>
                               <a:ext uri="{28A0092B-C50C-407E-A947-70E740481C1C}">
                                 <a14:useLocalDpi xmlns:a14="http://schemas.microsoft.com/office/drawing/2010/main"/>
@@ -13310,7 +13499,7 @@
                           <pic:cNvPicPr/>
                         </pic:nvPicPr>
                         <pic:blipFill>
-                          <a:blip r:embed="rId79">
+                          <a:blip r:embed="rId80">
                             <a:extLst>
                               <a:ext uri="{28A0092B-C50C-407E-A947-70E740481C1C}">
                                 <a14:useLocalDpi xmlns:a14="http://schemas.microsoft.com/office/drawing/2010/main"/>
@@ -13475,7 +13664,7 @@
                           <pic:cNvPicPr/>
                         </pic:nvPicPr>
                         <pic:blipFill>
-                          <a:blip r:embed="rId80">
+                          <a:blip r:embed="rId81">
                             <a:extLst>
                               <a:ext uri="{28A0092B-C50C-407E-A947-70E740481C1C}">
                                 <a14:useLocalDpi xmlns:a14="http://schemas.microsoft.com/office/drawing/2010/main"/>
@@ -13632,6 +13821,193 @@
     </w:p>
     <w:p>
       <w:pPr>
+        <w:keepNext w:val="0"/>
+        <w:widowControl w:val="0"/>
+        <w:shd w:val="clear" w:color="auto" w:fill="FFFFFF" w:themeFill="background1"/>
+        <w:spacing w:after="48"/>
+        <w:ind w:left="708"/>
+        <w:jc w:val="both"/>
+        <w:rPr>
+          <w:rFonts w:ascii="Segoe UI" w:eastAsia="Segoe UI" w:hAnsi="Segoe UI" w:cs="Segoe UI"/>
+          <w:b/>
+          <w:bCs/>
+          <w:color w:val="111827"/>
+          <w:sz w:val="24"/>
+        </w:rPr>
+      </w:pPr>
+    </w:p>
+    <w:p>
+      <w:pPr>
+        <w:keepNext w:val="0"/>
+        <w:widowControl w:val="0"/>
+        <w:shd w:val="clear" w:color="auto" w:fill="FFFFFF" w:themeFill="background1"/>
+        <w:spacing w:after="48"/>
+        <w:ind w:left="708"/>
+        <w:jc w:val="both"/>
+        <w:rPr>
+          <w:rFonts w:ascii="Segoe UI" w:eastAsia="Segoe UI" w:hAnsi="Segoe UI" w:cs="Segoe UI"/>
+          <w:b/>
+          <w:bCs/>
+          <w:color w:val="111827"/>
+          <w:sz w:val="24"/>
+        </w:rPr>
+      </w:pPr>
+    </w:p>
+    <w:p>
+      <w:pPr>
+        <w:keepNext w:val="0"/>
+        <w:widowControl w:val="0"/>
+        <w:shd w:val="clear" w:color="auto" w:fill="FFFFFF" w:themeFill="background1"/>
+        <w:spacing w:after="48"/>
+        <w:ind w:left="708"/>
+        <w:jc w:val="both"/>
+        <w:rPr>
+          <w:rFonts w:ascii="Segoe UI" w:eastAsia="Segoe UI" w:hAnsi="Segoe UI" w:cs="Segoe UI"/>
+          <w:b/>
+          <w:bCs/>
+          <w:color w:val="111827"/>
+          <w:sz w:val="24"/>
+        </w:rPr>
+      </w:pPr>
+    </w:p>
+    <w:p>
+      <w:pPr>
+        <w:keepNext w:val="0"/>
+        <w:widowControl w:val="0"/>
+        <w:shd w:val="clear" w:color="auto" w:fill="FFFFFF" w:themeFill="background1"/>
+        <w:spacing w:after="48"/>
+        <w:ind w:left="708"/>
+        <w:jc w:val="both"/>
+        <w:rPr>
+          <w:rFonts w:ascii="Segoe UI" w:eastAsia="Segoe UI" w:hAnsi="Segoe UI" w:cs="Segoe UI"/>
+          <w:b/>
+          <w:bCs/>
+          <w:color w:val="111827"/>
+          <w:sz w:val="24"/>
+        </w:rPr>
+      </w:pPr>
+    </w:p>
+    <w:p>
+      <w:pPr>
+        <w:keepNext w:val="0"/>
+        <w:widowControl w:val="0"/>
+        <w:shd w:val="clear" w:color="auto" w:fill="FFFFFF" w:themeFill="background1"/>
+        <w:spacing w:after="48"/>
+        <w:ind w:left="708"/>
+        <w:jc w:val="both"/>
+        <w:rPr>
+          <w:rFonts w:ascii="Segoe UI" w:eastAsia="Segoe UI" w:hAnsi="Segoe UI" w:cs="Segoe UI"/>
+          <w:b/>
+          <w:bCs/>
+          <w:color w:val="111827"/>
+          <w:sz w:val="24"/>
+        </w:rPr>
+      </w:pPr>
+    </w:p>
+    <w:p>
+      <w:pPr>
+        <w:keepNext w:val="0"/>
+        <w:widowControl w:val="0"/>
+        <w:shd w:val="clear" w:color="auto" w:fill="FFFFFF" w:themeFill="background1"/>
+        <w:spacing w:after="48"/>
+        <w:ind w:left="708"/>
+        <w:jc w:val="both"/>
+        <w:rPr>
+          <w:rFonts w:ascii="Segoe UI" w:eastAsia="Segoe UI" w:hAnsi="Segoe UI" w:cs="Segoe UI"/>
+          <w:b/>
+          <w:bCs/>
+          <w:color w:val="111827"/>
+          <w:sz w:val="24"/>
+        </w:rPr>
+      </w:pPr>
+    </w:p>
+    <w:p>
+      <w:pPr>
+        <w:keepNext w:val="0"/>
+        <w:widowControl w:val="0"/>
+        <w:shd w:val="clear" w:color="auto" w:fill="FFFFFF" w:themeFill="background1"/>
+        <w:spacing w:after="48"/>
+        <w:ind w:left="708"/>
+        <w:jc w:val="both"/>
+        <w:rPr>
+          <w:rFonts w:ascii="Segoe UI" w:eastAsia="Segoe UI" w:hAnsi="Segoe UI" w:cs="Segoe UI"/>
+          <w:b/>
+          <w:bCs/>
+          <w:color w:val="111827"/>
+          <w:sz w:val="24"/>
+        </w:rPr>
+      </w:pPr>
+    </w:p>
+    <w:p>
+      <w:pPr>
+        <w:keepNext w:val="0"/>
+        <w:widowControl w:val="0"/>
+        <w:shd w:val="clear" w:color="auto" w:fill="FFFFFF" w:themeFill="background1"/>
+        <w:spacing w:after="48"/>
+        <w:ind w:left="708"/>
+        <w:jc w:val="both"/>
+        <w:rPr>
+          <w:rFonts w:ascii="Segoe UI" w:eastAsia="Segoe UI" w:hAnsi="Segoe UI" w:cs="Segoe UI"/>
+          <w:b/>
+          <w:bCs/>
+          <w:color w:val="111827"/>
+          <w:sz w:val="24"/>
+        </w:rPr>
+      </w:pPr>
+    </w:p>
+    <w:p>
+      <w:pPr>
+        <w:keepNext w:val="0"/>
+        <w:widowControl w:val="0"/>
+        <w:shd w:val="clear" w:color="auto" w:fill="FFFFFF" w:themeFill="background1"/>
+        <w:spacing w:after="48"/>
+        <w:ind w:left="708"/>
+        <w:jc w:val="both"/>
+        <w:rPr>
+          <w:rFonts w:ascii="Segoe UI" w:eastAsia="Segoe UI" w:hAnsi="Segoe UI" w:cs="Segoe UI"/>
+          <w:b/>
+          <w:bCs/>
+          <w:color w:val="111827"/>
+          <w:sz w:val="24"/>
+        </w:rPr>
+      </w:pPr>
+    </w:p>
+    <w:p>
+      <w:pPr>
+        <w:keepNext w:val="0"/>
+        <w:widowControl w:val="0"/>
+        <w:shd w:val="clear" w:color="auto" w:fill="FFFFFF" w:themeFill="background1"/>
+        <w:spacing w:after="48"/>
+        <w:ind w:left="708"/>
+        <w:jc w:val="both"/>
+        <w:rPr>
+          <w:rFonts w:ascii="Segoe UI" w:eastAsia="Segoe UI" w:hAnsi="Segoe UI" w:cs="Segoe UI"/>
+          <w:b/>
+          <w:bCs/>
+          <w:color w:val="111827"/>
+          <w:sz w:val="24"/>
+        </w:rPr>
+      </w:pPr>
+    </w:p>
+    <w:p>
+      <w:pPr>
+        <w:keepNext w:val="0"/>
+        <w:widowControl w:val="0"/>
+        <w:shd w:val="clear" w:color="auto" w:fill="FFFFFF" w:themeFill="background1"/>
+        <w:spacing w:after="48"/>
+        <w:ind w:left="708"/>
+        <w:jc w:val="both"/>
+        <w:rPr>
+          <w:rFonts w:ascii="Segoe UI" w:eastAsia="Segoe UI" w:hAnsi="Segoe UI" w:cs="Segoe UI"/>
+          <w:b/>
+          <w:bCs/>
+          <w:color w:val="111827"/>
+          <w:sz w:val="24"/>
+        </w:rPr>
+      </w:pPr>
+    </w:p>
+    <w:p>
+      <w:pPr>
         <w:pStyle w:val="Heading3"/>
         <w:keepNext w:val="0"/>
         <w:widowControl w:val="0"/>
@@ -13645,7 +14021,27 @@
         <w:rPr>
           <w:szCs w:val="24"/>
         </w:rPr>
+        <w:lastRenderedPageBreak/>
         <w:t>3.2. Arquitectura del Software</w:t>
+      </w:r>
+    </w:p>
+    <w:p>
+      <w:pPr>
+        <w:keepNext w:val="0"/>
+        <w:widowControl w:val="0"/>
+        <w:shd w:val="clear" w:color="auto" w:fill="FFFFFF" w:themeFill="background1"/>
+        <w:spacing w:after="48"/>
+        <w:ind w:left="357"/>
+      </w:pPr>
+      <w:r>
+        <w:rPr>
+          <w:rFonts w:ascii="Segoe UI" w:eastAsia="Segoe UI" w:hAnsi="Segoe UI" w:cs="Segoe UI"/>
+          <w:i/>
+          <w:iCs/>
+          <w:color w:val="212121"/>
+          <w:sz w:val="24"/>
+        </w:rPr>
+        <w:t>(Pendiente: Aquí explicaremos cómo se comunica React con PHP mediante la API REST).</w:t>
       </w:r>
     </w:p>
     <w:p>
@@ -13656,64 +14052,6 @@
         <w:spacing w:after="48"/>
         <w:ind w:left="357"/>
         <w:jc w:val="both"/>
-      </w:pPr>
-      <w:r>
-        <w:rPr>
-          <w:rFonts w:ascii="Segoe UI" w:eastAsia="Segoe UI" w:hAnsi="Segoe UI" w:cs="Segoe UI"/>
-          <w:i/>
-          <w:iCs/>
-          <w:color w:val="212121"/>
-          <w:sz w:val="24"/>
-        </w:rPr>
-        <w:t>(Pendiente: Aquí explicaremos cómo se comunica React con PHP mediante la API REST).</w:t>
-      </w:r>
-    </w:p>
-    <w:p>
-      <w:pPr>
-        <w:pStyle w:val="Heading3"/>
-        <w:keepNext w:val="0"/>
-        <w:widowControl w:val="0"/>
-        <w:pBdr>
-          <w:bottom w:val="none" w:sz="0" w:space="0" w:color="auto"/>
-        </w:pBdr>
-        <w:spacing w:before="360" w:after="120"/>
-        <w:ind w:left="357"/>
-        <w:rPr>
-          <w:szCs w:val="24"/>
-        </w:rPr>
-      </w:pPr>
-    </w:p>
-    <w:p>
-      <w:pPr>
-        <w:pStyle w:val="Heading3"/>
-        <w:keepNext w:val="0"/>
-        <w:widowControl w:val="0"/>
-        <w:pBdr>
-          <w:bottom w:val="none" w:sz="0" w:space="0" w:color="auto"/>
-        </w:pBdr>
-        <w:spacing w:before="360" w:after="120"/>
-        <w:ind w:left="357"/>
-        <w:rPr>
-          <w:szCs w:val="24"/>
-        </w:rPr>
-      </w:pPr>
-    </w:p>
-    <w:p>
-      <w:pPr>
-        <w:keepNext w:val="0"/>
-        <w:widowControl w:val="0"/>
-      </w:pPr>
-    </w:p>
-    <w:p>
-      <w:pPr>
-        <w:keepNext w:val="0"/>
-        <w:widowControl w:val="0"/>
-      </w:pPr>
-    </w:p>
-    <w:p>
-      <w:pPr>
-        <w:keepNext w:val="0"/>
-        <w:widowControl w:val="0"/>
       </w:pPr>
     </w:p>
     <w:p>
@@ -13731,7 +14069,6 @@
         <w:rPr>
           <w:szCs w:val="24"/>
         </w:rPr>
-        <w:lastRenderedPageBreak/>
         <w:t>3.3. Diseño de Datos</w:t>
       </w:r>
     </w:p>
@@ -13742,7 +14079,6 @@
         <w:shd w:val="clear" w:color="auto" w:fill="FFFFFF" w:themeFill="background1"/>
         <w:spacing w:after="48"/>
         <w:ind w:left="357"/>
-        <w:jc w:val="both"/>
         <w:rPr>
           <w:rFonts w:ascii="Segoe UI" w:eastAsia="Segoe UI" w:hAnsi="Segoe UI" w:cs="Segoe UI"/>
           <w:color w:val="212121"/>
@@ -13760,6 +14096,8 @@
     </w:p>
     <w:p>
       <w:pPr>
+        <w:keepNext w:val="0"/>
+        <w:widowControl w:val="0"/>
         <w:shd w:val="clear" w:color="auto" w:fill="FFFFFF" w:themeFill="background1"/>
         <w:spacing w:after="48"/>
         <w:ind w:left="360"/>
@@ -13773,6 +14111,144 @@
     </w:p>
     <w:p>
       <w:pPr>
+        <w:keepNext w:val="0"/>
+        <w:widowControl w:val="0"/>
+        <w:shd w:val="clear" w:color="auto" w:fill="FFFFFF" w:themeFill="background1"/>
+        <w:spacing w:after="48"/>
+        <w:ind w:left="360"/>
+        <w:jc w:val="center"/>
+      </w:pPr>
+      <w:r>
+        <w:rPr>
+          <w:rFonts w:ascii="Segoe UI" w:eastAsia="Segoe UI" w:hAnsi="Segoe UI" w:cs="Segoe UI"/>
+          <w:noProof/>
+          <w:color w:val="212121"/>
+          <w:sz w:val="24"/>
+        </w:rPr>
+        <w:drawing>
+          <wp:inline distT="0" distB="0" distL="0" distR="0" wp14:anchorId="29AC1F64" wp14:editId="4F15F8B0">
+            <wp:extent cx="5629275" cy="2593066"/>
+            <wp:effectExtent l="0" t="0" r="0" b="0"/>
+            <wp:docPr id="79904332" name="Picture 8"/>
+            <wp:cNvGraphicFramePr>
+              <a:graphicFrameLocks xmlns:a="http://schemas.openxmlformats.org/drawingml/2006/main" noChangeAspect="1"/>
+            </wp:cNvGraphicFramePr>
+            <a:graphic xmlns:a="http://schemas.openxmlformats.org/drawingml/2006/main">
+              <a:graphicData uri="http://schemas.openxmlformats.org/drawingml/2006/picture">
+                <pic:pic xmlns:pic="http://schemas.openxmlformats.org/drawingml/2006/picture">
+                  <pic:nvPicPr>
+                    <pic:cNvPr id="79904332" name="Picture 79904332"/>
+                    <pic:cNvPicPr/>
+                  </pic:nvPicPr>
+                  <pic:blipFill>
+                    <a:blip r:embed="rId82" cstate="print">
+                      <a:extLst>
+                        <a:ext uri="{28A0092B-C50C-407E-A947-70E740481C1C}">
+                          <a14:useLocalDpi xmlns:a14="http://schemas.microsoft.com/office/drawing/2010/main" val="0"/>
+                        </a:ext>
+                      </a:extLst>
+                    </a:blip>
+                    <a:stretch>
+                      <a:fillRect/>
+                    </a:stretch>
+                  </pic:blipFill>
+                  <pic:spPr>
+                    <a:xfrm>
+                      <a:off x="0" y="0"/>
+                      <a:ext cx="5651632" cy="2603364"/>
+                    </a:xfrm>
+                    <a:prstGeom prst="rect">
+                      <a:avLst/>
+                    </a:prstGeom>
+                  </pic:spPr>
+                </pic:pic>
+              </a:graphicData>
+            </a:graphic>
+          </wp:inline>
+        </w:drawing>
+      </w:r>
+    </w:p>
+    <w:p>
+      <w:pPr>
+        <w:pStyle w:val="Caption"/>
+        <w:keepNext w:val="0"/>
+        <w:widowControl w:val="0"/>
+        <w:jc w:val="center"/>
+        <w:rPr>
+          <w:rFonts w:asciiTheme="minorHAnsi" w:eastAsia="Segoe UI" w:hAnsiTheme="minorHAnsi" w:cstheme="minorHAnsi"/>
+          <w:color w:val="6B7280"/>
+        </w:rPr>
+      </w:pPr>
+      <w:r>
+        <w:rPr>
+          <w:rFonts w:asciiTheme="minorHAnsi" w:eastAsia="Segoe UI" w:hAnsiTheme="minorHAnsi" w:cstheme="minorHAnsi"/>
+          <w:color w:val="6B7280"/>
+        </w:rPr>
+        <w:t xml:space="preserve">Figura </w:t>
+      </w:r>
+      <w:r>
+        <w:rPr>
+          <w:rFonts w:asciiTheme="minorHAnsi" w:eastAsia="Segoe UI" w:hAnsiTheme="minorHAnsi" w:cstheme="minorHAnsi"/>
+          <w:color w:val="6B7280"/>
+        </w:rPr>
+        <w:fldChar w:fldCharType="begin"/>
+      </w:r>
+      <w:r>
+        <w:rPr>
+          <w:rFonts w:asciiTheme="minorHAnsi" w:eastAsia="Segoe UI" w:hAnsiTheme="minorHAnsi" w:cstheme="minorHAnsi"/>
+          <w:color w:val="6B7280"/>
+        </w:rPr>
+        <w:instrText xml:space="preserve"> SEQ Figura \* ARABIC </w:instrText>
+      </w:r>
+      <w:r>
+        <w:rPr>
+          <w:rFonts w:asciiTheme="minorHAnsi" w:eastAsia="Segoe UI" w:hAnsiTheme="minorHAnsi" w:cstheme="minorHAnsi"/>
+          <w:color w:val="6B7280"/>
+        </w:rPr>
+        <w:fldChar w:fldCharType="separate"/>
+      </w:r>
+      <w:r>
+        <w:rPr>
+          <w:rFonts w:asciiTheme="minorHAnsi" w:eastAsia="Segoe UI" w:hAnsiTheme="minorHAnsi" w:cstheme="minorHAnsi"/>
+          <w:color w:val="6B7280"/>
+        </w:rPr>
+        <w:t>6</w:t>
+      </w:r>
+      <w:r>
+        <w:rPr>
+          <w:rFonts w:asciiTheme="minorHAnsi" w:eastAsia="Segoe UI" w:hAnsiTheme="minorHAnsi" w:cstheme="minorHAnsi"/>
+          <w:color w:val="6B7280"/>
+        </w:rPr>
+        <w:fldChar w:fldCharType="end"/>
+      </w:r>
+      <w:r>
+        <w:rPr>
+          <w:rFonts w:asciiTheme="minorHAnsi" w:eastAsia="Segoe UI" w:hAnsiTheme="minorHAnsi" w:cstheme="minorHAnsi"/>
+          <w:color w:val="6B7280"/>
+        </w:rPr>
+        <w:t>. Diagrama Entidad-Relación de la DB</w:t>
+      </w:r>
+    </w:p>
+    <w:p>
+      <w:pPr>
+        <w:keepNext w:val="0"/>
+        <w:widowControl w:val="0"/>
+        <w:rPr>
+          <w:rFonts w:eastAsia="Segoe UI"/>
+        </w:rPr>
+      </w:pPr>
+    </w:p>
+    <w:p>
+      <w:pPr>
+        <w:keepNext w:val="0"/>
+        <w:widowControl w:val="0"/>
+        <w:rPr>
+          <w:rFonts w:eastAsia="Segoe UI"/>
+        </w:rPr>
+      </w:pPr>
+    </w:p>
+    <w:p>
+      <w:pPr>
         <w:shd w:val="clear" w:color="auto" w:fill="FFFFFF" w:themeFill="background1"/>
         <w:spacing w:after="48"/>
         <w:ind w:left="708"/>
@@ -13803,17 +14279,926 @@
           <w:color w:val="212121"/>
           <w:sz w:val="24"/>
         </w:rPr>
-        <w:t>Tabla: usuarios</w:t>
-      </w:r>
-    </w:p>
-    <w:p>
-      <w:pPr>
+        <w:t xml:space="preserve">Tabla: </w:t>
+      </w:r>
+      <w:r>
+        <w:rPr>
+          <w:rFonts w:ascii="Segoe UI" w:eastAsia="Segoe UI" w:hAnsi="Segoe UI" w:cs="Segoe UI"/>
+          <w:b/>
+          <w:bCs/>
+          <w:color w:val="212121"/>
+          <w:sz w:val="24"/>
+        </w:rPr>
+        <w:t>categorías</w:t>
+      </w:r>
+    </w:p>
+    <w:p>
+      <w:pPr>
+        <w:shd w:val="clear" w:color="auto" w:fill="FFFFFF" w:themeFill="background1"/>
+        <w:spacing w:after="48"/>
+        <w:ind w:left="708"/>
+        <w:rPr>
+          <w:rFonts w:ascii="Segoe UI" w:eastAsia="Segoe UI" w:hAnsi="Segoe UI" w:cs="Segoe UI"/>
+          <w:color w:val="212121"/>
+          <w:sz w:val="24"/>
+        </w:rPr>
+      </w:pPr>
+      <w:r>
+        <w:rPr>
+          <w:rFonts w:ascii="Segoe UI" w:eastAsia="Segoe UI" w:hAnsi="Segoe UI" w:cs="Segoe UI"/>
+          <w:color w:val="212121"/>
+          <w:sz w:val="24"/>
+        </w:rPr>
+        <w:t>Catálogo maestro que define los rangos de edad (ej. Sub-16, Sub-18).</w:t>
+      </w:r>
+    </w:p>
+    <w:tbl>
+      <w:tblPr>
+        <w:tblW w:w="8505" w:type="dxa"/>
+        <w:tblInd w:w="704" w:type="dxa"/>
+        <w:tblCellMar>
+          <w:left w:w="70" w:type="dxa"/>
+          <w:right w:w="70" w:type="dxa"/>
+        </w:tblCellMar>
+        <w:tblLook w:val="04A0" w:firstRow="1" w:lastRow="0" w:firstColumn="1" w:lastColumn="0" w:noHBand="0" w:noVBand="1"/>
+      </w:tblPr>
+      <w:tblGrid>
+        <w:gridCol w:w="1684"/>
+        <w:gridCol w:w="1625"/>
+        <w:gridCol w:w="2078"/>
+        <w:gridCol w:w="3118"/>
+      </w:tblGrid>
+      <w:tr>
+        <w:trPr>
+          <w:trHeight w:val="629"/>
+        </w:trPr>
+        <w:tc>
+          <w:tcPr>
+            <w:tcW w:w="1684" w:type="dxa"/>
+            <w:tcBorders>
+              <w:top w:val="single" w:sz="4" w:space="0" w:color="auto"/>
+              <w:left w:val="single" w:sz="4" w:space="0" w:color="auto"/>
+              <w:bottom w:val="single" w:sz="4" w:space="0" w:color="auto"/>
+              <w:right w:val="single" w:sz="4" w:space="0" w:color="auto"/>
+            </w:tcBorders>
+            <w:shd w:val="clear" w:color="auto" w:fill="FEE2E2"/>
+            <w:vAlign w:val="center"/>
+            <w:hideMark/>
+          </w:tcPr>
+          <w:p>
+            <w:pPr>
+              <w:keepNext w:val="0"/>
+              <w:widowControl w:val="0"/>
+              <w:shd w:val="clear" w:color="auto" w:fill="FFFFFF" w:themeFill="background1"/>
+              <w:spacing w:after="0"/>
+              <w:jc w:val="center"/>
+              <w:rPr>
+                <w:b/>
+                <w:bCs/>
+                <w:color w:val="991B1B"/>
+              </w:rPr>
+            </w:pPr>
+            <w:r>
+              <w:rPr>
+                <w:b/>
+                <w:bCs/>
+                <w:color w:val="991B1B"/>
+              </w:rPr>
+              <w:t>Campo</w:t>
+            </w:r>
+          </w:p>
+        </w:tc>
+        <w:tc>
+          <w:tcPr>
+            <w:tcW w:w="1625" w:type="dxa"/>
+            <w:tcBorders>
+              <w:top w:val="single" w:sz="4" w:space="0" w:color="auto"/>
+              <w:left w:val="nil"/>
+              <w:bottom w:val="single" w:sz="4" w:space="0" w:color="auto"/>
+              <w:right w:val="single" w:sz="4" w:space="0" w:color="auto"/>
+            </w:tcBorders>
+            <w:shd w:val="clear" w:color="auto" w:fill="FEE2E2"/>
+            <w:vAlign w:val="center"/>
+            <w:hideMark/>
+          </w:tcPr>
+          <w:p>
+            <w:pPr>
+              <w:keepNext w:val="0"/>
+              <w:widowControl w:val="0"/>
+              <w:shd w:val="clear" w:color="auto" w:fill="FFFFFF" w:themeFill="background1"/>
+              <w:spacing w:after="0"/>
+              <w:jc w:val="center"/>
+              <w:rPr>
+                <w:b/>
+                <w:bCs/>
+                <w:color w:val="991B1B"/>
+              </w:rPr>
+            </w:pPr>
+            <w:r>
+              <w:rPr>
+                <w:b/>
+                <w:bCs/>
+                <w:color w:val="991B1B"/>
+              </w:rPr>
+              <w:t>Tipo</w:t>
+            </w:r>
+          </w:p>
+        </w:tc>
+        <w:tc>
+          <w:tcPr>
+            <w:tcW w:w="2078" w:type="dxa"/>
+            <w:tcBorders>
+              <w:top w:val="single" w:sz="4" w:space="0" w:color="auto"/>
+              <w:left w:val="nil"/>
+              <w:bottom w:val="single" w:sz="4" w:space="0" w:color="auto"/>
+              <w:right w:val="single" w:sz="4" w:space="0" w:color="auto"/>
+            </w:tcBorders>
+            <w:shd w:val="clear" w:color="auto" w:fill="FEE2E2"/>
+            <w:vAlign w:val="center"/>
+            <w:hideMark/>
+          </w:tcPr>
+          <w:p>
+            <w:pPr>
+              <w:keepNext w:val="0"/>
+              <w:widowControl w:val="0"/>
+              <w:shd w:val="clear" w:color="auto" w:fill="FFFFFF" w:themeFill="background1"/>
+              <w:spacing w:after="0"/>
+              <w:jc w:val="center"/>
+              <w:rPr>
+                <w:b/>
+                <w:bCs/>
+                <w:color w:val="991B1B"/>
+              </w:rPr>
+            </w:pPr>
+            <w:r>
+              <w:rPr>
+                <w:b/>
+                <w:bCs/>
+                <w:color w:val="991B1B"/>
+              </w:rPr>
+              <w:t>Restricciones</w:t>
+            </w:r>
+          </w:p>
+        </w:tc>
+        <w:tc>
+          <w:tcPr>
+            <w:tcW w:w="3118" w:type="dxa"/>
+            <w:tcBorders>
+              <w:top w:val="single" w:sz="4" w:space="0" w:color="auto"/>
+              <w:left w:val="nil"/>
+              <w:bottom w:val="single" w:sz="4" w:space="0" w:color="auto"/>
+              <w:right w:val="single" w:sz="4" w:space="0" w:color="auto"/>
+            </w:tcBorders>
+            <w:shd w:val="clear" w:color="auto" w:fill="FEE2E2"/>
+            <w:vAlign w:val="center"/>
+            <w:hideMark/>
+          </w:tcPr>
+          <w:p>
+            <w:pPr>
+              <w:keepNext w:val="0"/>
+              <w:widowControl w:val="0"/>
+              <w:shd w:val="clear" w:color="auto" w:fill="FFFFFF" w:themeFill="background1"/>
+              <w:spacing w:after="0"/>
+              <w:jc w:val="center"/>
+              <w:rPr>
+                <w:b/>
+                <w:bCs/>
+                <w:color w:val="991B1B"/>
+              </w:rPr>
+            </w:pPr>
+            <w:r>
+              <w:rPr>
+                <w:b/>
+                <w:bCs/>
+                <w:color w:val="991B1B"/>
+              </w:rPr>
+              <w:t>Descripción</w:t>
+            </w:r>
+          </w:p>
+        </w:tc>
+      </w:tr>
+      <w:tr>
+        <w:trPr>
+          <w:trHeight w:val="465"/>
+        </w:trPr>
+        <w:tc>
+          <w:tcPr>
+            <w:tcW w:w="1684" w:type="dxa"/>
+            <w:tcBorders>
+              <w:top w:val="nil"/>
+              <w:left w:val="single" w:sz="4" w:space="0" w:color="auto"/>
+              <w:bottom w:val="single" w:sz="4" w:space="0" w:color="auto"/>
+              <w:right w:val="single" w:sz="4" w:space="0" w:color="auto"/>
+            </w:tcBorders>
+            <w:shd w:val="clear" w:color="000000" w:fill="FFFFFF"/>
+            <w:vAlign w:val="center"/>
+            <w:hideMark/>
+          </w:tcPr>
+          <w:p>
+            <w:pPr>
+              <w:keepNext w:val="0"/>
+              <w:widowControl w:val="0"/>
+              <w:suppressAutoHyphens w:val="0"/>
+              <w:spacing w:after="0" w:line="240" w:lineRule="auto"/>
+              <w:rPr>
+                <w:rFonts w:ascii="Segoe UI" w:hAnsi="Segoe UI" w:cs="Segoe UI"/>
+                <w:b/>
+                <w:bCs/>
+                <w:color w:val="000000"/>
+                <w:sz w:val="19"/>
+                <w:szCs w:val="19"/>
+              </w:rPr>
+            </w:pPr>
+            <w:proofErr w:type="spellStart"/>
+            <w:r>
+              <w:rPr>
+                <w:rFonts w:ascii="Segoe UI" w:hAnsi="Segoe UI" w:cs="Segoe UI"/>
+                <w:b/>
+                <w:bCs/>
+                <w:color w:val="000000"/>
+                <w:sz w:val="19"/>
+                <w:szCs w:val="19"/>
+              </w:rPr>
+              <w:t>id_categoria</w:t>
+            </w:r>
+            <w:proofErr w:type="spellEnd"/>
+          </w:p>
+        </w:tc>
+        <w:tc>
+          <w:tcPr>
+            <w:tcW w:w="1625" w:type="dxa"/>
+            <w:tcBorders>
+              <w:top w:val="nil"/>
+              <w:left w:val="nil"/>
+              <w:bottom w:val="single" w:sz="4" w:space="0" w:color="auto"/>
+              <w:right w:val="single" w:sz="4" w:space="0" w:color="auto"/>
+            </w:tcBorders>
+            <w:shd w:val="clear" w:color="000000" w:fill="FFFFFF"/>
+            <w:vAlign w:val="center"/>
+            <w:hideMark/>
+          </w:tcPr>
+          <w:p>
+            <w:pPr>
+              <w:keepNext w:val="0"/>
+              <w:widowControl w:val="0"/>
+              <w:suppressAutoHyphens w:val="0"/>
+              <w:spacing w:after="0" w:line="240" w:lineRule="auto"/>
+              <w:rPr>
+                <w:rFonts w:ascii="Segoe UI" w:hAnsi="Segoe UI" w:cs="Segoe UI"/>
+                <w:color w:val="000000"/>
+                <w:sz w:val="19"/>
+                <w:szCs w:val="19"/>
+              </w:rPr>
+            </w:pPr>
+            <w:r>
+              <w:rPr>
+                <w:rFonts w:ascii="Segoe UI" w:hAnsi="Segoe UI" w:cs="Segoe UI"/>
+                <w:color w:val="000000"/>
+                <w:sz w:val="19"/>
+                <w:szCs w:val="19"/>
+              </w:rPr>
+              <w:t>INT</w:t>
+            </w:r>
+          </w:p>
+        </w:tc>
+        <w:tc>
+          <w:tcPr>
+            <w:tcW w:w="2078" w:type="dxa"/>
+            <w:tcBorders>
+              <w:top w:val="nil"/>
+              <w:left w:val="nil"/>
+              <w:bottom w:val="single" w:sz="4" w:space="0" w:color="auto"/>
+              <w:right w:val="single" w:sz="4" w:space="0" w:color="auto"/>
+            </w:tcBorders>
+            <w:shd w:val="clear" w:color="000000" w:fill="FFFFFF"/>
+            <w:vAlign w:val="center"/>
+            <w:hideMark/>
+          </w:tcPr>
+          <w:p>
+            <w:pPr>
+              <w:keepNext w:val="0"/>
+              <w:widowControl w:val="0"/>
+              <w:suppressAutoHyphens w:val="0"/>
+              <w:spacing w:after="0" w:line="240" w:lineRule="auto"/>
+              <w:rPr>
+                <w:rFonts w:ascii="Segoe UI" w:hAnsi="Segoe UI" w:cs="Segoe UI"/>
+                <w:color w:val="000000"/>
+                <w:sz w:val="19"/>
+                <w:szCs w:val="19"/>
+              </w:rPr>
+            </w:pPr>
+            <w:r>
+              <w:rPr>
+                <w:rFonts w:ascii="Segoe UI" w:hAnsi="Segoe UI" w:cs="Segoe UI"/>
+                <w:color w:val="000000"/>
+                <w:sz w:val="19"/>
+                <w:szCs w:val="19"/>
+              </w:rPr>
+              <w:t>PK, AUTO_INCREMENT</w:t>
+            </w:r>
+          </w:p>
+        </w:tc>
+        <w:tc>
+          <w:tcPr>
+            <w:tcW w:w="3118" w:type="dxa"/>
+            <w:tcBorders>
+              <w:top w:val="nil"/>
+              <w:left w:val="nil"/>
+              <w:bottom w:val="single" w:sz="4" w:space="0" w:color="auto"/>
+              <w:right w:val="single" w:sz="4" w:space="0" w:color="auto"/>
+            </w:tcBorders>
+            <w:shd w:val="clear" w:color="000000" w:fill="FFFFFF"/>
+            <w:vAlign w:val="center"/>
+            <w:hideMark/>
+          </w:tcPr>
+          <w:p>
+            <w:pPr>
+              <w:keepNext w:val="0"/>
+              <w:widowControl w:val="0"/>
+              <w:suppressAutoHyphens w:val="0"/>
+              <w:spacing w:after="0" w:line="240" w:lineRule="auto"/>
+              <w:rPr>
+                <w:rFonts w:ascii="Segoe UI" w:hAnsi="Segoe UI" w:cs="Segoe UI"/>
+                <w:color w:val="000000"/>
+                <w:sz w:val="19"/>
+                <w:szCs w:val="19"/>
+              </w:rPr>
+            </w:pPr>
+            <w:r>
+              <w:rPr>
+                <w:rFonts w:ascii="Segoe UI" w:hAnsi="Segoe UI" w:cs="Segoe UI"/>
+                <w:color w:val="000000"/>
+                <w:sz w:val="19"/>
+                <w:szCs w:val="19"/>
+              </w:rPr>
+              <w:t>Identificador único.</w:t>
+            </w:r>
+          </w:p>
+        </w:tc>
+      </w:tr>
+      <w:tr>
+        <w:trPr>
+          <w:trHeight w:val="465"/>
+        </w:trPr>
+        <w:tc>
+          <w:tcPr>
+            <w:tcW w:w="1684" w:type="dxa"/>
+            <w:tcBorders>
+              <w:top w:val="nil"/>
+              <w:left w:val="single" w:sz="4" w:space="0" w:color="auto"/>
+              <w:bottom w:val="single" w:sz="4" w:space="0" w:color="auto"/>
+              <w:right w:val="single" w:sz="4" w:space="0" w:color="auto"/>
+            </w:tcBorders>
+            <w:shd w:val="clear" w:color="000000" w:fill="FFFFFF"/>
+            <w:vAlign w:val="center"/>
+            <w:hideMark/>
+          </w:tcPr>
+          <w:p>
+            <w:pPr>
+              <w:keepNext w:val="0"/>
+              <w:widowControl w:val="0"/>
+              <w:suppressAutoHyphens w:val="0"/>
+              <w:spacing w:after="0" w:line="240" w:lineRule="auto"/>
+              <w:rPr>
+                <w:rFonts w:ascii="Segoe UI" w:hAnsi="Segoe UI" w:cs="Segoe UI"/>
+                <w:b/>
+                <w:bCs/>
+                <w:color w:val="000000"/>
+                <w:sz w:val="19"/>
+                <w:szCs w:val="19"/>
+              </w:rPr>
+            </w:pPr>
+            <w:r>
+              <w:rPr>
+                <w:rFonts w:ascii="Segoe UI" w:hAnsi="Segoe UI" w:cs="Segoe UI"/>
+                <w:b/>
+                <w:bCs/>
+                <w:color w:val="000000"/>
+                <w:sz w:val="19"/>
+                <w:szCs w:val="19"/>
+              </w:rPr>
+              <w:t>nombre</w:t>
+            </w:r>
+          </w:p>
+        </w:tc>
+        <w:tc>
+          <w:tcPr>
+            <w:tcW w:w="1625" w:type="dxa"/>
+            <w:tcBorders>
+              <w:top w:val="nil"/>
+              <w:left w:val="nil"/>
+              <w:bottom w:val="single" w:sz="4" w:space="0" w:color="auto"/>
+              <w:right w:val="single" w:sz="4" w:space="0" w:color="auto"/>
+            </w:tcBorders>
+            <w:shd w:val="clear" w:color="000000" w:fill="FFFFFF"/>
+            <w:vAlign w:val="center"/>
+            <w:hideMark/>
+          </w:tcPr>
+          <w:p>
+            <w:pPr>
+              <w:keepNext w:val="0"/>
+              <w:widowControl w:val="0"/>
+              <w:suppressAutoHyphens w:val="0"/>
+              <w:spacing w:after="0" w:line="240" w:lineRule="auto"/>
+              <w:rPr>
+                <w:rFonts w:ascii="Segoe UI" w:hAnsi="Segoe UI" w:cs="Segoe UI"/>
+                <w:color w:val="000000"/>
+                <w:sz w:val="19"/>
+                <w:szCs w:val="19"/>
+              </w:rPr>
+            </w:pPr>
+            <w:proofErr w:type="gramStart"/>
+            <w:r>
+              <w:rPr>
+                <w:rFonts w:ascii="Segoe UI" w:hAnsi="Segoe UI" w:cs="Segoe UI"/>
+                <w:color w:val="000000"/>
+                <w:sz w:val="19"/>
+                <w:szCs w:val="19"/>
+              </w:rPr>
+              <w:t>VARCHAR(</w:t>
+            </w:r>
+            <w:proofErr w:type="gramEnd"/>
+            <w:r>
+              <w:rPr>
+                <w:rFonts w:ascii="Segoe UI" w:hAnsi="Segoe UI" w:cs="Segoe UI"/>
+                <w:color w:val="000000"/>
+                <w:sz w:val="19"/>
+                <w:szCs w:val="19"/>
+              </w:rPr>
+              <w:t>50)</w:t>
+            </w:r>
+          </w:p>
+        </w:tc>
+        <w:tc>
+          <w:tcPr>
+            <w:tcW w:w="2078" w:type="dxa"/>
+            <w:tcBorders>
+              <w:top w:val="nil"/>
+              <w:left w:val="nil"/>
+              <w:bottom w:val="single" w:sz="4" w:space="0" w:color="auto"/>
+              <w:right w:val="single" w:sz="4" w:space="0" w:color="auto"/>
+            </w:tcBorders>
+            <w:shd w:val="clear" w:color="000000" w:fill="FFFFFF"/>
+            <w:vAlign w:val="center"/>
+            <w:hideMark/>
+          </w:tcPr>
+          <w:p>
+            <w:pPr>
+              <w:keepNext w:val="0"/>
+              <w:widowControl w:val="0"/>
+              <w:suppressAutoHyphens w:val="0"/>
+              <w:spacing w:after="0" w:line="240" w:lineRule="auto"/>
+              <w:rPr>
+                <w:rFonts w:ascii="Segoe UI" w:hAnsi="Segoe UI" w:cs="Segoe UI"/>
+                <w:color w:val="000000"/>
+                <w:sz w:val="19"/>
+                <w:szCs w:val="19"/>
+              </w:rPr>
+            </w:pPr>
+            <w:r>
+              <w:rPr>
+                <w:rFonts w:ascii="Segoe UI" w:hAnsi="Segoe UI" w:cs="Segoe UI"/>
+                <w:color w:val="000000"/>
+                <w:sz w:val="19"/>
+                <w:szCs w:val="19"/>
+              </w:rPr>
+              <w:t>NOT NULL</w:t>
+            </w:r>
+          </w:p>
+        </w:tc>
+        <w:tc>
+          <w:tcPr>
+            <w:tcW w:w="3118" w:type="dxa"/>
+            <w:tcBorders>
+              <w:top w:val="nil"/>
+              <w:left w:val="nil"/>
+              <w:bottom w:val="single" w:sz="4" w:space="0" w:color="auto"/>
+              <w:right w:val="single" w:sz="4" w:space="0" w:color="auto"/>
+            </w:tcBorders>
+            <w:shd w:val="clear" w:color="000000" w:fill="FFFFFF"/>
+            <w:vAlign w:val="center"/>
+            <w:hideMark/>
+          </w:tcPr>
+          <w:p>
+            <w:pPr>
+              <w:keepNext w:val="0"/>
+              <w:widowControl w:val="0"/>
+              <w:suppressAutoHyphens w:val="0"/>
+              <w:spacing w:after="0" w:line="240" w:lineRule="auto"/>
+              <w:rPr>
+                <w:rFonts w:ascii="Segoe UI" w:hAnsi="Segoe UI" w:cs="Segoe UI"/>
+                <w:color w:val="000000"/>
+                <w:sz w:val="19"/>
+                <w:szCs w:val="19"/>
+              </w:rPr>
+            </w:pPr>
+            <w:r>
+              <w:rPr>
+                <w:rFonts w:ascii="Segoe UI" w:hAnsi="Segoe UI" w:cs="Segoe UI"/>
+                <w:color w:val="000000"/>
+                <w:sz w:val="19"/>
+                <w:szCs w:val="19"/>
+              </w:rPr>
+              <w:t>Nombre (ej. 'Sub-16').</w:t>
+            </w:r>
+          </w:p>
+        </w:tc>
+      </w:tr>
+      <w:tr>
+        <w:trPr>
+          <w:trHeight w:val="465"/>
+        </w:trPr>
+        <w:tc>
+          <w:tcPr>
+            <w:tcW w:w="1684" w:type="dxa"/>
+            <w:tcBorders>
+              <w:top w:val="nil"/>
+              <w:left w:val="single" w:sz="4" w:space="0" w:color="auto"/>
+              <w:bottom w:val="single" w:sz="4" w:space="0" w:color="auto"/>
+              <w:right w:val="single" w:sz="4" w:space="0" w:color="auto"/>
+            </w:tcBorders>
+            <w:shd w:val="clear" w:color="000000" w:fill="FFFFFF"/>
+            <w:vAlign w:val="center"/>
+            <w:hideMark/>
+          </w:tcPr>
+          <w:p>
+            <w:pPr>
+              <w:keepNext w:val="0"/>
+              <w:widowControl w:val="0"/>
+              <w:suppressAutoHyphens w:val="0"/>
+              <w:spacing w:after="0" w:line="240" w:lineRule="auto"/>
+              <w:rPr>
+                <w:rFonts w:ascii="Segoe UI" w:hAnsi="Segoe UI" w:cs="Segoe UI"/>
+                <w:b/>
+                <w:bCs/>
+                <w:color w:val="000000"/>
+                <w:sz w:val="19"/>
+                <w:szCs w:val="19"/>
+              </w:rPr>
+            </w:pPr>
+            <w:proofErr w:type="spellStart"/>
+            <w:r>
+              <w:rPr>
+                <w:rFonts w:ascii="Segoe UI" w:hAnsi="Segoe UI" w:cs="Segoe UI"/>
+                <w:b/>
+                <w:bCs/>
+                <w:color w:val="000000"/>
+                <w:sz w:val="19"/>
+                <w:szCs w:val="19"/>
+              </w:rPr>
+              <w:t>edad_min</w:t>
+            </w:r>
+            <w:proofErr w:type="spellEnd"/>
+          </w:p>
+        </w:tc>
+        <w:tc>
+          <w:tcPr>
+            <w:tcW w:w="1625" w:type="dxa"/>
+            <w:tcBorders>
+              <w:top w:val="nil"/>
+              <w:left w:val="nil"/>
+              <w:bottom w:val="single" w:sz="4" w:space="0" w:color="auto"/>
+              <w:right w:val="single" w:sz="4" w:space="0" w:color="auto"/>
+            </w:tcBorders>
+            <w:shd w:val="clear" w:color="000000" w:fill="FFFFFF"/>
+            <w:vAlign w:val="center"/>
+            <w:hideMark/>
+          </w:tcPr>
+          <w:p>
+            <w:pPr>
+              <w:keepNext w:val="0"/>
+              <w:widowControl w:val="0"/>
+              <w:suppressAutoHyphens w:val="0"/>
+              <w:spacing w:after="0" w:line="240" w:lineRule="auto"/>
+              <w:rPr>
+                <w:rFonts w:ascii="Segoe UI" w:hAnsi="Segoe UI" w:cs="Segoe UI"/>
+                <w:color w:val="000000"/>
+                <w:sz w:val="19"/>
+                <w:szCs w:val="19"/>
+              </w:rPr>
+            </w:pPr>
+            <w:r>
+              <w:rPr>
+                <w:rFonts w:ascii="Segoe UI" w:hAnsi="Segoe UI" w:cs="Segoe UI"/>
+                <w:color w:val="000000"/>
+                <w:sz w:val="19"/>
+                <w:szCs w:val="19"/>
+              </w:rPr>
+              <w:t>INT</w:t>
+            </w:r>
+          </w:p>
+        </w:tc>
+        <w:tc>
+          <w:tcPr>
+            <w:tcW w:w="2078" w:type="dxa"/>
+            <w:tcBorders>
+              <w:top w:val="nil"/>
+              <w:left w:val="nil"/>
+              <w:bottom w:val="single" w:sz="4" w:space="0" w:color="auto"/>
+              <w:right w:val="single" w:sz="4" w:space="0" w:color="auto"/>
+            </w:tcBorders>
+            <w:shd w:val="clear" w:color="000000" w:fill="FFFFFF"/>
+            <w:vAlign w:val="center"/>
+            <w:hideMark/>
+          </w:tcPr>
+          <w:p>
+            <w:pPr>
+              <w:keepNext w:val="0"/>
+              <w:widowControl w:val="0"/>
+              <w:suppressAutoHyphens w:val="0"/>
+              <w:spacing w:after="0" w:line="240" w:lineRule="auto"/>
+              <w:rPr>
+                <w:rFonts w:ascii="Segoe UI" w:hAnsi="Segoe UI" w:cs="Segoe UI"/>
+                <w:color w:val="000000"/>
+                <w:sz w:val="19"/>
+                <w:szCs w:val="19"/>
+              </w:rPr>
+            </w:pPr>
+            <w:r>
+              <w:rPr>
+                <w:rFonts w:ascii="Segoe UI" w:hAnsi="Segoe UI" w:cs="Segoe UI"/>
+                <w:color w:val="000000"/>
+                <w:sz w:val="19"/>
+                <w:szCs w:val="19"/>
+              </w:rPr>
+              <w:t>NOT NULL</w:t>
+            </w:r>
+          </w:p>
+        </w:tc>
+        <w:tc>
+          <w:tcPr>
+            <w:tcW w:w="3118" w:type="dxa"/>
+            <w:tcBorders>
+              <w:top w:val="nil"/>
+              <w:left w:val="nil"/>
+              <w:bottom w:val="single" w:sz="4" w:space="0" w:color="auto"/>
+              <w:right w:val="single" w:sz="4" w:space="0" w:color="auto"/>
+            </w:tcBorders>
+            <w:shd w:val="clear" w:color="000000" w:fill="FFFFFF"/>
+            <w:vAlign w:val="center"/>
+            <w:hideMark/>
+          </w:tcPr>
+          <w:p>
+            <w:pPr>
+              <w:keepNext w:val="0"/>
+              <w:widowControl w:val="0"/>
+              <w:suppressAutoHyphens w:val="0"/>
+              <w:spacing w:after="0" w:line="240" w:lineRule="auto"/>
+              <w:rPr>
+                <w:rFonts w:ascii="Segoe UI" w:hAnsi="Segoe UI" w:cs="Segoe UI"/>
+                <w:color w:val="000000"/>
+                <w:sz w:val="19"/>
+                <w:szCs w:val="19"/>
+              </w:rPr>
+            </w:pPr>
+            <w:r>
+              <w:rPr>
+                <w:rFonts w:ascii="Segoe UI" w:hAnsi="Segoe UI" w:cs="Segoe UI"/>
+                <w:color w:val="000000"/>
+                <w:sz w:val="19"/>
+                <w:szCs w:val="19"/>
+              </w:rPr>
+              <w:t>Edad mínima para pertenecer.</w:t>
+            </w:r>
+          </w:p>
+        </w:tc>
+      </w:tr>
+      <w:tr>
+        <w:trPr>
+          <w:trHeight w:val="465"/>
+        </w:trPr>
+        <w:tc>
+          <w:tcPr>
+            <w:tcW w:w="1684" w:type="dxa"/>
+            <w:tcBorders>
+              <w:top w:val="nil"/>
+              <w:left w:val="single" w:sz="4" w:space="0" w:color="auto"/>
+              <w:bottom w:val="single" w:sz="4" w:space="0" w:color="auto"/>
+              <w:right w:val="single" w:sz="4" w:space="0" w:color="auto"/>
+            </w:tcBorders>
+            <w:shd w:val="clear" w:color="000000" w:fill="FFFFFF"/>
+            <w:vAlign w:val="center"/>
+            <w:hideMark/>
+          </w:tcPr>
+          <w:p>
+            <w:pPr>
+              <w:keepNext w:val="0"/>
+              <w:widowControl w:val="0"/>
+              <w:suppressAutoHyphens w:val="0"/>
+              <w:spacing w:after="0" w:line="240" w:lineRule="auto"/>
+              <w:rPr>
+                <w:rFonts w:ascii="Segoe UI" w:hAnsi="Segoe UI" w:cs="Segoe UI"/>
+                <w:b/>
+                <w:bCs/>
+                <w:color w:val="000000"/>
+                <w:sz w:val="19"/>
+                <w:szCs w:val="19"/>
+              </w:rPr>
+            </w:pPr>
+            <w:proofErr w:type="spellStart"/>
+            <w:r>
+              <w:rPr>
+                <w:rFonts w:ascii="Segoe UI" w:hAnsi="Segoe UI" w:cs="Segoe UI"/>
+                <w:b/>
+                <w:bCs/>
+                <w:color w:val="000000"/>
+                <w:sz w:val="19"/>
+                <w:szCs w:val="19"/>
+              </w:rPr>
+              <w:t>edad_max</w:t>
+            </w:r>
+            <w:proofErr w:type="spellEnd"/>
+          </w:p>
+        </w:tc>
+        <w:tc>
+          <w:tcPr>
+            <w:tcW w:w="1625" w:type="dxa"/>
+            <w:tcBorders>
+              <w:top w:val="nil"/>
+              <w:left w:val="nil"/>
+              <w:bottom w:val="single" w:sz="4" w:space="0" w:color="auto"/>
+              <w:right w:val="single" w:sz="4" w:space="0" w:color="auto"/>
+            </w:tcBorders>
+            <w:shd w:val="clear" w:color="000000" w:fill="FFFFFF"/>
+            <w:vAlign w:val="center"/>
+            <w:hideMark/>
+          </w:tcPr>
+          <w:p>
+            <w:pPr>
+              <w:keepNext w:val="0"/>
+              <w:widowControl w:val="0"/>
+              <w:suppressAutoHyphens w:val="0"/>
+              <w:spacing w:after="0" w:line="240" w:lineRule="auto"/>
+              <w:rPr>
+                <w:rFonts w:ascii="Segoe UI" w:hAnsi="Segoe UI" w:cs="Segoe UI"/>
+                <w:color w:val="000000"/>
+                <w:sz w:val="19"/>
+                <w:szCs w:val="19"/>
+              </w:rPr>
+            </w:pPr>
+            <w:r>
+              <w:rPr>
+                <w:rFonts w:ascii="Segoe UI" w:hAnsi="Segoe UI" w:cs="Segoe UI"/>
+                <w:color w:val="000000"/>
+                <w:sz w:val="19"/>
+                <w:szCs w:val="19"/>
+              </w:rPr>
+              <w:t>INT</w:t>
+            </w:r>
+          </w:p>
+        </w:tc>
+        <w:tc>
+          <w:tcPr>
+            <w:tcW w:w="2078" w:type="dxa"/>
+            <w:tcBorders>
+              <w:top w:val="nil"/>
+              <w:left w:val="nil"/>
+              <w:bottom w:val="single" w:sz="4" w:space="0" w:color="auto"/>
+              <w:right w:val="single" w:sz="4" w:space="0" w:color="auto"/>
+            </w:tcBorders>
+            <w:shd w:val="clear" w:color="000000" w:fill="FFFFFF"/>
+            <w:vAlign w:val="center"/>
+            <w:hideMark/>
+          </w:tcPr>
+          <w:p>
+            <w:pPr>
+              <w:keepNext w:val="0"/>
+              <w:widowControl w:val="0"/>
+              <w:suppressAutoHyphens w:val="0"/>
+              <w:spacing w:after="0" w:line="240" w:lineRule="auto"/>
+              <w:rPr>
+                <w:rFonts w:ascii="Segoe UI" w:hAnsi="Segoe UI" w:cs="Segoe UI"/>
+                <w:color w:val="000000"/>
+                <w:sz w:val="19"/>
+                <w:szCs w:val="19"/>
+              </w:rPr>
+            </w:pPr>
+            <w:r>
+              <w:rPr>
+                <w:rFonts w:ascii="Segoe UI" w:hAnsi="Segoe UI" w:cs="Segoe UI"/>
+                <w:color w:val="000000"/>
+                <w:sz w:val="19"/>
+                <w:szCs w:val="19"/>
+              </w:rPr>
+              <w:t>NOT NULL</w:t>
+            </w:r>
+          </w:p>
+        </w:tc>
+        <w:tc>
+          <w:tcPr>
+            <w:tcW w:w="3118" w:type="dxa"/>
+            <w:tcBorders>
+              <w:top w:val="nil"/>
+              <w:left w:val="nil"/>
+              <w:bottom w:val="single" w:sz="4" w:space="0" w:color="auto"/>
+              <w:right w:val="single" w:sz="4" w:space="0" w:color="auto"/>
+            </w:tcBorders>
+            <w:shd w:val="clear" w:color="000000" w:fill="FFFFFF"/>
+            <w:vAlign w:val="center"/>
+            <w:hideMark/>
+          </w:tcPr>
+          <w:p>
+            <w:pPr>
+              <w:keepNext w:val="0"/>
+              <w:widowControl w:val="0"/>
+              <w:suppressAutoHyphens w:val="0"/>
+              <w:spacing w:after="0" w:line="240" w:lineRule="auto"/>
+              <w:rPr>
+                <w:rFonts w:ascii="Segoe UI" w:hAnsi="Segoe UI" w:cs="Segoe UI"/>
+                <w:color w:val="000000"/>
+                <w:sz w:val="19"/>
+                <w:szCs w:val="19"/>
+              </w:rPr>
+            </w:pPr>
+            <w:r>
+              <w:rPr>
+                <w:rFonts w:ascii="Segoe UI" w:hAnsi="Segoe UI" w:cs="Segoe UI"/>
+                <w:color w:val="000000"/>
+                <w:sz w:val="19"/>
+                <w:szCs w:val="19"/>
+              </w:rPr>
+              <w:t>Edad máxima para pertenecer.</w:t>
+            </w:r>
+          </w:p>
+        </w:tc>
+      </w:tr>
+    </w:tbl>
+    <w:p>
+      <w:pPr>
+        <w:keepNext w:val="0"/>
+        <w:widowControl w:val="0"/>
+        <w:shd w:val="clear" w:color="auto" w:fill="FFFFFF" w:themeFill="background1"/>
+        <w:spacing w:after="48"/>
+        <w:jc w:val="both"/>
+        <w:rPr>
+          <w:rFonts w:ascii="Segoe UI" w:eastAsia="Segoe UI" w:hAnsi="Segoe UI" w:cs="Segoe UI"/>
+          <w:b/>
+          <w:bCs/>
+          <w:color w:val="212121"/>
+          <w:sz w:val="24"/>
+        </w:rPr>
+      </w:pPr>
+    </w:p>
+    <w:p>
+      <w:pPr>
+        <w:keepNext w:val="0"/>
+        <w:widowControl w:val="0"/>
+        <w:shd w:val="clear" w:color="auto" w:fill="FFFFFF" w:themeFill="background1"/>
+        <w:spacing w:after="48"/>
+        <w:jc w:val="both"/>
+        <w:rPr>
+          <w:rFonts w:ascii="Segoe UI" w:eastAsia="Segoe UI" w:hAnsi="Segoe UI" w:cs="Segoe UI"/>
+          <w:b/>
+          <w:bCs/>
+          <w:color w:val="212121"/>
+          <w:sz w:val="24"/>
+        </w:rPr>
+      </w:pPr>
+    </w:p>
+    <w:p>
+      <w:pPr>
+        <w:keepNext w:val="0"/>
+        <w:widowControl w:val="0"/>
+        <w:shd w:val="clear" w:color="auto" w:fill="FFFFFF" w:themeFill="background1"/>
+        <w:spacing w:after="48"/>
+        <w:jc w:val="both"/>
+        <w:rPr>
+          <w:rFonts w:ascii="Segoe UI" w:eastAsia="Segoe UI" w:hAnsi="Segoe UI" w:cs="Segoe UI"/>
+          <w:b/>
+          <w:bCs/>
+          <w:color w:val="212121"/>
+          <w:sz w:val="24"/>
+        </w:rPr>
+      </w:pPr>
+    </w:p>
+    <w:p>
+      <w:pPr>
+        <w:keepNext w:val="0"/>
+        <w:widowControl w:val="0"/>
+        <w:shd w:val="clear" w:color="auto" w:fill="FFFFFF" w:themeFill="background1"/>
+        <w:spacing w:after="48"/>
+        <w:jc w:val="both"/>
+        <w:rPr>
+          <w:rFonts w:ascii="Segoe UI" w:eastAsia="Segoe UI" w:hAnsi="Segoe UI" w:cs="Segoe UI"/>
+          <w:b/>
+          <w:bCs/>
+          <w:color w:val="212121"/>
+          <w:sz w:val="24"/>
+        </w:rPr>
+      </w:pPr>
+    </w:p>
+    <w:p>
+      <w:pPr>
+        <w:keepNext w:val="0"/>
+        <w:widowControl w:val="0"/>
         <w:shd w:val="clear" w:color="auto" w:fill="FFFFFF" w:themeFill="background1"/>
         <w:spacing w:after="48"/>
         <w:ind w:left="708"/>
         <w:jc w:val="both"/>
         <w:rPr>
           <w:rFonts w:ascii="Segoe UI" w:eastAsia="Segoe UI" w:hAnsi="Segoe UI" w:cs="Segoe UI"/>
+          <w:b/>
+          <w:bCs/>
           <w:color w:val="212121"/>
           <w:sz w:val="24"/>
         </w:rPr>
@@ -13821,10 +15206,76 @@
       <w:r>
         <w:rPr>
           <w:rFonts w:ascii="Segoe UI" w:eastAsia="Segoe UI" w:hAnsi="Segoe UI" w:cs="Segoe UI"/>
+          <w:b/>
+          <w:bCs/>
           <w:color w:val="212121"/>
           <w:sz w:val="24"/>
         </w:rPr>
-        <w:t>Almacena las credenciales de acceso y datos personales básicos. Es la entidad fuerte del sistema.</w:t>
+        <w:lastRenderedPageBreak/>
+        <w:t>3.3.</w:t>
+      </w:r>
+      <w:r>
+        <w:rPr>
+          <w:rFonts w:ascii="Segoe UI" w:eastAsia="Segoe UI" w:hAnsi="Segoe UI" w:cs="Segoe UI"/>
+          <w:b/>
+          <w:bCs/>
+          <w:color w:val="212121"/>
+          <w:sz w:val="24"/>
+        </w:rPr>
+        <w:t>2</w:t>
+      </w:r>
+      <w:r>
+        <w:rPr>
+          <w:rFonts w:ascii="Segoe UI" w:eastAsia="Segoe UI" w:hAnsi="Segoe UI" w:cs="Segoe UI"/>
+          <w:b/>
+          <w:bCs/>
+          <w:color w:val="212121"/>
+          <w:sz w:val="24"/>
+        </w:rPr>
+        <w:t xml:space="preserve">. </w:t>
+      </w:r>
+      <w:r>
+        <w:rPr>
+          <w:rFonts w:ascii="Segoe UI" w:eastAsia="Segoe UI" w:hAnsi="Segoe UI" w:cs="Segoe UI"/>
+          <w:b/>
+          <w:bCs/>
+          <w:color w:val="212121"/>
+          <w:sz w:val="24"/>
+        </w:rPr>
+        <w:t xml:space="preserve">Tabla: </w:t>
+      </w:r>
+      <w:r>
+        <w:rPr>
+          <w:rFonts w:ascii="Segoe UI" w:eastAsia="Segoe UI" w:hAnsi="Segoe UI" w:cs="Segoe UI"/>
+          <w:b/>
+          <w:bCs/>
+          <w:color w:val="212121"/>
+          <w:sz w:val="24"/>
+        </w:rPr>
+        <w:t>pruebas</w:t>
+      </w:r>
+    </w:p>
+    <w:p>
+      <w:pPr>
+        <w:keepNext w:val="0"/>
+        <w:widowControl w:val="0"/>
+        <w:shd w:val="clear" w:color="auto" w:fill="FFFFFF" w:themeFill="background1"/>
+        <w:spacing w:after="48"/>
+        <w:ind w:left="708"/>
+        <w:jc w:val="both"/>
+        <w:rPr>
+          <w:rFonts w:ascii="Segoe UI" w:eastAsia="Segoe UI" w:hAnsi="Segoe UI" w:cs="Segoe UI"/>
+          <w:color w:val="212121"/>
+          <w:sz w:val="24"/>
+        </w:rPr>
+      </w:pPr>
+      <w:r>
+        <w:rPr>
+          <w:rFonts w:ascii="Segoe UI" w:eastAsia="Segoe UI" w:hAnsi="Segoe UI" w:cs="Segoe UI"/>
+          <w:color w:val="212121"/>
+          <w:sz w:val="24"/>
+        </w:rPr>
+        <w:t>Catálogo maestro de las disciplinas generales de atletismo.</w:t>
       </w:r>
     </w:p>
     <w:tbl>
@@ -14033,7 +15484,7 @@
                 <w:sz w:val="19"/>
                 <w:szCs w:val="19"/>
               </w:rPr>
-              <w:t>id_usuario</w:t>
+              <w:t>id_prueba</w:t>
             </w:r>
             <w:proofErr w:type="spellEnd"/>
           </w:p>
@@ -14106,7 +15557,7 @@
                 <w:sz w:val="19"/>
                 <w:szCs w:val="19"/>
               </w:rPr>
-              <w:t>PRIMARY KEY, AUTO_INCREMENT</w:t>
+              <w:t>PK, AUTO_INCREMENT</w:t>
             </w:r>
           </w:p>
         </w:tc>
@@ -14142,7 +15593,7 @@
                 <w:sz w:val="19"/>
                 <w:szCs w:val="19"/>
               </w:rPr>
-              <w:t>Identificador único del registro.</w:t>
+              <w:t>Identificador único.</w:t>
             </w:r>
           </w:p>
         </w:tc>
@@ -14178,6 +15629,7 @@
                 <w:szCs w:val="19"/>
               </w:rPr>
             </w:pPr>
+            <w:proofErr w:type="spellStart"/>
             <w:r>
               <w:rPr>
                 <w:rFonts w:ascii="Segoe UI" w:hAnsi="Segoe UI" w:cs="Segoe UI"/>
@@ -14187,8 +15639,9 @@
                 <w:sz w:val="19"/>
                 <w:szCs w:val="19"/>
               </w:rPr>
-              <w:t>nombre</w:t>
-            </w:r>
+              <w:t>nombre_prueba</w:t>
+            </w:r>
+            <w:proofErr w:type="spellEnd"/>
           </w:p>
         </w:tc>
         <w:tc>
@@ -14299,6 +15752,7 @@
                 <w:szCs w:val="19"/>
               </w:rPr>
             </w:pPr>
+            <w:proofErr w:type="spellStart"/>
             <w:r>
               <w:rPr>
                 <w:rFonts w:ascii="Segoe UI" w:hAnsi="Segoe UI" w:cs="Segoe UI"/>
@@ -14306,7 +15760,17 @@
                 <w:sz w:val="19"/>
                 <w:szCs w:val="19"/>
               </w:rPr>
-              <w:t>Nombre de pila.</w:t>
+              <w:t>Ej</w:t>
+            </w:r>
+            <w:proofErr w:type="spellEnd"/>
+            <w:r>
+              <w:rPr>
+                <w:rFonts w:ascii="Segoe UI" w:hAnsi="Segoe UI" w:cs="Segoe UI"/>
+                <w:color w:val="000000"/>
+                <w:sz w:val="19"/>
+                <w:szCs w:val="19"/>
+              </w:rPr>
+              <w:t>: '100m', 'Lanzamiento Peso'.</w:t>
             </w:r>
           </w:p>
         </w:tc>
@@ -14351,7 +15815,7 @@
                 <w:sz w:val="19"/>
                 <w:szCs w:val="19"/>
               </w:rPr>
-              <w:t>apellidos</w:t>
+              <w:t>tipo</w:t>
             </w:r>
           </w:p>
         </w:tc>
@@ -14380,7 +15844,6 @@
                 <w:szCs w:val="19"/>
               </w:rPr>
             </w:pPr>
-            <w:proofErr w:type="gramStart"/>
             <w:r>
               <w:rPr>
                 <w:rFonts w:ascii="Segoe UI" w:hAnsi="Segoe UI" w:cs="Segoe UI"/>
@@ -14388,23 +15851,49 @@
                 <w:sz w:val="19"/>
                 <w:szCs w:val="19"/>
               </w:rPr>
-              <w:t>VARCHAR(</w:t>
-            </w:r>
-            <w:proofErr w:type="gramEnd"/>
-            <w:r>
+              <w:t>ENUM</w:t>
+            </w:r>
+          </w:p>
+        </w:tc>
+        <w:tc>
+          <w:tcPr>
+            <w:tcW w:w="2127" w:type="dxa"/>
+            <w:tcBorders>
+              <w:top w:val="nil"/>
+              <w:left w:val="nil"/>
+              <w:bottom w:val="single" w:sz="8" w:space="0" w:color="374151"/>
+              <w:right w:val="single" w:sz="8" w:space="0" w:color="374151"/>
+            </w:tcBorders>
+            <w:shd w:val="clear" w:color="000000" w:fill="FFFFFF"/>
+            <w:vAlign w:val="center"/>
+            <w:hideMark/>
+          </w:tcPr>
+          <w:p>
+            <w:pPr>
+              <w:keepNext w:val="0"/>
+              <w:suppressAutoHyphens w:val="0"/>
+              <w:spacing w:after="0" w:line="240" w:lineRule="auto"/>
               <w:rPr>
                 <w:rFonts w:ascii="Segoe UI" w:hAnsi="Segoe UI" w:cs="Segoe UI"/>
                 <w:color w:val="000000"/>
                 <w:sz w:val="19"/>
                 <w:szCs w:val="19"/>
               </w:rPr>
-              <w:t>100)</w:t>
-            </w:r>
-          </w:p>
-        </w:tc>
-        <w:tc>
-          <w:tcPr>
-            <w:tcW w:w="2127" w:type="dxa"/>
+            </w:pPr>
+            <w:r>
+              <w:rPr>
+                <w:rFonts w:ascii="Segoe UI" w:hAnsi="Segoe UI" w:cs="Segoe UI"/>
+                <w:color w:val="000000"/>
+                <w:sz w:val="19"/>
+                <w:szCs w:val="19"/>
+              </w:rPr>
+              <w:t>NOT NULL</w:t>
+            </w:r>
+          </w:p>
+        </w:tc>
+        <w:tc>
+          <w:tcPr>
+            <w:tcW w:w="3118" w:type="dxa"/>
             <w:tcBorders>
               <w:top w:val="nil"/>
               <w:left w:val="nil"/>
@@ -14434,786 +15923,7 @@
                 <w:sz w:val="19"/>
                 <w:szCs w:val="19"/>
               </w:rPr>
-              <w:t>NOT NULL</w:t>
-            </w:r>
-          </w:p>
-        </w:tc>
-        <w:tc>
-          <w:tcPr>
-            <w:tcW w:w="3118" w:type="dxa"/>
-            <w:tcBorders>
-              <w:top w:val="nil"/>
-              <w:left w:val="nil"/>
-              <w:bottom w:val="single" w:sz="8" w:space="0" w:color="374151"/>
-              <w:right w:val="single" w:sz="8" w:space="0" w:color="374151"/>
-            </w:tcBorders>
-            <w:shd w:val="clear" w:color="000000" w:fill="FFFFFF"/>
-            <w:vAlign w:val="center"/>
-            <w:hideMark/>
-          </w:tcPr>
-          <w:p>
-            <w:pPr>
-              <w:keepNext w:val="0"/>
-              <w:suppressAutoHyphens w:val="0"/>
-              <w:spacing w:after="0" w:line="240" w:lineRule="auto"/>
-              <w:rPr>
-                <w:rFonts w:ascii="Segoe UI" w:hAnsi="Segoe UI" w:cs="Segoe UI"/>
-                <w:color w:val="000000"/>
-                <w:sz w:val="19"/>
-                <w:szCs w:val="19"/>
-              </w:rPr>
-            </w:pPr>
-            <w:r>
-              <w:rPr>
-                <w:rFonts w:ascii="Segoe UI" w:hAnsi="Segoe UI" w:cs="Segoe UI"/>
-                <w:color w:val="000000"/>
-                <w:sz w:val="19"/>
-                <w:szCs w:val="19"/>
-              </w:rPr>
-              <w:t>Apellidos del usuario.</w:t>
-            </w:r>
-          </w:p>
-        </w:tc>
-      </w:tr>
-      <w:tr>
-        <w:trPr>
-          <w:trHeight w:val="465"/>
-        </w:trPr>
-        <w:tc>
-          <w:tcPr>
-            <w:tcW w:w="1701" w:type="dxa"/>
-            <w:tcBorders>
-              <w:top w:val="nil"/>
-              <w:left w:val="single" w:sz="8" w:space="0" w:color="374151"/>
-              <w:bottom w:val="single" w:sz="8" w:space="0" w:color="374151"/>
-              <w:right w:val="single" w:sz="8" w:space="0" w:color="374151"/>
-            </w:tcBorders>
-            <w:shd w:val="clear" w:color="000000" w:fill="FFFFFF"/>
-            <w:vAlign w:val="center"/>
-            <w:hideMark/>
-          </w:tcPr>
-          <w:p>
-            <w:pPr>
-              <w:keepNext w:val="0"/>
-              <w:suppressAutoHyphens w:val="0"/>
-              <w:spacing w:after="0" w:line="240" w:lineRule="auto"/>
-              <w:rPr>
-                <w:rFonts w:ascii="Segoe UI" w:hAnsi="Segoe UI" w:cs="Segoe UI"/>
-                <w:b/>
-                <w:bCs/>
-                <w:color w:val="000000"/>
-                <w:sz w:val="19"/>
-                <w:szCs w:val="19"/>
-              </w:rPr>
-            </w:pPr>
-            <w:proofErr w:type="spellStart"/>
-            <w:r>
-              <w:rPr>
-                <w:rFonts w:ascii="Segoe UI" w:hAnsi="Segoe UI" w:cs="Segoe UI"/>
-                <w:b/>
-                <w:bCs/>
-                <w:color w:val="000000"/>
-                <w:sz w:val="19"/>
-                <w:szCs w:val="19"/>
-              </w:rPr>
-              <w:t>dni</w:t>
-            </w:r>
-            <w:proofErr w:type="spellEnd"/>
-          </w:p>
-        </w:tc>
-        <w:tc>
-          <w:tcPr>
-            <w:tcW w:w="1559" w:type="dxa"/>
-            <w:tcBorders>
-              <w:top w:val="nil"/>
-              <w:left w:val="nil"/>
-              <w:bottom w:val="single" w:sz="8" w:space="0" w:color="374151"/>
-              <w:right w:val="single" w:sz="8" w:space="0" w:color="374151"/>
-            </w:tcBorders>
-            <w:shd w:val="clear" w:color="000000" w:fill="FFFFFF"/>
-            <w:vAlign w:val="center"/>
-            <w:hideMark/>
-          </w:tcPr>
-          <w:p>
-            <w:pPr>
-              <w:keepNext w:val="0"/>
-              <w:suppressAutoHyphens w:val="0"/>
-              <w:spacing w:after="0" w:line="240" w:lineRule="auto"/>
-              <w:rPr>
-                <w:rFonts w:ascii="Segoe UI" w:hAnsi="Segoe UI" w:cs="Segoe UI"/>
-                <w:color w:val="000000"/>
-                <w:sz w:val="19"/>
-                <w:szCs w:val="19"/>
-              </w:rPr>
-            </w:pPr>
-            <w:proofErr w:type="gramStart"/>
-            <w:r>
-              <w:rPr>
-                <w:rFonts w:ascii="Segoe UI" w:hAnsi="Segoe UI" w:cs="Segoe UI"/>
-                <w:color w:val="000000"/>
-                <w:sz w:val="19"/>
-                <w:szCs w:val="19"/>
-              </w:rPr>
-              <w:t>VARCHAR(</w:t>
-            </w:r>
-            <w:proofErr w:type="gramEnd"/>
-            <w:r>
-              <w:rPr>
-                <w:rFonts w:ascii="Segoe UI" w:hAnsi="Segoe UI" w:cs="Segoe UI"/>
-                <w:color w:val="000000"/>
-                <w:sz w:val="19"/>
-                <w:szCs w:val="19"/>
-              </w:rPr>
-              <w:t>9)</w:t>
-            </w:r>
-          </w:p>
-        </w:tc>
-        <w:tc>
-          <w:tcPr>
-            <w:tcW w:w="2127" w:type="dxa"/>
-            <w:tcBorders>
-              <w:top w:val="nil"/>
-              <w:left w:val="nil"/>
-              <w:bottom w:val="single" w:sz="8" w:space="0" w:color="374151"/>
-              <w:right w:val="single" w:sz="8" w:space="0" w:color="374151"/>
-            </w:tcBorders>
-            <w:shd w:val="clear" w:color="000000" w:fill="FFFFFF"/>
-            <w:vAlign w:val="center"/>
-            <w:hideMark/>
-          </w:tcPr>
-          <w:p>
-            <w:pPr>
-              <w:keepNext w:val="0"/>
-              <w:suppressAutoHyphens w:val="0"/>
-              <w:spacing w:after="0" w:line="240" w:lineRule="auto"/>
-              <w:rPr>
-                <w:rFonts w:ascii="Segoe UI" w:hAnsi="Segoe UI" w:cs="Segoe UI"/>
-                <w:color w:val="000000"/>
-                <w:sz w:val="19"/>
-                <w:szCs w:val="19"/>
-              </w:rPr>
-            </w:pPr>
-            <w:r>
-              <w:rPr>
-                <w:rFonts w:ascii="Segoe UI" w:hAnsi="Segoe UI" w:cs="Segoe UI"/>
-                <w:color w:val="000000"/>
-                <w:sz w:val="19"/>
-                <w:szCs w:val="19"/>
-              </w:rPr>
-              <w:t>UNIQUE</w:t>
-            </w:r>
-          </w:p>
-        </w:tc>
-        <w:tc>
-          <w:tcPr>
-            <w:tcW w:w="3118" w:type="dxa"/>
-            <w:tcBorders>
-              <w:top w:val="nil"/>
-              <w:left w:val="nil"/>
-              <w:bottom w:val="single" w:sz="8" w:space="0" w:color="374151"/>
-              <w:right w:val="single" w:sz="8" w:space="0" w:color="374151"/>
-            </w:tcBorders>
-            <w:shd w:val="clear" w:color="000000" w:fill="FFFFFF"/>
-            <w:vAlign w:val="center"/>
-            <w:hideMark/>
-          </w:tcPr>
-          <w:p>
-            <w:pPr>
-              <w:keepNext w:val="0"/>
-              <w:suppressAutoHyphens w:val="0"/>
-              <w:spacing w:after="0" w:line="240" w:lineRule="auto"/>
-              <w:rPr>
-                <w:rFonts w:ascii="Segoe UI" w:hAnsi="Segoe UI" w:cs="Segoe UI"/>
-                <w:color w:val="000000"/>
-                <w:sz w:val="19"/>
-                <w:szCs w:val="19"/>
-              </w:rPr>
-            </w:pPr>
-            <w:r>
-              <w:rPr>
-                <w:rFonts w:ascii="Segoe UI" w:hAnsi="Segoe UI" w:cs="Segoe UI"/>
-                <w:color w:val="000000"/>
-                <w:sz w:val="19"/>
-                <w:szCs w:val="19"/>
-              </w:rPr>
-              <w:t>Documento de identidad (DNI/NIE).</w:t>
-            </w:r>
-          </w:p>
-        </w:tc>
-      </w:tr>
-      <w:tr>
-        <w:trPr>
-          <w:trHeight w:val="465"/>
-        </w:trPr>
-        <w:tc>
-          <w:tcPr>
-            <w:tcW w:w="1701" w:type="dxa"/>
-            <w:tcBorders>
-              <w:top w:val="nil"/>
-              <w:left w:val="single" w:sz="8" w:space="0" w:color="374151"/>
-              <w:bottom w:val="single" w:sz="8" w:space="0" w:color="374151"/>
-              <w:right w:val="single" w:sz="8" w:space="0" w:color="374151"/>
-            </w:tcBorders>
-            <w:shd w:val="clear" w:color="000000" w:fill="FFFFFF"/>
-            <w:vAlign w:val="center"/>
-            <w:hideMark/>
-          </w:tcPr>
-          <w:p>
-            <w:pPr>
-              <w:keepNext w:val="0"/>
-              <w:suppressAutoHyphens w:val="0"/>
-              <w:spacing w:after="0" w:line="240" w:lineRule="auto"/>
-              <w:rPr>
-                <w:rFonts w:ascii="Segoe UI" w:hAnsi="Segoe UI" w:cs="Segoe UI"/>
-                <w:b/>
-                <w:bCs/>
-                <w:color w:val="000000"/>
-                <w:sz w:val="19"/>
-                <w:szCs w:val="19"/>
-              </w:rPr>
-            </w:pPr>
-            <w:r>
-              <w:rPr>
-                <w:rFonts w:ascii="Segoe UI" w:hAnsi="Segoe UI" w:cs="Segoe UI"/>
-                <w:b/>
-                <w:bCs/>
-                <w:color w:val="000000"/>
-                <w:sz w:val="19"/>
-                <w:szCs w:val="19"/>
-              </w:rPr>
-              <w:t>email</w:t>
-            </w:r>
-          </w:p>
-        </w:tc>
-        <w:tc>
-          <w:tcPr>
-            <w:tcW w:w="1559" w:type="dxa"/>
-            <w:tcBorders>
-              <w:top w:val="nil"/>
-              <w:left w:val="nil"/>
-              <w:bottom w:val="single" w:sz="8" w:space="0" w:color="374151"/>
-              <w:right w:val="single" w:sz="8" w:space="0" w:color="374151"/>
-            </w:tcBorders>
-            <w:shd w:val="clear" w:color="000000" w:fill="FFFFFF"/>
-            <w:vAlign w:val="center"/>
-            <w:hideMark/>
-          </w:tcPr>
-          <w:p>
-            <w:pPr>
-              <w:keepNext w:val="0"/>
-              <w:suppressAutoHyphens w:val="0"/>
-              <w:spacing w:after="0" w:line="240" w:lineRule="auto"/>
-              <w:rPr>
-                <w:rFonts w:ascii="Segoe UI" w:hAnsi="Segoe UI" w:cs="Segoe UI"/>
-                <w:color w:val="000000"/>
-                <w:sz w:val="19"/>
-                <w:szCs w:val="19"/>
-              </w:rPr>
-            </w:pPr>
-            <w:proofErr w:type="gramStart"/>
-            <w:r>
-              <w:rPr>
-                <w:rFonts w:ascii="Segoe UI" w:hAnsi="Segoe UI" w:cs="Segoe UI"/>
-                <w:color w:val="000000"/>
-                <w:sz w:val="19"/>
-                <w:szCs w:val="19"/>
-              </w:rPr>
-              <w:t>VARCHAR(</w:t>
-            </w:r>
-            <w:proofErr w:type="gramEnd"/>
-            <w:r>
-              <w:rPr>
-                <w:rFonts w:ascii="Segoe UI" w:hAnsi="Segoe UI" w:cs="Segoe UI"/>
-                <w:color w:val="000000"/>
-                <w:sz w:val="19"/>
-                <w:szCs w:val="19"/>
-              </w:rPr>
-              <w:t>100)</w:t>
-            </w:r>
-          </w:p>
-        </w:tc>
-        <w:tc>
-          <w:tcPr>
-            <w:tcW w:w="2127" w:type="dxa"/>
-            <w:tcBorders>
-              <w:top w:val="nil"/>
-              <w:left w:val="nil"/>
-              <w:bottom w:val="single" w:sz="8" w:space="0" w:color="374151"/>
-              <w:right w:val="single" w:sz="8" w:space="0" w:color="374151"/>
-            </w:tcBorders>
-            <w:shd w:val="clear" w:color="000000" w:fill="FFFFFF"/>
-            <w:vAlign w:val="center"/>
-            <w:hideMark/>
-          </w:tcPr>
-          <w:p>
-            <w:pPr>
-              <w:keepNext w:val="0"/>
-              <w:suppressAutoHyphens w:val="0"/>
-              <w:spacing w:after="0" w:line="240" w:lineRule="auto"/>
-              <w:rPr>
-                <w:rFonts w:ascii="Segoe UI" w:hAnsi="Segoe UI" w:cs="Segoe UI"/>
-                <w:color w:val="000000"/>
-                <w:sz w:val="19"/>
-                <w:szCs w:val="19"/>
-              </w:rPr>
-            </w:pPr>
-            <w:r>
-              <w:rPr>
-                <w:rFonts w:ascii="Segoe UI" w:hAnsi="Segoe UI" w:cs="Segoe UI"/>
-                <w:color w:val="000000"/>
-                <w:sz w:val="19"/>
-                <w:szCs w:val="19"/>
-              </w:rPr>
-              <w:t>UNIQUE, NOT NULL</w:t>
-            </w:r>
-          </w:p>
-        </w:tc>
-        <w:tc>
-          <w:tcPr>
-            <w:tcW w:w="3118" w:type="dxa"/>
-            <w:tcBorders>
-              <w:top w:val="nil"/>
-              <w:left w:val="nil"/>
-              <w:bottom w:val="single" w:sz="8" w:space="0" w:color="374151"/>
-              <w:right w:val="single" w:sz="8" w:space="0" w:color="374151"/>
-            </w:tcBorders>
-            <w:shd w:val="clear" w:color="000000" w:fill="FFFFFF"/>
-            <w:vAlign w:val="center"/>
-            <w:hideMark/>
-          </w:tcPr>
-          <w:p>
-            <w:pPr>
-              <w:keepNext w:val="0"/>
-              <w:suppressAutoHyphens w:val="0"/>
-              <w:spacing w:after="0" w:line="240" w:lineRule="auto"/>
-              <w:rPr>
-                <w:rFonts w:ascii="Segoe UI" w:hAnsi="Segoe UI" w:cs="Segoe UI"/>
-                <w:color w:val="000000"/>
-                <w:sz w:val="19"/>
-                <w:szCs w:val="19"/>
-              </w:rPr>
-            </w:pPr>
-            <w:r>
-              <w:rPr>
-                <w:rFonts w:ascii="Segoe UI" w:hAnsi="Segoe UI" w:cs="Segoe UI"/>
-                <w:color w:val="000000"/>
-                <w:sz w:val="19"/>
-                <w:szCs w:val="19"/>
-              </w:rPr>
-              <w:t xml:space="preserve">Correo electrónico para el </w:t>
-            </w:r>
-            <w:proofErr w:type="spellStart"/>
-            <w:r>
-              <w:rPr>
-                <w:rFonts w:ascii="Segoe UI" w:hAnsi="Segoe UI" w:cs="Segoe UI"/>
-                <w:color w:val="000000"/>
-                <w:sz w:val="19"/>
-                <w:szCs w:val="19"/>
-              </w:rPr>
-              <w:t>login</w:t>
-            </w:r>
-            <w:proofErr w:type="spellEnd"/>
-            <w:r>
-              <w:rPr>
-                <w:rFonts w:ascii="Segoe UI" w:hAnsi="Segoe UI" w:cs="Segoe UI"/>
-                <w:color w:val="000000"/>
-                <w:sz w:val="19"/>
-                <w:szCs w:val="19"/>
-              </w:rPr>
-              <w:t>.</w:t>
-            </w:r>
-          </w:p>
-        </w:tc>
-      </w:tr>
-      <w:tr>
-        <w:trPr>
-          <w:trHeight w:val="465"/>
-        </w:trPr>
-        <w:tc>
-          <w:tcPr>
-            <w:tcW w:w="1701" w:type="dxa"/>
-            <w:tcBorders>
-              <w:top w:val="nil"/>
-              <w:left w:val="single" w:sz="8" w:space="0" w:color="374151"/>
-              <w:bottom w:val="single" w:sz="8" w:space="0" w:color="374151"/>
-              <w:right w:val="single" w:sz="8" w:space="0" w:color="374151"/>
-            </w:tcBorders>
-            <w:shd w:val="clear" w:color="000000" w:fill="FFFFFF"/>
-            <w:vAlign w:val="center"/>
-            <w:hideMark/>
-          </w:tcPr>
-          <w:p>
-            <w:pPr>
-              <w:keepNext w:val="0"/>
-              <w:suppressAutoHyphens w:val="0"/>
-              <w:spacing w:after="0" w:line="240" w:lineRule="auto"/>
-              <w:rPr>
-                <w:rFonts w:ascii="Segoe UI" w:hAnsi="Segoe UI" w:cs="Segoe UI"/>
-                <w:b/>
-                <w:bCs/>
-                <w:color w:val="000000"/>
-                <w:sz w:val="19"/>
-                <w:szCs w:val="19"/>
-              </w:rPr>
-            </w:pPr>
-            <w:proofErr w:type="spellStart"/>
-            <w:r>
-              <w:rPr>
-                <w:rFonts w:ascii="Segoe UI" w:hAnsi="Segoe UI" w:cs="Segoe UI"/>
-                <w:b/>
-                <w:bCs/>
-                <w:color w:val="000000"/>
-                <w:sz w:val="19"/>
-                <w:szCs w:val="19"/>
-              </w:rPr>
-              <w:t>password_hash</w:t>
-            </w:r>
-            <w:proofErr w:type="spellEnd"/>
-          </w:p>
-        </w:tc>
-        <w:tc>
-          <w:tcPr>
-            <w:tcW w:w="1559" w:type="dxa"/>
-            <w:tcBorders>
-              <w:top w:val="nil"/>
-              <w:left w:val="nil"/>
-              <w:bottom w:val="single" w:sz="8" w:space="0" w:color="374151"/>
-              <w:right w:val="single" w:sz="8" w:space="0" w:color="374151"/>
-            </w:tcBorders>
-            <w:shd w:val="clear" w:color="000000" w:fill="FFFFFF"/>
-            <w:vAlign w:val="center"/>
-            <w:hideMark/>
-          </w:tcPr>
-          <w:p>
-            <w:pPr>
-              <w:keepNext w:val="0"/>
-              <w:suppressAutoHyphens w:val="0"/>
-              <w:spacing w:after="0" w:line="240" w:lineRule="auto"/>
-              <w:rPr>
-                <w:rFonts w:ascii="Segoe UI" w:hAnsi="Segoe UI" w:cs="Segoe UI"/>
-                <w:color w:val="000000"/>
-                <w:sz w:val="19"/>
-                <w:szCs w:val="19"/>
-              </w:rPr>
-            </w:pPr>
-            <w:proofErr w:type="gramStart"/>
-            <w:r>
-              <w:rPr>
-                <w:rFonts w:ascii="Segoe UI" w:hAnsi="Segoe UI" w:cs="Segoe UI"/>
-                <w:color w:val="000000"/>
-                <w:sz w:val="19"/>
-                <w:szCs w:val="19"/>
-              </w:rPr>
-              <w:t>VARCHAR(</w:t>
-            </w:r>
-            <w:proofErr w:type="gramEnd"/>
-            <w:r>
-              <w:rPr>
-                <w:rFonts w:ascii="Segoe UI" w:hAnsi="Segoe UI" w:cs="Segoe UI"/>
-                <w:color w:val="000000"/>
-                <w:sz w:val="19"/>
-                <w:szCs w:val="19"/>
-              </w:rPr>
-              <w:t>255)</w:t>
-            </w:r>
-          </w:p>
-        </w:tc>
-        <w:tc>
-          <w:tcPr>
-            <w:tcW w:w="2127" w:type="dxa"/>
-            <w:tcBorders>
-              <w:top w:val="nil"/>
-              <w:left w:val="nil"/>
-              <w:bottom w:val="single" w:sz="8" w:space="0" w:color="374151"/>
-              <w:right w:val="single" w:sz="8" w:space="0" w:color="374151"/>
-            </w:tcBorders>
-            <w:shd w:val="clear" w:color="000000" w:fill="FFFFFF"/>
-            <w:vAlign w:val="center"/>
-            <w:hideMark/>
-          </w:tcPr>
-          <w:p>
-            <w:pPr>
-              <w:keepNext w:val="0"/>
-              <w:suppressAutoHyphens w:val="0"/>
-              <w:spacing w:after="0" w:line="240" w:lineRule="auto"/>
-              <w:rPr>
-                <w:rFonts w:ascii="Segoe UI" w:hAnsi="Segoe UI" w:cs="Segoe UI"/>
-                <w:color w:val="000000"/>
-                <w:sz w:val="19"/>
-                <w:szCs w:val="19"/>
-              </w:rPr>
-            </w:pPr>
-            <w:r>
-              <w:rPr>
-                <w:rFonts w:ascii="Segoe UI" w:hAnsi="Segoe UI" w:cs="Segoe UI"/>
-                <w:color w:val="000000"/>
-                <w:sz w:val="19"/>
-                <w:szCs w:val="19"/>
-              </w:rPr>
-              <w:t>NOT NULL</w:t>
-            </w:r>
-          </w:p>
-        </w:tc>
-        <w:tc>
-          <w:tcPr>
-            <w:tcW w:w="3118" w:type="dxa"/>
-            <w:tcBorders>
-              <w:top w:val="nil"/>
-              <w:left w:val="nil"/>
-              <w:bottom w:val="single" w:sz="8" w:space="0" w:color="374151"/>
-              <w:right w:val="single" w:sz="8" w:space="0" w:color="374151"/>
-            </w:tcBorders>
-            <w:shd w:val="clear" w:color="000000" w:fill="FFFFFF"/>
-            <w:vAlign w:val="center"/>
-            <w:hideMark/>
-          </w:tcPr>
-          <w:p>
-            <w:pPr>
-              <w:keepNext w:val="0"/>
-              <w:suppressAutoHyphens w:val="0"/>
-              <w:spacing w:after="0" w:line="240" w:lineRule="auto"/>
-              <w:rPr>
-                <w:rFonts w:ascii="Segoe UI" w:hAnsi="Segoe UI" w:cs="Segoe UI"/>
-                <w:color w:val="000000"/>
-                <w:sz w:val="19"/>
-                <w:szCs w:val="19"/>
-              </w:rPr>
-            </w:pPr>
-            <w:r>
-              <w:rPr>
-                <w:rFonts w:ascii="Segoe UI" w:hAnsi="Segoe UI" w:cs="Segoe UI"/>
-                <w:color w:val="000000"/>
-                <w:sz w:val="19"/>
-                <w:szCs w:val="19"/>
-              </w:rPr>
-              <w:t>Contraseña cifrada.</w:t>
-            </w:r>
-          </w:p>
-        </w:tc>
-      </w:tr>
-      <w:tr>
-        <w:trPr>
-          <w:trHeight w:val="465"/>
-        </w:trPr>
-        <w:tc>
-          <w:tcPr>
-            <w:tcW w:w="1701" w:type="dxa"/>
-            <w:tcBorders>
-              <w:top w:val="nil"/>
-              <w:left w:val="single" w:sz="8" w:space="0" w:color="374151"/>
-              <w:bottom w:val="single" w:sz="8" w:space="0" w:color="374151"/>
-              <w:right w:val="single" w:sz="8" w:space="0" w:color="374151"/>
-            </w:tcBorders>
-            <w:shd w:val="clear" w:color="000000" w:fill="FFFFFF"/>
-            <w:vAlign w:val="center"/>
-            <w:hideMark/>
-          </w:tcPr>
-          <w:p>
-            <w:pPr>
-              <w:keepNext w:val="0"/>
-              <w:suppressAutoHyphens w:val="0"/>
-              <w:spacing w:after="0" w:line="240" w:lineRule="auto"/>
-              <w:rPr>
-                <w:rFonts w:ascii="Segoe UI" w:hAnsi="Segoe UI" w:cs="Segoe UI"/>
-                <w:b/>
-                <w:bCs/>
-                <w:color w:val="000000"/>
-                <w:sz w:val="19"/>
-                <w:szCs w:val="19"/>
-              </w:rPr>
-            </w:pPr>
-            <w:r>
-              <w:rPr>
-                <w:rFonts w:ascii="Segoe UI" w:hAnsi="Segoe UI" w:cs="Segoe UI"/>
-                <w:b/>
-                <w:bCs/>
-                <w:color w:val="000000"/>
-                <w:sz w:val="19"/>
-                <w:szCs w:val="19"/>
-              </w:rPr>
-              <w:t>rol</w:t>
-            </w:r>
-          </w:p>
-        </w:tc>
-        <w:tc>
-          <w:tcPr>
-            <w:tcW w:w="1559" w:type="dxa"/>
-            <w:tcBorders>
-              <w:top w:val="nil"/>
-              <w:left w:val="nil"/>
-              <w:bottom w:val="single" w:sz="8" w:space="0" w:color="374151"/>
-              <w:right w:val="single" w:sz="8" w:space="0" w:color="374151"/>
-            </w:tcBorders>
-            <w:shd w:val="clear" w:color="000000" w:fill="FFFFFF"/>
-            <w:vAlign w:val="center"/>
-            <w:hideMark/>
-          </w:tcPr>
-          <w:p>
-            <w:pPr>
-              <w:keepNext w:val="0"/>
-              <w:suppressAutoHyphens w:val="0"/>
-              <w:spacing w:after="0" w:line="240" w:lineRule="auto"/>
-              <w:rPr>
-                <w:rFonts w:ascii="Segoe UI" w:hAnsi="Segoe UI" w:cs="Segoe UI"/>
-                <w:color w:val="000000"/>
-                <w:sz w:val="19"/>
-                <w:szCs w:val="19"/>
-              </w:rPr>
-            </w:pPr>
-            <w:r>
-              <w:rPr>
-                <w:rFonts w:ascii="Segoe UI" w:hAnsi="Segoe UI" w:cs="Segoe UI"/>
-                <w:color w:val="000000"/>
-                <w:sz w:val="19"/>
-                <w:szCs w:val="19"/>
-              </w:rPr>
-              <w:t>ENUM</w:t>
-            </w:r>
-          </w:p>
-        </w:tc>
-        <w:tc>
-          <w:tcPr>
-            <w:tcW w:w="2127" w:type="dxa"/>
-            <w:tcBorders>
-              <w:top w:val="nil"/>
-              <w:left w:val="nil"/>
-              <w:bottom w:val="single" w:sz="8" w:space="0" w:color="374151"/>
-              <w:right w:val="single" w:sz="8" w:space="0" w:color="374151"/>
-            </w:tcBorders>
-            <w:shd w:val="clear" w:color="000000" w:fill="FFFFFF"/>
-            <w:vAlign w:val="center"/>
-            <w:hideMark/>
-          </w:tcPr>
-          <w:p>
-            <w:pPr>
-              <w:keepNext w:val="0"/>
-              <w:suppressAutoHyphens w:val="0"/>
-              <w:spacing w:after="0" w:line="240" w:lineRule="auto"/>
-              <w:rPr>
-                <w:rFonts w:ascii="Segoe UI" w:hAnsi="Segoe UI" w:cs="Segoe UI"/>
-                <w:color w:val="000000"/>
-                <w:sz w:val="19"/>
-                <w:szCs w:val="19"/>
-              </w:rPr>
-            </w:pPr>
-            <w:r>
-              <w:rPr>
-                <w:rFonts w:ascii="Segoe UI" w:hAnsi="Segoe UI" w:cs="Segoe UI"/>
-                <w:color w:val="000000"/>
-                <w:sz w:val="19"/>
-                <w:szCs w:val="19"/>
-              </w:rPr>
-              <w:t>DEFAULT 'atleta'</w:t>
-            </w:r>
-          </w:p>
-        </w:tc>
-        <w:tc>
-          <w:tcPr>
-            <w:tcW w:w="3118" w:type="dxa"/>
-            <w:tcBorders>
-              <w:top w:val="nil"/>
-              <w:left w:val="nil"/>
-              <w:bottom w:val="single" w:sz="8" w:space="0" w:color="374151"/>
-              <w:right w:val="single" w:sz="8" w:space="0" w:color="374151"/>
-            </w:tcBorders>
-            <w:shd w:val="clear" w:color="000000" w:fill="FFFFFF"/>
-            <w:vAlign w:val="center"/>
-            <w:hideMark/>
-          </w:tcPr>
-          <w:p>
-            <w:pPr>
-              <w:keepNext w:val="0"/>
-              <w:suppressAutoHyphens w:val="0"/>
-              <w:spacing w:after="0" w:line="240" w:lineRule="auto"/>
-              <w:rPr>
-                <w:rFonts w:ascii="Segoe UI" w:hAnsi="Segoe UI" w:cs="Segoe UI"/>
-                <w:color w:val="000000"/>
-                <w:sz w:val="19"/>
-                <w:szCs w:val="19"/>
-              </w:rPr>
-            </w:pPr>
-            <w:r>
-              <w:rPr>
-                <w:rFonts w:ascii="Segoe UI" w:hAnsi="Segoe UI" w:cs="Segoe UI"/>
-                <w:color w:val="000000"/>
-                <w:sz w:val="19"/>
-                <w:szCs w:val="19"/>
-              </w:rPr>
-              <w:t xml:space="preserve">Valores permitidos: </w:t>
-            </w:r>
-            <w:r>
-              <w:rPr>
-                <w:rFonts w:ascii="Segoe UI" w:hAnsi="Segoe UI" w:cs="Segoe UI"/>
-                <w:color w:val="000000"/>
-                <w:sz w:val="19"/>
-                <w:szCs w:val="19"/>
-              </w:rPr>
-              <w:t>“</w:t>
-            </w:r>
-            <w:r>
-              <w:rPr>
-                <w:rFonts w:ascii="Segoe UI" w:hAnsi="Segoe UI" w:cs="Segoe UI"/>
-                <w:color w:val="000000"/>
-                <w:sz w:val="19"/>
-                <w:szCs w:val="19"/>
-              </w:rPr>
-              <w:t>atleta</w:t>
-            </w:r>
-            <w:r>
-              <w:rPr>
-                <w:rFonts w:ascii="Segoe UI" w:hAnsi="Segoe UI" w:cs="Segoe UI"/>
-                <w:color w:val="000000"/>
-                <w:sz w:val="19"/>
-                <w:szCs w:val="19"/>
-              </w:rPr>
-              <w:t>”</w:t>
-            </w:r>
-            <w:r>
-              <w:rPr>
-                <w:rFonts w:ascii="Segoe UI" w:hAnsi="Segoe UI" w:cs="Segoe UI"/>
-                <w:color w:val="000000"/>
-                <w:sz w:val="19"/>
-                <w:szCs w:val="19"/>
-              </w:rPr>
-              <w:t xml:space="preserve"> o </w:t>
-            </w:r>
-            <w:r>
-              <w:rPr>
-                <w:rFonts w:ascii="Segoe UI" w:hAnsi="Segoe UI" w:cs="Segoe UI"/>
-                <w:color w:val="000000"/>
-                <w:sz w:val="19"/>
-                <w:szCs w:val="19"/>
-              </w:rPr>
-              <w:t>“</w:t>
-            </w:r>
-            <w:proofErr w:type="spellStart"/>
-            <w:r>
-              <w:rPr>
-                <w:rFonts w:ascii="Segoe UI" w:hAnsi="Segoe UI" w:cs="Segoe UI"/>
-                <w:color w:val="000000"/>
-                <w:sz w:val="19"/>
-                <w:szCs w:val="19"/>
-              </w:rPr>
-              <w:t>admin</w:t>
-            </w:r>
-            <w:proofErr w:type="spellEnd"/>
-            <w:r>
-              <w:rPr>
-                <w:rFonts w:ascii="Segoe UI" w:hAnsi="Segoe UI" w:cs="Segoe UI"/>
-                <w:color w:val="000000"/>
-                <w:sz w:val="19"/>
-                <w:szCs w:val="19"/>
-              </w:rPr>
-              <w:t>”</w:t>
-            </w:r>
-            <w:r>
-              <w:rPr>
-                <w:rFonts w:ascii="Segoe UI" w:hAnsi="Segoe UI" w:cs="Segoe UI"/>
-                <w:color w:val="000000"/>
-                <w:sz w:val="19"/>
-                <w:szCs w:val="19"/>
-              </w:rPr>
-              <w:t>.</w:t>
+              <w:t>'Carrera', 'Salto' o 'Lanzamiento'.</w:t>
             </w:r>
           </w:p>
         </w:tc>
@@ -15252,6 +15962,76 @@
           <w:sz w:val="24"/>
         </w:rPr>
       </w:pPr>
+      <w:r>
+        <w:rPr>
+          <w:rFonts w:ascii="Segoe UI" w:eastAsia="Segoe UI" w:hAnsi="Segoe UI" w:cs="Segoe UI"/>
+          <w:b/>
+          <w:bCs/>
+          <w:color w:val="212121"/>
+          <w:sz w:val="24"/>
+        </w:rPr>
+        <w:t>3.3.</w:t>
+      </w:r>
+      <w:r>
+        <w:rPr>
+          <w:rFonts w:ascii="Segoe UI" w:eastAsia="Segoe UI" w:hAnsi="Segoe UI" w:cs="Segoe UI"/>
+          <w:b/>
+          <w:bCs/>
+          <w:color w:val="212121"/>
+          <w:sz w:val="24"/>
+        </w:rPr>
+        <w:t>3</w:t>
+      </w:r>
+      <w:r>
+        <w:rPr>
+          <w:rFonts w:ascii="Segoe UI" w:eastAsia="Segoe UI" w:hAnsi="Segoe UI" w:cs="Segoe UI"/>
+          <w:b/>
+          <w:bCs/>
+          <w:color w:val="212121"/>
+          <w:sz w:val="24"/>
+        </w:rPr>
+        <w:t xml:space="preserve">. </w:t>
+      </w:r>
+      <w:r>
+        <w:rPr>
+          <w:rFonts w:ascii="Segoe UI" w:eastAsia="Segoe UI" w:hAnsi="Segoe UI" w:cs="Segoe UI"/>
+          <w:b/>
+          <w:bCs/>
+          <w:color w:val="212121"/>
+          <w:sz w:val="24"/>
+        </w:rPr>
+        <w:t xml:space="preserve">Tabla: </w:t>
+      </w:r>
+      <w:r>
+        <w:rPr>
+          <w:rFonts w:ascii="Segoe UI" w:eastAsia="Segoe UI" w:hAnsi="Segoe UI" w:cs="Segoe UI"/>
+          <w:b/>
+          <w:bCs/>
+          <w:color w:val="212121"/>
+          <w:sz w:val="24"/>
+        </w:rPr>
+        <w:t>pruebas</w:t>
+      </w:r>
+      <w:r>
+        <w:rPr>
+          <w:rFonts w:ascii="Segoe UI" w:eastAsia="Segoe UI" w:hAnsi="Segoe UI" w:cs="Segoe UI"/>
+          <w:b/>
+          <w:bCs/>
+          <w:color w:val="212121"/>
+          <w:sz w:val="24"/>
+        </w:rPr>
+        <w:t>_</w:t>
+      </w:r>
+      <w:r>
+        <w:rPr>
+          <w:rFonts w:ascii="Segoe UI" w:eastAsia="Segoe UI" w:hAnsi="Segoe UI" w:cs="Segoe UI"/>
+          <w:b/>
+          <w:bCs/>
+          <w:color w:val="212121"/>
+          <w:sz w:val="24"/>
+        </w:rPr>
+        <w:t>variantes</w:t>
+      </w:r>
     </w:p>
     <w:p>
       <w:pPr>
@@ -15260,348 +16040,25 @@
         <w:shd w:val="clear" w:color="auto" w:fill="FFFFFF" w:themeFill="background1"/>
         <w:spacing w:after="48"/>
         <w:ind w:left="709"/>
-        <w:jc w:val="both"/>
-        <w:rPr>
-          <w:rFonts w:ascii="Segoe UI" w:eastAsia="Segoe UI" w:hAnsi="Segoe UI" w:cs="Segoe UI"/>
-          <w:b/>
-          <w:bCs/>
+        <w:rPr>
+          <w:rFonts w:ascii="Segoe UI" w:eastAsia="Segoe UI" w:hAnsi="Segoe UI" w:cs="Segoe UI"/>
           <w:color w:val="212121"/>
           <w:sz w:val="24"/>
         </w:rPr>
       </w:pPr>
-    </w:p>
-    <w:p>
-      <w:pPr>
-        <w:keepNext w:val="0"/>
-        <w:widowControl w:val="0"/>
-        <w:shd w:val="clear" w:color="auto" w:fill="FFFFFF" w:themeFill="background1"/>
-        <w:spacing w:after="48"/>
-        <w:ind w:left="709"/>
-        <w:jc w:val="both"/>
-        <w:rPr>
-          <w:rFonts w:ascii="Segoe UI" w:eastAsia="Segoe UI" w:hAnsi="Segoe UI" w:cs="Segoe UI"/>
-          <w:b/>
-          <w:bCs/>
+      <w:r>
+        <w:rPr>
+          <w:rFonts w:ascii="Segoe UI" w:eastAsia="Segoe UI" w:hAnsi="Segoe UI" w:cs="Segoe UI"/>
           <w:color w:val="212121"/>
           <w:sz w:val="24"/>
         </w:rPr>
-      </w:pPr>
-    </w:p>
-    <w:p>
-      <w:pPr>
-        <w:keepNext w:val="0"/>
-        <w:widowControl w:val="0"/>
-        <w:shd w:val="clear" w:color="auto" w:fill="FFFFFF" w:themeFill="background1"/>
-        <w:spacing w:after="48"/>
-        <w:ind w:left="709"/>
-        <w:jc w:val="both"/>
-        <w:rPr>
-          <w:rFonts w:ascii="Segoe UI" w:eastAsia="Segoe UI" w:hAnsi="Segoe UI" w:cs="Segoe UI"/>
-          <w:b/>
-          <w:bCs/>
-          <w:color w:val="212121"/>
-          <w:sz w:val="24"/>
-        </w:rPr>
-      </w:pPr>
-    </w:p>
-    <w:p>
-      <w:pPr>
-        <w:keepNext w:val="0"/>
-        <w:widowControl w:val="0"/>
-        <w:shd w:val="clear" w:color="auto" w:fill="FFFFFF" w:themeFill="background1"/>
-        <w:spacing w:after="48"/>
-        <w:ind w:left="709"/>
-        <w:jc w:val="both"/>
-        <w:rPr>
-          <w:rFonts w:ascii="Segoe UI" w:eastAsia="Segoe UI" w:hAnsi="Segoe UI" w:cs="Segoe UI"/>
-          <w:b/>
-          <w:bCs/>
-          <w:color w:val="212121"/>
-          <w:sz w:val="24"/>
-        </w:rPr>
-      </w:pPr>
-    </w:p>
-    <w:p>
-      <w:pPr>
-        <w:keepNext w:val="0"/>
-        <w:widowControl w:val="0"/>
-        <w:shd w:val="clear" w:color="auto" w:fill="FFFFFF" w:themeFill="background1"/>
-        <w:spacing w:after="48"/>
-        <w:ind w:left="709"/>
-        <w:jc w:val="both"/>
-        <w:rPr>
-          <w:rFonts w:ascii="Segoe UI" w:eastAsia="Segoe UI" w:hAnsi="Segoe UI" w:cs="Segoe UI"/>
-          <w:b/>
-          <w:bCs/>
-          <w:color w:val="212121"/>
-          <w:sz w:val="24"/>
-        </w:rPr>
-      </w:pPr>
-    </w:p>
-    <w:p>
-      <w:pPr>
-        <w:keepNext w:val="0"/>
-        <w:widowControl w:val="0"/>
-        <w:shd w:val="clear" w:color="auto" w:fill="FFFFFF" w:themeFill="background1"/>
-        <w:spacing w:after="48"/>
-        <w:ind w:left="709"/>
-        <w:jc w:val="both"/>
-        <w:rPr>
-          <w:rFonts w:ascii="Segoe UI" w:eastAsia="Segoe UI" w:hAnsi="Segoe UI" w:cs="Segoe UI"/>
-          <w:b/>
-          <w:bCs/>
-          <w:color w:val="212121"/>
-          <w:sz w:val="24"/>
-        </w:rPr>
-      </w:pPr>
-    </w:p>
-    <w:p>
-      <w:pPr>
-        <w:keepNext w:val="0"/>
-        <w:widowControl w:val="0"/>
-        <w:shd w:val="clear" w:color="auto" w:fill="FFFFFF" w:themeFill="background1"/>
-        <w:spacing w:after="48"/>
-        <w:ind w:left="709"/>
-        <w:jc w:val="both"/>
-        <w:rPr>
-          <w:rFonts w:ascii="Segoe UI" w:eastAsia="Segoe UI" w:hAnsi="Segoe UI" w:cs="Segoe UI"/>
-          <w:b/>
-          <w:bCs/>
-          <w:color w:val="212121"/>
-          <w:sz w:val="24"/>
-        </w:rPr>
-      </w:pPr>
-    </w:p>
-    <w:p>
-      <w:pPr>
-        <w:keepNext w:val="0"/>
-        <w:widowControl w:val="0"/>
-        <w:shd w:val="clear" w:color="auto" w:fill="FFFFFF" w:themeFill="background1"/>
-        <w:spacing w:after="48"/>
-        <w:ind w:left="709"/>
-        <w:jc w:val="both"/>
-        <w:rPr>
-          <w:rFonts w:ascii="Segoe UI" w:eastAsia="Segoe UI" w:hAnsi="Segoe UI" w:cs="Segoe UI"/>
-          <w:b/>
-          <w:bCs/>
-          <w:color w:val="212121"/>
-          <w:sz w:val="24"/>
-        </w:rPr>
-      </w:pPr>
-    </w:p>
-    <w:p>
-      <w:pPr>
-        <w:keepNext w:val="0"/>
-        <w:widowControl w:val="0"/>
-        <w:shd w:val="clear" w:color="auto" w:fill="FFFFFF" w:themeFill="background1"/>
-        <w:spacing w:after="48"/>
-        <w:ind w:left="709"/>
-        <w:jc w:val="both"/>
-        <w:rPr>
-          <w:rFonts w:ascii="Segoe UI" w:eastAsia="Segoe UI" w:hAnsi="Segoe UI" w:cs="Segoe UI"/>
-          <w:b/>
-          <w:bCs/>
-          <w:color w:val="212121"/>
-          <w:sz w:val="24"/>
-        </w:rPr>
-      </w:pPr>
-    </w:p>
-    <w:p>
-      <w:pPr>
-        <w:keepNext w:val="0"/>
-        <w:widowControl w:val="0"/>
-        <w:shd w:val="clear" w:color="auto" w:fill="FFFFFF" w:themeFill="background1"/>
-        <w:spacing w:after="48"/>
-        <w:ind w:left="709"/>
-        <w:jc w:val="both"/>
-        <w:rPr>
-          <w:rFonts w:ascii="Segoe UI" w:eastAsia="Segoe UI" w:hAnsi="Segoe UI" w:cs="Segoe UI"/>
-          <w:b/>
-          <w:bCs/>
-          <w:color w:val="212121"/>
-          <w:sz w:val="24"/>
-        </w:rPr>
-      </w:pPr>
-    </w:p>
-    <w:p>
-      <w:pPr>
-        <w:keepNext w:val="0"/>
-        <w:widowControl w:val="0"/>
-        <w:shd w:val="clear" w:color="auto" w:fill="FFFFFF" w:themeFill="background1"/>
-        <w:spacing w:after="48"/>
-        <w:ind w:left="709"/>
-        <w:jc w:val="both"/>
-        <w:rPr>
-          <w:rFonts w:ascii="Segoe UI" w:eastAsia="Segoe UI" w:hAnsi="Segoe UI" w:cs="Segoe UI"/>
-          <w:b/>
-          <w:bCs/>
-          <w:color w:val="212121"/>
-          <w:sz w:val="24"/>
-        </w:rPr>
-      </w:pPr>
-    </w:p>
-    <w:p>
-      <w:pPr>
-        <w:keepNext w:val="0"/>
-        <w:widowControl w:val="0"/>
-        <w:shd w:val="clear" w:color="auto" w:fill="FFFFFF" w:themeFill="background1"/>
-        <w:spacing w:after="48"/>
-        <w:ind w:left="709"/>
-        <w:jc w:val="both"/>
-        <w:rPr>
-          <w:rFonts w:ascii="Segoe UI" w:eastAsia="Segoe UI" w:hAnsi="Segoe UI" w:cs="Segoe UI"/>
-          <w:b/>
-          <w:bCs/>
-          <w:color w:val="212121"/>
-          <w:sz w:val="24"/>
-        </w:rPr>
-      </w:pPr>
-    </w:p>
-    <w:p>
-      <w:pPr>
-        <w:keepNext w:val="0"/>
-        <w:widowControl w:val="0"/>
-        <w:shd w:val="clear" w:color="auto" w:fill="FFFFFF" w:themeFill="background1"/>
-        <w:spacing w:after="48"/>
-        <w:ind w:left="709"/>
-        <w:jc w:val="both"/>
-        <w:rPr>
-          <w:rFonts w:ascii="Segoe UI" w:eastAsia="Segoe UI" w:hAnsi="Segoe UI" w:cs="Segoe UI"/>
-          <w:b/>
-          <w:bCs/>
-          <w:color w:val="212121"/>
-          <w:sz w:val="24"/>
-        </w:rPr>
-      </w:pPr>
-    </w:p>
-    <w:p>
-      <w:pPr>
-        <w:keepNext w:val="0"/>
-        <w:widowControl w:val="0"/>
-        <w:shd w:val="clear" w:color="auto" w:fill="FFFFFF" w:themeFill="background1"/>
-        <w:spacing w:after="48"/>
-        <w:ind w:left="709"/>
-        <w:jc w:val="both"/>
-        <w:rPr>
-          <w:rFonts w:ascii="Segoe UI" w:eastAsia="Segoe UI" w:hAnsi="Segoe UI" w:cs="Segoe UI"/>
-          <w:b/>
-          <w:bCs/>
-          <w:color w:val="212121"/>
-          <w:sz w:val="24"/>
-        </w:rPr>
-      </w:pPr>
-    </w:p>
-    <w:p>
-      <w:pPr>
-        <w:keepNext w:val="0"/>
-        <w:widowControl w:val="0"/>
-        <w:shd w:val="clear" w:color="auto" w:fill="FFFFFF" w:themeFill="background1"/>
-        <w:spacing w:after="48"/>
-        <w:ind w:left="709"/>
-        <w:jc w:val="both"/>
-        <w:rPr>
-          <w:rFonts w:ascii="Segoe UI" w:eastAsia="Segoe UI" w:hAnsi="Segoe UI" w:cs="Segoe UI"/>
-          <w:b/>
-          <w:bCs/>
-          <w:color w:val="212121"/>
-          <w:sz w:val="24"/>
-        </w:rPr>
-      </w:pPr>
-    </w:p>
-    <w:p>
-      <w:pPr>
-        <w:keepNext w:val="0"/>
-        <w:widowControl w:val="0"/>
-        <w:shd w:val="clear" w:color="auto" w:fill="FFFFFF" w:themeFill="background1"/>
-        <w:spacing w:after="48"/>
-        <w:ind w:left="709"/>
-        <w:jc w:val="both"/>
-        <w:rPr>
-          <w:rFonts w:ascii="Segoe UI" w:eastAsia="Segoe UI" w:hAnsi="Segoe UI" w:cs="Segoe UI"/>
-          <w:b/>
-          <w:bCs/>
-          <w:color w:val="212121"/>
-          <w:sz w:val="24"/>
-        </w:rPr>
-      </w:pPr>
-    </w:p>
-    <w:p>
-      <w:pPr>
-        <w:keepNext w:val="0"/>
-        <w:widowControl w:val="0"/>
-        <w:shd w:val="clear" w:color="auto" w:fill="FFFFFF" w:themeFill="background1"/>
-        <w:spacing w:after="48"/>
-        <w:ind w:left="709"/>
-        <w:jc w:val="both"/>
-        <w:rPr>
-          <w:rFonts w:ascii="Segoe UI" w:eastAsia="Segoe UI" w:hAnsi="Segoe UI" w:cs="Segoe UI"/>
-          <w:b/>
-          <w:bCs/>
-          <w:color w:val="212121"/>
-          <w:sz w:val="24"/>
-        </w:rPr>
-      </w:pPr>
-      <w:r>
-        <w:rPr>
-          <w:rFonts w:ascii="Segoe UI" w:eastAsia="Segoe UI" w:hAnsi="Segoe UI" w:cs="Segoe UI"/>
-          <w:b/>
-          <w:bCs/>
-          <w:color w:val="212121"/>
-          <w:sz w:val="24"/>
-        </w:rPr>
-        <w:lastRenderedPageBreak/>
-        <w:t xml:space="preserve">3.3.2. </w:t>
-      </w:r>
-      <w:r>
-        <w:rPr>
-          <w:rFonts w:ascii="Segoe UI" w:eastAsia="Segoe UI" w:hAnsi="Segoe UI" w:cs="Segoe UI"/>
-          <w:b/>
-          <w:bCs/>
-          <w:color w:val="212121"/>
-          <w:sz w:val="24"/>
-        </w:rPr>
-        <w:t xml:space="preserve">Tabla: </w:t>
-      </w:r>
-      <w:proofErr w:type="spellStart"/>
-      <w:r>
-        <w:rPr>
-          <w:rFonts w:ascii="Segoe UI" w:eastAsia="Segoe UI" w:hAnsi="Segoe UI" w:cs="Segoe UI"/>
-          <w:b/>
-          <w:bCs/>
-          <w:color w:val="212121"/>
-          <w:sz w:val="24"/>
-        </w:rPr>
-        <w:t>fichas_inscripcion</w:t>
-      </w:r>
-      <w:proofErr w:type="spellEnd"/>
-    </w:p>
-    <w:p>
-      <w:pPr>
-        <w:keepNext w:val="0"/>
-        <w:widowControl w:val="0"/>
-        <w:shd w:val="clear" w:color="auto" w:fill="FFFFFF" w:themeFill="background1"/>
-        <w:spacing w:after="48"/>
-        <w:ind w:left="709"/>
-        <w:jc w:val="both"/>
-        <w:rPr>
-          <w:rFonts w:ascii="Segoe UI" w:eastAsia="Segoe UI" w:hAnsi="Segoe UI" w:cs="Segoe UI"/>
-          <w:color w:val="212121"/>
-          <w:sz w:val="24"/>
-        </w:rPr>
-      </w:pPr>
-      <w:r>
-        <w:rPr>
-          <w:rFonts w:ascii="Segoe UI" w:eastAsia="Segoe UI" w:hAnsi="Segoe UI" w:cs="Segoe UI"/>
-          <w:color w:val="212121"/>
-          <w:sz w:val="24"/>
-        </w:rPr>
-        <w:t>Almacena los documentos de los atletas. Relación 1:1 con la tabla usuarios.</w:t>
+        <w:t>Tabla de detalle que resuelve la relación N:M entre Pruebas y Categorías, añadiendo especificaciones técnicas.</w:t>
       </w:r>
     </w:p>
     <w:tbl>
       <w:tblPr>
         <w:tblW w:w="8505" w:type="dxa"/>
-        <w:tblInd w:w="699" w:type="dxa"/>
+        <w:tblInd w:w="704" w:type="dxa"/>
         <w:tblCellMar>
           <w:left w:w="70" w:type="dxa"/>
           <w:right w:w="70" w:type="dxa"/>
@@ -15609,10 +16066,10 @@
         <w:tblLook w:val="04A0" w:firstRow="1" w:lastRow="0" w:firstColumn="1" w:lastColumn="0" w:noHBand="0" w:noVBand="1"/>
       </w:tblPr>
       <w:tblGrid>
-        <w:gridCol w:w="1740"/>
-        <w:gridCol w:w="1520"/>
-        <w:gridCol w:w="2170"/>
-        <w:gridCol w:w="3075"/>
+        <w:gridCol w:w="1701"/>
+        <w:gridCol w:w="1543"/>
+        <w:gridCol w:w="2143"/>
+        <w:gridCol w:w="3118"/>
       </w:tblGrid>
       <w:tr>
         <w:trPr>
@@ -15620,12 +16077,12 @@
         </w:trPr>
         <w:tc>
           <w:tcPr>
-            <w:tcW w:w="1740" w:type="dxa"/>
-            <w:tcBorders>
-              <w:top w:val="single" w:sz="8" w:space="0" w:color="374151"/>
-              <w:left w:val="single" w:sz="8" w:space="0" w:color="374151"/>
-              <w:bottom w:val="single" w:sz="8" w:space="0" w:color="374151"/>
-              <w:right w:val="single" w:sz="8" w:space="0" w:color="374151"/>
+            <w:tcW w:w="1701" w:type="dxa"/>
+            <w:tcBorders>
+              <w:top w:val="single" w:sz="4" w:space="0" w:color="auto"/>
+              <w:left w:val="single" w:sz="4" w:space="0" w:color="auto"/>
+              <w:bottom w:val="single" w:sz="4" w:space="0" w:color="auto"/>
+              <w:right w:val="single" w:sz="4" w:space="0" w:color="auto"/>
             </w:tcBorders>
             <w:shd w:val="clear" w:color="auto" w:fill="FEE2E2"/>
             <w:vAlign w:val="center"/>
@@ -15656,12 +16113,12 @@
         </w:tc>
         <w:tc>
           <w:tcPr>
-            <w:tcW w:w="1520" w:type="dxa"/>
-            <w:tcBorders>
-              <w:top w:val="single" w:sz="8" w:space="0" w:color="374151"/>
+            <w:tcW w:w="1543" w:type="dxa"/>
+            <w:tcBorders>
+              <w:top w:val="single" w:sz="4" w:space="0" w:color="auto"/>
               <w:left w:val="nil"/>
-              <w:bottom w:val="single" w:sz="8" w:space="0" w:color="374151"/>
-              <w:right w:val="single" w:sz="8" w:space="0" w:color="374151"/>
+              <w:bottom w:val="single" w:sz="4" w:space="0" w:color="auto"/>
+              <w:right w:val="single" w:sz="4" w:space="0" w:color="auto"/>
             </w:tcBorders>
             <w:shd w:val="clear" w:color="auto" w:fill="FEE2E2"/>
             <w:vAlign w:val="center"/>
@@ -15692,12 +16149,12 @@
         </w:tc>
         <w:tc>
           <w:tcPr>
-            <w:tcW w:w="2170" w:type="dxa"/>
-            <w:tcBorders>
-              <w:top w:val="single" w:sz="8" w:space="0" w:color="374151"/>
+            <w:tcW w:w="2143" w:type="dxa"/>
+            <w:tcBorders>
+              <w:top w:val="single" w:sz="4" w:space="0" w:color="auto"/>
               <w:left w:val="nil"/>
-              <w:bottom w:val="single" w:sz="8" w:space="0" w:color="374151"/>
-              <w:right w:val="single" w:sz="8" w:space="0" w:color="374151"/>
+              <w:bottom w:val="single" w:sz="4" w:space="0" w:color="auto"/>
+              <w:right w:val="single" w:sz="4" w:space="0" w:color="auto"/>
             </w:tcBorders>
             <w:shd w:val="clear" w:color="auto" w:fill="FEE2E2"/>
             <w:vAlign w:val="center"/>
@@ -15728,12 +16185,12 @@
         </w:tc>
         <w:tc>
           <w:tcPr>
-            <w:tcW w:w="3075" w:type="dxa"/>
-            <w:tcBorders>
-              <w:top w:val="single" w:sz="8" w:space="0" w:color="374151"/>
+            <w:tcW w:w="3118" w:type="dxa"/>
+            <w:tcBorders>
+              <w:top w:val="single" w:sz="4" w:space="0" w:color="auto"/>
               <w:left w:val="nil"/>
-              <w:bottom w:val="single" w:sz="8" w:space="0" w:color="374151"/>
-              <w:right w:val="single" w:sz="8" w:space="0" w:color="374151"/>
+              <w:bottom w:val="single" w:sz="4" w:space="0" w:color="auto"/>
+              <w:right w:val="single" w:sz="4" w:space="0" w:color="auto"/>
             </w:tcBorders>
             <w:shd w:val="clear" w:color="auto" w:fill="FEE2E2"/>
             <w:vAlign w:val="center"/>
@@ -15769,12 +16226,12 @@
         </w:trPr>
         <w:tc>
           <w:tcPr>
-            <w:tcW w:w="1740" w:type="dxa"/>
+            <w:tcW w:w="1701" w:type="dxa"/>
             <w:tcBorders>
               <w:top w:val="nil"/>
-              <w:left w:val="single" w:sz="8" w:space="0" w:color="374151"/>
-              <w:bottom w:val="single" w:sz="8" w:space="0" w:color="374151"/>
-              <w:right w:val="single" w:sz="8" w:space="0" w:color="374151"/>
+              <w:left w:val="single" w:sz="4" w:space="0" w:color="auto"/>
+              <w:bottom w:val="single" w:sz="4" w:space="0" w:color="auto"/>
+              <w:right w:val="single" w:sz="4" w:space="0" w:color="auto"/>
             </w:tcBorders>
             <w:shd w:val="clear" w:color="000000" w:fill="FFFFFF"/>
             <w:vAlign w:val="center"/>
@@ -15805,19 +16262,19 @@
                 <w:sz w:val="19"/>
                 <w:szCs w:val="19"/>
               </w:rPr>
-              <w:t>id_ficha</w:t>
+              <w:t>id_variante</w:t>
             </w:r>
             <w:proofErr w:type="spellEnd"/>
           </w:p>
         </w:tc>
         <w:tc>
           <w:tcPr>
-            <w:tcW w:w="1520" w:type="dxa"/>
+            <w:tcW w:w="1543" w:type="dxa"/>
             <w:tcBorders>
               <w:top w:val="nil"/>
               <w:left w:val="nil"/>
-              <w:bottom w:val="single" w:sz="8" w:space="0" w:color="374151"/>
-              <w:right w:val="single" w:sz="8" w:space="0" w:color="374151"/>
+              <w:bottom w:val="single" w:sz="4" w:space="0" w:color="auto"/>
+              <w:right w:val="single" w:sz="4" w:space="0" w:color="auto"/>
             </w:tcBorders>
             <w:shd w:val="clear" w:color="000000" w:fill="FFFFFF"/>
             <w:vAlign w:val="center"/>
@@ -15849,12 +16306,12 @@
         </w:tc>
         <w:tc>
           <w:tcPr>
-            <w:tcW w:w="2170" w:type="dxa"/>
+            <w:tcW w:w="2143" w:type="dxa"/>
             <w:tcBorders>
               <w:top w:val="nil"/>
               <w:left w:val="nil"/>
-              <w:bottom w:val="single" w:sz="8" w:space="0" w:color="374151"/>
-              <w:right w:val="single" w:sz="8" w:space="0" w:color="374151"/>
+              <w:bottom w:val="single" w:sz="4" w:space="0" w:color="auto"/>
+              <w:right w:val="single" w:sz="4" w:space="0" w:color="auto"/>
             </w:tcBorders>
             <w:shd w:val="clear" w:color="000000" w:fill="FFFFFF"/>
             <w:vAlign w:val="center"/>
@@ -15880,18 +16337,18 @@
                 <w:sz w:val="19"/>
                 <w:szCs w:val="19"/>
               </w:rPr>
-              <w:t>PRIMARY KEY, AUTO_INCREMENT</w:t>
-            </w:r>
-          </w:p>
-        </w:tc>
-        <w:tc>
-          <w:tcPr>
-            <w:tcW w:w="3075" w:type="dxa"/>
+              <w:t>PK, AUTO_INCREMENT</w:t>
+            </w:r>
+          </w:p>
+        </w:tc>
+        <w:tc>
+          <w:tcPr>
+            <w:tcW w:w="3118" w:type="dxa"/>
             <w:tcBorders>
               <w:top w:val="nil"/>
               <w:left w:val="nil"/>
-              <w:bottom w:val="single" w:sz="8" w:space="0" w:color="374151"/>
-              <w:right w:val="single" w:sz="8" w:space="0" w:color="374151"/>
+              <w:bottom w:val="single" w:sz="4" w:space="0" w:color="auto"/>
+              <w:right w:val="single" w:sz="4" w:space="0" w:color="auto"/>
             </w:tcBorders>
             <w:shd w:val="clear" w:color="000000" w:fill="FFFFFF"/>
             <w:vAlign w:val="center"/>
@@ -15917,7 +16374,7 @@
                 <w:sz w:val="19"/>
                 <w:szCs w:val="19"/>
               </w:rPr>
-              <w:t>Identificador de la ficha.</w:t>
+              <w:t>Identificador único.</w:t>
             </w:r>
           </w:p>
         </w:tc>
@@ -15928,12 +16385,12 @@
         </w:trPr>
         <w:tc>
           <w:tcPr>
-            <w:tcW w:w="1740" w:type="dxa"/>
+            <w:tcW w:w="1701" w:type="dxa"/>
             <w:tcBorders>
               <w:top w:val="nil"/>
-              <w:left w:val="single" w:sz="8" w:space="0" w:color="374151"/>
-              <w:bottom w:val="single" w:sz="8" w:space="0" w:color="374151"/>
-              <w:right w:val="single" w:sz="8" w:space="0" w:color="374151"/>
+              <w:left w:val="single" w:sz="4" w:space="0" w:color="auto"/>
+              <w:bottom w:val="single" w:sz="4" w:space="0" w:color="auto"/>
+              <w:right w:val="single" w:sz="4" w:space="0" w:color="auto"/>
             </w:tcBorders>
             <w:shd w:val="clear" w:color="000000" w:fill="FFFFFF"/>
             <w:vAlign w:val="center"/>
@@ -15964,19 +16421,19 @@
                 <w:sz w:val="19"/>
                 <w:szCs w:val="19"/>
               </w:rPr>
-              <w:t>id_usuario</w:t>
+              <w:t>id_prueba</w:t>
             </w:r>
             <w:proofErr w:type="spellEnd"/>
           </w:p>
         </w:tc>
         <w:tc>
           <w:tcPr>
-            <w:tcW w:w="1520" w:type="dxa"/>
+            <w:tcW w:w="1543" w:type="dxa"/>
             <w:tcBorders>
               <w:top w:val="nil"/>
               <w:left w:val="nil"/>
-              <w:bottom w:val="single" w:sz="8" w:space="0" w:color="374151"/>
-              <w:right w:val="single" w:sz="8" w:space="0" w:color="374151"/>
+              <w:bottom w:val="single" w:sz="4" w:space="0" w:color="auto"/>
+              <w:right w:val="single" w:sz="4" w:space="0" w:color="auto"/>
             </w:tcBorders>
             <w:shd w:val="clear" w:color="000000" w:fill="FFFFFF"/>
             <w:vAlign w:val="center"/>
@@ -16008,12 +16465,12 @@
         </w:tc>
         <w:tc>
           <w:tcPr>
-            <w:tcW w:w="2170" w:type="dxa"/>
+            <w:tcW w:w="2143" w:type="dxa"/>
             <w:tcBorders>
               <w:top w:val="nil"/>
               <w:left w:val="nil"/>
-              <w:bottom w:val="single" w:sz="8" w:space="0" w:color="374151"/>
-              <w:right w:val="single" w:sz="8" w:space="0" w:color="374151"/>
+              <w:bottom w:val="single" w:sz="4" w:space="0" w:color="auto"/>
+              <w:right w:val="single" w:sz="4" w:space="0" w:color="auto"/>
             </w:tcBorders>
             <w:shd w:val="clear" w:color="000000" w:fill="FFFFFF"/>
             <w:vAlign w:val="center"/>
@@ -16039,18 +16496,18 @@
                 <w:sz w:val="19"/>
                 <w:szCs w:val="19"/>
               </w:rPr>
-              <w:t>FOREIGN KEY, UNIQUE</w:t>
-            </w:r>
-          </w:p>
-        </w:tc>
-        <w:tc>
-          <w:tcPr>
-            <w:tcW w:w="3075" w:type="dxa"/>
+              <w:t>FK</w:t>
+            </w:r>
+          </w:p>
+        </w:tc>
+        <w:tc>
+          <w:tcPr>
+            <w:tcW w:w="3118" w:type="dxa"/>
             <w:tcBorders>
               <w:top w:val="nil"/>
               <w:left w:val="nil"/>
-              <w:bottom w:val="single" w:sz="8" w:space="0" w:color="374151"/>
-              <w:right w:val="single" w:sz="8" w:space="0" w:color="374151"/>
+              <w:bottom w:val="single" w:sz="4" w:space="0" w:color="auto"/>
+              <w:right w:val="single" w:sz="4" w:space="0" w:color="auto"/>
             </w:tcBorders>
             <w:shd w:val="clear" w:color="000000" w:fill="FFFFFF"/>
             <w:vAlign w:val="center"/>
@@ -16076,7 +16533,7 @@
                 <w:sz w:val="19"/>
                 <w:szCs w:val="19"/>
               </w:rPr>
-              <w:t>Enlace al usuario propietario.</w:t>
+              <w:t>Prueba base asociada.</w:t>
             </w:r>
           </w:p>
         </w:tc>
@@ -16087,12 +16544,12 @@
         </w:trPr>
         <w:tc>
           <w:tcPr>
-            <w:tcW w:w="1740" w:type="dxa"/>
+            <w:tcW w:w="1701" w:type="dxa"/>
             <w:tcBorders>
               <w:top w:val="nil"/>
-              <w:left w:val="single" w:sz="8" w:space="0" w:color="374151"/>
-              <w:bottom w:val="single" w:sz="8" w:space="0" w:color="374151"/>
-              <w:right w:val="single" w:sz="8" w:space="0" w:color="374151"/>
+              <w:left w:val="single" w:sz="4" w:space="0" w:color="auto"/>
+              <w:bottom w:val="single" w:sz="4" w:space="0" w:color="auto"/>
+              <w:right w:val="single" w:sz="4" w:space="0" w:color="auto"/>
             </w:tcBorders>
             <w:shd w:val="clear" w:color="000000" w:fill="FFFFFF"/>
             <w:vAlign w:val="center"/>
@@ -16123,19 +16580,19 @@
                 <w:sz w:val="19"/>
                 <w:szCs w:val="19"/>
               </w:rPr>
-              <w:t>ruta_pdf</w:t>
+              <w:t>id_categoria</w:t>
             </w:r>
             <w:proofErr w:type="spellEnd"/>
           </w:p>
         </w:tc>
         <w:tc>
           <w:tcPr>
-            <w:tcW w:w="1520" w:type="dxa"/>
+            <w:tcW w:w="1543" w:type="dxa"/>
             <w:tcBorders>
               <w:top w:val="nil"/>
               <w:left w:val="nil"/>
-              <w:bottom w:val="single" w:sz="8" w:space="0" w:color="374151"/>
-              <w:right w:val="single" w:sz="8" w:space="0" w:color="374151"/>
+              <w:bottom w:val="single" w:sz="4" w:space="0" w:color="auto"/>
+              <w:right w:val="single" w:sz="4" w:space="0" w:color="auto"/>
             </w:tcBorders>
             <w:shd w:val="clear" w:color="000000" w:fill="FFFFFF"/>
             <w:vAlign w:val="center"/>
@@ -16154,7 +16611,6 @@
                 <w:szCs w:val="19"/>
               </w:rPr>
             </w:pPr>
-            <w:proofErr w:type="gramStart"/>
             <w:r>
               <w:rPr>
                 <w:rFonts w:ascii="Segoe UI" w:hAnsi="Segoe UI" w:cs="Segoe UI"/>
@@ -16162,91 +16618,81 @@
                 <w:sz w:val="19"/>
                 <w:szCs w:val="19"/>
               </w:rPr>
-              <w:t>VARCHAR(</w:t>
-            </w:r>
-            <w:proofErr w:type="gramEnd"/>
-            <w:r>
+              <w:t>INT</w:t>
+            </w:r>
+          </w:p>
+        </w:tc>
+        <w:tc>
+          <w:tcPr>
+            <w:tcW w:w="2143" w:type="dxa"/>
+            <w:tcBorders>
+              <w:top w:val="nil"/>
+              <w:left w:val="nil"/>
+              <w:bottom w:val="single" w:sz="4" w:space="0" w:color="auto"/>
+              <w:right w:val="single" w:sz="4" w:space="0" w:color="auto"/>
+            </w:tcBorders>
+            <w:shd w:val="clear" w:color="000000" w:fill="FFFFFF"/>
+            <w:vAlign w:val="center"/>
+            <w:hideMark/>
+          </w:tcPr>
+          <w:p>
+            <w:pPr>
+              <w:keepNext w:val="0"/>
+              <w:widowControl w:val="0"/>
+              <w:suppressAutoHyphens w:val="0"/>
+              <w:spacing w:after="0" w:line="240" w:lineRule="auto"/>
               <w:rPr>
                 <w:rFonts w:ascii="Segoe UI" w:hAnsi="Segoe UI" w:cs="Segoe UI"/>
                 <w:color w:val="000000"/>
                 <w:sz w:val="19"/>
                 <w:szCs w:val="19"/>
               </w:rPr>
-              <w:t>255)</w:t>
-            </w:r>
-          </w:p>
-        </w:tc>
-        <w:tc>
-          <w:tcPr>
-            <w:tcW w:w="2170" w:type="dxa"/>
-            <w:tcBorders>
-              <w:top w:val="nil"/>
-              <w:left w:val="nil"/>
-              <w:bottom w:val="single" w:sz="8" w:space="0" w:color="374151"/>
-              <w:right w:val="single" w:sz="8" w:space="0" w:color="374151"/>
-            </w:tcBorders>
-            <w:shd w:val="clear" w:color="000000" w:fill="FFFFFF"/>
-            <w:vAlign w:val="center"/>
-            <w:hideMark/>
-          </w:tcPr>
-          <w:p>
-            <w:pPr>
-              <w:keepNext w:val="0"/>
-              <w:widowControl w:val="0"/>
-              <w:suppressAutoHyphens w:val="0"/>
-              <w:spacing w:after="0" w:line="240" w:lineRule="auto"/>
+            </w:pPr>
+            <w:r>
               <w:rPr>
                 <w:rFonts w:ascii="Segoe UI" w:hAnsi="Segoe UI" w:cs="Segoe UI"/>
                 <w:color w:val="000000"/>
                 <w:sz w:val="19"/>
                 <w:szCs w:val="19"/>
               </w:rPr>
-            </w:pPr>
-            <w:r>
+              <w:t>FK</w:t>
+            </w:r>
+          </w:p>
+        </w:tc>
+        <w:tc>
+          <w:tcPr>
+            <w:tcW w:w="3118" w:type="dxa"/>
+            <w:tcBorders>
+              <w:top w:val="nil"/>
+              <w:left w:val="nil"/>
+              <w:bottom w:val="single" w:sz="4" w:space="0" w:color="auto"/>
+              <w:right w:val="single" w:sz="4" w:space="0" w:color="auto"/>
+            </w:tcBorders>
+            <w:shd w:val="clear" w:color="000000" w:fill="FFFFFF"/>
+            <w:vAlign w:val="center"/>
+            <w:hideMark/>
+          </w:tcPr>
+          <w:p>
+            <w:pPr>
+              <w:keepNext w:val="0"/>
+              <w:widowControl w:val="0"/>
+              <w:suppressAutoHyphens w:val="0"/>
+              <w:spacing w:after="0" w:line="240" w:lineRule="auto"/>
               <w:rPr>
                 <w:rFonts w:ascii="Segoe UI" w:hAnsi="Segoe UI" w:cs="Segoe UI"/>
                 <w:color w:val="000000"/>
                 <w:sz w:val="19"/>
                 <w:szCs w:val="19"/>
               </w:rPr>
-              <w:t>NULL</w:t>
-            </w:r>
-          </w:p>
-        </w:tc>
-        <w:tc>
-          <w:tcPr>
-            <w:tcW w:w="3075" w:type="dxa"/>
-            <w:tcBorders>
-              <w:top w:val="nil"/>
-              <w:left w:val="nil"/>
-              <w:bottom w:val="single" w:sz="8" w:space="0" w:color="374151"/>
-              <w:right w:val="single" w:sz="8" w:space="0" w:color="374151"/>
-            </w:tcBorders>
-            <w:shd w:val="clear" w:color="000000" w:fill="FFFFFF"/>
-            <w:vAlign w:val="center"/>
-            <w:hideMark/>
-          </w:tcPr>
-          <w:p>
-            <w:pPr>
-              <w:keepNext w:val="0"/>
-              <w:widowControl w:val="0"/>
-              <w:suppressAutoHyphens w:val="0"/>
-              <w:spacing w:after="0" w:line="240" w:lineRule="auto"/>
+            </w:pPr>
+            <w:r>
               <w:rPr>
                 <w:rFonts w:ascii="Segoe UI" w:hAnsi="Segoe UI" w:cs="Segoe UI"/>
                 <w:color w:val="000000"/>
                 <w:sz w:val="19"/>
                 <w:szCs w:val="19"/>
               </w:rPr>
-            </w:pPr>
-            <w:r>
-              <w:rPr>
-                <w:rFonts w:ascii="Segoe UI" w:hAnsi="Segoe UI" w:cs="Segoe UI"/>
-                <w:color w:val="000000"/>
-                <w:sz w:val="19"/>
-                <w:szCs w:val="19"/>
-              </w:rPr>
-              <w:t>Ruta en el servidor del PDF generado.</w:t>
+              <w:t>Categoría a la que aplica.</w:t>
             </w:r>
           </w:p>
         </w:tc>
@@ -16257,12 +16703,12 @@
         </w:trPr>
         <w:tc>
           <w:tcPr>
-            <w:tcW w:w="1740" w:type="dxa"/>
+            <w:tcW w:w="1701" w:type="dxa"/>
             <w:tcBorders>
               <w:top w:val="nil"/>
-              <w:left w:val="single" w:sz="8" w:space="0" w:color="374151"/>
-              <w:bottom w:val="single" w:sz="8" w:space="0" w:color="374151"/>
-              <w:right w:val="single" w:sz="8" w:space="0" w:color="374151"/>
+              <w:left w:val="single" w:sz="4" w:space="0" w:color="auto"/>
+              <w:bottom w:val="single" w:sz="4" w:space="0" w:color="auto"/>
+              <w:right w:val="single" w:sz="4" w:space="0" w:color="auto"/>
             </w:tcBorders>
             <w:shd w:val="clear" w:color="000000" w:fill="FFFFFF"/>
             <w:vAlign w:val="center"/>
@@ -16293,19 +16739,19 @@
                 <w:sz w:val="19"/>
                 <w:szCs w:val="19"/>
               </w:rPr>
-              <w:t>ruta_dni</w:t>
+              <w:t>genero_aplicable</w:t>
             </w:r>
             <w:proofErr w:type="spellEnd"/>
           </w:p>
         </w:tc>
         <w:tc>
           <w:tcPr>
-            <w:tcW w:w="1520" w:type="dxa"/>
+            <w:tcW w:w="1543" w:type="dxa"/>
             <w:tcBorders>
               <w:top w:val="nil"/>
               <w:left w:val="nil"/>
-              <w:bottom w:val="single" w:sz="8" w:space="0" w:color="374151"/>
-              <w:right w:val="single" w:sz="8" w:space="0" w:color="374151"/>
+              <w:bottom w:val="single" w:sz="4" w:space="0" w:color="auto"/>
+              <w:right w:val="single" w:sz="4" w:space="0" w:color="auto"/>
             </w:tcBorders>
             <w:shd w:val="clear" w:color="000000" w:fill="FFFFFF"/>
             <w:vAlign w:val="center"/>
@@ -16324,7 +16770,6 @@
                 <w:szCs w:val="19"/>
               </w:rPr>
             </w:pPr>
-            <w:proofErr w:type="gramStart"/>
             <w:r>
               <w:rPr>
                 <w:rFonts w:ascii="Segoe UI" w:hAnsi="Segoe UI" w:cs="Segoe UI"/>
@@ -16332,91 +16777,81 @@
                 <w:sz w:val="19"/>
                 <w:szCs w:val="19"/>
               </w:rPr>
-              <w:t>VARCHAR(</w:t>
-            </w:r>
-            <w:proofErr w:type="gramEnd"/>
-            <w:r>
+              <w:t>ENUM</w:t>
+            </w:r>
+          </w:p>
+        </w:tc>
+        <w:tc>
+          <w:tcPr>
+            <w:tcW w:w="2143" w:type="dxa"/>
+            <w:tcBorders>
+              <w:top w:val="nil"/>
+              <w:left w:val="nil"/>
+              <w:bottom w:val="single" w:sz="4" w:space="0" w:color="auto"/>
+              <w:right w:val="single" w:sz="4" w:space="0" w:color="auto"/>
+            </w:tcBorders>
+            <w:shd w:val="clear" w:color="000000" w:fill="FFFFFF"/>
+            <w:vAlign w:val="center"/>
+            <w:hideMark/>
+          </w:tcPr>
+          <w:p>
+            <w:pPr>
+              <w:keepNext w:val="0"/>
+              <w:widowControl w:val="0"/>
+              <w:suppressAutoHyphens w:val="0"/>
+              <w:spacing w:after="0" w:line="240" w:lineRule="auto"/>
               <w:rPr>
                 <w:rFonts w:ascii="Segoe UI" w:hAnsi="Segoe UI" w:cs="Segoe UI"/>
                 <w:color w:val="000000"/>
                 <w:sz w:val="19"/>
                 <w:szCs w:val="19"/>
               </w:rPr>
-              <w:t>255)</w:t>
-            </w:r>
-          </w:p>
-        </w:tc>
-        <w:tc>
-          <w:tcPr>
-            <w:tcW w:w="2170" w:type="dxa"/>
-            <w:tcBorders>
-              <w:top w:val="nil"/>
-              <w:left w:val="nil"/>
-              <w:bottom w:val="single" w:sz="8" w:space="0" w:color="374151"/>
-              <w:right w:val="single" w:sz="8" w:space="0" w:color="374151"/>
-            </w:tcBorders>
-            <w:shd w:val="clear" w:color="000000" w:fill="FFFFFF"/>
-            <w:vAlign w:val="center"/>
-            <w:hideMark/>
-          </w:tcPr>
-          <w:p>
-            <w:pPr>
-              <w:keepNext w:val="0"/>
-              <w:widowControl w:val="0"/>
-              <w:suppressAutoHyphens w:val="0"/>
-              <w:spacing w:after="0" w:line="240" w:lineRule="auto"/>
+            </w:pPr>
+            <w:r>
               <w:rPr>
                 <w:rFonts w:ascii="Segoe UI" w:hAnsi="Segoe UI" w:cs="Segoe UI"/>
                 <w:color w:val="000000"/>
                 <w:sz w:val="19"/>
                 <w:szCs w:val="19"/>
               </w:rPr>
-            </w:pPr>
-            <w:r>
+              <w:t>NOT NULL</w:t>
+            </w:r>
+          </w:p>
+        </w:tc>
+        <w:tc>
+          <w:tcPr>
+            <w:tcW w:w="3118" w:type="dxa"/>
+            <w:tcBorders>
+              <w:top w:val="nil"/>
+              <w:left w:val="nil"/>
+              <w:bottom w:val="single" w:sz="4" w:space="0" w:color="auto"/>
+              <w:right w:val="single" w:sz="4" w:space="0" w:color="auto"/>
+            </w:tcBorders>
+            <w:shd w:val="clear" w:color="000000" w:fill="FFFFFF"/>
+            <w:vAlign w:val="center"/>
+            <w:hideMark/>
+          </w:tcPr>
+          <w:p>
+            <w:pPr>
+              <w:keepNext w:val="0"/>
+              <w:widowControl w:val="0"/>
+              <w:suppressAutoHyphens w:val="0"/>
+              <w:spacing w:after="0" w:line="240" w:lineRule="auto"/>
               <w:rPr>
                 <w:rFonts w:ascii="Segoe UI" w:hAnsi="Segoe UI" w:cs="Segoe UI"/>
                 <w:color w:val="000000"/>
                 <w:sz w:val="19"/>
                 <w:szCs w:val="19"/>
               </w:rPr>
-              <w:t>NULL</w:t>
-            </w:r>
-          </w:p>
-        </w:tc>
-        <w:tc>
-          <w:tcPr>
-            <w:tcW w:w="3075" w:type="dxa"/>
-            <w:tcBorders>
-              <w:top w:val="nil"/>
-              <w:left w:val="nil"/>
-              <w:bottom w:val="single" w:sz="8" w:space="0" w:color="374151"/>
-              <w:right w:val="single" w:sz="8" w:space="0" w:color="374151"/>
-            </w:tcBorders>
-            <w:shd w:val="clear" w:color="000000" w:fill="FFFFFF"/>
-            <w:vAlign w:val="center"/>
-            <w:hideMark/>
-          </w:tcPr>
-          <w:p>
-            <w:pPr>
-              <w:keepNext w:val="0"/>
-              <w:widowControl w:val="0"/>
-              <w:suppressAutoHyphens w:val="0"/>
-              <w:spacing w:after="0" w:line="240" w:lineRule="auto"/>
+            </w:pPr>
+            <w:r>
               <w:rPr>
                 <w:rFonts w:ascii="Segoe UI" w:hAnsi="Segoe UI" w:cs="Segoe UI"/>
                 <w:color w:val="000000"/>
                 <w:sz w:val="19"/>
                 <w:szCs w:val="19"/>
               </w:rPr>
-            </w:pPr>
-            <w:r>
-              <w:rPr>
-                <w:rFonts w:ascii="Segoe UI" w:hAnsi="Segoe UI" w:cs="Segoe UI"/>
-                <w:color w:val="000000"/>
-                <w:sz w:val="19"/>
-                <w:szCs w:val="19"/>
-              </w:rPr>
-              <w:t>Ruta del escaneo del documento de identidad.</w:t>
+              <w:t>'M', 'F' o 'Ambos'.</w:t>
             </w:r>
           </w:p>
         </w:tc>
@@ -16427,12 +16862,12 @@
         </w:trPr>
         <w:tc>
           <w:tcPr>
-            <w:tcW w:w="1740" w:type="dxa"/>
+            <w:tcW w:w="1701" w:type="dxa"/>
             <w:tcBorders>
               <w:top w:val="nil"/>
-              <w:left w:val="single" w:sz="8" w:space="0" w:color="374151"/>
-              <w:bottom w:val="single" w:sz="8" w:space="0" w:color="374151"/>
-              <w:right w:val="single" w:sz="8" w:space="0" w:color="374151"/>
+              <w:left w:val="single" w:sz="4" w:space="0" w:color="auto"/>
+              <w:bottom w:val="single" w:sz="4" w:space="0" w:color="auto"/>
+              <w:right w:val="single" w:sz="4" w:space="0" w:color="auto"/>
             </w:tcBorders>
             <w:shd w:val="clear" w:color="000000" w:fill="FFFFFF"/>
             <w:vAlign w:val="center"/>
@@ -16453,7 +16888,6 @@
                 <w:szCs w:val="19"/>
               </w:rPr>
             </w:pPr>
-            <w:proofErr w:type="spellStart"/>
             <w:r>
               <w:rPr>
                 <w:rFonts w:ascii="Segoe UI" w:hAnsi="Segoe UI" w:cs="Segoe UI"/>
@@ -16463,19 +16897,18 @@
                 <w:sz w:val="19"/>
                 <w:szCs w:val="19"/>
               </w:rPr>
-              <w:t>fecha_creacion</w:t>
-            </w:r>
-            <w:proofErr w:type="spellEnd"/>
-          </w:p>
-        </w:tc>
-        <w:tc>
-          <w:tcPr>
-            <w:tcW w:w="1520" w:type="dxa"/>
+              <w:t>especificaciones</w:t>
+            </w:r>
+          </w:p>
+        </w:tc>
+        <w:tc>
+          <w:tcPr>
+            <w:tcW w:w="1543" w:type="dxa"/>
             <w:tcBorders>
               <w:top w:val="nil"/>
               <w:left w:val="nil"/>
-              <w:bottom w:val="single" w:sz="8" w:space="0" w:color="374151"/>
-              <w:right w:val="single" w:sz="8" w:space="0" w:color="374151"/>
+              <w:bottom w:val="single" w:sz="4" w:space="0" w:color="auto"/>
+              <w:right w:val="single" w:sz="4" w:space="0" w:color="auto"/>
             </w:tcBorders>
             <w:shd w:val="clear" w:color="000000" w:fill="FFFFFF"/>
             <w:vAlign w:val="center"/>
@@ -16494,6 +16927,7 @@
                 <w:szCs w:val="19"/>
               </w:rPr>
             </w:pPr>
+            <w:proofErr w:type="gramStart"/>
             <w:r>
               <w:rPr>
                 <w:rFonts w:ascii="Segoe UI" w:hAnsi="Segoe UI" w:cs="Segoe UI"/>
@@ -16501,81 +16935,102 @@
                 <w:sz w:val="19"/>
                 <w:szCs w:val="19"/>
               </w:rPr>
-              <w:t>TIMESTAMP</w:t>
-            </w:r>
-          </w:p>
-        </w:tc>
-        <w:tc>
-          <w:tcPr>
-            <w:tcW w:w="2170" w:type="dxa"/>
-            <w:tcBorders>
-              <w:top w:val="nil"/>
-              <w:left w:val="nil"/>
-              <w:bottom w:val="single" w:sz="8" w:space="0" w:color="374151"/>
-              <w:right w:val="single" w:sz="8" w:space="0" w:color="374151"/>
-            </w:tcBorders>
-            <w:shd w:val="clear" w:color="000000" w:fill="FFFFFF"/>
-            <w:vAlign w:val="center"/>
-            <w:hideMark/>
-          </w:tcPr>
-          <w:p>
-            <w:pPr>
-              <w:keepNext w:val="0"/>
-              <w:widowControl w:val="0"/>
-              <w:suppressAutoHyphens w:val="0"/>
-              <w:spacing w:after="0" w:line="240" w:lineRule="auto"/>
+              <w:t>VARCHAR(</w:t>
+            </w:r>
+            <w:proofErr w:type="gramEnd"/>
+            <w:r>
               <w:rPr>
                 <w:rFonts w:ascii="Segoe UI" w:hAnsi="Segoe UI" w:cs="Segoe UI"/>
                 <w:color w:val="000000"/>
                 <w:sz w:val="19"/>
                 <w:szCs w:val="19"/>
               </w:rPr>
-            </w:pPr>
-            <w:r>
+              <w:t>100)</w:t>
+            </w:r>
+          </w:p>
+        </w:tc>
+        <w:tc>
+          <w:tcPr>
+            <w:tcW w:w="2143" w:type="dxa"/>
+            <w:tcBorders>
+              <w:top w:val="nil"/>
+              <w:left w:val="nil"/>
+              <w:bottom w:val="single" w:sz="4" w:space="0" w:color="auto"/>
+              <w:right w:val="single" w:sz="4" w:space="0" w:color="auto"/>
+            </w:tcBorders>
+            <w:shd w:val="clear" w:color="000000" w:fill="FFFFFF"/>
+            <w:vAlign w:val="center"/>
+            <w:hideMark/>
+          </w:tcPr>
+          <w:p>
+            <w:pPr>
+              <w:keepNext w:val="0"/>
+              <w:widowControl w:val="0"/>
+              <w:suppressAutoHyphens w:val="0"/>
+              <w:spacing w:after="0" w:line="240" w:lineRule="auto"/>
               <w:rPr>
                 <w:rFonts w:ascii="Segoe UI" w:hAnsi="Segoe UI" w:cs="Segoe UI"/>
                 <w:color w:val="000000"/>
                 <w:sz w:val="19"/>
                 <w:szCs w:val="19"/>
               </w:rPr>
-              <w:t>DEFAULT CURRENT_TIMESTAMP</w:t>
-            </w:r>
-          </w:p>
-        </w:tc>
-        <w:tc>
-          <w:tcPr>
-            <w:tcW w:w="3075" w:type="dxa"/>
-            <w:tcBorders>
-              <w:top w:val="nil"/>
-              <w:left w:val="nil"/>
-              <w:bottom w:val="single" w:sz="8" w:space="0" w:color="374151"/>
-              <w:right w:val="single" w:sz="8" w:space="0" w:color="374151"/>
-            </w:tcBorders>
-            <w:shd w:val="clear" w:color="000000" w:fill="FFFFFF"/>
-            <w:vAlign w:val="center"/>
-            <w:hideMark/>
-          </w:tcPr>
-          <w:p>
-            <w:pPr>
-              <w:keepNext w:val="0"/>
-              <w:widowControl w:val="0"/>
-              <w:suppressAutoHyphens w:val="0"/>
-              <w:spacing w:after="0" w:line="240" w:lineRule="auto"/>
+            </w:pPr>
+            <w:r>
               <w:rPr>
                 <w:rFonts w:ascii="Segoe UI" w:hAnsi="Segoe UI" w:cs="Segoe UI"/>
                 <w:color w:val="000000"/>
                 <w:sz w:val="19"/>
                 <w:szCs w:val="19"/>
               </w:rPr>
-            </w:pPr>
-            <w:r>
+              <w:t>NULL</w:t>
+            </w:r>
+          </w:p>
+        </w:tc>
+        <w:tc>
+          <w:tcPr>
+            <w:tcW w:w="3118" w:type="dxa"/>
+            <w:tcBorders>
+              <w:top w:val="nil"/>
+              <w:left w:val="nil"/>
+              <w:bottom w:val="single" w:sz="4" w:space="0" w:color="auto"/>
+              <w:right w:val="single" w:sz="4" w:space="0" w:color="auto"/>
+            </w:tcBorders>
+            <w:shd w:val="clear" w:color="000000" w:fill="FFFFFF"/>
+            <w:vAlign w:val="center"/>
+            <w:hideMark/>
+          </w:tcPr>
+          <w:p>
+            <w:pPr>
+              <w:keepNext w:val="0"/>
+              <w:widowControl w:val="0"/>
+              <w:suppressAutoHyphens w:val="0"/>
+              <w:spacing w:after="0" w:line="240" w:lineRule="auto"/>
               <w:rPr>
                 <w:rFonts w:ascii="Segoe UI" w:hAnsi="Segoe UI" w:cs="Segoe UI"/>
                 <w:color w:val="000000"/>
                 <w:sz w:val="19"/>
                 <w:szCs w:val="19"/>
               </w:rPr>
-              <w:t>Fecha de generación o subida.</w:t>
+            </w:pPr>
+            <w:proofErr w:type="spellStart"/>
+            <w:r>
+              <w:rPr>
+                <w:rFonts w:ascii="Segoe UI" w:hAnsi="Segoe UI" w:cs="Segoe UI"/>
+                <w:color w:val="000000"/>
+                <w:sz w:val="19"/>
+                <w:szCs w:val="19"/>
+              </w:rPr>
+              <w:t>Ej</w:t>
+            </w:r>
+            <w:proofErr w:type="spellEnd"/>
+            <w:r>
+              <w:rPr>
+                <w:rFonts w:ascii="Segoe UI" w:hAnsi="Segoe UI" w:cs="Segoe UI"/>
+                <w:color w:val="000000"/>
+                <w:sz w:val="19"/>
+                <w:szCs w:val="19"/>
+              </w:rPr>
+              <w:t>: '0.84m', '4kg', etc.</w:t>
             </w:r>
           </w:p>
         </w:tc>
@@ -16587,10 +17042,11 @@
         <w:widowControl w:val="0"/>
         <w:shd w:val="clear" w:color="auto" w:fill="FFFFFF" w:themeFill="background1"/>
         <w:spacing w:after="48"/>
-        <w:ind w:left="360"/>
         <w:jc w:val="both"/>
         <w:rPr>
           <w:rFonts w:ascii="Segoe UI" w:eastAsia="Segoe UI" w:hAnsi="Segoe UI" w:cs="Segoe UI"/>
+          <w:b/>
+          <w:bCs/>
           <w:color w:val="212121"/>
           <w:sz w:val="24"/>
         </w:rPr>
@@ -16620,7 +17076,7 @@
           <w:color w:val="212121"/>
           <w:sz w:val="24"/>
         </w:rPr>
-        <w:t xml:space="preserve">3.3.3. </w:t>
+        <w:t>3.3.</w:t>
       </w:r>
       <w:r>
         <w:rPr>
@@ -16630,9 +17086,8 @@
           <w:color w:val="212121"/>
           <w:sz w:val="24"/>
         </w:rPr>
-        <w:t xml:space="preserve">Tabla: </w:t>
-      </w:r>
-      <w:proofErr w:type="spellStart"/>
+        <w:t>4</w:t>
+      </w:r>
       <w:r>
         <w:rPr>
           <w:rFonts w:ascii="Segoe UI" w:eastAsia="Segoe UI" w:hAnsi="Segoe UI" w:cs="Segoe UI"/>
@@ -16641,9 +17096,28 @@
           <w:color w:val="212121"/>
           <w:sz w:val="24"/>
         </w:rPr>
-        <w:t>feedback_entrenamientos</w:t>
-      </w:r>
-      <w:proofErr w:type="spellEnd"/>
+        <w:t xml:space="preserve">. </w:t>
+      </w:r>
+      <w:r>
+        <w:rPr>
+          <w:rFonts w:ascii="Segoe UI" w:eastAsia="Segoe UI" w:hAnsi="Segoe UI" w:cs="Segoe UI"/>
+          <w:b/>
+          <w:bCs/>
+          <w:color w:val="212121"/>
+          <w:sz w:val="24"/>
+        </w:rPr>
+        <w:t xml:space="preserve">Tabla: </w:t>
+      </w:r>
+      <w:r>
+        <w:rPr>
+          <w:rFonts w:ascii="Segoe UI" w:eastAsia="Segoe UI" w:hAnsi="Segoe UI" w:cs="Segoe UI"/>
+          <w:b/>
+          <w:bCs/>
+          <w:color w:val="212121"/>
+          <w:sz w:val="24"/>
+        </w:rPr>
+        <w:t>usuarios</w:t>
+      </w:r>
     </w:p>
     <w:p>
       <w:pPr>
@@ -16665,25 +17139,7 @@
           <w:color w:val="212121"/>
           <w:sz w:val="24"/>
         </w:rPr>
-        <w:t xml:space="preserve">Registra las sensaciones diarias. Relación </w:t>
-      </w:r>
-      <w:proofErr w:type="gramStart"/>
-      <w:r>
-        <w:rPr>
-          <w:rFonts w:ascii="Segoe UI" w:eastAsia="Segoe UI" w:hAnsi="Segoe UI" w:cs="Segoe UI"/>
-          <w:color w:val="212121"/>
-          <w:sz w:val="24"/>
-        </w:rPr>
-        <w:t>1:N</w:t>
-      </w:r>
-      <w:proofErr w:type="gramEnd"/>
-      <w:r>
-        <w:rPr>
-          <w:rFonts w:ascii="Segoe UI" w:eastAsia="Segoe UI" w:hAnsi="Segoe UI" w:cs="Segoe UI"/>
-          <w:color w:val="212121"/>
-          <w:sz w:val="24"/>
-        </w:rPr>
-        <w:t xml:space="preserve"> con la tabla usuarios.</w:t>
+        <w:t>Almacena las credenciales de acceso y datos personales, perfilando al atleta.</w:t>
       </w:r>
     </w:p>
     <w:tbl>
@@ -16715,7 +17171,7 @@
               <w:bottom w:val="single" w:sz="4" w:space="0" w:color="auto"/>
               <w:right w:val="single" w:sz="4" w:space="0" w:color="auto"/>
             </w:tcBorders>
-            <w:shd w:val="clear" w:color="000000" w:fill="FEE2E2"/>
+            <w:shd w:val="clear" w:color="auto" w:fill="FEE2E2"/>
             <w:vAlign w:val="center"/>
             <w:hideMark/>
           </w:tcPr>
@@ -16751,7 +17207,7 @@
               <w:bottom w:val="single" w:sz="4" w:space="0" w:color="auto"/>
               <w:right w:val="single" w:sz="4" w:space="0" w:color="auto"/>
             </w:tcBorders>
-            <w:shd w:val="clear" w:color="000000" w:fill="FEE2E2"/>
+            <w:shd w:val="clear" w:color="auto" w:fill="FEE2E2"/>
             <w:vAlign w:val="center"/>
             <w:hideMark/>
           </w:tcPr>
@@ -16787,7 +17243,7 @@
               <w:bottom w:val="single" w:sz="4" w:space="0" w:color="auto"/>
               <w:right w:val="single" w:sz="4" w:space="0" w:color="auto"/>
             </w:tcBorders>
-            <w:shd w:val="clear" w:color="000000" w:fill="FEE2E2"/>
+            <w:shd w:val="clear" w:color="auto" w:fill="FEE2E2"/>
             <w:vAlign w:val="center"/>
             <w:hideMark/>
           </w:tcPr>
@@ -16823,7 +17279,7 @@
               <w:bottom w:val="single" w:sz="4" w:space="0" w:color="auto"/>
               <w:right w:val="single" w:sz="4" w:space="0" w:color="auto"/>
             </w:tcBorders>
-            <w:shd w:val="clear" w:color="000000" w:fill="FEE2E2"/>
+            <w:shd w:val="clear" w:color="auto" w:fill="FEE2E2"/>
             <w:vAlign w:val="center"/>
             <w:hideMark/>
           </w:tcPr>
@@ -16892,7 +17348,7 @@
                 <w:sz w:val="19"/>
                 <w:szCs w:val="19"/>
               </w:rPr>
-              <w:t>id_feedback</w:t>
+              <w:t>id_usuario</w:t>
             </w:r>
             <w:proofErr w:type="spellEnd"/>
           </w:p>
@@ -16965,7 +17421,7 @@
                 <w:sz w:val="19"/>
                 <w:szCs w:val="19"/>
               </w:rPr>
-              <w:t>PRIMARY KEY, AUTO_INCREMENT</w:t>
+              <w:t>PK, AUTO_INCREMENT</w:t>
             </w:r>
           </w:p>
         </w:tc>
@@ -17001,7 +17457,7 @@
                 <w:sz w:val="19"/>
                 <w:szCs w:val="19"/>
               </w:rPr>
-              <w:t>Identificador del registro.</w:t>
+              <w:t>Identificador único.</w:t>
             </w:r>
           </w:p>
         </w:tc>
@@ -17047,7 +17503,7 @@
                 <w:sz w:val="19"/>
                 <w:szCs w:val="19"/>
               </w:rPr>
-              <w:t>id_usuario</w:t>
+              <w:t>id_categoria</w:t>
             </w:r>
             <w:proofErr w:type="spellEnd"/>
           </w:p>
@@ -17120,7 +17576,7 @@
                 <w:sz w:val="19"/>
                 <w:szCs w:val="19"/>
               </w:rPr>
-              <w:t>FOREIGN KEY</w:t>
+              <w:t>FK</w:t>
             </w:r>
           </w:p>
         </w:tc>
@@ -17156,7 +17612,7 @@
                 <w:sz w:val="19"/>
                 <w:szCs w:val="19"/>
               </w:rPr>
-              <w:t>Atleta que registra el entreno.</w:t>
+              <w:t>Categoría actual del atleta.</w:t>
             </w:r>
           </w:p>
         </w:tc>
@@ -17201,7 +17657,7 @@
                 <w:sz w:val="19"/>
                 <w:szCs w:val="19"/>
               </w:rPr>
-              <w:t>fecha</w:t>
+              <w:t>nombre</w:t>
             </w:r>
           </w:p>
         </w:tc>
@@ -17230,6 +17686,7 @@
                 <w:szCs w:val="19"/>
               </w:rPr>
             </w:pPr>
+            <w:proofErr w:type="gramStart"/>
             <w:r>
               <w:rPr>
                 <w:rFonts w:ascii="Segoe UI" w:hAnsi="Segoe UI" w:cs="Segoe UI"/>
@@ -17237,7 +17694,17 @@
                 <w:sz w:val="19"/>
                 <w:szCs w:val="19"/>
               </w:rPr>
-              <w:t>DATE</w:t>
+              <w:t>VARCHAR(</w:t>
+            </w:r>
+            <w:proofErr w:type="gramEnd"/>
+            <w:r>
+              <w:rPr>
+                <w:rFonts w:ascii="Segoe UI" w:hAnsi="Segoe UI" w:cs="Segoe UI"/>
+                <w:color w:val="000000"/>
+                <w:sz w:val="19"/>
+                <w:szCs w:val="19"/>
+              </w:rPr>
+              <w:t>50)</w:t>
             </w:r>
           </w:p>
         </w:tc>
@@ -17309,7 +17776,7 @@
                 <w:sz w:val="19"/>
                 <w:szCs w:val="19"/>
               </w:rPr>
-              <w:t>Día de la sesión de entrenamiento.</w:t>
+              <w:t>Nombre de pila.</w:t>
             </w:r>
           </w:p>
         </w:tc>
@@ -17354,7 +17821,7 @@
                 <w:sz w:val="19"/>
                 <w:szCs w:val="19"/>
               </w:rPr>
-              <w:t>prueba</w:t>
+              <w:t>apellidos</w:t>
             </w:r>
           </w:p>
         </w:tc>
@@ -17401,7 +17868,7 @@
                 <w:sz w:val="19"/>
                 <w:szCs w:val="19"/>
               </w:rPr>
-              <w:t>50)</w:t>
+              <w:t>100)</w:t>
             </w:r>
           </w:p>
         </w:tc>
@@ -17473,7 +17940,7 @@
                 <w:sz w:val="19"/>
                 <w:szCs w:val="19"/>
               </w:rPr>
-              <w:t>Especialidad (ej. 100m lisos, Salto longitud).</w:t>
+              <w:t>Apellidos del usuario.</w:t>
             </w:r>
           </w:p>
         </w:tc>
@@ -17509,6 +17976,7 @@
                 <w:szCs w:val="19"/>
               </w:rPr>
             </w:pPr>
+            <w:proofErr w:type="spellStart"/>
             <w:r>
               <w:rPr>
                 <w:rFonts w:ascii="Segoe UI" w:hAnsi="Segoe UI" w:cs="Segoe UI"/>
@@ -17518,8 +17986,9 @@
                 <w:sz w:val="19"/>
                 <w:szCs w:val="19"/>
               </w:rPr>
-              <w:t>sensaciones</w:t>
-            </w:r>
+              <w:t>dni</w:t>
+            </w:r>
+            <w:proofErr w:type="spellEnd"/>
           </w:p>
         </w:tc>
         <w:tc>
@@ -17547,6 +18016,7 @@
                 <w:szCs w:val="19"/>
               </w:rPr>
             </w:pPr>
+            <w:proofErr w:type="gramStart"/>
             <w:r>
               <w:rPr>
                 <w:rFonts w:ascii="Segoe UI" w:hAnsi="Segoe UI" w:cs="Segoe UI"/>
@@ -17554,7 +18024,17 @@
                 <w:sz w:val="19"/>
                 <w:szCs w:val="19"/>
               </w:rPr>
-              <w:t>TEXT</w:t>
+              <w:t>VARCHAR(</w:t>
+            </w:r>
+            <w:proofErr w:type="gramEnd"/>
+            <w:r>
+              <w:rPr>
+                <w:rFonts w:ascii="Segoe UI" w:hAnsi="Segoe UI" w:cs="Segoe UI"/>
+                <w:color w:val="000000"/>
+                <w:sz w:val="19"/>
+                <w:szCs w:val="19"/>
+              </w:rPr>
+              <w:t>9)</w:t>
             </w:r>
           </w:p>
         </w:tc>
@@ -17590,7 +18070,7 @@
                 <w:sz w:val="19"/>
                 <w:szCs w:val="19"/>
               </w:rPr>
-              <w:t>NULL</w:t>
+              <w:t>UNIQUE</w:t>
             </w:r>
           </w:p>
         </w:tc>
@@ -17626,7 +18106,798 @@
                 <w:sz w:val="19"/>
                 <w:szCs w:val="19"/>
               </w:rPr>
-              <w:t>Comentarios del atleta sobre su rendimiento.</w:t>
+              <w:t>Documento de identidad.</w:t>
+            </w:r>
+          </w:p>
+        </w:tc>
+      </w:tr>
+      <w:tr>
+        <w:trPr>
+          <w:trHeight w:val="465"/>
+        </w:trPr>
+        <w:tc>
+          <w:tcPr>
+            <w:tcW w:w="1701" w:type="dxa"/>
+            <w:tcBorders>
+              <w:top w:val="nil"/>
+              <w:left w:val="single" w:sz="4" w:space="0" w:color="auto"/>
+              <w:bottom w:val="single" w:sz="4" w:space="0" w:color="auto"/>
+              <w:right w:val="single" w:sz="4" w:space="0" w:color="auto"/>
+            </w:tcBorders>
+            <w:shd w:val="clear" w:color="000000" w:fill="FFFFFF"/>
+            <w:vAlign w:val="center"/>
+            <w:hideMark/>
+          </w:tcPr>
+          <w:p>
+            <w:pPr>
+              <w:keepNext w:val="0"/>
+              <w:suppressAutoHyphens w:val="0"/>
+              <w:spacing w:after="0" w:line="240" w:lineRule="auto"/>
+              <w:rPr>
+                <w:rFonts w:ascii="Segoe UI" w:hAnsi="Segoe UI" w:cs="Segoe UI"/>
+                <w:b/>
+                <w:bCs/>
+                <w:color w:val="000000"/>
+                <w:sz w:val="19"/>
+                <w:szCs w:val="19"/>
+              </w:rPr>
+            </w:pPr>
+            <w:r>
+              <w:rPr>
+                <w:rFonts w:ascii="Segoe UI" w:hAnsi="Segoe UI" w:cs="Segoe UI"/>
+                <w:b/>
+                <w:bCs/>
+                <w:color w:val="000000"/>
+                <w:sz w:val="19"/>
+                <w:szCs w:val="19"/>
+              </w:rPr>
+              <w:t>email</w:t>
+            </w:r>
+          </w:p>
+        </w:tc>
+        <w:tc>
+          <w:tcPr>
+            <w:tcW w:w="1559" w:type="dxa"/>
+            <w:tcBorders>
+              <w:top w:val="nil"/>
+              <w:left w:val="nil"/>
+              <w:bottom w:val="single" w:sz="4" w:space="0" w:color="auto"/>
+              <w:right w:val="single" w:sz="4" w:space="0" w:color="auto"/>
+            </w:tcBorders>
+            <w:shd w:val="clear" w:color="000000" w:fill="FFFFFF"/>
+            <w:vAlign w:val="center"/>
+            <w:hideMark/>
+          </w:tcPr>
+          <w:p>
+            <w:pPr>
+              <w:keepNext w:val="0"/>
+              <w:suppressAutoHyphens w:val="0"/>
+              <w:spacing w:after="0" w:line="240" w:lineRule="auto"/>
+              <w:rPr>
+                <w:rFonts w:ascii="Segoe UI" w:hAnsi="Segoe UI" w:cs="Segoe UI"/>
+                <w:color w:val="000000"/>
+                <w:sz w:val="19"/>
+                <w:szCs w:val="19"/>
+              </w:rPr>
+            </w:pPr>
+            <w:proofErr w:type="gramStart"/>
+            <w:r>
+              <w:rPr>
+                <w:rFonts w:ascii="Segoe UI" w:hAnsi="Segoe UI" w:cs="Segoe UI"/>
+                <w:color w:val="000000"/>
+                <w:sz w:val="19"/>
+                <w:szCs w:val="19"/>
+              </w:rPr>
+              <w:t>VARCHAR(</w:t>
+            </w:r>
+            <w:proofErr w:type="gramEnd"/>
+            <w:r>
+              <w:rPr>
+                <w:rFonts w:ascii="Segoe UI" w:hAnsi="Segoe UI" w:cs="Segoe UI"/>
+                <w:color w:val="000000"/>
+                <w:sz w:val="19"/>
+                <w:szCs w:val="19"/>
+              </w:rPr>
+              <w:t>100)</w:t>
+            </w:r>
+          </w:p>
+        </w:tc>
+        <w:tc>
+          <w:tcPr>
+            <w:tcW w:w="2127" w:type="dxa"/>
+            <w:tcBorders>
+              <w:top w:val="nil"/>
+              <w:left w:val="nil"/>
+              <w:bottom w:val="single" w:sz="4" w:space="0" w:color="auto"/>
+              <w:right w:val="single" w:sz="4" w:space="0" w:color="auto"/>
+            </w:tcBorders>
+            <w:shd w:val="clear" w:color="000000" w:fill="FFFFFF"/>
+            <w:vAlign w:val="center"/>
+            <w:hideMark/>
+          </w:tcPr>
+          <w:p>
+            <w:pPr>
+              <w:keepNext w:val="0"/>
+              <w:suppressAutoHyphens w:val="0"/>
+              <w:spacing w:after="0" w:line="240" w:lineRule="auto"/>
+              <w:rPr>
+                <w:rFonts w:ascii="Segoe UI" w:hAnsi="Segoe UI" w:cs="Segoe UI"/>
+                <w:color w:val="000000"/>
+                <w:sz w:val="19"/>
+                <w:szCs w:val="19"/>
+              </w:rPr>
+            </w:pPr>
+            <w:r>
+              <w:rPr>
+                <w:rFonts w:ascii="Segoe UI" w:hAnsi="Segoe UI" w:cs="Segoe UI"/>
+                <w:color w:val="000000"/>
+                <w:sz w:val="19"/>
+                <w:szCs w:val="19"/>
+              </w:rPr>
+              <w:t>UNIQUE, NOT NULL</w:t>
+            </w:r>
+          </w:p>
+        </w:tc>
+        <w:tc>
+          <w:tcPr>
+            <w:tcW w:w="3118" w:type="dxa"/>
+            <w:tcBorders>
+              <w:top w:val="nil"/>
+              <w:left w:val="nil"/>
+              <w:bottom w:val="single" w:sz="4" w:space="0" w:color="auto"/>
+              <w:right w:val="single" w:sz="4" w:space="0" w:color="auto"/>
+            </w:tcBorders>
+            <w:shd w:val="clear" w:color="000000" w:fill="FFFFFF"/>
+            <w:vAlign w:val="center"/>
+            <w:hideMark/>
+          </w:tcPr>
+          <w:p>
+            <w:pPr>
+              <w:keepNext w:val="0"/>
+              <w:suppressAutoHyphens w:val="0"/>
+              <w:spacing w:after="0" w:line="240" w:lineRule="auto"/>
+              <w:rPr>
+                <w:rFonts w:ascii="Segoe UI" w:hAnsi="Segoe UI" w:cs="Segoe UI"/>
+                <w:color w:val="000000"/>
+                <w:sz w:val="19"/>
+                <w:szCs w:val="19"/>
+              </w:rPr>
+            </w:pPr>
+            <w:r>
+              <w:rPr>
+                <w:rFonts w:ascii="Segoe UI" w:hAnsi="Segoe UI" w:cs="Segoe UI"/>
+                <w:color w:val="000000"/>
+                <w:sz w:val="19"/>
+                <w:szCs w:val="19"/>
+              </w:rPr>
+              <w:t>Correo electrónico.</w:t>
+            </w:r>
+          </w:p>
+        </w:tc>
+      </w:tr>
+      <w:tr>
+        <w:trPr>
+          <w:trHeight w:val="465"/>
+        </w:trPr>
+        <w:tc>
+          <w:tcPr>
+            <w:tcW w:w="1701" w:type="dxa"/>
+            <w:tcBorders>
+              <w:top w:val="nil"/>
+              <w:left w:val="single" w:sz="4" w:space="0" w:color="auto"/>
+              <w:bottom w:val="single" w:sz="4" w:space="0" w:color="auto"/>
+              <w:right w:val="single" w:sz="4" w:space="0" w:color="auto"/>
+            </w:tcBorders>
+            <w:shd w:val="clear" w:color="000000" w:fill="FFFFFF"/>
+            <w:vAlign w:val="center"/>
+            <w:hideMark/>
+          </w:tcPr>
+          <w:p>
+            <w:pPr>
+              <w:keepNext w:val="0"/>
+              <w:suppressAutoHyphens w:val="0"/>
+              <w:spacing w:after="0" w:line="240" w:lineRule="auto"/>
+              <w:rPr>
+                <w:rFonts w:ascii="Segoe UI" w:hAnsi="Segoe UI" w:cs="Segoe UI"/>
+                <w:b/>
+                <w:bCs/>
+                <w:color w:val="000000"/>
+                <w:sz w:val="19"/>
+                <w:szCs w:val="19"/>
+              </w:rPr>
+            </w:pPr>
+            <w:proofErr w:type="spellStart"/>
+            <w:r>
+              <w:rPr>
+                <w:rFonts w:ascii="Segoe UI" w:hAnsi="Segoe UI" w:cs="Segoe UI"/>
+                <w:b/>
+                <w:bCs/>
+                <w:color w:val="000000"/>
+                <w:sz w:val="19"/>
+                <w:szCs w:val="19"/>
+              </w:rPr>
+              <w:t>password_hash</w:t>
+            </w:r>
+            <w:proofErr w:type="spellEnd"/>
+          </w:p>
+        </w:tc>
+        <w:tc>
+          <w:tcPr>
+            <w:tcW w:w="1559" w:type="dxa"/>
+            <w:tcBorders>
+              <w:top w:val="nil"/>
+              <w:left w:val="nil"/>
+              <w:bottom w:val="single" w:sz="4" w:space="0" w:color="auto"/>
+              <w:right w:val="single" w:sz="4" w:space="0" w:color="auto"/>
+            </w:tcBorders>
+            <w:shd w:val="clear" w:color="000000" w:fill="FFFFFF"/>
+            <w:vAlign w:val="center"/>
+            <w:hideMark/>
+          </w:tcPr>
+          <w:p>
+            <w:pPr>
+              <w:keepNext w:val="0"/>
+              <w:suppressAutoHyphens w:val="0"/>
+              <w:spacing w:after="0" w:line="240" w:lineRule="auto"/>
+              <w:rPr>
+                <w:rFonts w:ascii="Segoe UI" w:hAnsi="Segoe UI" w:cs="Segoe UI"/>
+                <w:color w:val="000000"/>
+                <w:sz w:val="19"/>
+                <w:szCs w:val="19"/>
+              </w:rPr>
+            </w:pPr>
+            <w:proofErr w:type="gramStart"/>
+            <w:r>
+              <w:rPr>
+                <w:rFonts w:ascii="Segoe UI" w:hAnsi="Segoe UI" w:cs="Segoe UI"/>
+                <w:color w:val="000000"/>
+                <w:sz w:val="19"/>
+                <w:szCs w:val="19"/>
+              </w:rPr>
+              <w:t>VARCHAR(</w:t>
+            </w:r>
+            <w:proofErr w:type="gramEnd"/>
+            <w:r>
+              <w:rPr>
+                <w:rFonts w:ascii="Segoe UI" w:hAnsi="Segoe UI" w:cs="Segoe UI"/>
+                <w:color w:val="000000"/>
+                <w:sz w:val="19"/>
+                <w:szCs w:val="19"/>
+              </w:rPr>
+              <w:t>255)</w:t>
+            </w:r>
+          </w:p>
+        </w:tc>
+        <w:tc>
+          <w:tcPr>
+            <w:tcW w:w="2127" w:type="dxa"/>
+            <w:tcBorders>
+              <w:top w:val="nil"/>
+              <w:left w:val="nil"/>
+              <w:bottom w:val="single" w:sz="4" w:space="0" w:color="auto"/>
+              <w:right w:val="single" w:sz="4" w:space="0" w:color="auto"/>
+            </w:tcBorders>
+            <w:shd w:val="clear" w:color="000000" w:fill="FFFFFF"/>
+            <w:vAlign w:val="center"/>
+            <w:hideMark/>
+          </w:tcPr>
+          <w:p>
+            <w:pPr>
+              <w:keepNext w:val="0"/>
+              <w:suppressAutoHyphens w:val="0"/>
+              <w:spacing w:after="0" w:line="240" w:lineRule="auto"/>
+              <w:rPr>
+                <w:rFonts w:ascii="Segoe UI" w:hAnsi="Segoe UI" w:cs="Segoe UI"/>
+                <w:color w:val="000000"/>
+                <w:sz w:val="19"/>
+                <w:szCs w:val="19"/>
+              </w:rPr>
+            </w:pPr>
+            <w:r>
+              <w:rPr>
+                <w:rFonts w:ascii="Segoe UI" w:hAnsi="Segoe UI" w:cs="Segoe UI"/>
+                <w:color w:val="000000"/>
+                <w:sz w:val="19"/>
+                <w:szCs w:val="19"/>
+              </w:rPr>
+              <w:t>NOT NULL</w:t>
+            </w:r>
+          </w:p>
+        </w:tc>
+        <w:tc>
+          <w:tcPr>
+            <w:tcW w:w="3118" w:type="dxa"/>
+            <w:tcBorders>
+              <w:top w:val="nil"/>
+              <w:left w:val="nil"/>
+              <w:bottom w:val="single" w:sz="4" w:space="0" w:color="auto"/>
+              <w:right w:val="single" w:sz="4" w:space="0" w:color="auto"/>
+            </w:tcBorders>
+            <w:shd w:val="clear" w:color="000000" w:fill="FFFFFF"/>
+            <w:vAlign w:val="center"/>
+            <w:hideMark/>
+          </w:tcPr>
+          <w:p>
+            <w:pPr>
+              <w:keepNext w:val="0"/>
+              <w:suppressAutoHyphens w:val="0"/>
+              <w:spacing w:after="0" w:line="240" w:lineRule="auto"/>
+              <w:rPr>
+                <w:rFonts w:ascii="Segoe UI" w:hAnsi="Segoe UI" w:cs="Segoe UI"/>
+                <w:color w:val="000000"/>
+                <w:sz w:val="19"/>
+                <w:szCs w:val="19"/>
+              </w:rPr>
+            </w:pPr>
+            <w:r>
+              <w:rPr>
+                <w:rFonts w:ascii="Segoe UI" w:hAnsi="Segoe UI" w:cs="Segoe UI"/>
+                <w:color w:val="000000"/>
+                <w:sz w:val="19"/>
+                <w:szCs w:val="19"/>
+              </w:rPr>
+              <w:t>Contraseña cifrada.</w:t>
+            </w:r>
+          </w:p>
+        </w:tc>
+      </w:tr>
+      <w:tr>
+        <w:trPr>
+          <w:trHeight w:val="465"/>
+        </w:trPr>
+        <w:tc>
+          <w:tcPr>
+            <w:tcW w:w="1701" w:type="dxa"/>
+            <w:tcBorders>
+              <w:top w:val="nil"/>
+              <w:left w:val="single" w:sz="4" w:space="0" w:color="auto"/>
+              <w:bottom w:val="single" w:sz="4" w:space="0" w:color="auto"/>
+              <w:right w:val="single" w:sz="4" w:space="0" w:color="auto"/>
+            </w:tcBorders>
+            <w:shd w:val="clear" w:color="000000" w:fill="FFFFFF"/>
+            <w:vAlign w:val="center"/>
+            <w:hideMark/>
+          </w:tcPr>
+          <w:p>
+            <w:pPr>
+              <w:keepNext w:val="0"/>
+              <w:suppressAutoHyphens w:val="0"/>
+              <w:spacing w:after="0" w:line="240" w:lineRule="auto"/>
+              <w:rPr>
+                <w:rFonts w:ascii="Segoe UI" w:hAnsi="Segoe UI" w:cs="Segoe UI"/>
+                <w:b/>
+                <w:bCs/>
+                <w:color w:val="000000"/>
+                <w:sz w:val="19"/>
+                <w:szCs w:val="19"/>
+              </w:rPr>
+            </w:pPr>
+            <w:r>
+              <w:rPr>
+                <w:rFonts w:ascii="Segoe UI" w:hAnsi="Segoe UI" w:cs="Segoe UI"/>
+                <w:b/>
+                <w:bCs/>
+                <w:color w:val="000000"/>
+                <w:sz w:val="19"/>
+                <w:szCs w:val="19"/>
+              </w:rPr>
+              <w:t>rol</w:t>
+            </w:r>
+          </w:p>
+        </w:tc>
+        <w:tc>
+          <w:tcPr>
+            <w:tcW w:w="1559" w:type="dxa"/>
+            <w:tcBorders>
+              <w:top w:val="nil"/>
+              <w:left w:val="nil"/>
+              <w:bottom w:val="single" w:sz="4" w:space="0" w:color="auto"/>
+              <w:right w:val="single" w:sz="4" w:space="0" w:color="auto"/>
+            </w:tcBorders>
+            <w:shd w:val="clear" w:color="000000" w:fill="FFFFFF"/>
+            <w:vAlign w:val="center"/>
+            <w:hideMark/>
+          </w:tcPr>
+          <w:p>
+            <w:pPr>
+              <w:keepNext w:val="0"/>
+              <w:suppressAutoHyphens w:val="0"/>
+              <w:spacing w:after="0" w:line="240" w:lineRule="auto"/>
+              <w:rPr>
+                <w:rFonts w:ascii="Segoe UI" w:hAnsi="Segoe UI" w:cs="Segoe UI"/>
+                <w:color w:val="000000"/>
+                <w:sz w:val="19"/>
+                <w:szCs w:val="19"/>
+              </w:rPr>
+            </w:pPr>
+            <w:r>
+              <w:rPr>
+                <w:rFonts w:ascii="Segoe UI" w:hAnsi="Segoe UI" w:cs="Segoe UI"/>
+                <w:color w:val="000000"/>
+                <w:sz w:val="19"/>
+                <w:szCs w:val="19"/>
+              </w:rPr>
+              <w:t>ENUM</w:t>
+            </w:r>
+          </w:p>
+        </w:tc>
+        <w:tc>
+          <w:tcPr>
+            <w:tcW w:w="2127" w:type="dxa"/>
+            <w:tcBorders>
+              <w:top w:val="nil"/>
+              <w:left w:val="nil"/>
+              <w:bottom w:val="single" w:sz="4" w:space="0" w:color="auto"/>
+              <w:right w:val="single" w:sz="4" w:space="0" w:color="auto"/>
+            </w:tcBorders>
+            <w:shd w:val="clear" w:color="000000" w:fill="FFFFFF"/>
+            <w:vAlign w:val="center"/>
+            <w:hideMark/>
+          </w:tcPr>
+          <w:p>
+            <w:pPr>
+              <w:keepNext w:val="0"/>
+              <w:suppressAutoHyphens w:val="0"/>
+              <w:spacing w:after="0" w:line="240" w:lineRule="auto"/>
+              <w:rPr>
+                <w:rFonts w:ascii="Segoe UI" w:hAnsi="Segoe UI" w:cs="Segoe UI"/>
+                <w:color w:val="000000"/>
+                <w:sz w:val="19"/>
+                <w:szCs w:val="19"/>
+              </w:rPr>
+            </w:pPr>
+            <w:r>
+              <w:rPr>
+                <w:rFonts w:ascii="Segoe UI" w:hAnsi="Segoe UI" w:cs="Segoe UI"/>
+                <w:color w:val="000000"/>
+                <w:sz w:val="19"/>
+                <w:szCs w:val="19"/>
+              </w:rPr>
+              <w:t>DEFAULT 'atleta'</w:t>
+            </w:r>
+          </w:p>
+        </w:tc>
+        <w:tc>
+          <w:tcPr>
+            <w:tcW w:w="3118" w:type="dxa"/>
+            <w:tcBorders>
+              <w:top w:val="nil"/>
+              <w:left w:val="nil"/>
+              <w:bottom w:val="single" w:sz="4" w:space="0" w:color="auto"/>
+              <w:right w:val="single" w:sz="4" w:space="0" w:color="auto"/>
+            </w:tcBorders>
+            <w:shd w:val="clear" w:color="000000" w:fill="FFFFFF"/>
+            <w:vAlign w:val="center"/>
+            <w:hideMark/>
+          </w:tcPr>
+          <w:p>
+            <w:pPr>
+              <w:keepNext w:val="0"/>
+              <w:suppressAutoHyphens w:val="0"/>
+              <w:spacing w:after="0" w:line="240" w:lineRule="auto"/>
+              <w:rPr>
+                <w:rFonts w:ascii="Segoe UI" w:hAnsi="Segoe UI" w:cs="Segoe UI"/>
+                <w:color w:val="000000"/>
+                <w:sz w:val="19"/>
+                <w:szCs w:val="19"/>
+              </w:rPr>
+            </w:pPr>
+            <w:r>
+              <w:rPr>
+                <w:rFonts w:ascii="Segoe UI" w:hAnsi="Segoe UI" w:cs="Segoe UI"/>
+                <w:color w:val="000000"/>
+                <w:sz w:val="19"/>
+                <w:szCs w:val="19"/>
+              </w:rPr>
+              <w:t>'Admin' o 'Atleta'.</w:t>
+            </w:r>
+          </w:p>
+        </w:tc>
+      </w:tr>
+      <w:tr>
+        <w:trPr>
+          <w:trHeight w:val="465"/>
+        </w:trPr>
+        <w:tc>
+          <w:tcPr>
+            <w:tcW w:w="1701" w:type="dxa"/>
+            <w:tcBorders>
+              <w:top w:val="nil"/>
+              <w:left w:val="single" w:sz="4" w:space="0" w:color="auto"/>
+              <w:bottom w:val="single" w:sz="4" w:space="0" w:color="auto"/>
+              <w:right w:val="single" w:sz="4" w:space="0" w:color="auto"/>
+            </w:tcBorders>
+            <w:shd w:val="clear" w:color="000000" w:fill="FFFFFF"/>
+            <w:vAlign w:val="center"/>
+            <w:hideMark/>
+          </w:tcPr>
+          <w:p>
+            <w:pPr>
+              <w:keepNext w:val="0"/>
+              <w:suppressAutoHyphens w:val="0"/>
+              <w:spacing w:after="0" w:line="240" w:lineRule="auto"/>
+              <w:rPr>
+                <w:rFonts w:ascii="Segoe UI" w:hAnsi="Segoe UI" w:cs="Segoe UI"/>
+                <w:b/>
+                <w:bCs/>
+                <w:color w:val="000000"/>
+                <w:sz w:val="19"/>
+                <w:szCs w:val="19"/>
+              </w:rPr>
+            </w:pPr>
+            <w:proofErr w:type="spellStart"/>
+            <w:r>
+              <w:rPr>
+                <w:rFonts w:ascii="Segoe UI" w:hAnsi="Segoe UI" w:cs="Segoe UI"/>
+                <w:b/>
+                <w:bCs/>
+                <w:color w:val="000000"/>
+                <w:sz w:val="19"/>
+                <w:szCs w:val="19"/>
+              </w:rPr>
+              <w:t>fecha_nacimiento</w:t>
+            </w:r>
+            <w:proofErr w:type="spellEnd"/>
+          </w:p>
+        </w:tc>
+        <w:tc>
+          <w:tcPr>
+            <w:tcW w:w="1559" w:type="dxa"/>
+            <w:tcBorders>
+              <w:top w:val="nil"/>
+              <w:left w:val="nil"/>
+              <w:bottom w:val="single" w:sz="4" w:space="0" w:color="auto"/>
+              <w:right w:val="single" w:sz="4" w:space="0" w:color="auto"/>
+            </w:tcBorders>
+            <w:shd w:val="clear" w:color="000000" w:fill="FFFFFF"/>
+            <w:vAlign w:val="center"/>
+            <w:hideMark/>
+          </w:tcPr>
+          <w:p>
+            <w:pPr>
+              <w:keepNext w:val="0"/>
+              <w:suppressAutoHyphens w:val="0"/>
+              <w:spacing w:after="0" w:line="240" w:lineRule="auto"/>
+              <w:rPr>
+                <w:rFonts w:ascii="Segoe UI" w:hAnsi="Segoe UI" w:cs="Segoe UI"/>
+                <w:color w:val="000000"/>
+                <w:sz w:val="19"/>
+                <w:szCs w:val="19"/>
+              </w:rPr>
+            </w:pPr>
+            <w:r>
+              <w:rPr>
+                <w:rFonts w:ascii="Segoe UI" w:hAnsi="Segoe UI" w:cs="Segoe UI"/>
+                <w:color w:val="000000"/>
+                <w:sz w:val="19"/>
+                <w:szCs w:val="19"/>
+              </w:rPr>
+              <w:t>DATE</w:t>
+            </w:r>
+          </w:p>
+        </w:tc>
+        <w:tc>
+          <w:tcPr>
+            <w:tcW w:w="2127" w:type="dxa"/>
+            <w:tcBorders>
+              <w:top w:val="nil"/>
+              <w:left w:val="nil"/>
+              <w:bottom w:val="single" w:sz="4" w:space="0" w:color="auto"/>
+              <w:right w:val="single" w:sz="4" w:space="0" w:color="auto"/>
+            </w:tcBorders>
+            <w:shd w:val="clear" w:color="000000" w:fill="FFFFFF"/>
+            <w:vAlign w:val="center"/>
+            <w:hideMark/>
+          </w:tcPr>
+          <w:p>
+            <w:pPr>
+              <w:keepNext w:val="0"/>
+              <w:suppressAutoHyphens w:val="0"/>
+              <w:spacing w:after="0" w:line="240" w:lineRule="auto"/>
+              <w:rPr>
+                <w:rFonts w:ascii="Segoe UI" w:hAnsi="Segoe UI" w:cs="Segoe UI"/>
+                <w:color w:val="000000"/>
+                <w:sz w:val="19"/>
+                <w:szCs w:val="19"/>
+              </w:rPr>
+            </w:pPr>
+            <w:r>
+              <w:rPr>
+                <w:rFonts w:ascii="Segoe UI" w:hAnsi="Segoe UI" w:cs="Segoe UI"/>
+                <w:color w:val="000000"/>
+                <w:sz w:val="19"/>
+                <w:szCs w:val="19"/>
+              </w:rPr>
+              <w:t>NOT NULL</w:t>
+            </w:r>
+          </w:p>
+        </w:tc>
+        <w:tc>
+          <w:tcPr>
+            <w:tcW w:w="3118" w:type="dxa"/>
+            <w:tcBorders>
+              <w:top w:val="nil"/>
+              <w:left w:val="nil"/>
+              <w:bottom w:val="single" w:sz="4" w:space="0" w:color="auto"/>
+              <w:right w:val="single" w:sz="4" w:space="0" w:color="auto"/>
+            </w:tcBorders>
+            <w:shd w:val="clear" w:color="000000" w:fill="FFFFFF"/>
+            <w:vAlign w:val="center"/>
+            <w:hideMark/>
+          </w:tcPr>
+          <w:p>
+            <w:pPr>
+              <w:keepNext w:val="0"/>
+              <w:suppressAutoHyphens w:val="0"/>
+              <w:spacing w:after="0" w:line="240" w:lineRule="auto"/>
+              <w:rPr>
+                <w:rFonts w:ascii="Segoe UI" w:hAnsi="Segoe UI" w:cs="Segoe UI"/>
+                <w:color w:val="000000"/>
+                <w:sz w:val="19"/>
+                <w:szCs w:val="19"/>
+              </w:rPr>
+            </w:pPr>
+            <w:r>
+              <w:rPr>
+                <w:rFonts w:ascii="Segoe UI" w:hAnsi="Segoe UI" w:cs="Segoe UI"/>
+                <w:color w:val="000000"/>
+                <w:sz w:val="19"/>
+                <w:szCs w:val="19"/>
+              </w:rPr>
+              <w:t>Para cálculo de categoría.</w:t>
+            </w:r>
+          </w:p>
+        </w:tc>
+      </w:tr>
+      <w:tr>
+        <w:trPr>
+          <w:trHeight w:val="465"/>
+        </w:trPr>
+        <w:tc>
+          <w:tcPr>
+            <w:tcW w:w="1701" w:type="dxa"/>
+            <w:tcBorders>
+              <w:top w:val="nil"/>
+              <w:left w:val="single" w:sz="4" w:space="0" w:color="auto"/>
+              <w:bottom w:val="single" w:sz="4" w:space="0" w:color="auto"/>
+              <w:right w:val="single" w:sz="4" w:space="0" w:color="auto"/>
+            </w:tcBorders>
+            <w:shd w:val="clear" w:color="000000" w:fill="FFFFFF"/>
+            <w:vAlign w:val="center"/>
+            <w:hideMark/>
+          </w:tcPr>
+          <w:p>
+            <w:pPr>
+              <w:keepNext w:val="0"/>
+              <w:suppressAutoHyphens w:val="0"/>
+              <w:spacing w:after="0" w:line="240" w:lineRule="auto"/>
+              <w:rPr>
+                <w:rFonts w:ascii="Segoe UI" w:hAnsi="Segoe UI" w:cs="Segoe UI"/>
+                <w:b/>
+                <w:bCs/>
+                <w:color w:val="000000"/>
+                <w:sz w:val="19"/>
+                <w:szCs w:val="19"/>
+              </w:rPr>
+            </w:pPr>
+            <w:r>
+              <w:rPr>
+                <w:rFonts w:ascii="Segoe UI" w:hAnsi="Segoe UI" w:cs="Segoe UI"/>
+                <w:b/>
+                <w:bCs/>
+                <w:color w:val="000000"/>
+                <w:sz w:val="19"/>
+                <w:szCs w:val="19"/>
+              </w:rPr>
+              <w:t>genero</w:t>
+            </w:r>
+          </w:p>
+        </w:tc>
+        <w:tc>
+          <w:tcPr>
+            <w:tcW w:w="1559" w:type="dxa"/>
+            <w:tcBorders>
+              <w:top w:val="nil"/>
+              <w:left w:val="nil"/>
+              <w:bottom w:val="single" w:sz="4" w:space="0" w:color="auto"/>
+              <w:right w:val="single" w:sz="4" w:space="0" w:color="auto"/>
+            </w:tcBorders>
+            <w:shd w:val="clear" w:color="000000" w:fill="FFFFFF"/>
+            <w:vAlign w:val="center"/>
+            <w:hideMark/>
+          </w:tcPr>
+          <w:p>
+            <w:pPr>
+              <w:keepNext w:val="0"/>
+              <w:suppressAutoHyphens w:val="0"/>
+              <w:spacing w:after="0" w:line="240" w:lineRule="auto"/>
+              <w:rPr>
+                <w:rFonts w:ascii="Segoe UI" w:hAnsi="Segoe UI" w:cs="Segoe UI"/>
+                <w:color w:val="000000"/>
+                <w:sz w:val="19"/>
+                <w:szCs w:val="19"/>
+              </w:rPr>
+            </w:pPr>
+            <w:r>
+              <w:rPr>
+                <w:rFonts w:ascii="Segoe UI" w:hAnsi="Segoe UI" w:cs="Segoe UI"/>
+                <w:color w:val="000000"/>
+                <w:sz w:val="19"/>
+                <w:szCs w:val="19"/>
+              </w:rPr>
+              <w:t>ENUM</w:t>
+            </w:r>
+          </w:p>
+        </w:tc>
+        <w:tc>
+          <w:tcPr>
+            <w:tcW w:w="2127" w:type="dxa"/>
+            <w:tcBorders>
+              <w:top w:val="nil"/>
+              <w:left w:val="nil"/>
+              <w:bottom w:val="single" w:sz="4" w:space="0" w:color="auto"/>
+              <w:right w:val="single" w:sz="4" w:space="0" w:color="auto"/>
+            </w:tcBorders>
+            <w:shd w:val="clear" w:color="000000" w:fill="FFFFFF"/>
+            <w:vAlign w:val="center"/>
+            <w:hideMark/>
+          </w:tcPr>
+          <w:p>
+            <w:pPr>
+              <w:keepNext w:val="0"/>
+              <w:suppressAutoHyphens w:val="0"/>
+              <w:spacing w:after="0" w:line="240" w:lineRule="auto"/>
+              <w:rPr>
+                <w:rFonts w:ascii="Segoe UI" w:hAnsi="Segoe UI" w:cs="Segoe UI"/>
+                <w:color w:val="000000"/>
+                <w:sz w:val="19"/>
+                <w:szCs w:val="19"/>
+              </w:rPr>
+            </w:pPr>
+            <w:r>
+              <w:rPr>
+                <w:rFonts w:ascii="Segoe UI" w:hAnsi="Segoe UI" w:cs="Segoe UI"/>
+                <w:color w:val="000000"/>
+                <w:sz w:val="19"/>
+                <w:szCs w:val="19"/>
+              </w:rPr>
+              <w:t>NOT NULL</w:t>
+            </w:r>
+          </w:p>
+        </w:tc>
+        <w:tc>
+          <w:tcPr>
+            <w:tcW w:w="3118" w:type="dxa"/>
+            <w:tcBorders>
+              <w:top w:val="nil"/>
+              <w:left w:val="nil"/>
+              <w:bottom w:val="single" w:sz="4" w:space="0" w:color="auto"/>
+              <w:right w:val="single" w:sz="4" w:space="0" w:color="auto"/>
+            </w:tcBorders>
+            <w:shd w:val="clear" w:color="000000" w:fill="FFFFFF"/>
+            <w:vAlign w:val="center"/>
+            <w:hideMark/>
+          </w:tcPr>
+          <w:p>
+            <w:pPr>
+              <w:keepNext w:val="0"/>
+              <w:suppressAutoHyphens w:val="0"/>
+              <w:spacing w:after="0" w:line="240" w:lineRule="auto"/>
+              <w:rPr>
+                <w:rFonts w:ascii="Segoe UI" w:hAnsi="Segoe UI" w:cs="Segoe UI"/>
+                <w:color w:val="000000"/>
+                <w:sz w:val="19"/>
+                <w:szCs w:val="19"/>
+              </w:rPr>
+            </w:pPr>
+            <w:r>
+              <w:rPr>
+                <w:rFonts w:ascii="Segoe UI" w:hAnsi="Segoe UI" w:cs="Segoe UI"/>
+                <w:color w:val="000000"/>
+                <w:sz w:val="19"/>
+                <w:szCs w:val="19"/>
+              </w:rPr>
+              <w:t>'M' o 'F'.</w:t>
             </w:r>
           </w:p>
         </w:tc>
@@ -17638,14 +18909,67 @@
         <w:widowControl w:val="0"/>
         <w:shd w:val="clear" w:color="auto" w:fill="FFFFFF" w:themeFill="background1"/>
         <w:spacing w:after="48"/>
-        <w:ind w:left="360"/>
+        <w:ind w:left="708"/>
         <w:jc w:val="both"/>
         <w:rPr>
           <w:rFonts w:ascii="Segoe UI" w:eastAsia="Segoe UI" w:hAnsi="Segoe UI" w:cs="Segoe UI"/>
+          <w:b/>
+          <w:bCs/>
           <w:color w:val="212121"/>
           <w:sz w:val="24"/>
         </w:rPr>
       </w:pPr>
+      <w:r>
+        <w:rPr>
+          <w:rFonts w:ascii="Segoe UI" w:eastAsia="Segoe UI" w:hAnsi="Segoe UI" w:cs="Segoe UI"/>
+          <w:b/>
+          <w:bCs/>
+          <w:color w:val="212121"/>
+          <w:sz w:val="24"/>
+        </w:rPr>
+        <w:lastRenderedPageBreak/>
+        <w:t>3.3.</w:t>
+      </w:r>
+      <w:r>
+        <w:rPr>
+          <w:rFonts w:ascii="Segoe UI" w:eastAsia="Segoe UI" w:hAnsi="Segoe UI" w:cs="Segoe UI"/>
+          <w:b/>
+          <w:bCs/>
+          <w:color w:val="212121"/>
+          <w:sz w:val="24"/>
+        </w:rPr>
+        <w:t>5</w:t>
+      </w:r>
+      <w:r>
+        <w:rPr>
+          <w:rFonts w:ascii="Segoe UI" w:eastAsia="Segoe UI" w:hAnsi="Segoe UI" w:cs="Segoe UI"/>
+          <w:b/>
+          <w:bCs/>
+          <w:color w:val="212121"/>
+          <w:sz w:val="24"/>
+        </w:rPr>
+        <w:t xml:space="preserve">. </w:t>
+      </w:r>
+      <w:r>
+        <w:rPr>
+          <w:rFonts w:ascii="Segoe UI" w:eastAsia="Segoe UI" w:hAnsi="Segoe UI" w:cs="Segoe UI"/>
+          <w:b/>
+          <w:bCs/>
+          <w:color w:val="212121"/>
+          <w:sz w:val="24"/>
+        </w:rPr>
+        <w:t xml:space="preserve">Tabla: </w:t>
+      </w:r>
+      <w:r>
+        <w:rPr>
+          <w:rFonts w:ascii="Segoe UI" w:eastAsia="Segoe UI" w:hAnsi="Segoe UI" w:cs="Segoe UI"/>
+          <w:b/>
+          <w:bCs/>
+          <w:color w:val="212121"/>
+          <w:sz w:val="24"/>
+        </w:rPr>
+        <w:t>fichas-inscripción</w:t>
+      </w:r>
     </w:p>
     <w:p>
       <w:pPr>
@@ -17653,22 +18977,992 @@
         <w:widowControl w:val="0"/>
         <w:shd w:val="clear" w:color="auto" w:fill="FFFFFF" w:themeFill="background1"/>
         <w:spacing w:after="48"/>
-        <w:ind w:left="360"/>
-        <w:jc w:val="both"/>
+        <w:ind w:firstLine="708"/>
         <w:rPr>
           <w:rFonts w:ascii="Segoe UI" w:eastAsia="Segoe UI" w:hAnsi="Segoe UI" w:cs="Segoe UI"/>
           <w:color w:val="212121"/>
           <w:sz w:val="24"/>
         </w:rPr>
       </w:pPr>
-    </w:p>
+      <w:r>
+        <w:rPr>
+          <w:rFonts w:ascii="Segoe UI" w:eastAsia="Segoe UI" w:hAnsi="Segoe UI" w:cs="Segoe UI"/>
+          <w:color w:val="212121"/>
+          <w:sz w:val="24"/>
+        </w:rPr>
+        <w:t>Almacena los documentos. Relación 1:1 con la tabla usuarios.</w:t>
+      </w:r>
+    </w:p>
+    <w:tbl>
+      <w:tblPr>
+        <w:tblW w:w="8505" w:type="dxa"/>
+        <w:tblInd w:w="699" w:type="dxa"/>
+        <w:tblCellMar>
+          <w:left w:w="70" w:type="dxa"/>
+          <w:right w:w="70" w:type="dxa"/>
+        </w:tblCellMar>
+        <w:tblLook w:val="04A0" w:firstRow="1" w:lastRow="0" w:firstColumn="1" w:lastColumn="0" w:noHBand="0" w:noVBand="1"/>
+      </w:tblPr>
+      <w:tblGrid>
+        <w:gridCol w:w="1701"/>
+        <w:gridCol w:w="1559"/>
+        <w:gridCol w:w="2127"/>
+        <w:gridCol w:w="3118"/>
+      </w:tblGrid>
+      <w:tr>
+        <w:trPr>
+          <w:trHeight w:val="629"/>
+        </w:trPr>
+        <w:tc>
+          <w:tcPr>
+            <w:tcW w:w="1701" w:type="dxa"/>
+            <w:tcBorders>
+              <w:top w:val="single" w:sz="8" w:space="0" w:color="374151"/>
+              <w:left w:val="single" w:sz="8" w:space="0" w:color="374151"/>
+              <w:bottom w:val="single" w:sz="8" w:space="0" w:color="374151"/>
+              <w:right w:val="single" w:sz="8" w:space="0" w:color="374151"/>
+            </w:tcBorders>
+            <w:shd w:val="clear" w:color="auto" w:fill="FEE2E2"/>
+            <w:vAlign w:val="center"/>
+            <w:hideMark/>
+          </w:tcPr>
+          <w:p>
+            <w:pPr>
+              <w:keepNext w:val="0"/>
+              <w:widowControl w:val="0"/>
+              <w:shd w:val="clear" w:color="auto" w:fill="FFFFFF" w:themeFill="background1"/>
+              <w:spacing w:after="0"/>
+              <w:jc w:val="center"/>
+              <w:rPr>
+                <w:b/>
+                <w:bCs/>
+                <w:color w:val="991B1B"/>
+              </w:rPr>
+            </w:pPr>
+            <w:r>
+              <w:rPr>
+                <w:b/>
+                <w:bCs/>
+                <w:color w:val="991B1B"/>
+              </w:rPr>
+              <w:t>Campo</w:t>
+            </w:r>
+          </w:p>
+        </w:tc>
+        <w:tc>
+          <w:tcPr>
+            <w:tcW w:w="1559" w:type="dxa"/>
+            <w:tcBorders>
+              <w:top w:val="single" w:sz="8" w:space="0" w:color="374151"/>
+              <w:left w:val="nil"/>
+              <w:bottom w:val="single" w:sz="8" w:space="0" w:color="374151"/>
+              <w:right w:val="single" w:sz="8" w:space="0" w:color="374151"/>
+            </w:tcBorders>
+            <w:shd w:val="clear" w:color="auto" w:fill="FEE2E2"/>
+            <w:vAlign w:val="center"/>
+            <w:hideMark/>
+          </w:tcPr>
+          <w:p>
+            <w:pPr>
+              <w:keepNext w:val="0"/>
+              <w:widowControl w:val="0"/>
+              <w:shd w:val="clear" w:color="auto" w:fill="FFFFFF" w:themeFill="background1"/>
+              <w:spacing w:after="0"/>
+              <w:jc w:val="center"/>
+              <w:rPr>
+                <w:b/>
+                <w:bCs/>
+                <w:color w:val="991B1B"/>
+              </w:rPr>
+            </w:pPr>
+            <w:r>
+              <w:rPr>
+                <w:b/>
+                <w:bCs/>
+                <w:color w:val="991B1B"/>
+              </w:rPr>
+              <w:t>Tipo</w:t>
+            </w:r>
+          </w:p>
+        </w:tc>
+        <w:tc>
+          <w:tcPr>
+            <w:tcW w:w="2127" w:type="dxa"/>
+            <w:tcBorders>
+              <w:top w:val="single" w:sz="8" w:space="0" w:color="374151"/>
+              <w:left w:val="nil"/>
+              <w:bottom w:val="single" w:sz="8" w:space="0" w:color="374151"/>
+              <w:right w:val="single" w:sz="8" w:space="0" w:color="374151"/>
+            </w:tcBorders>
+            <w:shd w:val="clear" w:color="auto" w:fill="FEE2E2"/>
+            <w:vAlign w:val="center"/>
+            <w:hideMark/>
+          </w:tcPr>
+          <w:p>
+            <w:pPr>
+              <w:keepNext w:val="0"/>
+              <w:widowControl w:val="0"/>
+              <w:shd w:val="clear" w:color="auto" w:fill="FFFFFF" w:themeFill="background1"/>
+              <w:spacing w:after="0"/>
+              <w:jc w:val="center"/>
+              <w:rPr>
+                <w:b/>
+                <w:bCs/>
+                <w:color w:val="991B1B"/>
+              </w:rPr>
+            </w:pPr>
+            <w:r>
+              <w:rPr>
+                <w:b/>
+                <w:bCs/>
+                <w:color w:val="991B1B"/>
+              </w:rPr>
+              <w:t>Restricciones</w:t>
+            </w:r>
+          </w:p>
+        </w:tc>
+        <w:tc>
+          <w:tcPr>
+            <w:tcW w:w="3118" w:type="dxa"/>
+            <w:tcBorders>
+              <w:top w:val="single" w:sz="8" w:space="0" w:color="374151"/>
+              <w:left w:val="nil"/>
+              <w:bottom w:val="single" w:sz="8" w:space="0" w:color="374151"/>
+              <w:right w:val="single" w:sz="8" w:space="0" w:color="374151"/>
+            </w:tcBorders>
+            <w:shd w:val="clear" w:color="auto" w:fill="FEE2E2"/>
+            <w:vAlign w:val="center"/>
+            <w:hideMark/>
+          </w:tcPr>
+          <w:p>
+            <w:pPr>
+              <w:keepNext w:val="0"/>
+              <w:widowControl w:val="0"/>
+              <w:shd w:val="clear" w:color="auto" w:fill="FFFFFF" w:themeFill="background1"/>
+              <w:spacing w:after="0"/>
+              <w:jc w:val="center"/>
+              <w:rPr>
+                <w:b/>
+                <w:bCs/>
+                <w:color w:val="991B1B"/>
+              </w:rPr>
+            </w:pPr>
+            <w:r>
+              <w:rPr>
+                <w:b/>
+                <w:bCs/>
+                <w:color w:val="991B1B"/>
+              </w:rPr>
+              <w:t>Descripción</w:t>
+            </w:r>
+          </w:p>
+        </w:tc>
+      </w:tr>
+      <w:tr>
+        <w:trPr>
+          <w:trHeight w:val="465"/>
+        </w:trPr>
+        <w:tc>
+          <w:tcPr>
+            <w:tcW w:w="1701" w:type="dxa"/>
+            <w:tcBorders>
+              <w:top w:val="nil"/>
+              <w:left w:val="single" w:sz="8" w:space="0" w:color="374151"/>
+              <w:bottom w:val="single" w:sz="8" w:space="0" w:color="374151"/>
+              <w:right w:val="single" w:sz="8" w:space="0" w:color="374151"/>
+            </w:tcBorders>
+            <w:shd w:val="clear" w:color="000000" w:fill="FFFFFF"/>
+            <w:vAlign w:val="center"/>
+            <w:hideMark/>
+          </w:tcPr>
+          <w:p>
+            <w:pPr>
+              <w:keepNext w:val="0"/>
+              <w:suppressAutoHyphens w:val="0"/>
+              <w:spacing w:after="0" w:line="240" w:lineRule="auto"/>
+              <w:rPr>
+                <w:rFonts w:ascii="Segoe UI" w:hAnsi="Segoe UI" w:cs="Segoe UI"/>
+                <w:b/>
+                <w:bCs/>
+                <w:color w:val="000000"/>
+                <w:sz w:val="19"/>
+                <w:szCs w:val="19"/>
+              </w:rPr>
+            </w:pPr>
+            <w:proofErr w:type="spellStart"/>
+            <w:r>
+              <w:rPr>
+                <w:rFonts w:ascii="Segoe UI" w:hAnsi="Segoe UI" w:cs="Segoe UI"/>
+                <w:b/>
+                <w:bCs/>
+                <w:color w:val="000000"/>
+                <w:sz w:val="19"/>
+                <w:szCs w:val="19"/>
+              </w:rPr>
+              <w:t>id_ficha</w:t>
+            </w:r>
+            <w:proofErr w:type="spellEnd"/>
+          </w:p>
+        </w:tc>
+        <w:tc>
+          <w:tcPr>
+            <w:tcW w:w="1559" w:type="dxa"/>
+            <w:tcBorders>
+              <w:top w:val="nil"/>
+              <w:left w:val="nil"/>
+              <w:bottom w:val="single" w:sz="8" w:space="0" w:color="374151"/>
+              <w:right w:val="single" w:sz="8" w:space="0" w:color="374151"/>
+            </w:tcBorders>
+            <w:shd w:val="clear" w:color="000000" w:fill="FFFFFF"/>
+            <w:vAlign w:val="center"/>
+            <w:hideMark/>
+          </w:tcPr>
+          <w:p>
+            <w:pPr>
+              <w:keepNext w:val="0"/>
+              <w:suppressAutoHyphens w:val="0"/>
+              <w:spacing w:after="0" w:line="240" w:lineRule="auto"/>
+              <w:rPr>
+                <w:rFonts w:ascii="Segoe UI" w:hAnsi="Segoe UI" w:cs="Segoe UI"/>
+                <w:color w:val="000000"/>
+                <w:sz w:val="19"/>
+                <w:szCs w:val="19"/>
+              </w:rPr>
+            </w:pPr>
+            <w:r>
+              <w:rPr>
+                <w:rFonts w:ascii="Segoe UI" w:hAnsi="Segoe UI" w:cs="Segoe UI"/>
+                <w:color w:val="000000"/>
+                <w:sz w:val="19"/>
+                <w:szCs w:val="19"/>
+              </w:rPr>
+              <w:t>INT</w:t>
+            </w:r>
+          </w:p>
+        </w:tc>
+        <w:tc>
+          <w:tcPr>
+            <w:tcW w:w="2127" w:type="dxa"/>
+            <w:tcBorders>
+              <w:top w:val="nil"/>
+              <w:left w:val="nil"/>
+              <w:bottom w:val="single" w:sz="8" w:space="0" w:color="374151"/>
+              <w:right w:val="single" w:sz="8" w:space="0" w:color="374151"/>
+            </w:tcBorders>
+            <w:shd w:val="clear" w:color="000000" w:fill="FFFFFF"/>
+            <w:vAlign w:val="center"/>
+            <w:hideMark/>
+          </w:tcPr>
+          <w:p>
+            <w:pPr>
+              <w:keepNext w:val="0"/>
+              <w:suppressAutoHyphens w:val="0"/>
+              <w:spacing w:after="0" w:line="240" w:lineRule="auto"/>
+              <w:rPr>
+                <w:rFonts w:ascii="Segoe UI" w:hAnsi="Segoe UI" w:cs="Segoe UI"/>
+                <w:color w:val="000000"/>
+                <w:sz w:val="19"/>
+                <w:szCs w:val="19"/>
+              </w:rPr>
+            </w:pPr>
+            <w:r>
+              <w:rPr>
+                <w:rFonts w:ascii="Segoe UI" w:hAnsi="Segoe UI" w:cs="Segoe UI"/>
+                <w:color w:val="000000"/>
+                <w:sz w:val="19"/>
+                <w:szCs w:val="19"/>
+              </w:rPr>
+              <w:t>PK, AUTO_INCREMENT</w:t>
+            </w:r>
+          </w:p>
+        </w:tc>
+        <w:tc>
+          <w:tcPr>
+            <w:tcW w:w="3118" w:type="dxa"/>
+            <w:tcBorders>
+              <w:top w:val="nil"/>
+              <w:left w:val="nil"/>
+              <w:bottom w:val="single" w:sz="8" w:space="0" w:color="374151"/>
+              <w:right w:val="single" w:sz="8" w:space="0" w:color="374151"/>
+            </w:tcBorders>
+            <w:shd w:val="clear" w:color="000000" w:fill="FFFFFF"/>
+            <w:vAlign w:val="center"/>
+            <w:hideMark/>
+          </w:tcPr>
+          <w:p>
+            <w:pPr>
+              <w:keepNext w:val="0"/>
+              <w:suppressAutoHyphens w:val="0"/>
+              <w:spacing w:after="0" w:line="240" w:lineRule="auto"/>
+              <w:rPr>
+                <w:rFonts w:ascii="Segoe UI" w:hAnsi="Segoe UI" w:cs="Segoe UI"/>
+                <w:color w:val="000000"/>
+                <w:sz w:val="19"/>
+                <w:szCs w:val="19"/>
+              </w:rPr>
+            </w:pPr>
+            <w:r>
+              <w:rPr>
+                <w:rFonts w:ascii="Segoe UI" w:hAnsi="Segoe UI" w:cs="Segoe UI"/>
+                <w:color w:val="000000"/>
+                <w:sz w:val="19"/>
+                <w:szCs w:val="19"/>
+              </w:rPr>
+              <w:t>Identificador de la ficha.</w:t>
+            </w:r>
+          </w:p>
+        </w:tc>
+      </w:tr>
+      <w:tr>
+        <w:trPr>
+          <w:trHeight w:val="465"/>
+        </w:trPr>
+        <w:tc>
+          <w:tcPr>
+            <w:tcW w:w="1701" w:type="dxa"/>
+            <w:tcBorders>
+              <w:top w:val="nil"/>
+              <w:left w:val="single" w:sz="8" w:space="0" w:color="374151"/>
+              <w:bottom w:val="single" w:sz="8" w:space="0" w:color="374151"/>
+              <w:right w:val="single" w:sz="8" w:space="0" w:color="374151"/>
+            </w:tcBorders>
+            <w:shd w:val="clear" w:color="000000" w:fill="FFFFFF"/>
+            <w:vAlign w:val="center"/>
+            <w:hideMark/>
+          </w:tcPr>
+          <w:p>
+            <w:pPr>
+              <w:keepNext w:val="0"/>
+              <w:suppressAutoHyphens w:val="0"/>
+              <w:spacing w:after="0" w:line="240" w:lineRule="auto"/>
+              <w:rPr>
+                <w:rFonts w:ascii="Segoe UI" w:hAnsi="Segoe UI" w:cs="Segoe UI"/>
+                <w:b/>
+                <w:bCs/>
+                <w:color w:val="000000"/>
+                <w:sz w:val="19"/>
+                <w:szCs w:val="19"/>
+              </w:rPr>
+            </w:pPr>
+            <w:proofErr w:type="spellStart"/>
+            <w:r>
+              <w:rPr>
+                <w:rFonts w:ascii="Segoe UI" w:hAnsi="Segoe UI" w:cs="Segoe UI"/>
+                <w:b/>
+                <w:bCs/>
+                <w:color w:val="000000"/>
+                <w:sz w:val="19"/>
+                <w:szCs w:val="19"/>
+              </w:rPr>
+              <w:t>id_usuario</w:t>
+            </w:r>
+            <w:proofErr w:type="spellEnd"/>
+          </w:p>
+        </w:tc>
+        <w:tc>
+          <w:tcPr>
+            <w:tcW w:w="1559" w:type="dxa"/>
+            <w:tcBorders>
+              <w:top w:val="nil"/>
+              <w:left w:val="nil"/>
+              <w:bottom w:val="single" w:sz="8" w:space="0" w:color="374151"/>
+              <w:right w:val="single" w:sz="8" w:space="0" w:color="374151"/>
+            </w:tcBorders>
+            <w:shd w:val="clear" w:color="000000" w:fill="FFFFFF"/>
+            <w:vAlign w:val="center"/>
+            <w:hideMark/>
+          </w:tcPr>
+          <w:p>
+            <w:pPr>
+              <w:keepNext w:val="0"/>
+              <w:suppressAutoHyphens w:val="0"/>
+              <w:spacing w:after="0" w:line="240" w:lineRule="auto"/>
+              <w:rPr>
+                <w:rFonts w:ascii="Segoe UI" w:hAnsi="Segoe UI" w:cs="Segoe UI"/>
+                <w:color w:val="000000"/>
+                <w:sz w:val="19"/>
+                <w:szCs w:val="19"/>
+              </w:rPr>
+            </w:pPr>
+            <w:r>
+              <w:rPr>
+                <w:rFonts w:ascii="Segoe UI" w:hAnsi="Segoe UI" w:cs="Segoe UI"/>
+                <w:color w:val="000000"/>
+                <w:sz w:val="19"/>
+                <w:szCs w:val="19"/>
+              </w:rPr>
+              <w:t>INT</w:t>
+            </w:r>
+          </w:p>
+        </w:tc>
+        <w:tc>
+          <w:tcPr>
+            <w:tcW w:w="2127" w:type="dxa"/>
+            <w:tcBorders>
+              <w:top w:val="nil"/>
+              <w:left w:val="nil"/>
+              <w:bottom w:val="single" w:sz="8" w:space="0" w:color="374151"/>
+              <w:right w:val="single" w:sz="8" w:space="0" w:color="374151"/>
+            </w:tcBorders>
+            <w:shd w:val="clear" w:color="000000" w:fill="FFFFFF"/>
+            <w:vAlign w:val="center"/>
+            <w:hideMark/>
+          </w:tcPr>
+          <w:p>
+            <w:pPr>
+              <w:keepNext w:val="0"/>
+              <w:suppressAutoHyphens w:val="0"/>
+              <w:spacing w:after="0" w:line="240" w:lineRule="auto"/>
+              <w:rPr>
+                <w:rFonts w:ascii="Segoe UI" w:hAnsi="Segoe UI" w:cs="Segoe UI"/>
+                <w:color w:val="000000"/>
+                <w:sz w:val="19"/>
+                <w:szCs w:val="19"/>
+              </w:rPr>
+            </w:pPr>
+            <w:r>
+              <w:rPr>
+                <w:rFonts w:ascii="Segoe UI" w:hAnsi="Segoe UI" w:cs="Segoe UI"/>
+                <w:color w:val="000000"/>
+                <w:sz w:val="19"/>
+                <w:szCs w:val="19"/>
+              </w:rPr>
+              <w:t>FK, UNIQUE</w:t>
+            </w:r>
+          </w:p>
+        </w:tc>
+        <w:tc>
+          <w:tcPr>
+            <w:tcW w:w="3118" w:type="dxa"/>
+            <w:tcBorders>
+              <w:top w:val="nil"/>
+              <w:left w:val="nil"/>
+              <w:bottom w:val="single" w:sz="8" w:space="0" w:color="374151"/>
+              <w:right w:val="single" w:sz="8" w:space="0" w:color="374151"/>
+            </w:tcBorders>
+            <w:shd w:val="clear" w:color="000000" w:fill="FFFFFF"/>
+            <w:vAlign w:val="center"/>
+            <w:hideMark/>
+          </w:tcPr>
+          <w:p>
+            <w:pPr>
+              <w:keepNext w:val="0"/>
+              <w:suppressAutoHyphens w:val="0"/>
+              <w:spacing w:after="0" w:line="240" w:lineRule="auto"/>
+              <w:rPr>
+                <w:rFonts w:ascii="Segoe UI" w:hAnsi="Segoe UI" w:cs="Segoe UI"/>
+                <w:color w:val="000000"/>
+                <w:sz w:val="19"/>
+                <w:szCs w:val="19"/>
+              </w:rPr>
+            </w:pPr>
+            <w:r>
+              <w:rPr>
+                <w:rFonts w:ascii="Segoe UI" w:hAnsi="Segoe UI" w:cs="Segoe UI"/>
+                <w:color w:val="000000"/>
+                <w:sz w:val="19"/>
+                <w:szCs w:val="19"/>
+              </w:rPr>
+              <w:t>Enlace al usuario propietario.</w:t>
+            </w:r>
+          </w:p>
+        </w:tc>
+      </w:tr>
+      <w:tr>
+        <w:trPr>
+          <w:trHeight w:val="465"/>
+        </w:trPr>
+        <w:tc>
+          <w:tcPr>
+            <w:tcW w:w="1701" w:type="dxa"/>
+            <w:tcBorders>
+              <w:top w:val="nil"/>
+              <w:left w:val="single" w:sz="8" w:space="0" w:color="374151"/>
+              <w:bottom w:val="single" w:sz="8" w:space="0" w:color="374151"/>
+              <w:right w:val="single" w:sz="8" w:space="0" w:color="374151"/>
+            </w:tcBorders>
+            <w:shd w:val="clear" w:color="000000" w:fill="FFFFFF"/>
+            <w:vAlign w:val="center"/>
+            <w:hideMark/>
+          </w:tcPr>
+          <w:p>
+            <w:pPr>
+              <w:keepNext w:val="0"/>
+              <w:suppressAutoHyphens w:val="0"/>
+              <w:spacing w:after="0" w:line="240" w:lineRule="auto"/>
+              <w:rPr>
+                <w:rFonts w:ascii="Segoe UI" w:hAnsi="Segoe UI" w:cs="Segoe UI"/>
+                <w:b/>
+                <w:bCs/>
+                <w:color w:val="000000"/>
+                <w:sz w:val="19"/>
+                <w:szCs w:val="19"/>
+              </w:rPr>
+            </w:pPr>
+            <w:proofErr w:type="spellStart"/>
+            <w:r>
+              <w:rPr>
+                <w:rFonts w:ascii="Segoe UI" w:hAnsi="Segoe UI" w:cs="Segoe UI"/>
+                <w:b/>
+                <w:bCs/>
+                <w:color w:val="000000"/>
+                <w:sz w:val="19"/>
+                <w:szCs w:val="19"/>
+              </w:rPr>
+              <w:t>ruta_pdf</w:t>
+            </w:r>
+            <w:proofErr w:type="spellEnd"/>
+          </w:p>
+        </w:tc>
+        <w:tc>
+          <w:tcPr>
+            <w:tcW w:w="1559" w:type="dxa"/>
+            <w:tcBorders>
+              <w:top w:val="nil"/>
+              <w:left w:val="nil"/>
+              <w:bottom w:val="single" w:sz="8" w:space="0" w:color="374151"/>
+              <w:right w:val="single" w:sz="8" w:space="0" w:color="374151"/>
+            </w:tcBorders>
+            <w:shd w:val="clear" w:color="000000" w:fill="FFFFFF"/>
+            <w:vAlign w:val="center"/>
+            <w:hideMark/>
+          </w:tcPr>
+          <w:p>
+            <w:pPr>
+              <w:keepNext w:val="0"/>
+              <w:suppressAutoHyphens w:val="0"/>
+              <w:spacing w:after="0" w:line="240" w:lineRule="auto"/>
+              <w:rPr>
+                <w:rFonts w:ascii="Segoe UI" w:hAnsi="Segoe UI" w:cs="Segoe UI"/>
+                <w:color w:val="000000"/>
+                <w:sz w:val="19"/>
+                <w:szCs w:val="19"/>
+              </w:rPr>
+            </w:pPr>
+            <w:proofErr w:type="gramStart"/>
+            <w:r>
+              <w:rPr>
+                <w:rFonts w:ascii="Segoe UI" w:hAnsi="Segoe UI" w:cs="Segoe UI"/>
+                <w:color w:val="000000"/>
+                <w:sz w:val="19"/>
+                <w:szCs w:val="19"/>
+              </w:rPr>
+              <w:t>VARCHAR(</w:t>
+            </w:r>
+            <w:proofErr w:type="gramEnd"/>
+            <w:r>
+              <w:rPr>
+                <w:rFonts w:ascii="Segoe UI" w:hAnsi="Segoe UI" w:cs="Segoe UI"/>
+                <w:color w:val="000000"/>
+                <w:sz w:val="19"/>
+                <w:szCs w:val="19"/>
+              </w:rPr>
+              <w:t>255)</w:t>
+            </w:r>
+          </w:p>
+        </w:tc>
+        <w:tc>
+          <w:tcPr>
+            <w:tcW w:w="2127" w:type="dxa"/>
+            <w:tcBorders>
+              <w:top w:val="nil"/>
+              <w:left w:val="nil"/>
+              <w:bottom w:val="single" w:sz="8" w:space="0" w:color="374151"/>
+              <w:right w:val="single" w:sz="8" w:space="0" w:color="374151"/>
+            </w:tcBorders>
+            <w:shd w:val="clear" w:color="000000" w:fill="FFFFFF"/>
+            <w:vAlign w:val="center"/>
+            <w:hideMark/>
+          </w:tcPr>
+          <w:p>
+            <w:pPr>
+              <w:keepNext w:val="0"/>
+              <w:suppressAutoHyphens w:val="0"/>
+              <w:spacing w:after="0" w:line="240" w:lineRule="auto"/>
+              <w:rPr>
+                <w:rFonts w:ascii="Segoe UI" w:hAnsi="Segoe UI" w:cs="Segoe UI"/>
+                <w:color w:val="000000"/>
+                <w:sz w:val="19"/>
+                <w:szCs w:val="19"/>
+              </w:rPr>
+            </w:pPr>
+            <w:r>
+              <w:rPr>
+                <w:rFonts w:ascii="Segoe UI" w:hAnsi="Segoe UI" w:cs="Segoe UI"/>
+                <w:color w:val="000000"/>
+                <w:sz w:val="19"/>
+                <w:szCs w:val="19"/>
+              </w:rPr>
+              <w:t>NULL</w:t>
+            </w:r>
+          </w:p>
+        </w:tc>
+        <w:tc>
+          <w:tcPr>
+            <w:tcW w:w="3118" w:type="dxa"/>
+            <w:tcBorders>
+              <w:top w:val="nil"/>
+              <w:left w:val="nil"/>
+              <w:bottom w:val="single" w:sz="8" w:space="0" w:color="374151"/>
+              <w:right w:val="single" w:sz="8" w:space="0" w:color="374151"/>
+            </w:tcBorders>
+            <w:shd w:val="clear" w:color="000000" w:fill="FFFFFF"/>
+            <w:vAlign w:val="center"/>
+            <w:hideMark/>
+          </w:tcPr>
+          <w:p>
+            <w:pPr>
+              <w:keepNext w:val="0"/>
+              <w:suppressAutoHyphens w:val="0"/>
+              <w:spacing w:after="0" w:line="240" w:lineRule="auto"/>
+              <w:rPr>
+                <w:rFonts w:ascii="Segoe UI" w:hAnsi="Segoe UI" w:cs="Segoe UI"/>
+                <w:color w:val="000000"/>
+                <w:sz w:val="19"/>
+                <w:szCs w:val="19"/>
+              </w:rPr>
+            </w:pPr>
+            <w:r>
+              <w:rPr>
+                <w:rFonts w:ascii="Segoe UI" w:hAnsi="Segoe UI" w:cs="Segoe UI"/>
+                <w:color w:val="000000"/>
+                <w:sz w:val="19"/>
+                <w:szCs w:val="19"/>
+              </w:rPr>
+              <w:t>Ruta del PDF generado.</w:t>
+            </w:r>
+          </w:p>
+        </w:tc>
+      </w:tr>
+      <w:tr>
+        <w:trPr>
+          <w:trHeight w:val="465"/>
+        </w:trPr>
+        <w:tc>
+          <w:tcPr>
+            <w:tcW w:w="1701" w:type="dxa"/>
+            <w:tcBorders>
+              <w:top w:val="nil"/>
+              <w:left w:val="single" w:sz="8" w:space="0" w:color="374151"/>
+              <w:bottom w:val="single" w:sz="8" w:space="0" w:color="374151"/>
+              <w:right w:val="single" w:sz="8" w:space="0" w:color="374151"/>
+            </w:tcBorders>
+            <w:shd w:val="clear" w:color="000000" w:fill="FFFFFF"/>
+            <w:vAlign w:val="center"/>
+            <w:hideMark/>
+          </w:tcPr>
+          <w:p>
+            <w:pPr>
+              <w:keepNext w:val="0"/>
+              <w:suppressAutoHyphens w:val="0"/>
+              <w:spacing w:after="0" w:line="240" w:lineRule="auto"/>
+              <w:rPr>
+                <w:rFonts w:ascii="Segoe UI" w:hAnsi="Segoe UI" w:cs="Segoe UI"/>
+                <w:b/>
+                <w:bCs/>
+                <w:color w:val="000000"/>
+                <w:sz w:val="19"/>
+                <w:szCs w:val="19"/>
+              </w:rPr>
+            </w:pPr>
+            <w:proofErr w:type="spellStart"/>
+            <w:r>
+              <w:rPr>
+                <w:rFonts w:ascii="Segoe UI" w:hAnsi="Segoe UI" w:cs="Segoe UI"/>
+                <w:b/>
+                <w:bCs/>
+                <w:color w:val="000000"/>
+                <w:sz w:val="19"/>
+                <w:szCs w:val="19"/>
+              </w:rPr>
+              <w:t>ruta_dni</w:t>
+            </w:r>
+            <w:proofErr w:type="spellEnd"/>
+          </w:p>
+        </w:tc>
+        <w:tc>
+          <w:tcPr>
+            <w:tcW w:w="1559" w:type="dxa"/>
+            <w:tcBorders>
+              <w:top w:val="nil"/>
+              <w:left w:val="nil"/>
+              <w:bottom w:val="single" w:sz="8" w:space="0" w:color="374151"/>
+              <w:right w:val="single" w:sz="8" w:space="0" w:color="374151"/>
+            </w:tcBorders>
+            <w:shd w:val="clear" w:color="000000" w:fill="FFFFFF"/>
+            <w:vAlign w:val="center"/>
+            <w:hideMark/>
+          </w:tcPr>
+          <w:p>
+            <w:pPr>
+              <w:keepNext w:val="0"/>
+              <w:suppressAutoHyphens w:val="0"/>
+              <w:spacing w:after="0" w:line="240" w:lineRule="auto"/>
+              <w:rPr>
+                <w:rFonts w:ascii="Segoe UI" w:hAnsi="Segoe UI" w:cs="Segoe UI"/>
+                <w:color w:val="000000"/>
+                <w:sz w:val="19"/>
+                <w:szCs w:val="19"/>
+              </w:rPr>
+            </w:pPr>
+            <w:proofErr w:type="gramStart"/>
+            <w:r>
+              <w:rPr>
+                <w:rFonts w:ascii="Segoe UI" w:hAnsi="Segoe UI" w:cs="Segoe UI"/>
+                <w:color w:val="000000"/>
+                <w:sz w:val="19"/>
+                <w:szCs w:val="19"/>
+              </w:rPr>
+              <w:t>VARCHAR(</w:t>
+            </w:r>
+            <w:proofErr w:type="gramEnd"/>
+            <w:r>
+              <w:rPr>
+                <w:rFonts w:ascii="Segoe UI" w:hAnsi="Segoe UI" w:cs="Segoe UI"/>
+                <w:color w:val="000000"/>
+                <w:sz w:val="19"/>
+                <w:szCs w:val="19"/>
+              </w:rPr>
+              <w:t>255)</w:t>
+            </w:r>
+          </w:p>
+        </w:tc>
+        <w:tc>
+          <w:tcPr>
+            <w:tcW w:w="2127" w:type="dxa"/>
+            <w:tcBorders>
+              <w:top w:val="nil"/>
+              <w:left w:val="nil"/>
+              <w:bottom w:val="single" w:sz="8" w:space="0" w:color="374151"/>
+              <w:right w:val="single" w:sz="8" w:space="0" w:color="374151"/>
+            </w:tcBorders>
+            <w:shd w:val="clear" w:color="000000" w:fill="FFFFFF"/>
+            <w:vAlign w:val="center"/>
+            <w:hideMark/>
+          </w:tcPr>
+          <w:p>
+            <w:pPr>
+              <w:keepNext w:val="0"/>
+              <w:suppressAutoHyphens w:val="0"/>
+              <w:spacing w:after="0" w:line="240" w:lineRule="auto"/>
+              <w:rPr>
+                <w:rFonts w:ascii="Segoe UI" w:hAnsi="Segoe UI" w:cs="Segoe UI"/>
+                <w:color w:val="000000"/>
+                <w:sz w:val="19"/>
+                <w:szCs w:val="19"/>
+              </w:rPr>
+            </w:pPr>
+            <w:r>
+              <w:rPr>
+                <w:rFonts w:ascii="Segoe UI" w:hAnsi="Segoe UI" w:cs="Segoe UI"/>
+                <w:color w:val="000000"/>
+                <w:sz w:val="19"/>
+                <w:szCs w:val="19"/>
+              </w:rPr>
+              <w:t>NULL</w:t>
+            </w:r>
+          </w:p>
+        </w:tc>
+        <w:tc>
+          <w:tcPr>
+            <w:tcW w:w="3118" w:type="dxa"/>
+            <w:tcBorders>
+              <w:top w:val="nil"/>
+              <w:left w:val="nil"/>
+              <w:bottom w:val="single" w:sz="8" w:space="0" w:color="374151"/>
+              <w:right w:val="single" w:sz="8" w:space="0" w:color="374151"/>
+            </w:tcBorders>
+            <w:shd w:val="clear" w:color="000000" w:fill="FFFFFF"/>
+            <w:vAlign w:val="center"/>
+            <w:hideMark/>
+          </w:tcPr>
+          <w:p>
+            <w:pPr>
+              <w:keepNext w:val="0"/>
+              <w:suppressAutoHyphens w:val="0"/>
+              <w:spacing w:after="0" w:line="240" w:lineRule="auto"/>
+              <w:rPr>
+                <w:rFonts w:ascii="Segoe UI" w:hAnsi="Segoe UI" w:cs="Segoe UI"/>
+                <w:color w:val="000000"/>
+                <w:sz w:val="19"/>
+                <w:szCs w:val="19"/>
+              </w:rPr>
+            </w:pPr>
+            <w:r>
+              <w:rPr>
+                <w:rFonts w:ascii="Segoe UI" w:hAnsi="Segoe UI" w:cs="Segoe UI"/>
+                <w:color w:val="000000"/>
+                <w:sz w:val="19"/>
+                <w:szCs w:val="19"/>
+              </w:rPr>
+              <w:t>Ruta del DNI escaneado.</w:t>
+            </w:r>
+          </w:p>
+        </w:tc>
+      </w:tr>
+      <w:tr>
+        <w:trPr>
+          <w:trHeight w:val="465"/>
+        </w:trPr>
+        <w:tc>
+          <w:tcPr>
+            <w:tcW w:w="1701" w:type="dxa"/>
+            <w:tcBorders>
+              <w:top w:val="nil"/>
+              <w:left w:val="single" w:sz="8" w:space="0" w:color="374151"/>
+              <w:bottom w:val="single" w:sz="8" w:space="0" w:color="374151"/>
+              <w:right w:val="single" w:sz="8" w:space="0" w:color="374151"/>
+            </w:tcBorders>
+            <w:shd w:val="clear" w:color="000000" w:fill="FFFFFF"/>
+            <w:vAlign w:val="center"/>
+            <w:hideMark/>
+          </w:tcPr>
+          <w:p>
+            <w:pPr>
+              <w:keepNext w:val="0"/>
+              <w:suppressAutoHyphens w:val="0"/>
+              <w:spacing w:after="0" w:line="240" w:lineRule="auto"/>
+              <w:rPr>
+                <w:rFonts w:ascii="Segoe UI" w:hAnsi="Segoe UI" w:cs="Segoe UI"/>
+                <w:b/>
+                <w:bCs/>
+                <w:color w:val="000000"/>
+                <w:sz w:val="19"/>
+                <w:szCs w:val="19"/>
+              </w:rPr>
+            </w:pPr>
+            <w:proofErr w:type="spellStart"/>
+            <w:r>
+              <w:rPr>
+                <w:rFonts w:ascii="Segoe UI" w:hAnsi="Segoe UI" w:cs="Segoe UI"/>
+                <w:b/>
+                <w:bCs/>
+                <w:color w:val="000000"/>
+                <w:sz w:val="19"/>
+                <w:szCs w:val="19"/>
+              </w:rPr>
+              <w:t>fecha_creacion</w:t>
+            </w:r>
+            <w:proofErr w:type="spellEnd"/>
+          </w:p>
+        </w:tc>
+        <w:tc>
+          <w:tcPr>
+            <w:tcW w:w="1559" w:type="dxa"/>
+            <w:tcBorders>
+              <w:top w:val="nil"/>
+              <w:left w:val="nil"/>
+              <w:bottom w:val="single" w:sz="8" w:space="0" w:color="374151"/>
+              <w:right w:val="single" w:sz="8" w:space="0" w:color="374151"/>
+            </w:tcBorders>
+            <w:shd w:val="clear" w:color="000000" w:fill="FFFFFF"/>
+            <w:vAlign w:val="center"/>
+            <w:hideMark/>
+          </w:tcPr>
+          <w:p>
+            <w:pPr>
+              <w:keepNext w:val="0"/>
+              <w:suppressAutoHyphens w:val="0"/>
+              <w:spacing w:after="0" w:line="240" w:lineRule="auto"/>
+              <w:rPr>
+                <w:rFonts w:ascii="Segoe UI" w:hAnsi="Segoe UI" w:cs="Segoe UI"/>
+                <w:color w:val="000000"/>
+                <w:sz w:val="19"/>
+                <w:szCs w:val="19"/>
+              </w:rPr>
+            </w:pPr>
+            <w:r>
+              <w:rPr>
+                <w:rFonts w:ascii="Segoe UI" w:hAnsi="Segoe UI" w:cs="Segoe UI"/>
+                <w:color w:val="000000"/>
+                <w:sz w:val="19"/>
+                <w:szCs w:val="19"/>
+              </w:rPr>
+              <w:t>TIMESTAMP</w:t>
+            </w:r>
+          </w:p>
+        </w:tc>
+        <w:tc>
+          <w:tcPr>
+            <w:tcW w:w="2127" w:type="dxa"/>
+            <w:tcBorders>
+              <w:top w:val="nil"/>
+              <w:left w:val="nil"/>
+              <w:bottom w:val="single" w:sz="8" w:space="0" w:color="374151"/>
+              <w:right w:val="single" w:sz="8" w:space="0" w:color="374151"/>
+            </w:tcBorders>
+            <w:shd w:val="clear" w:color="000000" w:fill="FFFFFF"/>
+            <w:vAlign w:val="center"/>
+            <w:hideMark/>
+          </w:tcPr>
+          <w:p>
+            <w:pPr>
+              <w:keepNext w:val="0"/>
+              <w:suppressAutoHyphens w:val="0"/>
+              <w:spacing w:after="0" w:line="240" w:lineRule="auto"/>
+              <w:rPr>
+                <w:rFonts w:ascii="Segoe UI" w:hAnsi="Segoe UI" w:cs="Segoe UI"/>
+                <w:color w:val="000000"/>
+                <w:sz w:val="19"/>
+                <w:szCs w:val="19"/>
+              </w:rPr>
+            </w:pPr>
+            <w:r>
+              <w:rPr>
+                <w:rFonts w:ascii="Segoe UI" w:hAnsi="Segoe UI" w:cs="Segoe UI"/>
+                <w:color w:val="000000"/>
+                <w:sz w:val="19"/>
+                <w:szCs w:val="19"/>
+              </w:rPr>
+              <w:t>DEFAULT CURRENT_TIMESTAMP</w:t>
+            </w:r>
+          </w:p>
+        </w:tc>
+        <w:tc>
+          <w:tcPr>
+            <w:tcW w:w="3118" w:type="dxa"/>
+            <w:tcBorders>
+              <w:top w:val="nil"/>
+              <w:left w:val="nil"/>
+              <w:bottom w:val="single" w:sz="8" w:space="0" w:color="374151"/>
+              <w:right w:val="single" w:sz="8" w:space="0" w:color="374151"/>
+            </w:tcBorders>
+            <w:shd w:val="clear" w:color="000000" w:fill="FFFFFF"/>
+            <w:vAlign w:val="center"/>
+            <w:hideMark/>
+          </w:tcPr>
+          <w:p>
+            <w:pPr>
+              <w:keepNext w:val="0"/>
+              <w:suppressAutoHyphens w:val="0"/>
+              <w:spacing w:after="0" w:line="240" w:lineRule="auto"/>
+              <w:rPr>
+                <w:rFonts w:ascii="Segoe UI" w:hAnsi="Segoe UI" w:cs="Segoe UI"/>
+                <w:color w:val="000000"/>
+                <w:sz w:val="19"/>
+                <w:szCs w:val="19"/>
+              </w:rPr>
+            </w:pPr>
+            <w:r>
+              <w:rPr>
+                <w:rFonts w:ascii="Segoe UI" w:hAnsi="Segoe UI" w:cs="Segoe UI"/>
+                <w:color w:val="000000"/>
+                <w:sz w:val="19"/>
+                <w:szCs w:val="19"/>
+              </w:rPr>
+              <w:t>Fecha de generación.</w:t>
+            </w:r>
+          </w:p>
+        </w:tc>
+      </w:tr>
+    </w:tbl>
     <w:p>
       <w:pPr>
         <w:keepNext w:val="0"/>
         <w:widowControl w:val="0"/>
         <w:shd w:val="clear" w:color="auto" w:fill="FFFFFF" w:themeFill="background1"/>
         <w:spacing w:after="48"/>
-        <w:ind w:left="360"/>
+        <w:ind w:firstLine="708"/>
         <w:jc w:val="both"/>
         <w:rPr>
           <w:rFonts w:ascii="Segoe UI" w:eastAsia="Segoe UI" w:hAnsi="Segoe UI" w:cs="Segoe UI"/>
@@ -17683,14 +19977,46 @@
         <w:widowControl w:val="0"/>
         <w:shd w:val="clear" w:color="auto" w:fill="FFFFFF" w:themeFill="background1"/>
         <w:spacing w:after="48"/>
-        <w:ind w:left="360"/>
+        <w:ind w:left="708"/>
         <w:jc w:val="both"/>
         <w:rPr>
           <w:rFonts w:ascii="Segoe UI" w:eastAsia="Segoe UI" w:hAnsi="Segoe UI" w:cs="Segoe UI"/>
+          <w:b/>
+          <w:bCs/>
           <w:color w:val="212121"/>
           <w:sz w:val="24"/>
         </w:rPr>
       </w:pPr>
+      <w:r>
+        <w:rPr>
+          <w:rFonts w:ascii="Segoe UI" w:eastAsia="Segoe UI" w:hAnsi="Segoe UI" w:cs="Segoe UI"/>
+          <w:b/>
+          <w:bCs/>
+          <w:color w:val="212121"/>
+          <w:sz w:val="24"/>
+        </w:rPr>
+        <w:t xml:space="preserve">3.3.5. </w:t>
+      </w:r>
+      <w:r>
+        <w:rPr>
+          <w:rFonts w:ascii="Segoe UI" w:eastAsia="Segoe UI" w:hAnsi="Segoe UI" w:cs="Segoe UI"/>
+          <w:b/>
+          <w:bCs/>
+          <w:color w:val="212121"/>
+          <w:sz w:val="24"/>
+        </w:rPr>
+        <w:t xml:space="preserve">Tabla: </w:t>
+      </w:r>
+      <w:r>
+        <w:rPr>
+          <w:rFonts w:ascii="Segoe UI" w:eastAsia="Segoe UI" w:hAnsi="Segoe UI" w:cs="Segoe UI"/>
+          <w:b/>
+          <w:bCs/>
+          <w:color w:val="212121"/>
+          <w:sz w:val="24"/>
+        </w:rPr>
+        <w:t>feedback_entrenos</w:t>
+      </w:r>
     </w:p>
     <w:p>
       <w:pPr>
@@ -17698,22 +20024,983 @@
         <w:widowControl w:val="0"/>
         <w:shd w:val="clear" w:color="auto" w:fill="FFFFFF" w:themeFill="background1"/>
         <w:spacing w:after="48"/>
-        <w:ind w:left="360"/>
-        <w:jc w:val="both"/>
+        <w:ind w:left="708"/>
         <w:rPr>
           <w:rFonts w:ascii="Segoe UI" w:eastAsia="Segoe UI" w:hAnsi="Segoe UI" w:cs="Segoe UI"/>
           <w:color w:val="212121"/>
           <w:sz w:val="24"/>
         </w:rPr>
       </w:pPr>
-    </w:p>
+      <w:r>
+        <w:rPr>
+          <w:rFonts w:ascii="Segoe UI" w:eastAsia="Segoe UI" w:hAnsi="Segoe UI" w:cs="Segoe UI"/>
+          <w:color w:val="212121"/>
+          <w:sz w:val="24"/>
+        </w:rPr>
+        <w:t xml:space="preserve">Registra las sensaciones diarias. Relación </w:t>
+      </w:r>
+      <w:proofErr w:type="gramStart"/>
+      <w:r>
+        <w:rPr>
+          <w:rFonts w:ascii="Segoe UI" w:eastAsia="Segoe UI" w:hAnsi="Segoe UI" w:cs="Segoe UI"/>
+          <w:color w:val="212121"/>
+          <w:sz w:val="24"/>
+        </w:rPr>
+        <w:t>1:N</w:t>
+      </w:r>
+      <w:proofErr w:type="gramEnd"/>
+      <w:r>
+        <w:rPr>
+          <w:rFonts w:ascii="Segoe UI" w:eastAsia="Segoe UI" w:hAnsi="Segoe UI" w:cs="Segoe UI"/>
+          <w:color w:val="212121"/>
+          <w:sz w:val="24"/>
+        </w:rPr>
+        <w:t xml:space="preserve"> con la tabla usuarios y pruebas_variantes.</w:t>
+      </w:r>
+    </w:p>
+    <w:tbl>
+      <w:tblPr>
+        <w:tblW w:w="8505" w:type="dxa"/>
+        <w:tblInd w:w="704" w:type="dxa"/>
+        <w:tblCellMar>
+          <w:left w:w="70" w:type="dxa"/>
+          <w:right w:w="70" w:type="dxa"/>
+        </w:tblCellMar>
+        <w:tblLook w:val="04A0" w:firstRow="1" w:lastRow="0" w:firstColumn="1" w:lastColumn="0" w:noHBand="0" w:noVBand="1"/>
+      </w:tblPr>
+      <w:tblGrid>
+        <w:gridCol w:w="1701"/>
+        <w:gridCol w:w="1559"/>
+        <w:gridCol w:w="2127"/>
+        <w:gridCol w:w="3118"/>
+      </w:tblGrid>
+      <w:tr>
+        <w:trPr>
+          <w:trHeight w:val="629"/>
+        </w:trPr>
+        <w:tc>
+          <w:tcPr>
+            <w:tcW w:w="1701" w:type="dxa"/>
+            <w:tcBorders>
+              <w:top w:val="single" w:sz="4" w:space="0" w:color="auto"/>
+              <w:left w:val="single" w:sz="4" w:space="0" w:color="auto"/>
+              <w:bottom w:val="single" w:sz="4" w:space="0" w:color="auto"/>
+              <w:right w:val="single" w:sz="4" w:space="0" w:color="auto"/>
+            </w:tcBorders>
+            <w:shd w:val="clear" w:color="auto" w:fill="FEE2E2"/>
+            <w:vAlign w:val="center"/>
+            <w:hideMark/>
+          </w:tcPr>
+          <w:p>
+            <w:pPr>
+              <w:keepNext w:val="0"/>
+              <w:widowControl w:val="0"/>
+              <w:shd w:val="clear" w:color="auto" w:fill="FFFFFF" w:themeFill="background1"/>
+              <w:spacing w:after="0"/>
+              <w:jc w:val="center"/>
+              <w:rPr>
+                <w:b/>
+                <w:bCs/>
+                <w:color w:val="991B1B"/>
+              </w:rPr>
+            </w:pPr>
+            <w:r>
+              <w:rPr>
+                <w:b/>
+                <w:bCs/>
+                <w:color w:val="991B1B"/>
+              </w:rPr>
+              <w:t>Campo</w:t>
+            </w:r>
+          </w:p>
+        </w:tc>
+        <w:tc>
+          <w:tcPr>
+            <w:tcW w:w="1559" w:type="dxa"/>
+            <w:tcBorders>
+              <w:top w:val="single" w:sz="4" w:space="0" w:color="auto"/>
+              <w:left w:val="nil"/>
+              <w:bottom w:val="single" w:sz="4" w:space="0" w:color="auto"/>
+              <w:right w:val="single" w:sz="4" w:space="0" w:color="auto"/>
+            </w:tcBorders>
+            <w:shd w:val="clear" w:color="auto" w:fill="FEE2E2"/>
+            <w:vAlign w:val="center"/>
+            <w:hideMark/>
+          </w:tcPr>
+          <w:p>
+            <w:pPr>
+              <w:keepNext w:val="0"/>
+              <w:widowControl w:val="0"/>
+              <w:shd w:val="clear" w:color="auto" w:fill="FFFFFF" w:themeFill="background1"/>
+              <w:spacing w:after="0"/>
+              <w:jc w:val="center"/>
+              <w:rPr>
+                <w:b/>
+                <w:bCs/>
+                <w:color w:val="991B1B"/>
+              </w:rPr>
+            </w:pPr>
+            <w:r>
+              <w:rPr>
+                <w:b/>
+                <w:bCs/>
+                <w:color w:val="991B1B"/>
+              </w:rPr>
+              <w:t>Tipo</w:t>
+            </w:r>
+          </w:p>
+        </w:tc>
+        <w:tc>
+          <w:tcPr>
+            <w:tcW w:w="2127" w:type="dxa"/>
+            <w:tcBorders>
+              <w:top w:val="single" w:sz="4" w:space="0" w:color="auto"/>
+              <w:left w:val="nil"/>
+              <w:bottom w:val="single" w:sz="4" w:space="0" w:color="auto"/>
+              <w:right w:val="single" w:sz="4" w:space="0" w:color="auto"/>
+            </w:tcBorders>
+            <w:shd w:val="clear" w:color="auto" w:fill="FEE2E2"/>
+            <w:vAlign w:val="center"/>
+            <w:hideMark/>
+          </w:tcPr>
+          <w:p>
+            <w:pPr>
+              <w:keepNext w:val="0"/>
+              <w:widowControl w:val="0"/>
+              <w:shd w:val="clear" w:color="auto" w:fill="FFFFFF" w:themeFill="background1"/>
+              <w:spacing w:after="0"/>
+              <w:jc w:val="center"/>
+              <w:rPr>
+                <w:b/>
+                <w:bCs/>
+                <w:color w:val="991B1B"/>
+              </w:rPr>
+            </w:pPr>
+            <w:r>
+              <w:rPr>
+                <w:b/>
+                <w:bCs/>
+                <w:color w:val="991B1B"/>
+              </w:rPr>
+              <w:t>Restricciones</w:t>
+            </w:r>
+          </w:p>
+        </w:tc>
+        <w:tc>
+          <w:tcPr>
+            <w:tcW w:w="3118" w:type="dxa"/>
+            <w:tcBorders>
+              <w:top w:val="single" w:sz="4" w:space="0" w:color="auto"/>
+              <w:left w:val="nil"/>
+              <w:bottom w:val="single" w:sz="4" w:space="0" w:color="auto"/>
+              <w:right w:val="single" w:sz="4" w:space="0" w:color="auto"/>
+            </w:tcBorders>
+            <w:shd w:val="clear" w:color="auto" w:fill="FEE2E2"/>
+            <w:vAlign w:val="center"/>
+            <w:hideMark/>
+          </w:tcPr>
+          <w:p>
+            <w:pPr>
+              <w:keepNext w:val="0"/>
+              <w:widowControl w:val="0"/>
+              <w:shd w:val="clear" w:color="auto" w:fill="FFFFFF" w:themeFill="background1"/>
+              <w:spacing w:after="0"/>
+              <w:jc w:val="center"/>
+              <w:rPr>
+                <w:b/>
+                <w:bCs/>
+                <w:color w:val="991B1B"/>
+              </w:rPr>
+            </w:pPr>
+            <w:r>
+              <w:rPr>
+                <w:b/>
+                <w:bCs/>
+                <w:color w:val="991B1B"/>
+              </w:rPr>
+              <w:t>Descripción</w:t>
+            </w:r>
+          </w:p>
+        </w:tc>
+      </w:tr>
+      <w:tr>
+        <w:trPr>
+          <w:trHeight w:val="465"/>
+        </w:trPr>
+        <w:tc>
+          <w:tcPr>
+            <w:tcW w:w="1701" w:type="dxa"/>
+            <w:tcBorders>
+              <w:top w:val="nil"/>
+              <w:left w:val="single" w:sz="4" w:space="0" w:color="auto"/>
+              <w:bottom w:val="single" w:sz="4" w:space="0" w:color="auto"/>
+              <w:right w:val="single" w:sz="4" w:space="0" w:color="auto"/>
+            </w:tcBorders>
+            <w:shd w:val="clear" w:color="000000" w:fill="FFFFFF"/>
+            <w:vAlign w:val="center"/>
+            <w:hideMark/>
+          </w:tcPr>
+          <w:p>
+            <w:pPr>
+              <w:keepNext w:val="0"/>
+              <w:suppressAutoHyphens w:val="0"/>
+              <w:spacing w:after="0" w:line="240" w:lineRule="auto"/>
+              <w:rPr>
+                <w:rFonts w:ascii="Segoe UI" w:hAnsi="Segoe UI" w:cs="Segoe UI"/>
+                <w:b/>
+                <w:bCs/>
+                <w:color w:val="000000"/>
+                <w:sz w:val="19"/>
+                <w:szCs w:val="19"/>
+              </w:rPr>
+            </w:pPr>
+            <w:proofErr w:type="spellStart"/>
+            <w:r>
+              <w:rPr>
+                <w:rFonts w:ascii="Segoe UI" w:hAnsi="Segoe UI" w:cs="Segoe UI"/>
+                <w:b/>
+                <w:bCs/>
+                <w:color w:val="000000"/>
+                <w:sz w:val="19"/>
+                <w:szCs w:val="19"/>
+              </w:rPr>
+              <w:t>id_feedback</w:t>
+            </w:r>
+            <w:proofErr w:type="spellEnd"/>
+          </w:p>
+        </w:tc>
+        <w:tc>
+          <w:tcPr>
+            <w:tcW w:w="1559" w:type="dxa"/>
+            <w:tcBorders>
+              <w:top w:val="nil"/>
+              <w:left w:val="nil"/>
+              <w:bottom w:val="single" w:sz="4" w:space="0" w:color="auto"/>
+              <w:right w:val="single" w:sz="4" w:space="0" w:color="auto"/>
+            </w:tcBorders>
+            <w:shd w:val="clear" w:color="000000" w:fill="FFFFFF"/>
+            <w:vAlign w:val="center"/>
+            <w:hideMark/>
+          </w:tcPr>
+          <w:p>
+            <w:pPr>
+              <w:keepNext w:val="0"/>
+              <w:suppressAutoHyphens w:val="0"/>
+              <w:spacing w:after="0" w:line="240" w:lineRule="auto"/>
+              <w:rPr>
+                <w:rFonts w:ascii="Segoe UI" w:hAnsi="Segoe UI" w:cs="Segoe UI"/>
+                <w:color w:val="000000"/>
+                <w:sz w:val="19"/>
+                <w:szCs w:val="19"/>
+              </w:rPr>
+            </w:pPr>
+            <w:r>
+              <w:rPr>
+                <w:rFonts w:ascii="Segoe UI" w:hAnsi="Segoe UI" w:cs="Segoe UI"/>
+                <w:color w:val="000000"/>
+                <w:sz w:val="19"/>
+                <w:szCs w:val="19"/>
+              </w:rPr>
+              <w:t>INT</w:t>
+            </w:r>
+          </w:p>
+        </w:tc>
+        <w:tc>
+          <w:tcPr>
+            <w:tcW w:w="2127" w:type="dxa"/>
+            <w:tcBorders>
+              <w:top w:val="nil"/>
+              <w:left w:val="nil"/>
+              <w:bottom w:val="single" w:sz="4" w:space="0" w:color="auto"/>
+              <w:right w:val="single" w:sz="4" w:space="0" w:color="auto"/>
+            </w:tcBorders>
+            <w:shd w:val="clear" w:color="000000" w:fill="FFFFFF"/>
+            <w:vAlign w:val="center"/>
+            <w:hideMark/>
+          </w:tcPr>
+          <w:p>
+            <w:pPr>
+              <w:keepNext w:val="0"/>
+              <w:suppressAutoHyphens w:val="0"/>
+              <w:spacing w:after="0" w:line="240" w:lineRule="auto"/>
+              <w:rPr>
+                <w:rFonts w:ascii="Segoe UI" w:hAnsi="Segoe UI" w:cs="Segoe UI"/>
+                <w:color w:val="000000"/>
+                <w:sz w:val="19"/>
+                <w:szCs w:val="19"/>
+              </w:rPr>
+            </w:pPr>
+            <w:r>
+              <w:rPr>
+                <w:rFonts w:ascii="Segoe UI" w:hAnsi="Segoe UI" w:cs="Segoe UI"/>
+                <w:color w:val="000000"/>
+                <w:sz w:val="19"/>
+                <w:szCs w:val="19"/>
+              </w:rPr>
+              <w:t>PK, AUTO_INCREMENT</w:t>
+            </w:r>
+          </w:p>
+        </w:tc>
+        <w:tc>
+          <w:tcPr>
+            <w:tcW w:w="3118" w:type="dxa"/>
+            <w:tcBorders>
+              <w:top w:val="nil"/>
+              <w:left w:val="nil"/>
+              <w:bottom w:val="single" w:sz="4" w:space="0" w:color="auto"/>
+              <w:right w:val="single" w:sz="4" w:space="0" w:color="auto"/>
+            </w:tcBorders>
+            <w:shd w:val="clear" w:color="000000" w:fill="FFFFFF"/>
+            <w:vAlign w:val="center"/>
+            <w:hideMark/>
+          </w:tcPr>
+          <w:p>
+            <w:pPr>
+              <w:keepNext w:val="0"/>
+              <w:suppressAutoHyphens w:val="0"/>
+              <w:spacing w:after="0" w:line="240" w:lineRule="auto"/>
+              <w:rPr>
+                <w:rFonts w:ascii="Segoe UI" w:hAnsi="Segoe UI" w:cs="Segoe UI"/>
+                <w:color w:val="000000"/>
+                <w:sz w:val="19"/>
+                <w:szCs w:val="19"/>
+              </w:rPr>
+            </w:pPr>
+            <w:r>
+              <w:rPr>
+                <w:rFonts w:ascii="Segoe UI" w:hAnsi="Segoe UI" w:cs="Segoe UI"/>
+                <w:color w:val="000000"/>
+                <w:sz w:val="19"/>
+                <w:szCs w:val="19"/>
+              </w:rPr>
+              <w:t>Identificador del registro.</w:t>
+            </w:r>
+          </w:p>
+        </w:tc>
+      </w:tr>
+      <w:tr>
+        <w:trPr>
+          <w:trHeight w:val="465"/>
+        </w:trPr>
+        <w:tc>
+          <w:tcPr>
+            <w:tcW w:w="1701" w:type="dxa"/>
+            <w:tcBorders>
+              <w:top w:val="nil"/>
+              <w:left w:val="single" w:sz="4" w:space="0" w:color="auto"/>
+              <w:bottom w:val="single" w:sz="4" w:space="0" w:color="auto"/>
+              <w:right w:val="single" w:sz="4" w:space="0" w:color="auto"/>
+            </w:tcBorders>
+            <w:shd w:val="clear" w:color="000000" w:fill="FFFFFF"/>
+            <w:vAlign w:val="center"/>
+            <w:hideMark/>
+          </w:tcPr>
+          <w:p>
+            <w:pPr>
+              <w:keepNext w:val="0"/>
+              <w:suppressAutoHyphens w:val="0"/>
+              <w:spacing w:after="0" w:line="240" w:lineRule="auto"/>
+              <w:rPr>
+                <w:rFonts w:ascii="Segoe UI" w:hAnsi="Segoe UI" w:cs="Segoe UI"/>
+                <w:b/>
+                <w:bCs/>
+                <w:color w:val="000000"/>
+                <w:sz w:val="19"/>
+                <w:szCs w:val="19"/>
+              </w:rPr>
+            </w:pPr>
+            <w:proofErr w:type="spellStart"/>
+            <w:r>
+              <w:rPr>
+                <w:rFonts w:ascii="Segoe UI" w:hAnsi="Segoe UI" w:cs="Segoe UI"/>
+                <w:b/>
+                <w:bCs/>
+                <w:color w:val="000000"/>
+                <w:sz w:val="19"/>
+                <w:szCs w:val="19"/>
+              </w:rPr>
+              <w:t>id_usuario</w:t>
+            </w:r>
+            <w:proofErr w:type="spellEnd"/>
+          </w:p>
+        </w:tc>
+        <w:tc>
+          <w:tcPr>
+            <w:tcW w:w="1559" w:type="dxa"/>
+            <w:tcBorders>
+              <w:top w:val="nil"/>
+              <w:left w:val="nil"/>
+              <w:bottom w:val="single" w:sz="4" w:space="0" w:color="auto"/>
+              <w:right w:val="single" w:sz="4" w:space="0" w:color="auto"/>
+            </w:tcBorders>
+            <w:shd w:val="clear" w:color="000000" w:fill="FFFFFF"/>
+            <w:vAlign w:val="center"/>
+            <w:hideMark/>
+          </w:tcPr>
+          <w:p>
+            <w:pPr>
+              <w:keepNext w:val="0"/>
+              <w:suppressAutoHyphens w:val="0"/>
+              <w:spacing w:after="0" w:line="240" w:lineRule="auto"/>
+              <w:rPr>
+                <w:rFonts w:ascii="Segoe UI" w:hAnsi="Segoe UI" w:cs="Segoe UI"/>
+                <w:color w:val="000000"/>
+                <w:sz w:val="19"/>
+                <w:szCs w:val="19"/>
+              </w:rPr>
+            </w:pPr>
+            <w:r>
+              <w:rPr>
+                <w:rFonts w:ascii="Segoe UI" w:hAnsi="Segoe UI" w:cs="Segoe UI"/>
+                <w:color w:val="000000"/>
+                <w:sz w:val="19"/>
+                <w:szCs w:val="19"/>
+              </w:rPr>
+              <w:t>INT</w:t>
+            </w:r>
+          </w:p>
+        </w:tc>
+        <w:tc>
+          <w:tcPr>
+            <w:tcW w:w="2127" w:type="dxa"/>
+            <w:tcBorders>
+              <w:top w:val="nil"/>
+              <w:left w:val="nil"/>
+              <w:bottom w:val="single" w:sz="4" w:space="0" w:color="auto"/>
+              <w:right w:val="single" w:sz="4" w:space="0" w:color="auto"/>
+            </w:tcBorders>
+            <w:shd w:val="clear" w:color="000000" w:fill="FFFFFF"/>
+            <w:vAlign w:val="center"/>
+            <w:hideMark/>
+          </w:tcPr>
+          <w:p>
+            <w:pPr>
+              <w:keepNext w:val="0"/>
+              <w:suppressAutoHyphens w:val="0"/>
+              <w:spacing w:after="0" w:line="240" w:lineRule="auto"/>
+              <w:rPr>
+                <w:rFonts w:ascii="Segoe UI" w:hAnsi="Segoe UI" w:cs="Segoe UI"/>
+                <w:color w:val="000000"/>
+                <w:sz w:val="19"/>
+                <w:szCs w:val="19"/>
+              </w:rPr>
+            </w:pPr>
+            <w:r>
+              <w:rPr>
+                <w:rFonts w:ascii="Segoe UI" w:hAnsi="Segoe UI" w:cs="Segoe UI"/>
+                <w:color w:val="000000"/>
+                <w:sz w:val="19"/>
+                <w:szCs w:val="19"/>
+              </w:rPr>
+              <w:t>FK</w:t>
+            </w:r>
+          </w:p>
+        </w:tc>
+        <w:tc>
+          <w:tcPr>
+            <w:tcW w:w="3118" w:type="dxa"/>
+            <w:tcBorders>
+              <w:top w:val="nil"/>
+              <w:left w:val="nil"/>
+              <w:bottom w:val="single" w:sz="4" w:space="0" w:color="auto"/>
+              <w:right w:val="single" w:sz="4" w:space="0" w:color="auto"/>
+            </w:tcBorders>
+            <w:shd w:val="clear" w:color="000000" w:fill="FFFFFF"/>
+            <w:vAlign w:val="center"/>
+            <w:hideMark/>
+          </w:tcPr>
+          <w:p>
+            <w:pPr>
+              <w:keepNext w:val="0"/>
+              <w:suppressAutoHyphens w:val="0"/>
+              <w:spacing w:after="0" w:line="240" w:lineRule="auto"/>
+              <w:rPr>
+                <w:rFonts w:ascii="Segoe UI" w:hAnsi="Segoe UI" w:cs="Segoe UI"/>
+                <w:color w:val="000000"/>
+                <w:sz w:val="19"/>
+                <w:szCs w:val="19"/>
+              </w:rPr>
+            </w:pPr>
+            <w:r>
+              <w:rPr>
+                <w:rFonts w:ascii="Segoe UI" w:hAnsi="Segoe UI" w:cs="Segoe UI"/>
+                <w:color w:val="000000"/>
+                <w:sz w:val="19"/>
+                <w:szCs w:val="19"/>
+              </w:rPr>
+              <w:t>Atleta que entrena.</w:t>
+            </w:r>
+          </w:p>
+        </w:tc>
+      </w:tr>
+      <w:tr>
+        <w:trPr>
+          <w:trHeight w:val="465"/>
+        </w:trPr>
+        <w:tc>
+          <w:tcPr>
+            <w:tcW w:w="1701" w:type="dxa"/>
+            <w:tcBorders>
+              <w:top w:val="nil"/>
+              <w:left w:val="single" w:sz="4" w:space="0" w:color="auto"/>
+              <w:bottom w:val="single" w:sz="4" w:space="0" w:color="auto"/>
+              <w:right w:val="single" w:sz="4" w:space="0" w:color="auto"/>
+            </w:tcBorders>
+            <w:shd w:val="clear" w:color="000000" w:fill="FFFFFF"/>
+            <w:vAlign w:val="center"/>
+            <w:hideMark/>
+          </w:tcPr>
+          <w:p>
+            <w:pPr>
+              <w:keepNext w:val="0"/>
+              <w:suppressAutoHyphens w:val="0"/>
+              <w:spacing w:after="0" w:line="240" w:lineRule="auto"/>
+              <w:rPr>
+                <w:rFonts w:ascii="Segoe UI" w:hAnsi="Segoe UI" w:cs="Segoe UI"/>
+                <w:b/>
+                <w:bCs/>
+                <w:color w:val="000000"/>
+                <w:sz w:val="19"/>
+                <w:szCs w:val="19"/>
+              </w:rPr>
+            </w:pPr>
+            <w:proofErr w:type="spellStart"/>
+            <w:r>
+              <w:rPr>
+                <w:rFonts w:ascii="Segoe UI" w:hAnsi="Segoe UI" w:cs="Segoe UI"/>
+                <w:b/>
+                <w:bCs/>
+                <w:color w:val="000000"/>
+                <w:sz w:val="19"/>
+                <w:szCs w:val="19"/>
+              </w:rPr>
+              <w:t>id_variante</w:t>
+            </w:r>
+            <w:proofErr w:type="spellEnd"/>
+          </w:p>
+        </w:tc>
+        <w:tc>
+          <w:tcPr>
+            <w:tcW w:w="1559" w:type="dxa"/>
+            <w:tcBorders>
+              <w:top w:val="nil"/>
+              <w:left w:val="nil"/>
+              <w:bottom w:val="single" w:sz="4" w:space="0" w:color="auto"/>
+              <w:right w:val="single" w:sz="4" w:space="0" w:color="auto"/>
+            </w:tcBorders>
+            <w:shd w:val="clear" w:color="000000" w:fill="FFFFFF"/>
+            <w:vAlign w:val="center"/>
+            <w:hideMark/>
+          </w:tcPr>
+          <w:p>
+            <w:pPr>
+              <w:keepNext w:val="0"/>
+              <w:suppressAutoHyphens w:val="0"/>
+              <w:spacing w:after="0" w:line="240" w:lineRule="auto"/>
+              <w:rPr>
+                <w:rFonts w:ascii="Segoe UI" w:hAnsi="Segoe UI" w:cs="Segoe UI"/>
+                <w:color w:val="000000"/>
+                <w:sz w:val="19"/>
+                <w:szCs w:val="19"/>
+              </w:rPr>
+            </w:pPr>
+            <w:r>
+              <w:rPr>
+                <w:rFonts w:ascii="Segoe UI" w:hAnsi="Segoe UI" w:cs="Segoe UI"/>
+                <w:color w:val="000000"/>
+                <w:sz w:val="19"/>
+                <w:szCs w:val="19"/>
+              </w:rPr>
+              <w:t>INT</w:t>
+            </w:r>
+          </w:p>
+        </w:tc>
+        <w:tc>
+          <w:tcPr>
+            <w:tcW w:w="2127" w:type="dxa"/>
+            <w:tcBorders>
+              <w:top w:val="nil"/>
+              <w:left w:val="nil"/>
+              <w:bottom w:val="single" w:sz="4" w:space="0" w:color="auto"/>
+              <w:right w:val="single" w:sz="4" w:space="0" w:color="auto"/>
+            </w:tcBorders>
+            <w:shd w:val="clear" w:color="000000" w:fill="FFFFFF"/>
+            <w:vAlign w:val="center"/>
+            <w:hideMark/>
+          </w:tcPr>
+          <w:p>
+            <w:pPr>
+              <w:keepNext w:val="0"/>
+              <w:suppressAutoHyphens w:val="0"/>
+              <w:spacing w:after="0" w:line="240" w:lineRule="auto"/>
+              <w:rPr>
+                <w:rFonts w:ascii="Segoe UI" w:hAnsi="Segoe UI" w:cs="Segoe UI"/>
+                <w:color w:val="000000"/>
+                <w:sz w:val="19"/>
+                <w:szCs w:val="19"/>
+              </w:rPr>
+            </w:pPr>
+            <w:r>
+              <w:rPr>
+                <w:rFonts w:ascii="Segoe UI" w:hAnsi="Segoe UI" w:cs="Segoe UI"/>
+                <w:color w:val="000000"/>
+                <w:sz w:val="19"/>
+                <w:szCs w:val="19"/>
+              </w:rPr>
+              <w:t>FK</w:t>
+            </w:r>
+          </w:p>
+        </w:tc>
+        <w:tc>
+          <w:tcPr>
+            <w:tcW w:w="3118" w:type="dxa"/>
+            <w:tcBorders>
+              <w:top w:val="nil"/>
+              <w:left w:val="nil"/>
+              <w:bottom w:val="single" w:sz="4" w:space="0" w:color="auto"/>
+              <w:right w:val="single" w:sz="4" w:space="0" w:color="auto"/>
+            </w:tcBorders>
+            <w:shd w:val="clear" w:color="000000" w:fill="FFFFFF"/>
+            <w:vAlign w:val="center"/>
+            <w:hideMark/>
+          </w:tcPr>
+          <w:p>
+            <w:pPr>
+              <w:keepNext w:val="0"/>
+              <w:suppressAutoHyphens w:val="0"/>
+              <w:spacing w:after="0" w:line="240" w:lineRule="auto"/>
+              <w:rPr>
+                <w:rFonts w:ascii="Segoe UI" w:hAnsi="Segoe UI" w:cs="Segoe UI"/>
+                <w:color w:val="000000"/>
+                <w:sz w:val="19"/>
+                <w:szCs w:val="19"/>
+              </w:rPr>
+            </w:pPr>
+            <w:r>
+              <w:rPr>
+                <w:rFonts w:ascii="Segoe UI" w:hAnsi="Segoe UI" w:cs="Segoe UI"/>
+                <w:color w:val="000000"/>
+                <w:sz w:val="19"/>
+                <w:szCs w:val="19"/>
+              </w:rPr>
+              <w:t>Prueba específica entrenada.</w:t>
+            </w:r>
+          </w:p>
+        </w:tc>
+      </w:tr>
+      <w:tr>
+        <w:trPr>
+          <w:trHeight w:val="465"/>
+        </w:trPr>
+        <w:tc>
+          <w:tcPr>
+            <w:tcW w:w="1701" w:type="dxa"/>
+            <w:tcBorders>
+              <w:top w:val="nil"/>
+              <w:left w:val="single" w:sz="4" w:space="0" w:color="auto"/>
+              <w:bottom w:val="single" w:sz="4" w:space="0" w:color="auto"/>
+              <w:right w:val="single" w:sz="4" w:space="0" w:color="auto"/>
+            </w:tcBorders>
+            <w:shd w:val="clear" w:color="000000" w:fill="FFFFFF"/>
+            <w:vAlign w:val="center"/>
+            <w:hideMark/>
+          </w:tcPr>
+          <w:p>
+            <w:pPr>
+              <w:keepNext w:val="0"/>
+              <w:suppressAutoHyphens w:val="0"/>
+              <w:spacing w:after="0" w:line="240" w:lineRule="auto"/>
+              <w:rPr>
+                <w:rFonts w:ascii="Segoe UI" w:hAnsi="Segoe UI" w:cs="Segoe UI"/>
+                <w:b/>
+                <w:bCs/>
+                <w:color w:val="000000"/>
+                <w:sz w:val="19"/>
+                <w:szCs w:val="19"/>
+              </w:rPr>
+            </w:pPr>
+            <w:r>
+              <w:rPr>
+                <w:rFonts w:ascii="Segoe UI" w:hAnsi="Segoe UI" w:cs="Segoe UI"/>
+                <w:b/>
+                <w:bCs/>
+                <w:color w:val="000000"/>
+                <w:sz w:val="19"/>
+                <w:szCs w:val="19"/>
+              </w:rPr>
+              <w:t>fecha</w:t>
+            </w:r>
+          </w:p>
+        </w:tc>
+        <w:tc>
+          <w:tcPr>
+            <w:tcW w:w="1559" w:type="dxa"/>
+            <w:tcBorders>
+              <w:top w:val="nil"/>
+              <w:left w:val="nil"/>
+              <w:bottom w:val="single" w:sz="4" w:space="0" w:color="auto"/>
+              <w:right w:val="single" w:sz="4" w:space="0" w:color="auto"/>
+            </w:tcBorders>
+            <w:shd w:val="clear" w:color="000000" w:fill="FFFFFF"/>
+            <w:vAlign w:val="center"/>
+            <w:hideMark/>
+          </w:tcPr>
+          <w:p>
+            <w:pPr>
+              <w:keepNext w:val="0"/>
+              <w:suppressAutoHyphens w:val="0"/>
+              <w:spacing w:after="0" w:line="240" w:lineRule="auto"/>
+              <w:rPr>
+                <w:rFonts w:ascii="Segoe UI" w:hAnsi="Segoe UI" w:cs="Segoe UI"/>
+                <w:color w:val="000000"/>
+                <w:sz w:val="19"/>
+                <w:szCs w:val="19"/>
+              </w:rPr>
+            </w:pPr>
+            <w:r>
+              <w:rPr>
+                <w:rFonts w:ascii="Segoe UI" w:hAnsi="Segoe UI" w:cs="Segoe UI"/>
+                <w:color w:val="000000"/>
+                <w:sz w:val="19"/>
+                <w:szCs w:val="19"/>
+              </w:rPr>
+              <w:t>DATE</w:t>
+            </w:r>
+          </w:p>
+        </w:tc>
+        <w:tc>
+          <w:tcPr>
+            <w:tcW w:w="2127" w:type="dxa"/>
+            <w:tcBorders>
+              <w:top w:val="nil"/>
+              <w:left w:val="nil"/>
+              <w:bottom w:val="single" w:sz="4" w:space="0" w:color="auto"/>
+              <w:right w:val="single" w:sz="4" w:space="0" w:color="auto"/>
+            </w:tcBorders>
+            <w:shd w:val="clear" w:color="000000" w:fill="FFFFFF"/>
+            <w:vAlign w:val="center"/>
+            <w:hideMark/>
+          </w:tcPr>
+          <w:p>
+            <w:pPr>
+              <w:keepNext w:val="0"/>
+              <w:suppressAutoHyphens w:val="0"/>
+              <w:spacing w:after="0" w:line="240" w:lineRule="auto"/>
+              <w:rPr>
+                <w:rFonts w:ascii="Segoe UI" w:hAnsi="Segoe UI" w:cs="Segoe UI"/>
+                <w:color w:val="000000"/>
+                <w:sz w:val="19"/>
+                <w:szCs w:val="19"/>
+              </w:rPr>
+            </w:pPr>
+            <w:r>
+              <w:rPr>
+                <w:rFonts w:ascii="Segoe UI" w:hAnsi="Segoe UI" w:cs="Segoe UI"/>
+                <w:color w:val="000000"/>
+                <w:sz w:val="19"/>
+                <w:szCs w:val="19"/>
+              </w:rPr>
+              <w:t>NOT NULL</w:t>
+            </w:r>
+          </w:p>
+        </w:tc>
+        <w:tc>
+          <w:tcPr>
+            <w:tcW w:w="3118" w:type="dxa"/>
+            <w:tcBorders>
+              <w:top w:val="nil"/>
+              <w:left w:val="nil"/>
+              <w:bottom w:val="single" w:sz="4" w:space="0" w:color="auto"/>
+              <w:right w:val="single" w:sz="4" w:space="0" w:color="auto"/>
+            </w:tcBorders>
+            <w:shd w:val="clear" w:color="000000" w:fill="FFFFFF"/>
+            <w:vAlign w:val="center"/>
+            <w:hideMark/>
+          </w:tcPr>
+          <w:p>
+            <w:pPr>
+              <w:keepNext w:val="0"/>
+              <w:suppressAutoHyphens w:val="0"/>
+              <w:spacing w:after="0" w:line="240" w:lineRule="auto"/>
+              <w:rPr>
+                <w:rFonts w:ascii="Segoe UI" w:hAnsi="Segoe UI" w:cs="Segoe UI"/>
+                <w:color w:val="000000"/>
+                <w:sz w:val="19"/>
+                <w:szCs w:val="19"/>
+              </w:rPr>
+            </w:pPr>
+            <w:r>
+              <w:rPr>
+                <w:rFonts w:ascii="Segoe UI" w:hAnsi="Segoe UI" w:cs="Segoe UI"/>
+                <w:color w:val="000000"/>
+                <w:sz w:val="19"/>
+                <w:szCs w:val="19"/>
+              </w:rPr>
+              <w:t>Día de la sesión.</w:t>
+            </w:r>
+          </w:p>
+        </w:tc>
+      </w:tr>
+      <w:tr>
+        <w:trPr>
+          <w:trHeight w:val="465"/>
+        </w:trPr>
+        <w:tc>
+          <w:tcPr>
+            <w:tcW w:w="1701" w:type="dxa"/>
+            <w:tcBorders>
+              <w:top w:val="nil"/>
+              <w:left w:val="single" w:sz="4" w:space="0" w:color="auto"/>
+              <w:bottom w:val="single" w:sz="4" w:space="0" w:color="auto"/>
+              <w:right w:val="single" w:sz="4" w:space="0" w:color="auto"/>
+            </w:tcBorders>
+            <w:shd w:val="clear" w:color="000000" w:fill="FFFFFF"/>
+            <w:vAlign w:val="center"/>
+            <w:hideMark/>
+          </w:tcPr>
+          <w:p>
+            <w:pPr>
+              <w:keepNext w:val="0"/>
+              <w:suppressAutoHyphens w:val="0"/>
+              <w:spacing w:after="0" w:line="240" w:lineRule="auto"/>
+              <w:rPr>
+                <w:rFonts w:ascii="Segoe UI" w:hAnsi="Segoe UI" w:cs="Segoe UI"/>
+                <w:b/>
+                <w:bCs/>
+                <w:color w:val="000000"/>
+                <w:sz w:val="19"/>
+                <w:szCs w:val="19"/>
+              </w:rPr>
+            </w:pPr>
+            <w:r>
+              <w:rPr>
+                <w:rFonts w:ascii="Segoe UI" w:hAnsi="Segoe UI" w:cs="Segoe UI"/>
+                <w:b/>
+                <w:bCs/>
+                <w:color w:val="000000"/>
+                <w:sz w:val="19"/>
+                <w:szCs w:val="19"/>
+              </w:rPr>
+              <w:t>sensaciones</w:t>
+            </w:r>
+          </w:p>
+        </w:tc>
+        <w:tc>
+          <w:tcPr>
+            <w:tcW w:w="1559" w:type="dxa"/>
+            <w:tcBorders>
+              <w:top w:val="nil"/>
+              <w:left w:val="nil"/>
+              <w:bottom w:val="single" w:sz="4" w:space="0" w:color="auto"/>
+              <w:right w:val="single" w:sz="4" w:space="0" w:color="auto"/>
+            </w:tcBorders>
+            <w:shd w:val="clear" w:color="000000" w:fill="FFFFFF"/>
+            <w:vAlign w:val="center"/>
+            <w:hideMark/>
+          </w:tcPr>
+          <w:p>
+            <w:pPr>
+              <w:keepNext w:val="0"/>
+              <w:suppressAutoHyphens w:val="0"/>
+              <w:spacing w:after="0" w:line="240" w:lineRule="auto"/>
+              <w:rPr>
+                <w:rFonts w:ascii="Segoe UI" w:hAnsi="Segoe UI" w:cs="Segoe UI"/>
+                <w:color w:val="000000"/>
+                <w:sz w:val="19"/>
+                <w:szCs w:val="19"/>
+              </w:rPr>
+            </w:pPr>
+            <w:r>
+              <w:rPr>
+                <w:rFonts w:ascii="Segoe UI" w:hAnsi="Segoe UI" w:cs="Segoe UI"/>
+                <w:color w:val="000000"/>
+                <w:sz w:val="19"/>
+                <w:szCs w:val="19"/>
+              </w:rPr>
+              <w:t>TEXT</w:t>
+            </w:r>
+          </w:p>
+        </w:tc>
+        <w:tc>
+          <w:tcPr>
+            <w:tcW w:w="2127" w:type="dxa"/>
+            <w:tcBorders>
+              <w:top w:val="nil"/>
+              <w:left w:val="nil"/>
+              <w:bottom w:val="single" w:sz="4" w:space="0" w:color="auto"/>
+              <w:right w:val="single" w:sz="4" w:space="0" w:color="auto"/>
+            </w:tcBorders>
+            <w:shd w:val="clear" w:color="000000" w:fill="FFFFFF"/>
+            <w:vAlign w:val="center"/>
+            <w:hideMark/>
+          </w:tcPr>
+          <w:p>
+            <w:pPr>
+              <w:keepNext w:val="0"/>
+              <w:suppressAutoHyphens w:val="0"/>
+              <w:spacing w:after="0" w:line="240" w:lineRule="auto"/>
+              <w:rPr>
+                <w:rFonts w:ascii="Segoe UI" w:hAnsi="Segoe UI" w:cs="Segoe UI"/>
+                <w:color w:val="000000"/>
+                <w:sz w:val="19"/>
+                <w:szCs w:val="19"/>
+              </w:rPr>
+            </w:pPr>
+            <w:r>
+              <w:rPr>
+                <w:rFonts w:ascii="Segoe UI" w:hAnsi="Segoe UI" w:cs="Segoe UI"/>
+                <w:color w:val="000000"/>
+                <w:sz w:val="19"/>
+                <w:szCs w:val="19"/>
+              </w:rPr>
+              <w:t>NULL</w:t>
+            </w:r>
+          </w:p>
+        </w:tc>
+        <w:tc>
+          <w:tcPr>
+            <w:tcW w:w="3118" w:type="dxa"/>
+            <w:tcBorders>
+              <w:top w:val="nil"/>
+              <w:left w:val="nil"/>
+              <w:bottom w:val="single" w:sz="4" w:space="0" w:color="auto"/>
+              <w:right w:val="single" w:sz="4" w:space="0" w:color="auto"/>
+            </w:tcBorders>
+            <w:shd w:val="clear" w:color="000000" w:fill="FFFFFF"/>
+            <w:vAlign w:val="center"/>
+            <w:hideMark/>
+          </w:tcPr>
+          <w:p>
+            <w:pPr>
+              <w:keepNext w:val="0"/>
+              <w:suppressAutoHyphens w:val="0"/>
+              <w:spacing w:after="0" w:line="240" w:lineRule="auto"/>
+              <w:rPr>
+                <w:rFonts w:ascii="Segoe UI" w:hAnsi="Segoe UI" w:cs="Segoe UI"/>
+                <w:color w:val="000000"/>
+                <w:sz w:val="19"/>
+                <w:szCs w:val="19"/>
+              </w:rPr>
+            </w:pPr>
+            <w:r>
+              <w:rPr>
+                <w:rFonts w:ascii="Segoe UI" w:hAnsi="Segoe UI" w:cs="Segoe UI"/>
+                <w:color w:val="000000"/>
+                <w:sz w:val="19"/>
+                <w:szCs w:val="19"/>
+              </w:rPr>
+              <w:t>Comentarios del rendimiento.</w:t>
+            </w:r>
+          </w:p>
+        </w:tc>
+      </w:tr>
+    </w:tbl>
     <w:p>
       <w:pPr>
         <w:keepNext w:val="0"/>
         <w:widowControl w:val="0"/>
         <w:shd w:val="clear" w:color="auto" w:fill="FFFFFF" w:themeFill="background1"/>
         <w:spacing w:after="48"/>
-        <w:ind w:left="360"/>
         <w:jc w:val="both"/>
         <w:rPr>
           <w:rFonts w:ascii="Segoe UI" w:eastAsia="Segoe UI" w:hAnsi="Segoe UI" w:cs="Segoe UI"/>
@@ -17728,7 +21015,6 @@
         <w:widowControl w:val="0"/>
         <w:shd w:val="clear" w:color="auto" w:fill="FFFFFF" w:themeFill="background1"/>
         <w:spacing w:after="48"/>
-        <w:ind w:left="360"/>
         <w:jc w:val="both"/>
         <w:rPr>
           <w:rFonts w:ascii="Segoe UI" w:eastAsia="Segoe UI" w:hAnsi="Segoe UI" w:cs="Segoe UI"/>
@@ -17743,7 +21029,6 @@
         <w:widowControl w:val="0"/>
         <w:shd w:val="clear" w:color="auto" w:fill="FFFFFF" w:themeFill="background1"/>
         <w:spacing w:after="48"/>
-        <w:ind w:left="360"/>
         <w:jc w:val="both"/>
         <w:rPr>
           <w:rFonts w:ascii="Segoe UI" w:eastAsia="Segoe UI" w:hAnsi="Segoe UI" w:cs="Segoe UI"/>
@@ -17758,7 +21043,6 @@
         <w:widowControl w:val="0"/>
         <w:shd w:val="clear" w:color="auto" w:fill="FFFFFF" w:themeFill="background1"/>
         <w:spacing w:after="48"/>
-        <w:ind w:left="360"/>
         <w:jc w:val="both"/>
         <w:rPr>
           <w:rFonts w:ascii="Segoe UI" w:eastAsia="Segoe UI" w:hAnsi="Segoe UI" w:cs="Segoe UI"/>
@@ -17773,7 +21057,6 @@
         <w:widowControl w:val="0"/>
         <w:shd w:val="clear" w:color="auto" w:fill="FFFFFF" w:themeFill="background1"/>
         <w:spacing w:after="48"/>
-        <w:ind w:left="360"/>
         <w:jc w:val="both"/>
         <w:rPr>
           <w:rFonts w:ascii="Segoe UI" w:eastAsia="Segoe UI" w:hAnsi="Segoe UI" w:cs="Segoe UI"/>
@@ -17788,7 +21071,6 @@
         <w:widowControl w:val="0"/>
         <w:shd w:val="clear" w:color="auto" w:fill="FFFFFF" w:themeFill="background1"/>
         <w:spacing w:after="48"/>
-        <w:ind w:left="360"/>
         <w:jc w:val="both"/>
         <w:rPr>
           <w:rFonts w:ascii="Segoe UI" w:eastAsia="Segoe UI" w:hAnsi="Segoe UI" w:cs="Segoe UI"/>
@@ -17803,7 +21085,6 @@
         <w:widowControl w:val="0"/>
         <w:shd w:val="clear" w:color="auto" w:fill="FFFFFF" w:themeFill="background1"/>
         <w:spacing w:after="48"/>
-        <w:ind w:left="360"/>
         <w:jc w:val="both"/>
         <w:rPr>
           <w:rFonts w:ascii="Segoe UI" w:eastAsia="Segoe UI" w:hAnsi="Segoe UI" w:cs="Segoe UI"/>
@@ -17818,7 +21099,6 @@
         <w:widowControl w:val="0"/>
         <w:shd w:val="clear" w:color="auto" w:fill="FFFFFF" w:themeFill="background1"/>
         <w:spacing w:after="48"/>
-        <w:ind w:left="360"/>
         <w:jc w:val="both"/>
         <w:rPr>
           <w:rFonts w:ascii="Segoe UI" w:eastAsia="Segoe UI" w:hAnsi="Segoe UI" w:cs="Segoe UI"/>
@@ -17833,7 +21113,76 @@
         <w:widowControl w:val="0"/>
         <w:shd w:val="clear" w:color="auto" w:fill="FFFFFF" w:themeFill="background1"/>
         <w:spacing w:after="48"/>
-        <w:ind w:left="360"/>
+        <w:jc w:val="both"/>
+        <w:rPr>
+          <w:rFonts w:ascii="Segoe UI" w:eastAsia="Segoe UI" w:hAnsi="Segoe UI" w:cs="Segoe UI"/>
+          <w:color w:val="212121"/>
+          <w:sz w:val="24"/>
+        </w:rPr>
+      </w:pPr>
+    </w:p>
+    <w:p>
+      <w:pPr>
+        <w:keepNext w:val="0"/>
+        <w:widowControl w:val="0"/>
+        <w:shd w:val="clear" w:color="auto" w:fill="FFFFFF" w:themeFill="background1"/>
+        <w:spacing w:after="48"/>
+        <w:jc w:val="both"/>
+        <w:rPr>
+          <w:rFonts w:ascii="Segoe UI" w:eastAsia="Segoe UI" w:hAnsi="Segoe UI" w:cs="Segoe UI"/>
+          <w:color w:val="212121"/>
+          <w:sz w:val="24"/>
+        </w:rPr>
+      </w:pPr>
+    </w:p>
+    <w:p>
+      <w:pPr>
+        <w:keepNext w:val="0"/>
+        <w:widowControl w:val="0"/>
+        <w:shd w:val="clear" w:color="auto" w:fill="FFFFFF" w:themeFill="background1"/>
+        <w:spacing w:after="48"/>
+        <w:jc w:val="both"/>
+        <w:rPr>
+          <w:rFonts w:ascii="Segoe UI" w:eastAsia="Segoe UI" w:hAnsi="Segoe UI" w:cs="Segoe UI"/>
+          <w:color w:val="212121"/>
+          <w:sz w:val="24"/>
+        </w:rPr>
+      </w:pPr>
+    </w:p>
+    <w:p>
+      <w:pPr>
+        <w:keepNext w:val="0"/>
+        <w:widowControl w:val="0"/>
+        <w:shd w:val="clear" w:color="auto" w:fill="FFFFFF" w:themeFill="background1"/>
+        <w:spacing w:after="48"/>
+        <w:jc w:val="both"/>
+        <w:rPr>
+          <w:rFonts w:ascii="Segoe UI" w:eastAsia="Segoe UI" w:hAnsi="Segoe UI" w:cs="Segoe UI"/>
+          <w:color w:val="212121"/>
+          <w:sz w:val="24"/>
+        </w:rPr>
+      </w:pPr>
+    </w:p>
+    <w:p>
+      <w:pPr>
+        <w:keepNext w:val="0"/>
+        <w:widowControl w:val="0"/>
+        <w:shd w:val="clear" w:color="auto" w:fill="FFFFFF" w:themeFill="background1"/>
+        <w:spacing w:after="48"/>
+        <w:jc w:val="both"/>
+        <w:rPr>
+          <w:rFonts w:ascii="Segoe UI" w:eastAsia="Segoe UI" w:hAnsi="Segoe UI" w:cs="Segoe UI"/>
+          <w:color w:val="212121"/>
+          <w:sz w:val="24"/>
+        </w:rPr>
+      </w:pPr>
+    </w:p>
+    <w:p>
+      <w:pPr>
+        <w:keepNext w:val="0"/>
+        <w:widowControl w:val="0"/>
+        <w:shd w:val="clear" w:color="auto" w:fill="FFFFFF" w:themeFill="background1"/>
+        <w:spacing w:after="48"/>
         <w:jc w:val="both"/>
         <w:rPr>
           <w:rFonts w:ascii="Segoe UI" w:eastAsia="Segoe UI" w:hAnsi="Segoe UI" w:cs="Segoe UI"/>
@@ -17890,13 +21239,34 @@
       <w:r>
         <w:rPr>
           <w:rFonts w:ascii="Segoe UI" w:eastAsia="Segoe UI" w:hAnsi="Segoe UI" w:cs="Segoe UI"/>
+          <w:i w:val="0"/>
+          <w:iCs w:val="0"/>
+          <w:color w:val="212121"/>
+          <w:sz w:val="24"/>
+        </w:rPr>
+        <w:t>“</w:t>
+      </w:r>
+      <w:r>
+        <w:rPr>
+          <w:rFonts w:ascii="Segoe UI" w:eastAsia="Segoe UI" w:hAnsi="Segoe UI" w:cs="Segoe UI"/>
+          <w:bCs w:val="0"/>
+          <w:i w:val="0"/>
+          <w:iCs w:val="0"/>
+          <w:color w:val="212121"/>
+          <w:sz w:val="24"/>
+        </w:rPr>
+        <w:t>Mobile First</w:t>
+      </w:r>
+      <w:r>
+        <w:rPr>
+          <w:rFonts w:ascii="Segoe UI" w:eastAsia="Segoe UI" w:hAnsi="Segoe UI" w:cs="Segoe UI"/>
           <w:b/>
           <w:i w:val="0"/>
           <w:iCs w:val="0"/>
           <w:color w:val="212121"/>
           <w:sz w:val="24"/>
         </w:rPr>
-        <w:t>Mobile First</w:t>
+        <w:t>”</w:t>
       </w:r>
       <w:r>
         <w:rPr>
@@ -18558,7 +21928,7 @@
                     <pic:cNvPicPr/>
                   </pic:nvPicPr>
                   <pic:blipFill>
-                    <a:blip r:embed="rId81">
+                    <a:blip r:embed="rId83">
                       <a:extLst>
                         <a:ext uri="{28A0092B-C50C-407E-A947-70E740481C1C}">
                           <a14:useLocalDpi xmlns:a14="http://schemas.microsoft.com/office/drawing/2010/main" val="0"/>
@@ -18684,6 +22054,21 @@
         </w:rPr>
       </w:pPr>
     </w:p>
+    <w:p>
+      <w:pPr>
+        <w:keepNext w:val="0"/>
+        <w:widowControl w:val="0"/>
+        <w:shd w:val="clear" w:color="auto" w:fill="FFFFFF" w:themeFill="background1"/>
+        <w:spacing w:after="0"/>
+        <w:ind w:left="360"/>
+        <w:jc w:val="center"/>
+        <w:rPr>
+          <w:rFonts w:ascii="Segoe UI" w:eastAsia="Segoe UI" w:hAnsi="Segoe UI" w:cs="Segoe UI"/>
+          <w:color w:val="6B7280"/>
+          <w:sz w:val="24"/>
+        </w:rPr>
+      </w:pPr>
+    </w:p>
     <w:tbl>
       <w:tblPr>
         <w:tblW w:w="9205" w:type="dxa"/>
@@ -20422,20 +23807,22 @@
     </w:p>
     <w:p>
       <w:pPr>
-        <w:pStyle w:val="Heading1"/>
         <w:keepNext w:val="0"/>
         <w:widowControl w:val="0"/>
-        <w:pBdr>
-          <w:bottom w:val="none" w:sz="0" w:space="0" w:color="auto"/>
-        </w:pBdr>
-        <w:spacing w:before="0"/>
-        <w:rPr>
-          <w:sz w:val="24"/>
-          <w:szCs w:val="24"/>
-        </w:rPr>
-      </w:pPr>
-    </w:p>
-    <w:p/>
+      </w:pPr>
+    </w:p>
+    <w:p>
+      <w:pPr>
+        <w:keepNext w:val="0"/>
+        <w:widowControl w:val="0"/>
+      </w:pPr>
+    </w:p>
+    <w:p>
+      <w:pPr>
+        <w:keepNext w:val="0"/>
+        <w:widowControl w:val="0"/>
+      </w:pPr>
+    </w:p>
     <w:p>
       <w:pPr>
         <w:keepNext w:val="0"/>
@@ -20770,6 +24157,26 @@
         </w:pBdr>
         <w:shd w:val="clear" w:color="auto" w:fill="FFFFFF" w:themeFill="background1"/>
         <w:spacing w:before="720" w:after="360"/>
+        <w:rPr>
+          <w:rFonts w:ascii="Segoe UI" w:eastAsia="Segoe UI" w:hAnsi="Segoe UI" w:cs="Segoe UI"/>
+          <w:b/>
+          <w:i w:val="0"/>
+          <w:iCs w:val="0"/>
+          <w:color w:val="1F2937"/>
+          <w:szCs w:val="48"/>
+        </w:rPr>
+      </w:pPr>
+    </w:p>
+    <w:p>
+      <w:pPr>
+        <w:pStyle w:val="Heading2"/>
+        <w:keepNext w:val="0"/>
+        <w:widowControl w:val="0"/>
+        <w:pBdr>
+          <w:bottom w:val="single" w:sz="7" w:space="0" w:color="374151"/>
+        </w:pBdr>
+        <w:shd w:val="clear" w:color="auto" w:fill="FFFFFF" w:themeFill="background1"/>
+        <w:spacing w:before="720" w:after="360"/>
       </w:pPr>
       <w:r>
         <w:rPr>
@@ -20888,6 +24295,7 @@
           <w:color w:val="212121"/>
           <w:sz w:val="24"/>
         </w:rPr>
+        <w:lastRenderedPageBreak/>
         <w:t>(Próximos Entregables)</w:t>
       </w:r>
     </w:p>
@@ -20911,7 +24319,6 @@
           <w:color w:val="1F2937"/>
           <w:szCs w:val="48"/>
         </w:rPr>
-        <w:lastRenderedPageBreak/>
         <w:t>7. Conclusiones y Futuro</w:t>
       </w:r>
     </w:p>
@@ -21058,6 +24465,46 @@
       <w:pPr>
         <w:keepNext w:val="0"/>
         <w:widowControl w:val="0"/>
+      </w:pPr>
+    </w:p>
+    <w:p>
+      <w:pPr>
+        <w:pStyle w:val="Heading2"/>
+        <w:keepNext w:val="0"/>
+        <w:widowControl w:val="0"/>
+        <w:pBdr>
+          <w:bottom w:val="single" w:sz="7" w:space="0" w:color="374151"/>
+        </w:pBdr>
+        <w:shd w:val="clear" w:color="auto" w:fill="FFFFFF" w:themeFill="background1"/>
+        <w:spacing w:before="720" w:after="360"/>
+        <w:rPr>
+          <w:rFonts w:ascii="Segoe UI" w:eastAsia="Segoe UI" w:hAnsi="Segoe UI" w:cs="Segoe UI"/>
+          <w:b/>
+          <w:i w:val="0"/>
+          <w:iCs w:val="0"/>
+          <w:color w:val="1F2937"/>
+          <w:szCs w:val="48"/>
+        </w:rPr>
+      </w:pPr>
+    </w:p>
+    <w:p>
+      <w:pPr>
+        <w:pStyle w:val="Heading2"/>
+        <w:keepNext w:val="0"/>
+        <w:widowControl w:val="0"/>
+        <w:pBdr>
+          <w:bottom w:val="single" w:sz="7" w:space="0" w:color="374151"/>
+        </w:pBdr>
+        <w:shd w:val="clear" w:color="auto" w:fill="FFFFFF" w:themeFill="background1"/>
+        <w:spacing w:before="720" w:after="360"/>
+        <w:rPr>
+          <w:rFonts w:ascii="Segoe UI" w:eastAsia="Segoe UI" w:hAnsi="Segoe UI" w:cs="Segoe UI"/>
+          <w:b/>
+          <w:i w:val="0"/>
+          <w:iCs w:val="0"/>
+          <w:color w:val="1F2937"/>
+          <w:szCs w:val="48"/>
+        </w:rPr>
       </w:pPr>
     </w:p>
     <w:p>
@@ -21294,6 +24741,7 @@
                 <w:bCs/>
                 <w:color w:val="111827"/>
               </w:rPr>
+              <w:lastRenderedPageBreak/>
               <w:t>Backend</w:t>
             </w:r>
           </w:p>
@@ -21448,7 +24896,6 @@
           <w:color w:val="1F2937"/>
           <w:szCs w:val="48"/>
         </w:rPr>
-        <w:lastRenderedPageBreak/>
         <w:t>10. Anexos</w:t>
       </w:r>
     </w:p>
@@ -21578,12 +25025,12 @@
       </w:r>
     </w:p>
     <w:sectPr>
-      <w:headerReference w:type="even" r:id="rId82"/>
-      <w:headerReference w:type="default" r:id="rId83"/>
-      <w:footerReference w:type="even" r:id="rId84"/>
-      <w:footerReference w:type="default" r:id="rId85"/>
-      <w:headerReference w:type="first" r:id="rId86"/>
-      <w:footerReference w:type="first" r:id="rId87"/>
+      <w:headerReference w:type="even" r:id="rId84"/>
+      <w:headerReference w:type="default" r:id="rId85"/>
+      <w:footerReference w:type="even" r:id="rId86"/>
+      <w:footerReference w:type="default" r:id="rId87"/>
+      <w:headerReference w:type="first" r:id="rId88"/>
+      <w:footerReference w:type="first" r:id="rId89"/>
       <w:type w:val="continuous"/>
       <w:pgSz w:w="11906" w:h="16838"/>
       <w:pgMar w:top="1418" w:right="1418" w:bottom="1418" w:left="1418" w:header="709" w:footer="709" w:gutter="0"/>
@@ -21760,7 +25207,7 @@
             </wp:anchor>
           </w:drawing>
         </mc:Choice>
-        <mc:Fallback xmlns:a14="http://schemas.microsoft.com/office/drawing/2010/main" xmlns:pic="http://schemas.openxmlformats.org/drawingml/2006/picture" xmlns:a="http://schemas.openxmlformats.org/drawingml/2006/main">
+        <mc:Fallback xmlns:a="http://schemas.openxmlformats.org/drawingml/2006/main" xmlns:pic="http://schemas.openxmlformats.org/drawingml/2006/picture" xmlns:a14="http://schemas.microsoft.com/office/drawing/2010/main">
           <w:pict w14:anchorId="44D4DE1A">
             <v:shapetype id="_x0000_t32" coordsize="21600,21600" o:oned="t" filled="f" o:spt="32" path="m,l21600,21600e" w14:anchorId="7996C48F">
               <v:path fillok="f" arrowok="t" o:connecttype="none"/>
@@ -22051,7 +25498,7 @@
             </wp:anchor>
           </w:drawing>
         </mc:Choice>
-        <mc:Fallback xmlns:a14="http://schemas.microsoft.com/office/drawing/2010/main" xmlns:pic="http://schemas.openxmlformats.org/drawingml/2006/picture" xmlns:a="http://schemas.openxmlformats.org/drawingml/2006/main">
+        <mc:Fallback xmlns:a="http://schemas.openxmlformats.org/drawingml/2006/main" xmlns:pic="http://schemas.openxmlformats.org/drawingml/2006/picture" xmlns:a14="http://schemas.microsoft.com/office/drawing/2010/main">
           <w:pict w14:anchorId="18211A6C">
             <v:shapetype id="_x0000_t32" coordsize="21600,21600" o:oned="t" filled="f" o:spt="32" path="m,l21600,21600e" w14:anchorId="1F7B267B">
               <v:path fillok="f" arrowok="t" o:connecttype="none"/>
@@ -22354,7 +25801,7 @@
             </wp:anchor>
           </w:drawing>
         </mc:Choice>
-        <mc:Fallback xmlns:a14="http://schemas.microsoft.com/office/drawing/2010/main" xmlns:a="http://schemas.openxmlformats.org/drawingml/2006/main">
+        <mc:Fallback xmlns:a="http://schemas.openxmlformats.org/drawingml/2006/main" xmlns:a14="http://schemas.microsoft.com/office/drawing/2010/main">
           <w:pict w14:anchorId="2258254A">
             <v:shapetype id="_x0000_t32" coordsize="21600,21600" o:oned="t" filled="f" o:spt="32" path="m,l21600,21600e" w14:anchorId="4BB0A5D0">
               <v:path fillok="f" arrowok="t" o:connecttype="none"/>
@@ -22486,7 +25933,7 @@
             </wp:anchor>
           </w:drawing>
         </mc:Choice>
-        <mc:Fallback xmlns:a14="http://schemas.microsoft.com/office/drawing/2010/main" xmlns:a="http://schemas.openxmlformats.org/drawingml/2006/main">
+        <mc:Fallback xmlns:a="http://schemas.openxmlformats.org/drawingml/2006/main" xmlns:a14="http://schemas.microsoft.com/office/drawing/2010/main">
           <w:pict w14:anchorId="50FA3E29">
             <v:shapetype id="_x0000_t32" coordsize="21600,21600" o:oned="t" filled="f" o:spt="32" path="m,l21600,21600e" w14:anchorId="66A82D6C">
               <v:path fillok="f" arrowok="t" o:connecttype="none"/>
@@ -28208,7 +31655,7 @@
   </w:latentStyles>
   <w:style w:type="paragraph" w:default="1" w:styleId="Normal">
     <w:name w:val="Normal"/>
-    <w:rsid w:val="00533148"/>
+    <w:rsid w:val="00077312"/>
     <w:pPr>
       <w:keepNext/>
       <w:suppressAutoHyphens/>
@@ -29590,6 +33037,10 @@
 </file>
 
 <file path=customXml/item1.xml><?xml version="1.0" encoding="utf-8"?>
+<b:Sources xmlns:b="http://schemas.openxmlformats.org/officeDocument/2006/bibliography" xmlns="http://schemas.openxmlformats.org/officeDocument/2006/bibliography" SelectedStyle="\APA.XSL" StyleName="APA Fifth Edition"/>
+</file>
+
+<file path=customXml/item2.xml><?xml version="1.0" encoding="utf-8"?>
 <ct:contentTypeSchema xmlns:ct="http://schemas.microsoft.com/office/2006/metadata/contentType" xmlns:ma="http://schemas.microsoft.com/office/2006/metadata/properties/metaAttributes" ct:_="" ma:_="" ma:contentTypeName="Documento" ma:contentTypeID="0x01010025101D0885731048B0CD21D432E8305A" ma:contentTypeVersion="11" ma:contentTypeDescription="Crear nuevo documento." ma:contentTypeScope="" ma:versionID="81bcf49ec1edc4061c6f9fddaf17e5a4">
   <xsd:schema xmlns:xsd="http://www.w3.org/2001/XMLSchema" xmlns:xs="http://www.w3.org/2001/XMLSchema" xmlns:p="http://schemas.microsoft.com/office/2006/metadata/properties" xmlns:ns3="0dd81e3e-32c4-45c3-852a-33c36a8ca9a2" targetNamespace="http://schemas.microsoft.com/office/2006/metadata/properties" ma:root="true" ma:fieldsID="e214c24f35242a31bbaa59618cd4f46f" ns3:_="">
     <xsd:import namespace="0dd81e3e-32c4-45c3-852a-33c36a8ca9a2"/>
@@ -29777,7 +33228,15 @@
 </ct:contentTypeSchema>
 </file>
 
-<file path=customXml/item2.xml><?xml version="1.0" encoding="utf-8"?>
+<file path=customXml/item3.xml><?xml version="1.0" encoding="utf-8"?>
+<p:properties xmlns:p="http://schemas.microsoft.com/office/2006/metadata/properties" xmlns:xsi="http://www.w3.org/2001/XMLSchema-instance" xmlns:pc="http://schemas.microsoft.com/office/infopath/2007/PartnerControls">
+  <documentManagement>
+    <_activity xmlns="0dd81e3e-32c4-45c3-852a-33c36a8ca9a2" xsi:nil="true"/>
+  </documentManagement>
+</p:properties>
+</file>
+
+<file path=customXml/item4.xml><?xml version="1.0" encoding="utf-8"?>
 <?mso-contentType ?>
 <FormTemplates xmlns="http://schemas.microsoft.com/sharepoint/v3/contenttype/forms">
   <Display>DocumentLibraryForm</Display>
@@ -29786,19 +33245,15 @@
 </FormTemplates>
 </file>
 
-<file path=customXml/item3.xml><?xml version="1.0" encoding="utf-8"?>
-<b:Sources xmlns:b="http://schemas.openxmlformats.org/officeDocument/2006/bibliography" xmlns="http://schemas.openxmlformats.org/officeDocument/2006/bibliography" SelectedStyle="\APA.XSL" StyleName="APA Fifth Edition"/>
+<file path=customXml/itemProps1.xml><?xml version="1.0" encoding="utf-8"?>
+<ds:datastoreItem xmlns:ds="http://schemas.openxmlformats.org/officeDocument/2006/customXml" ds:itemID="{16C71FD4-B25F-4F52-875D-9049229978E5}">
+  <ds:schemaRefs>
+    <ds:schemaRef ds:uri="http://schemas.openxmlformats.org/officeDocument/2006/bibliography"/>
+  </ds:schemaRefs>
+</ds:datastoreItem>
 </file>
 
-<file path=customXml/item4.xml><?xml version="1.0" encoding="utf-8"?>
-<p:properties xmlns:p="http://schemas.microsoft.com/office/2006/metadata/properties" xmlns:xsi="http://www.w3.org/2001/XMLSchema-instance" xmlns:pc="http://schemas.microsoft.com/office/infopath/2007/PartnerControls">
-  <documentManagement>
-    <_activity xmlns="0dd81e3e-32c4-45c3-852a-33c36a8ca9a2" xsi:nil="true"/>
-  </documentManagement>
-</p:properties>
-</file>
-
-<file path=customXml/itemProps1.xml><?xml version="1.0" encoding="utf-8"?>
+<file path=customXml/itemProps2.xml><?xml version="1.0" encoding="utf-8"?>
 <ds:datastoreItem xmlns:ds="http://schemas.openxmlformats.org/officeDocument/2006/customXml" ds:itemID="{DCD06B4A-01B4-46AA-8422-B68B8898A05E}">
   <ds:schemaRefs>
     <ds:schemaRef ds:uri="http://schemas.microsoft.com/office/2006/metadata/contentType"/>
@@ -29816,23 +33271,7 @@
 </ds:datastoreItem>
 </file>
 
-<file path=customXml/itemProps2.xml><?xml version="1.0" encoding="utf-8"?>
-<ds:datastoreItem xmlns:ds="http://schemas.openxmlformats.org/officeDocument/2006/customXml" ds:itemID="{D6C383AF-1EC1-4F0E-B800-E4A39F6E2FAF}">
-  <ds:schemaRefs>
-    <ds:schemaRef ds:uri="http://schemas.microsoft.com/sharepoint/v3/contenttype/forms"/>
-  </ds:schemaRefs>
-</ds:datastoreItem>
-</file>
-
 <file path=customXml/itemProps3.xml><?xml version="1.0" encoding="utf-8"?>
-<ds:datastoreItem xmlns:ds="http://schemas.openxmlformats.org/officeDocument/2006/customXml" ds:itemID="{16C71FD4-B25F-4F52-875D-9049229978E5}">
-  <ds:schemaRefs>
-    <ds:schemaRef ds:uri="http://schemas.openxmlformats.org/officeDocument/2006/bibliography"/>
-  </ds:schemaRefs>
-</ds:datastoreItem>
-</file>
-
-<file path=customXml/itemProps4.xml><?xml version="1.0" encoding="utf-8"?>
 <ds:datastoreItem xmlns:ds="http://schemas.openxmlformats.org/officeDocument/2006/customXml" ds:itemID="{56B03E1A-13FD-4632-B7FD-6FEC8181D718}">
   <ds:schemaRefs>
     <ds:schemaRef ds:uri="http://schemas.microsoft.com/office/2006/metadata/properties"/>
@@ -29840,4 +33279,12 @@
     <ds:schemaRef ds:uri="0dd81e3e-32c4-45c3-852a-33c36a8ca9a2"/>
   </ds:schemaRefs>
 </ds:datastoreItem>
+</file>
+
+<file path=customXml/itemProps4.xml><?xml version="1.0" encoding="utf-8"?>
+<ds:datastoreItem xmlns:ds="http://schemas.openxmlformats.org/officeDocument/2006/customXml" ds:itemID="{D6C383AF-1EC1-4F0E-B800-E4A39F6E2FAF}">
+  <ds:schemaRefs>
+    <ds:schemaRef ds:uri="http://schemas.microsoft.com/sharepoint/v3/contenttype/forms"/>
+  </ds:schemaRefs>
+</ds:datastoreItem>
 </file>
--- a/MemoriaTFG-IvanMartinNieto.docx
+++ b/MemoriaTFG-IvanMartinNieto.docx
@@ -83,7 +83,7 @@
               </wp:anchor>
             </w:drawing>
           </mc:Choice>
-          <mc:Fallback xmlns:a="http://schemas.openxmlformats.org/drawingml/2006/main" xmlns:a14="http://schemas.microsoft.com/office/drawing/2010/main" xmlns:pic="http://schemas.openxmlformats.org/drawingml/2006/picture">
+          <mc:Fallback xmlns:pic="http://schemas.openxmlformats.org/drawingml/2006/picture" xmlns:a14="http://schemas.microsoft.com/office/drawing/2010/main" xmlns:a="http://schemas.openxmlformats.org/drawingml/2006/main">
             <w:pict w14:anchorId="0829D9D1">
               <v:shapetype id="_x0000_t32" coordsize="21600,21600" o:oned="t" filled="f" o:spt="32" path="m,l21600,21600e" w14:anchorId="38844837">
                 <v:path fillok="f" arrowok="t" o:connecttype="none"/>
@@ -723,41 +723,66 @@
     <w:p>
       <w:pPr>
         <w:pStyle w:val="Heading1"/>
+        <w:pBdr>
+          <w:bottom w:val="none" w:sz="0" w:space="0" w:color="auto"/>
+        </w:pBdr>
       </w:pPr>
     </w:p>
     <w:p>
       <w:pPr>
         <w:pStyle w:val="Heading1"/>
+        <w:pBdr>
+          <w:bottom w:val="none" w:sz="0" w:space="0" w:color="auto"/>
+        </w:pBdr>
       </w:pPr>
     </w:p>
     <w:p>
       <w:pPr>
         <w:pStyle w:val="Heading1"/>
+        <w:pBdr>
+          <w:bottom w:val="none" w:sz="0" w:space="0" w:color="auto"/>
+        </w:pBdr>
       </w:pPr>
     </w:p>
     <w:p>
       <w:pPr>
         <w:pStyle w:val="Heading1"/>
+        <w:pBdr>
+          <w:bottom w:val="none" w:sz="0" w:space="0" w:color="auto"/>
+        </w:pBdr>
       </w:pPr>
     </w:p>
     <w:p>
       <w:pPr>
         <w:pStyle w:val="Heading1"/>
+        <w:pBdr>
+          <w:bottom w:val="none" w:sz="0" w:space="0" w:color="auto"/>
+        </w:pBdr>
       </w:pPr>
     </w:p>
     <w:p>
       <w:pPr>
         <w:pStyle w:val="Heading1"/>
+        <w:pBdr>
+          <w:bottom w:val="none" w:sz="0" w:space="0" w:color="auto"/>
+        </w:pBdr>
       </w:pPr>
     </w:p>
     <w:p>
       <w:pPr>
         <w:pStyle w:val="Heading1"/>
-      </w:pPr>
-    </w:p>
+        <w:pBdr>
+          <w:bottom w:val="none" w:sz="0" w:space="0" w:color="auto"/>
+        </w:pBdr>
+      </w:pPr>
+    </w:p>
+    <w:p/>
+    <w:p/>
     <w:p>
       <w:pPr>
         <w:pStyle w:val="Heading1"/>
+        <w:keepNext w:val="0"/>
+        <w:widowControl w:val="0"/>
       </w:pPr>
       <w:bookmarkStart w:id="9" w:name="_Toc116375689"/>
       <w:r>
@@ -794,28 +819,19 @@
     </w:p>
     <w:p>
       <w:pPr>
-        <w:pStyle w:val="Heading2"/>
-        <w:pBdr>
-          <w:bottom w:val="single" w:sz="7" w:space="0" w:color="374151"/>
-        </w:pBdr>
-        <w:shd w:val="clear" w:color="auto" w:fill="FFFFFF" w:themeFill="background1"/>
-        <w:spacing w:before="720" w:after="360"/>
-      </w:pPr>
-      <w:r>
-        <w:rPr>
-          <w:rFonts w:ascii="Segoe UI" w:eastAsia="Segoe UI" w:hAnsi="Segoe UI" w:cs="Segoe UI"/>
-          <w:b/>
-          <w:i w:val="0"/>
-          <w:iCs w:val="0"/>
-          <w:color w:val="1F2937"/>
-          <w:szCs w:val="48"/>
-        </w:rPr>
+        <w:pStyle w:val="Heading1"/>
+        <w:keepNext w:val="0"/>
+        <w:widowControl w:val="0"/>
+      </w:pPr>
+      <w:r>
         <w:lastRenderedPageBreak/>
         <w:t>Índice de Contenido</w:t>
       </w:r>
     </w:p>
     <w:p>
       <w:pPr>
+        <w:keepNext w:val="0"/>
+        <w:widowControl w:val="0"/>
         <w:shd w:val="clear" w:color="auto" w:fill="FFFFFF" w:themeFill="background1"/>
         <w:spacing w:after="0"/>
       </w:pPr>
@@ -842,6 +858,8 @@
     </w:p>
     <w:p>
       <w:pPr>
+        <w:keepNext w:val="0"/>
+        <w:widowControl w:val="0"/>
         <w:shd w:val="clear" w:color="auto" w:fill="FFFFFF" w:themeFill="background1"/>
         <w:spacing w:after="0"/>
       </w:pPr>
@@ -869,6 +887,8 @@
     <w:p>
       <w:pPr>
         <w:pStyle w:val="ListParagraph"/>
+        <w:keepNext w:val="0"/>
+        <w:widowControl w:val="0"/>
         <w:numPr>
           <w:ilvl w:val="0"/>
           <w:numId w:val="1"/>
@@ -896,6 +916,8 @@
     </w:p>
     <w:p>
       <w:pPr>
+        <w:keepNext w:val="0"/>
+        <w:widowControl w:val="0"/>
         <w:shd w:val="clear" w:color="auto" w:fill="FFFFFF" w:themeFill="background1"/>
         <w:spacing w:after="0"/>
         <w:ind w:left="708"/>
@@ -915,6 +937,8 @@
     </w:p>
     <w:p>
       <w:pPr>
+        <w:keepNext w:val="0"/>
+        <w:widowControl w:val="0"/>
         <w:shd w:val="clear" w:color="auto" w:fill="FFFFFF" w:themeFill="background1"/>
         <w:spacing w:after="0"/>
         <w:ind w:left="708"/>
@@ -934,6 +958,8 @@
     </w:p>
     <w:p>
       <w:pPr>
+        <w:keepNext w:val="0"/>
+        <w:widowControl w:val="0"/>
         <w:shd w:val="clear" w:color="auto" w:fill="FFFFFF" w:themeFill="background1"/>
         <w:spacing w:after="0"/>
         <w:ind w:left="708"/>
@@ -953,6 +979,8 @@
     </w:p>
     <w:p>
       <w:pPr>
+        <w:keepNext w:val="0"/>
+        <w:widowControl w:val="0"/>
         <w:shd w:val="clear" w:color="auto" w:fill="FFFFFF" w:themeFill="background1"/>
         <w:spacing w:after="0"/>
         <w:ind w:left="708"/>
@@ -972,6 +1000,8 @@
     </w:p>
     <w:p>
       <w:pPr>
+        <w:keepNext w:val="0"/>
+        <w:widowControl w:val="0"/>
         <w:shd w:val="clear" w:color="auto" w:fill="FFFFFF" w:themeFill="background1"/>
         <w:spacing w:after="0"/>
         <w:ind w:left="708"/>
@@ -992,6 +1022,8 @@
     <w:p>
       <w:pPr>
         <w:pStyle w:val="ListParagraph"/>
+        <w:keepNext w:val="0"/>
+        <w:widowControl w:val="0"/>
         <w:numPr>
           <w:ilvl w:val="0"/>
           <w:numId w:val="1"/>
@@ -1019,6 +1051,8 @@
     </w:p>
     <w:p>
       <w:pPr>
+        <w:keepNext w:val="0"/>
+        <w:widowControl w:val="0"/>
         <w:shd w:val="clear" w:color="auto" w:fill="FFFFFF" w:themeFill="background1"/>
         <w:spacing w:after="0"/>
         <w:ind w:left="708"/>
@@ -1038,6 +1072,8 @@
     </w:p>
     <w:p>
       <w:pPr>
+        <w:keepNext w:val="0"/>
+        <w:widowControl w:val="0"/>
         <w:shd w:val="clear" w:color="auto" w:fill="FFFFFF" w:themeFill="background1"/>
         <w:spacing w:after="0"/>
         <w:ind w:left="708"/>
@@ -1057,6 +1093,8 @@
     </w:p>
     <w:p>
       <w:pPr>
+        <w:keepNext w:val="0"/>
+        <w:widowControl w:val="0"/>
         <w:shd w:val="clear" w:color="auto" w:fill="FFFFFF" w:themeFill="background1"/>
         <w:spacing w:after="0"/>
         <w:ind w:left="708"/>
@@ -1076,6 +1114,8 @@
     </w:p>
     <w:p>
       <w:pPr>
+        <w:keepNext w:val="0"/>
+        <w:widowControl w:val="0"/>
         <w:shd w:val="clear" w:color="auto" w:fill="FFFFFF" w:themeFill="background1"/>
         <w:spacing w:after="0"/>
         <w:ind w:left="708"/>
@@ -1095,6 +1135,8 @@
     </w:p>
     <w:p>
       <w:pPr>
+        <w:keepNext w:val="0"/>
+        <w:widowControl w:val="0"/>
         <w:shd w:val="clear" w:color="auto" w:fill="FFFFFF" w:themeFill="background1"/>
         <w:spacing w:after="0"/>
         <w:ind w:left="708"/>
@@ -1115,6 +1157,8 @@
     <w:p>
       <w:pPr>
         <w:pStyle w:val="ListParagraph"/>
+        <w:keepNext w:val="0"/>
+        <w:widowControl w:val="0"/>
         <w:numPr>
           <w:ilvl w:val="0"/>
           <w:numId w:val="1"/>
@@ -1142,6 +1186,8 @@
     </w:p>
     <w:p>
       <w:pPr>
+        <w:keepNext w:val="0"/>
+        <w:widowControl w:val="0"/>
         <w:shd w:val="clear" w:color="auto" w:fill="FFFFFF" w:themeFill="background1"/>
         <w:spacing w:after="0"/>
         <w:ind w:left="708"/>
@@ -1161,6 +1207,8 @@
     </w:p>
     <w:p>
       <w:pPr>
+        <w:keepNext w:val="0"/>
+        <w:widowControl w:val="0"/>
         <w:shd w:val="clear" w:color="auto" w:fill="FFFFFF" w:themeFill="background1"/>
         <w:spacing w:after="0"/>
         <w:ind w:left="708"/>
@@ -1180,6 +1228,8 @@
     </w:p>
     <w:p>
       <w:pPr>
+        <w:keepNext w:val="0"/>
+        <w:widowControl w:val="0"/>
         <w:shd w:val="clear" w:color="auto" w:fill="FFFFFF" w:themeFill="background1"/>
         <w:spacing w:after="0"/>
         <w:ind w:left="708"/>
@@ -1199,6 +1249,8 @@
     </w:p>
     <w:p>
       <w:pPr>
+        <w:keepNext w:val="0"/>
+        <w:widowControl w:val="0"/>
         <w:shd w:val="clear" w:color="auto" w:fill="FFFFFF" w:themeFill="background1"/>
         <w:spacing w:after="0"/>
         <w:ind w:left="708"/>
@@ -1219,6 +1271,8 @@
     <w:p>
       <w:pPr>
         <w:pStyle w:val="ListParagraph"/>
+        <w:keepNext w:val="0"/>
+        <w:widowControl w:val="0"/>
         <w:numPr>
           <w:ilvl w:val="0"/>
           <w:numId w:val="1"/>
@@ -1246,6 +1300,8 @@
     </w:p>
     <w:p>
       <w:pPr>
+        <w:keepNext w:val="0"/>
+        <w:widowControl w:val="0"/>
         <w:shd w:val="clear" w:color="auto" w:fill="FFFFFF" w:themeFill="background1"/>
         <w:spacing w:after="0"/>
         <w:ind w:left="708"/>
@@ -1265,6 +1321,8 @@
     </w:p>
     <w:p>
       <w:pPr>
+        <w:keepNext w:val="0"/>
+        <w:widowControl w:val="0"/>
         <w:shd w:val="clear" w:color="auto" w:fill="FFFFFF" w:themeFill="background1"/>
         <w:spacing w:after="0"/>
         <w:ind w:left="708"/>
@@ -1284,6 +1342,8 @@
     </w:p>
     <w:p>
       <w:pPr>
+        <w:keepNext w:val="0"/>
+        <w:widowControl w:val="0"/>
         <w:shd w:val="clear" w:color="auto" w:fill="FFFFFF" w:themeFill="background1"/>
         <w:spacing w:after="0"/>
         <w:ind w:left="708"/>
@@ -1304,6 +1364,8 @@
     <w:p>
       <w:pPr>
         <w:pStyle w:val="ListParagraph"/>
+        <w:keepNext w:val="0"/>
+        <w:widowControl w:val="0"/>
         <w:numPr>
           <w:ilvl w:val="0"/>
           <w:numId w:val="1"/>
@@ -1331,6 +1393,8 @@
     </w:p>
     <w:p>
       <w:pPr>
+        <w:keepNext w:val="0"/>
+        <w:widowControl w:val="0"/>
         <w:shd w:val="clear" w:color="auto" w:fill="FFFFFF" w:themeFill="background1"/>
         <w:spacing w:after="0"/>
         <w:ind w:left="708"/>
@@ -1350,6 +1414,8 @@
     </w:p>
     <w:p>
       <w:pPr>
+        <w:keepNext w:val="0"/>
+        <w:widowControl w:val="0"/>
         <w:shd w:val="clear" w:color="auto" w:fill="FFFFFF" w:themeFill="background1"/>
         <w:spacing w:after="0"/>
         <w:ind w:left="708"/>
@@ -1369,6 +1435,8 @@
     </w:p>
     <w:p>
       <w:pPr>
+        <w:keepNext w:val="0"/>
+        <w:widowControl w:val="0"/>
         <w:shd w:val="clear" w:color="auto" w:fill="FFFFFF" w:themeFill="background1"/>
         <w:spacing w:after="0"/>
         <w:ind w:left="708"/>
@@ -1388,6 +1456,8 @@
     </w:p>
     <w:p>
       <w:pPr>
+        <w:keepNext w:val="0"/>
+        <w:widowControl w:val="0"/>
         <w:shd w:val="clear" w:color="auto" w:fill="FFFFFF" w:themeFill="background1"/>
         <w:spacing w:after="0"/>
         <w:ind w:left="708"/>
@@ -1408,6 +1478,8 @@
     <w:p>
       <w:pPr>
         <w:pStyle w:val="ListParagraph"/>
+        <w:keepNext w:val="0"/>
+        <w:widowControl w:val="0"/>
         <w:numPr>
           <w:ilvl w:val="0"/>
           <w:numId w:val="1"/>
@@ -1435,6 +1507,8 @@
     </w:p>
     <w:p>
       <w:pPr>
+        <w:keepNext w:val="0"/>
+        <w:widowControl w:val="0"/>
         <w:shd w:val="clear" w:color="auto" w:fill="FFFFFF" w:themeFill="background1"/>
         <w:spacing w:after="0"/>
         <w:ind w:left="708"/>
@@ -1454,6 +1528,8 @@
     </w:p>
     <w:p>
       <w:pPr>
+        <w:keepNext w:val="0"/>
+        <w:widowControl w:val="0"/>
         <w:shd w:val="clear" w:color="auto" w:fill="FFFFFF" w:themeFill="background1"/>
         <w:spacing w:after="0"/>
         <w:ind w:left="708"/>
@@ -1473,6 +1549,8 @@
     </w:p>
     <w:p>
       <w:pPr>
+        <w:keepNext w:val="0"/>
+        <w:widowControl w:val="0"/>
         <w:shd w:val="clear" w:color="auto" w:fill="FFFFFF" w:themeFill="background1"/>
         <w:spacing w:after="0"/>
         <w:ind w:left="708"/>
@@ -1493,6 +1571,8 @@
     <w:p>
       <w:pPr>
         <w:pStyle w:val="ListParagraph"/>
+        <w:keepNext w:val="0"/>
+        <w:widowControl w:val="0"/>
         <w:numPr>
           <w:ilvl w:val="0"/>
           <w:numId w:val="1"/>
@@ -1520,6 +1600,8 @@
     </w:p>
     <w:p>
       <w:pPr>
+        <w:keepNext w:val="0"/>
+        <w:widowControl w:val="0"/>
         <w:shd w:val="clear" w:color="auto" w:fill="FFFFFF" w:themeFill="background1"/>
         <w:spacing w:after="0"/>
         <w:ind w:left="708"/>
@@ -1539,6 +1621,8 @@
     </w:p>
     <w:p>
       <w:pPr>
+        <w:keepNext w:val="0"/>
+        <w:widowControl w:val="0"/>
         <w:shd w:val="clear" w:color="auto" w:fill="FFFFFF" w:themeFill="background1"/>
         <w:spacing w:after="0"/>
         <w:ind w:left="708"/>
@@ -1558,6 +1642,8 @@
     </w:p>
     <w:p>
       <w:pPr>
+        <w:keepNext w:val="0"/>
+        <w:widowControl w:val="0"/>
         <w:shd w:val="clear" w:color="auto" w:fill="FFFFFF" w:themeFill="background1"/>
         <w:spacing w:after="0"/>
         <w:ind w:left="708"/>
@@ -1578,6 +1664,8 @@
     <w:p>
       <w:pPr>
         <w:pStyle w:val="ListParagraph"/>
+        <w:keepNext w:val="0"/>
+        <w:widowControl w:val="0"/>
         <w:numPr>
           <w:ilvl w:val="0"/>
           <w:numId w:val="1"/>
@@ -1606,6 +1694,8 @@
     <w:p>
       <w:pPr>
         <w:pStyle w:val="ListParagraph"/>
+        <w:keepNext w:val="0"/>
+        <w:widowControl w:val="0"/>
         <w:numPr>
           <w:ilvl w:val="0"/>
           <w:numId w:val="1"/>
@@ -1634,6 +1724,8 @@
     <w:p>
       <w:pPr>
         <w:pStyle w:val="ListParagraph"/>
+        <w:keepNext w:val="0"/>
+        <w:widowControl w:val="0"/>
         <w:numPr>
           <w:ilvl w:val="0"/>
           <w:numId w:val="1"/>
@@ -1662,6 +1754,8 @@
     <w:p>
       <w:pPr>
         <w:pStyle w:val="Heading1"/>
+        <w:keepNext w:val="0"/>
+        <w:widowControl w:val="0"/>
       </w:pPr>
       <w:r>
         <w:lastRenderedPageBreak/>
@@ -1959,27 +2053,7 @@
             <w:sz w:val="24"/>
             <w:u w:val="none"/>
           </w:rPr>
-          <w:t>Diagrama Entidad-Relación</w:t>
-        </w:r>
-        <w:r>
-          <w:rPr>
-            <w:rStyle w:val="Hyperlink"/>
-            <w:rFonts w:ascii="Segoe UI" w:eastAsia="Segoe UI" w:hAnsi="Segoe UI" w:cs="Segoe UI"/>
-            <w:color w:val="2563EB"/>
-            <w:sz w:val="24"/>
-            <w:u w:val="none"/>
-          </w:rPr>
-          <w:t xml:space="preserve"> </w:t>
-        </w:r>
-        <w:r>
-          <w:rPr>
-            <w:rStyle w:val="Hyperlink"/>
-            <w:rFonts w:ascii="Segoe UI" w:eastAsia="Segoe UI" w:hAnsi="Segoe UI" w:cs="Segoe UI"/>
-            <w:color w:val="2563EB"/>
-            <w:sz w:val="24"/>
-            <w:u w:val="none"/>
-          </w:rPr>
-          <w:t xml:space="preserve">de la DB </w:t>
+          <w:t xml:space="preserve">Diagrama Entidad-Relación de la DB </w:t>
         </w:r>
       </w:hyperlink>
     </w:p>
@@ -2176,8 +2250,6 @@
     </w:p>
     <w:p>
       <w:pPr>
-        <w:keepNext w:val="0"/>
-        <w:widowControl w:val="0"/>
         <w:shd w:val="clear" w:color="auto" w:fill="FFFFFF" w:themeFill="background1"/>
         <w:tabs>
           <w:tab w:val="num" w:pos="720"/>
@@ -2185,11 +2257,13 @@
         <w:spacing w:after="0"/>
         <w:rPr>
           <w:rStyle w:val="Hyperlink"/>
+          <w:rFonts w:ascii="Segoe UI" w:eastAsia="Segoe UI" w:hAnsi="Segoe UI" w:cs="Segoe UI"/>
           <w:color w:val="2563EB"/>
+          <w:sz w:val="24"/>
           <w:u w:val="none"/>
         </w:rPr>
       </w:pPr>
-      <w:hyperlink r:id="rId63" w:anchor="analisis-viabilidad" w:history="1">
+      <w:hyperlink r:id="rId63" w:anchor="tabla-hardware" w:history="1">
         <w:r>
           <w:rPr>
             <w:rStyle w:val="Hyperlink"/>
@@ -2204,8 +2278,6 @@
     </w:p>
     <w:p>
       <w:pPr>
-        <w:keepNext w:val="0"/>
-        <w:widowControl w:val="0"/>
         <w:shd w:val="clear" w:color="auto" w:fill="FFFFFF" w:themeFill="background1"/>
         <w:tabs>
           <w:tab w:val="num" w:pos="720"/>
@@ -2213,11 +2285,13 @@
         <w:spacing w:after="0"/>
         <w:rPr>
           <w:rStyle w:val="Hyperlink"/>
+          <w:rFonts w:ascii="Segoe UI" w:eastAsia="Segoe UI" w:hAnsi="Segoe UI" w:cs="Segoe UI"/>
           <w:color w:val="2563EB"/>
+          <w:sz w:val="24"/>
           <w:u w:val="none"/>
         </w:rPr>
       </w:pPr>
-      <w:hyperlink r:id="rId64" w:anchor="analisis-viabilidad" w:history="1">
+      <w:hyperlink r:id="rId64" w:anchor="tabla-personal" w:history="1">
         <w:r>
           <w:rPr>
             <w:rStyle w:val="Hyperlink"/>
@@ -2232,8 +2306,6 @@
     </w:p>
     <w:p>
       <w:pPr>
-        <w:keepNext w:val="0"/>
-        <w:widowControl w:val="0"/>
         <w:shd w:val="clear" w:color="auto" w:fill="FFFFFF" w:themeFill="background1"/>
         <w:tabs>
           <w:tab w:val="num" w:pos="720"/>
@@ -2241,11 +2313,13 @@
         <w:spacing w:after="0"/>
         <w:rPr>
           <w:rStyle w:val="Hyperlink"/>
+          <w:rFonts w:ascii="Segoe UI" w:eastAsia="Segoe UI" w:hAnsi="Segoe UI" w:cs="Segoe UI"/>
           <w:color w:val="2563EB"/>
+          <w:sz w:val="24"/>
           <w:u w:val="none"/>
         </w:rPr>
       </w:pPr>
-      <w:hyperlink r:id="rId65" w:anchor="analisis-viabilidad" w:history="1">
+      <w:hyperlink r:id="rId65" w:anchor="tabla-mantenimiento" w:history="1">
         <w:r>
           <w:rPr>
             <w:rStyle w:val="Hyperlink"/>
@@ -2260,8 +2334,6 @@
     </w:p>
     <w:p>
       <w:pPr>
-        <w:keepNext w:val="0"/>
-        <w:widowControl w:val="0"/>
         <w:shd w:val="clear" w:color="auto" w:fill="FFFFFF" w:themeFill="background1"/>
         <w:tabs>
           <w:tab w:val="num" w:pos="720"/>
@@ -2269,11 +2341,13 @@
         <w:spacing w:after="0"/>
         <w:rPr>
           <w:rStyle w:val="Hyperlink"/>
+          <w:rFonts w:ascii="Segoe UI" w:eastAsia="Segoe UI" w:hAnsi="Segoe UI" w:cs="Segoe UI"/>
           <w:color w:val="2563EB"/>
+          <w:sz w:val="24"/>
           <w:u w:val="none"/>
         </w:rPr>
       </w:pPr>
-      <w:hyperlink r:id="rId66" w:anchor="objetivos-proyecto" w:history="1">
+      <w:hyperlink r:id="rId66" w:anchor="tabla-smart-gen" w:history="1">
         <w:r>
           <w:rPr>
             <w:rStyle w:val="Hyperlink"/>
@@ -2288,8 +2362,6 @@
     </w:p>
     <w:p>
       <w:pPr>
-        <w:keepNext w:val="0"/>
-        <w:widowControl w:val="0"/>
         <w:shd w:val="clear" w:color="auto" w:fill="FFFFFF" w:themeFill="background1"/>
         <w:tabs>
           <w:tab w:val="num" w:pos="720"/>
@@ -2297,11 +2369,13 @@
         <w:spacing w:after="0"/>
         <w:rPr>
           <w:rStyle w:val="Hyperlink"/>
+          <w:rFonts w:ascii="Segoe UI" w:eastAsia="Segoe UI" w:hAnsi="Segoe UI" w:cs="Segoe UI"/>
           <w:color w:val="2563EB"/>
+          <w:sz w:val="24"/>
           <w:u w:val="none"/>
         </w:rPr>
       </w:pPr>
-      <w:hyperlink r:id="rId67" w:anchor="objetivos-proyecto" w:history="1">
+      <w:hyperlink r:id="rId67" w:anchor="tabla-smart-func" w:history="1">
         <w:r>
           <w:rPr>
             <w:rStyle w:val="Hyperlink"/>
@@ -2316,8 +2390,6 @@
     </w:p>
     <w:p>
       <w:pPr>
-        <w:keepNext w:val="0"/>
-        <w:widowControl w:val="0"/>
         <w:shd w:val="clear" w:color="auto" w:fill="FFFFFF" w:themeFill="background1"/>
         <w:tabs>
           <w:tab w:val="num" w:pos="720"/>
@@ -2325,11 +2397,13 @@
         <w:spacing w:after="0"/>
         <w:rPr>
           <w:rStyle w:val="Hyperlink"/>
+          <w:rFonts w:ascii="Segoe UI" w:eastAsia="Segoe UI" w:hAnsi="Segoe UI" w:cs="Segoe UI"/>
           <w:color w:val="2563EB"/>
+          <w:sz w:val="24"/>
           <w:u w:val="none"/>
         </w:rPr>
       </w:pPr>
-      <w:hyperlink r:id="rId68" w:anchor="definicion-actores" w:history="1">
+      <w:hyperlink r:id="rId68" w:anchor="tabla-actores" w:history="1">
         <w:r>
           <w:rPr>
             <w:rStyle w:val="Hyperlink"/>
@@ -2344,8 +2418,6 @@
     </w:p>
     <w:p>
       <w:pPr>
-        <w:keepNext w:val="0"/>
-        <w:widowControl w:val="0"/>
         <w:shd w:val="clear" w:color="auto" w:fill="FFFFFF" w:themeFill="background1"/>
         <w:tabs>
           <w:tab w:val="num" w:pos="720"/>
@@ -2353,11 +2425,13 @@
         <w:spacing w:after="0"/>
         <w:rPr>
           <w:rStyle w:val="Hyperlink"/>
+          <w:rFonts w:ascii="Segoe UI" w:eastAsia="Segoe UI" w:hAnsi="Segoe UI" w:cs="Segoe UI"/>
           <w:color w:val="2563EB"/>
+          <w:sz w:val="24"/>
           <w:u w:val="none"/>
         </w:rPr>
       </w:pPr>
-      <w:hyperlink r:id="rId69" w:anchor="especificacion-funcional" w:history="1">
+      <w:hyperlink r:id="rId69" w:anchor="tabla-cu" w:history="1">
         <w:r>
           <w:rPr>
             <w:rStyle w:val="Hyperlink"/>
@@ -2372,8 +2446,6 @@
     </w:p>
     <w:p>
       <w:pPr>
-        <w:keepNext w:val="0"/>
-        <w:widowControl w:val="0"/>
         <w:shd w:val="clear" w:color="auto" w:fill="FFFFFF" w:themeFill="background1"/>
         <w:tabs>
           <w:tab w:val="num" w:pos="720"/>
@@ -2381,11 +2453,13 @@
         <w:spacing w:after="0"/>
         <w:rPr>
           <w:rStyle w:val="Hyperlink"/>
+          <w:rFonts w:ascii="Segoe UI" w:eastAsia="Segoe UI" w:hAnsi="Segoe UI" w:cs="Segoe UI"/>
           <w:color w:val="2563EB"/>
+          <w:sz w:val="24"/>
           <w:u w:val="none"/>
         </w:rPr>
       </w:pPr>
-      <w:hyperlink r:id="rId70" w:anchor="requisitos-srs" w:history="1">
+      <w:hyperlink r:id="rId70" w:anchor="tabla-rf" w:history="1">
         <w:r>
           <w:rPr>
             <w:rStyle w:val="Hyperlink"/>
@@ -2400,8 +2474,6 @@
     </w:p>
     <w:p>
       <w:pPr>
-        <w:keepNext w:val="0"/>
-        <w:widowControl w:val="0"/>
         <w:shd w:val="clear" w:color="auto" w:fill="FFFFFF" w:themeFill="background1"/>
         <w:tabs>
           <w:tab w:val="num" w:pos="720"/>
@@ -2409,11 +2481,13 @@
         <w:spacing w:after="0"/>
         <w:rPr>
           <w:rStyle w:val="Hyperlink"/>
+          <w:rFonts w:ascii="Segoe UI" w:eastAsia="Segoe UI" w:hAnsi="Segoe UI" w:cs="Segoe UI"/>
           <w:color w:val="2563EB"/>
+          <w:sz w:val="24"/>
           <w:u w:val="none"/>
         </w:rPr>
       </w:pPr>
-      <w:hyperlink r:id="rId71" w:anchor="requisitos-srs" w:history="1">
+      <w:hyperlink r:id="rId71" w:anchor="tabla-irq" w:history="1">
         <w:r>
           <w:rPr>
             <w:rStyle w:val="Hyperlink"/>
@@ -2428,8 +2502,6 @@
     </w:p>
     <w:p>
       <w:pPr>
-        <w:keepNext w:val="0"/>
-        <w:widowControl w:val="0"/>
         <w:shd w:val="clear" w:color="auto" w:fill="FFFFFF" w:themeFill="background1"/>
         <w:tabs>
           <w:tab w:val="num" w:pos="720"/>
@@ -2437,11 +2509,13 @@
         <w:spacing w:after="0"/>
         <w:rPr>
           <w:rStyle w:val="Hyperlink"/>
+          <w:rFonts w:ascii="Segoe UI" w:eastAsia="Segoe UI" w:hAnsi="Segoe UI" w:cs="Segoe UI"/>
           <w:color w:val="2563EB"/>
+          <w:sz w:val="24"/>
           <w:u w:val="none"/>
         </w:rPr>
       </w:pPr>
-      <w:hyperlink r:id="rId72" w:anchor="stack-tecnologico" w:history="1">
+      <w:hyperlink r:id="rId72" w:anchor="tabla-stack" w:history="1">
         <w:r>
           <w:rPr>
             <w:rStyle w:val="Hyperlink"/>
@@ -2456,8 +2530,6 @@
     </w:p>
     <w:p>
       <w:pPr>
-        <w:keepNext w:val="0"/>
-        <w:widowControl w:val="0"/>
         <w:shd w:val="clear" w:color="auto" w:fill="FFFFFF" w:themeFill="background1"/>
         <w:tabs>
           <w:tab w:val="num" w:pos="720"/>
@@ -2465,11 +2537,13 @@
         <w:spacing w:after="0"/>
         <w:rPr>
           <w:rStyle w:val="Hyperlink"/>
+          <w:rFonts w:ascii="Segoe UI" w:eastAsia="Segoe UI" w:hAnsi="Segoe UI" w:cs="Segoe UI"/>
           <w:color w:val="2563EB"/>
+          <w:sz w:val="24"/>
           <w:u w:val="none"/>
         </w:rPr>
       </w:pPr>
-      <w:hyperlink r:id="rId73" w:anchor="planificacion-temporal" w:history="1">
+      <w:hyperlink r:id="rId73" w:anchor="tabla-categorias" w:history="1">
         <w:r>
           <w:rPr>
             <w:rStyle w:val="Hyperlink"/>
@@ -2478,14 +2552,12 @@
             <w:sz w:val="24"/>
             <w:u w:val="none"/>
           </w:rPr>
-          <w:t>Tabla 11. Fases de Planificación (Gantt)</w:t>
+          <w:t>Tabla 11. Diccionario de datos: categorias</w:t>
         </w:r>
       </w:hyperlink>
     </w:p>
     <w:p>
       <w:pPr>
-        <w:keepNext w:val="0"/>
-        <w:widowControl w:val="0"/>
         <w:shd w:val="clear" w:color="auto" w:fill="FFFFFF" w:themeFill="background1"/>
         <w:tabs>
           <w:tab w:val="num" w:pos="720"/>
@@ -2493,11 +2565,13 @@
         <w:spacing w:after="0"/>
         <w:rPr>
           <w:rStyle w:val="Hyperlink"/>
+          <w:rFonts w:ascii="Segoe UI" w:eastAsia="Segoe UI" w:hAnsi="Segoe UI" w:cs="Segoe UI"/>
           <w:color w:val="2563EB"/>
+          <w:sz w:val="24"/>
           <w:u w:val="none"/>
         </w:rPr>
       </w:pPr>
-      <w:hyperlink r:id="rId74" w:anchor="glosario" w:history="1">
+      <w:hyperlink r:id="rId74" w:anchor="tabla-pruebas" w:history="1">
         <w:r>
           <w:rPr>
             <w:rStyle w:val="Hyperlink"/>
@@ -2506,27 +2580,177 @@
             <w:sz w:val="24"/>
             <w:u w:val="none"/>
           </w:rPr>
-          <w:t>Tabla 12. Glosario de Términos</w:t>
+          <w:t>Tabla 12. Diccionario de datos: pruebas</w:t>
         </w:r>
       </w:hyperlink>
     </w:p>
     <w:p>
       <w:pPr>
-        <w:pStyle w:val="Heading2"/>
-        <w:pBdr>
-          <w:bottom w:val="single" w:sz="7" w:space="0" w:color="374151"/>
-        </w:pBdr>
         <w:shd w:val="clear" w:color="auto" w:fill="FFFFFF" w:themeFill="background1"/>
-        <w:spacing w:before="720" w:after="360"/>
-        <w:rPr>
-          <w:rFonts w:ascii="Segoe UI" w:eastAsia="Segoe UI" w:hAnsi="Segoe UI" w:cs="Segoe UI"/>
-          <w:b/>
-          <w:i w:val="0"/>
-          <w:iCs w:val="0"/>
-          <w:color w:val="1F2937"/>
-          <w:szCs w:val="48"/>
-        </w:rPr>
-      </w:pPr>
+        <w:tabs>
+          <w:tab w:val="num" w:pos="720"/>
+        </w:tabs>
+        <w:spacing w:after="0"/>
+        <w:rPr>
+          <w:rStyle w:val="Hyperlink"/>
+          <w:rFonts w:ascii="Segoe UI" w:eastAsia="Segoe UI" w:hAnsi="Segoe UI" w:cs="Segoe UI"/>
+          <w:color w:val="2563EB"/>
+          <w:sz w:val="24"/>
+          <w:u w:val="none"/>
+        </w:rPr>
+      </w:pPr>
+      <w:hyperlink r:id="rId75" w:anchor="tabla-variantes" w:history="1">
+        <w:r>
+          <w:rPr>
+            <w:rStyle w:val="Hyperlink"/>
+            <w:rFonts w:ascii="Segoe UI" w:eastAsia="Segoe UI" w:hAnsi="Segoe UI" w:cs="Segoe UI"/>
+            <w:color w:val="2563EB"/>
+            <w:sz w:val="24"/>
+            <w:u w:val="none"/>
+          </w:rPr>
+          <w:t>Tabla 13. Diccionario de datos: pruebas_variantes</w:t>
+        </w:r>
+      </w:hyperlink>
+    </w:p>
+    <w:p>
+      <w:pPr>
+        <w:shd w:val="clear" w:color="auto" w:fill="FFFFFF" w:themeFill="background1"/>
+        <w:tabs>
+          <w:tab w:val="num" w:pos="720"/>
+        </w:tabs>
+        <w:spacing w:after="0"/>
+        <w:rPr>
+          <w:rStyle w:val="Hyperlink"/>
+          <w:rFonts w:ascii="Segoe UI" w:eastAsia="Segoe UI" w:hAnsi="Segoe UI" w:cs="Segoe UI"/>
+          <w:color w:val="2563EB"/>
+          <w:sz w:val="24"/>
+          <w:u w:val="none"/>
+        </w:rPr>
+      </w:pPr>
+      <w:hyperlink r:id="rId76" w:anchor="tabla-usuarios" w:history="1">
+        <w:r>
+          <w:rPr>
+            <w:rStyle w:val="Hyperlink"/>
+            <w:rFonts w:ascii="Segoe UI" w:eastAsia="Segoe UI" w:hAnsi="Segoe UI" w:cs="Segoe UI"/>
+            <w:color w:val="2563EB"/>
+            <w:sz w:val="24"/>
+            <w:u w:val="none"/>
+          </w:rPr>
+          <w:t>Tabla 14. Diccionario de datos: usuarios</w:t>
+        </w:r>
+      </w:hyperlink>
+    </w:p>
+    <w:p>
+      <w:pPr>
+        <w:shd w:val="clear" w:color="auto" w:fill="FFFFFF" w:themeFill="background1"/>
+        <w:tabs>
+          <w:tab w:val="num" w:pos="720"/>
+        </w:tabs>
+        <w:spacing w:after="0"/>
+        <w:rPr>
+          <w:rStyle w:val="Hyperlink"/>
+          <w:rFonts w:ascii="Segoe UI" w:eastAsia="Segoe UI" w:hAnsi="Segoe UI" w:cs="Segoe UI"/>
+          <w:color w:val="2563EB"/>
+          <w:sz w:val="24"/>
+          <w:u w:val="none"/>
+        </w:rPr>
+      </w:pPr>
+      <w:hyperlink r:id="rId77" w:anchor="tabla-fichas" w:history="1">
+        <w:r>
+          <w:rPr>
+            <w:rStyle w:val="Hyperlink"/>
+            <w:rFonts w:ascii="Segoe UI" w:eastAsia="Segoe UI" w:hAnsi="Segoe UI" w:cs="Segoe UI"/>
+            <w:color w:val="2563EB"/>
+            <w:sz w:val="24"/>
+            <w:u w:val="none"/>
+          </w:rPr>
+          <w:t>Tabla 15. Diccionario de datos: fichas_inscripcion</w:t>
+        </w:r>
+      </w:hyperlink>
+    </w:p>
+    <w:p>
+      <w:pPr>
+        <w:shd w:val="clear" w:color="auto" w:fill="FFFFFF" w:themeFill="background1"/>
+        <w:tabs>
+          <w:tab w:val="num" w:pos="720"/>
+        </w:tabs>
+        <w:spacing w:after="0"/>
+        <w:rPr>
+          <w:rStyle w:val="Hyperlink"/>
+          <w:rFonts w:ascii="Segoe UI" w:eastAsia="Segoe UI" w:hAnsi="Segoe UI" w:cs="Segoe UI"/>
+          <w:color w:val="2563EB"/>
+          <w:sz w:val="24"/>
+          <w:u w:val="none"/>
+        </w:rPr>
+      </w:pPr>
+      <w:hyperlink r:id="rId78" w:anchor="tabla-feedback" w:history="1">
+        <w:r>
+          <w:rPr>
+            <w:rStyle w:val="Hyperlink"/>
+            <w:rFonts w:ascii="Segoe UI" w:eastAsia="Segoe UI" w:hAnsi="Segoe UI" w:cs="Segoe UI"/>
+            <w:color w:val="2563EB"/>
+            <w:sz w:val="24"/>
+            <w:u w:val="none"/>
+          </w:rPr>
+          <w:t>Tabla 16. Diccionario de datos: feedback_entrenamientos</w:t>
+        </w:r>
+      </w:hyperlink>
+    </w:p>
+    <w:p>
+      <w:pPr>
+        <w:shd w:val="clear" w:color="auto" w:fill="FFFFFF" w:themeFill="background1"/>
+        <w:tabs>
+          <w:tab w:val="num" w:pos="720"/>
+        </w:tabs>
+        <w:spacing w:after="0"/>
+        <w:rPr>
+          <w:rStyle w:val="Hyperlink"/>
+          <w:rFonts w:ascii="Segoe UI" w:eastAsia="Segoe UI" w:hAnsi="Segoe UI" w:cs="Segoe UI"/>
+          <w:color w:val="2563EB"/>
+          <w:sz w:val="24"/>
+          <w:u w:val="none"/>
+        </w:rPr>
+      </w:pPr>
+      <w:hyperlink r:id="rId79" w:anchor="tabla-gantt" w:history="1">
+        <w:r>
+          <w:rPr>
+            <w:rStyle w:val="Hyperlink"/>
+            <w:rFonts w:ascii="Segoe UI" w:eastAsia="Segoe UI" w:hAnsi="Segoe UI" w:cs="Segoe UI"/>
+            <w:color w:val="2563EB"/>
+            <w:sz w:val="24"/>
+            <w:u w:val="none"/>
+          </w:rPr>
+          <w:t>Tabla 17. Fases de Planificación (Gantt)</w:t>
+        </w:r>
+      </w:hyperlink>
+    </w:p>
+    <w:p>
+      <w:pPr>
+        <w:shd w:val="clear" w:color="auto" w:fill="FFFFFF" w:themeFill="background1"/>
+        <w:tabs>
+          <w:tab w:val="num" w:pos="720"/>
+        </w:tabs>
+        <w:spacing w:after="0"/>
+        <w:rPr>
+          <w:rStyle w:val="Hyperlink"/>
+          <w:rFonts w:ascii="Segoe UI" w:eastAsia="Segoe UI" w:hAnsi="Segoe UI" w:cs="Segoe UI"/>
+          <w:color w:val="2563EB"/>
+          <w:sz w:val="24"/>
+          <w:u w:val="none"/>
+        </w:rPr>
+      </w:pPr>
+      <w:hyperlink r:id="rId80" w:anchor="tabla-glosario" w:history="1">
+        <w:r>
+          <w:rPr>
+            <w:rStyle w:val="Hyperlink"/>
+            <w:rFonts w:ascii="Segoe UI" w:eastAsia="Segoe UI" w:hAnsi="Segoe UI" w:cs="Segoe UI"/>
+            <w:color w:val="2563EB"/>
+            <w:sz w:val="24"/>
+            <w:u w:val="none"/>
+          </w:rPr>
+          <w:t>Tabla 18. Glosario de Términos</w:t>
+        </w:r>
+      </w:hyperlink>
     </w:p>
     <w:p>
       <w:pPr>
@@ -2914,7 +3138,7 @@
                     <pic:cNvPicPr/>
                   </pic:nvPicPr>
                   <pic:blipFill>
-                    <a:blip r:embed="rId75">
+                    <a:blip r:embed="rId81">
                       <a:extLst>
                         <a:ext uri="{28A0092B-C50C-407E-A947-70E740481C1C}">
                           <a14:useLocalDpi xmlns:a14="http://schemas.microsoft.com/office/drawing/2010/main"/>
@@ -3219,7 +3443,7 @@
                     <pic:cNvPicPr/>
                   </pic:nvPicPr>
                   <pic:blipFill>
-                    <a:blip r:embed="rId76">
+                    <a:blip r:embed="rId82">
                       <a:extLst>
                         <a:ext uri="{28A0092B-C50C-407E-A947-70E740481C1C}">
                           <a14:useLocalDpi xmlns:a14="http://schemas.microsoft.com/office/drawing/2010/main"/>
@@ -3322,7 +3546,7 @@
                     <pic:cNvPicPr/>
                   </pic:nvPicPr>
                   <pic:blipFill>
-                    <a:blip r:embed="rId77">
+                    <a:blip r:embed="rId83">
                       <a:extLst>
                         <a:ext uri="{28A0092B-C50C-407E-A947-70E740481C1C}">
                           <a14:useLocalDpi xmlns:a14="http://schemas.microsoft.com/office/drawing/2010/main"/>
@@ -7902,17 +8126,12 @@
     </w:p>
     <w:p>
       <w:pPr>
+        <w:keepNext w:val="0"/>
+        <w:widowControl w:val="0"/>
         <w:shd w:val="clear" w:color="auto" w:fill="FFFFFF" w:themeFill="background1"/>
         <w:spacing w:after="0"/>
         <w:ind w:left="720"/>
         <w:jc w:val="center"/>
-        <w:rPr>
-          <w:rFonts w:ascii="Segoe UI" w:eastAsia="Segoe UI" w:hAnsi="Segoe UI" w:cs="Segoe UI"/>
-          <w:i/>
-          <w:iCs/>
-          <w:color w:val="6B7280"/>
-          <w:sz w:val="24"/>
-        </w:rPr>
       </w:pPr>
       <w:r>
         <w:rPr>
@@ -7934,7 +8153,7 @@
                     <pic:cNvPicPr/>
                   </pic:nvPicPr>
                   <pic:blipFill>
-                    <a:blip r:embed="rId78" cstate="print">
+                    <a:blip r:embed="rId84" cstate="print">
                       <a:extLst>
                         <a:ext uri="{28A0092B-C50C-407E-A947-70E740481C1C}">
                           <a14:useLocalDpi xmlns:a14="http://schemas.microsoft.com/office/drawing/2010/main" val="0"/>
@@ -7963,26 +8182,61 @@
     </w:p>
     <w:p>
       <w:pPr>
-        <w:shd w:val="clear" w:color="auto" w:fill="FFFFFF" w:themeFill="background1"/>
-        <w:spacing w:after="0"/>
-        <w:ind w:left="720"/>
+        <w:pStyle w:val="Caption"/>
         <w:jc w:val="center"/>
         <w:rPr>
-          <w:rFonts w:asciiTheme="minorHAnsi" w:hAnsiTheme="minorHAnsi" w:cstheme="minorHAnsi"/>
-          <w:sz w:val="18"/>
-          <w:szCs w:val="18"/>
-        </w:rPr>
-      </w:pPr>
-      <w:r>
-        <w:rPr>
           <w:rFonts w:asciiTheme="minorHAnsi" w:eastAsia="Segoe UI" w:hAnsiTheme="minorHAnsi" w:cstheme="minorHAnsi"/>
-          <w:i/>
-          <w:iCs/>
           <w:color w:val="6B7280"/>
-          <w:sz w:val="18"/>
-          <w:szCs w:val="18"/>
-        </w:rPr>
-        <w:t>Figura 3. Diagrama de Casos de Uso del Sistema</w:t>
+        </w:rPr>
+      </w:pPr>
+      <w:r>
+        <w:rPr>
+          <w:rFonts w:asciiTheme="minorHAnsi" w:eastAsia="Segoe UI" w:hAnsiTheme="minorHAnsi" w:cstheme="minorHAnsi"/>
+          <w:color w:val="6B7280"/>
+        </w:rPr>
+        <w:t xml:space="preserve">Figura </w:t>
+      </w:r>
+      <w:r>
+        <w:rPr>
+          <w:rFonts w:asciiTheme="minorHAnsi" w:eastAsia="Segoe UI" w:hAnsiTheme="minorHAnsi" w:cstheme="minorHAnsi"/>
+          <w:color w:val="6B7280"/>
+        </w:rPr>
+        <w:fldChar w:fldCharType="begin"/>
+      </w:r>
+      <w:r>
+        <w:rPr>
+          <w:rFonts w:asciiTheme="minorHAnsi" w:eastAsia="Segoe UI" w:hAnsiTheme="minorHAnsi" w:cstheme="minorHAnsi"/>
+          <w:color w:val="6B7280"/>
+        </w:rPr>
+        <w:instrText xml:space="preserve"> SEQ Figura \* ARABIC </w:instrText>
+      </w:r>
+      <w:r>
+        <w:rPr>
+          <w:rFonts w:asciiTheme="minorHAnsi" w:eastAsia="Segoe UI" w:hAnsiTheme="minorHAnsi" w:cstheme="minorHAnsi"/>
+          <w:color w:val="6B7280"/>
+        </w:rPr>
+        <w:fldChar w:fldCharType="separate"/>
+      </w:r>
+      <w:r>
+        <w:rPr>
+          <w:rFonts w:asciiTheme="minorHAnsi" w:eastAsia="Segoe UI" w:hAnsiTheme="minorHAnsi" w:cstheme="minorHAnsi"/>
+          <w:color w:val="6B7280"/>
+        </w:rPr>
+        <w:t>6</w:t>
+      </w:r>
+      <w:r>
+        <w:rPr>
+          <w:rFonts w:asciiTheme="minorHAnsi" w:eastAsia="Segoe UI" w:hAnsiTheme="minorHAnsi" w:cstheme="minorHAnsi"/>
+          <w:color w:val="6B7280"/>
+        </w:rPr>
+        <w:fldChar w:fldCharType="end"/>
+      </w:r>
+      <w:r>
+        <w:rPr>
+          <w:rFonts w:asciiTheme="minorHAnsi" w:eastAsia="Segoe UI" w:hAnsiTheme="minorHAnsi" w:cstheme="minorHAnsi"/>
+          <w:color w:val="6B7280"/>
+        </w:rPr>
+        <w:t>. Diagrama de Casos de Uso del Sistema</w:t>
       </w:r>
     </w:p>
     <w:p>
@@ -7991,6 +8245,7 @@
         <w:widowControl w:val="0"/>
         <w:shd w:val="clear" w:color="auto" w:fill="FFFFFF" w:themeFill="background1"/>
         <w:spacing w:before="360" w:after="120"/>
+        <w:ind w:left="720"/>
         <w:rPr>
           <w:rFonts w:ascii="Segoe UI" w:eastAsia="Segoe UI" w:hAnsi="Segoe UI" w:cs="Segoe UI"/>
           <w:b/>
@@ -13022,6 +13277,21 @@
         </w:pBdr>
         <w:spacing w:before="360" w:after="120"/>
         <w:ind w:left="357"/>
+        <w:rPr>
+          <w:szCs w:val="24"/>
+        </w:rPr>
+      </w:pPr>
+    </w:p>
+    <w:p>
+      <w:pPr>
+        <w:pStyle w:val="Heading3"/>
+        <w:keepNext w:val="0"/>
+        <w:widowControl w:val="0"/>
+        <w:pBdr>
+          <w:bottom w:val="single" w:sz="7" w:space="0" w:color="D1D5DB"/>
+        </w:pBdr>
+        <w:spacing w:before="360" w:after="120"/>
+        <w:ind w:left="357"/>
       </w:pPr>
       <w:r>
         <w:rPr>
@@ -13352,7 +13622,7 @@
                           <pic:cNvPicPr/>
                         </pic:nvPicPr>
                         <pic:blipFill>
-                          <a:blip r:embed="rId79">
+                          <a:blip r:embed="rId85">
                             <a:extLst>
                               <a:ext uri="{28A0092B-C50C-407E-A947-70E740481C1C}">
                                 <a14:useLocalDpi xmlns:a14="http://schemas.microsoft.com/office/drawing/2010/main"/>
@@ -13499,7 +13769,7 @@
                           <pic:cNvPicPr/>
                         </pic:nvPicPr>
                         <pic:blipFill>
-                          <a:blip r:embed="rId80">
+                          <a:blip r:embed="rId86">
                             <a:extLst>
                               <a:ext uri="{28A0092B-C50C-407E-A947-70E740481C1C}">
                                 <a14:useLocalDpi xmlns:a14="http://schemas.microsoft.com/office/drawing/2010/main"/>
@@ -13664,7 +13934,7 @@
                           <pic:cNvPicPr/>
                         </pic:nvPicPr>
                         <pic:blipFill>
-                          <a:blip r:embed="rId81">
+                          <a:blip r:embed="rId87">
                             <a:extLst>
                               <a:ext uri="{28A0092B-C50C-407E-A947-70E740481C1C}">
                                 <a14:useLocalDpi xmlns:a14="http://schemas.microsoft.com/office/drawing/2010/main"/>
@@ -14091,7 +14361,15 @@
           <w:color w:val="212121"/>
           <w:sz w:val="24"/>
         </w:rPr>
-        <w:t>Para estructurar la persistencia de la información en la base de datos MySQL, se ha diseñado un Modelo Entidad-Relación que garantiza la integridad referencial. El sistema se compone de tres tablas principales:</w:t>
+        <w:t>Para estructurar la persistencia de la información en la base de datos MySQL, se ha diseñado un Modelo Entidad-Relación altamente normalizado. Para gestionar la complejidad de las especialidades del atletismo (donde las alturas o pesos varían según la edad y el género), se ha implementado una tabla intermedia de detalle. El sistema se compone de seis tablas principales</w:t>
+      </w:r>
+      <w:r>
+        <w:rPr>
+          <w:rFonts w:ascii="Segoe UI" w:eastAsia="Segoe UI" w:hAnsi="Segoe UI" w:cs="Segoe UI"/>
+          <w:color w:val="212121"/>
+          <w:sz w:val="24"/>
+        </w:rPr>
+        <w:t>:</w:t>
       </w:r>
     </w:p>
     <w:p>
@@ -14126,7 +14404,7 @@
           <w:sz w:val="24"/>
         </w:rPr>
         <w:drawing>
-          <wp:inline distT="0" distB="0" distL="0" distR="0" wp14:anchorId="29AC1F64" wp14:editId="4F15F8B0">
+          <wp:inline distT="0" distB="0" distL="0" distR="0" wp14:anchorId="29AC1F64" wp14:editId="4F1741E4">
             <wp:extent cx="5629275" cy="2593066"/>
             <wp:effectExtent l="0" t="0" r="0" b="0"/>
             <wp:docPr id="79904332" name="Picture 8"/>
@@ -14141,7 +14419,7 @@
                     <pic:cNvPicPr/>
                   </pic:nvPicPr>
                   <pic:blipFill>
-                    <a:blip r:embed="rId82" cstate="print">
+                    <a:blip r:embed="rId88" cstate="print">
                       <a:extLst>
                         <a:ext uri="{28A0092B-C50C-407E-A947-70E740481C1C}">
                           <a14:useLocalDpi xmlns:a14="http://schemas.microsoft.com/office/drawing/2010/main" val="0"/>
@@ -14210,9 +14488,10 @@
       <w:r>
         <w:rPr>
           <w:rFonts w:asciiTheme="minorHAnsi" w:eastAsia="Segoe UI" w:hAnsiTheme="minorHAnsi" w:cstheme="minorHAnsi"/>
+          <w:noProof/>
           <w:color w:val="6B7280"/>
         </w:rPr>
-        <w:t>6</w:t>
+        <w:t>7</w:t>
       </w:r>
       <w:r>
         <w:rPr>
@@ -14509,7 +14788,6 @@
                 <w:szCs w:val="19"/>
               </w:rPr>
             </w:pPr>
-            <w:proofErr w:type="spellStart"/>
             <w:r>
               <w:rPr>
                 <w:rFonts w:ascii="Segoe UI" w:hAnsi="Segoe UI" w:cs="Segoe UI"/>
@@ -14521,7 +14799,6 @@
               </w:rPr>
               <w:t>id_categoria</w:t>
             </w:r>
-            <w:proofErr w:type="spellEnd"/>
           </w:p>
         </w:tc>
         <w:tc>
@@ -14707,7 +14984,6 @@
                 <w:szCs w:val="19"/>
               </w:rPr>
             </w:pPr>
-            <w:proofErr w:type="gramStart"/>
             <w:r>
               <w:rPr>
                 <w:rFonts w:ascii="Segoe UI" w:hAnsi="Segoe UI" w:cs="Segoe UI"/>
@@ -14715,17 +14991,7 @@
                 <w:sz w:val="19"/>
                 <w:szCs w:val="19"/>
               </w:rPr>
-              <w:t>VARCHAR(</w:t>
-            </w:r>
-            <w:proofErr w:type="gramEnd"/>
-            <w:r>
-              <w:rPr>
-                <w:rFonts w:ascii="Segoe UI" w:hAnsi="Segoe UI" w:cs="Segoe UI"/>
-                <w:color w:val="000000"/>
-                <w:sz w:val="19"/>
-                <w:szCs w:val="19"/>
-              </w:rPr>
-              <w:t>50)</w:t>
+              <w:t>VARCHAR(50)</w:t>
             </w:r>
           </w:p>
         </w:tc>
@@ -14836,7 +15102,6 @@
                 <w:szCs w:val="19"/>
               </w:rPr>
             </w:pPr>
-            <w:proofErr w:type="spellStart"/>
             <w:r>
               <w:rPr>
                 <w:rFonts w:ascii="Segoe UI" w:hAnsi="Segoe UI" w:cs="Segoe UI"/>
@@ -14848,7 +15113,6 @@
               </w:rPr>
               <w:t>edad_min</w:t>
             </w:r>
-            <w:proofErr w:type="spellEnd"/>
           </w:p>
         </w:tc>
         <w:tc>
@@ -14995,7 +15259,6 @@
                 <w:szCs w:val="19"/>
               </w:rPr>
             </w:pPr>
-            <w:proofErr w:type="spellStart"/>
             <w:r>
               <w:rPr>
                 <w:rFonts w:ascii="Segoe UI" w:hAnsi="Segoe UI" w:cs="Segoe UI"/>
@@ -15007,7 +15270,6 @@
               </w:rPr>
               <w:t>edad_max</w:t>
             </w:r>
-            <w:proofErr w:type="spellEnd"/>
           </w:p>
         </w:tc>
         <w:tc>
@@ -15123,38 +15385,6 @@
         </w:tc>
       </w:tr>
     </w:tbl>
-    <w:p>
-      <w:pPr>
-        <w:keepNext w:val="0"/>
-        <w:widowControl w:val="0"/>
-        <w:shd w:val="clear" w:color="auto" w:fill="FFFFFF" w:themeFill="background1"/>
-        <w:spacing w:after="48"/>
-        <w:jc w:val="both"/>
-        <w:rPr>
-          <w:rFonts w:ascii="Segoe UI" w:eastAsia="Segoe UI" w:hAnsi="Segoe UI" w:cs="Segoe UI"/>
-          <w:b/>
-          <w:bCs/>
-          <w:color w:val="212121"/>
-          <w:sz w:val="24"/>
-        </w:rPr>
-      </w:pPr>
-    </w:p>
-    <w:p>
-      <w:pPr>
-        <w:keepNext w:val="0"/>
-        <w:widowControl w:val="0"/>
-        <w:shd w:val="clear" w:color="auto" w:fill="FFFFFF" w:themeFill="background1"/>
-        <w:spacing w:after="48"/>
-        <w:jc w:val="both"/>
-        <w:rPr>
-          <w:rFonts w:ascii="Segoe UI" w:eastAsia="Segoe UI" w:hAnsi="Segoe UI" w:cs="Segoe UI"/>
-          <w:b/>
-          <w:bCs/>
-          <w:color w:val="212121"/>
-          <w:sz w:val="24"/>
-        </w:rPr>
-      </w:pPr>
-    </w:p>
     <w:p>
       <w:pPr>
         <w:keepNext w:val="0"/>
@@ -15474,7 +15704,6 @@
                 <w:szCs w:val="19"/>
               </w:rPr>
             </w:pPr>
-            <w:proofErr w:type="spellStart"/>
             <w:r>
               <w:rPr>
                 <w:rFonts w:ascii="Segoe UI" w:hAnsi="Segoe UI" w:cs="Segoe UI"/>
@@ -15486,7 +15715,6 @@
               </w:rPr>
               <w:t>id_prueba</w:t>
             </w:r>
-            <w:proofErr w:type="spellEnd"/>
           </w:p>
         </w:tc>
         <w:tc>
@@ -15629,7 +15857,6 @@
                 <w:szCs w:val="19"/>
               </w:rPr>
             </w:pPr>
-            <w:proofErr w:type="spellStart"/>
             <w:r>
               <w:rPr>
                 <w:rFonts w:ascii="Segoe UI" w:hAnsi="Segoe UI" w:cs="Segoe UI"/>
@@ -15641,7 +15868,6 @@
               </w:rPr>
               <w:t>nombre_prueba</w:t>
             </w:r>
-            <w:proofErr w:type="spellEnd"/>
           </w:p>
         </w:tc>
         <w:tc>
@@ -15669,7 +15895,6 @@
                 <w:szCs w:val="19"/>
               </w:rPr>
             </w:pPr>
-            <w:proofErr w:type="gramStart"/>
             <w:r>
               <w:rPr>
                 <w:rFonts w:ascii="Segoe UI" w:hAnsi="Segoe UI" w:cs="Segoe UI"/>
@@ -15677,17 +15902,7 @@
                 <w:sz w:val="19"/>
                 <w:szCs w:val="19"/>
               </w:rPr>
-              <w:t>VARCHAR(</w:t>
-            </w:r>
-            <w:proofErr w:type="gramEnd"/>
-            <w:r>
-              <w:rPr>
-                <w:rFonts w:ascii="Segoe UI" w:hAnsi="Segoe UI" w:cs="Segoe UI"/>
-                <w:color w:val="000000"/>
-                <w:sz w:val="19"/>
-                <w:szCs w:val="19"/>
-              </w:rPr>
-              <w:t>50)</w:t>
+              <w:t>VARCHAR(50)</w:t>
             </w:r>
           </w:p>
         </w:tc>
@@ -16252,7 +16467,6 @@
                 <w:szCs w:val="19"/>
               </w:rPr>
             </w:pPr>
-            <w:proofErr w:type="spellStart"/>
             <w:r>
               <w:rPr>
                 <w:rFonts w:ascii="Segoe UI" w:hAnsi="Segoe UI" w:cs="Segoe UI"/>
@@ -16264,7 +16478,6 @@
               </w:rPr>
               <w:t>id_variante</w:t>
             </w:r>
-            <w:proofErr w:type="spellEnd"/>
           </w:p>
         </w:tc>
         <w:tc>
@@ -16411,7 +16624,6 @@
                 <w:szCs w:val="19"/>
               </w:rPr>
             </w:pPr>
-            <w:proofErr w:type="spellStart"/>
             <w:r>
               <w:rPr>
                 <w:rFonts w:ascii="Segoe UI" w:hAnsi="Segoe UI" w:cs="Segoe UI"/>
@@ -16423,7 +16635,6 @@
               </w:rPr>
               <w:t>id_prueba</w:t>
             </w:r>
-            <w:proofErr w:type="spellEnd"/>
           </w:p>
         </w:tc>
         <w:tc>
@@ -16570,7 +16781,6 @@
                 <w:szCs w:val="19"/>
               </w:rPr>
             </w:pPr>
-            <w:proofErr w:type="spellStart"/>
             <w:r>
               <w:rPr>
                 <w:rFonts w:ascii="Segoe UI" w:hAnsi="Segoe UI" w:cs="Segoe UI"/>
@@ -16582,7 +16792,6 @@
               </w:rPr>
               <w:t>id_categoria</w:t>
             </w:r>
-            <w:proofErr w:type="spellEnd"/>
           </w:p>
         </w:tc>
         <w:tc>
@@ -16729,7 +16938,6 @@
                 <w:szCs w:val="19"/>
               </w:rPr>
             </w:pPr>
-            <w:proofErr w:type="spellStart"/>
             <w:r>
               <w:rPr>
                 <w:rFonts w:ascii="Segoe UI" w:hAnsi="Segoe UI" w:cs="Segoe UI"/>
@@ -16741,7 +16949,6 @@
               </w:rPr>
               <w:t>genero_aplicable</w:t>
             </w:r>
-            <w:proofErr w:type="spellEnd"/>
           </w:p>
         </w:tc>
         <w:tc>
@@ -16927,7 +17134,6 @@
                 <w:szCs w:val="19"/>
               </w:rPr>
             </w:pPr>
-            <w:proofErr w:type="gramStart"/>
             <w:r>
               <w:rPr>
                 <w:rFonts w:ascii="Segoe UI" w:hAnsi="Segoe UI" w:cs="Segoe UI"/>
@@ -16935,17 +17141,7 @@
                 <w:sz w:val="19"/>
                 <w:szCs w:val="19"/>
               </w:rPr>
-              <w:t>VARCHAR(</w:t>
-            </w:r>
-            <w:proofErr w:type="gramEnd"/>
-            <w:r>
-              <w:rPr>
-                <w:rFonts w:ascii="Segoe UI" w:hAnsi="Segoe UI" w:cs="Segoe UI"/>
-                <w:color w:val="000000"/>
-                <w:sz w:val="19"/>
-                <w:szCs w:val="19"/>
-              </w:rPr>
-              <w:t>100)</w:t>
+              <w:t>VARCHAR(100)</w:t>
             </w:r>
           </w:p>
         </w:tc>
@@ -17338,7 +17534,6 @@
                 <w:szCs w:val="19"/>
               </w:rPr>
             </w:pPr>
-            <w:proofErr w:type="spellStart"/>
             <w:r>
               <w:rPr>
                 <w:rFonts w:ascii="Segoe UI" w:hAnsi="Segoe UI" w:cs="Segoe UI"/>
@@ -17350,7 +17545,6 @@
               </w:rPr>
               <w:t>id_usuario</w:t>
             </w:r>
-            <w:proofErr w:type="spellEnd"/>
           </w:p>
         </w:tc>
         <w:tc>
@@ -17493,7 +17687,6 @@
                 <w:szCs w:val="19"/>
               </w:rPr>
             </w:pPr>
-            <w:proofErr w:type="spellStart"/>
             <w:r>
               <w:rPr>
                 <w:rFonts w:ascii="Segoe UI" w:hAnsi="Segoe UI" w:cs="Segoe UI"/>
@@ -17505,7 +17698,6 @@
               </w:rPr>
               <w:t>id_categoria</w:t>
             </w:r>
-            <w:proofErr w:type="spellEnd"/>
           </w:p>
         </w:tc>
         <w:tc>
@@ -17686,7 +17878,6 @@
                 <w:szCs w:val="19"/>
               </w:rPr>
             </w:pPr>
-            <w:proofErr w:type="gramStart"/>
             <w:r>
               <w:rPr>
                 <w:rFonts w:ascii="Segoe UI" w:hAnsi="Segoe UI" w:cs="Segoe UI"/>
@@ -17694,17 +17885,7 @@
                 <w:sz w:val="19"/>
                 <w:szCs w:val="19"/>
               </w:rPr>
-              <w:t>VARCHAR(</w:t>
-            </w:r>
-            <w:proofErr w:type="gramEnd"/>
-            <w:r>
-              <w:rPr>
-                <w:rFonts w:ascii="Segoe UI" w:hAnsi="Segoe UI" w:cs="Segoe UI"/>
-                <w:color w:val="000000"/>
-                <w:sz w:val="19"/>
-                <w:szCs w:val="19"/>
-              </w:rPr>
-              <w:t>50)</w:t>
+              <w:t>VARCHAR(50)</w:t>
             </w:r>
           </w:p>
         </w:tc>
@@ -17850,7 +18031,6 @@
                 <w:szCs w:val="19"/>
               </w:rPr>
             </w:pPr>
-            <w:proofErr w:type="gramStart"/>
             <w:r>
               <w:rPr>
                 <w:rFonts w:ascii="Segoe UI" w:hAnsi="Segoe UI" w:cs="Segoe UI"/>
@@ -17858,17 +18038,7 @@
                 <w:sz w:val="19"/>
                 <w:szCs w:val="19"/>
               </w:rPr>
-              <w:t>VARCHAR(</w:t>
-            </w:r>
-            <w:proofErr w:type="gramEnd"/>
-            <w:r>
-              <w:rPr>
-                <w:rFonts w:ascii="Segoe UI" w:hAnsi="Segoe UI" w:cs="Segoe UI"/>
-                <w:color w:val="000000"/>
-                <w:sz w:val="19"/>
-                <w:szCs w:val="19"/>
-              </w:rPr>
-              <w:t>100)</w:t>
+              <w:t>VARCHAR(100)</w:t>
             </w:r>
           </w:p>
         </w:tc>
@@ -17976,7 +18146,6 @@
                 <w:szCs w:val="19"/>
               </w:rPr>
             </w:pPr>
-            <w:proofErr w:type="spellStart"/>
             <w:r>
               <w:rPr>
                 <w:rFonts w:ascii="Segoe UI" w:hAnsi="Segoe UI" w:cs="Segoe UI"/>
@@ -17988,7 +18157,6 @@
               </w:rPr>
               <w:t>dni</w:t>
             </w:r>
-            <w:proofErr w:type="spellEnd"/>
           </w:p>
         </w:tc>
         <w:tc>
@@ -18016,7 +18184,6 @@
                 <w:szCs w:val="19"/>
               </w:rPr>
             </w:pPr>
-            <w:proofErr w:type="gramStart"/>
             <w:r>
               <w:rPr>
                 <w:rFonts w:ascii="Segoe UI" w:hAnsi="Segoe UI" w:cs="Segoe UI"/>
@@ -18024,17 +18191,7 @@
                 <w:sz w:val="19"/>
                 <w:szCs w:val="19"/>
               </w:rPr>
-              <w:t>VARCHAR(</w:t>
-            </w:r>
-            <w:proofErr w:type="gramEnd"/>
-            <w:r>
-              <w:rPr>
-                <w:rFonts w:ascii="Segoe UI" w:hAnsi="Segoe UI" w:cs="Segoe UI"/>
-                <w:color w:val="000000"/>
-                <w:sz w:val="19"/>
-                <w:szCs w:val="19"/>
-              </w:rPr>
-              <w:t>9)</w:t>
+              <w:t>VARCHAR(9)</w:t>
             </w:r>
           </w:p>
         </w:tc>
@@ -18180,7 +18337,6 @@
                 <w:szCs w:val="19"/>
               </w:rPr>
             </w:pPr>
-            <w:proofErr w:type="gramStart"/>
             <w:r>
               <w:rPr>
                 <w:rFonts w:ascii="Segoe UI" w:hAnsi="Segoe UI" w:cs="Segoe UI"/>
@@ -18188,17 +18344,7 @@
                 <w:sz w:val="19"/>
                 <w:szCs w:val="19"/>
               </w:rPr>
-              <w:t>VARCHAR(</w:t>
-            </w:r>
-            <w:proofErr w:type="gramEnd"/>
-            <w:r>
-              <w:rPr>
-                <w:rFonts w:ascii="Segoe UI" w:hAnsi="Segoe UI" w:cs="Segoe UI"/>
-                <w:color w:val="000000"/>
-                <w:sz w:val="19"/>
-                <w:szCs w:val="19"/>
-              </w:rPr>
-              <w:t>100)</w:t>
+              <w:t>VARCHAR(100)</w:t>
             </w:r>
           </w:p>
         </w:tc>
@@ -18306,7 +18452,6 @@
                 <w:szCs w:val="19"/>
               </w:rPr>
             </w:pPr>
-            <w:proofErr w:type="spellStart"/>
             <w:r>
               <w:rPr>
                 <w:rFonts w:ascii="Segoe UI" w:hAnsi="Segoe UI" w:cs="Segoe UI"/>
@@ -18318,7 +18463,6 @@
               </w:rPr>
               <w:t>password_hash</w:t>
             </w:r>
-            <w:proofErr w:type="spellEnd"/>
           </w:p>
         </w:tc>
         <w:tc>
@@ -18346,7 +18490,6 @@
                 <w:szCs w:val="19"/>
               </w:rPr>
             </w:pPr>
-            <w:proofErr w:type="gramStart"/>
             <w:r>
               <w:rPr>
                 <w:rFonts w:ascii="Segoe UI" w:hAnsi="Segoe UI" w:cs="Segoe UI"/>
@@ -18354,17 +18497,7 @@
                 <w:sz w:val="19"/>
                 <w:szCs w:val="19"/>
               </w:rPr>
-              <w:t>VARCHAR(</w:t>
-            </w:r>
-            <w:proofErr w:type="gramEnd"/>
-            <w:r>
-              <w:rPr>
-                <w:rFonts w:ascii="Segoe UI" w:hAnsi="Segoe UI" w:cs="Segoe UI"/>
-                <w:color w:val="000000"/>
-                <w:sz w:val="19"/>
-                <w:szCs w:val="19"/>
-              </w:rPr>
-              <w:t>255)</w:t>
+              <w:t>VARCHAR(255)</w:t>
             </w:r>
           </w:p>
         </w:tc>
@@ -18625,7 +18758,6 @@
                 <w:szCs w:val="19"/>
               </w:rPr>
             </w:pPr>
-            <w:proofErr w:type="spellStart"/>
             <w:r>
               <w:rPr>
                 <w:rFonts w:ascii="Segoe UI" w:hAnsi="Segoe UI" w:cs="Segoe UI"/>
@@ -18637,7 +18769,6 @@
               </w:rPr>
               <w:t>fecha_nacimiento</w:t>
             </w:r>
-            <w:proofErr w:type="spellEnd"/>
           </w:p>
         </w:tc>
         <w:tc>
@@ -18928,27 +19059,7 @@
           <w:sz w:val="24"/>
         </w:rPr>
         <w:lastRenderedPageBreak/>
-        <w:t>3.3.</w:t>
-      </w:r>
-      <w:r>
-        <w:rPr>
-          <w:rFonts w:ascii="Segoe UI" w:eastAsia="Segoe UI" w:hAnsi="Segoe UI" w:cs="Segoe UI"/>
-          <w:b/>
-          <w:bCs/>
-          <w:color w:val="212121"/>
-          <w:sz w:val="24"/>
-        </w:rPr>
-        <w:t>5</w:t>
-      </w:r>
-      <w:r>
-        <w:rPr>
-          <w:rFonts w:ascii="Segoe UI" w:eastAsia="Segoe UI" w:hAnsi="Segoe UI" w:cs="Segoe UI"/>
-          <w:b/>
-          <w:bCs/>
-          <w:color w:val="212121"/>
-          <w:sz w:val="24"/>
-        </w:rPr>
-        <w:t xml:space="preserve">. </w:t>
+        <w:t xml:space="preserve">3.3.5. </w:t>
       </w:r>
       <w:r>
         <w:rPr>
@@ -19189,7 +19300,6 @@
                 <w:szCs w:val="19"/>
               </w:rPr>
             </w:pPr>
-            <w:proofErr w:type="spellStart"/>
             <w:r>
               <w:rPr>
                 <w:rFonts w:ascii="Segoe UI" w:hAnsi="Segoe UI" w:cs="Segoe UI"/>
@@ -19201,7 +19311,6 @@
               </w:rPr>
               <w:t>id_ficha</w:t>
             </w:r>
-            <w:proofErr w:type="spellEnd"/>
           </w:p>
         </w:tc>
         <w:tc>
@@ -19344,7 +19453,6 @@
                 <w:szCs w:val="19"/>
               </w:rPr>
             </w:pPr>
-            <w:proofErr w:type="spellStart"/>
             <w:r>
               <w:rPr>
                 <w:rFonts w:ascii="Segoe UI" w:hAnsi="Segoe UI" w:cs="Segoe UI"/>
@@ -19356,7 +19464,6 @@
               </w:rPr>
               <w:t>id_usuario</w:t>
             </w:r>
-            <w:proofErr w:type="spellEnd"/>
           </w:p>
         </w:tc>
         <w:tc>
@@ -19499,7 +19606,6 @@
                 <w:szCs w:val="19"/>
               </w:rPr>
             </w:pPr>
-            <w:proofErr w:type="spellStart"/>
             <w:r>
               <w:rPr>
                 <w:rFonts w:ascii="Segoe UI" w:hAnsi="Segoe UI" w:cs="Segoe UI"/>
@@ -19511,7 +19617,6 @@
               </w:rPr>
               <w:t>ruta_pdf</w:t>
             </w:r>
-            <w:proofErr w:type="spellEnd"/>
           </w:p>
         </w:tc>
         <w:tc>
@@ -19539,7 +19644,6 @@
                 <w:szCs w:val="19"/>
               </w:rPr>
             </w:pPr>
-            <w:proofErr w:type="gramStart"/>
             <w:r>
               <w:rPr>
                 <w:rFonts w:ascii="Segoe UI" w:hAnsi="Segoe UI" w:cs="Segoe UI"/>
@@ -19547,17 +19651,7 @@
                 <w:sz w:val="19"/>
                 <w:szCs w:val="19"/>
               </w:rPr>
-              <w:t>VARCHAR(</w:t>
-            </w:r>
-            <w:proofErr w:type="gramEnd"/>
-            <w:r>
-              <w:rPr>
-                <w:rFonts w:ascii="Segoe UI" w:hAnsi="Segoe UI" w:cs="Segoe UI"/>
-                <w:color w:val="000000"/>
-                <w:sz w:val="19"/>
-                <w:szCs w:val="19"/>
-              </w:rPr>
-              <w:t>255)</w:t>
+              <w:t>VARCHAR(255)</w:t>
             </w:r>
           </w:p>
         </w:tc>
@@ -19665,7 +19759,6 @@
                 <w:szCs w:val="19"/>
               </w:rPr>
             </w:pPr>
-            <w:proofErr w:type="spellStart"/>
             <w:r>
               <w:rPr>
                 <w:rFonts w:ascii="Segoe UI" w:hAnsi="Segoe UI" w:cs="Segoe UI"/>
@@ -19677,7 +19770,6 @@
               </w:rPr>
               <w:t>ruta_dni</w:t>
             </w:r>
-            <w:proofErr w:type="spellEnd"/>
           </w:p>
         </w:tc>
         <w:tc>
@@ -19705,7 +19797,6 @@
                 <w:szCs w:val="19"/>
               </w:rPr>
             </w:pPr>
-            <w:proofErr w:type="gramStart"/>
             <w:r>
               <w:rPr>
                 <w:rFonts w:ascii="Segoe UI" w:hAnsi="Segoe UI" w:cs="Segoe UI"/>
@@ -19713,17 +19804,7 @@
                 <w:sz w:val="19"/>
                 <w:szCs w:val="19"/>
               </w:rPr>
-              <w:t>VARCHAR(</w:t>
-            </w:r>
-            <w:proofErr w:type="gramEnd"/>
-            <w:r>
-              <w:rPr>
-                <w:rFonts w:ascii="Segoe UI" w:hAnsi="Segoe UI" w:cs="Segoe UI"/>
-                <w:color w:val="000000"/>
-                <w:sz w:val="19"/>
-                <w:szCs w:val="19"/>
-              </w:rPr>
-              <w:t>255)</w:t>
+              <w:t>VARCHAR(255)</w:t>
             </w:r>
           </w:p>
         </w:tc>
@@ -19831,7 +19912,6 @@
                 <w:szCs w:val="19"/>
               </w:rPr>
             </w:pPr>
-            <w:proofErr w:type="spellStart"/>
             <w:r>
               <w:rPr>
                 <w:rFonts w:ascii="Segoe UI" w:hAnsi="Segoe UI" w:cs="Segoe UI"/>
@@ -19843,7 +19923,6 @@
               </w:rPr>
               <w:t>fecha_creacion</w:t>
             </w:r>
-            <w:proofErr w:type="spellEnd"/>
           </w:p>
         </w:tc>
         <w:tc>
@@ -19995,7 +20074,27 @@
           <w:color w:val="212121"/>
           <w:sz w:val="24"/>
         </w:rPr>
-        <w:t xml:space="preserve">3.3.5. </w:t>
+        <w:t>3.3.</w:t>
+      </w:r>
+      <w:r>
+        <w:rPr>
+          <w:rFonts w:ascii="Segoe UI" w:eastAsia="Segoe UI" w:hAnsi="Segoe UI" w:cs="Segoe UI"/>
+          <w:b/>
+          <w:bCs/>
+          <w:color w:val="212121"/>
+          <w:sz w:val="24"/>
+        </w:rPr>
+        <w:t>6</w:t>
+      </w:r>
+      <w:r>
+        <w:rPr>
+          <w:rFonts w:ascii="Segoe UI" w:eastAsia="Segoe UI" w:hAnsi="Segoe UI" w:cs="Segoe UI"/>
+          <w:b/>
+          <w:bCs/>
+          <w:color w:val="212121"/>
+          <w:sz w:val="24"/>
+        </w:rPr>
+        <w:t xml:space="preserve">. </w:t>
       </w:r>
       <w:r>
         <w:rPr>
@@ -20037,25 +20136,7 @@
           <w:color w:val="212121"/>
           <w:sz w:val="24"/>
         </w:rPr>
-        <w:t xml:space="preserve">Registra las sensaciones diarias. Relación </w:t>
-      </w:r>
-      <w:proofErr w:type="gramStart"/>
-      <w:r>
-        <w:rPr>
-          <w:rFonts w:ascii="Segoe UI" w:eastAsia="Segoe UI" w:hAnsi="Segoe UI" w:cs="Segoe UI"/>
-          <w:color w:val="212121"/>
-          <w:sz w:val="24"/>
-        </w:rPr>
-        <w:t>1:N</w:t>
-      </w:r>
-      <w:proofErr w:type="gramEnd"/>
-      <w:r>
-        <w:rPr>
-          <w:rFonts w:ascii="Segoe UI" w:eastAsia="Segoe UI" w:hAnsi="Segoe UI" w:cs="Segoe UI"/>
-          <w:color w:val="212121"/>
-          <w:sz w:val="24"/>
-        </w:rPr>
-        <w:t xml:space="preserve"> con la tabla usuarios y pruebas_variantes.</w:t>
+        <w:t>Registra las sensaciones diarias. Relación 1:N con la tabla usuarios y pruebas_variantes.</w:t>
       </w:r>
     </w:p>
     <w:tbl>
@@ -20254,7 +20335,6 @@
                 <w:szCs w:val="19"/>
               </w:rPr>
             </w:pPr>
-            <w:proofErr w:type="spellStart"/>
             <w:r>
               <w:rPr>
                 <w:rFonts w:ascii="Segoe UI" w:hAnsi="Segoe UI" w:cs="Segoe UI"/>
@@ -20266,7 +20346,6 @@
               </w:rPr>
               <w:t>id_feedback</w:t>
             </w:r>
-            <w:proofErr w:type="spellEnd"/>
           </w:p>
         </w:tc>
         <w:tc>
@@ -20409,7 +20488,6 @@
                 <w:szCs w:val="19"/>
               </w:rPr>
             </w:pPr>
-            <w:proofErr w:type="spellStart"/>
             <w:r>
               <w:rPr>
                 <w:rFonts w:ascii="Segoe UI" w:hAnsi="Segoe UI" w:cs="Segoe UI"/>
@@ -20421,7 +20499,6 @@
               </w:rPr>
               <w:t>id_usuario</w:t>
             </w:r>
-            <w:proofErr w:type="spellEnd"/>
           </w:p>
         </w:tc>
         <w:tc>
@@ -20564,7 +20641,6 @@
                 <w:szCs w:val="19"/>
               </w:rPr>
             </w:pPr>
-            <w:proofErr w:type="spellStart"/>
             <w:r>
               <w:rPr>
                 <w:rFonts w:ascii="Segoe UI" w:hAnsi="Segoe UI" w:cs="Segoe UI"/>
@@ -20576,7 +20652,6 @@
               </w:rPr>
               <w:t>id_variante</w:t>
             </w:r>
-            <w:proofErr w:type="spellEnd"/>
           </w:p>
         </w:tc>
         <w:tc>
@@ -21677,33 +21752,33 @@
           <w:color w:val="212121"/>
           <w:sz w:val="24"/>
         </w:rPr>
-        <w:t>Previo al desarrollo de los componentes en React, se elaboran prototipos interactivos (Wireframes) utilizando la herramienta </w:t>
-      </w:r>
-      <w:r>
-        <w:rPr>
-          <w:rFonts w:ascii="Segoe UI" w:eastAsia="Segoe UI" w:hAnsi="Segoe UI" w:cs="Segoe UI"/>
-          <w:b/>
+        <w:t>El diseño de las vistas principales (Wireframes) se plantea utilizando la herramienta Figma, con el objetivo de estructurar visualmente la interfaz y definir los flujos de navegación de cara a la codificación final de los componentes. Esta conceptualización se centra especialmente en procesos críticos como la inscripción o la subida documental, buscando reducir la fricción cognitiva mediante formularios guiados paso a paso y asegurando que la plataforma resulte intuitiva tanto para jóvenes atletas como para sus tutores legales.</w:t>
+      </w:r>
+    </w:p>
+    <w:p>
+      <w:pPr>
+        <w:pStyle w:val="Heading2"/>
+        <w:keepNext w:val="0"/>
+        <w:widowControl w:val="0"/>
+        <w:pBdr>
+          <w:bottom w:val="single" w:sz="7" w:space="0" w:color="374151"/>
+        </w:pBdr>
+        <w:shd w:val="clear" w:color="auto" w:fill="FFFFFF" w:themeFill="background1"/>
+        <w:spacing w:before="720" w:after="360"/>
+        <w:rPr>
+          <w:rFonts w:ascii="Segoe UI" w:eastAsia="Segoe UI" w:hAnsi="Segoe UI" w:cs="Segoe UI"/>
           <w:i w:val="0"/>
           <w:iCs w:val="0"/>
           <w:color w:val="212121"/>
           <w:sz w:val="24"/>
         </w:rPr>
-        <w:t>Figma</w:t>
-      </w:r>
-      <w:r>
-        <w:rPr>
-          <w:rFonts w:ascii="Segoe UI" w:eastAsia="Segoe UI" w:hAnsi="Segoe UI" w:cs="Segoe UI"/>
-          <w:i w:val="0"/>
-          <w:iCs w:val="0"/>
-          <w:color w:val="212121"/>
-          <w:sz w:val="24"/>
-        </w:rPr>
-        <w:t>. Esto permite validar los flujos de navegación, especialmente en el proceso crítico de inscripción y subida del DNI (UC-02 y UC-03). El objetivo es reducir la fricción cognitiva mediante formularios guiados paso a paso, asegurando que la plataforma sea intuitiva tanto para jóvenes atletas como para sus tutores legales.</w:t>
-      </w:r>
+      </w:pPr>
     </w:p>
     <w:p>
       <w:pPr>
         <w:pStyle w:val="Heading2"/>
+        <w:keepNext w:val="0"/>
+        <w:widowControl w:val="0"/>
         <w:pBdr>
           <w:bottom w:val="single" w:sz="7" w:space="0" w:color="374151"/>
         </w:pBdr>
@@ -21889,15 +21964,45 @@
         <w:spacing w:after="48"/>
         <w:ind w:left="360"/>
         <w:jc w:val="both"/>
-      </w:pPr>
-      <w:r>
         <w:rPr>
           <w:rFonts w:ascii="Segoe UI" w:eastAsia="Segoe UI" w:hAnsi="Segoe UI" w:cs="Segoe UI"/>
           <w:color w:val="212121"/>
           <w:sz w:val="24"/>
         </w:rPr>
+      </w:pPr>
+      <w:r>
+        <w:rPr>
+          <w:rFonts w:ascii="Segoe UI" w:eastAsia="Segoe UI" w:hAnsi="Segoe UI" w:cs="Segoe UI"/>
+          <w:color w:val="212121"/>
+          <w:sz w:val="24"/>
+        </w:rPr>
         <w:t>El desarrollo se ha planificado en un bloque temporal de 15 semanas. Se ha optado por solapar parcialmente las fases de Backend y Frontend para optimizar el tiempo de integración.</w:t>
       </w:r>
+    </w:p>
+    <w:p>
+      <w:pPr>
+        <w:keepNext w:val="0"/>
+        <w:widowControl w:val="0"/>
+        <w:shd w:val="clear" w:color="auto" w:fill="FFFFFF" w:themeFill="background1"/>
+        <w:spacing w:after="48"/>
+        <w:ind w:left="360"/>
+        <w:jc w:val="both"/>
+        <w:rPr>
+          <w:rFonts w:ascii="Segoe UI" w:eastAsia="Segoe UI" w:hAnsi="Segoe UI" w:cs="Segoe UI"/>
+          <w:color w:val="212121"/>
+          <w:sz w:val="24"/>
+        </w:rPr>
+      </w:pPr>
+    </w:p>
+    <w:p>
+      <w:pPr>
+        <w:keepNext w:val="0"/>
+        <w:widowControl w:val="0"/>
+        <w:shd w:val="clear" w:color="auto" w:fill="FFFFFF" w:themeFill="background1"/>
+        <w:spacing w:after="48"/>
+        <w:ind w:left="360"/>
+        <w:jc w:val="both"/>
+      </w:pPr>
     </w:p>
     <w:p>
       <w:pPr>
@@ -21905,7 +22010,7 @@
         <w:widowControl w:val="0"/>
         <w:shd w:val="clear" w:color="auto" w:fill="FFFFFF" w:themeFill="background1"/>
         <w:spacing w:after="0"/>
-        <w:ind w:left="360"/>
+        <w:ind w:left="-1134"/>
         <w:jc w:val="center"/>
       </w:pPr>
       <w:r>
@@ -21913,25 +22018,25 @@
           <w:noProof/>
         </w:rPr>
         <w:drawing>
-          <wp:inline distT="0" distB="0" distL="0" distR="0" wp14:anchorId="7A026A24" wp14:editId="6FDE0412">
-            <wp:extent cx="342900" cy="342900"/>
+          <wp:inline distT="0" distB="0" distL="0" distR="0" wp14:anchorId="7A026A24" wp14:editId="50818F42">
+            <wp:extent cx="7198121" cy="1894243"/>
             <wp:effectExtent l="0" t="0" r="0" b="0"/>
-            <wp:docPr id="339863700" name="drawing" descr="F,{29bca607-1858-4299-aeda-f2cc7e8eef8c}{103},12.604167,12.604167"/>
+            <wp:docPr id="339863700" name="drawing"/>
             <wp:cNvGraphicFramePr>
-              <a:graphicFrameLocks xmlns:a="http://schemas.openxmlformats.org/drawingml/2006/main"/>
+              <a:graphicFrameLocks xmlns:a="http://schemas.openxmlformats.org/drawingml/2006/main" noChangeAspect="1"/>
             </wp:cNvGraphicFramePr>
             <a:graphic xmlns:a="http://schemas.openxmlformats.org/drawingml/2006/main">
               <a:graphicData uri="http://schemas.openxmlformats.org/drawingml/2006/picture">
                 <pic:pic xmlns:pic="http://schemas.openxmlformats.org/drawingml/2006/picture">
                   <pic:nvPicPr>
-                    <pic:cNvPr id="0" name=""/>
+                    <pic:cNvPr id="339863700" name="drawing"/>
                     <pic:cNvPicPr/>
                   </pic:nvPicPr>
                   <pic:blipFill>
-                    <a:blip r:embed="rId83">
+                    <a:blip r:embed="rId89">
                       <a:extLst>
-                        <a:ext uri="{28A0092B-C50C-407E-A947-70E740481C1C}">
-                          <a14:useLocalDpi xmlns:a14="http://schemas.microsoft.com/office/drawing/2010/main" val="0"/>
+                        <a:ext uri="{96DAC541-7B7A-43D3-8B79-37D633B846F1}">
+                          <asvg:svgBlip xmlns:asvg="http://schemas.microsoft.com/office/drawing/2016/SVG/main" r:embed="rId90"/>
                         </a:ext>
                       </a:extLst>
                     </a:blip>
@@ -21942,7 +22047,7 @@
                   <pic:spPr>
                     <a:xfrm>
                       <a:off x="0" y="0"/>
-                      <a:ext cx="342900" cy="342900"/>
+                      <a:ext cx="7359221" cy="1936638"/>
                     </a:xfrm>
                     <a:prstGeom prst="rect">
                       <a:avLst/>
@@ -21956,33 +22061,80 @@
       </w:r>
       <w:r>
         <w:rPr>
-          <w:rFonts w:ascii="Segoe UI" w:eastAsia="Segoe UI" w:hAnsi="Segoe UI" w:cs="Segoe UI"/>
+          <w:rFonts w:asciiTheme="minorHAnsi" w:eastAsia="Segoe UI" w:hAnsiTheme="minorHAnsi" w:cstheme="minorHAnsi"/>
           <w:i/>
           <w:iCs/>
           <w:color w:val="6B7280"/>
-          <w:sz w:val="24"/>
-        </w:rPr>
-        <w:t xml:space="preserve">Figura 4. Diagrama de </w:t>
-      </w:r>
-      <w:r>
-        <w:rPr>
-          <w:rFonts w:ascii="Segoe UI" w:eastAsia="Segoe UI" w:hAnsi="Segoe UI" w:cs="Segoe UI"/>
+          <w:sz w:val="18"/>
+          <w:szCs w:val="18"/>
+        </w:rPr>
+        <w:t xml:space="preserve">      </w:t>
+      </w:r>
+      <w:r>
+        <w:rPr>
+          <w:rFonts w:asciiTheme="minorHAnsi" w:eastAsia="Segoe UI" w:hAnsiTheme="minorHAnsi" w:cstheme="minorHAnsi"/>
           <w:i/>
           <w:iCs/>
           <w:color w:val="6B7280"/>
-          <w:sz w:val="24"/>
-        </w:rPr>
-        <w:t>Gantt</w:t>
-      </w:r>
-      <w:r>
-        <w:rPr>
-          <w:rFonts w:ascii="Segoe UI" w:eastAsia="Segoe UI" w:hAnsi="Segoe UI" w:cs="Segoe UI"/>
+          <w:sz w:val="18"/>
+          <w:szCs w:val="18"/>
+        </w:rPr>
+        <w:tab/>
+      </w:r>
+      <w:r>
+        <w:rPr>
+          <w:rFonts w:asciiTheme="minorHAnsi" w:eastAsia="Segoe UI" w:hAnsiTheme="minorHAnsi" w:cstheme="minorHAnsi"/>
           <w:i/>
           <w:iCs/>
           <w:color w:val="6B7280"/>
-          <w:sz w:val="24"/>
-        </w:rPr>
-        <w:t xml:space="preserve"> con la previsión del proyecto.</w:t>
+          <w:sz w:val="18"/>
+          <w:szCs w:val="18"/>
+        </w:rPr>
+        <w:tab/>
+      </w:r>
+      <w:r>
+        <w:rPr>
+          <w:rFonts w:asciiTheme="minorHAnsi" w:eastAsia="Segoe UI" w:hAnsiTheme="minorHAnsi" w:cstheme="minorHAnsi"/>
+          <w:i/>
+          <w:iCs/>
+          <w:color w:val="6B7280"/>
+          <w:sz w:val="18"/>
+          <w:szCs w:val="18"/>
+        </w:rPr>
+        <w:tab/>
+      </w:r>
+      <w:r>
+        <w:rPr>
+          <w:rFonts w:asciiTheme="minorHAnsi" w:eastAsia="Segoe UI" w:hAnsiTheme="minorHAnsi" w:cstheme="minorHAnsi"/>
+          <w:i/>
+          <w:iCs/>
+          <w:color w:val="6B7280"/>
+          <w:sz w:val="18"/>
+          <w:szCs w:val="18"/>
+        </w:rPr>
+        <w:t xml:space="preserve">Figura </w:t>
+      </w:r>
+      <w:r>
+        <w:rPr>
+          <w:rFonts w:asciiTheme="minorHAnsi" w:eastAsia="Segoe UI" w:hAnsiTheme="minorHAnsi" w:cstheme="minorHAnsi"/>
+          <w:i/>
+          <w:iCs/>
+          <w:color w:val="6B7280"/>
+          <w:sz w:val="18"/>
+          <w:szCs w:val="18"/>
+        </w:rPr>
+        <w:t>8</w:t>
+      </w:r>
+      <w:r>
+        <w:rPr>
+          <w:rFonts w:asciiTheme="minorHAnsi" w:eastAsia="Segoe UI" w:hAnsiTheme="minorHAnsi" w:cstheme="minorHAnsi"/>
+          <w:i/>
+          <w:iCs/>
+          <w:color w:val="6B7280"/>
+          <w:sz w:val="18"/>
+          <w:szCs w:val="18"/>
+        </w:rPr>
+        <w:t>. Diagrama de Gantt con la previsión del proyecto.</w:t>
       </w:r>
     </w:p>
     <w:p>
@@ -22062,6 +22214,49 @@
         <w:spacing w:after="0"/>
         <w:ind w:left="360"/>
         <w:jc w:val="center"/>
+        <w:rPr>
+          <w:rFonts w:ascii="Segoe UI" w:eastAsia="Segoe UI" w:hAnsi="Segoe UI" w:cs="Segoe UI"/>
+          <w:color w:val="6B7280"/>
+          <w:sz w:val="24"/>
+        </w:rPr>
+      </w:pPr>
+    </w:p>
+    <w:p>
+      <w:pPr>
+        <w:keepNext w:val="0"/>
+        <w:widowControl w:val="0"/>
+        <w:shd w:val="clear" w:color="auto" w:fill="FFFFFF" w:themeFill="background1"/>
+        <w:spacing w:after="0"/>
+        <w:ind w:left="360"/>
+        <w:jc w:val="center"/>
+        <w:rPr>
+          <w:rFonts w:ascii="Segoe UI" w:eastAsia="Segoe UI" w:hAnsi="Segoe UI" w:cs="Segoe UI"/>
+          <w:color w:val="6B7280"/>
+          <w:sz w:val="24"/>
+        </w:rPr>
+      </w:pPr>
+    </w:p>
+    <w:p>
+      <w:pPr>
+        <w:keepNext w:val="0"/>
+        <w:widowControl w:val="0"/>
+        <w:shd w:val="clear" w:color="auto" w:fill="FFFFFF" w:themeFill="background1"/>
+        <w:spacing w:after="0"/>
+        <w:ind w:left="360"/>
+        <w:jc w:val="center"/>
+        <w:rPr>
+          <w:rFonts w:ascii="Segoe UI" w:eastAsia="Segoe UI" w:hAnsi="Segoe UI" w:cs="Segoe UI"/>
+          <w:color w:val="6B7280"/>
+          <w:sz w:val="24"/>
+        </w:rPr>
+      </w:pPr>
+    </w:p>
+    <w:p>
+      <w:pPr>
+        <w:keepNext w:val="0"/>
+        <w:widowControl w:val="0"/>
+        <w:shd w:val="clear" w:color="auto" w:fill="FFFFFF" w:themeFill="background1"/>
+        <w:spacing w:after="0"/>
         <w:rPr>
           <w:rFonts w:ascii="Segoe UI" w:eastAsia="Segoe UI" w:hAnsi="Segoe UI" w:cs="Segoe UI"/>
           <w:color w:val="6B7280"/>
@@ -22116,6 +22311,7 @@
                 <w:bCs/>
                 <w:color w:val="991B1B"/>
               </w:rPr>
+              <w:lastRenderedPageBreak/>
               <w:t>Fase</w:t>
             </w:r>
           </w:p>
@@ -23014,7 +23210,6 @@
         <w:rPr>
           <w:szCs w:val="24"/>
         </w:rPr>
-        <w:lastRenderedPageBreak/>
         <w:t xml:space="preserve">4.3. </w:t>
       </w:r>
       <w:r>
@@ -23593,6 +23788,7 @@
           <w:color w:val="212121"/>
           <w:sz w:val="24"/>
         </w:rPr>
+        <w:lastRenderedPageBreak/>
         <w:t>Fase 3: Frontend e Integración (Semanas 9 - 12)</w:t>
       </w:r>
     </w:p>
@@ -23813,24 +24009,6 @@
     </w:p>
     <w:p>
       <w:pPr>
-        <w:keepNext w:val="0"/>
-        <w:widowControl w:val="0"/>
-      </w:pPr>
-    </w:p>
-    <w:p>
-      <w:pPr>
-        <w:keepNext w:val="0"/>
-        <w:widowControl w:val="0"/>
-      </w:pPr>
-    </w:p>
-    <w:p>
-      <w:pPr>
-        <w:keepNext w:val="0"/>
-        <w:widowControl w:val="0"/>
-      </w:pPr>
-    </w:p>
-    <w:p>
-      <w:pPr>
         <w:pStyle w:val="Heading2"/>
         <w:keepNext w:val="0"/>
         <w:widowControl w:val="0"/>
@@ -23855,7 +24033,6 @@
           <w:color w:val="212121"/>
           <w:sz w:val="24"/>
         </w:rPr>
-        <w:lastRenderedPageBreak/>
         <w:t>Fase 4: Pruebas y Despliegue (Semanas 13 - 15)</w:t>
       </w:r>
     </w:p>
@@ -24187,6 +24364,7 @@
           <w:color w:val="1F2937"/>
           <w:szCs w:val="48"/>
         </w:rPr>
+        <w:lastRenderedPageBreak/>
         <w:t>6. Pruebas y Control de Calidad</w:t>
       </w:r>
     </w:p>
@@ -24295,7 +24473,6 @@
           <w:color w:val="212121"/>
           <w:sz w:val="24"/>
         </w:rPr>
-        <w:lastRenderedPageBreak/>
         <w:t>(Próximos Entregables)</w:t>
       </w:r>
     </w:p>
@@ -24527,6 +24704,7 @@
           <w:color w:val="1F2937"/>
           <w:szCs w:val="48"/>
         </w:rPr>
+        <w:lastRenderedPageBreak/>
         <w:t>9. Glosario de Términos y Acrónimos</w:t>
       </w:r>
     </w:p>
@@ -24741,7 +24919,6 @@
                 <w:bCs/>
                 <w:color w:val="111827"/>
               </w:rPr>
-              <w:lastRenderedPageBreak/>
               <w:t>Backend</w:t>
             </w:r>
           </w:p>
@@ -24866,26 +25043,6 @@
         </w:pBdr>
         <w:shd w:val="clear" w:color="auto" w:fill="FFFFFF" w:themeFill="background1"/>
         <w:spacing w:before="720" w:after="360"/>
-        <w:rPr>
-          <w:rFonts w:ascii="Segoe UI" w:eastAsia="Segoe UI" w:hAnsi="Segoe UI" w:cs="Segoe UI"/>
-          <w:b/>
-          <w:i w:val="0"/>
-          <w:iCs w:val="0"/>
-          <w:color w:val="1F2937"/>
-          <w:szCs w:val="48"/>
-        </w:rPr>
-      </w:pPr>
-    </w:p>
-    <w:p>
-      <w:pPr>
-        <w:pStyle w:val="Heading2"/>
-        <w:keepNext w:val="0"/>
-        <w:widowControl w:val="0"/>
-        <w:pBdr>
-          <w:bottom w:val="single" w:sz="7" w:space="0" w:color="374151"/>
-        </w:pBdr>
-        <w:shd w:val="clear" w:color="auto" w:fill="FFFFFF" w:themeFill="background1"/>
-        <w:spacing w:before="720" w:after="360"/>
       </w:pPr>
       <w:r>
         <w:rPr>
@@ -25025,12 +25182,12 @@
       </w:r>
     </w:p>
     <w:sectPr>
-      <w:headerReference w:type="even" r:id="rId84"/>
-      <w:headerReference w:type="default" r:id="rId85"/>
-      <w:footerReference w:type="even" r:id="rId86"/>
-      <w:footerReference w:type="default" r:id="rId87"/>
-      <w:headerReference w:type="first" r:id="rId88"/>
-      <w:footerReference w:type="first" r:id="rId89"/>
+      <w:headerReference w:type="even" r:id="rId91"/>
+      <w:headerReference w:type="default" r:id="rId92"/>
+      <w:footerReference w:type="even" r:id="rId93"/>
+      <w:footerReference w:type="default" r:id="rId94"/>
+      <w:headerReference w:type="first" r:id="rId95"/>
+      <w:footerReference w:type="first" r:id="rId96"/>
       <w:type w:val="continuous"/>
       <w:pgSz w:w="11906" w:h="16838"/>
       <w:pgMar w:top="1418" w:right="1418" w:bottom="1418" w:left="1418" w:header="709" w:footer="709" w:gutter="0"/>
@@ -25207,7 +25364,7 @@
             </wp:anchor>
           </w:drawing>
         </mc:Choice>
-        <mc:Fallback xmlns:a="http://schemas.openxmlformats.org/drawingml/2006/main" xmlns:pic="http://schemas.openxmlformats.org/drawingml/2006/picture" xmlns:a14="http://schemas.microsoft.com/office/drawing/2010/main">
+        <mc:Fallback xmlns:a14="http://schemas.microsoft.com/office/drawing/2010/main" xmlns:pic="http://schemas.openxmlformats.org/drawingml/2006/picture" xmlns:a="http://schemas.openxmlformats.org/drawingml/2006/main">
           <w:pict w14:anchorId="44D4DE1A">
             <v:shapetype id="_x0000_t32" coordsize="21600,21600" o:oned="t" filled="f" o:spt="32" path="m,l21600,21600e" w14:anchorId="7996C48F">
               <v:path fillok="f" arrowok="t" o:connecttype="none"/>
@@ -25498,7 +25655,7 @@
             </wp:anchor>
           </w:drawing>
         </mc:Choice>
-        <mc:Fallback xmlns:a="http://schemas.openxmlformats.org/drawingml/2006/main" xmlns:pic="http://schemas.openxmlformats.org/drawingml/2006/picture" xmlns:a14="http://schemas.microsoft.com/office/drawing/2010/main">
+        <mc:Fallback xmlns:a14="http://schemas.microsoft.com/office/drawing/2010/main" xmlns:pic="http://schemas.openxmlformats.org/drawingml/2006/picture" xmlns:a="http://schemas.openxmlformats.org/drawingml/2006/main">
           <w:pict w14:anchorId="18211A6C">
             <v:shapetype id="_x0000_t32" coordsize="21600,21600" o:oned="t" filled="f" o:spt="32" path="m,l21600,21600e" w14:anchorId="1F7B267B">
               <v:path fillok="f" arrowok="t" o:connecttype="none"/>
@@ -25801,7 +25958,7 @@
             </wp:anchor>
           </w:drawing>
         </mc:Choice>
-        <mc:Fallback xmlns:a="http://schemas.openxmlformats.org/drawingml/2006/main" xmlns:a14="http://schemas.microsoft.com/office/drawing/2010/main">
+        <mc:Fallback xmlns:a14="http://schemas.microsoft.com/office/drawing/2010/main" xmlns:a="http://schemas.openxmlformats.org/drawingml/2006/main">
           <w:pict w14:anchorId="2258254A">
             <v:shapetype id="_x0000_t32" coordsize="21600,21600" o:oned="t" filled="f" o:spt="32" path="m,l21600,21600e" w14:anchorId="4BB0A5D0">
               <v:path fillok="f" arrowok="t" o:connecttype="none"/>
@@ -25933,7 +26090,7 @@
             </wp:anchor>
           </w:drawing>
         </mc:Choice>
-        <mc:Fallback xmlns:a="http://schemas.openxmlformats.org/drawingml/2006/main" xmlns:a14="http://schemas.microsoft.com/office/drawing/2010/main">
+        <mc:Fallback xmlns:a14="http://schemas.microsoft.com/office/drawing/2010/main" xmlns:a="http://schemas.openxmlformats.org/drawingml/2006/main">
           <w:pict w14:anchorId="50FA3E29">
             <v:shapetype id="_x0000_t32" coordsize="21600,21600" o:oned="t" filled="f" o:spt="32" path="m,l21600,21600e" w14:anchorId="66A82D6C">
               <v:path fillok="f" arrowok="t" o:connecttype="none"/>
@@ -30195,6 +30352,155 @@
     </w:lvl>
   </w:abstractNum>
   <w:abstractNum w:abstractNumId="41" w15:restartNumberingAfterBreak="0">
+    <w:nsid w:val="644C7F09"/>
+    <w:multiLevelType w:val="multilevel"/>
+    <w:tmpl w:val="A6745838"/>
+    <w:lvl w:ilvl="0">
+      <w:start w:val="1"/>
+      <w:numFmt w:val="bullet"/>
+      <w:lvlText w:val=""/>
+      <w:lvlJc w:val="left"/>
+      <w:pPr>
+        <w:tabs>
+          <w:tab w:val="num" w:pos="720"/>
+        </w:tabs>
+        <w:ind w:left="720" w:hanging="360"/>
+      </w:pPr>
+      <w:rPr>
+        <w:rFonts w:ascii="Symbol" w:hAnsi="Symbol" w:hint="default"/>
+        <w:sz w:val="20"/>
+      </w:rPr>
+    </w:lvl>
+    <w:lvl w:ilvl="1" w:tentative="1">
+      <w:start w:val="1"/>
+      <w:numFmt w:val="bullet"/>
+      <w:lvlText w:val="o"/>
+      <w:lvlJc w:val="left"/>
+      <w:pPr>
+        <w:tabs>
+          <w:tab w:val="num" w:pos="1440"/>
+        </w:tabs>
+        <w:ind w:left="1440" w:hanging="360"/>
+      </w:pPr>
+      <w:rPr>
+        <w:rFonts w:ascii="Courier New" w:hAnsi="Courier New" w:hint="default"/>
+        <w:sz w:val="20"/>
+      </w:rPr>
+    </w:lvl>
+    <w:lvl w:ilvl="2" w:tentative="1">
+      <w:start w:val="1"/>
+      <w:numFmt w:val="bullet"/>
+      <w:lvlText w:val=""/>
+      <w:lvlJc w:val="left"/>
+      <w:pPr>
+        <w:tabs>
+          <w:tab w:val="num" w:pos="2160"/>
+        </w:tabs>
+        <w:ind w:left="2160" w:hanging="360"/>
+      </w:pPr>
+      <w:rPr>
+        <w:rFonts w:ascii="Wingdings" w:hAnsi="Wingdings" w:hint="default"/>
+        <w:sz w:val="20"/>
+      </w:rPr>
+    </w:lvl>
+    <w:lvl w:ilvl="3" w:tentative="1">
+      <w:start w:val="1"/>
+      <w:numFmt w:val="bullet"/>
+      <w:lvlText w:val=""/>
+      <w:lvlJc w:val="left"/>
+      <w:pPr>
+        <w:tabs>
+          <w:tab w:val="num" w:pos="2880"/>
+        </w:tabs>
+        <w:ind w:left="2880" w:hanging="360"/>
+      </w:pPr>
+      <w:rPr>
+        <w:rFonts w:ascii="Wingdings" w:hAnsi="Wingdings" w:hint="default"/>
+        <w:sz w:val="20"/>
+      </w:rPr>
+    </w:lvl>
+    <w:lvl w:ilvl="4" w:tentative="1">
+      <w:start w:val="1"/>
+      <w:numFmt w:val="bullet"/>
+      <w:lvlText w:val=""/>
+      <w:lvlJc w:val="left"/>
+      <w:pPr>
+        <w:tabs>
+          <w:tab w:val="num" w:pos="3600"/>
+        </w:tabs>
+        <w:ind w:left="3600" w:hanging="360"/>
+      </w:pPr>
+      <w:rPr>
+        <w:rFonts w:ascii="Wingdings" w:hAnsi="Wingdings" w:hint="default"/>
+        <w:sz w:val="20"/>
+      </w:rPr>
+    </w:lvl>
+    <w:lvl w:ilvl="5" w:tentative="1">
+      <w:start w:val="1"/>
+      <w:numFmt w:val="bullet"/>
+      <w:lvlText w:val=""/>
+      <w:lvlJc w:val="left"/>
+      <w:pPr>
+        <w:tabs>
+          <w:tab w:val="num" w:pos="4320"/>
+        </w:tabs>
+        <w:ind w:left="4320" w:hanging="360"/>
+      </w:pPr>
+      <w:rPr>
+        <w:rFonts w:ascii="Wingdings" w:hAnsi="Wingdings" w:hint="default"/>
+        <w:sz w:val="20"/>
+      </w:rPr>
+    </w:lvl>
+    <w:lvl w:ilvl="6" w:tentative="1">
+      <w:start w:val="1"/>
+      <w:numFmt w:val="bullet"/>
+      <w:lvlText w:val=""/>
+      <w:lvlJc w:val="left"/>
+      <w:pPr>
+        <w:tabs>
+          <w:tab w:val="num" w:pos="5040"/>
+        </w:tabs>
+        <w:ind w:left="5040" w:hanging="360"/>
+      </w:pPr>
+      <w:rPr>
+        <w:rFonts w:ascii="Wingdings" w:hAnsi="Wingdings" w:hint="default"/>
+        <w:sz w:val="20"/>
+      </w:rPr>
+    </w:lvl>
+    <w:lvl w:ilvl="7" w:tentative="1">
+      <w:start w:val="1"/>
+      <w:numFmt w:val="bullet"/>
+      <w:lvlText w:val=""/>
+      <w:lvlJc w:val="left"/>
+      <w:pPr>
+        <w:tabs>
+          <w:tab w:val="num" w:pos="5760"/>
+        </w:tabs>
+        <w:ind w:left="5760" w:hanging="360"/>
+      </w:pPr>
+      <w:rPr>
+        <w:rFonts w:ascii="Wingdings" w:hAnsi="Wingdings" w:hint="default"/>
+        <w:sz w:val="20"/>
+      </w:rPr>
+    </w:lvl>
+    <w:lvl w:ilvl="8" w:tentative="1">
+      <w:start w:val="1"/>
+      <w:numFmt w:val="bullet"/>
+      <w:lvlText w:val=""/>
+      <w:lvlJc w:val="left"/>
+      <w:pPr>
+        <w:tabs>
+          <w:tab w:val="num" w:pos="6480"/>
+        </w:tabs>
+        <w:ind w:left="6480" w:hanging="360"/>
+      </w:pPr>
+      <w:rPr>
+        <w:rFonts w:ascii="Wingdings" w:hAnsi="Wingdings" w:hint="default"/>
+        <w:sz w:val="20"/>
+      </w:rPr>
+    </w:lvl>
+  </w:abstractNum>
+  <w:abstractNum w:abstractNumId="42" w15:restartNumberingAfterBreak="0">
     <w:nsid w:val="65913E8C"/>
     <w:multiLevelType w:val="multilevel"/>
     <w:tmpl w:val="970643DA"/>
@@ -30343,7 +30649,7 @@
       </w:rPr>
     </w:lvl>
   </w:abstractNum>
-  <w:abstractNum w:abstractNumId="42" w15:restartNumberingAfterBreak="0">
+  <w:abstractNum w:abstractNumId="43" w15:restartNumberingAfterBreak="0">
     <w:nsid w:val="6BF31981"/>
     <w:multiLevelType w:val="multilevel"/>
     <w:tmpl w:val="2C64408A"/>
@@ -30483,7 +30789,7 @@
       </w:rPr>
     </w:lvl>
   </w:abstractNum>
-  <w:abstractNum w:abstractNumId="43" w15:restartNumberingAfterBreak="0">
+  <w:abstractNum w:abstractNumId="44" w15:restartNumberingAfterBreak="0">
     <w:nsid w:val="73B4C88C"/>
     <w:multiLevelType w:val="hybridMultilevel"/>
     <w:tmpl w:val="6D8C17A2"/>
@@ -30569,7 +30875,7 @@
       </w:pPr>
     </w:lvl>
   </w:abstractNum>
-  <w:abstractNum w:abstractNumId="44" w15:restartNumberingAfterBreak="0">
+  <w:abstractNum w:abstractNumId="45" w15:restartNumberingAfterBreak="0">
     <w:nsid w:val="75354E8A"/>
     <w:multiLevelType w:val="multilevel"/>
     <w:tmpl w:val="A78C158A"/>
@@ -30718,7 +31024,7 @@
       </w:rPr>
     </w:lvl>
   </w:abstractNum>
-  <w:abstractNum w:abstractNumId="45" w15:restartNumberingAfterBreak="0">
+  <w:abstractNum w:abstractNumId="46" w15:restartNumberingAfterBreak="0">
     <w:nsid w:val="76723588"/>
     <w:multiLevelType w:val="multilevel"/>
     <w:tmpl w:val="DA28D350"/>
@@ -30831,7 +31137,7 @@
       </w:pPr>
     </w:lvl>
   </w:abstractNum>
-  <w:abstractNum w:abstractNumId="46" w15:restartNumberingAfterBreak="0">
+  <w:abstractNum w:abstractNumId="47" w15:restartNumberingAfterBreak="0">
     <w:nsid w:val="774B49F8"/>
     <w:multiLevelType w:val="multilevel"/>
     <w:tmpl w:val="CBFAD1F2"/>
@@ -30971,7 +31277,7 @@
       </w:rPr>
     </w:lvl>
   </w:abstractNum>
-  <w:abstractNum w:abstractNumId="47" w15:restartNumberingAfterBreak="0">
+  <w:abstractNum w:abstractNumId="48" w15:restartNumberingAfterBreak="0">
     <w:nsid w:val="799C31B5"/>
     <w:multiLevelType w:val="multilevel"/>
     <w:tmpl w:val="70889FAE"/>
@@ -31112,7 +31418,7 @@
     </w:lvl>
   </w:abstractNum>
   <w:num w:numId="1" w16cid:durableId="2113014704">
-    <w:abstractNumId w:val="43"/>
+    <w:abstractNumId w:val="44"/>
   </w:num>
   <w:num w:numId="2" w16cid:durableId="846021626">
     <w:abstractNumId w:val="26"/>
@@ -31127,19 +31433,19 @@
     <w:abstractNumId w:val="38"/>
   </w:num>
   <w:num w:numId="6" w16cid:durableId="824787241">
-    <w:abstractNumId w:val="46"/>
+    <w:abstractNumId w:val="47"/>
   </w:num>
   <w:num w:numId="7" w16cid:durableId="1391535419">
     <w:abstractNumId w:val="37"/>
   </w:num>
   <w:num w:numId="8" w16cid:durableId="1032150560">
-    <w:abstractNumId w:val="47"/>
+    <w:abstractNumId w:val="48"/>
   </w:num>
   <w:num w:numId="9" w16cid:durableId="499126505">
     <w:abstractNumId w:val="31"/>
   </w:num>
   <w:num w:numId="10" w16cid:durableId="266085855">
-    <w:abstractNumId w:val="42"/>
+    <w:abstractNumId w:val="43"/>
   </w:num>
   <w:num w:numId="11" w16cid:durableId="779959250">
     <w:abstractNumId w:val="27"/>
@@ -31148,7 +31454,7 @@
     <w:abstractNumId w:val="20"/>
   </w:num>
   <w:num w:numId="13" w16cid:durableId="511842705">
-    <w:abstractNumId w:val="45"/>
+    <w:abstractNumId w:val="46"/>
   </w:num>
   <w:num w:numId="14" w16cid:durableId="840504318">
     <w:abstractNumId w:val="17"/>
@@ -31205,7 +31511,7 @@
     <w:abstractNumId w:val="14"/>
   </w:num>
   <w:num w:numId="32" w16cid:durableId="817457399">
-    <w:abstractNumId w:val="41"/>
+    <w:abstractNumId w:val="42"/>
   </w:num>
   <w:num w:numId="33" w16cid:durableId="1996567190">
     <w:abstractNumId w:val="21"/>
@@ -31229,7 +31535,7 @@
     <w:abstractNumId w:val="10"/>
   </w:num>
   <w:num w:numId="40" w16cid:durableId="1595548902">
-    <w:abstractNumId w:val="44"/>
+    <w:abstractNumId w:val="45"/>
   </w:num>
   <w:num w:numId="41" w16cid:durableId="1314915956">
     <w:abstractNumId w:val="30"/>
@@ -31254,6 +31560,9 @@
   </w:num>
   <w:num w:numId="48" w16cid:durableId="3367334">
     <w:abstractNumId w:val="23"/>
+  </w:num>
+  <w:num w:numId="49" w16cid:durableId="1991014893">
+    <w:abstractNumId w:val="41"/>
   </w:num>
 </w:numbering>
 </file>
@@ -33037,10 +33346,27 @@
 </file>
 
 <file path=customXml/item1.xml><?xml version="1.0" encoding="utf-8"?>
+<p:properties xmlns:p="http://schemas.microsoft.com/office/2006/metadata/properties" xmlns:xsi="http://www.w3.org/2001/XMLSchema-instance" xmlns:pc="http://schemas.microsoft.com/office/infopath/2007/PartnerControls">
+  <documentManagement>
+    <_activity xmlns="0dd81e3e-32c4-45c3-852a-33c36a8ca9a2" xsi:nil="true"/>
+  </documentManagement>
+</p:properties>
+</file>
+
+<file path=customXml/item2.xml><?xml version="1.0" encoding="utf-8"?>
 <b:Sources xmlns:b="http://schemas.openxmlformats.org/officeDocument/2006/bibliography" xmlns="http://schemas.openxmlformats.org/officeDocument/2006/bibliography" SelectedStyle="\APA.XSL" StyleName="APA Fifth Edition"/>
 </file>
 
-<file path=customXml/item2.xml><?xml version="1.0" encoding="utf-8"?>
+<file path=customXml/item3.xml><?xml version="1.0" encoding="utf-8"?>
+<?mso-contentType ?>
+<FormTemplates xmlns="http://schemas.microsoft.com/sharepoint/v3/contenttype/forms">
+  <Display>DocumentLibraryForm</Display>
+  <Edit>DocumentLibraryForm</Edit>
+  <New>DocumentLibraryForm</New>
+</FormTemplates>
+</file>
+
+<file path=customXml/item4.xml><?xml version="1.0" encoding="utf-8"?>
 <ct:contentTypeSchema xmlns:ct="http://schemas.microsoft.com/office/2006/metadata/contentType" xmlns:ma="http://schemas.microsoft.com/office/2006/metadata/properties/metaAttributes" ct:_="" ma:_="" ma:contentTypeName="Documento" ma:contentTypeID="0x01010025101D0885731048B0CD21D432E8305A" ma:contentTypeVersion="11" ma:contentTypeDescription="Crear nuevo documento." ma:contentTypeScope="" ma:versionID="81bcf49ec1edc4061c6f9fddaf17e5a4">
   <xsd:schema xmlns:xsd="http://www.w3.org/2001/XMLSchema" xmlns:xs="http://www.w3.org/2001/XMLSchema" xmlns:p="http://schemas.microsoft.com/office/2006/metadata/properties" xmlns:ns3="0dd81e3e-32c4-45c3-852a-33c36a8ca9a2" targetNamespace="http://schemas.microsoft.com/office/2006/metadata/properties" ma:root="true" ma:fieldsID="e214c24f35242a31bbaa59618cd4f46f" ns3:_="">
     <xsd:import namespace="0dd81e3e-32c4-45c3-852a-33c36a8ca9a2"/>
@@ -33228,24 +33554,17 @@
 </ct:contentTypeSchema>
 </file>
 
-<file path=customXml/item3.xml><?xml version="1.0" encoding="utf-8"?>
-<p:properties xmlns:p="http://schemas.microsoft.com/office/2006/metadata/properties" xmlns:xsi="http://www.w3.org/2001/XMLSchema-instance" xmlns:pc="http://schemas.microsoft.com/office/infopath/2007/PartnerControls">
-  <documentManagement>
-    <_activity xmlns="0dd81e3e-32c4-45c3-852a-33c36a8ca9a2" xsi:nil="true"/>
-  </documentManagement>
-</p:properties>
+<file path=customXml/itemProps1.xml><?xml version="1.0" encoding="utf-8"?>
+<ds:datastoreItem xmlns:ds="http://schemas.openxmlformats.org/officeDocument/2006/customXml" ds:itemID="{56B03E1A-13FD-4632-B7FD-6FEC8181D718}">
+  <ds:schemaRefs>
+    <ds:schemaRef ds:uri="http://schemas.microsoft.com/office/2006/metadata/properties"/>
+    <ds:schemaRef ds:uri="http://schemas.microsoft.com/office/infopath/2007/PartnerControls"/>
+    <ds:schemaRef ds:uri="0dd81e3e-32c4-45c3-852a-33c36a8ca9a2"/>
+  </ds:schemaRefs>
+</ds:datastoreItem>
 </file>
 
-<file path=customXml/item4.xml><?xml version="1.0" encoding="utf-8"?>
-<?mso-contentType ?>
-<FormTemplates xmlns="http://schemas.microsoft.com/sharepoint/v3/contenttype/forms">
-  <Display>DocumentLibraryForm</Display>
-  <Edit>DocumentLibraryForm</Edit>
-  <New>DocumentLibraryForm</New>
-</FormTemplates>
-</file>
-
-<file path=customXml/itemProps1.xml><?xml version="1.0" encoding="utf-8"?>
+<file path=customXml/itemProps2.xml><?xml version="1.0" encoding="utf-8"?>
 <ds:datastoreItem xmlns:ds="http://schemas.openxmlformats.org/officeDocument/2006/customXml" ds:itemID="{16C71FD4-B25F-4F52-875D-9049229978E5}">
   <ds:schemaRefs>
     <ds:schemaRef ds:uri="http://schemas.openxmlformats.org/officeDocument/2006/bibliography"/>
@@ -33253,7 +33572,15 @@
 </ds:datastoreItem>
 </file>
 
-<file path=customXml/itemProps2.xml><?xml version="1.0" encoding="utf-8"?>
+<file path=customXml/itemProps3.xml><?xml version="1.0" encoding="utf-8"?>
+<ds:datastoreItem xmlns:ds="http://schemas.openxmlformats.org/officeDocument/2006/customXml" ds:itemID="{D6C383AF-1EC1-4F0E-B800-E4A39F6E2FAF}">
+  <ds:schemaRefs>
+    <ds:schemaRef ds:uri="http://schemas.microsoft.com/sharepoint/v3/contenttype/forms"/>
+  </ds:schemaRefs>
+</ds:datastoreItem>
+</file>
+
+<file path=customXml/itemProps4.xml><?xml version="1.0" encoding="utf-8"?>
 <ds:datastoreItem xmlns:ds="http://schemas.openxmlformats.org/officeDocument/2006/customXml" ds:itemID="{DCD06B4A-01B4-46AA-8422-B68B8898A05E}">
   <ds:schemaRefs>
     <ds:schemaRef ds:uri="http://schemas.microsoft.com/office/2006/metadata/contentType"/>
@@ -33269,22 +33596,4 @@
     <ds:schemaRef ds:uri="http://schemas.microsoft.com/internal/obd"/>
   </ds:schemaRefs>
 </ds:datastoreItem>
-</file>
-
-<file path=customXml/itemProps3.xml><?xml version="1.0" encoding="utf-8"?>
-<ds:datastoreItem xmlns:ds="http://schemas.openxmlformats.org/officeDocument/2006/customXml" ds:itemID="{56B03E1A-13FD-4632-B7FD-6FEC8181D718}">
-  <ds:schemaRefs>
-    <ds:schemaRef ds:uri="http://schemas.microsoft.com/office/2006/metadata/properties"/>
-    <ds:schemaRef ds:uri="http://schemas.microsoft.com/office/infopath/2007/PartnerControls"/>
-    <ds:schemaRef ds:uri="0dd81e3e-32c4-45c3-852a-33c36a8ca9a2"/>
-  </ds:schemaRefs>
-</ds:datastoreItem>
-</file>
-
-<file path=customXml/itemProps4.xml><?xml version="1.0" encoding="utf-8"?>
-<ds:datastoreItem xmlns:ds="http://schemas.openxmlformats.org/officeDocument/2006/customXml" ds:itemID="{D6C383AF-1EC1-4F0E-B800-E4A39F6E2FAF}">
-  <ds:schemaRefs>
-    <ds:schemaRef ds:uri="http://schemas.microsoft.com/sharepoint/v3/contenttype/forms"/>
-  </ds:schemaRefs>
-</ds:datastoreItem>
 </file>
--- a/MemoriaTFG-IvanMartinNieto.docx
+++ b/MemoriaTFG-IvanMartinNieto.docx
@@ -4732,23 +4732,13 @@
               <w:spacing w:after="0"/>
               <w:jc w:val="right"/>
             </w:pPr>
-            <w:proofErr w:type="gramStart"/>
             <w:r>
               <w:rPr>
                 <w:b/>
                 <w:bCs/>
                 <w:color w:val="111827"/>
               </w:rPr>
-              <w:t>Total</w:t>
-            </w:r>
-            <w:proofErr w:type="gramEnd"/>
-            <w:r>
-              <w:rPr>
-                <w:b/>
-                <w:bCs/>
-                <w:color w:val="111827"/>
-              </w:rPr>
-              <w:t xml:space="preserve"> Recursos</w:t>
+              <w:t>Total Recursos</w:t>
             </w:r>
             <w:r>
               <w:rPr>
@@ -5324,23 +5314,13 @@
               <w:ind w:left="1080"/>
               <w:jc w:val="right"/>
             </w:pPr>
-            <w:proofErr w:type="gramStart"/>
             <w:r>
               <w:rPr>
                 <w:b/>
                 <w:bCs/>
                 <w:color w:val="111827"/>
               </w:rPr>
-              <w:t>Total</w:t>
-            </w:r>
-            <w:proofErr w:type="gramEnd"/>
-            <w:r>
-              <w:rPr>
-                <w:b/>
-                <w:bCs/>
-                <w:color w:val="111827"/>
-              </w:rPr>
-              <w:t xml:space="preserve"> Desarrollo</w:t>
+              <w:t>Total Desarrollo</w:t>
             </w:r>
           </w:p>
         </w:tc>
@@ -5440,29 +5420,7 @@
           <w:sz w:val="24"/>
           <w:szCs w:val="24"/>
         </w:rPr>
-        <w:t>.5.2.3. Costes de Mantenimiento Anual (</w:t>
-      </w:r>
-      <w:proofErr w:type="gramStart"/>
-      <w:r>
-        <w:rPr>
-          <w:b/>
-          <w:bCs/>
-          <w:color w:val="111827"/>
-          <w:sz w:val="24"/>
-          <w:szCs w:val="24"/>
-        </w:rPr>
-        <w:t>Post-Desarrollo</w:t>
-      </w:r>
-      <w:proofErr w:type="gramEnd"/>
-      <w:r>
-        <w:rPr>
-          <w:b/>
-          <w:bCs/>
-          <w:color w:val="111827"/>
-          <w:sz w:val="24"/>
-          <w:szCs w:val="24"/>
-        </w:rPr>
-        <w:t>)</w:t>
+        <w:t>.5.2.3. Costes de Mantenimiento Anual (Post-Desarrollo)</w:t>
       </w:r>
     </w:p>
     <w:tbl>
@@ -5871,23 +5829,13 @@
                 <w:color w:val="111827"/>
               </w:rPr>
             </w:pPr>
-            <w:proofErr w:type="gramStart"/>
             <w:r>
               <w:rPr>
                 <w:b/>
                 <w:bCs/>
                 <w:color w:val="111827"/>
               </w:rPr>
-              <w:t>Total</w:t>
-            </w:r>
-            <w:proofErr w:type="gramEnd"/>
-            <w:r>
-              <w:rPr>
-                <w:b/>
-                <w:bCs/>
-                <w:color w:val="111827"/>
-              </w:rPr>
-              <w:t xml:space="preserve"> Mantenimiento Anual</w:t>
+              <w:t>Total Mantenimiento Anual</w:t>
             </w:r>
           </w:p>
         </w:tc>
@@ -10060,25 +10008,7 @@
                 <w:bCs/>
                 <w:color w:val="991B1B"/>
               </w:rPr>
-              <w:t xml:space="preserve">Registrar </w:t>
-            </w:r>
-            <w:proofErr w:type="spellStart"/>
-            <w:r>
-              <w:rPr>
-                <w:b/>
-                <w:bCs/>
-                <w:color w:val="991B1B"/>
-              </w:rPr>
-              <w:t>Feedback</w:t>
-            </w:r>
-            <w:proofErr w:type="spellEnd"/>
-            <w:r>
-              <w:rPr>
-                <w:b/>
-                <w:bCs/>
-                <w:color w:val="991B1B"/>
-              </w:rPr>
-              <w:t xml:space="preserve"> de </w:t>
+              <w:t xml:space="preserve">Registrar Feedback de </w:t>
             </w:r>
             <w:r>
               <w:rPr>
@@ -11274,47 +11204,7 @@
                 <w:sz w:val="19"/>
                 <w:szCs w:val="19"/>
               </w:rPr>
-              <w:t>Recuperación de credenciales (</w:t>
-            </w:r>
-            <w:proofErr w:type="spellStart"/>
-            <w:r>
-              <w:rPr>
-                <w:rFonts w:ascii="Segoe UI" w:hAnsi="Segoe UI" w:cs="Segoe UI"/>
-                <w:color w:val="000000"/>
-                <w:sz w:val="19"/>
-                <w:szCs w:val="19"/>
-              </w:rPr>
-              <w:t>Password</w:t>
-            </w:r>
-            <w:proofErr w:type="spellEnd"/>
-            <w:r>
-              <w:rPr>
-                <w:rFonts w:ascii="Segoe UI" w:hAnsi="Segoe UI" w:cs="Segoe UI"/>
-                <w:color w:val="000000"/>
-                <w:sz w:val="19"/>
-                <w:szCs w:val="19"/>
-              </w:rPr>
-              <w:t xml:space="preserve"> </w:t>
-            </w:r>
-            <w:proofErr w:type="spellStart"/>
-            <w:r>
-              <w:rPr>
-                <w:rFonts w:ascii="Segoe UI" w:hAnsi="Segoe UI" w:cs="Segoe UI"/>
-                <w:color w:val="000000"/>
-                <w:sz w:val="19"/>
-                <w:szCs w:val="19"/>
-              </w:rPr>
-              <w:t>Reset</w:t>
-            </w:r>
-            <w:proofErr w:type="spellEnd"/>
-            <w:r>
-              <w:rPr>
-                <w:rFonts w:ascii="Segoe UI" w:hAnsi="Segoe UI" w:cs="Segoe UI"/>
-                <w:color w:val="000000"/>
-                <w:sz w:val="19"/>
-                <w:szCs w:val="19"/>
-              </w:rPr>
-              <w:t>).</w:t>
+              <w:t>Recuperación de credenciales (Password Reset).</w:t>
             </w:r>
           </w:p>
         </w:tc>
@@ -12059,27 +11949,7 @@
                 <w:sz w:val="19"/>
                 <w:szCs w:val="19"/>
               </w:rPr>
-              <w:t xml:space="preserve">Registro de </w:t>
-            </w:r>
-            <w:proofErr w:type="spellStart"/>
-            <w:r>
-              <w:rPr>
-                <w:rFonts w:ascii="Segoe UI" w:hAnsi="Segoe UI" w:cs="Segoe UI"/>
-                <w:color w:val="000000"/>
-                <w:sz w:val="19"/>
-                <w:szCs w:val="19"/>
-              </w:rPr>
-              <w:t>Feedback</w:t>
-            </w:r>
-            <w:proofErr w:type="spellEnd"/>
-            <w:r>
-              <w:rPr>
-                <w:rFonts w:ascii="Segoe UI" w:hAnsi="Segoe UI" w:cs="Segoe UI"/>
-                <w:color w:val="000000"/>
-                <w:sz w:val="19"/>
-                <w:szCs w:val="19"/>
-              </w:rPr>
-              <w:t xml:space="preserve"> de entrenamientos por el Atleta.</w:t>
+              <w:t>Registro de Feedback de entrenamientos por el Atleta.</w:t>
             </w:r>
           </w:p>
         </w:tc>
@@ -13194,29 +13064,8 @@
                 <w:sz w:val="19"/>
                 <w:szCs w:val="19"/>
               </w:rPr>
-              <w:t xml:space="preserve">Las contraseñas no se guardarán en texto plano; se cifrarán utilizando el algoritmo de </w:t>
-            </w:r>
-            <w:proofErr w:type="spellStart"/>
-            <w:r>
-              <w:rPr>
-                <w:rFonts w:ascii="Segoe UI" w:hAnsi="Segoe UI" w:cs="Segoe UI"/>
-                <w:color w:val="000000"/>
-                <w:sz w:val="19"/>
-                <w:szCs w:val="19"/>
-              </w:rPr>
-              <w:t>hashing</w:t>
-            </w:r>
-            <w:proofErr w:type="spellEnd"/>
-            <w:r>
-              <w:rPr>
-                <w:rFonts w:ascii="Segoe UI" w:hAnsi="Segoe UI" w:cs="Segoe UI"/>
-                <w:color w:val="000000"/>
-                <w:sz w:val="19"/>
-                <w:szCs w:val="19"/>
-              </w:rPr>
-              <w:t> </w:t>
-            </w:r>
-            <w:proofErr w:type="spellStart"/>
+              <w:t>Las contraseñas no se guardarán en texto plano; se cifrarán utilizando el algoritmo de hashing </w:t>
+            </w:r>
             <w:r>
               <w:rPr>
                 <w:rFonts w:ascii="Segoe UI" w:hAnsi="Segoe UI" w:cs="Segoe UI"/>
@@ -13228,7 +13077,6 @@
               </w:rPr>
               <w:t>Bcrypt</w:t>
             </w:r>
-            <w:proofErr w:type="spellEnd"/>
             <w:r>
               <w:rPr>
                 <w:rFonts w:ascii="Segoe UI" w:hAnsi="Segoe UI" w:cs="Segoe UI"/>
@@ -13932,7 +13780,6 @@
               </w:rPr>
               <w:t>El sistema garantizará un </w:t>
             </w:r>
-            <w:proofErr w:type="spellStart"/>
             <w:r>
               <w:rPr>
                 <w:rFonts w:ascii="Segoe UI" w:hAnsi="Segoe UI" w:cs="Segoe UI"/>
@@ -13944,7 +13791,6 @@
               </w:rPr>
               <w:t>uptime</w:t>
             </w:r>
-            <w:proofErr w:type="spellEnd"/>
             <w:r>
               <w:rPr>
                 <w:rFonts w:ascii="Segoe UI" w:hAnsi="Segoe UI" w:cs="Segoe UI"/>
@@ -14224,27 +14070,7 @@
                 <w:sz w:val="19"/>
                 <w:szCs w:val="19"/>
               </w:rPr>
-              <w:t xml:space="preserve">• Credenciales: Email (VARCHAR Unique), </w:t>
-            </w:r>
-            <w:proofErr w:type="spellStart"/>
-            <w:r>
-              <w:rPr>
-                <w:rFonts w:ascii="Segoe UI" w:hAnsi="Segoe UI" w:cs="Segoe UI"/>
-                <w:color w:val="000000"/>
-                <w:sz w:val="19"/>
-                <w:szCs w:val="19"/>
-              </w:rPr>
-              <w:t>Password</w:t>
-            </w:r>
-            <w:proofErr w:type="spellEnd"/>
-            <w:r>
-              <w:rPr>
-                <w:rFonts w:ascii="Segoe UI" w:hAnsi="Segoe UI" w:cs="Segoe UI"/>
-                <w:color w:val="000000"/>
-                <w:sz w:val="19"/>
-                <w:szCs w:val="19"/>
-              </w:rPr>
-              <w:t xml:space="preserve"> (Hash).</w:t>
+              <w:t>• Credenciales: Email (VARCHAR Unique), Password (Hash).</w:t>
             </w:r>
           </w:p>
         </w:tc>
@@ -14685,25 +14511,7 @@
           <w:color w:val="212121"/>
           <w:sz w:val="24"/>
         </w:rPr>
-        <w:t xml:space="preserve"> El color corporativo Rojo Ianuarius (#E63946) sobre fondos blancos (#FFFFFF) cumple con el </w:t>
-      </w:r>
-      <w:proofErr w:type="gramStart"/>
-      <w:r>
-        <w:rPr>
-          <w:rFonts w:ascii="Segoe UI" w:eastAsia="Segoe UI" w:hAnsi="Segoe UI" w:cs="Segoe UI"/>
-          <w:color w:val="212121"/>
-          <w:sz w:val="24"/>
-        </w:rPr>
-        <w:t>ratio mínimo</w:t>
-      </w:r>
-      <w:proofErr w:type="gramEnd"/>
-      <w:r>
-        <w:rPr>
-          <w:rFonts w:ascii="Segoe UI" w:eastAsia="Segoe UI" w:hAnsi="Segoe UI" w:cs="Segoe UI"/>
-          <w:color w:val="212121"/>
-          <w:sz w:val="24"/>
-        </w:rPr>
-        <w:t xml:space="preserve"> exigido de 4.5:1 para la legibilidad de textos.</w:t>
+        <w:t xml:space="preserve"> El color corporativo Rojo Ianuarius (#E63946) sobre fondos blancos (#FFFFFF) cumple con el ratio mínimo exigido de 4.5:1 para la legibilidad de textos.</w:t>
       </w:r>
     </w:p>
     <w:p>
@@ -15540,16 +15348,231 @@
         <w:shd w:val="clear" w:color="auto" w:fill="FFFFFF" w:themeFill="background1"/>
         <w:spacing w:after="48"/>
         <w:ind w:left="357"/>
-      </w:pPr>
-      <w:r>
-        <w:rPr>
-          <w:rFonts w:ascii="Segoe UI" w:eastAsia="Segoe UI" w:hAnsi="Segoe UI" w:cs="Segoe UI"/>
-          <w:i/>
-          <w:iCs/>
+        <w:rPr>
+          <w:rFonts w:ascii="Segoe UI" w:eastAsia="Segoe UI" w:hAnsi="Segoe UI" w:cs="Segoe UI"/>
           <w:color w:val="212121"/>
           <w:sz w:val="24"/>
         </w:rPr>
-        <w:t>(Pendiente: Aquí explicaremos cómo se comunica React con PHP mediante la API REST).</w:t>
+      </w:pPr>
+      <w:r>
+        <w:rPr>
+          <w:rFonts w:ascii="Segoe UI" w:eastAsia="Segoe UI" w:hAnsi="Segoe UI" w:cs="Segoe UI"/>
+          <w:color w:val="212121"/>
+          <w:sz w:val="24"/>
+        </w:rPr>
+        <w:t xml:space="preserve">El sistema se basa en una arquitectura de </w:t>
+      </w:r>
+      <w:r>
+        <w:rPr>
+          <w:rFonts w:ascii="Segoe UI" w:eastAsia="Segoe UI" w:hAnsi="Segoe UI" w:cs="Segoe UI"/>
+          <w:b/>
+          <w:bCs/>
+          <w:color w:val="212121"/>
+          <w:sz w:val="24"/>
+        </w:rPr>
+        <w:t>División de Responsabilidades</w:t>
+      </w:r>
+      <w:r>
+        <w:rPr>
+          <w:rFonts w:ascii="Segoe UI" w:eastAsia="Segoe UI" w:hAnsi="Segoe UI" w:cs="Segoe UI"/>
+          <w:color w:val="212121"/>
+          <w:sz w:val="24"/>
+        </w:rPr>
+        <w:t xml:space="preserve"> mediante un modelo </w:t>
+      </w:r>
+      <w:r>
+        <w:rPr>
+          <w:rFonts w:ascii="Segoe UI" w:eastAsia="Segoe UI" w:hAnsi="Segoe UI" w:cs="Segoe UI"/>
+          <w:b/>
+          <w:bCs/>
+          <w:color w:val="212121"/>
+          <w:sz w:val="24"/>
+        </w:rPr>
+        <w:t>Cliente-Servidor</w:t>
+      </w:r>
+      <w:r>
+        <w:rPr>
+          <w:rFonts w:ascii="Segoe UI" w:eastAsia="Segoe UI" w:hAnsi="Segoe UI" w:cs="Segoe UI"/>
+          <w:color w:val="212121"/>
+          <w:sz w:val="24"/>
+        </w:rPr>
+        <w:t xml:space="preserve"> con comunicación a través de una </w:t>
+      </w:r>
+      <w:r>
+        <w:rPr>
+          <w:rFonts w:ascii="Segoe UI" w:eastAsia="Segoe UI" w:hAnsi="Segoe UI" w:cs="Segoe UI"/>
+          <w:b/>
+          <w:bCs/>
+          <w:color w:val="212121"/>
+          <w:sz w:val="24"/>
+        </w:rPr>
+        <w:t>API REST</w:t>
+      </w:r>
+      <w:r>
+        <w:rPr>
+          <w:rFonts w:ascii="Segoe UI" w:eastAsia="Segoe UI" w:hAnsi="Segoe UI" w:cs="Segoe UI"/>
+          <w:color w:val="212121"/>
+          <w:sz w:val="24"/>
+        </w:rPr>
+        <w:t>, estructurado en los siguientes pilares:</w:t>
+      </w:r>
+    </w:p>
+    <w:p>
+      <w:pPr>
+        <w:keepNext w:val="0"/>
+        <w:widowControl w:val="0"/>
+        <w:numPr>
+          <w:ilvl w:val="0"/>
+          <w:numId w:val="50"/>
+        </w:numPr>
+        <w:shd w:val="clear" w:color="auto" w:fill="FFFFFF" w:themeFill="background1"/>
+        <w:spacing w:after="48"/>
+        <w:rPr>
+          <w:rFonts w:ascii="Segoe UI" w:eastAsia="Segoe UI" w:hAnsi="Segoe UI" w:cs="Segoe UI"/>
+          <w:color w:val="212121"/>
+          <w:sz w:val="24"/>
+        </w:rPr>
+      </w:pPr>
+      <w:r>
+        <w:rPr>
+          <w:rFonts w:ascii="Segoe UI" w:eastAsia="Segoe UI" w:hAnsi="Segoe UI" w:cs="Segoe UI"/>
+          <w:b/>
+          <w:bCs/>
+          <w:color w:val="212121"/>
+          <w:sz w:val="24"/>
+        </w:rPr>
+        <w:t>Interfaz de Usuario (Frontend):</w:t>
+      </w:r>
+      <w:r>
+        <w:rPr>
+          <w:rFonts w:ascii="Segoe UI" w:eastAsia="Segoe UI" w:hAnsi="Segoe UI" w:cs="Segoe UI"/>
+          <w:color w:val="212121"/>
+          <w:sz w:val="24"/>
+        </w:rPr>
+        <w:t xml:space="preserve"> Desarrollada con React. Se encarga exclusivamente de la capa de presentación y la interacción, manteniendo el código desacoplado de la lógica del servidor.</w:t>
+      </w:r>
+    </w:p>
+    <w:p>
+      <w:pPr>
+        <w:keepNext w:val="0"/>
+        <w:widowControl w:val="0"/>
+        <w:numPr>
+          <w:ilvl w:val="0"/>
+          <w:numId w:val="50"/>
+        </w:numPr>
+        <w:shd w:val="clear" w:color="auto" w:fill="FFFFFF" w:themeFill="background1"/>
+        <w:spacing w:after="48"/>
+        <w:rPr>
+          <w:rFonts w:ascii="Segoe UI" w:eastAsia="Segoe UI" w:hAnsi="Segoe UI" w:cs="Segoe UI"/>
+          <w:color w:val="212121"/>
+          <w:sz w:val="24"/>
+        </w:rPr>
+      </w:pPr>
+      <w:r>
+        <w:rPr>
+          <w:rFonts w:ascii="Segoe UI" w:eastAsia="Segoe UI" w:hAnsi="Segoe UI" w:cs="Segoe UI"/>
+          <w:b/>
+          <w:bCs/>
+          <w:color w:val="212121"/>
+          <w:sz w:val="24"/>
+        </w:rPr>
+        <w:t>Interfaz de Comunicación:</w:t>
+      </w:r>
+      <w:r>
+        <w:rPr>
+          <w:rFonts w:ascii="Segoe UI" w:eastAsia="Segoe UI" w:hAnsi="Segoe UI" w:cs="Segoe UI"/>
+          <w:color w:val="212121"/>
+          <w:sz w:val="24"/>
+        </w:rPr>
+        <w:t xml:space="preserve"> El intercambio de datos se realiza mediante el protocolo HTTP utilizando el formato </w:t>
+      </w:r>
+      <w:r>
+        <w:rPr>
+          <w:rFonts w:ascii="Segoe UI" w:eastAsia="Segoe UI" w:hAnsi="Segoe UI" w:cs="Segoe UI"/>
+          <w:b/>
+          <w:bCs/>
+          <w:color w:val="212121"/>
+          <w:sz w:val="24"/>
+        </w:rPr>
+        <w:t>JSON</w:t>
+      </w:r>
+      <w:r>
+        <w:rPr>
+          <w:rFonts w:ascii="Segoe UI" w:eastAsia="Segoe UI" w:hAnsi="Segoe UI" w:cs="Segoe UI"/>
+          <w:color w:val="212121"/>
+          <w:sz w:val="24"/>
+        </w:rPr>
+        <w:t>, permitiendo que el Frontend sea independiente de la tecnología del Backend.</w:t>
+      </w:r>
+    </w:p>
+    <w:p>
+      <w:pPr>
+        <w:keepNext w:val="0"/>
+        <w:widowControl w:val="0"/>
+        <w:numPr>
+          <w:ilvl w:val="0"/>
+          <w:numId w:val="50"/>
+        </w:numPr>
+        <w:shd w:val="clear" w:color="auto" w:fill="FFFFFF" w:themeFill="background1"/>
+        <w:spacing w:after="48"/>
+        <w:rPr>
+          <w:rFonts w:ascii="Segoe UI" w:eastAsia="Segoe UI" w:hAnsi="Segoe UI" w:cs="Segoe UI"/>
+          <w:color w:val="212121"/>
+          <w:sz w:val="24"/>
+        </w:rPr>
+      </w:pPr>
+      <w:r>
+        <w:rPr>
+          <w:rFonts w:ascii="Segoe UI" w:eastAsia="Segoe UI" w:hAnsi="Segoe UI" w:cs="Segoe UI"/>
+          <w:b/>
+          <w:bCs/>
+          <w:color w:val="212121"/>
+          <w:sz w:val="24"/>
+        </w:rPr>
+        <w:t>Lógica de Negocio (Backend):</w:t>
+      </w:r>
+      <w:r>
+        <w:rPr>
+          <w:rFonts w:ascii="Segoe UI" w:eastAsia="Segoe UI" w:hAnsi="Segoe UI" w:cs="Segoe UI"/>
+          <w:color w:val="212121"/>
+          <w:sz w:val="24"/>
+        </w:rPr>
+        <w:t xml:space="preserve"> Implementada en PHP 8.2. Gestiona las reglas de negocio, validaciones de seguridad y el procesamiento de los datos recibidos de la API.</w:t>
+      </w:r>
+    </w:p>
+    <w:p>
+      <w:pPr>
+        <w:keepNext w:val="0"/>
+        <w:widowControl w:val="0"/>
+        <w:numPr>
+          <w:ilvl w:val="0"/>
+          <w:numId w:val="50"/>
+        </w:numPr>
+        <w:shd w:val="clear" w:color="auto" w:fill="FFFFFF" w:themeFill="background1"/>
+        <w:spacing w:after="48"/>
+        <w:rPr>
+          <w:rFonts w:ascii="Segoe UI" w:eastAsia="Segoe UI" w:hAnsi="Segoe UI" w:cs="Segoe UI"/>
+          <w:color w:val="212121"/>
+          <w:sz w:val="24"/>
+        </w:rPr>
+      </w:pPr>
+      <w:r>
+        <w:rPr>
+          <w:rFonts w:ascii="Segoe UI" w:eastAsia="Segoe UI" w:hAnsi="Segoe UI" w:cs="Segoe UI"/>
+          <w:b/>
+          <w:bCs/>
+          <w:color w:val="212121"/>
+          <w:sz w:val="24"/>
+        </w:rPr>
+        <w:t>Persistencia de Datos:</w:t>
+      </w:r>
+      <w:r>
+        <w:rPr>
+          <w:rFonts w:ascii="Segoe UI" w:eastAsia="Segoe UI" w:hAnsi="Segoe UI" w:cs="Segoe UI"/>
+          <w:color w:val="212121"/>
+          <w:sz w:val="24"/>
+        </w:rPr>
+        <w:t xml:space="preserve"> El acceso a la base de datos MySQL se realiza de forma segura desde el servidor, garantizando la integridad de los datos y el aislamiento de la lógica de almacenamiento.</w:t>
       </w:r>
     </w:p>
     <w:p>
@@ -15572,14 +15595,30 @@
         </w:pBdr>
         <w:spacing w:before="360" w:after="120"/>
         <w:ind w:left="357"/>
-      </w:pPr>
-      <w:r>
         <w:rPr>
           <w:szCs w:val="24"/>
         </w:rPr>
-        <w:t>3.3. Diseño de Datos</w:t>
-      </w:r>
-    </w:p>
+      </w:pPr>
+      <w:r>
+        <w:rPr>
+          <w:szCs w:val="24"/>
+        </w:rPr>
+        <w:t>3.3. Di</w:t>
+      </w:r>
+      <w:r>
+        <w:rPr>
+          <w:szCs w:val="24"/>
+        </w:rPr>
+        <w:t>agrama de Clases</w:t>
+      </w:r>
+      <w:r>
+        <w:rPr>
+          <w:szCs w:val="24"/>
+        </w:rPr>
+        <w:t xml:space="preserve"> (UML)</w:t>
+      </w:r>
+    </w:p>
+    <w:p/>
     <w:p>
       <w:pPr>
         <w:keepNext w:val="0"/>
@@ -15587,27 +15626,196 @@
         <w:shd w:val="clear" w:color="auto" w:fill="FFFFFF" w:themeFill="background1"/>
         <w:spacing w:after="48"/>
         <w:ind w:left="357"/>
-        <w:rPr>
-          <w:rFonts w:ascii="Segoe UI" w:eastAsia="Segoe UI" w:hAnsi="Segoe UI" w:cs="Segoe UI"/>
-          <w:color w:val="212121"/>
-          <w:sz w:val="24"/>
-        </w:rPr>
-      </w:pPr>
-      <w:r>
-        <w:rPr>
-          <w:rFonts w:ascii="Segoe UI" w:eastAsia="Segoe UI" w:hAnsi="Segoe UI" w:cs="Segoe UI"/>
-          <w:color w:val="212121"/>
-          <w:sz w:val="24"/>
-        </w:rPr>
-        <w:t>Para estructurar la persistencia de la información en la base de datos MySQL, se ha diseñado un Modelo Entidad-Relación altamente normalizado. Para gestionar la complejidad de las especialidades del atletismo (donde las alturas o pesos varían según la edad y el género), se ha implementado una tabla intermedia de detalle. El sistema se compone de seis tablas principales</w:t>
-      </w:r>
-      <w:r>
-        <w:rPr>
-          <w:rFonts w:ascii="Segoe UI" w:eastAsia="Segoe UI" w:hAnsi="Segoe UI" w:cs="Segoe UI"/>
-          <w:color w:val="212121"/>
-          <w:sz w:val="24"/>
-        </w:rPr>
-        <w:t>:</w:t>
+        <w:jc w:val="both"/>
+      </w:pPr>
+      <w:r>
+        <w:rPr>
+          <w:noProof/>
+        </w:rPr>
+        <w:drawing>
+          <wp:inline distT="0" distB="0" distL="0" distR="0" wp14:anchorId="31773275" wp14:editId="0F295A9A">
+            <wp:extent cx="5756910" cy="3029585"/>
+            <wp:effectExtent l="0" t="0" r="0" b="0"/>
+            <wp:docPr id="1518168798" name="Imagen 7"/>
+            <wp:cNvGraphicFramePr>
+              <a:graphicFrameLocks xmlns:a="http://schemas.openxmlformats.org/drawingml/2006/main" noChangeAspect="1"/>
+            </wp:cNvGraphicFramePr>
+            <a:graphic xmlns:a="http://schemas.openxmlformats.org/drawingml/2006/main">
+              <a:graphicData uri="http://schemas.openxmlformats.org/drawingml/2006/picture">
+                <pic:pic xmlns:pic="http://schemas.openxmlformats.org/drawingml/2006/picture">
+                  <pic:nvPicPr>
+                    <pic:cNvPr id="0" name="Picture 1"/>
+                    <pic:cNvPicPr>
+                      <a:picLocks noChangeAspect="1" noChangeArrowheads="1"/>
+                    </pic:cNvPicPr>
+                  </pic:nvPicPr>
+                  <pic:blipFill>
+                    <a:blip r:embed="rId88">
+                      <a:extLst>
+                        <a:ext uri="{28A0092B-C50C-407E-A947-70E740481C1C}">
+                          <a14:useLocalDpi xmlns:a14="http://schemas.microsoft.com/office/drawing/2010/main" val="0"/>
+                        </a:ext>
+                      </a:extLst>
+                    </a:blip>
+                    <a:srcRect/>
+                    <a:stretch>
+                      <a:fillRect/>
+                    </a:stretch>
+                  </pic:blipFill>
+                  <pic:spPr bwMode="auto">
+                    <a:xfrm>
+                      <a:off x="0" y="0"/>
+                      <a:ext cx="5756910" cy="3029585"/>
+                    </a:xfrm>
+                    <a:prstGeom prst="rect">
+                      <a:avLst/>
+                    </a:prstGeom>
+                    <a:noFill/>
+                    <a:ln>
+                      <a:noFill/>
+                    </a:ln>
+                  </pic:spPr>
+                </pic:pic>
+              </a:graphicData>
+            </a:graphic>
+          </wp:inline>
+        </w:drawing>
+      </w:r>
+    </w:p>
+    <w:p>
+      <w:pPr>
+        <w:pStyle w:val="Ttulo3"/>
+        <w:keepNext w:val="0"/>
+        <w:widowControl w:val="0"/>
+        <w:pBdr>
+          <w:bottom w:val="single" w:sz="7" w:space="0" w:color="D1D5DB"/>
+        </w:pBdr>
+        <w:spacing w:before="360" w:after="120"/>
+        <w:ind w:left="357"/>
+        <w:jc w:val="center"/>
+        <w:rPr>
+          <w:rFonts w:asciiTheme="minorHAnsi" w:eastAsiaTheme="minorEastAsia" w:hAnsiTheme="minorHAnsi" w:cstheme="minorBidi"/>
+          <w:b w:val="0"/>
+          <w:bCs w:val="0"/>
+          <w:i/>
+          <w:iCs/>
+          <w:color w:val="6B7280"/>
+          <w:sz w:val="18"/>
+          <w:szCs w:val="18"/>
+        </w:rPr>
+      </w:pPr>
+      <w:r>
+        <w:rPr>
+          <w:rFonts w:asciiTheme="minorHAnsi" w:eastAsiaTheme="minorEastAsia" w:hAnsiTheme="minorHAnsi" w:cstheme="minorBidi"/>
+          <w:b w:val="0"/>
+          <w:bCs w:val="0"/>
+          <w:i/>
+          <w:iCs/>
+          <w:color w:val="6B7280"/>
+          <w:sz w:val="18"/>
+          <w:szCs w:val="18"/>
+        </w:rPr>
+        <w:t xml:space="preserve">Figura </w:t>
+      </w:r>
+      <w:r>
+        <w:rPr>
+          <w:rFonts w:asciiTheme="minorHAnsi" w:eastAsiaTheme="minorEastAsia" w:hAnsiTheme="minorHAnsi" w:cstheme="minorBidi"/>
+          <w:b w:val="0"/>
+          <w:bCs w:val="0"/>
+          <w:i/>
+          <w:iCs/>
+          <w:color w:val="6B7280"/>
+          <w:sz w:val="18"/>
+          <w:szCs w:val="18"/>
+        </w:rPr>
+        <w:t>7</w:t>
+      </w:r>
+      <w:r>
+        <w:rPr>
+          <w:rFonts w:asciiTheme="minorHAnsi" w:eastAsiaTheme="minorEastAsia" w:hAnsiTheme="minorHAnsi" w:cstheme="minorBidi"/>
+          <w:b w:val="0"/>
+          <w:bCs w:val="0"/>
+          <w:i/>
+          <w:iCs/>
+          <w:color w:val="6B7280"/>
+          <w:sz w:val="18"/>
+          <w:szCs w:val="18"/>
+        </w:rPr>
+        <w:t xml:space="preserve">. Diagrama </w:t>
+      </w:r>
+      <w:r>
+        <w:rPr>
+          <w:rFonts w:asciiTheme="minorHAnsi" w:eastAsiaTheme="minorEastAsia" w:hAnsiTheme="minorHAnsi" w:cstheme="minorBidi"/>
+          <w:b w:val="0"/>
+          <w:bCs w:val="0"/>
+          <w:i/>
+          <w:iCs/>
+          <w:color w:val="6B7280"/>
+          <w:sz w:val="18"/>
+          <w:szCs w:val="18"/>
+        </w:rPr>
+        <w:t>UML</w:t>
+      </w:r>
+    </w:p>
+    <w:p>
+      <w:pPr>
+        <w:pStyle w:val="Ttulo3"/>
+        <w:keepNext w:val="0"/>
+        <w:widowControl w:val="0"/>
+        <w:pBdr>
+          <w:bottom w:val="single" w:sz="7" w:space="0" w:color="D1D5DB"/>
+        </w:pBdr>
+        <w:spacing w:before="360" w:after="120"/>
+        <w:ind w:left="357"/>
+        <w:rPr>
+          <w:szCs w:val="24"/>
+        </w:rPr>
+      </w:pPr>
+    </w:p>
+    <w:p>
+      <w:pPr>
+        <w:pStyle w:val="Ttulo3"/>
+        <w:keepNext w:val="0"/>
+        <w:widowControl w:val="0"/>
+        <w:pBdr>
+          <w:bottom w:val="single" w:sz="7" w:space="0" w:color="D1D5DB"/>
+        </w:pBdr>
+        <w:spacing w:before="360" w:after="120"/>
+        <w:ind w:left="357"/>
+        <w:rPr>
+          <w:szCs w:val="24"/>
+        </w:rPr>
+      </w:pPr>
+    </w:p>
+    <w:p>
+      <w:pPr>
+        <w:pStyle w:val="Ttulo3"/>
+        <w:keepNext w:val="0"/>
+        <w:widowControl w:val="0"/>
+        <w:pBdr>
+          <w:bottom w:val="single" w:sz="7" w:space="0" w:color="D1D5DB"/>
+        </w:pBdr>
+        <w:spacing w:before="360" w:after="120"/>
+        <w:ind w:left="357"/>
+      </w:pPr>
+      <w:r>
+        <w:rPr>
+          <w:szCs w:val="24"/>
+        </w:rPr>
+        <w:lastRenderedPageBreak/>
+        <w:t>3.</w:t>
+      </w:r>
+      <w:r>
+        <w:rPr>
+          <w:szCs w:val="24"/>
+        </w:rPr>
+        <w:t>4</w:t>
+      </w:r>
+      <w:r>
+        <w:rPr>
+          <w:szCs w:val="24"/>
+        </w:rPr>
+        <w:t>. Diseño de Datos</w:t>
       </w:r>
     </w:p>
     <w:p>
@@ -15616,14 +15824,83 @@
         <w:widowControl w:val="0"/>
         <w:shd w:val="clear" w:color="auto" w:fill="FFFFFF" w:themeFill="background1"/>
         <w:spacing w:after="48"/>
-        <w:ind w:left="360"/>
-        <w:jc w:val="both"/>
+        <w:ind w:left="357"/>
         <w:rPr>
           <w:rFonts w:ascii="Segoe UI" w:eastAsia="Segoe UI" w:hAnsi="Segoe UI" w:cs="Segoe UI"/>
           <w:color w:val="212121"/>
           <w:sz w:val="24"/>
         </w:rPr>
       </w:pPr>
+      <w:r>
+        <w:rPr>
+          <w:rFonts w:ascii="Segoe UI" w:eastAsia="Segoe UI" w:hAnsi="Segoe UI" w:cs="Segoe UI"/>
+          <w:color w:val="212121"/>
+          <w:sz w:val="24"/>
+        </w:rPr>
+        <w:t>Para estructurar la persistencia de la información en la base de datos MySQL, se ha diseñado un Modelo Entidad-Relación altamente normalizado. Para gestionar la complejidad de las especialidades del atletismo (donde las alturas o pesos varían según la edad y el género), se ha implementado una tabla intermedia de detalle. El sistema se compone de seis tablas principales</w:t>
+      </w:r>
+      <w:r>
+        <w:rPr>
+          <w:rFonts w:ascii="Segoe UI" w:eastAsia="Segoe UI" w:hAnsi="Segoe UI" w:cs="Segoe UI"/>
+          <w:color w:val="212121"/>
+          <w:sz w:val="24"/>
+        </w:rPr>
+        <w:t>:</w:t>
+      </w:r>
+    </w:p>
+    <w:p>
+      <w:pPr>
+        <w:pStyle w:val="Ttulo4"/>
+        <w:widowControl w:val="0"/>
+        <w:shd w:val="clear" w:color="auto" w:fill="FFFFFF" w:themeFill="background1"/>
+        <w:spacing w:before="360" w:after="120"/>
+        <w:ind w:left="720"/>
+        <w:rPr>
+          <w:rFonts w:ascii="Segoe UI" w:eastAsia="Segoe UI" w:hAnsi="Segoe UI" w:cs="Segoe UI"/>
+          <w:b/>
+          <w:bCs/>
+          <w:i w:val="0"/>
+          <w:iCs w:val="0"/>
+          <w:color w:val="000000" w:themeColor="text1"/>
+          <w:sz w:val="24"/>
+        </w:rPr>
+      </w:pPr>
+      <w:r>
+        <w:rPr>
+          <w:rFonts w:ascii="Segoe UI" w:eastAsia="Segoe UI" w:hAnsi="Segoe UI" w:cs="Segoe UI"/>
+          <w:b/>
+          <w:bCs/>
+          <w:i w:val="0"/>
+          <w:iCs w:val="0"/>
+          <w:color w:val="000000" w:themeColor="text1"/>
+          <w:sz w:val="24"/>
+        </w:rPr>
+        <w:t>3.4.1. Entidad Relaci</w:t>
+      </w:r>
+      <w:r>
+        <w:rPr>
+          <w:rFonts w:ascii="Segoe UI" w:eastAsia="Segoe UI" w:hAnsi="Segoe UI" w:cs="Segoe UI"/>
+          <w:b/>
+          <w:bCs/>
+          <w:i w:val="0"/>
+          <w:iCs w:val="0"/>
+          <w:color w:val="000000" w:themeColor="text1"/>
+          <w:sz w:val="24"/>
+        </w:rPr>
+        <w:t>ó</w:t>
+      </w:r>
+      <w:r>
+        <w:rPr>
+          <w:rFonts w:ascii="Segoe UI" w:eastAsia="Segoe UI" w:hAnsi="Segoe UI" w:cs="Segoe UI"/>
+          <w:b/>
+          <w:bCs/>
+          <w:i w:val="0"/>
+          <w:iCs w:val="0"/>
+          <w:color w:val="000000" w:themeColor="text1"/>
+          <w:sz w:val="24"/>
+        </w:rPr>
+        <w:t>n</w:t>
+      </w:r>
     </w:p>
     <w:p>
       <w:pPr>
@@ -15642,7 +15919,7 @@
           <w:sz w:val="24"/>
         </w:rPr>
         <w:drawing>
-          <wp:inline distT="0" distB="0" distL="0" distR="0" wp14:anchorId="29AC1F64" wp14:editId="6AB2FB54">
+          <wp:inline distT="0" distB="0" distL="0" distR="0" wp14:anchorId="29AC1F64" wp14:editId="23945136">
             <wp:extent cx="5629275" cy="2593066"/>
             <wp:effectExtent l="0" t="0" r="0" b="0"/>
             <wp:docPr id="79904332" name="Picture 8"/>
@@ -15657,7 +15934,7 @@
                     <pic:cNvPicPr/>
                   </pic:nvPicPr>
                   <pic:blipFill>
-                    <a:blip r:embed="rId88" cstate="print">
+                    <a:blip r:embed="rId89" cstate="print">
                       <a:extLst>
                         <a:ext uri="{28A0092B-C50C-407E-A947-70E740481C1C}">
                           <a14:useLocalDpi xmlns:a14="http://schemas.microsoft.com/office/drawing/2010/main" val="0"/>
@@ -15707,62 +15984,215 @@
           <w:rFonts w:asciiTheme="minorHAnsi" w:eastAsia="Segoe UI" w:hAnsiTheme="minorHAnsi" w:cstheme="minorHAnsi"/>
           <w:color w:val="6B7280"/>
         </w:rPr>
-        <w:fldChar w:fldCharType="begin"/>
+        <w:t>8</w:t>
       </w:r>
       <w:r>
         <w:rPr>
           <w:rFonts w:asciiTheme="minorHAnsi" w:eastAsia="Segoe UI" w:hAnsiTheme="minorHAnsi" w:cstheme="minorHAnsi"/>
           <w:color w:val="6B7280"/>
         </w:rPr>
-        <w:instrText xml:space="preserve"> SEQ Figura \* ARABIC </w:instrText>
-      </w:r>
-      <w:r>
+        <w:t>. Diagrama Entidad-Relación de la DB</w:t>
+      </w:r>
+    </w:p>
+    <w:p>
+      <w:pPr>
+        <w:pStyle w:val="Ttulo4"/>
+        <w:widowControl w:val="0"/>
+        <w:shd w:val="clear" w:color="auto" w:fill="FFFFFF" w:themeFill="background1"/>
+        <w:spacing w:before="360" w:after="120"/>
+        <w:ind w:left="720"/>
+        <w:rPr>
+          <w:rFonts w:ascii="Segoe UI" w:eastAsia="Segoe UI" w:hAnsi="Segoe UI" w:cs="Segoe UI"/>
+          <w:b/>
+          <w:bCs/>
+          <w:i w:val="0"/>
+          <w:iCs w:val="0"/>
+          <w:color w:val="000000" w:themeColor="text1"/>
+          <w:sz w:val="24"/>
+        </w:rPr>
+      </w:pPr>
+      <w:r>
+        <w:rPr>
+          <w:rFonts w:ascii="Segoe UI" w:eastAsia="Segoe UI" w:hAnsi="Segoe UI" w:cs="Segoe UI"/>
+          <w:b/>
+          <w:bCs/>
+          <w:i w:val="0"/>
+          <w:iCs w:val="0"/>
+          <w:color w:val="000000" w:themeColor="text1"/>
+          <w:sz w:val="24"/>
+        </w:rPr>
+        <w:t>3.4.</w:t>
+      </w:r>
+      <w:r>
+        <w:rPr>
+          <w:rFonts w:ascii="Segoe UI" w:eastAsia="Segoe UI" w:hAnsi="Segoe UI" w:cs="Segoe UI"/>
+          <w:b/>
+          <w:bCs/>
+          <w:i w:val="0"/>
+          <w:iCs w:val="0"/>
+          <w:color w:val="000000" w:themeColor="text1"/>
+          <w:sz w:val="24"/>
+        </w:rPr>
+        <w:t>2</w:t>
+      </w:r>
+      <w:r>
+        <w:rPr>
+          <w:rFonts w:ascii="Segoe UI" w:eastAsia="Segoe UI" w:hAnsi="Segoe UI" w:cs="Segoe UI"/>
+          <w:b/>
+          <w:bCs/>
+          <w:i w:val="0"/>
+          <w:iCs w:val="0"/>
+          <w:color w:val="000000" w:themeColor="text1"/>
+          <w:sz w:val="24"/>
+        </w:rPr>
+        <w:t xml:space="preserve">. </w:t>
+      </w:r>
+      <w:r>
+        <w:rPr>
+          <w:rFonts w:ascii="Segoe UI" w:eastAsia="Segoe UI" w:hAnsi="Segoe UI" w:cs="Segoe UI"/>
+          <w:b/>
+          <w:bCs/>
+          <w:i w:val="0"/>
+          <w:iCs w:val="0"/>
+          <w:color w:val="000000" w:themeColor="text1"/>
+          <w:sz w:val="24"/>
+        </w:rPr>
+        <w:t>Modelo Relacional</w:t>
+      </w:r>
+    </w:p>
+    <w:p>
+      <w:pPr>
+        <w:ind w:left="708"/>
+        <w:rPr>
+          <w:rFonts w:eastAsia="Segoe UI"/>
+        </w:rPr>
+      </w:pPr>
+      <w:r>
+        <w:rPr>
+          <w:rFonts w:eastAsia="Segoe UI"/>
+        </w:rPr>
+        <w:t xml:space="preserve">Para garantizar la integridad y escalabilidad de los datos de Ianuarius, se ha optado por un </w:t>
+      </w:r>
+      <w:r>
+        <w:rPr>
+          <w:rFonts w:eastAsia="Segoe UI"/>
+          <w:b/>
+          <w:bCs/>
+        </w:rPr>
+        <w:t>Modelo Relacional</w:t>
+      </w:r>
+      <w:r>
+        <w:rPr>
+          <w:rFonts w:eastAsia="Segoe UI"/>
+        </w:rPr>
+        <w:t xml:space="preserve"> implementado en MySQL. Este modelo responde a la necesidad de mantener relaciones estrictas entre los usuarios (atletas) y sus registros deportivos (fichas, tiempos, categorías).</w:t>
+      </w:r>
+    </w:p>
+    <w:p>
+      <w:pPr>
+        <w:keepNext w:val="0"/>
+        <w:widowControl w:val="0"/>
+        <w:shd w:val="clear" w:color="auto" w:fill="FFFFFF" w:themeFill="background1"/>
+        <w:spacing w:after="48"/>
+        <w:ind w:left="360"/>
+        <w:jc w:val="center"/>
+      </w:pPr>
+      <w:r>
+        <w:rPr>
+          <w:rFonts w:ascii="Segoe UI" w:eastAsia="Segoe UI" w:hAnsi="Segoe UI" w:cs="Segoe UI"/>
+          <w:noProof/>
+          <w:color w:val="212121"/>
+          <w:sz w:val="24"/>
+        </w:rPr>
+        <w:drawing>
+          <wp:inline distT="0" distB="0" distL="0" distR="0" wp14:anchorId="69A6EC70" wp14:editId="32B50A68">
+            <wp:extent cx="3927944" cy="2647724"/>
+            <wp:effectExtent l="0" t="0" r="0" b="635"/>
+            <wp:docPr id="845240420" name="Picture 8"/>
+            <wp:cNvGraphicFramePr>
+              <a:graphicFrameLocks xmlns:a="http://schemas.openxmlformats.org/drawingml/2006/main" noChangeAspect="1"/>
+            </wp:cNvGraphicFramePr>
+            <a:graphic xmlns:a="http://schemas.openxmlformats.org/drawingml/2006/main">
+              <a:graphicData uri="http://schemas.openxmlformats.org/drawingml/2006/picture">
+                <pic:pic xmlns:pic="http://schemas.openxmlformats.org/drawingml/2006/picture">
+                  <pic:nvPicPr>
+                    <pic:cNvPr id="845240420" name="Picture 8"/>
+                    <pic:cNvPicPr/>
+                  </pic:nvPicPr>
+                  <pic:blipFill>
+                    <a:blip r:embed="rId90" cstate="print">
+                      <a:extLst>
+                        <a:ext uri="{28A0092B-C50C-407E-A947-70E740481C1C}">
+                          <a14:useLocalDpi xmlns:a14="http://schemas.microsoft.com/office/drawing/2010/main" val="0"/>
+                        </a:ext>
+                      </a:extLst>
+                    </a:blip>
+                    <a:stretch>
+                      <a:fillRect/>
+                    </a:stretch>
+                  </pic:blipFill>
+                  <pic:spPr>
+                    <a:xfrm>
+                      <a:off x="0" y="0"/>
+                      <a:ext cx="3983027" cy="2684854"/>
+                    </a:xfrm>
+                    <a:prstGeom prst="rect">
+                      <a:avLst/>
+                    </a:prstGeom>
+                  </pic:spPr>
+                </pic:pic>
+              </a:graphicData>
+            </a:graphic>
+          </wp:inline>
+        </w:drawing>
+      </w:r>
+    </w:p>
+    <w:p>
+      <w:pPr>
+        <w:pStyle w:val="Descripcin"/>
+        <w:keepNext w:val="0"/>
+        <w:widowControl w:val="0"/>
+        <w:jc w:val="center"/>
         <w:rPr>
           <w:rFonts w:asciiTheme="minorHAnsi" w:eastAsia="Segoe UI" w:hAnsiTheme="minorHAnsi" w:cstheme="minorHAnsi"/>
           <w:color w:val="6B7280"/>
         </w:rPr>
-        <w:fldChar w:fldCharType="separate"/>
-      </w:r>
-      <w:r>
-        <w:rPr>
-          <w:rFonts w:asciiTheme="minorHAnsi" w:eastAsia="Segoe UI" w:hAnsiTheme="minorHAnsi" w:cstheme="minorHAnsi"/>
-          <w:noProof/>
-          <w:color w:val="6B7280"/>
-        </w:rPr>
-        <w:t>7</w:t>
-      </w:r>
+      </w:pPr>
       <w:r>
         <w:rPr>
           <w:rFonts w:asciiTheme="minorHAnsi" w:eastAsia="Segoe UI" w:hAnsiTheme="minorHAnsi" w:cstheme="minorHAnsi"/>
           <w:color w:val="6B7280"/>
         </w:rPr>
-        <w:fldChar w:fldCharType="end"/>
+        <w:t xml:space="preserve">Figura </w:t>
       </w:r>
       <w:r>
         <w:rPr>
           <w:rFonts w:asciiTheme="minorHAnsi" w:eastAsia="Segoe UI" w:hAnsiTheme="minorHAnsi" w:cstheme="minorHAnsi"/>
           <w:color w:val="6B7280"/>
         </w:rPr>
-        <w:t>. Diagrama Entidad-Relación de la DB</w:t>
-      </w:r>
-    </w:p>
-    <w:p>
-      <w:pPr>
-        <w:keepNext w:val="0"/>
-        <w:widowControl w:val="0"/>
-        <w:rPr>
-          <w:rFonts w:eastAsia="Segoe UI"/>
-        </w:rPr>
-      </w:pPr>
-    </w:p>
-    <w:p>
-      <w:pPr>
-        <w:keepNext w:val="0"/>
-        <w:widowControl w:val="0"/>
-        <w:rPr>
-          <w:rFonts w:eastAsia="Segoe UI"/>
-        </w:rPr>
-      </w:pPr>
+        <w:t>9</w:t>
+      </w:r>
+      <w:r>
+        <w:rPr>
+          <w:rFonts w:asciiTheme="minorHAnsi" w:eastAsia="Segoe UI" w:hAnsiTheme="minorHAnsi" w:cstheme="minorHAnsi"/>
+          <w:color w:val="6B7280"/>
+        </w:rPr>
+        <w:t xml:space="preserve">. </w:t>
+      </w:r>
+      <w:r>
+        <w:rPr>
+          <w:rFonts w:asciiTheme="minorHAnsi" w:eastAsia="Segoe UI" w:hAnsiTheme="minorHAnsi" w:cstheme="minorHAnsi"/>
+          <w:color w:val="6B7280"/>
+        </w:rPr>
+        <w:t>Modelo Relacional</w:t>
+      </w:r>
+      <w:r>
+        <w:rPr>
+          <w:rFonts w:asciiTheme="minorHAnsi" w:eastAsia="Segoe UI" w:hAnsiTheme="minorHAnsi" w:cstheme="minorHAnsi"/>
+          <w:color w:val="6B7280"/>
+        </w:rPr>
+        <w:t xml:space="preserve"> de la DB</w:t>
+      </w:r>
     </w:p>
     <w:p>
       <w:pPr>
@@ -15786,7 +16216,28 @@
           <w:color w:val="212121"/>
           <w:sz w:val="24"/>
         </w:rPr>
-        <w:t xml:space="preserve">3.3.1. </w:t>
+        <w:lastRenderedPageBreak/>
+        <w:t>3.</w:t>
+      </w:r>
+      <w:r>
+        <w:rPr>
+          <w:rFonts w:ascii="Segoe UI" w:eastAsia="Segoe UI" w:hAnsi="Segoe UI" w:cs="Segoe UI"/>
+          <w:b/>
+          <w:bCs/>
+          <w:color w:val="212121"/>
+          <w:sz w:val="24"/>
+        </w:rPr>
+        <w:t>4</w:t>
+      </w:r>
+      <w:r>
+        <w:rPr>
+          <w:rFonts w:ascii="Segoe UI" w:eastAsia="Segoe UI" w:hAnsi="Segoe UI" w:cs="Segoe UI"/>
+          <w:b/>
+          <w:bCs/>
+          <w:color w:val="212121"/>
+          <w:sz w:val="24"/>
+        </w:rPr>
+        <w:t xml:space="preserve">.1. </w:t>
       </w:r>
       <w:r>
         <w:rPr>
@@ -16533,6 +16984,7 @@
         <w:widowControl w:val="0"/>
         <w:shd w:val="clear" w:color="auto" w:fill="FFFFFF" w:themeFill="background1"/>
         <w:spacing w:after="48"/>
+        <w:ind w:left="708"/>
         <w:jc w:val="both"/>
         <w:rPr>
           <w:rFonts w:ascii="Segoe UI" w:eastAsia="Segoe UI" w:hAnsi="Segoe UI" w:cs="Segoe UI"/>
@@ -16542,15 +16994,7 @@
           <w:sz w:val="24"/>
         </w:rPr>
       </w:pPr>
-    </w:p>
-    <w:p>
-      <w:pPr>
-        <w:keepNext w:val="0"/>
-        <w:widowControl w:val="0"/>
-        <w:shd w:val="clear" w:color="auto" w:fill="FFFFFF" w:themeFill="background1"/>
-        <w:spacing w:after="48"/>
-        <w:ind w:left="708"/>
-        <w:jc w:val="both"/>
+      <w:r>
         <w:rPr>
           <w:rFonts w:ascii="Segoe UI" w:eastAsia="Segoe UI" w:hAnsi="Segoe UI" w:cs="Segoe UI"/>
           <w:b/>
@@ -16558,7 +17002,8 @@
           <w:color w:val="212121"/>
           <w:sz w:val="24"/>
         </w:rPr>
-      </w:pPr>
+        <w:t>3.</w:t>
+      </w:r>
       <w:r>
         <w:rPr>
           <w:rFonts w:ascii="Segoe UI" w:eastAsia="Segoe UI" w:hAnsi="Segoe UI" w:cs="Segoe UI"/>
@@ -16567,8 +17012,17 @@
           <w:color w:val="212121"/>
           <w:sz w:val="24"/>
         </w:rPr>
-        <w:lastRenderedPageBreak/>
-        <w:t>3.3.</w:t>
+        <w:t>4</w:t>
+      </w:r>
+      <w:r>
+        <w:rPr>
+          <w:rFonts w:ascii="Segoe UI" w:eastAsia="Segoe UI" w:hAnsi="Segoe UI" w:cs="Segoe UI"/>
+          <w:b/>
+          <w:bCs/>
+          <w:color w:val="212121"/>
+          <w:sz w:val="24"/>
+        </w:rPr>
+        <w:t>.</w:t>
       </w:r>
       <w:r>
         <w:rPr>
@@ -17029,25 +17483,14 @@
                 <w:szCs w:val="19"/>
               </w:rPr>
             </w:pPr>
-            <w:proofErr w:type="spellStart"/>
-            <w:r>
-              <w:rPr>
-                <w:rFonts w:ascii="Segoe UI" w:hAnsi="Segoe UI" w:cs="Segoe UI"/>
-                <w:color w:val="000000"/>
-                <w:sz w:val="19"/>
-                <w:szCs w:val="19"/>
-              </w:rPr>
-              <w:t>Ej</w:t>
-            </w:r>
-            <w:proofErr w:type="spellEnd"/>
-            <w:r>
-              <w:rPr>
-                <w:rFonts w:ascii="Segoe UI" w:hAnsi="Segoe UI" w:cs="Segoe UI"/>
-                <w:color w:val="000000"/>
-                <w:sz w:val="19"/>
-                <w:szCs w:val="19"/>
-              </w:rPr>
-              <w:t>: '100m', 'Lanzamiento Peso'.</w:t>
+            <w:r>
+              <w:rPr>
+                <w:rFonts w:ascii="Segoe UI" w:hAnsi="Segoe UI" w:cs="Segoe UI"/>
+                <w:color w:val="000000"/>
+                <w:sz w:val="19"/>
+                <w:szCs w:val="19"/>
+              </w:rPr>
+              <w:t>Ej: '100m', 'Lanzamiento Peso'.</w:t>
             </w:r>
           </w:p>
         </w:tc>
@@ -17223,7 +17666,27 @@
           <w:color w:val="212121"/>
           <w:sz w:val="24"/>
         </w:rPr>
-        <w:t>3.3.</w:t>
+        <w:t>3.</w:t>
+      </w:r>
+      <w:r>
+        <w:rPr>
+          <w:rFonts w:ascii="Segoe UI" w:eastAsia="Segoe UI" w:hAnsi="Segoe UI" w:cs="Segoe UI"/>
+          <w:b/>
+          <w:bCs/>
+          <w:color w:val="212121"/>
+          <w:sz w:val="24"/>
+        </w:rPr>
+        <w:t>4</w:t>
+      </w:r>
+      <w:r>
+        <w:rPr>
+          <w:rFonts w:ascii="Segoe UI" w:eastAsia="Segoe UI" w:hAnsi="Segoe UI" w:cs="Segoe UI"/>
+          <w:b/>
+          <w:bCs/>
+          <w:color w:val="212121"/>
+          <w:sz w:val="24"/>
+        </w:rPr>
+        <w:t>.</w:t>
       </w:r>
       <w:r>
         <w:rPr>
@@ -18110,30 +18573,131 @@
                 <w:szCs w:val="19"/>
               </w:rPr>
             </w:pPr>
-            <w:proofErr w:type="spellStart"/>
-            <w:r>
-              <w:rPr>
-                <w:rFonts w:ascii="Segoe UI" w:hAnsi="Segoe UI" w:cs="Segoe UI"/>
-                <w:color w:val="000000"/>
-                <w:sz w:val="19"/>
-                <w:szCs w:val="19"/>
-              </w:rPr>
-              <w:t>Ej</w:t>
-            </w:r>
-            <w:proofErr w:type="spellEnd"/>
-            <w:r>
-              <w:rPr>
-                <w:rFonts w:ascii="Segoe UI" w:hAnsi="Segoe UI" w:cs="Segoe UI"/>
-                <w:color w:val="000000"/>
-                <w:sz w:val="19"/>
-                <w:szCs w:val="19"/>
-              </w:rPr>
-              <w:t>: '0.84m', '4kg', etc.</w:t>
+            <w:r>
+              <w:rPr>
+                <w:rFonts w:ascii="Segoe UI" w:hAnsi="Segoe UI" w:cs="Segoe UI"/>
+                <w:color w:val="000000"/>
+                <w:sz w:val="19"/>
+                <w:szCs w:val="19"/>
+              </w:rPr>
+              <w:t>Ej: '0.84m', '4kg', etc.</w:t>
             </w:r>
           </w:p>
         </w:tc>
       </w:tr>
     </w:tbl>
+    <w:p>
+      <w:pPr>
+        <w:keepNext w:val="0"/>
+        <w:widowControl w:val="0"/>
+        <w:shd w:val="clear" w:color="auto" w:fill="FFFFFF" w:themeFill="background1"/>
+        <w:spacing w:after="48"/>
+        <w:jc w:val="both"/>
+        <w:rPr>
+          <w:rFonts w:ascii="Segoe UI" w:eastAsia="Segoe UI" w:hAnsi="Segoe UI" w:cs="Segoe UI"/>
+          <w:b/>
+          <w:bCs/>
+          <w:color w:val="212121"/>
+          <w:sz w:val="24"/>
+        </w:rPr>
+      </w:pPr>
+    </w:p>
+    <w:p>
+      <w:pPr>
+        <w:keepNext w:val="0"/>
+        <w:widowControl w:val="0"/>
+        <w:shd w:val="clear" w:color="auto" w:fill="FFFFFF" w:themeFill="background1"/>
+        <w:spacing w:after="48"/>
+        <w:jc w:val="both"/>
+        <w:rPr>
+          <w:rFonts w:ascii="Segoe UI" w:eastAsia="Segoe UI" w:hAnsi="Segoe UI" w:cs="Segoe UI"/>
+          <w:b/>
+          <w:bCs/>
+          <w:color w:val="212121"/>
+          <w:sz w:val="24"/>
+        </w:rPr>
+      </w:pPr>
+    </w:p>
+    <w:p>
+      <w:pPr>
+        <w:keepNext w:val="0"/>
+        <w:widowControl w:val="0"/>
+        <w:shd w:val="clear" w:color="auto" w:fill="FFFFFF" w:themeFill="background1"/>
+        <w:spacing w:after="48"/>
+        <w:jc w:val="both"/>
+        <w:rPr>
+          <w:rFonts w:ascii="Segoe UI" w:eastAsia="Segoe UI" w:hAnsi="Segoe UI" w:cs="Segoe UI"/>
+          <w:b/>
+          <w:bCs/>
+          <w:color w:val="212121"/>
+          <w:sz w:val="24"/>
+        </w:rPr>
+      </w:pPr>
+    </w:p>
+    <w:p>
+      <w:pPr>
+        <w:keepNext w:val="0"/>
+        <w:widowControl w:val="0"/>
+        <w:shd w:val="clear" w:color="auto" w:fill="FFFFFF" w:themeFill="background1"/>
+        <w:spacing w:after="48"/>
+        <w:jc w:val="both"/>
+        <w:rPr>
+          <w:rFonts w:ascii="Segoe UI" w:eastAsia="Segoe UI" w:hAnsi="Segoe UI" w:cs="Segoe UI"/>
+          <w:b/>
+          <w:bCs/>
+          <w:color w:val="212121"/>
+          <w:sz w:val="24"/>
+        </w:rPr>
+      </w:pPr>
+    </w:p>
+    <w:p>
+      <w:pPr>
+        <w:keepNext w:val="0"/>
+        <w:widowControl w:val="0"/>
+        <w:shd w:val="clear" w:color="auto" w:fill="FFFFFF" w:themeFill="background1"/>
+        <w:spacing w:after="48"/>
+        <w:jc w:val="both"/>
+        <w:rPr>
+          <w:rFonts w:ascii="Segoe UI" w:eastAsia="Segoe UI" w:hAnsi="Segoe UI" w:cs="Segoe UI"/>
+          <w:b/>
+          <w:bCs/>
+          <w:color w:val="212121"/>
+          <w:sz w:val="24"/>
+        </w:rPr>
+      </w:pPr>
+    </w:p>
+    <w:p>
+      <w:pPr>
+        <w:keepNext w:val="0"/>
+        <w:widowControl w:val="0"/>
+        <w:shd w:val="clear" w:color="auto" w:fill="FFFFFF" w:themeFill="background1"/>
+        <w:spacing w:after="48"/>
+        <w:jc w:val="both"/>
+        <w:rPr>
+          <w:rFonts w:ascii="Segoe UI" w:eastAsia="Segoe UI" w:hAnsi="Segoe UI" w:cs="Segoe UI"/>
+          <w:b/>
+          <w:bCs/>
+          <w:color w:val="212121"/>
+          <w:sz w:val="24"/>
+        </w:rPr>
+      </w:pPr>
+    </w:p>
+    <w:p>
+      <w:pPr>
+        <w:keepNext w:val="0"/>
+        <w:widowControl w:val="0"/>
+        <w:shd w:val="clear" w:color="auto" w:fill="FFFFFF" w:themeFill="background1"/>
+        <w:spacing w:after="48"/>
+        <w:jc w:val="both"/>
+        <w:rPr>
+          <w:rFonts w:ascii="Segoe UI" w:eastAsia="Segoe UI" w:hAnsi="Segoe UI" w:cs="Segoe UI"/>
+          <w:b/>
+          <w:bCs/>
+          <w:color w:val="212121"/>
+          <w:sz w:val="24"/>
+        </w:rPr>
+      </w:pPr>
+    </w:p>
     <w:p>
       <w:pPr>
         <w:keepNext w:val="0"/>
@@ -18174,7 +18738,28 @@
           <w:color w:val="212121"/>
           <w:sz w:val="24"/>
         </w:rPr>
-        <w:t>3.3.</w:t>
+        <w:lastRenderedPageBreak/>
+        <w:t>3.</w:t>
+      </w:r>
+      <w:r>
+        <w:rPr>
+          <w:rFonts w:ascii="Segoe UI" w:eastAsia="Segoe UI" w:hAnsi="Segoe UI" w:cs="Segoe UI"/>
+          <w:b/>
+          <w:bCs/>
+          <w:color w:val="212121"/>
+          <w:sz w:val="24"/>
+        </w:rPr>
+        <w:t>4</w:t>
+      </w:r>
+      <w:r>
+        <w:rPr>
+          <w:rFonts w:ascii="Segoe UI" w:eastAsia="Segoe UI" w:hAnsi="Segoe UI" w:cs="Segoe UI"/>
+          <w:b/>
+          <w:bCs/>
+          <w:color w:val="212121"/>
+          <w:sz w:val="24"/>
+        </w:rPr>
+        <w:t>.</w:t>
       </w:r>
       <w:r>
         <w:rPr>
@@ -19696,7 +20281,15 @@
           <w:sz w:val="24"/>
         </w:rPr>
       </w:pPr>
-      <w:r>
+    </w:p>
+    <w:p>
+      <w:pPr>
+        <w:keepNext w:val="0"/>
+        <w:widowControl w:val="0"/>
+        <w:shd w:val="clear" w:color="auto" w:fill="FFFFFF" w:themeFill="background1"/>
+        <w:spacing w:after="48"/>
+        <w:ind w:left="708"/>
+        <w:jc w:val="both"/>
         <w:rPr>
           <w:rFonts w:ascii="Segoe UI" w:eastAsia="Segoe UI" w:hAnsi="Segoe UI" w:cs="Segoe UI"/>
           <w:b/>
@@ -19704,8 +20297,36 @@
           <w:color w:val="212121"/>
           <w:sz w:val="24"/>
         </w:rPr>
-        <w:lastRenderedPageBreak/>
-        <w:t xml:space="preserve">3.3.5. </w:t>
+      </w:pPr>
+      <w:r>
+        <w:rPr>
+          <w:rFonts w:ascii="Segoe UI" w:eastAsia="Segoe UI" w:hAnsi="Segoe UI" w:cs="Segoe UI"/>
+          <w:b/>
+          <w:bCs/>
+          <w:color w:val="212121"/>
+          <w:sz w:val="24"/>
+        </w:rPr>
+        <w:t>3.</w:t>
+      </w:r>
+      <w:r>
+        <w:rPr>
+          <w:rFonts w:ascii="Segoe UI" w:eastAsia="Segoe UI" w:hAnsi="Segoe UI" w:cs="Segoe UI"/>
+          <w:b/>
+          <w:bCs/>
+          <w:color w:val="212121"/>
+          <w:sz w:val="24"/>
+        </w:rPr>
+        <w:t>4</w:t>
+      </w:r>
+      <w:r>
+        <w:rPr>
+          <w:rFonts w:ascii="Segoe UI" w:eastAsia="Segoe UI" w:hAnsi="Segoe UI" w:cs="Segoe UI"/>
+          <w:b/>
+          <w:bCs/>
+          <w:color w:val="212121"/>
+          <w:sz w:val="24"/>
+        </w:rPr>
+        <w:t xml:space="preserve">.5. </w:t>
       </w:r>
       <w:r>
         <w:rPr>
@@ -20566,6 +21187,126 @@
         <w:widowControl w:val="0"/>
         <w:shd w:val="clear" w:color="auto" w:fill="FFFFFF" w:themeFill="background1"/>
         <w:spacing w:after="48"/>
+        <w:ind w:firstLine="708"/>
+        <w:jc w:val="both"/>
+        <w:rPr>
+          <w:rFonts w:ascii="Segoe UI" w:eastAsia="Segoe UI" w:hAnsi="Segoe UI" w:cs="Segoe UI"/>
+          <w:color w:val="212121"/>
+          <w:sz w:val="24"/>
+        </w:rPr>
+      </w:pPr>
+    </w:p>
+    <w:p>
+      <w:pPr>
+        <w:keepNext w:val="0"/>
+        <w:widowControl w:val="0"/>
+        <w:shd w:val="clear" w:color="auto" w:fill="FFFFFF" w:themeFill="background1"/>
+        <w:spacing w:after="48"/>
+        <w:ind w:firstLine="708"/>
+        <w:jc w:val="both"/>
+        <w:rPr>
+          <w:rFonts w:ascii="Segoe UI" w:eastAsia="Segoe UI" w:hAnsi="Segoe UI" w:cs="Segoe UI"/>
+          <w:color w:val="212121"/>
+          <w:sz w:val="24"/>
+        </w:rPr>
+      </w:pPr>
+    </w:p>
+    <w:p>
+      <w:pPr>
+        <w:keepNext w:val="0"/>
+        <w:widowControl w:val="0"/>
+        <w:shd w:val="clear" w:color="auto" w:fill="FFFFFF" w:themeFill="background1"/>
+        <w:spacing w:after="48"/>
+        <w:ind w:firstLine="708"/>
+        <w:jc w:val="both"/>
+        <w:rPr>
+          <w:rFonts w:ascii="Segoe UI" w:eastAsia="Segoe UI" w:hAnsi="Segoe UI" w:cs="Segoe UI"/>
+          <w:color w:val="212121"/>
+          <w:sz w:val="24"/>
+        </w:rPr>
+      </w:pPr>
+    </w:p>
+    <w:p>
+      <w:pPr>
+        <w:keepNext w:val="0"/>
+        <w:widowControl w:val="0"/>
+        <w:shd w:val="clear" w:color="auto" w:fill="FFFFFF" w:themeFill="background1"/>
+        <w:spacing w:after="48"/>
+        <w:ind w:firstLine="708"/>
+        <w:jc w:val="both"/>
+        <w:rPr>
+          <w:rFonts w:ascii="Segoe UI" w:eastAsia="Segoe UI" w:hAnsi="Segoe UI" w:cs="Segoe UI"/>
+          <w:color w:val="212121"/>
+          <w:sz w:val="24"/>
+        </w:rPr>
+      </w:pPr>
+    </w:p>
+    <w:p>
+      <w:pPr>
+        <w:keepNext w:val="0"/>
+        <w:widowControl w:val="0"/>
+        <w:shd w:val="clear" w:color="auto" w:fill="FFFFFF" w:themeFill="background1"/>
+        <w:spacing w:after="48"/>
+        <w:ind w:firstLine="708"/>
+        <w:jc w:val="both"/>
+        <w:rPr>
+          <w:rFonts w:ascii="Segoe UI" w:eastAsia="Segoe UI" w:hAnsi="Segoe UI" w:cs="Segoe UI"/>
+          <w:color w:val="212121"/>
+          <w:sz w:val="24"/>
+        </w:rPr>
+      </w:pPr>
+    </w:p>
+    <w:p>
+      <w:pPr>
+        <w:keepNext w:val="0"/>
+        <w:widowControl w:val="0"/>
+        <w:shd w:val="clear" w:color="auto" w:fill="FFFFFF" w:themeFill="background1"/>
+        <w:spacing w:after="48"/>
+        <w:ind w:firstLine="708"/>
+        <w:jc w:val="both"/>
+        <w:rPr>
+          <w:rFonts w:ascii="Segoe UI" w:eastAsia="Segoe UI" w:hAnsi="Segoe UI" w:cs="Segoe UI"/>
+          <w:color w:val="212121"/>
+          <w:sz w:val="24"/>
+        </w:rPr>
+      </w:pPr>
+    </w:p>
+    <w:p>
+      <w:pPr>
+        <w:keepNext w:val="0"/>
+        <w:widowControl w:val="0"/>
+        <w:shd w:val="clear" w:color="auto" w:fill="FFFFFF" w:themeFill="background1"/>
+        <w:spacing w:after="48"/>
+        <w:ind w:firstLine="708"/>
+        <w:jc w:val="both"/>
+        <w:rPr>
+          <w:rFonts w:ascii="Segoe UI" w:eastAsia="Segoe UI" w:hAnsi="Segoe UI" w:cs="Segoe UI"/>
+          <w:color w:val="212121"/>
+          <w:sz w:val="24"/>
+        </w:rPr>
+      </w:pPr>
+    </w:p>
+    <w:p>
+      <w:pPr>
+        <w:keepNext w:val="0"/>
+        <w:widowControl w:val="0"/>
+        <w:shd w:val="clear" w:color="auto" w:fill="FFFFFF" w:themeFill="background1"/>
+        <w:spacing w:after="48"/>
+        <w:ind w:firstLine="708"/>
+        <w:jc w:val="both"/>
+        <w:rPr>
+          <w:rFonts w:ascii="Segoe UI" w:eastAsia="Segoe UI" w:hAnsi="Segoe UI" w:cs="Segoe UI"/>
+          <w:color w:val="212121"/>
+          <w:sz w:val="24"/>
+        </w:rPr>
+      </w:pPr>
+    </w:p>
+    <w:p>
+      <w:pPr>
+        <w:keepNext w:val="0"/>
+        <w:widowControl w:val="0"/>
+        <w:shd w:val="clear" w:color="auto" w:fill="FFFFFF" w:themeFill="background1"/>
+        <w:spacing w:after="48"/>
         <w:ind w:left="708"/>
         <w:jc w:val="both"/>
         <w:rPr>
@@ -20584,7 +21325,28 @@
           <w:color w:val="212121"/>
           <w:sz w:val="24"/>
         </w:rPr>
-        <w:t>3.3.</w:t>
+        <w:lastRenderedPageBreak/>
+        <w:t>3.</w:t>
+      </w:r>
+      <w:r>
+        <w:rPr>
+          <w:rFonts w:ascii="Segoe UI" w:eastAsia="Segoe UI" w:hAnsi="Segoe UI" w:cs="Segoe UI"/>
+          <w:b/>
+          <w:bCs/>
+          <w:color w:val="212121"/>
+          <w:sz w:val="24"/>
+        </w:rPr>
+        <w:t>4</w:t>
+      </w:r>
+      <w:r>
+        <w:rPr>
+          <w:rFonts w:ascii="Segoe UI" w:eastAsia="Segoe UI" w:hAnsi="Segoe UI" w:cs="Segoe UI"/>
+          <w:b/>
+          <w:bCs/>
+          <w:color w:val="212121"/>
+          <w:sz w:val="24"/>
+        </w:rPr>
+        <w:t>.</w:t>
       </w:r>
       <w:r>
         <w:rPr>
@@ -21446,202 +22208,6 @@
     </w:tbl>
     <w:p>
       <w:pPr>
-        <w:keepNext w:val="0"/>
-        <w:widowControl w:val="0"/>
-        <w:shd w:val="clear" w:color="auto" w:fill="FFFFFF" w:themeFill="background1"/>
-        <w:spacing w:after="48"/>
-        <w:jc w:val="both"/>
-        <w:rPr>
-          <w:rFonts w:ascii="Segoe UI" w:eastAsia="Segoe UI" w:hAnsi="Segoe UI" w:cs="Segoe UI"/>
-          <w:color w:val="212121"/>
-          <w:sz w:val="24"/>
-        </w:rPr>
-      </w:pPr>
-    </w:p>
-    <w:p>
-      <w:pPr>
-        <w:keepNext w:val="0"/>
-        <w:widowControl w:val="0"/>
-        <w:shd w:val="clear" w:color="auto" w:fill="FFFFFF" w:themeFill="background1"/>
-        <w:spacing w:after="48"/>
-        <w:jc w:val="both"/>
-        <w:rPr>
-          <w:rFonts w:ascii="Segoe UI" w:eastAsia="Segoe UI" w:hAnsi="Segoe UI" w:cs="Segoe UI"/>
-          <w:color w:val="212121"/>
-          <w:sz w:val="24"/>
-        </w:rPr>
-      </w:pPr>
-    </w:p>
-    <w:p>
-      <w:pPr>
-        <w:keepNext w:val="0"/>
-        <w:widowControl w:val="0"/>
-        <w:shd w:val="clear" w:color="auto" w:fill="FFFFFF" w:themeFill="background1"/>
-        <w:spacing w:after="48"/>
-        <w:jc w:val="both"/>
-        <w:rPr>
-          <w:rFonts w:ascii="Segoe UI" w:eastAsia="Segoe UI" w:hAnsi="Segoe UI" w:cs="Segoe UI"/>
-          <w:color w:val="212121"/>
-          <w:sz w:val="24"/>
-        </w:rPr>
-      </w:pPr>
-    </w:p>
-    <w:p>
-      <w:pPr>
-        <w:keepNext w:val="0"/>
-        <w:widowControl w:val="0"/>
-        <w:shd w:val="clear" w:color="auto" w:fill="FFFFFF" w:themeFill="background1"/>
-        <w:spacing w:after="48"/>
-        <w:jc w:val="both"/>
-        <w:rPr>
-          <w:rFonts w:ascii="Segoe UI" w:eastAsia="Segoe UI" w:hAnsi="Segoe UI" w:cs="Segoe UI"/>
-          <w:color w:val="212121"/>
-          <w:sz w:val="24"/>
-        </w:rPr>
-      </w:pPr>
-    </w:p>
-    <w:p>
-      <w:pPr>
-        <w:keepNext w:val="0"/>
-        <w:widowControl w:val="0"/>
-        <w:shd w:val="clear" w:color="auto" w:fill="FFFFFF" w:themeFill="background1"/>
-        <w:spacing w:after="48"/>
-        <w:jc w:val="both"/>
-        <w:rPr>
-          <w:rFonts w:ascii="Segoe UI" w:eastAsia="Segoe UI" w:hAnsi="Segoe UI" w:cs="Segoe UI"/>
-          <w:color w:val="212121"/>
-          <w:sz w:val="24"/>
-        </w:rPr>
-      </w:pPr>
-    </w:p>
-    <w:p>
-      <w:pPr>
-        <w:keepNext w:val="0"/>
-        <w:widowControl w:val="0"/>
-        <w:shd w:val="clear" w:color="auto" w:fill="FFFFFF" w:themeFill="background1"/>
-        <w:spacing w:after="48"/>
-        <w:jc w:val="both"/>
-        <w:rPr>
-          <w:rFonts w:ascii="Segoe UI" w:eastAsia="Segoe UI" w:hAnsi="Segoe UI" w:cs="Segoe UI"/>
-          <w:color w:val="212121"/>
-          <w:sz w:val="24"/>
-        </w:rPr>
-      </w:pPr>
-    </w:p>
-    <w:p>
-      <w:pPr>
-        <w:keepNext w:val="0"/>
-        <w:widowControl w:val="0"/>
-        <w:shd w:val="clear" w:color="auto" w:fill="FFFFFF" w:themeFill="background1"/>
-        <w:spacing w:after="48"/>
-        <w:jc w:val="both"/>
-        <w:rPr>
-          <w:rFonts w:ascii="Segoe UI" w:eastAsia="Segoe UI" w:hAnsi="Segoe UI" w:cs="Segoe UI"/>
-          <w:color w:val="212121"/>
-          <w:sz w:val="24"/>
-        </w:rPr>
-      </w:pPr>
-    </w:p>
-    <w:p>
-      <w:pPr>
-        <w:keepNext w:val="0"/>
-        <w:widowControl w:val="0"/>
-        <w:shd w:val="clear" w:color="auto" w:fill="FFFFFF" w:themeFill="background1"/>
-        <w:spacing w:after="48"/>
-        <w:jc w:val="both"/>
-        <w:rPr>
-          <w:rFonts w:ascii="Segoe UI" w:eastAsia="Segoe UI" w:hAnsi="Segoe UI" w:cs="Segoe UI"/>
-          <w:color w:val="212121"/>
-          <w:sz w:val="24"/>
-        </w:rPr>
-      </w:pPr>
-    </w:p>
-    <w:p>
-      <w:pPr>
-        <w:keepNext w:val="0"/>
-        <w:widowControl w:val="0"/>
-        <w:shd w:val="clear" w:color="auto" w:fill="FFFFFF" w:themeFill="background1"/>
-        <w:spacing w:after="48"/>
-        <w:jc w:val="both"/>
-        <w:rPr>
-          <w:rFonts w:ascii="Segoe UI" w:eastAsia="Segoe UI" w:hAnsi="Segoe UI" w:cs="Segoe UI"/>
-          <w:color w:val="212121"/>
-          <w:sz w:val="24"/>
-        </w:rPr>
-      </w:pPr>
-    </w:p>
-    <w:p>
-      <w:pPr>
-        <w:keepNext w:val="0"/>
-        <w:widowControl w:val="0"/>
-        <w:shd w:val="clear" w:color="auto" w:fill="FFFFFF" w:themeFill="background1"/>
-        <w:spacing w:after="48"/>
-        <w:jc w:val="both"/>
-        <w:rPr>
-          <w:rFonts w:ascii="Segoe UI" w:eastAsia="Segoe UI" w:hAnsi="Segoe UI" w:cs="Segoe UI"/>
-          <w:color w:val="212121"/>
-          <w:sz w:val="24"/>
-        </w:rPr>
-      </w:pPr>
-    </w:p>
-    <w:p>
-      <w:pPr>
-        <w:keepNext w:val="0"/>
-        <w:widowControl w:val="0"/>
-        <w:shd w:val="clear" w:color="auto" w:fill="FFFFFF" w:themeFill="background1"/>
-        <w:spacing w:after="48"/>
-        <w:jc w:val="both"/>
-        <w:rPr>
-          <w:rFonts w:ascii="Segoe UI" w:eastAsia="Segoe UI" w:hAnsi="Segoe UI" w:cs="Segoe UI"/>
-          <w:color w:val="212121"/>
-          <w:sz w:val="24"/>
-        </w:rPr>
-      </w:pPr>
-    </w:p>
-    <w:p>
-      <w:pPr>
-        <w:keepNext w:val="0"/>
-        <w:widowControl w:val="0"/>
-        <w:shd w:val="clear" w:color="auto" w:fill="FFFFFF" w:themeFill="background1"/>
-        <w:spacing w:after="48"/>
-        <w:jc w:val="both"/>
-        <w:rPr>
-          <w:rFonts w:ascii="Segoe UI" w:eastAsia="Segoe UI" w:hAnsi="Segoe UI" w:cs="Segoe UI"/>
-          <w:color w:val="212121"/>
-          <w:sz w:val="24"/>
-        </w:rPr>
-      </w:pPr>
-    </w:p>
-    <w:p>
-      <w:pPr>
-        <w:keepNext w:val="0"/>
-        <w:widowControl w:val="0"/>
-        <w:shd w:val="clear" w:color="auto" w:fill="FFFFFF" w:themeFill="background1"/>
-        <w:spacing w:after="48"/>
-        <w:jc w:val="both"/>
-        <w:rPr>
-          <w:rFonts w:ascii="Segoe UI" w:eastAsia="Segoe UI" w:hAnsi="Segoe UI" w:cs="Segoe UI"/>
-          <w:color w:val="212121"/>
-          <w:sz w:val="24"/>
-        </w:rPr>
-      </w:pPr>
-    </w:p>
-    <w:p>
-      <w:pPr>
-        <w:keepNext w:val="0"/>
-        <w:widowControl w:val="0"/>
-        <w:shd w:val="clear" w:color="auto" w:fill="FFFFFF" w:themeFill="background1"/>
-        <w:spacing w:after="48"/>
-        <w:jc w:val="both"/>
-        <w:rPr>
-          <w:rFonts w:ascii="Segoe UI" w:eastAsia="Segoe UI" w:hAnsi="Segoe UI" w:cs="Segoe UI"/>
-          <w:color w:val="212121"/>
-          <w:sz w:val="24"/>
-        </w:rPr>
-      </w:pPr>
-    </w:p>
-    <w:p>
-      <w:pPr>
         <w:pStyle w:val="Ttulo3"/>
         <w:keepNext w:val="0"/>
         <w:widowControl w:val="0"/>
@@ -21655,8 +22221,19 @@
         <w:rPr>
           <w:szCs w:val="24"/>
         </w:rPr>
-        <w:lastRenderedPageBreak/>
-        <w:t>3.4. Diseño de Interfaz (UI/UX)</w:t>
+        <w:t>3.</w:t>
+      </w:r>
+      <w:r>
+        <w:rPr>
+          <w:szCs w:val="24"/>
+        </w:rPr>
+        <w:t>5</w:t>
+      </w:r>
+      <w:r>
+        <w:rPr>
+          <w:szCs w:val="24"/>
+        </w:rPr>
+        <w:t>. Diseño de Interfaz (UI/UX)</w:t>
       </w:r>
     </w:p>
     <w:p>
@@ -21666,7 +22243,7 @@
         <w:widowControl w:val="0"/>
         <w:shd w:val="clear" w:color="auto" w:fill="FFFFFF" w:themeFill="background1"/>
         <w:spacing w:before="0" w:after="48"/>
-        <w:ind w:left="357"/>
+        <w:ind w:left="360"/>
         <w:rPr>
           <w:rFonts w:ascii="Segoe UI" w:eastAsia="Segoe UI" w:hAnsi="Segoe UI" w:cs="Segoe UI"/>
           <w:i w:val="0"/>
@@ -21683,28 +22260,7 @@
           <w:color w:val="212121"/>
           <w:sz w:val="24"/>
         </w:rPr>
-        <w:t>El diseño de la interfaz se ha planteado bajo el paradigma </w:t>
-      </w:r>
-      <w:r>
-        <w:rPr>
-          <w:rFonts w:ascii="Segoe UI" w:eastAsia="Segoe UI" w:hAnsi="Segoe UI" w:cs="Segoe UI"/>
-          <w:i w:val="0"/>
-          <w:iCs w:val="0"/>
-          <w:color w:val="212121"/>
-          <w:sz w:val="24"/>
-        </w:rPr>
-        <w:t>“</w:t>
-      </w:r>
-      <w:r>
-        <w:rPr>
-          <w:rFonts w:ascii="Segoe UI" w:eastAsia="Segoe UI" w:hAnsi="Segoe UI" w:cs="Segoe UI"/>
-          <w:bCs w:val="0"/>
-          <w:i w:val="0"/>
-          <w:iCs w:val="0"/>
-          <w:color w:val="212121"/>
-          <w:sz w:val="24"/>
-        </w:rPr>
-        <w:t>Mobile First</w:t>
+        <w:t xml:space="preserve">En esta fase se define la experiencia de usuario centrada exclusivamente en la </w:t>
       </w:r>
       <w:r>
         <w:rPr>
@@ -21715,7 +22271,7 @@
           <w:color w:val="212121"/>
           <w:sz w:val="24"/>
         </w:rPr>
-        <w:t>”</w:t>
+        <w:t>Página Principal (Landing/Home)</w:t>
       </w:r>
       <w:r>
         <w:rPr>
@@ -21725,7 +22281,7 @@
           <w:color w:val="212121"/>
           <w:sz w:val="24"/>
         </w:rPr>
-        <w:t>, garantizando que la aplicación web sea plenamente funcional y accesible desde dispositivos móviles, dado que los atletas y entrenadores la utilizarán frecuentemente a pie de pista durante los entrenamientos.</w:t>
+        <w:t>, siguiendo un proceso de diseño iterativo que evoluciona desde la estructura básica hasta el aspecto visual corporativo final.</w:t>
       </w:r>
     </w:p>
     <w:p>
@@ -21735,7 +22291,24 @@
         <w:widowControl w:val="0"/>
         <w:shd w:val="clear" w:color="auto" w:fill="FFFFFF" w:themeFill="background1"/>
         <w:spacing w:before="0" w:after="48"/>
-        <w:ind w:left="709"/>
+        <w:ind w:left="708"/>
+        <w:rPr>
+          <w:rFonts w:ascii="Segoe UI" w:eastAsia="Segoe UI" w:hAnsi="Segoe UI" w:cs="Segoe UI"/>
+          <w:i w:val="0"/>
+          <w:iCs w:val="0"/>
+          <w:color w:val="212121"/>
+          <w:sz w:val="24"/>
+        </w:rPr>
+      </w:pPr>
+    </w:p>
+    <w:p>
+      <w:pPr>
+        <w:pStyle w:val="Ttulo2"/>
+        <w:keepNext w:val="0"/>
+        <w:widowControl w:val="0"/>
+        <w:shd w:val="clear" w:color="auto" w:fill="FFFFFF" w:themeFill="background1"/>
+        <w:spacing w:before="0" w:after="48"/>
+        <w:ind w:left="708"/>
         <w:rPr>
           <w:rFonts w:ascii="Segoe UI" w:eastAsia="Segoe UI" w:hAnsi="Segoe UI" w:cs="Segoe UI"/>
           <w:b/>
@@ -21754,7 +22327,29 @@
           <w:color w:val="212121"/>
           <w:sz w:val="24"/>
         </w:rPr>
-        <w:t xml:space="preserve">3.4.1. </w:t>
+        <w:t>3.</w:t>
+      </w:r>
+      <w:r>
+        <w:rPr>
+          <w:rFonts w:ascii="Segoe UI" w:eastAsia="Segoe UI" w:hAnsi="Segoe UI" w:cs="Segoe UI"/>
+          <w:b/>
+          <w:i w:val="0"/>
+          <w:iCs w:val="0"/>
+          <w:color w:val="212121"/>
+          <w:sz w:val="24"/>
+        </w:rPr>
+        <w:t>5</w:t>
+      </w:r>
+      <w:r>
+        <w:rPr>
+          <w:rFonts w:ascii="Segoe UI" w:eastAsia="Segoe UI" w:hAnsi="Segoe UI" w:cs="Segoe UI"/>
+          <w:b/>
+          <w:i w:val="0"/>
+          <w:iCs w:val="0"/>
+          <w:color w:val="212121"/>
+          <w:sz w:val="24"/>
+        </w:rPr>
+        <w:t xml:space="preserve">.1. </w:t>
       </w:r>
       <w:r>
         <w:rPr>
@@ -21982,7 +22577,29 @@
           <w:color w:val="212121"/>
           <w:sz w:val="24"/>
         </w:rPr>
-        <w:t xml:space="preserve">3.4.2. </w:t>
+        <w:t>3.</w:t>
+      </w:r>
+      <w:r>
+        <w:rPr>
+          <w:rFonts w:ascii="Segoe UI" w:eastAsia="Segoe UI" w:hAnsi="Segoe UI" w:cs="Segoe UI"/>
+          <w:b/>
+          <w:i w:val="0"/>
+          <w:iCs w:val="0"/>
+          <w:color w:val="212121"/>
+          <w:sz w:val="24"/>
+        </w:rPr>
+        <w:t>5</w:t>
+      </w:r>
+      <w:r>
+        <w:rPr>
+          <w:rFonts w:ascii="Segoe UI" w:eastAsia="Segoe UI" w:hAnsi="Segoe UI" w:cs="Segoe UI"/>
+          <w:b/>
+          <w:i w:val="0"/>
+          <w:iCs w:val="0"/>
+          <w:color w:val="212121"/>
+          <w:sz w:val="24"/>
+        </w:rPr>
+        <w:t xml:space="preserve">.2. </w:t>
       </w:r>
       <w:r>
         <w:rPr>
@@ -22079,28 +22696,6 @@
           <w:sz w:val="24"/>
         </w:rPr>
       </w:pPr>
-      <w:r>
-        <w:rPr>
-          <w:rFonts w:ascii="Segoe UI" w:eastAsia="Segoe UI" w:hAnsi="Segoe UI" w:cs="Segoe UI"/>
-          <w:b/>
-          <w:i w:val="0"/>
-          <w:iCs w:val="0"/>
-          <w:color w:val="212121"/>
-          <w:sz w:val="24"/>
-        </w:rPr>
-        <w:t xml:space="preserve">3.4.3. </w:t>
-      </w:r>
-      <w:r>
-        <w:rPr>
-          <w:rFonts w:ascii="Segoe UI" w:eastAsia="Segoe UI" w:hAnsi="Segoe UI" w:cs="Segoe UI"/>
-          <w:b/>
-          <w:i w:val="0"/>
-          <w:iCs w:val="0"/>
-          <w:color w:val="212121"/>
-          <w:sz w:val="24"/>
-        </w:rPr>
-        <w:t>Prototipado y Experiencia de Usuario (UX)</w:t>
-      </w:r>
     </w:p>
     <w:p>
       <w:pPr>
@@ -22109,42 +22704,762 @@
         <w:widowControl w:val="0"/>
         <w:shd w:val="clear" w:color="auto" w:fill="FFFFFF" w:themeFill="background1"/>
         <w:spacing w:before="0" w:after="48"/>
-        <w:ind w:left="709"/>
-        <w:rPr>
-          <w:rFonts w:ascii="Segoe UI" w:eastAsia="Segoe UI" w:hAnsi="Segoe UI" w:cs="Segoe UI"/>
+        <w:ind w:left="708"/>
+        <w:rPr>
+          <w:rFonts w:ascii="Segoe UI" w:eastAsia="Segoe UI" w:hAnsi="Segoe UI" w:cs="Segoe UI"/>
+          <w:b/>
           <w:i w:val="0"/>
           <w:iCs w:val="0"/>
           <w:color w:val="212121"/>
           <w:sz w:val="24"/>
         </w:rPr>
       </w:pPr>
-      <w:r>
-        <w:rPr>
-          <w:rFonts w:ascii="Segoe UI" w:eastAsia="Segoe UI" w:hAnsi="Segoe UI" w:cs="Segoe UI"/>
-          <w:i w:val="0"/>
-          <w:iCs w:val="0"/>
-          <w:color w:val="212121"/>
-          <w:sz w:val="24"/>
-        </w:rPr>
-        <w:t>El diseño de las vistas principales (Wireframes) se plantea utilizando la herramienta Figma, con el objetivo de estructurar visualmente la interfaz y definir los flujos de navegación de cara a la codificación final de los componentes. Esta conceptualización se centra especialmente en procesos críticos como la inscripción o la subida documental, buscando reducir la fricción cognitiva mediante formularios guiados paso a paso y asegurando que la plataforma resulte intuitiva tanto para jóvenes atletas como para sus tutores legales.</w:t>
-      </w:r>
     </w:p>
     <w:p>
       <w:pPr>
         <w:pStyle w:val="Ttulo1"/>
         <w:sectPr>
-          <w:headerReference w:type="even" r:id="rId89"/>
-          <w:headerReference w:type="default" r:id="rId90"/>
-          <w:footerReference w:type="even" r:id="rId91"/>
-          <w:footerReference w:type="default" r:id="rId92"/>
-          <w:headerReference w:type="first" r:id="rId93"/>
-          <w:footerReference w:type="first" r:id="rId94"/>
+          <w:headerReference w:type="even" r:id="rId91"/>
+          <w:headerReference w:type="default" r:id="rId92"/>
+          <w:footerReference w:type="even" r:id="rId93"/>
+          <w:footerReference w:type="default" r:id="rId94"/>
+          <w:headerReference w:type="first" r:id="rId95"/>
+          <w:footerReference w:type="first" r:id="rId96"/>
           <w:pgSz w:w="11906" w:h="16838"/>
           <w:pgMar w:top="1418" w:right="1418" w:bottom="1418" w:left="1418" w:header="709" w:footer="709" w:gutter="0"/>
           <w:cols w:space="720"/>
           <w:formProt w:val="0"/>
           <w:docGrid w:linePitch="299"/>
         </w:sectPr>
+      </w:pPr>
+    </w:p>
+    <w:p>
+      <w:pPr>
+        <w:pStyle w:val="Ttulo2"/>
+        <w:keepNext w:val="0"/>
+        <w:widowControl w:val="0"/>
+        <w:shd w:val="clear" w:color="auto" w:fill="FFFFFF" w:themeFill="background1"/>
+        <w:spacing w:before="0" w:after="48"/>
+        <w:ind w:left="708"/>
+        <w:rPr>
+          <w:rFonts w:ascii="Segoe UI" w:eastAsia="Segoe UI" w:hAnsi="Segoe UI" w:cs="Segoe UI"/>
+          <w:b/>
+          <w:i w:val="0"/>
+          <w:iCs w:val="0"/>
+          <w:color w:val="212121"/>
+          <w:sz w:val="24"/>
+        </w:rPr>
+      </w:pPr>
+      <w:r>
+        <w:rPr>
+          <w:rFonts w:ascii="Segoe UI" w:eastAsia="Segoe UI" w:hAnsi="Segoe UI" w:cs="Segoe UI"/>
+          <w:b/>
+          <w:i w:val="0"/>
+          <w:iCs w:val="0"/>
+          <w:color w:val="212121"/>
+          <w:sz w:val="24"/>
+        </w:rPr>
+        <w:lastRenderedPageBreak/>
+        <w:t xml:space="preserve">3.5.3. </w:t>
+      </w:r>
+      <w:r>
+        <w:rPr>
+          <w:rFonts w:ascii="Segoe UI" w:eastAsia="Segoe UI" w:hAnsi="Segoe UI" w:cs="Segoe UI"/>
+          <w:b/>
+          <w:i w:val="0"/>
+          <w:iCs w:val="0"/>
+          <w:color w:val="212121"/>
+          <w:sz w:val="24"/>
+        </w:rPr>
+        <w:t>Prototipado y Experiencia de Usuario (UX)</w:t>
+      </w:r>
+    </w:p>
+    <w:p>
+      <w:pPr>
+        <w:pStyle w:val="Ttulo1"/>
+        <w:keepNext w:val="0"/>
+        <w:widowControl w:val="0"/>
+        <w:pBdr>
+          <w:bottom w:val="none" w:sz="0" w:space="0" w:color="auto"/>
+        </w:pBdr>
+        <w:spacing w:before="0" w:after="0"/>
+        <w:ind w:left="708"/>
+        <w:rPr>
+          <w:b w:val="0"/>
+          <w:color w:val="212121"/>
+          <w:sz w:val="24"/>
+          <w:szCs w:val="28"/>
+        </w:rPr>
+      </w:pPr>
+      <w:r>
+        <w:rPr>
+          <w:b w:val="0"/>
+          <w:color w:val="212121"/>
+          <w:sz w:val="24"/>
+          <w:szCs w:val="28"/>
+        </w:rPr>
+        <w:t>El diseño se ha planteado utilizando la herramienta Figma, partiendo de un esquema estructural (</w:t>
+      </w:r>
+      <w:r>
+        <w:rPr>
+          <w:b w:val="0"/>
+          <w:i/>
+          <w:iCs/>
+          <w:color w:val="212121"/>
+          <w:sz w:val="24"/>
+          <w:szCs w:val="28"/>
+        </w:rPr>
+        <w:t>Wireframe</w:t>
+      </w:r>
+      <w:r>
+        <w:rPr>
+          <w:b w:val="0"/>
+          <w:color w:val="212121"/>
+          <w:sz w:val="24"/>
+          <w:szCs w:val="28"/>
+        </w:rPr>
+        <w:t>) hasta alcanzar el diseño final de alta fidelidad (</w:t>
+      </w:r>
+      <w:r>
+        <w:rPr>
+          <w:b w:val="0"/>
+          <w:i/>
+          <w:iCs/>
+          <w:color w:val="212121"/>
+          <w:sz w:val="24"/>
+          <w:szCs w:val="28"/>
+        </w:rPr>
+        <w:t>Mockup</w:t>
+      </w:r>
+      <w:r>
+        <w:rPr>
+          <w:b w:val="0"/>
+          <w:color w:val="212121"/>
+          <w:sz w:val="24"/>
+          <w:szCs w:val="28"/>
+        </w:rPr>
+        <w:t>) para la página principal:</w:t>
+      </w:r>
+    </w:p>
+    <w:p/>
+    <w:p>
+      <w:pPr>
+        <w:keepNext w:val="0"/>
+        <w:widowControl w:val="0"/>
+        <w:shd w:val="clear" w:color="auto" w:fill="FFFFFF" w:themeFill="background1"/>
+        <w:spacing w:after="0"/>
+        <w:jc w:val="center"/>
+        <w:rPr>
+          <w:rFonts w:asciiTheme="minorHAnsi" w:eastAsia="Segoe UI" w:hAnsiTheme="minorHAnsi" w:cstheme="minorBidi"/>
+          <w:i/>
+          <w:iCs/>
+          <w:color w:val="6B7280"/>
+          <w:sz w:val="18"/>
+          <w:szCs w:val="18"/>
+        </w:rPr>
+      </w:pPr>
+      <w:r>
+        <w:rPr>
+          <w:noProof/>
+        </w:rPr>
+        <w:drawing>
+          <wp:inline distT="0" distB="0" distL="0" distR="0" wp14:anchorId="4C751463" wp14:editId="27D8F284">
+            <wp:extent cx="6686093" cy="4498434"/>
+            <wp:effectExtent l="0" t="0" r="635" b="0"/>
+            <wp:docPr id="443833981" name="drawing"/>
+            <wp:cNvGraphicFramePr>
+              <a:graphicFrameLocks xmlns:a="http://schemas.openxmlformats.org/drawingml/2006/main" noChangeAspect="1"/>
+            </wp:cNvGraphicFramePr>
+            <a:graphic xmlns:a="http://schemas.openxmlformats.org/drawingml/2006/main">
+              <a:graphicData uri="http://schemas.openxmlformats.org/drawingml/2006/picture">
+                <pic:pic xmlns:pic="http://schemas.openxmlformats.org/drawingml/2006/picture">
+                  <pic:nvPicPr>
+                    <pic:cNvPr id="443833981" name="drawing"/>
+                    <pic:cNvPicPr/>
+                  </pic:nvPicPr>
+                  <pic:blipFill>
+                    <a:blip r:embed="rId97" cstate="print">
+                      <a:extLst>
+                        <a:ext uri="{28A0092B-C50C-407E-A947-70E740481C1C}">
+                          <a14:useLocalDpi xmlns:a14="http://schemas.microsoft.com/office/drawing/2010/main" val="0"/>
+                        </a:ext>
+                      </a:extLst>
+                    </a:blip>
+                    <a:stretch>
+                      <a:fillRect/>
+                    </a:stretch>
+                  </pic:blipFill>
+                  <pic:spPr>
+                    <a:xfrm>
+                      <a:off x="0" y="0"/>
+                      <a:ext cx="6778263" cy="4560447"/>
+                    </a:xfrm>
+                    <a:prstGeom prst="rect">
+                      <a:avLst/>
+                    </a:prstGeom>
+                    <a:effectLst>
+                      <a:softEdge rad="0"/>
+                    </a:effectLst>
+                  </pic:spPr>
+                </pic:pic>
+              </a:graphicData>
+            </a:graphic>
+          </wp:inline>
+        </w:drawing>
+      </w:r>
+      <w:r>
+        <w:rPr>
+          <w:rFonts w:asciiTheme="minorHAnsi" w:eastAsia="Segoe UI" w:hAnsiTheme="minorHAnsi" w:cstheme="minorBidi"/>
+          <w:i/>
+          <w:iCs/>
+          <w:color w:val="6B7280"/>
+          <w:sz w:val="18"/>
+          <w:szCs w:val="18"/>
+        </w:rPr>
+        <w:t xml:space="preserve">    </w:t>
+      </w:r>
+    </w:p>
+    <w:p>
+      <w:pPr>
+        <w:keepNext w:val="0"/>
+        <w:widowControl w:val="0"/>
+        <w:ind w:firstLine="708"/>
+        <w:jc w:val="center"/>
+      </w:pPr>
+      <w:r>
+        <w:rPr>
+          <w:rFonts w:asciiTheme="minorHAnsi" w:eastAsia="Segoe UI" w:hAnsiTheme="minorHAnsi" w:cstheme="minorBidi"/>
+          <w:i/>
+          <w:iCs/>
+          <w:color w:val="6B7280"/>
+          <w:sz w:val="18"/>
+          <w:szCs w:val="18"/>
+        </w:rPr>
+        <w:t xml:space="preserve">Figura </w:t>
+      </w:r>
+      <w:r>
+        <w:rPr>
+          <w:rFonts w:asciiTheme="minorHAnsi" w:eastAsia="Segoe UI" w:hAnsiTheme="minorHAnsi" w:cstheme="minorBidi"/>
+          <w:i/>
+          <w:iCs/>
+          <w:color w:val="6B7280"/>
+          <w:sz w:val="18"/>
+          <w:szCs w:val="18"/>
+        </w:rPr>
+        <w:t>10</w:t>
+      </w:r>
+      <w:r>
+        <w:rPr>
+          <w:rFonts w:asciiTheme="minorHAnsi" w:eastAsia="Segoe UI" w:hAnsiTheme="minorHAnsi" w:cstheme="minorBidi"/>
+          <w:i/>
+          <w:iCs/>
+          <w:color w:val="6B7280"/>
+          <w:sz w:val="18"/>
+          <w:szCs w:val="18"/>
+        </w:rPr>
+        <w:t xml:space="preserve">. </w:t>
+      </w:r>
+      <w:r>
+        <w:rPr>
+          <w:rFonts w:asciiTheme="minorHAnsi" w:eastAsia="Segoe UI" w:hAnsiTheme="minorHAnsi" w:cstheme="minorBidi"/>
+          <w:i/>
+          <w:iCs/>
+          <w:color w:val="6B7280"/>
+          <w:sz w:val="18"/>
+          <w:szCs w:val="18"/>
+        </w:rPr>
+        <w:t>Wireframe estructural de la página “Home”.</w:t>
+      </w:r>
+    </w:p>
+    <w:p>
+      <w:pPr>
+        <w:keepNext w:val="0"/>
+        <w:widowControl w:val="0"/>
+        <w:shd w:val="clear" w:color="auto" w:fill="FFFFFF" w:themeFill="background1"/>
+        <w:spacing w:after="0"/>
+        <w:jc w:val="center"/>
+        <w:rPr>
+          <w:rFonts w:asciiTheme="minorHAnsi" w:eastAsia="Segoe UI" w:hAnsiTheme="minorHAnsi" w:cstheme="minorBidi"/>
+          <w:i/>
+          <w:iCs/>
+          <w:color w:val="6B7280"/>
+          <w:sz w:val="18"/>
+          <w:szCs w:val="18"/>
+        </w:rPr>
+      </w:pPr>
+      <w:r>
+        <w:rPr>
+          <w:noProof/>
+        </w:rPr>
+        <w:lastRenderedPageBreak/>
+        <w:drawing>
+          <wp:inline distT="0" distB="0" distL="0" distR="0" wp14:anchorId="644DE10D" wp14:editId="41CE712F">
+            <wp:extent cx="6539789" cy="4297046"/>
+            <wp:effectExtent l="0" t="0" r="0" b="8255"/>
+            <wp:docPr id="701634429" name="drawing"/>
+            <wp:cNvGraphicFramePr>
+              <a:graphicFrameLocks xmlns:a="http://schemas.openxmlformats.org/drawingml/2006/main" noChangeAspect="1"/>
+            </wp:cNvGraphicFramePr>
+            <a:graphic xmlns:a="http://schemas.openxmlformats.org/drawingml/2006/main">
+              <a:graphicData uri="http://schemas.openxmlformats.org/drawingml/2006/picture">
+                <pic:pic xmlns:pic="http://schemas.openxmlformats.org/drawingml/2006/picture">
+                  <pic:nvPicPr>
+                    <pic:cNvPr id="701634429" name="drawing"/>
+                    <pic:cNvPicPr/>
+                  </pic:nvPicPr>
+                  <pic:blipFill>
+                    <a:blip r:embed="rId98" cstate="print">
+                      <a:extLst>
+                        <a:ext uri="{28A0092B-C50C-407E-A947-70E740481C1C}">
+                          <a14:useLocalDpi xmlns:a14="http://schemas.microsoft.com/office/drawing/2010/main" val="0"/>
+                        </a:ext>
+                      </a:extLst>
+                    </a:blip>
+                    <a:stretch>
+                      <a:fillRect/>
+                    </a:stretch>
+                  </pic:blipFill>
+                  <pic:spPr>
+                    <a:xfrm>
+                      <a:off x="0" y="0"/>
+                      <a:ext cx="6623055" cy="4351757"/>
+                    </a:xfrm>
+                    <a:prstGeom prst="rect">
+                      <a:avLst/>
+                    </a:prstGeom>
+                  </pic:spPr>
+                </pic:pic>
+              </a:graphicData>
+            </a:graphic>
+          </wp:inline>
+        </w:drawing>
+      </w:r>
+      <w:r>
+        <w:rPr>
+          <w:rFonts w:asciiTheme="minorHAnsi" w:eastAsia="Segoe UI" w:hAnsiTheme="minorHAnsi" w:cstheme="minorBidi"/>
+          <w:i/>
+          <w:iCs/>
+          <w:color w:val="6B7280"/>
+          <w:sz w:val="18"/>
+          <w:szCs w:val="18"/>
+        </w:rPr>
+        <w:t xml:space="preserve">    </w:t>
+      </w:r>
+    </w:p>
+    <w:p>
+      <w:pPr>
+        <w:keepNext w:val="0"/>
+        <w:widowControl w:val="0"/>
+        <w:jc w:val="center"/>
+      </w:pPr>
+      <w:r>
+        <w:rPr>
+          <w:rFonts w:asciiTheme="minorHAnsi" w:eastAsia="Segoe UI" w:hAnsiTheme="minorHAnsi" w:cstheme="minorBidi"/>
+          <w:i/>
+          <w:iCs/>
+          <w:color w:val="6B7280"/>
+          <w:sz w:val="18"/>
+          <w:szCs w:val="18"/>
+        </w:rPr>
+        <w:t xml:space="preserve">Figura </w:t>
+      </w:r>
+      <w:r>
+        <w:rPr>
+          <w:rFonts w:asciiTheme="minorHAnsi" w:eastAsia="Segoe UI" w:hAnsiTheme="minorHAnsi" w:cstheme="minorBidi"/>
+          <w:i/>
+          <w:iCs/>
+          <w:color w:val="6B7280"/>
+          <w:sz w:val="18"/>
+          <w:szCs w:val="18"/>
+        </w:rPr>
+        <w:t>11</w:t>
+      </w:r>
+      <w:r>
+        <w:rPr>
+          <w:rFonts w:asciiTheme="minorHAnsi" w:eastAsia="Segoe UI" w:hAnsiTheme="minorHAnsi" w:cstheme="minorBidi"/>
+          <w:i/>
+          <w:iCs/>
+          <w:color w:val="6B7280"/>
+          <w:sz w:val="18"/>
+          <w:szCs w:val="18"/>
+        </w:rPr>
+        <w:t xml:space="preserve">. </w:t>
+      </w:r>
+      <w:r>
+        <w:rPr>
+          <w:rFonts w:asciiTheme="minorHAnsi" w:eastAsia="Segoe UI" w:hAnsiTheme="minorHAnsi" w:cstheme="minorBidi"/>
+          <w:i/>
+          <w:iCs/>
+          <w:color w:val="6B7280"/>
+          <w:sz w:val="18"/>
+          <w:szCs w:val="18"/>
+        </w:rPr>
+        <w:t>Mockup final aplicando la paleta de colores y tipografía definida</w:t>
+      </w:r>
+      <w:r>
+        <w:rPr>
+          <w:rFonts w:asciiTheme="minorHAnsi" w:eastAsia="Segoe UI" w:hAnsiTheme="minorHAnsi" w:cstheme="minorBidi"/>
+          <w:i/>
+          <w:iCs/>
+          <w:color w:val="6B7280"/>
+          <w:sz w:val="18"/>
+          <w:szCs w:val="18"/>
+        </w:rPr>
+        <w:t>.</w:t>
+      </w:r>
+    </w:p>
+    <w:p>
+      <w:pPr>
+        <w:keepNext w:val="0"/>
+        <w:widowControl w:val="0"/>
+      </w:pPr>
+    </w:p>
+    <w:p>
+      <w:pPr>
+        <w:keepNext w:val="0"/>
+        <w:widowControl w:val="0"/>
+      </w:pPr>
+    </w:p>
+    <w:p>
+      <w:pPr>
+        <w:keepNext w:val="0"/>
+        <w:widowControl w:val="0"/>
+      </w:pPr>
+    </w:p>
+    <w:p>
+      <w:pPr>
+        <w:pStyle w:val="Ttulo2"/>
+        <w:keepNext w:val="0"/>
+        <w:widowControl w:val="0"/>
+        <w:shd w:val="clear" w:color="auto" w:fill="FFFFFF" w:themeFill="background1"/>
+        <w:spacing w:before="0" w:after="48"/>
+        <w:ind w:left="708"/>
+        <w:rPr>
+          <w:rFonts w:ascii="Segoe UI" w:eastAsia="Segoe UI" w:hAnsi="Segoe UI" w:cs="Segoe UI"/>
+          <w:b/>
+          <w:i w:val="0"/>
+          <w:iCs w:val="0"/>
+          <w:color w:val="212121"/>
+          <w:sz w:val="24"/>
+        </w:rPr>
+        <w:sectPr>
+          <w:pgSz w:w="16838" w:h="11906" w:orient="landscape"/>
+          <w:pgMar w:top="1418" w:right="1418" w:bottom="1418" w:left="1418" w:header="709" w:footer="709" w:gutter="0"/>
+          <w:cols w:space="720"/>
+          <w:formProt w:val="0"/>
+          <w:docGrid w:linePitch="299"/>
+        </w:sectPr>
+      </w:pPr>
+    </w:p>
+    <w:p>
+      <w:pPr>
+        <w:pStyle w:val="Ttulo2"/>
+        <w:keepNext w:val="0"/>
+        <w:widowControl w:val="0"/>
+        <w:shd w:val="clear" w:color="auto" w:fill="FFFFFF" w:themeFill="background1"/>
+        <w:spacing w:before="0" w:after="48"/>
+        <w:ind w:left="708"/>
+        <w:rPr>
+          <w:rFonts w:ascii="Segoe UI" w:eastAsia="Segoe UI" w:hAnsi="Segoe UI" w:cs="Segoe UI"/>
+          <w:b/>
+          <w:i w:val="0"/>
+          <w:iCs w:val="0"/>
+          <w:color w:val="212121"/>
+          <w:sz w:val="24"/>
+        </w:rPr>
+      </w:pPr>
+      <w:r>
+        <w:rPr>
+          <w:rFonts w:ascii="Segoe UI" w:eastAsia="Segoe UI" w:hAnsi="Segoe UI" w:cs="Segoe UI"/>
+          <w:b/>
+          <w:i w:val="0"/>
+          <w:iCs w:val="0"/>
+          <w:color w:val="212121"/>
+          <w:sz w:val="24"/>
+        </w:rPr>
+        <w:lastRenderedPageBreak/>
+        <w:t>3.5.</w:t>
+      </w:r>
+      <w:r>
+        <w:rPr>
+          <w:rFonts w:ascii="Segoe UI" w:eastAsia="Segoe UI" w:hAnsi="Segoe UI" w:cs="Segoe UI"/>
+          <w:b/>
+          <w:i w:val="0"/>
+          <w:iCs w:val="0"/>
+          <w:color w:val="212121"/>
+          <w:sz w:val="24"/>
+        </w:rPr>
+        <w:t>4</w:t>
+      </w:r>
+      <w:r>
+        <w:rPr>
+          <w:rFonts w:ascii="Segoe UI" w:eastAsia="Segoe UI" w:hAnsi="Segoe UI" w:cs="Segoe UI"/>
+          <w:b/>
+          <w:i w:val="0"/>
+          <w:iCs w:val="0"/>
+          <w:color w:val="212121"/>
+          <w:sz w:val="24"/>
+        </w:rPr>
+        <w:t xml:space="preserve">. </w:t>
+      </w:r>
+      <w:r>
+        <w:rPr>
+          <w:rFonts w:ascii="Segoe UI" w:eastAsia="Segoe UI" w:hAnsi="Segoe UI" w:cs="Segoe UI"/>
+          <w:b/>
+          <w:i w:val="0"/>
+          <w:iCs w:val="0"/>
+          <w:color w:val="212121"/>
+          <w:sz w:val="24"/>
+        </w:rPr>
+        <w:t>Justificación de decisiones de diseño (UX)</w:t>
+      </w:r>
+    </w:p>
+    <w:p>
+      <w:pPr>
+        <w:ind w:left="708"/>
+        <w:rPr>
+          <w:rFonts w:ascii="Segoe UI" w:eastAsia="Segoe UI" w:hAnsi="Segoe UI" w:cs="Segoe UI"/>
+          <w:bCs/>
+          <w:color w:val="212121"/>
+          <w:sz w:val="24"/>
+          <w:szCs w:val="28"/>
+        </w:rPr>
+      </w:pPr>
+      <w:r>
+        <w:rPr>
+          <w:rFonts w:ascii="Segoe UI" w:eastAsia="Segoe UI" w:hAnsi="Segoe UI" w:cs="Segoe UI"/>
+          <w:bCs/>
+          <w:color w:val="212121"/>
+          <w:sz w:val="24"/>
+          <w:szCs w:val="28"/>
+        </w:rPr>
+        <w:t>Las decisiones aplicadas a la página principal buscan reducir la fricción cognitiva y asegurar que la plataforma resulte intuitiva:</w:t>
+      </w:r>
+    </w:p>
+    <w:p>
+      <w:pPr>
+        <w:pStyle w:val="Ttulo2"/>
+        <w:keepNext w:val="0"/>
+        <w:widowControl w:val="0"/>
+        <w:numPr>
+          <w:ilvl w:val="0"/>
+          <w:numId w:val="48"/>
+        </w:numPr>
+        <w:shd w:val="clear" w:color="auto" w:fill="FFFFFF" w:themeFill="background1"/>
+        <w:tabs>
+          <w:tab w:val="clear" w:pos="3240"/>
+          <w:tab w:val="num" w:pos="1080"/>
+        </w:tabs>
+        <w:spacing w:before="0" w:after="48"/>
+        <w:ind w:left="1066" w:hanging="357"/>
+        <w:rPr>
+          <w:rFonts w:ascii="Segoe UI" w:eastAsia="Segoe UI" w:hAnsi="Segoe UI" w:cs="Segoe UI"/>
+          <w:i w:val="0"/>
+          <w:iCs w:val="0"/>
+          <w:color w:val="212121"/>
+          <w:sz w:val="24"/>
+        </w:rPr>
+      </w:pPr>
+      <w:r>
+        <w:rPr>
+          <w:sz w:val="24"/>
+          <w:szCs w:val="24"/>
+        </w:rPr>
+        <w:tab/>
+      </w:r>
+      <w:r>
+        <w:rPr>
+          <w:rFonts w:ascii="Segoe UI" w:eastAsia="Segoe UI" w:hAnsi="Segoe UI" w:cs="Segoe UI"/>
+          <w:b/>
+          <w:i w:val="0"/>
+          <w:iCs w:val="0"/>
+          <w:color w:val="212121"/>
+          <w:sz w:val="24"/>
+        </w:rPr>
+        <w:t>Jerarquía Visual</w:t>
+      </w:r>
+      <w:r>
+        <w:rPr>
+          <w:rFonts w:ascii="Segoe UI" w:eastAsia="Segoe UI" w:hAnsi="Segoe UI" w:cs="Segoe UI"/>
+          <w:b/>
+          <w:i w:val="0"/>
+          <w:iCs w:val="0"/>
+          <w:color w:val="212121"/>
+          <w:sz w:val="24"/>
+        </w:rPr>
+        <w:t>:</w:t>
+      </w:r>
+      <w:r>
+        <w:rPr>
+          <w:rFonts w:ascii="Segoe UI" w:eastAsia="Segoe UI" w:hAnsi="Segoe UI" w:cs="Segoe UI"/>
+          <w:i w:val="0"/>
+          <w:iCs w:val="0"/>
+          <w:color w:val="212121"/>
+          <w:sz w:val="24"/>
+        </w:rPr>
+        <w:t> </w:t>
+      </w:r>
+      <w:r>
+        <w:rPr>
+          <w:rFonts w:ascii="Segoe UI" w:eastAsia="Segoe UI" w:hAnsi="Segoe UI" w:cs="Segoe UI"/>
+          <w:i w:val="0"/>
+          <w:iCs w:val="0"/>
+          <w:color w:val="212121"/>
+          <w:sz w:val="24"/>
+        </w:rPr>
+        <w:t>El diseño emplea el "Rojo Ianuarius" estratégicamente en el botón principal (CTA) del área Hero para guiar inmediatamente al usuario hacia la acción principal (inscripción/acceso).</w:t>
+      </w:r>
+    </w:p>
+    <w:p>
+      <w:pPr>
+        <w:pStyle w:val="Ttulo2"/>
+        <w:keepNext w:val="0"/>
+        <w:widowControl w:val="0"/>
+        <w:numPr>
+          <w:ilvl w:val="0"/>
+          <w:numId w:val="48"/>
+        </w:numPr>
+        <w:shd w:val="clear" w:color="auto" w:fill="FFFFFF" w:themeFill="background1"/>
+        <w:tabs>
+          <w:tab w:val="clear" w:pos="3240"/>
+          <w:tab w:val="num" w:pos="1080"/>
+        </w:tabs>
+        <w:spacing w:before="0" w:after="48"/>
+        <w:ind w:left="1066" w:hanging="357"/>
+        <w:rPr>
+          <w:rFonts w:ascii="Segoe UI" w:eastAsia="Segoe UI" w:hAnsi="Segoe UI" w:cs="Segoe UI"/>
+          <w:i w:val="0"/>
+          <w:iCs w:val="0"/>
+          <w:color w:val="212121"/>
+          <w:sz w:val="24"/>
+        </w:rPr>
+      </w:pPr>
+      <w:r>
+        <w:rPr>
+          <w:rFonts w:ascii="Segoe UI" w:eastAsia="Segoe UI" w:hAnsi="Segoe UI" w:cs="Segoe UI"/>
+          <w:b/>
+          <w:i w:val="0"/>
+          <w:iCs w:val="0"/>
+          <w:color w:val="212121"/>
+          <w:sz w:val="24"/>
+        </w:rPr>
+        <w:t>Flujo de Lectura</w:t>
+      </w:r>
+      <w:r>
+        <w:rPr>
+          <w:rFonts w:ascii="Segoe UI" w:eastAsia="Segoe UI" w:hAnsi="Segoe UI" w:cs="Segoe UI"/>
+          <w:b/>
+          <w:i w:val="0"/>
+          <w:iCs w:val="0"/>
+          <w:color w:val="212121"/>
+          <w:sz w:val="24"/>
+        </w:rPr>
+        <w:t>:</w:t>
+      </w:r>
+      <w:r>
+        <w:rPr>
+          <w:rFonts w:ascii="Segoe UI" w:eastAsia="Segoe UI" w:hAnsi="Segoe UI" w:cs="Segoe UI"/>
+          <w:i w:val="0"/>
+          <w:iCs w:val="0"/>
+          <w:color w:val="212121"/>
+          <w:sz w:val="24"/>
+        </w:rPr>
+        <w:t> </w:t>
+      </w:r>
+      <w:r>
+        <w:rPr>
+          <w:rFonts w:ascii="Segoe UI" w:eastAsia="Segoe UI" w:hAnsi="Segoe UI" w:cs="Segoe UI"/>
+          <w:i w:val="0"/>
+          <w:iCs w:val="0"/>
+          <w:color w:val="212121"/>
+          <w:sz w:val="24"/>
+        </w:rPr>
+        <w:t>La estructura respeta el patrón "Z", facilitando la localización rápida del logo, la navegación y el contenido clave.</w:t>
+      </w:r>
+    </w:p>
+    <w:p>
+      <w:pPr>
+        <w:pStyle w:val="Ttulo2"/>
+        <w:keepNext w:val="0"/>
+        <w:widowControl w:val="0"/>
+        <w:numPr>
+          <w:ilvl w:val="0"/>
+          <w:numId w:val="48"/>
+        </w:numPr>
+        <w:shd w:val="clear" w:color="auto" w:fill="FFFFFF" w:themeFill="background1"/>
+        <w:tabs>
+          <w:tab w:val="clear" w:pos="3240"/>
+          <w:tab w:val="num" w:pos="1080"/>
+        </w:tabs>
+        <w:spacing w:before="0" w:after="48"/>
+        <w:ind w:left="1066" w:hanging="357"/>
+        <w:rPr>
+          <w:rFonts w:ascii="Segoe UI" w:eastAsia="Segoe UI" w:hAnsi="Segoe UI" w:cs="Segoe UI"/>
+          <w:i w:val="0"/>
+          <w:iCs w:val="0"/>
+          <w:color w:val="212121"/>
+          <w:sz w:val="24"/>
+        </w:rPr>
+      </w:pPr>
+      <w:r>
+        <w:rPr>
+          <w:rFonts w:ascii="Segoe UI" w:eastAsia="Segoe UI" w:hAnsi="Segoe UI" w:cs="Segoe UI"/>
+          <w:b/>
+          <w:i w:val="0"/>
+          <w:iCs w:val="0"/>
+          <w:color w:val="212121"/>
+          <w:sz w:val="24"/>
+        </w:rPr>
+        <w:t>Accesibilidad</w:t>
+      </w:r>
+      <w:r>
+        <w:rPr>
+          <w:rFonts w:ascii="Segoe UI" w:eastAsia="Segoe UI" w:hAnsi="Segoe UI" w:cs="Segoe UI"/>
+          <w:b/>
+          <w:i w:val="0"/>
+          <w:iCs w:val="0"/>
+          <w:color w:val="212121"/>
+          <w:sz w:val="24"/>
+        </w:rPr>
+        <w:t>:</w:t>
+      </w:r>
+      <w:r>
+        <w:rPr>
+          <w:rFonts w:ascii="Segoe UI" w:eastAsia="Segoe UI" w:hAnsi="Segoe UI" w:cs="Segoe UI"/>
+          <w:i w:val="0"/>
+          <w:iCs w:val="0"/>
+          <w:color w:val="212121"/>
+          <w:sz w:val="24"/>
+        </w:rPr>
+        <w:t> </w:t>
+      </w:r>
+      <w:r>
+        <w:rPr>
+          <w:rFonts w:ascii="Segoe UI" w:eastAsia="Segoe UI" w:hAnsi="Segoe UI" w:cs="Segoe UI"/>
+          <w:i w:val="0"/>
+          <w:iCs w:val="0"/>
+          <w:color w:val="212121"/>
+          <w:sz w:val="24"/>
+        </w:rPr>
+        <w:t>Los fondos neutros (#F8F9FA) aseguran que el texto oscuro (#212529) cumpla con los estándares de contraste, mientras que el espaciado generoso ayuda a estructurar visualmente la interfaz de cara a su codificación final en componentes.</w:t>
+      </w:r>
+    </w:p>
+    <w:p>
+      <w:pPr>
+        <w:pStyle w:val="Ttulo2"/>
+        <w:keepNext w:val="0"/>
+        <w:widowControl w:val="0"/>
+        <w:shd w:val="clear" w:color="auto" w:fill="FFFFFF" w:themeFill="background1"/>
+        <w:spacing w:before="0" w:after="48"/>
+        <w:rPr>
+          <w:rFonts w:ascii="Segoe UI" w:eastAsia="Segoe UI" w:hAnsi="Segoe UI" w:cs="Segoe UI"/>
+          <w:b/>
+          <w:i w:val="0"/>
+          <w:iCs w:val="0"/>
+          <w:color w:val="212121"/>
+          <w:sz w:val="22"/>
+          <w:szCs w:val="22"/>
+        </w:rPr>
       </w:pPr>
     </w:p>
     <w:p>
@@ -22166,7 +23481,6 @@
           <w:iCs w:val="0"/>
           <w:color w:val="1F2937"/>
         </w:rPr>
-        <w:lastRenderedPageBreak/>
         <w:t>4. Planificación y Metodología</w:t>
       </w:r>
     </w:p>
@@ -22285,6 +23599,11 @@
         <w:spacing w:after="48"/>
         <w:ind w:left="720"/>
         <w:jc w:val="both"/>
+        <w:rPr>
+          <w:rFonts w:ascii="Segoe UI" w:eastAsia="Segoe UI" w:hAnsi="Segoe UI" w:cs="Segoe UI"/>
+          <w:color w:val="212121"/>
+          <w:sz w:val="24"/>
+        </w:rPr>
       </w:pPr>
       <w:r>
         <w:rPr>
@@ -22360,6 +23679,13 @@
           <w:color w:val="212121"/>
           <w:sz w:val="24"/>
         </w:rPr>
+        <w:sectPr>
+          <w:pgSz w:w="11906" w:h="16838"/>
+          <w:pgMar w:top="1418" w:right="1418" w:bottom="1418" w:left="1418" w:header="709" w:footer="709" w:gutter="0"/>
+          <w:cols w:space="720"/>
+          <w:formProt w:val="0"/>
+          <w:docGrid w:linePitch="299"/>
+        </w:sectPr>
       </w:pPr>
     </w:p>
     <w:p>
@@ -22370,56 +23696,7 @@
         <w:pBdr>
           <w:bottom w:val="single" w:sz="7" w:space="0" w:color="D1D5DB"/>
         </w:pBdr>
-        <w:spacing w:before="360" w:after="120"/>
-        <w:ind w:left="360"/>
-      </w:pPr>
-    </w:p>
-    <w:p>
-      <w:pPr>
-        <w:pStyle w:val="Ttulo3"/>
-        <w:keepNext w:val="0"/>
-        <w:widowControl w:val="0"/>
-        <w:pBdr>
-          <w:bottom w:val="single" w:sz="7" w:space="0" w:color="D1D5DB"/>
-        </w:pBdr>
-        <w:spacing w:before="360" w:after="120"/>
-        <w:ind w:left="360"/>
-      </w:pPr>
-    </w:p>
-    <w:p>
-      <w:pPr>
-        <w:pStyle w:val="Ttulo3"/>
-        <w:keepNext w:val="0"/>
-        <w:widowControl w:val="0"/>
-        <w:pBdr>
-          <w:bottom w:val="single" w:sz="7" w:space="0" w:color="D1D5DB"/>
-        </w:pBdr>
-        <w:spacing w:before="360" w:after="120"/>
-        <w:ind w:left="360"/>
-      </w:pPr>
-    </w:p>
-    <w:p>
-      <w:pPr>
-        <w:pStyle w:val="Ttulo3"/>
-        <w:keepNext w:val="0"/>
-        <w:widowControl w:val="0"/>
-        <w:pBdr>
-          <w:bottom w:val="single" w:sz="7" w:space="0" w:color="D1D5DB"/>
-        </w:pBdr>
-        <w:spacing w:before="360" w:after="120"/>
-        <w:ind w:left="360"/>
-      </w:pPr>
-    </w:p>
-    <w:p>
-      <w:pPr>
-        <w:pStyle w:val="Ttulo3"/>
-        <w:keepNext w:val="0"/>
-        <w:widowControl w:val="0"/>
-        <w:pBdr>
-          <w:bottom w:val="single" w:sz="7" w:space="0" w:color="D1D5DB"/>
-        </w:pBdr>
-        <w:spacing w:before="360" w:after="120"/>
-        <w:ind w:left="360"/>
+        <w:spacing w:before="0" w:after="0"/>
       </w:pPr>
       <w:r>
         <w:lastRenderedPageBreak/>
@@ -22494,9 +23771,9 @@
           <w:noProof/>
         </w:rPr>
         <w:drawing>
-          <wp:inline distT="0" distB="0" distL="0" distR="0" wp14:anchorId="29336BF2" wp14:editId="275BE7E7">
-            <wp:extent cx="8213628" cy="3108960"/>
-            <wp:effectExtent l="0" t="0" r="0" b="0"/>
+          <wp:inline distT="0" distB="0" distL="0" distR="0" wp14:anchorId="29336BF2" wp14:editId="3D9F95D7">
+            <wp:extent cx="8928694" cy="3379622"/>
+            <wp:effectExtent l="0" t="0" r="6350" b="0"/>
             <wp:docPr id="1783798678" name="drawing"/>
             <wp:cNvGraphicFramePr>
               <a:graphicFrameLocks xmlns:a="http://schemas.openxmlformats.org/drawingml/2006/main" noChangeAspect="1"/>
@@ -22509,7 +23786,7 @@
                     <pic:cNvPicPr/>
                   </pic:nvPicPr>
                   <pic:blipFill>
-                    <a:blip r:embed="rId95">
+                    <a:blip r:embed="rId99">
                       <a:extLst>
                         <a:ext uri="{28A0092B-C50C-407E-A947-70E740481C1C}">
                           <a14:useLocalDpi xmlns:a14="http://schemas.microsoft.com/office/drawing/2010/main"/>
@@ -22523,7 +23800,7 @@
                   <pic:spPr>
                     <a:xfrm>
                       <a:off x="0" y="0"/>
-                      <a:ext cx="8247095" cy="3121628"/>
+                      <a:ext cx="8998212" cy="3405935"/>
                     </a:xfrm>
                     <a:prstGeom prst="rect">
                       <a:avLst/>
@@ -22575,7 +23852,7 @@
           <w:sz w:val="18"/>
           <w:szCs w:val="18"/>
         </w:rPr>
-        <w:t>8</w:t>
+        <w:t>12</w:t>
       </w:r>
       <w:r>
         <w:rPr>
@@ -23833,29 +25110,7 @@
           <w:color w:val="212121"/>
           <w:sz w:val="24"/>
         </w:rPr>
-        <w:t xml:space="preserve"> y </w:t>
-      </w:r>
-      <w:proofErr w:type="gramStart"/>
-      <w:r>
-        <w:rPr>
-          <w:rFonts w:ascii="Segoe UI" w:eastAsia="Segoe UI" w:hAnsi="Segoe UI" w:cs="Segoe UI"/>
-          <w:i w:val="0"/>
-          <w:iCs w:val="0"/>
-          <w:color w:val="212121"/>
-          <w:sz w:val="24"/>
-        </w:rPr>
-        <w:t>maquetado visual</w:t>
-      </w:r>
-      <w:proofErr w:type="gramEnd"/>
-      <w:r>
-        <w:rPr>
-          <w:rFonts w:ascii="Segoe UI" w:eastAsia="Segoe UI" w:hAnsi="Segoe UI" w:cs="Segoe UI"/>
-          <w:i w:val="0"/>
-          <w:iCs w:val="0"/>
-          <w:color w:val="212121"/>
-          <w:sz w:val="24"/>
-        </w:rPr>
-        <w:t xml:space="preserve"> de la interfaz de usuario en Figma</w:t>
+        <w:t xml:space="preserve"> y maquetado visual de la interfaz de usuario en Figma</w:t>
       </w:r>
       <w:r>
         <w:rPr>
@@ -24351,29 +25606,7 @@
           <w:color w:val="212121"/>
           <w:sz w:val="24"/>
         </w:rPr>
-        <w:t>“</w:t>
-      </w:r>
-      <w:proofErr w:type="spellStart"/>
-      <w:r>
-        <w:rPr>
-          <w:rFonts w:ascii="Segoe UI" w:eastAsia="Segoe UI" w:hAnsi="Segoe UI" w:cs="Segoe UI"/>
-          <w:i w:val="0"/>
-          <w:iCs w:val="0"/>
-          <w:color w:val="212121"/>
-          <w:sz w:val="24"/>
-        </w:rPr>
-        <w:t>Backend</w:t>
-      </w:r>
-      <w:proofErr w:type="spellEnd"/>
-      <w:r>
-        <w:rPr>
-          <w:rFonts w:ascii="Segoe UI" w:eastAsia="Segoe UI" w:hAnsi="Segoe UI" w:cs="Segoe UI"/>
-          <w:i w:val="0"/>
-          <w:iCs w:val="0"/>
-          <w:color w:val="212121"/>
-          <w:sz w:val="24"/>
-        </w:rPr>
-        <w:t>”</w:t>
+        <w:t>“Backend”</w:t>
       </w:r>
       <w:r>
         <w:rPr>
@@ -24496,17 +25729,7 @@
           <w:color w:val="212121"/>
           <w:sz w:val="24"/>
         </w:rPr>
-        <w:t xml:space="preserve">Ejecución de pruebas unitarias en formularios y revisión de ramas (Pull </w:t>
-      </w:r>
-      <w:r>
-        <w:rPr>
-          <w:rFonts w:ascii="Segoe UI" w:eastAsia="Segoe UI" w:hAnsi="Segoe UI" w:cs="Segoe UI"/>
-          <w:i w:val="0"/>
-          <w:iCs w:val="0"/>
-          <w:color w:val="212121"/>
-          <w:sz w:val="24"/>
-        </w:rPr>
-        <w:t>Reques</w:t>
+        <w:t>Ejecución de pruebas unitarias en formularios y revisión de ramas (Pull Reques</w:t>
       </w:r>
       <w:r>
         <w:rPr>
@@ -25977,7 +27200,7 @@
           <wp:extent cx="266700" cy="250190"/>
           <wp:effectExtent l="0" t="0" r="0" b="0"/>
           <wp:wrapSquare wrapText="bothSides"/>
-          <wp:docPr id="662719191" name="0 Imagen"/>
+          <wp:docPr id="1639503944" name="0 Imagen"/>
           <wp:cNvGraphicFramePr>
             <a:graphicFrameLocks xmlns:a="http://schemas.openxmlformats.org/drawingml/2006/main" noChangeAspect="1"/>
           </wp:cNvGraphicFramePr>
@@ -27895,6 +29118,119 @@
     </w:lvl>
   </w:abstractNum>
   <w:abstractNum w:abstractNumId="19" w15:restartNumberingAfterBreak="0">
+    <w:nsid w:val="1A916024"/>
+    <w:multiLevelType w:val="hybridMultilevel"/>
+    <w:tmpl w:val="3F2ABD84"/>
+    <w:lvl w:ilvl="0" w:tplc="0C0A0001">
+      <w:start w:val="1"/>
+      <w:numFmt w:val="bullet"/>
+      <w:lvlText w:val=""/>
+      <w:lvlJc w:val="left"/>
+      <w:pPr>
+        <w:ind w:left="1428" w:hanging="360"/>
+      </w:pPr>
+      <w:rPr>
+        <w:rFonts w:ascii="Symbol" w:hAnsi="Symbol" w:hint="default"/>
+      </w:rPr>
+    </w:lvl>
+    <w:lvl w:ilvl="1" w:tplc="0C0A0003" w:tentative="1">
+      <w:start w:val="1"/>
+      <w:numFmt w:val="bullet"/>
+      <w:lvlText w:val="o"/>
+      <w:lvlJc w:val="left"/>
+      <w:pPr>
+        <w:ind w:left="2148" w:hanging="360"/>
+      </w:pPr>
+      <w:rPr>
+        <w:rFonts w:ascii="Courier New" w:hAnsi="Courier New" w:cs="Courier New" w:hint="default"/>
+      </w:rPr>
+    </w:lvl>
+    <w:lvl w:ilvl="2" w:tplc="0C0A0005" w:tentative="1">
+      <w:start w:val="1"/>
+      <w:numFmt w:val="bullet"/>
+      <w:lvlText w:val=""/>
+      <w:lvlJc w:val="left"/>
+      <w:pPr>
+        <w:ind w:left="2868" w:hanging="360"/>
+      </w:pPr>
+      <w:rPr>
+        <w:rFonts w:ascii="Wingdings" w:hAnsi="Wingdings" w:hint="default"/>
+      </w:rPr>
+    </w:lvl>
+    <w:lvl w:ilvl="3" w:tplc="0C0A0001" w:tentative="1">
+      <w:start w:val="1"/>
+      <w:numFmt w:val="bullet"/>
+      <w:lvlText w:val=""/>
+      <w:lvlJc w:val="left"/>
+      <w:pPr>
+        <w:ind w:left="3588" w:hanging="360"/>
+      </w:pPr>
+      <w:rPr>
+        <w:rFonts w:ascii="Symbol" w:hAnsi="Symbol" w:hint="default"/>
+      </w:rPr>
+    </w:lvl>
+    <w:lvl w:ilvl="4" w:tplc="0C0A0003" w:tentative="1">
+      <w:start w:val="1"/>
+      <w:numFmt w:val="bullet"/>
+      <w:lvlText w:val="o"/>
+      <w:lvlJc w:val="left"/>
+      <w:pPr>
+        <w:ind w:left="4308" w:hanging="360"/>
+      </w:pPr>
+      <w:rPr>
+        <w:rFonts w:ascii="Courier New" w:hAnsi="Courier New" w:cs="Courier New" w:hint="default"/>
+      </w:rPr>
+    </w:lvl>
+    <w:lvl w:ilvl="5" w:tplc="0C0A0005" w:tentative="1">
+      <w:start w:val="1"/>
+      <w:numFmt w:val="bullet"/>
+      <w:lvlText w:val=""/>
+      <w:lvlJc w:val="left"/>
+      <w:pPr>
+        <w:ind w:left="5028" w:hanging="360"/>
+      </w:pPr>
+      <w:rPr>
+        <w:rFonts w:ascii="Wingdings" w:hAnsi="Wingdings" w:hint="default"/>
+      </w:rPr>
+    </w:lvl>
+    <w:lvl w:ilvl="6" w:tplc="0C0A0001" w:tentative="1">
+      <w:start w:val="1"/>
+      <w:numFmt w:val="bullet"/>
+      <w:lvlText w:val=""/>
+      <w:lvlJc w:val="left"/>
+      <w:pPr>
+        <w:ind w:left="5748" w:hanging="360"/>
+      </w:pPr>
+      <w:rPr>
+        <w:rFonts w:ascii="Symbol" w:hAnsi="Symbol" w:hint="default"/>
+      </w:rPr>
+    </w:lvl>
+    <w:lvl w:ilvl="7" w:tplc="0C0A0003" w:tentative="1">
+      <w:start w:val="1"/>
+      <w:numFmt w:val="bullet"/>
+      <w:lvlText w:val="o"/>
+      <w:lvlJc w:val="left"/>
+      <w:pPr>
+        <w:ind w:left="6468" w:hanging="360"/>
+      </w:pPr>
+      <w:rPr>
+        <w:rFonts w:ascii="Courier New" w:hAnsi="Courier New" w:cs="Courier New" w:hint="default"/>
+      </w:rPr>
+    </w:lvl>
+    <w:lvl w:ilvl="8" w:tplc="0C0A0005" w:tentative="1">
+      <w:start w:val="1"/>
+      <w:numFmt w:val="bullet"/>
+      <w:lvlText w:val=""/>
+      <w:lvlJc w:val="left"/>
+      <w:pPr>
+        <w:ind w:left="7188" w:hanging="360"/>
+      </w:pPr>
+      <w:rPr>
+        <w:rFonts w:ascii="Wingdings" w:hAnsi="Wingdings" w:hint="default"/>
+      </w:rPr>
+    </w:lvl>
+  </w:abstractNum>
+  <w:abstractNum w:abstractNumId="20" w15:restartNumberingAfterBreak="0">
     <w:nsid w:val="1AD87688"/>
     <w:multiLevelType w:val="multilevel"/>
     <w:tmpl w:val="076647A4"/>
@@ -28043,7 +29379,7 @@
       </w:rPr>
     </w:lvl>
   </w:abstractNum>
-  <w:abstractNum w:abstractNumId="20" w15:restartNumberingAfterBreak="0">
+  <w:abstractNum w:abstractNumId="21" w15:restartNumberingAfterBreak="0">
     <w:nsid w:val="1B7E5BCD"/>
     <w:multiLevelType w:val="multilevel"/>
     <w:tmpl w:val="FD460818"/>
@@ -28156,7 +29492,7 @@
       </w:pPr>
     </w:lvl>
   </w:abstractNum>
-  <w:abstractNum w:abstractNumId="21" w15:restartNumberingAfterBreak="0">
+  <w:abstractNum w:abstractNumId="22" w15:restartNumberingAfterBreak="0">
     <w:nsid w:val="210C706E"/>
     <w:multiLevelType w:val="multilevel"/>
     <w:tmpl w:val="EDFA514A"/>
@@ -28273,7 +29609,7 @@
       </w:pPr>
     </w:lvl>
   </w:abstractNum>
-  <w:abstractNum w:abstractNumId="22" w15:restartNumberingAfterBreak="0">
+  <w:abstractNum w:abstractNumId="23" w15:restartNumberingAfterBreak="0">
     <w:nsid w:val="216B39DA"/>
     <w:multiLevelType w:val="multilevel"/>
     <w:tmpl w:val="45D66E00"/>
@@ -28413,7 +29749,7 @@
       </w:rPr>
     </w:lvl>
   </w:abstractNum>
-  <w:abstractNum w:abstractNumId="23" w15:restartNumberingAfterBreak="0">
+  <w:abstractNum w:abstractNumId="24" w15:restartNumberingAfterBreak="0">
     <w:nsid w:val="22A4377D"/>
     <w:multiLevelType w:val="multilevel"/>
     <w:tmpl w:val="DD0219CC"/>
@@ -28562,7 +29898,7 @@
       </w:rPr>
     </w:lvl>
   </w:abstractNum>
-  <w:abstractNum w:abstractNumId="24" w15:restartNumberingAfterBreak="0">
+  <w:abstractNum w:abstractNumId="25" w15:restartNumberingAfterBreak="0">
     <w:nsid w:val="2BCA168A"/>
     <w:multiLevelType w:val="hybridMultilevel"/>
     <w:tmpl w:val="C0341F4E"/>
@@ -28675,7 +30011,7 @@
       </w:rPr>
     </w:lvl>
   </w:abstractNum>
-  <w:abstractNum w:abstractNumId="25" w15:restartNumberingAfterBreak="0">
+  <w:abstractNum w:abstractNumId="26" w15:restartNumberingAfterBreak="0">
     <w:nsid w:val="2BEE0818"/>
     <w:multiLevelType w:val="multilevel"/>
     <w:tmpl w:val="6DBEAC04"/>
@@ -28824,7 +30160,7 @@
       </w:rPr>
     </w:lvl>
   </w:abstractNum>
-  <w:abstractNum w:abstractNumId="26" w15:restartNumberingAfterBreak="0">
+  <w:abstractNum w:abstractNumId="27" w15:restartNumberingAfterBreak="0">
     <w:nsid w:val="2CED3286"/>
     <w:multiLevelType w:val="multilevel"/>
     <w:tmpl w:val="0DCEFBEC"/>
@@ -28919,7 +30255,7 @@
       </w:pPr>
     </w:lvl>
   </w:abstractNum>
-  <w:abstractNum w:abstractNumId="27" w15:restartNumberingAfterBreak="0">
+  <w:abstractNum w:abstractNumId="28" w15:restartNumberingAfterBreak="0">
     <w:nsid w:val="34B844AD"/>
     <w:multiLevelType w:val="multilevel"/>
     <w:tmpl w:val="AE628106"/>
@@ -29032,7 +30368,7 @@
       </w:pPr>
     </w:lvl>
   </w:abstractNum>
-  <w:abstractNum w:abstractNumId="28" w15:restartNumberingAfterBreak="0">
+  <w:abstractNum w:abstractNumId="29" w15:restartNumberingAfterBreak="0">
     <w:nsid w:val="35ED0668"/>
     <w:multiLevelType w:val="multilevel"/>
     <w:tmpl w:val="F9CA6292"/>
@@ -29181,7 +30517,7 @@
       </w:rPr>
     </w:lvl>
   </w:abstractNum>
-  <w:abstractNum w:abstractNumId="29" w15:restartNumberingAfterBreak="0">
+  <w:abstractNum w:abstractNumId="30" w15:restartNumberingAfterBreak="0">
     <w:nsid w:val="360108D2"/>
     <w:multiLevelType w:val="multilevel"/>
     <w:tmpl w:val="021649F8"/>
@@ -29330,7 +30666,7 @@
       </w:rPr>
     </w:lvl>
   </w:abstractNum>
-  <w:abstractNum w:abstractNumId="30" w15:restartNumberingAfterBreak="0">
+  <w:abstractNum w:abstractNumId="31" w15:restartNumberingAfterBreak="0">
     <w:nsid w:val="36080AF2"/>
     <w:multiLevelType w:val="multilevel"/>
     <w:tmpl w:val="161ED680"/>
@@ -29479,7 +30815,7 @@
       </w:rPr>
     </w:lvl>
   </w:abstractNum>
-  <w:abstractNum w:abstractNumId="31" w15:restartNumberingAfterBreak="0">
+  <w:abstractNum w:abstractNumId="32" w15:restartNumberingAfterBreak="0">
     <w:nsid w:val="3D10441D"/>
     <w:multiLevelType w:val="multilevel"/>
     <w:tmpl w:val="A2EA6756"/>
@@ -29619,7 +30955,120 @@
       </w:rPr>
     </w:lvl>
   </w:abstractNum>
-  <w:abstractNum w:abstractNumId="32" w15:restartNumberingAfterBreak="0">
+  <w:abstractNum w:abstractNumId="33" w15:restartNumberingAfterBreak="0">
+    <w:nsid w:val="44EB2535"/>
+    <w:multiLevelType w:val="hybridMultilevel"/>
+    <w:tmpl w:val="3020B228"/>
+    <w:lvl w:ilvl="0" w:tplc="0C0A0001">
+      <w:start w:val="1"/>
+      <w:numFmt w:val="bullet"/>
+      <w:lvlText w:val=""/>
+      <w:lvlJc w:val="left"/>
+      <w:pPr>
+        <w:ind w:left="1428" w:hanging="360"/>
+      </w:pPr>
+      <w:rPr>
+        <w:rFonts w:ascii="Symbol" w:hAnsi="Symbol" w:hint="default"/>
+      </w:rPr>
+    </w:lvl>
+    <w:lvl w:ilvl="1" w:tplc="0C0A0003" w:tentative="1">
+      <w:start w:val="1"/>
+      <w:numFmt w:val="bullet"/>
+      <w:lvlText w:val="o"/>
+      <w:lvlJc w:val="left"/>
+      <w:pPr>
+        <w:ind w:left="2148" w:hanging="360"/>
+      </w:pPr>
+      <w:rPr>
+        <w:rFonts w:ascii="Courier New" w:hAnsi="Courier New" w:cs="Courier New" w:hint="default"/>
+      </w:rPr>
+    </w:lvl>
+    <w:lvl w:ilvl="2" w:tplc="0C0A0005" w:tentative="1">
+      <w:start w:val="1"/>
+      <w:numFmt w:val="bullet"/>
+      <w:lvlText w:val=""/>
+      <w:lvlJc w:val="left"/>
+      <w:pPr>
+        <w:ind w:left="2868" w:hanging="360"/>
+      </w:pPr>
+      <w:rPr>
+        <w:rFonts w:ascii="Wingdings" w:hAnsi="Wingdings" w:hint="default"/>
+      </w:rPr>
+    </w:lvl>
+    <w:lvl w:ilvl="3" w:tplc="0C0A0001" w:tentative="1">
+      <w:start w:val="1"/>
+      <w:numFmt w:val="bullet"/>
+      <w:lvlText w:val=""/>
+      <w:lvlJc w:val="left"/>
+      <w:pPr>
+        <w:ind w:left="3588" w:hanging="360"/>
+      </w:pPr>
+      <w:rPr>
+        <w:rFonts w:ascii="Symbol" w:hAnsi="Symbol" w:hint="default"/>
+      </w:rPr>
+    </w:lvl>
+    <w:lvl w:ilvl="4" w:tplc="0C0A0003" w:tentative="1">
+      <w:start w:val="1"/>
+      <w:numFmt w:val="bullet"/>
+      <w:lvlText w:val="o"/>
+      <w:lvlJc w:val="left"/>
+      <w:pPr>
+        <w:ind w:left="4308" w:hanging="360"/>
+      </w:pPr>
+      <w:rPr>
+        <w:rFonts w:ascii="Courier New" w:hAnsi="Courier New" w:cs="Courier New" w:hint="default"/>
+      </w:rPr>
+    </w:lvl>
+    <w:lvl w:ilvl="5" w:tplc="0C0A0005" w:tentative="1">
+      <w:start w:val="1"/>
+      <w:numFmt w:val="bullet"/>
+      <w:lvlText w:val=""/>
+      <w:lvlJc w:val="left"/>
+      <w:pPr>
+        <w:ind w:left="5028" w:hanging="360"/>
+      </w:pPr>
+      <w:rPr>
+        <w:rFonts w:ascii="Wingdings" w:hAnsi="Wingdings" w:hint="default"/>
+      </w:rPr>
+    </w:lvl>
+    <w:lvl w:ilvl="6" w:tplc="0C0A0001" w:tentative="1">
+      <w:start w:val="1"/>
+      <w:numFmt w:val="bullet"/>
+      <w:lvlText w:val=""/>
+      <w:lvlJc w:val="left"/>
+      <w:pPr>
+        <w:ind w:left="5748" w:hanging="360"/>
+      </w:pPr>
+      <w:rPr>
+        <w:rFonts w:ascii="Symbol" w:hAnsi="Symbol" w:hint="default"/>
+      </w:rPr>
+    </w:lvl>
+    <w:lvl w:ilvl="7" w:tplc="0C0A0003" w:tentative="1">
+      <w:start w:val="1"/>
+      <w:numFmt w:val="bullet"/>
+      <w:lvlText w:val="o"/>
+      <w:lvlJc w:val="left"/>
+      <w:pPr>
+        <w:ind w:left="6468" w:hanging="360"/>
+      </w:pPr>
+      <w:rPr>
+        <w:rFonts w:ascii="Courier New" w:hAnsi="Courier New" w:cs="Courier New" w:hint="default"/>
+      </w:rPr>
+    </w:lvl>
+    <w:lvl w:ilvl="8" w:tplc="0C0A0005" w:tentative="1">
+      <w:start w:val="1"/>
+      <w:numFmt w:val="bullet"/>
+      <w:lvlText w:val=""/>
+      <w:lvlJc w:val="left"/>
+      <w:pPr>
+        <w:ind w:left="7188" w:hanging="360"/>
+      </w:pPr>
+      <w:rPr>
+        <w:rFonts w:ascii="Wingdings" w:hAnsi="Wingdings" w:hint="default"/>
+      </w:rPr>
+    </w:lvl>
+  </w:abstractNum>
+  <w:abstractNum w:abstractNumId="34" w15:restartNumberingAfterBreak="0">
     <w:nsid w:val="480C30B5"/>
     <w:multiLevelType w:val="multilevel"/>
     <w:tmpl w:val="B3A2EC8E"/>
@@ -29759,7 +31208,7 @@
       </w:rPr>
     </w:lvl>
   </w:abstractNum>
-  <w:abstractNum w:abstractNumId="33" w15:restartNumberingAfterBreak="0">
+  <w:abstractNum w:abstractNumId="35" w15:restartNumberingAfterBreak="0">
     <w:nsid w:val="49B745FC"/>
     <w:multiLevelType w:val="hybridMultilevel"/>
     <w:tmpl w:val="0A6413E0"/>
@@ -29872,7 +31321,7 @@
       </w:rPr>
     </w:lvl>
   </w:abstractNum>
-  <w:abstractNum w:abstractNumId="34" w15:restartNumberingAfterBreak="0">
+  <w:abstractNum w:abstractNumId="36" w15:restartNumberingAfterBreak="0">
     <w:nsid w:val="4DD40B20"/>
     <w:multiLevelType w:val="multilevel"/>
     <w:tmpl w:val="F83CD016"/>
@@ -30021,7 +31470,7 @@
       </w:rPr>
     </w:lvl>
   </w:abstractNum>
-  <w:abstractNum w:abstractNumId="35" w15:restartNumberingAfterBreak="0">
+  <w:abstractNum w:abstractNumId="37" w15:restartNumberingAfterBreak="0">
     <w:nsid w:val="50DA01E7"/>
     <w:multiLevelType w:val="hybridMultilevel"/>
     <w:tmpl w:val="7096A168"/>
@@ -30134,7 +31583,7 @@
       </w:rPr>
     </w:lvl>
   </w:abstractNum>
-  <w:abstractNum w:abstractNumId="36" w15:restartNumberingAfterBreak="0">
+  <w:abstractNum w:abstractNumId="38" w15:restartNumberingAfterBreak="0">
     <w:nsid w:val="528A44CC"/>
     <w:multiLevelType w:val="multilevel"/>
     <w:tmpl w:val="FF12F8EA"/>
@@ -30274,7 +31723,7 @@
       </w:rPr>
     </w:lvl>
   </w:abstractNum>
-  <w:abstractNum w:abstractNumId="37" w15:restartNumberingAfterBreak="0">
+  <w:abstractNum w:abstractNumId="39" w15:restartNumberingAfterBreak="0">
     <w:nsid w:val="56EA1EAF"/>
     <w:multiLevelType w:val="multilevel"/>
     <w:tmpl w:val="C79C3080"/>
@@ -30387,7 +31836,7 @@
       </w:pPr>
     </w:lvl>
   </w:abstractNum>
-  <w:abstractNum w:abstractNumId="38" w15:restartNumberingAfterBreak="0">
+  <w:abstractNum w:abstractNumId="40" w15:restartNumberingAfterBreak="0">
     <w:nsid w:val="61292A82"/>
     <w:multiLevelType w:val="multilevel"/>
     <w:tmpl w:val="10F0450A"/>
@@ -30527,7 +31976,7 @@
       </w:rPr>
     </w:lvl>
   </w:abstractNum>
-  <w:abstractNum w:abstractNumId="39" w15:restartNumberingAfterBreak="0">
+  <w:abstractNum w:abstractNumId="41" w15:restartNumberingAfterBreak="0">
     <w:nsid w:val="614B5575"/>
     <w:multiLevelType w:val="hybridMultilevel"/>
     <w:tmpl w:val="0406A6C8"/>
@@ -30641,7 +32090,7 @@
       </w:rPr>
     </w:lvl>
   </w:abstractNum>
-  <w:abstractNum w:abstractNumId="40" w15:restartNumberingAfterBreak="0">
+  <w:abstractNum w:abstractNumId="42" w15:restartNumberingAfterBreak="0">
     <w:nsid w:val="61FF33FD"/>
     <w:multiLevelType w:val="multilevel"/>
     <w:tmpl w:val="70B65930"/>
@@ -30781,7 +32230,156 @@
       </w:rPr>
     </w:lvl>
   </w:abstractNum>
-  <w:abstractNum w:abstractNumId="41" w15:restartNumberingAfterBreak="0">
+  <w:abstractNum w:abstractNumId="43" w15:restartNumberingAfterBreak="0">
+    <w:nsid w:val="63144561"/>
+    <w:multiLevelType w:val="multilevel"/>
+    <w:tmpl w:val="B2BA2CEE"/>
+    <w:lvl w:ilvl="0">
+      <w:start w:val="1"/>
+      <w:numFmt w:val="bullet"/>
+      <w:lvlText w:val=""/>
+      <w:lvlJc w:val="left"/>
+      <w:pPr>
+        <w:tabs>
+          <w:tab w:val="num" w:pos="720"/>
+        </w:tabs>
+        <w:ind w:left="720" w:hanging="360"/>
+      </w:pPr>
+      <w:rPr>
+        <w:rFonts w:ascii="Symbol" w:hAnsi="Symbol" w:hint="default"/>
+        <w:sz w:val="20"/>
+      </w:rPr>
+    </w:lvl>
+    <w:lvl w:ilvl="1" w:tentative="1">
+      <w:start w:val="1"/>
+      <w:numFmt w:val="bullet"/>
+      <w:lvlText w:val="o"/>
+      <w:lvlJc w:val="left"/>
+      <w:pPr>
+        <w:tabs>
+          <w:tab w:val="num" w:pos="1440"/>
+        </w:tabs>
+        <w:ind w:left="1440" w:hanging="360"/>
+      </w:pPr>
+      <w:rPr>
+        <w:rFonts w:ascii="Courier New" w:hAnsi="Courier New" w:hint="default"/>
+        <w:sz w:val="20"/>
+      </w:rPr>
+    </w:lvl>
+    <w:lvl w:ilvl="2" w:tentative="1">
+      <w:start w:val="1"/>
+      <w:numFmt w:val="bullet"/>
+      <w:lvlText w:val=""/>
+      <w:lvlJc w:val="left"/>
+      <w:pPr>
+        <w:tabs>
+          <w:tab w:val="num" w:pos="2160"/>
+        </w:tabs>
+        <w:ind w:left="2160" w:hanging="360"/>
+      </w:pPr>
+      <w:rPr>
+        <w:rFonts w:ascii="Wingdings" w:hAnsi="Wingdings" w:hint="default"/>
+        <w:sz w:val="20"/>
+      </w:rPr>
+    </w:lvl>
+    <w:lvl w:ilvl="3" w:tentative="1">
+      <w:start w:val="1"/>
+      <w:numFmt w:val="bullet"/>
+      <w:lvlText w:val=""/>
+      <w:lvlJc w:val="left"/>
+      <w:pPr>
+        <w:tabs>
+          <w:tab w:val="num" w:pos="2880"/>
+        </w:tabs>
+        <w:ind w:left="2880" w:hanging="360"/>
+      </w:pPr>
+      <w:rPr>
+        <w:rFonts w:ascii="Wingdings" w:hAnsi="Wingdings" w:hint="default"/>
+        <w:sz w:val="20"/>
+      </w:rPr>
+    </w:lvl>
+    <w:lvl w:ilvl="4" w:tentative="1">
+      <w:start w:val="1"/>
+      <w:numFmt w:val="bullet"/>
+      <w:lvlText w:val=""/>
+      <w:lvlJc w:val="left"/>
+      <w:pPr>
+        <w:tabs>
+          <w:tab w:val="num" w:pos="3600"/>
+        </w:tabs>
+        <w:ind w:left="3600" w:hanging="360"/>
+      </w:pPr>
+      <w:rPr>
+        <w:rFonts w:ascii="Wingdings" w:hAnsi="Wingdings" w:hint="default"/>
+        <w:sz w:val="20"/>
+      </w:rPr>
+    </w:lvl>
+    <w:lvl w:ilvl="5" w:tentative="1">
+      <w:start w:val="1"/>
+      <w:numFmt w:val="bullet"/>
+      <w:lvlText w:val=""/>
+      <w:lvlJc w:val="left"/>
+      <w:pPr>
+        <w:tabs>
+          <w:tab w:val="num" w:pos="4320"/>
+        </w:tabs>
+        <w:ind w:left="4320" w:hanging="360"/>
+      </w:pPr>
+      <w:rPr>
+        <w:rFonts w:ascii="Wingdings" w:hAnsi="Wingdings" w:hint="default"/>
+        <w:sz w:val="20"/>
+      </w:rPr>
+    </w:lvl>
+    <w:lvl w:ilvl="6" w:tentative="1">
+      <w:start w:val="1"/>
+      <w:numFmt w:val="bullet"/>
+      <w:lvlText w:val=""/>
+      <w:lvlJc w:val="left"/>
+      <w:pPr>
+        <w:tabs>
+          <w:tab w:val="num" w:pos="5040"/>
+        </w:tabs>
+        <w:ind w:left="5040" w:hanging="360"/>
+      </w:pPr>
+      <w:rPr>
+        <w:rFonts w:ascii="Wingdings" w:hAnsi="Wingdings" w:hint="default"/>
+        <w:sz w:val="20"/>
+      </w:rPr>
+    </w:lvl>
+    <w:lvl w:ilvl="7" w:tentative="1">
+      <w:start w:val="1"/>
+      <w:numFmt w:val="bullet"/>
+      <w:lvlText w:val=""/>
+      <w:lvlJc w:val="left"/>
+      <w:pPr>
+        <w:tabs>
+          <w:tab w:val="num" w:pos="5760"/>
+        </w:tabs>
+        <w:ind w:left="5760" w:hanging="360"/>
+      </w:pPr>
+      <w:rPr>
+        <w:rFonts w:ascii="Wingdings" w:hAnsi="Wingdings" w:hint="default"/>
+        <w:sz w:val="20"/>
+      </w:rPr>
+    </w:lvl>
+    <w:lvl w:ilvl="8" w:tentative="1">
+      <w:start w:val="1"/>
+      <w:numFmt w:val="bullet"/>
+      <w:lvlText w:val=""/>
+      <w:lvlJc w:val="left"/>
+      <w:pPr>
+        <w:tabs>
+          <w:tab w:val="num" w:pos="6480"/>
+        </w:tabs>
+        <w:ind w:left="6480" w:hanging="360"/>
+      </w:pPr>
+      <w:rPr>
+        <w:rFonts w:ascii="Wingdings" w:hAnsi="Wingdings" w:hint="default"/>
+        <w:sz w:val="20"/>
+      </w:rPr>
+    </w:lvl>
+  </w:abstractNum>
+  <w:abstractNum w:abstractNumId="44" w15:restartNumberingAfterBreak="0">
     <w:nsid w:val="644C7F09"/>
     <w:multiLevelType w:val="multilevel"/>
     <w:tmpl w:val="A6745838"/>
@@ -30930,7 +32528,7 @@
       </w:rPr>
     </w:lvl>
   </w:abstractNum>
-  <w:abstractNum w:abstractNumId="42" w15:restartNumberingAfterBreak="0">
+  <w:abstractNum w:abstractNumId="45" w15:restartNumberingAfterBreak="0">
     <w:nsid w:val="65913E8C"/>
     <w:multiLevelType w:val="multilevel"/>
     <w:tmpl w:val="970643DA"/>
@@ -31079,7 +32677,7 @@
       </w:rPr>
     </w:lvl>
   </w:abstractNum>
-  <w:abstractNum w:abstractNumId="43" w15:restartNumberingAfterBreak="0">
+  <w:abstractNum w:abstractNumId="46" w15:restartNumberingAfterBreak="0">
     <w:nsid w:val="6BF31981"/>
     <w:multiLevelType w:val="multilevel"/>
     <w:tmpl w:val="2C64408A"/>
@@ -31219,7 +32817,7 @@
       </w:rPr>
     </w:lvl>
   </w:abstractNum>
-  <w:abstractNum w:abstractNumId="44" w15:restartNumberingAfterBreak="0">
+  <w:abstractNum w:abstractNumId="47" w15:restartNumberingAfterBreak="0">
     <w:nsid w:val="73B4C88C"/>
     <w:multiLevelType w:val="hybridMultilevel"/>
     <w:tmpl w:val="6D8C17A2"/>
@@ -31305,7 +32903,7 @@
       </w:pPr>
     </w:lvl>
   </w:abstractNum>
-  <w:abstractNum w:abstractNumId="45" w15:restartNumberingAfterBreak="0">
+  <w:abstractNum w:abstractNumId="48" w15:restartNumberingAfterBreak="0">
     <w:nsid w:val="75354E8A"/>
     <w:multiLevelType w:val="multilevel"/>
     <w:tmpl w:val="A78C158A"/>
@@ -31454,7 +33052,7 @@
       </w:rPr>
     </w:lvl>
   </w:abstractNum>
-  <w:abstractNum w:abstractNumId="46" w15:restartNumberingAfterBreak="0">
+  <w:abstractNum w:abstractNumId="49" w15:restartNumberingAfterBreak="0">
     <w:nsid w:val="76723588"/>
     <w:multiLevelType w:val="multilevel"/>
     <w:tmpl w:val="DA28D350"/>
@@ -31567,7 +33165,7 @@
       </w:pPr>
     </w:lvl>
   </w:abstractNum>
-  <w:abstractNum w:abstractNumId="47" w15:restartNumberingAfterBreak="0">
+  <w:abstractNum w:abstractNumId="50" w15:restartNumberingAfterBreak="0">
     <w:nsid w:val="774B49F8"/>
     <w:multiLevelType w:val="multilevel"/>
     <w:tmpl w:val="CBFAD1F2"/>
@@ -31707,7 +33305,7 @@
       </w:rPr>
     </w:lvl>
   </w:abstractNum>
-  <w:abstractNum w:abstractNumId="48" w15:restartNumberingAfterBreak="0">
+  <w:abstractNum w:abstractNumId="51" w15:restartNumberingAfterBreak="0">
     <w:nsid w:val="799C31B5"/>
     <w:multiLevelType w:val="multilevel"/>
     <w:tmpl w:val="70889FAE"/>
@@ -31848,52 +33446,52 @@
     </w:lvl>
   </w:abstractNum>
   <w:num w:numId="1" w16cid:durableId="2113014704">
-    <w:abstractNumId w:val="44"/>
+    <w:abstractNumId w:val="47"/>
   </w:num>
   <w:num w:numId="2" w16cid:durableId="846021626">
-    <w:abstractNumId w:val="26"/>
+    <w:abstractNumId w:val="27"/>
   </w:num>
   <w:num w:numId="3" w16cid:durableId="856044585">
-    <w:abstractNumId w:val="22"/>
+    <w:abstractNumId w:val="23"/>
   </w:num>
   <w:num w:numId="4" w16cid:durableId="101271883">
+    <w:abstractNumId w:val="34"/>
+  </w:num>
+  <w:num w:numId="5" w16cid:durableId="1243026041">
+    <w:abstractNumId w:val="40"/>
+  </w:num>
+  <w:num w:numId="6" w16cid:durableId="824787241">
+    <w:abstractNumId w:val="50"/>
+  </w:num>
+  <w:num w:numId="7" w16cid:durableId="1391535419">
+    <w:abstractNumId w:val="39"/>
+  </w:num>
+  <w:num w:numId="8" w16cid:durableId="1032150560">
+    <w:abstractNumId w:val="51"/>
+  </w:num>
+  <w:num w:numId="9" w16cid:durableId="499126505">
     <w:abstractNumId w:val="32"/>
   </w:num>
-  <w:num w:numId="5" w16cid:durableId="1243026041">
-    <w:abstractNumId w:val="38"/>
-  </w:num>
-  <w:num w:numId="6" w16cid:durableId="824787241">
-    <w:abstractNumId w:val="47"/>
-  </w:num>
-  <w:num w:numId="7" w16cid:durableId="1391535419">
-    <w:abstractNumId w:val="37"/>
-  </w:num>
-  <w:num w:numId="8" w16cid:durableId="1032150560">
-    <w:abstractNumId w:val="48"/>
-  </w:num>
-  <w:num w:numId="9" w16cid:durableId="499126505">
-    <w:abstractNumId w:val="31"/>
-  </w:num>
   <w:num w:numId="10" w16cid:durableId="266085855">
-    <w:abstractNumId w:val="43"/>
+    <w:abstractNumId w:val="46"/>
   </w:num>
   <w:num w:numId="11" w16cid:durableId="779959250">
-    <w:abstractNumId w:val="27"/>
+    <w:abstractNumId w:val="28"/>
   </w:num>
   <w:num w:numId="12" w16cid:durableId="1604873041">
-    <w:abstractNumId w:val="20"/>
+    <w:abstractNumId w:val="21"/>
   </w:num>
   <w:num w:numId="13" w16cid:durableId="511842705">
-    <w:abstractNumId w:val="46"/>
+    <w:abstractNumId w:val="49"/>
   </w:num>
   <w:num w:numId="14" w16cid:durableId="840504318">
     <w:abstractNumId w:val="17"/>
   </w:num>
   <w:num w:numId="15" w16cid:durableId="768357962">
-    <w:abstractNumId w:val="36"/>
+    <w:abstractNumId w:val="38"/>
   </w:num>
   <w:num w:numId="16" w16cid:durableId="440878550">
-    <w:abstractNumId w:val="40"/>
+    <w:abstractNumId w:val="42"/>
   </w:num>
   <w:num w:numId="17" w16cid:durableId="1772043573">
     <w:abstractNumId w:val="8"/>
@@ -31929,10 +33527,10 @@
     <w:abstractNumId w:val="18"/>
   </w:num>
   <w:num w:numId="28" w16cid:durableId="368651360">
-    <w:abstractNumId w:val="39"/>
+    <w:abstractNumId w:val="41"/>
   </w:num>
   <w:num w:numId="29" w16cid:durableId="879130581">
-    <w:abstractNumId w:val="33"/>
+    <w:abstractNumId w:val="35"/>
   </w:num>
   <w:num w:numId="30" w16cid:durableId="1805462885">
     <w:abstractNumId w:val="15"/>
@@ -31941,22 +33539,22 @@
     <w:abstractNumId w:val="14"/>
   </w:num>
   <w:num w:numId="32" w16cid:durableId="817457399">
-    <w:abstractNumId w:val="42"/>
+    <w:abstractNumId w:val="45"/>
   </w:num>
   <w:num w:numId="33" w16cid:durableId="1996567190">
-    <w:abstractNumId w:val="21"/>
+    <w:abstractNumId w:val="22"/>
   </w:num>
   <w:num w:numId="34" w16cid:durableId="1299992438">
-    <w:abstractNumId w:val="25"/>
+    <w:abstractNumId w:val="26"/>
   </w:num>
   <w:num w:numId="35" w16cid:durableId="352653858">
     <w:abstractNumId w:val="12"/>
   </w:num>
   <w:num w:numId="36" w16cid:durableId="1840121875">
-    <w:abstractNumId w:val="19"/>
+    <w:abstractNumId w:val="20"/>
   </w:num>
   <w:num w:numId="37" w16cid:durableId="1831170911">
-    <w:abstractNumId w:val="28"/>
+    <w:abstractNumId w:val="29"/>
   </w:num>
   <w:num w:numId="38" w16cid:durableId="827136442">
     <w:abstractNumId w:val="13"/>
@@ -31965,34 +33563,43 @@
     <w:abstractNumId w:val="10"/>
   </w:num>
   <w:num w:numId="40" w16cid:durableId="1595548902">
-    <w:abstractNumId w:val="45"/>
+    <w:abstractNumId w:val="48"/>
   </w:num>
   <w:num w:numId="41" w16cid:durableId="1314915956">
+    <w:abstractNumId w:val="31"/>
+  </w:num>
+  <w:num w:numId="42" w16cid:durableId="905383881">
+    <w:abstractNumId w:val="36"/>
+  </w:num>
+  <w:num w:numId="43" w16cid:durableId="320549036">
     <w:abstractNumId w:val="30"/>
   </w:num>
-  <w:num w:numId="42" w16cid:durableId="905383881">
-    <w:abstractNumId w:val="34"/>
-  </w:num>
-  <w:num w:numId="43" w16cid:durableId="320549036">
-    <w:abstractNumId w:val="29"/>
-  </w:num>
   <w:num w:numId="44" w16cid:durableId="696350055">
-    <w:abstractNumId w:val="35"/>
+    <w:abstractNumId w:val="37"/>
   </w:num>
   <w:num w:numId="45" w16cid:durableId="1826817514">
     <w:abstractNumId w:val="11"/>
   </w:num>
   <w:num w:numId="46" w16cid:durableId="1975022890">
-    <w:abstractNumId w:val="24"/>
+    <w:abstractNumId w:val="25"/>
   </w:num>
   <w:num w:numId="47" w16cid:durableId="1615819707">
     <w:abstractNumId w:val="16"/>
   </w:num>
   <w:num w:numId="48" w16cid:durableId="3367334">
-    <w:abstractNumId w:val="23"/>
+    <w:abstractNumId w:val="24"/>
   </w:num>
   <w:num w:numId="49" w16cid:durableId="1991014893">
-    <w:abstractNumId w:val="41"/>
+    <w:abstractNumId w:val="44"/>
+  </w:num>
+  <w:num w:numId="50" w16cid:durableId="161745449">
+    <w:abstractNumId w:val="43"/>
+  </w:num>
+  <w:num w:numId="51" w16cid:durableId="901595510">
+    <w:abstractNumId w:val="19"/>
+  </w:num>
+  <w:num w:numId="52" w16cid:durableId="738164509">
+    <w:abstractNumId w:val="33"/>
   </w:num>
 </w:numbering>
 </file>
@@ -33776,6 +35383,27 @@
 </file>
 
 <file path=customXml/item1.xml><?xml version="1.0" encoding="utf-8"?>
+<p:properties xmlns:p="http://schemas.microsoft.com/office/2006/metadata/properties" xmlns:xsi="http://www.w3.org/2001/XMLSchema-instance" xmlns:pc="http://schemas.microsoft.com/office/infopath/2007/PartnerControls">
+  <documentManagement>
+    <_activity xmlns="0dd81e3e-32c4-45c3-852a-33c36a8ca9a2" xsi:nil="true"/>
+  </documentManagement>
+</p:properties>
+</file>
+
+<file path=customXml/item2.xml><?xml version="1.0" encoding="utf-8"?>
+<b:Sources xmlns:b="http://schemas.openxmlformats.org/officeDocument/2006/bibliography" xmlns="http://schemas.openxmlformats.org/officeDocument/2006/bibliography" SelectedStyle="\APA.XSL" StyleName="APA Fifth Edition"/>
+</file>
+
+<file path=customXml/item3.xml><?xml version="1.0" encoding="utf-8"?>
+<?mso-contentType ?>
+<FormTemplates xmlns="http://schemas.microsoft.com/sharepoint/v3/contenttype/forms">
+  <Display>DocumentLibraryForm</Display>
+  <Edit>DocumentLibraryForm</Edit>
+  <New>DocumentLibraryForm</New>
+</FormTemplates>
+</file>
+
+<file path=customXml/item4.xml><?xml version="1.0" encoding="utf-8"?>
 <ct:contentTypeSchema xmlns:ct="http://schemas.microsoft.com/office/2006/metadata/contentType" xmlns:ma="http://schemas.microsoft.com/office/2006/metadata/properties/metaAttributes" ct:_="" ma:_="" ma:contentTypeName="Documento" ma:contentTypeID="0x01010025101D0885731048B0CD21D432E8305A" ma:contentTypeVersion="11" ma:contentTypeDescription="Crear nuevo documento." ma:contentTypeScope="" ma:versionID="81bcf49ec1edc4061c6f9fddaf17e5a4">
   <xsd:schema xmlns:xsd="http://www.w3.org/2001/XMLSchema" xmlns:xs="http://www.w3.org/2001/XMLSchema" xmlns:p="http://schemas.microsoft.com/office/2006/metadata/properties" xmlns:ns3="0dd81e3e-32c4-45c3-852a-33c36a8ca9a2" targetNamespace="http://schemas.microsoft.com/office/2006/metadata/properties" ma:root="true" ma:fieldsID="e214c24f35242a31bbaa59618cd4f46f" ns3:_="">
     <xsd:import namespace="0dd81e3e-32c4-45c3-852a-33c36a8ca9a2"/>
@@ -33963,28 +35591,33 @@
 </ct:contentTypeSchema>
 </file>
 
-<file path=customXml/item2.xml><?xml version="1.0" encoding="utf-8"?>
-<?mso-contentType ?>
-<FormTemplates xmlns="http://schemas.microsoft.com/sharepoint/v3/contenttype/forms">
-  <Display>DocumentLibraryForm</Display>
-  <Edit>DocumentLibraryForm</Edit>
-  <New>DocumentLibraryForm</New>
-</FormTemplates>
+<file path=customXml/itemProps1.xml><?xml version="1.0" encoding="utf-8"?>
+<ds:datastoreItem xmlns:ds="http://schemas.openxmlformats.org/officeDocument/2006/customXml" ds:itemID="{56B03E1A-13FD-4632-B7FD-6FEC8181D718}">
+  <ds:schemaRefs>
+    <ds:schemaRef ds:uri="http://schemas.microsoft.com/office/2006/metadata/properties"/>
+    <ds:schemaRef ds:uri="http://schemas.microsoft.com/office/infopath/2007/PartnerControls"/>
+    <ds:schemaRef ds:uri="0dd81e3e-32c4-45c3-852a-33c36a8ca9a2"/>
+  </ds:schemaRefs>
+</ds:datastoreItem>
 </file>
 
-<file path=customXml/item3.xml><?xml version="1.0" encoding="utf-8"?>
-<b:Sources xmlns:b="http://schemas.openxmlformats.org/officeDocument/2006/bibliography" xmlns="http://schemas.openxmlformats.org/officeDocument/2006/bibliography" SelectedStyle="\APA.XSL" StyleName="APA Fifth Edition"/>
+<file path=customXml/itemProps2.xml><?xml version="1.0" encoding="utf-8"?>
+<ds:datastoreItem xmlns:ds="http://schemas.openxmlformats.org/officeDocument/2006/customXml" ds:itemID="{16C71FD4-B25F-4F52-875D-9049229978E5}">
+  <ds:schemaRefs>
+    <ds:schemaRef ds:uri="http://schemas.openxmlformats.org/officeDocument/2006/bibliography"/>
+  </ds:schemaRefs>
+</ds:datastoreItem>
 </file>
 
-<file path=customXml/item4.xml><?xml version="1.0" encoding="utf-8"?>
-<p:properties xmlns:p="http://schemas.microsoft.com/office/2006/metadata/properties" xmlns:xsi="http://www.w3.org/2001/XMLSchema-instance" xmlns:pc="http://schemas.microsoft.com/office/infopath/2007/PartnerControls">
-  <documentManagement>
-    <_activity xmlns="0dd81e3e-32c4-45c3-852a-33c36a8ca9a2" xsi:nil="true"/>
-  </documentManagement>
-</p:properties>
+<file path=customXml/itemProps3.xml><?xml version="1.0" encoding="utf-8"?>
+<ds:datastoreItem xmlns:ds="http://schemas.openxmlformats.org/officeDocument/2006/customXml" ds:itemID="{D6C383AF-1EC1-4F0E-B800-E4A39F6E2FAF}">
+  <ds:schemaRefs>
+    <ds:schemaRef ds:uri="http://schemas.microsoft.com/sharepoint/v3/contenttype/forms"/>
+  </ds:schemaRefs>
+</ds:datastoreItem>
 </file>
 
-<file path=customXml/itemProps1.xml><?xml version="1.0" encoding="utf-8"?>
+<file path=customXml/itemProps4.xml><?xml version="1.0" encoding="utf-8"?>
 <ds:datastoreItem xmlns:ds="http://schemas.openxmlformats.org/officeDocument/2006/customXml" ds:itemID="{DCD06B4A-01B4-46AA-8422-B68B8898A05E}">
   <ds:schemaRefs>
     <ds:schemaRef ds:uri="http://schemas.microsoft.com/office/2006/metadata/contentType"/>
@@ -34000,30 +35633,4 @@
     <ds:schemaRef ds:uri="http://schemas.microsoft.com/internal/obd"/>
   </ds:schemaRefs>
 </ds:datastoreItem>
-</file>
-
-<file path=customXml/itemProps2.xml><?xml version="1.0" encoding="utf-8"?>
-<ds:datastoreItem xmlns:ds="http://schemas.openxmlformats.org/officeDocument/2006/customXml" ds:itemID="{D6C383AF-1EC1-4F0E-B800-E4A39F6E2FAF}">
-  <ds:schemaRefs>
-    <ds:schemaRef ds:uri="http://schemas.microsoft.com/sharepoint/v3/contenttype/forms"/>
-  </ds:schemaRefs>
-</ds:datastoreItem>
-</file>
-
-<file path=customXml/itemProps3.xml><?xml version="1.0" encoding="utf-8"?>
-<ds:datastoreItem xmlns:ds="http://schemas.openxmlformats.org/officeDocument/2006/customXml" ds:itemID="{16C71FD4-B25F-4F52-875D-9049229978E5}">
-  <ds:schemaRefs>
-    <ds:schemaRef ds:uri="http://schemas.openxmlformats.org/officeDocument/2006/bibliography"/>
-  </ds:schemaRefs>
-</ds:datastoreItem>
-</file>
-
-<file path=customXml/itemProps4.xml><?xml version="1.0" encoding="utf-8"?>
-<ds:datastoreItem xmlns:ds="http://schemas.openxmlformats.org/officeDocument/2006/customXml" ds:itemID="{56B03E1A-13FD-4632-B7FD-6FEC8181D718}">
-  <ds:schemaRefs>
-    <ds:schemaRef ds:uri="http://schemas.microsoft.com/office/2006/metadata/properties"/>
-    <ds:schemaRef ds:uri="http://schemas.microsoft.com/office/infopath/2007/PartnerControls"/>
-    <ds:schemaRef ds:uri="0dd81e3e-32c4-45c3-852a-33c36a8ca9a2"/>
-  </ds:schemaRefs>
-</ds:datastoreItem>
 </file>
--- a/MemoriaTFG-IvanMartinNieto.docx
+++ b/MemoriaTFG-IvanMartinNieto.docx
@@ -13,7 +13,7 @@
     <w:bookmarkStart w:id="8" w:name="_Toc116375688"/>
     <w:p>
       <w:pPr>
-        <w:pStyle w:val="Ttulo2"/>
+        <w:pStyle w:val="Heading2"/>
         <w:pageBreakBefore/>
         <w:jc w:val="both"/>
       </w:pPr>
@@ -83,7 +83,7 @@
               </wp:anchor>
             </w:drawing>
           </mc:Choice>
-          <mc:Fallback xmlns:pic="http://schemas.openxmlformats.org/drawingml/2006/picture" xmlns:a14="http://schemas.microsoft.com/office/drawing/2010/main" xmlns:a="http://schemas.openxmlformats.org/drawingml/2006/main" xmlns:asvg="http://schemas.microsoft.com/office/drawing/2016/SVG/main">
+          <mc:Fallback xmlns:asvg="http://schemas.microsoft.com/office/drawing/2016/SVG/main" xmlns:a="http://schemas.openxmlformats.org/drawingml/2006/main" xmlns:a14="http://schemas.microsoft.com/office/drawing/2010/main" xmlns:pic="http://schemas.openxmlformats.org/drawingml/2006/picture">
             <w:pict w14:anchorId="0829D9D1">
               <v:shapetype id="_x0000_t32" coordsize="21600,21600" o:oned="t" filled="f" o:spt="32" path="m,l21600,21600e" w14:anchorId="38844837">
                 <v:path fillok="f" arrowok="t" o:connecttype="none"/>
@@ -223,7 +223,7 @@
     </w:p>
     <w:p>
       <w:pPr>
-        <w:pStyle w:val="Descripcin"/>
+        <w:pStyle w:val="Caption"/>
         <w:jc w:val="center"/>
         <w:rPr>
           <w:color w:val="A6A6A6" w:themeColor="background1" w:themeShade="A6"/>
@@ -459,7 +459,7 @@
                         <w:txbxContent>
                           <w:p>
                             <w:pPr>
-                              <w:pStyle w:val="Descripcin"/>
+                              <w:pStyle w:val="Caption"/>
                               <w:rPr>
                                 <w:noProof/>
                                 <w:color w:val="A6A6A6" w:themeColor="background1" w:themeShade="A6"/>
@@ -547,7 +547,7 @@
                   <w:txbxContent>
                     <w:p>
                       <w:pPr>
-                        <w:pStyle w:val="Descripcin"/>
+                        <w:pStyle w:val="Caption"/>
                         <w:rPr>
                           <w:noProof/>
                           <w:color w:val="A6A6A6" w:themeColor="background1" w:themeShade="A6"/>
@@ -701,7 +701,7 @@
       <w:hyperlink r:id="rId15">
         <w:r>
           <w:rPr>
-            <w:rStyle w:val="Hipervnculo"/>
+            <w:rStyle w:val="Hyperlink"/>
             <w:rFonts w:asciiTheme="minorHAnsi" w:hAnsiTheme="minorHAnsi" w:cs="Arial"/>
             <w:sz w:val="24"/>
           </w:rPr>
@@ -709,7 +709,7 @@
         </w:r>
         <w:r>
           <w:rPr>
-            <w:rStyle w:val="Hipervnculo"/>
+            <w:rStyle w:val="Hyperlink"/>
             <w:rFonts w:asciiTheme="minorHAnsi" w:hAnsiTheme="minorHAnsi" w:cs="Arial"/>
             <w:i/>
             <w:iCs/>
@@ -730,7 +730,7 @@
     </w:p>
     <w:p>
       <w:pPr>
-        <w:pStyle w:val="Ttulo1"/>
+        <w:pStyle w:val="Heading1"/>
         <w:pBdr>
           <w:bottom w:val="none" w:sz="0" w:space="0" w:color="auto"/>
         </w:pBdr>
@@ -738,7 +738,7 @@
     </w:p>
     <w:p>
       <w:pPr>
-        <w:pStyle w:val="Ttulo1"/>
+        <w:pStyle w:val="Heading1"/>
         <w:pBdr>
           <w:bottom w:val="none" w:sz="0" w:space="0" w:color="auto"/>
         </w:pBdr>
@@ -746,7 +746,7 @@
     </w:p>
     <w:p>
       <w:pPr>
-        <w:pStyle w:val="Ttulo1"/>
+        <w:pStyle w:val="Heading1"/>
         <w:pBdr>
           <w:bottom w:val="none" w:sz="0" w:space="0" w:color="auto"/>
         </w:pBdr>
@@ -754,7 +754,7 @@
     </w:p>
     <w:p>
       <w:pPr>
-        <w:pStyle w:val="Ttulo1"/>
+        <w:pStyle w:val="Heading1"/>
         <w:pBdr>
           <w:bottom w:val="none" w:sz="0" w:space="0" w:color="auto"/>
         </w:pBdr>
@@ -762,7 +762,7 @@
     </w:p>
     <w:p>
       <w:pPr>
-        <w:pStyle w:val="Ttulo1"/>
+        <w:pStyle w:val="Heading1"/>
         <w:pBdr>
           <w:bottom w:val="none" w:sz="0" w:space="0" w:color="auto"/>
         </w:pBdr>
@@ -770,7 +770,7 @@
     </w:p>
     <w:p>
       <w:pPr>
-        <w:pStyle w:val="Ttulo1"/>
+        <w:pStyle w:val="Heading1"/>
         <w:pBdr>
           <w:bottom w:val="none" w:sz="0" w:space="0" w:color="auto"/>
         </w:pBdr>
@@ -778,7 +778,7 @@
     </w:p>
     <w:p>
       <w:pPr>
-        <w:pStyle w:val="Ttulo1"/>
+        <w:pStyle w:val="Heading1"/>
         <w:pBdr>
           <w:bottom w:val="none" w:sz="0" w:space="0" w:color="auto"/>
         </w:pBdr>
@@ -788,7 +788,7 @@
     <w:p/>
     <w:p>
       <w:pPr>
-        <w:pStyle w:val="Ttulo1"/>
+        <w:pStyle w:val="Heading1"/>
         <w:keepNext w:val="0"/>
         <w:widowControl w:val="0"/>
       </w:pPr>
@@ -827,7 +827,7 @@
     </w:p>
     <w:p>
       <w:pPr>
-        <w:pStyle w:val="Ttulo1"/>
+        <w:pStyle w:val="Heading1"/>
         <w:keepNext w:val="0"/>
         <w:widowControl w:val="0"/>
       </w:pPr>
@@ -854,7 +854,7 @@
       <w:hyperlink r:id="rId16" w:anchor="indice-figuras">
         <w:r>
           <w:rPr>
-            <w:rStyle w:val="Hipervnculo"/>
+            <w:rStyle w:val="Hyperlink"/>
             <w:rFonts w:ascii="Segoe UI" w:eastAsia="Segoe UI" w:hAnsi="Segoe UI" w:cs="Segoe UI"/>
             <w:color w:val="2563EB"/>
             <w:sz w:val="24"/>
@@ -882,7 +882,7 @@
       <w:hyperlink r:id="rId17" w:anchor="indice-tablas">
         <w:r>
           <w:rPr>
-            <w:rStyle w:val="Hipervnculo"/>
+            <w:rStyle w:val="Hyperlink"/>
             <w:rFonts w:ascii="Segoe UI" w:eastAsia="Segoe UI" w:hAnsi="Segoe UI" w:cs="Segoe UI"/>
             <w:color w:val="2563EB"/>
             <w:sz w:val="24"/>
@@ -894,7 +894,7 @@
     </w:p>
     <w:p>
       <w:pPr>
-        <w:pStyle w:val="Prrafodelista"/>
+        <w:pStyle w:val="ListParagraph"/>
         <w:keepNext w:val="0"/>
         <w:widowControl w:val="0"/>
         <w:numPr>
@@ -912,7 +912,7 @@
       <w:hyperlink r:id="rId18" w:anchor="intro-justificacion">
         <w:r>
           <w:rPr>
-            <w:rStyle w:val="Hipervnculo"/>
+            <w:rStyle w:val="Hyperlink"/>
             <w:rFonts w:ascii="Segoe UI" w:eastAsia="Segoe UI" w:hAnsi="Segoe UI" w:cs="Segoe UI"/>
             <w:color w:val="2563EB"/>
             <w:sz w:val="24"/>
@@ -933,7 +933,7 @@
       <w:hyperlink r:id="rId19" w:anchor="memoria-inicial">
         <w:r>
           <w:rPr>
-            <w:rStyle w:val="Hipervnculo"/>
+            <w:rStyle w:val="Hyperlink"/>
             <w:rFonts w:ascii="Segoe UI" w:eastAsia="Segoe UI" w:hAnsi="Segoe UI" w:cs="Segoe UI"/>
             <w:color w:val="2563EB"/>
             <w:sz w:val="24"/>
@@ -954,7 +954,7 @@
       <w:hyperlink r:id="rId20" w:anchor="justificacion">
         <w:r>
           <w:rPr>
-            <w:rStyle w:val="Hipervnculo"/>
+            <w:rStyle w:val="Hyperlink"/>
             <w:rFonts w:ascii="Segoe UI" w:eastAsia="Segoe UI" w:hAnsi="Segoe UI" w:cs="Segoe UI"/>
             <w:color w:val="2563EB"/>
             <w:sz w:val="24"/>
@@ -975,7 +975,7 @@
       <w:hyperlink r:id="rId21" w:anchor="oportunidad-negocio">
         <w:r>
           <w:rPr>
-            <w:rStyle w:val="Hipervnculo"/>
+            <w:rStyle w:val="Hyperlink"/>
             <w:rFonts w:ascii="Segoe UI" w:eastAsia="Segoe UI" w:hAnsi="Segoe UI" w:cs="Segoe UI"/>
             <w:color w:val="2563EB"/>
             <w:sz w:val="24"/>
@@ -996,7 +996,7 @@
       <w:hyperlink r:id="rId22" w:anchor="estudio-sector">
         <w:r>
           <w:rPr>
-            <w:rStyle w:val="Hipervnculo"/>
+            <w:rStyle w:val="Hyperlink"/>
             <w:rFonts w:ascii="Segoe UI" w:eastAsia="Segoe UI" w:hAnsi="Segoe UI" w:cs="Segoe UI"/>
             <w:color w:val="2563EB"/>
             <w:sz w:val="24"/>
@@ -1017,7 +1017,7 @@
       <w:hyperlink r:id="rId23" w:anchor="analisis-viabilidad">
         <w:r>
           <w:rPr>
-            <w:rStyle w:val="Hipervnculo"/>
+            <w:rStyle w:val="Hyperlink"/>
             <w:rFonts w:ascii="Segoe UI" w:eastAsia="Segoe UI" w:hAnsi="Segoe UI" w:cs="Segoe UI"/>
             <w:color w:val="2563EB"/>
             <w:sz w:val="24"/>
@@ -1029,7 +1029,7 @@
     </w:p>
     <w:p>
       <w:pPr>
-        <w:pStyle w:val="Prrafodelista"/>
+        <w:pStyle w:val="ListParagraph"/>
         <w:keepNext w:val="0"/>
         <w:widowControl w:val="0"/>
         <w:numPr>
@@ -1047,7 +1047,7 @@
       <w:hyperlink r:id="rId24" w:anchor="definicion-sistema">
         <w:r>
           <w:rPr>
-            <w:rStyle w:val="Hipervnculo"/>
+            <w:rStyle w:val="Hyperlink"/>
             <w:rFonts w:ascii="Segoe UI" w:eastAsia="Segoe UI" w:hAnsi="Segoe UI" w:cs="Segoe UI"/>
             <w:color w:val="2563EB"/>
             <w:sz w:val="24"/>
@@ -1068,7 +1068,7 @@
       <w:hyperlink r:id="rId25" w:anchor="objetivos-proyecto">
         <w:r>
           <w:rPr>
-            <w:rStyle w:val="Hipervnculo"/>
+            <w:rStyle w:val="Hyperlink"/>
             <w:rFonts w:ascii="Segoe UI" w:eastAsia="Segoe UI" w:hAnsi="Segoe UI" w:cs="Segoe UI"/>
             <w:color w:val="2563EB"/>
             <w:sz w:val="24"/>
@@ -1089,7 +1089,7 @@
       <w:hyperlink r:id="rId26" w:anchor="definicion-actores">
         <w:r>
           <w:rPr>
-            <w:rStyle w:val="Hipervnculo"/>
+            <w:rStyle w:val="Hyperlink"/>
             <w:rFonts w:ascii="Segoe UI" w:eastAsia="Segoe UI" w:hAnsi="Segoe UI" w:cs="Segoe UI"/>
             <w:color w:val="2563EB"/>
             <w:sz w:val="24"/>
@@ -1110,7 +1110,7 @@
       <w:hyperlink r:id="rId27" w:anchor="especificacion-funcional">
         <w:r>
           <w:rPr>
-            <w:rStyle w:val="Hipervnculo"/>
+            <w:rStyle w:val="Hyperlink"/>
             <w:rFonts w:ascii="Segoe UI" w:eastAsia="Segoe UI" w:hAnsi="Segoe UI" w:cs="Segoe UI"/>
             <w:color w:val="2563EB"/>
             <w:sz w:val="24"/>
@@ -1131,7 +1131,7 @@
       <w:hyperlink r:id="rId28" w:anchor="requisitos-srs">
         <w:r>
           <w:rPr>
-            <w:rStyle w:val="Hipervnculo"/>
+            <w:rStyle w:val="Hyperlink"/>
             <w:rFonts w:ascii="Segoe UI" w:eastAsia="Segoe UI" w:hAnsi="Segoe UI" w:cs="Segoe UI"/>
             <w:color w:val="2563EB"/>
             <w:sz w:val="24"/>
@@ -1152,7 +1152,7 @@
       <w:hyperlink r:id="rId29" w:anchor="normativa-legislacion">
         <w:r>
           <w:rPr>
-            <w:rStyle w:val="Hipervnculo"/>
+            <w:rStyle w:val="Hyperlink"/>
             <w:rFonts w:ascii="Segoe UI" w:eastAsia="Segoe UI" w:hAnsi="Segoe UI" w:cs="Segoe UI"/>
             <w:color w:val="2563EB"/>
             <w:sz w:val="24"/>
@@ -1164,7 +1164,7 @@
     </w:p>
     <w:p>
       <w:pPr>
-        <w:pStyle w:val="Prrafodelista"/>
+        <w:pStyle w:val="ListParagraph"/>
         <w:keepNext w:val="0"/>
         <w:widowControl w:val="0"/>
         <w:numPr>
@@ -1182,7 +1182,7 @@
       <w:hyperlink r:id="rId30" w:anchor="diseno-arquitectura">
         <w:r>
           <w:rPr>
-            <w:rStyle w:val="Hipervnculo"/>
+            <w:rStyle w:val="Hyperlink"/>
             <w:rFonts w:ascii="Segoe UI" w:eastAsia="Segoe UI" w:hAnsi="Segoe UI" w:cs="Segoe UI"/>
             <w:color w:val="2563EB"/>
             <w:sz w:val="24"/>
@@ -1203,7 +1203,7 @@
       <w:hyperlink r:id="rId31" w:anchor="stack-tecnologico">
         <w:r>
           <w:rPr>
-            <w:rStyle w:val="Hipervnculo"/>
+            <w:rStyle w:val="Hyperlink"/>
             <w:rFonts w:ascii="Segoe UI" w:eastAsia="Segoe UI" w:hAnsi="Segoe UI" w:cs="Segoe UI"/>
             <w:color w:val="2563EB"/>
             <w:sz w:val="24"/>
@@ -1224,7 +1224,7 @@
       <w:hyperlink r:id="rId32" w:anchor="arquitectura-software">
         <w:r>
           <w:rPr>
-            <w:rStyle w:val="Hipervnculo"/>
+            <w:rStyle w:val="Hyperlink"/>
             <w:rFonts w:ascii="Segoe UI" w:eastAsia="Segoe UI" w:hAnsi="Segoe UI" w:cs="Segoe UI"/>
             <w:color w:val="2563EB"/>
             <w:sz w:val="24"/>
@@ -1245,7 +1245,7 @@
       <w:hyperlink r:id="rId33" w:anchor="diseno-datos">
         <w:r>
           <w:rPr>
-            <w:rStyle w:val="Hipervnculo"/>
+            <w:rStyle w:val="Hyperlink"/>
             <w:rFonts w:ascii="Segoe UI" w:eastAsia="Segoe UI" w:hAnsi="Segoe UI" w:cs="Segoe UI"/>
             <w:color w:val="2563EB"/>
             <w:sz w:val="24"/>
@@ -1266,7 +1266,7 @@
       <w:hyperlink r:id="rId34" w:anchor="diseno-interfaz">
         <w:r>
           <w:rPr>
-            <w:rStyle w:val="Hipervnculo"/>
+            <w:rStyle w:val="Hyperlink"/>
             <w:rFonts w:ascii="Segoe UI" w:eastAsia="Segoe UI" w:hAnsi="Segoe UI" w:cs="Segoe UI"/>
             <w:color w:val="2563EB"/>
             <w:sz w:val="24"/>
@@ -1278,7 +1278,7 @@
     </w:p>
     <w:p>
       <w:pPr>
-        <w:pStyle w:val="Prrafodelista"/>
+        <w:pStyle w:val="ListParagraph"/>
         <w:keepNext w:val="0"/>
         <w:widowControl w:val="0"/>
         <w:numPr>
@@ -1296,7 +1296,7 @@
       <w:hyperlink r:id="rId35" w:anchor="planif-metodo">
         <w:r>
           <w:rPr>
-            <w:rStyle w:val="Hipervnculo"/>
+            <w:rStyle w:val="Hyperlink"/>
             <w:rFonts w:ascii="Segoe UI" w:eastAsia="Segoe UI" w:hAnsi="Segoe UI" w:cs="Segoe UI"/>
             <w:color w:val="2563EB"/>
             <w:sz w:val="24"/>
@@ -1317,7 +1317,7 @@
       <w:hyperlink r:id="rId36" w:anchor="metodologia-trabajo">
         <w:r>
           <w:rPr>
-            <w:rStyle w:val="Hipervnculo"/>
+            <w:rStyle w:val="Hyperlink"/>
             <w:rFonts w:ascii="Segoe UI" w:eastAsia="Segoe UI" w:hAnsi="Segoe UI" w:cs="Segoe UI"/>
             <w:color w:val="2563EB"/>
             <w:sz w:val="24"/>
@@ -1338,7 +1338,7 @@
       <w:hyperlink r:id="rId37" w:anchor="planificacion-temporal">
         <w:r>
           <w:rPr>
-            <w:rStyle w:val="Hipervnculo"/>
+            <w:rStyle w:val="Hyperlink"/>
             <w:rFonts w:ascii="Segoe UI" w:eastAsia="Segoe UI" w:hAnsi="Segoe UI" w:cs="Segoe UI"/>
             <w:color w:val="2563EB"/>
             <w:sz w:val="24"/>
@@ -1359,7 +1359,7 @@
       <w:hyperlink r:id="rId38" w:anchor="guion-trabajo">
         <w:r>
           <w:rPr>
-            <w:rStyle w:val="Hipervnculo"/>
+            <w:rStyle w:val="Hyperlink"/>
             <w:rFonts w:ascii="Segoe UI" w:eastAsia="Segoe UI" w:hAnsi="Segoe UI" w:cs="Segoe UI"/>
             <w:color w:val="2563EB"/>
             <w:sz w:val="24"/>
@@ -1371,7 +1371,7 @@
     </w:p>
     <w:p>
       <w:pPr>
-        <w:pStyle w:val="Prrafodelista"/>
+        <w:pStyle w:val="ListParagraph"/>
         <w:keepNext w:val="0"/>
         <w:widowControl w:val="0"/>
         <w:numPr>
@@ -1389,7 +1389,7 @@
       <w:hyperlink r:id="rId39" w:anchor="desarrollo-implementacion">
         <w:r>
           <w:rPr>
-            <w:rStyle w:val="Hipervnculo"/>
+            <w:rStyle w:val="Hyperlink"/>
             <w:rFonts w:ascii="Segoe UI" w:eastAsia="Segoe UI" w:hAnsi="Segoe UI" w:cs="Segoe UI"/>
             <w:color w:val="2563EB"/>
             <w:sz w:val="24"/>
@@ -1410,7 +1410,7 @@
       <w:hyperlink r:id="rId40" w:anchor="organizacion-real">
         <w:r>
           <w:rPr>
-            <w:rStyle w:val="Hipervnculo"/>
+            <w:rStyle w:val="Hyperlink"/>
             <w:rFonts w:ascii="Segoe UI" w:eastAsia="Segoe UI" w:hAnsi="Segoe UI" w:cs="Segoe UI"/>
             <w:color w:val="2563EB"/>
             <w:sz w:val="24"/>
@@ -1431,7 +1431,7 @@
       <w:hyperlink r:id="rId41" w:anchor="estructura-proyecto">
         <w:r>
           <w:rPr>
-            <w:rStyle w:val="Hipervnculo"/>
+            <w:rStyle w:val="Hyperlink"/>
             <w:rFonts w:ascii="Segoe UI" w:eastAsia="Segoe UI" w:hAnsi="Segoe UI" w:cs="Segoe UI"/>
             <w:color w:val="2563EB"/>
             <w:sz w:val="24"/>
@@ -1452,7 +1452,7 @@
       <w:hyperlink r:id="rId42" w:anchor="aspectos-codigo">
         <w:r>
           <w:rPr>
-            <w:rStyle w:val="Hipervnculo"/>
+            <w:rStyle w:val="Hyperlink"/>
             <w:rFonts w:ascii="Segoe UI" w:eastAsia="Segoe UI" w:hAnsi="Segoe UI" w:cs="Segoe UI"/>
             <w:color w:val="2563EB"/>
             <w:sz w:val="24"/>
@@ -1473,7 +1473,7 @@
       <w:hyperlink r:id="rId43" w:anchor="despliegue">
         <w:r>
           <w:rPr>
-            <w:rStyle w:val="Hipervnculo"/>
+            <w:rStyle w:val="Hyperlink"/>
             <w:rFonts w:ascii="Segoe UI" w:eastAsia="Segoe UI" w:hAnsi="Segoe UI" w:cs="Segoe UI"/>
             <w:color w:val="2563EB"/>
             <w:sz w:val="24"/>
@@ -1485,7 +1485,7 @@
     </w:p>
     <w:p>
       <w:pPr>
-        <w:pStyle w:val="Prrafodelista"/>
+        <w:pStyle w:val="ListParagraph"/>
         <w:keepNext w:val="0"/>
         <w:widowControl w:val="0"/>
         <w:numPr>
@@ -1503,7 +1503,7 @@
       <w:hyperlink r:id="rId44" w:anchor="pruebas-calidad">
         <w:r>
           <w:rPr>
-            <w:rStyle w:val="Hipervnculo"/>
+            <w:rStyle w:val="Hyperlink"/>
             <w:rFonts w:ascii="Segoe UI" w:eastAsia="Segoe UI" w:hAnsi="Segoe UI" w:cs="Segoe UI"/>
             <w:color w:val="2563EB"/>
             <w:sz w:val="24"/>
@@ -1524,7 +1524,7 @@
       <w:hyperlink r:id="rId45" w:anchor="plan-pruebas">
         <w:r>
           <w:rPr>
-            <w:rStyle w:val="Hipervnculo"/>
+            <w:rStyle w:val="Hyperlink"/>
             <w:rFonts w:ascii="Segoe UI" w:eastAsia="Segoe UI" w:hAnsi="Segoe UI" w:cs="Segoe UI"/>
             <w:color w:val="2563EB"/>
             <w:sz w:val="24"/>
@@ -1545,7 +1545,7 @@
       <w:hyperlink r:id="rId46" w:anchor="registro-incidencias">
         <w:r>
           <w:rPr>
-            <w:rStyle w:val="Hipervnculo"/>
+            <w:rStyle w:val="Hyperlink"/>
             <w:rFonts w:ascii="Segoe UI" w:eastAsia="Segoe UI" w:hAnsi="Segoe UI" w:cs="Segoe UI"/>
             <w:color w:val="2563EB"/>
             <w:sz w:val="24"/>
@@ -1566,7 +1566,7 @@
       <w:hyperlink r:id="rId47" w:anchor="validacion-requisitos">
         <w:r>
           <w:rPr>
-            <w:rStyle w:val="Hipervnculo"/>
+            <w:rStyle w:val="Hyperlink"/>
             <w:rFonts w:ascii="Segoe UI" w:eastAsia="Segoe UI" w:hAnsi="Segoe UI" w:cs="Segoe UI"/>
             <w:color w:val="2563EB"/>
             <w:sz w:val="24"/>
@@ -1578,7 +1578,7 @@
     </w:p>
     <w:p>
       <w:pPr>
-        <w:pStyle w:val="Prrafodelista"/>
+        <w:pStyle w:val="ListParagraph"/>
         <w:keepNext w:val="0"/>
         <w:widowControl w:val="0"/>
         <w:numPr>
@@ -1596,7 +1596,7 @@
       <w:hyperlink r:id="rId48" w:anchor="conclusiones">
         <w:r>
           <w:rPr>
-            <w:rStyle w:val="Hipervnculo"/>
+            <w:rStyle w:val="Hyperlink"/>
             <w:rFonts w:ascii="Segoe UI" w:eastAsia="Segoe UI" w:hAnsi="Segoe UI" w:cs="Segoe UI"/>
             <w:color w:val="2563EB"/>
             <w:sz w:val="24"/>
@@ -1617,7 +1617,7 @@
       <w:hyperlink r:id="rId49" w:anchor="cumplimiento-objetivos">
         <w:r>
           <w:rPr>
-            <w:rStyle w:val="Hipervnculo"/>
+            <w:rStyle w:val="Hyperlink"/>
             <w:rFonts w:ascii="Segoe UI" w:eastAsia="Segoe UI" w:hAnsi="Segoe UI" w:cs="Segoe UI"/>
             <w:color w:val="2563EB"/>
             <w:sz w:val="24"/>
@@ -1638,7 +1638,7 @@
       <w:hyperlink r:id="rId50" w:anchor="dificultades">
         <w:r>
           <w:rPr>
-            <w:rStyle w:val="Hipervnculo"/>
+            <w:rStyle w:val="Hyperlink"/>
             <w:rFonts w:ascii="Segoe UI" w:eastAsia="Segoe UI" w:hAnsi="Segoe UI" w:cs="Segoe UI"/>
             <w:color w:val="2563EB"/>
             <w:sz w:val="24"/>
@@ -1659,7 +1659,7 @@
       <w:hyperlink r:id="rId51" w:anchor="mejoras-futuras">
         <w:r>
           <w:rPr>
-            <w:rStyle w:val="Hipervnculo"/>
+            <w:rStyle w:val="Hyperlink"/>
             <w:rFonts w:ascii="Segoe UI" w:eastAsia="Segoe UI" w:hAnsi="Segoe UI" w:cs="Segoe UI"/>
             <w:color w:val="2563EB"/>
             <w:sz w:val="24"/>
@@ -1671,7 +1671,7 @@
     </w:p>
     <w:p>
       <w:pPr>
-        <w:pStyle w:val="Prrafodelista"/>
+        <w:pStyle w:val="ListParagraph"/>
         <w:keepNext w:val="0"/>
         <w:widowControl w:val="0"/>
         <w:numPr>
@@ -1689,7 +1689,7 @@
       <w:hyperlink r:id="rId52" w:anchor="referencias">
         <w:r>
           <w:rPr>
-            <w:rStyle w:val="Hipervnculo"/>
+            <w:rStyle w:val="Hyperlink"/>
             <w:rFonts w:ascii="Segoe UI" w:eastAsia="Segoe UI" w:hAnsi="Segoe UI" w:cs="Segoe UI"/>
             <w:color w:val="2563EB"/>
             <w:sz w:val="24"/>
@@ -1701,7 +1701,7 @@
     </w:p>
     <w:p>
       <w:pPr>
-        <w:pStyle w:val="Prrafodelista"/>
+        <w:pStyle w:val="ListParagraph"/>
         <w:keepNext w:val="0"/>
         <w:widowControl w:val="0"/>
         <w:numPr>
@@ -1719,7 +1719,7 @@
       <w:hyperlink r:id="rId53" w:anchor="glosario">
         <w:r>
           <w:rPr>
-            <w:rStyle w:val="Hipervnculo"/>
+            <w:rStyle w:val="Hyperlink"/>
             <w:rFonts w:ascii="Segoe UI" w:eastAsia="Segoe UI" w:hAnsi="Segoe UI" w:cs="Segoe UI"/>
             <w:color w:val="2563EB"/>
             <w:sz w:val="24"/>
@@ -1731,7 +1731,7 @@
     </w:p>
     <w:p>
       <w:pPr>
-        <w:pStyle w:val="Prrafodelista"/>
+        <w:pStyle w:val="ListParagraph"/>
         <w:keepNext w:val="0"/>
         <w:widowControl w:val="0"/>
         <w:numPr>
@@ -1749,7 +1749,7 @@
       <w:hyperlink r:id="rId54" w:anchor="anexos">
         <w:r>
           <w:rPr>
-            <w:rStyle w:val="Hipervnculo"/>
+            <w:rStyle w:val="Hyperlink"/>
             <w:rFonts w:ascii="Segoe UI" w:eastAsia="Segoe UI" w:hAnsi="Segoe UI" w:cs="Segoe UI"/>
             <w:color w:val="2563EB"/>
             <w:sz w:val="24"/>
@@ -1761,7 +1761,7 @@
     </w:p>
     <w:p>
       <w:pPr>
-        <w:pStyle w:val="Ttulo1"/>
+        <w:pStyle w:val="Heading1"/>
         <w:keepNext w:val="0"/>
         <w:widowControl w:val="0"/>
       </w:pPr>
@@ -1778,7 +1778,7 @@
         </w:tabs>
         <w:spacing w:after="0"/>
         <w:rPr>
-          <w:rStyle w:val="Hipervnculo"/>
+          <w:rStyle w:val="Hyperlink"/>
           <w:rFonts w:ascii="Segoe UI" w:eastAsia="Segoe UI" w:hAnsi="Segoe UI" w:cs="Segoe UI"/>
           <w:color w:val="2563EB"/>
           <w:sz w:val="24"/>
@@ -1788,7 +1788,7 @@
       <w:hyperlink r:id="rId55" w:anchor="figura1-logo" w:history="1">
         <w:r>
           <w:rPr>
-            <w:rStyle w:val="Hipervnculo"/>
+            <w:rStyle w:val="Hyperlink"/>
             <w:rFonts w:ascii="Segoe UI" w:eastAsia="Segoe UI" w:hAnsi="Segoe UI" w:cs="Segoe UI"/>
             <w:color w:val="2563EB"/>
             <w:sz w:val="24"/>
@@ -1806,7 +1806,7 @@
         </w:tabs>
         <w:spacing w:after="0"/>
         <w:rPr>
-          <w:rStyle w:val="Hipervnculo"/>
+          <w:rStyle w:val="Hyperlink"/>
           <w:rFonts w:ascii="Segoe UI" w:eastAsia="Segoe UI" w:hAnsi="Segoe UI" w:cs="Segoe UI"/>
           <w:color w:val="2563EB"/>
           <w:sz w:val="24"/>
@@ -1816,7 +1816,7 @@
       <w:hyperlink r:id="rId56" w:anchor="figura2-venancio" w:history="1">
         <w:r>
           <w:rPr>
-            <w:rStyle w:val="Hipervnculo"/>
+            <w:rStyle w:val="Hyperlink"/>
             <w:rFonts w:ascii="Segoe UI" w:eastAsia="Segoe UI" w:hAnsi="Segoe UI" w:cs="Segoe UI"/>
             <w:color w:val="2563EB"/>
             <w:sz w:val="24"/>
@@ -1834,7 +1834,7 @@
         </w:tabs>
         <w:spacing w:after="0"/>
         <w:rPr>
-          <w:rStyle w:val="Hipervnculo"/>
+          <w:rStyle w:val="Hyperlink"/>
           <w:rFonts w:ascii="Segoe UI" w:eastAsia="Segoe UI" w:hAnsi="Segoe UI" w:cs="Segoe UI"/>
           <w:color w:val="2563EB"/>
           <w:sz w:val="24"/>
@@ -1844,7 +1844,7 @@
       <w:hyperlink r:id="rId57" w:anchor="figura5-clupik" w:history="1">
         <w:r>
           <w:rPr>
-            <w:rStyle w:val="Hipervnculo"/>
+            <w:rStyle w:val="Hyperlink"/>
             <w:rFonts w:ascii="Segoe UI" w:eastAsia="Segoe UI" w:hAnsi="Segoe UI" w:cs="Segoe UI"/>
             <w:color w:val="2563EB"/>
             <w:sz w:val="24"/>
@@ -1854,7 +1854,7 @@
         </w:r>
         <w:r>
           <w:rPr>
-            <w:rStyle w:val="Hipervnculo"/>
+            <w:rStyle w:val="Hyperlink"/>
             <w:rFonts w:ascii="Segoe UI" w:eastAsia="Segoe UI" w:hAnsi="Segoe UI" w:cs="Segoe UI"/>
             <w:color w:val="2563EB"/>
             <w:sz w:val="24"/>
@@ -1864,14 +1864,26 @@
         </w:r>
         <w:r>
           <w:rPr>
-            <w:rStyle w:val="Hipervnculo"/>
+            <w:rStyle w:val="Hyperlink"/>
             <w:rFonts w:ascii="Segoe UI" w:eastAsia="Segoe UI" w:hAnsi="Segoe UI" w:cs="Segoe UI"/>
             <w:color w:val="2563EB"/>
             <w:sz w:val="24"/>
             <w:u w:val="none"/>
           </w:rPr>
-          <w:t>. Interfaz de competiciones de Clupik</w:t>
+          <w:t xml:space="preserve">. Interfaz de competiciones de </w:t>
         </w:r>
+        <w:proofErr w:type="spellStart"/>
+        <w:r>
+          <w:rPr>
+            <w:rStyle w:val="Hyperlink"/>
+            <w:rFonts w:ascii="Segoe UI" w:eastAsia="Segoe UI" w:hAnsi="Segoe UI" w:cs="Segoe UI"/>
+            <w:color w:val="2563EB"/>
+            <w:sz w:val="24"/>
+            <w:u w:val="none"/>
+          </w:rPr>
+          <w:t>Clupik</w:t>
+        </w:r>
+        <w:proofErr w:type="spellEnd"/>
       </w:hyperlink>
     </w:p>
     <w:p>
@@ -1882,7 +1894,7 @@
         </w:tabs>
         <w:spacing w:after="0"/>
         <w:rPr>
-          <w:rStyle w:val="Hipervnculo"/>
+          <w:rStyle w:val="Hyperlink"/>
           <w:rFonts w:ascii="Segoe UI" w:eastAsia="Segoe UI" w:hAnsi="Segoe UI" w:cs="Segoe UI"/>
           <w:color w:val="2563EB"/>
           <w:sz w:val="24"/>
@@ -1892,7 +1904,7 @@
       <w:hyperlink r:id="rId58" w:anchor="figura6-playoff1" w:history="1">
         <w:r>
           <w:rPr>
-            <w:rStyle w:val="Hipervnculo"/>
+            <w:rStyle w:val="Hyperlink"/>
             <w:rFonts w:ascii="Segoe UI" w:eastAsia="Segoe UI" w:hAnsi="Segoe UI" w:cs="Segoe UI"/>
             <w:color w:val="2563EB"/>
             <w:sz w:val="24"/>
@@ -1902,7 +1914,7 @@
         </w:r>
         <w:r>
           <w:rPr>
-            <w:rStyle w:val="Hipervnculo"/>
+            <w:rStyle w:val="Hyperlink"/>
             <w:rFonts w:ascii="Segoe UI" w:eastAsia="Segoe UI" w:hAnsi="Segoe UI" w:cs="Segoe UI"/>
             <w:color w:val="2563EB"/>
             <w:sz w:val="24"/>
@@ -1912,7 +1924,7 @@
         </w:r>
         <w:r>
           <w:rPr>
-            <w:rStyle w:val="Hipervnculo"/>
+            <w:rStyle w:val="Hyperlink"/>
             <w:rFonts w:ascii="Segoe UI" w:eastAsia="Segoe UI" w:hAnsi="Segoe UI" w:cs="Segoe UI"/>
             <w:color w:val="2563EB"/>
             <w:sz w:val="24"/>
@@ -1938,7 +1950,7 @@
       <w:hyperlink r:id="rId59" w:anchor="figura7-playoff2" w:history="1">
         <w:r>
           <w:rPr>
-            <w:rStyle w:val="Hipervnculo"/>
+            <w:rStyle w:val="Hyperlink"/>
             <w:rFonts w:ascii="Segoe UI" w:eastAsia="Segoe UI" w:hAnsi="Segoe UI" w:cs="Segoe UI"/>
             <w:color w:val="2563EB"/>
             <w:sz w:val="24"/>
@@ -1948,7 +1960,7 @@
         </w:r>
         <w:r>
           <w:rPr>
-            <w:rStyle w:val="Hipervnculo"/>
+            <w:rStyle w:val="Hyperlink"/>
             <w:rFonts w:ascii="Segoe UI" w:eastAsia="Segoe UI" w:hAnsi="Segoe UI" w:cs="Segoe UI"/>
             <w:color w:val="2563EB"/>
             <w:sz w:val="24"/>
@@ -1958,7 +1970,7 @@
         </w:r>
         <w:r>
           <w:rPr>
-            <w:rStyle w:val="Hipervnculo"/>
+            <w:rStyle w:val="Hyperlink"/>
             <w:rFonts w:ascii="Segoe UI" w:eastAsia="Segoe UI" w:hAnsi="Segoe UI" w:cs="Segoe UI"/>
             <w:color w:val="2563EB"/>
             <w:sz w:val="24"/>
@@ -1979,7 +1991,7 @@
       <w:hyperlink r:id="rId60" w:anchor="figura3-uml" w:history="1">
         <w:r>
           <w:rPr>
-            <w:rStyle w:val="Hipervnculo"/>
+            <w:rStyle w:val="Hyperlink"/>
             <w:rFonts w:ascii="Segoe UI" w:eastAsia="Segoe UI" w:hAnsi="Segoe UI" w:cs="Segoe UI"/>
             <w:color w:val="2563EB"/>
             <w:sz w:val="24"/>
@@ -1989,7 +2001,7 @@
         </w:r>
         <w:r>
           <w:rPr>
-            <w:rStyle w:val="Hipervnculo"/>
+            <w:rStyle w:val="Hyperlink"/>
             <w:rFonts w:ascii="Segoe UI" w:eastAsia="Segoe UI" w:hAnsi="Segoe UI" w:cs="Segoe UI"/>
             <w:color w:val="2563EB"/>
             <w:sz w:val="24"/>
@@ -1999,7 +2011,7 @@
         </w:r>
         <w:r>
           <w:rPr>
-            <w:rStyle w:val="Hipervnculo"/>
+            <w:rStyle w:val="Hyperlink"/>
             <w:rFonts w:ascii="Segoe UI" w:eastAsia="Segoe UI" w:hAnsi="Segoe UI" w:cs="Segoe UI"/>
             <w:color w:val="2563EB"/>
             <w:sz w:val="24"/>
@@ -2025,7 +2037,7 @@
       <w:hyperlink r:id="rId61" w:anchor="figura5-clupik" w:history="1">
         <w:r>
           <w:rPr>
-            <w:rStyle w:val="Hipervnculo"/>
+            <w:rStyle w:val="Hyperlink"/>
             <w:rFonts w:ascii="Segoe UI" w:eastAsia="Segoe UI" w:hAnsi="Segoe UI" w:cs="Segoe UI"/>
             <w:color w:val="2563EB"/>
             <w:sz w:val="24"/>
@@ -2035,7 +2047,7 @@
         </w:r>
         <w:r>
           <w:rPr>
-            <w:rStyle w:val="Hipervnculo"/>
+            <w:rStyle w:val="Hyperlink"/>
             <w:rFonts w:ascii="Segoe UI" w:eastAsia="Segoe UI" w:hAnsi="Segoe UI" w:cs="Segoe UI"/>
             <w:color w:val="2563EB"/>
             <w:sz w:val="24"/>
@@ -2045,7 +2057,7 @@
         </w:r>
         <w:r>
           <w:rPr>
-            <w:rStyle w:val="Hipervnculo"/>
+            <w:rStyle w:val="Hyperlink"/>
             <w:rFonts w:ascii="Segoe UI" w:eastAsia="Segoe UI" w:hAnsi="Segoe UI" w:cs="Segoe UI"/>
             <w:color w:val="2563EB"/>
             <w:sz w:val="24"/>
@@ -2055,7 +2067,7 @@
         </w:r>
         <w:r>
           <w:rPr>
-            <w:rStyle w:val="Hipervnculo"/>
+            <w:rStyle w:val="Hyperlink"/>
             <w:rFonts w:ascii="Segoe UI" w:eastAsia="Segoe UI" w:hAnsi="Segoe UI" w:cs="Segoe UI"/>
             <w:color w:val="2563EB"/>
             <w:sz w:val="24"/>
@@ -2073,7 +2085,7 @@
         </w:tabs>
         <w:spacing w:after="0"/>
         <w:rPr>
-          <w:rStyle w:val="Hipervnculo"/>
+          <w:rStyle w:val="Hyperlink"/>
           <w:rFonts w:ascii="Segoe UI" w:eastAsia="Segoe UI" w:hAnsi="Segoe UI" w:cs="Segoe UI"/>
           <w:color w:val="2563EB"/>
           <w:sz w:val="24"/>
@@ -2083,7 +2095,7 @@
       <w:hyperlink r:id="rId62" w:anchor="figura4-gantt" w:history="1">
         <w:r>
           <w:rPr>
-            <w:rStyle w:val="Hipervnculo"/>
+            <w:rStyle w:val="Hyperlink"/>
             <w:rFonts w:ascii="Segoe UI" w:eastAsia="Segoe UI" w:hAnsi="Segoe UI" w:cs="Segoe UI"/>
             <w:color w:val="2563EB"/>
             <w:sz w:val="24"/>
@@ -2093,7 +2105,7 @@
         </w:r>
         <w:r>
           <w:rPr>
-            <w:rStyle w:val="Hipervnculo"/>
+            <w:rStyle w:val="Hyperlink"/>
             <w:rFonts w:ascii="Segoe UI" w:eastAsia="Segoe UI" w:hAnsi="Segoe UI" w:cs="Segoe UI"/>
             <w:color w:val="2563EB"/>
             <w:sz w:val="24"/>
@@ -2103,7 +2115,7 @@
         </w:r>
         <w:r>
           <w:rPr>
-            <w:rStyle w:val="Hipervnculo"/>
+            <w:rStyle w:val="Hyperlink"/>
             <w:rFonts w:ascii="Segoe UI" w:eastAsia="Segoe UI" w:hAnsi="Segoe UI" w:cs="Segoe UI"/>
             <w:color w:val="2563EB"/>
             <w:sz w:val="24"/>
@@ -2121,7 +2133,7 @@
     </w:p>
     <w:p>
       <w:pPr>
-        <w:pStyle w:val="Ttulo2"/>
+        <w:pStyle w:val="Heading2"/>
         <w:pBdr>
           <w:bottom w:val="single" w:sz="7" w:space="0" w:color="374151"/>
         </w:pBdr>
@@ -2139,7 +2151,7 @@
     </w:p>
     <w:p>
       <w:pPr>
-        <w:pStyle w:val="Ttulo2"/>
+        <w:pStyle w:val="Heading2"/>
         <w:pBdr>
           <w:bottom w:val="single" w:sz="7" w:space="0" w:color="374151"/>
         </w:pBdr>
@@ -2157,7 +2169,7 @@
     </w:p>
     <w:p>
       <w:pPr>
-        <w:pStyle w:val="Ttulo2"/>
+        <w:pStyle w:val="Heading2"/>
         <w:pBdr>
           <w:bottom w:val="single" w:sz="7" w:space="0" w:color="374151"/>
         </w:pBdr>
@@ -2175,7 +2187,7 @@
     </w:p>
     <w:p>
       <w:pPr>
-        <w:pStyle w:val="Ttulo2"/>
+        <w:pStyle w:val="Heading2"/>
         <w:pBdr>
           <w:bottom w:val="single" w:sz="7" w:space="0" w:color="374151"/>
         </w:pBdr>
@@ -2193,7 +2205,7 @@
     </w:p>
     <w:p>
       <w:pPr>
-        <w:pStyle w:val="Ttulo2"/>
+        <w:pStyle w:val="Heading2"/>
         <w:pBdr>
           <w:bottom w:val="single" w:sz="7" w:space="0" w:color="374151"/>
         </w:pBdr>
@@ -2211,7 +2223,7 @@
     </w:p>
     <w:p>
       <w:pPr>
-        <w:pStyle w:val="Ttulo2"/>
+        <w:pStyle w:val="Heading2"/>
         <w:pBdr>
           <w:bottom w:val="single" w:sz="7" w:space="0" w:color="374151"/>
         </w:pBdr>
@@ -2229,7 +2241,7 @@
     </w:p>
     <w:p>
       <w:pPr>
-        <w:pStyle w:val="Ttulo2"/>
+        <w:pStyle w:val="Heading2"/>
         <w:keepNext w:val="0"/>
         <w:widowControl w:val="0"/>
         <w:pBdr>
@@ -2249,7 +2261,7 @@
     </w:p>
     <w:p>
       <w:pPr>
-        <w:pStyle w:val="Ttulo1"/>
+        <w:pStyle w:val="Heading1"/>
       </w:pPr>
       <w:r>
         <w:lastRenderedPageBreak/>
@@ -2264,7 +2276,7 @@
         </w:tabs>
         <w:spacing w:after="0"/>
         <w:rPr>
-          <w:rStyle w:val="Hipervnculo"/>
+          <w:rStyle w:val="Hyperlink"/>
           <w:rFonts w:ascii="Segoe UI" w:eastAsia="Segoe UI" w:hAnsi="Segoe UI" w:cs="Segoe UI"/>
           <w:color w:val="2563EB"/>
           <w:sz w:val="24"/>
@@ -2274,7 +2286,7 @@
       <w:hyperlink r:id="rId63" w:anchor="tabla-hardware" w:history="1">
         <w:r>
           <w:rPr>
-            <w:rStyle w:val="Hipervnculo"/>
+            <w:rStyle w:val="Hyperlink"/>
             <w:rFonts w:ascii="Segoe UI" w:eastAsia="Segoe UI" w:hAnsi="Segoe UI" w:cs="Segoe UI"/>
             <w:color w:val="2563EB"/>
             <w:sz w:val="24"/>
@@ -2292,7 +2304,7 @@
         </w:tabs>
         <w:spacing w:after="0"/>
         <w:rPr>
-          <w:rStyle w:val="Hipervnculo"/>
+          <w:rStyle w:val="Hyperlink"/>
           <w:rFonts w:ascii="Segoe UI" w:eastAsia="Segoe UI" w:hAnsi="Segoe UI" w:cs="Segoe UI"/>
           <w:color w:val="2563EB"/>
           <w:sz w:val="24"/>
@@ -2302,7 +2314,7 @@
       <w:hyperlink r:id="rId64" w:anchor="tabla-personal" w:history="1">
         <w:r>
           <w:rPr>
-            <w:rStyle w:val="Hipervnculo"/>
+            <w:rStyle w:val="Hyperlink"/>
             <w:rFonts w:ascii="Segoe UI" w:eastAsia="Segoe UI" w:hAnsi="Segoe UI" w:cs="Segoe UI"/>
             <w:color w:val="2563EB"/>
             <w:sz w:val="24"/>
@@ -2320,7 +2332,7 @@
         </w:tabs>
         <w:spacing w:after="0"/>
         <w:rPr>
-          <w:rStyle w:val="Hipervnculo"/>
+          <w:rStyle w:val="Hyperlink"/>
           <w:rFonts w:ascii="Segoe UI" w:eastAsia="Segoe UI" w:hAnsi="Segoe UI" w:cs="Segoe UI"/>
           <w:color w:val="2563EB"/>
           <w:sz w:val="24"/>
@@ -2330,7 +2342,7 @@
       <w:hyperlink r:id="rId65" w:anchor="tabla-mantenimiento" w:history="1">
         <w:r>
           <w:rPr>
-            <w:rStyle w:val="Hipervnculo"/>
+            <w:rStyle w:val="Hyperlink"/>
             <w:rFonts w:ascii="Segoe UI" w:eastAsia="Segoe UI" w:hAnsi="Segoe UI" w:cs="Segoe UI"/>
             <w:color w:val="2563EB"/>
             <w:sz w:val="24"/>
@@ -2348,7 +2360,7 @@
         </w:tabs>
         <w:spacing w:after="0"/>
         <w:rPr>
-          <w:rStyle w:val="Hipervnculo"/>
+          <w:rStyle w:val="Hyperlink"/>
           <w:rFonts w:ascii="Segoe UI" w:eastAsia="Segoe UI" w:hAnsi="Segoe UI" w:cs="Segoe UI"/>
           <w:color w:val="2563EB"/>
           <w:sz w:val="24"/>
@@ -2358,7 +2370,7 @@
       <w:hyperlink r:id="rId66" w:anchor="tabla-smart-gen" w:history="1">
         <w:r>
           <w:rPr>
-            <w:rStyle w:val="Hipervnculo"/>
+            <w:rStyle w:val="Hyperlink"/>
             <w:rFonts w:ascii="Segoe UI" w:eastAsia="Segoe UI" w:hAnsi="Segoe UI" w:cs="Segoe UI"/>
             <w:color w:val="2563EB"/>
             <w:sz w:val="24"/>
@@ -2376,7 +2388,7 @@
         </w:tabs>
         <w:spacing w:after="0"/>
         <w:rPr>
-          <w:rStyle w:val="Hipervnculo"/>
+          <w:rStyle w:val="Hyperlink"/>
           <w:rFonts w:ascii="Segoe UI" w:eastAsia="Segoe UI" w:hAnsi="Segoe UI" w:cs="Segoe UI"/>
           <w:color w:val="2563EB"/>
           <w:sz w:val="24"/>
@@ -2386,7 +2398,7 @@
       <w:hyperlink r:id="rId67" w:anchor="tabla-smart-func" w:history="1">
         <w:r>
           <w:rPr>
-            <w:rStyle w:val="Hipervnculo"/>
+            <w:rStyle w:val="Hyperlink"/>
             <w:rFonts w:ascii="Segoe UI" w:eastAsia="Segoe UI" w:hAnsi="Segoe UI" w:cs="Segoe UI"/>
             <w:color w:val="2563EB"/>
             <w:sz w:val="24"/>
@@ -2404,7 +2416,7 @@
         </w:tabs>
         <w:spacing w:after="0"/>
         <w:rPr>
-          <w:rStyle w:val="Hipervnculo"/>
+          <w:rStyle w:val="Hyperlink"/>
           <w:rFonts w:ascii="Segoe UI" w:eastAsia="Segoe UI" w:hAnsi="Segoe UI" w:cs="Segoe UI"/>
           <w:color w:val="2563EB"/>
           <w:sz w:val="24"/>
@@ -2414,7 +2426,7 @@
       <w:hyperlink r:id="rId68" w:anchor="tabla-actores" w:history="1">
         <w:r>
           <w:rPr>
-            <w:rStyle w:val="Hipervnculo"/>
+            <w:rStyle w:val="Hyperlink"/>
             <w:rFonts w:ascii="Segoe UI" w:eastAsia="Segoe UI" w:hAnsi="Segoe UI" w:cs="Segoe UI"/>
             <w:color w:val="2563EB"/>
             <w:sz w:val="24"/>
@@ -2432,7 +2444,7 @@
         </w:tabs>
         <w:spacing w:after="0"/>
         <w:rPr>
-          <w:rStyle w:val="Hipervnculo"/>
+          <w:rStyle w:val="Hyperlink"/>
           <w:rFonts w:ascii="Segoe UI" w:eastAsia="Segoe UI" w:hAnsi="Segoe UI" w:cs="Segoe UI"/>
           <w:color w:val="2563EB"/>
           <w:sz w:val="24"/>
@@ -2442,7 +2454,7 @@
       <w:hyperlink r:id="rId69" w:anchor="tabla-cu" w:history="1">
         <w:r>
           <w:rPr>
-            <w:rStyle w:val="Hipervnculo"/>
+            <w:rStyle w:val="Hyperlink"/>
             <w:rFonts w:ascii="Segoe UI" w:eastAsia="Segoe UI" w:hAnsi="Segoe UI" w:cs="Segoe UI"/>
             <w:color w:val="2563EB"/>
             <w:sz w:val="24"/>
@@ -2460,7 +2472,7 @@
         </w:tabs>
         <w:spacing w:after="0"/>
         <w:rPr>
-          <w:rStyle w:val="Hipervnculo"/>
+          <w:rStyle w:val="Hyperlink"/>
           <w:rFonts w:ascii="Segoe UI" w:eastAsia="Segoe UI" w:hAnsi="Segoe UI" w:cs="Segoe UI"/>
           <w:color w:val="2563EB"/>
           <w:sz w:val="24"/>
@@ -2470,7 +2482,7 @@
       <w:hyperlink r:id="rId70" w:anchor="tabla-rf" w:history="1">
         <w:r>
           <w:rPr>
-            <w:rStyle w:val="Hipervnculo"/>
+            <w:rStyle w:val="Hyperlink"/>
             <w:rFonts w:ascii="Segoe UI" w:eastAsia="Segoe UI" w:hAnsi="Segoe UI" w:cs="Segoe UI"/>
             <w:color w:val="2563EB"/>
             <w:sz w:val="24"/>
@@ -2488,7 +2500,7 @@
         </w:tabs>
         <w:spacing w:after="0"/>
         <w:rPr>
-          <w:rStyle w:val="Hipervnculo"/>
+          <w:rStyle w:val="Hyperlink"/>
           <w:rFonts w:ascii="Segoe UI" w:eastAsia="Segoe UI" w:hAnsi="Segoe UI" w:cs="Segoe UI"/>
           <w:color w:val="2563EB"/>
           <w:sz w:val="24"/>
@@ -2498,7 +2510,7 @@
       <w:hyperlink r:id="rId71" w:anchor="tabla-irq" w:history="1">
         <w:r>
           <w:rPr>
-            <w:rStyle w:val="Hipervnculo"/>
+            <w:rStyle w:val="Hyperlink"/>
             <w:rFonts w:ascii="Segoe UI" w:eastAsia="Segoe UI" w:hAnsi="Segoe UI" w:cs="Segoe UI"/>
             <w:color w:val="2563EB"/>
             <w:sz w:val="24"/>
@@ -2516,7 +2528,7 @@
         </w:tabs>
         <w:spacing w:after="0"/>
         <w:rPr>
-          <w:rStyle w:val="Hipervnculo"/>
+          <w:rStyle w:val="Hyperlink"/>
           <w:rFonts w:ascii="Segoe UI" w:eastAsia="Segoe UI" w:hAnsi="Segoe UI" w:cs="Segoe UI"/>
           <w:color w:val="2563EB"/>
           <w:sz w:val="24"/>
@@ -2526,7 +2538,7 @@
       <w:hyperlink r:id="rId72" w:anchor="tabla-stack" w:history="1">
         <w:r>
           <w:rPr>
-            <w:rStyle w:val="Hipervnculo"/>
+            <w:rStyle w:val="Hyperlink"/>
             <w:rFonts w:ascii="Segoe UI" w:eastAsia="Segoe UI" w:hAnsi="Segoe UI" w:cs="Segoe UI"/>
             <w:color w:val="2563EB"/>
             <w:sz w:val="24"/>
@@ -2544,7 +2556,7 @@
         </w:tabs>
         <w:spacing w:after="0"/>
         <w:rPr>
-          <w:rStyle w:val="Hipervnculo"/>
+          <w:rStyle w:val="Hyperlink"/>
           <w:rFonts w:ascii="Segoe UI" w:eastAsia="Segoe UI" w:hAnsi="Segoe UI" w:cs="Segoe UI"/>
           <w:color w:val="2563EB"/>
           <w:sz w:val="24"/>
@@ -2554,14 +2566,26 @@
       <w:hyperlink r:id="rId73" w:anchor="tabla-categorias" w:history="1">
         <w:r>
           <w:rPr>
-            <w:rStyle w:val="Hipervnculo"/>
+            <w:rStyle w:val="Hyperlink"/>
             <w:rFonts w:ascii="Segoe UI" w:eastAsia="Segoe UI" w:hAnsi="Segoe UI" w:cs="Segoe UI"/>
             <w:color w:val="2563EB"/>
             <w:sz w:val="24"/>
             <w:u w:val="none"/>
           </w:rPr>
-          <w:t>Tabla 11. Diccionario de datos: categorias</w:t>
+          <w:t xml:space="preserve">Tabla 11. Diccionario de datos: </w:t>
         </w:r>
+        <w:proofErr w:type="spellStart"/>
+        <w:r>
+          <w:rPr>
+            <w:rStyle w:val="Hyperlink"/>
+            <w:rFonts w:ascii="Segoe UI" w:eastAsia="Segoe UI" w:hAnsi="Segoe UI" w:cs="Segoe UI"/>
+            <w:color w:val="2563EB"/>
+            <w:sz w:val="24"/>
+            <w:u w:val="none"/>
+          </w:rPr>
+          <w:t>categorias</w:t>
+        </w:r>
+        <w:proofErr w:type="spellEnd"/>
       </w:hyperlink>
     </w:p>
     <w:p>
@@ -2572,7 +2596,7 @@
         </w:tabs>
         <w:spacing w:after="0"/>
         <w:rPr>
-          <w:rStyle w:val="Hipervnculo"/>
+          <w:rStyle w:val="Hyperlink"/>
           <w:rFonts w:ascii="Segoe UI" w:eastAsia="Segoe UI" w:hAnsi="Segoe UI" w:cs="Segoe UI"/>
           <w:color w:val="2563EB"/>
           <w:sz w:val="24"/>
@@ -2582,7 +2606,7 @@
       <w:hyperlink r:id="rId74" w:anchor="tabla-pruebas" w:history="1">
         <w:r>
           <w:rPr>
-            <w:rStyle w:val="Hipervnculo"/>
+            <w:rStyle w:val="Hyperlink"/>
             <w:rFonts w:ascii="Segoe UI" w:eastAsia="Segoe UI" w:hAnsi="Segoe UI" w:cs="Segoe UI"/>
             <w:color w:val="2563EB"/>
             <w:sz w:val="24"/>
@@ -2600,7 +2624,7 @@
         </w:tabs>
         <w:spacing w:after="0"/>
         <w:rPr>
-          <w:rStyle w:val="Hipervnculo"/>
+          <w:rStyle w:val="Hyperlink"/>
           <w:rFonts w:ascii="Segoe UI" w:eastAsia="Segoe UI" w:hAnsi="Segoe UI" w:cs="Segoe UI"/>
           <w:color w:val="2563EB"/>
           <w:sz w:val="24"/>
@@ -2610,14 +2634,26 @@
       <w:hyperlink r:id="rId75" w:anchor="tabla-variantes" w:history="1">
         <w:r>
           <w:rPr>
-            <w:rStyle w:val="Hipervnculo"/>
+            <w:rStyle w:val="Hyperlink"/>
             <w:rFonts w:ascii="Segoe UI" w:eastAsia="Segoe UI" w:hAnsi="Segoe UI" w:cs="Segoe UI"/>
             <w:color w:val="2563EB"/>
             <w:sz w:val="24"/>
             <w:u w:val="none"/>
           </w:rPr>
-          <w:t>Tabla 13. Diccionario de datos: pruebas_variantes</w:t>
+          <w:t xml:space="preserve">Tabla 13. Diccionario de datos: </w:t>
         </w:r>
+        <w:proofErr w:type="spellStart"/>
+        <w:r>
+          <w:rPr>
+            <w:rStyle w:val="Hyperlink"/>
+            <w:rFonts w:ascii="Segoe UI" w:eastAsia="Segoe UI" w:hAnsi="Segoe UI" w:cs="Segoe UI"/>
+            <w:color w:val="2563EB"/>
+            <w:sz w:val="24"/>
+            <w:u w:val="none"/>
+          </w:rPr>
+          <w:t>pruebas_variantes</w:t>
+        </w:r>
+        <w:proofErr w:type="spellEnd"/>
       </w:hyperlink>
     </w:p>
     <w:p>
@@ -2628,7 +2664,7 @@
         </w:tabs>
         <w:spacing w:after="0"/>
         <w:rPr>
-          <w:rStyle w:val="Hipervnculo"/>
+          <w:rStyle w:val="Hyperlink"/>
           <w:rFonts w:ascii="Segoe UI" w:eastAsia="Segoe UI" w:hAnsi="Segoe UI" w:cs="Segoe UI"/>
           <w:color w:val="2563EB"/>
           <w:sz w:val="24"/>
@@ -2638,7 +2674,7 @@
       <w:hyperlink r:id="rId76" w:anchor="tabla-usuarios" w:history="1">
         <w:r>
           <w:rPr>
-            <w:rStyle w:val="Hipervnculo"/>
+            <w:rStyle w:val="Hyperlink"/>
             <w:rFonts w:ascii="Segoe UI" w:eastAsia="Segoe UI" w:hAnsi="Segoe UI" w:cs="Segoe UI"/>
             <w:color w:val="2563EB"/>
             <w:sz w:val="24"/>
@@ -2656,7 +2692,7 @@
         </w:tabs>
         <w:spacing w:after="0"/>
         <w:rPr>
-          <w:rStyle w:val="Hipervnculo"/>
+          <w:rStyle w:val="Hyperlink"/>
           <w:rFonts w:ascii="Segoe UI" w:eastAsia="Segoe UI" w:hAnsi="Segoe UI" w:cs="Segoe UI"/>
           <w:color w:val="2563EB"/>
           <w:sz w:val="24"/>
@@ -2666,14 +2702,26 @@
       <w:hyperlink r:id="rId77" w:anchor="tabla-fichas" w:history="1">
         <w:r>
           <w:rPr>
-            <w:rStyle w:val="Hipervnculo"/>
+            <w:rStyle w:val="Hyperlink"/>
             <w:rFonts w:ascii="Segoe UI" w:eastAsia="Segoe UI" w:hAnsi="Segoe UI" w:cs="Segoe UI"/>
             <w:color w:val="2563EB"/>
             <w:sz w:val="24"/>
             <w:u w:val="none"/>
           </w:rPr>
-          <w:t>Tabla 15. Diccionario de datos: fichas_inscripcion</w:t>
+          <w:t xml:space="preserve">Tabla 15. Diccionario de datos: </w:t>
         </w:r>
+        <w:proofErr w:type="spellStart"/>
+        <w:r>
+          <w:rPr>
+            <w:rStyle w:val="Hyperlink"/>
+            <w:rFonts w:ascii="Segoe UI" w:eastAsia="Segoe UI" w:hAnsi="Segoe UI" w:cs="Segoe UI"/>
+            <w:color w:val="2563EB"/>
+            <w:sz w:val="24"/>
+            <w:u w:val="none"/>
+          </w:rPr>
+          <w:t>fichas_inscripcion</w:t>
+        </w:r>
+        <w:proofErr w:type="spellEnd"/>
       </w:hyperlink>
     </w:p>
     <w:p>
@@ -2684,7 +2732,7 @@
         </w:tabs>
         <w:spacing w:after="0"/>
         <w:rPr>
-          <w:rStyle w:val="Hipervnculo"/>
+          <w:rStyle w:val="Hyperlink"/>
           <w:rFonts w:ascii="Segoe UI" w:eastAsia="Segoe UI" w:hAnsi="Segoe UI" w:cs="Segoe UI"/>
           <w:color w:val="2563EB"/>
           <w:sz w:val="24"/>
@@ -2694,14 +2742,26 @@
       <w:hyperlink r:id="rId78" w:anchor="tabla-feedback" w:history="1">
         <w:r>
           <w:rPr>
-            <w:rStyle w:val="Hipervnculo"/>
+            <w:rStyle w:val="Hyperlink"/>
             <w:rFonts w:ascii="Segoe UI" w:eastAsia="Segoe UI" w:hAnsi="Segoe UI" w:cs="Segoe UI"/>
             <w:color w:val="2563EB"/>
             <w:sz w:val="24"/>
             <w:u w:val="none"/>
           </w:rPr>
-          <w:t>Tabla 16. Diccionario de datos: feedback_entrenamientos</w:t>
+          <w:t xml:space="preserve">Tabla 16. Diccionario de datos: </w:t>
         </w:r>
+        <w:proofErr w:type="spellStart"/>
+        <w:r>
+          <w:rPr>
+            <w:rStyle w:val="Hyperlink"/>
+            <w:rFonts w:ascii="Segoe UI" w:eastAsia="Segoe UI" w:hAnsi="Segoe UI" w:cs="Segoe UI"/>
+            <w:color w:val="2563EB"/>
+            <w:sz w:val="24"/>
+            <w:u w:val="none"/>
+          </w:rPr>
+          <w:t>feedback_entrenamientos</w:t>
+        </w:r>
+        <w:proofErr w:type="spellEnd"/>
       </w:hyperlink>
     </w:p>
     <w:p>
@@ -2712,7 +2772,7 @@
         </w:tabs>
         <w:spacing w:after="0"/>
         <w:rPr>
-          <w:rStyle w:val="Hipervnculo"/>
+          <w:rStyle w:val="Hyperlink"/>
           <w:rFonts w:ascii="Segoe UI" w:eastAsia="Segoe UI" w:hAnsi="Segoe UI" w:cs="Segoe UI"/>
           <w:color w:val="2563EB"/>
           <w:sz w:val="24"/>
@@ -2722,7 +2782,7 @@
       <w:hyperlink r:id="rId79" w:anchor="tabla-gantt" w:history="1">
         <w:r>
           <w:rPr>
-            <w:rStyle w:val="Hipervnculo"/>
+            <w:rStyle w:val="Hyperlink"/>
             <w:rFonts w:ascii="Segoe UI" w:eastAsia="Segoe UI" w:hAnsi="Segoe UI" w:cs="Segoe UI"/>
             <w:color w:val="2563EB"/>
             <w:sz w:val="24"/>
@@ -2740,7 +2800,7 @@
         </w:tabs>
         <w:spacing w:after="0"/>
         <w:rPr>
-          <w:rStyle w:val="Hipervnculo"/>
+          <w:rStyle w:val="Hyperlink"/>
           <w:rFonts w:ascii="Segoe UI" w:eastAsia="Segoe UI" w:hAnsi="Segoe UI" w:cs="Segoe UI"/>
           <w:color w:val="2563EB"/>
           <w:sz w:val="24"/>
@@ -2750,7 +2810,7 @@
       <w:hyperlink r:id="rId80" w:anchor="tabla-glosario" w:history="1">
         <w:r>
           <w:rPr>
-            <w:rStyle w:val="Hipervnculo"/>
+            <w:rStyle w:val="Hyperlink"/>
             <w:rFonts w:ascii="Segoe UI" w:eastAsia="Segoe UI" w:hAnsi="Segoe UI" w:cs="Segoe UI"/>
             <w:color w:val="2563EB"/>
             <w:sz w:val="24"/>
@@ -2762,7 +2822,7 @@
     </w:p>
     <w:p>
       <w:pPr>
-        <w:pStyle w:val="Ttulo2"/>
+        <w:pStyle w:val="Heading2"/>
         <w:pBdr>
           <w:bottom w:val="single" w:sz="7" w:space="0" w:color="374151"/>
         </w:pBdr>
@@ -2780,7 +2840,7 @@
     </w:p>
     <w:p>
       <w:pPr>
-        <w:pStyle w:val="Ttulo2"/>
+        <w:pStyle w:val="Heading2"/>
         <w:pBdr>
           <w:bottom w:val="single" w:sz="7" w:space="0" w:color="374151"/>
         </w:pBdr>
@@ -2798,7 +2858,7 @@
     </w:p>
     <w:p>
       <w:pPr>
-        <w:pStyle w:val="Ttulo2"/>
+        <w:pStyle w:val="Heading2"/>
         <w:pBdr>
           <w:bottom w:val="single" w:sz="7" w:space="0" w:color="374151"/>
         </w:pBdr>
@@ -2816,7 +2876,7 @@
     </w:p>
     <w:p>
       <w:pPr>
-        <w:pStyle w:val="Ttulo2"/>
+        <w:pStyle w:val="Heading2"/>
         <w:pBdr>
           <w:bottom w:val="single" w:sz="7" w:space="0" w:color="374151"/>
         </w:pBdr>
@@ -2834,7 +2894,7 @@
     </w:p>
     <w:p>
       <w:pPr>
-        <w:pStyle w:val="Ttulo2"/>
+        <w:pStyle w:val="Heading2"/>
         <w:keepNext w:val="0"/>
         <w:widowControl w:val="0"/>
         <w:pBdr>
@@ -2854,7 +2914,7 @@
     </w:p>
     <w:p>
       <w:pPr>
-        <w:pStyle w:val="Ttulo1"/>
+        <w:pStyle w:val="Heading1"/>
         <w:rPr>
           <w:i/>
           <w:iCs/>
@@ -2867,7 +2927,7 @@
     </w:p>
     <w:p>
       <w:pPr>
-        <w:pStyle w:val="Ttulo3"/>
+        <w:pStyle w:val="Heading3"/>
         <w:pBdr>
           <w:bottom w:val="single" w:sz="7" w:space="0" w:color="D1D5DB"/>
         </w:pBdr>
@@ -2913,7 +2973,7 @@
     </w:p>
     <w:p>
       <w:pPr>
-        <w:pStyle w:val="Ttulo3"/>
+        <w:pStyle w:val="Heading3"/>
         <w:pBdr>
           <w:bottom w:val="single" w:sz="7" w:space="0" w:color="D1D5DB"/>
         </w:pBdr>
@@ -2941,7 +3001,7 @@
     </w:p>
     <w:p>
       <w:pPr>
-        <w:pStyle w:val="Ttulo3"/>
+        <w:pStyle w:val="Heading3"/>
         <w:pBdr>
           <w:bottom w:val="single" w:sz="7" w:space="0" w:color="D1D5DB"/>
         </w:pBdr>
@@ -2967,7 +3027,25 @@
           <w:color w:val="212121"/>
           <w:sz w:val="24"/>
         </w:rPr>
-        <w:t>En cuanto a la oportunidad de negocio, este proyecto nace de la observación directa de una carencia tecnológica en el ámbito deportivo local. Los clubes de atletismo modestos no disponen de presupuestos holgados para contratar plataformas de gestión genéricas de alto coste. Además, la gran mayoría de estas plataformas están orientadas a deportes de equipo (como el fútbol o el baloncesto), obviando las necesidades específicas del atletismo: gestión de grandes volumenes de inscripciones individuales, control de marcas personales, categorías por edades muy acotadas y la burocracia específica de las federaciones (seguros médicos e impresos oficiales).</w:t>
+        <w:t xml:space="preserve">En cuanto a la oportunidad de negocio, este proyecto nace de la observación directa de una carencia tecnológica en el ámbito deportivo local. Los clubes de atletismo modestos no disponen de presupuestos holgados para contratar plataformas de gestión genéricas de alto coste. Además, la gran mayoría de estas plataformas están orientadas a deportes de equipo (como el fútbol o el baloncesto), obviando las necesidades específicas del atletismo: gestión de grandes </w:t>
+      </w:r>
+      <w:proofErr w:type="spellStart"/>
+      <w:r>
+        <w:rPr>
+          <w:rFonts w:ascii="Segoe UI" w:eastAsia="Segoe UI" w:hAnsi="Segoe UI" w:cs="Segoe UI"/>
+          <w:color w:val="212121"/>
+          <w:sz w:val="24"/>
+        </w:rPr>
+        <w:t>volumenes</w:t>
+      </w:r>
+      <w:proofErr w:type="spellEnd"/>
+      <w:r>
+        <w:rPr>
+          <w:rFonts w:ascii="Segoe UI" w:eastAsia="Segoe UI" w:hAnsi="Segoe UI" w:cs="Segoe UI"/>
+          <w:color w:val="212121"/>
+          <w:sz w:val="24"/>
+        </w:rPr>
+        <w:t xml:space="preserve"> de inscripciones individuales, control de marcas personales, categorías por edades muy acotadas y la burocracia específica de las federaciones (seguros médicos e impresos oficiales).</w:t>
       </w:r>
     </w:p>
     <w:p>
@@ -3005,7 +3083,7 @@
     </w:p>
     <w:p>
       <w:pPr>
-        <w:pStyle w:val="Ttulo3"/>
+        <w:pStyle w:val="Heading3"/>
         <w:pBdr>
           <w:bottom w:val="single" w:sz="7" w:space="0" w:color="D1D5DB"/>
         </w:pBdr>
@@ -3037,7 +3115,7 @@
     </w:p>
     <w:p>
       <w:pPr>
-        <w:pStyle w:val="Ttulo4"/>
+        <w:pStyle w:val="Heading4"/>
         <w:shd w:val="clear" w:color="auto" w:fill="FFFFFF" w:themeFill="background1"/>
         <w:spacing w:before="360" w:after="120"/>
         <w:ind w:left="720"/>
@@ -3085,8 +3163,22 @@
           <w:color w:val="000000" w:themeColor="text1"/>
           <w:sz w:val="24"/>
         </w:rPr>
-        <w:t>. Clupik</w:t>
-      </w:r>
+        <w:t xml:space="preserve">. </w:t>
+      </w:r>
+      <w:proofErr w:type="spellStart"/>
+      <w:r>
+        <w:rPr>
+          <w:rFonts w:ascii="Segoe UI" w:eastAsia="Segoe UI" w:hAnsi="Segoe UI" w:cs="Segoe UI"/>
+          <w:b/>
+          <w:bCs/>
+          <w:i w:val="0"/>
+          <w:iCs w:val="0"/>
+          <w:color w:val="000000" w:themeColor="text1"/>
+          <w:sz w:val="24"/>
+        </w:rPr>
+        <w:t>Clupik</w:t>
+      </w:r>
+      <w:proofErr w:type="spellEnd"/>
     </w:p>
     <w:p>
       <w:pPr>
@@ -3175,7 +3267,7 @@
     </w:p>
     <w:p>
       <w:pPr>
-        <w:pStyle w:val="Descripcin"/>
+        <w:pStyle w:val="Caption"/>
         <w:jc w:val="center"/>
         <w:rPr>
           <w:color w:val="A6A6A6" w:themeColor="background1" w:themeShade="A6"/>
@@ -3222,12 +3314,20 @@
         <w:rPr>
           <w:color w:val="A6A6A6" w:themeColor="background1" w:themeShade="A6"/>
         </w:rPr>
-        <w:t>. Interfaz de competiciones de Clupik</w:t>
-      </w:r>
-    </w:p>
-    <w:p>
-      <w:pPr>
-        <w:pStyle w:val="Ttulo4"/>
+        <w:t xml:space="preserve">. Interfaz de competiciones de </w:t>
+      </w:r>
+      <w:proofErr w:type="spellStart"/>
+      <w:r>
+        <w:rPr>
+          <w:color w:val="A6A6A6" w:themeColor="background1" w:themeShade="A6"/>
+        </w:rPr>
+        <w:t>Clupik</w:t>
+      </w:r>
+      <w:proofErr w:type="spellEnd"/>
+    </w:p>
+    <w:p>
+      <w:pPr>
+        <w:pStyle w:val="Heading4"/>
         <w:shd w:val="clear" w:color="auto" w:fill="FFFFFF" w:themeFill="background1"/>
         <w:spacing w:before="360" w:after="120"/>
         <w:ind w:left="720"/>
@@ -3244,7 +3344,7 @@
     </w:p>
     <w:p>
       <w:pPr>
-        <w:pStyle w:val="Ttulo4"/>
+        <w:pStyle w:val="Heading4"/>
         <w:shd w:val="clear" w:color="auto" w:fill="FFFFFF" w:themeFill="background1"/>
         <w:spacing w:before="360" w:after="120"/>
         <w:ind w:left="720"/>
@@ -3261,7 +3361,7 @@
     </w:p>
     <w:p>
       <w:pPr>
-        <w:pStyle w:val="Ttulo4"/>
+        <w:pStyle w:val="Heading4"/>
         <w:shd w:val="clear" w:color="auto" w:fill="FFFFFF" w:themeFill="background1"/>
         <w:spacing w:before="360" w:after="120"/>
         <w:ind w:left="720"/>
@@ -3278,7 +3378,7 @@
     </w:p>
     <w:p>
       <w:pPr>
-        <w:pStyle w:val="Ttulo4"/>
+        <w:pStyle w:val="Heading4"/>
         <w:shd w:val="clear" w:color="auto" w:fill="FFFFFF" w:themeFill="background1"/>
         <w:spacing w:before="360" w:after="120"/>
         <w:ind w:left="720"/>
@@ -3295,7 +3395,7 @@
     </w:p>
     <w:p>
       <w:pPr>
-        <w:pStyle w:val="Ttulo4"/>
+        <w:pStyle w:val="Heading4"/>
         <w:shd w:val="clear" w:color="auto" w:fill="FFFFFF" w:themeFill="background1"/>
         <w:spacing w:before="360" w:after="120"/>
         <w:ind w:left="720"/>
@@ -3312,7 +3412,7 @@
     </w:p>
     <w:p>
       <w:pPr>
-        <w:pStyle w:val="Ttulo4"/>
+        <w:pStyle w:val="Heading4"/>
         <w:shd w:val="clear" w:color="auto" w:fill="FFFFFF" w:themeFill="background1"/>
         <w:spacing w:before="360" w:after="120"/>
         <w:ind w:left="720"/>
@@ -3329,7 +3429,7 @@
     </w:p>
     <w:p>
       <w:pPr>
-        <w:pStyle w:val="Ttulo4"/>
+        <w:pStyle w:val="Heading4"/>
         <w:widowControl w:val="0"/>
         <w:shd w:val="clear" w:color="auto" w:fill="FFFFFF" w:themeFill="background1"/>
         <w:spacing w:before="360" w:after="120"/>
@@ -3347,7 +3447,7 @@
     </w:p>
     <w:p>
       <w:pPr>
-        <w:pStyle w:val="Ttulo4"/>
+        <w:pStyle w:val="Heading4"/>
         <w:widowControl w:val="0"/>
         <w:shd w:val="clear" w:color="auto" w:fill="FFFFFF" w:themeFill="background1"/>
         <w:spacing w:before="360" w:after="120"/>
@@ -3401,7 +3501,25 @@
           <w:color w:val="212121"/>
           <w:sz w:val="24"/>
         </w:rPr>
-        <w:t>Es uno de los sistemas más potentes y consolidados. Permite la gestión de recibos y remesas bancarias con gran eficacia. El problema radica en que es una herramienta sobredimensionada ("overkill"); ofrece cientos de funcionalidades que un club modesto jamás usará, generando una curva de aprendizaje muy pronunciada para los</w:t>
+        <w:t>Es uno de los sistemas más potentes y consolidados. Permite la gestión de recibos y remesas bancarias con gran eficacia. El problema radica en que es una herramienta sobredimensionada ("</w:t>
+      </w:r>
+      <w:proofErr w:type="spellStart"/>
+      <w:r>
+        <w:rPr>
+          <w:rFonts w:ascii="Segoe UI" w:eastAsia="Segoe UI" w:hAnsi="Segoe UI" w:cs="Segoe UI"/>
+          <w:color w:val="212121"/>
+          <w:sz w:val="24"/>
+        </w:rPr>
+        <w:t>overkill</w:t>
+      </w:r>
+      <w:proofErr w:type="spellEnd"/>
+      <w:r>
+        <w:rPr>
+          <w:rFonts w:ascii="Segoe UI" w:eastAsia="Segoe UI" w:hAnsi="Segoe UI" w:cs="Segoe UI"/>
+          <w:color w:val="212121"/>
+          <w:sz w:val="24"/>
+        </w:rPr>
+        <w:t>"); ofrece cientos de funcionalidades que un club modesto jamás usará, generando una curva de aprendizaje muy pronunciada para los</w:t>
       </w:r>
       <w:r>
         <w:rPr>
@@ -3480,7 +3598,7 @@
     </w:p>
     <w:p>
       <w:pPr>
-        <w:pStyle w:val="Descripcin"/>
+        <w:pStyle w:val="Caption"/>
         <w:jc w:val="center"/>
         <w:rPr>
           <w:color w:val="A6A6A6" w:themeColor="background1" w:themeShade="A6"/>
@@ -3583,7 +3701,7 @@
     </w:p>
     <w:p>
       <w:pPr>
-        <w:pStyle w:val="Descripcin"/>
+        <w:pStyle w:val="Caption"/>
         <w:jc w:val="center"/>
         <w:rPr>
           <w:color w:val="A6A6A6" w:themeColor="background1" w:themeShade="A6"/>
@@ -3635,7 +3753,7 @@
     </w:p>
     <w:p>
       <w:pPr>
-        <w:pStyle w:val="Ttulo4"/>
+        <w:pStyle w:val="Heading4"/>
         <w:shd w:val="clear" w:color="auto" w:fill="FFFFFF" w:themeFill="background1"/>
         <w:spacing w:before="360" w:after="120"/>
         <w:ind w:left="720"/>
@@ -3652,7 +3770,7 @@
     </w:p>
     <w:p>
       <w:pPr>
-        <w:pStyle w:val="Ttulo4"/>
+        <w:pStyle w:val="Heading4"/>
         <w:shd w:val="clear" w:color="auto" w:fill="FFFFFF" w:themeFill="background1"/>
         <w:spacing w:before="360" w:after="120"/>
         <w:ind w:left="720"/>
@@ -3669,7 +3787,7 @@
     </w:p>
     <w:p>
       <w:pPr>
-        <w:pStyle w:val="Ttulo4"/>
+        <w:pStyle w:val="Heading4"/>
         <w:shd w:val="clear" w:color="auto" w:fill="FFFFFF" w:themeFill="background1"/>
         <w:spacing w:before="360" w:after="120"/>
         <w:ind w:left="720"/>
@@ -3686,7 +3804,7 @@
     </w:p>
     <w:p>
       <w:pPr>
-        <w:pStyle w:val="Ttulo4"/>
+        <w:pStyle w:val="Heading4"/>
         <w:widowControl w:val="0"/>
         <w:shd w:val="clear" w:color="auto" w:fill="FFFFFF" w:themeFill="background1"/>
         <w:spacing w:before="360" w:after="120"/>
@@ -3703,7 +3821,7 @@
     </w:p>
     <w:p>
       <w:pPr>
-        <w:pStyle w:val="Ttulo4"/>
+        <w:pStyle w:val="Heading4"/>
         <w:widowControl w:val="0"/>
         <w:shd w:val="clear" w:color="auto" w:fill="FFFFFF" w:themeFill="background1"/>
         <w:spacing w:before="360" w:after="120"/>
@@ -3721,7 +3839,7 @@
     </w:p>
     <w:p>
       <w:pPr>
-        <w:pStyle w:val="Ttulo4"/>
+        <w:pStyle w:val="Heading4"/>
         <w:widowControl w:val="0"/>
         <w:shd w:val="clear" w:color="auto" w:fill="FFFFFF" w:themeFill="background1"/>
         <w:spacing w:before="360" w:after="120"/>
@@ -3884,7 +4002,25 @@
           <w:color w:val="212121"/>
           <w:sz w:val="24"/>
         </w:rPr>
-        <w:t xml:space="preserve"> Falta de un módulo sencillo donde el atleta pueda registrar su "feedback" post-entrenamiento en la pista.</w:t>
+        <w:t xml:space="preserve"> Falta de un módulo sencillo donde el atleta pueda registrar su "feedback" </w:t>
+      </w:r>
+      <w:proofErr w:type="spellStart"/>
+      <w:r>
+        <w:rPr>
+          <w:rFonts w:ascii="Segoe UI" w:eastAsia="Segoe UI" w:hAnsi="Segoe UI" w:cs="Segoe UI"/>
+          <w:color w:val="212121"/>
+          <w:sz w:val="24"/>
+        </w:rPr>
+        <w:t>post-entrenamiento</w:t>
+      </w:r>
+      <w:proofErr w:type="spellEnd"/>
+      <w:r>
+        <w:rPr>
+          <w:rFonts w:ascii="Segoe UI" w:eastAsia="Segoe UI" w:hAnsi="Segoe UI" w:cs="Segoe UI"/>
+          <w:color w:val="212121"/>
+          <w:sz w:val="24"/>
+        </w:rPr>
+        <w:t xml:space="preserve"> en la pista.</w:t>
       </w:r>
     </w:p>
     <w:p>
@@ -3924,7 +4060,7 @@
     </w:p>
     <w:p>
       <w:pPr>
-        <w:pStyle w:val="Ttulo3"/>
+        <w:pStyle w:val="Heading3"/>
         <w:pBdr>
           <w:bottom w:val="single" w:sz="7" w:space="0" w:color="D1D5DB"/>
         </w:pBdr>
@@ -3940,7 +4076,7 @@
     </w:p>
     <w:p>
       <w:pPr>
-        <w:pStyle w:val="Ttulo4"/>
+        <w:pStyle w:val="Heading4"/>
         <w:shd w:val="clear" w:color="auto" w:fill="FFFFFF" w:themeFill="background1"/>
         <w:spacing w:before="360" w:after="120"/>
         <w:ind w:left="720"/>
@@ -4005,6 +4141,7 @@
         </w:rPr>
         <w:t xml:space="preserve">. Respecto a los documentos altamente sensibles (como los PDF de las inscripciones generados y los escaneos de los DNI), se implementará un sistema de control de acceso en el </w:t>
       </w:r>
+      <w:proofErr w:type="spellStart"/>
       <w:r>
         <w:rPr>
           <w:rFonts w:ascii="Segoe UI" w:eastAsia="Segoe UI" w:hAnsi="Segoe UI" w:cs="Segoe UI"/>
@@ -4015,6 +4152,7 @@
         </w:rPr>
         <w:t>backend</w:t>
       </w:r>
+      <w:proofErr w:type="spellEnd"/>
       <w:r>
         <w:rPr>
           <w:rFonts w:ascii="Segoe UI" w:eastAsia="Segoe UI" w:hAnsi="Segoe UI" w:cs="Segoe UI"/>
@@ -4026,7 +4164,7 @@
     </w:p>
     <w:p>
       <w:pPr>
-        <w:pStyle w:val="Ttulo4"/>
+        <w:pStyle w:val="Heading4"/>
         <w:shd w:val="clear" w:color="auto" w:fill="FFFFFF" w:themeFill="background1"/>
         <w:spacing w:before="360" w:after="120"/>
         <w:ind w:left="720"/>
@@ -4043,7 +4181,7 @@
     </w:p>
     <w:p>
       <w:pPr>
-        <w:pStyle w:val="Ttulo4"/>
+        <w:pStyle w:val="Heading4"/>
         <w:shd w:val="clear" w:color="auto" w:fill="FFFFFF" w:themeFill="background1"/>
         <w:spacing w:before="360" w:after="120"/>
         <w:ind w:left="720"/>
@@ -4060,7 +4198,7 @@
     </w:p>
     <w:p>
       <w:pPr>
-        <w:pStyle w:val="Ttulo4"/>
+        <w:pStyle w:val="Heading4"/>
         <w:widowControl w:val="0"/>
         <w:shd w:val="clear" w:color="auto" w:fill="FFFFFF" w:themeFill="background1"/>
         <w:spacing w:before="360" w:after="120"/>
@@ -4077,7 +4215,7 @@
     </w:p>
     <w:p>
       <w:pPr>
-        <w:pStyle w:val="Ttulo4"/>
+        <w:pStyle w:val="Heading4"/>
         <w:widowControl w:val="0"/>
         <w:shd w:val="clear" w:color="auto" w:fill="FFFFFF" w:themeFill="background1"/>
         <w:spacing w:before="360" w:after="120"/>
@@ -4172,7 +4310,7 @@
     </w:p>
     <w:p>
       <w:pPr>
-        <w:pStyle w:val="Ttulo5"/>
+        <w:pStyle w:val="Heading5"/>
         <w:keepNext w:val="0"/>
         <w:widowControl w:val="0"/>
         <w:pBdr>
@@ -4677,7 +4815,23 @@
                 <w:color w:val="1F2937"/>
                 <w:lang w:val="en-US"/>
               </w:rPr>
-              <w:t>Figma (Plan gratuito), Tailwind CSS.</w:t>
+              <w:t xml:space="preserve">Figma (Plan </w:t>
+            </w:r>
+            <w:proofErr w:type="spellStart"/>
+            <w:r>
+              <w:rPr>
+                <w:color w:val="1F2937"/>
+                <w:lang w:val="en-US"/>
+              </w:rPr>
+              <w:t>gratuito</w:t>
+            </w:r>
+            <w:proofErr w:type="spellEnd"/>
+            <w:r>
+              <w:rPr>
+                <w:color w:val="1F2937"/>
+                <w:lang w:val="en-US"/>
+              </w:rPr>
+              <w:t>), Tailwind CSS.</w:t>
             </w:r>
           </w:p>
         </w:tc>
@@ -4732,13 +4886,23 @@
               <w:spacing w:after="0"/>
               <w:jc w:val="right"/>
             </w:pPr>
+            <w:proofErr w:type="gramStart"/>
             <w:r>
               <w:rPr>
                 <w:b/>
                 <w:bCs/>
                 <w:color w:val="111827"/>
               </w:rPr>
-              <w:t>Total Recursos</w:t>
+              <w:t>Total</w:t>
+            </w:r>
+            <w:proofErr w:type="gramEnd"/>
+            <w:r>
+              <w:rPr>
+                <w:b/>
+                <w:bCs/>
+                <w:color w:val="111827"/>
+              </w:rPr>
+              <w:t xml:space="preserve"> Recursos</w:t>
             </w:r>
             <w:r>
               <w:rPr>
@@ -4783,7 +4947,7 @@
     </w:tbl>
     <w:p>
       <w:pPr>
-        <w:pStyle w:val="Ttulo5"/>
+        <w:pStyle w:val="Heading5"/>
         <w:keepNext w:val="0"/>
         <w:widowControl w:val="0"/>
         <w:pBdr>
@@ -5314,13 +5478,23 @@
               <w:ind w:left="1080"/>
               <w:jc w:val="right"/>
             </w:pPr>
+            <w:proofErr w:type="gramStart"/>
             <w:r>
               <w:rPr>
                 <w:b/>
                 <w:bCs/>
                 <w:color w:val="111827"/>
               </w:rPr>
-              <w:t>Total Desarrollo</w:t>
+              <w:t>Total</w:t>
+            </w:r>
+            <w:proofErr w:type="gramEnd"/>
+            <w:r>
+              <w:rPr>
+                <w:b/>
+                <w:bCs/>
+                <w:color w:val="111827"/>
+              </w:rPr>
+              <w:t xml:space="preserve"> Desarrollo</w:t>
             </w:r>
           </w:p>
         </w:tc>
@@ -5386,7 +5560,7 @@
     </w:tbl>
     <w:p>
       <w:pPr>
-        <w:pStyle w:val="Ttulo5"/>
+        <w:pStyle w:val="Heading5"/>
         <w:keepNext w:val="0"/>
         <w:widowControl w:val="0"/>
         <w:pBdr>
@@ -5420,7 +5594,29 @@
           <w:sz w:val="24"/>
           <w:szCs w:val="24"/>
         </w:rPr>
-        <w:t>.5.2.3. Costes de Mantenimiento Anual (Post-Desarrollo)</w:t>
+        <w:t>.5.2.3. Costes de Mantenimiento Anual (</w:t>
+      </w:r>
+      <w:proofErr w:type="gramStart"/>
+      <w:r>
+        <w:rPr>
+          <w:b/>
+          <w:bCs/>
+          <w:color w:val="111827"/>
+          <w:sz w:val="24"/>
+          <w:szCs w:val="24"/>
+        </w:rPr>
+        <w:t>Post-Desarrollo</w:t>
+      </w:r>
+      <w:proofErr w:type="gramEnd"/>
+      <w:r>
+        <w:rPr>
+          <w:b/>
+          <w:bCs/>
+          <w:color w:val="111827"/>
+          <w:sz w:val="24"/>
+          <w:szCs w:val="24"/>
+        </w:rPr>
+        <w:t>)</w:t>
       </w:r>
     </w:p>
     <w:tbl>
@@ -5829,13 +6025,23 @@
                 <w:color w:val="111827"/>
               </w:rPr>
             </w:pPr>
+            <w:proofErr w:type="gramStart"/>
             <w:r>
               <w:rPr>
                 <w:b/>
                 <w:bCs/>
                 <w:color w:val="111827"/>
               </w:rPr>
-              <w:t>Total Mantenimiento Anual</w:t>
+              <w:t>Total</w:t>
+            </w:r>
+            <w:proofErr w:type="gramEnd"/>
+            <w:r>
+              <w:rPr>
+                <w:b/>
+                <w:bCs/>
+                <w:color w:val="111827"/>
+              </w:rPr>
+              <w:t xml:space="preserve"> Mantenimiento Anual</w:t>
             </w:r>
           </w:p>
         </w:tc>
@@ -5957,7 +6163,7 @@
     </w:p>
     <w:p>
       <w:pPr>
-        <w:pStyle w:val="Ttulo2"/>
+        <w:pStyle w:val="Heading2"/>
         <w:keepNext w:val="0"/>
         <w:widowControl w:val="0"/>
         <w:pBdr>
@@ -5981,7 +6187,7 @@
     </w:p>
     <w:p>
       <w:pPr>
-        <w:pStyle w:val="Ttulo3"/>
+        <w:pStyle w:val="Heading3"/>
         <w:keepNext w:val="0"/>
         <w:widowControl w:val="0"/>
         <w:pBdr>
@@ -6017,7 +6223,7 @@
     </w:p>
     <w:p>
       <w:pPr>
-        <w:pStyle w:val="Ttulo4"/>
+        <w:pStyle w:val="Heading4"/>
         <w:widowControl w:val="0"/>
         <w:shd w:val="clear" w:color="auto" w:fill="FFFFFF" w:themeFill="background1"/>
         <w:spacing w:before="360" w:after="120"/>
@@ -6262,7 +6468,21 @@
               <w:rPr>
                 <w:color w:val="1F2937"/>
               </w:rPr>
-              <w:t xml:space="preserve"> Desarrollable e implementable mediante la conexión de un formulario dinámico en React con un generador de PDF en el backend (PHP).</w:t>
+              <w:t xml:space="preserve"> Desarrollable e implementable mediante la conexión de un formulario dinámico en React con un generador de PDF en el </w:t>
+            </w:r>
+            <w:proofErr w:type="spellStart"/>
+            <w:r>
+              <w:rPr>
+                <w:color w:val="1F2937"/>
+              </w:rPr>
+              <w:t>backend</w:t>
+            </w:r>
+            <w:proofErr w:type="spellEnd"/>
+            <w:r>
+              <w:rPr>
+                <w:color w:val="1F2937"/>
+              </w:rPr>
+              <w:t xml:space="preserve"> (PHP).</w:t>
             </w:r>
             <w:r>
               <w:br/>
@@ -6304,7 +6524,7 @@
     </w:tbl>
     <w:p>
       <w:pPr>
-        <w:pStyle w:val="Ttulo4"/>
+        <w:pStyle w:val="Heading4"/>
         <w:shd w:val="clear" w:color="auto" w:fill="FFFFFF" w:themeFill="background1"/>
         <w:spacing w:before="360" w:after="120"/>
         <w:ind w:left="720"/>
@@ -6321,7 +6541,7 @@
     </w:p>
     <w:p>
       <w:pPr>
-        <w:pStyle w:val="Ttulo4"/>
+        <w:pStyle w:val="Heading4"/>
         <w:widowControl w:val="0"/>
         <w:shd w:val="clear" w:color="auto" w:fill="FFFFFF" w:themeFill="background1"/>
         <w:spacing w:before="360" w:after="120"/>
@@ -6339,7 +6559,7 @@
     </w:p>
     <w:p>
       <w:pPr>
-        <w:pStyle w:val="Ttulo4"/>
+        <w:pStyle w:val="Heading4"/>
         <w:widowControl w:val="0"/>
         <w:shd w:val="clear" w:color="auto" w:fill="FFFFFF" w:themeFill="background1"/>
         <w:spacing w:before="360" w:after="120"/>
@@ -6357,7 +6577,7 @@
     </w:p>
     <w:p>
       <w:pPr>
-        <w:pStyle w:val="Ttulo4"/>
+        <w:pStyle w:val="Heading4"/>
         <w:widowControl w:val="0"/>
         <w:shd w:val="clear" w:color="auto" w:fill="FFFFFF" w:themeFill="background1"/>
         <w:spacing w:before="360" w:after="120"/>
@@ -6375,7 +6595,7 @@
     </w:p>
     <w:p>
       <w:pPr>
-        <w:pStyle w:val="Ttulo4"/>
+        <w:pStyle w:val="Heading4"/>
         <w:widowControl w:val="0"/>
         <w:shd w:val="clear" w:color="auto" w:fill="FFFFFF" w:themeFill="background1"/>
         <w:spacing w:before="360" w:after="120"/>
@@ -6655,7 +6875,21 @@
               <w:rPr>
                 <w:color w:val="1F2937"/>
               </w:rPr>
-              <w:t>Registro, Login y distinción de roles (Admin, Entrenador, Atleta).</w:t>
+              <w:t>Registro, Login y distinción de roles (</w:t>
+            </w:r>
+            <w:proofErr w:type="spellStart"/>
+            <w:r>
+              <w:rPr>
+                <w:color w:val="1F2937"/>
+              </w:rPr>
+              <w:t>Admin</w:t>
+            </w:r>
+            <w:proofErr w:type="spellEnd"/>
+            <w:r>
+              <w:rPr>
+                <w:color w:val="1F2937"/>
+              </w:rPr>
+              <w:t>, Entrenador, Atleta).</w:t>
             </w:r>
           </w:p>
         </w:tc>
@@ -6834,7 +7068,21 @@
               <w:rPr>
                 <w:color w:val="1F2937"/>
               </w:rPr>
-              <w:t>Subida de archivos escaneados para inscripciones físicas (legacy).</w:t>
+              <w:t>Subida de archivos escaneados para inscripciones físicas (</w:t>
+            </w:r>
+            <w:proofErr w:type="spellStart"/>
+            <w:r>
+              <w:rPr>
+                <w:color w:val="1F2937"/>
+              </w:rPr>
+              <w:t>legacy</w:t>
+            </w:r>
+            <w:proofErr w:type="spellEnd"/>
+            <w:r>
+              <w:rPr>
+                <w:color w:val="1F2937"/>
+              </w:rPr>
+              <w:t>).</w:t>
             </w:r>
           </w:p>
         </w:tc>
@@ -7525,7 +7773,7 @@
     </w:p>
     <w:p>
       <w:pPr>
-        <w:pStyle w:val="Ttulo3"/>
+        <w:pStyle w:val="Heading3"/>
         <w:keepNext w:val="0"/>
         <w:widowControl w:val="0"/>
         <w:pBdr>
@@ -8303,7 +8551,21 @@
               <w:rPr>
                 <w:color w:val="1F2937"/>
               </w:rPr>
-              <w:t>Recibir datos del backend para compilar el documento oficial y realizar el envío automatizado de notificaciones.</w:t>
+              <w:t xml:space="preserve">Recibir datos del </w:t>
+            </w:r>
+            <w:proofErr w:type="spellStart"/>
+            <w:r>
+              <w:rPr>
+                <w:color w:val="1F2937"/>
+              </w:rPr>
+              <w:t>backend</w:t>
+            </w:r>
+            <w:proofErr w:type="spellEnd"/>
+            <w:r>
+              <w:rPr>
+                <w:color w:val="1F2937"/>
+              </w:rPr>
+              <w:t xml:space="preserve"> para compilar el documento oficial y realizar el envío automatizado de notificaciones.</w:t>
             </w:r>
           </w:p>
         </w:tc>
@@ -8383,7 +8645,7 @@
     </w:p>
     <w:p>
       <w:pPr>
-        <w:pStyle w:val="Ttulo3"/>
+        <w:pStyle w:val="Heading3"/>
         <w:keepNext w:val="0"/>
         <w:widowControl w:val="0"/>
         <w:pBdr>
@@ -8398,7 +8660,7 @@
     </w:p>
     <w:p>
       <w:pPr>
-        <w:pStyle w:val="Ttulo3"/>
+        <w:pStyle w:val="Heading3"/>
         <w:keepNext w:val="0"/>
         <w:widowControl w:val="0"/>
         <w:pBdr>
@@ -8417,7 +8679,7 @@
     </w:p>
     <w:p>
       <w:pPr>
-        <w:pStyle w:val="Ttulo4"/>
+        <w:pStyle w:val="Heading4"/>
         <w:shd w:val="clear" w:color="auto" w:fill="FFFFFF" w:themeFill="background1"/>
         <w:spacing w:before="360" w:after="120"/>
         <w:ind w:left="720"/>
@@ -8493,7 +8755,7 @@
     </w:p>
     <w:p>
       <w:pPr>
-        <w:pStyle w:val="Descripcin"/>
+        <w:pStyle w:val="Caption"/>
         <w:jc w:val="center"/>
         <w:rPr>
           <w:rFonts w:asciiTheme="minorHAnsi" w:eastAsia="Segoe UI" w:hAnsiTheme="minorHAnsi" w:cstheme="minorBidi"/>
@@ -8559,7 +8821,7 @@
     </w:p>
     <w:p>
       <w:pPr>
-        <w:pStyle w:val="Ttulo4"/>
+        <w:pStyle w:val="Heading4"/>
         <w:widowControl w:val="0"/>
         <w:shd w:val="clear" w:color="auto" w:fill="FFFFFF" w:themeFill="background1"/>
         <w:spacing w:before="360" w:after="120"/>
@@ -10255,7 +10517,7 @@
     </w:tbl>
     <w:p>
       <w:pPr>
-        <w:pStyle w:val="Ttulo3"/>
+        <w:pStyle w:val="Heading3"/>
         <w:keepNext w:val="0"/>
         <w:widowControl w:val="0"/>
         <w:pBdr>
@@ -10587,7 +10849,7 @@
     </w:tbl>
     <w:p>
       <w:pPr>
-        <w:pStyle w:val="Ttulo3"/>
+        <w:pStyle w:val="Heading3"/>
         <w:keepNext w:val="0"/>
         <w:widowControl w:val="0"/>
         <w:pBdr>
@@ -10602,7 +10864,7 @@
     </w:p>
     <w:p>
       <w:pPr>
-        <w:pStyle w:val="Ttulo3"/>
+        <w:pStyle w:val="Heading3"/>
         <w:keepNext w:val="0"/>
         <w:widowControl w:val="0"/>
         <w:pBdr>
@@ -10617,7 +10879,7 @@
     </w:p>
     <w:p>
       <w:pPr>
-        <w:pStyle w:val="Ttulo3"/>
+        <w:pStyle w:val="Heading3"/>
         <w:keepNext w:val="0"/>
         <w:widowControl w:val="0"/>
         <w:pBdr>
@@ -10632,7 +10894,7 @@
     </w:p>
     <w:p>
       <w:pPr>
-        <w:pStyle w:val="Ttulo3"/>
+        <w:pStyle w:val="Heading3"/>
         <w:keepNext w:val="0"/>
         <w:widowControl w:val="0"/>
         <w:pBdr>
@@ -10651,7 +10913,7 @@
     </w:p>
     <w:p>
       <w:pPr>
-        <w:pStyle w:val="Ttulo4"/>
+        <w:pStyle w:val="Heading4"/>
         <w:shd w:val="clear" w:color="auto" w:fill="FFFFFF" w:themeFill="background1"/>
         <w:spacing w:before="360" w:after="120"/>
         <w:ind w:left="720"/>
@@ -12774,7 +13036,7 @@
     </w:tbl>
     <w:p>
       <w:pPr>
-        <w:pStyle w:val="Ttulo4"/>
+        <w:pStyle w:val="Heading4"/>
         <w:shd w:val="clear" w:color="auto" w:fill="FFFFFF" w:themeFill="background1"/>
         <w:spacing w:before="360" w:after="120"/>
         <w:rPr>
@@ -12790,7 +13052,7 @@
     </w:p>
     <w:p>
       <w:pPr>
-        <w:pStyle w:val="Ttulo4"/>
+        <w:pStyle w:val="Heading4"/>
         <w:shd w:val="clear" w:color="auto" w:fill="FFFFFF" w:themeFill="background1"/>
         <w:spacing w:before="360" w:after="120"/>
         <w:ind w:left="720"/>
@@ -12807,7 +13069,7 @@
     </w:p>
     <w:p>
       <w:pPr>
-        <w:pStyle w:val="Ttulo4"/>
+        <w:pStyle w:val="Heading4"/>
         <w:shd w:val="clear" w:color="auto" w:fill="FFFFFF" w:themeFill="background1"/>
         <w:spacing w:before="360" w:after="120"/>
         <w:ind w:left="720"/>
@@ -12824,7 +13086,7 @@
     </w:p>
     <w:p>
       <w:pPr>
-        <w:pStyle w:val="Ttulo4"/>
+        <w:pStyle w:val="Heading4"/>
         <w:shd w:val="clear" w:color="auto" w:fill="FFFFFF" w:themeFill="background1"/>
         <w:spacing w:before="360" w:after="120"/>
         <w:ind w:left="720"/>
@@ -13827,7 +14089,7 @@
     <w:p/>
     <w:p>
       <w:pPr>
-        <w:pStyle w:val="Ttulo4"/>
+        <w:pStyle w:val="Heading4"/>
         <w:widowControl w:val="0"/>
         <w:shd w:val="clear" w:color="auto" w:fill="FFFFFF" w:themeFill="background1"/>
         <w:spacing w:before="360" w:after="120"/>
@@ -14182,7 +14444,7 @@
     </w:tbl>
     <w:p>
       <w:pPr>
-        <w:pStyle w:val="Ttulo3"/>
+        <w:pStyle w:val="Heading3"/>
         <w:pBdr>
           <w:bottom w:val="single" w:sz="7" w:space="0" w:color="D1D5DB"/>
         </w:pBdr>
@@ -14215,7 +14477,7 @@
     </w:p>
     <w:p>
       <w:pPr>
-        <w:pStyle w:val="Ttulo4"/>
+        <w:pStyle w:val="Heading4"/>
         <w:shd w:val="clear" w:color="auto" w:fill="FFFFFF" w:themeFill="background1"/>
         <w:spacing w:before="360" w:after="120"/>
         <w:ind w:left="720"/>
@@ -14314,7 +14576,7 @@
     </w:p>
     <w:p>
       <w:pPr>
-        <w:pStyle w:val="Ttulo4"/>
+        <w:pStyle w:val="Heading4"/>
         <w:shd w:val="clear" w:color="auto" w:fill="FFFFFF" w:themeFill="background1"/>
         <w:spacing w:before="360" w:after="120"/>
         <w:ind w:left="720"/>
@@ -14362,8 +14624,27 @@
           <w:color w:val="212121"/>
           <w:sz w:val="24"/>
         </w:rPr>
-        <w:t xml:space="preserve"> (primera parte), estrictamente necesarias para mantener la autenticación del usuario (login) y </w:t>
-      </w:r>
+        <w:t xml:space="preserve"> (primera parte), estrictamente necesarias para mantener la autenticación del usuario (</w:t>
+      </w:r>
+      <w:proofErr w:type="spellStart"/>
+      <w:r>
+        <w:rPr>
+          <w:rFonts w:ascii="Segoe UI" w:eastAsia="Segoe UI" w:hAnsi="Segoe UI" w:cs="Segoe UI"/>
+          <w:color w:val="212121"/>
+          <w:sz w:val="24"/>
+        </w:rPr>
+        <w:t>login</w:t>
+      </w:r>
+      <w:proofErr w:type="spellEnd"/>
+      <w:r>
+        <w:rPr>
+          <w:rFonts w:ascii="Segoe UI" w:eastAsia="Segoe UI" w:hAnsi="Segoe UI" w:cs="Segoe UI"/>
+          <w:color w:val="212121"/>
+          <w:sz w:val="24"/>
+        </w:rPr>
+        <w:t xml:space="preserve">) y </w:t>
+      </w:r>
+      <w:proofErr w:type="spellStart"/>
       <w:r>
         <w:rPr>
           <w:rFonts w:ascii="Segoe UI" w:eastAsia="Segoe UI" w:hAnsi="Segoe UI" w:cs="Segoe UI"/>
@@ -14374,6 +14655,7 @@
         </w:rPr>
         <w:t>localStorage</w:t>
       </w:r>
+      <w:proofErr w:type="spellEnd"/>
       <w:r>
         <w:rPr>
           <w:rFonts w:ascii="Segoe UI" w:eastAsia="Segoe UI" w:hAnsi="Segoe UI" w:cs="Segoe UI"/>
@@ -14385,7 +14667,7 @@
     </w:p>
     <w:p>
       <w:pPr>
-        <w:pStyle w:val="Ttulo4"/>
+        <w:pStyle w:val="Heading4"/>
         <w:shd w:val="clear" w:color="auto" w:fill="FFFFFF" w:themeFill="background1"/>
         <w:spacing w:before="360" w:after="120"/>
         <w:ind w:left="720"/>
@@ -14438,7 +14720,7 @@
     </w:p>
     <w:p>
       <w:pPr>
-        <w:pStyle w:val="Ttulo4"/>
+        <w:pStyle w:val="Heading4"/>
         <w:shd w:val="clear" w:color="auto" w:fill="FFFFFF" w:themeFill="background1"/>
         <w:spacing w:before="360" w:after="120"/>
         <w:ind w:left="720"/>
@@ -14511,7 +14793,25 @@
           <w:color w:val="212121"/>
           <w:sz w:val="24"/>
         </w:rPr>
-        <w:t xml:space="preserve"> El color corporativo Rojo Ianuarius (#E63946) sobre fondos blancos (#FFFFFF) cumple con el ratio mínimo exigido de 4.5:1 para la legibilidad de textos.</w:t>
+        <w:t xml:space="preserve"> El color corporativo Rojo Ianuarius (#E63946) sobre fondos blancos (#FFFFFF) cumple con el </w:t>
+      </w:r>
+      <w:proofErr w:type="gramStart"/>
+      <w:r>
+        <w:rPr>
+          <w:rFonts w:ascii="Segoe UI" w:eastAsia="Segoe UI" w:hAnsi="Segoe UI" w:cs="Segoe UI"/>
+          <w:color w:val="212121"/>
+          <w:sz w:val="24"/>
+        </w:rPr>
+        <w:t>ratio mínimo</w:t>
+      </w:r>
+      <w:proofErr w:type="gramEnd"/>
+      <w:r>
+        <w:rPr>
+          <w:rFonts w:ascii="Segoe UI" w:eastAsia="Segoe UI" w:hAnsi="Segoe UI" w:cs="Segoe UI"/>
+          <w:color w:val="212121"/>
+          <w:sz w:val="24"/>
+        </w:rPr>
+        <w:t xml:space="preserve"> exigido de 4.5:1 para la legibilidad de textos.</w:t>
       </w:r>
     </w:p>
     <w:p>
@@ -14567,6 +14867,7 @@
         </w:rPr>
         <w:t xml:space="preserve"> Uso de etiquetas ARIA y atributos </w:t>
       </w:r>
+      <w:proofErr w:type="spellStart"/>
       <w:r>
         <w:rPr>
           <w:rFonts w:ascii="Segoe UI" w:eastAsia="Segoe UI" w:hAnsi="Segoe UI" w:cs="Segoe UI"/>
@@ -14577,6 +14878,7 @@
         </w:rPr>
         <w:t>alt</w:t>
       </w:r>
+      <w:proofErr w:type="spellEnd"/>
       <w:r>
         <w:rPr>
           <w:rFonts w:ascii="Segoe UI" w:eastAsia="Segoe UI" w:hAnsi="Segoe UI" w:cs="Segoe UI"/>
@@ -14588,7 +14890,7 @@
     </w:p>
     <w:p>
       <w:pPr>
-        <w:pStyle w:val="Ttulo4"/>
+        <w:pStyle w:val="Heading4"/>
         <w:widowControl w:val="0"/>
         <w:shd w:val="clear" w:color="auto" w:fill="FFFFFF" w:themeFill="background1"/>
         <w:spacing w:before="360" w:after="120"/>
@@ -14615,7 +14917,7 @@
     </w:p>
     <w:p>
       <w:pPr>
-        <w:pStyle w:val="Ttulo4"/>
+        <w:pStyle w:val="Heading4"/>
         <w:widowControl w:val="0"/>
         <w:shd w:val="clear" w:color="auto" w:fill="FFFFFF" w:themeFill="background1"/>
         <w:spacing w:before="360" w:after="120"/>
@@ -14664,7 +14966,29 @@
           <w:color w:val="111827"/>
           <w:sz w:val="24"/>
         </w:rPr>
-        <w:t>- React y Tailwind CSS:</w:t>
+        <w:t xml:space="preserve">- React y </w:t>
+      </w:r>
+      <w:proofErr w:type="spellStart"/>
+      <w:r>
+        <w:rPr>
+          <w:rFonts w:ascii="Segoe UI" w:eastAsia="Segoe UI" w:hAnsi="Segoe UI" w:cs="Segoe UI"/>
+          <w:b/>
+          <w:bCs/>
+          <w:color w:val="111827"/>
+          <w:sz w:val="24"/>
+        </w:rPr>
+        <w:t>Tailwind</w:t>
+      </w:r>
+      <w:proofErr w:type="spellEnd"/>
+      <w:r>
+        <w:rPr>
+          <w:rFonts w:ascii="Segoe UI" w:eastAsia="Segoe UI" w:hAnsi="Segoe UI" w:cs="Segoe UI"/>
+          <w:b/>
+          <w:bCs/>
+          <w:color w:val="111827"/>
+          <w:sz w:val="24"/>
+        </w:rPr>
+        <w:t xml:space="preserve"> CSS:</w:t>
       </w:r>
       <w:r>
         <w:rPr>
@@ -14697,7 +15021,25 @@
           <w:color w:val="212121"/>
           <w:sz w:val="24"/>
         </w:rPr>
-        <w:t xml:space="preserve"> Licencias PHP License y GPL, aptas para uso en servidores.</w:t>
+        <w:t xml:space="preserve"> Licencias PHP </w:t>
+      </w:r>
+      <w:proofErr w:type="spellStart"/>
+      <w:r>
+        <w:rPr>
+          <w:rFonts w:ascii="Segoe UI" w:eastAsia="Segoe UI" w:hAnsi="Segoe UI" w:cs="Segoe UI"/>
+          <w:color w:val="212121"/>
+          <w:sz w:val="24"/>
+        </w:rPr>
+        <w:t>License</w:t>
+      </w:r>
+      <w:proofErr w:type="spellEnd"/>
+      <w:r>
+        <w:rPr>
+          <w:rFonts w:ascii="Segoe UI" w:eastAsia="Segoe UI" w:hAnsi="Segoe UI" w:cs="Segoe UI"/>
+          <w:color w:val="212121"/>
+          <w:sz w:val="24"/>
+        </w:rPr>
+        <w:t xml:space="preserve"> y GPL, aptas para uso en servidores.</w:t>
       </w:r>
     </w:p>
     <w:p>
@@ -14727,7 +15069,7 @@
     </w:p>
     <w:p>
       <w:pPr>
-        <w:pStyle w:val="Ttulo2"/>
+        <w:pStyle w:val="Heading2"/>
         <w:keepNext w:val="0"/>
         <w:widowControl w:val="0"/>
         <w:pBdr>
@@ -14750,7 +15092,7 @@
     </w:p>
     <w:p>
       <w:pPr>
-        <w:pStyle w:val="Ttulo3"/>
+        <w:pStyle w:val="Heading3"/>
         <w:pBdr>
           <w:bottom w:val="single" w:sz="7" w:space="0" w:color="D1D5DB"/>
         </w:pBdr>
@@ -14937,7 +15279,43 @@
                 <w:color w:val="212121"/>
                 <w:sz w:val="24"/>
               </w:rPr>
-              <w:t xml:space="preserve"> junto con Tailwind CSS. Se elige esta librería frente a un enfoque tradicional con PHP nativo para evitar interfaces estáticas. React permite desarrollar una aplicación web dinámica, fluida y con una experiencia de usuario muy superior, al comportarse como una “Single Page Application” (SPA).</w:t>
+              <w:t xml:space="preserve"> junto con </w:t>
+            </w:r>
+            <w:proofErr w:type="spellStart"/>
+            <w:r>
+              <w:rPr>
+                <w:rFonts w:ascii="Segoe UI" w:eastAsia="Segoe UI" w:hAnsi="Segoe UI" w:cs="Segoe UI"/>
+                <w:color w:val="212121"/>
+                <w:sz w:val="24"/>
+              </w:rPr>
+              <w:t>Tailwind</w:t>
+            </w:r>
+            <w:proofErr w:type="spellEnd"/>
+            <w:r>
+              <w:rPr>
+                <w:rFonts w:ascii="Segoe UI" w:eastAsia="Segoe UI" w:hAnsi="Segoe UI" w:cs="Segoe UI"/>
+                <w:color w:val="212121"/>
+                <w:sz w:val="24"/>
+              </w:rPr>
+              <w:t xml:space="preserve"> CSS. Se elige esta librería frente a un enfoque tradicional con PHP nativo para evitar interfaces estáticas. React permite desarrollar una aplicación web dinámica, fluida y con una experiencia de usuario muy superior, al comportarse como una “Single Page </w:t>
+            </w:r>
+            <w:proofErr w:type="spellStart"/>
+            <w:r>
+              <w:rPr>
+                <w:rFonts w:ascii="Segoe UI" w:eastAsia="Segoe UI" w:hAnsi="Segoe UI" w:cs="Segoe UI"/>
+                <w:color w:val="212121"/>
+                <w:sz w:val="24"/>
+              </w:rPr>
+              <w:t>Application</w:t>
+            </w:r>
+            <w:proofErr w:type="spellEnd"/>
+            <w:r>
+              <w:rPr>
+                <w:rFonts w:ascii="Segoe UI" w:eastAsia="Segoe UI" w:hAnsi="Segoe UI" w:cs="Segoe UI"/>
+                <w:color w:val="212121"/>
+                <w:sz w:val="24"/>
+              </w:rPr>
+              <w:t>” (SPA).</w:t>
             </w:r>
           </w:p>
           <w:p>
@@ -15324,7 +15702,7 @@
     </w:p>
     <w:p>
       <w:pPr>
-        <w:pStyle w:val="Ttulo3"/>
+        <w:pStyle w:val="Heading3"/>
         <w:keepNext w:val="0"/>
         <w:widowControl w:val="0"/>
         <w:pBdr>
@@ -15581,62 +15959,40 @@
         <w:widowControl w:val="0"/>
         <w:shd w:val="clear" w:color="auto" w:fill="FFFFFF" w:themeFill="background1"/>
         <w:spacing w:after="48"/>
-        <w:ind w:left="357"/>
-        <w:jc w:val="both"/>
-      </w:pPr>
-    </w:p>
-    <w:p>
-      <w:pPr>
-        <w:pStyle w:val="Ttulo3"/>
-        <w:keepNext w:val="0"/>
-        <w:widowControl w:val="0"/>
-        <w:pBdr>
-          <w:bottom w:val="single" w:sz="7" w:space="0" w:color="D1D5DB"/>
-        </w:pBdr>
-        <w:spacing w:before="360" w:after="120"/>
-        <w:ind w:left="357"/>
-        <w:rPr>
-          <w:szCs w:val="24"/>
-        </w:rPr>
-      </w:pPr>
-      <w:r>
-        <w:rPr>
-          <w:szCs w:val="24"/>
-        </w:rPr>
-        <w:t>3.3. Di</w:t>
-      </w:r>
-      <w:r>
-        <w:rPr>
-          <w:szCs w:val="24"/>
-        </w:rPr>
-        <w:t>agrama de Clases</w:t>
-      </w:r>
-      <w:r>
-        <w:rPr>
-          <w:szCs w:val="24"/>
-        </w:rPr>
-        <w:t xml:space="preserve"> (UML)</w:t>
-      </w:r>
-    </w:p>
-    <w:p/>
+        <w:rPr>
+          <w:rFonts w:ascii="Segoe UI" w:eastAsia="Segoe UI" w:hAnsi="Segoe UI" w:cs="Segoe UI"/>
+          <w:color w:val="212121"/>
+          <w:sz w:val="24"/>
+        </w:rPr>
+      </w:pPr>
+    </w:p>
     <w:p>
       <w:pPr>
         <w:keepNext w:val="0"/>
         <w:widowControl w:val="0"/>
         <w:shd w:val="clear" w:color="auto" w:fill="FFFFFF" w:themeFill="background1"/>
         <w:spacing w:after="48"/>
-        <w:ind w:left="357"/>
-        <w:jc w:val="both"/>
-      </w:pPr>
-      <w:r>
-        <w:rPr>
+        <w:jc w:val="center"/>
+        <w:rPr>
+          <w:rFonts w:ascii="Segoe UI" w:eastAsia="Segoe UI" w:hAnsi="Segoe UI" w:cs="Segoe UI"/>
+          <w:color w:val="212121"/>
+          <w:sz w:val="24"/>
+          <w:lang w:val="en-US"/>
+        </w:rPr>
+      </w:pPr>
+      <w:r>
+        <w:rPr>
+          <w:rFonts w:ascii="Segoe UI" w:eastAsia="Segoe UI" w:hAnsi="Segoe UI" w:cs="Segoe UI"/>
           <w:noProof/>
+          <w:color w:val="212121"/>
+          <w:sz w:val="24"/>
+          <w:lang w:val="en-US"/>
         </w:rPr>
         <w:drawing>
-          <wp:inline distT="0" distB="0" distL="0" distR="0" wp14:anchorId="31773275" wp14:editId="0F295A9A">
-            <wp:extent cx="5756910" cy="3029585"/>
-            <wp:effectExtent l="0" t="0" r="0" b="0"/>
-            <wp:docPr id="1518168798" name="Imagen 7"/>
+          <wp:inline distT="0" distB="0" distL="0" distR="0" wp14:anchorId="16973A3D" wp14:editId="66B936ED">
+            <wp:extent cx="5837053" cy="946150"/>
+            <wp:effectExtent l="0" t="0" r="0" b="6350"/>
+            <wp:docPr id="320933955" name="Picture 7"/>
             <wp:cNvGraphicFramePr>
               <a:graphicFrameLocks xmlns:a="http://schemas.openxmlformats.org/drawingml/2006/main" noChangeAspect="1"/>
             </wp:cNvGraphicFramePr>
@@ -15650,7 +16006,7 @@
                     </pic:cNvPicPr>
                   </pic:nvPicPr>
                   <pic:blipFill>
-                    <a:blip r:embed="rId88">
+                    <a:blip r:embed="rId88" cstate="print">
                       <a:extLst>
                         <a:ext uri="{28A0092B-C50C-407E-A947-70E740481C1C}">
                           <a14:useLocalDpi xmlns:a14="http://schemas.microsoft.com/office/drawing/2010/main" val="0"/>
@@ -15665,7 +16021,7 @@
                   <pic:spPr bwMode="auto">
                     <a:xfrm>
                       <a:off x="0" y="0"/>
-                      <a:ext cx="5756910" cy="3029585"/>
+                      <a:ext cx="5838793" cy="946432"/>
                     </a:xfrm>
                     <a:prstGeom prst="rect">
                       <a:avLst/>
@@ -15684,7 +16040,376 @@
     </w:p>
     <w:p>
       <w:pPr>
-        <w:pStyle w:val="Ttulo3"/>
+        <w:keepNext w:val="0"/>
+        <w:widowControl w:val="0"/>
+        <w:shd w:val="clear" w:color="auto" w:fill="FFFFFF" w:themeFill="background1"/>
+        <w:spacing w:after="48"/>
+        <w:jc w:val="center"/>
+        <w:rPr>
+          <w:rFonts w:ascii="Segoe UI" w:eastAsia="Segoe UI" w:hAnsi="Segoe UI" w:cs="Segoe UI"/>
+          <w:color w:val="212121"/>
+          <w:sz w:val="24"/>
+          <w:lang w:val="en-US"/>
+        </w:rPr>
+      </w:pPr>
+      <w:r>
+        <w:rPr>
+          <w:rFonts w:asciiTheme="minorHAnsi" w:eastAsiaTheme="minorEastAsia" w:hAnsiTheme="minorHAnsi" w:cstheme="minorBidi"/>
+          <w:i/>
+          <w:iCs/>
+          <w:color w:val="6B7280"/>
+          <w:sz w:val="18"/>
+          <w:szCs w:val="18"/>
+        </w:rPr>
+        <w:t xml:space="preserve">Figura </w:t>
+      </w:r>
+      <w:r>
+        <w:rPr>
+          <w:rFonts w:asciiTheme="minorHAnsi" w:eastAsiaTheme="minorEastAsia" w:hAnsiTheme="minorHAnsi" w:cstheme="minorBidi"/>
+          <w:i/>
+          <w:iCs/>
+          <w:color w:val="6B7280"/>
+          <w:sz w:val="18"/>
+          <w:szCs w:val="18"/>
+        </w:rPr>
+        <w:t>7</w:t>
+      </w:r>
+      <w:r>
+        <w:rPr>
+          <w:rFonts w:asciiTheme="minorHAnsi" w:eastAsiaTheme="minorEastAsia" w:hAnsiTheme="minorHAnsi" w:cstheme="minorBidi"/>
+          <w:i/>
+          <w:iCs/>
+          <w:color w:val="6B7280"/>
+          <w:sz w:val="18"/>
+          <w:szCs w:val="18"/>
+        </w:rPr>
+        <w:t xml:space="preserve">. Diagrama </w:t>
+      </w:r>
+      <w:r>
+        <w:rPr>
+          <w:rFonts w:asciiTheme="minorHAnsi" w:eastAsiaTheme="minorEastAsia" w:hAnsiTheme="minorHAnsi" w:cstheme="minorBidi"/>
+          <w:i/>
+          <w:iCs/>
+          <w:color w:val="6B7280"/>
+          <w:sz w:val="18"/>
+          <w:szCs w:val="18"/>
+        </w:rPr>
+        <w:t>de Arquitectura</w:t>
+      </w:r>
+    </w:p>
+    <w:p>
+      <w:pPr>
+        <w:keepNext w:val="0"/>
+        <w:widowControl w:val="0"/>
+        <w:shd w:val="clear" w:color="auto" w:fill="FFFFFF" w:themeFill="background1"/>
+        <w:spacing w:after="48"/>
+        <w:jc w:val="center"/>
+        <w:rPr>
+          <w:rFonts w:ascii="Segoe UI" w:eastAsia="Segoe UI" w:hAnsi="Segoe UI" w:cs="Segoe UI"/>
+          <w:color w:val="212121"/>
+          <w:sz w:val="24"/>
+          <w:lang w:val="en-US"/>
+        </w:rPr>
+      </w:pPr>
+    </w:p>
+    <w:p>
+      <w:pPr>
+        <w:keepNext w:val="0"/>
+        <w:widowControl w:val="0"/>
+        <w:shd w:val="clear" w:color="auto" w:fill="FFFFFF" w:themeFill="background1"/>
+        <w:spacing w:after="48"/>
+        <w:jc w:val="center"/>
+        <w:rPr>
+          <w:rFonts w:ascii="Segoe UI" w:eastAsia="Segoe UI" w:hAnsi="Segoe UI" w:cs="Segoe UI"/>
+          <w:color w:val="212121"/>
+          <w:sz w:val="24"/>
+          <w:lang w:val="en-US"/>
+        </w:rPr>
+      </w:pPr>
+      <w:r>
+        <w:rPr>
+          <w:rFonts w:ascii="Segoe UI" w:eastAsia="Segoe UI" w:hAnsi="Segoe UI" w:cs="Segoe UI"/>
+          <w:color w:val="212121"/>
+          <w:sz w:val="24"/>
+          <w:lang w:val="en-US"/>
+        </w:rPr>
+        <w:drawing>
+          <wp:inline distT="0" distB="0" distL="0" distR="0" wp14:anchorId="45847655" wp14:editId="54E5CFC9">
+            <wp:extent cx="5619404" cy="2764466"/>
+            <wp:effectExtent l="0" t="0" r="635" b="0"/>
+            <wp:docPr id="1092819546" name="Picture 1"/>
+            <wp:cNvGraphicFramePr>
+              <a:graphicFrameLocks xmlns:a="http://schemas.openxmlformats.org/drawingml/2006/main" noChangeAspect="1"/>
+            </wp:cNvGraphicFramePr>
+            <a:graphic xmlns:a="http://schemas.openxmlformats.org/drawingml/2006/main">
+              <a:graphicData uri="http://schemas.openxmlformats.org/drawingml/2006/picture">
+                <pic:pic xmlns:pic="http://schemas.openxmlformats.org/drawingml/2006/picture">
+                  <pic:nvPicPr>
+                    <pic:cNvPr id="1092819546" name=""/>
+                    <pic:cNvPicPr/>
+                  </pic:nvPicPr>
+                  <pic:blipFill>
+                    <a:blip r:embed="rId89"/>
+                    <a:stretch>
+                      <a:fillRect/>
+                    </a:stretch>
+                  </pic:blipFill>
+                  <pic:spPr>
+                    <a:xfrm>
+                      <a:off x="0" y="0"/>
+                      <a:ext cx="5653661" cy="2781319"/>
+                    </a:xfrm>
+                    <a:prstGeom prst="rect">
+                      <a:avLst/>
+                    </a:prstGeom>
+                  </pic:spPr>
+                </pic:pic>
+              </a:graphicData>
+            </a:graphic>
+          </wp:inline>
+        </w:drawing>
+      </w:r>
+    </w:p>
+    <w:p>
+      <w:pPr>
+        <w:keepNext w:val="0"/>
+        <w:widowControl w:val="0"/>
+        <w:shd w:val="clear" w:color="auto" w:fill="FFFFFF" w:themeFill="background1"/>
+        <w:spacing w:after="48"/>
+        <w:ind w:left="357"/>
+        <w:jc w:val="center"/>
+        <w:rPr>
+          <w:rFonts w:asciiTheme="minorHAnsi" w:eastAsiaTheme="minorEastAsia" w:hAnsiTheme="minorHAnsi" w:cstheme="minorBidi"/>
+          <w:i/>
+          <w:iCs/>
+          <w:color w:val="6B7280"/>
+          <w:sz w:val="18"/>
+          <w:szCs w:val="18"/>
+        </w:rPr>
+      </w:pPr>
+    </w:p>
+    <w:p>
+      <w:pPr>
+        <w:keepNext w:val="0"/>
+        <w:widowControl w:val="0"/>
+        <w:shd w:val="clear" w:color="auto" w:fill="FFFFFF" w:themeFill="background1"/>
+        <w:spacing w:after="48"/>
+        <w:ind w:left="357"/>
+        <w:jc w:val="center"/>
+      </w:pPr>
+      <w:r>
+        <w:rPr>
+          <w:rFonts w:asciiTheme="minorHAnsi" w:eastAsiaTheme="minorEastAsia" w:hAnsiTheme="minorHAnsi" w:cstheme="minorBidi"/>
+          <w:i/>
+          <w:iCs/>
+          <w:color w:val="6B7280"/>
+          <w:sz w:val="18"/>
+          <w:szCs w:val="18"/>
+        </w:rPr>
+        <w:t xml:space="preserve">Figura </w:t>
+      </w:r>
+      <w:r>
+        <w:rPr>
+          <w:rFonts w:asciiTheme="minorHAnsi" w:eastAsiaTheme="minorEastAsia" w:hAnsiTheme="minorHAnsi" w:cstheme="minorBidi"/>
+          <w:i/>
+          <w:iCs/>
+          <w:color w:val="6B7280"/>
+          <w:sz w:val="18"/>
+          <w:szCs w:val="18"/>
+        </w:rPr>
+        <w:t>8</w:t>
+      </w:r>
+      <w:r>
+        <w:rPr>
+          <w:rFonts w:asciiTheme="minorHAnsi" w:eastAsiaTheme="minorEastAsia" w:hAnsiTheme="minorHAnsi" w:cstheme="minorBidi"/>
+          <w:i/>
+          <w:iCs/>
+          <w:color w:val="6B7280"/>
+          <w:sz w:val="18"/>
+          <w:szCs w:val="18"/>
+        </w:rPr>
+        <w:t xml:space="preserve">. </w:t>
+      </w:r>
+      <w:r>
+        <w:rPr>
+          <w:rFonts w:asciiTheme="minorHAnsi" w:eastAsiaTheme="minorEastAsia" w:hAnsiTheme="minorHAnsi" w:cstheme="minorBidi"/>
+          <w:i/>
+          <w:iCs/>
+          <w:color w:val="6B7280"/>
+          <w:sz w:val="18"/>
+          <w:szCs w:val="18"/>
+        </w:rPr>
+        <w:t>Estructura de carpetas</w:t>
+      </w:r>
+    </w:p>
+    <w:p>
+      <w:pPr>
+        <w:keepNext w:val="0"/>
+        <w:widowControl w:val="0"/>
+        <w:shd w:val="clear" w:color="auto" w:fill="FFFFFF" w:themeFill="background1"/>
+        <w:spacing w:after="48"/>
+        <w:ind w:left="357"/>
+        <w:jc w:val="both"/>
+      </w:pPr>
+    </w:p>
+    <w:p>
+      <w:pPr>
+        <w:keepNext w:val="0"/>
+        <w:widowControl w:val="0"/>
+        <w:shd w:val="clear" w:color="auto" w:fill="FFFFFF" w:themeFill="background1"/>
+        <w:spacing w:after="48"/>
+        <w:ind w:left="357"/>
+        <w:jc w:val="both"/>
+      </w:pPr>
+    </w:p>
+    <w:p>
+      <w:pPr>
+        <w:keepNext w:val="0"/>
+        <w:widowControl w:val="0"/>
+        <w:shd w:val="clear" w:color="auto" w:fill="FFFFFF" w:themeFill="background1"/>
+        <w:spacing w:after="48"/>
+        <w:ind w:left="357"/>
+        <w:jc w:val="both"/>
+        <w:rPr>
+          <w:rFonts w:ascii="Segoe UI" w:eastAsia="Segoe UI" w:hAnsi="Segoe UI" w:cs="Segoe UI"/>
+          <w:color w:val="212121"/>
+          <w:sz w:val="24"/>
+        </w:rPr>
+        <w:sectPr>
+          <w:headerReference w:type="even" r:id="rId90"/>
+          <w:headerReference w:type="default" r:id="rId91"/>
+          <w:footerReference w:type="even" r:id="rId92"/>
+          <w:footerReference w:type="default" r:id="rId93"/>
+          <w:headerReference w:type="first" r:id="rId94"/>
+          <w:footerReference w:type="first" r:id="rId95"/>
+          <w:pgSz w:w="11906" w:h="16838"/>
+          <w:pgMar w:top="1418" w:right="1418" w:bottom="1418" w:left="1418" w:header="709" w:footer="709" w:gutter="0"/>
+          <w:cols w:space="720"/>
+          <w:formProt w:val="0"/>
+          <w:docGrid w:linePitch="299"/>
+        </w:sectPr>
+      </w:pPr>
+    </w:p>
+    <w:p>
+      <w:pPr>
+        <w:keepNext w:val="0"/>
+        <w:widowControl w:val="0"/>
+        <w:shd w:val="clear" w:color="auto" w:fill="FFFFFF" w:themeFill="background1"/>
+        <w:spacing w:after="48"/>
+        <w:ind w:left="357"/>
+        <w:jc w:val="both"/>
+        <w:rPr>
+          <w:rFonts w:ascii="Segoe UI" w:eastAsia="Segoe UI" w:hAnsi="Segoe UI" w:cs="Segoe UI"/>
+          <w:color w:val="212121"/>
+          <w:sz w:val="24"/>
+        </w:rPr>
+      </w:pPr>
+      <w:r>
+        <w:rPr>
+          <w:rFonts w:ascii="Segoe UI" w:eastAsia="Segoe UI" w:hAnsi="Segoe UI" w:cs="Segoe UI"/>
+          <w:color w:val="212121"/>
+          <w:sz w:val="24"/>
+        </w:rPr>
+        <w:lastRenderedPageBreak/>
+        <w:t>Separar el cliente del servidor permite que el club crezca en el futuro sin limitaciones. Al tener una API JSON centralizada en PHP, si el día de mañana se necesita una aplicación móvil nativa (iOS/Android) para que los atletas interactúen en la pista, no habrá que reprogramar la lógica de negocio ni la base de datos; la nueva app simplemente consumirá los mismos datos que la web. Además, permite mejorar el diseño visual sin riesgo de alterar la integridad de los datos almacenados.</w:t>
+      </w:r>
+    </w:p>
+    <w:p>
+      <w:pPr>
+        <w:pStyle w:val="Heading3"/>
+        <w:keepNext w:val="0"/>
+        <w:widowControl w:val="0"/>
+        <w:pBdr>
+          <w:bottom w:val="single" w:sz="7" w:space="0" w:color="D1D5DB"/>
+        </w:pBdr>
+        <w:spacing w:before="360" w:after="120"/>
+        <w:rPr>
+          <w:szCs w:val="24"/>
+        </w:rPr>
+      </w:pPr>
+      <w:r>
+        <w:rPr>
+          <w:szCs w:val="24"/>
+        </w:rPr>
+        <w:t>3.3. Di</w:t>
+      </w:r>
+      <w:r>
+        <w:rPr>
+          <w:szCs w:val="24"/>
+        </w:rPr>
+        <w:t>agrama de Clases (UML)</w:t>
+      </w:r>
+    </w:p>
+    <w:p>
+      <w:pPr>
+        <w:keepNext w:val="0"/>
+        <w:widowControl w:val="0"/>
+      </w:pPr>
+    </w:p>
+    <w:p>
+      <w:pPr>
+        <w:keepNext w:val="0"/>
+        <w:widowControl w:val="0"/>
+        <w:shd w:val="clear" w:color="auto" w:fill="FFFFFF" w:themeFill="background1"/>
+        <w:spacing w:after="48"/>
+        <w:jc w:val="center"/>
+      </w:pPr>
+      <w:r>
+        <w:rPr>
+          <w:noProof/>
+        </w:rPr>
+        <w:drawing>
+          <wp:inline distT="0" distB="0" distL="0" distR="0" wp14:anchorId="67A3DA6C" wp14:editId="08CDFC51">
+            <wp:extent cx="6305909" cy="3604750"/>
+            <wp:effectExtent l="0" t="0" r="0" b="0"/>
+            <wp:docPr id="1518168798" name="Imagen 7"/>
+            <wp:cNvGraphicFramePr>
+              <a:graphicFrameLocks xmlns:a="http://schemas.openxmlformats.org/drawingml/2006/main" noChangeAspect="1"/>
+            </wp:cNvGraphicFramePr>
+            <a:graphic xmlns:a="http://schemas.openxmlformats.org/drawingml/2006/main">
+              <a:graphicData uri="http://schemas.openxmlformats.org/drawingml/2006/picture">
+                <pic:pic xmlns:pic="http://schemas.openxmlformats.org/drawingml/2006/picture">
+                  <pic:nvPicPr>
+                    <pic:cNvPr id="1518168798" name="Imagen 7"/>
+                    <pic:cNvPicPr>
+                      <a:picLocks noChangeAspect="1" noChangeArrowheads="1"/>
+                    </pic:cNvPicPr>
+                  </pic:nvPicPr>
+                  <pic:blipFill>
+                    <a:blip r:embed="rId96">
+                      <a:extLst>
+                        <a:ext uri="{28A0092B-C50C-407E-A947-70E740481C1C}">
+                          <a14:useLocalDpi xmlns:a14="http://schemas.microsoft.com/office/drawing/2010/main" val="0"/>
+                        </a:ext>
+                      </a:extLst>
+                    </a:blip>
+                    <a:stretch>
+                      <a:fillRect/>
+                    </a:stretch>
+                  </pic:blipFill>
+                  <pic:spPr bwMode="auto">
+                    <a:xfrm>
+                      <a:off x="0" y="0"/>
+                      <a:ext cx="6313313" cy="3608983"/>
+                    </a:xfrm>
+                    <a:prstGeom prst="rect">
+                      <a:avLst/>
+                    </a:prstGeom>
+                    <a:noFill/>
+                    <a:ln>
+                      <a:noFill/>
+                    </a:ln>
+                  </pic:spPr>
+                </pic:pic>
+              </a:graphicData>
+            </a:graphic>
+          </wp:inline>
+        </w:drawing>
+      </w:r>
+    </w:p>
+    <w:p>
+      <w:pPr>
+        <w:pStyle w:val="Heading3"/>
         <w:keepNext w:val="0"/>
         <w:widowControl w:val="0"/>
         <w:pBdr>
@@ -15703,6 +16428,13 @@
           <w:sz w:val="18"/>
           <w:szCs w:val="18"/>
         </w:rPr>
+        <w:sectPr>
+          <w:pgSz w:w="16838" w:h="11906" w:orient="landscape"/>
+          <w:pgMar w:top="1418" w:right="1418" w:bottom="1418" w:left="1418" w:header="709" w:footer="709" w:gutter="0"/>
+          <w:cols w:space="720"/>
+          <w:formProt w:val="0"/>
+          <w:docGrid w:linePitch="299"/>
+        </w:sectPr>
       </w:pPr>
       <w:r>
         <w:rPr>
@@ -15728,7 +16460,7 @@
           <w:sz w:val="18"/>
           <w:szCs w:val="18"/>
         </w:rPr>
-        <w:t>7</w:t>
+        <w:t>9</w:t>
       </w:r>
       <w:r>
         <w:rPr>
@@ -15759,7 +16491,7 @@
     </w:p>
     <w:p>
       <w:pPr>
-        <w:pStyle w:val="Ttulo3"/>
+        <w:pStyle w:val="Heading3"/>
         <w:keepNext w:val="0"/>
         <w:widowControl w:val="0"/>
         <w:pBdr>
@@ -15767,36 +16499,6 @@
         </w:pBdr>
         <w:spacing w:before="360" w:after="120"/>
         <w:ind w:left="357"/>
-        <w:rPr>
-          <w:szCs w:val="24"/>
-        </w:rPr>
-      </w:pPr>
-    </w:p>
-    <w:p>
-      <w:pPr>
-        <w:pStyle w:val="Ttulo3"/>
-        <w:keepNext w:val="0"/>
-        <w:widowControl w:val="0"/>
-        <w:pBdr>
-          <w:bottom w:val="single" w:sz="7" w:space="0" w:color="D1D5DB"/>
-        </w:pBdr>
-        <w:spacing w:before="360" w:after="120"/>
-        <w:ind w:left="357"/>
-        <w:rPr>
-          <w:szCs w:val="24"/>
-        </w:rPr>
-      </w:pPr>
-    </w:p>
-    <w:p>
-      <w:pPr>
-        <w:pStyle w:val="Ttulo3"/>
-        <w:keepNext w:val="0"/>
-        <w:widowControl w:val="0"/>
-        <w:pBdr>
-          <w:bottom w:val="single" w:sz="7" w:space="0" w:color="D1D5DB"/>
-        </w:pBdr>
-        <w:spacing w:before="360" w:after="120"/>
-        <w:ind w:left="357"/>
       </w:pPr>
       <w:r>
         <w:rPr>
@@ -15850,7 +16552,7 @@
     </w:p>
     <w:p>
       <w:pPr>
-        <w:pStyle w:val="Ttulo4"/>
+        <w:pStyle w:val="Heading4"/>
         <w:widowControl w:val="0"/>
         <w:shd w:val="clear" w:color="auto" w:fill="FFFFFF" w:themeFill="background1"/>
         <w:spacing w:before="360" w:after="120"/>
@@ -15919,9 +16621,9 @@
           <w:sz w:val="24"/>
         </w:rPr>
         <w:drawing>
-          <wp:inline distT="0" distB="0" distL="0" distR="0" wp14:anchorId="29AC1F64" wp14:editId="23945136">
-            <wp:extent cx="5629275" cy="2593066"/>
-            <wp:effectExtent l="0" t="0" r="0" b="0"/>
+          <wp:inline distT="0" distB="0" distL="0" distR="0" wp14:anchorId="29AC1F64" wp14:editId="288BBDC1">
+            <wp:extent cx="7266249" cy="3709358"/>
+            <wp:effectExtent l="0" t="0" r="0" b="5715"/>
             <wp:docPr id="79904332" name="Picture 8"/>
             <wp:cNvGraphicFramePr>
               <a:graphicFrameLocks xmlns:a="http://schemas.openxmlformats.org/drawingml/2006/main" noChangeAspect="1"/>
@@ -15930,11 +16632,11 @@
               <a:graphicData uri="http://schemas.openxmlformats.org/drawingml/2006/picture">
                 <pic:pic xmlns:pic="http://schemas.openxmlformats.org/drawingml/2006/picture">
                   <pic:nvPicPr>
-                    <pic:cNvPr id="79904332" name="Picture 79904332"/>
+                    <pic:cNvPr id="79904332" name="Picture 8"/>
                     <pic:cNvPicPr/>
                   </pic:nvPicPr>
                   <pic:blipFill>
-                    <a:blip r:embed="rId89" cstate="print">
+                    <a:blip r:embed="rId97" cstate="print">
                       <a:extLst>
                         <a:ext uri="{28A0092B-C50C-407E-A947-70E740481C1C}">
                           <a14:useLocalDpi xmlns:a14="http://schemas.microsoft.com/office/drawing/2010/main" val="0"/>
@@ -15948,7 +16650,7 @@
                   <pic:spPr>
                     <a:xfrm>
                       <a:off x="0" y="0"/>
-                      <a:ext cx="5651632" cy="2603364"/>
+                      <a:ext cx="7286130" cy="3719507"/>
                     </a:xfrm>
                     <a:prstGeom prst="rect">
                       <a:avLst/>
@@ -15963,7 +16665,7 @@
     </w:p>
     <w:p>
       <w:pPr>
-        <w:pStyle w:val="Descripcin"/>
+        <w:pStyle w:val="Caption"/>
         <w:keepNext w:val="0"/>
         <w:widowControl w:val="0"/>
         <w:jc w:val="center"/>
@@ -15984,7 +16686,7 @@
           <w:rFonts w:asciiTheme="minorHAnsi" w:eastAsia="Segoe UI" w:hAnsiTheme="minorHAnsi" w:cstheme="minorHAnsi"/>
           <w:color w:val="6B7280"/>
         </w:rPr>
-        <w:t>8</w:t>
+        <w:t>10</w:t>
       </w:r>
       <w:r>
         <w:rPr>
@@ -15996,7 +16698,7 @@
     </w:p>
     <w:p>
       <w:pPr>
-        <w:pStyle w:val="Ttulo4"/>
+        <w:pStyle w:val="Heading4"/>
         <w:widowControl w:val="0"/>
         <w:shd w:val="clear" w:color="auto" w:fill="FFFFFF" w:themeFill="background1"/>
         <w:spacing w:before="360" w:after="120"/>
@@ -16021,6 +16723,7 @@
           <w:color w:val="000000" w:themeColor="text1"/>
           <w:sz w:val="24"/>
         </w:rPr>
+        <w:lastRenderedPageBreak/>
         <w:t>3.4.</w:t>
       </w:r>
       <w:r>
@@ -16105,9 +16808,9 @@
           <w:sz w:val="24"/>
         </w:rPr>
         <w:drawing>
-          <wp:inline distT="0" distB="0" distL="0" distR="0" wp14:anchorId="69A6EC70" wp14:editId="32B50A68">
-            <wp:extent cx="3927944" cy="2647724"/>
-            <wp:effectExtent l="0" t="0" r="0" b="635"/>
+          <wp:inline distT="0" distB="0" distL="0" distR="0" wp14:anchorId="69A6EC70" wp14:editId="0BFDF424">
+            <wp:extent cx="6834783" cy="4520241"/>
+            <wp:effectExtent l="0" t="0" r="4445" b="0"/>
             <wp:docPr id="845240420" name="Picture 8"/>
             <wp:cNvGraphicFramePr>
               <a:graphicFrameLocks xmlns:a="http://schemas.openxmlformats.org/drawingml/2006/main" noChangeAspect="1"/>
@@ -16120,7 +16823,7 @@
                     <pic:cNvPicPr/>
                   </pic:nvPicPr>
                   <pic:blipFill>
-                    <a:blip r:embed="rId90" cstate="print">
+                    <a:blip r:embed="rId98" cstate="print">
                       <a:extLst>
                         <a:ext uri="{28A0092B-C50C-407E-A947-70E740481C1C}">
                           <a14:useLocalDpi xmlns:a14="http://schemas.microsoft.com/office/drawing/2010/main" val="0"/>
@@ -16134,7 +16837,7 @@
                   <pic:spPr>
                     <a:xfrm>
                       <a:off x="0" y="0"/>
-                      <a:ext cx="3983027" cy="2684854"/>
+                      <a:ext cx="6867167" cy="4541658"/>
                     </a:xfrm>
                     <a:prstGeom prst="rect">
                       <a:avLst/>
@@ -16149,7 +16852,7 @@
     </w:p>
     <w:p>
       <w:pPr>
-        <w:pStyle w:val="Descripcin"/>
+        <w:pStyle w:val="Caption"/>
         <w:keepNext w:val="0"/>
         <w:widowControl w:val="0"/>
         <w:jc w:val="center"/>
@@ -16157,6 +16860,13 @@
           <w:rFonts w:asciiTheme="minorHAnsi" w:eastAsia="Segoe UI" w:hAnsiTheme="minorHAnsi" w:cstheme="minorHAnsi"/>
           <w:color w:val="6B7280"/>
         </w:rPr>
+        <w:sectPr>
+          <w:pgSz w:w="16838" w:h="11906" w:orient="landscape"/>
+          <w:pgMar w:top="1418" w:right="1418" w:bottom="1418" w:left="1418" w:header="709" w:footer="709" w:gutter="0"/>
+          <w:cols w:space="720"/>
+          <w:formProt w:val="0"/>
+          <w:docGrid w:linePitch="299"/>
+        </w:sectPr>
       </w:pPr>
       <w:r>
         <w:rPr>
@@ -16170,7 +16880,7 @@
           <w:rFonts w:asciiTheme="minorHAnsi" w:eastAsia="Segoe UI" w:hAnsiTheme="minorHAnsi" w:cstheme="minorHAnsi"/>
           <w:color w:val="6B7280"/>
         </w:rPr>
-        <w:t>9</w:t>
+        <w:t>10</w:t>
       </w:r>
       <w:r>
         <w:rPr>
@@ -16455,6 +17165,7 @@
                 <w:szCs w:val="19"/>
               </w:rPr>
             </w:pPr>
+            <w:proofErr w:type="spellStart"/>
             <w:r>
               <w:rPr>
                 <w:rFonts w:ascii="Segoe UI" w:hAnsi="Segoe UI" w:cs="Segoe UI"/>
@@ -16466,6 +17177,7 @@
               </w:rPr>
               <w:t>id_categoria</w:t>
             </w:r>
+            <w:proofErr w:type="spellEnd"/>
           </w:p>
         </w:tc>
         <w:tc>
@@ -16721,6 +17433,7 @@
                 <w:szCs w:val="19"/>
               </w:rPr>
             </w:pPr>
+            <w:proofErr w:type="spellStart"/>
             <w:r>
               <w:rPr>
                 <w:rFonts w:ascii="Segoe UI" w:hAnsi="Segoe UI" w:cs="Segoe UI"/>
@@ -16732,6 +17445,7 @@
               </w:rPr>
               <w:t>edad_min</w:t>
             </w:r>
+            <w:proofErr w:type="spellEnd"/>
           </w:p>
         </w:tc>
         <w:tc>
@@ -16854,6 +17568,7 @@
                 <w:szCs w:val="19"/>
               </w:rPr>
             </w:pPr>
+            <w:proofErr w:type="spellStart"/>
             <w:r>
               <w:rPr>
                 <w:rFonts w:ascii="Segoe UI" w:hAnsi="Segoe UI" w:cs="Segoe UI"/>
@@ -16865,6 +17580,7 @@
               </w:rPr>
               <w:t>edad_max</w:t>
             </w:r>
+            <w:proofErr w:type="spellEnd"/>
           </w:p>
         </w:tc>
         <w:tc>
@@ -17262,6 +17978,7 @@
                 <w:szCs w:val="19"/>
               </w:rPr>
             </w:pPr>
+            <w:proofErr w:type="spellStart"/>
             <w:r>
               <w:rPr>
                 <w:rFonts w:ascii="Segoe UI" w:hAnsi="Segoe UI" w:cs="Segoe UI"/>
@@ -17273,6 +17990,7 @@
               </w:rPr>
               <w:t>id_prueba</w:t>
             </w:r>
+            <w:proofErr w:type="spellEnd"/>
           </w:p>
         </w:tc>
         <w:tc>
@@ -17391,6 +18109,7 @@
                 <w:szCs w:val="19"/>
               </w:rPr>
             </w:pPr>
+            <w:proofErr w:type="spellStart"/>
             <w:r>
               <w:rPr>
                 <w:rFonts w:ascii="Segoe UI" w:hAnsi="Segoe UI" w:cs="Segoe UI"/>
@@ -17402,6 +18121,7 @@
               </w:rPr>
               <w:t>nombre_prueba</w:t>
             </w:r>
+            <w:proofErr w:type="spellEnd"/>
           </w:p>
         </w:tc>
         <w:tc>
@@ -17718,6 +18438,7 @@
         </w:rPr>
         <w:t xml:space="preserve">Tabla: </w:t>
       </w:r>
+      <w:proofErr w:type="spellStart"/>
       <w:r>
         <w:rPr>
           <w:rFonts w:ascii="Segoe UI" w:eastAsia="Segoe UI" w:hAnsi="Segoe UI" w:cs="Segoe UI"/>
@@ -17748,6 +18469,7 @@
         </w:rPr>
         <w:t>variantes</w:t>
       </w:r>
+      <w:proofErr w:type="spellEnd"/>
     </w:p>
     <w:p>
       <w:pPr>
@@ -17946,6 +18668,7 @@
                 <w:szCs w:val="19"/>
               </w:rPr>
             </w:pPr>
+            <w:proofErr w:type="spellStart"/>
             <w:r>
               <w:rPr>
                 <w:rFonts w:ascii="Segoe UI" w:hAnsi="Segoe UI" w:cs="Segoe UI"/>
@@ -17957,6 +18680,7 @@
               </w:rPr>
               <w:t>id_variante</w:t>
             </w:r>
+            <w:proofErr w:type="spellEnd"/>
           </w:p>
         </w:tc>
         <w:tc>
@@ -18079,6 +18803,7 @@
                 <w:szCs w:val="19"/>
               </w:rPr>
             </w:pPr>
+            <w:proofErr w:type="spellStart"/>
             <w:r>
               <w:rPr>
                 <w:rFonts w:ascii="Segoe UI" w:hAnsi="Segoe UI" w:cs="Segoe UI"/>
@@ -18090,6 +18815,7 @@
               </w:rPr>
               <w:t>id_prueba</w:t>
             </w:r>
+            <w:proofErr w:type="spellEnd"/>
           </w:p>
         </w:tc>
         <w:tc>
@@ -18212,6 +18938,7 @@
                 <w:szCs w:val="19"/>
               </w:rPr>
             </w:pPr>
+            <w:proofErr w:type="spellStart"/>
             <w:r>
               <w:rPr>
                 <w:rFonts w:ascii="Segoe UI" w:hAnsi="Segoe UI" w:cs="Segoe UI"/>
@@ -18223,6 +18950,7 @@
               </w:rPr>
               <w:t>id_categoria</w:t>
             </w:r>
+            <w:proofErr w:type="spellEnd"/>
           </w:p>
         </w:tc>
         <w:tc>
@@ -18345,6 +19073,7 @@
                 <w:szCs w:val="19"/>
               </w:rPr>
             </w:pPr>
+            <w:proofErr w:type="spellStart"/>
             <w:r>
               <w:rPr>
                 <w:rFonts w:ascii="Segoe UI" w:hAnsi="Segoe UI" w:cs="Segoe UI"/>
@@ -18356,6 +19085,7 @@
               </w:rPr>
               <w:t>genero_aplicable</w:t>
             </w:r>
+            <w:proofErr w:type="spellEnd"/>
           </w:p>
         </w:tc>
         <w:tc>
@@ -18999,6 +19729,7 @@
                 <w:szCs w:val="19"/>
               </w:rPr>
             </w:pPr>
+            <w:proofErr w:type="spellStart"/>
             <w:r>
               <w:rPr>
                 <w:rFonts w:ascii="Segoe UI" w:hAnsi="Segoe UI" w:cs="Segoe UI"/>
@@ -19010,6 +19741,7 @@
               </w:rPr>
               <w:t>id_usuario</w:t>
             </w:r>
+            <w:proofErr w:type="spellEnd"/>
           </w:p>
         </w:tc>
         <w:tc>
@@ -19128,6 +19860,7 @@
                 <w:szCs w:val="19"/>
               </w:rPr>
             </w:pPr>
+            <w:proofErr w:type="spellStart"/>
             <w:r>
               <w:rPr>
                 <w:rFonts w:ascii="Segoe UI" w:hAnsi="Segoe UI" w:cs="Segoe UI"/>
@@ -19139,6 +19872,7 @@
               </w:rPr>
               <w:t>id_categoria</w:t>
             </w:r>
+            <w:proofErr w:type="spellEnd"/>
           </w:p>
         </w:tc>
         <w:tc>
@@ -19515,6 +20249,7 @@
                 <w:szCs w:val="19"/>
               </w:rPr>
             </w:pPr>
+            <w:proofErr w:type="spellStart"/>
             <w:r>
               <w:rPr>
                 <w:rFonts w:ascii="Segoe UI" w:hAnsi="Segoe UI" w:cs="Segoe UI"/>
@@ -19526,6 +20261,7 @@
               </w:rPr>
               <w:t>dni</w:t>
             </w:r>
+            <w:proofErr w:type="spellEnd"/>
           </w:p>
         </w:tc>
         <w:tc>
@@ -19773,6 +20509,7 @@
                 <w:szCs w:val="19"/>
               </w:rPr>
             </w:pPr>
+            <w:proofErr w:type="spellStart"/>
             <w:r>
               <w:rPr>
                 <w:rFonts w:ascii="Segoe UI" w:hAnsi="Segoe UI" w:cs="Segoe UI"/>
@@ -19784,6 +20521,7 @@
               </w:rPr>
               <w:t>password_hash</w:t>
             </w:r>
+            <w:proofErr w:type="spellEnd"/>
           </w:p>
         </w:tc>
         <w:tc>
@@ -20001,7 +20739,45 @@
                 <w:sz w:val="19"/>
                 <w:szCs w:val="19"/>
               </w:rPr>
-              <w:t>'Admin' o 'Atleta'.</w:t>
+              <w:t>'</w:t>
+            </w:r>
+            <w:proofErr w:type="spellStart"/>
+            <w:r>
+              <w:rPr>
+                <w:rFonts w:ascii="Segoe UI" w:hAnsi="Segoe UI" w:cs="Segoe UI"/>
+                <w:color w:val="000000"/>
+                <w:sz w:val="19"/>
+                <w:szCs w:val="19"/>
+              </w:rPr>
+              <w:t>Admin</w:t>
+            </w:r>
+            <w:proofErr w:type="spellEnd"/>
+            <w:r>
+              <w:rPr>
+                <w:rFonts w:ascii="Segoe UI" w:hAnsi="Segoe UI" w:cs="Segoe UI"/>
+                <w:color w:val="000000"/>
+                <w:sz w:val="19"/>
+                <w:szCs w:val="19"/>
+              </w:rPr>
+              <w:t>'</w:t>
+            </w:r>
+            <w:r>
+              <w:rPr>
+                <w:rFonts w:ascii="Segoe UI" w:hAnsi="Segoe UI" w:cs="Segoe UI"/>
+                <w:color w:val="000000"/>
+                <w:sz w:val="19"/>
+                <w:szCs w:val="19"/>
+              </w:rPr>
+              <w:t xml:space="preserve">, ‘Entrenador’ </w:t>
+            </w:r>
+            <w:r>
+              <w:rPr>
+                <w:rFonts w:ascii="Segoe UI" w:hAnsi="Segoe UI" w:cs="Segoe UI"/>
+                <w:color w:val="000000"/>
+                <w:sz w:val="19"/>
+                <w:szCs w:val="19"/>
+              </w:rPr>
+              <w:t>o 'Atleta'.</w:t>
             </w:r>
           </w:p>
         </w:tc>
@@ -20031,6 +20807,7 @@
                 <w:szCs w:val="19"/>
               </w:rPr>
             </w:pPr>
+            <w:proofErr w:type="spellStart"/>
             <w:r>
               <w:rPr>
                 <w:rFonts w:ascii="Segoe UI" w:hAnsi="Segoe UI" w:cs="Segoe UI"/>
@@ -20042,6 +20819,7 @@
               </w:rPr>
               <w:t>fecha_nacimiento</w:t>
             </w:r>
+            <w:proofErr w:type="spellEnd"/>
           </w:p>
         </w:tc>
         <w:tc>
@@ -20260,6 +21038,133 @@
                 <w:szCs w:val="19"/>
               </w:rPr>
               <w:t>'M' o 'F'.</w:t>
+            </w:r>
+          </w:p>
+        </w:tc>
+      </w:tr>
+      <w:tr>
+        <w:trPr>
+          <w:trHeight w:val="465"/>
+        </w:trPr>
+        <w:tc>
+          <w:tcPr>
+            <w:tcW w:w="1701" w:type="dxa"/>
+            <w:shd w:val="clear" w:color="000000" w:fill="FFFFFF"/>
+            <w:vAlign w:val="center"/>
+          </w:tcPr>
+          <w:p>
+            <w:pPr>
+              <w:keepNext w:val="0"/>
+              <w:suppressAutoHyphens w:val="0"/>
+              <w:spacing w:after="0" w:line="240" w:lineRule="auto"/>
+              <w:rPr>
+                <w:rFonts w:ascii="Segoe UI" w:hAnsi="Segoe UI" w:cs="Segoe UI"/>
+                <w:b/>
+                <w:bCs/>
+                <w:color w:val="000000"/>
+                <w:sz w:val="19"/>
+                <w:szCs w:val="19"/>
+              </w:rPr>
+            </w:pPr>
+            <w:proofErr w:type="spellStart"/>
+            <w:r>
+              <w:rPr>
+                <w:rFonts w:ascii="Segoe UI" w:hAnsi="Segoe UI" w:cs="Segoe UI"/>
+                <w:b/>
+                <w:bCs/>
+                <w:color w:val="000000"/>
+                <w:sz w:val="19"/>
+                <w:szCs w:val="19"/>
+              </w:rPr>
+              <w:t>estado_cuenta</w:t>
+            </w:r>
+            <w:proofErr w:type="spellEnd"/>
+          </w:p>
+        </w:tc>
+        <w:tc>
+          <w:tcPr>
+            <w:tcW w:w="1559" w:type="dxa"/>
+            <w:shd w:val="clear" w:color="000000" w:fill="FFFFFF"/>
+            <w:vAlign w:val="center"/>
+          </w:tcPr>
+          <w:p>
+            <w:pPr>
+              <w:keepNext w:val="0"/>
+              <w:suppressAutoHyphens w:val="0"/>
+              <w:spacing w:after="0" w:line="240" w:lineRule="auto"/>
+              <w:rPr>
+                <w:rFonts w:ascii="Segoe UI" w:hAnsi="Segoe UI" w:cs="Segoe UI"/>
+                <w:color w:val="000000"/>
+                <w:sz w:val="19"/>
+                <w:szCs w:val="19"/>
+              </w:rPr>
+            </w:pPr>
+            <w:r>
+              <w:rPr>
+                <w:rFonts w:ascii="Segoe UI" w:hAnsi="Segoe UI" w:cs="Segoe UI"/>
+                <w:color w:val="000000"/>
+                <w:sz w:val="19"/>
+                <w:szCs w:val="19"/>
+              </w:rPr>
+              <w:t>BOOLEAN</w:t>
+            </w:r>
+          </w:p>
+        </w:tc>
+        <w:tc>
+          <w:tcPr>
+            <w:tcW w:w="2127" w:type="dxa"/>
+            <w:shd w:val="clear" w:color="000000" w:fill="FFFFFF"/>
+            <w:vAlign w:val="center"/>
+          </w:tcPr>
+          <w:p>
+            <w:pPr>
+              <w:keepNext w:val="0"/>
+              <w:suppressAutoHyphens w:val="0"/>
+              <w:spacing w:after="0" w:line="240" w:lineRule="auto"/>
+              <w:rPr>
+                <w:rFonts w:ascii="Segoe UI" w:hAnsi="Segoe UI" w:cs="Segoe UI"/>
+                <w:color w:val="000000"/>
+                <w:sz w:val="19"/>
+                <w:szCs w:val="19"/>
+              </w:rPr>
+            </w:pPr>
+            <w:r>
+              <w:rPr>
+                <w:rFonts w:ascii="Segoe UI" w:hAnsi="Segoe UI" w:cs="Segoe UI"/>
+                <w:color w:val="000000"/>
+                <w:sz w:val="19"/>
+                <w:szCs w:val="19"/>
+              </w:rPr>
+              <w:t>DEFAULT1</w:t>
+            </w:r>
+          </w:p>
+        </w:tc>
+        <w:tc>
+          <w:tcPr>
+            <w:tcW w:w="3118" w:type="dxa"/>
+            <w:shd w:val="clear" w:color="000000" w:fill="FFFFFF"/>
+            <w:vAlign w:val="center"/>
+          </w:tcPr>
+          <w:p>
+            <w:pPr>
+              <w:keepNext w:val="0"/>
+              <w:suppressAutoHyphens w:val="0"/>
+              <w:spacing w:after="0" w:line="240" w:lineRule="auto"/>
+              <w:rPr>
+                <w:rFonts w:ascii="Segoe UI" w:hAnsi="Segoe UI" w:cs="Segoe UI"/>
+                <w:color w:val="000000"/>
+                <w:sz w:val="19"/>
+                <w:szCs w:val="19"/>
+              </w:rPr>
+            </w:pPr>
+            <w:r>
+              <w:rPr>
+                <w:rFonts w:ascii="Segoe UI" w:hAnsi="Segoe UI" w:cs="Segoe UI"/>
+                <w:color w:val="000000"/>
+                <w:sz w:val="19"/>
+                <w:szCs w:val="19"/>
+              </w:rPr>
+              <w:t>Para bloquear acceso si es necesario</w:t>
             </w:r>
           </w:p>
         </w:tc>
@@ -20390,10 +21295,10 @@
         <w:tblLook w:val="04A0" w:firstRow="1" w:lastRow="0" w:firstColumn="1" w:lastColumn="0" w:noHBand="0" w:noVBand="1"/>
       </w:tblPr>
       <w:tblGrid>
-        <w:gridCol w:w="1701"/>
-        <w:gridCol w:w="1559"/>
-        <w:gridCol w:w="2127"/>
-        <w:gridCol w:w="3118"/>
+        <w:gridCol w:w="1725"/>
+        <w:gridCol w:w="1557"/>
+        <w:gridCol w:w="2126"/>
+        <w:gridCol w:w="3097"/>
       </w:tblGrid>
       <w:tr>
         <w:trPr>
@@ -20545,6 +21450,7 @@
                 <w:szCs w:val="19"/>
               </w:rPr>
             </w:pPr>
+            <w:proofErr w:type="spellStart"/>
             <w:r>
               <w:rPr>
                 <w:rFonts w:ascii="Segoe UI" w:hAnsi="Segoe UI" w:cs="Segoe UI"/>
@@ -20556,6 +21462,7 @@
               </w:rPr>
               <w:t>id_ficha</w:t>
             </w:r>
+            <w:proofErr w:type="spellEnd"/>
           </w:p>
         </w:tc>
         <w:tc>
@@ -20674,6 +21581,7 @@
                 <w:szCs w:val="19"/>
               </w:rPr>
             </w:pPr>
+            <w:proofErr w:type="spellStart"/>
             <w:r>
               <w:rPr>
                 <w:rFonts w:ascii="Segoe UI" w:hAnsi="Segoe UI" w:cs="Segoe UI"/>
@@ -20685,6 +21593,7 @@
               </w:rPr>
               <w:t>id_usuario</w:t>
             </w:r>
+            <w:proofErr w:type="spellEnd"/>
           </w:p>
         </w:tc>
         <w:tc>
@@ -20787,7 +21696,6 @@
             <w:tcW w:w="1701" w:type="dxa"/>
             <w:shd w:val="clear" w:color="000000" w:fill="FFFFFF"/>
             <w:vAlign w:val="center"/>
-            <w:hideMark/>
           </w:tcPr>
           <w:p>
             <w:pPr>
@@ -20812,7 +21720,7 @@
                 <w:sz w:val="19"/>
                 <w:szCs w:val="19"/>
               </w:rPr>
-              <w:t>ruta_pdf</w:t>
+              <w:t>temporada</w:t>
             </w:r>
           </w:p>
         </w:tc>
@@ -20821,7 +21729,6 @@
             <w:tcW w:w="1559" w:type="dxa"/>
             <w:shd w:val="clear" w:color="000000" w:fill="FFFFFF"/>
             <w:vAlign w:val="center"/>
-            <w:hideMark/>
           </w:tcPr>
           <w:p>
             <w:pPr>
@@ -20842,7 +21749,7 @@
                 <w:sz w:val="19"/>
                 <w:szCs w:val="19"/>
               </w:rPr>
-              <w:t>VARCHAR(255)</w:t>
+              <w:t>VARCHAR(20)</w:t>
             </w:r>
           </w:p>
         </w:tc>
@@ -20851,7 +21758,6 @@
             <w:tcW w:w="2127" w:type="dxa"/>
             <w:shd w:val="clear" w:color="000000" w:fill="FFFFFF"/>
             <w:vAlign w:val="center"/>
-            <w:hideMark/>
           </w:tcPr>
           <w:p>
             <w:pPr>
@@ -20872,7 +21778,7 @@
                 <w:sz w:val="19"/>
                 <w:szCs w:val="19"/>
               </w:rPr>
-              <w:t>NULL</w:t>
+              <w:t>NOT NULL</w:t>
             </w:r>
           </w:p>
         </w:tc>
@@ -20881,7 +21787,6 @@
             <w:tcW w:w="3118" w:type="dxa"/>
             <w:shd w:val="clear" w:color="000000" w:fill="FFFFFF"/>
             <w:vAlign w:val="center"/>
-            <w:hideMark/>
           </w:tcPr>
           <w:p>
             <w:pPr>
@@ -20902,7 +21807,7 @@
                 <w:sz w:val="19"/>
                 <w:szCs w:val="19"/>
               </w:rPr>
-              <w:t>Ruta del PDF generado.</w:t>
+              <w:t>Ej. ‘2026-2027’</w:t>
             </w:r>
           </w:p>
         </w:tc>
@@ -20916,7 +21821,6 @@
             <w:tcW w:w="1701" w:type="dxa"/>
             <w:shd w:val="clear" w:color="000000" w:fill="FFFFFF"/>
             <w:vAlign w:val="center"/>
-            <w:hideMark/>
           </w:tcPr>
           <w:p>
             <w:pPr>
@@ -20932,17 +21836,19 @@
                 <w:szCs w:val="19"/>
               </w:rPr>
             </w:pPr>
-            <w:r>
-              <w:rPr>
-                <w:rFonts w:ascii="Segoe UI" w:hAnsi="Segoe UI" w:cs="Segoe UI"/>
-                <w:b/>
-                <w:bCs/>
-                <w:color w:val="000000"/>
-                <w:sz w:val="19"/>
-                <w:szCs w:val="19"/>
-              </w:rPr>
-              <w:t>ruta_dni</w:t>
-            </w:r>
+            <w:proofErr w:type="spellStart"/>
+            <w:r>
+              <w:rPr>
+                <w:rFonts w:ascii="Segoe UI" w:hAnsi="Segoe UI" w:cs="Segoe UI"/>
+                <w:b/>
+                <w:bCs/>
+                <w:color w:val="000000"/>
+                <w:sz w:val="19"/>
+                <w:szCs w:val="19"/>
+              </w:rPr>
+              <w:t>estado_validacion</w:t>
+            </w:r>
+            <w:proofErr w:type="spellEnd"/>
           </w:p>
         </w:tc>
         <w:tc>
@@ -20950,7 +21856,6 @@
             <w:tcW w:w="1559" w:type="dxa"/>
             <w:shd w:val="clear" w:color="000000" w:fill="FFFFFF"/>
             <w:vAlign w:val="center"/>
-            <w:hideMark/>
           </w:tcPr>
           <w:p>
             <w:pPr>
@@ -20971,7 +21876,7 @@
                 <w:sz w:val="19"/>
                 <w:szCs w:val="19"/>
               </w:rPr>
-              <w:t>VARCHAR(255)</w:t>
+              <w:t>ENUM</w:t>
             </w:r>
           </w:p>
         </w:tc>
@@ -20980,7 +21885,6 @@
             <w:tcW w:w="2127" w:type="dxa"/>
             <w:shd w:val="clear" w:color="000000" w:fill="FFFFFF"/>
             <w:vAlign w:val="center"/>
-            <w:hideMark/>
           </w:tcPr>
           <w:p>
             <w:pPr>
@@ -21001,7 +21905,7 @@
                 <w:sz w:val="19"/>
                 <w:szCs w:val="19"/>
               </w:rPr>
-              <w:t>NULL</w:t>
+              <w:t>DEFAULT ‘pendiente’</w:t>
             </w:r>
           </w:p>
         </w:tc>
@@ -21010,7 +21914,6 @@
             <w:tcW w:w="3118" w:type="dxa"/>
             <w:shd w:val="clear" w:color="000000" w:fill="FFFFFF"/>
             <w:vAlign w:val="center"/>
-            <w:hideMark/>
           </w:tcPr>
           <w:p>
             <w:pPr>
@@ -21031,7 +21934,27 @@
                 <w:sz w:val="19"/>
                 <w:szCs w:val="19"/>
               </w:rPr>
-              <w:t>Ruta del DNI escaneado.</w:t>
+              <w:t>‘pendiente’, ‘validado’ o ‘</w:t>
+            </w:r>
+            <w:proofErr w:type="spellStart"/>
+            <w:r>
+              <w:rPr>
+                <w:rFonts w:ascii="Segoe UI" w:hAnsi="Segoe UI" w:cs="Segoe UI"/>
+                <w:color w:val="000000"/>
+                <w:sz w:val="19"/>
+                <w:szCs w:val="19"/>
+              </w:rPr>
+              <w:t>error_dni</w:t>
+            </w:r>
+            <w:proofErr w:type="spellEnd"/>
+            <w:r>
+              <w:rPr>
+                <w:rFonts w:ascii="Segoe UI" w:hAnsi="Segoe UI" w:cs="Segoe UI"/>
+                <w:color w:val="000000"/>
+                <w:sz w:val="19"/>
+                <w:szCs w:val="19"/>
+              </w:rPr>
+              <w:t>’</w:t>
             </w:r>
           </w:p>
         </w:tc>
@@ -21045,7 +21968,6 @@
             <w:tcW w:w="1701" w:type="dxa"/>
             <w:shd w:val="clear" w:color="000000" w:fill="FFFFFF"/>
             <w:vAlign w:val="center"/>
-            <w:hideMark/>
           </w:tcPr>
           <w:p>
             <w:pPr>
@@ -21061,6 +21983,397 @@
                 <w:szCs w:val="19"/>
               </w:rPr>
             </w:pPr>
+            <w:proofErr w:type="spellStart"/>
+            <w:r>
+              <w:rPr>
+                <w:rFonts w:ascii="Segoe UI" w:hAnsi="Segoe UI" w:cs="Segoe UI"/>
+                <w:b/>
+                <w:bCs/>
+                <w:color w:val="000000"/>
+                <w:sz w:val="19"/>
+                <w:szCs w:val="19"/>
+              </w:rPr>
+              <w:t>estado_pago</w:t>
+            </w:r>
+            <w:proofErr w:type="spellEnd"/>
+          </w:p>
+        </w:tc>
+        <w:tc>
+          <w:tcPr>
+            <w:tcW w:w="1559" w:type="dxa"/>
+            <w:shd w:val="clear" w:color="000000" w:fill="FFFFFF"/>
+            <w:vAlign w:val="center"/>
+          </w:tcPr>
+          <w:p>
+            <w:pPr>
+              <w:keepNext w:val="0"/>
+              <w:suppressAutoHyphens w:val="0"/>
+              <w:spacing w:after="0" w:line="240" w:lineRule="auto"/>
+              <w:rPr>
+                <w:rFonts w:ascii="Segoe UI" w:hAnsi="Segoe UI" w:cs="Segoe UI"/>
+                <w:color w:val="000000"/>
+                <w:sz w:val="19"/>
+                <w:szCs w:val="19"/>
+              </w:rPr>
+            </w:pPr>
+            <w:r>
+              <w:rPr>
+                <w:rFonts w:ascii="Segoe UI" w:hAnsi="Segoe UI" w:cs="Segoe UI"/>
+                <w:color w:val="000000"/>
+                <w:sz w:val="19"/>
+                <w:szCs w:val="19"/>
+              </w:rPr>
+              <w:t>ENUM</w:t>
+            </w:r>
+          </w:p>
+        </w:tc>
+        <w:tc>
+          <w:tcPr>
+            <w:tcW w:w="2127" w:type="dxa"/>
+            <w:shd w:val="clear" w:color="000000" w:fill="FFFFFF"/>
+            <w:vAlign w:val="center"/>
+          </w:tcPr>
+          <w:p>
+            <w:pPr>
+              <w:keepNext w:val="0"/>
+              <w:suppressAutoHyphens w:val="0"/>
+              <w:spacing w:after="0" w:line="240" w:lineRule="auto"/>
+              <w:rPr>
+                <w:rFonts w:ascii="Segoe UI" w:hAnsi="Segoe UI" w:cs="Segoe UI"/>
+                <w:color w:val="000000"/>
+                <w:sz w:val="19"/>
+                <w:szCs w:val="19"/>
+              </w:rPr>
+            </w:pPr>
+            <w:r>
+              <w:rPr>
+                <w:rFonts w:ascii="Segoe UI" w:hAnsi="Segoe UI" w:cs="Segoe UI"/>
+                <w:color w:val="000000"/>
+                <w:sz w:val="19"/>
+                <w:szCs w:val="19"/>
+              </w:rPr>
+              <w:t>DEFAULT ‘pendiente’</w:t>
+            </w:r>
+          </w:p>
+        </w:tc>
+        <w:tc>
+          <w:tcPr>
+            <w:tcW w:w="3118" w:type="dxa"/>
+            <w:shd w:val="clear" w:color="000000" w:fill="FFFFFF"/>
+            <w:vAlign w:val="center"/>
+          </w:tcPr>
+          <w:p>
+            <w:pPr>
+              <w:keepNext w:val="0"/>
+              <w:suppressAutoHyphens w:val="0"/>
+              <w:spacing w:after="0" w:line="240" w:lineRule="auto"/>
+              <w:rPr>
+                <w:rFonts w:ascii="Segoe UI" w:hAnsi="Segoe UI" w:cs="Segoe UI"/>
+                <w:color w:val="000000"/>
+                <w:sz w:val="19"/>
+                <w:szCs w:val="19"/>
+              </w:rPr>
+            </w:pPr>
+            <w:r>
+              <w:rPr>
+                <w:rFonts w:ascii="Segoe UI" w:hAnsi="Segoe UI" w:cs="Segoe UI"/>
+                <w:color w:val="000000"/>
+                <w:sz w:val="19"/>
+                <w:szCs w:val="19"/>
+              </w:rPr>
+              <w:t>‘pendiente’, ‘pagado’</w:t>
+            </w:r>
+          </w:p>
+        </w:tc>
+      </w:tr>
+      <w:tr>
+        <w:trPr>
+          <w:trHeight w:val="465"/>
+        </w:trPr>
+        <w:tc>
+          <w:tcPr>
+            <w:tcW w:w="1701" w:type="dxa"/>
+            <w:shd w:val="clear" w:color="000000" w:fill="FFFFFF"/>
+            <w:vAlign w:val="center"/>
+            <w:hideMark/>
+          </w:tcPr>
+          <w:p>
+            <w:pPr>
+              <w:keepNext w:val="0"/>
+              <w:suppressAutoHyphens w:val="0"/>
+              <w:spacing w:after="0" w:line="240" w:lineRule="auto"/>
+              <w:rPr>
+                <w:rFonts w:ascii="Segoe UI" w:hAnsi="Segoe UI" w:cs="Segoe UI"/>
+                <w:b/>
+                <w:bCs/>
+                <w:color w:val="000000"/>
+                <w:sz w:val="19"/>
+                <w:szCs w:val="19"/>
+              </w:rPr>
+            </w:pPr>
+            <w:proofErr w:type="spellStart"/>
+            <w:r>
+              <w:rPr>
+                <w:rFonts w:ascii="Segoe UI" w:hAnsi="Segoe UI" w:cs="Segoe UI"/>
+                <w:b/>
+                <w:bCs/>
+                <w:color w:val="000000"/>
+                <w:sz w:val="19"/>
+                <w:szCs w:val="19"/>
+              </w:rPr>
+              <w:t>ruta_pdf</w:t>
+            </w:r>
+            <w:proofErr w:type="spellEnd"/>
+          </w:p>
+        </w:tc>
+        <w:tc>
+          <w:tcPr>
+            <w:tcW w:w="1559" w:type="dxa"/>
+            <w:shd w:val="clear" w:color="000000" w:fill="FFFFFF"/>
+            <w:vAlign w:val="center"/>
+            <w:hideMark/>
+          </w:tcPr>
+          <w:p>
+            <w:pPr>
+              <w:keepNext w:val="0"/>
+              <w:suppressAutoHyphens w:val="0"/>
+              <w:spacing w:after="0" w:line="240" w:lineRule="auto"/>
+              <w:rPr>
+                <w:rFonts w:ascii="Segoe UI" w:hAnsi="Segoe UI" w:cs="Segoe UI"/>
+                <w:color w:val="000000"/>
+                <w:sz w:val="19"/>
+                <w:szCs w:val="19"/>
+              </w:rPr>
+            </w:pPr>
+            <w:r>
+              <w:rPr>
+                <w:rFonts w:ascii="Segoe UI" w:hAnsi="Segoe UI" w:cs="Segoe UI"/>
+                <w:color w:val="000000"/>
+                <w:sz w:val="19"/>
+                <w:szCs w:val="19"/>
+              </w:rPr>
+              <w:t>VARCHAR(255)</w:t>
+            </w:r>
+          </w:p>
+        </w:tc>
+        <w:tc>
+          <w:tcPr>
+            <w:tcW w:w="2127" w:type="dxa"/>
+            <w:shd w:val="clear" w:color="000000" w:fill="FFFFFF"/>
+            <w:vAlign w:val="center"/>
+            <w:hideMark/>
+          </w:tcPr>
+          <w:p>
+            <w:pPr>
+              <w:keepNext w:val="0"/>
+              <w:suppressAutoHyphens w:val="0"/>
+              <w:spacing w:after="0" w:line="240" w:lineRule="auto"/>
+              <w:rPr>
+                <w:rFonts w:ascii="Segoe UI" w:hAnsi="Segoe UI" w:cs="Segoe UI"/>
+                <w:color w:val="000000"/>
+                <w:sz w:val="19"/>
+                <w:szCs w:val="19"/>
+              </w:rPr>
+            </w:pPr>
+            <w:r>
+              <w:rPr>
+                <w:rFonts w:ascii="Segoe UI" w:hAnsi="Segoe UI" w:cs="Segoe UI"/>
+                <w:color w:val="000000"/>
+                <w:sz w:val="19"/>
+                <w:szCs w:val="19"/>
+              </w:rPr>
+              <w:t>NULL</w:t>
+            </w:r>
+          </w:p>
+        </w:tc>
+        <w:tc>
+          <w:tcPr>
+            <w:tcW w:w="3118" w:type="dxa"/>
+            <w:shd w:val="clear" w:color="000000" w:fill="FFFFFF"/>
+            <w:vAlign w:val="center"/>
+            <w:hideMark/>
+          </w:tcPr>
+          <w:p>
+            <w:pPr>
+              <w:keepNext w:val="0"/>
+              <w:suppressAutoHyphens w:val="0"/>
+              <w:spacing w:after="0" w:line="240" w:lineRule="auto"/>
+              <w:rPr>
+                <w:rFonts w:ascii="Segoe UI" w:hAnsi="Segoe UI" w:cs="Segoe UI"/>
+                <w:color w:val="000000"/>
+                <w:sz w:val="19"/>
+                <w:szCs w:val="19"/>
+              </w:rPr>
+            </w:pPr>
+            <w:r>
+              <w:rPr>
+                <w:rFonts w:ascii="Segoe UI" w:hAnsi="Segoe UI" w:cs="Segoe UI"/>
+                <w:color w:val="000000"/>
+                <w:sz w:val="19"/>
+                <w:szCs w:val="19"/>
+              </w:rPr>
+              <w:t>Ruta del PDF generado.</w:t>
+            </w:r>
+          </w:p>
+        </w:tc>
+      </w:tr>
+      <w:tr>
+        <w:trPr>
+          <w:trHeight w:val="465"/>
+        </w:trPr>
+        <w:tc>
+          <w:tcPr>
+            <w:tcW w:w="1701" w:type="dxa"/>
+            <w:shd w:val="clear" w:color="000000" w:fill="FFFFFF"/>
+            <w:vAlign w:val="center"/>
+            <w:hideMark/>
+          </w:tcPr>
+          <w:p>
+            <w:pPr>
+              <w:keepNext w:val="0"/>
+              <w:suppressAutoHyphens w:val="0"/>
+              <w:spacing w:after="0" w:line="240" w:lineRule="auto"/>
+              <w:rPr>
+                <w:rFonts w:ascii="Segoe UI" w:hAnsi="Segoe UI" w:cs="Segoe UI"/>
+                <w:b/>
+                <w:bCs/>
+                <w:color w:val="000000"/>
+                <w:sz w:val="19"/>
+                <w:szCs w:val="19"/>
+              </w:rPr>
+            </w:pPr>
+            <w:proofErr w:type="spellStart"/>
+            <w:r>
+              <w:rPr>
+                <w:rFonts w:ascii="Segoe UI" w:hAnsi="Segoe UI" w:cs="Segoe UI"/>
+                <w:b/>
+                <w:bCs/>
+                <w:color w:val="000000"/>
+                <w:sz w:val="19"/>
+                <w:szCs w:val="19"/>
+              </w:rPr>
+              <w:t>ruta_dni</w:t>
+            </w:r>
+            <w:proofErr w:type="spellEnd"/>
+          </w:p>
+        </w:tc>
+        <w:tc>
+          <w:tcPr>
+            <w:tcW w:w="1559" w:type="dxa"/>
+            <w:shd w:val="clear" w:color="000000" w:fill="FFFFFF"/>
+            <w:vAlign w:val="center"/>
+            <w:hideMark/>
+          </w:tcPr>
+          <w:p>
+            <w:pPr>
+              <w:keepNext w:val="0"/>
+              <w:suppressAutoHyphens w:val="0"/>
+              <w:spacing w:after="0" w:line="240" w:lineRule="auto"/>
+              <w:rPr>
+                <w:rFonts w:ascii="Segoe UI" w:hAnsi="Segoe UI" w:cs="Segoe UI"/>
+                <w:color w:val="000000"/>
+                <w:sz w:val="19"/>
+                <w:szCs w:val="19"/>
+              </w:rPr>
+            </w:pPr>
+            <w:r>
+              <w:rPr>
+                <w:rFonts w:ascii="Segoe UI" w:hAnsi="Segoe UI" w:cs="Segoe UI"/>
+                <w:color w:val="000000"/>
+                <w:sz w:val="19"/>
+                <w:szCs w:val="19"/>
+              </w:rPr>
+              <w:t>VARCHAR(255)</w:t>
+            </w:r>
+          </w:p>
+        </w:tc>
+        <w:tc>
+          <w:tcPr>
+            <w:tcW w:w="2127" w:type="dxa"/>
+            <w:shd w:val="clear" w:color="000000" w:fill="FFFFFF"/>
+            <w:vAlign w:val="center"/>
+            <w:hideMark/>
+          </w:tcPr>
+          <w:p>
+            <w:pPr>
+              <w:keepNext w:val="0"/>
+              <w:suppressAutoHyphens w:val="0"/>
+              <w:spacing w:after="0" w:line="240" w:lineRule="auto"/>
+              <w:rPr>
+                <w:rFonts w:ascii="Segoe UI" w:hAnsi="Segoe UI" w:cs="Segoe UI"/>
+                <w:color w:val="000000"/>
+                <w:sz w:val="19"/>
+                <w:szCs w:val="19"/>
+              </w:rPr>
+            </w:pPr>
+            <w:r>
+              <w:rPr>
+                <w:rFonts w:ascii="Segoe UI" w:hAnsi="Segoe UI" w:cs="Segoe UI"/>
+                <w:color w:val="000000"/>
+                <w:sz w:val="19"/>
+                <w:szCs w:val="19"/>
+              </w:rPr>
+              <w:t>NULL</w:t>
+            </w:r>
+          </w:p>
+        </w:tc>
+        <w:tc>
+          <w:tcPr>
+            <w:tcW w:w="3118" w:type="dxa"/>
+            <w:shd w:val="clear" w:color="000000" w:fill="FFFFFF"/>
+            <w:vAlign w:val="center"/>
+            <w:hideMark/>
+          </w:tcPr>
+          <w:p>
+            <w:pPr>
+              <w:keepNext w:val="0"/>
+              <w:suppressAutoHyphens w:val="0"/>
+              <w:spacing w:after="0" w:line="240" w:lineRule="auto"/>
+              <w:rPr>
+                <w:rFonts w:ascii="Segoe UI" w:hAnsi="Segoe UI" w:cs="Segoe UI"/>
+                <w:color w:val="000000"/>
+                <w:sz w:val="19"/>
+                <w:szCs w:val="19"/>
+              </w:rPr>
+            </w:pPr>
+            <w:r>
+              <w:rPr>
+                <w:rFonts w:ascii="Segoe UI" w:hAnsi="Segoe UI" w:cs="Segoe UI"/>
+                <w:color w:val="000000"/>
+                <w:sz w:val="19"/>
+                <w:szCs w:val="19"/>
+              </w:rPr>
+              <w:t>Ruta del DNI escaneado.</w:t>
+            </w:r>
+          </w:p>
+        </w:tc>
+      </w:tr>
+      <w:tr>
+        <w:trPr>
+          <w:trHeight w:val="465"/>
+        </w:trPr>
+        <w:tc>
+          <w:tcPr>
+            <w:tcW w:w="1701" w:type="dxa"/>
+            <w:shd w:val="clear" w:color="000000" w:fill="FFFFFF"/>
+            <w:vAlign w:val="center"/>
+            <w:hideMark/>
+          </w:tcPr>
+          <w:p>
+            <w:pPr>
+              <w:keepNext w:val="0"/>
+              <w:suppressAutoHyphens w:val="0"/>
+              <w:spacing w:after="0" w:line="240" w:lineRule="auto"/>
+              <w:rPr>
+                <w:rFonts w:ascii="Segoe UI" w:hAnsi="Segoe UI" w:cs="Segoe UI"/>
+                <w:b/>
+                <w:bCs/>
+                <w:color w:val="000000"/>
+                <w:sz w:val="19"/>
+                <w:szCs w:val="19"/>
+              </w:rPr>
+            </w:pPr>
+            <w:proofErr w:type="spellStart"/>
             <w:r>
               <w:rPr>
                 <w:rFonts w:ascii="Segoe UI" w:hAnsi="Segoe UI" w:cs="Segoe UI"/>
@@ -21072,6 +22385,7 @@
               </w:rPr>
               <w:t>fecha_creacion</w:t>
             </w:r>
+            <w:proofErr w:type="spellEnd"/>
           </w:p>
         </w:tc>
         <w:tc>
@@ -21232,74 +22546,89 @@
         <w:widowControl w:val="0"/>
         <w:shd w:val="clear" w:color="auto" w:fill="FFFFFF" w:themeFill="background1"/>
         <w:spacing w:after="48"/>
-        <w:ind w:firstLine="708"/>
+        <w:ind w:left="708"/>
         <w:jc w:val="both"/>
         <w:rPr>
           <w:rFonts w:ascii="Segoe UI" w:eastAsia="Segoe UI" w:hAnsi="Segoe UI" w:cs="Segoe UI"/>
+          <w:b/>
+          <w:bCs/>
           <w:color w:val="212121"/>
           <w:sz w:val="24"/>
         </w:rPr>
       </w:pPr>
-    </w:p>
-    <w:p>
-      <w:pPr>
-        <w:keepNext w:val="0"/>
-        <w:widowControl w:val="0"/>
-        <w:shd w:val="clear" w:color="auto" w:fill="FFFFFF" w:themeFill="background1"/>
-        <w:spacing w:after="48"/>
-        <w:ind w:firstLine="708"/>
-        <w:jc w:val="both"/>
-        <w:rPr>
-          <w:rFonts w:ascii="Segoe UI" w:eastAsia="Segoe UI" w:hAnsi="Segoe UI" w:cs="Segoe UI"/>
+      <w:r>
+        <w:rPr>
+          <w:rFonts w:ascii="Segoe UI" w:eastAsia="Segoe UI" w:hAnsi="Segoe UI" w:cs="Segoe UI"/>
+          <w:b/>
+          <w:bCs/>
           <w:color w:val="212121"/>
           <w:sz w:val="24"/>
         </w:rPr>
-      </w:pPr>
-    </w:p>
-    <w:p>
-      <w:pPr>
-        <w:keepNext w:val="0"/>
-        <w:widowControl w:val="0"/>
-        <w:shd w:val="clear" w:color="auto" w:fill="FFFFFF" w:themeFill="background1"/>
-        <w:spacing w:after="48"/>
-        <w:ind w:firstLine="708"/>
-        <w:jc w:val="both"/>
-        <w:rPr>
-          <w:rFonts w:ascii="Segoe UI" w:eastAsia="Segoe UI" w:hAnsi="Segoe UI" w:cs="Segoe UI"/>
+        <w:lastRenderedPageBreak/>
+        <w:t>3.</w:t>
+      </w:r>
+      <w:r>
+        <w:rPr>
+          <w:rFonts w:ascii="Segoe UI" w:eastAsia="Segoe UI" w:hAnsi="Segoe UI" w:cs="Segoe UI"/>
+          <w:b/>
+          <w:bCs/>
           <w:color w:val="212121"/>
           <w:sz w:val="24"/>
         </w:rPr>
-      </w:pPr>
-    </w:p>
-    <w:p>
-      <w:pPr>
-        <w:keepNext w:val="0"/>
-        <w:widowControl w:val="0"/>
-        <w:shd w:val="clear" w:color="auto" w:fill="FFFFFF" w:themeFill="background1"/>
-        <w:spacing w:after="48"/>
-        <w:ind w:firstLine="708"/>
-        <w:jc w:val="both"/>
-        <w:rPr>
-          <w:rFonts w:ascii="Segoe UI" w:eastAsia="Segoe UI" w:hAnsi="Segoe UI" w:cs="Segoe UI"/>
+        <w:t>4</w:t>
+      </w:r>
+      <w:r>
+        <w:rPr>
+          <w:rFonts w:ascii="Segoe UI" w:eastAsia="Segoe UI" w:hAnsi="Segoe UI" w:cs="Segoe UI"/>
+          <w:b/>
+          <w:bCs/>
           <w:color w:val="212121"/>
           <w:sz w:val="24"/>
         </w:rPr>
-      </w:pPr>
-    </w:p>
-    <w:p>
-      <w:pPr>
-        <w:keepNext w:val="0"/>
-        <w:widowControl w:val="0"/>
-        <w:shd w:val="clear" w:color="auto" w:fill="FFFFFF" w:themeFill="background1"/>
-        <w:spacing w:after="48"/>
-        <w:ind w:firstLine="708"/>
-        <w:jc w:val="both"/>
-        <w:rPr>
-          <w:rFonts w:ascii="Segoe UI" w:eastAsia="Segoe UI" w:hAnsi="Segoe UI" w:cs="Segoe UI"/>
+        <w:t>.</w:t>
+      </w:r>
+      <w:r>
+        <w:rPr>
+          <w:rFonts w:ascii="Segoe UI" w:eastAsia="Segoe UI" w:hAnsi="Segoe UI" w:cs="Segoe UI"/>
+          <w:b/>
+          <w:bCs/>
           <w:color w:val="212121"/>
           <w:sz w:val="24"/>
         </w:rPr>
-      </w:pPr>
+        <w:t>6</w:t>
+      </w:r>
+      <w:r>
+        <w:rPr>
+          <w:rFonts w:ascii="Segoe UI" w:eastAsia="Segoe UI" w:hAnsi="Segoe UI" w:cs="Segoe UI"/>
+          <w:b/>
+          <w:bCs/>
+          <w:color w:val="212121"/>
+          <w:sz w:val="24"/>
+        </w:rPr>
+        <w:t xml:space="preserve">. </w:t>
+      </w:r>
+      <w:r>
+        <w:rPr>
+          <w:rFonts w:ascii="Segoe UI" w:eastAsia="Segoe UI" w:hAnsi="Segoe UI" w:cs="Segoe UI"/>
+          <w:b/>
+          <w:bCs/>
+          <w:color w:val="212121"/>
+          <w:sz w:val="24"/>
+        </w:rPr>
+        <w:t xml:space="preserve">Tabla: </w:t>
+      </w:r>
+      <w:proofErr w:type="spellStart"/>
+      <w:r>
+        <w:rPr>
+          <w:rFonts w:ascii="Segoe UI" w:eastAsia="Segoe UI" w:hAnsi="Segoe UI" w:cs="Segoe UI"/>
+          <w:b/>
+          <w:bCs/>
+          <w:color w:val="212121"/>
+          <w:sz w:val="24"/>
+        </w:rPr>
+        <w:t>feedback_entrenos</w:t>
+      </w:r>
+      <w:proofErr w:type="spellEnd"/>
     </w:p>
     <w:p>
       <w:pPr>
@@ -21308,11 +22637,8 @@
         <w:shd w:val="clear" w:color="auto" w:fill="FFFFFF" w:themeFill="background1"/>
         <w:spacing w:after="48"/>
         <w:ind w:left="708"/>
-        <w:jc w:val="both"/>
-        <w:rPr>
-          <w:rFonts w:ascii="Segoe UI" w:eastAsia="Segoe UI" w:hAnsi="Segoe UI" w:cs="Segoe UI"/>
-          <w:b/>
-          <w:bCs/>
+        <w:rPr>
+          <w:rFonts w:ascii="Segoe UI" w:eastAsia="Segoe UI" w:hAnsi="Segoe UI" w:cs="Segoe UI"/>
           <w:color w:val="212121"/>
           <w:sz w:val="24"/>
         </w:rPr>
@@ -21320,95 +22646,28 @@
       <w:r>
         <w:rPr>
           <w:rFonts w:ascii="Segoe UI" w:eastAsia="Segoe UI" w:hAnsi="Segoe UI" w:cs="Segoe UI"/>
-          <w:b/>
-          <w:bCs/>
           <w:color w:val="212121"/>
           <w:sz w:val="24"/>
         </w:rPr>
-        <w:lastRenderedPageBreak/>
-        <w:t>3.</w:t>
-      </w:r>
-      <w:r>
-        <w:rPr>
-          <w:rFonts w:ascii="Segoe UI" w:eastAsia="Segoe UI" w:hAnsi="Segoe UI" w:cs="Segoe UI"/>
-          <w:b/>
-          <w:bCs/>
+        <w:t xml:space="preserve">Registra las sensaciones diarias. Relación 1:N con la tabla usuarios y </w:t>
+      </w:r>
+      <w:proofErr w:type="spellStart"/>
+      <w:r>
+        <w:rPr>
+          <w:rFonts w:ascii="Segoe UI" w:eastAsia="Segoe UI" w:hAnsi="Segoe UI" w:cs="Segoe UI"/>
           <w:color w:val="212121"/>
           <w:sz w:val="24"/>
         </w:rPr>
-        <w:t>4</w:t>
-      </w:r>
-      <w:r>
-        <w:rPr>
-          <w:rFonts w:ascii="Segoe UI" w:eastAsia="Segoe UI" w:hAnsi="Segoe UI" w:cs="Segoe UI"/>
-          <w:b/>
-          <w:bCs/>
+        <w:t>pruebas_variantes</w:t>
+      </w:r>
+      <w:proofErr w:type="spellEnd"/>
+      <w:r>
+        <w:rPr>
+          <w:rFonts w:ascii="Segoe UI" w:eastAsia="Segoe UI" w:hAnsi="Segoe UI" w:cs="Segoe UI"/>
           <w:color w:val="212121"/>
           <w:sz w:val="24"/>
         </w:rPr>
         <w:t>.</w:t>
-      </w:r>
-      <w:r>
-        <w:rPr>
-          <w:rFonts w:ascii="Segoe UI" w:eastAsia="Segoe UI" w:hAnsi="Segoe UI" w:cs="Segoe UI"/>
-          <w:b/>
-          <w:bCs/>
-          <w:color w:val="212121"/>
-          <w:sz w:val="24"/>
-        </w:rPr>
-        <w:t>6</w:t>
-      </w:r>
-      <w:r>
-        <w:rPr>
-          <w:rFonts w:ascii="Segoe UI" w:eastAsia="Segoe UI" w:hAnsi="Segoe UI" w:cs="Segoe UI"/>
-          <w:b/>
-          <w:bCs/>
-          <w:color w:val="212121"/>
-          <w:sz w:val="24"/>
-        </w:rPr>
-        <w:t xml:space="preserve">. </w:t>
-      </w:r>
-      <w:r>
-        <w:rPr>
-          <w:rFonts w:ascii="Segoe UI" w:eastAsia="Segoe UI" w:hAnsi="Segoe UI" w:cs="Segoe UI"/>
-          <w:b/>
-          <w:bCs/>
-          <w:color w:val="212121"/>
-          <w:sz w:val="24"/>
-        </w:rPr>
-        <w:t xml:space="preserve">Tabla: </w:t>
-      </w:r>
-      <w:r>
-        <w:rPr>
-          <w:rFonts w:ascii="Segoe UI" w:eastAsia="Segoe UI" w:hAnsi="Segoe UI" w:cs="Segoe UI"/>
-          <w:b/>
-          <w:bCs/>
-          <w:color w:val="212121"/>
-          <w:sz w:val="24"/>
-        </w:rPr>
-        <w:t>feedback_entrenos</w:t>
-      </w:r>
-    </w:p>
-    <w:p>
-      <w:pPr>
-        <w:keepNext w:val="0"/>
-        <w:widowControl w:val="0"/>
-        <w:shd w:val="clear" w:color="auto" w:fill="FFFFFF" w:themeFill="background1"/>
-        <w:spacing w:after="48"/>
-        <w:ind w:left="708"/>
-        <w:rPr>
-          <w:rFonts w:ascii="Segoe UI" w:eastAsia="Segoe UI" w:hAnsi="Segoe UI" w:cs="Segoe UI"/>
-          <w:color w:val="212121"/>
-          <w:sz w:val="24"/>
-        </w:rPr>
-      </w:pPr>
-      <w:r>
-        <w:rPr>
-          <w:rFonts w:ascii="Segoe UI" w:eastAsia="Segoe UI" w:hAnsi="Segoe UI" w:cs="Segoe UI"/>
-          <w:color w:val="212121"/>
-          <w:sz w:val="24"/>
-        </w:rPr>
-        <w:t>Registra las sensaciones diarias. Relación 1:N con la tabla usuarios y pruebas_variantes.</w:t>
       </w:r>
     </w:p>
     <w:tbl>
@@ -21585,17 +22844,30 @@
                 <w:szCs w:val="19"/>
               </w:rPr>
             </w:pPr>
-            <w:r>
-              <w:rPr>
-                <w:rFonts w:ascii="Segoe UI" w:hAnsi="Segoe UI" w:cs="Segoe UI"/>
-                <w:b/>
-                <w:bCs/>
-                <w:color w:val="000000"/>
-                <w:sz w:val="19"/>
-                <w:szCs w:val="19"/>
-              </w:rPr>
-              <w:t>id_feedback</w:t>
-            </w:r>
+            <w:proofErr w:type="spellStart"/>
+            <w:r>
+              <w:rPr>
+                <w:rFonts w:ascii="Segoe UI" w:hAnsi="Segoe UI" w:cs="Segoe UI"/>
+                <w:b/>
+                <w:bCs/>
+                <w:color w:val="000000"/>
+                <w:sz w:val="19"/>
+                <w:szCs w:val="19"/>
+              </w:rPr>
+              <w:t>id_</w:t>
+            </w:r>
+            <w:r>
+              <w:rPr>
+                <w:rFonts w:ascii="Segoe UI" w:hAnsi="Segoe UI" w:cs="Segoe UI"/>
+                <w:b/>
+                <w:bCs/>
+                <w:color w:val="000000"/>
+                <w:sz w:val="19"/>
+                <w:szCs w:val="19"/>
+              </w:rPr>
+              <w:t>registro</w:t>
+            </w:r>
+            <w:proofErr w:type="spellEnd"/>
           </w:p>
         </w:tc>
         <w:tc>
@@ -21714,6 +22986,7 @@
                 <w:szCs w:val="19"/>
               </w:rPr>
             </w:pPr>
+            <w:proofErr w:type="spellStart"/>
             <w:r>
               <w:rPr>
                 <w:rFonts w:ascii="Segoe UI" w:hAnsi="Segoe UI" w:cs="Segoe UI"/>
@@ -21725,6 +22998,7 @@
               </w:rPr>
               <w:t>id_usuario</w:t>
             </w:r>
+            <w:proofErr w:type="spellEnd"/>
           </w:p>
         </w:tc>
         <w:tc>
@@ -21852,7 +23126,7 @@
                 <w:sz w:val="19"/>
                 <w:szCs w:val="19"/>
               </w:rPr>
-              <w:t>id_variante</w:t>
+              <w:t>fecha</w:t>
             </w:r>
           </w:p>
         </w:tc>
@@ -21882,7 +23156,7 @@
                 <w:sz w:val="19"/>
                 <w:szCs w:val="19"/>
               </w:rPr>
-              <w:t>INT</w:t>
+              <w:t>DATE</w:t>
             </w:r>
           </w:p>
         </w:tc>
@@ -21912,7 +23186,7 @@
                 <w:sz w:val="19"/>
                 <w:szCs w:val="19"/>
               </w:rPr>
-              <w:t>FK</w:t>
+              <w:t>NOT NULL</w:t>
             </w:r>
           </w:p>
         </w:tc>
@@ -21942,7 +23216,7 @@
                 <w:sz w:val="19"/>
                 <w:szCs w:val="19"/>
               </w:rPr>
-              <w:t>Prueba específica entrenada.</w:t>
+              <w:t>Día de la sesión.</w:t>
             </w:r>
           </w:p>
         </w:tc>
@@ -21956,7 +23230,6 @@
             <w:tcW w:w="1701" w:type="dxa"/>
             <w:shd w:val="clear" w:color="000000" w:fill="FFFFFF"/>
             <w:vAlign w:val="center"/>
-            <w:hideMark/>
           </w:tcPr>
           <w:p>
             <w:pPr>
@@ -21972,17 +23245,19 @@
                 <w:szCs w:val="19"/>
               </w:rPr>
             </w:pPr>
-            <w:r>
-              <w:rPr>
-                <w:rFonts w:ascii="Segoe UI" w:hAnsi="Segoe UI" w:cs="Segoe UI"/>
-                <w:b/>
-                <w:bCs/>
-                <w:color w:val="000000"/>
-                <w:sz w:val="19"/>
-                <w:szCs w:val="19"/>
-              </w:rPr>
-              <w:t>fecha</w:t>
-            </w:r>
+            <w:proofErr w:type="spellStart"/>
+            <w:r>
+              <w:rPr>
+                <w:rFonts w:ascii="Segoe UI" w:hAnsi="Segoe UI" w:cs="Segoe UI"/>
+                <w:b/>
+                <w:bCs/>
+                <w:color w:val="000000"/>
+                <w:sz w:val="19"/>
+                <w:szCs w:val="19"/>
+              </w:rPr>
+              <w:t>sesion_realizada</w:t>
+            </w:r>
+            <w:proofErr w:type="spellEnd"/>
           </w:p>
         </w:tc>
         <w:tc>
@@ -21990,7 +23265,6 @@
             <w:tcW w:w="1559" w:type="dxa"/>
             <w:shd w:val="clear" w:color="000000" w:fill="FFFFFF"/>
             <w:vAlign w:val="center"/>
-            <w:hideMark/>
           </w:tcPr>
           <w:p>
             <w:pPr>
@@ -22011,7 +23285,7 @@
                 <w:sz w:val="19"/>
                 <w:szCs w:val="19"/>
               </w:rPr>
-              <w:t>DATE</w:t>
+              <w:t>TEXT</w:t>
             </w:r>
           </w:p>
         </w:tc>
@@ -22020,7 +23294,6 @@
             <w:tcW w:w="2127" w:type="dxa"/>
             <w:shd w:val="clear" w:color="000000" w:fill="FFFFFF"/>
             <w:vAlign w:val="center"/>
-            <w:hideMark/>
           </w:tcPr>
           <w:p>
             <w:pPr>
@@ -22041,7 +23314,7 @@
                 <w:sz w:val="19"/>
                 <w:szCs w:val="19"/>
               </w:rPr>
-              <w:t>NOT NULL</w:t>
+              <w:t xml:space="preserve">NOT NULL </w:t>
             </w:r>
           </w:p>
         </w:tc>
@@ -22050,7 +23323,6 @@
             <w:tcW w:w="3118" w:type="dxa"/>
             <w:shd w:val="clear" w:color="000000" w:fill="FFFFFF"/>
             <w:vAlign w:val="center"/>
-            <w:hideMark/>
           </w:tcPr>
           <w:p>
             <w:pPr>
@@ -22071,7 +23343,7 @@
                 <w:sz w:val="19"/>
                 <w:szCs w:val="19"/>
               </w:rPr>
-              <w:t>Día de la sesión.</w:t>
+              <w:t>Desglose libre de series, repeticiones, tiempos y recuperaciones.</w:t>
             </w:r>
           </w:p>
         </w:tc>
@@ -22208,7 +23480,1514 @@
     </w:tbl>
     <w:p>
       <w:pPr>
-        <w:pStyle w:val="Ttulo3"/>
+        <w:keepNext w:val="0"/>
+        <w:widowControl w:val="0"/>
+        <w:shd w:val="clear" w:color="auto" w:fill="FFFFFF" w:themeFill="background1"/>
+        <w:spacing w:after="48"/>
+        <w:ind w:left="708"/>
+        <w:jc w:val="both"/>
+        <w:rPr>
+          <w:rFonts w:ascii="Segoe UI" w:eastAsia="Segoe UI" w:hAnsi="Segoe UI" w:cs="Segoe UI"/>
+          <w:b/>
+          <w:bCs/>
+          <w:color w:val="212121"/>
+          <w:sz w:val="24"/>
+        </w:rPr>
+      </w:pPr>
+    </w:p>
+    <w:p>
+      <w:pPr>
+        <w:keepNext w:val="0"/>
+        <w:widowControl w:val="0"/>
+        <w:shd w:val="clear" w:color="auto" w:fill="FFFFFF" w:themeFill="background1"/>
+        <w:spacing w:after="48"/>
+        <w:ind w:left="708"/>
+        <w:jc w:val="both"/>
+        <w:rPr>
+          <w:rFonts w:ascii="Segoe UI" w:eastAsia="Segoe UI" w:hAnsi="Segoe UI" w:cs="Segoe UI"/>
+          <w:b/>
+          <w:bCs/>
+          <w:color w:val="212121"/>
+          <w:sz w:val="24"/>
+        </w:rPr>
+      </w:pPr>
+      <w:r>
+        <w:rPr>
+          <w:rFonts w:ascii="Segoe UI" w:eastAsia="Segoe UI" w:hAnsi="Segoe UI" w:cs="Segoe UI"/>
+          <w:b/>
+          <w:bCs/>
+          <w:color w:val="212121"/>
+          <w:sz w:val="24"/>
+        </w:rPr>
+        <w:t>3.4.</w:t>
+      </w:r>
+      <w:r>
+        <w:rPr>
+          <w:rFonts w:ascii="Segoe UI" w:eastAsia="Segoe UI" w:hAnsi="Segoe UI" w:cs="Segoe UI"/>
+          <w:b/>
+          <w:bCs/>
+          <w:color w:val="212121"/>
+          <w:sz w:val="24"/>
+        </w:rPr>
+        <w:t>7</w:t>
+      </w:r>
+      <w:r>
+        <w:rPr>
+          <w:rFonts w:ascii="Segoe UI" w:eastAsia="Segoe UI" w:hAnsi="Segoe UI" w:cs="Segoe UI"/>
+          <w:b/>
+          <w:bCs/>
+          <w:color w:val="212121"/>
+          <w:sz w:val="24"/>
+        </w:rPr>
+        <w:t xml:space="preserve">. </w:t>
+      </w:r>
+      <w:r>
+        <w:rPr>
+          <w:rFonts w:ascii="Segoe UI" w:eastAsia="Segoe UI" w:hAnsi="Segoe UI" w:cs="Segoe UI"/>
+          <w:b/>
+          <w:bCs/>
+          <w:color w:val="212121"/>
+          <w:sz w:val="24"/>
+        </w:rPr>
+        <w:t xml:space="preserve">Tabla: </w:t>
+      </w:r>
+      <w:proofErr w:type="spellStart"/>
+      <w:r>
+        <w:rPr>
+          <w:rFonts w:ascii="Segoe UI" w:eastAsia="Segoe UI" w:hAnsi="Segoe UI" w:cs="Segoe UI"/>
+          <w:b/>
+          <w:bCs/>
+          <w:color w:val="212121"/>
+          <w:sz w:val="24"/>
+        </w:rPr>
+        <w:t>eventos</w:t>
+      </w:r>
+      <w:r>
+        <w:rPr>
+          <w:rFonts w:ascii="Segoe UI" w:eastAsia="Segoe UI" w:hAnsi="Segoe UI" w:cs="Segoe UI"/>
+          <w:b/>
+          <w:bCs/>
+          <w:color w:val="212121"/>
+          <w:sz w:val="24"/>
+        </w:rPr>
+        <w:t>_</w:t>
+      </w:r>
+      <w:r>
+        <w:rPr>
+          <w:rFonts w:ascii="Segoe UI" w:eastAsia="Segoe UI" w:hAnsi="Segoe UI" w:cs="Segoe UI"/>
+          <w:b/>
+          <w:bCs/>
+          <w:color w:val="212121"/>
+          <w:sz w:val="24"/>
+        </w:rPr>
+        <w:t>calendario</w:t>
+      </w:r>
+      <w:proofErr w:type="spellEnd"/>
+    </w:p>
+    <w:p>
+      <w:pPr>
+        <w:keepNext w:val="0"/>
+        <w:widowControl w:val="0"/>
+        <w:shd w:val="clear" w:color="auto" w:fill="FFFFFF" w:themeFill="background1"/>
+        <w:spacing w:after="48"/>
+        <w:ind w:left="708"/>
+        <w:rPr>
+          <w:rFonts w:ascii="Segoe UI" w:eastAsia="Segoe UI" w:hAnsi="Segoe UI" w:cs="Segoe UI"/>
+          <w:color w:val="212121"/>
+          <w:sz w:val="24"/>
+        </w:rPr>
+      </w:pPr>
+      <w:r>
+        <w:rPr>
+          <w:rFonts w:ascii="Segoe UI" w:eastAsia="Segoe UI" w:hAnsi="Segoe UI" w:cs="Segoe UI"/>
+          <w:color w:val="212121"/>
+          <w:sz w:val="24"/>
+        </w:rPr>
+        <w:t>Da soporte al calendario de pista (RF-13).</w:t>
+      </w:r>
+    </w:p>
+    <w:tbl>
+      <w:tblPr>
+        <w:tblW w:w="8505" w:type="dxa"/>
+        <w:tblInd w:w="704" w:type="dxa"/>
+        <w:tblBorders>
+          <w:top w:val="single" w:sz="4" w:space="0" w:color="D1D5DB"/>
+          <w:left w:val="single" w:sz="4" w:space="0" w:color="D1D5DB"/>
+          <w:bottom w:val="single" w:sz="4" w:space="0" w:color="D1D5DB"/>
+          <w:right w:val="single" w:sz="4" w:space="0" w:color="D1D5DB"/>
+          <w:insideH w:val="single" w:sz="4" w:space="0" w:color="D1D5DB"/>
+          <w:insideV w:val="single" w:sz="4" w:space="0" w:color="D1D5DB"/>
+        </w:tblBorders>
+        <w:tblCellMar>
+          <w:left w:w="70" w:type="dxa"/>
+          <w:right w:w="70" w:type="dxa"/>
+        </w:tblCellMar>
+        <w:tblLook w:val="04A0" w:firstRow="1" w:lastRow="0" w:firstColumn="1" w:lastColumn="0" w:noHBand="0" w:noVBand="1"/>
+      </w:tblPr>
+      <w:tblGrid>
+        <w:gridCol w:w="1701"/>
+        <w:gridCol w:w="1559"/>
+        <w:gridCol w:w="2127"/>
+        <w:gridCol w:w="3118"/>
+      </w:tblGrid>
+      <w:tr>
+        <w:trPr>
+          <w:trHeight w:val="629"/>
+        </w:trPr>
+        <w:tc>
+          <w:tcPr>
+            <w:tcW w:w="1701" w:type="dxa"/>
+            <w:shd w:val="clear" w:color="auto" w:fill="FEE2E2"/>
+            <w:vAlign w:val="center"/>
+            <w:hideMark/>
+          </w:tcPr>
+          <w:p>
+            <w:pPr>
+              <w:keepNext w:val="0"/>
+              <w:widowControl w:val="0"/>
+              <w:shd w:val="clear" w:color="auto" w:fill="FFFFFF" w:themeFill="background1"/>
+              <w:spacing w:after="0"/>
+              <w:jc w:val="center"/>
+              <w:rPr>
+                <w:b/>
+                <w:bCs/>
+                <w:color w:val="991B1B"/>
+              </w:rPr>
+            </w:pPr>
+            <w:r>
+              <w:rPr>
+                <w:b/>
+                <w:bCs/>
+                <w:color w:val="991B1B"/>
+              </w:rPr>
+              <w:t>Campo</w:t>
+            </w:r>
+          </w:p>
+        </w:tc>
+        <w:tc>
+          <w:tcPr>
+            <w:tcW w:w="1559" w:type="dxa"/>
+            <w:shd w:val="clear" w:color="auto" w:fill="FEE2E2"/>
+            <w:vAlign w:val="center"/>
+            <w:hideMark/>
+          </w:tcPr>
+          <w:p>
+            <w:pPr>
+              <w:keepNext w:val="0"/>
+              <w:widowControl w:val="0"/>
+              <w:shd w:val="clear" w:color="auto" w:fill="FFFFFF" w:themeFill="background1"/>
+              <w:spacing w:after="0"/>
+              <w:jc w:val="center"/>
+              <w:rPr>
+                <w:b/>
+                <w:bCs/>
+                <w:color w:val="991B1B"/>
+              </w:rPr>
+            </w:pPr>
+            <w:r>
+              <w:rPr>
+                <w:b/>
+                <w:bCs/>
+                <w:color w:val="991B1B"/>
+              </w:rPr>
+              <w:t>Tipo</w:t>
+            </w:r>
+          </w:p>
+        </w:tc>
+        <w:tc>
+          <w:tcPr>
+            <w:tcW w:w="2127" w:type="dxa"/>
+            <w:shd w:val="clear" w:color="auto" w:fill="FEE2E2"/>
+            <w:vAlign w:val="center"/>
+            <w:hideMark/>
+          </w:tcPr>
+          <w:p>
+            <w:pPr>
+              <w:keepNext w:val="0"/>
+              <w:widowControl w:val="0"/>
+              <w:shd w:val="clear" w:color="auto" w:fill="FFFFFF" w:themeFill="background1"/>
+              <w:spacing w:after="0"/>
+              <w:jc w:val="center"/>
+              <w:rPr>
+                <w:b/>
+                <w:bCs/>
+                <w:color w:val="991B1B"/>
+              </w:rPr>
+            </w:pPr>
+            <w:r>
+              <w:rPr>
+                <w:b/>
+                <w:bCs/>
+                <w:color w:val="991B1B"/>
+              </w:rPr>
+              <w:t>Restricciones</w:t>
+            </w:r>
+          </w:p>
+        </w:tc>
+        <w:tc>
+          <w:tcPr>
+            <w:tcW w:w="3118" w:type="dxa"/>
+            <w:shd w:val="clear" w:color="auto" w:fill="FEE2E2"/>
+            <w:vAlign w:val="center"/>
+            <w:hideMark/>
+          </w:tcPr>
+          <w:p>
+            <w:pPr>
+              <w:keepNext w:val="0"/>
+              <w:widowControl w:val="0"/>
+              <w:shd w:val="clear" w:color="auto" w:fill="FFFFFF" w:themeFill="background1"/>
+              <w:spacing w:after="0"/>
+              <w:jc w:val="center"/>
+              <w:rPr>
+                <w:b/>
+                <w:bCs/>
+                <w:color w:val="991B1B"/>
+              </w:rPr>
+            </w:pPr>
+            <w:r>
+              <w:rPr>
+                <w:b/>
+                <w:bCs/>
+                <w:color w:val="991B1B"/>
+              </w:rPr>
+              <w:t>Descripción</w:t>
+            </w:r>
+          </w:p>
+        </w:tc>
+      </w:tr>
+      <w:tr>
+        <w:trPr>
+          <w:trHeight w:val="465"/>
+        </w:trPr>
+        <w:tc>
+          <w:tcPr>
+            <w:tcW w:w="1701" w:type="dxa"/>
+            <w:shd w:val="clear" w:color="000000" w:fill="FFFFFF"/>
+            <w:vAlign w:val="center"/>
+            <w:hideMark/>
+          </w:tcPr>
+          <w:p>
+            <w:pPr>
+              <w:keepNext w:val="0"/>
+              <w:suppressAutoHyphens w:val="0"/>
+              <w:spacing w:after="0" w:line="240" w:lineRule="auto"/>
+              <w:rPr>
+                <w:rFonts w:ascii="Segoe UI" w:hAnsi="Segoe UI" w:cs="Segoe UI"/>
+                <w:b/>
+                <w:bCs/>
+                <w:color w:val="000000"/>
+                <w:sz w:val="19"/>
+                <w:szCs w:val="19"/>
+              </w:rPr>
+            </w:pPr>
+            <w:proofErr w:type="spellStart"/>
+            <w:r>
+              <w:rPr>
+                <w:rFonts w:ascii="Segoe UI" w:hAnsi="Segoe UI" w:cs="Segoe UI"/>
+                <w:b/>
+                <w:bCs/>
+                <w:color w:val="000000"/>
+                <w:sz w:val="19"/>
+                <w:szCs w:val="19"/>
+              </w:rPr>
+              <w:t>id_</w:t>
+            </w:r>
+            <w:r>
+              <w:rPr>
+                <w:rFonts w:ascii="Segoe UI" w:hAnsi="Segoe UI" w:cs="Segoe UI"/>
+                <w:b/>
+                <w:bCs/>
+                <w:color w:val="000000"/>
+                <w:sz w:val="19"/>
+                <w:szCs w:val="19"/>
+              </w:rPr>
+              <w:t>evento</w:t>
+            </w:r>
+            <w:proofErr w:type="spellEnd"/>
+          </w:p>
+        </w:tc>
+        <w:tc>
+          <w:tcPr>
+            <w:tcW w:w="1559" w:type="dxa"/>
+            <w:shd w:val="clear" w:color="000000" w:fill="FFFFFF"/>
+            <w:vAlign w:val="center"/>
+            <w:hideMark/>
+          </w:tcPr>
+          <w:p>
+            <w:pPr>
+              <w:keepNext w:val="0"/>
+              <w:suppressAutoHyphens w:val="0"/>
+              <w:spacing w:after="0" w:line="240" w:lineRule="auto"/>
+              <w:rPr>
+                <w:rFonts w:ascii="Segoe UI" w:hAnsi="Segoe UI" w:cs="Segoe UI"/>
+                <w:color w:val="000000"/>
+                <w:sz w:val="19"/>
+                <w:szCs w:val="19"/>
+              </w:rPr>
+            </w:pPr>
+            <w:r>
+              <w:rPr>
+                <w:rFonts w:ascii="Segoe UI" w:hAnsi="Segoe UI" w:cs="Segoe UI"/>
+                <w:color w:val="000000"/>
+                <w:sz w:val="19"/>
+                <w:szCs w:val="19"/>
+              </w:rPr>
+              <w:t>INT</w:t>
+            </w:r>
+          </w:p>
+        </w:tc>
+        <w:tc>
+          <w:tcPr>
+            <w:tcW w:w="2127" w:type="dxa"/>
+            <w:shd w:val="clear" w:color="000000" w:fill="FFFFFF"/>
+            <w:vAlign w:val="center"/>
+            <w:hideMark/>
+          </w:tcPr>
+          <w:p>
+            <w:pPr>
+              <w:keepNext w:val="0"/>
+              <w:suppressAutoHyphens w:val="0"/>
+              <w:spacing w:after="0" w:line="240" w:lineRule="auto"/>
+              <w:rPr>
+                <w:rFonts w:ascii="Segoe UI" w:hAnsi="Segoe UI" w:cs="Segoe UI"/>
+                <w:color w:val="000000"/>
+                <w:sz w:val="19"/>
+                <w:szCs w:val="19"/>
+              </w:rPr>
+            </w:pPr>
+            <w:r>
+              <w:rPr>
+                <w:rFonts w:ascii="Segoe UI" w:hAnsi="Segoe UI" w:cs="Segoe UI"/>
+                <w:color w:val="000000"/>
+                <w:sz w:val="19"/>
+                <w:szCs w:val="19"/>
+              </w:rPr>
+              <w:t>PK, AUTO_INCREMENT</w:t>
+            </w:r>
+          </w:p>
+        </w:tc>
+        <w:tc>
+          <w:tcPr>
+            <w:tcW w:w="3118" w:type="dxa"/>
+            <w:shd w:val="clear" w:color="000000" w:fill="FFFFFF"/>
+            <w:vAlign w:val="center"/>
+            <w:hideMark/>
+          </w:tcPr>
+          <w:p>
+            <w:pPr>
+              <w:keepNext w:val="0"/>
+              <w:suppressAutoHyphens w:val="0"/>
+              <w:spacing w:after="0" w:line="240" w:lineRule="auto"/>
+              <w:rPr>
+                <w:rFonts w:ascii="Segoe UI" w:hAnsi="Segoe UI" w:cs="Segoe UI"/>
+                <w:color w:val="000000"/>
+                <w:sz w:val="19"/>
+                <w:szCs w:val="19"/>
+              </w:rPr>
+            </w:pPr>
+            <w:r>
+              <w:rPr>
+                <w:rFonts w:ascii="Segoe UI" w:hAnsi="Segoe UI" w:cs="Segoe UI"/>
+                <w:color w:val="000000"/>
+                <w:sz w:val="19"/>
+                <w:szCs w:val="19"/>
+              </w:rPr>
+              <w:t xml:space="preserve">Identificador </w:t>
+            </w:r>
+            <w:r>
+              <w:rPr>
+                <w:rFonts w:ascii="Segoe UI" w:hAnsi="Segoe UI" w:cs="Segoe UI"/>
+                <w:color w:val="000000"/>
+                <w:sz w:val="19"/>
+                <w:szCs w:val="19"/>
+              </w:rPr>
+              <w:t>único</w:t>
+            </w:r>
+            <w:r>
+              <w:rPr>
+                <w:rFonts w:ascii="Segoe UI" w:hAnsi="Segoe UI" w:cs="Segoe UI"/>
+                <w:color w:val="000000"/>
+                <w:sz w:val="19"/>
+                <w:szCs w:val="19"/>
+              </w:rPr>
+              <w:t>.</w:t>
+            </w:r>
+          </w:p>
+        </w:tc>
+      </w:tr>
+      <w:tr>
+        <w:trPr>
+          <w:trHeight w:val="465"/>
+        </w:trPr>
+        <w:tc>
+          <w:tcPr>
+            <w:tcW w:w="1701" w:type="dxa"/>
+            <w:shd w:val="clear" w:color="000000" w:fill="FFFFFF"/>
+            <w:vAlign w:val="center"/>
+          </w:tcPr>
+          <w:p>
+            <w:pPr>
+              <w:keepNext w:val="0"/>
+              <w:suppressAutoHyphens w:val="0"/>
+              <w:spacing w:after="0" w:line="240" w:lineRule="auto"/>
+              <w:rPr>
+                <w:rFonts w:ascii="Segoe UI" w:hAnsi="Segoe UI" w:cs="Segoe UI"/>
+                <w:b/>
+                <w:bCs/>
+                <w:color w:val="000000"/>
+                <w:sz w:val="19"/>
+                <w:szCs w:val="19"/>
+              </w:rPr>
+            </w:pPr>
+            <w:proofErr w:type="spellStart"/>
+            <w:r>
+              <w:rPr>
+                <w:rFonts w:ascii="Segoe UI" w:hAnsi="Segoe UI" w:cs="Segoe UI"/>
+                <w:b/>
+                <w:bCs/>
+                <w:color w:val="000000"/>
+                <w:sz w:val="19"/>
+                <w:szCs w:val="19"/>
+              </w:rPr>
+              <w:t>id_usuario</w:t>
+            </w:r>
+            <w:proofErr w:type="spellEnd"/>
+          </w:p>
+        </w:tc>
+        <w:tc>
+          <w:tcPr>
+            <w:tcW w:w="1559" w:type="dxa"/>
+            <w:shd w:val="clear" w:color="000000" w:fill="FFFFFF"/>
+            <w:vAlign w:val="center"/>
+          </w:tcPr>
+          <w:p>
+            <w:pPr>
+              <w:keepNext w:val="0"/>
+              <w:suppressAutoHyphens w:val="0"/>
+              <w:spacing w:after="0" w:line="240" w:lineRule="auto"/>
+              <w:rPr>
+                <w:rFonts w:ascii="Segoe UI" w:hAnsi="Segoe UI" w:cs="Segoe UI"/>
+                <w:color w:val="000000"/>
+                <w:sz w:val="19"/>
+                <w:szCs w:val="19"/>
+              </w:rPr>
+            </w:pPr>
+            <w:r>
+              <w:rPr>
+                <w:rFonts w:ascii="Segoe UI" w:hAnsi="Segoe UI" w:cs="Segoe UI"/>
+                <w:color w:val="000000"/>
+                <w:sz w:val="19"/>
+                <w:szCs w:val="19"/>
+              </w:rPr>
+              <w:t>INT</w:t>
+            </w:r>
+          </w:p>
+        </w:tc>
+        <w:tc>
+          <w:tcPr>
+            <w:tcW w:w="2127" w:type="dxa"/>
+            <w:shd w:val="clear" w:color="000000" w:fill="FFFFFF"/>
+            <w:vAlign w:val="center"/>
+          </w:tcPr>
+          <w:p>
+            <w:pPr>
+              <w:keepNext w:val="0"/>
+              <w:suppressAutoHyphens w:val="0"/>
+              <w:spacing w:after="0" w:line="240" w:lineRule="auto"/>
+              <w:rPr>
+                <w:rFonts w:ascii="Segoe UI" w:hAnsi="Segoe UI" w:cs="Segoe UI"/>
+                <w:color w:val="000000"/>
+                <w:sz w:val="19"/>
+                <w:szCs w:val="19"/>
+              </w:rPr>
+            </w:pPr>
+            <w:r>
+              <w:rPr>
+                <w:rFonts w:ascii="Segoe UI" w:hAnsi="Segoe UI" w:cs="Segoe UI"/>
+                <w:color w:val="000000"/>
+                <w:sz w:val="19"/>
+                <w:szCs w:val="19"/>
+              </w:rPr>
+              <w:t>FK</w:t>
+            </w:r>
+          </w:p>
+        </w:tc>
+        <w:tc>
+          <w:tcPr>
+            <w:tcW w:w="3118" w:type="dxa"/>
+            <w:shd w:val="clear" w:color="000000" w:fill="FFFFFF"/>
+            <w:vAlign w:val="center"/>
+          </w:tcPr>
+          <w:p>
+            <w:pPr>
+              <w:keepNext w:val="0"/>
+              <w:suppressAutoHyphens w:val="0"/>
+              <w:spacing w:after="0" w:line="240" w:lineRule="auto"/>
+              <w:rPr>
+                <w:rFonts w:ascii="Segoe UI" w:hAnsi="Segoe UI" w:cs="Segoe UI"/>
+                <w:color w:val="000000"/>
+                <w:sz w:val="19"/>
+                <w:szCs w:val="19"/>
+              </w:rPr>
+            </w:pPr>
+            <w:r>
+              <w:rPr>
+                <w:rFonts w:ascii="Segoe UI" w:hAnsi="Segoe UI" w:cs="Segoe UI"/>
+                <w:color w:val="000000"/>
+                <w:sz w:val="19"/>
+                <w:szCs w:val="19"/>
+              </w:rPr>
+              <w:t>Identificador del usuario que participa del evento</w:t>
+            </w:r>
+          </w:p>
+        </w:tc>
+      </w:tr>
+      <w:tr>
+        <w:trPr>
+          <w:trHeight w:val="465"/>
+        </w:trPr>
+        <w:tc>
+          <w:tcPr>
+            <w:tcW w:w="1701" w:type="dxa"/>
+            <w:shd w:val="clear" w:color="000000" w:fill="FFFFFF"/>
+            <w:vAlign w:val="center"/>
+          </w:tcPr>
+          <w:p>
+            <w:pPr>
+              <w:keepNext w:val="0"/>
+              <w:suppressAutoHyphens w:val="0"/>
+              <w:spacing w:after="0" w:line="240" w:lineRule="auto"/>
+              <w:rPr>
+                <w:rFonts w:ascii="Segoe UI" w:hAnsi="Segoe UI" w:cs="Segoe UI"/>
+                <w:b/>
+                <w:bCs/>
+                <w:color w:val="000000"/>
+                <w:sz w:val="19"/>
+                <w:szCs w:val="19"/>
+              </w:rPr>
+            </w:pPr>
+            <w:proofErr w:type="spellStart"/>
+            <w:r>
+              <w:rPr>
+                <w:rFonts w:ascii="Segoe UI" w:hAnsi="Segoe UI" w:cs="Segoe UI"/>
+                <w:b/>
+                <w:bCs/>
+                <w:color w:val="000000"/>
+                <w:sz w:val="19"/>
+                <w:szCs w:val="19"/>
+              </w:rPr>
+              <w:t>id_categoria</w:t>
+            </w:r>
+            <w:proofErr w:type="spellEnd"/>
+          </w:p>
+        </w:tc>
+        <w:tc>
+          <w:tcPr>
+            <w:tcW w:w="1559" w:type="dxa"/>
+            <w:shd w:val="clear" w:color="000000" w:fill="FFFFFF"/>
+            <w:vAlign w:val="center"/>
+          </w:tcPr>
+          <w:p>
+            <w:pPr>
+              <w:keepNext w:val="0"/>
+              <w:suppressAutoHyphens w:val="0"/>
+              <w:spacing w:after="0" w:line="240" w:lineRule="auto"/>
+              <w:rPr>
+                <w:rFonts w:ascii="Segoe UI" w:hAnsi="Segoe UI" w:cs="Segoe UI"/>
+                <w:color w:val="000000"/>
+                <w:sz w:val="19"/>
+                <w:szCs w:val="19"/>
+              </w:rPr>
+            </w:pPr>
+            <w:r>
+              <w:rPr>
+                <w:rFonts w:ascii="Segoe UI" w:hAnsi="Segoe UI" w:cs="Segoe UI"/>
+                <w:color w:val="000000"/>
+                <w:sz w:val="19"/>
+                <w:szCs w:val="19"/>
+              </w:rPr>
+              <w:t>INT</w:t>
+            </w:r>
+          </w:p>
+        </w:tc>
+        <w:tc>
+          <w:tcPr>
+            <w:tcW w:w="2127" w:type="dxa"/>
+            <w:shd w:val="clear" w:color="000000" w:fill="FFFFFF"/>
+            <w:vAlign w:val="center"/>
+          </w:tcPr>
+          <w:p>
+            <w:pPr>
+              <w:keepNext w:val="0"/>
+              <w:suppressAutoHyphens w:val="0"/>
+              <w:spacing w:after="0" w:line="240" w:lineRule="auto"/>
+              <w:rPr>
+                <w:rFonts w:ascii="Segoe UI" w:hAnsi="Segoe UI" w:cs="Segoe UI"/>
+                <w:color w:val="000000"/>
+                <w:sz w:val="19"/>
+                <w:szCs w:val="19"/>
+              </w:rPr>
+            </w:pPr>
+            <w:r>
+              <w:rPr>
+                <w:rFonts w:ascii="Segoe UI" w:hAnsi="Segoe UI" w:cs="Segoe UI"/>
+                <w:color w:val="000000"/>
+                <w:sz w:val="19"/>
+                <w:szCs w:val="19"/>
+              </w:rPr>
+              <w:t>FK</w:t>
+            </w:r>
+          </w:p>
+        </w:tc>
+        <w:tc>
+          <w:tcPr>
+            <w:tcW w:w="3118" w:type="dxa"/>
+            <w:shd w:val="clear" w:color="000000" w:fill="FFFFFF"/>
+            <w:vAlign w:val="center"/>
+          </w:tcPr>
+          <w:p>
+            <w:pPr>
+              <w:keepNext w:val="0"/>
+              <w:suppressAutoHyphens w:val="0"/>
+              <w:spacing w:after="0" w:line="240" w:lineRule="auto"/>
+              <w:rPr>
+                <w:rFonts w:ascii="Segoe UI" w:hAnsi="Segoe UI" w:cs="Segoe UI"/>
+                <w:color w:val="000000"/>
+                <w:sz w:val="19"/>
+                <w:szCs w:val="19"/>
+              </w:rPr>
+            </w:pPr>
+            <w:r>
+              <w:rPr>
+                <w:rFonts w:ascii="Segoe UI" w:hAnsi="Segoe UI" w:cs="Segoe UI"/>
+                <w:color w:val="000000"/>
+                <w:sz w:val="19"/>
+                <w:szCs w:val="19"/>
+              </w:rPr>
+              <w:t>Identificador de la prueba que el atleta va a realizar en dicho evento</w:t>
+            </w:r>
+          </w:p>
+        </w:tc>
+      </w:tr>
+      <w:tr>
+        <w:trPr>
+          <w:trHeight w:val="465"/>
+        </w:trPr>
+        <w:tc>
+          <w:tcPr>
+            <w:tcW w:w="1701" w:type="dxa"/>
+            <w:shd w:val="clear" w:color="000000" w:fill="FFFFFF"/>
+            <w:vAlign w:val="center"/>
+            <w:hideMark/>
+          </w:tcPr>
+          <w:p>
+            <w:pPr>
+              <w:keepNext w:val="0"/>
+              <w:suppressAutoHyphens w:val="0"/>
+              <w:spacing w:after="0" w:line="240" w:lineRule="auto"/>
+              <w:rPr>
+                <w:rFonts w:ascii="Segoe UI" w:hAnsi="Segoe UI" w:cs="Segoe UI"/>
+                <w:b/>
+                <w:bCs/>
+                <w:color w:val="000000"/>
+                <w:sz w:val="19"/>
+                <w:szCs w:val="19"/>
+              </w:rPr>
+            </w:pPr>
+            <w:r>
+              <w:rPr>
+                <w:rFonts w:ascii="Segoe UI" w:hAnsi="Segoe UI" w:cs="Segoe UI"/>
+                <w:b/>
+                <w:bCs/>
+                <w:color w:val="000000"/>
+                <w:sz w:val="19"/>
+                <w:szCs w:val="19"/>
+              </w:rPr>
+              <w:t>titulo</w:t>
+            </w:r>
+          </w:p>
+        </w:tc>
+        <w:tc>
+          <w:tcPr>
+            <w:tcW w:w="1559" w:type="dxa"/>
+            <w:shd w:val="clear" w:color="000000" w:fill="FFFFFF"/>
+            <w:vAlign w:val="center"/>
+            <w:hideMark/>
+          </w:tcPr>
+          <w:p>
+            <w:pPr>
+              <w:keepNext w:val="0"/>
+              <w:suppressAutoHyphens w:val="0"/>
+              <w:spacing w:after="0" w:line="240" w:lineRule="auto"/>
+              <w:rPr>
+                <w:rFonts w:ascii="Segoe UI" w:hAnsi="Segoe UI" w:cs="Segoe UI"/>
+                <w:color w:val="000000"/>
+                <w:sz w:val="19"/>
+                <w:szCs w:val="19"/>
+              </w:rPr>
+            </w:pPr>
+            <w:r>
+              <w:rPr>
+                <w:rFonts w:ascii="Segoe UI" w:hAnsi="Segoe UI" w:cs="Segoe UI"/>
+                <w:color w:val="000000"/>
+                <w:sz w:val="19"/>
+                <w:szCs w:val="19"/>
+              </w:rPr>
+              <w:t>VARCHAR(100)</w:t>
+            </w:r>
+          </w:p>
+        </w:tc>
+        <w:tc>
+          <w:tcPr>
+            <w:tcW w:w="2127" w:type="dxa"/>
+            <w:shd w:val="clear" w:color="000000" w:fill="FFFFFF"/>
+            <w:vAlign w:val="center"/>
+            <w:hideMark/>
+          </w:tcPr>
+          <w:p>
+            <w:pPr>
+              <w:keepNext w:val="0"/>
+              <w:suppressAutoHyphens w:val="0"/>
+              <w:spacing w:after="0" w:line="240" w:lineRule="auto"/>
+              <w:rPr>
+                <w:rFonts w:ascii="Segoe UI" w:hAnsi="Segoe UI" w:cs="Segoe UI"/>
+                <w:color w:val="000000"/>
+                <w:sz w:val="19"/>
+                <w:szCs w:val="19"/>
+              </w:rPr>
+            </w:pPr>
+            <w:r>
+              <w:rPr>
+                <w:rFonts w:ascii="Segoe UI" w:hAnsi="Segoe UI" w:cs="Segoe UI"/>
+                <w:color w:val="000000"/>
+                <w:sz w:val="19"/>
+                <w:szCs w:val="19"/>
+              </w:rPr>
+              <w:t>NOT NULL</w:t>
+            </w:r>
+          </w:p>
+        </w:tc>
+        <w:tc>
+          <w:tcPr>
+            <w:tcW w:w="3118" w:type="dxa"/>
+            <w:shd w:val="clear" w:color="000000" w:fill="FFFFFF"/>
+            <w:vAlign w:val="center"/>
+            <w:hideMark/>
+          </w:tcPr>
+          <w:p>
+            <w:pPr>
+              <w:keepNext w:val="0"/>
+              <w:suppressAutoHyphens w:val="0"/>
+              <w:spacing w:after="0" w:line="240" w:lineRule="auto"/>
+              <w:rPr>
+                <w:rFonts w:ascii="Segoe UI" w:hAnsi="Segoe UI" w:cs="Segoe UI"/>
+                <w:color w:val="000000"/>
+                <w:sz w:val="19"/>
+                <w:szCs w:val="19"/>
+              </w:rPr>
+            </w:pPr>
+            <w:r>
+              <w:rPr>
+                <w:rFonts w:ascii="Segoe UI" w:hAnsi="Segoe UI" w:cs="Segoe UI"/>
+                <w:color w:val="000000"/>
+                <w:sz w:val="19"/>
+                <w:szCs w:val="19"/>
+              </w:rPr>
+              <w:t>Nombre del evento</w:t>
+            </w:r>
+          </w:p>
+        </w:tc>
+      </w:tr>
+      <w:tr>
+        <w:trPr>
+          <w:trHeight w:val="465"/>
+        </w:trPr>
+        <w:tc>
+          <w:tcPr>
+            <w:tcW w:w="1701" w:type="dxa"/>
+            <w:shd w:val="clear" w:color="000000" w:fill="FFFFFF"/>
+            <w:vAlign w:val="center"/>
+            <w:hideMark/>
+          </w:tcPr>
+          <w:p>
+            <w:pPr>
+              <w:keepNext w:val="0"/>
+              <w:suppressAutoHyphens w:val="0"/>
+              <w:spacing w:after="0" w:line="240" w:lineRule="auto"/>
+              <w:rPr>
+                <w:rFonts w:ascii="Segoe UI" w:hAnsi="Segoe UI" w:cs="Segoe UI"/>
+                <w:b/>
+                <w:bCs/>
+                <w:color w:val="000000"/>
+                <w:sz w:val="19"/>
+                <w:szCs w:val="19"/>
+              </w:rPr>
+            </w:pPr>
+            <w:proofErr w:type="spellStart"/>
+            <w:r>
+              <w:rPr>
+                <w:rFonts w:ascii="Segoe UI" w:hAnsi="Segoe UI" w:cs="Segoe UI"/>
+                <w:b/>
+                <w:bCs/>
+                <w:color w:val="000000"/>
+                <w:sz w:val="19"/>
+                <w:szCs w:val="19"/>
+              </w:rPr>
+              <w:t>descripcion</w:t>
+            </w:r>
+            <w:proofErr w:type="spellEnd"/>
+          </w:p>
+        </w:tc>
+        <w:tc>
+          <w:tcPr>
+            <w:tcW w:w="1559" w:type="dxa"/>
+            <w:shd w:val="clear" w:color="000000" w:fill="FFFFFF"/>
+            <w:vAlign w:val="center"/>
+            <w:hideMark/>
+          </w:tcPr>
+          <w:p>
+            <w:pPr>
+              <w:keepNext w:val="0"/>
+              <w:suppressAutoHyphens w:val="0"/>
+              <w:spacing w:after="0" w:line="240" w:lineRule="auto"/>
+              <w:rPr>
+                <w:rFonts w:ascii="Segoe UI" w:hAnsi="Segoe UI" w:cs="Segoe UI"/>
+                <w:color w:val="000000"/>
+                <w:sz w:val="19"/>
+                <w:szCs w:val="19"/>
+              </w:rPr>
+            </w:pPr>
+            <w:r>
+              <w:rPr>
+                <w:rFonts w:ascii="Segoe UI" w:hAnsi="Segoe UI" w:cs="Segoe UI"/>
+                <w:color w:val="000000"/>
+                <w:sz w:val="19"/>
+                <w:szCs w:val="19"/>
+              </w:rPr>
+              <w:t>TEXT</w:t>
+            </w:r>
+          </w:p>
+        </w:tc>
+        <w:tc>
+          <w:tcPr>
+            <w:tcW w:w="2127" w:type="dxa"/>
+            <w:shd w:val="clear" w:color="000000" w:fill="FFFFFF"/>
+            <w:vAlign w:val="center"/>
+            <w:hideMark/>
+          </w:tcPr>
+          <w:p>
+            <w:pPr>
+              <w:keepNext w:val="0"/>
+              <w:suppressAutoHyphens w:val="0"/>
+              <w:spacing w:after="0" w:line="240" w:lineRule="auto"/>
+              <w:rPr>
+                <w:rFonts w:ascii="Segoe UI" w:hAnsi="Segoe UI" w:cs="Segoe UI"/>
+                <w:color w:val="000000"/>
+                <w:sz w:val="19"/>
+                <w:szCs w:val="19"/>
+              </w:rPr>
+            </w:pPr>
+            <w:r>
+              <w:rPr>
+                <w:rFonts w:ascii="Segoe UI" w:hAnsi="Segoe UI" w:cs="Segoe UI"/>
+                <w:color w:val="000000"/>
+                <w:sz w:val="19"/>
+                <w:szCs w:val="19"/>
+              </w:rPr>
+              <w:t>NULL</w:t>
+            </w:r>
+          </w:p>
+        </w:tc>
+        <w:tc>
+          <w:tcPr>
+            <w:tcW w:w="3118" w:type="dxa"/>
+            <w:shd w:val="clear" w:color="000000" w:fill="FFFFFF"/>
+            <w:vAlign w:val="center"/>
+            <w:hideMark/>
+          </w:tcPr>
+          <w:p>
+            <w:pPr>
+              <w:keepNext w:val="0"/>
+              <w:suppressAutoHyphens w:val="0"/>
+              <w:spacing w:after="0" w:line="240" w:lineRule="auto"/>
+              <w:rPr>
+                <w:rFonts w:ascii="Segoe UI" w:hAnsi="Segoe UI" w:cs="Segoe UI"/>
+                <w:color w:val="000000"/>
+                <w:sz w:val="19"/>
+                <w:szCs w:val="19"/>
+              </w:rPr>
+            </w:pPr>
+            <w:r>
+              <w:rPr>
+                <w:rFonts w:ascii="Segoe UI" w:hAnsi="Segoe UI" w:cs="Segoe UI"/>
+                <w:color w:val="000000"/>
+                <w:sz w:val="19"/>
+                <w:szCs w:val="19"/>
+              </w:rPr>
+              <w:t>Detalles adicionales</w:t>
+            </w:r>
+          </w:p>
+        </w:tc>
+      </w:tr>
+      <w:tr>
+        <w:trPr>
+          <w:trHeight w:val="465"/>
+        </w:trPr>
+        <w:tc>
+          <w:tcPr>
+            <w:tcW w:w="1701" w:type="dxa"/>
+            <w:shd w:val="clear" w:color="000000" w:fill="FFFFFF"/>
+            <w:vAlign w:val="center"/>
+            <w:hideMark/>
+          </w:tcPr>
+          <w:p>
+            <w:pPr>
+              <w:keepNext w:val="0"/>
+              <w:suppressAutoHyphens w:val="0"/>
+              <w:spacing w:after="0" w:line="240" w:lineRule="auto"/>
+              <w:rPr>
+                <w:rFonts w:ascii="Segoe UI" w:hAnsi="Segoe UI" w:cs="Segoe UI"/>
+                <w:b/>
+                <w:bCs/>
+                <w:color w:val="000000"/>
+                <w:sz w:val="19"/>
+                <w:szCs w:val="19"/>
+              </w:rPr>
+            </w:pPr>
+            <w:proofErr w:type="spellStart"/>
+            <w:r>
+              <w:rPr>
+                <w:rFonts w:ascii="Segoe UI" w:hAnsi="Segoe UI" w:cs="Segoe UI"/>
+                <w:b/>
+                <w:bCs/>
+                <w:color w:val="000000"/>
+                <w:sz w:val="19"/>
+                <w:szCs w:val="19"/>
+              </w:rPr>
+              <w:t>f</w:t>
+            </w:r>
+            <w:r>
+              <w:rPr>
+                <w:rFonts w:ascii="Segoe UI" w:hAnsi="Segoe UI" w:cs="Segoe UI"/>
+                <w:b/>
+                <w:bCs/>
+                <w:color w:val="000000"/>
+                <w:sz w:val="19"/>
+                <w:szCs w:val="19"/>
+              </w:rPr>
+              <w:t>echa</w:t>
+            </w:r>
+            <w:r>
+              <w:rPr>
+                <w:rFonts w:ascii="Segoe UI" w:hAnsi="Segoe UI" w:cs="Segoe UI"/>
+                <w:b/>
+                <w:bCs/>
+                <w:color w:val="000000"/>
+                <w:sz w:val="19"/>
+                <w:szCs w:val="19"/>
+              </w:rPr>
+              <w:t>_hora</w:t>
+            </w:r>
+            <w:proofErr w:type="spellEnd"/>
+          </w:p>
+        </w:tc>
+        <w:tc>
+          <w:tcPr>
+            <w:tcW w:w="1559" w:type="dxa"/>
+            <w:shd w:val="clear" w:color="000000" w:fill="FFFFFF"/>
+            <w:vAlign w:val="center"/>
+            <w:hideMark/>
+          </w:tcPr>
+          <w:p>
+            <w:pPr>
+              <w:keepNext w:val="0"/>
+              <w:suppressAutoHyphens w:val="0"/>
+              <w:spacing w:after="0" w:line="240" w:lineRule="auto"/>
+              <w:rPr>
+                <w:rFonts w:ascii="Segoe UI" w:hAnsi="Segoe UI" w:cs="Segoe UI"/>
+                <w:color w:val="000000"/>
+                <w:sz w:val="19"/>
+                <w:szCs w:val="19"/>
+              </w:rPr>
+            </w:pPr>
+            <w:r>
+              <w:rPr>
+                <w:rFonts w:ascii="Segoe UI" w:hAnsi="Segoe UI" w:cs="Segoe UI"/>
+                <w:color w:val="000000"/>
+                <w:sz w:val="19"/>
+                <w:szCs w:val="19"/>
+              </w:rPr>
+              <w:t>DATETIME</w:t>
+            </w:r>
+          </w:p>
+        </w:tc>
+        <w:tc>
+          <w:tcPr>
+            <w:tcW w:w="2127" w:type="dxa"/>
+            <w:shd w:val="clear" w:color="000000" w:fill="FFFFFF"/>
+            <w:vAlign w:val="center"/>
+            <w:hideMark/>
+          </w:tcPr>
+          <w:p>
+            <w:pPr>
+              <w:keepNext w:val="0"/>
+              <w:suppressAutoHyphens w:val="0"/>
+              <w:spacing w:after="0" w:line="240" w:lineRule="auto"/>
+              <w:rPr>
+                <w:rFonts w:ascii="Segoe UI" w:hAnsi="Segoe UI" w:cs="Segoe UI"/>
+                <w:color w:val="000000"/>
+                <w:sz w:val="19"/>
+                <w:szCs w:val="19"/>
+              </w:rPr>
+            </w:pPr>
+            <w:r>
+              <w:rPr>
+                <w:rFonts w:ascii="Segoe UI" w:hAnsi="Segoe UI" w:cs="Segoe UI"/>
+                <w:color w:val="000000"/>
+                <w:sz w:val="19"/>
+                <w:szCs w:val="19"/>
+              </w:rPr>
+              <w:t>NOT NULL</w:t>
+            </w:r>
+          </w:p>
+        </w:tc>
+        <w:tc>
+          <w:tcPr>
+            <w:tcW w:w="3118" w:type="dxa"/>
+            <w:shd w:val="clear" w:color="000000" w:fill="FFFFFF"/>
+            <w:vAlign w:val="center"/>
+            <w:hideMark/>
+          </w:tcPr>
+          <w:p>
+            <w:pPr>
+              <w:keepNext w:val="0"/>
+              <w:suppressAutoHyphens w:val="0"/>
+              <w:spacing w:after="0" w:line="240" w:lineRule="auto"/>
+              <w:rPr>
+                <w:rFonts w:ascii="Segoe UI" w:hAnsi="Segoe UI" w:cs="Segoe UI"/>
+                <w:color w:val="000000"/>
+                <w:sz w:val="19"/>
+                <w:szCs w:val="19"/>
+              </w:rPr>
+            </w:pPr>
+            <w:r>
+              <w:rPr>
+                <w:rFonts w:ascii="Segoe UI" w:hAnsi="Segoe UI" w:cs="Segoe UI"/>
+                <w:color w:val="000000"/>
+                <w:sz w:val="19"/>
+                <w:szCs w:val="19"/>
+              </w:rPr>
+              <w:t>Fecha y hora</w:t>
+            </w:r>
+          </w:p>
+        </w:tc>
+      </w:tr>
+      <w:tr>
+        <w:trPr>
+          <w:trHeight w:val="465"/>
+        </w:trPr>
+        <w:tc>
+          <w:tcPr>
+            <w:tcW w:w="1701" w:type="dxa"/>
+            <w:shd w:val="clear" w:color="000000" w:fill="FFFFFF"/>
+            <w:vAlign w:val="center"/>
+          </w:tcPr>
+          <w:p>
+            <w:pPr>
+              <w:keepNext w:val="0"/>
+              <w:suppressAutoHyphens w:val="0"/>
+              <w:spacing w:after="0" w:line="240" w:lineRule="auto"/>
+              <w:rPr>
+                <w:rFonts w:ascii="Segoe UI" w:hAnsi="Segoe UI" w:cs="Segoe UI"/>
+                <w:b/>
+                <w:bCs/>
+                <w:color w:val="000000"/>
+                <w:sz w:val="19"/>
+                <w:szCs w:val="19"/>
+              </w:rPr>
+            </w:pPr>
+            <w:proofErr w:type="spellStart"/>
+            <w:r>
+              <w:rPr>
+                <w:rFonts w:ascii="Segoe UI" w:hAnsi="Segoe UI" w:cs="Segoe UI"/>
+                <w:b/>
+                <w:bCs/>
+                <w:color w:val="000000"/>
+                <w:sz w:val="19"/>
+                <w:szCs w:val="19"/>
+              </w:rPr>
+              <w:t>tipo_evento</w:t>
+            </w:r>
+            <w:proofErr w:type="spellEnd"/>
+          </w:p>
+        </w:tc>
+        <w:tc>
+          <w:tcPr>
+            <w:tcW w:w="1559" w:type="dxa"/>
+            <w:shd w:val="clear" w:color="000000" w:fill="FFFFFF"/>
+            <w:vAlign w:val="center"/>
+          </w:tcPr>
+          <w:p>
+            <w:pPr>
+              <w:keepNext w:val="0"/>
+              <w:suppressAutoHyphens w:val="0"/>
+              <w:spacing w:after="0" w:line="240" w:lineRule="auto"/>
+              <w:rPr>
+                <w:rFonts w:ascii="Segoe UI" w:hAnsi="Segoe UI" w:cs="Segoe UI"/>
+                <w:color w:val="000000"/>
+                <w:sz w:val="19"/>
+                <w:szCs w:val="19"/>
+              </w:rPr>
+            </w:pPr>
+            <w:r>
+              <w:rPr>
+                <w:rFonts w:ascii="Segoe UI" w:hAnsi="Segoe UI" w:cs="Segoe UI"/>
+                <w:color w:val="000000"/>
+                <w:sz w:val="19"/>
+                <w:szCs w:val="19"/>
+              </w:rPr>
+              <w:t>ENUM</w:t>
+            </w:r>
+          </w:p>
+        </w:tc>
+        <w:tc>
+          <w:tcPr>
+            <w:tcW w:w="2127" w:type="dxa"/>
+            <w:shd w:val="clear" w:color="000000" w:fill="FFFFFF"/>
+            <w:vAlign w:val="center"/>
+          </w:tcPr>
+          <w:p>
+            <w:pPr>
+              <w:keepNext w:val="0"/>
+              <w:suppressAutoHyphens w:val="0"/>
+              <w:spacing w:after="0" w:line="240" w:lineRule="auto"/>
+              <w:rPr>
+                <w:rFonts w:ascii="Segoe UI" w:hAnsi="Segoe UI" w:cs="Segoe UI"/>
+                <w:color w:val="000000"/>
+                <w:sz w:val="19"/>
+                <w:szCs w:val="19"/>
+              </w:rPr>
+            </w:pPr>
+            <w:r>
+              <w:rPr>
+                <w:rFonts w:ascii="Segoe UI" w:hAnsi="Segoe UI" w:cs="Segoe UI"/>
+                <w:color w:val="000000"/>
+                <w:sz w:val="19"/>
+                <w:szCs w:val="19"/>
+              </w:rPr>
+              <w:t>NOT NULL</w:t>
+            </w:r>
+          </w:p>
+        </w:tc>
+        <w:tc>
+          <w:tcPr>
+            <w:tcW w:w="3118" w:type="dxa"/>
+            <w:shd w:val="clear" w:color="000000" w:fill="FFFFFF"/>
+            <w:vAlign w:val="center"/>
+          </w:tcPr>
+          <w:p>
+            <w:pPr>
+              <w:keepNext w:val="0"/>
+              <w:suppressAutoHyphens w:val="0"/>
+              <w:spacing w:after="0" w:line="240" w:lineRule="auto"/>
+              <w:rPr>
+                <w:rFonts w:ascii="Segoe UI" w:hAnsi="Segoe UI" w:cs="Segoe UI"/>
+                <w:color w:val="000000"/>
+                <w:sz w:val="19"/>
+                <w:szCs w:val="19"/>
+              </w:rPr>
+            </w:pPr>
+            <w:r>
+              <w:rPr>
+                <w:rFonts w:ascii="Segoe UI" w:hAnsi="Segoe UI" w:cs="Segoe UI"/>
+                <w:color w:val="000000"/>
+                <w:sz w:val="19"/>
+                <w:szCs w:val="19"/>
+              </w:rPr>
+              <w:t>‘</w:t>
+            </w:r>
+            <w:r>
+              <w:rPr>
+                <w:rFonts w:ascii="Segoe UI" w:hAnsi="Segoe UI" w:cs="Segoe UI"/>
+                <w:color w:val="000000"/>
+                <w:sz w:val="19"/>
+                <w:szCs w:val="19"/>
+              </w:rPr>
+              <w:t>n</w:t>
+            </w:r>
+            <w:r>
+              <w:rPr>
+                <w:rFonts w:ascii="Segoe UI" w:hAnsi="Segoe UI" w:cs="Segoe UI"/>
+                <w:color w:val="000000"/>
+                <w:sz w:val="19"/>
+                <w:szCs w:val="19"/>
+              </w:rPr>
+              <w:t>acional’, ‘</w:t>
+            </w:r>
+            <w:r>
+              <w:rPr>
+                <w:rFonts w:ascii="Segoe UI" w:hAnsi="Segoe UI" w:cs="Segoe UI"/>
+                <w:color w:val="000000"/>
+                <w:sz w:val="19"/>
+                <w:szCs w:val="19"/>
+              </w:rPr>
+              <w:t>a</w:t>
+            </w:r>
+            <w:r>
+              <w:rPr>
+                <w:rFonts w:ascii="Segoe UI" w:hAnsi="Segoe UI" w:cs="Segoe UI"/>
+                <w:color w:val="000000"/>
+                <w:sz w:val="19"/>
+                <w:szCs w:val="19"/>
+              </w:rPr>
+              <w:t>utonomico’, ‘</w:t>
+            </w:r>
+            <w:r>
+              <w:rPr>
+                <w:rFonts w:ascii="Segoe UI" w:hAnsi="Segoe UI" w:cs="Segoe UI"/>
+                <w:color w:val="000000"/>
+                <w:sz w:val="19"/>
+                <w:szCs w:val="19"/>
+              </w:rPr>
+              <w:t>p</w:t>
+            </w:r>
+            <w:r>
+              <w:rPr>
+                <w:rFonts w:ascii="Segoe UI" w:hAnsi="Segoe UI" w:cs="Segoe UI"/>
+                <w:color w:val="000000"/>
+                <w:sz w:val="19"/>
+                <w:szCs w:val="19"/>
+              </w:rPr>
+              <w:t>rovincial’, ‘</w:t>
+            </w:r>
+            <w:r>
+              <w:rPr>
+                <w:rFonts w:ascii="Segoe UI" w:hAnsi="Segoe UI" w:cs="Segoe UI"/>
+                <w:color w:val="000000"/>
+                <w:sz w:val="19"/>
+                <w:szCs w:val="19"/>
+              </w:rPr>
+              <w:t>c</w:t>
+            </w:r>
+            <w:r>
+              <w:rPr>
+                <w:rFonts w:ascii="Segoe UI" w:hAnsi="Segoe UI" w:cs="Segoe UI"/>
+                <w:color w:val="000000"/>
+                <w:sz w:val="19"/>
+                <w:szCs w:val="19"/>
+              </w:rPr>
+              <w:t>ontrol’</w:t>
+            </w:r>
+            <w:r>
+              <w:rPr>
+                <w:rFonts w:ascii="Segoe UI" w:hAnsi="Segoe UI" w:cs="Segoe UI"/>
+                <w:color w:val="000000"/>
+                <w:sz w:val="19"/>
+                <w:szCs w:val="19"/>
+              </w:rPr>
+              <w:t>, ‘escolares’</w:t>
+            </w:r>
+          </w:p>
+        </w:tc>
+      </w:tr>
+      <w:tr>
+        <w:trPr>
+          <w:trHeight w:val="465"/>
+        </w:trPr>
+        <w:tc>
+          <w:tcPr>
+            <w:tcW w:w="1701" w:type="dxa"/>
+            <w:shd w:val="clear" w:color="000000" w:fill="FFFFFF"/>
+            <w:vAlign w:val="center"/>
+          </w:tcPr>
+          <w:p>
+            <w:pPr>
+              <w:keepNext w:val="0"/>
+              <w:suppressAutoHyphens w:val="0"/>
+              <w:spacing w:after="0" w:line="240" w:lineRule="auto"/>
+              <w:rPr>
+                <w:rFonts w:ascii="Segoe UI" w:hAnsi="Segoe UI" w:cs="Segoe UI"/>
+                <w:b/>
+                <w:bCs/>
+                <w:color w:val="000000"/>
+                <w:sz w:val="19"/>
+                <w:szCs w:val="19"/>
+              </w:rPr>
+            </w:pPr>
+            <w:proofErr w:type="spellStart"/>
+            <w:r>
+              <w:rPr>
+                <w:rFonts w:ascii="Segoe UI" w:hAnsi="Segoe UI" w:cs="Segoe UI"/>
+                <w:b/>
+                <w:bCs/>
+                <w:color w:val="000000"/>
+                <w:sz w:val="19"/>
+                <w:szCs w:val="19"/>
+              </w:rPr>
+              <w:t>tipo_pista</w:t>
+            </w:r>
+            <w:proofErr w:type="spellEnd"/>
+          </w:p>
+        </w:tc>
+        <w:tc>
+          <w:tcPr>
+            <w:tcW w:w="1559" w:type="dxa"/>
+            <w:shd w:val="clear" w:color="000000" w:fill="FFFFFF"/>
+            <w:vAlign w:val="center"/>
+          </w:tcPr>
+          <w:p>
+            <w:pPr>
+              <w:keepNext w:val="0"/>
+              <w:suppressAutoHyphens w:val="0"/>
+              <w:spacing w:after="0" w:line="240" w:lineRule="auto"/>
+              <w:rPr>
+                <w:rFonts w:ascii="Segoe UI" w:hAnsi="Segoe UI" w:cs="Segoe UI"/>
+                <w:color w:val="000000"/>
+                <w:sz w:val="19"/>
+                <w:szCs w:val="19"/>
+              </w:rPr>
+            </w:pPr>
+            <w:r>
+              <w:rPr>
+                <w:rFonts w:ascii="Segoe UI" w:hAnsi="Segoe UI" w:cs="Segoe UI"/>
+                <w:color w:val="000000"/>
+                <w:sz w:val="19"/>
+                <w:szCs w:val="19"/>
+              </w:rPr>
+              <w:t>ENUM</w:t>
+            </w:r>
+          </w:p>
+        </w:tc>
+        <w:tc>
+          <w:tcPr>
+            <w:tcW w:w="2127" w:type="dxa"/>
+            <w:shd w:val="clear" w:color="000000" w:fill="FFFFFF"/>
+            <w:vAlign w:val="center"/>
+          </w:tcPr>
+          <w:p>
+            <w:pPr>
+              <w:keepNext w:val="0"/>
+              <w:suppressAutoHyphens w:val="0"/>
+              <w:spacing w:after="0" w:line="240" w:lineRule="auto"/>
+              <w:rPr>
+                <w:rFonts w:ascii="Segoe UI" w:hAnsi="Segoe UI" w:cs="Segoe UI"/>
+                <w:color w:val="000000"/>
+                <w:sz w:val="19"/>
+                <w:szCs w:val="19"/>
+              </w:rPr>
+            </w:pPr>
+            <w:r>
+              <w:rPr>
+                <w:rFonts w:ascii="Segoe UI" w:hAnsi="Segoe UI" w:cs="Segoe UI"/>
+                <w:color w:val="000000"/>
+                <w:sz w:val="19"/>
+                <w:szCs w:val="19"/>
+              </w:rPr>
+              <w:t>NOT NULL</w:t>
+            </w:r>
+          </w:p>
+        </w:tc>
+        <w:tc>
+          <w:tcPr>
+            <w:tcW w:w="3118" w:type="dxa"/>
+            <w:shd w:val="clear" w:color="000000" w:fill="FFFFFF"/>
+            <w:vAlign w:val="center"/>
+          </w:tcPr>
+          <w:p>
+            <w:pPr>
+              <w:keepNext w:val="0"/>
+              <w:suppressAutoHyphens w:val="0"/>
+              <w:spacing w:after="0" w:line="240" w:lineRule="auto"/>
+              <w:rPr>
+                <w:rFonts w:ascii="Segoe UI" w:hAnsi="Segoe UI" w:cs="Segoe UI"/>
+                <w:color w:val="000000"/>
+                <w:sz w:val="19"/>
+                <w:szCs w:val="19"/>
+              </w:rPr>
+            </w:pPr>
+            <w:r>
+              <w:rPr>
+                <w:rFonts w:ascii="Segoe UI" w:hAnsi="Segoe UI" w:cs="Segoe UI"/>
+                <w:color w:val="000000"/>
+                <w:sz w:val="19"/>
+                <w:szCs w:val="19"/>
+              </w:rPr>
+              <w:t>‘aire libre’, ‘pista cubierta’, ‘cross’</w:t>
+            </w:r>
+          </w:p>
+        </w:tc>
+      </w:tr>
+    </w:tbl>
+    <w:p/>
+    <w:p>
+      <w:pPr>
+        <w:pStyle w:val="Heading3"/>
+        <w:keepNext w:val="0"/>
+        <w:widowControl w:val="0"/>
+        <w:pBdr>
+          <w:bottom w:val="none" w:sz="0" w:space="0" w:color="auto"/>
+        </w:pBdr>
+        <w:spacing w:before="360" w:after="120"/>
+        <w:ind w:left="360"/>
+        <w:rPr>
+          <w:szCs w:val="24"/>
+        </w:rPr>
+      </w:pPr>
+    </w:p>
+    <w:p>
+      <w:pPr>
+        <w:pStyle w:val="Heading3"/>
+        <w:keepNext w:val="0"/>
+        <w:widowControl w:val="0"/>
+        <w:pBdr>
+          <w:bottom w:val="none" w:sz="0" w:space="0" w:color="auto"/>
+        </w:pBdr>
+        <w:spacing w:before="360" w:after="120"/>
+        <w:ind w:left="360"/>
+        <w:rPr>
+          <w:szCs w:val="24"/>
+        </w:rPr>
+      </w:pPr>
+    </w:p>
+    <w:p>
+      <w:pPr>
+        <w:pStyle w:val="Heading3"/>
+        <w:keepNext w:val="0"/>
+        <w:widowControl w:val="0"/>
+        <w:pBdr>
+          <w:bottom w:val="none" w:sz="0" w:space="0" w:color="auto"/>
+        </w:pBdr>
+        <w:spacing w:before="360" w:after="120"/>
+        <w:ind w:left="360"/>
+        <w:rPr>
+          <w:szCs w:val="24"/>
+        </w:rPr>
+      </w:pPr>
+    </w:p>
+    <w:p>
+      <w:pPr>
+        <w:pStyle w:val="Heading3"/>
+        <w:keepNext w:val="0"/>
+        <w:widowControl w:val="0"/>
+        <w:pBdr>
+          <w:bottom w:val="none" w:sz="0" w:space="0" w:color="auto"/>
+        </w:pBdr>
+        <w:spacing w:before="360" w:after="120"/>
+        <w:ind w:left="360"/>
+        <w:rPr>
+          <w:szCs w:val="24"/>
+        </w:rPr>
+      </w:pPr>
+    </w:p>
+    <w:p>
+      <w:pPr>
+        <w:keepNext w:val="0"/>
+        <w:widowControl w:val="0"/>
+      </w:pPr>
+    </w:p>
+    <w:p>
+      <w:pPr>
+        <w:pStyle w:val="Heading3"/>
         <w:keepNext w:val="0"/>
         <w:widowControl w:val="0"/>
         <w:pBdr>
@@ -22221,6 +25000,7 @@
         <w:rPr>
           <w:szCs w:val="24"/>
         </w:rPr>
+        <w:lastRenderedPageBreak/>
         <w:t>3.</w:t>
       </w:r>
       <w:r>
@@ -22238,7 +25018,7 @@
     </w:p>
     <w:p>
       <w:pPr>
-        <w:pStyle w:val="Ttulo2"/>
+        <w:pStyle w:val="Heading2"/>
         <w:keepNext w:val="0"/>
         <w:widowControl w:val="0"/>
         <w:shd w:val="clear" w:color="auto" w:fill="FFFFFF" w:themeFill="background1"/>
@@ -22286,7 +25066,7 @@
     </w:p>
     <w:p>
       <w:pPr>
-        <w:pStyle w:val="Ttulo2"/>
+        <w:pStyle w:val="Heading2"/>
         <w:keepNext w:val="0"/>
         <w:widowControl w:val="0"/>
         <w:shd w:val="clear" w:color="auto" w:fill="FFFFFF" w:themeFill="background1"/>
@@ -22303,7 +25083,7 @@
     </w:p>
     <w:p>
       <w:pPr>
-        <w:pStyle w:val="Ttulo2"/>
+        <w:pStyle w:val="Heading2"/>
         <w:keepNext w:val="0"/>
         <w:widowControl w:val="0"/>
         <w:shd w:val="clear" w:color="auto" w:fill="FFFFFF" w:themeFill="background1"/>
@@ -22365,7 +25145,7 @@
     </w:p>
     <w:p>
       <w:pPr>
-        <w:pStyle w:val="Ttulo2"/>
+        <w:pStyle w:val="Heading2"/>
         <w:keepNext w:val="0"/>
         <w:widowControl w:val="0"/>
         <w:shd w:val="clear" w:color="auto" w:fill="FFFFFF" w:themeFill="background1"/>
@@ -22392,7 +25172,7 @@
     </w:p>
     <w:p>
       <w:pPr>
-        <w:pStyle w:val="Ttulo2"/>
+        <w:pStyle w:val="Heading2"/>
         <w:keepNext w:val="0"/>
         <w:widowControl w:val="0"/>
         <w:numPr>
@@ -22445,7 +25225,7 @@
     </w:p>
     <w:p>
       <w:pPr>
-        <w:pStyle w:val="Ttulo2"/>
+        <w:pStyle w:val="Heading2"/>
         <w:keepNext w:val="0"/>
         <w:widowControl w:val="0"/>
         <w:numPr>
@@ -22491,7 +25271,7 @@
     </w:p>
     <w:p>
       <w:pPr>
-        <w:pStyle w:val="Ttulo2"/>
+        <w:pStyle w:val="Heading2"/>
         <w:keepNext w:val="0"/>
         <w:widowControl w:val="0"/>
         <w:numPr>
@@ -22537,7 +25317,7 @@
     </w:p>
     <w:p>
       <w:pPr>
-        <w:pStyle w:val="Ttulo1"/>
+        <w:pStyle w:val="Heading1"/>
         <w:keepNext w:val="0"/>
         <w:widowControl w:val="0"/>
         <w:pBdr>
@@ -22553,7 +25333,7 @@
     </w:p>
     <w:p>
       <w:pPr>
-        <w:pStyle w:val="Ttulo2"/>
+        <w:pStyle w:val="Heading2"/>
         <w:keepNext w:val="0"/>
         <w:widowControl w:val="0"/>
         <w:shd w:val="clear" w:color="auto" w:fill="FFFFFF" w:themeFill="background1"/>
@@ -22615,7 +25395,7 @@
     </w:p>
     <w:p>
       <w:pPr>
-        <w:pStyle w:val="Ttulo2"/>
+        <w:pStyle w:val="Heading2"/>
         <w:keepNext w:val="0"/>
         <w:widowControl w:val="0"/>
         <w:shd w:val="clear" w:color="auto" w:fill="FFFFFF" w:themeFill="background1"/>
@@ -22658,12 +25438,34 @@
           <w:color w:val="212121"/>
           <w:sz w:val="24"/>
         </w:rPr>
-        <w:t>, nativa en entornos web modernos e incluida a través de Tailwind CSS. Destaca por su legibilidad en pantallas pequeñas y su aspecto limpio y profesional, ideal para la lectura densa de tablas de marcas deportivas y listados de atletas.</w:t>
-      </w:r>
-    </w:p>
-    <w:p>
-      <w:pPr>
-        <w:pStyle w:val="Ttulo2"/>
+        <w:t xml:space="preserve">, nativa en entornos web modernos e incluida a través de </w:t>
+      </w:r>
+      <w:proofErr w:type="spellStart"/>
+      <w:r>
+        <w:rPr>
+          <w:rFonts w:ascii="Segoe UI" w:eastAsia="Segoe UI" w:hAnsi="Segoe UI" w:cs="Segoe UI"/>
+          <w:i w:val="0"/>
+          <w:iCs w:val="0"/>
+          <w:color w:val="212121"/>
+          <w:sz w:val="24"/>
+        </w:rPr>
+        <w:t>Tailwind</w:t>
+      </w:r>
+      <w:proofErr w:type="spellEnd"/>
+      <w:r>
+        <w:rPr>
+          <w:rFonts w:ascii="Segoe UI" w:eastAsia="Segoe UI" w:hAnsi="Segoe UI" w:cs="Segoe UI"/>
+          <w:i w:val="0"/>
+          <w:iCs w:val="0"/>
+          <w:color w:val="212121"/>
+          <w:sz w:val="24"/>
+        </w:rPr>
+        <w:t xml:space="preserve"> CSS. Destaca por su legibilidad en pantallas pequeñas y su aspecto limpio y profesional, ideal para la lectura densa de tablas de marcas deportivas y listados de atletas.</w:t>
+      </w:r>
+    </w:p>
+    <w:p>
+      <w:pPr>
+        <w:pStyle w:val="Heading2"/>
         <w:keepNext w:val="0"/>
         <w:widowControl w:val="0"/>
         <w:shd w:val="clear" w:color="auto" w:fill="FFFFFF" w:themeFill="background1"/>
@@ -22681,7 +25483,7 @@
     </w:p>
     <w:p>
       <w:pPr>
-        <w:pStyle w:val="Ttulo2"/>
+        <w:pStyle w:val="Heading2"/>
         <w:keepNext w:val="0"/>
         <w:widowControl w:val="0"/>
         <w:shd w:val="clear" w:color="auto" w:fill="FFFFFF" w:themeFill="background1"/>
@@ -22699,7 +25501,7 @@
     </w:p>
     <w:p>
       <w:pPr>
-        <w:pStyle w:val="Ttulo2"/>
+        <w:pStyle w:val="Heading2"/>
         <w:keepNext w:val="0"/>
         <w:widowControl w:val="0"/>
         <w:shd w:val="clear" w:color="auto" w:fill="FFFFFF" w:themeFill="background1"/>
@@ -22717,14 +25519,8 @@
     </w:p>
     <w:p>
       <w:pPr>
-        <w:pStyle w:val="Ttulo1"/>
+        <w:pStyle w:val="Heading1"/>
         <w:sectPr>
-          <w:headerReference w:type="even" r:id="rId91"/>
-          <w:headerReference w:type="default" r:id="rId92"/>
-          <w:footerReference w:type="even" r:id="rId93"/>
-          <w:footerReference w:type="default" r:id="rId94"/>
-          <w:headerReference w:type="first" r:id="rId95"/>
-          <w:footerReference w:type="first" r:id="rId96"/>
           <w:pgSz w:w="11906" w:h="16838"/>
           <w:pgMar w:top="1418" w:right="1418" w:bottom="1418" w:left="1418" w:header="709" w:footer="709" w:gutter="0"/>
           <w:cols w:space="720"/>
@@ -22735,7 +25531,7 @@
     </w:p>
     <w:p>
       <w:pPr>
-        <w:pStyle w:val="Ttulo2"/>
+        <w:pStyle w:val="Heading2"/>
         <w:keepNext w:val="0"/>
         <w:widowControl w:val="0"/>
         <w:shd w:val="clear" w:color="auto" w:fill="FFFFFF" w:themeFill="background1"/>
@@ -22776,7 +25572,7 @@
     </w:p>
     <w:p>
       <w:pPr>
-        <w:pStyle w:val="Ttulo1"/>
+        <w:pStyle w:val="Heading1"/>
         <w:keepNext w:val="0"/>
         <w:widowControl w:val="0"/>
         <w:pBdr>
@@ -22878,7 +25674,7 @@
                     <pic:cNvPicPr/>
                   </pic:nvPicPr>
                   <pic:blipFill>
-                    <a:blip r:embed="rId97" cstate="print">
+                    <a:blip r:embed="rId99" cstate="print">
                       <a:extLst>
                         <a:ext uri="{28A0092B-C50C-407E-A947-70E740481C1C}">
                           <a14:useLocalDpi xmlns:a14="http://schemas.microsoft.com/office/drawing/2010/main" val="0"/>
@@ -23008,7 +25804,7 @@
                     <pic:cNvPicPr/>
                   </pic:nvPicPr>
                   <pic:blipFill>
-                    <a:blip r:embed="rId98" cstate="print">
+                    <a:blip r:embed="rId100" cstate="print">
                       <a:extLst>
                         <a:ext uri="{28A0092B-C50C-407E-A947-70E740481C1C}">
                           <a14:useLocalDpi xmlns:a14="http://schemas.microsoft.com/office/drawing/2010/main" val="0"/>
@@ -23128,7 +25924,7 @@
     </w:p>
     <w:p>
       <w:pPr>
-        <w:pStyle w:val="Ttulo2"/>
+        <w:pStyle w:val="Heading2"/>
         <w:keepNext w:val="0"/>
         <w:widowControl w:val="0"/>
         <w:shd w:val="clear" w:color="auto" w:fill="FFFFFF" w:themeFill="background1"/>
@@ -23153,7 +25949,7 @@
     </w:p>
     <w:p>
       <w:pPr>
-        <w:pStyle w:val="Ttulo2"/>
+        <w:pStyle w:val="Heading2"/>
         <w:keepNext w:val="0"/>
         <w:widowControl w:val="0"/>
         <w:shd w:val="clear" w:color="auto" w:fill="FFFFFF" w:themeFill="background1"/>
@@ -23178,40 +25974,7 @@
           <w:sz w:val="24"/>
         </w:rPr>
         <w:lastRenderedPageBreak/>
-        <w:t>3.5.</w:t>
-      </w:r>
-      <w:r>
-        <w:rPr>
-          <w:rFonts w:ascii="Segoe UI" w:eastAsia="Segoe UI" w:hAnsi="Segoe UI" w:cs="Segoe UI"/>
-          <w:b/>
-          <w:i w:val="0"/>
-          <w:iCs w:val="0"/>
-          <w:color w:val="212121"/>
-          <w:sz w:val="24"/>
-        </w:rPr>
-        <w:t>4</w:t>
-      </w:r>
-      <w:r>
-        <w:rPr>
-          <w:rFonts w:ascii="Segoe UI" w:eastAsia="Segoe UI" w:hAnsi="Segoe UI" w:cs="Segoe UI"/>
-          <w:b/>
-          <w:i w:val="0"/>
-          <w:iCs w:val="0"/>
-          <w:color w:val="212121"/>
-          <w:sz w:val="24"/>
-        </w:rPr>
-        <w:t xml:space="preserve">. </w:t>
-      </w:r>
-      <w:r>
-        <w:rPr>
-          <w:rFonts w:ascii="Segoe UI" w:eastAsia="Segoe UI" w:hAnsi="Segoe UI" w:cs="Segoe UI"/>
-          <w:b/>
-          <w:i w:val="0"/>
-          <w:iCs w:val="0"/>
-          <w:color w:val="212121"/>
-          <w:sz w:val="24"/>
-        </w:rPr>
-        <w:t>Justificación de decisiones de diseño (UX)</w:t>
+        <w:t>3.5.4. Justificación de decisiones de diseño (UX)</w:t>
       </w:r>
     </w:p>
     <w:p>
@@ -23238,7 +26001,7 @@
     </w:p>
     <w:p>
       <w:pPr>
-        <w:pStyle w:val="Ttulo2"/>
+        <w:pStyle w:val="Heading2"/>
         <w:keepNext w:val="0"/>
         <w:widowControl w:val="0"/>
         <w:numPr>
@@ -23312,7 +26075,7 @@
     </w:p>
     <w:p>
       <w:pPr>
-        <w:pStyle w:val="Ttulo2"/>
+        <w:pStyle w:val="Heading2"/>
         <w:keepNext w:val="0"/>
         <w:widowControl w:val="0"/>
         <w:numPr>
@@ -23379,7 +26142,7 @@
     </w:p>
     <w:p>
       <w:pPr>
-        <w:pStyle w:val="Ttulo2"/>
+        <w:pStyle w:val="Heading2"/>
         <w:keepNext w:val="0"/>
         <w:widowControl w:val="0"/>
         <w:numPr>
@@ -23446,7 +26209,7 @@
     </w:p>
     <w:p>
       <w:pPr>
-        <w:pStyle w:val="Ttulo2"/>
+        <w:pStyle w:val="Heading2"/>
         <w:keepNext w:val="0"/>
         <w:widowControl w:val="0"/>
         <w:shd w:val="clear" w:color="auto" w:fill="FFFFFF" w:themeFill="background1"/>
@@ -23464,7 +26227,7 @@
     </w:p>
     <w:p>
       <w:pPr>
-        <w:pStyle w:val="Ttulo2"/>
+        <w:pStyle w:val="Heading2"/>
         <w:keepNext w:val="0"/>
         <w:widowControl w:val="0"/>
         <w:pBdr>
@@ -23486,7 +26249,7 @@
     </w:p>
     <w:p>
       <w:pPr>
-        <w:pStyle w:val="Ttulo3"/>
+        <w:pStyle w:val="Heading3"/>
         <w:pBdr>
           <w:bottom w:val="single" w:sz="7" w:space="0" w:color="D1D5DB"/>
         </w:pBdr>
@@ -23537,7 +26300,7 @@
     </w:p>
     <w:p>
       <w:pPr>
-        <w:pStyle w:val="Ttulo4"/>
+        <w:pStyle w:val="Heading4"/>
         <w:shd w:val="clear" w:color="auto" w:fill="FFFFFF" w:themeFill="background1"/>
         <w:spacing w:before="360" w:after="120"/>
         <w:ind w:left="720"/>
@@ -23574,7 +26337,7 @@
     </w:p>
     <w:p>
       <w:pPr>
-        <w:pStyle w:val="Ttulo4"/>
+        <w:pStyle w:val="Heading4"/>
         <w:shd w:val="clear" w:color="auto" w:fill="FFFFFF" w:themeFill="background1"/>
         <w:spacing w:before="360" w:after="120"/>
         <w:ind w:left="720"/>
@@ -23611,8 +26374,63 @@
           <w:color w:val="212121"/>
           <w:sz w:val="24"/>
         </w:rPr>
-        <w:t xml:space="preserve">Se utilizará un tablero tipo Kanban (GitHub Projects) dividido en las columnas básicas: Backlog, In Progress, Testing y Done. Además, para garantizar la calidad del código, se implementará un flujo de trabajo basado en </w:t>
-      </w:r>
+        <w:t xml:space="preserve">Se utilizará un tablero tipo Kanban (GitHub </w:t>
+      </w:r>
+      <w:proofErr w:type="spellStart"/>
+      <w:r>
+        <w:rPr>
+          <w:rFonts w:ascii="Segoe UI" w:eastAsia="Segoe UI" w:hAnsi="Segoe UI" w:cs="Segoe UI"/>
+          <w:color w:val="212121"/>
+          <w:sz w:val="24"/>
+        </w:rPr>
+        <w:t>Projects</w:t>
+      </w:r>
+      <w:proofErr w:type="spellEnd"/>
+      <w:r>
+        <w:rPr>
+          <w:rFonts w:ascii="Segoe UI" w:eastAsia="Segoe UI" w:hAnsi="Segoe UI" w:cs="Segoe UI"/>
+          <w:color w:val="212121"/>
+          <w:sz w:val="24"/>
+        </w:rPr>
+        <w:t xml:space="preserve">) dividido en las columnas básicas: Backlog, In </w:t>
+      </w:r>
+      <w:proofErr w:type="spellStart"/>
+      <w:r>
+        <w:rPr>
+          <w:rFonts w:ascii="Segoe UI" w:eastAsia="Segoe UI" w:hAnsi="Segoe UI" w:cs="Segoe UI"/>
+          <w:color w:val="212121"/>
+          <w:sz w:val="24"/>
+        </w:rPr>
+        <w:t>Progress</w:t>
+      </w:r>
+      <w:proofErr w:type="spellEnd"/>
+      <w:r>
+        <w:rPr>
+          <w:rFonts w:ascii="Segoe UI" w:eastAsia="Segoe UI" w:hAnsi="Segoe UI" w:cs="Segoe UI"/>
+          <w:color w:val="212121"/>
+          <w:sz w:val="24"/>
+        </w:rPr>
+        <w:t xml:space="preserve">, </w:t>
+      </w:r>
+      <w:proofErr w:type="spellStart"/>
+      <w:r>
+        <w:rPr>
+          <w:rFonts w:ascii="Segoe UI" w:eastAsia="Segoe UI" w:hAnsi="Segoe UI" w:cs="Segoe UI"/>
+          <w:color w:val="212121"/>
+          <w:sz w:val="24"/>
+        </w:rPr>
+        <w:t>Testing</w:t>
+      </w:r>
+      <w:proofErr w:type="spellEnd"/>
+      <w:r>
+        <w:rPr>
+          <w:rFonts w:ascii="Segoe UI" w:eastAsia="Segoe UI" w:hAnsi="Segoe UI" w:cs="Segoe UI"/>
+          <w:color w:val="212121"/>
+          <w:sz w:val="24"/>
+        </w:rPr>
+        <w:t xml:space="preserve"> y Done. Además, para garantizar la calidad del código, se implementará un flujo de trabajo basado en </w:t>
+      </w:r>
+      <w:proofErr w:type="spellStart"/>
       <w:r>
         <w:rPr>
           <w:rFonts w:ascii="Segoe UI" w:eastAsia="Segoe UI" w:hAnsi="Segoe UI" w:cs="Segoe UI"/>
@@ -23621,7 +26439,40 @@
           <w:color w:val="111827"/>
           <w:sz w:val="24"/>
         </w:rPr>
-        <w:t>Feature Branches (Ramas por funcionalidad)</w:t>
+        <w:t>Feature</w:t>
+      </w:r>
+      <w:proofErr w:type="spellEnd"/>
+      <w:r>
+        <w:rPr>
+          <w:rFonts w:ascii="Segoe UI" w:eastAsia="Segoe UI" w:hAnsi="Segoe UI" w:cs="Segoe UI"/>
+          <w:b/>
+          <w:bCs/>
+          <w:color w:val="111827"/>
+          <w:sz w:val="24"/>
+        </w:rPr>
+        <w:t xml:space="preserve"> </w:t>
+      </w:r>
+      <w:proofErr w:type="spellStart"/>
+      <w:r>
+        <w:rPr>
+          <w:rFonts w:ascii="Segoe UI" w:eastAsia="Segoe UI" w:hAnsi="Segoe UI" w:cs="Segoe UI"/>
+          <w:b/>
+          <w:bCs/>
+          <w:color w:val="111827"/>
+          <w:sz w:val="24"/>
+        </w:rPr>
+        <w:t>Branches</w:t>
+      </w:r>
+      <w:proofErr w:type="spellEnd"/>
+      <w:r>
+        <w:rPr>
+          <w:rFonts w:ascii="Segoe UI" w:eastAsia="Segoe UI" w:hAnsi="Segoe UI" w:cs="Segoe UI"/>
+          <w:b/>
+          <w:bCs/>
+          <w:color w:val="111827"/>
+          <w:sz w:val="24"/>
+        </w:rPr>
+        <w:t xml:space="preserve"> (Ramas por funcionalidad)</w:t>
       </w:r>
       <w:r>
         <w:rPr>
@@ -23647,7 +26498,25 @@
           <w:color w:val="212121"/>
           <w:sz w:val="24"/>
         </w:rPr>
-        <w:t xml:space="preserve"> y auto-revisiones de código antes de integrar cualquier cambio a la rama principal (</w:t>
+        <w:t xml:space="preserve"> y </w:t>
+      </w:r>
+      <w:proofErr w:type="spellStart"/>
+      <w:r>
+        <w:rPr>
+          <w:rFonts w:ascii="Segoe UI" w:eastAsia="Segoe UI" w:hAnsi="Segoe UI" w:cs="Segoe UI"/>
+          <w:color w:val="212121"/>
+          <w:sz w:val="24"/>
+        </w:rPr>
+        <w:t>auto-revisiones</w:t>
+      </w:r>
+      <w:proofErr w:type="spellEnd"/>
+      <w:r>
+        <w:rPr>
+          <w:rFonts w:ascii="Segoe UI" w:eastAsia="Segoe UI" w:hAnsi="Segoe UI" w:cs="Segoe UI"/>
+          <w:color w:val="212121"/>
+          <w:sz w:val="24"/>
+        </w:rPr>
+        <w:t xml:space="preserve"> de código antes de integrar cualquier cambio a la rama principal (</w:t>
       </w:r>
       <w:r>
         <w:rPr>
@@ -23690,7 +26559,7 @@
     </w:p>
     <w:p>
       <w:pPr>
-        <w:pStyle w:val="Ttulo3"/>
+        <w:pStyle w:val="Heading3"/>
         <w:keepNext w:val="0"/>
         <w:widowControl w:val="0"/>
         <w:pBdr>
@@ -23786,7 +26655,7 @@
                     <pic:cNvPicPr/>
                   </pic:nvPicPr>
                   <pic:blipFill>
-                    <a:blip r:embed="rId99">
+                    <a:blip r:embed="rId101">
                       <a:extLst>
                         <a:ext uri="{28A0092B-C50C-407E-A947-70E740481C1C}">
                           <a14:useLocalDpi xmlns:a14="http://schemas.microsoft.com/office/drawing/2010/main"/>
@@ -24405,7 +27274,23 @@
                 <w:rFonts w:ascii="Segoe UI" w:eastAsia="Segoe UI" w:hAnsi="Segoe UI" w:cs="Segoe UI"/>
                 <w:color w:val="1F2937"/>
               </w:rPr>
-              <w:t>Maquetación responsiva con React y Tailwind.</w:t>
+              <w:t xml:space="preserve">Maquetación responsiva con React y </w:t>
+            </w:r>
+            <w:proofErr w:type="spellStart"/>
+            <w:r>
+              <w:rPr>
+                <w:rFonts w:ascii="Segoe UI" w:eastAsia="Segoe UI" w:hAnsi="Segoe UI" w:cs="Segoe UI"/>
+                <w:color w:val="1F2937"/>
+              </w:rPr>
+              <w:t>Tailwind</w:t>
+            </w:r>
+            <w:proofErr w:type="spellEnd"/>
+            <w:r>
+              <w:rPr>
+                <w:rFonts w:ascii="Segoe UI" w:eastAsia="Segoe UI" w:hAnsi="Segoe UI" w:cs="Segoe UI"/>
+                <w:color w:val="1F2937"/>
+              </w:rPr>
+              <w:t>.</w:t>
             </w:r>
           </w:p>
         </w:tc>
@@ -24623,12 +27508,21 @@
             <w:pPr>
               <w:spacing w:after="0"/>
             </w:pPr>
+            <w:proofErr w:type="spellStart"/>
             <w:r>
               <w:rPr>
                 <w:rFonts w:ascii="Segoe UI" w:eastAsia="Segoe UI" w:hAnsi="Segoe UI" w:cs="Segoe UI"/>
                 <w:color w:val="1F2937"/>
               </w:rPr>
-              <w:t>Tests de validación, resolución de bugs y revisión Git.</w:t>
+              <w:t>Tests</w:t>
+            </w:r>
+            <w:proofErr w:type="spellEnd"/>
+            <w:r>
+              <w:rPr>
+                <w:rFonts w:ascii="Segoe UI" w:eastAsia="Segoe UI" w:hAnsi="Segoe UI" w:cs="Segoe UI"/>
+                <w:color w:val="1F2937"/>
+              </w:rPr>
+              <w:t xml:space="preserve"> de validación, resolución de bugs y revisión Git.</w:t>
             </w:r>
           </w:p>
         </w:tc>
@@ -24806,7 +27700,7 @@
     </w:p>
     <w:p>
       <w:pPr>
-        <w:pStyle w:val="Ttulo3"/>
+        <w:pStyle w:val="Heading3"/>
         <w:keepNext w:val="0"/>
         <w:widowControl w:val="0"/>
         <w:pBdr>
@@ -24848,7 +27742,7 @@
     </w:p>
     <w:p>
       <w:pPr>
-        <w:pStyle w:val="Ttulo2"/>
+        <w:pStyle w:val="Heading2"/>
         <w:keepNext w:val="0"/>
         <w:widowControl w:val="0"/>
         <w:shd w:val="clear" w:color="auto" w:fill="FFFFFF" w:themeFill="background1"/>
@@ -24898,12 +27792,38 @@
           <w:sz w:val="24"/>
           <w:szCs w:val="24"/>
         </w:rPr>
-        <w:t xml:space="preserve"> se detalla el "Roadmap" del proyecto, desglosando las fases de la planificación temporal en tareas técnicas específicas y asignadas por semanas, para garantizar un seguimiento exhaustivo del desarrollo:</w:t>
-      </w:r>
-    </w:p>
-    <w:p>
-      <w:pPr>
-        <w:pStyle w:val="Ttulo2"/>
+        <w:t xml:space="preserve"> se detalla el "</w:t>
+      </w:r>
+      <w:proofErr w:type="spellStart"/>
+      <w:r>
+        <w:rPr>
+          <w:rFonts w:ascii="Segoe UI" w:eastAsia="Segoe UI" w:hAnsi="Segoe UI" w:cs="Segoe UI"/>
+          <w:bCs w:val="0"/>
+          <w:i w:val="0"/>
+          <w:iCs w:val="0"/>
+          <w:color w:val="212121"/>
+          <w:sz w:val="24"/>
+          <w:szCs w:val="24"/>
+        </w:rPr>
+        <w:t>Roadmap</w:t>
+      </w:r>
+      <w:proofErr w:type="spellEnd"/>
+      <w:r>
+        <w:rPr>
+          <w:rFonts w:ascii="Segoe UI" w:eastAsia="Segoe UI" w:hAnsi="Segoe UI" w:cs="Segoe UI"/>
+          <w:bCs w:val="0"/>
+          <w:i w:val="0"/>
+          <w:iCs w:val="0"/>
+          <w:color w:val="212121"/>
+          <w:sz w:val="24"/>
+          <w:szCs w:val="24"/>
+        </w:rPr>
+        <w:t>" del proyecto, desglosando las fases de la planificación temporal en tareas técnicas específicas y asignadas por semanas, para garantizar un seguimiento exhaustivo del desarrollo:</w:t>
+      </w:r>
+    </w:p>
+    <w:p>
+      <w:pPr>
+        <w:pStyle w:val="Heading2"/>
         <w:keepNext w:val="0"/>
         <w:widowControl w:val="0"/>
         <w:shd w:val="clear" w:color="auto" w:fill="FFFFFF" w:themeFill="background1"/>
@@ -24932,7 +27852,7 @@
     </w:p>
     <w:p>
       <w:pPr>
-        <w:pStyle w:val="Ttulo2"/>
+        <w:pStyle w:val="Heading2"/>
         <w:widowControl w:val="0"/>
         <w:shd w:val="clear" w:color="auto" w:fill="FFFFFF" w:themeFill="background1"/>
         <w:spacing w:before="0" w:after="48"/>
@@ -24969,7 +27889,7 @@
     </w:p>
     <w:p>
       <w:pPr>
-        <w:pStyle w:val="Ttulo2"/>
+        <w:pStyle w:val="Heading2"/>
         <w:widowControl w:val="0"/>
         <w:shd w:val="clear" w:color="auto" w:fill="FFFFFF" w:themeFill="background1"/>
         <w:spacing w:before="0" w:after="48"/>
@@ -25037,7 +27957,7 @@
     </w:p>
     <w:p>
       <w:pPr>
-        <w:pStyle w:val="Ttulo2"/>
+        <w:pStyle w:val="Heading2"/>
         <w:keepNext w:val="0"/>
         <w:widowControl w:val="0"/>
         <w:shd w:val="clear" w:color="auto" w:fill="FFFFFF" w:themeFill="background1"/>
@@ -25080,8 +28000,9 @@
           <w:color w:val="212121"/>
           <w:sz w:val="24"/>
         </w:rPr>
-        <w:t>“W</w:t>
-      </w:r>
+        <w:t>“</w:t>
+      </w:r>
+      <w:proofErr w:type="spellStart"/>
       <w:r>
         <w:rPr>
           <w:rFonts w:ascii="Segoe UI" w:eastAsia="Segoe UI" w:hAnsi="Segoe UI" w:cs="Segoe UI"/>
@@ -25090,7 +28011,7 @@
           <w:color w:val="212121"/>
           <w:sz w:val="24"/>
         </w:rPr>
-        <w:t>ireframes</w:t>
+        <w:t>W</w:t>
       </w:r>
       <w:r>
         <w:rPr>
@@ -25100,8 +28021,9 @@
           <w:color w:val="212121"/>
           <w:sz w:val="24"/>
         </w:rPr>
-        <w:t>”</w:t>
-      </w:r>
+        <w:t>ireframes</w:t>
+      </w:r>
+      <w:proofErr w:type="spellEnd"/>
       <w:r>
         <w:rPr>
           <w:rFonts w:ascii="Segoe UI" w:eastAsia="Segoe UI" w:hAnsi="Segoe UI" w:cs="Segoe UI"/>
@@ -25110,7 +28032,39 @@
           <w:color w:val="212121"/>
           <w:sz w:val="24"/>
         </w:rPr>
-        <w:t xml:space="preserve"> y maquetado visual de la interfaz de usuario en Figma</w:t>
+        <w:t>”</w:t>
+      </w:r>
+      <w:r>
+        <w:rPr>
+          <w:rFonts w:ascii="Segoe UI" w:eastAsia="Segoe UI" w:hAnsi="Segoe UI" w:cs="Segoe UI"/>
+          <w:i w:val="0"/>
+          <w:iCs w:val="0"/>
+          <w:color w:val="212121"/>
+          <w:sz w:val="24"/>
+        </w:rPr>
+        <w:t xml:space="preserve"> y </w:t>
+      </w:r>
+      <w:proofErr w:type="gramStart"/>
+      <w:r>
+        <w:rPr>
+          <w:rFonts w:ascii="Segoe UI" w:eastAsia="Segoe UI" w:hAnsi="Segoe UI" w:cs="Segoe UI"/>
+          <w:i w:val="0"/>
+          <w:iCs w:val="0"/>
+          <w:color w:val="212121"/>
+          <w:sz w:val="24"/>
+        </w:rPr>
+        <w:t>maquetado visual</w:t>
+      </w:r>
+      <w:proofErr w:type="gramEnd"/>
+      <w:r>
+        <w:rPr>
+          <w:rFonts w:ascii="Segoe UI" w:eastAsia="Segoe UI" w:hAnsi="Segoe UI" w:cs="Segoe UI"/>
+          <w:i w:val="0"/>
+          <w:iCs w:val="0"/>
+          <w:color w:val="212121"/>
+          <w:sz w:val="24"/>
+        </w:rPr>
+        <w:t xml:space="preserve"> de la interfaz de usuario en Figma</w:t>
       </w:r>
       <w:r>
         <w:rPr>
@@ -25136,7 +28090,7 @@
     </w:p>
     <w:p>
       <w:pPr>
-        <w:pStyle w:val="Ttulo2"/>
+        <w:pStyle w:val="Heading2"/>
         <w:widowControl w:val="0"/>
         <w:shd w:val="clear" w:color="auto" w:fill="FFFFFF" w:themeFill="background1"/>
         <w:spacing w:before="0" w:after="120"/>
@@ -25152,7 +28106,7 @@
     </w:p>
     <w:p>
       <w:pPr>
-        <w:pStyle w:val="Ttulo2"/>
+        <w:pStyle w:val="Heading2"/>
         <w:widowControl w:val="0"/>
         <w:shd w:val="clear" w:color="auto" w:fill="FFFFFF" w:themeFill="background1"/>
         <w:spacing w:before="0" w:after="120"/>
@@ -25179,7 +28133,7 @@
     </w:p>
     <w:p>
       <w:pPr>
-        <w:pStyle w:val="Ttulo2"/>
+        <w:pStyle w:val="Heading2"/>
         <w:keepNext w:val="0"/>
         <w:widowControl w:val="0"/>
         <w:shd w:val="clear" w:color="auto" w:fill="FFFFFF" w:themeFill="background1"/>
@@ -25217,7 +28171,7 @@
     </w:p>
     <w:p>
       <w:pPr>
-        <w:pStyle w:val="Ttulo2"/>
+        <w:pStyle w:val="Heading2"/>
         <w:widowControl w:val="0"/>
         <w:shd w:val="clear" w:color="auto" w:fill="FFFFFF" w:themeFill="background1"/>
         <w:spacing w:before="0" w:after="48"/>
@@ -25261,6 +28215,7 @@
         </w:rPr>
         <w:t>“</w:t>
       </w:r>
+      <w:proofErr w:type="spellStart"/>
       <w:r>
         <w:rPr>
           <w:rFonts w:ascii="Segoe UI" w:eastAsia="Segoe UI" w:hAnsi="Segoe UI" w:cs="Segoe UI"/>
@@ -25271,6 +28226,7 @@
         </w:rPr>
         <w:t>endpoints</w:t>
       </w:r>
+      <w:proofErr w:type="spellEnd"/>
       <w:r>
         <w:rPr>
           <w:rFonts w:ascii="Segoe UI" w:eastAsia="Segoe UI" w:hAnsi="Segoe UI" w:cs="Segoe UI"/>
@@ -25294,7 +28250,7 @@
     </w:p>
     <w:p>
       <w:pPr>
-        <w:pStyle w:val="Ttulo2"/>
+        <w:pStyle w:val="Heading2"/>
         <w:widowControl w:val="0"/>
         <w:shd w:val="clear" w:color="auto" w:fill="FFFFFF" w:themeFill="background1"/>
         <w:spacing w:before="0" w:after="48"/>
@@ -25331,7 +28287,7 @@
     </w:p>
     <w:p>
       <w:pPr>
-        <w:pStyle w:val="Ttulo2"/>
+        <w:pStyle w:val="Heading2"/>
         <w:widowControl w:val="0"/>
         <w:shd w:val="clear" w:color="auto" w:fill="FFFFFF" w:themeFill="background1"/>
         <w:spacing w:before="0" w:after="48"/>
@@ -25368,7 +28324,7 @@
     </w:p>
     <w:p>
       <w:pPr>
-        <w:pStyle w:val="Ttulo1"/>
+        <w:pStyle w:val="Heading1"/>
         <w:keepNext w:val="0"/>
         <w:widowControl w:val="0"/>
         <w:pBdr>
@@ -25383,7 +28339,7 @@
     </w:p>
     <w:p>
       <w:pPr>
-        <w:pStyle w:val="Ttulo2"/>
+        <w:pStyle w:val="Heading2"/>
         <w:widowControl w:val="0"/>
         <w:shd w:val="clear" w:color="auto" w:fill="FFFFFF" w:themeFill="background1"/>
         <w:spacing w:before="0" w:after="120"/>
@@ -25412,7 +28368,7 @@
     </w:p>
     <w:p>
       <w:pPr>
-        <w:pStyle w:val="Ttulo2"/>
+        <w:pStyle w:val="Heading2"/>
         <w:widowControl w:val="0"/>
         <w:shd w:val="clear" w:color="auto" w:fill="FFFFFF" w:themeFill="background1"/>
         <w:spacing w:before="0" w:after="48"/>
@@ -25444,12 +28400,34 @@
           <w:color w:val="212121"/>
           <w:sz w:val="24"/>
         </w:rPr>
-        <w:t> Inicialización del proyecto en React 18, configuración del enrutamiento y aplicación de Tailwind CSS.</w:t>
-      </w:r>
-    </w:p>
-    <w:p>
-      <w:pPr>
-        <w:pStyle w:val="Ttulo2"/>
+        <w:t xml:space="preserve"> Inicialización del proyecto en React 18, configuración del enrutamiento y aplicación de </w:t>
+      </w:r>
+      <w:proofErr w:type="spellStart"/>
+      <w:r>
+        <w:rPr>
+          <w:rFonts w:ascii="Segoe UI" w:eastAsia="Segoe UI" w:hAnsi="Segoe UI" w:cs="Segoe UI"/>
+          <w:i w:val="0"/>
+          <w:iCs w:val="0"/>
+          <w:color w:val="212121"/>
+          <w:sz w:val="24"/>
+        </w:rPr>
+        <w:t>Tailwind</w:t>
+      </w:r>
+      <w:proofErr w:type="spellEnd"/>
+      <w:r>
+        <w:rPr>
+          <w:rFonts w:ascii="Segoe UI" w:eastAsia="Segoe UI" w:hAnsi="Segoe UI" w:cs="Segoe UI"/>
+          <w:i w:val="0"/>
+          <w:iCs w:val="0"/>
+          <w:color w:val="212121"/>
+          <w:sz w:val="24"/>
+        </w:rPr>
+        <w:t xml:space="preserve"> CSS.</w:t>
+      </w:r>
+    </w:p>
+    <w:p>
+      <w:pPr>
+        <w:pStyle w:val="Heading2"/>
         <w:widowControl w:val="0"/>
         <w:shd w:val="clear" w:color="auto" w:fill="FFFFFF" w:themeFill="background1"/>
         <w:spacing w:before="0" w:after="48"/>
@@ -25481,12 +28459,34 @@
           <w:color w:val="212121"/>
           <w:sz w:val="24"/>
         </w:rPr>
-        <w:t> Maquetación de los paneles de control (dashboard del Entrenador y vista del Atleta).</w:t>
-      </w:r>
-    </w:p>
-    <w:p>
-      <w:pPr>
-        <w:pStyle w:val="Ttulo2"/>
+        <w:t> Maquetación de los paneles de control (</w:t>
+      </w:r>
+      <w:proofErr w:type="spellStart"/>
+      <w:r>
+        <w:rPr>
+          <w:rFonts w:ascii="Segoe UI" w:eastAsia="Segoe UI" w:hAnsi="Segoe UI" w:cs="Segoe UI"/>
+          <w:i w:val="0"/>
+          <w:iCs w:val="0"/>
+          <w:color w:val="212121"/>
+          <w:sz w:val="24"/>
+        </w:rPr>
+        <w:t>dashboard</w:t>
+      </w:r>
+      <w:proofErr w:type="spellEnd"/>
+      <w:r>
+        <w:rPr>
+          <w:rFonts w:ascii="Segoe UI" w:eastAsia="Segoe UI" w:hAnsi="Segoe UI" w:cs="Segoe UI"/>
+          <w:i w:val="0"/>
+          <w:iCs w:val="0"/>
+          <w:color w:val="212121"/>
+          <w:sz w:val="24"/>
+        </w:rPr>
+        <w:t xml:space="preserve"> del Entrenador y vista del Atleta).</w:t>
+      </w:r>
+    </w:p>
+    <w:p>
+      <w:pPr>
+        <w:pStyle w:val="Heading2"/>
         <w:widowControl w:val="0"/>
         <w:shd w:val="clear" w:color="auto" w:fill="FFFFFF" w:themeFill="background1"/>
         <w:spacing w:before="0" w:after="48"/>
@@ -25563,7 +28563,7 @@
     </w:p>
     <w:p>
       <w:pPr>
-        <w:pStyle w:val="Ttulo2"/>
+        <w:pStyle w:val="Heading2"/>
         <w:keepNext w:val="0"/>
         <w:widowControl w:val="0"/>
         <w:shd w:val="clear" w:color="auto" w:fill="FFFFFF" w:themeFill="background1"/>
@@ -25658,7 +28658,7 @@
     </w:p>
     <w:p>
       <w:pPr>
-        <w:pStyle w:val="Ttulo2"/>
+        <w:pStyle w:val="Heading2"/>
         <w:keepNext w:val="0"/>
         <w:widowControl w:val="0"/>
         <w:shd w:val="clear" w:color="auto" w:fill="FFFFFF" w:themeFill="background1"/>
@@ -25687,7 +28687,7 @@
     </w:p>
     <w:p>
       <w:pPr>
-        <w:pStyle w:val="Ttulo2"/>
+        <w:pStyle w:val="Heading2"/>
         <w:widowControl w:val="0"/>
         <w:shd w:val="clear" w:color="auto" w:fill="FFFFFF" w:themeFill="background1"/>
         <w:spacing w:before="0" w:after="48"/>
@@ -25754,7 +28754,7 @@
     </w:p>
     <w:p>
       <w:pPr>
-        <w:pStyle w:val="Ttulo2"/>
+        <w:pStyle w:val="Heading2"/>
         <w:widowControl w:val="0"/>
         <w:shd w:val="clear" w:color="auto" w:fill="FFFFFF" w:themeFill="background1"/>
         <w:spacing w:before="0" w:after="48"/>
@@ -25786,8 +28786,9 @@
           <w:color w:val="212121"/>
           <w:sz w:val="24"/>
         </w:rPr>
-        <w:t> Resolución de errores (testing continuo</w:t>
-      </w:r>
+        <w:t> Resolución de errores (</w:t>
+      </w:r>
+      <w:proofErr w:type="spellStart"/>
       <w:r>
         <w:rPr>
           <w:rFonts w:ascii="Segoe UI" w:eastAsia="Segoe UI" w:hAnsi="Segoe UI" w:cs="Segoe UI"/>
@@ -25796,12 +28797,33 @@
           <w:color w:val="212121"/>
           <w:sz w:val="24"/>
         </w:rPr>
+        <w:t>testing</w:t>
+      </w:r>
+      <w:proofErr w:type="spellEnd"/>
+      <w:r>
+        <w:rPr>
+          <w:rFonts w:ascii="Segoe UI" w:eastAsia="Segoe UI" w:hAnsi="Segoe UI" w:cs="Segoe UI"/>
+          <w:i w:val="0"/>
+          <w:iCs w:val="0"/>
+          <w:color w:val="212121"/>
+          <w:sz w:val="24"/>
+        </w:rPr>
+        <w:t xml:space="preserve"> continuo</w:t>
+      </w:r>
+      <w:r>
+        <w:rPr>
+          <w:rFonts w:ascii="Segoe UI" w:eastAsia="Segoe UI" w:hAnsi="Segoe UI" w:cs="Segoe UI"/>
+          <w:i w:val="0"/>
+          <w:iCs w:val="0"/>
+          <w:color w:val="212121"/>
+          <w:sz w:val="24"/>
+        </w:rPr>
         <w:t>)</w:t>
       </w:r>
     </w:p>
     <w:p>
       <w:pPr>
-        <w:pStyle w:val="Ttulo2"/>
+        <w:pStyle w:val="Heading2"/>
         <w:widowControl w:val="0"/>
         <w:shd w:val="clear" w:color="auto" w:fill="FFFFFF" w:themeFill="background1"/>
         <w:spacing w:before="0" w:after="48"/>
@@ -25838,7 +28860,7 @@
     </w:p>
     <w:p>
       <w:pPr>
-        <w:pStyle w:val="Ttulo2"/>
+        <w:pStyle w:val="Heading2"/>
         <w:keepNext w:val="0"/>
         <w:widowControl w:val="0"/>
         <w:pBdr>
@@ -25861,7 +28883,7 @@
     </w:p>
     <w:p>
       <w:pPr>
-        <w:pStyle w:val="Ttulo3"/>
+        <w:pStyle w:val="Heading3"/>
         <w:keepNext w:val="0"/>
         <w:widowControl w:val="0"/>
         <w:pBdr>
@@ -25897,7 +28919,7 @@
     </w:p>
     <w:p>
       <w:pPr>
-        <w:pStyle w:val="Ttulo3"/>
+        <w:pStyle w:val="Heading3"/>
         <w:keepNext w:val="0"/>
         <w:widowControl w:val="0"/>
         <w:pBdr>
@@ -25933,7 +28955,7 @@
     </w:p>
     <w:p>
       <w:pPr>
-        <w:pStyle w:val="Ttulo3"/>
+        <w:pStyle w:val="Heading3"/>
         <w:keepNext w:val="0"/>
         <w:widowControl w:val="0"/>
         <w:pBdr>
@@ -25969,7 +28991,7 @@
     </w:p>
     <w:p>
       <w:pPr>
-        <w:pStyle w:val="Ttulo3"/>
+        <w:pStyle w:val="Heading3"/>
         <w:keepNext w:val="0"/>
         <w:widowControl w:val="0"/>
         <w:pBdr>
@@ -26005,7 +29027,7 @@
     </w:p>
     <w:p>
       <w:pPr>
-        <w:pStyle w:val="Ttulo2"/>
+        <w:pStyle w:val="Heading2"/>
         <w:keepNext w:val="0"/>
         <w:widowControl w:val="0"/>
         <w:pBdr>
@@ -26025,7 +29047,7 @@
     </w:p>
     <w:p>
       <w:pPr>
-        <w:pStyle w:val="Ttulo2"/>
+        <w:pStyle w:val="Heading2"/>
         <w:keepNext w:val="0"/>
         <w:widowControl w:val="0"/>
         <w:pBdr>
@@ -26049,7 +29071,7 @@
     </w:p>
     <w:p>
       <w:pPr>
-        <w:pStyle w:val="Ttulo3"/>
+        <w:pStyle w:val="Heading3"/>
         <w:keepNext w:val="0"/>
         <w:widowControl w:val="0"/>
         <w:pBdr>
@@ -26085,7 +29107,7 @@
     </w:p>
     <w:p>
       <w:pPr>
-        <w:pStyle w:val="Ttulo3"/>
+        <w:pStyle w:val="Heading3"/>
         <w:keepNext w:val="0"/>
         <w:widowControl w:val="0"/>
         <w:pBdr>
@@ -26121,7 +29143,7 @@
     </w:p>
     <w:p>
       <w:pPr>
-        <w:pStyle w:val="Ttulo3"/>
+        <w:pStyle w:val="Heading3"/>
         <w:keepNext w:val="0"/>
         <w:widowControl w:val="0"/>
         <w:pBdr>
@@ -26157,7 +29179,7 @@
     </w:p>
     <w:p>
       <w:pPr>
-        <w:pStyle w:val="Ttulo2"/>
+        <w:pStyle w:val="Heading2"/>
         <w:keepNext w:val="0"/>
         <w:widowControl w:val="0"/>
         <w:pBdr>
@@ -26180,7 +29202,7 @@
     </w:p>
     <w:p>
       <w:pPr>
-        <w:pStyle w:val="Ttulo3"/>
+        <w:pStyle w:val="Heading3"/>
         <w:keepNext w:val="0"/>
         <w:widowControl w:val="0"/>
         <w:pBdr>
@@ -26216,7 +29238,7 @@
     </w:p>
     <w:p>
       <w:pPr>
-        <w:pStyle w:val="Ttulo3"/>
+        <w:pStyle w:val="Heading3"/>
         <w:keepNext w:val="0"/>
         <w:widowControl w:val="0"/>
         <w:pBdr>
@@ -26252,7 +29274,7 @@
     </w:p>
     <w:p>
       <w:pPr>
-        <w:pStyle w:val="Ttulo3"/>
+        <w:pStyle w:val="Heading3"/>
         <w:keepNext w:val="0"/>
         <w:widowControl w:val="0"/>
         <w:pBdr>
@@ -26288,7 +29310,7 @@
     </w:p>
     <w:p>
       <w:pPr>
-        <w:pStyle w:val="Ttulo2"/>
+        <w:pStyle w:val="Heading2"/>
         <w:keepNext w:val="0"/>
         <w:widowControl w:val="0"/>
         <w:pBdr>
@@ -26325,7 +29347,7 @@
     </w:p>
     <w:p>
       <w:pPr>
-        <w:pStyle w:val="Ttulo2"/>
+        <w:pStyle w:val="Heading2"/>
         <w:keepNext w:val="0"/>
         <w:widowControl w:val="0"/>
         <w:pBdr>
@@ -26345,7 +29367,7 @@
     </w:p>
     <w:p>
       <w:pPr>
-        <w:pStyle w:val="Ttulo2"/>
+        <w:pStyle w:val="Heading2"/>
         <w:keepNext w:val="0"/>
         <w:widowControl w:val="0"/>
         <w:pBdr>
@@ -26365,7 +29387,7 @@
     </w:p>
     <w:p>
       <w:pPr>
-        <w:pStyle w:val="Ttulo2"/>
+        <w:pStyle w:val="Heading2"/>
         <w:keepNext w:val="0"/>
         <w:widowControl w:val="0"/>
         <w:pBdr>
@@ -26558,7 +29580,39 @@
                 <w:rFonts w:ascii="Segoe UI" w:eastAsia="Segoe UI" w:hAnsi="Segoe UI" w:cs="Segoe UI"/>
                 <w:color w:val="1F2937"/>
               </w:rPr>
-              <w:t>(Application Programming Interface) Interfaz que permite que dos aplicaciones se comuniquen entre sí para intercambiar datos.</w:t>
+              <w:t>(</w:t>
+            </w:r>
+            <w:proofErr w:type="spellStart"/>
+            <w:r>
+              <w:rPr>
+                <w:rFonts w:ascii="Segoe UI" w:eastAsia="Segoe UI" w:hAnsi="Segoe UI" w:cs="Segoe UI"/>
+                <w:color w:val="1F2937"/>
+              </w:rPr>
+              <w:t>Application</w:t>
+            </w:r>
+            <w:proofErr w:type="spellEnd"/>
+            <w:r>
+              <w:rPr>
+                <w:rFonts w:ascii="Segoe UI" w:eastAsia="Segoe UI" w:hAnsi="Segoe UI" w:cs="Segoe UI"/>
+                <w:color w:val="1F2937"/>
+              </w:rPr>
+              <w:t xml:space="preserve"> </w:t>
+            </w:r>
+            <w:proofErr w:type="spellStart"/>
+            <w:r>
+              <w:rPr>
+                <w:rFonts w:ascii="Segoe UI" w:eastAsia="Segoe UI" w:hAnsi="Segoe UI" w:cs="Segoe UI"/>
+                <w:color w:val="1F2937"/>
+              </w:rPr>
+              <w:t>Programming</w:t>
+            </w:r>
+            <w:proofErr w:type="spellEnd"/>
+            <w:r>
+              <w:rPr>
+                <w:rFonts w:ascii="Segoe UI" w:eastAsia="Segoe UI" w:hAnsi="Segoe UI" w:cs="Segoe UI"/>
+                <w:color w:val="1F2937"/>
+              </w:rPr>
+              <w:t xml:space="preserve"> Interface) Interfaz que permite que dos aplicaciones se comuniquen entre sí para intercambiar datos.</w:t>
             </w:r>
           </w:p>
         </w:tc>
@@ -26686,7 +29740,39 @@
                 <w:rFonts w:ascii="Segoe UI" w:eastAsia="Segoe UI" w:hAnsi="Segoe UI" w:cs="Segoe UI"/>
                 <w:color w:val="1F2937"/>
               </w:rPr>
-              <w:t>(Create, Read, Update, Delete) Acrónimo de las cuatro funciones básicas de la gestión de datos.</w:t>
+              <w:t>(</w:t>
+            </w:r>
+            <w:proofErr w:type="spellStart"/>
+            <w:r>
+              <w:rPr>
+                <w:rFonts w:ascii="Segoe UI" w:eastAsia="Segoe UI" w:hAnsi="Segoe UI" w:cs="Segoe UI"/>
+                <w:color w:val="1F2937"/>
+              </w:rPr>
+              <w:t>Create</w:t>
+            </w:r>
+            <w:proofErr w:type="spellEnd"/>
+            <w:r>
+              <w:rPr>
+                <w:rFonts w:ascii="Segoe UI" w:eastAsia="Segoe UI" w:hAnsi="Segoe UI" w:cs="Segoe UI"/>
+                <w:color w:val="1F2937"/>
+              </w:rPr>
+              <w:t xml:space="preserve">, Read, </w:t>
+            </w:r>
+            <w:proofErr w:type="spellStart"/>
+            <w:r>
+              <w:rPr>
+                <w:rFonts w:ascii="Segoe UI" w:eastAsia="Segoe UI" w:hAnsi="Segoe UI" w:cs="Segoe UI"/>
+                <w:color w:val="1F2937"/>
+              </w:rPr>
+              <w:t>Update</w:t>
+            </w:r>
+            <w:proofErr w:type="spellEnd"/>
+            <w:r>
+              <w:rPr>
+                <w:rFonts w:ascii="Segoe UI" w:eastAsia="Segoe UI" w:hAnsi="Segoe UI" w:cs="Segoe UI"/>
+                <w:color w:val="1F2937"/>
+              </w:rPr>
+              <w:t>, Delete) Acrónimo de las cuatro funciones básicas de la gestión de datos.</w:t>
             </w:r>
           </w:p>
         </w:tc>
@@ -26694,7 +29780,7 @@
     </w:tbl>
     <w:p>
       <w:pPr>
-        <w:pStyle w:val="Ttulo2"/>
+        <w:pStyle w:val="Heading2"/>
         <w:keepNext w:val="0"/>
         <w:widowControl w:val="0"/>
         <w:pBdr>
@@ -26717,7 +29803,7 @@
     </w:p>
     <w:p>
       <w:pPr>
-        <w:pStyle w:val="Ttulo3"/>
+        <w:pStyle w:val="Heading3"/>
         <w:keepNext w:val="0"/>
         <w:widowControl w:val="0"/>
         <w:pBdr>
@@ -26741,7 +29827,7 @@
     </w:p>
     <w:p>
       <w:pPr>
-        <w:pStyle w:val="Ttulo3"/>
+        <w:pStyle w:val="Heading3"/>
         <w:keepNext w:val="0"/>
         <w:widowControl w:val="0"/>
         <w:pBdr>
@@ -26765,7 +29851,7 @@
     </w:p>
     <w:p>
       <w:pPr>
-        <w:pStyle w:val="Ttulo3"/>
+        <w:pStyle w:val="Heading3"/>
         <w:keepNext w:val="0"/>
         <w:widowControl w:val="0"/>
         <w:pBdr>
@@ -26789,7 +29875,7 @@
     </w:p>
     <w:p>
       <w:pPr>
-        <w:pStyle w:val="Ttulo3"/>
+        <w:pStyle w:val="Heading3"/>
         <w:keepNext w:val="0"/>
         <w:widowControl w:val="0"/>
         <w:pBdr>
@@ -26880,7 +29966,7 @@
 <w:ftr xmlns:wpc="http://schemas.microsoft.com/office/word/2010/wordprocessingCanvas" xmlns:cx="http://schemas.microsoft.com/office/drawing/2014/chartex" xmlns:cx1="http://schemas.microsoft.com/office/drawing/2015/9/8/chartex" xmlns:cx2="http://schemas.microsoft.com/office/drawing/2015/10/21/chartex" xmlns:cx3="http://schemas.microsoft.com/office/drawing/2016/5/9/chartex" xmlns:cx4="http://schemas.microsoft.com/office/drawing/2016/5/10/chartex" xmlns:cx5="http://schemas.microsoft.com/office/drawing/2016/5/11/chartex" xmlns:cx6="http://schemas.microsoft.com/office/drawing/2016/5/12/chartex" xmlns:cx7="http://schemas.microsoft.com/office/drawing/2016/5/13/chartex" xmlns:cx8="http://schemas.microsoft.com/office/drawing/2016/5/14/chartex" xmlns:mc="http://schemas.openxmlformats.org/markup-compatibility/2006" xmlns:aink="http://schemas.microsoft.com/office/drawing/2016/ink" xmlns:am3d="http://schemas.microsoft.com/office/drawing/2017/model3d" xmlns:o="urn:schemas-microsoft-com:office:office" xmlns:oel="http://schemas.microsoft.com/office/2019/extlst" xmlns:r="http://schemas.openxmlformats.org/officeDocument/2006/relationships" xmlns:m="http://schemas.openxmlformats.org/officeDocument/2006/math" xmlns:v="urn:schemas-microsoft-com:vml" xmlns:wp14="http://schemas.microsoft.com/office/word/2010/wordprocessingDrawing" xmlns:wp="http://schemas.openxmlformats.org/drawingml/2006/wordprocessingDrawing" xmlns:w10="urn:schemas-microsoft-com:office:word" xmlns:w="http://schemas.openxmlformats.org/wordprocessingml/2006/main" xmlns:w14="http://schemas.microsoft.com/office/word/2010/wordml" xmlns:w15="http://schemas.microsoft.com/office/word/2012/wordml" xmlns:w16cex="http://schemas.microsoft.com/office/word/2018/wordml/cex" xmlns:w16cid="http://schemas.microsoft.com/office/word/2016/wordml/cid" xmlns:w16="http://schemas.microsoft.com/office/word/2018/wordml" xmlns:w16du="http://schemas.microsoft.com/office/word/2023/wordml/word16du" xmlns:w16sdtdh="http://schemas.microsoft.com/office/word/2020/wordml/sdtdatahash" xmlns:w16sdtfl="http://schemas.microsoft.com/office/word/2024/wordml/sdtformatlock" xmlns:w16se="http://schemas.microsoft.com/office/word/2015/wordml/symex" xmlns:wpg="http://schemas.microsoft.com/office/word/2010/wordprocessingGroup" xmlns:wpi="http://schemas.microsoft.com/office/word/2010/wordprocessingInk" xmlns:wne="http://schemas.microsoft.com/office/word/2006/wordml" xmlns:wps="http://schemas.microsoft.com/office/word/2010/wordprocessingShape" mc:Ignorable="w14 w15 w16se w16cid w16 w16cex w16sdtdh w16sdtfl w16du wp14">
   <w:p>
     <w:pPr>
-      <w:pStyle w:val="Piedepgina"/>
+      <w:pStyle w:val="Footer"/>
       <w:tabs>
         <w:tab w:val="clear" w:pos="4252"/>
         <w:tab w:val="clear" w:pos="8504"/>
@@ -27017,7 +30103,7 @@
             </wp:anchor>
           </w:drawing>
         </mc:Choice>
-        <mc:Fallback xmlns:a14="http://schemas.microsoft.com/office/drawing/2010/main" xmlns:pic="http://schemas.openxmlformats.org/drawingml/2006/picture" xmlns:a="http://schemas.openxmlformats.org/drawingml/2006/main">
+        <mc:Fallback xmlns:a="http://schemas.openxmlformats.org/drawingml/2006/main" xmlns:pic="http://schemas.openxmlformats.org/drawingml/2006/picture" xmlns:a14="http://schemas.microsoft.com/office/drawing/2010/main">
           <w:pict w14:anchorId="44D4DE1A">
             <v:shapetype id="_x0000_t32" coordsize="21600,21600" o:oned="t" filled="f" o:spt="32" path="m,l21600,21600e" w14:anchorId="7996C48F">
               <v:path fillok="f" arrowok="t" o:connecttype="none"/>
@@ -27031,7 +30117,7 @@
   </w:p>
   <w:p>
     <w:pPr>
-      <w:pStyle w:val="Piedepgina"/>
+      <w:pStyle w:val="Footer"/>
       <w:tabs>
         <w:tab w:val="clear" w:pos="4252"/>
         <w:tab w:val="clear" w:pos="8504"/>
@@ -27161,7 +30247,7 @@
 <w:ftr xmlns:wpc="http://schemas.microsoft.com/office/word/2010/wordprocessingCanvas" xmlns:cx="http://schemas.microsoft.com/office/drawing/2014/chartex" xmlns:cx1="http://schemas.microsoft.com/office/drawing/2015/9/8/chartex" xmlns:cx2="http://schemas.microsoft.com/office/drawing/2015/10/21/chartex" xmlns:cx3="http://schemas.microsoft.com/office/drawing/2016/5/9/chartex" xmlns:cx4="http://schemas.microsoft.com/office/drawing/2016/5/10/chartex" xmlns:cx5="http://schemas.microsoft.com/office/drawing/2016/5/11/chartex" xmlns:cx6="http://schemas.microsoft.com/office/drawing/2016/5/12/chartex" xmlns:cx7="http://schemas.microsoft.com/office/drawing/2016/5/13/chartex" xmlns:cx8="http://schemas.microsoft.com/office/drawing/2016/5/14/chartex" xmlns:mc="http://schemas.openxmlformats.org/markup-compatibility/2006" xmlns:aink="http://schemas.microsoft.com/office/drawing/2016/ink" xmlns:am3d="http://schemas.microsoft.com/office/drawing/2017/model3d" xmlns:o="urn:schemas-microsoft-com:office:office" xmlns:oel="http://schemas.microsoft.com/office/2019/extlst" xmlns:r="http://schemas.openxmlformats.org/officeDocument/2006/relationships" xmlns:m="http://schemas.openxmlformats.org/officeDocument/2006/math" xmlns:v="urn:schemas-microsoft-com:vml" xmlns:wp14="http://schemas.microsoft.com/office/word/2010/wordprocessingDrawing" xmlns:wp="http://schemas.openxmlformats.org/drawingml/2006/wordprocessingDrawing" xmlns:w10="urn:schemas-microsoft-com:office:word" xmlns:w="http://schemas.openxmlformats.org/wordprocessingml/2006/main" xmlns:w14="http://schemas.microsoft.com/office/word/2010/wordml" xmlns:w15="http://schemas.microsoft.com/office/word/2012/wordml" xmlns:w16cex="http://schemas.microsoft.com/office/word/2018/wordml/cex" xmlns:w16cid="http://schemas.microsoft.com/office/word/2016/wordml/cid" xmlns:w16="http://schemas.microsoft.com/office/word/2018/wordml" xmlns:w16du="http://schemas.microsoft.com/office/word/2023/wordml/word16du" xmlns:w16sdtdh="http://schemas.microsoft.com/office/word/2020/wordml/sdtdatahash" xmlns:w16sdtfl="http://schemas.microsoft.com/office/word/2024/wordml/sdtformatlock" xmlns:w16se="http://schemas.microsoft.com/office/word/2015/wordml/symex" xmlns:wpg="http://schemas.microsoft.com/office/word/2010/wordprocessingGroup" xmlns:wpi="http://schemas.microsoft.com/office/word/2010/wordprocessingInk" xmlns:wne="http://schemas.microsoft.com/office/word/2006/wordml" xmlns:wps="http://schemas.microsoft.com/office/word/2010/wordprocessingShape" mc:Ignorable="w14 w15 w16se w16cid w16 w16cex w16sdtdh w16sdtfl w16du wp14">
   <w:p>
     <w:pPr>
-      <w:pStyle w:val="Piedepgina"/>
+      <w:pStyle w:val="Footer"/>
     </w:pPr>
   </w:p>
 </w:ftr>
@@ -27171,7 +30257,7 @@
 <w:ftr xmlns:wpc="http://schemas.microsoft.com/office/word/2010/wordprocessingCanvas" xmlns:cx="http://schemas.microsoft.com/office/drawing/2014/chartex" xmlns:cx1="http://schemas.microsoft.com/office/drawing/2015/9/8/chartex" xmlns:cx2="http://schemas.microsoft.com/office/drawing/2015/10/21/chartex" xmlns:cx3="http://schemas.microsoft.com/office/drawing/2016/5/9/chartex" xmlns:cx4="http://schemas.microsoft.com/office/drawing/2016/5/10/chartex" xmlns:cx5="http://schemas.microsoft.com/office/drawing/2016/5/11/chartex" xmlns:cx6="http://schemas.microsoft.com/office/drawing/2016/5/12/chartex" xmlns:cx7="http://schemas.microsoft.com/office/drawing/2016/5/13/chartex" xmlns:cx8="http://schemas.microsoft.com/office/drawing/2016/5/14/chartex" xmlns:mc="http://schemas.openxmlformats.org/markup-compatibility/2006" xmlns:aink="http://schemas.microsoft.com/office/drawing/2016/ink" xmlns:am3d="http://schemas.microsoft.com/office/drawing/2017/model3d" xmlns:o="urn:schemas-microsoft-com:office:office" xmlns:oel="http://schemas.microsoft.com/office/2019/extlst" xmlns:r="http://schemas.openxmlformats.org/officeDocument/2006/relationships" xmlns:m="http://schemas.openxmlformats.org/officeDocument/2006/math" xmlns:v="urn:schemas-microsoft-com:vml" xmlns:wp14="http://schemas.microsoft.com/office/word/2010/wordprocessingDrawing" xmlns:wp="http://schemas.openxmlformats.org/drawingml/2006/wordprocessingDrawing" xmlns:w10="urn:schemas-microsoft-com:office:word" xmlns:w="http://schemas.openxmlformats.org/wordprocessingml/2006/main" xmlns:w14="http://schemas.microsoft.com/office/word/2010/wordml" xmlns:w15="http://schemas.microsoft.com/office/word/2012/wordml" xmlns:w16cex="http://schemas.microsoft.com/office/word/2018/wordml/cex" xmlns:w16cid="http://schemas.microsoft.com/office/word/2016/wordml/cid" xmlns:w16="http://schemas.microsoft.com/office/word/2018/wordml" xmlns:w16du="http://schemas.microsoft.com/office/word/2023/wordml/word16du" xmlns:w16sdtdh="http://schemas.microsoft.com/office/word/2020/wordml/sdtdatahash" xmlns:w16sdtfl="http://schemas.microsoft.com/office/word/2024/wordml/sdtformatlock" xmlns:w16se="http://schemas.microsoft.com/office/word/2015/wordml/symex" xmlns:wpg="http://schemas.microsoft.com/office/word/2010/wordprocessingGroup" xmlns:wpi="http://schemas.microsoft.com/office/word/2010/wordprocessingInk" xmlns:wne="http://schemas.microsoft.com/office/word/2006/wordml" xmlns:wps="http://schemas.microsoft.com/office/word/2010/wordprocessingShape" mc:Ignorable="w14 w15 w16se w16cid w16 w16cex w16sdtdh w16sdtfl w16du wp14">
   <w:p>
     <w:pPr>
-      <w:pStyle w:val="Piedepgina"/>
+      <w:pStyle w:val="Footer"/>
       <w:tabs>
         <w:tab w:val="clear" w:pos="4252"/>
         <w:tab w:val="clear" w:pos="8504"/>
@@ -27308,7 +30394,7 @@
             </wp:anchor>
           </w:drawing>
         </mc:Choice>
-        <mc:Fallback xmlns:a14="http://schemas.microsoft.com/office/drawing/2010/main" xmlns:pic="http://schemas.openxmlformats.org/drawingml/2006/picture" xmlns:a="http://schemas.openxmlformats.org/drawingml/2006/main">
+        <mc:Fallback xmlns:a="http://schemas.openxmlformats.org/drawingml/2006/main" xmlns:pic="http://schemas.openxmlformats.org/drawingml/2006/picture" xmlns:a14="http://schemas.microsoft.com/office/drawing/2010/main">
           <w:pict w14:anchorId="18211A6C">
             <v:shapetype id="_x0000_t32" coordsize="21600,21600" o:oned="t" filled="f" o:spt="32" path="m,l21600,21600e" w14:anchorId="1F7B267B">
               <v:path fillok="f" arrowok="t" o:connecttype="none"/>
@@ -27322,7 +30408,7 @@
   </w:p>
   <w:p>
     <w:pPr>
-      <w:pStyle w:val="Piedepgina"/>
+      <w:pStyle w:val="Footer"/>
       <w:tabs>
         <w:tab w:val="clear" w:pos="4252"/>
         <w:tab w:val="clear" w:pos="8504"/>
@@ -27493,7 +30579,7 @@
 <w:ftr xmlns:wpc="http://schemas.microsoft.com/office/word/2010/wordprocessingCanvas" xmlns:cx="http://schemas.microsoft.com/office/drawing/2014/chartex" xmlns:cx1="http://schemas.microsoft.com/office/drawing/2015/9/8/chartex" xmlns:cx2="http://schemas.microsoft.com/office/drawing/2015/10/21/chartex" xmlns:cx3="http://schemas.microsoft.com/office/drawing/2016/5/9/chartex" xmlns:cx4="http://schemas.microsoft.com/office/drawing/2016/5/10/chartex" xmlns:cx5="http://schemas.microsoft.com/office/drawing/2016/5/11/chartex" xmlns:cx6="http://schemas.microsoft.com/office/drawing/2016/5/12/chartex" xmlns:cx7="http://schemas.microsoft.com/office/drawing/2016/5/13/chartex" xmlns:cx8="http://schemas.microsoft.com/office/drawing/2016/5/14/chartex" xmlns:mc="http://schemas.openxmlformats.org/markup-compatibility/2006" xmlns:aink="http://schemas.microsoft.com/office/drawing/2016/ink" xmlns:am3d="http://schemas.microsoft.com/office/drawing/2017/model3d" xmlns:o="urn:schemas-microsoft-com:office:office" xmlns:oel="http://schemas.microsoft.com/office/2019/extlst" xmlns:r="http://schemas.openxmlformats.org/officeDocument/2006/relationships" xmlns:m="http://schemas.openxmlformats.org/officeDocument/2006/math" xmlns:v="urn:schemas-microsoft-com:vml" xmlns:wp14="http://schemas.microsoft.com/office/word/2010/wordprocessingDrawing" xmlns:wp="http://schemas.openxmlformats.org/drawingml/2006/wordprocessingDrawing" xmlns:w10="urn:schemas-microsoft-com:office:word" xmlns:w="http://schemas.openxmlformats.org/wordprocessingml/2006/main" xmlns:w14="http://schemas.microsoft.com/office/word/2010/wordml" xmlns:w15="http://schemas.microsoft.com/office/word/2012/wordml" xmlns:w16cex="http://schemas.microsoft.com/office/word/2018/wordml/cex" xmlns:w16cid="http://schemas.microsoft.com/office/word/2016/wordml/cid" xmlns:w16="http://schemas.microsoft.com/office/word/2018/wordml" xmlns:w16du="http://schemas.microsoft.com/office/word/2023/wordml/word16du" xmlns:w16sdtdh="http://schemas.microsoft.com/office/word/2020/wordml/sdtdatahash" xmlns:w16sdtfl="http://schemas.microsoft.com/office/word/2024/wordml/sdtformatlock" xmlns:w16se="http://schemas.microsoft.com/office/word/2015/wordml/symex" xmlns:wpg="http://schemas.microsoft.com/office/word/2010/wordprocessingGroup" xmlns:wpi="http://schemas.microsoft.com/office/word/2010/wordprocessingInk" xmlns:wne="http://schemas.microsoft.com/office/word/2006/wordml" xmlns:wps="http://schemas.microsoft.com/office/word/2010/wordprocessingShape" mc:Ignorable="w14 w15 w16se w16cid w16 w16cex w16sdtdh w16sdtfl w16du wp14">
   <w:p>
     <w:pPr>
-      <w:pStyle w:val="Piedepgina"/>
+      <w:pStyle w:val="Footer"/>
     </w:pPr>
   </w:p>
 </w:ftr>
@@ -27611,7 +30697,7 @@
             </wp:anchor>
           </w:drawing>
         </mc:Choice>
-        <mc:Fallback xmlns:a14="http://schemas.microsoft.com/office/drawing/2010/main" xmlns:a="http://schemas.openxmlformats.org/drawingml/2006/main">
+        <mc:Fallback xmlns:a="http://schemas.openxmlformats.org/drawingml/2006/main" xmlns:a14="http://schemas.microsoft.com/office/drawing/2010/main">
           <w:pict w14:anchorId="2258254A">
             <v:shapetype id="_x0000_t32" coordsize="21600,21600" o:oned="t" filled="f" o:spt="32" path="m,l21600,21600e" w14:anchorId="4BB0A5D0">
               <v:path fillok="f" arrowok="t" o:connecttype="none"/>
@@ -27647,7 +30733,7 @@
 <w:hdr xmlns:wpc="http://schemas.microsoft.com/office/word/2010/wordprocessingCanvas" xmlns:cx="http://schemas.microsoft.com/office/drawing/2014/chartex" xmlns:cx1="http://schemas.microsoft.com/office/drawing/2015/9/8/chartex" xmlns:cx2="http://schemas.microsoft.com/office/drawing/2015/10/21/chartex" xmlns:cx3="http://schemas.microsoft.com/office/drawing/2016/5/9/chartex" xmlns:cx4="http://schemas.microsoft.com/office/drawing/2016/5/10/chartex" xmlns:cx5="http://schemas.microsoft.com/office/drawing/2016/5/11/chartex" xmlns:cx6="http://schemas.microsoft.com/office/drawing/2016/5/12/chartex" xmlns:cx7="http://schemas.microsoft.com/office/drawing/2016/5/13/chartex" xmlns:cx8="http://schemas.microsoft.com/office/drawing/2016/5/14/chartex" xmlns:mc="http://schemas.openxmlformats.org/markup-compatibility/2006" xmlns:aink="http://schemas.microsoft.com/office/drawing/2016/ink" xmlns:am3d="http://schemas.microsoft.com/office/drawing/2017/model3d" xmlns:o="urn:schemas-microsoft-com:office:office" xmlns:oel="http://schemas.microsoft.com/office/2019/extlst" xmlns:r="http://schemas.openxmlformats.org/officeDocument/2006/relationships" xmlns:m="http://schemas.openxmlformats.org/officeDocument/2006/math" xmlns:v="urn:schemas-microsoft-com:vml" xmlns:wp14="http://schemas.microsoft.com/office/word/2010/wordprocessingDrawing" xmlns:wp="http://schemas.openxmlformats.org/drawingml/2006/wordprocessingDrawing" xmlns:w10="urn:schemas-microsoft-com:office:word" xmlns:w="http://schemas.openxmlformats.org/wordprocessingml/2006/main" xmlns:w14="http://schemas.microsoft.com/office/word/2010/wordml" xmlns:w15="http://schemas.microsoft.com/office/word/2012/wordml" xmlns:w16cex="http://schemas.microsoft.com/office/word/2018/wordml/cex" xmlns:w16cid="http://schemas.microsoft.com/office/word/2016/wordml/cid" xmlns:w16="http://schemas.microsoft.com/office/word/2018/wordml" xmlns:w16du="http://schemas.microsoft.com/office/word/2023/wordml/word16du" xmlns:w16sdtdh="http://schemas.microsoft.com/office/word/2020/wordml/sdtdatahash" xmlns:w16sdtfl="http://schemas.microsoft.com/office/word/2024/wordml/sdtformatlock" xmlns:w16se="http://schemas.microsoft.com/office/word/2015/wordml/symex" xmlns:wpg="http://schemas.microsoft.com/office/word/2010/wordprocessingGroup" xmlns:wpi="http://schemas.microsoft.com/office/word/2010/wordprocessingInk" xmlns:wne="http://schemas.microsoft.com/office/word/2006/wordml" xmlns:wps="http://schemas.microsoft.com/office/word/2010/wordprocessingShape" mc:Ignorable="w14 w15 w16se w16cid w16 w16cex w16sdtdh w16sdtfl w16du wp14">
   <w:p>
     <w:pPr>
-      <w:pStyle w:val="Encabezado"/>
+      <w:pStyle w:val="Header"/>
     </w:pPr>
   </w:p>
 </w:hdr>
@@ -27743,7 +30829,7 @@
             </wp:anchor>
           </w:drawing>
         </mc:Choice>
-        <mc:Fallback xmlns:a14="http://schemas.microsoft.com/office/drawing/2010/main" xmlns:a="http://schemas.openxmlformats.org/drawingml/2006/main">
+        <mc:Fallback xmlns:a="http://schemas.openxmlformats.org/drawingml/2006/main" xmlns:a14="http://schemas.microsoft.com/office/drawing/2010/main">
           <w:pict w14:anchorId="50FA3E29">
             <v:shapetype id="_x0000_t32" coordsize="21600,21600" o:oned="t" filled="f" o:spt="32" path="m,l21600,21600e" w14:anchorId="66A82D6C">
               <v:path fillok="f" arrowok="t" o:connecttype="none"/>
@@ -27783,7 +30869,7 @@
 <w:hdr xmlns:wpc="http://schemas.microsoft.com/office/word/2010/wordprocessingCanvas" xmlns:cx="http://schemas.microsoft.com/office/drawing/2014/chartex" xmlns:cx1="http://schemas.microsoft.com/office/drawing/2015/9/8/chartex" xmlns:cx2="http://schemas.microsoft.com/office/drawing/2015/10/21/chartex" xmlns:cx3="http://schemas.microsoft.com/office/drawing/2016/5/9/chartex" xmlns:cx4="http://schemas.microsoft.com/office/drawing/2016/5/10/chartex" xmlns:cx5="http://schemas.microsoft.com/office/drawing/2016/5/11/chartex" xmlns:cx6="http://schemas.microsoft.com/office/drawing/2016/5/12/chartex" xmlns:cx7="http://schemas.microsoft.com/office/drawing/2016/5/13/chartex" xmlns:cx8="http://schemas.microsoft.com/office/drawing/2016/5/14/chartex" xmlns:mc="http://schemas.openxmlformats.org/markup-compatibility/2006" xmlns:aink="http://schemas.microsoft.com/office/drawing/2016/ink" xmlns:am3d="http://schemas.microsoft.com/office/drawing/2017/model3d" xmlns:o="urn:schemas-microsoft-com:office:office" xmlns:oel="http://schemas.microsoft.com/office/2019/extlst" xmlns:r="http://schemas.openxmlformats.org/officeDocument/2006/relationships" xmlns:m="http://schemas.openxmlformats.org/officeDocument/2006/math" xmlns:v="urn:schemas-microsoft-com:vml" xmlns:wp14="http://schemas.microsoft.com/office/word/2010/wordprocessingDrawing" xmlns:wp="http://schemas.openxmlformats.org/drawingml/2006/wordprocessingDrawing" xmlns:w10="urn:schemas-microsoft-com:office:word" xmlns:w="http://schemas.openxmlformats.org/wordprocessingml/2006/main" xmlns:w14="http://schemas.microsoft.com/office/word/2010/wordml" xmlns:w15="http://schemas.microsoft.com/office/word/2012/wordml" xmlns:w16cex="http://schemas.microsoft.com/office/word/2018/wordml/cex" xmlns:w16cid="http://schemas.microsoft.com/office/word/2016/wordml/cid" xmlns:w16="http://schemas.microsoft.com/office/word/2018/wordml" xmlns:w16du="http://schemas.microsoft.com/office/word/2023/wordml/word16du" xmlns:w16sdtdh="http://schemas.microsoft.com/office/word/2020/wordml/sdtdatahash" xmlns:w16sdtfl="http://schemas.microsoft.com/office/word/2024/wordml/sdtformatlock" xmlns:w16se="http://schemas.microsoft.com/office/word/2015/wordml/symex" xmlns:wpg="http://schemas.microsoft.com/office/word/2010/wordprocessingGroup" xmlns:wpi="http://schemas.microsoft.com/office/word/2010/wordprocessingInk" xmlns:wne="http://schemas.microsoft.com/office/word/2006/wordml" xmlns:wps="http://schemas.microsoft.com/office/word/2010/wordprocessingShape" mc:Ignorable="w14 w15 w16se w16cid w16 w16cex w16sdtdh w16sdtfl w16du wp14">
   <w:p>
     <w:pPr>
-      <w:pStyle w:val="Encabezado"/>
+      <w:pStyle w:val="Header"/>
     </w:pPr>
   </w:p>
 </w:hdr>
@@ -34001,7 +37087,7 @@
   </w:latentStyles>
   <w:style w:type="paragraph" w:default="1" w:styleId="Normal">
     <w:name w:val="Normal"/>
-    <w:rsid w:val="00077312"/>
+    <w:rsid w:val="00AF60D0"/>
     <w:pPr>
       <w:keepNext/>
       <w:suppressAutoHyphens/>
@@ -34012,21 +37098,21 @@
       <w:szCs w:val="24"/>
     </w:rPr>
   </w:style>
-  <w:style w:type="paragraph" w:styleId="Ttulo1">
+  <w:style w:type="paragraph" w:styleId="Heading1">
     <w:name w:val="heading 1"/>
-    <w:basedOn w:val="Ttulo"/>
+    <w:basedOn w:val="Title"/>
     <w:next w:val="Normal"/>
-    <w:link w:val="Ttulo1Car"/>
+    <w:link w:val="Heading1Char"/>
     <w:rsid w:val="008B726E"/>
     <w:pPr>
       <w:outlineLvl w:val="0"/>
     </w:pPr>
   </w:style>
-  <w:style w:type="paragraph" w:styleId="Ttulo2">
+  <w:style w:type="paragraph" w:styleId="Heading2">
     <w:name w:val="heading 2"/>
     <w:basedOn w:val="Normal"/>
-    <w:next w:val="Ttulo1"/>
-    <w:link w:val="Ttulo2Car"/>
+    <w:next w:val="Heading1"/>
+    <w:link w:val="Heading2Char"/>
     <w:rsid w:val="00613423"/>
     <w:pPr>
       <w:spacing w:before="240" w:after="60"/>
@@ -34041,10 +37127,11 @@
       <w:szCs w:val="28"/>
     </w:rPr>
   </w:style>
-  <w:style w:type="paragraph" w:styleId="Ttulo3">
+  <w:style w:type="paragraph" w:styleId="Heading3">
     <w:name w:val="heading 3"/>
-    <w:basedOn w:val="Ttulo1"/>
+    <w:basedOn w:val="Heading1"/>
     <w:next w:val="Normal"/>
+    <w:link w:val="Heading3Char"/>
     <w:rsid w:val="000107CD"/>
     <w:pPr>
       <w:outlineLvl w:val="2"/>
@@ -34054,7 +37141,7 @@
       <w:szCs w:val="36"/>
     </w:rPr>
   </w:style>
-  <w:style w:type="paragraph" w:styleId="Ttulo4">
+  <w:style w:type="paragraph" w:styleId="Heading4">
     <w:name w:val="heading 4"/>
     <w:next w:val="Normal"/>
     <w:rsid w:val="00613423"/>
@@ -34068,9 +37155,9 @@
       <w:szCs w:val="24"/>
     </w:rPr>
   </w:style>
-  <w:style w:type="paragraph" w:styleId="Ttulo5">
+  <w:style w:type="paragraph" w:styleId="Heading5">
     <w:name w:val="heading 5"/>
-    <w:basedOn w:val="Ttulo1"/>
+    <w:basedOn w:val="Heading1"/>
     <w:next w:val="Normal"/>
     <w:rsid w:val="00493830"/>
     <w:pPr>
@@ -34082,9 +37169,9 @@
       <w:bCs w:val="0"/>
     </w:rPr>
   </w:style>
-  <w:style w:type="paragraph" w:styleId="Ttulo6">
+  <w:style w:type="paragraph" w:styleId="Heading6">
     <w:name w:val="heading 6"/>
-    <w:basedOn w:val="Ttulo1"/>
+    <w:basedOn w:val="Heading1"/>
     <w:next w:val="Normal"/>
     <w:rsid w:val="000107CD"/>
     <w:pPr>
@@ -34095,9 +37182,9 @@
       <w:bCs w:val="0"/>
     </w:rPr>
   </w:style>
-  <w:style w:type="paragraph" w:styleId="Ttulo7">
+  <w:style w:type="paragraph" w:styleId="Heading7">
     <w:name w:val="heading 7"/>
-    <w:basedOn w:val="Ttulo1"/>
+    <w:basedOn w:val="Heading1"/>
     <w:next w:val="Normal"/>
     <w:rsid w:val="00493830"/>
     <w:pPr>
@@ -34108,9 +37195,9 @@
       <w:bCs w:val="0"/>
     </w:rPr>
   </w:style>
-  <w:style w:type="paragraph" w:styleId="Ttulo8">
+  <w:style w:type="paragraph" w:styleId="Heading8">
     <w:name w:val="heading 8"/>
-    <w:basedOn w:val="Ttulo1"/>
+    <w:basedOn w:val="Heading1"/>
     <w:next w:val="Normal"/>
     <w:rsid w:val="00613423"/>
     <w:pPr>
@@ -34121,7 +37208,7 @@
       <w:bCs w:val="0"/>
     </w:rPr>
   </w:style>
-  <w:style w:type="paragraph" w:styleId="Ttulo9">
+  <w:style w:type="paragraph" w:styleId="Heading9">
     <w:name w:val="heading 9"/>
     <w:basedOn w:val="Normal"/>
     <w:next w:val="Normal"/>
@@ -34137,12 +37224,12 @@
       <w:szCs w:val="28"/>
     </w:rPr>
   </w:style>
-  <w:style w:type="character" w:default="1" w:styleId="Fuentedeprrafopredeter">
+  <w:style w:type="character" w:default="1" w:styleId="DefaultParagraphFont">
     <w:name w:val="Default Paragraph Font"/>
     <w:uiPriority w:val="1"/>
     <w:unhideWhenUsed/>
   </w:style>
-  <w:style w:type="table" w:default="1" w:styleId="Tablanormal">
+  <w:style w:type="table" w:default="1" w:styleId="TableNormal">
     <w:name w:val="Normal Table"/>
     <w:uiPriority w:val="99"/>
     <w:semiHidden/>
@@ -34157,7 +37244,7 @@
       </w:tblCellMar>
     </w:tblPr>
   </w:style>
-  <w:style w:type="numbering" w:default="1" w:styleId="Sinlista">
+  <w:style w:type="numbering" w:default="1" w:styleId="NoList">
     <w:name w:val="No List"/>
     <w:uiPriority w:val="99"/>
     <w:semiHidden/>
@@ -34180,7 +37267,7 @@
   </w:style>
   <w:style w:type="paragraph" w:customStyle="1" w:styleId="Encabezado1">
     <w:name w:val="Encabezado 1"/>
-    <w:basedOn w:val="Encabezado"/>
+    <w:basedOn w:val="Header"/>
     <w:next w:val="Cuerpodetexto"/>
     <w:rsid w:val="00493830"/>
     <w:pPr>
@@ -34193,7 +37280,7 @@
   </w:style>
   <w:style w:type="paragraph" w:customStyle="1" w:styleId="Encabezado2">
     <w:name w:val="Encabezado 2"/>
-    <w:basedOn w:val="Encabezado"/>
+    <w:basedOn w:val="Header"/>
     <w:next w:val="Cuerpodetexto"/>
     <w:rsid w:val="00493830"/>
     <w:pPr>
@@ -34208,7 +37295,7 @@
   </w:style>
   <w:style w:type="paragraph" w:customStyle="1" w:styleId="Encabezado3">
     <w:name w:val="Encabezado 3"/>
-    <w:basedOn w:val="Encabezado"/>
+    <w:basedOn w:val="Header"/>
     <w:next w:val="Cuerpodetexto"/>
     <w:rsid w:val="00493830"/>
     <w:pPr>
@@ -34221,7 +37308,7 @@
   </w:style>
   <w:style w:type="paragraph" w:customStyle="1" w:styleId="Encabezado4">
     <w:name w:val="Encabezado 4"/>
-    <w:basedOn w:val="Encabezado"/>
+    <w:basedOn w:val="Header"/>
     <w:next w:val="Cuerpodetexto"/>
     <w:rsid w:val="00493830"/>
     <w:rPr>
@@ -34235,7 +37322,7 @@
   </w:style>
   <w:style w:type="paragraph" w:customStyle="1" w:styleId="Encabezado5">
     <w:name w:val="Encabezado 5"/>
-    <w:basedOn w:val="Encabezado"/>
+    <w:basedOn w:val="Header"/>
     <w:next w:val="Cuerpodetexto"/>
     <w:rsid w:val="00493830"/>
     <w:rPr>
@@ -34247,7 +37334,7 @@
   </w:style>
   <w:style w:type="paragraph" w:customStyle="1" w:styleId="Encabezado6">
     <w:name w:val="Encabezado 6"/>
-    <w:basedOn w:val="Encabezado"/>
+    <w:basedOn w:val="Header"/>
     <w:next w:val="Cuerpodetexto"/>
     <w:rsid w:val="00493830"/>
     <w:rPr>
@@ -34259,7 +37346,7 @@
   </w:style>
   <w:style w:type="paragraph" w:customStyle="1" w:styleId="Encabezado7">
     <w:name w:val="Encabezado 7"/>
-    <w:basedOn w:val="Encabezado"/>
+    <w:basedOn w:val="Header"/>
     <w:next w:val="Cuerpodetexto"/>
     <w:rsid w:val="00493830"/>
     <w:rPr>
@@ -34271,7 +37358,7 @@
   </w:style>
   <w:style w:type="paragraph" w:customStyle="1" w:styleId="Encabezado8">
     <w:name w:val="Encabezado 8"/>
-    <w:basedOn w:val="Encabezado"/>
+    <w:basedOn w:val="Header"/>
     <w:next w:val="Cuerpodetexto"/>
     <w:rsid w:val="00493830"/>
     <w:rPr>
@@ -34283,7 +37370,7 @@
   </w:style>
   <w:style w:type="paragraph" w:customStyle="1" w:styleId="Encabezado9">
     <w:name w:val="Encabezado 9"/>
-    <w:basedOn w:val="Encabezado"/>
+    <w:basedOn w:val="Header"/>
     <w:next w:val="Cuerpodetexto"/>
     <w:rsid w:val="00493830"/>
     <w:rPr>
@@ -34293,11 +37380,11 @@
       <w:szCs w:val="18"/>
     </w:rPr>
   </w:style>
-  <w:style w:type="paragraph" w:styleId="Ttulo">
+  <w:style w:type="paragraph" w:styleId="Title">
     <w:name w:val="Title"/>
-    <w:basedOn w:val="Ttulo2"/>
+    <w:basedOn w:val="Heading2"/>
     <w:next w:val="Normal"/>
-    <w:link w:val="TtuloCar"/>
+    <w:link w:val="TitleChar"/>
     <w:uiPriority w:val="10"/>
     <w:qFormat/>
     <w:rsid w:val="008B726E"/>
@@ -34317,10 +37404,10 @@
       <w:szCs w:val="48"/>
     </w:rPr>
   </w:style>
-  <w:style w:type="character" w:customStyle="1" w:styleId="TtuloCar">
-    <w:name w:val="Título Car"/>
-    <w:basedOn w:val="Fuentedeprrafopredeter"/>
-    <w:link w:val="Ttulo"/>
+  <w:style w:type="character" w:customStyle="1" w:styleId="TitleChar">
+    <w:name w:val="Title Char"/>
+    <w:basedOn w:val="DefaultParagraphFont"/>
+    <w:link w:val="Title"/>
     <w:uiPriority w:val="10"/>
     <w:rsid w:val="008B726E"/>
     <w:rPr>
@@ -34335,7 +37422,7 @@
   </w:style>
   <w:style w:type="character" w:customStyle="1" w:styleId="SangradetextonormalCar">
     <w:name w:val="Sangría de texto normal Car"/>
-    <w:basedOn w:val="Fuentedeprrafopredeter"/>
+    <w:basedOn w:val="DefaultParagraphFont"/>
     <w:rsid w:val="00493830"/>
     <w:rPr>
       <w:sz w:val="24"/>
@@ -34344,7 +37431,7 @@
   </w:style>
   <w:style w:type="character" w:customStyle="1" w:styleId="TextoindependienteCar">
     <w:name w:val="Texto independiente Car"/>
-    <w:basedOn w:val="Fuentedeprrafopredeter"/>
+    <w:basedOn w:val="DefaultParagraphFont"/>
     <w:rsid w:val="00493830"/>
     <w:rPr>
       <w:sz w:val="24"/>
@@ -34353,17 +37440,17 @@
   </w:style>
   <w:style w:type="character" w:customStyle="1" w:styleId="PiedepginaCar">
     <w:name w:val="Pie de página Car"/>
-    <w:basedOn w:val="Fuentedeprrafopredeter"/>
+    <w:basedOn w:val="DefaultParagraphFont"/>
     <w:rsid w:val="00493830"/>
     <w:rPr>
       <w:sz w:val="24"/>
       <w:szCs w:val="24"/>
     </w:rPr>
   </w:style>
-  <w:style w:type="character" w:customStyle="1" w:styleId="TextoindependienteCar1">
-    <w:name w:val="Texto independiente Car1"/>
-    <w:basedOn w:val="Fuentedeprrafopredeter"/>
-    <w:link w:val="Textoindependiente"/>
+  <w:style w:type="character" w:customStyle="1" w:styleId="BodyTextChar">
+    <w:name w:val="Body Text Char"/>
+    <w:basedOn w:val="DefaultParagraphFont"/>
+    <w:link w:val="BodyText"/>
     <w:rsid w:val="00D95D0F"/>
     <w:rPr>
       <w:rFonts w:ascii="Calibri" w:eastAsia="Times New Roman" w:hAnsi="Calibri" w:cs="Times New Roman"/>
@@ -34374,7 +37461,7 @@
   </w:style>
   <w:style w:type="character" w:customStyle="1" w:styleId="Sangra2detindependienteCar">
     <w:name w:val="Sangría 2 de t. independiente Car"/>
-    <w:basedOn w:val="Fuentedeprrafopredeter"/>
+    <w:basedOn w:val="DefaultParagraphFont"/>
     <w:rsid w:val="00493830"/>
     <w:rPr>
       <w:sz w:val="24"/>
@@ -34383,7 +37470,7 @@
   </w:style>
   <w:style w:type="character" w:customStyle="1" w:styleId="Sangra3detindependienteCar">
     <w:name w:val="Sangría 3 de t. independiente Car"/>
-    <w:basedOn w:val="Fuentedeprrafopredeter"/>
+    <w:basedOn w:val="DefaultParagraphFont"/>
     <w:rsid w:val="00493830"/>
     <w:rPr>
       <w:sz w:val="16"/>
@@ -34392,7 +37479,7 @@
   </w:style>
   <w:style w:type="character" w:customStyle="1" w:styleId="Textoindependiente2Car">
     <w:name w:val="Texto independiente 2 Car"/>
-    <w:basedOn w:val="Fuentedeprrafopredeter"/>
+    <w:basedOn w:val="DefaultParagraphFont"/>
     <w:rsid w:val="00493830"/>
     <w:rPr>
       <w:sz w:val="24"/>
@@ -34401,16 +37488,16 @@
   </w:style>
   <w:style w:type="character" w:customStyle="1" w:styleId="Textoindependiente3Car">
     <w:name w:val="Texto independiente 3 Car"/>
-    <w:basedOn w:val="Fuentedeprrafopredeter"/>
+    <w:basedOn w:val="DefaultParagraphFont"/>
     <w:rsid w:val="00493830"/>
     <w:rPr>
       <w:sz w:val="16"/>
       <w:szCs w:val="16"/>
     </w:rPr>
   </w:style>
-  <w:style w:type="character" w:styleId="Hipervnculo">
+  <w:style w:type="character" w:styleId="Hyperlink">
     <w:name w:val="Hyperlink"/>
-    <w:basedOn w:val="Fuentedeprrafopredeter"/>
+    <w:basedOn w:val="DefaultParagraphFont"/>
     <w:uiPriority w:val="99"/>
     <w:rsid w:val="00493830"/>
     <w:rPr>
@@ -34418,32 +37505,32 @@
       <w:u w:val="single"/>
     </w:rPr>
   </w:style>
-  <w:style w:type="character" w:styleId="Hipervnculovisitado">
+  <w:style w:type="character" w:styleId="FollowedHyperlink">
     <w:name w:val="FollowedHyperlink"/>
-    <w:basedOn w:val="Fuentedeprrafopredeter"/>
+    <w:basedOn w:val="DefaultParagraphFont"/>
     <w:rsid w:val="00493830"/>
     <w:rPr>
       <w:color w:val="800080"/>
       <w:u w:val="single"/>
     </w:rPr>
   </w:style>
-  <w:style w:type="character" w:styleId="Nmerodepgina">
+  <w:style w:type="character" w:styleId="PageNumber">
     <w:name w:val="page number"/>
-    <w:basedOn w:val="Fuentedeprrafopredeter"/>
+    <w:basedOn w:val="DefaultParagraphFont"/>
     <w:rsid w:val="00493830"/>
   </w:style>
   <w:style w:type="character" w:customStyle="1" w:styleId="TextodegloboCar">
     <w:name w:val="Texto de globo Car"/>
-    <w:basedOn w:val="Fuentedeprrafopredeter"/>
+    <w:basedOn w:val="DefaultParagraphFont"/>
     <w:rsid w:val="00493830"/>
     <w:rPr>
       <w:sz w:val="0"/>
       <w:szCs w:val="0"/>
     </w:rPr>
   </w:style>
-  <w:style w:type="character" w:styleId="nfasis">
+  <w:style w:type="character" w:styleId="Emphasis">
     <w:name w:val="Emphasis"/>
-    <w:basedOn w:val="Fuentedeprrafopredeter"/>
+    <w:basedOn w:val="DefaultParagraphFont"/>
     <w:uiPriority w:val="20"/>
     <w:qFormat/>
     <w:rsid w:val="00493830"/>
@@ -34452,9 +37539,9 @@
       <w:iCs/>
     </w:rPr>
   </w:style>
-  <w:style w:type="character" w:styleId="CdigoHTML">
+  <w:style w:type="character" w:styleId="HTMLCode">
     <w:name w:val="HTML Code"/>
-    <w:basedOn w:val="Fuentedeprrafopredeter"/>
+    <w:basedOn w:val="DefaultParagraphFont"/>
     <w:rsid w:val="00493830"/>
     <w:rPr>
       <w:rFonts w:ascii="Arial Unicode MS" w:eastAsia="Times New Roman" w:hAnsi="Arial Unicode MS" w:cs="Arial Unicode MS"/>
@@ -34514,37 +37601,37 @@
       <w:vertAlign w:val="superscript"/>
     </w:rPr>
   </w:style>
-  <w:style w:type="character" w:customStyle="1" w:styleId="SangradetextonormalCar1">
-    <w:name w:val="Sangría de texto normal Car1"/>
-    <w:basedOn w:val="Fuentedeprrafopredeter"/>
-    <w:link w:val="Sangradetextonormal"/>
+  <w:style w:type="character" w:customStyle="1" w:styleId="BodyTextIndentChar">
+    <w:name w:val="Body Text Indent Char"/>
+    <w:basedOn w:val="DefaultParagraphFont"/>
+    <w:link w:val="BodyTextIndent"/>
     <w:rsid w:val="00D95D0F"/>
     <w:rPr>
       <w:rFonts w:ascii="Calibri" w:eastAsia="Times New Roman" w:hAnsi="Calibri" w:cs="Times New Roman"/>
       <w:szCs w:val="24"/>
     </w:rPr>
   </w:style>
-  <w:style w:type="paragraph" w:styleId="Sangradetextonormal">
+  <w:style w:type="paragraph" w:styleId="BodyTextIndent">
     <w:name w:val="Body Text Indent"/>
     <w:basedOn w:val="Normal"/>
-    <w:link w:val="SangradetextonormalCar1"/>
+    <w:link w:val="BodyTextIndentChar"/>
     <w:rsid w:val="00493830"/>
     <w:pPr>
       <w:ind w:left="708"/>
       <w:jc w:val="both"/>
     </w:pPr>
   </w:style>
-  <w:style w:type="paragraph" w:styleId="Textoindependiente">
+  <w:style w:type="paragraph" w:styleId="BodyText">
     <w:name w:val="Body Text"/>
     <w:basedOn w:val="Normal"/>
-    <w:link w:val="TextoindependienteCar1"/>
+    <w:link w:val="BodyTextChar"/>
     <w:rsid w:val="00493830"/>
     <w:rPr>
       <w:i/>
       <w:iCs/>
     </w:rPr>
   </w:style>
-  <w:style w:type="paragraph" w:styleId="Encabezado">
+  <w:style w:type="paragraph" w:styleId="Header">
     <w:name w:val="header"/>
     <w:basedOn w:val="Predeterminado"/>
     <w:rsid w:val="00493830"/>
@@ -34573,7 +37660,7 @@
       <w:sz w:val="22"/>
     </w:rPr>
   </w:style>
-  <w:style w:type="paragraph" w:styleId="Piedepgina">
+  <w:style w:type="paragraph" w:styleId="Footer">
     <w:name w:val="footer"/>
     <w:basedOn w:val="Normal"/>
     <w:rsid w:val="00493830"/>
@@ -34589,7 +37676,7 @@
       <w:sz w:val="20"/>
     </w:rPr>
   </w:style>
-  <w:style w:type="paragraph" w:styleId="Mapadeldocumento">
+  <w:style w:type="paragraph" w:styleId="DocumentMap">
     <w:name w:val="Document Map"/>
     <w:basedOn w:val="Normal"/>
     <w:rsid w:val="00493830"/>
@@ -34600,7 +37687,7 @@
       <w:rFonts w:ascii="Tahoma" w:hAnsi="Tahoma" w:cs="Tahoma"/>
     </w:rPr>
   </w:style>
-  <w:style w:type="paragraph" w:styleId="Sangra2detindependiente">
+  <w:style w:type="paragraph" w:styleId="BodyTextIndent2">
     <w:name w:val="Body Text Indent 2"/>
     <w:basedOn w:val="Normal"/>
     <w:rsid w:val="00493830"/>
@@ -34608,7 +37695,7 @@
       <w:ind w:left="360"/>
     </w:pPr>
   </w:style>
-  <w:style w:type="paragraph" w:styleId="Sangra3detindependiente">
+  <w:style w:type="paragraph" w:styleId="BodyTextIndent3">
     <w:name w:val="Body Text Indent 3"/>
     <w:basedOn w:val="Normal"/>
     <w:rsid w:val="00493830"/>
@@ -34616,7 +37703,7 @@
       <w:ind w:firstLine="708"/>
     </w:pPr>
   </w:style>
-  <w:style w:type="paragraph" w:styleId="Textoindependiente2">
+  <w:style w:type="paragraph" w:styleId="BodyText2">
     <w:name w:val="Body Text 2"/>
     <w:basedOn w:val="Normal"/>
     <w:rsid w:val="00493830"/>
@@ -34625,7 +37712,7 @@
       <w:bCs/>
     </w:rPr>
   </w:style>
-  <w:style w:type="paragraph" w:styleId="Textoindependiente3">
+  <w:style w:type="paragraph" w:styleId="BodyText3">
     <w:name w:val="Body Text 3"/>
     <w:basedOn w:val="Normal"/>
     <w:rsid w:val="00493830"/>
@@ -34633,7 +37720,7 @@
       <w:jc w:val="both"/>
     </w:pPr>
   </w:style>
-  <w:style w:type="paragraph" w:styleId="TDC1">
+  <w:style w:type="paragraph" w:styleId="TOC1">
     <w:name w:val="toc 1"/>
     <w:basedOn w:val="Normal"/>
     <w:next w:val="Normal"/>
@@ -34650,7 +37737,7 @@
       <w:rFonts w:ascii="Arial" w:hAnsi="Arial" w:cs="Arial"/>
     </w:rPr>
   </w:style>
-  <w:style w:type="paragraph" w:styleId="TDC2">
+  <w:style w:type="paragraph" w:styleId="TOC2">
     <w:name w:val="toc 2"/>
     <w:basedOn w:val="Normal"/>
     <w:next w:val="Normal"/>
@@ -34667,7 +37754,7 @@
       <w:bCs/>
     </w:rPr>
   </w:style>
-  <w:style w:type="paragraph" w:styleId="TDC3">
+  <w:style w:type="paragraph" w:styleId="TOC3">
     <w:name w:val="toc 3"/>
     <w:basedOn w:val="Normal"/>
     <w:next w:val="Normal"/>
@@ -34687,7 +37774,7 @@
       <w:bCs/>
     </w:rPr>
   </w:style>
-  <w:style w:type="paragraph" w:styleId="TDC4">
+  <w:style w:type="paragraph" w:styleId="TOC4">
     <w:name w:val="toc 4"/>
     <w:basedOn w:val="Normal"/>
     <w:next w:val="Normal"/>
@@ -34697,7 +37784,7 @@
       <w:ind w:left="720"/>
     </w:pPr>
   </w:style>
-  <w:style w:type="paragraph" w:styleId="TDC5">
+  <w:style w:type="paragraph" w:styleId="TOC5">
     <w:name w:val="toc 5"/>
     <w:basedOn w:val="Normal"/>
     <w:next w:val="Normal"/>
@@ -34707,7 +37794,7 @@
       <w:ind w:left="960"/>
     </w:pPr>
   </w:style>
-  <w:style w:type="paragraph" w:styleId="TDC6">
+  <w:style w:type="paragraph" w:styleId="TOC6">
     <w:name w:val="toc 6"/>
     <w:basedOn w:val="Normal"/>
     <w:next w:val="Normal"/>
@@ -34717,7 +37804,7 @@
       <w:ind w:left="1200"/>
     </w:pPr>
   </w:style>
-  <w:style w:type="paragraph" w:styleId="TDC7">
+  <w:style w:type="paragraph" w:styleId="TOC7">
     <w:name w:val="toc 7"/>
     <w:basedOn w:val="Normal"/>
     <w:next w:val="Normal"/>
@@ -34727,7 +37814,7 @@
       <w:ind w:left="1440"/>
     </w:pPr>
   </w:style>
-  <w:style w:type="paragraph" w:styleId="TDC8">
+  <w:style w:type="paragraph" w:styleId="TOC8">
     <w:name w:val="toc 8"/>
     <w:basedOn w:val="Normal"/>
     <w:next w:val="Normal"/>
@@ -34737,7 +37824,7 @@
       <w:ind w:left="1680"/>
     </w:pPr>
   </w:style>
-  <w:style w:type="paragraph" w:styleId="TDC9">
+  <w:style w:type="paragraph" w:styleId="TOC9">
     <w:name w:val="toc 9"/>
     <w:basedOn w:val="Normal"/>
     <w:next w:val="Normal"/>
@@ -34759,7 +37846,7 @@
       <w:rFonts w:ascii="Arial" w:hAnsi="Arial"/>
     </w:rPr>
   </w:style>
-  <w:style w:type="paragraph" w:styleId="ndice1">
+  <w:style w:type="paragraph" w:styleId="Index1">
     <w:name w:val="index 1"/>
     <w:basedOn w:val="ndice"/>
     <w:next w:val="Normal"/>
@@ -34770,10 +37857,10 @@
       <w:ind w:left="240" w:hanging="240"/>
     </w:pPr>
   </w:style>
-  <w:style w:type="paragraph" w:styleId="Ttulodendice">
+  <w:style w:type="paragraph" w:styleId="IndexHeading">
     <w:name w:val="index heading"/>
     <w:basedOn w:val="Normal"/>
-    <w:next w:val="ndice1"/>
+    <w:next w:val="Index1"/>
     <w:rsid w:val="00493830"/>
     <w:rPr>
       <w:sz w:val="20"/>
@@ -34795,7 +37882,7 @@
       <w:lang w:val="es-MX" w:eastAsia="es-MX"/>
     </w:rPr>
   </w:style>
-  <w:style w:type="paragraph" w:styleId="Textodeglobo">
+  <w:style w:type="paragraph" w:styleId="BalloonText">
     <w:name w:val="Balloon Text"/>
     <w:basedOn w:val="Normal"/>
     <w:rsid w:val="00493830"/>
@@ -34805,7 +37892,7 @@
       <w:szCs w:val="16"/>
     </w:rPr>
   </w:style>
-  <w:style w:type="paragraph" w:styleId="Prrafodelista">
+  <w:style w:type="paragraph" w:styleId="ListParagraph">
     <w:name w:val="List Paragraph"/>
     <w:basedOn w:val="Normal"/>
     <w:rsid w:val="00493830"/>
@@ -34846,7 +37933,7 @@
   </w:style>
   <w:style w:type="paragraph" w:customStyle="1" w:styleId="Encabezadodelndice">
     <w:name w:val="Encabezado del índice"/>
-    <w:basedOn w:val="Encabezado"/>
+    <w:basedOn w:val="Header"/>
     <w:rsid w:val="00493830"/>
     <w:pPr>
       <w:suppressLineNumbers/>
@@ -34858,7 +37945,7 @@
       <w:szCs w:val="32"/>
     </w:rPr>
   </w:style>
-  <w:style w:type="paragraph" w:styleId="ndice2">
+  <w:style w:type="paragraph" w:styleId="Index2">
     <w:name w:val="index 2"/>
     <w:basedOn w:val="ndice"/>
     <w:rsid w:val="00493830"/>
@@ -34869,7 +37956,7 @@
       <w:ind w:left="283"/>
     </w:pPr>
   </w:style>
-  <w:style w:type="paragraph" w:styleId="ndice3">
+  <w:style w:type="paragraph" w:styleId="Index3">
     <w:name w:val="index 3"/>
     <w:basedOn w:val="ndice"/>
     <w:rsid w:val="00493830"/>
@@ -34880,7 +37967,7 @@
       <w:ind w:left="566"/>
     </w:pPr>
   </w:style>
-  <w:style w:type="paragraph" w:styleId="Encabezadodelista">
+  <w:style w:type="paragraph" w:styleId="TOAHeading">
     <w:name w:val="toa heading"/>
     <w:basedOn w:val="Predeterminado"/>
     <w:next w:val="Contenidodelista"/>
@@ -34913,7 +38000,7 @@
   </w:style>
   <w:style w:type="paragraph" w:customStyle="1" w:styleId="Encabezado10">
     <w:name w:val="Encabezado 10"/>
-    <w:basedOn w:val="Encabezado"/>
+    <w:basedOn w:val="Header"/>
     <w:next w:val="Cuerpodetexto"/>
     <w:rsid w:val="00493830"/>
     <w:pPr>
@@ -34952,10 +38039,10 @@
       <w:szCs w:val="20"/>
     </w:rPr>
   </w:style>
-  <w:style w:type="character" w:customStyle="1" w:styleId="Ttulo1Car">
-    <w:name w:val="Título 1 Car"/>
-    <w:basedOn w:val="Fuentedeprrafopredeter"/>
-    <w:link w:val="Ttulo1"/>
+  <w:style w:type="character" w:customStyle="1" w:styleId="Heading1Char">
+    <w:name w:val="Heading 1 Char"/>
+    <w:basedOn w:val="DefaultParagraphFont"/>
+    <w:link w:val="Heading1"/>
     <w:rsid w:val="008B726E"/>
     <w:rPr>
       <w:rFonts w:ascii="Segoe UI" w:eastAsia="Segoe UI" w:hAnsi="Segoe UI" w:cs="Segoe UI"/>
@@ -34969,37 +38056,37 @@
   </w:style>
   <w:style w:type="character" w:customStyle="1" w:styleId="citation-289">
     <w:name w:val="citation-289"/>
-    <w:basedOn w:val="Fuentedeprrafopredeter"/>
+    <w:basedOn w:val="DefaultParagraphFont"/>
     <w:rsid w:val="00A87BC8"/>
   </w:style>
   <w:style w:type="character" w:customStyle="1" w:styleId="citation-260">
     <w:name w:val="citation-260"/>
-    <w:basedOn w:val="Fuentedeprrafopredeter"/>
+    <w:basedOn w:val="DefaultParagraphFont"/>
     <w:rsid w:val="004A11AC"/>
   </w:style>
   <w:style w:type="character" w:customStyle="1" w:styleId="citation-248">
     <w:name w:val="citation-248"/>
-    <w:basedOn w:val="Fuentedeprrafopredeter"/>
+    <w:basedOn w:val="DefaultParagraphFont"/>
     <w:rsid w:val="004A11AC"/>
   </w:style>
   <w:style w:type="character" w:customStyle="1" w:styleId="citation-245">
     <w:name w:val="citation-245"/>
-    <w:basedOn w:val="Fuentedeprrafopredeter"/>
+    <w:basedOn w:val="DefaultParagraphFont"/>
     <w:rsid w:val="000D7F98"/>
   </w:style>
   <w:style w:type="character" w:customStyle="1" w:styleId="citation-238">
     <w:name w:val="citation-238"/>
-    <w:basedOn w:val="Fuentedeprrafopredeter"/>
+    <w:basedOn w:val="DefaultParagraphFont"/>
     <w:rsid w:val="000D7F98"/>
   </w:style>
   <w:style w:type="character" w:customStyle="1" w:styleId="citation-237">
     <w:name w:val="citation-237"/>
-    <w:basedOn w:val="Fuentedeprrafopredeter"/>
+    <w:basedOn w:val="DefaultParagraphFont"/>
     <w:rsid w:val="000D7F98"/>
   </w:style>
-  <w:style w:type="character" w:styleId="Mencinsinresolver">
+  <w:style w:type="character" w:styleId="UnresolvedMention">
     <w:name w:val="Unresolved Mention"/>
-    <w:basedOn w:val="Fuentedeprrafopredeter"/>
+    <w:basedOn w:val="DefaultParagraphFont"/>
     <w:uiPriority w:val="99"/>
     <w:semiHidden/>
     <w:unhideWhenUsed/>
@@ -35009,9 +38096,9 @@
       <w:shd w:val="clear" w:color="auto" w:fill="E1DFDD"/>
     </w:rPr>
   </w:style>
-  <w:style w:type="character" w:styleId="Fuerte">
+  <w:style w:type="character" w:styleId="Strong">
     <w:name w:val="Strong"/>
-    <w:basedOn w:val="Fuentedeprrafopredeter"/>
+    <w:basedOn w:val="DefaultParagraphFont"/>
     <w:uiPriority w:val="22"/>
     <w:qFormat/>
     <w:rsid w:val="00062263"/>
@@ -35022,12 +38109,12 @@
   </w:style>
   <w:style w:type="character" w:customStyle="1" w:styleId="etiqueta">
     <w:name w:val="etiqueta"/>
-    <w:basedOn w:val="Fuentedeprrafopredeter"/>
+    <w:basedOn w:val="DefaultParagraphFont"/>
     <w:rsid w:val="00062263"/>
   </w:style>
-  <w:style w:type="table" w:styleId="Tablaconcuadrcula">
+  <w:style w:type="table" w:styleId="TableGrid">
     <w:name w:val="Table Grid"/>
-    <w:basedOn w:val="Tablanormal"/>
+    <w:basedOn w:val="TableNormal"/>
     <w:uiPriority w:val="59"/>
     <w:rsid w:val="00FB4123"/>
     <w:pPr>
@@ -35044,7 +38131,7 @@
       </w:tblBorders>
     </w:tblPr>
   </w:style>
-  <w:style w:type="paragraph" w:styleId="Descripcin">
+  <w:style w:type="paragraph" w:styleId="Caption">
     <w:name w:val="caption"/>
     <w:basedOn w:val="Normal"/>
     <w:next w:val="Normal"/>
@@ -35063,10 +38150,10 @@
       <w:szCs w:val="18"/>
     </w:rPr>
   </w:style>
-  <w:style w:type="character" w:customStyle="1" w:styleId="Ttulo2Car">
-    <w:name w:val="Título 2 Car"/>
-    <w:basedOn w:val="Fuentedeprrafopredeter"/>
-    <w:link w:val="Ttulo2"/>
+  <w:style w:type="character" w:customStyle="1" w:styleId="Heading2Char">
+    <w:name w:val="Heading 2 Char"/>
+    <w:basedOn w:val="DefaultParagraphFont"/>
+    <w:link w:val="Heading2"/>
     <w:rsid w:val="00613423"/>
     <w:rPr>
       <w:rFonts w:ascii="Calibri" w:eastAsia="Times New Roman" w:hAnsi="Calibri" w:cs="Arial"/>
@@ -35092,6 +38179,21 @@
       <w:color w:val="1F2937"/>
       <w:sz w:val="24"/>
       <w:szCs w:val="20"/>
+    </w:rPr>
+  </w:style>
+  <w:style w:type="character" w:customStyle="1" w:styleId="Heading3Char">
+    <w:name w:val="Heading 3 Char"/>
+    <w:basedOn w:val="DefaultParagraphFont"/>
+    <w:link w:val="Heading3"/>
+    <w:rsid w:val="002004E9"/>
+    <w:rPr>
+      <w:rFonts w:ascii="Segoe UI" w:eastAsia="Segoe UI" w:hAnsi="Segoe UI" w:cs="Segoe UI"/>
+      <w:b/>
+      <w:bCs/>
+      <w:color w:val="1F2937"/>
+      <w:sz w:val="24"/>
+      <w:szCs w:val="36"/>
+      <w:shd w:val="clear" w:color="auto" w:fill="FFFFFF" w:themeFill="background1"/>
     </w:rPr>
   </w:style>
 </w:styles>
@@ -35391,19 +38493,6 @@
 </file>
 
 <file path=customXml/item2.xml><?xml version="1.0" encoding="utf-8"?>
-<b:Sources xmlns:b="http://schemas.openxmlformats.org/officeDocument/2006/bibliography" xmlns="http://schemas.openxmlformats.org/officeDocument/2006/bibliography" SelectedStyle="\APA.XSL" StyleName="APA Fifth Edition"/>
-</file>
-
-<file path=customXml/item3.xml><?xml version="1.0" encoding="utf-8"?>
-<?mso-contentType ?>
-<FormTemplates xmlns="http://schemas.microsoft.com/sharepoint/v3/contenttype/forms">
-  <Display>DocumentLibraryForm</Display>
-  <Edit>DocumentLibraryForm</Edit>
-  <New>DocumentLibraryForm</New>
-</FormTemplates>
-</file>
-
-<file path=customXml/item4.xml><?xml version="1.0" encoding="utf-8"?>
 <ct:contentTypeSchema xmlns:ct="http://schemas.microsoft.com/office/2006/metadata/contentType" xmlns:ma="http://schemas.microsoft.com/office/2006/metadata/properties/metaAttributes" ct:_="" ma:_="" ma:contentTypeName="Documento" ma:contentTypeID="0x01010025101D0885731048B0CD21D432E8305A" ma:contentTypeVersion="11" ma:contentTypeDescription="Crear nuevo documento." ma:contentTypeScope="" ma:versionID="81bcf49ec1edc4061c6f9fddaf17e5a4">
   <xsd:schema xmlns:xsd="http://www.w3.org/2001/XMLSchema" xmlns:xs="http://www.w3.org/2001/XMLSchema" xmlns:p="http://schemas.microsoft.com/office/2006/metadata/properties" xmlns:ns3="0dd81e3e-32c4-45c3-852a-33c36a8ca9a2" targetNamespace="http://schemas.microsoft.com/office/2006/metadata/properties" ma:root="true" ma:fieldsID="e214c24f35242a31bbaa59618cd4f46f" ns3:_="">
     <xsd:import namespace="0dd81e3e-32c4-45c3-852a-33c36a8ca9a2"/>
@@ -35591,6 +38680,19 @@
 </ct:contentTypeSchema>
 </file>
 
+<file path=customXml/item3.xml><?xml version="1.0" encoding="utf-8"?>
+<b:Sources xmlns:b="http://schemas.openxmlformats.org/officeDocument/2006/bibliography" xmlns="http://schemas.openxmlformats.org/officeDocument/2006/bibliography" SelectedStyle="\APA.XSL" StyleName="APA Fifth Edition"/>
+</file>
+
+<file path=customXml/item4.xml><?xml version="1.0" encoding="utf-8"?>
+<?mso-contentType ?>
+<FormTemplates xmlns="http://schemas.microsoft.com/sharepoint/v3/contenttype/forms">
+  <Display>DocumentLibraryForm</Display>
+  <Edit>DocumentLibraryForm</Edit>
+  <New>DocumentLibraryForm</New>
+</FormTemplates>
+</file>
+
 <file path=customXml/itemProps1.xml><?xml version="1.0" encoding="utf-8"?>
 <ds:datastoreItem xmlns:ds="http://schemas.openxmlformats.org/officeDocument/2006/customXml" ds:itemID="{56B03E1A-13FD-4632-B7FD-6FEC8181D718}">
   <ds:schemaRefs>
@@ -35602,22 +38704,6 @@
 </file>
 
 <file path=customXml/itemProps2.xml><?xml version="1.0" encoding="utf-8"?>
-<ds:datastoreItem xmlns:ds="http://schemas.openxmlformats.org/officeDocument/2006/customXml" ds:itemID="{16C71FD4-B25F-4F52-875D-9049229978E5}">
-  <ds:schemaRefs>
-    <ds:schemaRef ds:uri="http://schemas.openxmlformats.org/officeDocument/2006/bibliography"/>
-  </ds:schemaRefs>
-</ds:datastoreItem>
-</file>
-
-<file path=customXml/itemProps3.xml><?xml version="1.0" encoding="utf-8"?>
-<ds:datastoreItem xmlns:ds="http://schemas.openxmlformats.org/officeDocument/2006/customXml" ds:itemID="{D6C383AF-1EC1-4F0E-B800-E4A39F6E2FAF}">
-  <ds:schemaRefs>
-    <ds:schemaRef ds:uri="http://schemas.microsoft.com/sharepoint/v3/contenttype/forms"/>
-  </ds:schemaRefs>
-</ds:datastoreItem>
-</file>
-
-<file path=customXml/itemProps4.xml><?xml version="1.0" encoding="utf-8"?>
 <ds:datastoreItem xmlns:ds="http://schemas.openxmlformats.org/officeDocument/2006/customXml" ds:itemID="{DCD06B4A-01B4-46AA-8422-B68B8898A05E}">
   <ds:schemaRefs>
     <ds:schemaRef ds:uri="http://schemas.microsoft.com/office/2006/metadata/contentType"/>
@@ -35633,4 +38719,20 @@
     <ds:schemaRef ds:uri="http://schemas.microsoft.com/internal/obd"/>
   </ds:schemaRefs>
 </ds:datastoreItem>
+</file>
+
+<file path=customXml/itemProps3.xml><?xml version="1.0" encoding="utf-8"?>
+<ds:datastoreItem xmlns:ds="http://schemas.openxmlformats.org/officeDocument/2006/customXml" ds:itemID="{16C71FD4-B25F-4F52-875D-9049229978E5}">
+  <ds:schemaRefs>
+    <ds:schemaRef ds:uri="http://schemas.openxmlformats.org/officeDocument/2006/bibliography"/>
+  </ds:schemaRefs>
+</ds:datastoreItem>
+</file>
+
+<file path=customXml/itemProps4.xml><?xml version="1.0" encoding="utf-8"?>
+<ds:datastoreItem xmlns:ds="http://schemas.openxmlformats.org/officeDocument/2006/customXml" ds:itemID="{D6C383AF-1EC1-4F0E-B800-E4A39F6E2FAF}">
+  <ds:schemaRefs>
+    <ds:schemaRef ds:uri="http://schemas.microsoft.com/sharepoint/v3/contenttype/forms"/>
+  </ds:schemaRefs>
+</ds:datastoreItem>
 </file>
--- a/MemoriaTFG-IvanMartinNieto.docx
+++ b/MemoriaTFG-IvanMartinNieto.docx
@@ -83,7 +83,7 @@
               </wp:anchor>
             </w:drawing>
           </mc:Choice>
-          <mc:Fallback xmlns:asvg="http://schemas.microsoft.com/office/drawing/2016/SVG/main" xmlns:a="http://schemas.openxmlformats.org/drawingml/2006/main" xmlns:a14="http://schemas.microsoft.com/office/drawing/2010/main" xmlns:pic="http://schemas.openxmlformats.org/drawingml/2006/picture">
+          <mc:Fallback xmlns:pic="http://schemas.openxmlformats.org/drawingml/2006/picture" xmlns:a14="http://schemas.microsoft.com/office/drawing/2010/main" xmlns:a="http://schemas.openxmlformats.org/drawingml/2006/main" xmlns:asvg="http://schemas.microsoft.com/office/drawing/2016/SVG/main">
             <w:pict w14:anchorId="0829D9D1">
               <v:shapetype id="_x0000_t32" coordsize="21600,21600" o:oned="t" filled="f" o:spt="32" path="m,l21600,21600e" w14:anchorId="38844837">
                 <v:path fillok="f" arrowok="t" o:connecttype="none"/>
@@ -16129,6 +16129,7 @@
       <w:r>
         <w:rPr>
           <w:rFonts w:ascii="Segoe UI" w:eastAsia="Segoe UI" w:hAnsi="Segoe UI" w:cs="Segoe UI"/>
+          <w:noProof/>
           <w:color w:val="212121"/>
           <w:sz w:val="24"/>
           <w:lang w:val="en-US"/>
@@ -23519,7 +23520,7 @@
           <w:color w:val="212121"/>
           <w:sz w:val="24"/>
         </w:rPr>
-        <w:t>3.4.</w:t>
+        <w:t xml:space="preserve">3.4.7. </w:t>
       </w:r>
       <w:r>
         <w:rPr>
@@ -23529,8 +23530,9 @@
           <w:color w:val="212121"/>
           <w:sz w:val="24"/>
         </w:rPr>
-        <w:t>7</w:t>
-      </w:r>
+        <w:t xml:space="preserve">Tabla: </w:t>
+      </w:r>
+      <w:proofErr w:type="spellStart"/>
       <w:r>
         <w:rPr>
           <w:rFonts w:ascii="Segoe UI" w:eastAsia="Segoe UI" w:hAnsi="Segoe UI" w:cs="Segoe UI"/>
@@ -23539,48 +23541,7 @@
           <w:color w:val="212121"/>
           <w:sz w:val="24"/>
         </w:rPr>
-        <w:t xml:space="preserve">. </w:t>
-      </w:r>
-      <w:r>
-        <w:rPr>
-          <w:rFonts w:ascii="Segoe UI" w:eastAsia="Segoe UI" w:hAnsi="Segoe UI" w:cs="Segoe UI"/>
-          <w:b/>
-          <w:bCs/>
-          <w:color w:val="212121"/>
-          <w:sz w:val="24"/>
-        </w:rPr>
-        <w:t xml:space="preserve">Tabla: </w:t>
-      </w:r>
-      <w:proofErr w:type="spellStart"/>
-      <w:r>
-        <w:rPr>
-          <w:rFonts w:ascii="Segoe UI" w:eastAsia="Segoe UI" w:hAnsi="Segoe UI" w:cs="Segoe UI"/>
-          <w:b/>
-          <w:bCs/>
-          <w:color w:val="212121"/>
-          <w:sz w:val="24"/>
-        </w:rPr>
-        <w:t>eventos</w:t>
-      </w:r>
-      <w:r>
-        <w:rPr>
-          <w:rFonts w:ascii="Segoe UI" w:eastAsia="Segoe UI" w:hAnsi="Segoe UI" w:cs="Segoe UI"/>
-          <w:b/>
-          <w:bCs/>
-          <w:color w:val="212121"/>
-          <w:sz w:val="24"/>
-        </w:rPr>
-        <w:t>_</w:t>
-      </w:r>
-      <w:r>
-        <w:rPr>
-          <w:rFonts w:ascii="Segoe UI" w:eastAsia="Segoe UI" w:hAnsi="Segoe UI" w:cs="Segoe UI"/>
-          <w:b/>
-          <w:bCs/>
-          <w:color w:val="212121"/>
-          <w:sz w:val="24"/>
-        </w:rPr>
-        <w:t>calendario</w:t>
+        <w:t>eventos_calendario</w:t>
       </w:r>
       <w:proofErr w:type="spellEnd"/>
     </w:p>
@@ -25143,178 +25104,1239 @@
         <w:t>Paleta de Colores</w:t>
       </w:r>
     </w:p>
-    <w:p>
-      <w:pPr>
-        <w:pStyle w:val="Heading2"/>
-        <w:keepNext w:val="0"/>
-        <w:widowControl w:val="0"/>
-        <w:shd w:val="clear" w:color="auto" w:fill="FFFFFF" w:themeFill="background1"/>
-        <w:spacing w:before="0" w:after="48"/>
-        <w:ind w:left="708"/>
-        <w:rPr>
-          <w:rFonts w:ascii="Segoe UI" w:eastAsia="Segoe UI" w:hAnsi="Segoe UI" w:cs="Segoe UI"/>
-          <w:i w:val="0"/>
-          <w:iCs w:val="0"/>
-          <w:color w:val="212121"/>
-          <w:sz w:val="24"/>
-        </w:rPr>
-      </w:pPr>
-      <w:r>
-        <w:rPr>
-          <w:rFonts w:ascii="Segoe UI" w:eastAsia="Segoe UI" w:hAnsi="Segoe UI" w:cs="Segoe UI"/>
-          <w:i w:val="0"/>
-          <w:iCs w:val="0"/>
-          <w:color w:val="212121"/>
-          <w:sz w:val="24"/>
-        </w:rPr>
-        <w:t>Se definirá una paleta cromática basada en la identidad corporativa del Club de Atletismo Ianuarius, priorizando el contraste y la legibilidad para entornos con mucha luz (exteriores):</w:t>
-      </w:r>
-    </w:p>
-    <w:p>
-      <w:pPr>
-        <w:pStyle w:val="Heading2"/>
-        <w:keepNext w:val="0"/>
-        <w:widowControl w:val="0"/>
-        <w:numPr>
-          <w:ilvl w:val="0"/>
-          <w:numId w:val="48"/>
-        </w:numPr>
-        <w:shd w:val="clear" w:color="auto" w:fill="FFFFFF" w:themeFill="background1"/>
-        <w:tabs>
-          <w:tab w:val="clear" w:pos="3240"/>
-          <w:tab w:val="num" w:pos="1080"/>
-        </w:tabs>
-        <w:spacing w:before="0" w:after="48"/>
-        <w:ind w:left="1066" w:hanging="357"/>
-        <w:rPr>
-          <w:rFonts w:ascii="Segoe UI" w:eastAsia="Segoe UI" w:hAnsi="Segoe UI" w:cs="Segoe UI"/>
-          <w:i w:val="0"/>
-          <w:iCs w:val="0"/>
-          <w:color w:val="212121"/>
-          <w:sz w:val="24"/>
-        </w:rPr>
-      </w:pPr>
-      <w:r>
-        <w:rPr>
-          <w:sz w:val="24"/>
-          <w:szCs w:val="24"/>
-        </w:rPr>
-        <w:tab/>
-      </w:r>
-      <w:r>
-        <w:rPr>
-          <w:rFonts w:ascii="Segoe UI" w:eastAsia="Segoe UI" w:hAnsi="Segoe UI" w:cs="Segoe UI"/>
-          <w:b/>
-          <w:i w:val="0"/>
-          <w:iCs w:val="0"/>
-          <w:color w:val="212121"/>
-          <w:sz w:val="24"/>
-        </w:rPr>
-        <w:t>Color Principal (Identidad Club):</w:t>
-      </w:r>
-      <w:r>
-        <w:rPr>
-          <w:rFonts w:ascii="Segoe UI" w:eastAsia="Segoe UI" w:hAnsi="Segoe UI" w:cs="Segoe UI"/>
-          <w:i w:val="0"/>
-          <w:iCs w:val="0"/>
-          <w:color w:val="212121"/>
-          <w:sz w:val="24"/>
-        </w:rPr>
-        <w:t> Rojo Ianuarius (#E63946) - Se reserva para los botones de acción principal (como enviar inscripciones), enlaces destacados y elementos de marca.</w:t>
-      </w:r>
-    </w:p>
-    <w:p>
-      <w:pPr>
-        <w:pStyle w:val="Heading2"/>
-        <w:keepNext w:val="0"/>
-        <w:widowControl w:val="0"/>
-        <w:numPr>
-          <w:ilvl w:val="0"/>
-          <w:numId w:val="48"/>
-        </w:numPr>
-        <w:shd w:val="clear" w:color="auto" w:fill="FFFFFF" w:themeFill="background1"/>
-        <w:tabs>
-          <w:tab w:val="clear" w:pos="3240"/>
-          <w:tab w:val="num" w:pos="1080"/>
-        </w:tabs>
-        <w:spacing w:before="0" w:after="48"/>
-        <w:ind w:left="1066" w:hanging="357"/>
-        <w:rPr>
-          <w:rFonts w:ascii="Segoe UI" w:eastAsia="Segoe UI" w:hAnsi="Segoe UI" w:cs="Segoe UI"/>
-          <w:i w:val="0"/>
-          <w:iCs w:val="0"/>
-          <w:color w:val="212121"/>
-          <w:sz w:val="24"/>
-        </w:rPr>
-      </w:pPr>
-      <w:r>
-        <w:rPr>
-          <w:rFonts w:ascii="Segoe UI" w:eastAsia="Segoe UI" w:hAnsi="Segoe UI" w:cs="Segoe UI"/>
-          <w:b/>
-          <w:i w:val="0"/>
-          <w:iCs w:val="0"/>
-          <w:color w:val="212121"/>
-          <w:sz w:val="24"/>
-        </w:rPr>
-        <w:t>Colores Neutros:</w:t>
-      </w:r>
-      <w:r>
-        <w:rPr>
-          <w:rFonts w:ascii="Segoe UI" w:eastAsia="Segoe UI" w:hAnsi="Segoe UI" w:cs="Segoe UI"/>
-          <w:i w:val="0"/>
-          <w:iCs w:val="0"/>
-          <w:color w:val="212121"/>
-          <w:sz w:val="24"/>
-        </w:rPr>
-        <w:t> Escala de grises (desde #F8F9FA para fondos hasta #212529 para textos principales) para estructurar el contenido sin fatigar la vista.</w:t>
-      </w:r>
-    </w:p>
-    <w:p>
-      <w:pPr>
-        <w:pStyle w:val="Heading2"/>
-        <w:keepNext w:val="0"/>
-        <w:widowControl w:val="0"/>
-        <w:numPr>
-          <w:ilvl w:val="0"/>
-          <w:numId w:val="48"/>
-        </w:numPr>
-        <w:shd w:val="clear" w:color="auto" w:fill="FFFFFF" w:themeFill="background1"/>
-        <w:tabs>
-          <w:tab w:val="clear" w:pos="3240"/>
-          <w:tab w:val="num" w:pos="1080"/>
-        </w:tabs>
-        <w:spacing w:before="0" w:after="48"/>
-        <w:ind w:left="1066" w:hanging="357"/>
-        <w:rPr>
-          <w:rFonts w:ascii="Segoe UI" w:eastAsia="Segoe UI" w:hAnsi="Segoe UI" w:cs="Segoe UI"/>
-          <w:i w:val="0"/>
-          <w:iCs w:val="0"/>
-          <w:color w:val="212121"/>
-          <w:sz w:val="24"/>
-        </w:rPr>
-      </w:pPr>
-      <w:r>
-        <w:rPr>
-          <w:rFonts w:ascii="Segoe UI" w:eastAsia="Segoe UI" w:hAnsi="Segoe UI" w:cs="Segoe UI"/>
-          <w:b/>
-          <w:i w:val="0"/>
-          <w:iCs w:val="0"/>
-          <w:color w:val="212121"/>
-          <w:sz w:val="24"/>
-        </w:rPr>
-        <w:t>Colores de Estado:</w:t>
-      </w:r>
-      <w:r>
-        <w:rPr>
-          <w:rFonts w:ascii="Segoe UI" w:eastAsia="Segoe UI" w:hAnsi="Segoe UI" w:cs="Segoe UI"/>
-          <w:i w:val="0"/>
-          <w:iCs w:val="0"/>
-          <w:color w:val="212121"/>
-          <w:sz w:val="24"/>
-        </w:rPr>
-        <w:t> Verde (#2A9D8F) para alertas de éxito (feedback guardado, PDF generado) y Naranja (#F4A261) para advertencias o campos incompletos.</w:t>
-      </w:r>
-    </w:p>
+    <w:tbl>
+      <w:tblPr>
+        <w:tblW w:w="11058" w:type="dxa"/>
+        <w:tblInd w:w="-1003" w:type="dxa"/>
+        <w:tblCellMar>
+          <w:left w:w="70" w:type="dxa"/>
+          <w:right w:w="70" w:type="dxa"/>
+        </w:tblCellMar>
+        <w:tblLook w:val="04A0" w:firstRow="1" w:lastRow="0" w:firstColumn="1" w:lastColumn="0" w:noHBand="0" w:noVBand="1"/>
+      </w:tblPr>
+      <w:tblGrid>
+        <w:gridCol w:w="1339"/>
+        <w:gridCol w:w="1409"/>
+        <w:gridCol w:w="1205"/>
+        <w:gridCol w:w="2250"/>
+        <w:gridCol w:w="4855"/>
+      </w:tblGrid>
+      <w:tr>
+        <w:trPr>
+          <w:trHeight w:val="720"/>
+        </w:trPr>
+        <w:tc>
+          <w:tcPr>
+            <w:tcW w:w="1339" w:type="dxa"/>
+            <w:tcBorders>
+              <w:top w:val="single" w:sz="4" w:space="0" w:color="D1D5DB"/>
+              <w:left w:val="single" w:sz="4" w:space="0" w:color="D1D5DB"/>
+              <w:bottom w:val="single" w:sz="4" w:space="0" w:color="D1D5DB"/>
+              <w:right w:val="single" w:sz="4" w:space="0" w:color="D1D5DB"/>
+            </w:tcBorders>
+            <w:shd w:val="clear" w:color="auto" w:fill="FEE2E2"/>
+            <w:vAlign w:val="center"/>
+            <w:hideMark/>
+          </w:tcPr>
+          <w:p>
+            <w:pPr>
+              <w:keepNext w:val="0"/>
+              <w:widowControl w:val="0"/>
+              <w:shd w:val="clear" w:color="auto" w:fill="FFFFFF" w:themeFill="background1"/>
+              <w:spacing w:after="0"/>
+              <w:jc w:val="center"/>
+              <w:rPr>
+                <w:b/>
+                <w:bCs/>
+                <w:color w:val="991B1B"/>
+              </w:rPr>
+            </w:pPr>
+            <w:r>
+              <w:rPr>
+                <w:b/>
+                <w:bCs/>
+                <w:color w:val="991B1B"/>
+              </w:rPr>
+              <w:t>Tipo</w:t>
+            </w:r>
+          </w:p>
+        </w:tc>
+        <w:tc>
+          <w:tcPr>
+            <w:tcW w:w="1409" w:type="dxa"/>
+            <w:tcBorders>
+              <w:top w:val="single" w:sz="4" w:space="0" w:color="D1D5DB"/>
+              <w:left w:val="single" w:sz="4" w:space="0" w:color="D1D5DB"/>
+              <w:bottom w:val="single" w:sz="4" w:space="0" w:color="D1D5DB"/>
+              <w:right w:val="single" w:sz="4" w:space="0" w:color="D1D5DB"/>
+            </w:tcBorders>
+            <w:shd w:val="clear" w:color="auto" w:fill="FEE2E2"/>
+            <w:vAlign w:val="center"/>
+            <w:hideMark/>
+          </w:tcPr>
+          <w:p>
+            <w:pPr>
+              <w:keepNext w:val="0"/>
+              <w:widowControl w:val="0"/>
+              <w:shd w:val="clear" w:color="auto" w:fill="FFFFFF" w:themeFill="background1"/>
+              <w:spacing w:after="0"/>
+              <w:jc w:val="center"/>
+              <w:rPr>
+                <w:b/>
+                <w:bCs/>
+                <w:color w:val="991B1B"/>
+              </w:rPr>
+            </w:pPr>
+            <w:r>
+              <w:rPr>
+                <w:b/>
+                <w:bCs/>
+                <w:color w:val="991B1B"/>
+              </w:rPr>
+              <w:t>Color (</w:t>
+            </w:r>
+            <w:proofErr w:type="spellStart"/>
+            <w:r>
+              <w:rPr>
+                <w:b/>
+                <w:bCs/>
+                <w:color w:val="991B1B"/>
+              </w:rPr>
+              <w:t>Hex</w:t>
+            </w:r>
+            <w:proofErr w:type="spellEnd"/>
+            <w:r>
+              <w:rPr>
+                <w:b/>
+                <w:bCs/>
+                <w:color w:val="991B1B"/>
+              </w:rPr>
+              <w:t>)</w:t>
+            </w:r>
+          </w:p>
+        </w:tc>
+        <w:tc>
+          <w:tcPr>
+            <w:tcW w:w="1205" w:type="dxa"/>
+            <w:tcBorders>
+              <w:top w:val="single" w:sz="4" w:space="0" w:color="D1D5DB"/>
+              <w:left w:val="single" w:sz="4" w:space="0" w:color="D1D5DB"/>
+              <w:bottom w:val="single" w:sz="4" w:space="0" w:color="D1D5DB"/>
+              <w:right w:val="single" w:sz="4" w:space="0" w:color="D1D5DB"/>
+            </w:tcBorders>
+            <w:shd w:val="clear" w:color="auto" w:fill="FEE2E2"/>
+            <w:vAlign w:val="center"/>
+            <w:hideMark/>
+          </w:tcPr>
+          <w:p>
+            <w:pPr>
+              <w:keepNext w:val="0"/>
+              <w:widowControl w:val="0"/>
+              <w:shd w:val="clear" w:color="auto" w:fill="FFFFFF" w:themeFill="background1"/>
+              <w:spacing w:after="0"/>
+              <w:jc w:val="center"/>
+              <w:rPr>
+                <w:b/>
+                <w:bCs/>
+                <w:color w:val="991B1B"/>
+              </w:rPr>
+            </w:pPr>
+            <w:r>
+              <w:rPr>
+                <w:b/>
+                <w:bCs/>
+                <w:color w:val="991B1B"/>
+              </w:rPr>
+              <w:t>Muestra</w:t>
+            </w:r>
+          </w:p>
+        </w:tc>
+        <w:tc>
+          <w:tcPr>
+            <w:tcW w:w="2250" w:type="dxa"/>
+            <w:tcBorders>
+              <w:top w:val="single" w:sz="4" w:space="0" w:color="D1D5DB"/>
+              <w:left w:val="single" w:sz="4" w:space="0" w:color="D1D5DB"/>
+              <w:bottom w:val="single" w:sz="4" w:space="0" w:color="D1D5DB"/>
+              <w:right w:val="single" w:sz="4" w:space="0" w:color="D1D5DB"/>
+            </w:tcBorders>
+            <w:shd w:val="clear" w:color="auto" w:fill="FEE2E2"/>
+            <w:vAlign w:val="center"/>
+            <w:hideMark/>
+          </w:tcPr>
+          <w:p>
+            <w:pPr>
+              <w:keepNext w:val="0"/>
+              <w:widowControl w:val="0"/>
+              <w:shd w:val="clear" w:color="auto" w:fill="FFFFFF" w:themeFill="background1"/>
+              <w:spacing w:after="0"/>
+              <w:jc w:val="center"/>
+              <w:rPr>
+                <w:b/>
+                <w:bCs/>
+                <w:color w:val="991B1B"/>
+              </w:rPr>
+            </w:pPr>
+            <w:r>
+              <w:rPr>
+                <w:b/>
+                <w:bCs/>
+                <w:color w:val="991B1B"/>
+              </w:rPr>
+              <w:t>Uso en la</w:t>
+            </w:r>
+            <w:r>
+              <w:rPr>
+                <w:b/>
+                <w:bCs/>
+                <w:color w:val="991B1B"/>
+              </w:rPr>
+              <w:t xml:space="preserve"> </w:t>
+            </w:r>
+            <w:r>
+              <w:rPr>
+                <w:b/>
+                <w:bCs/>
+                <w:color w:val="991B1B"/>
+              </w:rPr>
+              <w:t>Aplicación</w:t>
+            </w:r>
+          </w:p>
+        </w:tc>
+        <w:tc>
+          <w:tcPr>
+            <w:tcW w:w="4855" w:type="dxa"/>
+            <w:tcBorders>
+              <w:top w:val="single" w:sz="4" w:space="0" w:color="D1D5DB"/>
+              <w:left w:val="single" w:sz="4" w:space="0" w:color="D1D5DB"/>
+              <w:bottom w:val="single" w:sz="4" w:space="0" w:color="D1D5DB"/>
+              <w:right w:val="single" w:sz="4" w:space="0" w:color="D1D5DB"/>
+            </w:tcBorders>
+            <w:shd w:val="clear" w:color="auto" w:fill="FEE2E2"/>
+            <w:vAlign w:val="center"/>
+            <w:hideMark/>
+          </w:tcPr>
+          <w:p>
+            <w:pPr>
+              <w:keepNext w:val="0"/>
+              <w:widowControl w:val="0"/>
+              <w:shd w:val="clear" w:color="auto" w:fill="FFFFFF" w:themeFill="background1"/>
+              <w:spacing w:after="0"/>
+              <w:jc w:val="center"/>
+              <w:rPr>
+                <w:b/>
+                <w:bCs/>
+                <w:color w:val="991B1B"/>
+              </w:rPr>
+            </w:pPr>
+            <w:r>
+              <w:rPr>
+                <w:b/>
+                <w:bCs/>
+                <w:color w:val="991B1B"/>
+              </w:rPr>
+              <w:t>Justificación</w:t>
+            </w:r>
+          </w:p>
+        </w:tc>
+      </w:tr>
+      <w:tr>
+        <w:trPr>
+          <w:trHeight w:val="1021"/>
+        </w:trPr>
+        <w:tc>
+          <w:tcPr>
+            <w:tcW w:w="1339" w:type="dxa"/>
+            <w:tcBorders>
+              <w:top w:val="single" w:sz="4" w:space="0" w:color="D1D5DB"/>
+              <w:left w:val="single" w:sz="4" w:space="0" w:color="D1D5DB"/>
+              <w:bottom w:val="single" w:sz="4" w:space="0" w:color="D1D5DB"/>
+              <w:right w:val="single" w:sz="4" w:space="0" w:color="D1D5DB"/>
+            </w:tcBorders>
+            <w:vAlign w:val="center"/>
+            <w:hideMark/>
+          </w:tcPr>
+          <w:p>
+            <w:pPr>
+              <w:keepNext w:val="0"/>
+              <w:suppressAutoHyphens w:val="0"/>
+              <w:spacing w:after="0" w:line="240" w:lineRule="auto"/>
+              <w:rPr>
+                <w:rFonts w:ascii="Segoe UI" w:hAnsi="Segoe UI" w:cs="Segoe UI"/>
+                <w:b/>
+                <w:bCs/>
+                <w:color w:val="1F1F1F"/>
+                <w:sz w:val="19"/>
+                <w:szCs w:val="19"/>
+              </w:rPr>
+            </w:pPr>
+            <w:r>
+              <w:rPr>
+                <w:rFonts w:ascii="Segoe UI" w:hAnsi="Segoe UI" w:cs="Segoe UI"/>
+                <w:b/>
+                <w:bCs/>
+                <w:color w:val="1F1F1F"/>
+                <w:sz w:val="19"/>
+                <w:szCs w:val="19"/>
+              </w:rPr>
+              <w:t>Acento / Principal</w:t>
+            </w:r>
+          </w:p>
+        </w:tc>
+        <w:tc>
+          <w:tcPr>
+            <w:tcW w:w="1409" w:type="dxa"/>
+            <w:tcBorders>
+              <w:top w:val="single" w:sz="4" w:space="0" w:color="D1D5DB"/>
+              <w:left w:val="single" w:sz="4" w:space="0" w:color="D1D5DB"/>
+              <w:bottom w:val="single" w:sz="4" w:space="0" w:color="D1D5DB"/>
+              <w:right w:val="single" w:sz="4" w:space="0" w:color="D1D5DB"/>
+            </w:tcBorders>
+            <w:vAlign w:val="center"/>
+            <w:hideMark/>
+          </w:tcPr>
+          <w:p>
+            <w:pPr>
+              <w:keepNext w:val="0"/>
+              <w:suppressAutoHyphens w:val="0"/>
+              <w:spacing w:after="0" w:line="240" w:lineRule="auto"/>
+              <w:rPr>
+                <w:rFonts w:ascii="Segoe UI" w:hAnsi="Segoe UI" w:cs="Segoe UI"/>
+                <w:b/>
+                <w:bCs/>
+                <w:color w:val="1F1F1F"/>
+                <w:sz w:val="19"/>
+                <w:szCs w:val="19"/>
+              </w:rPr>
+            </w:pPr>
+            <w:r>
+              <w:rPr>
+                <w:rFonts w:ascii="Segoe UI" w:hAnsi="Segoe UI" w:cs="Segoe UI"/>
+                <w:b/>
+                <w:bCs/>
+                <w:color w:val="1F1F1F"/>
+                <w:sz w:val="19"/>
+                <w:szCs w:val="19"/>
+              </w:rPr>
+              <w:t>#FE0000</w:t>
+            </w:r>
+          </w:p>
+        </w:tc>
+        <w:tc>
+          <w:tcPr>
+            <w:tcW w:w="1205" w:type="dxa"/>
+            <w:tcBorders>
+              <w:top w:val="single" w:sz="4" w:space="0" w:color="D1D5DB"/>
+              <w:left w:val="single" w:sz="4" w:space="0" w:color="D1D5DB"/>
+              <w:bottom w:val="single" w:sz="4" w:space="0" w:color="D1D5DB"/>
+              <w:right w:val="single" w:sz="4" w:space="0" w:color="D1D5DB"/>
+            </w:tcBorders>
+            <w:vAlign w:val="center"/>
+            <w:hideMark/>
+          </w:tcPr>
+          <w:p>
+            <w:pPr>
+              <w:keepNext w:val="0"/>
+              <w:suppressAutoHyphens w:val="0"/>
+              <w:spacing w:after="0" w:line="240" w:lineRule="auto"/>
+              <w:rPr>
+                <w:rFonts w:ascii="Segoe UI" w:hAnsi="Segoe UI" w:cs="Segoe UI"/>
+                <w:color w:val="1F1F1F"/>
+                <w:sz w:val="19"/>
+                <w:szCs w:val="19"/>
+              </w:rPr>
+            </w:pPr>
+            <w:r>
+              <w:rPr>
+                <w:rFonts w:ascii="Segoe UI" w:hAnsi="Segoe UI" w:cs="Segoe UI"/>
+                <w:color w:val="1F1F1F"/>
+                <w:sz w:val="19"/>
+                <w:szCs w:val="19"/>
+              </w:rPr>
+              <w:t>Rojo Ianuarius</w:t>
+            </w:r>
+          </w:p>
+        </w:tc>
+        <w:tc>
+          <w:tcPr>
+            <w:tcW w:w="2250" w:type="dxa"/>
+            <w:tcBorders>
+              <w:top w:val="single" w:sz="4" w:space="0" w:color="D1D5DB"/>
+              <w:left w:val="single" w:sz="4" w:space="0" w:color="D1D5DB"/>
+              <w:bottom w:val="single" w:sz="4" w:space="0" w:color="D1D5DB"/>
+              <w:right w:val="single" w:sz="4" w:space="0" w:color="D1D5DB"/>
+            </w:tcBorders>
+            <w:vAlign w:val="center"/>
+            <w:hideMark/>
+          </w:tcPr>
+          <w:p>
+            <w:pPr>
+              <w:keepNext w:val="0"/>
+              <w:suppressAutoHyphens w:val="0"/>
+              <w:spacing w:after="0" w:line="240" w:lineRule="auto"/>
+              <w:rPr>
+                <w:rFonts w:ascii="Segoe UI" w:hAnsi="Segoe UI" w:cs="Segoe UI"/>
+                <w:color w:val="1F1F1F"/>
+                <w:sz w:val="19"/>
+                <w:szCs w:val="19"/>
+              </w:rPr>
+            </w:pPr>
+            <w:r>
+              <w:rPr>
+                <w:rFonts w:ascii="Segoe UI" w:hAnsi="Segoe UI" w:cs="Segoe UI"/>
+                <w:color w:val="1F1F1F"/>
+                <w:sz w:val="19"/>
+                <w:szCs w:val="19"/>
+              </w:rPr>
+              <w:t xml:space="preserve">Botón de "Inscribirse", bordes de tarjetas destacadas, </w:t>
+            </w:r>
+            <w:proofErr w:type="spellStart"/>
+            <w:r>
+              <w:rPr>
+                <w:rFonts w:ascii="Segoe UI" w:hAnsi="Segoe UI" w:cs="Segoe UI"/>
+                <w:color w:val="1F1F1F"/>
+                <w:sz w:val="19"/>
+                <w:szCs w:val="19"/>
+              </w:rPr>
+              <w:t>hover</w:t>
+            </w:r>
+            <w:proofErr w:type="spellEnd"/>
+            <w:r>
+              <w:rPr>
+                <w:rFonts w:ascii="Segoe UI" w:hAnsi="Segoe UI" w:cs="Segoe UI"/>
+                <w:color w:val="1F1F1F"/>
+                <w:sz w:val="19"/>
+                <w:szCs w:val="19"/>
+              </w:rPr>
+              <w:t xml:space="preserve"> de enlaces y textos de impacto.</w:t>
+            </w:r>
+          </w:p>
+        </w:tc>
+        <w:tc>
+          <w:tcPr>
+            <w:tcW w:w="4855" w:type="dxa"/>
+            <w:tcBorders>
+              <w:top w:val="single" w:sz="4" w:space="0" w:color="D1D5DB"/>
+              <w:left w:val="single" w:sz="4" w:space="0" w:color="D1D5DB"/>
+              <w:bottom w:val="single" w:sz="4" w:space="0" w:color="D1D5DB"/>
+              <w:right w:val="single" w:sz="4" w:space="0" w:color="D1D5DB"/>
+            </w:tcBorders>
+            <w:vAlign w:val="center"/>
+            <w:hideMark/>
+          </w:tcPr>
+          <w:p>
+            <w:pPr>
+              <w:keepNext w:val="0"/>
+              <w:suppressAutoHyphens w:val="0"/>
+              <w:spacing w:after="0" w:line="240" w:lineRule="auto"/>
+              <w:rPr>
+                <w:rFonts w:ascii="Segoe UI" w:hAnsi="Segoe UI" w:cs="Segoe UI"/>
+                <w:color w:val="1F1F1F"/>
+                <w:sz w:val="19"/>
+                <w:szCs w:val="19"/>
+              </w:rPr>
+            </w:pPr>
+            <w:r>
+              <w:rPr>
+                <w:rFonts w:ascii="Segoe UI" w:hAnsi="Segoe UI" w:cs="Segoe UI"/>
+                <w:color w:val="1F1F1F"/>
+                <w:sz w:val="19"/>
+                <w:szCs w:val="19"/>
+              </w:rPr>
+              <w:t>Es el color corporativo del escudo. Transmite la energía, agresividad y velocidad del atletismo. Actúa como llamada a la acción (CTA) perfecta sobre fondos oscuros.</w:t>
+            </w:r>
+          </w:p>
+        </w:tc>
+      </w:tr>
+      <w:tr>
+        <w:trPr>
+          <w:trHeight w:val="824"/>
+        </w:trPr>
+        <w:tc>
+          <w:tcPr>
+            <w:tcW w:w="1339" w:type="dxa"/>
+            <w:tcBorders>
+              <w:top w:val="single" w:sz="4" w:space="0" w:color="D1D5DB"/>
+              <w:left w:val="single" w:sz="4" w:space="0" w:color="D1D5DB"/>
+              <w:bottom w:val="single" w:sz="4" w:space="0" w:color="D1D5DB"/>
+              <w:right w:val="single" w:sz="4" w:space="0" w:color="D1D5DB"/>
+            </w:tcBorders>
+            <w:vAlign w:val="center"/>
+            <w:hideMark/>
+          </w:tcPr>
+          <w:p>
+            <w:pPr>
+              <w:keepNext w:val="0"/>
+              <w:suppressAutoHyphens w:val="0"/>
+              <w:spacing w:after="0" w:line="240" w:lineRule="auto"/>
+              <w:rPr>
+                <w:rFonts w:ascii="Segoe UI" w:hAnsi="Segoe UI" w:cs="Segoe UI"/>
+                <w:b/>
+                <w:bCs/>
+                <w:color w:val="1F1F1F"/>
+                <w:sz w:val="19"/>
+                <w:szCs w:val="19"/>
+              </w:rPr>
+            </w:pPr>
+            <w:r>
+              <w:rPr>
+                <w:rFonts w:ascii="Segoe UI" w:hAnsi="Segoe UI" w:cs="Segoe UI"/>
+                <w:b/>
+                <w:bCs/>
+                <w:color w:val="1F1F1F"/>
+                <w:sz w:val="19"/>
+                <w:szCs w:val="19"/>
+              </w:rPr>
+              <w:t>Fondo Principal</w:t>
+            </w:r>
+          </w:p>
+        </w:tc>
+        <w:tc>
+          <w:tcPr>
+            <w:tcW w:w="1409" w:type="dxa"/>
+            <w:tcBorders>
+              <w:top w:val="single" w:sz="4" w:space="0" w:color="D1D5DB"/>
+              <w:left w:val="single" w:sz="4" w:space="0" w:color="D1D5DB"/>
+              <w:bottom w:val="single" w:sz="4" w:space="0" w:color="D1D5DB"/>
+              <w:right w:val="single" w:sz="4" w:space="0" w:color="D1D5DB"/>
+            </w:tcBorders>
+            <w:vAlign w:val="center"/>
+            <w:hideMark/>
+          </w:tcPr>
+          <w:p>
+            <w:pPr>
+              <w:keepNext w:val="0"/>
+              <w:suppressAutoHyphens w:val="0"/>
+              <w:spacing w:after="0" w:line="240" w:lineRule="auto"/>
+              <w:rPr>
+                <w:rFonts w:ascii="Segoe UI" w:hAnsi="Segoe UI" w:cs="Segoe UI"/>
+                <w:b/>
+                <w:bCs/>
+                <w:color w:val="1F1F1F"/>
+                <w:sz w:val="19"/>
+                <w:szCs w:val="19"/>
+              </w:rPr>
+            </w:pPr>
+            <w:r>
+              <w:rPr>
+                <w:rFonts w:ascii="Segoe UI" w:hAnsi="Segoe UI" w:cs="Segoe UI"/>
+                <w:b/>
+                <w:bCs/>
+                <w:color w:val="1F1F1F"/>
+                <w:sz w:val="19"/>
+                <w:szCs w:val="19"/>
+              </w:rPr>
+              <w:t>#171717</w:t>
+            </w:r>
+          </w:p>
+        </w:tc>
+        <w:tc>
+          <w:tcPr>
+            <w:tcW w:w="1205" w:type="dxa"/>
+            <w:tcBorders>
+              <w:top w:val="single" w:sz="4" w:space="0" w:color="D1D5DB"/>
+              <w:left w:val="single" w:sz="4" w:space="0" w:color="D1D5DB"/>
+              <w:bottom w:val="single" w:sz="4" w:space="0" w:color="D1D5DB"/>
+              <w:right w:val="single" w:sz="4" w:space="0" w:color="D1D5DB"/>
+            </w:tcBorders>
+            <w:vAlign w:val="center"/>
+            <w:hideMark/>
+          </w:tcPr>
+          <w:p>
+            <w:pPr>
+              <w:keepNext w:val="0"/>
+              <w:suppressAutoHyphens w:val="0"/>
+              <w:spacing w:after="0" w:line="240" w:lineRule="auto"/>
+              <w:rPr>
+                <w:rFonts w:ascii="Segoe UI" w:hAnsi="Segoe UI" w:cs="Segoe UI"/>
+                <w:color w:val="1F1F1F"/>
+                <w:sz w:val="19"/>
+                <w:szCs w:val="19"/>
+              </w:rPr>
+            </w:pPr>
+            <w:r>
+              <w:rPr>
+                <w:rFonts w:ascii="Segoe UI" w:hAnsi="Segoe UI" w:cs="Segoe UI"/>
+                <w:color w:val="1F1F1F"/>
+                <w:sz w:val="19"/>
+                <w:szCs w:val="19"/>
+              </w:rPr>
+              <w:t>Oscuro</w:t>
+            </w:r>
+          </w:p>
+        </w:tc>
+        <w:tc>
+          <w:tcPr>
+            <w:tcW w:w="2250" w:type="dxa"/>
+            <w:tcBorders>
+              <w:top w:val="single" w:sz="4" w:space="0" w:color="D1D5DB"/>
+              <w:left w:val="single" w:sz="4" w:space="0" w:color="D1D5DB"/>
+              <w:bottom w:val="single" w:sz="4" w:space="0" w:color="D1D5DB"/>
+              <w:right w:val="single" w:sz="4" w:space="0" w:color="D1D5DB"/>
+            </w:tcBorders>
+            <w:vAlign w:val="center"/>
+            <w:hideMark/>
+          </w:tcPr>
+          <w:p>
+            <w:pPr>
+              <w:keepNext w:val="0"/>
+              <w:suppressAutoHyphens w:val="0"/>
+              <w:spacing w:after="0" w:line="240" w:lineRule="auto"/>
+              <w:rPr>
+                <w:rFonts w:ascii="Segoe UI" w:hAnsi="Segoe UI" w:cs="Segoe UI"/>
+                <w:color w:val="1F1F1F"/>
+                <w:sz w:val="19"/>
+                <w:szCs w:val="19"/>
+              </w:rPr>
+            </w:pPr>
+            <w:r>
+              <w:rPr>
+                <w:rFonts w:ascii="Segoe UI" w:hAnsi="Segoe UI" w:cs="Segoe UI"/>
+                <w:color w:val="1F1F1F"/>
+                <w:sz w:val="19"/>
+                <w:szCs w:val="19"/>
+              </w:rPr>
+              <w:t>Color base para todo el fondo de la página y secciones principales.</w:t>
+            </w:r>
+          </w:p>
+        </w:tc>
+        <w:tc>
+          <w:tcPr>
+            <w:tcW w:w="4855" w:type="dxa"/>
+            <w:tcBorders>
+              <w:top w:val="single" w:sz="4" w:space="0" w:color="D1D5DB"/>
+              <w:left w:val="single" w:sz="4" w:space="0" w:color="D1D5DB"/>
+              <w:bottom w:val="single" w:sz="4" w:space="0" w:color="D1D5DB"/>
+              <w:right w:val="single" w:sz="4" w:space="0" w:color="D1D5DB"/>
+            </w:tcBorders>
+            <w:vAlign w:val="center"/>
+            <w:hideMark/>
+          </w:tcPr>
+          <w:p>
+            <w:pPr>
+              <w:keepNext w:val="0"/>
+              <w:suppressAutoHyphens w:val="0"/>
+              <w:spacing w:after="0" w:line="240" w:lineRule="auto"/>
+              <w:rPr>
+                <w:rFonts w:ascii="Segoe UI" w:hAnsi="Segoe UI" w:cs="Segoe UI"/>
+                <w:color w:val="1F1F1F"/>
+                <w:sz w:val="19"/>
+                <w:szCs w:val="19"/>
+              </w:rPr>
+            </w:pPr>
+            <w:r>
+              <w:rPr>
+                <w:rFonts w:ascii="Segoe UI" w:hAnsi="Segoe UI" w:cs="Segoe UI"/>
+                <w:color w:val="1F1F1F"/>
+                <w:sz w:val="19"/>
+                <w:szCs w:val="19"/>
+              </w:rPr>
+              <w:t>Proporciona una estética moderna, inmersiva y "premium". Reduce el cansancio visual y hace que el rojo resalte de forma brutal.</w:t>
+            </w:r>
+          </w:p>
+        </w:tc>
+      </w:tr>
+      <w:tr>
+        <w:trPr>
+          <w:trHeight w:val="835"/>
+        </w:trPr>
+        <w:tc>
+          <w:tcPr>
+            <w:tcW w:w="1339" w:type="dxa"/>
+            <w:tcBorders>
+              <w:top w:val="single" w:sz="4" w:space="0" w:color="D1D5DB"/>
+              <w:left w:val="single" w:sz="4" w:space="0" w:color="D1D5DB"/>
+              <w:bottom w:val="single" w:sz="4" w:space="0" w:color="D1D5DB"/>
+              <w:right w:val="single" w:sz="4" w:space="0" w:color="D1D5DB"/>
+            </w:tcBorders>
+            <w:vAlign w:val="center"/>
+            <w:hideMark/>
+          </w:tcPr>
+          <w:p>
+            <w:pPr>
+              <w:keepNext w:val="0"/>
+              <w:suppressAutoHyphens w:val="0"/>
+              <w:spacing w:after="0" w:line="240" w:lineRule="auto"/>
+              <w:rPr>
+                <w:rFonts w:ascii="Segoe UI" w:hAnsi="Segoe UI" w:cs="Segoe UI"/>
+                <w:b/>
+                <w:bCs/>
+                <w:color w:val="1F1F1F"/>
+                <w:sz w:val="19"/>
+                <w:szCs w:val="19"/>
+              </w:rPr>
+            </w:pPr>
+            <w:r>
+              <w:rPr>
+                <w:rFonts w:ascii="Segoe UI" w:hAnsi="Segoe UI" w:cs="Segoe UI"/>
+                <w:b/>
+                <w:bCs/>
+                <w:color w:val="1F1F1F"/>
+                <w:sz w:val="19"/>
+                <w:szCs w:val="19"/>
+              </w:rPr>
+              <w:t>Fondo Secundario</w:t>
+            </w:r>
+          </w:p>
+        </w:tc>
+        <w:tc>
+          <w:tcPr>
+            <w:tcW w:w="1409" w:type="dxa"/>
+            <w:tcBorders>
+              <w:top w:val="single" w:sz="4" w:space="0" w:color="D1D5DB"/>
+              <w:left w:val="single" w:sz="4" w:space="0" w:color="D1D5DB"/>
+              <w:bottom w:val="single" w:sz="4" w:space="0" w:color="D1D5DB"/>
+              <w:right w:val="single" w:sz="4" w:space="0" w:color="D1D5DB"/>
+            </w:tcBorders>
+            <w:vAlign w:val="center"/>
+            <w:hideMark/>
+          </w:tcPr>
+          <w:p>
+            <w:pPr>
+              <w:keepNext w:val="0"/>
+              <w:suppressAutoHyphens w:val="0"/>
+              <w:spacing w:after="0" w:line="240" w:lineRule="auto"/>
+              <w:rPr>
+                <w:rFonts w:ascii="Segoe UI" w:hAnsi="Segoe UI" w:cs="Segoe UI"/>
+                <w:b/>
+                <w:bCs/>
+                <w:color w:val="1F1F1F"/>
+                <w:sz w:val="19"/>
+                <w:szCs w:val="19"/>
+              </w:rPr>
+            </w:pPr>
+            <w:r>
+              <w:rPr>
+                <w:rFonts w:ascii="Segoe UI" w:hAnsi="Segoe UI" w:cs="Segoe UI"/>
+                <w:b/>
+                <w:bCs/>
+                <w:color w:val="1F1F1F"/>
+                <w:sz w:val="19"/>
+                <w:szCs w:val="19"/>
+              </w:rPr>
+              <w:t>#262626</w:t>
+            </w:r>
+          </w:p>
+        </w:tc>
+        <w:tc>
+          <w:tcPr>
+            <w:tcW w:w="1205" w:type="dxa"/>
+            <w:tcBorders>
+              <w:top w:val="single" w:sz="4" w:space="0" w:color="D1D5DB"/>
+              <w:left w:val="single" w:sz="4" w:space="0" w:color="D1D5DB"/>
+              <w:bottom w:val="single" w:sz="4" w:space="0" w:color="D1D5DB"/>
+              <w:right w:val="single" w:sz="4" w:space="0" w:color="D1D5DB"/>
+            </w:tcBorders>
+            <w:vAlign w:val="center"/>
+            <w:hideMark/>
+          </w:tcPr>
+          <w:p>
+            <w:pPr>
+              <w:keepNext w:val="0"/>
+              <w:suppressAutoHyphens w:val="0"/>
+              <w:spacing w:after="0" w:line="240" w:lineRule="auto"/>
+              <w:rPr>
+                <w:rFonts w:ascii="Segoe UI" w:hAnsi="Segoe UI" w:cs="Segoe UI"/>
+                <w:color w:val="1F1F1F"/>
+                <w:sz w:val="19"/>
+                <w:szCs w:val="19"/>
+              </w:rPr>
+            </w:pPr>
+            <w:r>
+              <w:rPr>
+                <w:rFonts w:ascii="Segoe UI" w:hAnsi="Segoe UI" w:cs="Segoe UI"/>
+                <w:color w:val="1F1F1F"/>
+                <w:sz w:val="19"/>
+                <w:szCs w:val="19"/>
+              </w:rPr>
+              <w:t>Gris</w:t>
+            </w:r>
+          </w:p>
+        </w:tc>
+        <w:tc>
+          <w:tcPr>
+            <w:tcW w:w="2250" w:type="dxa"/>
+            <w:tcBorders>
+              <w:top w:val="single" w:sz="4" w:space="0" w:color="D1D5DB"/>
+              <w:left w:val="single" w:sz="4" w:space="0" w:color="D1D5DB"/>
+              <w:bottom w:val="single" w:sz="4" w:space="0" w:color="D1D5DB"/>
+              <w:right w:val="single" w:sz="4" w:space="0" w:color="D1D5DB"/>
+            </w:tcBorders>
+            <w:vAlign w:val="center"/>
+            <w:hideMark/>
+          </w:tcPr>
+          <w:p>
+            <w:pPr>
+              <w:keepNext w:val="0"/>
+              <w:suppressAutoHyphens w:val="0"/>
+              <w:spacing w:after="0" w:line="240" w:lineRule="auto"/>
+              <w:rPr>
+                <w:rFonts w:ascii="Segoe UI" w:hAnsi="Segoe UI" w:cs="Segoe UI"/>
+                <w:color w:val="1F1F1F"/>
+                <w:sz w:val="19"/>
+                <w:szCs w:val="19"/>
+              </w:rPr>
+            </w:pPr>
+            <w:r>
+              <w:rPr>
+                <w:rFonts w:ascii="Segoe UI" w:hAnsi="Segoe UI" w:cs="Segoe UI"/>
+                <w:color w:val="1F1F1F"/>
+                <w:sz w:val="19"/>
+                <w:szCs w:val="19"/>
+              </w:rPr>
+              <w:t>Fondo de las tarjetas de contenido (como la de noticias) y menús superpuestos.</w:t>
+            </w:r>
+          </w:p>
+        </w:tc>
+        <w:tc>
+          <w:tcPr>
+            <w:tcW w:w="4855" w:type="dxa"/>
+            <w:tcBorders>
+              <w:top w:val="single" w:sz="4" w:space="0" w:color="D1D5DB"/>
+              <w:left w:val="single" w:sz="4" w:space="0" w:color="D1D5DB"/>
+              <w:bottom w:val="single" w:sz="4" w:space="0" w:color="D1D5DB"/>
+              <w:right w:val="single" w:sz="4" w:space="0" w:color="D1D5DB"/>
+            </w:tcBorders>
+            <w:vAlign w:val="center"/>
+            <w:hideMark/>
+          </w:tcPr>
+          <w:p>
+            <w:pPr>
+              <w:keepNext w:val="0"/>
+              <w:suppressAutoHyphens w:val="0"/>
+              <w:spacing w:after="0" w:line="240" w:lineRule="auto"/>
+              <w:rPr>
+                <w:rFonts w:ascii="Segoe UI" w:hAnsi="Segoe UI" w:cs="Segoe UI"/>
+                <w:color w:val="1F1F1F"/>
+                <w:sz w:val="19"/>
+                <w:szCs w:val="19"/>
+              </w:rPr>
+            </w:pPr>
+            <w:r>
+              <w:rPr>
+                <w:rFonts w:ascii="Segoe UI" w:hAnsi="Segoe UI" w:cs="Segoe UI"/>
+                <w:color w:val="1F1F1F"/>
+                <w:sz w:val="19"/>
+                <w:szCs w:val="19"/>
+              </w:rPr>
+              <w:t>Crea profundidad y jerarquía visual. Al ser ligeramente más claro que el fondo principal, permite que las tarjetas "floten" sin necesidad de bordes gruesos.</w:t>
+            </w:r>
+          </w:p>
+        </w:tc>
+      </w:tr>
+      <w:tr>
+        <w:trPr>
+          <w:trHeight w:val="834"/>
+        </w:trPr>
+        <w:tc>
+          <w:tcPr>
+            <w:tcW w:w="1339" w:type="dxa"/>
+            <w:tcBorders>
+              <w:top w:val="single" w:sz="4" w:space="0" w:color="D1D5DB"/>
+              <w:left w:val="single" w:sz="4" w:space="0" w:color="D1D5DB"/>
+              <w:bottom w:val="single" w:sz="4" w:space="0" w:color="D1D5DB"/>
+              <w:right w:val="single" w:sz="4" w:space="0" w:color="D1D5DB"/>
+            </w:tcBorders>
+            <w:vAlign w:val="center"/>
+            <w:hideMark/>
+          </w:tcPr>
+          <w:p>
+            <w:pPr>
+              <w:keepNext w:val="0"/>
+              <w:suppressAutoHyphens w:val="0"/>
+              <w:spacing w:after="0" w:line="240" w:lineRule="auto"/>
+              <w:rPr>
+                <w:rFonts w:ascii="Segoe UI" w:hAnsi="Segoe UI" w:cs="Segoe UI"/>
+                <w:b/>
+                <w:bCs/>
+                <w:color w:val="1F1F1F"/>
+                <w:sz w:val="19"/>
+                <w:szCs w:val="19"/>
+              </w:rPr>
+            </w:pPr>
+            <w:r>
+              <w:rPr>
+                <w:rFonts w:ascii="Segoe UI" w:hAnsi="Segoe UI" w:cs="Segoe UI"/>
+                <w:b/>
+                <w:bCs/>
+                <w:color w:val="1F1F1F"/>
+                <w:sz w:val="19"/>
+                <w:szCs w:val="19"/>
+              </w:rPr>
+              <w:t>Texto Principal</w:t>
+            </w:r>
+          </w:p>
+        </w:tc>
+        <w:tc>
+          <w:tcPr>
+            <w:tcW w:w="1409" w:type="dxa"/>
+            <w:tcBorders>
+              <w:top w:val="single" w:sz="4" w:space="0" w:color="D1D5DB"/>
+              <w:left w:val="single" w:sz="4" w:space="0" w:color="D1D5DB"/>
+              <w:bottom w:val="single" w:sz="4" w:space="0" w:color="D1D5DB"/>
+              <w:right w:val="single" w:sz="4" w:space="0" w:color="D1D5DB"/>
+            </w:tcBorders>
+            <w:vAlign w:val="center"/>
+            <w:hideMark/>
+          </w:tcPr>
+          <w:p>
+            <w:pPr>
+              <w:keepNext w:val="0"/>
+              <w:suppressAutoHyphens w:val="0"/>
+              <w:spacing w:after="0" w:line="240" w:lineRule="auto"/>
+              <w:rPr>
+                <w:rFonts w:ascii="Segoe UI" w:hAnsi="Segoe UI" w:cs="Segoe UI"/>
+                <w:b/>
+                <w:bCs/>
+                <w:color w:val="1F1F1F"/>
+                <w:sz w:val="19"/>
+                <w:szCs w:val="19"/>
+              </w:rPr>
+            </w:pPr>
+            <w:r>
+              <w:rPr>
+                <w:rFonts w:ascii="Segoe UI" w:hAnsi="Segoe UI" w:cs="Segoe UI"/>
+                <w:b/>
+                <w:bCs/>
+                <w:color w:val="1F1F1F"/>
+                <w:sz w:val="19"/>
+                <w:szCs w:val="19"/>
+              </w:rPr>
+              <w:t>#FFFFFF</w:t>
+            </w:r>
+          </w:p>
+        </w:tc>
+        <w:tc>
+          <w:tcPr>
+            <w:tcW w:w="1205" w:type="dxa"/>
+            <w:tcBorders>
+              <w:top w:val="single" w:sz="4" w:space="0" w:color="D1D5DB"/>
+              <w:left w:val="single" w:sz="4" w:space="0" w:color="D1D5DB"/>
+              <w:bottom w:val="single" w:sz="4" w:space="0" w:color="D1D5DB"/>
+              <w:right w:val="single" w:sz="4" w:space="0" w:color="D1D5DB"/>
+            </w:tcBorders>
+            <w:vAlign w:val="center"/>
+            <w:hideMark/>
+          </w:tcPr>
+          <w:p>
+            <w:pPr>
+              <w:keepNext w:val="0"/>
+              <w:suppressAutoHyphens w:val="0"/>
+              <w:spacing w:after="0" w:line="240" w:lineRule="auto"/>
+              <w:rPr>
+                <w:rFonts w:ascii="Segoe UI" w:hAnsi="Segoe UI" w:cs="Segoe UI"/>
+                <w:color w:val="1F1F1F"/>
+                <w:sz w:val="19"/>
+                <w:szCs w:val="19"/>
+              </w:rPr>
+            </w:pPr>
+            <w:r>
+              <w:rPr>
+                <w:rFonts w:ascii="Segoe UI" w:hAnsi="Segoe UI" w:cs="Segoe UI"/>
+                <w:color w:val="1F1F1F"/>
+                <w:sz w:val="19"/>
+                <w:szCs w:val="19"/>
+              </w:rPr>
+              <w:t>Blanco</w:t>
+            </w:r>
+          </w:p>
+        </w:tc>
+        <w:tc>
+          <w:tcPr>
+            <w:tcW w:w="2250" w:type="dxa"/>
+            <w:tcBorders>
+              <w:top w:val="single" w:sz="4" w:space="0" w:color="D1D5DB"/>
+              <w:left w:val="single" w:sz="4" w:space="0" w:color="D1D5DB"/>
+              <w:bottom w:val="single" w:sz="4" w:space="0" w:color="D1D5DB"/>
+              <w:right w:val="single" w:sz="4" w:space="0" w:color="D1D5DB"/>
+            </w:tcBorders>
+            <w:vAlign w:val="center"/>
+            <w:hideMark/>
+          </w:tcPr>
+          <w:p>
+            <w:pPr>
+              <w:keepNext w:val="0"/>
+              <w:suppressAutoHyphens w:val="0"/>
+              <w:spacing w:after="0" w:line="240" w:lineRule="auto"/>
+              <w:rPr>
+                <w:rFonts w:ascii="Segoe UI" w:hAnsi="Segoe UI" w:cs="Segoe UI"/>
+                <w:color w:val="1F1F1F"/>
+                <w:sz w:val="19"/>
+                <w:szCs w:val="19"/>
+              </w:rPr>
+            </w:pPr>
+            <w:r>
+              <w:rPr>
+                <w:rFonts w:ascii="Segoe UI" w:hAnsi="Segoe UI" w:cs="Segoe UI"/>
+                <w:color w:val="1F1F1F"/>
+                <w:sz w:val="19"/>
+                <w:szCs w:val="19"/>
+              </w:rPr>
+              <w:t>Títulos principales (h1, h2, h3) y elementos de navegación.</w:t>
+            </w:r>
+          </w:p>
+        </w:tc>
+        <w:tc>
+          <w:tcPr>
+            <w:tcW w:w="4855" w:type="dxa"/>
+            <w:tcBorders>
+              <w:top w:val="single" w:sz="4" w:space="0" w:color="D1D5DB"/>
+              <w:left w:val="single" w:sz="4" w:space="0" w:color="D1D5DB"/>
+              <w:bottom w:val="single" w:sz="4" w:space="0" w:color="D1D5DB"/>
+              <w:right w:val="single" w:sz="4" w:space="0" w:color="D1D5DB"/>
+            </w:tcBorders>
+            <w:vAlign w:val="center"/>
+            <w:hideMark/>
+          </w:tcPr>
+          <w:p>
+            <w:pPr>
+              <w:keepNext w:val="0"/>
+              <w:suppressAutoHyphens w:val="0"/>
+              <w:spacing w:after="0" w:line="240" w:lineRule="auto"/>
+              <w:rPr>
+                <w:rFonts w:ascii="Segoe UI" w:hAnsi="Segoe UI" w:cs="Segoe UI"/>
+                <w:color w:val="1F1F1F"/>
+                <w:sz w:val="19"/>
+                <w:szCs w:val="19"/>
+              </w:rPr>
+            </w:pPr>
+            <w:r>
+              <w:rPr>
+                <w:rFonts w:ascii="Segoe UI" w:hAnsi="Segoe UI" w:cs="Segoe UI"/>
+                <w:color w:val="1F1F1F"/>
+                <w:sz w:val="19"/>
+                <w:szCs w:val="19"/>
+              </w:rPr>
+              <w:t>Máximo contraste contra los fondos oscuros (</w:t>
+            </w:r>
+            <w:r>
+              <w:rPr>
+                <w:rFonts w:ascii="Segoe UI" w:hAnsi="Segoe UI" w:cs="Segoe UI"/>
+                <w:color w:val="444746"/>
+                <w:sz w:val="19"/>
+                <w:szCs w:val="19"/>
+              </w:rPr>
+              <w:t>#171717</w:t>
+            </w:r>
+            <w:r>
+              <w:rPr>
+                <w:rFonts w:ascii="Segoe UI" w:hAnsi="Segoe UI" w:cs="Segoe UI"/>
+                <w:color w:val="1F1F1F"/>
+                <w:sz w:val="19"/>
+                <w:szCs w:val="19"/>
+              </w:rPr>
+              <w:t xml:space="preserve"> y </w:t>
+            </w:r>
+            <w:r>
+              <w:rPr>
+                <w:rFonts w:ascii="Segoe UI" w:hAnsi="Segoe UI" w:cs="Segoe UI"/>
+                <w:color w:val="444746"/>
+                <w:sz w:val="19"/>
+                <w:szCs w:val="19"/>
+              </w:rPr>
+              <w:t>#262626</w:t>
+            </w:r>
+            <w:r>
+              <w:rPr>
+                <w:rFonts w:ascii="Segoe UI" w:hAnsi="Segoe UI" w:cs="Segoe UI"/>
+                <w:color w:val="1F1F1F"/>
+                <w:sz w:val="19"/>
+                <w:szCs w:val="19"/>
+              </w:rPr>
+              <w:t>), garantizando la legibilidad perfecta y el cumplimiento de accesibilidad.</w:t>
+            </w:r>
+          </w:p>
+        </w:tc>
+      </w:tr>
+      <w:tr>
+        <w:trPr>
+          <w:trHeight w:val="819"/>
+        </w:trPr>
+        <w:tc>
+          <w:tcPr>
+            <w:tcW w:w="1339" w:type="dxa"/>
+            <w:tcBorders>
+              <w:top w:val="single" w:sz="4" w:space="0" w:color="D1D5DB"/>
+              <w:left w:val="single" w:sz="4" w:space="0" w:color="D1D5DB"/>
+              <w:bottom w:val="single" w:sz="4" w:space="0" w:color="D1D5DB"/>
+              <w:right w:val="single" w:sz="4" w:space="0" w:color="D1D5DB"/>
+            </w:tcBorders>
+            <w:vAlign w:val="center"/>
+            <w:hideMark/>
+          </w:tcPr>
+          <w:p>
+            <w:pPr>
+              <w:keepNext w:val="0"/>
+              <w:suppressAutoHyphens w:val="0"/>
+              <w:spacing w:after="0" w:line="240" w:lineRule="auto"/>
+              <w:rPr>
+                <w:rFonts w:ascii="Segoe UI" w:hAnsi="Segoe UI" w:cs="Segoe UI"/>
+                <w:b/>
+                <w:bCs/>
+                <w:color w:val="1F1F1F"/>
+                <w:sz w:val="19"/>
+                <w:szCs w:val="19"/>
+              </w:rPr>
+            </w:pPr>
+            <w:r>
+              <w:rPr>
+                <w:rFonts w:ascii="Segoe UI" w:hAnsi="Segoe UI" w:cs="Segoe UI"/>
+                <w:b/>
+                <w:bCs/>
+                <w:color w:val="1F1F1F"/>
+                <w:sz w:val="19"/>
+                <w:szCs w:val="19"/>
+              </w:rPr>
+              <w:t>Texto Secundario</w:t>
+            </w:r>
+          </w:p>
+        </w:tc>
+        <w:tc>
+          <w:tcPr>
+            <w:tcW w:w="1409" w:type="dxa"/>
+            <w:tcBorders>
+              <w:top w:val="single" w:sz="4" w:space="0" w:color="D1D5DB"/>
+              <w:left w:val="single" w:sz="4" w:space="0" w:color="D1D5DB"/>
+              <w:bottom w:val="single" w:sz="4" w:space="0" w:color="D1D5DB"/>
+              <w:right w:val="single" w:sz="4" w:space="0" w:color="D1D5DB"/>
+            </w:tcBorders>
+            <w:vAlign w:val="center"/>
+            <w:hideMark/>
+          </w:tcPr>
+          <w:p>
+            <w:pPr>
+              <w:keepNext w:val="0"/>
+              <w:suppressAutoHyphens w:val="0"/>
+              <w:spacing w:after="0" w:line="240" w:lineRule="auto"/>
+              <w:rPr>
+                <w:rFonts w:ascii="Segoe UI" w:hAnsi="Segoe UI" w:cs="Segoe UI"/>
+                <w:b/>
+                <w:bCs/>
+                <w:color w:val="1F1F1F"/>
+                <w:sz w:val="19"/>
+                <w:szCs w:val="19"/>
+              </w:rPr>
+            </w:pPr>
+            <w:r>
+              <w:rPr>
+                <w:rFonts w:ascii="Segoe UI" w:hAnsi="Segoe UI" w:cs="Segoe UI"/>
+                <w:b/>
+                <w:bCs/>
+                <w:color w:val="1F1F1F"/>
+                <w:sz w:val="19"/>
+                <w:szCs w:val="19"/>
+              </w:rPr>
+              <w:t>#9CA3AF</w:t>
+            </w:r>
+          </w:p>
+        </w:tc>
+        <w:tc>
+          <w:tcPr>
+            <w:tcW w:w="1205" w:type="dxa"/>
+            <w:tcBorders>
+              <w:top w:val="single" w:sz="4" w:space="0" w:color="D1D5DB"/>
+              <w:left w:val="single" w:sz="4" w:space="0" w:color="D1D5DB"/>
+              <w:bottom w:val="single" w:sz="4" w:space="0" w:color="D1D5DB"/>
+              <w:right w:val="single" w:sz="4" w:space="0" w:color="D1D5DB"/>
+            </w:tcBorders>
+            <w:vAlign w:val="center"/>
+            <w:hideMark/>
+          </w:tcPr>
+          <w:p>
+            <w:pPr>
+              <w:keepNext w:val="0"/>
+              <w:suppressAutoHyphens w:val="0"/>
+              <w:spacing w:after="0" w:line="240" w:lineRule="auto"/>
+              <w:rPr>
+                <w:rFonts w:ascii="Segoe UI" w:hAnsi="Segoe UI" w:cs="Segoe UI"/>
+                <w:color w:val="1F1F1F"/>
+                <w:sz w:val="19"/>
+                <w:szCs w:val="19"/>
+              </w:rPr>
+            </w:pPr>
+            <w:r>
+              <w:rPr>
+                <w:rFonts w:ascii="Segoe UI" w:hAnsi="Segoe UI" w:cs="Segoe UI"/>
+                <w:color w:val="1F1F1F"/>
+                <w:sz w:val="19"/>
+                <w:szCs w:val="19"/>
+              </w:rPr>
+              <w:t>Gris Claro</w:t>
+            </w:r>
+          </w:p>
+        </w:tc>
+        <w:tc>
+          <w:tcPr>
+            <w:tcW w:w="2250" w:type="dxa"/>
+            <w:tcBorders>
+              <w:top w:val="single" w:sz="4" w:space="0" w:color="D1D5DB"/>
+              <w:left w:val="single" w:sz="4" w:space="0" w:color="D1D5DB"/>
+              <w:bottom w:val="single" w:sz="4" w:space="0" w:color="D1D5DB"/>
+              <w:right w:val="single" w:sz="4" w:space="0" w:color="D1D5DB"/>
+            </w:tcBorders>
+            <w:vAlign w:val="center"/>
+            <w:hideMark/>
+          </w:tcPr>
+          <w:p>
+            <w:pPr>
+              <w:keepNext w:val="0"/>
+              <w:suppressAutoHyphens w:val="0"/>
+              <w:spacing w:after="0" w:line="240" w:lineRule="auto"/>
+              <w:rPr>
+                <w:rFonts w:ascii="Segoe UI" w:hAnsi="Segoe UI" w:cs="Segoe UI"/>
+                <w:color w:val="1F1F1F"/>
+                <w:sz w:val="19"/>
+                <w:szCs w:val="19"/>
+              </w:rPr>
+            </w:pPr>
+            <w:r>
+              <w:rPr>
+                <w:rFonts w:ascii="Segoe UI" w:hAnsi="Segoe UI" w:cs="Segoe UI"/>
+                <w:color w:val="1F1F1F"/>
+                <w:sz w:val="19"/>
+                <w:szCs w:val="19"/>
+              </w:rPr>
+              <w:t>Párrafos descriptivos, textos largos y enlaces inactivos.</w:t>
+            </w:r>
+          </w:p>
+        </w:tc>
+        <w:tc>
+          <w:tcPr>
+            <w:tcW w:w="4855" w:type="dxa"/>
+            <w:tcBorders>
+              <w:top w:val="single" w:sz="4" w:space="0" w:color="D1D5DB"/>
+              <w:left w:val="single" w:sz="4" w:space="0" w:color="D1D5DB"/>
+              <w:bottom w:val="single" w:sz="4" w:space="0" w:color="D1D5DB"/>
+              <w:right w:val="single" w:sz="4" w:space="0" w:color="D1D5DB"/>
+            </w:tcBorders>
+            <w:vAlign w:val="center"/>
+            <w:hideMark/>
+          </w:tcPr>
+          <w:p>
+            <w:pPr>
+              <w:keepNext w:val="0"/>
+              <w:suppressAutoHyphens w:val="0"/>
+              <w:spacing w:after="0" w:line="240" w:lineRule="auto"/>
+              <w:rPr>
+                <w:rFonts w:ascii="Segoe UI" w:hAnsi="Segoe UI" w:cs="Segoe UI"/>
+                <w:color w:val="1F1F1F"/>
+                <w:sz w:val="19"/>
+                <w:szCs w:val="19"/>
+              </w:rPr>
+            </w:pPr>
+            <w:r>
+              <w:rPr>
+                <w:rFonts w:ascii="Segoe UI" w:hAnsi="Segoe UI" w:cs="Segoe UI"/>
+                <w:color w:val="1F1F1F"/>
+                <w:sz w:val="19"/>
+                <w:szCs w:val="19"/>
+              </w:rPr>
+              <w:t>Suaviza la lectura en bloques de texto grandes para que el contraste puro blanco/negro no sature la vista del usuario.</w:t>
+            </w:r>
+          </w:p>
+        </w:tc>
+      </w:tr>
+    </w:tbl>
     <w:p>
       <w:pPr>
         <w:pStyle w:val="Heading1"/>
@@ -30103,7 +31125,7 @@
             </wp:anchor>
           </w:drawing>
         </mc:Choice>
-        <mc:Fallback xmlns:a="http://schemas.openxmlformats.org/drawingml/2006/main" xmlns:pic="http://schemas.openxmlformats.org/drawingml/2006/picture" xmlns:a14="http://schemas.microsoft.com/office/drawing/2010/main">
+        <mc:Fallback xmlns:a14="http://schemas.microsoft.com/office/drawing/2010/main" xmlns:pic="http://schemas.openxmlformats.org/drawingml/2006/picture" xmlns:a="http://schemas.openxmlformats.org/drawingml/2006/main">
           <w:pict w14:anchorId="44D4DE1A">
             <v:shapetype id="_x0000_t32" coordsize="21600,21600" o:oned="t" filled="f" o:spt="32" path="m,l21600,21600e" w14:anchorId="7996C48F">
               <v:path fillok="f" arrowok="t" o:connecttype="none"/>
@@ -30394,7 +31416,7 @@
             </wp:anchor>
           </w:drawing>
         </mc:Choice>
-        <mc:Fallback xmlns:a="http://schemas.openxmlformats.org/drawingml/2006/main" xmlns:pic="http://schemas.openxmlformats.org/drawingml/2006/picture" xmlns:a14="http://schemas.microsoft.com/office/drawing/2010/main">
+        <mc:Fallback xmlns:a14="http://schemas.microsoft.com/office/drawing/2010/main" xmlns:pic="http://schemas.openxmlformats.org/drawingml/2006/picture" xmlns:a="http://schemas.openxmlformats.org/drawingml/2006/main">
           <w:pict w14:anchorId="18211A6C">
             <v:shapetype id="_x0000_t32" coordsize="21600,21600" o:oned="t" filled="f" o:spt="32" path="m,l21600,21600e" w14:anchorId="1F7B267B">
               <v:path fillok="f" arrowok="t" o:connecttype="none"/>
@@ -30697,7 +31719,7 @@
             </wp:anchor>
           </w:drawing>
         </mc:Choice>
-        <mc:Fallback xmlns:a="http://schemas.openxmlformats.org/drawingml/2006/main" xmlns:a14="http://schemas.microsoft.com/office/drawing/2010/main">
+        <mc:Fallback xmlns:a14="http://schemas.microsoft.com/office/drawing/2010/main" xmlns:a="http://schemas.openxmlformats.org/drawingml/2006/main">
           <w:pict w14:anchorId="2258254A">
             <v:shapetype id="_x0000_t32" coordsize="21600,21600" o:oned="t" filled="f" o:spt="32" path="m,l21600,21600e" w14:anchorId="4BB0A5D0">
               <v:path fillok="f" arrowok="t" o:connecttype="none"/>
@@ -30829,7 +31851,7 @@
             </wp:anchor>
           </w:drawing>
         </mc:Choice>
-        <mc:Fallback xmlns:a="http://schemas.openxmlformats.org/drawingml/2006/main" xmlns:a14="http://schemas.microsoft.com/office/drawing/2010/main">
+        <mc:Fallback xmlns:a14="http://schemas.microsoft.com/office/drawing/2010/main" xmlns:a="http://schemas.openxmlformats.org/drawingml/2006/main">
           <w:pict w14:anchorId="50FA3E29">
             <v:shapetype id="_x0000_t32" coordsize="21600,21600" o:oned="t" filled="f" o:spt="32" path="m,l21600,21600e" w14:anchorId="66A82D6C">
               <v:path fillok="f" arrowok="t" o:connecttype="none"/>
@@ -37227,6 +38249,7 @@
   <w:style w:type="character" w:default="1" w:styleId="DefaultParagraphFont">
     <w:name w:val="Default Paragraph Font"/>
     <w:uiPriority w:val="1"/>
+    <w:semiHidden/>
     <w:unhideWhenUsed/>
   </w:style>
   <w:style w:type="table" w:default="1" w:styleId="TableNormal">
@@ -38493,6 +39516,15 @@
 </file>
 
 <file path=customXml/item2.xml><?xml version="1.0" encoding="utf-8"?>
+<?mso-contentType ?>
+<FormTemplates xmlns="http://schemas.microsoft.com/sharepoint/v3/contenttype/forms">
+  <Display>DocumentLibraryForm</Display>
+  <Edit>DocumentLibraryForm</Edit>
+  <New>DocumentLibraryForm</New>
+</FormTemplates>
+</file>
+
+<file path=customXml/item3.xml><?xml version="1.0" encoding="utf-8"?>
 <ct:contentTypeSchema xmlns:ct="http://schemas.microsoft.com/office/2006/metadata/contentType" xmlns:ma="http://schemas.microsoft.com/office/2006/metadata/properties/metaAttributes" ct:_="" ma:_="" ma:contentTypeName="Documento" ma:contentTypeID="0x01010025101D0885731048B0CD21D432E8305A" ma:contentTypeVersion="11" ma:contentTypeDescription="Crear nuevo documento." ma:contentTypeScope="" ma:versionID="81bcf49ec1edc4061c6f9fddaf17e5a4">
   <xsd:schema xmlns:xsd="http://www.w3.org/2001/XMLSchema" xmlns:xs="http://www.w3.org/2001/XMLSchema" xmlns:p="http://schemas.microsoft.com/office/2006/metadata/properties" xmlns:ns3="0dd81e3e-32c4-45c3-852a-33c36a8ca9a2" targetNamespace="http://schemas.microsoft.com/office/2006/metadata/properties" ma:root="true" ma:fieldsID="e214c24f35242a31bbaa59618cd4f46f" ns3:_="">
     <xsd:import namespace="0dd81e3e-32c4-45c3-852a-33c36a8ca9a2"/>
@@ -38680,17 +39712,8 @@
 </ct:contentTypeSchema>
 </file>
 
-<file path=customXml/item3.xml><?xml version="1.0" encoding="utf-8"?>
+<file path=customXml/item4.xml><?xml version="1.0" encoding="utf-8"?>
 <b:Sources xmlns:b="http://schemas.openxmlformats.org/officeDocument/2006/bibliography" xmlns="http://schemas.openxmlformats.org/officeDocument/2006/bibliography" SelectedStyle="\APA.XSL" StyleName="APA Fifth Edition"/>
-</file>
-
-<file path=customXml/item4.xml><?xml version="1.0" encoding="utf-8"?>
-<?mso-contentType ?>
-<FormTemplates xmlns="http://schemas.microsoft.com/sharepoint/v3/contenttype/forms">
-  <Display>DocumentLibraryForm</Display>
-  <Edit>DocumentLibraryForm</Edit>
-  <New>DocumentLibraryForm</New>
-</FormTemplates>
 </file>
 
 <file path=customXml/itemProps1.xml><?xml version="1.0" encoding="utf-8"?>
@@ -38704,6 +39727,14 @@
 </file>
 
 <file path=customXml/itemProps2.xml><?xml version="1.0" encoding="utf-8"?>
+<ds:datastoreItem xmlns:ds="http://schemas.openxmlformats.org/officeDocument/2006/customXml" ds:itemID="{D6C383AF-1EC1-4F0E-B800-E4A39F6E2FAF}">
+  <ds:schemaRefs>
+    <ds:schemaRef ds:uri="http://schemas.microsoft.com/sharepoint/v3/contenttype/forms"/>
+  </ds:schemaRefs>
+</ds:datastoreItem>
+</file>
+
+<file path=customXml/itemProps3.xml><?xml version="1.0" encoding="utf-8"?>
 <ds:datastoreItem xmlns:ds="http://schemas.openxmlformats.org/officeDocument/2006/customXml" ds:itemID="{DCD06B4A-01B4-46AA-8422-B68B8898A05E}">
   <ds:schemaRefs>
     <ds:schemaRef ds:uri="http://schemas.microsoft.com/office/2006/metadata/contentType"/>
@@ -38721,18 +39752,10 @@
 </ds:datastoreItem>
 </file>
 
-<file path=customXml/itemProps3.xml><?xml version="1.0" encoding="utf-8"?>
+<file path=customXml/itemProps4.xml><?xml version="1.0" encoding="utf-8"?>
 <ds:datastoreItem xmlns:ds="http://schemas.openxmlformats.org/officeDocument/2006/customXml" ds:itemID="{16C71FD4-B25F-4F52-875D-9049229978E5}">
   <ds:schemaRefs>
     <ds:schemaRef ds:uri="http://schemas.openxmlformats.org/officeDocument/2006/bibliography"/>
   </ds:schemaRefs>
 </ds:datastoreItem>
-</file>
-
-<file path=customXml/itemProps4.xml><?xml version="1.0" encoding="utf-8"?>
-<ds:datastoreItem xmlns:ds="http://schemas.openxmlformats.org/officeDocument/2006/customXml" ds:itemID="{D6C383AF-1EC1-4F0E-B800-E4A39F6E2FAF}">
-  <ds:schemaRefs>
-    <ds:schemaRef ds:uri="http://schemas.microsoft.com/sharepoint/v3/contenttype/forms"/>
-  </ds:schemaRefs>
-</ds:datastoreItem>
 </file>
--- a/MemoriaTFG-IvanMartinNieto.docx
+++ b/MemoriaTFG-IvanMartinNieto.docx
@@ -83,7 +83,7 @@
               </wp:anchor>
             </w:drawing>
           </mc:Choice>
-          <mc:Fallback xmlns:pic="http://schemas.openxmlformats.org/drawingml/2006/picture" xmlns:a14="http://schemas.microsoft.com/office/drawing/2010/main" xmlns:a="http://schemas.openxmlformats.org/drawingml/2006/main" xmlns:asvg="http://schemas.microsoft.com/office/drawing/2016/SVG/main">
+          <mc:Fallback xmlns:asvg="http://schemas.microsoft.com/office/drawing/2016/SVG/main" xmlns:a="http://schemas.openxmlformats.org/drawingml/2006/main" xmlns:a14="http://schemas.microsoft.com/office/drawing/2010/main" xmlns:pic="http://schemas.openxmlformats.org/drawingml/2006/picture">
             <w:pict w14:anchorId="0829D9D1">
               <v:shapetype id="_x0000_t32" coordsize="21600,21600" o:oned="t" filled="f" o:spt="32" path="m,l21600,21600e" w14:anchorId="38844837">
                 <v:path fillok="f" arrowok="t" o:connecttype="none"/>
@@ -25123,7 +25123,7 @@
       </w:tblGrid>
       <w:tr>
         <w:trPr>
-          <w:trHeight w:val="720"/>
+          <w:trHeight w:val="629"/>
         </w:trPr>
         <w:tc>
           <w:tcPr>
@@ -25283,23 +25283,7 @@
                 <w:bCs/>
                 <w:color w:val="991B1B"/>
               </w:rPr>
-              <w:t>Uso en la</w:t>
-            </w:r>
-            <w:r>
-              <w:rPr>
-                <w:b/>
-                <w:bCs/>
-                <w:color w:val="991B1B"/>
-              </w:rPr>
-              <w:t xml:space="preserve"> </w:t>
-            </w:r>
-            <w:r>
-              <w:rPr>
-                <w:b/>
-                <w:bCs/>
-                <w:color w:val="991B1B"/>
-              </w:rPr>
-              <w:t>Aplicación</w:t>
+              <w:t>Uso en la Aplicación</w:t>
             </w:r>
           </w:p>
         </w:tc>
@@ -25342,7 +25326,7 @@
       </w:tr>
       <w:tr>
         <w:trPr>
-          <w:trHeight w:val="1021"/>
+          <w:trHeight w:val="465"/>
         </w:trPr>
         <w:tc>
           <w:tcPr>
@@ -25431,6 +25415,7 @@
               <w:bottom w:val="single" w:sz="4" w:space="0" w:color="D1D5DB"/>
               <w:right w:val="single" w:sz="4" w:space="0" w:color="D1D5DB"/>
             </w:tcBorders>
+            <w:shd w:val="clear" w:color="auto" w:fill="FE0000"/>
             <w:vAlign w:val="center"/>
             <w:hideMark/>
           </w:tcPr>
@@ -25449,7 +25434,7 @@
             <w:r>
               <w:rPr>
                 <w:rFonts w:ascii="Segoe UI" w:hAnsi="Segoe UI" w:cs="Segoe UI"/>
-                <w:color w:val="1F1F1F"/>
+                <w:color w:val="FFFFFF" w:themeColor="background1"/>
                 <w:sz w:val="19"/>
                 <w:szCs w:val="19"/>
               </w:rPr>
@@ -25488,27 +25473,7 @@
                 <w:sz w:val="19"/>
                 <w:szCs w:val="19"/>
               </w:rPr>
-              <w:t xml:space="preserve">Botón de "Inscribirse", bordes de tarjetas destacadas, </w:t>
-            </w:r>
-            <w:proofErr w:type="spellStart"/>
-            <w:r>
-              <w:rPr>
-                <w:rFonts w:ascii="Segoe UI" w:hAnsi="Segoe UI" w:cs="Segoe UI"/>
-                <w:color w:val="1F1F1F"/>
-                <w:sz w:val="19"/>
-                <w:szCs w:val="19"/>
-              </w:rPr>
-              <w:t>hover</w:t>
-            </w:r>
-            <w:proofErr w:type="spellEnd"/>
-            <w:r>
-              <w:rPr>
-                <w:rFonts w:ascii="Segoe UI" w:hAnsi="Segoe UI" w:cs="Segoe UI"/>
-                <w:color w:val="1F1F1F"/>
-                <w:sz w:val="19"/>
-                <w:szCs w:val="19"/>
-              </w:rPr>
-              <w:t xml:space="preserve"> de enlaces y textos de impacto.</w:t>
+              <w:t>Botón de "Inscribirse", bordes de tarjetas destacadas, hover de enlaces y textos de impacto.</w:t>
             </w:r>
           </w:p>
         </w:tc>
@@ -25550,7 +25515,7 @@
       </w:tr>
       <w:tr>
         <w:trPr>
-          <w:trHeight w:val="824"/>
+          <w:trHeight w:val="465"/>
         </w:trPr>
         <w:tc>
           <w:tcPr>
@@ -25639,6 +25604,7 @@
               <w:bottom w:val="single" w:sz="4" w:space="0" w:color="D1D5DB"/>
               <w:right w:val="single" w:sz="4" w:space="0" w:color="D1D5DB"/>
             </w:tcBorders>
+            <w:shd w:val="clear" w:color="auto" w:fill="171717"/>
             <w:vAlign w:val="center"/>
             <w:hideMark/>
           </w:tcPr>
@@ -25657,7 +25623,7 @@
             <w:r>
               <w:rPr>
                 <w:rFonts w:ascii="Segoe UI" w:hAnsi="Segoe UI" w:cs="Segoe UI"/>
-                <w:color w:val="1F1F1F"/>
+                <w:color w:val="FFFFFF" w:themeColor="background1"/>
                 <w:sz w:val="19"/>
                 <w:szCs w:val="19"/>
               </w:rPr>
@@ -25738,7 +25704,7 @@
       </w:tr>
       <w:tr>
         <w:trPr>
-          <w:trHeight w:val="835"/>
+          <w:trHeight w:val="465"/>
         </w:trPr>
         <w:tc>
           <w:tcPr>
@@ -25827,6 +25793,7 @@
               <w:bottom w:val="single" w:sz="4" w:space="0" w:color="D1D5DB"/>
               <w:right w:val="single" w:sz="4" w:space="0" w:color="D1D5DB"/>
             </w:tcBorders>
+            <w:shd w:val="clear" w:color="auto" w:fill="262626"/>
             <w:vAlign w:val="center"/>
             <w:hideMark/>
           </w:tcPr>
@@ -25845,7 +25812,7 @@
             <w:r>
               <w:rPr>
                 <w:rFonts w:ascii="Segoe UI" w:hAnsi="Segoe UI" w:cs="Segoe UI"/>
-                <w:color w:val="1F1F1F"/>
+                <w:color w:val="FFFFFF" w:themeColor="background1"/>
                 <w:sz w:val="19"/>
                 <w:szCs w:val="19"/>
               </w:rPr>
@@ -25926,7 +25893,7 @@
       </w:tr>
       <w:tr>
         <w:trPr>
-          <w:trHeight w:val="834"/>
+          <w:trHeight w:val="465"/>
         </w:trPr>
         <w:tc>
           <w:tcPr>
@@ -26015,6 +25982,7 @@
               <w:bottom w:val="single" w:sz="4" w:space="0" w:color="D1D5DB"/>
               <w:right w:val="single" w:sz="4" w:space="0" w:color="D1D5DB"/>
             </w:tcBorders>
+            <w:shd w:val="clear" w:color="auto" w:fill="FFFFFF"/>
             <w:vAlign w:val="center"/>
             <w:hideMark/>
           </w:tcPr>
@@ -26150,7 +26118,7 @@
       </w:tr>
       <w:tr>
         <w:trPr>
-          <w:trHeight w:val="819"/>
+          <w:trHeight w:val="465"/>
         </w:trPr>
         <w:tc>
           <w:tcPr>
@@ -26239,6 +26207,7 @@
               <w:bottom w:val="single" w:sz="4" w:space="0" w:color="D1D5DB"/>
               <w:right w:val="single" w:sz="4" w:space="0" w:color="D1D5DB"/>
             </w:tcBorders>
+            <w:shd w:val="clear" w:color="auto" w:fill="9CA3AF"/>
             <w:vAlign w:val="center"/>
             <w:hideMark/>
           </w:tcPr>
@@ -26249,15 +26218,15 @@
               <w:spacing w:after="0" w:line="240" w:lineRule="auto"/>
               <w:rPr>
                 <w:rFonts w:ascii="Segoe UI" w:hAnsi="Segoe UI" w:cs="Segoe UI"/>
-                <w:color w:val="1F1F1F"/>
-                <w:sz w:val="19"/>
-                <w:szCs w:val="19"/>
-              </w:rPr>
-            </w:pPr>
-            <w:r>
-              <w:rPr>
-                <w:rFonts w:ascii="Segoe UI" w:hAnsi="Segoe UI" w:cs="Segoe UI"/>
-                <w:color w:val="1F1F1F"/>
+                <w:color w:val="000000" w:themeColor="text1"/>
+                <w:sz w:val="19"/>
+                <w:szCs w:val="19"/>
+              </w:rPr>
+            </w:pPr>
+            <w:r>
+              <w:rPr>
+                <w:rFonts w:ascii="Segoe UI" w:hAnsi="Segoe UI" w:cs="Segoe UI"/>
+                <w:color w:val="000000" w:themeColor="text1"/>
                 <w:sz w:val="19"/>
                 <w:szCs w:val="19"/>
               </w:rPr>
@@ -26415,76 +26384,550 @@
         <w:t>Tipografía</w:t>
       </w:r>
     </w:p>
-    <w:p>
-      <w:pPr>
-        <w:pStyle w:val="Heading2"/>
-        <w:keepNext w:val="0"/>
-        <w:widowControl w:val="0"/>
-        <w:shd w:val="clear" w:color="auto" w:fill="FFFFFF" w:themeFill="background1"/>
-        <w:spacing w:before="0" w:after="48"/>
-        <w:ind w:left="708"/>
-        <w:rPr>
-          <w:rFonts w:ascii="Segoe UI" w:eastAsia="Segoe UI" w:hAnsi="Segoe UI" w:cs="Segoe UI"/>
-          <w:i w:val="0"/>
-          <w:iCs w:val="0"/>
-          <w:color w:val="212121"/>
-          <w:sz w:val="24"/>
-        </w:rPr>
-      </w:pPr>
-      <w:r>
-        <w:rPr>
-          <w:rFonts w:ascii="Segoe UI" w:eastAsia="Segoe UI" w:hAnsi="Segoe UI" w:cs="Segoe UI"/>
-          <w:i w:val="0"/>
-          <w:iCs w:val="0"/>
-          <w:color w:val="212121"/>
-          <w:sz w:val="24"/>
-        </w:rPr>
-        <w:t>Se emplea la familia tipográfica </w:t>
-      </w:r>
-      <w:r>
-        <w:rPr>
-          <w:rFonts w:ascii="Segoe UI" w:eastAsia="Segoe UI" w:hAnsi="Segoe UI" w:cs="Segoe UI"/>
-          <w:b/>
-          <w:i w:val="0"/>
-          <w:iCs w:val="0"/>
-          <w:color w:val="212121"/>
-          <w:sz w:val="24"/>
-        </w:rPr>
-        <w:t>Inter</w:t>
-      </w:r>
-      <w:r>
-        <w:rPr>
-          <w:rFonts w:ascii="Segoe UI" w:eastAsia="Segoe UI" w:hAnsi="Segoe UI" w:cs="Segoe UI"/>
-          <w:i w:val="0"/>
-          <w:iCs w:val="0"/>
-          <w:color w:val="212121"/>
-          <w:sz w:val="24"/>
-        </w:rPr>
-        <w:t xml:space="preserve">, nativa en entornos web modernos e incluida a través de </w:t>
-      </w:r>
-      <w:proofErr w:type="spellStart"/>
-      <w:r>
-        <w:rPr>
-          <w:rFonts w:ascii="Segoe UI" w:eastAsia="Segoe UI" w:hAnsi="Segoe UI" w:cs="Segoe UI"/>
-          <w:i w:val="0"/>
-          <w:iCs w:val="0"/>
-          <w:color w:val="212121"/>
-          <w:sz w:val="24"/>
-        </w:rPr>
-        <w:t>Tailwind</w:t>
-      </w:r>
-      <w:proofErr w:type="spellEnd"/>
-      <w:r>
-        <w:rPr>
-          <w:rFonts w:ascii="Segoe UI" w:eastAsia="Segoe UI" w:hAnsi="Segoe UI" w:cs="Segoe UI"/>
-          <w:i w:val="0"/>
-          <w:iCs w:val="0"/>
-          <w:color w:val="212121"/>
-          <w:sz w:val="24"/>
-        </w:rPr>
-        <w:t xml:space="preserve"> CSS. Destaca por su legibilidad en pantallas pequeñas y su aspecto limpio y profesional, ideal para la lectura densa de tablas de marcas deportivas y listados de atletas.</w:t>
-      </w:r>
-    </w:p>
+    <w:tbl>
+      <w:tblPr>
+        <w:tblW w:w="9488" w:type="dxa"/>
+        <w:tblCellMar>
+          <w:left w:w="70" w:type="dxa"/>
+          <w:right w:w="70" w:type="dxa"/>
+        </w:tblCellMar>
+        <w:tblLook w:val="04A0" w:firstRow="1" w:lastRow="0" w:firstColumn="1" w:lastColumn="0" w:noHBand="0" w:noVBand="1"/>
+      </w:tblPr>
+      <w:tblGrid>
+        <w:gridCol w:w="1129"/>
+        <w:gridCol w:w="1560"/>
+        <w:gridCol w:w="2551"/>
+        <w:gridCol w:w="4248"/>
+      </w:tblGrid>
+      <w:tr>
+        <w:trPr>
+          <w:trHeight w:val="629"/>
+        </w:trPr>
+        <w:tc>
+          <w:tcPr>
+            <w:tcW w:w="1129" w:type="dxa"/>
+            <w:tcBorders>
+              <w:top w:val="single" w:sz="4" w:space="0" w:color="D1D5DB"/>
+              <w:left w:val="single" w:sz="4" w:space="0" w:color="D1D5DB"/>
+              <w:bottom w:val="single" w:sz="4" w:space="0" w:color="D1D5DB"/>
+              <w:right w:val="single" w:sz="4" w:space="0" w:color="D1D5DB"/>
+            </w:tcBorders>
+            <w:shd w:val="clear" w:color="auto" w:fill="FEE2E2"/>
+            <w:vAlign w:val="center"/>
+            <w:hideMark/>
+          </w:tcPr>
+          <w:p>
+            <w:pPr>
+              <w:keepNext w:val="0"/>
+              <w:widowControl w:val="0"/>
+              <w:shd w:val="clear" w:color="auto" w:fill="FFFFFF" w:themeFill="background1"/>
+              <w:spacing w:after="0"/>
+              <w:jc w:val="center"/>
+              <w:rPr>
+                <w:b/>
+                <w:bCs/>
+                <w:color w:val="991B1B"/>
+              </w:rPr>
+            </w:pPr>
+            <w:r>
+              <w:rPr>
+                <w:b/>
+                <w:bCs/>
+                <w:color w:val="991B1B"/>
+              </w:rPr>
+              <w:t>Fuente</w:t>
+            </w:r>
+          </w:p>
+        </w:tc>
+        <w:tc>
+          <w:tcPr>
+            <w:tcW w:w="1560" w:type="dxa"/>
+            <w:tcBorders>
+              <w:top w:val="single" w:sz="4" w:space="0" w:color="D1D5DB"/>
+              <w:left w:val="single" w:sz="4" w:space="0" w:color="D1D5DB"/>
+              <w:bottom w:val="single" w:sz="4" w:space="0" w:color="D1D5DB"/>
+              <w:right w:val="single" w:sz="4" w:space="0" w:color="D1D5DB"/>
+            </w:tcBorders>
+            <w:shd w:val="clear" w:color="auto" w:fill="FEE2E2"/>
+            <w:vAlign w:val="center"/>
+            <w:hideMark/>
+          </w:tcPr>
+          <w:p>
+            <w:pPr>
+              <w:keepNext w:val="0"/>
+              <w:widowControl w:val="0"/>
+              <w:shd w:val="clear" w:color="auto" w:fill="FFFFFF" w:themeFill="background1"/>
+              <w:spacing w:after="0"/>
+              <w:jc w:val="center"/>
+              <w:rPr>
+                <w:b/>
+                <w:bCs/>
+                <w:color w:val="991B1B"/>
+              </w:rPr>
+            </w:pPr>
+            <w:r>
+              <w:rPr>
+                <w:b/>
+                <w:bCs/>
+                <w:color w:val="991B1B"/>
+              </w:rPr>
+              <w:t>Categoría</w:t>
+            </w:r>
+          </w:p>
+        </w:tc>
+        <w:tc>
+          <w:tcPr>
+            <w:tcW w:w="2551" w:type="dxa"/>
+            <w:tcBorders>
+              <w:top w:val="single" w:sz="4" w:space="0" w:color="D1D5DB"/>
+              <w:left w:val="single" w:sz="4" w:space="0" w:color="D1D5DB"/>
+              <w:bottom w:val="single" w:sz="4" w:space="0" w:color="D1D5DB"/>
+              <w:right w:val="single" w:sz="4" w:space="0" w:color="D1D5DB"/>
+            </w:tcBorders>
+            <w:shd w:val="clear" w:color="auto" w:fill="FEE2E2"/>
+            <w:vAlign w:val="center"/>
+            <w:hideMark/>
+          </w:tcPr>
+          <w:p>
+            <w:pPr>
+              <w:keepNext w:val="0"/>
+              <w:widowControl w:val="0"/>
+              <w:shd w:val="clear" w:color="auto" w:fill="FFFFFF" w:themeFill="background1"/>
+              <w:spacing w:after="0"/>
+              <w:jc w:val="center"/>
+              <w:rPr>
+                <w:b/>
+                <w:bCs/>
+                <w:color w:val="991B1B"/>
+              </w:rPr>
+            </w:pPr>
+            <w:r>
+              <w:rPr>
+                <w:b/>
+                <w:bCs/>
+                <w:color w:val="991B1B"/>
+              </w:rPr>
+              <w:t>Uso en la Aplicación</w:t>
+            </w:r>
+          </w:p>
+        </w:tc>
+        <w:tc>
+          <w:tcPr>
+            <w:tcW w:w="4248" w:type="dxa"/>
+            <w:tcBorders>
+              <w:top w:val="single" w:sz="4" w:space="0" w:color="D1D5DB"/>
+              <w:left w:val="single" w:sz="4" w:space="0" w:color="D1D5DB"/>
+              <w:bottom w:val="single" w:sz="4" w:space="0" w:color="D1D5DB"/>
+              <w:right w:val="single" w:sz="4" w:space="0" w:color="D1D5DB"/>
+            </w:tcBorders>
+            <w:shd w:val="clear" w:color="auto" w:fill="FEE2E2"/>
+            <w:vAlign w:val="center"/>
+            <w:hideMark/>
+          </w:tcPr>
+          <w:p>
+            <w:pPr>
+              <w:keepNext w:val="0"/>
+              <w:widowControl w:val="0"/>
+              <w:shd w:val="clear" w:color="auto" w:fill="FFFFFF" w:themeFill="background1"/>
+              <w:spacing w:after="0"/>
+              <w:jc w:val="center"/>
+              <w:rPr>
+                <w:b/>
+                <w:bCs/>
+                <w:color w:val="991B1B"/>
+              </w:rPr>
+            </w:pPr>
+            <w:r>
+              <w:rPr>
+                <w:b/>
+                <w:bCs/>
+                <w:color w:val="991B1B"/>
+              </w:rPr>
+              <w:t>Justificación</w:t>
+            </w:r>
+          </w:p>
+        </w:tc>
+      </w:tr>
+      <w:tr>
+        <w:trPr>
+          <w:trHeight w:val="465"/>
+        </w:trPr>
+        <w:tc>
+          <w:tcPr>
+            <w:tcW w:w="1129" w:type="dxa"/>
+            <w:tcBorders>
+              <w:top w:val="single" w:sz="4" w:space="0" w:color="D1D5DB"/>
+              <w:left w:val="single" w:sz="4" w:space="0" w:color="D1D5DB"/>
+              <w:bottom w:val="single" w:sz="4" w:space="0" w:color="D1D5DB"/>
+              <w:right w:val="single" w:sz="4" w:space="0" w:color="D1D5DB"/>
+            </w:tcBorders>
+            <w:vAlign w:val="center"/>
+            <w:hideMark/>
+          </w:tcPr>
+          <w:p>
+            <w:pPr>
+              <w:keepNext w:val="0"/>
+              <w:suppressAutoHyphens w:val="0"/>
+              <w:spacing w:after="0" w:line="240" w:lineRule="auto"/>
+              <w:rPr>
+                <w:rFonts w:ascii="Segoe UI" w:hAnsi="Segoe UI" w:cs="Segoe UI"/>
+                <w:b/>
+                <w:bCs/>
+                <w:color w:val="1F1F1F"/>
+                <w:sz w:val="19"/>
+                <w:szCs w:val="19"/>
+              </w:rPr>
+            </w:pPr>
+            <w:r>
+              <w:rPr>
+                <w:rFonts w:ascii="Segoe UI" w:hAnsi="Segoe UI" w:cs="Segoe UI"/>
+                <w:b/>
+                <w:bCs/>
+                <w:color w:val="1F1F1F"/>
+                <w:sz w:val="19"/>
+                <w:szCs w:val="19"/>
+              </w:rPr>
+              <w:t>Graduate</w:t>
+            </w:r>
+          </w:p>
+        </w:tc>
+        <w:tc>
+          <w:tcPr>
+            <w:tcW w:w="1560" w:type="dxa"/>
+            <w:tcBorders>
+              <w:top w:val="single" w:sz="4" w:space="0" w:color="D1D5DB"/>
+              <w:left w:val="single" w:sz="4" w:space="0" w:color="D1D5DB"/>
+              <w:bottom w:val="single" w:sz="4" w:space="0" w:color="D1D5DB"/>
+              <w:right w:val="single" w:sz="4" w:space="0" w:color="D1D5DB"/>
+            </w:tcBorders>
+            <w:vAlign w:val="center"/>
+            <w:hideMark/>
+          </w:tcPr>
+          <w:p>
+            <w:pPr>
+              <w:keepNext w:val="0"/>
+              <w:suppressAutoHyphens w:val="0"/>
+              <w:spacing w:after="0" w:line="240" w:lineRule="auto"/>
+              <w:rPr>
+                <w:rFonts w:ascii="Segoe UI" w:hAnsi="Segoe UI" w:cs="Segoe UI"/>
+                <w:color w:val="1F1F1F"/>
+                <w:sz w:val="19"/>
+                <w:szCs w:val="19"/>
+              </w:rPr>
+            </w:pPr>
+            <w:r>
+              <w:rPr>
+                <w:rFonts w:ascii="Segoe UI" w:hAnsi="Segoe UI" w:cs="Segoe UI"/>
+                <w:color w:val="1F1F1F"/>
+                <w:sz w:val="19"/>
+                <w:szCs w:val="19"/>
+              </w:rPr>
+              <w:t>Serif (Collegiate)</w:t>
+            </w:r>
+          </w:p>
+        </w:tc>
+        <w:tc>
+          <w:tcPr>
+            <w:tcW w:w="2551" w:type="dxa"/>
+            <w:tcBorders>
+              <w:top w:val="single" w:sz="4" w:space="0" w:color="D1D5DB"/>
+              <w:left w:val="single" w:sz="4" w:space="0" w:color="D1D5DB"/>
+              <w:bottom w:val="single" w:sz="4" w:space="0" w:color="D1D5DB"/>
+              <w:right w:val="single" w:sz="4" w:space="0" w:color="D1D5DB"/>
+            </w:tcBorders>
+            <w:vAlign w:val="center"/>
+            <w:hideMark/>
+          </w:tcPr>
+          <w:p>
+            <w:pPr>
+              <w:keepNext w:val="0"/>
+              <w:suppressAutoHyphens w:val="0"/>
+              <w:spacing w:after="0" w:line="240" w:lineRule="auto"/>
+              <w:rPr>
+                <w:rFonts w:ascii="Segoe UI" w:hAnsi="Segoe UI" w:cs="Segoe UI"/>
+                <w:color w:val="1F1F1F"/>
+                <w:sz w:val="19"/>
+                <w:szCs w:val="19"/>
+              </w:rPr>
+            </w:pPr>
+            <w:r>
+              <w:rPr>
+                <w:rFonts w:ascii="Segoe UI" w:hAnsi="Segoe UI" w:cs="Segoe UI"/>
+                <w:color w:val="1F1F1F"/>
+                <w:sz w:val="19"/>
+                <w:szCs w:val="19"/>
+              </w:rPr>
+              <w:t>Títulos principales de marca y logotipos.</w:t>
+            </w:r>
+          </w:p>
+        </w:tc>
+        <w:tc>
+          <w:tcPr>
+            <w:tcW w:w="4248" w:type="dxa"/>
+            <w:tcBorders>
+              <w:top w:val="single" w:sz="4" w:space="0" w:color="D1D5DB"/>
+              <w:left w:val="single" w:sz="4" w:space="0" w:color="D1D5DB"/>
+              <w:bottom w:val="single" w:sz="4" w:space="0" w:color="D1D5DB"/>
+              <w:right w:val="single" w:sz="4" w:space="0" w:color="D1D5DB"/>
+            </w:tcBorders>
+            <w:vAlign w:val="center"/>
+            <w:hideMark/>
+          </w:tcPr>
+          <w:p>
+            <w:pPr>
+              <w:keepNext w:val="0"/>
+              <w:suppressAutoHyphens w:val="0"/>
+              <w:spacing w:after="0" w:line="240" w:lineRule="auto"/>
+              <w:rPr>
+                <w:rFonts w:ascii="Segoe UI" w:hAnsi="Segoe UI" w:cs="Segoe UI"/>
+                <w:color w:val="1F1F1F"/>
+                <w:sz w:val="19"/>
+                <w:szCs w:val="19"/>
+              </w:rPr>
+            </w:pPr>
+            <w:r>
+              <w:rPr>
+                <w:rFonts w:ascii="Segoe UI" w:hAnsi="Segoe UI" w:cs="Segoe UI"/>
+                <w:color w:val="1F1F1F"/>
+                <w:sz w:val="19"/>
+                <w:szCs w:val="19"/>
+              </w:rPr>
+              <w:t>Evoca la estética de las universidades americanas y los clubes deportivos tradicionales. Sus remates cuadrados y estructura robusta transmiten</w:t>
+            </w:r>
+            <w:r>
+              <w:rPr>
+                <w:rFonts w:ascii="Segoe UI" w:hAnsi="Segoe UI" w:cs="Segoe UI"/>
+                <w:color w:val="1F1F1F"/>
+                <w:sz w:val="19"/>
+                <w:szCs w:val="19"/>
+              </w:rPr>
+              <w:t xml:space="preserve"> </w:t>
+            </w:r>
+            <w:r>
+              <w:rPr>
+                <w:rFonts w:ascii="Segoe UI" w:hAnsi="Segoe UI" w:cs="Segoe UI"/>
+                <w:color w:val="1F1F1F"/>
+                <w:sz w:val="19"/>
+                <w:szCs w:val="19"/>
+              </w:rPr>
+              <w:t>espíritu de equipo</w:t>
+            </w:r>
+            <w:r>
+              <w:rPr>
+                <w:rFonts w:ascii="Segoe UI" w:hAnsi="Segoe UI" w:cs="Segoe UI"/>
+                <w:color w:val="1F1F1F"/>
+                <w:sz w:val="19"/>
+                <w:szCs w:val="19"/>
+              </w:rPr>
+              <w:t xml:space="preserve"> gracias a su asociación por la cultura popular</w:t>
+            </w:r>
+            <w:r>
+              <w:rPr>
+                <w:rFonts w:ascii="Segoe UI" w:hAnsi="Segoe UI" w:cs="Segoe UI"/>
+                <w:color w:val="1F1F1F"/>
+                <w:sz w:val="19"/>
+                <w:szCs w:val="19"/>
+              </w:rPr>
+              <w:t>.</w:t>
+            </w:r>
+          </w:p>
+        </w:tc>
+      </w:tr>
+      <w:tr>
+        <w:trPr>
+          <w:trHeight w:val="465"/>
+        </w:trPr>
+        <w:tc>
+          <w:tcPr>
+            <w:tcW w:w="1129" w:type="dxa"/>
+            <w:tcBorders>
+              <w:top w:val="single" w:sz="4" w:space="0" w:color="D1D5DB"/>
+              <w:left w:val="single" w:sz="4" w:space="0" w:color="D1D5DB"/>
+              <w:bottom w:val="single" w:sz="4" w:space="0" w:color="D1D5DB"/>
+              <w:right w:val="single" w:sz="4" w:space="0" w:color="D1D5DB"/>
+            </w:tcBorders>
+            <w:vAlign w:val="center"/>
+            <w:hideMark/>
+          </w:tcPr>
+          <w:p>
+            <w:pPr>
+              <w:keepNext w:val="0"/>
+              <w:suppressAutoHyphens w:val="0"/>
+              <w:spacing w:after="0" w:line="240" w:lineRule="auto"/>
+              <w:rPr>
+                <w:rFonts w:ascii="Segoe UI" w:hAnsi="Segoe UI" w:cs="Segoe UI"/>
+                <w:b/>
+                <w:bCs/>
+                <w:color w:val="1F1F1F"/>
+                <w:sz w:val="19"/>
+                <w:szCs w:val="19"/>
+              </w:rPr>
+            </w:pPr>
+            <w:r>
+              <w:rPr>
+                <w:rFonts w:ascii="Segoe UI" w:hAnsi="Segoe UI" w:cs="Segoe UI"/>
+                <w:b/>
+                <w:bCs/>
+                <w:color w:val="1F1F1F"/>
+                <w:sz w:val="19"/>
+                <w:szCs w:val="19"/>
+              </w:rPr>
+              <w:t>Inter</w:t>
+            </w:r>
+          </w:p>
+        </w:tc>
+        <w:tc>
+          <w:tcPr>
+            <w:tcW w:w="1560" w:type="dxa"/>
+            <w:tcBorders>
+              <w:top w:val="single" w:sz="4" w:space="0" w:color="D1D5DB"/>
+              <w:left w:val="single" w:sz="4" w:space="0" w:color="D1D5DB"/>
+              <w:bottom w:val="single" w:sz="4" w:space="0" w:color="D1D5DB"/>
+              <w:right w:val="single" w:sz="4" w:space="0" w:color="D1D5DB"/>
+            </w:tcBorders>
+            <w:vAlign w:val="center"/>
+            <w:hideMark/>
+          </w:tcPr>
+          <w:p>
+            <w:pPr>
+              <w:keepNext w:val="0"/>
+              <w:suppressAutoHyphens w:val="0"/>
+              <w:spacing w:after="0" w:line="240" w:lineRule="auto"/>
+              <w:rPr>
+                <w:rFonts w:ascii="Segoe UI" w:hAnsi="Segoe UI" w:cs="Segoe UI"/>
+                <w:color w:val="1F1F1F"/>
+                <w:sz w:val="19"/>
+                <w:szCs w:val="19"/>
+              </w:rPr>
+            </w:pPr>
+            <w:r>
+              <w:rPr>
+                <w:rFonts w:ascii="Segoe UI" w:hAnsi="Segoe UI" w:cs="Segoe UI"/>
+                <w:color w:val="1F1F1F"/>
+                <w:sz w:val="19"/>
+                <w:szCs w:val="19"/>
+              </w:rPr>
+              <w:t>Sans-serif (Variable)</w:t>
+            </w:r>
+          </w:p>
+        </w:tc>
+        <w:tc>
+          <w:tcPr>
+            <w:tcW w:w="2551" w:type="dxa"/>
+            <w:tcBorders>
+              <w:top w:val="single" w:sz="4" w:space="0" w:color="D1D5DB"/>
+              <w:left w:val="single" w:sz="4" w:space="0" w:color="D1D5DB"/>
+              <w:bottom w:val="single" w:sz="4" w:space="0" w:color="D1D5DB"/>
+              <w:right w:val="single" w:sz="4" w:space="0" w:color="D1D5DB"/>
+            </w:tcBorders>
+            <w:vAlign w:val="center"/>
+            <w:hideMark/>
+          </w:tcPr>
+          <w:p>
+            <w:pPr>
+              <w:keepNext w:val="0"/>
+              <w:suppressAutoHyphens w:val="0"/>
+              <w:spacing w:after="0" w:line="240" w:lineRule="auto"/>
+              <w:rPr>
+                <w:rFonts w:ascii="Segoe UI" w:hAnsi="Segoe UI" w:cs="Segoe UI"/>
+                <w:color w:val="1F1F1F"/>
+                <w:sz w:val="19"/>
+                <w:szCs w:val="19"/>
+              </w:rPr>
+            </w:pPr>
+            <w:r>
+              <w:rPr>
+                <w:rFonts w:ascii="Segoe UI" w:hAnsi="Segoe UI" w:cs="Segoe UI"/>
+                <w:color w:val="1F1F1F"/>
+                <w:sz w:val="19"/>
+                <w:szCs w:val="19"/>
+              </w:rPr>
+              <w:t>Textos de cuerpo, botones, menús y formularios.</w:t>
+            </w:r>
+          </w:p>
+        </w:tc>
+        <w:tc>
+          <w:tcPr>
+            <w:tcW w:w="4248" w:type="dxa"/>
+            <w:tcBorders>
+              <w:top w:val="single" w:sz="4" w:space="0" w:color="D1D5DB"/>
+              <w:left w:val="single" w:sz="4" w:space="0" w:color="D1D5DB"/>
+              <w:bottom w:val="single" w:sz="4" w:space="0" w:color="D1D5DB"/>
+              <w:right w:val="single" w:sz="4" w:space="0" w:color="D1D5DB"/>
+            </w:tcBorders>
+            <w:vAlign w:val="center"/>
+            <w:hideMark/>
+          </w:tcPr>
+          <w:p>
+            <w:pPr>
+              <w:keepNext w:val="0"/>
+              <w:suppressAutoHyphens w:val="0"/>
+              <w:spacing w:after="0" w:line="240" w:lineRule="auto"/>
+              <w:rPr>
+                <w:rFonts w:ascii="Segoe UI" w:hAnsi="Segoe UI" w:cs="Segoe UI"/>
+                <w:color w:val="1F1F1F"/>
+                <w:sz w:val="19"/>
+                <w:szCs w:val="19"/>
+              </w:rPr>
+            </w:pPr>
+            <w:r>
+              <w:rPr>
+                <w:rFonts w:ascii="Segoe UI" w:hAnsi="Segoe UI" w:cs="Segoe UI"/>
+                <w:color w:val="1F1F1F"/>
+                <w:sz w:val="19"/>
+                <w:szCs w:val="19"/>
+              </w:rPr>
+              <w:t xml:space="preserve">Es una fuente diseñada específicamente para pantallas. Su alta legibilidad en tamaños pequeños es </w:t>
+            </w:r>
+            <w:r>
+              <w:rPr>
+                <w:rFonts w:ascii="Segoe UI" w:hAnsi="Segoe UI" w:cs="Segoe UI"/>
+                <w:color w:val="1F1F1F"/>
+                <w:sz w:val="19"/>
+                <w:szCs w:val="19"/>
+              </w:rPr>
+              <w:t>importante</w:t>
+            </w:r>
+            <w:r>
+              <w:rPr>
+                <w:rFonts w:ascii="Segoe UI" w:hAnsi="Segoe UI" w:cs="Segoe UI"/>
+                <w:color w:val="1F1F1F"/>
+                <w:sz w:val="19"/>
+                <w:szCs w:val="19"/>
+              </w:rPr>
+              <w:t xml:space="preserve"> para que los </w:t>
+            </w:r>
+            <w:r>
+              <w:rPr>
+                <w:rFonts w:ascii="Segoe UI" w:hAnsi="Segoe UI" w:cs="Segoe UI"/>
+                <w:color w:val="1F1F1F"/>
+                <w:sz w:val="19"/>
+                <w:szCs w:val="19"/>
+              </w:rPr>
+              <w:t>usuarios</w:t>
+            </w:r>
+            <w:r>
+              <w:rPr>
+                <w:rFonts w:ascii="Segoe UI" w:hAnsi="Segoe UI" w:cs="Segoe UI"/>
+                <w:color w:val="1F1F1F"/>
+                <w:sz w:val="19"/>
+                <w:szCs w:val="19"/>
+              </w:rPr>
+              <w:t xml:space="preserve"> puedan leer sus sesiones de entrenamiento o revisar documentos de inscripción sin fatiga visual</w:t>
+            </w:r>
+            <w:r>
+              <w:rPr>
+                <w:rFonts w:ascii="Segoe UI" w:hAnsi="Segoe UI" w:cs="Segoe UI"/>
+                <w:color w:val="1F1F1F"/>
+                <w:sz w:val="19"/>
+                <w:szCs w:val="19"/>
+              </w:rPr>
+              <w:t>, sobre todo en dispositivos pequeños.</w:t>
+            </w:r>
+          </w:p>
+        </w:tc>
+      </w:tr>
+    </w:tbl>
     <w:p>
       <w:pPr>
         <w:pStyle w:val="Heading2"/>
@@ -31125,7 +31568,7 @@
             </wp:anchor>
           </w:drawing>
         </mc:Choice>
-        <mc:Fallback xmlns:a14="http://schemas.microsoft.com/office/drawing/2010/main" xmlns:pic="http://schemas.openxmlformats.org/drawingml/2006/picture" xmlns:a="http://schemas.openxmlformats.org/drawingml/2006/main">
+        <mc:Fallback xmlns:a="http://schemas.openxmlformats.org/drawingml/2006/main" xmlns:pic="http://schemas.openxmlformats.org/drawingml/2006/picture" xmlns:a14="http://schemas.microsoft.com/office/drawing/2010/main">
           <w:pict w14:anchorId="44D4DE1A">
             <v:shapetype id="_x0000_t32" coordsize="21600,21600" o:oned="t" filled="f" o:spt="32" path="m,l21600,21600e" w14:anchorId="7996C48F">
               <v:path fillok="f" arrowok="t" o:connecttype="none"/>
@@ -31416,7 +31859,7 @@
             </wp:anchor>
           </w:drawing>
         </mc:Choice>
-        <mc:Fallback xmlns:a14="http://schemas.microsoft.com/office/drawing/2010/main" xmlns:pic="http://schemas.openxmlformats.org/drawingml/2006/picture" xmlns:a="http://schemas.openxmlformats.org/drawingml/2006/main">
+        <mc:Fallback xmlns:a="http://schemas.openxmlformats.org/drawingml/2006/main" xmlns:pic="http://schemas.openxmlformats.org/drawingml/2006/picture" xmlns:a14="http://schemas.microsoft.com/office/drawing/2010/main">
           <w:pict w14:anchorId="18211A6C">
             <v:shapetype id="_x0000_t32" coordsize="21600,21600" o:oned="t" filled="f" o:spt="32" path="m,l21600,21600e" w14:anchorId="1F7B267B">
               <v:path fillok="f" arrowok="t" o:connecttype="none"/>
@@ -31719,7 +32162,7 @@
             </wp:anchor>
           </w:drawing>
         </mc:Choice>
-        <mc:Fallback xmlns:a14="http://schemas.microsoft.com/office/drawing/2010/main" xmlns:a="http://schemas.openxmlformats.org/drawingml/2006/main">
+        <mc:Fallback xmlns:a="http://schemas.openxmlformats.org/drawingml/2006/main" xmlns:a14="http://schemas.microsoft.com/office/drawing/2010/main">
           <w:pict w14:anchorId="2258254A">
             <v:shapetype id="_x0000_t32" coordsize="21600,21600" o:oned="t" filled="f" o:spt="32" path="m,l21600,21600e" w14:anchorId="4BB0A5D0">
               <v:path fillok="f" arrowok="t" o:connecttype="none"/>
@@ -31851,7 +32294,7 @@
             </wp:anchor>
           </w:drawing>
         </mc:Choice>
-        <mc:Fallback xmlns:a14="http://schemas.microsoft.com/office/drawing/2010/main" xmlns:a="http://schemas.openxmlformats.org/drawingml/2006/main">
+        <mc:Fallback xmlns:a="http://schemas.openxmlformats.org/drawingml/2006/main" xmlns:a14="http://schemas.microsoft.com/office/drawing/2010/main">
           <w:pict w14:anchorId="50FA3E29">
             <v:shapetype id="_x0000_t32" coordsize="21600,21600" o:oned="t" filled="f" o:spt="32" path="m,l21600,21600e" w14:anchorId="66A82D6C">
               <v:path fillok="f" arrowok="t" o:connecttype="none"/>
@@ -39516,6 +39959,10 @@
 </file>
 
 <file path=customXml/item2.xml><?xml version="1.0" encoding="utf-8"?>
+<b:Sources xmlns:b="http://schemas.openxmlformats.org/officeDocument/2006/bibliography" xmlns="http://schemas.openxmlformats.org/officeDocument/2006/bibliography" SelectedStyle="\APA.XSL" StyleName="APA Fifth Edition"/>
+</file>
+
+<file path=customXml/item3.xml><?xml version="1.0" encoding="utf-8"?>
 <?mso-contentType ?>
 <FormTemplates xmlns="http://schemas.microsoft.com/sharepoint/v3/contenttype/forms">
   <Display>DocumentLibraryForm</Display>
@@ -39524,7 +39971,7 @@
 </FormTemplates>
 </file>
 
-<file path=customXml/item3.xml><?xml version="1.0" encoding="utf-8"?>
+<file path=customXml/item4.xml><?xml version="1.0" encoding="utf-8"?>
 <ct:contentTypeSchema xmlns:ct="http://schemas.microsoft.com/office/2006/metadata/contentType" xmlns:ma="http://schemas.microsoft.com/office/2006/metadata/properties/metaAttributes" ct:_="" ma:_="" ma:contentTypeName="Documento" ma:contentTypeID="0x01010025101D0885731048B0CD21D432E8305A" ma:contentTypeVersion="11" ma:contentTypeDescription="Crear nuevo documento." ma:contentTypeScope="" ma:versionID="81bcf49ec1edc4061c6f9fddaf17e5a4">
   <xsd:schema xmlns:xsd="http://www.w3.org/2001/XMLSchema" xmlns:xs="http://www.w3.org/2001/XMLSchema" xmlns:p="http://schemas.microsoft.com/office/2006/metadata/properties" xmlns:ns3="0dd81e3e-32c4-45c3-852a-33c36a8ca9a2" targetNamespace="http://schemas.microsoft.com/office/2006/metadata/properties" ma:root="true" ma:fieldsID="e214c24f35242a31bbaa59618cd4f46f" ns3:_="">
     <xsd:import namespace="0dd81e3e-32c4-45c3-852a-33c36a8ca9a2"/>
@@ -39712,10 +40159,6 @@
 </ct:contentTypeSchema>
 </file>
 
-<file path=customXml/item4.xml><?xml version="1.0" encoding="utf-8"?>
-<b:Sources xmlns:b="http://schemas.openxmlformats.org/officeDocument/2006/bibliography" xmlns="http://schemas.openxmlformats.org/officeDocument/2006/bibliography" SelectedStyle="\APA.XSL" StyleName="APA Fifth Edition"/>
-</file>
-
 <file path=customXml/itemProps1.xml><?xml version="1.0" encoding="utf-8"?>
 <ds:datastoreItem xmlns:ds="http://schemas.openxmlformats.org/officeDocument/2006/customXml" ds:itemID="{56B03E1A-13FD-4632-B7FD-6FEC8181D718}">
   <ds:schemaRefs>
@@ -39727,6 +40170,14 @@
 </file>
 
 <file path=customXml/itemProps2.xml><?xml version="1.0" encoding="utf-8"?>
+<ds:datastoreItem xmlns:ds="http://schemas.openxmlformats.org/officeDocument/2006/customXml" ds:itemID="{16C71FD4-B25F-4F52-875D-9049229978E5}">
+  <ds:schemaRefs>
+    <ds:schemaRef ds:uri="http://schemas.openxmlformats.org/officeDocument/2006/bibliography"/>
+  </ds:schemaRefs>
+</ds:datastoreItem>
+</file>
+
+<file path=customXml/itemProps3.xml><?xml version="1.0" encoding="utf-8"?>
 <ds:datastoreItem xmlns:ds="http://schemas.openxmlformats.org/officeDocument/2006/customXml" ds:itemID="{D6C383AF-1EC1-4F0E-B800-E4A39F6E2FAF}">
   <ds:schemaRefs>
     <ds:schemaRef ds:uri="http://schemas.microsoft.com/sharepoint/v3/contenttype/forms"/>
@@ -39734,7 +40185,7 @@
 </ds:datastoreItem>
 </file>
 
-<file path=customXml/itemProps3.xml><?xml version="1.0" encoding="utf-8"?>
+<file path=customXml/itemProps4.xml><?xml version="1.0" encoding="utf-8"?>
 <ds:datastoreItem xmlns:ds="http://schemas.openxmlformats.org/officeDocument/2006/customXml" ds:itemID="{DCD06B4A-01B4-46AA-8422-B68B8898A05E}">
   <ds:schemaRefs>
     <ds:schemaRef ds:uri="http://schemas.microsoft.com/office/2006/metadata/contentType"/>
@@ -39750,12 +40201,4 @@
     <ds:schemaRef ds:uri="http://schemas.microsoft.com/internal/obd"/>
   </ds:schemaRefs>
 </ds:datastoreItem>
-</file>
-
-<file path=customXml/itemProps4.xml><?xml version="1.0" encoding="utf-8"?>
-<ds:datastoreItem xmlns:ds="http://schemas.openxmlformats.org/officeDocument/2006/customXml" ds:itemID="{16C71FD4-B25F-4F52-875D-9049229978E5}">
-  <ds:schemaRefs>
-    <ds:schemaRef ds:uri="http://schemas.openxmlformats.org/officeDocument/2006/bibliography"/>
-  </ds:schemaRefs>
-</ds:datastoreItem>
 </file>